--- a/недодип.docx
+++ b/недодип.docx
@@ -254,18 +254,32 @@
         <w:rPr>
           <w:lang w:eastAsia="ru-RU" w:bidi="ru-RU"/>
         </w:rPr>
-        <w:t>. Профильные обзоры указывают на дисбалансы спроса и предложения на рынке аренды и ускорение арендных ставок в отдельные периоды, что повышает неопределённость для домохозяйств и профессиональных участников</w:t>
-      </w:r>
+        <w:t xml:space="preserve">. Профильные обзоры указывают на дисбалансы спроса и предложения на рынке аренды и ускорение арендных ставок в отдельные периоды, что повышает неопределённость для домохозяйств и профессиональных </w:t>
+      </w:r>
+      <w:proofErr w:type="gramStart"/>
       <w:r>
         <w:rPr>
           <w:lang w:eastAsia="ru-RU" w:bidi="ru-RU"/>
         </w:rPr>
-        <w:t>[3]</w:t>
+        <w:t>участников</w:t>
       </w:r>
       <w:r>
         <w:rPr>
           <w:lang w:eastAsia="ru-RU" w:bidi="ru-RU"/>
         </w:rPr>
+        <w:t>[</w:t>
+      </w:r>
+      <w:proofErr w:type="gramEnd"/>
+      <w:r>
+        <w:rPr>
+          <w:lang w:eastAsia="ru-RU" w:bidi="ru-RU"/>
+        </w:rPr>
+        <w:t>3]</w:t>
+      </w:r>
+      <w:r>
+        <w:rPr>
+          <w:lang w:eastAsia="ru-RU" w:bidi="ru-RU"/>
+        </w:rPr>
         <w:t xml:space="preserve">. В этих условиях система, объединяющая </w:t>
       </w:r>
       <w:proofErr w:type="spellStart"/>
@@ -299,13 +313,27 @@
         <w:rPr>
           <w:lang w:eastAsia="ru-RU" w:bidi="ru-RU"/>
         </w:rPr>
-        <w:t>В качестве данных используются объявления о недвижимости</w:t>
-      </w:r>
+        <w:t xml:space="preserve">В качестве данных используются объявления о </w:t>
+      </w:r>
+      <w:proofErr w:type="gramStart"/>
       <w:r>
         <w:rPr>
           <w:lang w:eastAsia="ru-RU" w:bidi="ru-RU"/>
         </w:rPr>
-        <w:t>[4]</w:t>
+        <w:t>недвижимости</w:t>
+      </w:r>
+      <w:r>
+        <w:rPr>
+          <w:lang w:eastAsia="ru-RU" w:bidi="ru-RU"/>
+        </w:rPr>
+        <w:t>[</w:t>
+      </w:r>
+      <w:proofErr w:type="gramEnd"/>
+      <w:r>
+        <w:rPr>
+          <w:lang w:eastAsia="ru-RU" w:bidi="ru-RU"/>
+        </w:rPr>
+        <w:t>4]</w:t>
       </w:r>
       <w:r>
         <w:rPr>
@@ -495,12 +523,1141 @@
       <w:pPr>
         <w:pStyle w:val="a0"/>
       </w:pPr>
-      <w:commentRangeStart w:id="3"/>
       <w:r>
         <w:lastRenderedPageBreak/>
         <w:t>ИССЛЕДОВАТЕЛЬСКИЙ РАЗДЕЛ</w:t>
       </w:r>
+    </w:p>
+    <w:p>
+      <w:pPr>
+        <w:rPr>
+          <w:lang w:eastAsia="ru-RU"/>
+        </w:rPr>
+      </w:pPr>
+      <w:r>
+        <w:t>В данном разделе представлено исследование задачи и способов. Последовательно выполнены: анализ решаемой задачи и предметной области рынка жилой недвижимости, обзор существующих аналогов и подходов с оценкой их преимуществ и ограничений, формулирование цели и задач работы на основе результатов обзора, а также разработка технического задания с определением ключевых функциональных требований, ограничений и критериев приемки. Завершает раздел краткий вывод по результатам исследования и их роли в дальнейшей разработке.</w:t>
+      </w:r>
+    </w:p>
+    <w:p>
+      <w:pPr>
+        <w:pStyle w:val="23"/>
+      </w:pPr>
+      <w:r>
+        <w:t>Анализ предметной области</w:t>
+      </w:r>
+    </w:p>
+    <w:p>
+      <w:r>
+        <w:t xml:space="preserve">Предметная область настоящего исследования — </w:t>
+      </w:r>
+      <w:r>
+        <w:rPr>
+          <w:rStyle w:val="affd"/>
+          <w:b w:val="0"/>
+          <w:bCs w:val="0"/>
+        </w:rPr>
+        <w:t>интеллектуальная оценка стоимости объектов жилой недвижимости</w:t>
+      </w:r>
+      <w:r>
+        <w:t xml:space="preserve">. Она лежит на пересечении рынков жилья, прикладной предиктивной аналитики, геоинформационных систем и методов машинного обучения для табличных и </w:t>
+      </w:r>
+      <w:proofErr w:type="spellStart"/>
+      <w:r>
+        <w:t>геопространственных</w:t>
+      </w:r>
+      <w:proofErr w:type="spellEnd"/>
+      <w:r>
+        <w:t xml:space="preserve"> данных. Объектом оценки выступают квартиры (аренда/продажа); ключевые характеристики: локация (адрес, координаты), параметры планировки (площадь, комнаты, этаж/этажность), тип и состояние дома, окружение (доступность транспорта, объекты инфраструктуры), а также временной контекст публикации. Базовые термины: </w:t>
+      </w:r>
+      <w:r>
+        <w:rPr>
+          <w:rStyle w:val="affd"/>
+          <w:b w:val="0"/>
+          <w:bCs w:val="0"/>
+        </w:rPr>
+        <w:t>гедоническая цена</w:t>
+      </w:r>
+      <w:r>
+        <w:t xml:space="preserve"> (стоимость как функция атрибутов), </w:t>
+      </w:r>
+      <w:proofErr w:type="spellStart"/>
+      <w:r>
+        <w:rPr>
+          <w:rStyle w:val="affd"/>
+          <w:b w:val="0"/>
+          <w:bCs w:val="0"/>
+        </w:rPr>
+        <w:t>компараблы</w:t>
+      </w:r>
+      <w:proofErr w:type="spellEnd"/>
+      <w:r>
+        <w:t xml:space="preserve"> (сопоставимые объекты), </w:t>
+      </w:r>
+      <w:r>
+        <w:rPr>
+          <w:rStyle w:val="affd"/>
+          <w:b w:val="0"/>
+          <w:bCs w:val="0"/>
+        </w:rPr>
+        <w:t>пространственная автокорреляция</w:t>
+      </w:r>
+      <w:r>
+        <w:t xml:space="preserve"> (сходство цен в близких локациях), </w:t>
+      </w:r>
+      <w:r>
+        <w:rPr>
+          <w:rStyle w:val="affd"/>
+          <w:b w:val="0"/>
+          <w:bCs w:val="0"/>
+        </w:rPr>
+        <w:t>неопределённость прогноза</w:t>
+      </w:r>
+      <w:r>
+        <w:t xml:space="preserve"> (интервал доверия/покрытия).</w:t>
+      </w:r>
+    </w:p>
+    <w:p>
+      <w:pPr>
+        <w:rPr>
+          <w:lang w:eastAsia="ru-RU"/>
+        </w:rPr>
+      </w:pPr>
+      <w:r>
+        <w:rPr>
+          <w:lang w:eastAsia="ru-RU"/>
+        </w:rPr>
+        <w:t>Существующие подходы включают:</w:t>
+      </w:r>
+    </w:p>
+    <w:p>
+      <w:pPr>
+        <w:pStyle w:val="1"/>
+      </w:pPr>
+      <w:r>
+        <w:rPr>
+          <w:rStyle w:val="affd"/>
+          <w:rFonts w:eastAsiaTheme="majorEastAsia"/>
+          <w:b w:val="0"/>
+          <w:bCs w:val="0"/>
+        </w:rPr>
+        <w:t>Эконометрические гедонические модели</w:t>
+      </w:r>
+      <w:r>
+        <w:t xml:space="preserve"> (линейная/лог-линейная регрессия): прозрачны и интерпретируемы, но плохо захватывают нелинейности и взаимодействия признаков.</w:t>
+      </w:r>
+    </w:p>
+    <w:p>
+      <w:pPr>
+        <w:pStyle w:val="1"/>
+      </w:pPr>
+      <w:r>
+        <w:lastRenderedPageBreak/>
+        <w:t>Правила/эвристики оценщиков и CMA (сравнительный анализ рынка): понятны экспертам, но трудоёмки, субъективны и слабо масштабируемы</w:t>
+      </w:r>
+      <w:r>
+        <w:t>.</w:t>
+      </w:r>
+    </w:p>
+    <w:p>
+      <w:r>
+        <w:t xml:space="preserve">Предлагаемое решение опирается на современные табличные модели с расширенным </w:t>
+      </w:r>
+      <w:proofErr w:type="spellStart"/>
+      <w:r>
+        <w:t>геопризнаковым</w:t>
+      </w:r>
+      <w:proofErr w:type="spellEnd"/>
+      <w:r>
+        <w:t xml:space="preserve"> описанием (агрегаты по ячейкам местности, время/стоимость до транспорта, плотность и структура предложений), честную оценку неопределённости (</w:t>
+      </w:r>
+      <w:proofErr w:type="spellStart"/>
+      <w:r>
+        <w:t>квантильные</w:t>
+      </w:r>
+      <w:proofErr w:type="spellEnd"/>
+      <w:r>
+        <w:t xml:space="preserve">/конформные предсказания), интерпретируемость (локальные и глобальные объяснения вкладов признаков) и поиск </w:t>
+      </w:r>
+      <w:proofErr w:type="spellStart"/>
+      <w:r>
+        <w:t>компараблов</w:t>
+      </w:r>
+      <w:proofErr w:type="spellEnd"/>
+      <w:r>
+        <w:t xml:space="preserve"> по близости атрибутов и локации. Такой подход призван объединить масштабируемость автоматизированных моделей с прозрачностью и практической полезностью экспертных методик, что создаёт основу для последующей постановки целей, задач и формализации технического задания.</w:t>
+      </w:r>
+    </w:p>
+    <w:p>
+      <w:pPr>
+        <w:pStyle w:val="23"/>
+      </w:pPr>
+      <w:r>
+        <w:t>Обзор существующих аналогов</w:t>
+      </w:r>
+    </w:p>
+    <w:p>
+      <w:r>
+        <w:t>На рынке РФ представлены сервисы, выполняющие автоматизированную оценку жилья (AVM): они прогнозируют цену продажи/аренды по адресу и базовым параметрам, иногда показывают динамику спроса/цен. Однако чаще всего не раскрывают методику моделирования, не предоставляют доверительные интервалы и объяснения факторов, а также ограничены по экспорту/API</w:t>
+      </w:r>
+      <w:r>
+        <w:t>.</w:t>
+      </w:r>
+    </w:p>
+    <w:p>
+      <w:r>
+        <w:t xml:space="preserve">Так, сервис оценки у крупных площадок объявлений предоставляет ориентир стоимости квартиры по адресу с учётом параметров объекта и локальной динамики. Пользователь видит приблизительную цену, иногда — исторические изменения по дому или району. При этом методология расчёта, как правило, не раскрывается: упоминается использование больших данных и моделей машинного обучения, но без детального описания архитектуры, признаков и процедуры валидации. Доверительные интервалы для оценки неопределённости не показываются, а экспорт результатов или открытый API </w:t>
+      </w:r>
+      <w:r>
+        <w:lastRenderedPageBreak/>
+        <w:t>обычно отсутствуют. Сильной стороной таких решений остаётся широкая фактическая база объявлений и полезные визуализации локальной истории цен</w:t>
+      </w:r>
+      <w:r>
+        <w:t>.</w:t>
+      </w:r>
+    </w:p>
+    <w:p>
+      <w:r>
+        <w:t>Финансовые платформы и банковские сервисы (например, ориентированные на ипотечные сделки) предоставляют онлайн-оценку объекта и интегрируют её в сценарии оформления ипотеки, страхования или подготовки отчёта оценщика. Их преимущество — связка с реальными сделками и документами; слабое место — закрытость методики, отсутствие объяснимости модели для конечного пользователя и, как правило, отсутствие интервалов неопределённости. Функции подбора сопоставимых объектов здесь также представлены ограниченно либо не представлены вовсе</w:t>
+      </w:r>
+      <w:r>
+        <w:t>.</w:t>
+      </w:r>
+    </w:p>
+    <w:p>
+      <w:r>
+        <w:t xml:space="preserve">Отдельную группу составляют калькуляторы оценочной стоимости на отраслевых сайтах и в нишевых проектах. Их цель — быстро дать ориентир цены и сгенерировать </w:t>
+      </w:r>
+      <w:proofErr w:type="spellStart"/>
+      <w:r>
+        <w:t>лиды</w:t>
+      </w:r>
+      <w:proofErr w:type="spellEnd"/>
+      <w:r>
+        <w:t xml:space="preserve"> для агентств. Эти решения просты и доступны, но используют упрощённые эвристики, не учитывают пространственно-временные эффекты рынка, не предоставляют интерпретируемых объяснений и не поддерживают подбор качественных «</w:t>
+      </w:r>
+      <w:proofErr w:type="spellStart"/>
+      <w:r>
+        <w:t>компараблов</w:t>
+      </w:r>
+      <w:proofErr w:type="spellEnd"/>
+      <w:r>
+        <w:t>». Экспорт и программный доступ также редкость.</w:t>
+      </w:r>
+    </w:p>
+    <w:p>
+      <w:r>
+        <w:t>В сумме по результатам обзора можно сформулировать следующие наблюдения</w:t>
+      </w:r>
+      <w:r>
+        <w:t>.</w:t>
+      </w:r>
+    </w:p>
+    <w:p>
+      <w:pPr>
+        <w:pStyle w:val="14"/>
+      </w:pPr>
+      <w:r>
+        <w:t>О</w:t>
+      </w:r>
+      <w:r>
+        <w:t xml:space="preserve">ткрытых решений, одновременно предоставляющих (1) корректно калиброванные доверительные интервалы, (2) интерпретируемые объяснения вклада признаков для конкретного объекта и (3) системный подбор сопоставимых объектов с учётом </w:t>
+      </w:r>
+      <w:proofErr w:type="spellStart"/>
+      <w:r>
+        <w:t>геопространственной</w:t>
+      </w:r>
+      <w:proofErr w:type="spellEnd"/>
+      <w:r>
+        <w:t xml:space="preserve"> близости, не выявлено</w:t>
+      </w:r>
+      <w:r>
+        <w:t>.</w:t>
+      </w:r>
+    </w:p>
+    <w:p>
+      <w:pPr>
+        <w:pStyle w:val="14"/>
+      </w:pPr>
+      <w:r>
+        <w:t>С</w:t>
+      </w:r>
+      <w:r>
+        <w:t>ильные стороны рынка — накопленные данные, удобные интерфейсы и базовая динамика цен — могут быть приняты как фундамент нашей функциональности</w:t>
+      </w:r>
+      <w:r>
+        <w:t>.</w:t>
+      </w:r>
+    </w:p>
+    <w:p>
+      <w:pPr>
+        <w:pStyle w:val="14"/>
+      </w:pPr>
+      <w:r>
+        <w:t>К</w:t>
+      </w:r>
+      <w:r>
+        <w:t xml:space="preserve">лючевые методические дефициты аналогов (непрозрачность моделей, отсутствие оценок неопределённости и полноценного </w:t>
+      </w:r>
+      <w:r>
+        <w:lastRenderedPageBreak/>
+        <w:t xml:space="preserve">модуля </w:t>
+      </w:r>
+      <w:proofErr w:type="spellStart"/>
+      <w:r>
+        <w:t>компараблов</w:t>
+      </w:r>
+      <w:proofErr w:type="spellEnd"/>
+      <w:r>
+        <w:t>) определяют направления развития предлагаемого решения: включение честной интервальной оценки, локально интерпретируемых объяснений и алгоритма подбора сравнимых объектов как обязательных компонентов системы</w:t>
+      </w:r>
+      <w:r>
+        <w:t>.</w:t>
+      </w:r>
+    </w:p>
+    <w:p>
+      <w:pPr>
+        <w:pStyle w:val="23"/>
+      </w:pPr>
+      <w:r>
+        <w:t>Цель и задачи</w:t>
+      </w:r>
+    </w:p>
+    <w:p>
+      <w:pPr>
+        <w:rPr>
+          <w:lang w:eastAsia="ru-RU" w:bidi="ru-RU"/>
+        </w:rPr>
+      </w:pPr>
+      <w:r>
+        <w:rPr>
+          <w:lang w:eastAsia="ru-RU" w:bidi="ru-RU"/>
+        </w:rPr>
+        <w:t>Цель работы — построить модель, предоставляющую прогноз с доверительным интервалом и интерпретируемым объяснением факторов, а также подбор сопоставимых объектов для поддержки принятия решений арендаторами, покупателями и специалистами рынка</w:t>
+      </w:r>
+      <w:r>
+        <w:rPr>
+          <w:lang w:eastAsia="ru-RU" w:bidi="ru-RU"/>
+        </w:rPr>
+        <w:t>.</w:t>
+      </w:r>
+    </w:p>
+    <w:p>
+      <w:pPr>
+        <w:rPr>
+          <w:lang w:eastAsia="ru-RU" w:bidi="ru-RU"/>
+        </w:rPr>
+      </w:pPr>
+      <w:r>
+        <w:rPr>
+          <w:lang w:eastAsia="ru-RU" w:bidi="ru-RU"/>
+        </w:rPr>
+        <w:t xml:space="preserve">Для достижения поставленной цели необходимо провести анализ предметной области и обзор существующих аналогов, сформировать и утвердить техническое задание. На следующем этапе требуется собрать </w:t>
+      </w:r>
+      <w:proofErr w:type="spellStart"/>
+      <w:r>
+        <w:rPr>
+          <w:lang w:eastAsia="ru-RU" w:bidi="ru-RU"/>
+        </w:rPr>
+        <w:t>датасет</w:t>
+      </w:r>
+      <w:proofErr w:type="spellEnd"/>
+      <w:r>
+        <w:rPr>
+          <w:lang w:eastAsia="ru-RU" w:bidi="ru-RU"/>
+        </w:rPr>
+        <w:t xml:space="preserve"> из объявлений и внешних </w:t>
+      </w:r>
+      <w:proofErr w:type="spellStart"/>
+      <w:r>
+        <w:rPr>
+          <w:lang w:eastAsia="ru-RU" w:bidi="ru-RU"/>
+        </w:rPr>
+        <w:t>геопризнаков</w:t>
+      </w:r>
+      <w:proofErr w:type="spellEnd"/>
+      <w:r>
+        <w:rPr>
+          <w:lang w:eastAsia="ru-RU" w:bidi="ru-RU"/>
+        </w:rPr>
+        <w:t xml:space="preserve">, выполнить его очистку, </w:t>
+      </w:r>
+      <w:proofErr w:type="spellStart"/>
+      <w:r>
+        <w:rPr>
+          <w:lang w:eastAsia="ru-RU" w:bidi="ru-RU"/>
+        </w:rPr>
+        <w:t>геокодирование</w:t>
+      </w:r>
+      <w:proofErr w:type="spellEnd"/>
+      <w:r>
+        <w:rPr>
+          <w:lang w:eastAsia="ru-RU" w:bidi="ru-RU"/>
+        </w:rPr>
+        <w:t xml:space="preserve"> и генерацию признаков. Затем разрабатываются и обучаются модели прогнозирования с настройкой пространственно-временной валидации.</w:t>
+      </w:r>
+    </w:p>
+    <w:p>
+      <w:pPr>
+        <w:rPr>
+          <w:lang w:eastAsia="ru-RU" w:bidi="ru-RU"/>
+        </w:rPr>
+      </w:pPr>
+      <w:r>
+        <w:rPr>
+          <w:lang w:eastAsia="ru-RU" w:bidi="ru-RU"/>
+        </w:rPr>
+        <w:t>Особое внимание уделяется реализации оценки неопределённости (</w:t>
+      </w:r>
+      <w:proofErr w:type="spellStart"/>
+      <w:r>
+        <w:rPr>
+          <w:lang w:eastAsia="ru-RU" w:bidi="ru-RU"/>
+        </w:rPr>
+        <w:t>квантильной</w:t>
+      </w:r>
+      <w:proofErr w:type="spellEnd"/>
+      <w:r>
+        <w:rPr>
+          <w:lang w:eastAsia="ru-RU" w:bidi="ru-RU"/>
+        </w:rPr>
+        <w:t xml:space="preserve"> или конформной) и созданию модуля интерпретации вкладов признаков. Дополнительно предусматривается механизм поиска сопоставимых объектов («</w:t>
+      </w:r>
+      <w:proofErr w:type="spellStart"/>
+      <w:r>
+        <w:rPr>
+          <w:lang w:eastAsia="ru-RU" w:bidi="ru-RU"/>
+        </w:rPr>
+        <w:t>компараблов</w:t>
+      </w:r>
+      <w:proofErr w:type="spellEnd"/>
+      <w:r>
+        <w:rPr>
+          <w:lang w:eastAsia="ru-RU" w:bidi="ru-RU"/>
+        </w:rPr>
+        <w:t>») по атрибутам и локализации. Завершающим этапом является создание прототипа веб-сервиса с картографической визуализацией и возможностью формирования краткого отчёта, а также проведение экспериментальной оценки качества и подготовка пользовательской и эксплуатационной документации.</w:t>
+      </w:r>
+    </w:p>
+    <w:p>
+      <w:pPr>
+        <w:pStyle w:val="23"/>
+      </w:pPr>
+      <w:r>
+        <w:lastRenderedPageBreak/>
+        <w:t>Техническое задание</w:t>
+      </w:r>
+    </w:p>
+    <w:p>
+      <w:r>
+        <w:t>В данном подразделе представлено техническое задание на разработку системы «Интеллектуальная система анализа недвижимости». Техническое задание разработано на основе ГОСТ 34.602-89</w:t>
+      </w:r>
+      <w:r>
+        <w:t>.</w:t>
+      </w:r>
+    </w:p>
+    <w:p>
+      <w:pPr>
+        <w:pStyle w:val="31"/>
+      </w:pPr>
+      <w:r>
+        <w:t>Назначение и цели разработки системы</w:t>
+      </w:r>
+    </w:p>
+    <w:p>
+      <w:r>
+        <w:t>Полное наименование темы: «Интеллектуальная система анализа недвижимости».</w:t>
+      </w:r>
+    </w:p>
+    <w:p>
+      <w:r>
+        <w:rPr>
+          <w:b/>
+          <w:bCs/>
+        </w:rPr>
+        <w:t>Назначение</w:t>
+      </w:r>
+      <w:r>
+        <w:t xml:space="preserve">: автоматизированная оценка «справедливой» стоимости продажи и аренды квартир по объектным и </w:t>
+      </w:r>
+      <w:proofErr w:type="spellStart"/>
+      <w:r>
+        <w:t>геопространственным</w:t>
+      </w:r>
+      <w:proofErr w:type="spellEnd"/>
+      <w:r>
+        <w:t xml:space="preserve"> признакам с предоставлением объяснений и сопоставимых объектов для поддержки принятия решений.</w:t>
+      </w:r>
+    </w:p>
+    <w:p>
+      <w:r>
+        <w:rPr>
+          <w:b/>
+          <w:bCs/>
+        </w:rPr>
+        <w:t>Цель работы:</w:t>
+      </w:r>
+      <w:r>
+        <w:t xml:space="preserve"> разработать прототип системы, формирующий прогноз цены с доверительным интервалом, интерпретируемым объяснением вкладов факторов и подбором </w:t>
+      </w:r>
+      <w:proofErr w:type="spellStart"/>
+      <w:r>
+        <w:t>компараблов</w:t>
+      </w:r>
+      <w:proofErr w:type="spellEnd"/>
+      <w:r>
+        <w:t>, а также предоставляющий краткий отчёт пользователю</w:t>
+      </w:r>
+      <w:r>
+        <w:t>.</w:t>
+      </w:r>
+    </w:p>
+    <w:p>
+      <w:pPr>
+        <w:rPr>
+          <w:b/>
+          <w:bCs/>
+        </w:rPr>
+      </w:pPr>
+      <w:r>
+        <w:rPr>
+          <w:b/>
+          <w:bCs/>
+        </w:rPr>
+        <w:t>Задачи работы:</w:t>
+      </w:r>
+    </w:p>
+    <w:p>
+      <w:pPr>
+        <w:pStyle w:val="14"/>
+        <w:numPr>
+          <w:ilvl w:val="0"/>
+          <w:numId w:val="55"/>
+        </w:numPr>
+      </w:pPr>
+      <w:r>
+        <w:t>Выполнить анализ предметной области и обзор аналогов.</w:t>
+      </w:r>
+    </w:p>
+    <w:p>
+      <w:pPr>
+        <w:pStyle w:val="14"/>
+        <w:numPr>
+          <w:ilvl w:val="0"/>
+          <w:numId w:val="55"/>
+        </w:numPr>
+      </w:pPr>
+      <w:r>
+        <w:t>Сформировать и утвердить техническое задание.</w:t>
+      </w:r>
+    </w:p>
+    <w:p>
+      <w:pPr>
+        <w:pStyle w:val="14"/>
+        <w:numPr>
+          <w:ilvl w:val="0"/>
+          <w:numId w:val="55"/>
+        </w:numPr>
+      </w:pPr>
+      <w:r>
+        <w:t xml:space="preserve">Сформировать </w:t>
+      </w:r>
+      <w:proofErr w:type="spellStart"/>
+      <w:r>
+        <w:t>датасет</w:t>
+      </w:r>
+      <w:proofErr w:type="spellEnd"/>
+      <w:r>
+        <w:t xml:space="preserve"> объявлений и внешних </w:t>
+      </w:r>
+      <w:proofErr w:type="spellStart"/>
+      <w:r>
+        <w:t>геопризнаков</w:t>
+      </w:r>
+      <w:proofErr w:type="spellEnd"/>
+      <w:r>
+        <w:t xml:space="preserve">; выполнить очистку и </w:t>
+      </w:r>
+      <w:proofErr w:type="spellStart"/>
+      <w:r>
+        <w:t>геокодирование</w:t>
+      </w:r>
+      <w:proofErr w:type="spellEnd"/>
+      <w:r>
+        <w:t>.</w:t>
+      </w:r>
+    </w:p>
+    <w:p>
+      <w:pPr>
+        <w:pStyle w:val="14"/>
+        <w:numPr>
+          <w:ilvl w:val="0"/>
+          <w:numId w:val="55"/>
+        </w:numPr>
+      </w:pPr>
+      <w:r>
+        <w:t>Спроектировать и обучить модели прогнозирования с пространственно-временной валидацией.</w:t>
+      </w:r>
+    </w:p>
+    <w:p>
+      <w:pPr>
+        <w:pStyle w:val="14"/>
+        <w:numPr>
+          <w:ilvl w:val="0"/>
+          <w:numId w:val="55"/>
+        </w:numPr>
+      </w:pPr>
+      <w:r>
+        <w:t>Реализовать оценку неопределённости (</w:t>
+      </w:r>
+      <w:proofErr w:type="spellStart"/>
+      <w:r>
+        <w:t>квантильная</w:t>
+      </w:r>
+      <w:proofErr w:type="spellEnd"/>
+      <w:r>
+        <w:t>/конформная) и интерпретацию вкладов признаков.</w:t>
+      </w:r>
+    </w:p>
+    <w:p>
+      <w:pPr>
+        <w:pStyle w:val="14"/>
+        <w:numPr>
+          <w:ilvl w:val="0"/>
+          <w:numId w:val="55"/>
+        </w:numPr>
+      </w:pPr>
+      <w:r>
+        <w:t>Реализовать подбор сопоставимых объектов.</w:t>
+      </w:r>
+    </w:p>
+    <w:p>
+      <w:pPr>
+        <w:pStyle w:val="14"/>
+        <w:numPr>
+          <w:ilvl w:val="0"/>
+          <w:numId w:val="55"/>
+        </w:numPr>
+      </w:pPr>
+      <w:r>
+        <w:t>Создать прототип веб-сервиса с картографической визуализацией и экспортом отчёта.</w:t>
+      </w:r>
+    </w:p>
+    <w:p>
+      <w:pPr>
+        <w:pStyle w:val="14"/>
+        <w:numPr>
+          <w:ilvl w:val="0"/>
+          <w:numId w:val="55"/>
+        </w:numPr>
+      </w:pPr>
+      <w:r>
+        <w:lastRenderedPageBreak/>
+        <w:t>Провести экспериментальную оценку качества и подготовить документацию.</w:t>
+      </w:r>
+    </w:p>
+    <w:p>
+      <w:pPr>
+        <w:pStyle w:val="31"/>
+      </w:pPr>
+      <w:r>
+        <w:t>Функциональные требования</w:t>
+      </w:r>
+    </w:p>
+    <w:p>
+      <w:pPr>
+        <w:pStyle w:val="14"/>
+        <w:numPr>
+          <w:ilvl w:val="0"/>
+          <w:numId w:val="56"/>
+        </w:numPr>
+      </w:pPr>
+      <w:r>
+        <w:t>Ввод данных об объекте: адрес/координаты, тип сделки (продажа/аренда), площадь(и), количество комнат, этаж/этажность, тип/состояние дома и др.</w:t>
+      </w:r>
+    </w:p>
+    <w:p>
+      <w:pPr>
+        <w:pStyle w:val="14"/>
+        <w:numPr>
+          <w:ilvl w:val="0"/>
+          <w:numId w:val="56"/>
+        </w:numPr>
+      </w:pPr>
+      <w:proofErr w:type="spellStart"/>
+      <w:r>
+        <w:t>Геокодирование</w:t>
+      </w:r>
+      <w:proofErr w:type="spellEnd"/>
+      <w:r>
+        <w:t xml:space="preserve"> и валидация ввода: определение координат по адресу; проверка корректности и полноты полей.</w:t>
+      </w:r>
+    </w:p>
+    <w:p>
+      <w:pPr>
+        <w:pStyle w:val="14"/>
+        <w:numPr>
+          <w:ilvl w:val="0"/>
+          <w:numId w:val="56"/>
+        </w:numPr>
+      </w:pPr>
+      <w:r>
+        <w:t>Прогноз стоимости: расчёт «справедливой» цены продажи и/или аренды; вывод доверительного интервала</w:t>
+      </w:r>
+      <w:r>
+        <w:t>.</w:t>
+      </w:r>
+    </w:p>
+    <w:p>
+      <w:pPr>
+        <w:pStyle w:val="14"/>
+        <w:numPr>
+          <w:ilvl w:val="0"/>
+          <w:numId w:val="56"/>
+        </w:numPr>
+      </w:pPr>
+      <w:r>
+        <w:t>Интерпретация результата: отображение локальных вкладов признаков (объяснение для конкретного объекта) и краткого глобального резюме факторов модели.</w:t>
+      </w:r>
+    </w:p>
+    <w:p>
+      <w:pPr>
+        <w:pStyle w:val="14"/>
+        <w:numPr>
+          <w:ilvl w:val="0"/>
+          <w:numId w:val="56"/>
+        </w:numPr>
+      </w:pPr>
+      <w:r>
+        <w:t xml:space="preserve">Подбор </w:t>
+      </w:r>
+      <w:proofErr w:type="spellStart"/>
+      <w:r>
+        <w:t>компараблов</w:t>
+      </w:r>
+      <w:proofErr w:type="spellEnd"/>
+      <w:r>
+        <w:t>: выдача 5–10 сопоставимых объектов с указанием расстояния/времени до транспорта и ключевых атрибутов.</w:t>
+      </w:r>
+    </w:p>
+    <w:p>
+      <w:pPr>
+        <w:pStyle w:val="14"/>
+        <w:numPr>
+          <w:ilvl w:val="0"/>
+          <w:numId w:val="56"/>
+        </w:numPr>
+      </w:pPr>
+      <w:r>
+        <w:t xml:space="preserve">Отчёт пользователю: формирование краткого отчёта (PDF/HTML) с ценой, интервалом, объяснениями и списком </w:t>
+      </w:r>
+      <w:proofErr w:type="spellStart"/>
+      <w:r>
+        <w:t>компараблов</w:t>
+      </w:r>
+      <w:proofErr w:type="spellEnd"/>
+      <w:r>
+        <w:t>.</w:t>
+      </w:r>
+    </w:p>
+    <w:p>
+      <w:pPr>
+        <w:pStyle w:val="14"/>
+        <w:numPr>
+          <w:ilvl w:val="0"/>
+          <w:numId w:val="56"/>
+        </w:numPr>
+      </w:pPr>
+      <w:r>
+        <w:t>Локализация: интерфейс и отчёт на русском языке.</w:t>
+      </w:r>
+    </w:p>
+    <w:p>
+      <w:pPr>
+        <w:pStyle w:val="31"/>
+      </w:pPr>
+      <w:r>
+        <w:t>Нефункциональные требования</w:t>
+      </w:r>
+    </w:p>
+    <w:p>
+      <w:pPr>
+        <w:pStyle w:val="1"/>
+      </w:pPr>
+      <w:r>
+        <w:t>В</w:t>
+      </w:r>
+      <w:commentRangeStart w:id="3"/>
+      <w:r>
+        <w:t>ремя формирования прогноза — до 2 секунд при типовом запросе; генерация отчёта — до 5 секунд</w:t>
+      </w:r>
       <w:commentRangeEnd w:id="3"/>
+      <w:r>
+        <w:rPr>
+          <w:rStyle w:val="aff"/>
+          <w:rFonts w:eastAsiaTheme="minorHAnsi" w:cstheme="minorBidi"/>
+          <w:color w:val="auto"/>
+          <w:shd w:val="clear" w:color="auto" w:fill="auto"/>
+          <w:lang w:eastAsia="en-US"/>
+        </w:rPr>
+        <w:commentReference w:id="3"/>
+      </w:r>
+      <w:r>
+        <w:t>.</w:t>
+      </w:r>
+      <w:r>
+        <w:t xml:space="preserve"> </w:t>
+      </w:r>
+    </w:p>
+    <w:p>
+      <w:pPr>
+        <w:pStyle w:val="1"/>
+      </w:pPr>
+      <w:r>
+        <w:t>Точность предсказания должна быть выше 60%</w:t>
+      </w:r>
+    </w:p>
+    <w:p>
+      <w:pPr>
+        <w:pStyle w:val="1"/>
+      </w:pPr>
+      <w:r>
+        <w:t>В</w:t>
+      </w:r>
+      <w:r>
+        <w:t xml:space="preserve">озможность горизонтального масштабирования сервиса </w:t>
+      </w:r>
+      <w:proofErr w:type="spellStart"/>
+      <w:r>
+        <w:t>инференса</w:t>
+      </w:r>
+      <w:proofErr w:type="spellEnd"/>
+      <w:r>
+        <w:t>.</w:t>
+      </w:r>
+    </w:p>
+    <w:p>
+      <w:pPr>
+        <w:pStyle w:val="31"/>
+      </w:pPr>
+      <w:r>
+        <w:lastRenderedPageBreak/>
+        <w:t>Требования к аппаратно-программной платформе</w:t>
+      </w:r>
+    </w:p>
+    <w:p>
+      <w:r>
+        <w:t>Приведенные требования к аппаратной и программной части должны гарантировать корректную работу программного обеспечения.</w:t>
+      </w:r>
+    </w:p>
+    <w:p>
+      <w:pPr>
+        <w:pStyle w:val="31"/>
+        <w:numPr>
+          <w:ilvl w:val="3"/>
+          <w:numId w:val="48"/>
+        </w:numPr>
+        <w:ind w:left="0" w:firstLine="709"/>
+      </w:pPr>
+      <w:r>
+        <w:t>Аппаратная часть</w:t>
+      </w:r>
+    </w:p>
+    <w:p>
+      <w:r>
+        <w:t>Для запуска программного обеспечения и его корректной работы</w:t>
+      </w:r>
+      <w:r>
+        <w:t xml:space="preserve"> </w:t>
+      </w:r>
+      <w:r>
+        <w:t>рекомендуется использовать позиции со следующими минимальными требованиями:</w:t>
+      </w:r>
+    </w:p>
+    <w:p>
+      <w:pPr>
+        <w:pStyle w:val="1"/>
+      </w:pPr>
+      <w:r>
+        <w:t xml:space="preserve">Сервер: 4 </w:t>
+      </w:r>
+      <w:proofErr w:type="spellStart"/>
+      <w:r>
+        <w:t>vCPU</w:t>
+      </w:r>
+      <w:proofErr w:type="spellEnd"/>
+      <w:r>
+        <w:t>, 8 ГБ ОЗУ, SSD 100 ГБ; сетевое подключение 100 Мбит/с и выше.</w:t>
+      </w:r>
+    </w:p>
+    <w:p>
+      <w:pPr>
+        <w:pStyle w:val="1"/>
+      </w:pPr>
+      <w:r>
+        <w:t>Рабочая станция администратора: 4 ядра CPU, 8 ГБ ОЗУ, SSD 128 ГБ.</w:t>
+      </w:r>
+    </w:p>
+    <w:p>
+      <w:pPr>
+        <w:pStyle w:val="31"/>
+        <w:numPr>
+          <w:ilvl w:val="3"/>
+          <w:numId w:val="48"/>
+        </w:numPr>
+        <w:ind w:left="0" w:firstLine="709"/>
+      </w:pPr>
+      <w:r>
+        <w:t xml:space="preserve">Программная </w:t>
+      </w:r>
+      <w:commentRangeStart w:id="4"/>
+      <w:r>
+        <w:t>часть</w:t>
+      </w:r>
+      <w:commentRangeEnd w:id="4"/>
+      <w:r>
+        <w:rPr>
+          <w:rStyle w:val="aff"/>
+          <w:rFonts w:eastAsiaTheme="minorHAnsi" w:cstheme="minorBidi"/>
+          <w:b w:val="0"/>
+          <w:bCs w:val="0"/>
+        </w:rPr>
+        <w:commentReference w:id="4"/>
+      </w:r>
+    </w:p>
+    <w:p>
+      <w:pPr>
+        <w:pStyle w:val="31"/>
+      </w:pPr>
+      <w:r>
+        <w:t>Порядок контроля</w:t>
+      </w:r>
+    </w:p>
+    <w:p>
+      <w:r>
+        <w:t>В ходе разработки необходимо обеспечивать контроль работоспособности системы, фиксировать все обнаруженные неисправности и выполнять их устранение</w:t>
+      </w:r>
+    </w:p>
+    <w:p>
+      <w:pPr>
+        <w:pStyle w:val="31"/>
+      </w:pPr>
+      <w:r>
+        <w:t>Требования к программной документации</w:t>
+      </w:r>
+    </w:p>
+    <w:p>
+      <w:r>
+        <w:t>Состав документации:</w:t>
+      </w:r>
+    </w:p>
+    <w:p>
+      <w:pPr>
+        <w:pStyle w:val="1"/>
+      </w:pPr>
+      <w:r>
+        <w:t>Руководство пользователя (описание сценариев, ограничений, формируемых отчётов)</w:t>
+      </w:r>
+      <w:r>
+        <w:t>.</w:t>
+      </w:r>
+    </w:p>
+    <w:p>
+      <w:pPr>
+        <w:pStyle w:val="1"/>
+      </w:pPr>
+      <w:r>
+        <w:t>Руководство администратора (загрузка/обновление данных, обслуживание, мониторинг).</w:t>
+      </w:r>
+    </w:p>
+    <w:p>
+      <w:pPr>
+        <w:pStyle w:val="1"/>
+      </w:pPr>
+      <w:r>
+        <w:t>Отчёт по методике моделирования и валидации (данные, признаки, метрики, интерпретация).</w:t>
+      </w:r>
+    </w:p>
+    <w:p>
+      <w:pPr>
+        <w:pStyle w:val="1"/>
+      </w:pPr>
+      <w:r>
+        <w:lastRenderedPageBreak/>
+        <w:t>Спецификация API (форматы запросов/ответов, коды ошибок).</w:t>
+      </w:r>
+    </w:p>
+    <w:p>
+      <w:pPr>
+        <w:pStyle w:val="1"/>
+      </w:pPr>
+      <w:r>
+        <w:t>Пояснительная записка (структура системы, архитектура, ограничения, версии).</w:t>
+      </w:r>
+    </w:p>
+    <w:p>
+      <w:pPr>
+        <w:pStyle w:val="31"/>
+      </w:pPr>
+      <w:r>
+        <w:t>Стадии разработки</w:t>
+      </w:r>
+    </w:p>
+    <w:p>
+      <w:r>
+        <w:t>Согласно ГОСТ Р ИСО/МЭК 12207–2010 и ГОСТ 34.602-89 выделяются стадии:</w:t>
+      </w:r>
+    </w:p>
+    <w:p>
+      <w:pPr>
+        <w:pStyle w:val="14"/>
+        <w:numPr>
+          <w:ilvl w:val="0"/>
+          <w:numId w:val="57"/>
+        </w:numPr>
+      </w:pPr>
+      <w:r>
+        <w:t>Техническое задание: подготовка и утверждение ТЗ.</w:t>
+      </w:r>
+    </w:p>
+    <w:p>
+      <w:pPr>
+        <w:pStyle w:val="14"/>
+        <w:numPr>
+          <w:ilvl w:val="0"/>
+          <w:numId w:val="57"/>
+        </w:numPr>
+      </w:pPr>
+      <w:r>
+        <w:t>Эскизный/технический проект: архитектура, модели данных/признаков, проект интерфейса.</w:t>
+      </w:r>
+    </w:p>
+    <w:p>
+      <w:pPr>
+        <w:pStyle w:val="14"/>
+        <w:numPr>
+          <w:ilvl w:val="0"/>
+          <w:numId w:val="57"/>
+        </w:numPr>
+      </w:pPr>
+      <w:r>
+        <w:t>Рабочий проект (реализация): разработка модулей, интеграция, наполнение данными, обучение моделей.</w:t>
+      </w:r>
+    </w:p>
+    <w:p>
+      <w:pPr>
+        <w:pStyle w:val="14"/>
+        <w:numPr>
+          <w:ilvl w:val="0"/>
+          <w:numId w:val="57"/>
+        </w:numPr>
+      </w:pPr>
+      <w:r>
+        <w:t>Внедрение и испытания: тестирование, калибровка, приёмка, подготовка документации.</w:t>
+      </w:r>
+    </w:p>
+    <w:p>
+      <w:pPr>
+        <w:pStyle w:val="31"/>
+      </w:pPr>
+      <w:r>
+        <w:t>Этапы разработки</w:t>
+      </w:r>
+    </w:p>
+    <w:p>
+      <w:r>
+        <w:t>Стадия подготовительных работ включает анализ предметной области и существующих аналогов, формирование требований и рисков, а также подготовку и утверждение технического задания.</w:t>
+      </w:r>
+    </w:p>
+    <w:p>
+      <w:r>
+        <w:t xml:space="preserve">Стадия работы с данными предусматривает сбор, очистку и </w:t>
+      </w:r>
+      <w:proofErr w:type="spellStart"/>
+      <w:r>
+        <w:t>геокодирование</w:t>
+      </w:r>
+      <w:proofErr w:type="spellEnd"/>
+      <w:r>
+        <w:t xml:space="preserve"> информации, построение </w:t>
+      </w:r>
+      <w:proofErr w:type="spellStart"/>
+      <w:r>
+        <w:t>геопризнаков</w:t>
+      </w:r>
+      <w:proofErr w:type="spellEnd"/>
+      <w:r>
+        <w:t xml:space="preserve"> и проведение контроля качества полученных данных.</w:t>
+      </w:r>
+    </w:p>
+    <w:p>
+      <w:r>
+        <w:t>Стадия моделирования охватывает выбор базовой и целевой моделей, настройку пространственно-временной валидации, обучение моделей, оценку неопределённости прогнозов и интерпретацию вкладов признаков.</w:t>
+      </w:r>
+    </w:p>
+    <w:p>
+      <w:r>
+        <w:t>Стадия разработки прикладных модулей направлена на реализацию функций подбора сопоставимых объектов, автоматическую генерацию отчётов, а также разработку средств картографической визуализации.</w:t>
+      </w:r>
+    </w:p>
+    <w:p>
+      <w:r>
+        <w:lastRenderedPageBreak/>
+        <w:t>Стадия интеграции и развертывания включает создание и настройку серверной части, реализацию систем логирования и мониторинга, а также обеспечение мер информационной безопасности.</w:t>
+      </w:r>
+    </w:p>
+    <w:p>
+      <w:r>
+        <w:t>Заключительная стадия испытаний и приёмки предусматривает проведение функциональных, нефункциональных и пользовательских тестов, подготовку отчёта о соответствии системы техническому заданию и оформление итоговой документации.</w:t>
+      </w:r>
+    </w:p>
+    <w:p>
+      <w:pPr>
+        <w:pStyle w:val="23"/>
+      </w:pPr>
+      <w:r>
+        <w:t>Вывод по исследовательскому разделу</w:t>
+      </w:r>
+    </w:p>
+    <w:p>
+      <w:r>
+        <w:t xml:space="preserve">Проведено исследование задачи и предметной области «интеллектуальной оценки стоимости жилой недвижимости», сформулированы базовые термины и требования к данным/моделям. Обзор аналогов показал: на рынке доступны калькуляторы оценки и динамики цен, однако им недостаёт прозрачности, доверительных интервалов и системного подбора сопоставимых объектов; эти функциональные дефициты положены в основу требований настоящей системы (интервальная оценка + интерпретируемость + </w:t>
+      </w:r>
+      <w:proofErr w:type="spellStart"/>
+      <w:r>
+        <w:t>компараблы</w:t>
+      </w:r>
+      <w:proofErr w:type="spellEnd"/>
+      <w:r>
+        <w:t>). На этой базе сформулированы цель и задачи, а также подготовлено компактное ТЗ, определяющее функционал, нефункциональные характеристики и контуры дальнейшего проектирования и реализации.</w:t>
+      </w:r>
+    </w:p>
+    <w:p>
+      <w:pPr>
+        <w:spacing w:line="259" w:lineRule="auto"/>
+        <w:ind w:firstLine="0"/>
+        <w:contextualSpacing w:val="0"/>
+        <w:jc w:val="left"/>
+        <w:rPr>
+          <w:rFonts w:eastAsiaTheme="majorEastAsia" w:cs="Times New Roman"/>
+          <w:b/>
+          <w:sz w:val="32"/>
+          <w:szCs w:val="32"/>
+          <w:shd w:val="clear" w:color="auto" w:fill="FFFFFF"/>
+        </w:rPr>
+      </w:pPr>
+      <w:r>
+        <w:br w:type="page"/>
+      </w:r>
+    </w:p>
+    <w:p>
+      <w:pPr>
+        <w:pStyle w:val="a0"/>
+      </w:pPr>
+      <w:commentRangeStart w:id="5"/>
+      <w:r>
+        <w:lastRenderedPageBreak/>
+        <w:t>АНАЛИТИЧЕСКИЕ РАЗДЕЛ</w:t>
+      </w:r>
+      <w:commentRangeEnd w:id="5"/>
       <w:r>
         <w:rPr>
           <w:rStyle w:val="aff"/>
@@ -511,45 +1668,18 @@
           <w:kern w:val="0"/>
           <w:lang w:eastAsia="en-US"/>
         </w:rPr>
-        <w:commentReference w:id="3"/>
-      </w:r>
-    </w:p>
-    <w:p>
-      <w:pPr>
-        <w:rPr>
-          <w:lang w:eastAsia="ru-RU"/>
-        </w:rPr>
-      </w:pPr>
-      <w:commentRangeStart w:id="4"/>
-      <w:r>
-        <w:rPr>
-          <w:lang w:eastAsia="ru-RU"/>
-        </w:rPr>
-        <w:t>В исследовательском разделе проведены</w:t>
-      </w:r>
-      <w:r>
-        <w:rPr>
-          <w:lang w:eastAsia="ru-RU"/>
-        </w:rPr>
-        <w:t>…</w:t>
-      </w:r>
-      <w:commentRangeEnd w:id="4"/>
-      <w:r>
-        <w:rPr>
-          <w:rStyle w:val="aff"/>
-        </w:rPr>
-        <w:commentReference w:id="4"/>
+        <w:commentReference w:id="5"/>
       </w:r>
     </w:p>
     <w:p>
       <w:pPr>
         <w:pStyle w:val="23"/>
       </w:pPr>
-      <w:commentRangeStart w:id="5"/>
-      <w:r>
-        <w:t>Анализ предметной области</w:t>
-      </w:r>
-      <w:commentRangeEnd w:id="5"/>
+      <w:commentRangeStart w:id="6"/>
+      <w:r>
+        <w:t>Формальное определение методов решения</w:t>
+      </w:r>
+      <w:commentRangeEnd w:id="6"/>
       <w:r>
         <w:rPr>
           <w:rStyle w:val="aff"/>
@@ -557,37 +1687,18 @@
           <w:b w:val="0"/>
           <w:shd w:val="clear" w:color="auto" w:fill="auto"/>
         </w:rPr>
-        <w:commentReference w:id="5"/>
-      </w:r>
-    </w:p>
-    <w:p>
-      <w:pPr>
-        <w:rPr>
-          <w:lang w:eastAsia="ru-RU"/>
-        </w:rPr>
-      </w:pPr>
-      <w:r>
-        <w:rPr>
-          <w:lang w:eastAsia="ru-RU"/>
-        </w:rPr>
-        <w:t>В настоящей выпускной квалификационной работе</w:t>
-      </w:r>
-      <w:r>
-        <w:rPr>
-          <w:lang w:eastAsia="ru-RU"/>
-        </w:rPr>
-        <w:t>…</w:t>
+        <w:commentReference w:id="6"/>
       </w:r>
     </w:p>
     <w:p>
       <w:pPr>
         <w:pStyle w:val="23"/>
       </w:pPr>
-      <w:commentRangeStart w:id="6"/>
-      <w:r>
-        <w:t>Обзор существующих аналогов</w:t>
-      </w:r>
-      <w:commentRangeEnd w:id="6"/>
+      <w:commentRangeStart w:id="7"/>
+      <w:r>
+        <w:t>Обоснование выбора инструментов реализации</w:t>
+      </w:r>
+      <w:commentRangeEnd w:id="7"/>
       <w:r>
         <w:rPr>
           <w:rStyle w:val="aff"/>
@@ -595,18 +1706,18 @@
           <w:b w:val="0"/>
           <w:shd w:val="clear" w:color="auto" w:fill="auto"/>
         </w:rPr>
-        <w:commentReference w:id="6"/>
+        <w:commentReference w:id="7"/>
       </w:r>
     </w:p>
     <w:p>
       <w:pPr>
         <w:pStyle w:val="23"/>
       </w:pPr>
-      <w:commentRangeStart w:id="7"/>
-      <w:r>
-        <w:t>Цель и задачи</w:t>
-      </w:r>
-      <w:commentRangeEnd w:id="7"/>
+      <w:commentRangeStart w:id="8"/>
+      <w:r>
+        <w:t>Анализ процессов системы</w:t>
+      </w:r>
+      <w:commentRangeEnd w:id="8"/>
       <w:r>
         <w:rPr>
           <w:rStyle w:val="aff"/>
@@ -614,18 +1725,18 @@
           <w:b w:val="0"/>
           <w:shd w:val="clear" w:color="auto" w:fill="auto"/>
         </w:rPr>
-        <w:commentReference w:id="7"/>
+        <w:commentReference w:id="8"/>
       </w:r>
     </w:p>
     <w:p>
       <w:pPr>
         <w:pStyle w:val="23"/>
       </w:pPr>
-      <w:commentRangeStart w:id="8"/>
-      <w:r>
-        <w:t>Техническое задание</w:t>
-      </w:r>
-      <w:commentRangeEnd w:id="8"/>
+      <w:commentRangeStart w:id="9"/>
+      <w:r>
+        <w:t>Анализ архитектуры системы</w:t>
+      </w:r>
+      <w:commentRangeEnd w:id="9"/>
       <w:r>
         <w:rPr>
           <w:rStyle w:val="aff"/>
@@ -633,18 +1744,18 @@
           <w:b w:val="0"/>
           <w:shd w:val="clear" w:color="auto" w:fill="auto"/>
         </w:rPr>
-        <w:commentReference w:id="8"/>
+        <w:commentReference w:id="9"/>
       </w:r>
     </w:p>
     <w:p>
       <w:pPr>
         <w:pStyle w:val="23"/>
       </w:pPr>
-      <w:commentRangeStart w:id="9"/>
-      <w:r>
-        <w:t>Вывод по исследовательскому разделу</w:t>
-      </w:r>
-      <w:commentRangeEnd w:id="9"/>
+      <w:commentRangeStart w:id="10"/>
+      <w:r>
+        <w:t>Вывод по аналитическому разделу</w:t>
+      </w:r>
+      <w:commentRangeEnd w:id="10"/>
       <w:r>
         <w:rPr>
           <w:rStyle w:val="aff"/>
@@ -652,7 +1763,7 @@
           <w:b w:val="0"/>
           <w:shd w:val="clear" w:color="auto" w:fill="auto"/>
         </w:rPr>
-        <w:commentReference w:id="9"/>
+        <w:commentReference w:id="10"/>
       </w:r>
     </w:p>
     <w:p>
@@ -677,12 +1788,12 @@
       <w:pPr>
         <w:pStyle w:val="a0"/>
       </w:pPr>
-      <w:commentRangeStart w:id="10"/>
+      <w:commentRangeStart w:id="11"/>
       <w:r>
         <w:lastRenderedPageBreak/>
-        <w:t>АНАЛИТИЧЕСКИЕ РАЗДЕЛ</w:t>
-      </w:r>
-      <w:commentRangeEnd w:id="10"/>
+        <w:t>ТЕХНОЛОГИЧЕСКИЙ РАЗДЕЛ</w:t>
+      </w:r>
+      <w:commentRangeEnd w:id="11"/>
       <w:r>
         <w:rPr>
           <w:rStyle w:val="aff"/>
@@ -693,18 +1804,18 @@
           <w:kern w:val="0"/>
           <w:lang w:eastAsia="en-US"/>
         </w:rPr>
-        <w:commentReference w:id="10"/>
+        <w:commentReference w:id="11"/>
       </w:r>
     </w:p>
     <w:p>
       <w:pPr>
         <w:pStyle w:val="23"/>
       </w:pPr>
-      <w:commentRangeStart w:id="11"/>
-      <w:r>
-        <w:t>Формальное определение методов решения</w:t>
-      </w:r>
-      <w:commentRangeEnd w:id="11"/>
+      <w:commentRangeStart w:id="12"/>
+      <w:r>
+        <w:t>Описание программной реализации</w:t>
+      </w:r>
+      <w:commentRangeEnd w:id="12"/>
       <w:r>
         <w:rPr>
           <w:rStyle w:val="aff"/>
@@ -712,18 +1823,18 @@
           <w:b w:val="0"/>
           <w:shd w:val="clear" w:color="auto" w:fill="auto"/>
         </w:rPr>
-        <w:commentReference w:id="11"/>
+        <w:commentReference w:id="12"/>
       </w:r>
     </w:p>
     <w:p>
       <w:pPr>
         <w:pStyle w:val="23"/>
       </w:pPr>
-      <w:commentRangeStart w:id="12"/>
-      <w:r>
-        <w:t>Обоснование выбора инструментов реализации</w:t>
-      </w:r>
-      <w:commentRangeEnd w:id="12"/>
+      <w:commentRangeStart w:id="13"/>
+      <w:r>
+        <w:t>Тестирование приложения</w:t>
+      </w:r>
+      <w:commentRangeEnd w:id="13"/>
       <w:r>
         <w:rPr>
           <w:rStyle w:val="aff"/>
@@ -731,18 +1842,18 @@
           <w:b w:val="0"/>
           <w:shd w:val="clear" w:color="auto" w:fill="auto"/>
         </w:rPr>
-        <w:commentReference w:id="12"/>
+        <w:commentReference w:id="13"/>
       </w:r>
     </w:p>
     <w:p>
       <w:pPr>
         <w:pStyle w:val="23"/>
       </w:pPr>
-      <w:commentRangeStart w:id="13"/>
-      <w:r>
-        <w:t>Анализ процессов системы</w:t>
-      </w:r>
-      <w:commentRangeEnd w:id="13"/>
+      <w:commentRangeStart w:id="14"/>
+      <w:r>
+        <w:t>Расчёт надёжности</w:t>
+      </w:r>
+      <w:commentRangeEnd w:id="14"/>
       <w:r>
         <w:rPr>
           <w:rStyle w:val="aff"/>
@@ -750,18 +1861,18 @@
           <w:b w:val="0"/>
           <w:shd w:val="clear" w:color="auto" w:fill="auto"/>
         </w:rPr>
-        <w:commentReference w:id="13"/>
+        <w:commentReference w:id="14"/>
       </w:r>
     </w:p>
     <w:p>
       <w:pPr>
         <w:pStyle w:val="23"/>
       </w:pPr>
-      <w:commentRangeStart w:id="14"/>
-      <w:r>
-        <w:t>Анализ архитектуры системы</w:t>
-      </w:r>
-      <w:commentRangeEnd w:id="14"/>
+      <w:commentRangeStart w:id="15"/>
+      <w:r>
+        <w:t>Руководство пользователя</w:t>
+      </w:r>
+      <w:commentRangeEnd w:id="15"/>
       <w:r>
         <w:rPr>
           <w:rStyle w:val="aff"/>
@@ -769,18 +1880,18 @@
           <w:b w:val="0"/>
           <w:shd w:val="clear" w:color="auto" w:fill="auto"/>
         </w:rPr>
-        <w:commentReference w:id="14"/>
+        <w:commentReference w:id="15"/>
       </w:r>
     </w:p>
     <w:p>
       <w:pPr>
         <w:pStyle w:val="23"/>
       </w:pPr>
-      <w:commentRangeStart w:id="15"/>
-      <w:r>
-        <w:t>Вывод по аналитическому разделу</w:t>
-      </w:r>
-      <w:commentRangeEnd w:id="15"/>
+      <w:commentRangeStart w:id="16"/>
+      <w:r>
+        <w:t>Вывод по технологическому разделу</w:t>
+      </w:r>
+      <w:commentRangeEnd w:id="16"/>
       <w:r>
         <w:rPr>
           <w:rStyle w:val="aff"/>
@@ -788,7 +1899,7 @@
           <w:b w:val="0"/>
           <w:shd w:val="clear" w:color="auto" w:fill="auto"/>
         </w:rPr>
-        <w:commentReference w:id="15"/>
+        <w:commentReference w:id="16"/>
       </w:r>
     </w:p>
     <w:p>
@@ -811,14 +1922,20 @@
     </w:p>
     <w:p>
       <w:pPr>
-        <w:pStyle w:val="a0"/>
-      </w:pPr>
-      <w:commentRangeStart w:id="16"/>
-      <w:r>
+        <w:pStyle w:val="1a"/>
+        <w:rPr>
+          <w:lang w:bidi="ru-RU"/>
+        </w:rPr>
+      </w:pPr>
+      <w:commentRangeStart w:id="17"/>
+      <w:r>
+        <w:rPr>
+          <w:lang w:bidi="ru-RU"/>
+        </w:rPr>
         <w:lastRenderedPageBreak/>
-        <w:t>ТЕХНОЛОГИЧЕСКИЙ РАЗДЕЛ</w:t>
-      </w:r>
-      <w:commentRangeEnd w:id="16"/>
+        <w:t>ЗАКЛЮЧЕНИЕ</w:t>
+      </w:r>
+      <w:commentRangeEnd w:id="17"/>
       <w:r>
         <w:rPr>
           <w:rStyle w:val="aff"/>
@@ -829,149 +1946,7 @@
           <w:kern w:val="0"/>
           <w:lang w:eastAsia="en-US"/>
         </w:rPr>
-        <w:commentReference w:id="16"/>
-      </w:r>
-    </w:p>
-    <w:p>
-      <w:pPr>
-        <w:pStyle w:val="23"/>
-      </w:pPr>
-      <w:commentRangeStart w:id="17"/>
-      <w:r>
-        <w:t>Описание программной реализации</w:t>
-      </w:r>
-      <w:commentRangeEnd w:id="17"/>
-      <w:r>
-        <w:rPr>
-          <w:rStyle w:val="aff"/>
-          <w:rFonts w:eastAsiaTheme="minorHAnsi" w:cstheme="minorBidi"/>
-          <w:b w:val="0"/>
-          <w:shd w:val="clear" w:color="auto" w:fill="auto"/>
-        </w:rPr>
         <w:commentReference w:id="17"/>
-      </w:r>
-    </w:p>
-    <w:p>
-      <w:pPr>
-        <w:pStyle w:val="23"/>
-      </w:pPr>
-      <w:commentRangeStart w:id="18"/>
-      <w:r>
-        <w:t>Тестирование приложения</w:t>
-      </w:r>
-      <w:commentRangeEnd w:id="18"/>
-      <w:r>
-        <w:rPr>
-          <w:rStyle w:val="aff"/>
-          <w:rFonts w:eastAsiaTheme="minorHAnsi" w:cstheme="minorBidi"/>
-          <w:b w:val="0"/>
-          <w:shd w:val="clear" w:color="auto" w:fill="auto"/>
-        </w:rPr>
-        <w:commentReference w:id="18"/>
-      </w:r>
-    </w:p>
-    <w:p>
-      <w:pPr>
-        <w:pStyle w:val="23"/>
-      </w:pPr>
-      <w:commentRangeStart w:id="19"/>
-      <w:r>
-        <w:t>Расчёт надёжности</w:t>
-      </w:r>
-      <w:commentRangeEnd w:id="19"/>
-      <w:r>
-        <w:rPr>
-          <w:rStyle w:val="aff"/>
-          <w:rFonts w:eastAsiaTheme="minorHAnsi" w:cstheme="minorBidi"/>
-          <w:b w:val="0"/>
-          <w:shd w:val="clear" w:color="auto" w:fill="auto"/>
-        </w:rPr>
-        <w:commentReference w:id="19"/>
-      </w:r>
-    </w:p>
-    <w:p>
-      <w:pPr>
-        <w:pStyle w:val="23"/>
-      </w:pPr>
-      <w:commentRangeStart w:id="20"/>
-      <w:r>
-        <w:t>Руководство пользователя</w:t>
-      </w:r>
-      <w:commentRangeEnd w:id="20"/>
-      <w:r>
-        <w:rPr>
-          <w:rStyle w:val="aff"/>
-          <w:rFonts w:eastAsiaTheme="minorHAnsi" w:cstheme="minorBidi"/>
-          <w:b w:val="0"/>
-          <w:shd w:val="clear" w:color="auto" w:fill="auto"/>
-        </w:rPr>
-        <w:commentReference w:id="20"/>
-      </w:r>
-    </w:p>
-    <w:p>
-      <w:pPr>
-        <w:pStyle w:val="23"/>
-      </w:pPr>
-      <w:commentRangeStart w:id="21"/>
-      <w:r>
-        <w:t>Вывод по технологическому разделу</w:t>
-      </w:r>
-      <w:commentRangeEnd w:id="21"/>
-      <w:r>
-        <w:rPr>
-          <w:rStyle w:val="aff"/>
-          <w:rFonts w:eastAsiaTheme="minorHAnsi" w:cstheme="minorBidi"/>
-          <w:b w:val="0"/>
-          <w:shd w:val="clear" w:color="auto" w:fill="auto"/>
-        </w:rPr>
-        <w:commentReference w:id="21"/>
-      </w:r>
-    </w:p>
-    <w:p>
-      <w:pPr>
-        <w:spacing w:line="259" w:lineRule="auto"/>
-        <w:ind w:firstLine="0"/>
-        <w:contextualSpacing w:val="0"/>
-        <w:jc w:val="left"/>
-        <w:rPr>
-          <w:rFonts w:eastAsiaTheme="majorEastAsia" w:cs="Times New Roman"/>
-          <w:b/>
-          <w:sz w:val="32"/>
-          <w:szCs w:val="32"/>
-          <w:shd w:val="clear" w:color="auto" w:fill="FFFFFF"/>
-        </w:rPr>
-      </w:pPr>
-      <w:r>
-        <w:br w:type="page"/>
-      </w:r>
-    </w:p>
-    <w:p>
-      <w:pPr>
-        <w:pStyle w:val="1a"/>
-        <w:rPr>
-          <w:lang w:bidi="ru-RU"/>
-        </w:rPr>
-      </w:pPr>
-      <w:commentRangeStart w:id="22"/>
-      <w:r>
-        <w:rPr>
-          <w:lang w:bidi="ru-RU"/>
-        </w:rPr>
-        <w:lastRenderedPageBreak/>
-        <w:t>ЗАКЛЮЧЕНИЕ</w:t>
-      </w:r>
-      <w:commentRangeEnd w:id="22"/>
-      <w:r>
-        <w:rPr>
-          <w:rStyle w:val="aff"/>
-          <w:rFonts w:eastAsiaTheme="minorHAnsi" w:cstheme="minorBidi"/>
-          <w:b w:val="0"/>
-          <w:caps w:val="0"/>
-          <w:spacing w:val="0"/>
-          <w:kern w:val="0"/>
-          <w:lang w:eastAsia="en-US"/>
-        </w:rPr>
-        <w:commentReference w:id="22"/>
       </w:r>
     </w:p>
     <w:p>
@@ -1266,7 +2241,7 @@
       </w:r>
     </w:p>
   </w:comment>
-  <w:comment w:id="3" w:author="Владислав Холмогоров" w:date="2025-03-10T14:02:00Z" w:initials="ВХ">
+  <w:comment w:id="3" w:author="Grigor Ogannisyan" w:date="2025-10-26T12:45:00Z" w:initials="GO">
     <w:p>
       <w:pPr>
         <w:pStyle w:val="aff0"/>
@@ -1278,33 +2253,16 @@
         <w:annotationRef/>
       </w:r>
       <w:r>
-        <w:t xml:space="preserve">Идейно данный раздел описывает </w:t>
-      </w:r>
-      <w:r>
-        <w:t>(как бы парадоксально не звучало) исследование задачи и способов её решения (в общем виде – на уровне подходов, концепций и идей, а также работоспособности и общей полезности, а подробный анализ с математикой расчётами и т.п. должны быть уже в аналитическом разделе)</w:t>
-      </w:r>
-      <w:r>
-        <w:t>.</w:t>
-      </w:r>
-      <w:r>
-        <w:br/>
-        <w:t xml:space="preserve">Вам нужно проблему или задачу (поэтому можно начать этот раздел с подраздела «анализ решаемой задачи»), её область и область её методов решения (предметная область), </w:t>
-      </w:r>
-      <w:r>
-        <w:t>как её уже решили, чем хороши и плохи аналоги</w:t>
-      </w:r>
-      <w:r>
-        <w:t xml:space="preserve"> (и исходя из этого что можно у них взять, а чего лучше не делать вообще)</w:t>
-      </w:r>
-      <w:r>
-        <w:t>. Исходя из результатов этого исследования необходимо определить цель и задачи (если это не было сделано во Введении)</w:t>
-      </w:r>
-      <w:r>
-        <w:t>, и на основе всех результатов уже написать чёткое техническое задание, ядром которого будут «функциональные требования».</w:t>
-      </w:r>
+        <w:t>ОБЯЗАТЕЛЬНО ПОМЕНЯТЬ ПОТОМ ВРЕМЯ НА НАСТОЯЩЕЕ</w:t>
+      </w:r>
+    </w:p>
+    <w:p>
+      <w:pPr>
+        <w:pStyle w:val="aff0"/>
+      </w:pPr>
     </w:p>
   </w:comment>
-  <w:comment w:id="4" w:author="Владислав Холмогоров" w:date="2025-03-10T14:01:00Z" w:initials="ВХ">
+  <w:comment w:id="4" w:author="Grigor Ogannisyan" w:date="2025-10-26T12:53:00Z" w:initials="GO">
     <w:p>
       <w:pPr>
         <w:pStyle w:val="aff0"/>
@@ -1316,339 +2274,16 @@
         <w:annotationRef/>
       </w:r>
       <w:r>
-        <w:t>Каждый раздел должен начинаться с краткого описание того, что в нём будет приведено.</w:t>
-      </w:r>
+        <w:t>ОПИШУ ПОЗЖЕ</w:t>
+      </w:r>
+    </w:p>
+    <w:p>
+      <w:pPr>
+        <w:pStyle w:val="aff0"/>
+      </w:pPr>
     </w:p>
   </w:comment>
-  <w:comment w:id="5" w:author="Владислав Холмогоров" w:date="2025-03-10T13:32:00Z" w:initials="ВХ">
-    <w:p>
-      <w:pPr>
-        <w:pStyle w:val="aff0"/>
-      </w:pPr>
-      <w:r>
-        <w:rPr>
-          <w:rStyle w:val="aff"/>
-        </w:rPr>
-        <w:annotationRef/>
-      </w:r>
-      <w:r>
-        <w:t>Предметная область – часть области знания о чём-либо, компоненты которой описывают решаемую задачу и способы её решения.</w:t>
-      </w:r>
-      <w:r>
-        <w:br/>
-        <w:t>Например</w:t>
-      </w:r>
-      <w:r>
-        <w:t>,</w:t>
-      </w:r>
-      <w:r>
-        <w:t xml:space="preserve"> предметная область распознания деталей автомобиля состоит из компонентов областей знания </w:t>
-      </w:r>
-      <w:r>
-        <w:rPr>
-          <w:u w:val="single"/>
-        </w:rPr>
-        <w:t>компьютерного зрения</w:t>
-      </w:r>
-      <w:r>
-        <w:t xml:space="preserve"> (которая в свою очередь относится к области знания </w:t>
-      </w:r>
-      <w:r>
-        <w:t xml:space="preserve">искусственных нейронных сетей, а те относятся к искусственному интеллекту, а те в свою очередь к… ну, вы поняли идею) и </w:t>
-      </w:r>
-      <w:r>
-        <w:rPr>
-          <w:u w:val="single"/>
-        </w:rPr>
-        <w:t>автомобильного транспорта</w:t>
-      </w:r>
-      <w:r>
-        <w:t xml:space="preserve"> (</w:t>
-      </w:r>
-      <w:r>
-        <w:t>котор</w:t>
-      </w:r>
-      <w:r>
-        <w:t>ый</w:t>
-      </w:r>
-      <w:r>
-        <w:t xml:space="preserve"> относится к транспорту)</w:t>
-      </w:r>
-      <w:r>
-        <w:t>.</w:t>
-      </w:r>
-      <w:r>
-        <w:br/>
-        <w:t>Анализ предметной области требуют определение самой предметной области (я уже написал её выше – «</w:t>
-      </w:r>
-      <w:r>
-        <w:rPr>
-          <w:u w:val="single"/>
-        </w:rPr>
-        <w:t>распознание деталей автомобиля</w:t>
-      </w:r>
-      <w:r>
-        <w:t>»), её основных компонентов (обычно приводится в виде перечисления основных терминов самой проблем</w:t>
-      </w:r>
-      <w:r>
-        <w:t>ы</w:t>
-      </w:r>
-      <w:r>
-        <w:t xml:space="preserve"> и методов её решения,</w:t>
-      </w:r>
-      <w:r>
-        <w:t xml:space="preserve"> при этом термины сложного определения также должны быть описаны, пока не будет достигнуто элементарное определение, понятное широкому кругу лиц</w:t>
-      </w:r>
-      <w:r>
-        <w:t>, то есть если в сложном определени</w:t>
-      </w:r>
-      <w:r>
-        <w:t>и</w:t>
-      </w:r>
-      <w:r>
-        <w:t xml:space="preserve"> есть сложные слова, котор</w:t>
-      </w:r>
-      <w:r>
-        <w:t>ые</w:t>
-      </w:r>
-      <w:r>
-        <w:t xml:space="preserve"> </w:t>
-      </w:r>
-      <w:r>
-        <w:t>обозначают что-то сложное, их тоже нужно описать</w:t>
-      </w:r>
-      <w:r>
-        <w:t>).</w:t>
-      </w:r>
-      <w:r>
-        <w:br/>
-      </w:r>
-      <w:r>
-        <w:t xml:space="preserve">Далее должны быть описаны существующие способы решения проблемы предметной области, основные характеристики объекта </w:t>
-      </w:r>
-      <w:r>
-        <w:t>такого решения, их преимущества и недостатки и, наконец, всё то же самое, но для предлагаемого вам</w:t>
-      </w:r>
-      <w:r>
-        <w:t>и</w:t>
-      </w:r>
-      <w:r>
-        <w:t xml:space="preserve"> решения (например, сейчас существуют системы, которые визуально анализируют детали автомобиля</w:t>
-      </w:r>
-      <w:r>
-        <w:t>, но они не способны анализировать их подетально и искать каждую из деталей и их аналоги в интернете</w:t>
-      </w:r>
-      <w:r>
-        <w:t>, при этом общая точность такой диагностики не выше 78%, вы предлагаете решение, которое должны иметь точность выше – тут вы ссылаетесь на более крутой результат, полученный вами, из 3 раздела,</w:t>
-      </w:r>
-      <w:r>
-        <w:t xml:space="preserve"> </w:t>
-      </w:r>
-      <w:r>
-        <w:t>!</w:t>
-      </w:r>
-      <w:r>
-        <w:t>ЕСЛИ ЕГО НЕТ, ТО И НЕ ПИШИТЕ НИКАКИЕ ЦИФРЫ, ИНАЧЕ ВЫ СЕБЯ ЖЕ И ЗАКОПАЕТЕ</w:t>
-      </w:r>
-      <w:r>
-        <w:t>!</w:t>
-      </w:r>
-      <w:r>
-        <w:t xml:space="preserve"> так ещё и ваша система способна отдельного анализировать каждую деталь вашего автомобиля</w:t>
-      </w:r>
-      <w:r>
-        <w:t xml:space="preserve"> – что уже само по себе повышает суммарную точность</w:t>
-      </w:r>
-      <w:r>
-        <w:t xml:space="preserve">, предлагать её аналоги </w:t>
-      </w:r>
-      <w:r>
-        <w:t>и где её лучше купить</w:t>
-      </w:r>
-      <w:r>
-        <w:t>).</w:t>
-      </w:r>
-      <w:r>
-        <w:br/>
-        <w:t>Всё описанное в этом пункте должно вам и читателю дать представление о том, что вы ищете (что наиболее актуально для обзора существующих решений или полноценного маркетингового решения)</w:t>
-      </w:r>
-      <w:r>
-        <w:t>, что вам надо (для постановки задач и ТЗ) и что вы будете делать, если ничего подходящего не найдёте (а это уже для всего 2 и 3 разделов).</w:t>
-      </w:r>
-    </w:p>
-  </w:comment>
-  <w:comment w:id="6" w:author="Владислав Холмогоров" w:date="2024-12-07T13:43:00Z" w:initials="ВХ">
-    <w:p>
-      <w:pPr>
-        <w:pStyle w:val="aff0"/>
-      </w:pPr>
-      <w:r>
-        <w:rPr>
-          <w:rStyle w:val="aff"/>
-        </w:rPr>
-        <w:annotationRef/>
-      </w:r>
-      <w:r>
-        <w:t xml:space="preserve">Здесь </w:t>
-      </w:r>
-      <w:r>
-        <w:t>необходимо описать (лучше в таблице) все достоинства и недостатки полных и частичных аналогов, учесть основные достоинства и представить их как ядро твоей функциональности, но с добавлением новых элементов, которыми могут быть либо инновационные решения (как у тебя, например), либо решением недостатков твоих аналогов.</w:t>
-      </w:r>
-      <w:r>
-        <w:br/>
-        <w:t>Либо:</w:t>
-      </w:r>
-    </w:p>
-    <w:p>
-      <w:pPr>
-        <w:pStyle w:val="aff0"/>
-        <w:numPr>
-          <w:ilvl w:val="0"/>
-          <w:numId w:val="50"/>
-        </w:numPr>
-      </w:pPr>
-      <w:r>
-        <w:t>Ты делаешь АБСОЛЮТНУЮ ПУШКУ, которой ещё нигде не было.</w:t>
-      </w:r>
-    </w:p>
-    <w:p>
-      <w:pPr>
-        <w:pStyle w:val="aff0"/>
-        <w:numPr>
-          <w:ilvl w:val="0"/>
-          <w:numId w:val="50"/>
-        </w:numPr>
-      </w:pPr>
-      <w:r>
-        <w:t xml:space="preserve"> Ты решаешь недостатки полных аналогов.</w:t>
-      </w:r>
-    </w:p>
-    <w:p>
-      <w:pPr>
-        <w:pStyle w:val="aff0"/>
-        <w:numPr>
-          <w:ilvl w:val="0"/>
-          <w:numId w:val="50"/>
-        </w:numPr>
-      </w:pPr>
-      <w:r>
-        <w:t xml:space="preserve"> Объединяешь возможности неполных в единую систему.</w:t>
-      </w:r>
-    </w:p>
-    <w:p>
-      <w:pPr>
-        <w:pStyle w:val="aff0"/>
-        <w:numPr>
-          <w:ilvl w:val="0"/>
-          <w:numId w:val="50"/>
-        </w:numPr>
-      </w:pPr>
-      <w:r>
-        <w:t xml:space="preserve"> Всё. Везде. И сразу. </w:t>
-      </w:r>
-    </w:p>
-  </w:comment>
-  <w:comment w:id="7" w:author="Владислав Холмогоров" w:date="2024-12-07T13:59:00Z" w:initials="ВХ">
-    <w:p>
-      <w:pPr>
-        <w:pStyle w:val="aff0"/>
-      </w:pPr>
-      <w:r>
-        <w:rPr>
-          <w:rStyle w:val="aff"/>
-        </w:rPr>
-        <w:annotationRef/>
-      </w:r>
-      <w:r>
-        <w:t>Здесь нужна одна конкретная цель (которая, как правило, заключается в реализации системы способную выполнять важное/важные действия, связанные с решением проблемы, НО НЕ САМУ ПРОБЛЕМУ)</w:t>
-      </w:r>
-      <w:r>
-        <w:t>, поэтому цель маленькая, но очень справедливая – как хайку</w:t>
-      </w:r>
-      <w:r>
-        <w:t>.</w:t>
-      </w:r>
-    </w:p>
-    <w:p>
-      <w:pPr>
-        <w:pStyle w:val="aff0"/>
-      </w:pPr>
-      <w:r>
-        <w:t>Задачи – лишь подразделы твоей ВКР (анализ аналогов, составление ТЗ, проектирование моделей… и т.п.).</w:t>
-      </w:r>
-    </w:p>
-  </w:comment>
-  <w:comment w:id="8" w:author="Владислав Холмогоров" w:date="2024-12-07T14:01:00Z" w:initials="ВХ">
-    <w:p>
-      <w:pPr>
-        <w:pStyle w:val="aff0"/>
-      </w:pPr>
-      <w:r>
-        <w:rPr>
-          <w:rStyle w:val="aff"/>
-        </w:rPr>
-        <w:annotationRef/>
-      </w:r>
-      <w:r>
-        <w:t>Самое главное – функциональные требования (на остальное можешь даже и не тратить времени, если его и так нет), можно ещё написать надёжность, совместимость, требования к документации и к эргономике</w:t>
-      </w:r>
-      <w:r>
-        <w:t xml:space="preserve"> (интерфейс)</w:t>
-      </w:r>
-      <w:r>
-        <w:t>.</w:t>
-      </w:r>
-    </w:p>
-    <w:p>
-      <w:pPr>
-        <w:pStyle w:val="aff0"/>
-      </w:pPr>
-      <w:r>
-        <w:t xml:space="preserve">Так как тут требования давят на вашу систему (поток управления), а программные библиотеки и иные средства помогают вам её сделать 9поток механизмов), то тут самое место для </w:t>
-      </w:r>
-      <w:r>
-        <w:rPr>
-          <w:lang w:val="en-US"/>
-        </w:rPr>
-        <w:t>IDEF</w:t>
-      </w:r>
-      <w:r>
-        <w:t>0.</w:t>
-      </w:r>
-    </w:p>
-  </w:comment>
-  <w:comment w:id="9" w:author="Владислав Холмогоров" w:date="2024-12-07T14:02:00Z" w:initials="ВХ">
-    <w:p>
-      <w:pPr>
-        <w:pStyle w:val="aff0"/>
-      </w:pPr>
-      <w:r>
-        <w:rPr>
-          <w:rStyle w:val="aff"/>
-        </w:rPr>
-        <w:annotationRef/>
-      </w:r>
-      <w:r>
-        <w:t>Краткое перечисление действий, выполненных в разделе, вместе с конкретным итогом этого действия (например, были проанализированы частичные аналоги, объединение функциональности которых легло в основу настоящей системы), поэтому нормальный вывод по разделу выйдет в страницу-две (может, где-то полторы).</w:t>
-      </w:r>
-      <w:r>
-        <w:br/>
-        <w:t>Например, в результате проведённого исследования были определена предметная область «распознания деталей автомобиля», анализ существующих решений, продемонстрировавший отсутс</w:t>
-      </w:r>
-      <w:r>
-        <w:t xml:space="preserve">твие полных аналогов в силу отсутствия возможностей </w:t>
-      </w:r>
-      <w:proofErr w:type="spellStart"/>
-      <w:r>
-        <w:t>подетального</w:t>
-      </w:r>
-      <w:proofErr w:type="spellEnd"/>
-      <w:r>
-        <w:t xml:space="preserve"> анализа и рекомендаций, а так же низкой точности, поэтому были принято решение создать систему, которая способна…</w:t>
-      </w:r>
-    </w:p>
-  </w:comment>
-  <w:comment w:id="10" w:author="Владислав Холмогоров" w:date="2024-12-07T14:04:00Z" w:initials="ВХ">
+  <w:comment w:id="5" w:author="Владислав Холмогоров" w:date="2024-12-07T14:04:00Z" w:initials="ВХ">
     <w:p>
       <w:pPr>
         <w:pStyle w:val="aff0"/>
@@ -1776,7 +2411,7 @@
       </w:r>
     </w:p>
   </w:comment>
-  <w:comment w:id="11" w:author="Владислав Холмогоров" w:date="2024-12-07T14:04:00Z" w:initials="ВХ">
+  <w:comment w:id="6" w:author="Владислав Холмогоров" w:date="2024-12-07T14:04:00Z" w:initials="ВХ">
     <w:p>
       <w:pPr>
         <w:pStyle w:val="aff0"/>
@@ -1833,7 +2468,7 @@
       </w:r>
     </w:p>
   </w:comment>
-  <w:comment w:id="12" w:author="Владислав Холмогоров" w:date="2024-12-07T14:05:00Z" w:initials="ВХ">
+  <w:comment w:id="7" w:author="Владислав Холмогоров" w:date="2024-12-07T14:05:00Z" w:initials="ВХ">
     <w:p>
       <w:pPr>
         <w:pStyle w:val="aff0"/>
@@ -1881,7 +2516,7 @@
       </w:r>
     </w:p>
   </w:comment>
-  <w:comment w:id="13" w:author="Владислав Холмогоров" w:date="2024-12-07T14:06:00Z" w:initials="ВХ">
+  <w:comment w:id="8" w:author="Владислав Холмогоров" w:date="2024-12-07T14:06:00Z" w:initials="ВХ">
     <w:p>
       <w:pPr>
         <w:pStyle w:val="aff0"/>
@@ -1972,7 +2607,7 @@
       </w:r>
     </w:p>
   </w:comment>
-  <w:comment w:id="14" w:author="Владислав Холмогоров" w:date="2024-12-07T14:08:00Z" w:initials="ВХ">
+  <w:comment w:id="9" w:author="Владислав Холмогоров" w:date="2024-12-07T14:08:00Z" w:initials="ВХ">
     <w:p>
       <w:pPr>
         <w:pStyle w:val="aff0"/>
@@ -2006,7 +2641,7 @@
       </w:r>
     </w:p>
   </w:comment>
-  <w:comment w:id="15" w:author="Владислав Холмогоров" w:date="2024-12-07T14:14:00Z" w:initials="ВХ">
+  <w:comment w:id="10" w:author="Владислав Холмогоров" w:date="2024-12-07T14:14:00Z" w:initials="ВХ">
     <w:p>
       <w:pPr>
         <w:pStyle w:val="aff0"/>
@@ -2026,7 +2661,7 @@
       </w:r>
     </w:p>
   </w:comment>
-  <w:comment w:id="16" w:author="Владислав Холмогоров" w:date="2024-12-07T14:14:00Z" w:initials="ВХ">
+  <w:comment w:id="11" w:author="Владислав Холмогоров" w:date="2024-12-07T14:14:00Z" w:initials="ВХ">
     <w:p>
       <w:pPr>
         <w:pStyle w:val="aff0"/>
@@ -2095,7 +2730,7 @@
       </w:r>
     </w:p>
   </w:comment>
-  <w:comment w:id="17" w:author="Владислав Холмогоров" w:date="2024-12-07T14:14:00Z" w:initials="ВХ">
+  <w:comment w:id="12" w:author="Владислав Холмогоров" w:date="2024-12-07T14:14:00Z" w:initials="ВХ">
     <w:p>
       <w:pPr>
         <w:pStyle w:val="aff0"/>
@@ -2168,7 +2803,7 @@
       </w:r>
     </w:p>
   </w:comment>
-  <w:comment w:id="18" w:author="Владислав Холмогоров" w:date="2024-12-07T14:19:00Z" w:initials="ВХ">
+  <w:comment w:id="13" w:author="Владислав Холмогоров" w:date="2024-12-07T14:19:00Z" w:initials="ВХ">
     <w:p>
       <w:pPr>
         <w:pStyle w:val="aff0"/>
@@ -2190,7 +2825,7 @@
       </w:r>
     </w:p>
   </w:comment>
-  <w:comment w:id="19" w:author="Владислав Холмогоров" w:date="2024-12-07T14:20:00Z" w:initials="ВХ">
+  <w:comment w:id="14" w:author="Владислав Холмогоров" w:date="2024-12-07T14:20:00Z" w:initials="ВХ">
     <w:p>
       <w:pPr>
         <w:pStyle w:val="aff0"/>
@@ -2209,7 +2844,7 @@
       </w:r>
     </w:p>
   </w:comment>
-  <w:comment w:id="20" w:author="Владислав Холмогоров" w:date="2024-12-07T14:24:00Z" w:initials="ВХ">
+  <w:comment w:id="15" w:author="Владислав Холмогоров" w:date="2024-12-07T14:24:00Z" w:initials="ВХ">
     <w:p>
       <w:pPr>
         <w:pStyle w:val="aff0"/>
@@ -2256,7 +2891,7 @@
       </w:r>
     </w:p>
   </w:comment>
-  <w:comment w:id="21" w:author="Владислав Холмогоров" w:date="2024-12-07T14:28:00Z" w:initials="ВХ">
+  <w:comment w:id="16" w:author="Владислав Холмогоров" w:date="2024-12-07T14:28:00Z" w:initials="ВХ">
     <w:p>
       <w:pPr>
         <w:pStyle w:val="aff0"/>
@@ -2272,7 +2907,7 @@
       </w:r>
     </w:p>
   </w:comment>
-  <w:comment w:id="22" w:author="Владислав Холмогоров" w:date="2024-12-07T14:28:00Z" w:initials="ВХ">
+  <w:comment w:id="17" w:author="Владислав Холмогоров" w:date="2024-12-07T14:28:00Z" w:initials="ВХ">
     <w:p>
       <w:pPr>
         <w:pStyle w:val="aff0"/>
@@ -2312,13 +2947,8 @@
   <w15:commentEx w15:paraId="595488F9" w15:done="0"/>
   <w15:commentEx w15:paraId="516874F2" w15:done="0"/>
   <w15:commentEx w15:paraId="65A86BAF" w15:done="0"/>
-  <w15:commentEx w15:paraId="10B610DB" w15:done="0"/>
-  <w15:commentEx w15:paraId="5F76F660" w15:done="0"/>
-  <w15:commentEx w15:paraId="6681BA67" w15:done="0"/>
-  <w15:commentEx w15:paraId="31ECF5C9" w15:done="0"/>
-  <w15:commentEx w15:paraId="3A07C22B" w15:done="0"/>
-  <w15:commentEx w15:paraId="2C2EE33D" w15:done="0"/>
-  <w15:commentEx w15:paraId="5E66168B" w15:done="0"/>
+  <w15:commentEx w15:paraId="727E02D9" w15:done="0"/>
+  <w15:commentEx w15:paraId="2C540604" w15:done="0"/>
   <w15:commentEx w15:paraId="2C0C96F0" w15:done="0"/>
   <w15:commentEx w15:paraId="4E114A51" w15:done="0"/>
   <w15:commentEx w15:paraId="6CEA2B2B" w15:done="0"/>
@@ -2340,13 +2970,8 @@
   <w16cex:commentExtensible w16cex:durableId="05FBA038" w16cex:dateUtc="2025-03-10T12:30:00Z"/>
   <w16cex:commentExtensible w16cex:durableId="69AA86C1" w16cex:dateUtc="2024-12-07T11:41:00Z"/>
   <w16cex:commentExtensible w16cex:durableId="0482F3F0" w16cex:dateUtc="2024-12-07T10:32:00Z"/>
-  <w16cex:commentExtensible w16cex:durableId="28019DBF" w16cex:dateUtc="2025-03-10T11:02:00Z"/>
-  <w16cex:commentExtensible w16cex:durableId="3D5392EF" w16cex:dateUtc="2025-03-10T11:01:00Z"/>
-  <w16cex:commentExtensible w16cex:durableId="0F07FAE1" w16cex:dateUtc="2025-03-10T10:32:00Z"/>
-  <w16cex:commentExtensible w16cex:durableId="739FC9E3" w16cex:dateUtc="2024-12-07T10:43:00Z"/>
-  <w16cex:commentExtensible w16cex:durableId="0168A0A9" w16cex:dateUtc="2024-12-07T10:59:00Z"/>
-  <w16cex:commentExtensible w16cex:durableId="3FE1EB1B" w16cex:dateUtc="2024-12-07T11:01:00Z"/>
-  <w16cex:commentExtensible w16cex:durableId="7CB67ED9" w16cex:dateUtc="2024-12-07T11:02:00Z"/>
+  <w16cex:commentExtensible w16cex:durableId="2CA89681" w16cex:dateUtc="2025-10-26T09:45:00Z"/>
+  <w16cex:commentExtensible w16cex:durableId="2CA89843" w16cex:dateUtc="2025-10-26T09:53:00Z"/>
   <w16cex:commentExtensible w16cex:durableId="232980D0" w16cex:dateUtc="2024-12-07T11:04:00Z"/>
   <w16cex:commentExtensible w16cex:durableId="78DE6957" w16cex:dateUtc="2024-12-07T11:04:00Z"/>
   <w16cex:commentExtensible w16cex:durableId="69D0CBC4" w16cex:dateUtc="2024-12-07T11:05:00Z"/>
@@ -2368,13 +2993,8 @@
   <w16cid:commentId w16cid:paraId="595488F9" w16cid:durableId="05FBA038"/>
   <w16cid:commentId w16cid:paraId="516874F2" w16cid:durableId="69AA86C1"/>
   <w16cid:commentId w16cid:paraId="65A86BAF" w16cid:durableId="0482F3F0"/>
-  <w16cid:commentId w16cid:paraId="10B610DB" w16cid:durableId="28019DBF"/>
-  <w16cid:commentId w16cid:paraId="5F76F660" w16cid:durableId="3D5392EF"/>
-  <w16cid:commentId w16cid:paraId="6681BA67" w16cid:durableId="0F07FAE1"/>
-  <w16cid:commentId w16cid:paraId="31ECF5C9" w16cid:durableId="739FC9E3"/>
-  <w16cid:commentId w16cid:paraId="3A07C22B" w16cid:durableId="0168A0A9"/>
-  <w16cid:commentId w16cid:paraId="2C2EE33D" w16cid:durableId="3FE1EB1B"/>
-  <w16cid:commentId w16cid:paraId="5E66168B" w16cid:durableId="7CB67ED9"/>
+  <w16cid:commentId w16cid:paraId="727E02D9" w16cid:durableId="2CA89681"/>
+  <w16cid:commentId w16cid:paraId="2C540604" w16cid:durableId="2CA89843"/>
   <w16cid:commentId w16cid:paraId="2C0C96F0" w16cid:durableId="232980D0"/>
   <w16cid:commentId w16cid:paraId="4E114A51" w16cid:durableId="78DE6957"/>
   <w16cid:commentId w16cid:paraId="6CEA2B2B" w16cid:durableId="69D0CBC4"/>
@@ -7142,8 +7762,8 @@
   <w:abstractNum w:abstractNumId="40" w15:restartNumberingAfterBreak="0">
     <w:nsid w:val="62F4092D"/>
     <w:multiLevelType w:val="hybridMultilevel"/>
-    <w:tmpl w:val="C312152E"/>
-    <w:lvl w:ilvl="0" w:tplc="D3D4E7FE">
+    <w:tmpl w:val="026C319C"/>
+    <w:lvl w:ilvl="0" w:tplc="D10439A6">
       <w:start w:val="1"/>
       <w:numFmt w:val="decimal"/>
       <w:pStyle w:val="14"/>
@@ -7156,12 +7776,61 @@
         <w:ind w:left="1276" w:hanging="567"/>
       </w:pPr>
       <w:rPr>
+        <w:rFonts w:ascii="Times New Roman" w:hAnsi="Times New Roman" w:cs="Times New Roman" w:hint="default"/>
         <w:b w:val="0"/>
         <w:bCs w:val="0"/>
         <w:i w:val="0"/>
-        <w:iCs/>
-        <w:sz w:val="28"/>
-        <w:szCs w:val="28"/>
+        <w:iCs w:val="0"/>
+        <w:caps w:val="0"/>
+        <w:smallCaps w:val="0"/>
+        <w:strike w:val="0"/>
+        <w:dstrike w:val="0"/>
+        <w:outline w:val="0"/>
+        <w:shadow w:val="0"/>
+        <w:emboss w:val="0"/>
+        <w:imprint w:val="0"/>
+        <w:noProof w:val="0"/>
+        <w:snapToGrid w:val="0"/>
+        <w:vanish w:val="0"/>
+        <w:color w:val="000000"/>
+        <w:spacing w:val="0"/>
+        <w:w w:val="0"/>
+        <w:kern w:val="0"/>
+        <w:position w:val="0"/>
+        <w:sz w:val="0"/>
+        <w:szCs w:val="0"/>
+        <w:u w:val="none" w:color="000000"/>
+        <w:effect w:val="none"/>
+        <w:bdr w:val="none" w:sz="0" w:space="0" w:color="000000"/>
+        <w:shd w:val="clear" w:color="000000" w:fill="000000"/>
+        <w:vertAlign w:val="baseline"/>
+        <w:em w:val="none"/>
+        <w:lang w:val="x-none" w:eastAsia="x-none" w:bidi="x-none"/>
+        <w:specVanish w:val="0"/>
+        <w14:glow w14:rad="0">
+          <w14:srgbClr w14:val="000000"/>
+        </w14:glow>
+        <w14:shadow w14:blurRad="0" w14:dist="0" w14:dir="0" w14:sx="0" w14:sy="0" w14:kx="0" w14:ky="0" w14:algn="none">
+          <w14:srgbClr w14:val="000000"/>
+        </w14:shadow>
+        <w14:reflection w14:blurRad="0" w14:stA="0" w14:stPos="0" w14:endA="0" w14:endPos="0" w14:dist="0" w14:dir="0" w14:fadeDir="0" w14:sx="0" w14:sy="0" w14:kx="0" w14:ky="0" w14:algn="none"/>
+        <w14:textOutline w14:w="0" w14:cap="rnd" w14:cmpd="sng" w14:algn="ctr">
+          <w14:noFill/>
+          <w14:prstDash w14:val="solid"/>
+          <w14:bevel/>
+        </w14:textOutline>
+        <w14:scene3d>
+          <w14:camera w14:prst="orthographicFront"/>
+          <w14:lightRig w14:rig="threePt" w14:dir="t">
+            <w14:rot w14:lat="0" w14:lon="0" w14:rev="0"/>
+          </w14:lightRig>
+        </w14:scene3d>
+        <w14:props3d w14:extrusionH="0" w14:contourW="0" w14:prstMaterial="none"/>
+        <w14:ligatures w14:val="none"/>
+        <w14:numForm w14:val="default"/>
+        <w14:numSpacing w14:val="default"/>
+        <w14:stylisticSets/>
+        <w14:cntxtAlts w14:val="0"/>
       </w:rPr>
     </w:lvl>
     <w:lvl w:ilvl="1" w:tplc="04190001">
@@ -8618,9 +9287,6 @@
   </w:num>
   <w:num w:numId="47">
     <w:abstractNumId w:val="40"/>
-    <w:lvlOverride w:ilvl="0">
-      <w:startOverride w:val="1"/>
-    </w:lvlOverride>
   </w:num>
   <w:num w:numId="48">
     <w:abstractNumId w:val="45"/>
@@ -8637,6 +9303,36 @@
   <w:num w:numId="51">
     <w:abstractNumId w:val="15"/>
   </w:num>
+  <w:num w:numId="52">
+    <w:abstractNumId w:val="40"/>
+  </w:num>
+  <w:num w:numId="53">
+    <w:abstractNumId w:val="12"/>
+  </w:num>
+  <w:num w:numId="54">
+    <w:abstractNumId w:val="40"/>
+    <w:lvlOverride w:ilvl="0">
+      <w:startOverride w:val="1"/>
+    </w:lvlOverride>
+  </w:num>
+  <w:num w:numId="55">
+    <w:abstractNumId w:val="40"/>
+    <w:lvlOverride w:ilvl="0">
+      <w:startOverride w:val="1"/>
+    </w:lvlOverride>
+  </w:num>
+  <w:num w:numId="56">
+    <w:abstractNumId w:val="40"/>
+    <w:lvlOverride w:ilvl="0">
+      <w:startOverride w:val="1"/>
+    </w:lvlOverride>
+  </w:num>
+  <w:num w:numId="57">
+    <w:abstractNumId w:val="40"/>
+    <w:lvlOverride w:ilvl="0">
+      <w:startOverride w:val="1"/>
+    </w:lvlOverride>
+  </w:num>
   <w:numIdMacAtCleanup w:val="51"/>
 </w:numbering>
 </file>
@@ -8645,6 +9341,9 @@
 <w15:people xmlns:wpc="http://schemas.microsoft.com/office/word/2010/wordprocessingCanvas" xmlns:cx="http://schemas.microsoft.com/office/drawing/2014/chartex" xmlns:cx1="http://schemas.microsoft.com/office/drawing/2015/9/8/chartex" xmlns:cx2="http://schemas.microsoft.com/office/drawing/2015/10/21/chartex" xmlns:cx3="http://schemas.microsoft.com/office/drawing/2016/5/9/chartex" xmlns:cx4="http://schemas.microsoft.com/office/drawing/2016/5/10/chartex" xmlns:cx5="http://schemas.microsoft.com/office/drawing/2016/5/11/chartex" xmlns:cx6="http://schemas.microsoft.com/office/drawing/2016/5/12/chartex" xmlns:cx7="http://schemas.microsoft.com/office/drawing/2016/5/13/chartex" xmlns:cx8="http://schemas.microsoft.com/office/drawing/2016/5/14/chartex" xmlns:mc="http://schemas.openxmlformats.org/markup-compatibility/2006" xmlns:aink="http://schemas.microsoft.com/office/drawing/2016/ink" xmlns:am3d="http://schemas.microsoft.com/office/drawing/2017/model3d" xmlns:o="urn:schemas-microsoft-com:office:office" xmlns:r="http://schemas.openxmlformats.org/officeDocument/2006/relationships" xmlns:m="http://schemas.openxmlformats.org/officeDocument/2006/math" xmlns:v="urn:schemas-microsoft-com:vml" xmlns:wp14="http://schemas.microsoft.com/office/word/2010/wordprocessingDrawing" xmlns:wp="http://schemas.openxmlformats.org/drawingml/2006/wordprocessingDrawing" xmlns:w10="urn:schemas-microsoft-com:office:word" xmlns:w="http://schemas.openxmlformats.org/wordprocessingml/2006/main" xmlns:w14="http://schemas.microsoft.com/office/word/2010/wordml" xmlns:w15="http://schemas.microsoft.com/office/word/2012/wordml" xmlns:w16cex="http://schemas.microsoft.com/office/word/2018/wordml/cex" xmlns:w16cid="http://schemas.microsoft.com/office/word/2016/wordml/cid" xmlns:w16="http://schemas.microsoft.com/office/word/2018/wordml" xmlns:w16sdtdh="http://schemas.microsoft.com/office/word/2020/wordml/sdtdatahash" xmlns:w16se="http://schemas.microsoft.com/office/word/2015/wordml/symex" xmlns:wpg="http://schemas.microsoft.com/office/word/2010/wordprocessingGroup" xmlns:wpi="http://schemas.microsoft.com/office/word/2010/wordprocessingInk" xmlns:wne="http://schemas.microsoft.com/office/word/2006/wordml" xmlns:wps="http://schemas.microsoft.com/office/word/2010/wordprocessingShape" mc:Ignorable="w14 w15 w16se w16cid w16 w16cex w16sdtdh wp14">
   <w15:person w15:author="Владислав Холмогоров">
     <w15:presenceInfo w15:providerId="Windows Live" w15:userId="27251b4c994e2dfa"/>
+  </w15:person>
+  <w15:person w15:author="Grigor Ogannisyan">
+    <w15:presenceInfo w15:providerId="Windows Live" w15:userId="5cee3a57af25bc40"/>
   </w15:person>
 </w15:people>
 </file>
@@ -9153,7 +9852,6 @@
   <w:style w:type="character" w:default="1" w:styleId="a4">
     <w:name w:val="Default Paragraph Font"/>
     <w:uiPriority w:val="1"/>
-    <w:semiHidden/>
     <w:unhideWhenUsed/>
   </w:style>
   <w:style w:type="table" w:default="1" w:styleId="a5">
@@ -10951,6 +11649,12 @@
       <w:color w:val="605E5C"/>
       <w:shd w:val="clear" w:color="auto" w:fill="E1DFDD"/>
     </w:rPr>
+  </w:style>
+  <w:style w:type="character" w:customStyle="1" w:styleId="docdata">
+    <w:name w:val="docdata"/>
+    <w:aliases w:val="docy,v5,1103,bqiaagaaeyqcaaagiaiaaao2awaabcqdaaaaaaaaaaaaaaaaaaaaaaaaaaaaaaaaaaaaaaaaaaaaaaaaaaaaaaaaaaaaaaaaaaaaaaaaaaaaaaaaaaaaaaaaaaaaaaaaaaaaaaaaaaaaaaaaaaaaaaaaaaaaaaaaaaaaaaaaaaaaaaaaaaaaaaaaaaaaaaaaaaaaaaaaaaaaaaaaaaaaaaaaaaaaaaaaaaaaaaaa"/>
+    <w:basedOn w:val="a4"/>
+    <w:rsid w:val="001132E1"/>
   </w:style>
 </w:styles>
 </file>

--- a/недодип.docx
+++ b/недодип.docx
@@ -6,9 +6,11 @@
       <w:pPr>
         <w:pStyle w:val="1a"/>
       </w:pPr>
+      <w:bookmarkStart w:id="0" w:name="_Toc212455476"/>
       <w:r>
         <w:t>АННОТАЦИЯ</w:t>
       </w:r>
+      <w:bookmarkEnd w:id="0"/>
     </w:p>
     <w:p>
       <w:r>
@@ -34,12 +36,6 @@
       </w:r>
     </w:p>
     <w:p>
-      <w:pPr>
-        <w:spacing w:line="259" w:lineRule="auto"/>
-        <w:ind w:firstLine="0"/>
-        <w:contextualSpacing w:val="0"/>
-        <w:jc w:val="left"/>
-      </w:pPr>
       <w:r>
         <w:br w:type="page"/>
       </w:r>
@@ -48,12 +44,12 @@
       <w:pPr>
         <w:pStyle w:val="af8"/>
       </w:pPr>
-      <w:commentRangeStart w:id="0"/>
+      <w:commentRangeStart w:id="1"/>
       <w:r>
         <w:lastRenderedPageBreak/>
         <w:t>СОДЕРЖАНИЕ</w:t>
       </w:r>
-      <w:commentRangeEnd w:id="0"/>
+      <w:commentRangeEnd w:id="1"/>
       <w:r>
         <w:rPr>
           <w:rStyle w:val="aff"/>
@@ -62,7 +58,7 @@
           <w:bCs w:val="0"/>
           <w:lang w:eastAsia="en-US" w:bidi="ar-SA"/>
         </w:rPr>
-        <w:commentReference w:id="0"/>
+        <w:commentReference w:id="1"/>
       </w:r>
     </w:p>
     <w:p>
@@ -75,36 +71,19 @@
     <w:p>
       <w:pPr>
         <w:rPr>
+          <w:lang w:val="en-US"/>
+        </w:rPr>
+      </w:pPr>
+    </w:p>
+    <w:p>
+      <w:pPr>
+        <w:rPr>
           <w:lang w:eastAsia="ru-RU" w:bidi="ru-RU"/>
         </w:rPr>
       </w:pPr>
-      <w:r>
-        <w:rPr>
-          <w:highlight w:val="yellow"/>
-          <w:lang w:val="en-US"/>
-        </w:rPr>
-        <w:t>IN</w:t>
-      </w:r>
-      <w:r>
-        <w:rPr>
-          <w:highlight w:val="yellow"/>
-        </w:rPr>
-        <w:t>_</w:t>
-      </w:r>
-      <w:r>
-        <w:rPr>
-          <w:highlight w:val="yellow"/>
-          <w:lang w:val="en-US"/>
-        </w:rPr>
-        <w:t>PROGRESS</w:t>
-      </w:r>
-    </w:p>
-    <w:p>
-      <w:pPr>
-        <w:spacing w:line="259" w:lineRule="auto"/>
-        <w:ind w:firstLine="0"/>
-        <w:contextualSpacing w:val="0"/>
-        <w:jc w:val="left"/>
+    </w:p>
+    <w:p>
+      <w:pPr>
         <w:rPr>
           <w:lang w:eastAsia="ru-RU" w:bidi="ru-RU"/>
         </w:rPr>
@@ -120,12 +99,13 @@
       <w:pPr>
         <w:pStyle w:val="1a"/>
       </w:pPr>
-      <w:commentRangeStart w:id="1"/>
+      <w:bookmarkStart w:id="2" w:name="_Toc212455477"/>
+      <w:commentRangeStart w:id="3"/>
       <w:r>
         <w:lastRenderedPageBreak/>
         <w:t>СПИСОК ИСПОЛЬЗУЕМЫХ СОКРАЩЕНИЙ</w:t>
       </w:r>
-      <w:commentRangeEnd w:id="1"/>
+      <w:commentRangeEnd w:id="3"/>
       <w:r>
         <w:rPr>
           <w:rStyle w:val="aff"/>
@@ -136,8 +116,9 @@
           <w:kern w:val="0"/>
           <w:lang w:eastAsia="en-US"/>
         </w:rPr>
-        <w:commentReference w:id="1"/>
-      </w:r>
+        <w:commentReference w:id="3"/>
+      </w:r>
+      <w:bookmarkEnd w:id="2"/>
     </w:p>
     <w:p>
       <w:pPr>
@@ -155,14 +136,8 @@
     </w:p>
     <w:p>
       <w:pPr>
-        <w:spacing w:line="259" w:lineRule="auto"/>
-        <w:ind w:firstLine="0"/>
-        <w:contextualSpacing w:val="0"/>
-        <w:jc w:val="left"/>
         <w:rPr>
           <w:rFonts w:eastAsiaTheme="majorEastAsia" w:cstheme="majorBidi"/>
-          <w:b/>
-          <w:caps/>
           <w:spacing w:val="-10"/>
           <w:kern w:val="28"/>
           <w:sz w:val="36"/>
@@ -184,6 +159,7 @@
           <w:lang w:bidi="ru-RU"/>
         </w:rPr>
       </w:pPr>
+      <w:bookmarkStart w:id="4" w:name="_Toc212455478"/>
       <w:r>
         <w:rPr>
           <w:lang w:bidi="ru-RU"/>
@@ -191,6 +167,7 @@
         <w:lastRenderedPageBreak/>
         <w:t>ВВЕДЕНИЕ</w:t>
       </w:r>
+      <w:bookmarkEnd w:id="4"/>
     </w:p>
     <w:p>
       <w:pPr>
@@ -254,86 +231,58 @@
         <w:rPr>
           <w:lang w:eastAsia="ru-RU" w:bidi="ru-RU"/>
         </w:rPr>
-        <w:t xml:space="preserve">. Профильные обзоры указывают на дисбалансы спроса и предложения на рынке аренды и ускорение арендных ставок в отдельные периоды, что повышает неопределённость для домохозяйств и профессиональных </w:t>
-      </w:r>
-      <w:proofErr w:type="gramStart"/>
+        <w:t>. Профильные обзоры указывают на дисбалансы спроса и предложения на рынке аренды и ускорение арендных ставок в отдельные периоды, что повышает неопределённость для домохозяйств и профессиональных участников</w:t>
+      </w:r>
       <w:r>
         <w:rPr>
           <w:lang w:eastAsia="ru-RU" w:bidi="ru-RU"/>
         </w:rPr>
-        <w:t>участников</w:t>
+        <w:t>[3]</w:t>
       </w:r>
       <w:r>
         <w:rPr>
           <w:lang w:eastAsia="ru-RU" w:bidi="ru-RU"/>
         </w:rPr>
-        <w:t>[</w:t>
-      </w:r>
-      <w:proofErr w:type="gramEnd"/>
+        <w:t xml:space="preserve">. В этих условиях система, объединяющая </w:t>
+      </w:r>
+      <w:proofErr w:type="spellStart"/>
       <w:r>
         <w:rPr>
           <w:lang w:eastAsia="ru-RU" w:bidi="ru-RU"/>
         </w:rPr>
-        <w:t>3]</w:t>
-      </w:r>
+        <w:t>геопространственные</w:t>
+      </w:r>
+      <w:proofErr w:type="spellEnd"/>
       <w:r>
         <w:rPr>
           <w:lang w:eastAsia="ru-RU" w:bidi="ru-RU"/>
         </w:rPr>
-        <w:t xml:space="preserve">. В этих условиях система, объединяющая </w:t>
-      </w:r>
-      <w:proofErr w:type="spellStart"/>
+        <w:t xml:space="preserve"> признаки, интерпретируемые модели и честную оценку неопределённости, имеет практическую ценность для обоснования сделок и снижения риска ошибок</w:t>
+      </w:r>
       <w:r>
         <w:rPr>
           <w:lang w:eastAsia="ru-RU" w:bidi="ru-RU"/>
         </w:rPr>
-        <w:t>геопространственные</w:t>
-      </w:r>
-      <w:proofErr w:type="spellEnd"/>
-      <w:r>
+        <w:t>.</w:t>
+      </w:r>
+    </w:p>
+    <w:p>
+      <w:pPr>
         <w:rPr>
           <w:lang w:eastAsia="ru-RU" w:bidi="ru-RU"/>
         </w:rPr>
-        <w:t xml:space="preserve"> признаки, интерпретируемые модели и честную оценку неопределённости, имеет практическую ценность для обоснования сделок и снижения риска ошибок</w:t>
-      </w:r>
+      </w:pPr>
       <w:r>
         <w:rPr>
           <w:lang w:eastAsia="ru-RU" w:bidi="ru-RU"/>
         </w:rPr>
-        <w:t>.</w:t>
-      </w:r>
-    </w:p>
-    <w:p>
-      <w:pPr>
+        <w:t>В качестве данных используются объявления о недвижимости</w:t>
+      </w:r>
+      <w:r>
         <w:rPr>
           <w:lang w:eastAsia="ru-RU" w:bidi="ru-RU"/>
         </w:rPr>
-      </w:pPr>
-      <w:r>
-        <w:rPr>
-          <w:lang w:eastAsia="ru-RU" w:bidi="ru-RU"/>
-        </w:rPr>
-        <w:t xml:space="preserve">В качестве данных используются объявления о </w:t>
-      </w:r>
-      <w:proofErr w:type="gramStart"/>
-      <w:r>
-        <w:rPr>
-          <w:lang w:eastAsia="ru-RU" w:bidi="ru-RU"/>
-        </w:rPr>
-        <w:t>недвижимости</w:t>
-      </w:r>
-      <w:r>
-        <w:rPr>
-          <w:lang w:eastAsia="ru-RU" w:bidi="ru-RU"/>
-        </w:rPr>
-        <w:t>[</w:t>
-      </w:r>
-      <w:proofErr w:type="gramEnd"/>
-      <w:r>
-        <w:rPr>
-          <w:lang w:eastAsia="ru-RU" w:bidi="ru-RU"/>
-        </w:rPr>
-        <w:t>4]</w:t>
+        <w:t>[4]</w:t>
       </w:r>
       <w:r>
         <w:rPr>
@@ -453,10 +402,6 @@
     </w:p>
     <w:p>
       <w:pPr>
-        <w:spacing w:line="259" w:lineRule="auto"/>
-        <w:ind w:firstLine="0"/>
-        <w:contextualSpacing w:val="0"/>
-        <w:jc w:val="left"/>
         <w:rPr>
           <w:lang w:eastAsia="ru-RU" w:bidi="ru-RU"/>
         </w:rPr>
@@ -472,12 +417,13 @@
       <w:pPr>
         <w:pStyle w:val="1a"/>
       </w:pPr>
-      <w:commentRangeStart w:id="2"/>
+      <w:bookmarkStart w:id="5" w:name="_Toc212455479"/>
+      <w:commentRangeStart w:id="6"/>
       <w:r>
         <w:lastRenderedPageBreak/>
         <w:t>ЛИТЕРАТУРНЫЙ ОБЗОР</w:t>
       </w:r>
-      <w:commentRangeEnd w:id="2"/>
+      <w:commentRangeEnd w:id="6"/>
       <w:r>
         <w:rPr>
           <w:rStyle w:val="aff"/>
@@ -488,8 +434,9 @@
           <w:kern w:val="0"/>
           <w:lang w:eastAsia="en-US"/>
         </w:rPr>
-        <w:commentReference w:id="2"/>
-      </w:r>
+        <w:commentReference w:id="6"/>
+      </w:r>
+      <w:bookmarkEnd w:id="5"/>
     </w:p>
     <w:p>
       <w:pPr>
@@ -504,10 +451,6 @@
     </w:p>
     <w:p>
       <w:pPr>
-        <w:spacing w:line="259" w:lineRule="auto"/>
-        <w:ind w:firstLine="0"/>
-        <w:contextualSpacing w:val="0"/>
-        <w:jc w:val="left"/>
         <w:rPr>
           <w:highlight w:val="yellow"/>
         </w:rPr>
@@ -523,10 +466,12 @@
       <w:pPr>
         <w:pStyle w:val="a0"/>
       </w:pPr>
+      <w:bookmarkStart w:id="7" w:name="_Toc212455480"/>
       <w:r>
         <w:lastRenderedPageBreak/>
         <w:t>ИССЛЕДОВАТЕЛЬСКИЙ РАЗДЕЛ</w:t>
       </w:r>
+      <w:bookmarkEnd w:id="7"/>
     </w:p>
     <w:p>
       <w:pPr>
@@ -535,20 +480,31 @@
         </w:rPr>
       </w:pPr>
       <w:r>
-        <w:t>В данном разделе представлено исследование задачи и способов. Последовательно выполнены: анализ решаемой задачи и предметной области рынка жилой недвижимости, обзор существующих аналогов и подходов с оценкой их преимуществ и ограничений, формулирование цели и задач работы на основе результатов обзора, а также разработка технического задания с определением ключевых функциональных требований, ограничений и критериев приемки. Завершает раздел краткий вывод по результатам исследования и их роли в дальнейшей разработке.</w:t>
+        <w:t xml:space="preserve">В данном разделе представлено исследование задачи и </w:t>
+      </w:r>
+      <w:r>
+        <w:t>способов её решения в контексте темы «Интеллектуальная система анализа недвижимости»</w:t>
+      </w:r>
+      <w:r>
+        <w:t>. Последовательно выполнены: анализ решаемой задачи и предметной области рынка жилой недвижимости, обзор существующих аналогов и подходов с оценкой их преимуществ и ограничений, формулирование цели и задач работы на основе результатов обзора, а также разработка технического задания с определением ключевых функциональных требований, ограничений и критериев приемки. Завершает раздел краткий вывод по результатам исследования и их роли в дальнейшей разработке.</w:t>
       </w:r>
     </w:p>
     <w:p>
       <w:pPr>
         <w:pStyle w:val="23"/>
       </w:pPr>
+      <w:bookmarkStart w:id="8" w:name="_Toc212455481"/>
       <w:r>
         <w:t>Анализ предметной области</w:t>
       </w:r>
-    </w:p>
-    <w:p>
-      <w:r>
-        <w:t xml:space="preserve">Предметная область настоящего исследования — </w:t>
+      <w:bookmarkEnd w:id="8"/>
+    </w:p>
+    <w:p>
+      <w:r>
+        <w:t xml:space="preserve">Предметная область настоящего исследования </w:t>
+      </w:r>
+      <w:r>
+        <w:t xml:space="preserve">- </w:t>
       </w:r>
       <w:r>
         <w:rPr>
@@ -631,31 +587,33 @@
     </w:p>
     <w:p>
       <w:pPr>
-        <w:pStyle w:val="1"/>
+        <w:pStyle w:val="20"/>
       </w:pPr>
       <w:r>
         <w:rPr>
           <w:rStyle w:val="affd"/>
-          <w:rFonts w:eastAsiaTheme="majorEastAsia"/>
           <w:b w:val="0"/>
           <w:bCs w:val="0"/>
         </w:rPr>
         <w:t>Эконометрические гедонические модели</w:t>
       </w:r>
       <w:r>
-        <w:t xml:space="preserve"> (линейная/лог-линейная регрессия): прозрачны и интерпретируемы, но плохо захватывают нелинейности и взаимодействия признаков.</w:t>
-      </w:r>
-    </w:p>
-    <w:p>
-      <w:pPr>
-        <w:pStyle w:val="1"/>
+        <w:t xml:space="preserve"> (линейная/лог-линейная регрессия): прозрачны и интерпретируемы, но плохо захватывают нелинейности и взаимодействия признаков</w:t>
+      </w:r>
+      <w:r>
+        <w:t>;</w:t>
+      </w:r>
+    </w:p>
+    <w:p>
+      <w:pPr>
+        <w:pStyle w:val="20"/>
       </w:pPr>
       <w:r>
         <w:lastRenderedPageBreak/>
         <w:t>Правила/эвристики оценщиков и CMA (сравнительный анализ рынка): понятны экспертам, но трудоёмки, субъективны и слабо масштабируемы</w:t>
       </w:r>
       <w:r>
-        <w:t>.</w:t>
+        <w:t>;</w:t>
       </w:r>
     </w:p>
     <w:p>
@@ -691,16 +649,15 @@
       <w:pPr>
         <w:pStyle w:val="23"/>
       </w:pPr>
+      <w:bookmarkStart w:id="9" w:name="_Toc212455482"/>
       <w:r>
         <w:t>Обзор существующих аналогов</w:t>
       </w:r>
-    </w:p>
-    <w:p>
-      <w:r>
-        <w:t>На рынке РФ представлены сервисы, выполняющие автоматизированную оценку жилья (AVM): они прогнозируют цену продажи/аренды по адресу и базовым параметрам, иногда показывают динамику спроса/цен. Однако чаще всего не раскрывают методику моделирования, не предоставляют доверительные интервалы и объяснения факторов, а также ограничены по экспорту/API</w:t>
-      </w:r>
-      <w:r>
-        <w:t>.</w:t>
+      <w:bookmarkEnd w:id="9"/>
+    </w:p>
+    <w:p>
+      <w:r>
+        <w:t>На рынке РФ представлены сервисы, выполняющие автоматизированную оценку жилья (AVM): они прогнозируют цену продажи/аренды по адресу и базовым параметрам, иногда показывают динамику спроса/цен. Однако чаще всего не раскрывают методику моделирования, не предоставляют доверительные интервалы и объяснения факторов, а также ограничены по экспорту/API.</w:t>
       </w:r>
     </w:p>
     <w:p>
@@ -746,21 +703,15 @@
     </w:p>
     <w:p>
       <w:r>
-        <w:t>В сумме по результатам обзора можно сформулировать следующие наблюдения</w:t>
-      </w:r>
-      <w:r>
-        <w:t>.</w:t>
-      </w:r>
-    </w:p>
-    <w:p>
-      <w:pPr>
-        <w:pStyle w:val="14"/>
-      </w:pPr>
-      <w:r>
-        <w:t>О</w:t>
-      </w:r>
-      <w:r>
-        <w:t xml:space="preserve">ткрытых решений, одновременно предоставляющих (1) корректно калиброванные доверительные интервалы, (2) интерпретируемые объяснения вклада признаков для конкретного объекта и (3) системный подбор сопоставимых объектов с учётом </w:t>
+        <w:t>В сумме по результатам обзора можно сформулировать следующие наблюдения.</w:t>
+      </w:r>
+    </w:p>
+    <w:p>
+      <w:pPr>
+        <w:pStyle w:val="22"/>
+      </w:pPr>
+      <w:r>
+        <w:t xml:space="preserve">Открытых решений, одновременно предоставляющих (1) корректно калиброванные доверительные интервалы, (2) интерпретируемые объяснения вклада признаков для конкретного объекта и (3) системный подбор сопоставимых объектов с учётом </w:t>
       </w:r>
       <w:proofErr w:type="spellStart"/>
       <w:r>
@@ -768,35 +719,23 @@
       </w:r>
       <w:proofErr w:type="spellEnd"/>
       <w:r>
-        <w:t xml:space="preserve"> близости, не выявлено</w:t>
-      </w:r>
-      <w:r>
-        <w:t>.</w:t>
-      </w:r>
-    </w:p>
-    <w:p>
-      <w:pPr>
-        <w:pStyle w:val="14"/>
-      </w:pPr>
-      <w:r>
-        <w:t>С</w:t>
-      </w:r>
-      <w:r>
-        <w:t>ильные стороны рынка — накопленные данные, удобные интерфейсы и базовая динамика цен — могут быть приняты как фундамент нашей функциональности</w:t>
-      </w:r>
-      <w:r>
-        <w:t>.</w:t>
-      </w:r>
-    </w:p>
-    <w:p>
-      <w:pPr>
-        <w:pStyle w:val="14"/>
-      </w:pPr>
-      <w:r>
-        <w:t>К</w:t>
-      </w:r>
-      <w:r>
-        <w:t xml:space="preserve">лючевые методические дефициты аналогов (непрозрачность моделей, отсутствие оценок неопределённости и полноценного </w:t>
+        <w:t xml:space="preserve"> близости, не выявлено.</w:t>
+      </w:r>
+    </w:p>
+    <w:p>
+      <w:pPr>
+        <w:pStyle w:val="22"/>
+      </w:pPr>
+      <w:r>
+        <w:t>Сильные стороны рынка — накопленные данные, удобные интерфейсы и базовая динамика цен — могут быть приняты как фундамент нашей функциональности.</w:t>
+      </w:r>
+    </w:p>
+    <w:p>
+      <w:pPr>
+        <w:pStyle w:val="22"/>
+      </w:pPr>
+      <w:r>
+        <w:t xml:space="preserve">Ключевые методические дефициты аналогов (непрозрачность моделей, отсутствие оценок неопределённости и полноценного </w:t>
       </w:r>
       <w:r>
         <w:lastRenderedPageBreak/>
@@ -808,7 +747,10 @@
       </w:r>
       <w:proofErr w:type="spellEnd"/>
       <w:r>
-        <w:t>) определяют направления развития предлагаемого решения: включение честной интервальной оценки, локально интерпретируемых объяснений и алгоритма подбора сравнимых объектов как обязательных компонентов системы</w:t>
+        <w:t>) определяют направления развития предлагаемого решения: включение честной интервальной оц</w:t>
+      </w:r>
+      <w:r>
+        <w:t>енки, локально интерпретируемых объяснений и алгоритма подбора сравнимых объектов как обязательных компонентов системы</w:t>
       </w:r>
       <w:r>
         <w:t>.</w:t>
@@ -818,9 +760,11 @@
       <w:pPr>
         <w:pStyle w:val="23"/>
       </w:pPr>
+      <w:bookmarkStart w:id="10" w:name="_Toc212455483"/>
       <w:r>
         <w:t>Цель и задачи</w:t>
       </w:r>
+      <w:bookmarkEnd w:id="10"/>
     </w:p>
     <w:p>
       <w:pPr>
@@ -832,108 +776,102 @@
         <w:rPr>
           <w:lang w:eastAsia="ru-RU" w:bidi="ru-RU"/>
         </w:rPr>
-        <w:t>Цель работы — построить модель, предоставляющую прогноз с доверительным интервалом и интерпретируемым объяснением факторов, а также подбор сопоставимых объектов для поддержки принятия решений арендаторами, покупателями и специалистами рынка</w:t>
-      </w:r>
-      <w:r>
+        <w:t>Цель работы — построить модель, предоставляющую прогноз с доверительным интервалом и интерпретируемым объяснением факторов, а также подбор сопоставимых объектов для поддержки принятия решений арендаторами, покупателями и специалистами рынка.</w:t>
+      </w:r>
+    </w:p>
+    <w:p>
+      <w:pPr>
         <w:rPr>
           <w:lang w:eastAsia="ru-RU" w:bidi="ru-RU"/>
         </w:rPr>
-        <w:t>.</w:t>
-      </w:r>
-    </w:p>
-    <w:p>
-      <w:pPr>
+      </w:pPr>
+      <w:r>
         <w:rPr>
           <w:lang w:eastAsia="ru-RU" w:bidi="ru-RU"/>
         </w:rPr>
-      </w:pPr>
+        <w:t xml:space="preserve">Для достижения поставленной цели необходимо провести анализ предметной области и обзор существующих аналогов, сформировать и утвердить техническое задание. На следующем этапе требуется собрать </w:t>
+      </w:r>
+      <w:proofErr w:type="spellStart"/>
       <w:r>
         <w:rPr>
           <w:lang w:eastAsia="ru-RU" w:bidi="ru-RU"/>
         </w:rPr>
-        <w:t xml:space="preserve">Для достижения поставленной цели необходимо провести анализ предметной области и обзор существующих аналогов, сформировать и утвердить техническое задание. На следующем этапе требуется собрать </w:t>
+        <w:t>датасет</w:t>
+      </w:r>
+      <w:proofErr w:type="spellEnd"/>
+      <w:r>
+        <w:rPr>
+          <w:lang w:eastAsia="ru-RU" w:bidi="ru-RU"/>
+        </w:rPr>
+        <w:t xml:space="preserve"> из объявлений и внешних </w:t>
       </w:r>
       <w:proofErr w:type="spellStart"/>
       <w:r>
         <w:rPr>
           <w:lang w:eastAsia="ru-RU" w:bidi="ru-RU"/>
         </w:rPr>
-        <w:t>датасет</w:t>
+        <w:t>геопризнаков</w:t>
       </w:r>
       <w:proofErr w:type="spellEnd"/>
       <w:r>
         <w:rPr>
           <w:lang w:eastAsia="ru-RU" w:bidi="ru-RU"/>
         </w:rPr>
-        <w:t xml:space="preserve"> из объявлений и внешних </w:t>
+        <w:t xml:space="preserve">, выполнить его очистку, </w:t>
       </w:r>
       <w:proofErr w:type="spellStart"/>
       <w:r>
         <w:rPr>
           <w:lang w:eastAsia="ru-RU" w:bidi="ru-RU"/>
         </w:rPr>
-        <w:t>геопризнаков</w:t>
+        <w:t>геокодирование</w:t>
       </w:r>
       <w:proofErr w:type="spellEnd"/>
       <w:r>
         <w:rPr>
           <w:lang w:eastAsia="ru-RU" w:bidi="ru-RU"/>
         </w:rPr>
-        <w:t xml:space="preserve">, выполнить его очистку, </w:t>
+        <w:t xml:space="preserve"> и генерацию признаков. Затем разрабатываются и обучаются модели прогнозирования с настройкой пространственно-временной валидации.</w:t>
+      </w:r>
+    </w:p>
+    <w:p>
+      <w:pPr>
+        <w:rPr>
+          <w:lang w:eastAsia="ru-RU" w:bidi="ru-RU"/>
+        </w:rPr>
+      </w:pPr>
+      <w:r>
+        <w:rPr>
+          <w:lang w:eastAsia="ru-RU" w:bidi="ru-RU"/>
+        </w:rPr>
+        <w:t>Особое внимание уделяется реализации оценки неопределённости (</w:t>
       </w:r>
       <w:proofErr w:type="spellStart"/>
       <w:r>
         <w:rPr>
           <w:lang w:eastAsia="ru-RU" w:bidi="ru-RU"/>
         </w:rPr>
-        <w:t>геокодирование</w:t>
+        <w:t>квантильной</w:t>
       </w:r>
       <w:proofErr w:type="spellEnd"/>
       <w:r>
         <w:rPr>
           <w:lang w:eastAsia="ru-RU" w:bidi="ru-RU"/>
         </w:rPr>
-        <w:t xml:space="preserve"> и генерацию признаков. Затем разрабатываются и обучаются модели прогнозирования с настройкой пространственно-временной валидации.</w:t>
-      </w:r>
-    </w:p>
-    <w:p>
-      <w:pPr>
+        <w:t xml:space="preserve"> или конформной) и созданию модуля интерпретации вкладов признаков. Дополнительно предусматривается механизм поиска сопоставимых объектов («</w:t>
+      </w:r>
+      <w:proofErr w:type="spellStart"/>
+      <w:r>
         <w:rPr>
           <w:lang w:eastAsia="ru-RU" w:bidi="ru-RU"/>
         </w:rPr>
-      </w:pPr>
+        <w:t>компараблов</w:t>
+      </w:r>
+      <w:proofErr w:type="spellEnd"/>
       <w:r>
         <w:rPr>
           <w:lang w:eastAsia="ru-RU" w:bidi="ru-RU"/>
         </w:rPr>
-        <w:t>Особое внимание уделяется реализации оценки неопределённости (</w:t>
-      </w:r>
-      <w:proofErr w:type="spellStart"/>
-      <w:r>
-        <w:rPr>
-          <w:lang w:eastAsia="ru-RU" w:bidi="ru-RU"/>
-        </w:rPr>
-        <w:t>квантильной</w:t>
-      </w:r>
-      <w:proofErr w:type="spellEnd"/>
-      <w:r>
-        <w:rPr>
-          <w:lang w:eastAsia="ru-RU" w:bidi="ru-RU"/>
-        </w:rPr>
-        <w:t xml:space="preserve"> или конформной) и созданию модуля интерпретации вкладов признаков. Дополнительно предусматривается механизм поиска сопоставимых объектов («</w:t>
-      </w:r>
-      <w:proofErr w:type="spellStart"/>
-      <w:r>
-        <w:rPr>
-          <w:lang w:eastAsia="ru-RU" w:bidi="ru-RU"/>
-        </w:rPr>
-        <w:t>компараблов</w:t>
-      </w:r>
-      <w:proofErr w:type="spellEnd"/>
-      <w:r>
-        <w:rPr>
-          <w:lang w:eastAsia="ru-RU" w:bidi="ru-RU"/>
-        </w:rPr>
         <w:t>») по атрибутам и локализации. Завершающим этапом является создание прототипа веб-сервиса с картографической визуализацией и возможностью формирования краткого отчёта, а также проведение экспериментальной оценки качества и подготовка пользовательской и эксплуатационной документации.</w:t>
       </w:r>
     </w:p>
@@ -941,14 +879,19 @@
       <w:pPr>
         <w:pStyle w:val="23"/>
       </w:pPr>
+      <w:bookmarkStart w:id="11" w:name="_Toc212455484"/>
       <w:r>
         <w:lastRenderedPageBreak/>
         <w:t>Техническое задание</w:t>
       </w:r>
-    </w:p>
-    <w:p>
-      <w:r>
-        <w:t>В данном подразделе представлено техническое задание на разработку системы «Интеллектуальная система анализа недвижимости». Техническое задание разработано на основе ГОСТ 34.602-89</w:t>
+      <w:bookmarkEnd w:id="11"/>
+    </w:p>
+    <w:p>
+      <w:r>
+        <w:t>В данном подразделе представлено техническое задание на разработку системы «Интеллектуальная система анализа недвижимости». Техническое задание разработано на основе ГОСТ 34.602-</w:t>
+      </w:r>
+      <w:r>
+        <w:t>2020</w:t>
       </w:r>
       <w:r>
         <w:t>.</w:t>
@@ -958,9 +901,11 @@
       <w:pPr>
         <w:pStyle w:val="31"/>
       </w:pPr>
+      <w:bookmarkStart w:id="12" w:name="_Toc212455485"/>
       <w:r>
         <w:t>Назначение и цели разработки системы</w:t>
       </w:r>
+      <w:bookmarkEnd w:id="12"/>
     </w:p>
     <w:p>
       <w:r>
@@ -1011,27 +956,18 @@
       </w:r>
     </w:p>
     <w:p>
-      <w:pPr>
-        <w:rPr>
-          <w:b/>
-          <w:bCs/>
-        </w:rPr>
-      </w:pPr>
-      <w:r>
-        <w:rPr>
-          <w:b/>
-          <w:bCs/>
-        </w:rPr>
+      <w:r>
         <w:t>Задачи работы:</w:t>
       </w:r>
     </w:p>
     <w:p>
       <w:pPr>
-        <w:pStyle w:val="14"/>
+        <w:pStyle w:val="22"/>
         <w:numPr>
           <w:ilvl w:val="0"/>
-          <w:numId w:val="55"/>
+          <w:numId w:val="52"/>
         </w:numPr>
+        <w:ind w:left="1276" w:hanging="567"/>
       </w:pPr>
       <w:r>
         <w:t>Выполнить анализ предметной области и обзор аналогов.</w:t>
@@ -1039,46 +975,171 @@
     </w:p>
     <w:p>
       <w:pPr>
-        <w:pStyle w:val="14"/>
+        <w:pStyle w:val="22"/>
+      </w:pPr>
+      <w:r>
+        <w:t>Сформировать и утвердить техническое задание.</w:t>
+      </w:r>
+    </w:p>
+    <w:p>
+      <w:pPr>
+        <w:pStyle w:val="22"/>
+      </w:pPr>
+      <w:r>
+        <w:t xml:space="preserve">Сформировать </w:t>
+      </w:r>
+      <w:proofErr w:type="spellStart"/>
+      <w:r>
+        <w:t>датасет</w:t>
+      </w:r>
+      <w:proofErr w:type="spellEnd"/>
+      <w:r>
+        <w:t xml:space="preserve"> объявлений и внешних </w:t>
+      </w:r>
+      <w:proofErr w:type="spellStart"/>
+      <w:r>
+        <w:t>геопризнаков</w:t>
+      </w:r>
+      <w:proofErr w:type="spellEnd"/>
+      <w:r>
+        <w:t xml:space="preserve">; выполнить очистку и </w:t>
+      </w:r>
+      <w:proofErr w:type="spellStart"/>
+      <w:r>
+        <w:t>геокодирование</w:t>
+      </w:r>
+      <w:proofErr w:type="spellEnd"/>
+      <w:r>
+        <w:t>.</w:t>
+      </w:r>
+    </w:p>
+    <w:p>
+      <w:pPr>
+        <w:pStyle w:val="22"/>
+      </w:pPr>
+      <w:r>
+        <w:t>Спроектировать и обучить модели прогнозирования с пространственно-временной валидацией.</w:t>
+      </w:r>
+    </w:p>
+    <w:p>
+      <w:pPr>
+        <w:pStyle w:val="22"/>
+      </w:pPr>
+      <w:r>
+        <w:t>Реализовать оценку неопределённости (</w:t>
+      </w:r>
+      <w:proofErr w:type="spellStart"/>
+      <w:r>
+        <w:t>квантильная</w:t>
+      </w:r>
+      <w:proofErr w:type="spellEnd"/>
+      <w:r>
+        <w:t>/конформная) и интерпретацию вкладов признаков.</w:t>
+      </w:r>
+    </w:p>
+    <w:p>
+      <w:pPr>
+        <w:pStyle w:val="22"/>
+      </w:pPr>
+      <w:r>
+        <w:t>Реализовать подбор сопоставимых объектов.</w:t>
+      </w:r>
+    </w:p>
+    <w:p>
+      <w:pPr>
+        <w:pStyle w:val="22"/>
+      </w:pPr>
+      <w:r>
+        <w:t>Создать прототип веб-сервиса с картографической визуализацией и экспортом отчёта.</w:t>
+      </w:r>
+    </w:p>
+    <w:p>
+      <w:pPr>
+        <w:pStyle w:val="22"/>
+      </w:pPr>
+      <w:r>
+        <w:lastRenderedPageBreak/>
+        <w:t>Провести экспериментальную оценку качества и подготовить документацию.</w:t>
+      </w:r>
+    </w:p>
+    <w:p>
+      <w:pPr>
+        <w:pStyle w:val="31"/>
+      </w:pPr>
+      <w:bookmarkStart w:id="13" w:name="_Toc212455486"/>
+      <w:r>
+        <w:t>Функциональные требования</w:t>
+      </w:r>
+      <w:bookmarkEnd w:id="13"/>
+    </w:p>
+    <w:p>
+      <w:pPr>
+        <w:pStyle w:val="22"/>
         <w:numPr>
           <w:ilvl w:val="0"/>
-          <w:numId w:val="55"/>
+          <w:numId w:val="53"/>
         </w:numPr>
-      </w:pPr>
-      <w:r>
-        <w:t>Сформировать и утвердить техническое задание.</w:t>
-      </w:r>
-    </w:p>
-    <w:p>
-      <w:pPr>
-        <w:pStyle w:val="14"/>
-        <w:numPr>
-          <w:ilvl w:val="0"/>
-          <w:numId w:val="55"/>
-        </w:numPr>
-      </w:pPr>
-      <w:r>
-        <w:t xml:space="preserve">Сформировать </w:t>
-      </w:r>
+        <w:ind w:left="1276" w:hanging="567"/>
+      </w:pPr>
+      <w:r>
+        <w:t>Ввод данных об объекте: адрес/координаты, тип сделки (продажа/аренда), площадь(и), количество комнат, этаж/этажность, тип/состояние дома и др.</w:t>
+      </w:r>
+    </w:p>
+    <w:p>
+      <w:pPr>
+        <w:pStyle w:val="22"/>
+      </w:pPr>
       <w:proofErr w:type="spellStart"/>
       <w:r>
-        <w:t>датасет</w:t>
+        <w:t>Геокодирование</w:t>
       </w:r>
       <w:proofErr w:type="spellEnd"/>
       <w:r>
-        <w:t xml:space="preserve"> объявлений и внешних </w:t>
+        <w:t xml:space="preserve"> и валидация ввода: определение координат по адресу; проверка корректности и полноты полей.</w:t>
+      </w:r>
+    </w:p>
+    <w:p>
+      <w:pPr>
+        <w:pStyle w:val="22"/>
+      </w:pPr>
+      <w:r>
+        <w:t>Прогноз стоимости: расчёт «справедливой» цены продажи и/или аренды; вывод доверительного интервала.</w:t>
+      </w:r>
+    </w:p>
+    <w:p>
+      <w:pPr>
+        <w:pStyle w:val="22"/>
+      </w:pPr>
+      <w:r>
+        <w:t>Интерпретация результата: отображение локальных вкладов признаков (объяснение для конкретного объекта) и краткого глобального резюме факторов модели.</w:t>
+      </w:r>
+    </w:p>
+    <w:p>
+      <w:pPr>
+        <w:pStyle w:val="22"/>
+      </w:pPr>
+      <w:r>
+        <w:t xml:space="preserve">Подбор </w:t>
       </w:r>
       <w:proofErr w:type="spellStart"/>
       <w:r>
-        <w:t>геопризнаков</w:t>
+        <w:t>компараблов</w:t>
       </w:r>
       <w:proofErr w:type="spellEnd"/>
       <w:r>
-        <w:t xml:space="preserve">; выполнить очистку и </w:t>
+        <w:t>: выдача 5–10 сопоставимых объектов с указанием расстояния/времени до транспорта и ключевых атрибутов.</w:t>
+      </w:r>
+    </w:p>
+    <w:p>
+      <w:pPr>
+        <w:pStyle w:val="22"/>
+      </w:pPr>
+      <w:r>
+        <w:t xml:space="preserve">Отчёт пользователю: формирование краткого отчёта (PDF/HTML) с ценой, интервалом, объяснениями и списком </w:t>
       </w:r>
       <w:proofErr w:type="spellStart"/>
       <w:r>
-        <w:t>геокодирование</w:t>
+        <w:t>компараблов</w:t>
       </w:r>
       <w:proofErr w:type="spellEnd"/>
       <w:r>
@@ -1087,209 +1148,34 @@
     </w:p>
     <w:p>
       <w:pPr>
-        <w:pStyle w:val="14"/>
-        <w:numPr>
-          <w:ilvl w:val="0"/>
-          <w:numId w:val="55"/>
-        </w:numPr>
-      </w:pPr>
-      <w:r>
-        <w:t>Спроектировать и обучить модели прогнозирования с пространственно-временной валидацией.</w:t>
-      </w:r>
-    </w:p>
-    <w:p>
-      <w:pPr>
-        <w:pStyle w:val="14"/>
-        <w:numPr>
-          <w:ilvl w:val="0"/>
-          <w:numId w:val="55"/>
-        </w:numPr>
-      </w:pPr>
-      <w:r>
-        <w:t>Реализовать оценку неопределённости (</w:t>
-      </w:r>
-      <w:proofErr w:type="spellStart"/>
-      <w:r>
-        <w:t>квантильная</w:t>
-      </w:r>
-      <w:proofErr w:type="spellEnd"/>
-      <w:r>
-        <w:t>/конформная) и интерпретацию вкладов признаков.</w:t>
-      </w:r>
-    </w:p>
-    <w:p>
-      <w:pPr>
-        <w:pStyle w:val="14"/>
-        <w:numPr>
-          <w:ilvl w:val="0"/>
-          <w:numId w:val="55"/>
-        </w:numPr>
-      </w:pPr>
-      <w:r>
-        <w:t>Реализовать подбор сопоставимых объектов.</w:t>
-      </w:r>
-    </w:p>
-    <w:p>
-      <w:pPr>
-        <w:pStyle w:val="14"/>
-        <w:numPr>
-          <w:ilvl w:val="0"/>
-          <w:numId w:val="55"/>
-        </w:numPr>
-      </w:pPr>
-      <w:r>
-        <w:t>Создать прототип веб-сервиса с картографической визуализацией и экспортом отчёта.</w:t>
-      </w:r>
-    </w:p>
-    <w:p>
-      <w:pPr>
-        <w:pStyle w:val="14"/>
-        <w:numPr>
-          <w:ilvl w:val="0"/>
-          <w:numId w:val="55"/>
-        </w:numPr>
-      </w:pPr>
-      <w:r>
-        <w:lastRenderedPageBreak/>
-        <w:t>Провести экспериментальную оценку качества и подготовить документацию.</w:t>
+        <w:pStyle w:val="22"/>
+      </w:pPr>
+      <w:r>
+        <w:t>Локализация: интерфейс и отчёт на русском языке.</w:t>
       </w:r>
     </w:p>
     <w:p>
       <w:pPr>
         <w:pStyle w:val="31"/>
       </w:pPr>
-      <w:r>
-        <w:t>Функциональные требования</w:t>
-      </w:r>
-    </w:p>
-    <w:p>
-      <w:pPr>
-        <w:pStyle w:val="14"/>
-        <w:numPr>
-          <w:ilvl w:val="0"/>
-          <w:numId w:val="56"/>
-        </w:numPr>
-      </w:pPr>
-      <w:r>
-        <w:t>Ввод данных об объекте: адрес/координаты, тип сделки (продажа/аренда), площадь(и), количество комнат, этаж/этажность, тип/состояние дома и др.</w:t>
-      </w:r>
-    </w:p>
-    <w:p>
-      <w:pPr>
-        <w:pStyle w:val="14"/>
-        <w:numPr>
-          <w:ilvl w:val="0"/>
-          <w:numId w:val="56"/>
-        </w:numPr>
-      </w:pPr>
-      <w:proofErr w:type="spellStart"/>
-      <w:r>
-        <w:t>Геокодирование</w:t>
-      </w:r>
-      <w:proofErr w:type="spellEnd"/>
-      <w:r>
-        <w:t xml:space="preserve"> и валидация ввода: определение координат по адресу; проверка корректности и полноты полей.</w:t>
-      </w:r>
-    </w:p>
-    <w:p>
-      <w:pPr>
-        <w:pStyle w:val="14"/>
-        <w:numPr>
-          <w:ilvl w:val="0"/>
-          <w:numId w:val="56"/>
-        </w:numPr>
-      </w:pPr>
-      <w:r>
-        <w:t>Прогноз стоимости: расчёт «справедливой» цены продажи и/или аренды; вывод доверительного интервала</w:t>
-      </w:r>
-      <w:r>
-        <w:t>.</w:t>
-      </w:r>
-    </w:p>
-    <w:p>
-      <w:pPr>
-        <w:pStyle w:val="14"/>
-        <w:numPr>
-          <w:ilvl w:val="0"/>
-          <w:numId w:val="56"/>
-        </w:numPr>
-      </w:pPr>
-      <w:r>
-        <w:t>Интерпретация результата: отображение локальных вкладов признаков (объяснение для конкретного объекта) и краткого глобального резюме факторов модели.</w:t>
-      </w:r>
-    </w:p>
-    <w:p>
-      <w:pPr>
-        <w:pStyle w:val="14"/>
-        <w:numPr>
-          <w:ilvl w:val="0"/>
-          <w:numId w:val="56"/>
-        </w:numPr>
-      </w:pPr>
-      <w:r>
-        <w:t xml:space="preserve">Подбор </w:t>
-      </w:r>
-      <w:proofErr w:type="spellStart"/>
-      <w:r>
-        <w:t>компараблов</w:t>
-      </w:r>
-      <w:proofErr w:type="spellEnd"/>
-      <w:r>
-        <w:t>: выдача 5–10 сопоставимых объектов с указанием расстояния/времени до транспорта и ключевых атрибутов.</w:t>
-      </w:r>
-    </w:p>
-    <w:p>
-      <w:pPr>
-        <w:pStyle w:val="14"/>
-        <w:numPr>
-          <w:ilvl w:val="0"/>
-          <w:numId w:val="56"/>
-        </w:numPr>
-      </w:pPr>
-      <w:r>
-        <w:t xml:space="preserve">Отчёт пользователю: формирование краткого отчёта (PDF/HTML) с ценой, интервалом, объяснениями и списком </w:t>
-      </w:r>
-      <w:proofErr w:type="spellStart"/>
-      <w:r>
-        <w:t>компараблов</w:t>
-      </w:r>
-      <w:proofErr w:type="spellEnd"/>
-      <w:r>
-        <w:t>.</w:t>
-      </w:r>
-    </w:p>
-    <w:p>
-      <w:pPr>
-        <w:pStyle w:val="14"/>
-        <w:numPr>
-          <w:ilvl w:val="0"/>
-          <w:numId w:val="56"/>
-        </w:numPr>
-      </w:pPr>
-      <w:r>
-        <w:t>Локализация: интерфейс и отчёт на русском языке.</w:t>
-      </w:r>
-    </w:p>
-    <w:p>
-      <w:pPr>
-        <w:pStyle w:val="31"/>
-      </w:pPr>
+      <w:bookmarkStart w:id="14" w:name="_Toc212455487"/>
       <w:r>
         <w:t>Нефункциональные требования</w:t>
       </w:r>
-    </w:p>
-    <w:p>
-      <w:pPr>
-        <w:pStyle w:val="1"/>
+      <w:bookmarkEnd w:id="14"/>
+    </w:p>
+    <w:p>
+      <w:pPr>
+        <w:pStyle w:val="20"/>
       </w:pPr>
       <w:r>
         <w:t>В</w:t>
       </w:r>
-      <w:commentRangeStart w:id="3"/>
+      <w:commentRangeStart w:id="15"/>
       <w:r>
         <w:t>ремя формирования прогноза — до 2 секунд при типовом запросе; генерация отчёта — до 5 секунд</w:t>
       </w:r>
-      <w:commentRangeEnd w:id="3"/>
+      <w:commentRangeEnd w:id="15"/>
       <w:r>
         <w:rPr>
           <w:rStyle w:val="aff"/>
@@ -1298,50 +1184,49 @@
           <w:shd w:val="clear" w:color="auto" w:fill="auto"/>
           <w:lang w:eastAsia="en-US"/>
         </w:rPr>
-        <w:commentReference w:id="3"/>
-      </w:r>
+        <w:commentReference w:id="15"/>
+      </w:r>
+      <w:r>
+        <w:t xml:space="preserve">. </w:t>
+      </w:r>
+    </w:p>
+    <w:p>
+      <w:pPr>
+        <w:pStyle w:val="20"/>
+      </w:pPr>
+      <w:r>
+        <w:t>Точность предсказания должна быть выше 60%</w:t>
+      </w:r>
+    </w:p>
+    <w:p>
+      <w:pPr>
+        <w:pStyle w:val="20"/>
+      </w:pPr>
+      <w:r>
+        <w:t>В</w:t>
+      </w:r>
+      <w:r>
+        <w:t xml:space="preserve">озможность горизонтального масштабирования сервиса </w:t>
+      </w:r>
+      <w:proofErr w:type="spellStart"/>
+      <w:r>
+        <w:t>инференса</w:t>
+      </w:r>
+      <w:proofErr w:type="spellEnd"/>
       <w:r>
         <w:t>.</w:t>
       </w:r>
-      <w:r>
-        <w:t xml:space="preserve"> </w:t>
-      </w:r>
-    </w:p>
-    <w:p>
-      <w:pPr>
-        <w:pStyle w:val="1"/>
-      </w:pPr>
-      <w:r>
-        <w:t>Точность предсказания должна быть выше 60%</w:t>
-      </w:r>
-    </w:p>
-    <w:p>
-      <w:pPr>
-        <w:pStyle w:val="1"/>
-      </w:pPr>
-      <w:r>
-        <w:t>В</w:t>
-      </w:r>
-      <w:r>
-        <w:t xml:space="preserve">озможность горизонтального масштабирования сервиса </w:t>
-      </w:r>
-      <w:proofErr w:type="spellStart"/>
-      <w:r>
-        <w:t>инференса</w:t>
-      </w:r>
-      <w:proofErr w:type="spellEnd"/>
-      <w:r>
-        <w:t>.</w:t>
-      </w:r>
     </w:p>
     <w:p>
       <w:pPr>
         <w:pStyle w:val="31"/>
       </w:pPr>
+      <w:bookmarkStart w:id="16" w:name="_Toc212455488"/>
       <w:r>
         <w:lastRenderedPageBreak/>
         <w:t>Требования к аппаратно-программной платформе</w:t>
       </w:r>
+      <w:bookmarkEnd w:id="16"/>
     </w:p>
     <w:p>
       <w:r>
@@ -1355,11 +1240,12 @@
           <w:ilvl w:val="3"/>
           <w:numId w:val="48"/>
         </w:numPr>
-        <w:ind w:left="0" w:firstLine="709"/>
-      </w:pPr>
+      </w:pPr>
+      <w:bookmarkStart w:id="17" w:name="_Toc212455489"/>
       <w:r>
         <w:t>Аппаратная часть</w:t>
       </w:r>
+      <w:bookmarkEnd w:id="17"/>
     </w:p>
     <w:p>
       <w:r>
@@ -1374,7 +1260,7 @@
     </w:p>
     <w:p>
       <w:pPr>
-        <w:pStyle w:val="1"/>
+        <w:pStyle w:val="20"/>
       </w:pPr>
       <w:r>
         <w:t xml:space="preserve">Сервер: 4 </w:t>
@@ -1390,7 +1276,7 @@
     </w:p>
     <w:p>
       <w:pPr>
-        <w:pStyle w:val="1"/>
+        <w:pStyle w:val="20"/>
       </w:pPr>
       <w:r>
         <w:t>Рабочая станция администратора: 4 ядра CPU, 8 ГБ ОЗУ, SSD 128 ГБ.</w:t>
@@ -1403,16 +1289,16 @@
           <w:ilvl w:val="3"/>
           <w:numId w:val="48"/>
         </w:numPr>
-        <w:ind w:left="0" w:firstLine="709"/>
-      </w:pPr>
+      </w:pPr>
+      <w:bookmarkStart w:id="18" w:name="_Toc212455490"/>
       <w:r>
         <w:t xml:space="preserve">Программная </w:t>
       </w:r>
-      <w:commentRangeStart w:id="4"/>
+      <w:commentRangeStart w:id="19"/>
       <w:r>
         <w:t>часть</w:t>
       </w:r>
-      <w:commentRangeEnd w:id="4"/>
+      <w:commentRangeEnd w:id="19"/>
       <w:r>
         <w:rPr>
           <w:rStyle w:val="aff"/>
@@ -1420,29 +1306,37 @@
           <w:b w:val="0"/>
           <w:bCs w:val="0"/>
         </w:rPr>
-        <w:commentReference w:id="4"/>
-      </w:r>
+        <w:commentReference w:id="19"/>
+      </w:r>
+      <w:bookmarkEnd w:id="18"/>
     </w:p>
     <w:p>
       <w:pPr>
         <w:pStyle w:val="31"/>
       </w:pPr>
+      <w:bookmarkStart w:id="20" w:name="_Toc212455491"/>
       <w:r>
         <w:t>Порядок контроля</w:t>
       </w:r>
+      <w:bookmarkEnd w:id="20"/>
     </w:p>
     <w:p>
       <w:r>
         <w:t>В ходе разработки необходимо обеспечивать контроль работоспособности системы, фиксировать все обнаруженные неисправности и выполнять их устранение</w:t>
       </w:r>
+      <w:r>
+        <w:t>.</w:t>
+      </w:r>
     </w:p>
     <w:p>
       <w:pPr>
         <w:pStyle w:val="31"/>
       </w:pPr>
+      <w:bookmarkStart w:id="21" w:name="_Toc212455492"/>
       <w:r>
         <w:t>Требования к программной документации</w:t>
       </w:r>
+      <w:bookmarkEnd w:id="21"/>
     </w:p>
     <w:p>
       <w:r>
@@ -1451,18 +1345,15 @@
     </w:p>
     <w:p>
       <w:pPr>
-        <w:pStyle w:val="1"/>
-      </w:pPr>
-      <w:r>
-        <w:t>Руководство пользователя (описание сценариев, ограничений, формируемых отчётов)</w:t>
-      </w:r>
-      <w:r>
-        <w:t>.</w:t>
-      </w:r>
-    </w:p>
-    <w:p>
-      <w:pPr>
-        <w:pStyle w:val="1"/>
+        <w:pStyle w:val="20"/>
+      </w:pPr>
+      <w:r>
+        <w:t>Руководство пользователя (описание сценариев, ограничений, формируемых отчётов).</w:t>
+      </w:r>
+    </w:p>
+    <w:p>
+      <w:pPr>
+        <w:pStyle w:val="20"/>
       </w:pPr>
       <w:r>
         <w:t>Руководство администратора (загрузка/обновление данных, обслуживание, мониторинг).</w:t>
@@ -1470,7 +1361,7 @@
     </w:p>
     <w:p>
       <w:pPr>
-        <w:pStyle w:val="1"/>
+        <w:pStyle w:val="20"/>
       </w:pPr>
       <w:r>
         <w:t>Отчёт по методике моделирования и валидации (данные, признаки, метрики, интерпретация).</w:t>
@@ -1478,18 +1369,18 @@
     </w:p>
     <w:p>
       <w:pPr>
-        <w:pStyle w:val="1"/>
+        <w:pStyle w:val="20"/>
+      </w:pPr>
+      <w:r>
+        <w:t>Спецификация API (форматы запросов/ответов, коды ошибок).</w:t>
+      </w:r>
+    </w:p>
+    <w:p>
+      <w:pPr>
+        <w:pStyle w:val="20"/>
       </w:pPr>
       <w:r>
         <w:lastRenderedPageBreak/>
-        <w:t>Спецификация API (форматы запросов/ответов, коды ошибок).</w:t>
-      </w:r>
-    </w:p>
-    <w:p>
-      <w:pPr>
-        <w:pStyle w:val="1"/>
-      </w:pPr>
-      <w:r>
         <w:t>Пояснительная записка (структура системы, архитектура, ограничения, версии).</w:t>
       </w:r>
     </w:p>
@@ -1497,9 +1388,11 @@
       <w:pPr>
         <w:pStyle w:val="31"/>
       </w:pPr>
+      <w:bookmarkStart w:id="22" w:name="_Toc212455493"/>
       <w:r>
         <w:t>Стадии разработки</w:t>
       </w:r>
+      <w:bookmarkEnd w:id="22"/>
     </w:p>
     <w:p>
       <w:r>
@@ -1508,11 +1401,12 @@
     </w:p>
     <w:p>
       <w:pPr>
-        <w:pStyle w:val="14"/>
+        <w:pStyle w:val="22"/>
         <w:numPr>
           <w:ilvl w:val="0"/>
-          <w:numId w:val="57"/>
+          <w:numId w:val="54"/>
         </w:numPr>
+        <w:ind w:left="1276" w:hanging="567"/>
       </w:pPr>
       <w:r>
         <w:t>Техническое задание: подготовка и утверждение ТЗ.</w:t>
@@ -1520,11 +1414,7 @@
     </w:p>
     <w:p>
       <w:pPr>
-        <w:pStyle w:val="14"/>
-        <w:numPr>
-          <w:ilvl w:val="0"/>
-          <w:numId w:val="57"/>
-        </w:numPr>
+        <w:pStyle w:val="22"/>
       </w:pPr>
       <w:r>
         <w:t>Эскизный/технический проект: архитектура, модели данных/признаков, проект интерфейса.</w:t>
@@ -1532,11 +1422,7 @@
     </w:p>
     <w:p>
       <w:pPr>
-        <w:pStyle w:val="14"/>
-        <w:numPr>
-          <w:ilvl w:val="0"/>
-          <w:numId w:val="57"/>
-        </w:numPr>
+        <w:pStyle w:val="22"/>
       </w:pPr>
       <w:r>
         <w:t>Рабочий проект (реализация): разработка модулей, интеграция, наполнение данными, обучение моделей.</w:t>
@@ -1544,11 +1430,7 @@
     </w:p>
     <w:p>
       <w:pPr>
-        <w:pStyle w:val="14"/>
-        <w:numPr>
-          <w:ilvl w:val="0"/>
-          <w:numId w:val="57"/>
-        </w:numPr>
+        <w:pStyle w:val="22"/>
       </w:pPr>
       <w:r>
         <w:t>Внедрение и испытания: тестирование, калибровка, приёмка, подготовка документации.</w:t>
@@ -1558,18 +1440,26 @@
       <w:pPr>
         <w:pStyle w:val="31"/>
       </w:pPr>
+      <w:bookmarkStart w:id="23" w:name="_Toc212455494"/>
       <w:r>
         <w:t>Этапы разработки</w:t>
       </w:r>
-    </w:p>
-    <w:p>
-      <w:r>
-        <w:t>Стадия подготовительных работ включает анализ предметной области и существующих аналогов, формирование требований и рисков, а также подготовку и утверждение технического задания.</w:t>
-      </w:r>
-    </w:p>
-    <w:p>
-      <w:r>
-        <w:t xml:space="preserve">Стадия работы с данными предусматривает сбор, очистку и </w:t>
+      <w:bookmarkEnd w:id="23"/>
+    </w:p>
+    <w:p>
+      <w:r>
+        <w:t>Этап</w:t>
+      </w:r>
+      <w:r>
+        <w:t xml:space="preserve"> подготовительных работ включает анализ предметной области и существующих аналогов, формирование требований и рисков, а также подготовку и утверждение технического задания.</w:t>
+      </w:r>
+    </w:p>
+    <w:p>
+      <w:r>
+        <w:t>Этап</w:t>
+      </w:r>
+      <w:r>
+        <w:t xml:space="preserve"> работы с данными предусматривает сбор, очистку и </w:t>
       </w:r>
       <w:proofErr w:type="spellStart"/>
       <w:r>
@@ -1590,32 +1480,55 @@
     </w:p>
     <w:p>
       <w:r>
-        <w:t>Стадия моделирования охватывает выбор базовой и целевой моделей, настройку пространственно-временной валидации, обучение моделей, оценку неопределённости прогнозов и интерпретацию вкладов признаков.</w:t>
-      </w:r>
-    </w:p>
-    <w:p>
-      <w:r>
-        <w:t>Стадия разработки прикладных модулей направлена на реализацию функций подбора сопоставимых объектов, автоматическую генерацию отчётов, а также разработку средств картографической визуализации.</w:t>
+        <w:t>Этап</w:t>
+      </w:r>
+      <w:r>
+        <w:t xml:space="preserve"> моделирования охватывает выбор базовой и целевой моделей, настройку пространственно-временной валидации, обучение моделей, оценку неопределённости прогнозов и интерпретацию вкладов признаков.</w:t>
+      </w:r>
+    </w:p>
+    <w:p>
+      <w:r>
+        <w:t>Этап</w:t>
+      </w:r>
+      <w:r>
+        <w:t xml:space="preserve"> разработки прикладных модулей направлена на реализацию функций подбора сопоставимых объектов, автоматическую генерацию отчётов, а также разработку средств картографической визуализации.</w:t>
       </w:r>
     </w:p>
     <w:p>
       <w:r>
         <w:lastRenderedPageBreak/>
-        <w:t>Стадия интеграции и развертывания включает создание и настройку серверной части, реализацию систем логирования и мониторинга, а также обеспечение мер информационной безопасности.</w:t>
-      </w:r>
-    </w:p>
-    <w:p>
-      <w:r>
-        <w:t>Заключительная стадия испытаний и приёмки предусматривает проведение функциональных, нефункциональных и пользовательских тестов, подготовку отчёта о соответствии системы техническому заданию и оформление итоговой документации.</w:t>
+        <w:t>Этап</w:t>
+      </w:r>
+      <w:r>
+        <w:t xml:space="preserve"> интеграции и развертывания включает создание и настройку серверной части, реализацию систем логирования и мониторинга, а также обеспечение мер информационной безопасности.</w:t>
+      </w:r>
+    </w:p>
+    <w:p>
+      <w:r>
+        <w:t>Заключительн</w:t>
+      </w:r>
+      <w:r>
+        <w:t>ый</w:t>
+      </w:r>
+      <w:r>
+        <w:t xml:space="preserve"> </w:t>
+      </w:r>
+      <w:r>
+        <w:t xml:space="preserve">этап </w:t>
+      </w:r>
+      <w:r>
+        <w:t>испытаний и приёмки предусматривает проведение функциональных, нефункциональных и пользовательских тестов, подготовку отчёта о соответствии системы техническому заданию и оформление итоговой документации.</w:t>
       </w:r>
     </w:p>
     <w:p>
       <w:pPr>
         <w:pStyle w:val="23"/>
       </w:pPr>
+      <w:bookmarkStart w:id="24" w:name="_Toc212455495"/>
       <w:r>
         <w:t>Вывод по исследовательскому разделу</w:t>
       </w:r>
+      <w:bookmarkEnd w:id="24"/>
     </w:p>
     <w:p>
       <w:r>
@@ -1632,13 +1545,8 @@
     </w:p>
     <w:p>
       <w:pPr>
-        <w:spacing w:line="259" w:lineRule="auto"/>
-        <w:ind w:firstLine="0"/>
-        <w:contextualSpacing w:val="0"/>
-        <w:jc w:val="left"/>
         <w:rPr>
           <w:rFonts w:eastAsiaTheme="majorEastAsia" w:cs="Times New Roman"/>
-          <w:b/>
           <w:sz w:val="32"/>
           <w:szCs w:val="32"/>
           <w:shd w:val="clear" w:color="auto" w:fill="FFFFFF"/>
@@ -1652,12 +1560,13 @@
       <w:pPr>
         <w:pStyle w:val="a0"/>
       </w:pPr>
-      <w:commentRangeStart w:id="5"/>
+      <w:bookmarkStart w:id="25" w:name="_Toc212455496"/>
+      <w:commentRangeStart w:id="26"/>
       <w:r>
         <w:lastRenderedPageBreak/>
         <w:t>АНАЛИТИЧЕСКИЕ РАЗДЕЛ</w:t>
       </w:r>
-      <w:commentRangeEnd w:id="5"/>
+      <w:commentRangeEnd w:id="26"/>
       <w:r>
         <w:rPr>
           <w:rStyle w:val="aff"/>
@@ -1668,18 +1577,41 @@
           <w:kern w:val="0"/>
           <w:lang w:eastAsia="en-US"/>
         </w:rPr>
-        <w:commentReference w:id="5"/>
+        <w:commentReference w:id="26"/>
+      </w:r>
+      <w:bookmarkEnd w:id="25"/>
+    </w:p>
+    <w:p>
+      <w:r>
+        <w:t xml:space="preserve">Аналитический раздел предназначен для уточнения математической и технологической основы предлагаемого решения по теме «Интеллектуальная система анализа недвижимости». Здесь формализуются методы прогнозирования (модели табличного ML с </w:t>
+      </w:r>
+      <w:proofErr w:type="spellStart"/>
+      <w:r>
+        <w:t>геопространственными</w:t>
+      </w:r>
+      <w:proofErr w:type="spellEnd"/>
+      <w:r>
+        <w:t xml:space="preserve"> признаками, оценка неопределённости </w:t>
+      </w:r>
+      <w:proofErr w:type="spellStart"/>
+      <w:r>
+        <w:t>квантильными</w:t>
+      </w:r>
+      <w:proofErr w:type="spellEnd"/>
+      <w:r>
+        <w:t>/конформными подходами, интерпретируемость вкладов признаков), обосновывается выбор инструментов их реализации и описывается целевая архитектура системы. Раздел также демонстрирует, как функциональные требования интегрируются в бизнес-логику и обработку данных: на уровне процессов (диаграммы BPMN/IDEF0 для сценария «Оценка объекта» и смежных операций) и на уровне структур (UML-схемы компонентов и развертывания). В результате формируется согласованная модель «что делает система» (процессы, данные, пользователи) и «за счёт чего она это делает» (алгоритмы, сервисы, хранилища, интерфейсы), обеспечивающая основу для последующей реализации и экспериментальной проверки</w:t>
       </w:r>
     </w:p>
     <w:p>
       <w:pPr>
         <w:pStyle w:val="23"/>
       </w:pPr>
-      <w:commentRangeStart w:id="6"/>
+      <w:bookmarkStart w:id="27" w:name="_Toc212455497"/>
+      <w:commentRangeStart w:id="28"/>
       <w:r>
         <w:t>Формальное определение методов решения</w:t>
       </w:r>
-      <w:commentRangeEnd w:id="6"/>
+      <w:commentRangeEnd w:id="28"/>
       <w:r>
         <w:rPr>
           <w:rStyle w:val="aff"/>
@@ -1687,18 +1619,20 @@
           <w:b w:val="0"/>
           <w:shd w:val="clear" w:color="auto" w:fill="auto"/>
         </w:rPr>
-        <w:commentReference w:id="6"/>
-      </w:r>
+        <w:commentReference w:id="28"/>
+      </w:r>
+      <w:bookmarkEnd w:id="27"/>
     </w:p>
     <w:p>
       <w:pPr>
         <w:pStyle w:val="23"/>
       </w:pPr>
-      <w:commentRangeStart w:id="7"/>
+      <w:bookmarkStart w:id="29" w:name="_Toc212455498"/>
+      <w:commentRangeStart w:id="30"/>
       <w:r>
         <w:t>Обоснование выбора инструментов реализации</w:t>
       </w:r>
-      <w:commentRangeEnd w:id="7"/>
+      <w:commentRangeEnd w:id="30"/>
       <w:r>
         <w:rPr>
           <w:rStyle w:val="aff"/>
@@ -1706,18 +1640,20 @@
           <w:b w:val="0"/>
           <w:shd w:val="clear" w:color="auto" w:fill="auto"/>
         </w:rPr>
-        <w:commentReference w:id="7"/>
-      </w:r>
+        <w:commentReference w:id="30"/>
+      </w:r>
+      <w:bookmarkEnd w:id="29"/>
     </w:p>
     <w:p>
       <w:pPr>
         <w:pStyle w:val="23"/>
       </w:pPr>
-      <w:commentRangeStart w:id="8"/>
+      <w:bookmarkStart w:id="31" w:name="_Toc212455499"/>
+      <w:commentRangeStart w:id="32"/>
       <w:r>
         <w:t>Анализ процессов системы</w:t>
       </w:r>
-      <w:commentRangeEnd w:id="8"/>
+      <w:commentRangeEnd w:id="32"/>
       <w:r>
         <w:rPr>
           <w:rStyle w:val="aff"/>
@@ -1725,18 +1661,20 @@
           <w:b w:val="0"/>
           <w:shd w:val="clear" w:color="auto" w:fill="auto"/>
         </w:rPr>
-        <w:commentReference w:id="8"/>
-      </w:r>
+        <w:commentReference w:id="32"/>
+      </w:r>
+      <w:bookmarkEnd w:id="31"/>
     </w:p>
     <w:p>
       <w:pPr>
         <w:pStyle w:val="23"/>
       </w:pPr>
-      <w:commentRangeStart w:id="9"/>
+      <w:bookmarkStart w:id="33" w:name="_Toc212455500"/>
+      <w:commentRangeStart w:id="34"/>
       <w:r>
         <w:t>Анализ архитектуры системы</w:t>
       </w:r>
-      <w:commentRangeEnd w:id="9"/>
+      <w:commentRangeEnd w:id="34"/>
       <w:r>
         <w:rPr>
           <w:rStyle w:val="aff"/>
@@ -1744,18 +1682,20 @@
           <w:b w:val="0"/>
           <w:shd w:val="clear" w:color="auto" w:fill="auto"/>
         </w:rPr>
-        <w:commentReference w:id="9"/>
-      </w:r>
+        <w:commentReference w:id="34"/>
+      </w:r>
+      <w:bookmarkEnd w:id="33"/>
     </w:p>
     <w:p>
       <w:pPr>
         <w:pStyle w:val="23"/>
       </w:pPr>
-      <w:commentRangeStart w:id="10"/>
+      <w:bookmarkStart w:id="35" w:name="_Toc212455501"/>
+      <w:commentRangeStart w:id="36"/>
       <w:r>
         <w:t>Вывод по аналитическому разделу</w:t>
       </w:r>
-      <w:commentRangeEnd w:id="10"/>
+      <w:commentRangeEnd w:id="36"/>
       <w:r>
         <w:rPr>
           <w:rStyle w:val="aff"/>
@@ -1763,18 +1703,14 @@
           <w:b w:val="0"/>
           <w:shd w:val="clear" w:color="auto" w:fill="auto"/>
         </w:rPr>
-        <w:commentReference w:id="10"/>
-      </w:r>
-    </w:p>
-    <w:p>
-      <w:pPr>
-        <w:spacing w:line="259" w:lineRule="auto"/>
-        <w:ind w:firstLine="0"/>
-        <w:contextualSpacing w:val="0"/>
-        <w:jc w:val="left"/>
+        <w:commentReference w:id="36"/>
+      </w:r>
+      <w:bookmarkEnd w:id="35"/>
+    </w:p>
+    <w:p>
+      <w:pPr>
         <w:rPr>
           <w:rFonts w:eastAsiaTheme="majorEastAsia" w:cs="Times New Roman"/>
-          <w:b/>
           <w:sz w:val="32"/>
           <w:szCs w:val="32"/>
           <w:shd w:val="clear" w:color="auto" w:fill="FFFFFF"/>
@@ -1788,12 +1724,13 @@
       <w:pPr>
         <w:pStyle w:val="a0"/>
       </w:pPr>
-      <w:commentRangeStart w:id="11"/>
+      <w:bookmarkStart w:id="37" w:name="_Toc212455502"/>
+      <w:commentRangeStart w:id="38"/>
       <w:r>
         <w:lastRenderedPageBreak/>
         <w:t>ТЕХНОЛОГИЧЕСКИЙ РАЗДЕЛ</w:t>
       </w:r>
-      <w:commentRangeEnd w:id="11"/>
+      <w:commentRangeEnd w:id="38"/>
       <w:r>
         <w:rPr>
           <w:rStyle w:val="aff"/>
@@ -1804,18 +1741,20 @@
           <w:kern w:val="0"/>
           <w:lang w:eastAsia="en-US"/>
         </w:rPr>
-        <w:commentReference w:id="11"/>
-      </w:r>
+        <w:commentReference w:id="38"/>
+      </w:r>
+      <w:bookmarkEnd w:id="37"/>
     </w:p>
     <w:p>
       <w:pPr>
         <w:pStyle w:val="23"/>
       </w:pPr>
-      <w:commentRangeStart w:id="12"/>
+      <w:bookmarkStart w:id="39" w:name="_Toc212455503"/>
+      <w:commentRangeStart w:id="40"/>
       <w:r>
         <w:t>Описание программной реализации</w:t>
       </w:r>
-      <w:commentRangeEnd w:id="12"/>
+      <w:commentRangeEnd w:id="40"/>
       <w:r>
         <w:rPr>
           <w:rStyle w:val="aff"/>
@@ -1823,18 +1762,20 @@
           <w:b w:val="0"/>
           <w:shd w:val="clear" w:color="auto" w:fill="auto"/>
         </w:rPr>
-        <w:commentReference w:id="12"/>
-      </w:r>
+        <w:commentReference w:id="40"/>
+      </w:r>
+      <w:bookmarkEnd w:id="39"/>
     </w:p>
     <w:p>
       <w:pPr>
         <w:pStyle w:val="23"/>
       </w:pPr>
-      <w:commentRangeStart w:id="13"/>
+      <w:bookmarkStart w:id="41" w:name="_Toc212455504"/>
+      <w:commentRangeStart w:id="42"/>
       <w:r>
         <w:t>Тестирование приложения</w:t>
       </w:r>
-      <w:commentRangeEnd w:id="13"/>
+      <w:commentRangeEnd w:id="42"/>
       <w:r>
         <w:rPr>
           <w:rStyle w:val="aff"/>
@@ -1842,18 +1783,20 @@
           <w:b w:val="0"/>
           <w:shd w:val="clear" w:color="auto" w:fill="auto"/>
         </w:rPr>
-        <w:commentReference w:id="13"/>
-      </w:r>
+        <w:commentReference w:id="42"/>
+      </w:r>
+      <w:bookmarkEnd w:id="41"/>
     </w:p>
     <w:p>
       <w:pPr>
         <w:pStyle w:val="23"/>
       </w:pPr>
-      <w:commentRangeStart w:id="14"/>
+      <w:bookmarkStart w:id="43" w:name="_Toc212455505"/>
+      <w:commentRangeStart w:id="44"/>
       <w:r>
         <w:t>Расчёт надёжности</w:t>
       </w:r>
-      <w:commentRangeEnd w:id="14"/>
+      <w:commentRangeEnd w:id="44"/>
       <w:r>
         <w:rPr>
           <w:rStyle w:val="aff"/>
@@ -1861,18 +1804,20 @@
           <w:b w:val="0"/>
           <w:shd w:val="clear" w:color="auto" w:fill="auto"/>
         </w:rPr>
-        <w:commentReference w:id="14"/>
-      </w:r>
+        <w:commentReference w:id="44"/>
+      </w:r>
+      <w:bookmarkEnd w:id="43"/>
     </w:p>
     <w:p>
       <w:pPr>
         <w:pStyle w:val="23"/>
       </w:pPr>
-      <w:commentRangeStart w:id="15"/>
+      <w:bookmarkStart w:id="45" w:name="_Toc212455506"/>
+      <w:commentRangeStart w:id="46"/>
       <w:r>
         <w:t>Руководство пользователя</w:t>
       </w:r>
-      <w:commentRangeEnd w:id="15"/>
+      <w:commentRangeEnd w:id="46"/>
       <w:r>
         <w:rPr>
           <w:rStyle w:val="aff"/>
@@ -1880,18 +1825,20 @@
           <w:b w:val="0"/>
           <w:shd w:val="clear" w:color="auto" w:fill="auto"/>
         </w:rPr>
-        <w:commentReference w:id="15"/>
-      </w:r>
+        <w:commentReference w:id="46"/>
+      </w:r>
+      <w:bookmarkEnd w:id="45"/>
     </w:p>
     <w:p>
       <w:pPr>
         <w:pStyle w:val="23"/>
       </w:pPr>
-      <w:commentRangeStart w:id="16"/>
+      <w:bookmarkStart w:id="47" w:name="_Toc212455507"/>
+      <w:commentRangeStart w:id="48"/>
       <w:r>
         <w:t>Вывод по технологическому разделу</w:t>
       </w:r>
-      <w:commentRangeEnd w:id="16"/>
+      <w:commentRangeEnd w:id="48"/>
       <w:r>
         <w:rPr>
           <w:rStyle w:val="aff"/>
@@ -1899,18 +1846,14 @@
           <w:b w:val="0"/>
           <w:shd w:val="clear" w:color="auto" w:fill="auto"/>
         </w:rPr>
-        <w:commentReference w:id="16"/>
-      </w:r>
-    </w:p>
-    <w:p>
-      <w:pPr>
-        <w:spacing w:line="259" w:lineRule="auto"/>
-        <w:ind w:firstLine="0"/>
-        <w:contextualSpacing w:val="0"/>
-        <w:jc w:val="left"/>
+        <w:commentReference w:id="48"/>
+      </w:r>
+      <w:bookmarkEnd w:id="47"/>
+    </w:p>
+    <w:p>
+      <w:pPr>
         <w:rPr>
           <w:rFonts w:eastAsiaTheme="majorEastAsia" w:cs="Times New Roman"/>
-          <w:b/>
           <w:sz w:val="32"/>
           <w:szCs w:val="32"/>
           <w:shd w:val="clear" w:color="auto" w:fill="FFFFFF"/>
@@ -1927,7 +1870,8 @@
           <w:lang w:bidi="ru-RU"/>
         </w:rPr>
       </w:pPr>
-      <w:commentRangeStart w:id="17"/>
+      <w:bookmarkStart w:id="49" w:name="_Toc212455508"/>
+      <w:commentRangeStart w:id="50"/>
       <w:r>
         <w:rPr>
           <w:lang w:bidi="ru-RU"/>
@@ -1935,7 +1879,7 @@
         <w:lastRenderedPageBreak/>
         <w:t>ЗАКЛЮЧЕНИЕ</w:t>
       </w:r>
-      <w:commentRangeEnd w:id="17"/>
+      <w:commentRangeEnd w:id="50"/>
       <w:r>
         <w:rPr>
           <w:rStyle w:val="aff"/>
@@ -1946,16 +1890,13 @@
           <w:kern w:val="0"/>
           <w:lang w:eastAsia="en-US"/>
         </w:rPr>
-        <w:commentReference w:id="17"/>
-      </w:r>
+        <w:commentReference w:id="50"/>
+      </w:r>
+      <w:bookmarkEnd w:id="49"/>
     </w:p>
     <w:p>
       <w:pPr>
         <w:pStyle w:val="23"/>
-        <w:numPr>
-          <w:ilvl w:val="0"/>
-          <w:numId w:val="0"/>
-        </w:numPr>
       </w:pPr>
     </w:p>
     <w:p/>
@@ -1963,10 +1904,12 @@
       <w:pPr>
         <w:pStyle w:val="1a"/>
       </w:pPr>
+      <w:bookmarkStart w:id="51" w:name="_Toc212455509"/>
       <w:r>
         <w:lastRenderedPageBreak/>
         <w:t>СПИСОК ИСПОЛЬЗОВАННЫХ ИСТОЧНИКОВ</w:t>
       </w:r>
+      <w:bookmarkEnd w:id="51"/>
     </w:p>
     <w:p>
       <w:pPr>
@@ -2106,7 +2049,7 @@
 
 <file path=word/comments.xml><?xml version="1.0" encoding="utf-8"?>
 <w:comments xmlns:wpc="http://schemas.microsoft.com/office/word/2010/wordprocessingCanvas" xmlns:cx="http://schemas.microsoft.com/office/drawing/2014/chartex" xmlns:cx1="http://schemas.microsoft.com/office/drawing/2015/9/8/chartex" xmlns:cx2="http://schemas.microsoft.com/office/drawing/2015/10/21/chartex" xmlns:cx3="http://schemas.microsoft.com/office/drawing/2016/5/9/chartex" xmlns:cx4="http://schemas.microsoft.com/office/drawing/2016/5/10/chartex" xmlns:cx5="http://schemas.microsoft.com/office/drawing/2016/5/11/chartex" xmlns:cx6="http://schemas.microsoft.com/office/drawing/2016/5/12/chartex" xmlns:cx7="http://schemas.microsoft.com/office/drawing/2016/5/13/chartex" xmlns:cx8="http://schemas.microsoft.com/office/drawing/2016/5/14/chartex" xmlns:mc="http://schemas.openxmlformats.org/markup-compatibility/2006" xmlns:aink="http://schemas.microsoft.com/office/drawing/2016/ink" xmlns:am3d="http://schemas.microsoft.com/office/drawing/2017/model3d" xmlns:o="urn:schemas-microsoft-com:office:office" xmlns:r="http://schemas.openxmlformats.org/officeDocument/2006/relationships" xmlns:m="http://schemas.openxmlformats.org/officeDocument/2006/math" xmlns:v="urn:schemas-microsoft-com:vml" xmlns:wp14="http://schemas.microsoft.com/office/word/2010/wordprocessingDrawing" xmlns:wp="http://schemas.openxmlformats.org/drawingml/2006/wordprocessingDrawing" xmlns:w10="urn:schemas-microsoft-com:office:word" xmlns:w="http://schemas.openxmlformats.org/wordprocessingml/2006/main" xmlns:w14="http://schemas.microsoft.com/office/word/2010/wordml" xmlns:w15="http://schemas.microsoft.com/office/word/2012/wordml" xmlns:w16cex="http://schemas.microsoft.com/office/word/2018/wordml/cex" xmlns:w16cid="http://schemas.microsoft.com/office/word/2016/wordml/cid" xmlns:w16="http://schemas.microsoft.com/office/word/2018/wordml" xmlns:w16sdtdh="http://schemas.microsoft.com/office/word/2020/wordml/sdtdatahash" xmlns:w16se="http://schemas.microsoft.com/office/word/2015/wordml/symex" xmlns:wpg="http://schemas.microsoft.com/office/word/2010/wordprocessingGroup" xmlns:wpi="http://schemas.microsoft.com/office/word/2010/wordprocessingInk" xmlns:wne="http://schemas.microsoft.com/office/word/2006/wordml" xmlns:wps="http://schemas.microsoft.com/office/word/2010/wordprocessingShape" mc:Ignorable="w14 w15 w16se w16cid w16 w16cex w16sdtdh wp14">
-  <w:comment w:id="0" w:author="Владислав Холмогоров" w:date="2025-03-10T15:30:00Z" w:initials="ВХ">
+  <w:comment w:id="1" w:author="Владислав Холмогоров" w:date="2025-03-10T15:30:00Z" w:initials="ВХ">
     <w:p>
       <w:pPr>
         <w:pStyle w:val="aff0"/>
@@ -2136,7 +2079,7 @@
       </w:r>
     </w:p>
   </w:comment>
-  <w:comment w:id="1" w:author="Владислав Холмогоров" w:date="2024-12-07T14:41:00Z" w:initials="ВХ">
+  <w:comment w:id="3" w:author="Владислав Холмогоров" w:date="2024-12-07T14:41:00Z" w:initials="ВХ">
     <w:p>
       <w:pPr>
         <w:pStyle w:val="aff0"/>
@@ -2156,7 +2099,7 @@
       </w:r>
     </w:p>
   </w:comment>
-  <w:comment w:id="2" w:author="Владислав Холмогоров" w:date="2024-12-07T13:32:00Z" w:initials="ВХ">
+  <w:comment w:id="6" w:author="Владислав Холмогоров" w:date="2024-12-07T13:32:00Z" w:initials="ВХ">
     <w:p>
       <w:pPr>
         <w:pStyle w:val="aff0"/>
@@ -2210,7 +2153,7 @@
         <w:pStyle w:val="aff0"/>
         <w:numPr>
           <w:ilvl w:val="0"/>
-          <w:numId w:val="51"/>
+          <w:numId w:val="49"/>
         </w:numPr>
       </w:pPr>
       <w:r>
@@ -2241,7 +2184,7 @@
       </w:r>
     </w:p>
   </w:comment>
-  <w:comment w:id="3" w:author="Grigor Ogannisyan" w:date="2025-10-26T12:45:00Z" w:initials="GO">
+  <w:comment w:id="15" w:author="Grigor Ogannisyan" w:date="2025-10-26T12:45:00Z" w:initials="GO">
     <w:p>
       <w:pPr>
         <w:pStyle w:val="aff0"/>
@@ -2262,7 +2205,7 @@
       </w:pPr>
     </w:p>
   </w:comment>
-  <w:comment w:id="4" w:author="Grigor Ogannisyan" w:date="2025-10-26T12:53:00Z" w:initials="GO">
+  <w:comment w:id="19" w:author="Grigor Ogannisyan" w:date="2025-10-26T12:53:00Z" w:initials="GO">
     <w:p>
       <w:pPr>
         <w:pStyle w:val="aff0"/>
@@ -2283,7 +2226,7 @@
       </w:pPr>
     </w:p>
   </w:comment>
-  <w:comment w:id="5" w:author="Владислав Холмогоров" w:date="2024-12-07T14:04:00Z" w:initials="ВХ">
+  <w:comment w:id="26" w:author="Владислав Холмогоров" w:date="2024-12-07T14:04:00Z" w:initials="ВХ">
     <w:p>
       <w:pPr>
         <w:pStyle w:val="aff0"/>
@@ -2411,7 +2354,7 @@
       </w:r>
     </w:p>
   </w:comment>
-  <w:comment w:id="6" w:author="Владислав Холмогоров" w:date="2024-12-07T14:04:00Z" w:initials="ВХ">
+  <w:comment w:id="28" w:author="Владислав Холмогоров" w:date="2024-12-07T14:04:00Z" w:initials="ВХ">
     <w:p>
       <w:pPr>
         <w:pStyle w:val="aff0"/>
@@ -2468,7 +2411,7 @@
       </w:r>
     </w:p>
   </w:comment>
-  <w:comment w:id="7" w:author="Владислав Холмогоров" w:date="2024-12-07T14:05:00Z" w:initials="ВХ">
+  <w:comment w:id="30" w:author="Владислав Холмогоров" w:date="2024-12-07T14:05:00Z" w:initials="ВХ">
     <w:p>
       <w:pPr>
         <w:pStyle w:val="aff0"/>
@@ -2516,7 +2459,7 @@
       </w:r>
     </w:p>
   </w:comment>
-  <w:comment w:id="8" w:author="Владислав Холмогоров" w:date="2024-12-07T14:06:00Z" w:initials="ВХ">
+  <w:comment w:id="32" w:author="Владислав Холмогоров" w:date="2024-12-07T14:06:00Z" w:initials="ВХ">
     <w:p>
       <w:pPr>
         <w:pStyle w:val="aff0"/>
@@ -2607,7 +2550,7 @@
       </w:r>
     </w:p>
   </w:comment>
-  <w:comment w:id="9" w:author="Владислав Холмогоров" w:date="2024-12-07T14:08:00Z" w:initials="ВХ">
+  <w:comment w:id="34" w:author="Владислав Холмогоров" w:date="2024-12-07T14:08:00Z" w:initials="ВХ">
     <w:p>
       <w:pPr>
         <w:pStyle w:val="aff0"/>
@@ -2641,7 +2584,7 @@
       </w:r>
     </w:p>
   </w:comment>
-  <w:comment w:id="10" w:author="Владислав Холмогоров" w:date="2024-12-07T14:14:00Z" w:initials="ВХ">
+  <w:comment w:id="36" w:author="Владислав Холмогоров" w:date="2024-12-07T14:14:00Z" w:initials="ВХ">
     <w:p>
       <w:pPr>
         <w:pStyle w:val="aff0"/>
@@ -2661,7 +2604,7 @@
       </w:r>
     </w:p>
   </w:comment>
-  <w:comment w:id="11" w:author="Владислав Холмогоров" w:date="2024-12-07T14:14:00Z" w:initials="ВХ">
+  <w:comment w:id="38" w:author="Владислав Холмогоров" w:date="2024-12-07T14:14:00Z" w:initials="ВХ">
     <w:p>
       <w:pPr>
         <w:pStyle w:val="aff0"/>
@@ -2730,7 +2673,7 @@
       </w:r>
     </w:p>
   </w:comment>
-  <w:comment w:id="12" w:author="Владислав Холмогоров" w:date="2024-12-07T14:14:00Z" w:initials="ВХ">
+  <w:comment w:id="40" w:author="Владислав Холмогоров" w:date="2024-12-07T14:14:00Z" w:initials="ВХ">
     <w:p>
       <w:pPr>
         <w:pStyle w:val="aff0"/>
@@ -2803,7 +2746,7 @@
       </w:r>
     </w:p>
   </w:comment>
-  <w:comment w:id="13" w:author="Владислав Холмогоров" w:date="2024-12-07T14:19:00Z" w:initials="ВХ">
+  <w:comment w:id="42" w:author="Владислав Холмогоров" w:date="2024-12-07T14:19:00Z" w:initials="ВХ">
     <w:p>
       <w:pPr>
         <w:pStyle w:val="aff0"/>
@@ -2825,7 +2768,7 @@
       </w:r>
     </w:p>
   </w:comment>
-  <w:comment w:id="14" w:author="Владислав Холмогоров" w:date="2024-12-07T14:20:00Z" w:initials="ВХ">
+  <w:comment w:id="44" w:author="Владислав Холмогоров" w:date="2024-12-07T14:20:00Z" w:initials="ВХ">
     <w:p>
       <w:pPr>
         <w:pStyle w:val="aff0"/>
@@ -2844,7 +2787,7 @@
       </w:r>
     </w:p>
   </w:comment>
-  <w:comment w:id="15" w:author="Владислав Холмогоров" w:date="2024-12-07T14:24:00Z" w:initials="ВХ">
+  <w:comment w:id="46" w:author="Владислав Холмогоров" w:date="2024-12-07T14:24:00Z" w:initials="ВХ">
     <w:p>
       <w:pPr>
         <w:pStyle w:val="aff0"/>
@@ -2891,7 +2834,7 @@
       </w:r>
     </w:p>
   </w:comment>
-  <w:comment w:id="16" w:author="Владислав Холмогоров" w:date="2024-12-07T14:28:00Z" w:initials="ВХ">
+  <w:comment w:id="48" w:author="Владислав Холмогоров" w:date="2024-12-07T14:28:00Z" w:initials="ВХ">
     <w:p>
       <w:pPr>
         <w:pStyle w:val="aff0"/>
@@ -2907,7 +2850,7 @@
       </w:r>
     </w:p>
   </w:comment>
-  <w:comment w:id="17" w:author="Владислав Холмогоров" w:date="2024-12-07T14:28:00Z" w:initials="ВХ">
+  <w:comment w:id="50" w:author="Владислав Холмогоров" w:date="2024-12-07T14:28:00Z" w:initials="ВХ">
     <w:p>
       <w:pPr>
         <w:pStyle w:val="aff0"/>
@@ -4445,11 +4388,11 @@
   <w:abstractNum w:abstractNumId="12" w15:restartNumberingAfterBreak="0">
     <w:nsid w:val="1ACA6288"/>
     <w:multiLevelType w:val="hybridMultilevel"/>
-    <w:tmpl w:val="B562F656"/>
-    <w:lvl w:ilvl="0" w:tplc="CBEA5E80">
+    <w:tmpl w:val="100E4AA6"/>
+    <w:lvl w:ilvl="0" w:tplc="4E907D72">
       <w:start w:val="1"/>
       <w:numFmt w:val="bullet"/>
-      <w:pStyle w:val="1"/>
+      <w:pStyle w:val="20"/>
       <w:lvlText w:val=""/>
       <w:lvlJc w:val="left"/>
       <w:pPr>
@@ -4460,6 +4403,8 @@
       </w:pPr>
       <w:rPr>
         <w:rFonts w:ascii="Symbol" w:hAnsi="Symbol" w:hint="default"/>
+        <w:sz w:val="20"/>
+        <w:szCs w:val="20"/>
       </w:rPr>
     </w:lvl>
     <w:lvl w:ilvl="1" w:tplc="04190003">
@@ -5761,6 +5706,96 @@
     </w:lvl>
   </w:abstractNum>
   <w:abstractNum w:abstractNumId="23" w15:restartNumberingAfterBreak="0">
+    <w:nsid w:val="33323067"/>
+    <w:multiLevelType w:val="hybridMultilevel"/>
+    <w:tmpl w:val="90ACA858"/>
+    <w:lvl w:ilvl="0" w:tplc="B6B48A02">
+      <w:start w:val="1"/>
+      <w:numFmt w:val="decimal"/>
+      <w:pStyle w:val="22"/>
+      <w:lvlText w:val="%1."/>
+      <w:lvlJc w:val="left"/>
+      <w:pPr>
+        <w:ind w:left="928" w:hanging="360"/>
+      </w:pPr>
+      <w:rPr>
+        <w:rFonts w:hint="default"/>
+      </w:rPr>
+    </w:lvl>
+    <w:lvl w:ilvl="1" w:tplc="04190019" w:tentative="1">
+      <w:start w:val="1"/>
+      <w:numFmt w:val="lowerLetter"/>
+      <w:lvlText w:val="%2."/>
+      <w:lvlJc w:val="left"/>
+      <w:pPr>
+        <w:ind w:left="1648" w:hanging="360"/>
+      </w:pPr>
+    </w:lvl>
+    <w:lvl w:ilvl="2" w:tplc="0419001B" w:tentative="1">
+      <w:start w:val="1"/>
+      <w:numFmt w:val="lowerRoman"/>
+      <w:lvlText w:val="%3."/>
+      <w:lvlJc w:val="right"/>
+      <w:pPr>
+        <w:ind w:left="2368" w:hanging="180"/>
+      </w:pPr>
+    </w:lvl>
+    <w:lvl w:ilvl="3" w:tplc="0419000F" w:tentative="1">
+      <w:start w:val="1"/>
+      <w:numFmt w:val="decimal"/>
+      <w:lvlText w:val="%4."/>
+      <w:lvlJc w:val="left"/>
+      <w:pPr>
+        <w:ind w:left="3088" w:hanging="360"/>
+      </w:pPr>
+    </w:lvl>
+    <w:lvl w:ilvl="4" w:tplc="04190019" w:tentative="1">
+      <w:start w:val="1"/>
+      <w:numFmt w:val="lowerLetter"/>
+      <w:lvlText w:val="%5."/>
+      <w:lvlJc w:val="left"/>
+      <w:pPr>
+        <w:ind w:left="3808" w:hanging="360"/>
+      </w:pPr>
+    </w:lvl>
+    <w:lvl w:ilvl="5" w:tplc="0419001B" w:tentative="1">
+      <w:start w:val="1"/>
+      <w:numFmt w:val="lowerRoman"/>
+      <w:lvlText w:val="%6."/>
+      <w:lvlJc w:val="right"/>
+      <w:pPr>
+        <w:ind w:left="4528" w:hanging="180"/>
+      </w:pPr>
+    </w:lvl>
+    <w:lvl w:ilvl="6" w:tplc="0419000F" w:tentative="1">
+      <w:start w:val="1"/>
+      <w:numFmt w:val="decimal"/>
+      <w:lvlText w:val="%7."/>
+      <w:lvlJc w:val="left"/>
+      <w:pPr>
+        <w:ind w:left="5248" w:hanging="360"/>
+      </w:pPr>
+    </w:lvl>
+    <w:lvl w:ilvl="7" w:tplc="04190019" w:tentative="1">
+      <w:start w:val="1"/>
+      <w:numFmt w:val="lowerLetter"/>
+      <w:lvlText w:val="%8."/>
+      <w:lvlJc w:val="left"/>
+      <w:pPr>
+        <w:ind w:left="5968" w:hanging="360"/>
+      </w:pPr>
+    </w:lvl>
+    <w:lvl w:ilvl="8" w:tplc="0419001B" w:tentative="1">
+      <w:start w:val="1"/>
+      <w:numFmt w:val="lowerRoman"/>
+      <w:lvlText w:val="%9."/>
+      <w:lvlJc w:val="right"/>
+      <w:pPr>
+        <w:ind w:left="6688" w:hanging="180"/>
+      </w:pPr>
+    </w:lvl>
+  </w:abstractNum>
+  <w:abstractNum w:abstractNumId="24" w15:restartNumberingAfterBreak="0">
     <w:nsid w:val="37D3539E"/>
     <w:multiLevelType w:val="multilevel"/>
     <w:tmpl w:val="7FDA75E8"/>
@@ -5850,11 +5885,11 @@
       </w:pPr>
     </w:lvl>
   </w:abstractNum>
-  <w:abstractNum w:abstractNumId="24" w15:restartNumberingAfterBreak="0">
+  <w:abstractNum w:abstractNumId="25" w15:restartNumberingAfterBreak="0">
     <w:nsid w:val="3B0615AE"/>
     <w:multiLevelType w:val="multilevel"/>
     <w:tmpl w:val="CB8E8BEE"/>
-    <w:styleLink w:val="11"/>
+    <w:styleLink w:val="1"/>
     <w:lvl w:ilvl="0">
       <w:start w:val="1"/>
       <w:numFmt w:val="decimal"/>
@@ -5961,7 +5996,7 @@
       </w:rPr>
     </w:lvl>
   </w:abstractNum>
-  <w:abstractNum w:abstractNumId="25" w15:restartNumberingAfterBreak="0">
+  <w:abstractNum w:abstractNumId="26" w15:restartNumberingAfterBreak="0">
     <w:nsid w:val="3BFB430E"/>
     <w:multiLevelType w:val="multilevel"/>
     <w:tmpl w:val="A64C2FDA"/>
@@ -6085,11 +6120,11 @@
       </w:rPr>
     </w:lvl>
   </w:abstractNum>
-  <w:abstractNum w:abstractNumId="26" w15:restartNumberingAfterBreak="0">
+  <w:abstractNum w:abstractNumId="27" w15:restartNumberingAfterBreak="0">
     <w:nsid w:val="3D727CF6"/>
     <w:multiLevelType w:val="multilevel"/>
     <w:tmpl w:val="FF0C3E84"/>
-    <w:styleLink w:val="110"/>
+    <w:styleLink w:val="11"/>
     <w:lvl w:ilvl="0">
       <w:start w:val="1"/>
       <w:numFmt w:val="decimal"/>
@@ -6209,11 +6244,11 @@
       </w:rPr>
     </w:lvl>
   </w:abstractNum>
-  <w:abstractNum w:abstractNumId="27" w15:restartNumberingAfterBreak="0">
+  <w:abstractNum w:abstractNumId="28" w15:restartNumberingAfterBreak="0">
     <w:nsid w:val="4410614E"/>
     <w:multiLevelType w:val="multilevel"/>
     <w:tmpl w:val="55B8C7E6"/>
-    <w:styleLink w:val="20"/>
+    <w:styleLink w:val="200"/>
     <w:lvl w:ilvl="0">
       <w:start w:val="1"/>
       <w:numFmt w:val="decimal"/>
@@ -6333,7 +6368,7 @@
       </w:rPr>
     </w:lvl>
   </w:abstractNum>
-  <w:abstractNum w:abstractNumId="28" w15:restartNumberingAfterBreak="0">
+  <w:abstractNum w:abstractNumId="29" w15:restartNumberingAfterBreak="0">
     <w:nsid w:val="457E2AC1"/>
     <w:multiLevelType w:val="multilevel"/>
     <w:tmpl w:val="9500AA5E"/>
@@ -6457,7 +6492,7 @@
       </w:rPr>
     </w:lvl>
   </w:abstractNum>
-  <w:abstractNum w:abstractNumId="29" w15:restartNumberingAfterBreak="0">
+  <w:abstractNum w:abstractNumId="30" w15:restartNumberingAfterBreak="0">
     <w:nsid w:val="45B901DC"/>
     <w:multiLevelType w:val="multilevel"/>
     <w:tmpl w:val="BF968334"/>
@@ -6581,7 +6616,7 @@
       </w:rPr>
     </w:lvl>
   </w:abstractNum>
-  <w:abstractNum w:abstractNumId="30" w15:restartNumberingAfterBreak="0">
+  <w:abstractNum w:abstractNumId="31" w15:restartNumberingAfterBreak="0">
     <w:nsid w:val="462D6523"/>
     <w:multiLevelType w:val="multilevel"/>
     <w:tmpl w:val="A97C8516"/>
@@ -6676,7 +6711,7 @@
       </w:pPr>
     </w:lvl>
   </w:abstractNum>
-  <w:abstractNum w:abstractNumId="31" w15:restartNumberingAfterBreak="0">
+  <w:abstractNum w:abstractNumId="32" w15:restartNumberingAfterBreak="0">
     <w:nsid w:val="4CB7600D"/>
     <w:multiLevelType w:val="multilevel"/>
     <w:tmpl w:val="9FCA9552"/>
@@ -6798,95 +6833,6 @@
       <w:rPr>
         <w:rFonts w:hint="default"/>
       </w:rPr>
-    </w:lvl>
-  </w:abstractNum>
-  <w:abstractNum w:abstractNumId="32" w15:restartNumberingAfterBreak="0">
-    <w:nsid w:val="4D9F2511"/>
-    <w:multiLevelType w:val="hybridMultilevel"/>
-    <w:tmpl w:val="23D049D2"/>
-    <w:lvl w:ilvl="0" w:tplc="ECA6500A">
-      <w:start w:val="1"/>
-      <w:numFmt w:val="decimal"/>
-      <w:lvlText w:val="%1."/>
-      <w:lvlJc w:val="left"/>
-      <w:pPr>
-        <w:ind w:left="1069" w:hanging="360"/>
-      </w:pPr>
-      <w:rPr>
-        <w:rFonts w:hint="default"/>
-      </w:rPr>
-    </w:lvl>
-    <w:lvl w:ilvl="1" w:tplc="04190019" w:tentative="1">
-      <w:start w:val="1"/>
-      <w:numFmt w:val="lowerLetter"/>
-      <w:lvlText w:val="%2."/>
-      <w:lvlJc w:val="left"/>
-      <w:pPr>
-        <w:ind w:left="1789" w:hanging="360"/>
-      </w:pPr>
-    </w:lvl>
-    <w:lvl w:ilvl="2" w:tplc="0419001B" w:tentative="1">
-      <w:start w:val="1"/>
-      <w:numFmt w:val="lowerRoman"/>
-      <w:lvlText w:val="%3."/>
-      <w:lvlJc w:val="right"/>
-      <w:pPr>
-        <w:ind w:left="2509" w:hanging="180"/>
-      </w:pPr>
-    </w:lvl>
-    <w:lvl w:ilvl="3" w:tplc="0419000F" w:tentative="1">
-      <w:start w:val="1"/>
-      <w:numFmt w:val="decimal"/>
-      <w:lvlText w:val="%4."/>
-      <w:lvlJc w:val="left"/>
-      <w:pPr>
-        <w:ind w:left="3229" w:hanging="360"/>
-      </w:pPr>
-    </w:lvl>
-    <w:lvl w:ilvl="4" w:tplc="04190019" w:tentative="1">
-      <w:start w:val="1"/>
-      <w:numFmt w:val="lowerLetter"/>
-      <w:lvlText w:val="%5."/>
-      <w:lvlJc w:val="left"/>
-      <w:pPr>
-        <w:ind w:left="3949" w:hanging="360"/>
-      </w:pPr>
-    </w:lvl>
-    <w:lvl w:ilvl="5" w:tplc="0419001B" w:tentative="1">
-      <w:start w:val="1"/>
-      <w:numFmt w:val="lowerRoman"/>
-      <w:lvlText w:val="%6."/>
-      <w:lvlJc w:val="right"/>
-      <w:pPr>
-        <w:ind w:left="4669" w:hanging="180"/>
-      </w:pPr>
-    </w:lvl>
-    <w:lvl w:ilvl="6" w:tplc="0419000F" w:tentative="1">
-      <w:start w:val="1"/>
-      <w:numFmt w:val="decimal"/>
-      <w:lvlText w:val="%7."/>
-      <w:lvlJc w:val="left"/>
-      <w:pPr>
-        <w:ind w:left="5389" w:hanging="360"/>
-      </w:pPr>
-    </w:lvl>
-    <w:lvl w:ilvl="7" w:tplc="04190019" w:tentative="1">
-      <w:start w:val="1"/>
-      <w:numFmt w:val="lowerLetter"/>
-      <w:lvlText w:val="%8."/>
-      <w:lvlJc w:val="left"/>
-      <w:pPr>
-        <w:ind w:left="6109" w:hanging="360"/>
-      </w:pPr>
-    </w:lvl>
-    <w:lvl w:ilvl="8" w:tplc="0419001B" w:tentative="1">
-      <w:start w:val="1"/>
-      <w:numFmt w:val="lowerRoman"/>
-      <w:lvlText w:val="%9."/>
-      <w:lvlJc w:val="right"/>
-      <w:pPr>
-        <w:ind w:left="6829" w:hanging="180"/>
-      </w:pPr>
     </w:lvl>
   </w:abstractNum>
   <w:abstractNum w:abstractNumId="33" w15:restartNumberingAfterBreak="0">
@@ -7762,8 +7708,8 @@
   <w:abstractNum w:abstractNumId="40" w15:restartNumberingAfterBreak="0">
     <w:nsid w:val="62F4092D"/>
     <w:multiLevelType w:val="hybridMultilevel"/>
-    <w:tmpl w:val="026C319C"/>
-    <w:lvl w:ilvl="0" w:tplc="D10439A6">
+    <w:tmpl w:val="B568E1AC"/>
+    <w:lvl w:ilvl="0" w:tplc="27C06D5A">
       <w:start w:val="1"/>
       <w:numFmt w:val="decimal"/>
       <w:pStyle w:val="14"/>
@@ -8277,7 +8223,7 @@
     <w:nsid w:val="6F7123B5"/>
     <w:multiLevelType w:val="multilevel"/>
     <w:tmpl w:val="D3201464"/>
-    <w:styleLink w:val="22"/>
+    <w:styleLink w:val="220"/>
     <w:lvl w:ilvl="0">
       <w:start w:val="1"/>
       <w:numFmt w:val="decimal"/>
@@ -8400,7 +8346,7 @@
   <w:abstractNum w:abstractNumId="45" w15:restartNumberingAfterBreak="0">
     <w:nsid w:val="6FFF649D"/>
     <w:multiLevelType w:val="multilevel"/>
-    <w:tmpl w:val="72FE0A5E"/>
+    <w:tmpl w:val="4C027628"/>
     <w:lvl w:ilvl="0">
       <w:start w:val="1"/>
       <w:numFmt w:val="decimal"/>
@@ -9148,7 +9094,7 @@
     </w:lvl>
   </w:abstractNum>
   <w:num w:numId="1">
-    <w:abstractNumId w:val="24"/>
+    <w:abstractNumId w:val="25"/>
   </w:num>
   <w:num w:numId="2">
     <w:abstractNumId w:val="11"/>
@@ -9178,19 +9124,19 @@
     <w:abstractNumId w:val="6"/>
   </w:num>
   <w:num w:numId="11">
-    <w:abstractNumId w:val="26"/>
+    <w:abstractNumId w:val="27"/>
   </w:num>
   <w:num w:numId="12">
     <w:abstractNumId w:val="38"/>
   </w:num>
   <w:num w:numId="13">
-    <w:abstractNumId w:val="25"/>
+    <w:abstractNumId w:val="26"/>
   </w:num>
   <w:num w:numId="14">
     <w:abstractNumId w:val="47"/>
   </w:num>
   <w:num w:numId="15">
-    <w:abstractNumId w:val="29"/>
+    <w:abstractNumId w:val="30"/>
   </w:num>
   <w:num w:numId="16">
     <w:abstractNumId w:val="14"/>
@@ -9205,7 +9151,7 @@
     <w:abstractNumId w:val="22"/>
   </w:num>
   <w:num w:numId="20">
-    <w:abstractNumId w:val="27"/>
+    <w:abstractNumId w:val="28"/>
   </w:num>
   <w:num w:numId="21">
     <w:abstractNumId w:val="19"/>
@@ -9253,7 +9199,7 @@
     <w:abstractNumId w:val="1"/>
   </w:num>
   <w:num w:numId="36">
-    <w:abstractNumId w:val="23"/>
+    <w:abstractNumId w:val="24"/>
   </w:num>
   <w:num w:numId="37">
     <w:abstractNumId w:val="16"/>
@@ -9271,13 +9217,13 @@
     <w:abstractNumId w:val="41"/>
   </w:num>
   <w:num w:numId="42">
-    <w:abstractNumId w:val="30"/>
+    <w:abstractNumId w:val="31"/>
   </w:num>
   <w:num w:numId="43">
-    <w:abstractNumId w:val="28"/>
+    <w:abstractNumId w:val="29"/>
   </w:num>
   <w:num w:numId="44">
-    <w:abstractNumId w:val="31"/>
+    <w:abstractNumId w:val="32"/>
   </w:num>
   <w:num w:numId="45">
     <w:abstractNumId w:val="9"/>
@@ -9292,48 +9238,33 @@
     <w:abstractNumId w:val="45"/>
   </w:num>
   <w:num w:numId="49">
+    <w:abstractNumId w:val="15"/>
+  </w:num>
+  <w:num w:numId="50">
     <w:abstractNumId w:val="12"/>
+  </w:num>
+  <w:num w:numId="51">
+    <w:abstractNumId w:val="23"/>
+  </w:num>
+  <w:num w:numId="52">
+    <w:abstractNumId w:val="23"/>
     <w:lvlOverride w:ilvl="0">
       <w:startOverride w:val="1"/>
     </w:lvlOverride>
   </w:num>
-  <w:num w:numId="50">
-    <w:abstractNumId w:val="32"/>
-  </w:num>
-  <w:num w:numId="51">
-    <w:abstractNumId w:val="15"/>
-  </w:num>
-  <w:num w:numId="52">
-    <w:abstractNumId w:val="40"/>
-  </w:num>
   <w:num w:numId="53">
-    <w:abstractNumId w:val="12"/>
-  </w:num>
-  <w:num w:numId="54">
-    <w:abstractNumId w:val="40"/>
+    <w:abstractNumId w:val="23"/>
     <w:lvlOverride w:ilvl="0">
       <w:startOverride w:val="1"/>
     </w:lvlOverride>
   </w:num>
-  <w:num w:numId="55">
-    <w:abstractNumId w:val="40"/>
+  <w:num w:numId="54">
+    <w:abstractNumId w:val="23"/>
     <w:lvlOverride w:ilvl="0">
       <w:startOverride w:val="1"/>
     </w:lvlOverride>
   </w:num>
-  <w:num w:numId="56">
-    <w:abstractNumId w:val="40"/>
-    <w:lvlOverride w:ilvl="0">
-      <w:startOverride w:val="1"/>
-    </w:lvlOverride>
-  </w:num>
-  <w:num w:numId="57">
-    <w:abstractNumId w:val="40"/>
-    <w:lvlOverride w:ilvl="0">
-      <w:startOverride w:val="1"/>
-    </w:lvlOverride>
-  </w:num>
-  <w:numIdMacAtCleanup w:val="51"/>
+  <w:numIdMacAtCleanup w:val="54"/>
 </w:numbering>
 </file>
 
@@ -9746,9 +9677,9 @@
   <w:style w:type="paragraph" w:default="1" w:styleId="a2">
     <w:name w:val="Normal"/>
     <w:qFormat/>
-    <w:rsid w:val="006C4E19"/>
+    <w:rsid w:val="00067DF4"/>
     <w:pPr>
-      <w:spacing w:line="360" w:lineRule="auto"/>
+      <w:spacing w:after="0" w:line="360" w:lineRule="auto"/>
       <w:ind w:firstLine="709"/>
       <w:contextualSpacing/>
       <w:jc w:val="both"/>
@@ -9793,7 +9724,6 @@
     <w:pPr>
       <w:keepNext/>
       <w:keepLines/>
-      <w:spacing w:after="0"/>
       <w:jc w:val="center"/>
       <w:outlineLvl w:val="1"/>
     </w:pPr>
@@ -9816,7 +9746,6 @@
     <w:pPr>
       <w:keepNext/>
       <w:keepLines/>
-      <w:spacing w:after="0"/>
       <w:outlineLvl w:val="2"/>
     </w:pPr>
     <w:rPr>
@@ -9838,7 +9767,6 @@
     <w:pPr>
       <w:keepNext/>
       <w:keepLines/>
-      <w:spacing w:after="0"/>
       <w:outlineLvl w:val="3"/>
     </w:pPr>
     <w:rPr>
@@ -9852,6 +9780,7 @@
   <w:style w:type="character" w:default="1" w:styleId="a4">
     <w:name w:val="Default Paragraph Font"/>
     <w:uiPriority w:val="1"/>
+    <w:semiHidden/>
     <w:unhideWhenUsed/>
   </w:style>
   <w:style w:type="table" w:default="1" w:styleId="a5">
@@ -9958,9 +9887,6 @@
     <w:uiPriority w:val="10"/>
     <w:qFormat/>
     <w:rsid w:val="006C4E19"/>
-    <w:pPr>
-      <w:spacing w:after="0"/>
-    </w:pPr>
     <w:rPr>
       <w:rFonts w:eastAsiaTheme="majorEastAsia" w:cstheme="majorBidi"/>
       <w:b/>
@@ -10078,7 +10004,6 @@
         <w:tab w:val="left" w:pos="993"/>
         <w:tab w:val="right" w:leader="dot" w:pos="9911"/>
       </w:tabs>
-      <w:spacing w:after="0"/>
     </w:pPr>
     <w:rPr>
       <w:rFonts w:asciiTheme="minorHAnsi" w:hAnsiTheme="minorHAnsi" w:cstheme="minorHAnsi"/>
@@ -10101,7 +10026,6 @@
         <w:tab w:val="left" w:pos="1400"/>
         <w:tab w:val="right" w:leader="dot" w:pos="9628"/>
       </w:tabs>
-      <w:spacing w:after="0"/>
     </w:pPr>
     <w:rPr>
       <w:rFonts w:asciiTheme="minorHAnsi" w:hAnsiTheme="minorHAnsi" w:cstheme="minorHAnsi"/>
@@ -10140,7 +10064,7 @@
       </w:tblBorders>
     </w:tblPr>
   </w:style>
-  <w:style w:type="table" w:customStyle="1" w:styleId="111">
+  <w:style w:type="table" w:customStyle="1" w:styleId="110">
     <w:name w:val="Сетка таблицы11"/>
     <w:basedOn w:val="a5"/>
     <w:next w:val="aa"/>
@@ -10175,7 +10099,6 @@
         <w:tab w:val="left" w:pos="426"/>
         <w:tab w:val="right" w:leader="dot" w:pos="9911"/>
       </w:tabs>
-      <w:spacing w:after="0"/>
       <w:jc w:val="center"/>
     </w:pPr>
     <w:rPr>
@@ -10200,7 +10123,7 @@
         <w:tab w:val="center" w:pos="4677"/>
         <w:tab w:val="right" w:pos="9355"/>
       </w:tabs>
-      <w:spacing w:after="0" w:line="240" w:lineRule="auto"/>
+      <w:spacing w:line="240" w:lineRule="auto"/>
     </w:pPr>
   </w:style>
   <w:style w:type="character" w:customStyle="1" w:styleId="af0">
@@ -10226,7 +10149,7 @@
         <w:tab w:val="center" w:pos="4677"/>
         <w:tab w:val="right" w:pos="9355"/>
       </w:tabs>
-      <w:spacing w:after="0" w:line="240" w:lineRule="auto"/>
+      <w:spacing w:line="240" w:lineRule="auto"/>
     </w:pPr>
   </w:style>
   <w:style w:type="character" w:customStyle="1" w:styleId="af2">
@@ -10294,7 +10217,7 @@
     <w:next w:val="a2"/>
     <w:rsid w:val="006C4E19"/>
     <w:pPr>
-      <w:spacing w:after="0" w:line="240" w:lineRule="auto"/>
+      <w:spacing w:line="240" w:lineRule="auto"/>
       <w:jc w:val="left"/>
     </w:pPr>
     <w:rPr>
@@ -10313,7 +10236,7 @@
     <w:pPr>
       <w:keepNext/>
       <w:keepLines/>
-      <w:spacing w:after="0" w:line="240" w:lineRule="auto"/>
+      <w:spacing w:line="240" w:lineRule="auto"/>
       <w:jc w:val="left"/>
     </w:pPr>
     <w:rPr>
@@ -10333,7 +10256,7 @@
     <w:pPr>
       <w:keepNext/>
       <w:keepLines/>
-      <w:spacing w:before="240" w:after="0" w:line="240" w:lineRule="auto"/>
+      <w:spacing w:before="240" w:line="240" w:lineRule="auto"/>
       <w:jc w:val="right"/>
     </w:pPr>
     <w:rPr>
@@ -10357,7 +10280,6 @@
         <w:tab w:val="left" w:pos="1680"/>
         <w:tab w:val="right" w:leader="dot" w:pos="9628"/>
       </w:tabs>
-      <w:spacing w:after="0"/>
     </w:pPr>
     <w:rPr>
       <w:rFonts w:asciiTheme="minorHAnsi" w:hAnsiTheme="minorHAnsi" w:cstheme="minorHAnsi"/>
@@ -10375,7 +10297,6 @@
     <w:unhideWhenUsed/>
     <w:rsid w:val="006C4E19"/>
     <w:pPr>
-      <w:spacing w:after="0"/>
       <w:ind w:left="1120"/>
       <w:jc w:val="left"/>
     </w:pPr>
@@ -10395,7 +10316,6 @@
     <w:unhideWhenUsed/>
     <w:rsid w:val="006C4E19"/>
     <w:pPr>
-      <w:spacing w:after="0"/>
       <w:ind w:left="1400"/>
       <w:jc w:val="left"/>
     </w:pPr>
@@ -10415,7 +10335,6 @@
     <w:unhideWhenUsed/>
     <w:rsid w:val="006C4E19"/>
     <w:pPr>
-      <w:spacing w:after="0"/>
       <w:ind w:left="1680"/>
       <w:jc w:val="left"/>
     </w:pPr>
@@ -10435,7 +10354,6 @@
     <w:unhideWhenUsed/>
     <w:rsid w:val="006C4E19"/>
     <w:pPr>
-      <w:spacing w:after="0"/>
       <w:ind w:left="1960"/>
       <w:jc w:val="left"/>
     </w:pPr>
@@ -10455,7 +10373,6 @@
     <w:unhideWhenUsed/>
     <w:rsid w:val="006C4E19"/>
     <w:pPr>
-      <w:spacing w:after="0"/>
       <w:ind w:left="2240"/>
       <w:jc w:val="left"/>
     </w:pPr>
@@ -10465,7 +10382,7 @@
       <w:szCs w:val="20"/>
     </w:rPr>
   </w:style>
-  <w:style w:type="numbering" w:customStyle="1" w:styleId="11">
+  <w:style w:type="numbering" w:customStyle="1" w:styleId="1">
     <w:name w:val="Текущий список1"/>
     <w:uiPriority w:val="99"/>
     <w:rsid w:val="006C4E19"/>
@@ -10565,7 +10482,7 @@
       </w:numPr>
     </w:pPr>
   </w:style>
-  <w:style w:type="numbering" w:customStyle="1" w:styleId="110">
+  <w:style w:type="numbering" w:customStyle="1" w:styleId="11">
     <w:name w:val="Текущий список11"/>
     <w:uiPriority w:val="99"/>
     <w:rsid w:val="006C4E19"/>
@@ -10655,7 +10572,7 @@
       </w:numPr>
     </w:pPr>
   </w:style>
-  <w:style w:type="numbering" w:customStyle="1" w:styleId="20">
+  <w:style w:type="numbering" w:customStyle="1" w:styleId="200">
     <w:name w:val="Текущий список20"/>
     <w:uiPriority w:val="99"/>
     <w:rsid w:val="006C4E19"/>
@@ -10675,7 +10592,7 @@
       </w:numPr>
     </w:pPr>
   </w:style>
-  <w:style w:type="numbering" w:customStyle="1" w:styleId="22">
+  <w:style w:type="numbering" w:customStyle="1" w:styleId="220">
     <w:name w:val="Текущий список22"/>
     <w:uiPriority w:val="99"/>
     <w:rsid w:val="006C4E19"/>
@@ -10785,7 +10702,6 @@
       <w:numPr>
         <w:numId w:val="24"/>
       </w:numPr>
-      <w:spacing w:after="0"/>
     </w:pPr>
     <w:rPr>
       <w:rFonts w:cs="Times New Roman"/>
@@ -10991,7 +10907,7 @@
     <w:basedOn w:val="a2"/>
     <w:rsid w:val="006C4E19"/>
     <w:pPr>
-      <w:spacing w:after="0" w:line="240" w:lineRule="auto"/>
+      <w:spacing w:line="240" w:lineRule="auto"/>
     </w:pPr>
     <w:rPr>
       <w:rFonts w:eastAsia="Times New Roman" w:cs="Times New Roman"/>
@@ -11005,7 +10921,7 @@
     <w:link w:val="2f"/>
     <w:autoRedefine/>
     <w:qFormat/>
-    <w:rsid w:val="006238B1"/>
+    <w:rsid w:val="00A8308B"/>
     <w:pPr>
       <w:numPr>
         <w:ilvl w:val="1"/>
@@ -11015,7 +10931,6 @@
       <w:ind w:left="0" w:firstLine="709"/>
       <w:contextualSpacing w:val="0"/>
       <w:jc w:val="both"/>
-      <w:outlineLvl w:val="9"/>
     </w:pPr>
     <w:rPr>
       <w:shd w:val="clear" w:color="auto" w:fill="FFFFFF"/>
@@ -11025,7 +10940,7 @@
     <w:name w:val="2 ур Знак"/>
     <w:basedOn w:val="2b"/>
     <w:link w:val="23"/>
-    <w:rsid w:val="006238B1"/>
+    <w:rsid w:val="00A8308B"/>
     <w:rPr>
       <w:rFonts w:ascii="Times New Roman" w:eastAsiaTheme="majorEastAsia" w:hAnsi="Times New Roman" w:cs="Times New Roman"/>
       <w:b/>
@@ -11071,9 +10986,6 @@
     <w:link w:val="afe"/>
     <w:qFormat/>
     <w:rsid w:val="006C4E19"/>
-    <w:pPr>
-      <w:spacing w:after="0"/>
-    </w:pPr>
     <w:rPr>
       <w:rFonts w:eastAsia="Times New Roman" w:cs="Times New Roman"/>
       <w:color w:val="000000"/>
@@ -11111,7 +11023,6 @@
     <w:basedOn w:val="a2"/>
     <w:link w:val="aff1"/>
     <w:uiPriority w:val="99"/>
-    <w:semiHidden/>
     <w:unhideWhenUsed/>
     <w:rsid w:val="006C4E19"/>
     <w:pPr>
@@ -11127,7 +11038,6 @@
     <w:basedOn w:val="a4"/>
     <w:link w:val="aff0"/>
     <w:uiPriority w:val="99"/>
-    <w:semiHidden/>
     <w:rsid w:val="006C4E19"/>
     <w:rPr>
       <w:rFonts w:ascii="Times New Roman" w:hAnsi="Times New Roman"/>
@@ -11135,25 +11045,25 @@
       <w:szCs w:val="20"/>
     </w:rPr>
   </w:style>
-  <w:style w:type="paragraph" w:customStyle="1" w:styleId="1">
+  <w:style w:type="paragraph" w:customStyle="1" w:styleId="1f">
     <w:name w:val="с точкой 1"/>
     <w:basedOn w:val="afd"/>
-    <w:link w:val="1f"/>
-    <w:qFormat/>
+    <w:link w:val="1f0"/>
     <w:rsid w:val="006C4E19"/>
     <w:pPr>
-      <w:numPr>
-        <w:numId w:val="49"/>
-      </w:numPr>
+      <w:tabs>
+        <w:tab w:val="num" w:pos="1276"/>
+      </w:tabs>
+      <w:ind w:left="1276" w:hanging="567"/>
     </w:pPr>
     <w:rPr>
       <w:shd w:val="clear" w:color="auto" w:fill="FFFFFF"/>
     </w:rPr>
   </w:style>
-  <w:style w:type="character" w:customStyle="1" w:styleId="1f">
+  <w:style w:type="character" w:customStyle="1" w:styleId="1f0">
     <w:name w:val="с точкой 1 Знак"/>
     <w:basedOn w:val="afe"/>
-    <w:link w:val="1"/>
+    <w:link w:val="1f"/>
     <w:rsid w:val="006C4E19"/>
     <w:rPr>
       <w:rFonts w:ascii="Times New Roman" w:eastAsia="Times New Roman" w:hAnsi="Times New Roman" w:cs="Times New Roman"/>
@@ -11165,9 +11075,8 @@
   </w:style>
   <w:style w:type="paragraph" w:customStyle="1" w:styleId="14">
     <w:name w:val="с цифрой 1"/>
-    <w:basedOn w:val="1"/>
-    <w:link w:val="1f0"/>
-    <w:qFormat/>
+    <w:basedOn w:val="1f"/>
+    <w:link w:val="1f1"/>
     <w:rsid w:val="006C4E19"/>
     <w:pPr>
       <w:numPr>
@@ -11186,7 +11095,7 @@
       <w:sz w:val="28"/>
     </w:rPr>
   </w:style>
-  <w:style w:type="character" w:customStyle="1" w:styleId="1f0">
+  <w:style w:type="character" w:customStyle="1" w:styleId="1f1">
     <w:name w:val="с цифрой 1 Знак"/>
     <w:basedOn w:val="ac"/>
     <w:link w:val="14"/>
@@ -11199,10 +11108,10 @@
       <w:lang w:eastAsia="ru-RU"/>
     </w:rPr>
   </w:style>
-  <w:style w:type="paragraph" w:customStyle="1" w:styleId="1f1">
+  <w:style w:type="paragraph" w:customStyle="1" w:styleId="1f2">
     <w:name w:val="картинка 1"/>
     <w:basedOn w:val="a2"/>
-    <w:link w:val="1f2"/>
+    <w:link w:val="1f3"/>
     <w:qFormat/>
     <w:rsid w:val="006C4E19"/>
     <w:pPr>
@@ -11222,10 +11131,10 @@
       <w:lang w:eastAsia="ru-RU"/>
     </w:rPr>
   </w:style>
-  <w:style w:type="character" w:customStyle="1" w:styleId="1f2">
+  <w:style w:type="character" w:customStyle="1" w:styleId="1f3">
     <w:name w:val="картинка 1 Знак"/>
     <w:basedOn w:val="afe"/>
-    <w:link w:val="1f1"/>
+    <w:link w:val="1f2"/>
     <w:rsid w:val="006C4E19"/>
     <w:rPr>
       <w:rFonts w:ascii="Times New Roman" w:eastAsia="Times New Roman" w:hAnsi="Times New Roman" w:cs="Times New Roman"/>
@@ -11266,15 +11175,12 @@
       <w:szCs w:val="28"/>
     </w:rPr>
   </w:style>
-  <w:style w:type="paragraph" w:customStyle="1" w:styleId="1f3">
+  <w:style w:type="paragraph" w:customStyle="1" w:styleId="1f4">
     <w:name w:val="текст 1"/>
     <w:basedOn w:val="a2"/>
-    <w:link w:val="1f4"/>
+    <w:link w:val="1f5"/>
     <w:qFormat/>
     <w:rsid w:val="006C4E19"/>
-    <w:pPr>
-      <w:spacing w:after="0"/>
-    </w:pPr>
     <w:rPr>
       <w:rFonts w:eastAsia="Times New Roman" w:cs="Times New Roman"/>
       <w:color w:val="000000"/>
@@ -11282,10 +11188,10 @@
       <w:lang w:eastAsia="ru-RU"/>
     </w:rPr>
   </w:style>
-  <w:style w:type="character" w:customStyle="1" w:styleId="1f4">
+  <w:style w:type="character" w:customStyle="1" w:styleId="1f5">
     <w:name w:val="текст 1 Знак"/>
     <w:basedOn w:val="a4"/>
-    <w:link w:val="1f3"/>
+    <w:link w:val="1f4"/>
     <w:rsid w:val="006C4E19"/>
     <w:rPr>
       <w:rFonts w:ascii="Times New Roman" w:eastAsia="Times New Roman" w:hAnsi="Times New Roman" w:cs="Times New Roman"/>
@@ -11295,10 +11201,10 @@
       <w:lang w:eastAsia="ru-RU"/>
     </w:rPr>
   </w:style>
-  <w:style w:type="paragraph" w:customStyle="1" w:styleId="1f5">
+  <w:style w:type="paragraph" w:customStyle="1" w:styleId="1f6">
     <w:name w:val="маркированный список 1"/>
-    <w:basedOn w:val="1f3"/>
-    <w:link w:val="1f6"/>
+    <w:basedOn w:val="1f4"/>
+    <w:link w:val="1f7"/>
     <w:qFormat/>
     <w:rsid w:val="006C4E19"/>
     <w:pPr>
@@ -11311,10 +11217,10 @@
       <w:shd w:val="clear" w:color="auto" w:fill="FFFFFF"/>
     </w:rPr>
   </w:style>
-  <w:style w:type="character" w:customStyle="1" w:styleId="1f6">
+  <w:style w:type="character" w:customStyle="1" w:styleId="1f7">
     <w:name w:val="маркированный список 1 Знак"/>
-    <w:basedOn w:val="1f4"/>
-    <w:link w:val="1f5"/>
+    <w:basedOn w:val="1f5"/>
+    <w:link w:val="1f6"/>
     <w:rsid w:val="006C4E19"/>
     <w:rPr>
       <w:rFonts w:ascii="Times New Roman" w:eastAsia="Times New Roman" w:hAnsi="Times New Roman" w:cs="Times New Roman"/>
@@ -11326,7 +11232,7 @@
   </w:style>
   <w:style w:type="paragraph" w:customStyle="1" w:styleId="aff4">
     <w:name w:val="нумероанный текст"/>
-    <w:basedOn w:val="1f5"/>
+    <w:basedOn w:val="1f6"/>
     <w:link w:val="aff5"/>
     <w:qFormat/>
     <w:rsid w:val="006C4E19"/>
@@ -11380,7 +11286,7 @@
       <w:widowControl w:val="0"/>
       <w:autoSpaceDE w:val="0"/>
       <w:autoSpaceDN w:val="0"/>
-      <w:spacing w:after="0" w:line="240" w:lineRule="auto"/>
+      <w:spacing w:line="240" w:lineRule="auto"/>
       <w:jc w:val="center"/>
     </w:pPr>
     <w:rPr>
@@ -11466,7 +11372,6 @@
       <w:numPr>
         <w:numId w:val="46"/>
       </w:numPr>
-      <w:spacing w:after="0"/>
       <w:ind w:left="1276" w:hanging="567"/>
     </w:pPr>
     <w:rPr>
@@ -11520,7 +11425,6 @@
     <w:qFormat/>
     <w:rsid w:val="006C4E19"/>
     <w:pPr>
-      <w:spacing w:after="0"/>
       <w:ind w:left="0"/>
     </w:pPr>
     <w:rPr>
@@ -11581,7 +11485,7 @@
     <w:unhideWhenUsed/>
     <w:rsid w:val="004C33BE"/>
     <w:pPr>
-      <w:spacing w:after="0" w:line="240" w:lineRule="auto"/>
+      <w:spacing w:line="240" w:lineRule="auto"/>
     </w:pPr>
     <w:rPr>
       <w:rFonts w:ascii="Segoe UI" w:hAnsi="Segoe UI" w:cs="Segoe UI"/>
@@ -11607,7 +11511,7 @@
     <w:next w:val="a2"/>
     <w:autoRedefine/>
     <w:qFormat/>
-    <w:rsid w:val="008305CE"/>
+    <w:rsid w:val="00A8308B"/>
     <w:pPr>
       <w:numPr>
         <w:numId w:val="48"/>
@@ -11615,6 +11519,7 @@
       <w:spacing w:after="240" w:line="360" w:lineRule="auto"/>
       <w:ind w:left="0" w:firstLine="709"/>
       <w:jc w:val="both"/>
+      <w:outlineLvl w:val="0"/>
     </w:pPr>
     <w:rPr>
       <w:rFonts w:ascii="Times New Roman" w:eastAsiaTheme="majorEastAsia" w:hAnsi="Times New Roman" w:cstheme="majorBidi"/>
@@ -11655,6 +11560,60 @@
     <w:aliases w:val="docy,v5,1103,bqiaagaaeyqcaaagiaiaaao2awaabcqdaaaaaaaaaaaaaaaaaaaaaaaaaaaaaaaaaaaaaaaaaaaaaaaaaaaaaaaaaaaaaaaaaaaaaaaaaaaaaaaaaaaaaaaaaaaaaaaaaaaaaaaaaaaaaaaaaaaaaaaaaaaaaaaaaaaaaaaaaaaaaaaaaaaaaaaaaaaaaaaaaaaaaaaaaaaaaaaaaaaaaaaaaaaaaaaaaaaaaaaa"/>
     <w:basedOn w:val="a4"/>
     <w:rsid w:val="001132E1"/>
+  </w:style>
+  <w:style w:type="paragraph" w:customStyle="1" w:styleId="20">
+    <w:name w:val="с точкой 2"/>
+    <w:basedOn w:val="1f"/>
+    <w:link w:val="2f0"/>
+    <w:qFormat/>
+    <w:rsid w:val="000C656F"/>
+    <w:pPr>
+      <w:numPr>
+        <w:numId w:val="50"/>
+      </w:numPr>
+    </w:pPr>
+    <w:rPr>
+      <w:rFonts w:eastAsiaTheme="majorEastAsia"/>
+    </w:rPr>
+  </w:style>
+  <w:style w:type="paragraph" w:customStyle="1" w:styleId="22">
+    <w:name w:val="с цифрой 2"/>
+    <w:basedOn w:val="14"/>
+    <w:link w:val="2f1"/>
+    <w:qFormat/>
+    <w:rsid w:val="003D436A"/>
+    <w:pPr>
+      <w:numPr>
+        <w:numId w:val="51"/>
+      </w:numPr>
+      <w:ind w:left="1276" w:hanging="567"/>
+    </w:pPr>
+  </w:style>
+  <w:style w:type="character" w:customStyle="1" w:styleId="2f0">
+    <w:name w:val="с точкой 2 Знак"/>
+    <w:basedOn w:val="1f0"/>
+    <w:link w:val="20"/>
+    <w:rsid w:val="000C656F"/>
+    <w:rPr>
+      <w:rFonts w:ascii="Times New Roman" w:eastAsiaTheme="majorEastAsia" w:hAnsi="Times New Roman" w:cs="Times New Roman"/>
+      <w:color w:val="000000"/>
+      <w:sz w:val="28"/>
+      <w:szCs w:val="28"/>
+      <w:lang w:eastAsia="ru-RU"/>
+    </w:rPr>
+  </w:style>
+  <w:style w:type="character" w:customStyle="1" w:styleId="2f1">
+    <w:name w:val="с цифрой 2 Знак"/>
+    <w:basedOn w:val="1f1"/>
+    <w:link w:val="22"/>
+    <w:rsid w:val="003D436A"/>
+    <w:rPr>
+      <w:rFonts w:ascii="Times New Roman" w:eastAsia="Times New Roman" w:hAnsi="Times New Roman" w:cs="Times New Roman"/>
+      <w:color w:val="000000"/>
+      <w:sz w:val="28"/>
+      <w:szCs w:val="28"/>
+      <w:lang w:eastAsia="ru-RU"/>
+    </w:rPr>
   </w:style>
 </w:styles>
 </file>

--- a/недодип.docx
+++ b/недодип.docx
@@ -68,13 +68,7 @@
         </w:rPr>
       </w:pPr>
     </w:p>
-    <w:p>
-      <w:pPr>
-        <w:rPr>
-          <w:lang w:val="en-US"/>
-        </w:rPr>
-      </w:pPr>
-    </w:p>
+    <w:p/>
     <w:p>
       <w:pPr>
         <w:rPr>
@@ -504,7 +498,10 @@
         <w:t xml:space="preserve">Предметная область настоящего исследования </w:t>
       </w:r>
       <w:r>
-        <w:t xml:space="preserve">- </w:t>
+        <w:t>–</w:t>
+      </w:r>
+      <w:r>
+        <w:t xml:space="preserve"> </w:t>
       </w:r>
       <w:r>
         <w:rPr>
@@ -523,7 +520,21 @@
       </w:r>
       <w:proofErr w:type="spellEnd"/>
       <w:r>
-        <w:t xml:space="preserve"> данных. Объектом оценки выступают квартиры (аренда/продажа); ключевые характеристики: локация (адрес, координаты), параметры планировки (площадь, комнаты, этаж/этажность), тип и состояние дома, окружение (доступность транспорта, объекты инфраструктуры), а также временной контекст публикации. Базовые термины: </w:t>
+        <w:t xml:space="preserve"> данных. Объектом оценки выступают квартиры (аренда/продажа); ключевые характеристики: </w:t>
+      </w:r>
+      <w:commentRangeStart w:id="9"/>
+      <w:r>
+        <w:t>локация</w:t>
+      </w:r>
+      <w:commentRangeEnd w:id="9"/>
+      <w:r>
+        <w:rPr>
+          <w:rStyle w:val="aff"/>
+        </w:rPr>
+        <w:commentReference w:id="9"/>
+      </w:r>
+      <w:r>
+        <w:t xml:space="preserve"> (адрес, координаты), параметры планировки (площадь, комнаты, этаж/этажность), тип и состояние дома, окружение (доступность транспорта, объекты инфраструктуры), а также временной контекст публикации. Базовые термины: </w:t>
       </w:r>
       <w:r>
         <w:rPr>
@@ -595,7 +606,15 @@
           <w:b w:val="0"/>
           <w:bCs w:val="0"/>
         </w:rPr>
-        <w:t>Эконометрические гедонические модели</w:t>
+        <w:t>э</w:t>
+      </w:r>
+      <w:r>
+        <w:rPr>
+          <w:rStyle w:val="affd"/>
+          <w:b w:val="0"/>
+          <w:bCs w:val="0"/>
+        </w:rPr>
+        <w:t>конометрические гедонические модели</w:t>
       </w:r>
       <w:r>
         <w:t xml:space="preserve"> (линейная/лог-линейная регрессия): прозрачны и интерпретируемы, но плохо захватывают нелинейности и взаимодействия признаков</w:t>
@@ -610,10 +629,13 @@
       </w:pPr>
       <w:r>
         <w:lastRenderedPageBreak/>
-        <w:t>Правила/эвристики оценщиков и CMA (сравнительный анализ рынка): понятны экспертам, но трудоёмки, субъективны и слабо масштабируемы</w:t>
-      </w:r>
-      <w:r>
-        <w:t>;</w:t>
+        <w:t>п</w:t>
+      </w:r>
+      <w:r>
+        <w:t>равила/эвристики оценщиков и CMA (сравнительный анализ рынка): понятны экспертам, но трудоёмки, субъективны и слабо масштабируемы</w:t>
+      </w:r>
+      <w:r>
+        <w:t>.</w:t>
       </w:r>
     </w:p>
     <w:p>
@@ -649,11 +671,11 @@
       <w:pPr>
         <w:pStyle w:val="23"/>
       </w:pPr>
-      <w:bookmarkStart w:id="9" w:name="_Toc212455482"/>
+      <w:bookmarkStart w:id="10" w:name="_Toc212455482"/>
       <w:r>
         <w:t>Обзор существующих аналогов</w:t>
       </w:r>
-      <w:bookmarkEnd w:id="9"/>
+      <w:bookmarkEnd w:id="10"/>
     </w:p>
     <w:p>
       <w:r>
@@ -662,7 +684,16 @@
     </w:p>
     <w:p>
       <w:r>
-        <w:t xml:space="preserve">Так, сервис оценки у крупных площадок объявлений предоставляет ориентир стоимости квартиры по адресу с учётом параметров объекта и локальной динамики. Пользователь видит приблизительную цену, иногда — исторические изменения по дому или району. При этом методология расчёта, как правило, не раскрывается: упоминается использование больших данных и моделей машинного обучения, но без детального описания архитектуры, признаков и процедуры валидации. Доверительные интервалы для оценки неопределённости не показываются, а экспорт результатов или открытый API </w:t>
+        <w:t>С</w:t>
+      </w:r>
+      <w:r>
+        <w:t xml:space="preserve">ервис оценки у крупных площадок объявлений предоставляет ориентир стоимости квартиры по адресу с учётом параметров объекта и локальной динамики. Пользователь видит приблизительную цену, иногда </w:t>
+      </w:r>
+      <w:r>
+        <w:t>–</w:t>
+      </w:r>
+      <w:r>
+        <w:t xml:space="preserve"> исторические изменения по дому или району. При этом методология расчёта, как правило, не раскрывается: упоминается использование больших данных и моделей машинного обучения, но без детального описания архитектуры, признаков и процедуры валидации. Доверительные интервалы для оценки неопределённости не показываются, а экспорт результатов или открытый API </w:t>
       </w:r>
       <w:r>
         <w:lastRenderedPageBreak/>
@@ -674,7 +705,19 @@
     </w:p>
     <w:p>
       <w:r>
-        <w:t>Финансовые платформы и банковские сервисы (например, ориентированные на ипотечные сделки) предоставляют онлайн-оценку объекта и интегрируют её в сценарии оформления ипотеки, страхования или подготовки отчёта оценщика. Их преимущество — связка с реальными сделками и документами; слабое место — закрытость методики, отсутствие объяснимости модели для конечного пользователя и, как правило, отсутствие интервалов неопределённости. Функции подбора сопоставимых объектов здесь также представлены ограниченно либо не представлены вовсе</w:t>
+        <w:t xml:space="preserve">Финансовые платформы и банковские сервисы (например, ориентированные на ипотечные сделки) предоставляют онлайн-оценку объекта и интегрируют её в сценарии оформления ипотеки, страхования или подготовки отчёта оценщика. Их преимущество </w:t>
+      </w:r>
+      <w:r>
+        <w:t>–</w:t>
+      </w:r>
+      <w:r>
+        <w:t xml:space="preserve"> связка с реальными сделками и документами; слабое место </w:t>
+      </w:r>
+      <w:r>
+        <w:t>–</w:t>
+      </w:r>
+      <w:r>
+        <w:t xml:space="preserve"> закрытость методики, отсутствие объяснимости модели для конечного пользователя и, как правило, отсутствие интервалов неопределённости. Функции подбора сопоставимых объектов здесь также представлены ограниченно либо не представлены вовсе</w:t>
       </w:r>
       <w:r>
         <w:t>.</w:t>
@@ -682,7 +725,13 @@
     </w:p>
     <w:p>
       <w:r>
-        <w:t xml:space="preserve">Отдельную группу составляют калькуляторы оценочной стоимости на отраслевых сайтах и в нишевых проектах. Их цель — быстро дать ориентир цены и сгенерировать </w:t>
+        <w:t xml:space="preserve">Отдельную группу составляют калькуляторы оценочной стоимости на отраслевых сайтах и в нишевых проектах. Их цель </w:t>
+      </w:r>
+      <w:r>
+        <w:t>–</w:t>
+      </w:r>
+      <w:r>
+        <w:t xml:space="preserve"> быстро дать ориентир цены и сгенерировать </w:t>
       </w:r>
       <w:proofErr w:type="spellStart"/>
       <w:r>
@@ -727,7 +776,19 @@
         <w:pStyle w:val="22"/>
       </w:pPr>
       <w:r>
-        <w:t>Сильные стороны рынка — накопленные данные, удобные интерфейсы и базовая динамика цен — могут быть приняты как фундамент нашей функциональности.</w:t>
+        <w:t xml:space="preserve">Сильные стороны рынка </w:t>
+      </w:r>
+      <w:r>
+        <w:t>–</w:t>
+      </w:r>
+      <w:r>
+        <w:t xml:space="preserve"> накопленные данные, удобные интерфейсы и базовая динамика цен </w:t>
+      </w:r>
+      <w:r>
+        <w:t>–</w:t>
+      </w:r>
+      <w:r>
+        <w:t xml:space="preserve"> могут быть приняты как фундамент нашей функциональности.</w:t>
       </w:r>
     </w:p>
     <w:p>
@@ -760,11 +821,11 @@
       <w:pPr>
         <w:pStyle w:val="23"/>
       </w:pPr>
-      <w:bookmarkStart w:id="10" w:name="_Toc212455483"/>
+      <w:bookmarkStart w:id="11" w:name="_Toc212455483"/>
       <w:r>
         <w:t>Цель и задачи</w:t>
       </w:r>
-      <w:bookmarkEnd w:id="10"/>
+      <w:bookmarkEnd w:id="11"/>
     </w:p>
     <w:p>
       <w:pPr>
@@ -776,19 +837,28 @@
         <w:rPr>
           <w:lang w:eastAsia="ru-RU" w:bidi="ru-RU"/>
         </w:rPr>
-        <w:t>Цель работы — построить модель, предоставляющую прогноз с доверительным интервалом и интерпретируемым объяснением факторов, а также подбор сопоставимых объектов для поддержки принятия решений арендаторами, покупателями и специалистами рынка.</w:t>
-      </w:r>
-    </w:p>
-    <w:p>
-      <w:pPr>
+        <w:t xml:space="preserve">Цель работы </w:t>
+      </w:r>
+      <w:r>
+        <w:t>–</w:t>
+      </w:r>
+      <w:r>
         <w:rPr>
           <w:lang w:eastAsia="ru-RU" w:bidi="ru-RU"/>
         </w:rPr>
-      </w:pPr>
-      <w:r>
+        <w:t xml:space="preserve"> построить модель, предоставляющую прогноз с доверительным интервалом и интерпретируемым объяснением факторов, а также подбор сопоставимых объектов для поддержки принятия решений арендаторами, покупателями и специалистами рынка.</w:t>
+      </w:r>
+    </w:p>
+    <w:p>
+      <w:pPr>
         <w:rPr>
           <w:lang w:eastAsia="ru-RU" w:bidi="ru-RU"/>
         </w:rPr>
+      </w:pPr>
+      <w:r>
+        <w:rPr>
+          <w:lang w:eastAsia="ru-RU" w:bidi="ru-RU"/>
+        </w:rPr>
         <w:t xml:space="preserve">Для достижения поставленной цели необходимо провести анализ предметной области и обзор существующих аналогов, сформировать и утвердить техническое задание. На следующем этапе требуется собрать </w:t>
       </w:r>
       <w:proofErr w:type="spellStart"/>
@@ -879,12 +949,12 @@
       <w:pPr>
         <w:pStyle w:val="23"/>
       </w:pPr>
-      <w:bookmarkStart w:id="11" w:name="_Toc212455484"/>
+      <w:bookmarkStart w:id="12" w:name="_Toc212455484"/>
       <w:r>
         <w:lastRenderedPageBreak/>
         <w:t>Техническое задание</w:t>
       </w:r>
-      <w:bookmarkEnd w:id="11"/>
+      <w:bookmarkEnd w:id="12"/>
     </w:p>
     <w:p>
       <w:r>
@@ -901,11 +971,11 @@
       <w:pPr>
         <w:pStyle w:val="31"/>
       </w:pPr>
-      <w:bookmarkStart w:id="12" w:name="_Toc212455485"/>
+      <w:bookmarkStart w:id="13" w:name="_Toc212455485"/>
       <w:r>
         <w:t>Назначение и цели разработки системы</w:t>
       </w:r>
-      <w:bookmarkEnd w:id="12"/>
+      <w:bookmarkEnd w:id="13"/>
     </w:p>
     <w:p>
       <w:r>
@@ -1066,11 +1136,11 @@
       <w:pPr>
         <w:pStyle w:val="31"/>
       </w:pPr>
-      <w:bookmarkStart w:id="13" w:name="_Toc212455486"/>
+      <w:bookmarkStart w:id="14" w:name="_Toc212455486"/>
       <w:r>
         <w:t>Функциональные требования</w:t>
       </w:r>
-      <w:bookmarkEnd w:id="13"/>
+      <w:bookmarkEnd w:id="14"/>
     </w:p>
     <w:p>
       <w:pPr>
@@ -1158,24 +1228,36 @@
       <w:pPr>
         <w:pStyle w:val="31"/>
       </w:pPr>
-      <w:bookmarkStart w:id="14" w:name="_Toc212455487"/>
+      <w:bookmarkStart w:id="15" w:name="_Toc212455487"/>
       <w:r>
         <w:t>Нефункциональные требования</w:t>
       </w:r>
-      <w:bookmarkEnd w:id="14"/>
+      <w:bookmarkEnd w:id="15"/>
     </w:p>
     <w:p>
       <w:pPr>
         <w:pStyle w:val="20"/>
       </w:pPr>
       <w:r>
-        <w:t>В</w:t>
-      </w:r>
-      <w:commentRangeStart w:id="15"/>
-      <w:r>
-        <w:t>ремя формирования прогноза — до 2 секунд при типовом запросе; генерация отчёта — до 5 секунд</w:t>
-      </w:r>
-      <w:commentRangeEnd w:id="15"/>
+        <w:t>в</w:t>
+      </w:r>
+      <w:commentRangeStart w:id="16"/>
+      <w:r>
+        <w:t xml:space="preserve">ремя формирования прогноза </w:t>
+      </w:r>
+      <w:r>
+        <w:t>–</w:t>
+      </w:r>
+      <w:r>
+        <w:t xml:space="preserve"> до 2 секунд при типовом запросе; генерация отчёта </w:t>
+      </w:r>
+      <w:r>
+        <w:t>–</w:t>
+      </w:r>
+      <w:r>
+        <w:t xml:space="preserve"> до 5 секунд</w:t>
+      </w:r>
+      <w:commentRangeEnd w:id="16"/>
       <w:r>
         <w:rPr>
           <w:rStyle w:val="aff"/>
@@ -1184,10 +1266,10 @@
           <w:shd w:val="clear" w:color="auto" w:fill="auto"/>
           <w:lang w:eastAsia="en-US"/>
         </w:rPr>
-        <w:commentReference w:id="15"/>
-      </w:r>
-      <w:r>
-        <w:t xml:space="preserve">. </w:t>
+        <w:commentReference w:id="16"/>
+      </w:r>
+      <w:r>
+        <w:t>;</w:t>
       </w:r>
     </w:p>
     <w:p>
@@ -1195,7 +1277,13 @@
         <w:pStyle w:val="20"/>
       </w:pPr>
       <w:r>
-        <w:t>Точность предсказания должна быть выше 60%</w:t>
+        <w:t>т</w:t>
+      </w:r>
+      <w:r>
+        <w:t>очность предсказания должна быть выше 60%</w:t>
+      </w:r>
+      <w:r>
+        <w:t>;</w:t>
       </w:r>
     </w:p>
     <w:p>
@@ -1203,7 +1291,7 @@
         <w:pStyle w:val="20"/>
       </w:pPr>
       <w:r>
-        <w:t>В</w:t>
+        <w:t>в</w:t>
       </w:r>
       <w:r>
         <w:t xml:space="preserve">озможность горизонтального масштабирования сервиса </w:t>
@@ -1221,12 +1309,12 @@
       <w:pPr>
         <w:pStyle w:val="31"/>
       </w:pPr>
-      <w:bookmarkStart w:id="16" w:name="_Toc212455488"/>
+      <w:bookmarkStart w:id="17" w:name="_Toc212455488"/>
       <w:r>
         <w:lastRenderedPageBreak/>
         <w:t>Требования к аппаратно-программной платформе</w:t>
       </w:r>
-      <w:bookmarkEnd w:id="16"/>
+      <w:bookmarkEnd w:id="17"/>
     </w:p>
     <w:p>
       <w:r>
@@ -1240,12 +1328,13 @@
           <w:ilvl w:val="3"/>
           <w:numId w:val="48"/>
         </w:numPr>
-      </w:pPr>
-      <w:bookmarkStart w:id="17" w:name="_Toc212455489"/>
+        <w:ind w:firstLine="0"/>
+      </w:pPr>
+      <w:bookmarkStart w:id="18" w:name="_Toc212455489"/>
       <w:r>
         <w:t>Аппаратная часть</w:t>
       </w:r>
-      <w:bookmarkEnd w:id="17"/>
+      <w:bookmarkEnd w:id="18"/>
     </w:p>
     <w:p>
       <w:r>
@@ -1263,7 +1352,10 @@
         <w:pStyle w:val="20"/>
       </w:pPr>
       <w:r>
-        <w:t xml:space="preserve">Сервер: 4 </w:t>
+        <w:t>с</w:t>
+      </w:r>
+      <w:r>
+        <w:t xml:space="preserve">ервер: 4 </w:t>
       </w:r>
       <w:proofErr w:type="spellStart"/>
       <w:r>
@@ -1271,7 +1363,10 @@
       </w:r>
       <w:proofErr w:type="spellEnd"/>
       <w:r>
-        <w:t>, 8 ГБ ОЗУ, SSD 100 ГБ; сетевое подключение 100 Мбит/с и выше.</w:t>
+        <w:t>, 8 ГБ ОЗУ, SSD 100 ГБ; сетевое подключение 100 Мбит/с и выше</w:t>
+      </w:r>
+      <w:r>
+        <w:t>;</w:t>
       </w:r>
     </w:p>
     <w:p>
@@ -1279,7 +1374,10 @@
         <w:pStyle w:val="20"/>
       </w:pPr>
       <w:r>
-        <w:t>Рабочая станция администратора: 4 ядра CPU, 8 ГБ ОЗУ, SSD 128 ГБ.</w:t>
+        <w:t>р</w:t>
+      </w:r>
+      <w:r>
+        <w:t>абочая станция администратора: 4 ядра CPU, 8 ГБ ОЗУ, SSD 128 ГБ.</w:t>
       </w:r>
     </w:p>
     <w:p>
@@ -1289,16 +1387,17 @@
           <w:ilvl w:val="3"/>
           <w:numId w:val="48"/>
         </w:numPr>
-      </w:pPr>
-      <w:bookmarkStart w:id="18" w:name="_Toc212455490"/>
+        <w:ind w:firstLine="0"/>
+      </w:pPr>
+      <w:bookmarkStart w:id="19" w:name="_Toc212455490"/>
       <w:r>
         <w:t xml:space="preserve">Программная </w:t>
       </w:r>
-      <w:commentRangeStart w:id="19"/>
+      <w:commentRangeStart w:id="20"/>
       <w:r>
         <w:t>часть</w:t>
       </w:r>
-      <w:commentRangeEnd w:id="19"/>
+      <w:commentRangeEnd w:id="20"/>
       <w:r>
         <w:rPr>
           <w:rStyle w:val="aff"/>
@@ -1306,19 +1405,19 @@
           <w:b w:val="0"/>
           <w:bCs w:val="0"/>
         </w:rPr>
-        <w:commentReference w:id="19"/>
-      </w:r>
-      <w:bookmarkEnd w:id="18"/>
+        <w:commentReference w:id="20"/>
+      </w:r>
+      <w:bookmarkEnd w:id="19"/>
     </w:p>
     <w:p>
       <w:pPr>
         <w:pStyle w:val="31"/>
       </w:pPr>
-      <w:bookmarkStart w:id="20" w:name="_Toc212455491"/>
+      <w:bookmarkStart w:id="21" w:name="_Toc212455491"/>
       <w:r>
         <w:t>Порядок контроля</w:t>
       </w:r>
-      <w:bookmarkEnd w:id="20"/>
+      <w:bookmarkEnd w:id="21"/>
     </w:p>
     <w:p>
       <w:r>
@@ -1332,11 +1431,11 @@
       <w:pPr>
         <w:pStyle w:val="31"/>
       </w:pPr>
-      <w:bookmarkStart w:id="21" w:name="_Toc212455492"/>
+      <w:bookmarkStart w:id="22" w:name="_Toc212455492"/>
       <w:r>
         <w:t>Требования к программной документации</w:t>
       </w:r>
-      <w:bookmarkEnd w:id="21"/>
+      <w:bookmarkEnd w:id="22"/>
     </w:p>
     <w:p>
       <w:r>
@@ -1348,7 +1447,13 @@
         <w:pStyle w:val="20"/>
       </w:pPr>
       <w:r>
-        <w:t>Руководство пользователя (описание сценариев, ограничений, формируемых отчётов).</w:t>
+        <w:t>р</w:t>
+      </w:r>
+      <w:r>
+        <w:t>уководство пользователя (описание сценариев, ограничений, формируемых отчётов)</w:t>
+      </w:r>
+      <w:r>
+        <w:t>;</w:t>
       </w:r>
     </w:p>
     <w:p>
@@ -1356,7 +1461,13 @@
         <w:pStyle w:val="20"/>
       </w:pPr>
       <w:r>
-        <w:t>Руководство администратора (загрузка/обновление данных, обслуживание, мониторинг).</w:t>
+        <w:t>р</w:t>
+      </w:r>
+      <w:r>
+        <w:t>уководство администратора (загрузка/обновление данных, обслуживание, мониторинг)</w:t>
+      </w:r>
+      <w:r>
+        <w:t>;</w:t>
       </w:r>
     </w:p>
     <w:p>
@@ -1364,7 +1475,13 @@
         <w:pStyle w:val="20"/>
       </w:pPr>
       <w:r>
-        <w:t>Отчёт по методике моделирования и валидации (данные, признаки, метрики, интерпретация).</w:t>
+        <w:t>о</w:t>
+      </w:r>
+      <w:r>
+        <w:t>тчёт по методике моделирования и валидации (данные, признаки, метрики, интерпретация)</w:t>
+      </w:r>
+      <w:r>
+        <w:t>;</w:t>
       </w:r>
     </w:p>
     <w:p>
@@ -1372,7 +1489,13 @@
         <w:pStyle w:val="20"/>
       </w:pPr>
       <w:r>
-        <w:t>Спецификация API (форматы запросов/ответов, коды ошибок).</w:t>
+        <w:t>с</w:t>
+      </w:r>
+      <w:r>
+        <w:t>пецификация API (форматы запросов/ответов, коды ошибок)</w:t>
+      </w:r>
+      <w:r>
+        <w:t>;</w:t>
       </w:r>
     </w:p>
     <w:p>
@@ -1381,18 +1504,24 @@
       </w:pPr>
       <w:r>
         <w:lastRenderedPageBreak/>
-        <w:t>Пояснительная записка (структура системы, архитектура, ограничения, версии).</w:t>
+        <w:t>п</w:t>
+      </w:r>
+      <w:r>
+        <w:t>ояснительная записка (структура системы, архитектура, ограничения, версии)</w:t>
+      </w:r>
+      <w:r>
+        <w:t>.</w:t>
       </w:r>
     </w:p>
     <w:p>
       <w:pPr>
         <w:pStyle w:val="31"/>
       </w:pPr>
-      <w:bookmarkStart w:id="22" w:name="_Toc212455493"/>
+      <w:bookmarkStart w:id="23" w:name="_Toc212455493"/>
       <w:r>
         <w:t>Стадии разработки</w:t>
       </w:r>
-      <w:bookmarkEnd w:id="22"/>
+      <w:bookmarkEnd w:id="23"/>
     </w:p>
     <w:p>
       <w:r>
@@ -1440,11 +1569,11 @@
       <w:pPr>
         <w:pStyle w:val="31"/>
       </w:pPr>
-      <w:bookmarkStart w:id="23" w:name="_Toc212455494"/>
+      <w:bookmarkStart w:id="24" w:name="_Toc212455494"/>
       <w:r>
         <w:t>Этапы разработки</w:t>
       </w:r>
-      <w:bookmarkEnd w:id="23"/>
+      <w:bookmarkEnd w:id="24"/>
     </w:p>
     <w:p>
       <w:r>
@@ -1524,11 +1653,11 @@
       <w:pPr>
         <w:pStyle w:val="23"/>
       </w:pPr>
-      <w:bookmarkStart w:id="24" w:name="_Toc212455495"/>
+      <w:bookmarkStart w:id="25" w:name="_Toc212455495"/>
       <w:r>
         <w:t>Вывод по исследовательскому разделу</w:t>
       </w:r>
-      <w:bookmarkEnd w:id="24"/>
+      <w:bookmarkEnd w:id="25"/>
     </w:p>
     <w:p>
       <w:r>
@@ -1560,13 +1689,13 @@
       <w:pPr>
         <w:pStyle w:val="a0"/>
       </w:pPr>
-      <w:bookmarkStart w:id="25" w:name="_Toc212455496"/>
-      <w:commentRangeStart w:id="26"/>
+      <w:bookmarkStart w:id="26" w:name="_Toc212455496"/>
+      <w:commentRangeStart w:id="27"/>
       <w:r>
         <w:lastRenderedPageBreak/>
         <w:t>АНАЛИТИЧЕСКИЕ РАЗДЕЛ</w:t>
       </w:r>
-      <w:commentRangeEnd w:id="26"/>
+      <w:commentRangeEnd w:id="27"/>
       <w:r>
         <w:rPr>
           <w:rStyle w:val="aff"/>
@@ -1577,9 +1706,9 @@
           <w:kern w:val="0"/>
           <w:lang w:eastAsia="en-US"/>
         </w:rPr>
-        <w:commentReference w:id="26"/>
-      </w:r>
-      <w:bookmarkEnd w:id="25"/>
+        <w:commentReference w:id="27"/>
+      </w:r>
+      <w:bookmarkEnd w:id="26"/>
     </w:p>
     <w:p>
       <w:r>
@@ -1606,12 +1735,12 @@
       <w:pPr>
         <w:pStyle w:val="23"/>
       </w:pPr>
-      <w:bookmarkStart w:id="27" w:name="_Toc212455497"/>
-      <w:commentRangeStart w:id="28"/>
+      <w:bookmarkStart w:id="28" w:name="_Toc212455497"/>
+      <w:commentRangeStart w:id="29"/>
       <w:r>
         <w:t>Формальное определение методов решения</w:t>
       </w:r>
-      <w:commentRangeEnd w:id="28"/>
+      <w:commentRangeEnd w:id="29"/>
       <w:r>
         <w:rPr>
           <w:rStyle w:val="aff"/>
@@ -1619,20 +1748,20 @@
           <w:b w:val="0"/>
           <w:shd w:val="clear" w:color="auto" w:fill="auto"/>
         </w:rPr>
-        <w:commentReference w:id="28"/>
-      </w:r>
-      <w:bookmarkEnd w:id="27"/>
+        <w:commentReference w:id="29"/>
+      </w:r>
+      <w:bookmarkEnd w:id="28"/>
     </w:p>
     <w:p>
       <w:pPr>
         <w:pStyle w:val="23"/>
       </w:pPr>
-      <w:bookmarkStart w:id="29" w:name="_Toc212455498"/>
-      <w:commentRangeStart w:id="30"/>
+      <w:bookmarkStart w:id="30" w:name="_Toc212455498"/>
+      <w:commentRangeStart w:id="31"/>
       <w:r>
         <w:t>Обоснование выбора инструментов реализации</w:t>
       </w:r>
-      <w:commentRangeEnd w:id="30"/>
+      <w:commentRangeEnd w:id="31"/>
       <w:r>
         <w:rPr>
           <w:rStyle w:val="aff"/>
@@ -1640,20 +1769,20 @@
           <w:b w:val="0"/>
           <w:shd w:val="clear" w:color="auto" w:fill="auto"/>
         </w:rPr>
-        <w:commentReference w:id="30"/>
-      </w:r>
-      <w:bookmarkEnd w:id="29"/>
+        <w:commentReference w:id="31"/>
+      </w:r>
+      <w:bookmarkEnd w:id="30"/>
     </w:p>
     <w:p>
       <w:pPr>
         <w:pStyle w:val="23"/>
       </w:pPr>
-      <w:bookmarkStart w:id="31" w:name="_Toc212455499"/>
-      <w:commentRangeStart w:id="32"/>
+      <w:bookmarkStart w:id="32" w:name="_Toc212455499"/>
+      <w:commentRangeStart w:id="33"/>
       <w:r>
         <w:t>Анализ процессов системы</w:t>
       </w:r>
-      <w:commentRangeEnd w:id="32"/>
+      <w:commentRangeEnd w:id="33"/>
       <w:r>
         <w:rPr>
           <w:rStyle w:val="aff"/>
@@ -1661,20 +1790,20 @@
           <w:b w:val="0"/>
           <w:shd w:val="clear" w:color="auto" w:fill="auto"/>
         </w:rPr>
-        <w:commentReference w:id="32"/>
-      </w:r>
-      <w:bookmarkEnd w:id="31"/>
+        <w:commentReference w:id="33"/>
+      </w:r>
+      <w:bookmarkEnd w:id="32"/>
     </w:p>
     <w:p>
       <w:pPr>
         <w:pStyle w:val="23"/>
       </w:pPr>
-      <w:bookmarkStart w:id="33" w:name="_Toc212455500"/>
-      <w:commentRangeStart w:id="34"/>
+      <w:bookmarkStart w:id="34" w:name="_Toc212455500"/>
+      <w:commentRangeStart w:id="35"/>
       <w:r>
         <w:t>Анализ архитектуры системы</w:t>
       </w:r>
-      <w:commentRangeEnd w:id="34"/>
+      <w:commentRangeEnd w:id="35"/>
       <w:r>
         <w:rPr>
           <w:rStyle w:val="aff"/>
@@ -1682,20 +1811,20 @@
           <w:b w:val="0"/>
           <w:shd w:val="clear" w:color="auto" w:fill="auto"/>
         </w:rPr>
-        <w:commentReference w:id="34"/>
-      </w:r>
-      <w:bookmarkEnd w:id="33"/>
+        <w:commentReference w:id="35"/>
+      </w:r>
+      <w:bookmarkEnd w:id="34"/>
     </w:p>
     <w:p>
       <w:pPr>
         <w:pStyle w:val="23"/>
       </w:pPr>
-      <w:bookmarkStart w:id="35" w:name="_Toc212455501"/>
-      <w:commentRangeStart w:id="36"/>
+      <w:bookmarkStart w:id="36" w:name="_Toc212455501"/>
+      <w:commentRangeStart w:id="37"/>
       <w:r>
         <w:t>Вывод по аналитическому разделу</w:t>
       </w:r>
-      <w:commentRangeEnd w:id="36"/>
+      <w:commentRangeEnd w:id="37"/>
       <w:r>
         <w:rPr>
           <w:rStyle w:val="aff"/>
@@ -1703,9 +1832,9 @@
           <w:b w:val="0"/>
           <w:shd w:val="clear" w:color="auto" w:fill="auto"/>
         </w:rPr>
-        <w:commentReference w:id="36"/>
-      </w:r>
-      <w:bookmarkEnd w:id="35"/>
+        <w:commentReference w:id="37"/>
+      </w:r>
+      <w:bookmarkEnd w:id="36"/>
     </w:p>
     <w:p>
       <w:pPr>
@@ -1724,13 +1853,13 @@
       <w:pPr>
         <w:pStyle w:val="a0"/>
       </w:pPr>
-      <w:bookmarkStart w:id="37" w:name="_Toc212455502"/>
-      <w:commentRangeStart w:id="38"/>
+      <w:bookmarkStart w:id="38" w:name="_Toc212455502"/>
+      <w:commentRangeStart w:id="39"/>
       <w:r>
         <w:lastRenderedPageBreak/>
         <w:t>ТЕХНОЛОГИЧЕСКИЙ РАЗДЕЛ</w:t>
       </w:r>
-      <w:commentRangeEnd w:id="38"/>
+      <w:commentRangeEnd w:id="39"/>
       <w:r>
         <w:rPr>
           <w:rStyle w:val="aff"/>
@@ -1741,20 +1870,20 @@
           <w:kern w:val="0"/>
           <w:lang w:eastAsia="en-US"/>
         </w:rPr>
-        <w:commentReference w:id="38"/>
-      </w:r>
-      <w:bookmarkEnd w:id="37"/>
+        <w:commentReference w:id="39"/>
+      </w:r>
+      <w:bookmarkEnd w:id="38"/>
     </w:p>
     <w:p>
       <w:pPr>
         <w:pStyle w:val="23"/>
       </w:pPr>
-      <w:bookmarkStart w:id="39" w:name="_Toc212455503"/>
-      <w:commentRangeStart w:id="40"/>
+      <w:bookmarkStart w:id="40" w:name="_Toc212455503"/>
+      <w:commentRangeStart w:id="41"/>
       <w:r>
         <w:t>Описание программной реализации</w:t>
       </w:r>
-      <w:commentRangeEnd w:id="40"/>
+      <w:commentRangeEnd w:id="41"/>
       <w:r>
         <w:rPr>
           <w:rStyle w:val="aff"/>
@@ -1762,20 +1891,20 @@
           <w:b w:val="0"/>
           <w:shd w:val="clear" w:color="auto" w:fill="auto"/>
         </w:rPr>
-        <w:commentReference w:id="40"/>
-      </w:r>
-      <w:bookmarkEnd w:id="39"/>
+        <w:commentReference w:id="41"/>
+      </w:r>
+      <w:bookmarkEnd w:id="40"/>
     </w:p>
     <w:p>
       <w:pPr>
         <w:pStyle w:val="23"/>
       </w:pPr>
-      <w:bookmarkStart w:id="41" w:name="_Toc212455504"/>
-      <w:commentRangeStart w:id="42"/>
+      <w:bookmarkStart w:id="42" w:name="_Toc212455504"/>
+      <w:commentRangeStart w:id="43"/>
       <w:r>
         <w:t>Тестирование приложения</w:t>
       </w:r>
-      <w:commentRangeEnd w:id="42"/>
+      <w:commentRangeEnd w:id="43"/>
       <w:r>
         <w:rPr>
           <w:rStyle w:val="aff"/>
@@ -1783,20 +1912,20 @@
           <w:b w:val="0"/>
           <w:shd w:val="clear" w:color="auto" w:fill="auto"/>
         </w:rPr>
-        <w:commentReference w:id="42"/>
-      </w:r>
-      <w:bookmarkEnd w:id="41"/>
+        <w:commentReference w:id="43"/>
+      </w:r>
+      <w:bookmarkEnd w:id="42"/>
     </w:p>
     <w:p>
       <w:pPr>
         <w:pStyle w:val="23"/>
       </w:pPr>
-      <w:bookmarkStart w:id="43" w:name="_Toc212455505"/>
-      <w:commentRangeStart w:id="44"/>
+      <w:bookmarkStart w:id="44" w:name="_Toc212455505"/>
+      <w:commentRangeStart w:id="45"/>
       <w:r>
         <w:t>Расчёт надёжности</w:t>
       </w:r>
-      <w:commentRangeEnd w:id="44"/>
+      <w:commentRangeEnd w:id="45"/>
       <w:r>
         <w:rPr>
           <w:rStyle w:val="aff"/>
@@ -1804,20 +1933,20 @@
           <w:b w:val="0"/>
           <w:shd w:val="clear" w:color="auto" w:fill="auto"/>
         </w:rPr>
-        <w:commentReference w:id="44"/>
-      </w:r>
-      <w:bookmarkEnd w:id="43"/>
+        <w:commentReference w:id="45"/>
+      </w:r>
+      <w:bookmarkEnd w:id="44"/>
     </w:p>
     <w:p>
       <w:pPr>
         <w:pStyle w:val="23"/>
       </w:pPr>
-      <w:bookmarkStart w:id="45" w:name="_Toc212455506"/>
-      <w:commentRangeStart w:id="46"/>
+      <w:bookmarkStart w:id="46" w:name="_Toc212455506"/>
+      <w:commentRangeStart w:id="47"/>
       <w:r>
         <w:t>Руководство пользователя</w:t>
       </w:r>
-      <w:commentRangeEnd w:id="46"/>
+      <w:commentRangeEnd w:id="47"/>
       <w:r>
         <w:rPr>
           <w:rStyle w:val="aff"/>
@@ -1825,20 +1954,20 @@
           <w:b w:val="0"/>
           <w:shd w:val="clear" w:color="auto" w:fill="auto"/>
         </w:rPr>
-        <w:commentReference w:id="46"/>
-      </w:r>
-      <w:bookmarkEnd w:id="45"/>
+        <w:commentReference w:id="47"/>
+      </w:r>
+      <w:bookmarkEnd w:id="46"/>
     </w:p>
     <w:p>
       <w:pPr>
         <w:pStyle w:val="23"/>
       </w:pPr>
-      <w:bookmarkStart w:id="47" w:name="_Toc212455507"/>
-      <w:commentRangeStart w:id="48"/>
+      <w:bookmarkStart w:id="48" w:name="_Toc212455507"/>
+      <w:commentRangeStart w:id="49"/>
       <w:r>
         <w:t>Вывод по технологическому разделу</w:t>
       </w:r>
-      <w:commentRangeEnd w:id="48"/>
+      <w:commentRangeEnd w:id="49"/>
       <w:r>
         <w:rPr>
           <w:rStyle w:val="aff"/>
@@ -1846,9 +1975,9 @@
           <w:b w:val="0"/>
           <w:shd w:val="clear" w:color="auto" w:fill="auto"/>
         </w:rPr>
-        <w:commentReference w:id="48"/>
-      </w:r>
-      <w:bookmarkEnd w:id="47"/>
+        <w:commentReference w:id="49"/>
+      </w:r>
+      <w:bookmarkEnd w:id="48"/>
     </w:p>
     <w:p>
       <w:pPr>
@@ -1870,8 +1999,8 @@
           <w:lang w:bidi="ru-RU"/>
         </w:rPr>
       </w:pPr>
-      <w:bookmarkStart w:id="49" w:name="_Toc212455508"/>
-      <w:commentRangeStart w:id="50"/>
+      <w:bookmarkStart w:id="50" w:name="_Toc212455508"/>
+      <w:commentRangeStart w:id="51"/>
       <w:r>
         <w:rPr>
           <w:lang w:bidi="ru-RU"/>
@@ -1879,7 +2008,7 @@
         <w:lastRenderedPageBreak/>
         <w:t>ЗАКЛЮЧЕНИЕ</w:t>
       </w:r>
-      <w:commentRangeEnd w:id="50"/>
+      <w:commentRangeEnd w:id="51"/>
       <w:r>
         <w:rPr>
           <w:rStyle w:val="aff"/>
@@ -1890,9 +2019,9 @@
           <w:kern w:val="0"/>
           <w:lang w:eastAsia="en-US"/>
         </w:rPr>
-        <w:commentReference w:id="50"/>
-      </w:r>
-      <w:bookmarkEnd w:id="49"/>
+        <w:commentReference w:id="51"/>
+      </w:r>
+      <w:bookmarkEnd w:id="50"/>
     </w:p>
     <w:p>
       <w:pPr>
@@ -1904,12 +2033,12 @@
       <w:pPr>
         <w:pStyle w:val="1a"/>
       </w:pPr>
-      <w:bookmarkStart w:id="51" w:name="_Toc212455509"/>
+      <w:bookmarkStart w:id="52" w:name="_Toc212455509"/>
       <w:r>
         <w:lastRenderedPageBreak/>
         <w:t>СПИСОК ИСПОЛЬЗОВАННЫХ ИСТОЧНИКОВ</w:t>
       </w:r>
-      <w:bookmarkEnd w:id="51"/>
+      <w:bookmarkEnd w:id="52"/>
     </w:p>
     <w:p>
       <w:pPr>
@@ -1921,7 +2050,7 @@
       <w:r>
         <w:t xml:space="preserve">ГОСТ Р ИСО/МЭК 12207–2010. Процессы жизненного цикла программных средств [Электронный ресурс] – Режим доступа: </w:t>
       </w:r>
-      <w:hyperlink r:id="rId10" w:history="1">
+      <w:hyperlink r:id="rId12" w:history="1">
         <w:r>
           <w:rPr>
             <w:rStyle w:val="ae"/>
@@ -1952,7 +2081,7 @@
       <w:r>
         <w:t xml:space="preserve">. — Режим доступа: </w:t>
       </w:r>
-      <w:hyperlink r:id="rId11" w:history="1">
+      <w:hyperlink r:id="rId13" w:history="1">
         <w:r>
           <w:rPr>
             <w:rStyle w:val="ae"/>
@@ -1986,7 +2115,7 @@
       <w:r>
         <w:t xml:space="preserve">: </w:t>
       </w:r>
-      <w:hyperlink r:id="rId12" w:history="1">
+      <w:hyperlink r:id="rId14" w:history="1">
         <w:r>
           <w:rPr>
             <w:rStyle w:val="ae"/>
@@ -2025,7 +2154,7 @@
       <w:r>
         <w:t xml:space="preserve">: </w:t>
       </w:r>
-      <w:hyperlink r:id="rId13" w:history="1">
+      <w:hyperlink r:id="rId15" w:history="1">
         <w:r>
           <w:rPr>
             <w:rStyle w:val="ae"/>
@@ -2038,6 +2167,7 @@
       </w:r>
     </w:p>
     <w:sectPr>
+      <w:footerReference w:type="default" r:id="rId16"/>
       <w:pgSz w:w="11906" w:h="16838"/>
       <w:pgMar w:top="1134" w:right="850" w:bottom="1134" w:left="1701" w:header="708" w:footer="708" w:gutter="0"/>
       <w:cols w:space="708"/>
@@ -2184,10 +2314,11 @@
       </w:r>
     </w:p>
   </w:comment>
-  <w:comment w:id="15" w:author="Grigor Ogannisyan" w:date="2025-10-26T12:45:00Z" w:initials="GO">
+  <w:comment w:id="9" w:author="Grigor Ogannisyan" w:date="2025-10-29T14:37:00Z" w:initials="GO">
     <w:p>
       <w:pPr>
         <w:pStyle w:val="aff0"/>
+        <w:ind w:firstLine="0"/>
       </w:pPr>
       <w:r>
         <w:rPr>
@@ -2196,6 +2327,28 @@
         <w:annotationRef/>
       </w:r>
       <w:r>
+        <w:t>Сделать списком</w:t>
+      </w:r>
+    </w:p>
+    <w:p>
+      <w:pPr>
+        <w:pStyle w:val="aff0"/>
+        <w:ind w:firstLine="0"/>
+      </w:pPr>
+    </w:p>
+  </w:comment>
+  <w:comment w:id="16" w:author="Grigor Ogannisyan" w:date="2025-10-26T12:45:00Z" w:initials="GO">
+    <w:p>
+      <w:pPr>
+        <w:pStyle w:val="aff0"/>
+      </w:pPr>
+      <w:r>
+        <w:rPr>
+          <w:rStyle w:val="aff"/>
+        </w:rPr>
+        <w:annotationRef/>
+      </w:r>
+      <w:r>
         <w:t>ОБЯЗАТЕЛЬНО ПОМЕНЯТЬ ПОТОМ ВРЕМЯ НА НАСТОЯЩЕЕ</w:t>
       </w:r>
     </w:p>
@@ -2205,7 +2358,7 @@
       </w:pPr>
     </w:p>
   </w:comment>
-  <w:comment w:id="19" w:author="Grigor Ogannisyan" w:date="2025-10-26T12:53:00Z" w:initials="GO">
+  <w:comment w:id="20" w:author="Grigor Ogannisyan" w:date="2025-10-26T12:53:00Z" w:initials="GO">
     <w:p>
       <w:pPr>
         <w:pStyle w:val="aff0"/>
@@ -2226,7 +2379,7 @@
       </w:pPr>
     </w:p>
   </w:comment>
-  <w:comment w:id="26" w:author="Владислав Холмогоров" w:date="2024-12-07T14:04:00Z" w:initials="ВХ">
+  <w:comment w:id="27" w:author="Владислав Холмогоров" w:date="2024-12-07T14:04:00Z" w:initials="ВХ">
     <w:p>
       <w:pPr>
         <w:pStyle w:val="aff0"/>
@@ -2354,7 +2507,7 @@
       </w:r>
     </w:p>
   </w:comment>
-  <w:comment w:id="28" w:author="Владислав Холмогоров" w:date="2024-12-07T14:04:00Z" w:initials="ВХ">
+  <w:comment w:id="29" w:author="Владислав Холмогоров" w:date="2024-12-07T14:04:00Z" w:initials="ВХ">
     <w:p>
       <w:pPr>
         <w:pStyle w:val="aff0"/>
@@ -2411,7 +2564,7 @@
       </w:r>
     </w:p>
   </w:comment>
-  <w:comment w:id="30" w:author="Владислав Холмогоров" w:date="2024-12-07T14:05:00Z" w:initials="ВХ">
+  <w:comment w:id="31" w:author="Владислав Холмогоров" w:date="2024-12-07T14:05:00Z" w:initials="ВХ">
     <w:p>
       <w:pPr>
         <w:pStyle w:val="aff0"/>
@@ -2459,7 +2612,7 @@
       </w:r>
     </w:p>
   </w:comment>
-  <w:comment w:id="32" w:author="Владислав Холмогоров" w:date="2024-12-07T14:06:00Z" w:initials="ВХ">
+  <w:comment w:id="33" w:author="Владислав Холмогоров" w:date="2024-12-07T14:06:00Z" w:initials="ВХ">
     <w:p>
       <w:pPr>
         <w:pStyle w:val="aff0"/>
@@ -2550,7 +2703,7 @@
       </w:r>
     </w:p>
   </w:comment>
-  <w:comment w:id="34" w:author="Владислав Холмогоров" w:date="2024-12-07T14:08:00Z" w:initials="ВХ">
+  <w:comment w:id="35" w:author="Владислав Холмогоров" w:date="2024-12-07T14:08:00Z" w:initials="ВХ">
     <w:p>
       <w:pPr>
         <w:pStyle w:val="aff0"/>
@@ -2584,7 +2737,7 @@
       </w:r>
     </w:p>
   </w:comment>
-  <w:comment w:id="36" w:author="Владислав Холмогоров" w:date="2024-12-07T14:14:00Z" w:initials="ВХ">
+  <w:comment w:id="37" w:author="Владислав Холмогоров" w:date="2024-12-07T14:14:00Z" w:initials="ВХ">
     <w:p>
       <w:pPr>
         <w:pStyle w:val="aff0"/>
@@ -2604,7 +2757,7 @@
       </w:r>
     </w:p>
   </w:comment>
-  <w:comment w:id="38" w:author="Владислав Холмогоров" w:date="2024-12-07T14:14:00Z" w:initials="ВХ">
+  <w:comment w:id="39" w:author="Владислав Холмогоров" w:date="2024-12-07T14:14:00Z" w:initials="ВХ">
     <w:p>
       <w:pPr>
         <w:pStyle w:val="aff0"/>
@@ -2673,7 +2826,7 @@
       </w:r>
     </w:p>
   </w:comment>
-  <w:comment w:id="40" w:author="Владислав Холмогоров" w:date="2024-12-07T14:14:00Z" w:initials="ВХ">
+  <w:comment w:id="41" w:author="Владислав Холмогоров" w:date="2024-12-07T14:14:00Z" w:initials="ВХ">
     <w:p>
       <w:pPr>
         <w:pStyle w:val="aff0"/>
@@ -2746,7 +2899,7 @@
       </w:r>
     </w:p>
   </w:comment>
-  <w:comment w:id="42" w:author="Владислав Холмогоров" w:date="2024-12-07T14:19:00Z" w:initials="ВХ">
+  <w:comment w:id="43" w:author="Владислав Холмогоров" w:date="2024-12-07T14:19:00Z" w:initials="ВХ">
     <w:p>
       <w:pPr>
         <w:pStyle w:val="aff0"/>
@@ -2768,7 +2921,7 @@
       </w:r>
     </w:p>
   </w:comment>
-  <w:comment w:id="44" w:author="Владислав Холмогоров" w:date="2024-12-07T14:20:00Z" w:initials="ВХ">
+  <w:comment w:id="45" w:author="Владислав Холмогоров" w:date="2024-12-07T14:20:00Z" w:initials="ВХ">
     <w:p>
       <w:pPr>
         <w:pStyle w:val="aff0"/>
@@ -2787,7 +2940,7 @@
       </w:r>
     </w:p>
   </w:comment>
-  <w:comment w:id="46" w:author="Владислав Холмогоров" w:date="2024-12-07T14:24:00Z" w:initials="ВХ">
+  <w:comment w:id="47" w:author="Владислав Холмогоров" w:date="2024-12-07T14:24:00Z" w:initials="ВХ">
     <w:p>
       <w:pPr>
         <w:pStyle w:val="aff0"/>
@@ -2834,7 +2987,7 @@
       </w:r>
     </w:p>
   </w:comment>
-  <w:comment w:id="48" w:author="Владислав Холмогоров" w:date="2024-12-07T14:28:00Z" w:initials="ВХ">
+  <w:comment w:id="49" w:author="Владислав Холмогоров" w:date="2024-12-07T14:28:00Z" w:initials="ВХ">
     <w:p>
       <w:pPr>
         <w:pStyle w:val="aff0"/>
@@ -2850,7 +3003,7 @@
       </w:r>
     </w:p>
   </w:comment>
-  <w:comment w:id="50" w:author="Владислав Холмогоров" w:date="2024-12-07T14:28:00Z" w:initials="ВХ">
+  <w:comment w:id="51" w:author="Владислав Холмогоров" w:date="2024-12-07T14:28:00Z" w:initials="ВХ">
     <w:p>
       <w:pPr>
         <w:pStyle w:val="aff0"/>
@@ -2890,6 +3043,7 @@
   <w15:commentEx w15:paraId="595488F9" w15:done="0"/>
   <w15:commentEx w15:paraId="516874F2" w15:done="0"/>
   <w15:commentEx w15:paraId="65A86BAF" w15:done="0"/>
+  <w15:commentEx w15:paraId="270B50DE" w15:done="0"/>
   <w15:commentEx w15:paraId="727E02D9" w15:done="0"/>
   <w15:commentEx w15:paraId="2C540604" w15:done="0"/>
   <w15:commentEx w15:paraId="2C0C96F0" w15:done="0"/>
@@ -2913,6 +3067,7 @@
   <w16cex:commentExtensible w16cex:durableId="05FBA038" w16cex:dateUtc="2025-03-10T12:30:00Z"/>
   <w16cex:commentExtensible w16cex:durableId="69AA86C1" w16cex:dateUtc="2024-12-07T11:41:00Z"/>
   <w16cex:commentExtensible w16cex:durableId="0482F3F0" w16cex:dateUtc="2024-12-07T10:32:00Z"/>
+  <w16cex:commentExtensible w16cex:durableId="2CACA518" w16cex:dateUtc="2025-10-29T11:37:00Z"/>
   <w16cex:commentExtensible w16cex:durableId="2CA89681" w16cex:dateUtc="2025-10-26T09:45:00Z"/>
   <w16cex:commentExtensible w16cex:durableId="2CA89843" w16cex:dateUtc="2025-10-26T09:53:00Z"/>
   <w16cex:commentExtensible w16cex:durableId="232980D0" w16cex:dateUtc="2024-12-07T11:04:00Z"/>
@@ -2936,6 +3091,7 @@
   <w16cid:commentId w16cid:paraId="595488F9" w16cid:durableId="05FBA038"/>
   <w16cid:commentId w16cid:paraId="516874F2" w16cid:durableId="69AA86C1"/>
   <w16cid:commentId w16cid:paraId="65A86BAF" w16cid:durableId="0482F3F0"/>
+  <w16cid:commentId w16cid:paraId="270B50DE" w16cid:durableId="2CACA518"/>
   <w16cid:commentId w16cid:paraId="727E02D9" w16cid:durableId="2CA89681"/>
   <w16cid:commentId w16cid:paraId="2C540604" w16cid:durableId="2CA89843"/>
   <w16cid:commentId w16cid:paraId="2C0C96F0" w16cid:durableId="232980D0"/>
@@ -2954,6 +3110,98 @@
 </w16cid:commentsIds>
 </file>
 
+<file path=word/endnotes.xml><?xml version="1.0" encoding="utf-8"?>
+<w:endnotes xmlns:wpc="http://schemas.microsoft.com/office/word/2010/wordprocessingCanvas" xmlns:cx="http://schemas.microsoft.com/office/drawing/2014/chartex" xmlns:cx1="http://schemas.microsoft.com/office/drawing/2015/9/8/chartex" xmlns:cx2="http://schemas.microsoft.com/office/drawing/2015/10/21/chartex" xmlns:cx3="http://schemas.microsoft.com/office/drawing/2016/5/9/chartex" xmlns:cx4="http://schemas.microsoft.com/office/drawing/2016/5/10/chartex" xmlns:cx5="http://schemas.microsoft.com/office/drawing/2016/5/11/chartex" xmlns:cx6="http://schemas.microsoft.com/office/drawing/2016/5/12/chartex" xmlns:cx7="http://schemas.microsoft.com/office/drawing/2016/5/13/chartex" xmlns:cx8="http://schemas.microsoft.com/office/drawing/2016/5/14/chartex" xmlns:mc="http://schemas.openxmlformats.org/markup-compatibility/2006" xmlns:aink="http://schemas.microsoft.com/office/drawing/2016/ink" xmlns:am3d="http://schemas.microsoft.com/office/drawing/2017/model3d" xmlns:o="urn:schemas-microsoft-com:office:office" xmlns:r="http://schemas.openxmlformats.org/officeDocument/2006/relationships" xmlns:m="http://schemas.openxmlformats.org/officeDocument/2006/math" xmlns:v="urn:schemas-microsoft-com:vml" xmlns:wp14="http://schemas.microsoft.com/office/word/2010/wordprocessingDrawing" xmlns:wp="http://schemas.openxmlformats.org/drawingml/2006/wordprocessingDrawing" xmlns:w10="urn:schemas-microsoft-com:office:word" xmlns:w="http://schemas.openxmlformats.org/wordprocessingml/2006/main" xmlns:w14="http://schemas.microsoft.com/office/word/2010/wordml" xmlns:w15="http://schemas.microsoft.com/office/word/2012/wordml" xmlns:w16cex="http://schemas.microsoft.com/office/word/2018/wordml/cex" xmlns:w16cid="http://schemas.microsoft.com/office/word/2016/wordml/cid" xmlns:w16="http://schemas.microsoft.com/office/word/2018/wordml" xmlns:w16sdtdh="http://schemas.microsoft.com/office/word/2020/wordml/sdtdatahash" xmlns:w16se="http://schemas.microsoft.com/office/word/2015/wordml/symex" xmlns:wpg="http://schemas.microsoft.com/office/word/2010/wordprocessingGroup" xmlns:wpi="http://schemas.microsoft.com/office/word/2010/wordprocessingInk" xmlns:wne="http://schemas.microsoft.com/office/word/2006/wordml" xmlns:wps="http://schemas.microsoft.com/office/word/2010/wordprocessingShape" mc:Ignorable="w14 w15 w16se w16cid w16 w16cex w16sdtdh wp14">
+  <w:endnote w:type="separator" w:id="-1">
+    <w:p>
+      <w:pPr>
+        <w:spacing w:line="240" w:lineRule="auto"/>
+      </w:pPr>
+      <w:r>
+        <w:separator/>
+      </w:r>
+    </w:p>
+  </w:endnote>
+  <w:endnote w:type="continuationSeparator" w:id="0">
+    <w:p>
+      <w:pPr>
+        <w:spacing w:line="240" w:lineRule="auto"/>
+      </w:pPr>
+      <w:r>
+        <w:continuationSeparator/>
+      </w:r>
+    </w:p>
+  </w:endnote>
+</w:endnotes>
+</file>
+
+<file path=word/footer1.xml><?xml version="1.0" encoding="utf-8"?>
+<w:ftr xmlns:wpc="http://schemas.microsoft.com/office/word/2010/wordprocessingCanvas" xmlns:cx="http://schemas.microsoft.com/office/drawing/2014/chartex" xmlns:cx1="http://schemas.microsoft.com/office/drawing/2015/9/8/chartex" xmlns:cx2="http://schemas.microsoft.com/office/drawing/2015/10/21/chartex" xmlns:cx3="http://schemas.microsoft.com/office/drawing/2016/5/9/chartex" xmlns:cx4="http://schemas.microsoft.com/office/drawing/2016/5/10/chartex" xmlns:cx5="http://schemas.microsoft.com/office/drawing/2016/5/11/chartex" xmlns:cx6="http://schemas.microsoft.com/office/drawing/2016/5/12/chartex" xmlns:cx7="http://schemas.microsoft.com/office/drawing/2016/5/13/chartex" xmlns:cx8="http://schemas.microsoft.com/office/drawing/2016/5/14/chartex" xmlns:mc="http://schemas.openxmlformats.org/markup-compatibility/2006" xmlns:aink="http://schemas.microsoft.com/office/drawing/2016/ink" xmlns:am3d="http://schemas.microsoft.com/office/drawing/2017/model3d" xmlns:o="urn:schemas-microsoft-com:office:office" xmlns:r="http://schemas.openxmlformats.org/officeDocument/2006/relationships" xmlns:m="http://schemas.openxmlformats.org/officeDocument/2006/math" xmlns:v="urn:schemas-microsoft-com:vml" xmlns:wp14="http://schemas.microsoft.com/office/word/2010/wordprocessingDrawing" xmlns:wp="http://schemas.openxmlformats.org/drawingml/2006/wordprocessingDrawing" xmlns:w10="urn:schemas-microsoft-com:office:word" xmlns:w="http://schemas.openxmlformats.org/wordprocessingml/2006/main" xmlns:w14="http://schemas.microsoft.com/office/word/2010/wordml" xmlns:w15="http://schemas.microsoft.com/office/word/2012/wordml" xmlns:w16cex="http://schemas.microsoft.com/office/word/2018/wordml/cex" xmlns:w16cid="http://schemas.microsoft.com/office/word/2016/wordml/cid" xmlns:w16="http://schemas.microsoft.com/office/word/2018/wordml" xmlns:w16sdtdh="http://schemas.microsoft.com/office/word/2020/wordml/sdtdatahash" xmlns:w16se="http://schemas.microsoft.com/office/word/2015/wordml/symex" xmlns:wpg="http://schemas.microsoft.com/office/word/2010/wordprocessingGroup" xmlns:wpi="http://schemas.microsoft.com/office/word/2010/wordprocessingInk" xmlns:wne="http://schemas.microsoft.com/office/word/2006/wordml" xmlns:wps="http://schemas.microsoft.com/office/word/2010/wordprocessingShape" mc:Ignorable="w14 w15 w16se w16cid w16 w16cex w16sdtdh wp14">
+  <w:sdt>
+    <w:sdtPr>
+      <w:id w:val="-2013587279"/>
+      <w:docPartObj>
+        <w:docPartGallery w:val="Page Numbers (Bottom of Page)"/>
+        <w:docPartUnique/>
+      </w:docPartObj>
+    </w:sdtPr>
+    <w:sdtContent>
+      <w:p>
+        <w:pPr>
+          <w:pStyle w:val="af1"/>
+          <w:jc w:val="center"/>
+        </w:pPr>
+        <w:r>
+          <w:fldChar w:fldCharType="begin"/>
+        </w:r>
+        <w:r>
+          <w:instrText>PAGE   \* MERGEFORMAT</w:instrText>
+        </w:r>
+        <w:r>
+          <w:fldChar w:fldCharType="separate"/>
+        </w:r>
+        <w:r>
+          <w:t>2</w:t>
+        </w:r>
+        <w:r>
+          <w:fldChar w:fldCharType="end"/>
+        </w:r>
+      </w:p>
+    </w:sdtContent>
+  </w:sdt>
+  <w:p>
+    <w:pPr>
+      <w:pStyle w:val="af1"/>
+    </w:pPr>
+  </w:p>
+</w:ftr>
+</file>
+
+<file path=word/footnotes.xml><?xml version="1.0" encoding="utf-8"?>
+<w:footnotes xmlns:wpc="http://schemas.microsoft.com/office/word/2010/wordprocessingCanvas" xmlns:cx="http://schemas.microsoft.com/office/drawing/2014/chartex" xmlns:cx1="http://schemas.microsoft.com/office/drawing/2015/9/8/chartex" xmlns:cx2="http://schemas.microsoft.com/office/drawing/2015/10/21/chartex" xmlns:cx3="http://schemas.microsoft.com/office/drawing/2016/5/9/chartex" xmlns:cx4="http://schemas.microsoft.com/office/drawing/2016/5/10/chartex" xmlns:cx5="http://schemas.microsoft.com/office/drawing/2016/5/11/chartex" xmlns:cx6="http://schemas.microsoft.com/office/drawing/2016/5/12/chartex" xmlns:cx7="http://schemas.microsoft.com/office/drawing/2016/5/13/chartex" xmlns:cx8="http://schemas.microsoft.com/office/drawing/2016/5/14/chartex" xmlns:mc="http://schemas.openxmlformats.org/markup-compatibility/2006" xmlns:aink="http://schemas.microsoft.com/office/drawing/2016/ink" xmlns:am3d="http://schemas.microsoft.com/office/drawing/2017/model3d" xmlns:o="urn:schemas-microsoft-com:office:office" xmlns:r="http://schemas.openxmlformats.org/officeDocument/2006/relationships" xmlns:m="http://schemas.openxmlformats.org/officeDocument/2006/math" xmlns:v="urn:schemas-microsoft-com:vml" xmlns:wp14="http://schemas.microsoft.com/office/word/2010/wordprocessingDrawing" xmlns:wp="http://schemas.openxmlformats.org/drawingml/2006/wordprocessingDrawing" xmlns:w10="urn:schemas-microsoft-com:office:word" xmlns:w="http://schemas.openxmlformats.org/wordprocessingml/2006/main" xmlns:w14="http://schemas.microsoft.com/office/word/2010/wordml" xmlns:w15="http://schemas.microsoft.com/office/word/2012/wordml" xmlns:w16cex="http://schemas.microsoft.com/office/word/2018/wordml/cex" xmlns:w16cid="http://schemas.microsoft.com/office/word/2016/wordml/cid" xmlns:w16="http://schemas.microsoft.com/office/word/2018/wordml" xmlns:w16sdtdh="http://schemas.microsoft.com/office/word/2020/wordml/sdtdatahash" xmlns:w16se="http://schemas.microsoft.com/office/word/2015/wordml/symex" xmlns:wpg="http://schemas.microsoft.com/office/word/2010/wordprocessingGroup" xmlns:wpi="http://schemas.microsoft.com/office/word/2010/wordprocessingInk" xmlns:wne="http://schemas.microsoft.com/office/word/2006/wordml" xmlns:wps="http://schemas.microsoft.com/office/word/2010/wordprocessingShape" mc:Ignorable="w14 w15 w16se w16cid w16 w16cex w16sdtdh wp14">
+  <w:footnote w:type="separator" w:id="-1">
+    <w:p>
+      <w:pPr>
+        <w:spacing w:line="240" w:lineRule="auto"/>
+      </w:pPr>
+      <w:r>
+        <w:separator/>
+      </w:r>
+    </w:p>
+  </w:footnote>
+  <w:footnote w:type="continuationSeparator" w:id="0">
+    <w:p>
+      <w:pPr>
+        <w:spacing w:line="240" w:lineRule="auto"/>
+      </w:pPr>
+      <w:r>
+        <w:continuationSeparator/>
+      </w:r>
+    </w:p>
+  </w:footnote>
+</w:footnotes>
+</file>
+
 <file path=word/numbering.xml><?xml version="1.0" encoding="utf-8"?>
 <w:numbering xmlns:wpc="http://schemas.microsoft.com/office/word/2010/wordprocessingCanvas" xmlns:cx="http://schemas.microsoft.com/office/drawing/2014/chartex" xmlns:cx1="http://schemas.microsoft.com/office/drawing/2015/9/8/chartex" xmlns:cx2="http://schemas.microsoft.com/office/drawing/2015/10/21/chartex" xmlns:cx3="http://schemas.microsoft.com/office/drawing/2016/5/9/chartex" xmlns:cx4="http://schemas.microsoft.com/office/drawing/2016/5/10/chartex" xmlns:cx5="http://schemas.microsoft.com/office/drawing/2016/5/11/chartex" xmlns:cx6="http://schemas.microsoft.com/office/drawing/2016/5/12/chartex" xmlns:cx7="http://schemas.microsoft.com/office/drawing/2016/5/13/chartex" xmlns:cx8="http://schemas.microsoft.com/office/drawing/2016/5/14/chartex" xmlns:mc="http://schemas.openxmlformats.org/markup-compatibility/2006" xmlns:aink="http://schemas.microsoft.com/office/drawing/2016/ink" xmlns:am3d="http://schemas.microsoft.com/office/drawing/2017/model3d" xmlns:o="urn:schemas-microsoft-com:office:office" xmlns:r="http://schemas.openxmlformats.org/officeDocument/2006/relationships" xmlns:m="http://schemas.openxmlformats.org/officeDocument/2006/math" xmlns:v="urn:schemas-microsoft-com:vml" xmlns:wp14="http://schemas.microsoft.com/office/word/2010/wordprocessingDrawing" xmlns:wp="http://schemas.openxmlformats.org/drawingml/2006/wordprocessingDrawing" xmlns:w10="urn:schemas-microsoft-com:office:word" xmlns:w="http://schemas.openxmlformats.org/wordprocessingml/2006/main" xmlns:w14="http://schemas.microsoft.com/office/word/2010/wordml" xmlns:w15="http://schemas.microsoft.com/office/word/2012/wordml" xmlns:w16cex="http://schemas.microsoft.com/office/word/2018/wordml/cex" xmlns:w16cid="http://schemas.microsoft.com/office/word/2016/wordml/cid" xmlns:w16="http://schemas.microsoft.com/office/word/2018/wordml" xmlns:w16sdtdh="http://schemas.microsoft.com/office/word/2020/wordml/sdtdatahash" xmlns:w16se="http://schemas.microsoft.com/office/word/2015/wordml/symex" xmlns:wpg="http://schemas.microsoft.com/office/word/2010/wordprocessingGroup" xmlns:wpi="http://schemas.microsoft.com/office/word/2010/wordprocessingInk" xmlns:wne="http://schemas.microsoft.com/office/word/2006/wordml" xmlns:wps="http://schemas.microsoft.com/office/word/2010/wordprocessingShape" mc:Ignorable="w14 w15 w16se w16cid w16 w16cex w16sdtdh wp14">
   <w:abstractNum w:abstractNumId="0" w15:restartNumberingAfterBreak="0">
@@ -5722,7 +5970,7 @@
         <w:rFonts w:hint="default"/>
       </w:rPr>
     </w:lvl>
-    <w:lvl w:ilvl="1" w:tplc="04190019" w:tentative="1">
+    <w:lvl w:ilvl="1" w:tplc="04190019">
       <w:start w:val="1"/>
       <w:numFmt w:val="lowerLetter"/>
       <w:lvlText w:val="%2."/>
@@ -8346,7 +8594,7 @@
   <w:abstractNum w:abstractNumId="45" w15:restartNumberingAfterBreak="0">
     <w:nsid w:val="6FFF649D"/>
     <w:multiLevelType w:val="multilevel"/>
-    <w:tmpl w:val="4C027628"/>
+    <w:tmpl w:val="B58C6200"/>
     <w:lvl w:ilvl="0">
       <w:start w:val="1"/>
       <w:numFmt w:val="decimal"/>
@@ -10921,8 +11169,9 @@
     <w:link w:val="2f"/>
     <w:autoRedefine/>
     <w:qFormat/>
-    <w:rsid w:val="00A8308B"/>
+    <w:rsid w:val="00E26663"/>
     <w:pPr>
+      <w:keepLines w:val="0"/>
       <w:numPr>
         <w:ilvl w:val="1"/>
         <w:numId w:val="48"/>
@@ -10940,7 +11189,7 @@
     <w:name w:val="2 ур Знак"/>
     <w:basedOn w:val="2b"/>
     <w:link w:val="23"/>
-    <w:rsid w:val="00A8308B"/>
+    <w:rsid w:val="00E26663"/>
     <w:rPr>
       <w:rFonts w:ascii="Times New Roman" w:eastAsiaTheme="majorEastAsia" w:hAnsi="Times New Roman" w:cs="Times New Roman"/>
       <w:b/>

--- a/недодип.docx
+++ b/недодип.docx
@@ -225,18 +225,32 @@
         <w:rPr>
           <w:lang w:eastAsia="ru-RU" w:bidi="ru-RU"/>
         </w:rPr>
-        <w:t>. Профильные обзоры указывают на дисбалансы спроса и предложения на рынке аренды и ускорение арендных ставок в отдельные периоды, что повышает неопределённость для домохозяйств и профессиональных участников</w:t>
-      </w:r>
+        <w:t xml:space="preserve">. Профильные обзоры указывают на дисбалансы спроса и предложения на рынке аренды и ускорение арендных ставок в отдельные периоды, что повышает неопределённость для домохозяйств и профессиональных </w:t>
+      </w:r>
+      <w:proofErr w:type="gramStart"/>
       <w:r>
         <w:rPr>
           <w:lang w:eastAsia="ru-RU" w:bidi="ru-RU"/>
         </w:rPr>
-        <w:t>[3]</w:t>
+        <w:t>участников</w:t>
       </w:r>
       <w:r>
         <w:rPr>
           <w:lang w:eastAsia="ru-RU" w:bidi="ru-RU"/>
         </w:rPr>
+        <w:t>[</w:t>
+      </w:r>
+      <w:proofErr w:type="gramEnd"/>
+      <w:r>
+        <w:rPr>
+          <w:lang w:eastAsia="ru-RU" w:bidi="ru-RU"/>
+        </w:rPr>
+        <w:t>3]</w:t>
+      </w:r>
+      <w:r>
+        <w:rPr>
+          <w:lang w:eastAsia="ru-RU" w:bidi="ru-RU"/>
+        </w:rPr>
         <w:t xml:space="preserve">. В этих условиях система, объединяющая </w:t>
       </w:r>
       <w:proofErr w:type="spellStart"/>
@@ -270,13 +284,27 @@
         <w:rPr>
           <w:lang w:eastAsia="ru-RU" w:bidi="ru-RU"/>
         </w:rPr>
-        <w:t>В качестве данных используются объявления о недвижимости</w:t>
-      </w:r>
+        <w:t xml:space="preserve">В качестве данных используются объявления о </w:t>
+      </w:r>
+      <w:proofErr w:type="gramStart"/>
       <w:r>
         <w:rPr>
           <w:lang w:eastAsia="ru-RU" w:bidi="ru-RU"/>
         </w:rPr>
-        <w:t>[4]</w:t>
+        <w:t>недвижимости</w:t>
+      </w:r>
+      <w:r>
+        <w:rPr>
+          <w:lang w:eastAsia="ru-RU" w:bidi="ru-RU"/>
+        </w:rPr>
+        <w:t>[</w:t>
+      </w:r>
+      <w:proofErr w:type="gramEnd"/>
+      <w:r>
+        <w:rPr>
+          <w:lang w:eastAsia="ru-RU" w:bidi="ru-RU"/>
+        </w:rPr>
+        <w:t>4]</w:t>
       </w:r>
       <w:r>
         <w:rPr>
@@ -1735,12 +1763,1683 @@
       <w:pPr>
         <w:pStyle w:val="23"/>
       </w:pPr>
-      <w:bookmarkStart w:id="28" w:name="_Toc212455497"/>
-      <w:commentRangeStart w:id="29"/>
-      <w:r>
-        <w:t>Формальное определение методов решения</w:t>
-      </w:r>
-      <w:commentRangeEnd w:id="29"/>
+      <w:r>
+        <w:t>Выбор языка и инструментов программирования</w:t>
+      </w:r>
+    </w:p>
+    <w:p>
+      <w:r>
+        <w:t>Базовым языком выбран</w:t>
+      </w:r>
+      <w:r>
+        <w:t xml:space="preserve"> </w:t>
+      </w:r>
+      <w:r>
+        <w:rPr>
+          <w:lang w:val="en-US"/>
+        </w:rPr>
+        <w:t>Python</w:t>
+      </w:r>
+      <w:r>
+        <w:t xml:space="preserve"> – является стандартным для анализа данных и </w:t>
+      </w:r>
+      <w:r>
+        <w:rPr>
+          <w:lang w:val="en-US"/>
+        </w:rPr>
+        <w:t>ML</w:t>
+      </w:r>
+      <w:r>
+        <w:t xml:space="preserve"> благодаря простому синтаксису, широкой экосистеме библиотек и зрелым </w:t>
+      </w:r>
+      <w:r>
+        <w:t>инструментам</w:t>
+      </w:r>
+      <w:r>
+        <w:t xml:space="preserve"> воспроизводимых экспериментов. Это позволяет быстро строить прототипы моделей, автоматизировать обработку данных и интегрировать результаты в веб-сервис</w:t>
+      </w:r>
+      <w:r>
+        <w:t>.</w:t>
+      </w:r>
+    </w:p>
+    <w:p>
+      <w:r>
+        <w:t xml:space="preserve">Инструменты обработки данных и </w:t>
+      </w:r>
+      <w:proofErr w:type="spellStart"/>
+      <w:r>
+        <w:t>геоаналитики</w:t>
+      </w:r>
+      <w:proofErr w:type="spellEnd"/>
+      <w:r>
+        <w:t>:</w:t>
+      </w:r>
+    </w:p>
+    <w:p>
+      <w:pPr>
+        <w:pStyle w:val="a1"/>
+      </w:pPr>
+      <w:proofErr w:type="spellStart"/>
+      <w:r>
+        <w:t>pandas</w:t>
+      </w:r>
+      <w:proofErr w:type="spellEnd"/>
+      <w:r>
+        <w:t xml:space="preserve"> / </w:t>
+      </w:r>
+      <w:proofErr w:type="spellStart"/>
+      <w:r>
+        <w:t>NumPy</w:t>
+      </w:r>
+      <w:proofErr w:type="spellEnd"/>
+      <w:r>
+        <w:t xml:space="preserve"> </w:t>
+      </w:r>
+      <w:r>
+        <w:t>–</w:t>
+      </w:r>
+      <w:r>
+        <w:t xml:space="preserve"> табличные данные и численные расчёты;</w:t>
+      </w:r>
+    </w:p>
+    <w:p>
+      <w:pPr>
+        <w:pStyle w:val="a1"/>
+      </w:pPr>
+      <w:r>
+        <w:rPr>
+          <w:lang w:val="en-US"/>
+        </w:rPr>
+        <w:t>s</w:t>
+      </w:r>
+      <w:proofErr w:type="spellStart"/>
+      <w:r>
+        <w:t>hapely</w:t>
+      </w:r>
+      <w:proofErr w:type="spellEnd"/>
+      <w:r>
+        <w:t xml:space="preserve"> –</w:t>
+      </w:r>
+      <w:r>
+        <w:t xml:space="preserve"> геометрии, проекции, пространственные операции</w:t>
+      </w:r>
+      <w:r>
+        <w:t>;</w:t>
+      </w:r>
+    </w:p>
+    <w:p>
+      <w:pPr>
+        <w:pStyle w:val="a1"/>
+      </w:pPr>
+      <w:r>
+        <w:t xml:space="preserve">h3-py </w:t>
+      </w:r>
+      <w:r>
+        <w:t xml:space="preserve">– </w:t>
+      </w:r>
+      <w:r>
+        <w:t>иерархическая дискретизация пространства</w:t>
+      </w:r>
+      <w:r>
+        <w:t>.</w:t>
+      </w:r>
+    </w:p>
+    <w:p>
+      <w:pPr>
+        <w:pStyle w:val="a1"/>
+        <w:numPr>
+          <w:ilvl w:val="0"/>
+          <w:numId w:val="0"/>
+        </w:numPr>
+        <w:ind w:left="1276" w:hanging="567"/>
+      </w:pPr>
+      <w:r>
+        <w:t>Инструменты моделирования и объяснимости:</w:t>
+      </w:r>
+    </w:p>
+    <w:p>
+      <w:pPr>
+        <w:pStyle w:val="a1"/>
+      </w:pPr>
+      <w:proofErr w:type="spellStart"/>
+      <w:r>
+        <w:lastRenderedPageBreak/>
+        <w:t>scikit-learn</w:t>
+      </w:r>
+      <w:proofErr w:type="spellEnd"/>
+      <w:r>
+        <w:t xml:space="preserve"> </w:t>
+      </w:r>
+      <w:r>
+        <w:t xml:space="preserve">– </w:t>
+      </w:r>
+      <w:r>
+        <w:t>базовые модели/валидация/</w:t>
+      </w:r>
+      <w:proofErr w:type="spellStart"/>
+      <w:r>
+        <w:t>пайплайны</w:t>
+      </w:r>
+      <w:proofErr w:type="spellEnd"/>
+      <w:r>
+        <w:t>;</w:t>
+      </w:r>
+    </w:p>
+    <w:p>
+      <w:pPr>
+        <w:pStyle w:val="a1"/>
+      </w:pPr>
+      <w:proofErr w:type="spellStart"/>
+      <w:r>
+        <w:t>LightGBM</w:t>
+      </w:r>
+      <w:proofErr w:type="spellEnd"/>
+      <w:r>
+        <w:rPr>
+          <w:rStyle w:val="affd"/>
+        </w:rPr>
+        <w:t>/</w:t>
+      </w:r>
+      <w:proofErr w:type="spellStart"/>
+      <w:r>
+        <w:rPr>
+          <w:rStyle w:val="affd"/>
+        </w:rPr>
+        <w:t>CatBoost</w:t>
+      </w:r>
+      <w:proofErr w:type="spellEnd"/>
+      <w:r>
+        <w:rPr>
+          <w:rStyle w:val="affd"/>
+        </w:rPr>
+        <w:t xml:space="preserve"> / </w:t>
+      </w:r>
+      <w:proofErr w:type="spellStart"/>
+      <w:proofErr w:type="gramStart"/>
+      <w:r>
+        <w:rPr>
+          <w:rStyle w:val="affd"/>
+        </w:rPr>
+        <w:t>XGBoost</w:t>
+      </w:r>
+      <w:proofErr w:type="spellEnd"/>
+      <w:r>
+        <w:t xml:space="preserve"> </w:t>
+      </w:r>
+      <w:r>
+        <w:t xml:space="preserve"> </w:t>
+      </w:r>
+      <w:r>
+        <w:t>–</w:t>
+      </w:r>
+      <w:proofErr w:type="gramEnd"/>
+      <w:r>
+        <w:t xml:space="preserve"> </w:t>
+      </w:r>
+      <w:r>
+        <w:t xml:space="preserve">градиентный </w:t>
+      </w:r>
+      <w:proofErr w:type="spellStart"/>
+      <w:r>
+        <w:t>бустинг</w:t>
+      </w:r>
+      <w:proofErr w:type="spellEnd"/>
+      <w:r>
+        <w:t xml:space="preserve"> по деревьям для табличных данных; поддержка </w:t>
+      </w:r>
+      <w:proofErr w:type="spellStart"/>
+      <w:r>
+        <w:t>квантильной</w:t>
+      </w:r>
+      <w:proofErr w:type="spellEnd"/>
+      <w:r>
+        <w:t xml:space="preserve"> регрессии;</w:t>
+      </w:r>
+    </w:p>
+    <w:p>
+      <w:pPr>
+        <w:pStyle w:val="a1"/>
+      </w:pPr>
+      <w:r>
+        <w:t>SHAP – локальные и глобальные объяснения вкладов признаков</w:t>
+      </w:r>
+      <w:r>
+        <w:t>;</w:t>
+      </w:r>
+    </w:p>
+    <w:p>
+      <w:pPr>
+        <w:pStyle w:val="a1"/>
+      </w:pPr>
+      <w:r>
+        <w:t>MAPIE</w:t>
+      </w:r>
+      <w:r>
+        <w:t xml:space="preserve"> </w:t>
+      </w:r>
+      <w:r>
+        <w:t>– построение доверительных интервалов поверх произвольной модели.</w:t>
+      </w:r>
+    </w:p>
+    <w:p>
+      <w:commentRangeStart w:id="28"/>
+      <w:r>
+        <w:t>Инфраструктура экспериментов и воспроизводимость:</w:t>
+      </w:r>
+    </w:p>
+    <w:p>
+      <w:r>
+        <w:t>Сервисная часть и отчётность</w:t>
+      </w:r>
+      <w:r>
+        <w:t>:</w:t>
+      </w:r>
+      <w:commentRangeEnd w:id="28"/>
+      <w:r>
+        <w:rPr>
+          <w:rStyle w:val="aff"/>
+        </w:rPr>
+        <w:commentReference w:id="28"/>
+      </w:r>
+    </w:p>
+    <w:p>
+      <w:r>
+        <w:t xml:space="preserve">Выбранный стек минимизирует время до работающего прототипа и покрывает ключевые требования: </w:t>
+      </w:r>
+      <w:proofErr w:type="spellStart"/>
+      <w:r>
+        <w:t>геообогащение</w:t>
+      </w:r>
+      <w:proofErr w:type="spellEnd"/>
+      <w:r>
+        <w:t xml:space="preserve">, точный табличный ML, интерпретация, доверительные интервалы, </w:t>
+      </w:r>
+      <w:proofErr w:type="spellStart"/>
+      <w:r>
+        <w:t>компараблы</w:t>
+      </w:r>
+      <w:proofErr w:type="spellEnd"/>
+      <w:r>
+        <w:t xml:space="preserve"> и веб-интеграция.</w:t>
+      </w:r>
+    </w:p>
+    <w:p>
+      <w:pPr>
+        <w:pStyle w:val="23"/>
+      </w:pPr>
+      <w:bookmarkStart w:id="29" w:name="_Toc212455498"/>
+      <w:r>
+        <w:t xml:space="preserve">Обоснование </w:t>
+      </w:r>
+      <w:bookmarkEnd w:id="29"/>
+      <w:r>
+        <w:t>выбора методов прогнозирования и компонентов решения</w:t>
+      </w:r>
+    </w:p>
+    <w:p>
+      <w:r>
+        <w:t xml:space="preserve">В рамках задачи оценки «справедливой» стоимости объектов недвижимости критично учитывать три особенности предметной области: </w:t>
+      </w:r>
+    </w:p>
+    <w:p>
+      <w:pPr>
+        <w:pStyle w:val="20"/>
+      </w:pPr>
+      <w:r>
+        <w:t xml:space="preserve">сильную неоднородность признаков (категориальные, числовые, </w:t>
+      </w:r>
+      <w:proofErr w:type="spellStart"/>
+      <w:r>
+        <w:t>геопространственные</w:t>
+      </w:r>
+      <w:proofErr w:type="spellEnd"/>
+      <w:r>
+        <w:t>, календарные)</w:t>
+      </w:r>
+      <w:r>
+        <w:t xml:space="preserve">; </w:t>
+      </w:r>
+    </w:p>
+    <w:p>
+      <w:pPr>
+        <w:pStyle w:val="20"/>
+      </w:pPr>
+      <w:r>
+        <w:t>выраженную пространственно-временную зависимость цен (локальные рынки и сезонность)</w:t>
+      </w:r>
+      <w:r>
+        <w:t>;</w:t>
+      </w:r>
+    </w:p>
+    <w:p>
+      <w:pPr>
+        <w:pStyle w:val="20"/>
+      </w:pPr>
+      <w:r>
+        <w:t xml:space="preserve">необходимость практического результата с доверительным интервалом и прозрачным объяснением факторов. </w:t>
+      </w:r>
+    </w:p>
+    <w:p>
+      <w:r>
+        <w:t xml:space="preserve">Исходя из этого, архитектура аналитической части решения строится вокруг градиентного </w:t>
+      </w:r>
+      <w:proofErr w:type="spellStart"/>
+      <w:r>
+        <w:t>бустинга</w:t>
+      </w:r>
+      <w:proofErr w:type="spellEnd"/>
+      <w:r>
+        <w:t xml:space="preserve"> по деревьям решений и дополняется модулями неопределённости, интерпретации и отбора сопоставимых объектов. Структура и степень детализации подраздела выдержаны в духе предоставленных примеров </w:t>
+      </w:r>
+      <w:r>
+        <w:t>–</w:t>
+      </w:r>
+      <w:r>
+        <w:t xml:space="preserve"> без математических выкладок, с фокусом на прикладные решения и их место в системе.</w:t>
+      </w:r>
+    </w:p>
+    <w:p>
+      <w:r>
+        <w:lastRenderedPageBreak/>
+        <w:t>В качестве основного класса моделей применяются градиентные ансамбли над деревьями (</w:t>
+      </w:r>
+      <w:proofErr w:type="spellStart"/>
+      <w:r>
+        <w:t>CatBoost</w:t>
+      </w:r>
+      <w:proofErr w:type="spellEnd"/>
+      <w:r>
+        <w:t xml:space="preserve">, </w:t>
+      </w:r>
+      <w:proofErr w:type="spellStart"/>
+      <w:r>
+        <w:t>LightGBM</w:t>
+      </w:r>
+      <w:proofErr w:type="spellEnd"/>
+      <w:r>
+        <w:t xml:space="preserve">, </w:t>
+      </w:r>
+      <w:proofErr w:type="spellStart"/>
+      <w:r>
+        <w:t>XGBoost</w:t>
+      </w:r>
+      <w:proofErr w:type="spellEnd"/>
+      <w:r>
+        <w:t>). Такой выбор обусловлен</w:t>
+      </w:r>
+      <w:r>
+        <w:t>:</w:t>
+      </w:r>
+    </w:p>
+    <w:p>
+      <w:pPr>
+        <w:pStyle w:val="20"/>
+      </w:pPr>
+      <w:r>
+        <w:rPr>
+          <w:b/>
+          <w:bCs/>
+        </w:rPr>
+        <w:t>устойчивостью к смешанным признакам</w:t>
+      </w:r>
+      <w:r>
+        <w:t>. Модели адекватно работают на наборах, где присутствуют и числовые, и категориальные поля (тип дома, материал стен, состояние, класс объекта, наличие лифта/паркинга и т.д.)</w:t>
+      </w:r>
+      <w:r>
+        <w:t>;</w:t>
+      </w:r>
+    </w:p>
+    <w:p>
+      <w:pPr>
+        <w:pStyle w:val="20"/>
+      </w:pPr>
+      <w:r>
+        <w:rPr>
+          <w:b/>
+          <w:bCs/>
+        </w:rPr>
+        <w:t>нелинейностями и взаимодействиями</w:t>
+      </w:r>
+      <w:r>
+        <w:t>. Деревья естественно «ловят» пороговые эффекты (близость к метро до/после 10 минут), разрывы и сложные взаимодействия признаков без ручного конструирования большого числа полиномиальных или кросс-признаков</w:t>
+      </w:r>
+      <w:r>
+        <w:t>;</w:t>
+      </w:r>
+    </w:p>
+    <w:p>
+      <w:pPr>
+        <w:pStyle w:val="20"/>
+      </w:pPr>
+      <w:r>
+        <w:rPr>
+          <w:b/>
+          <w:bCs/>
+        </w:rPr>
+        <w:t>производительностью</w:t>
+      </w:r>
+      <w:r>
+        <w:t xml:space="preserve">. Реализуют быструю итеративную разработку (важно на этапе прототипирования и отбора </w:t>
+      </w:r>
+      <w:proofErr w:type="spellStart"/>
+      <w:r>
+        <w:t>гиперпараметров</w:t>
+      </w:r>
+      <w:proofErr w:type="spellEnd"/>
+      <w:r>
+        <w:t>), масштабируются на десятки/сотни тысяч объявлений.</w:t>
+      </w:r>
+    </w:p>
+    <w:p>
+      <w:r>
+        <w:t>Практическое разделение ролей:</w:t>
+      </w:r>
+    </w:p>
+    <w:p>
+      <w:pPr>
+        <w:pStyle w:val="20"/>
+      </w:pPr>
+      <w:proofErr w:type="spellStart"/>
+      <w:r>
+        <w:rPr>
+          <w:b/>
+          <w:bCs/>
+        </w:rPr>
+        <w:t>CatBoost</w:t>
+      </w:r>
+      <w:proofErr w:type="spellEnd"/>
+      <w:r>
+        <w:t xml:space="preserve"> </w:t>
+      </w:r>
+      <w:r>
+        <w:t>–</w:t>
+      </w:r>
+      <w:r>
+        <w:t xml:space="preserve"> предпочтителен при большом числе категориальных полей и умеренном размере </w:t>
+      </w:r>
+      <w:proofErr w:type="spellStart"/>
+      <w:r>
+        <w:t>датасета</w:t>
+      </w:r>
+      <w:proofErr w:type="spellEnd"/>
+      <w:r>
+        <w:t>: даёт стабильные результаты «из коробки» (</w:t>
+      </w:r>
+      <w:proofErr w:type="spellStart"/>
+      <w:r>
+        <w:t>ordered</w:t>
+      </w:r>
+      <w:proofErr w:type="spellEnd"/>
+      <w:r>
+        <w:t xml:space="preserve"> </w:t>
+      </w:r>
+      <w:proofErr w:type="spellStart"/>
+      <w:r>
+        <w:t>boosting</w:t>
+      </w:r>
+      <w:proofErr w:type="spellEnd"/>
+      <w:r>
+        <w:t>, встроенное кодирование категорий)</w:t>
+      </w:r>
+      <w:r>
+        <w:t>;</w:t>
+      </w:r>
+    </w:p>
+    <w:p>
+      <w:pPr>
+        <w:pStyle w:val="20"/>
+      </w:pPr>
+      <w:proofErr w:type="spellStart"/>
+      <w:r>
+        <w:rPr>
+          <w:b/>
+          <w:bCs/>
+        </w:rPr>
+        <w:t>LightGBM</w:t>
+      </w:r>
+      <w:proofErr w:type="spellEnd"/>
+      <w:r>
+        <w:t xml:space="preserve"> </w:t>
+      </w:r>
+      <w:r>
+        <w:t xml:space="preserve">– </w:t>
+      </w:r>
+      <w:r>
+        <w:t>оптимален, когда важна скорость обучения/</w:t>
+      </w:r>
+      <w:proofErr w:type="spellStart"/>
+      <w:r>
+        <w:t>инференса</w:t>
+      </w:r>
+      <w:proofErr w:type="spellEnd"/>
+      <w:r>
+        <w:t xml:space="preserve"> и необходимо быстро перебирать конфигурации (</w:t>
+      </w:r>
+      <w:proofErr w:type="spellStart"/>
+      <w:r>
+        <w:t>histogram-based</w:t>
+      </w:r>
+      <w:proofErr w:type="spellEnd"/>
+      <w:r>
+        <w:t xml:space="preserve">, </w:t>
+      </w:r>
+      <w:proofErr w:type="spellStart"/>
+      <w:r>
+        <w:t>leaf-wise</w:t>
+      </w:r>
+      <w:proofErr w:type="spellEnd"/>
+      <w:r>
+        <w:t xml:space="preserve"> рост дерева)</w:t>
+      </w:r>
+      <w:r>
+        <w:t>;</w:t>
+      </w:r>
+    </w:p>
+    <w:p>
+      <w:pPr>
+        <w:pStyle w:val="20"/>
+      </w:pPr>
+      <w:proofErr w:type="spellStart"/>
+      <w:r>
+        <w:rPr>
+          <w:rStyle w:val="affd"/>
+        </w:rPr>
+        <w:t>XGBoost</w:t>
+      </w:r>
+      <w:proofErr w:type="spellEnd"/>
+      <w:r>
+        <w:t xml:space="preserve"> </w:t>
+      </w:r>
+      <w:r>
+        <w:t xml:space="preserve">– </w:t>
+      </w:r>
+      <w:r>
+        <w:t>надёжен как «референс» и бенчмарк, особенно на табличных задачах с аккуратно подготовленными признаками</w:t>
+      </w:r>
+      <w:r>
+        <w:t>.</w:t>
+      </w:r>
+    </w:p>
+    <w:p>
+      <w:r>
+        <w:t xml:space="preserve">Для повышения качества применяется байесовская оптимизация </w:t>
+      </w:r>
+      <w:proofErr w:type="spellStart"/>
+      <w:r>
+        <w:t>гиперпараметров</w:t>
+      </w:r>
+      <w:proofErr w:type="spellEnd"/>
+      <w:r>
+        <w:t xml:space="preserve"> (</w:t>
+      </w:r>
+      <w:proofErr w:type="spellStart"/>
+      <w:r>
+        <w:t>Optuna</w:t>
+      </w:r>
+      <w:proofErr w:type="spellEnd"/>
+      <w:r>
+        <w:t>) с единой целевой метрикой (например, MAE по лог-цене) и контрольными ограничениями по стабильности на отложенных временных и пространственных блоках.</w:t>
+      </w:r>
+    </w:p>
+    <w:p>
+      <w:r>
+        <w:lastRenderedPageBreak/>
+        <w:t>Система должна не только выдавать точку прогноза, но и честно показывать диапазон неопределённости. В решении предусмотрены два комплементарных механизма:</w:t>
+      </w:r>
+    </w:p>
+    <w:p>
+      <w:pPr>
+        <w:pStyle w:val="20"/>
+      </w:pPr>
+      <w:proofErr w:type="spellStart"/>
+      <w:r>
+        <w:rPr>
+          <w:b/>
+          <w:bCs/>
+        </w:rPr>
+        <w:t>квантильная</w:t>
+      </w:r>
+      <w:proofErr w:type="spellEnd"/>
+      <w:r>
+        <w:rPr>
+          <w:b/>
+          <w:bCs/>
+        </w:rPr>
+        <w:t xml:space="preserve"> регрессия</w:t>
+      </w:r>
+      <w:r>
+        <w:t xml:space="preserve"> в </w:t>
+      </w:r>
+      <w:proofErr w:type="spellStart"/>
+      <w:r>
+        <w:t>бустинге</w:t>
+      </w:r>
+      <w:proofErr w:type="spellEnd"/>
+      <w:r>
+        <w:t xml:space="preserve">: обучение отдельных моделей (или единой </w:t>
+      </w:r>
+      <w:proofErr w:type="spellStart"/>
+      <w:r>
+        <w:t>многоквантильной</w:t>
+      </w:r>
+      <w:proofErr w:type="spellEnd"/>
+      <w:r>
+        <w:t>) на τ-квантили (например, 0.1/0.5/0.9) даёт «быстрые» пессимистичные/медианные/оптимистичные оценки</w:t>
+      </w:r>
+      <w:r>
+        <w:t>;</w:t>
+      </w:r>
+    </w:p>
+    <w:p>
+      <w:pPr>
+        <w:pStyle w:val="20"/>
+      </w:pPr>
+      <w:r>
+        <w:rPr>
+          <w:b/>
+          <w:bCs/>
+        </w:rPr>
+        <w:t>к</w:t>
+      </w:r>
+      <w:r>
+        <w:rPr>
+          <w:b/>
+          <w:bCs/>
+        </w:rPr>
+        <w:t>онформные интервалы</w:t>
+      </w:r>
+      <w:r>
+        <w:t xml:space="preserve"> поверх базовой модели: калибровка ширины интервала на </w:t>
+      </w:r>
+      <w:proofErr w:type="spellStart"/>
+      <w:r>
+        <w:t>валидационном</w:t>
+      </w:r>
+      <w:proofErr w:type="spellEnd"/>
+      <w:r>
+        <w:t xml:space="preserve"> наборе с гарантией покрытий при слабых предположениях об ошибках.</w:t>
+      </w:r>
+    </w:p>
+    <w:p>
+      <w:r>
+        <w:t xml:space="preserve">На практике это даёт пользователю и эксперту рынка ясное представление о </w:t>
+      </w:r>
+      <w:r>
+        <w:t>колебании</w:t>
+      </w:r>
+      <w:r>
+        <w:t xml:space="preserve"> цены и уровне риска.</w:t>
+      </w:r>
+    </w:p>
+    <w:p>
+      <w:r>
+        <w:t>Для объяснения прогноза применяются SHAP-значения:</w:t>
+      </w:r>
+    </w:p>
+    <w:p>
+      <w:pPr>
+        <w:pStyle w:val="20"/>
+      </w:pPr>
+      <w:r>
+        <w:rPr>
+          <w:b/>
+          <w:bCs/>
+        </w:rPr>
+        <w:t>локально</w:t>
+      </w:r>
+      <w:r>
+        <w:t xml:space="preserve"> (для конкретного объекта) показывается вклад каждого признака: площадь, шаговая доступность, удалённость от метро, этажность, состояние</w:t>
+      </w:r>
+      <w:r>
+        <w:t>;</w:t>
+      </w:r>
+    </w:p>
+    <w:p>
+      <w:pPr>
+        <w:pStyle w:val="20"/>
+      </w:pPr>
+      <w:r>
+        <w:rPr>
+          <w:b/>
+          <w:bCs/>
+        </w:rPr>
+        <w:t>глобально</w:t>
+      </w:r>
+      <w:r>
+        <w:t xml:space="preserve"> </w:t>
+      </w:r>
+      <w:proofErr w:type="spellStart"/>
+      <w:r>
+        <w:t>агрегируются</w:t>
+      </w:r>
+      <w:proofErr w:type="spellEnd"/>
+      <w:r>
+        <w:t xml:space="preserve"> важности и зависимость эффекта от признака (</w:t>
+      </w:r>
+      <w:proofErr w:type="spellStart"/>
+      <w:r>
+        <w:t>dependence</w:t>
+      </w:r>
+      <w:proofErr w:type="spellEnd"/>
+      <w:r>
+        <w:t xml:space="preserve"> </w:t>
+      </w:r>
+      <w:proofErr w:type="spellStart"/>
+      <w:r>
+        <w:t>plots</w:t>
+      </w:r>
+      <w:proofErr w:type="spellEnd"/>
+      <w:r>
+        <w:t>), что формирует краткое «резюме факторов» для отчёта</w:t>
+      </w:r>
+      <w:r>
+        <w:t>;</w:t>
+      </w:r>
+    </w:p>
+    <w:p>
+      <w:r>
+        <w:t>Такой формат прозрачен для арендаторов, покупателей и специалистов рынка, а также помогает выявлять артефакты данных.</w:t>
+      </w:r>
+    </w:p>
+    <w:p>
+      <w:r>
+        <w:t xml:space="preserve">Модуль </w:t>
+      </w:r>
+      <w:proofErr w:type="spellStart"/>
+      <w:r>
+        <w:t>компараблов</w:t>
+      </w:r>
+      <w:proofErr w:type="spellEnd"/>
+      <w:r>
+        <w:t xml:space="preserve"> поддерживает двухступенчатый отбор:</w:t>
+      </w:r>
+    </w:p>
+    <w:p>
+      <w:pPr>
+        <w:pStyle w:val="22"/>
+        <w:numPr>
+          <w:ilvl w:val="0"/>
+          <w:numId w:val="56"/>
+        </w:numPr>
+        <w:ind w:left="1276" w:hanging="567"/>
+      </w:pPr>
+      <w:r>
+        <w:rPr>
+          <w:b/>
+          <w:bCs/>
+        </w:rPr>
+        <w:t>Жёсткая фильтрация</w:t>
+      </w:r>
+      <w:r>
+        <w:t xml:space="preserve"> по близости локации, типу сделки, классу/типу дома, количеству комнат, диапазонам площади и этажности, давности объявления.</w:t>
+      </w:r>
+    </w:p>
+    <w:p>
+      <w:pPr>
+        <w:pStyle w:val="22"/>
+        <w:numPr>
+          <w:ilvl w:val="0"/>
+          <w:numId w:val="56"/>
+        </w:numPr>
+        <w:ind w:left="1276" w:hanging="567"/>
+      </w:pPr>
+      <w:r>
+        <w:rPr>
+          <w:b/>
+          <w:bCs/>
+        </w:rPr>
+        <w:t>Ранжирование</w:t>
+      </w:r>
+      <w:r>
+        <w:t xml:space="preserve"> по составной метрике схожести (весовая комбинация нормированных отличий по ключевым полям) с географическим штрафом за расстояние/время в пути до ядра локации.</w:t>
+      </w:r>
+    </w:p>
+    <w:p>
+      <w:r>
+        <w:lastRenderedPageBreak/>
+        <w:t xml:space="preserve">Для географической части используется </w:t>
+      </w:r>
+      <w:r>
+        <w:rPr>
+          <w:rStyle w:val="affd"/>
+        </w:rPr>
+        <w:t>индексация на сетке H3</w:t>
+      </w:r>
+      <w:r>
+        <w:t xml:space="preserve"> (или аналог) для физически корректных пространственных окон; расстояния считаются по </w:t>
+      </w:r>
+      <w:proofErr w:type="spellStart"/>
+      <w:r>
+        <w:rPr>
+          <w:rStyle w:val="affd"/>
+        </w:rPr>
+        <w:t>Haversine</w:t>
+      </w:r>
+      <w:proofErr w:type="spellEnd"/>
+      <w:r>
+        <w:t xml:space="preserve">, а при наличии источников — дополнительно оценивается </w:t>
+      </w:r>
+      <w:r>
+        <w:rPr>
+          <w:rStyle w:val="affd"/>
+        </w:rPr>
+        <w:t>время до транспорта</w:t>
+      </w:r>
+      <w:r>
+        <w:t xml:space="preserve"> (общественный транспорт/магистрали) и «эффект барьеров» (реки/железные дороги) через </w:t>
+      </w:r>
+      <w:proofErr w:type="spellStart"/>
+      <w:r>
+        <w:t>penalization</w:t>
+      </w:r>
+      <w:proofErr w:type="spellEnd"/>
+      <w:r>
+        <w:t>.</w:t>
+      </w:r>
+    </w:p>
+    <w:p>
+      <w:r>
+        <w:t>Чтобы избежать утечки и завышения метрик:</w:t>
+      </w:r>
+    </w:p>
+    <w:p>
+      <w:pPr>
+        <w:pStyle w:val="20"/>
+      </w:pPr>
+      <w:r>
+        <w:rPr>
+          <w:b/>
+          <w:bCs/>
+        </w:rPr>
+        <w:t>в</w:t>
+      </w:r>
+      <w:r>
+        <w:rPr>
+          <w:b/>
+          <w:bCs/>
+        </w:rPr>
+        <w:t>ременное разбиение</w:t>
+      </w:r>
+      <w:r>
+        <w:t xml:space="preserve"> (</w:t>
+      </w:r>
+      <w:proofErr w:type="spellStart"/>
+      <w:r>
+        <w:t>train</w:t>
+      </w:r>
+      <w:proofErr w:type="spellEnd"/>
+      <w:r>
+        <w:t xml:space="preserve"> на прошлых периодах</w:t>
+      </w:r>
+      <w:r>
+        <w:t>, следовательно</w:t>
+      </w:r>
+      <w:r>
+        <w:t xml:space="preserve"> </w:t>
+      </w:r>
+      <w:proofErr w:type="spellStart"/>
+      <w:r>
+        <w:t>test</w:t>
+      </w:r>
+      <w:proofErr w:type="spellEnd"/>
+      <w:r>
+        <w:t xml:space="preserve"> на будущих) проверяет устойчивость к смене сезона и конъюнктуры</w:t>
+      </w:r>
+      <w:r>
+        <w:t>;</w:t>
+      </w:r>
+    </w:p>
+    <w:p>
+      <w:pPr>
+        <w:pStyle w:val="20"/>
+      </w:pPr>
+      <w:r>
+        <w:rPr>
+          <w:b/>
+          <w:bCs/>
+          <w:lang w:val="en-US"/>
+        </w:rPr>
+        <w:t>s</w:t>
+      </w:r>
+      <w:proofErr w:type="spellStart"/>
+      <w:r>
+        <w:rPr>
+          <w:b/>
+          <w:bCs/>
+        </w:rPr>
+        <w:t>patial</w:t>
+      </w:r>
+      <w:proofErr w:type="spellEnd"/>
+      <w:r>
+        <w:rPr>
+          <w:b/>
+          <w:bCs/>
+        </w:rPr>
+        <w:t xml:space="preserve"> </w:t>
+      </w:r>
+      <w:proofErr w:type="spellStart"/>
+      <w:r>
+        <w:rPr>
+          <w:b/>
+          <w:bCs/>
+        </w:rPr>
+        <w:t>blocking</w:t>
+      </w:r>
+      <w:proofErr w:type="spellEnd"/>
+      <w:r>
+        <w:t xml:space="preserve"> (блокировка по H3-ячейкам) минимизирует «подсматривание» в соседние улицы/кварталы;</w:t>
+      </w:r>
+    </w:p>
+    <w:p>
+      <w:pPr>
+        <w:pStyle w:val="20"/>
+      </w:pPr>
+      <w:r>
+        <w:t xml:space="preserve">итоговая оценка – </w:t>
+      </w:r>
+      <w:r>
+        <w:rPr>
+          <w:rStyle w:val="affd"/>
+        </w:rPr>
+        <w:t>сводная</w:t>
+      </w:r>
+      <w:r>
+        <w:t xml:space="preserve"> (</w:t>
+      </w:r>
+      <w:proofErr w:type="spellStart"/>
+      <w:r>
+        <w:t>time</w:t>
+      </w:r>
+      <w:proofErr w:type="spellEnd"/>
+      <w:r>
+        <w:t xml:space="preserve"> </w:t>
+      </w:r>
+      <w:proofErr w:type="spellStart"/>
+      <w:r>
+        <w:t>split</w:t>
+      </w:r>
+      <w:proofErr w:type="spellEnd"/>
+      <w:r>
+        <w:t xml:space="preserve"> × </w:t>
+      </w:r>
+      <w:proofErr w:type="spellStart"/>
+      <w:r>
+        <w:t>spatial</w:t>
+      </w:r>
+      <w:proofErr w:type="spellEnd"/>
+      <w:r>
+        <w:t xml:space="preserve"> </w:t>
+      </w:r>
+      <w:proofErr w:type="spellStart"/>
+      <w:r>
+        <w:t>blocks</w:t>
+      </w:r>
+      <w:proofErr w:type="spellEnd"/>
+      <w:r>
+        <w:t>) и сопровождается доверительными интервалами метрик (</w:t>
+      </w:r>
+      <w:proofErr w:type="spellStart"/>
+      <w:r>
+        <w:t>bootstrap</w:t>
+      </w:r>
+      <w:proofErr w:type="spellEnd"/>
+      <w:r>
+        <w:t>/перестановки).</w:t>
+      </w:r>
+    </w:p>
+    <w:p>
+      <w:r>
+        <w:t>В потоке данных встречаются нетипичные объекты (лофты, таунхаусы на границе города, элитные ЖК). Для повышения надёжности:</w:t>
+      </w:r>
+    </w:p>
+    <w:p>
+      <w:pPr>
+        <w:pStyle w:val="20"/>
+      </w:pPr>
+      <w:r>
+        <w:t xml:space="preserve">применяется </w:t>
+      </w:r>
+      <w:r>
+        <w:rPr>
+          <w:rStyle w:val="affd"/>
+        </w:rPr>
+        <w:t>детектор OOD</w:t>
+      </w:r>
+      <w:r>
+        <w:t xml:space="preserve"> (например, </w:t>
+      </w:r>
+      <w:proofErr w:type="spellStart"/>
+      <w:r>
+        <w:t>Isolation</w:t>
+      </w:r>
+      <w:proofErr w:type="spellEnd"/>
+      <w:r>
+        <w:t xml:space="preserve"> </w:t>
+      </w:r>
+      <w:proofErr w:type="spellStart"/>
+      <w:r>
+        <w:t>Forest</w:t>
+      </w:r>
+      <w:proofErr w:type="spellEnd"/>
+      <w:r>
+        <w:t xml:space="preserve"> или расстояние до обучающего многообразия в пространстве признаков);</w:t>
+      </w:r>
+    </w:p>
+    <w:p>
+      <w:pPr>
+        <w:pStyle w:val="20"/>
+      </w:pPr>
+      <w:r>
+        <w:t xml:space="preserve">отчёт содержит </w:t>
+      </w:r>
+      <w:r>
+        <w:rPr>
+          <w:rStyle w:val="affd"/>
+        </w:rPr>
+        <w:t>предупреждения</w:t>
+      </w:r>
+      <w:r>
+        <w:t xml:space="preserve"> о снижении доверия и рекомендации по ручной проверке/уточнению входных параметров.</w:t>
+      </w:r>
+    </w:p>
+    <w:p>
+      <w:r>
+        <w:t xml:space="preserve">Конфигурируемый </w:t>
+      </w:r>
+      <w:proofErr w:type="spellStart"/>
+      <w:r>
+        <w:t>пайплайн</w:t>
+      </w:r>
+      <w:proofErr w:type="spellEnd"/>
+      <w:r>
+        <w:t xml:space="preserve">: </w:t>
+      </w:r>
+      <w:proofErr w:type="spellStart"/>
+      <w:r>
+        <w:t>ingest</w:t>
+      </w:r>
+      <w:proofErr w:type="spellEnd"/>
+      <w:r>
+        <w:t xml:space="preserve"> → </w:t>
+      </w:r>
+      <w:proofErr w:type="spellStart"/>
+      <w:r>
+        <w:t>clean</w:t>
+      </w:r>
+      <w:proofErr w:type="spellEnd"/>
+      <w:r>
+        <w:t xml:space="preserve"> → </w:t>
+      </w:r>
+      <w:proofErr w:type="spellStart"/>
+      <w:r>
+        <w:t>гео</w:t>
+      </w:r>
+      <w:proofErr w:type="spellEnd"/>
+      <w:r>
+        <w:t>-обогащение → генерация признаков → сплиты → обучение → калибровка неопределённости → отчёты.</w:t>
+      </w:r>
+    </w:p>
+    <w:p>
+      <w:r>
+        <w:t xml:space="preserve">Все шаги описываются YAML-конфигами, команды — единым CLI на </w:t>
+      </w:r>
+      <w:proofErr w:type="spellStart"/>
+      <w:r>
+        <w:t>Typer</w:t>
+      </w:r>
+      <w:proofErr w:type="spellEnd"/>
+      <w:r>
+        <w:t>. Это обеспечивает воспроизводимость экспериментов и переносимость сценариев.</w:t>
+      </w:r>
+    </w:p>
+    <w:p>
+      <w:r>
+        <w:t>Для последующей интеграции с бэкендом на Go:</w:t>
+      </w:r>
+    </w:p>
+    <w:p>
+      <w:pPr>
+        <w:pStyle w:val="20"/>
+        <w:rPr>
+          <w:rFonts w:eastAsia="Times New Roman"/>
+        </w:rPr>
+      </w:pPr>
+      <w:r>
+        <w:rPr>
+          <w:rFonts w:eastAsia="Times New Roman"/>
+        </w:rPr>
+        <w:lastRenderedPageBreak/>
+        <w:t xml:space="preserve">экспортируются артефакты модели (в т.ч. </w:t>
+      </w:r>
+      <w:r>
+        <w:rPr>
+          <w:rFonts w:eastAsia="Times New Roman"/>
+          <w:b/>
+          <w:bCs/>
+        </w:rPr>
+        <w:t>ONNX</w:t>
+      </w:r>
+      <w:r>
+        <w:rPr>
+          <w:rFonts w:eastAsia="Times New Roman"/>
+        </w:rPr>
+        <w:t xml:space="preserve"> там, где применимо) и </w:t>
+      </w:r>
+      <w:proofErr w:type="spellStart"/>
+      <w:r>
+        <w:rPr>
+          <w:rFonts w:eastAsia="Times New Roman"/>
+          <w:b/>
+          <w:bCs/>
+        </w:rPr>
+        <w:t>gRPC</w:t>
+      </w:r>
+      <w:proofErr w:type="spellEnd"/>
+      <w:r>
+        <w:rPr>
+          <w:rFonts w:eastAsia="Times New Roman"/>
+          <w:b/>
+          <w:bCs/>
+        </w:rPr>
+        <w:t>-контракты</w:t>
+      </w:r>
+      <w:r>
+        <w:rPr>
+          <w:rFonts w:eastAsia="Times New Roman"/>
+        </w:rPr>
+        <w:t xml:space="preserve"> для </w:t>
+      </w:r>
+      <w:proofErr w:type="spellStart"/>
+      <w:r>
+        <w:rPr>
+          <w:rFonts w:eastAsia="Times New Roman"/>
+        </w:rPr>
+        <w:t>инференса</w:t>
+      </w:r>
+      <w:proofErr w:type="spellEnd"/>
+      <w:r>
+        <w:rPr>
+          <w:rFonts w:eastAsia="Times New Roman"/>
+        </w:rPr>
+        <w:t>;</w:t>
+      </w:r>
+    </w:p>
+    <w:p>
+      <w:pPr>
+        <w:pStyle w:val="20"/>
+        <w:rPr>
+          <w:rFonts w:eastAsia="Times New Roman"/>
+        </w:rPr>
+      </w:pPr>
+      <w:r>
+        <w:rPr>
+          <w:rFonts w:eastAsia="Times New Roman"/>
+        </w:rPr>
+        <w:t xml:space="preserve">формируются </w:t>
+      </w:r>
+      <w:r>
+        <w:rPr>
+          <w:rFonts w:eastAsia="Times New Roman"/>
+          <w:b/>
+          <w:bCs/>
+        </w:rPr>
+        <w:t>HTML/PDF отчёты</w:t>
+      </w:r>
+      <w:r>
+        <w:rPr>
+          <w:rFonts w:eastAsia="Times New Roman"/>
+        </w:rPr>
+        <w:t xml:space="preserve"> для пользователя (стоимость, интервал, объяснения, 5–10 </w:t>
+      </w:r>
+      <w:proofErr w:type="spellStart"/>
+      <w:r>
+        <w:rPr>
+          <w:rFonts w:eastAsia="Times New Roman"/>
+        </w:rPr>
+        <w:t>компараблов</w:t>
+      </w:r>
+      <w:proofErr w:type="spellEnd"/>
+      <w:r>
+        <w:rPr>
+          <w:rFonts w:eastAsia="Times New Roman"/>
+        </w:rPr>
+        <w:t>)</w:t>
+      </w:r>
+      <w:r>
+        <w:rPr>
+          <w:rFonts w:eastAsia="Times New Roman"/>
+        </w:rPr>
+        <w:t>;</w:t>
+      </w:r>
+    </w:p>
+    <w:p>
+      <w:pPr>
+        <w:pStyle w:val="20"/>
+        <w:rPr>
+          <w:rFonts w:eastAsia="Times New Roman"/>
+        </w:rPr>
+      </w:pPr>
+      <w:r>
+        <w:rPr>
+          <w:rFonts w:eastAsia="Times New Roman"/>
+        </w:rPr>
+        <w:t xml:space="preserve">поддерживается легковесный сервис </w:t>
+      </w:r>
+      <w:proofErr w:type="spellStart"/>
+      <w:r>
+        <w:rPr>
+          <w:rFonts w:eastAsia="Times New Roman"/>
+        </w:rPr>
+        <w:t>инференса</w:t>
+      </w:r>
+      <w:proofErr w:type="spellEnd"/>
+      <w:r>
+        <w:rPr>
+          <w:rFonts w:eastAsia="Times New Roman"/>
+        </w:rPr>
+        <w:t xml:space="preserve"> с возможностью </w:t>
+      </w:r>
+      <w:r>
+        <w:rPr>
+          <w:rFonts w:eastAsia="Times New Roman"/>
+          <w:b/>
+          <w:bCs/>
+        </w:rPr>
+        <w:t>горизонтального масштабирования</w:t>
+      </w:r>
+      <w:r>
+        <w:rPr>
+          <w:rFonts w:eastAsia="Times New Roman"/>
+        </w:rPr>
+        <w:t>.</w:t>
+      </w:r>
+    </w:p>
+    <w:p>
+      <w:r>
+        <w:t>Ограничения и меры снижения риска:</w:t>
+      </w:r>
+    </w:p>
+    <w:p>
+      <w:pPr>
+        <w:pStyle w:val="20"/>
+        <w:rPr>
+          <w:rFonts w:eastAsia="Times New Roman"/>
+        </w:rPr>
+      </w:pPr>
+      <w:r>
+        <w:rPr>
+          <w:rStyle w:val="affd"/>
+        </w:rPr>
+        <w:t>с</w:t>
+      </w:r>
+      <w:r>
+        <w:rPr>
+          <w:rStyle w:val="affd"/>
+        </w:rPr>
+        <w:tab/>
+      </w:r>
+      <w:proofErr w:type="spellStart"/>
+      <w:r>
+        <w:rPr>
+          <w:rStyle w:val="affd"/>
+        </w:rPr>
+        <w:t>мещение</w:t>
+      </w:r>
+      <w:proofErr w:type="spellEnd"/>
+      <w:r>
+        <w:rPr>
+          <w:rStyle w:val="affd"/>
+        </w:rPr>
+        <w:t xml:space="preserve"> данных.</w:t>
+      </w:r>
+      <w:r>
+        <w:t xml:space="preserve"> Рынок меняется — предусмотрено </w:t>
+      </w:r>
+      <w:r>
+        <w:rPr>
+          <w:rStyle w:val="affd"/>
+        </w:rPr>
+        <w:t>переобучение по расписанию</w:t>
+      </w:r>
+      <w:r>
+        <w:t xml:space="preserve"> и мониторинг с дрейф-метриками;</w:t>
+      </w:r>
+    </w:p>
+    <w:p>
+      <w:pPr>
+        <w:pStyle w:val="20"/>
+        <w:rPr>
+          <w:rFonts w:eastAsia="Times New Roman"/>
+        </w:rPr>
+      </w:pPr>
+      <w:r>
+        <w:rPr>
+          <w:rStyle w:val="affd"/>
+        </w:rPr>
+        <w:t>н</w:t>
+      </w:r>
+      <w:r>
+        <w:rPr>
+          <w:rStyle w:val="affd"/>
+        </w:rPr>
+        <w:t>еполные адреса/</w:t>
+      </w:r>
+      <w:proofErr w:type="spellStart"/>
+      <w:r>
+        <w:rPr>
+          <w:rStyle w:val="affd"/>
+        </w:rPr>
+        <w:t>геокодирование</w:t>
+      </w:r>
+      <w:proofErr w:type="spellEnd"/>
+      <w:r>
+        <w:rPr>
+          <w:rStyle w:val="affd"/>
+        </w:rPr>
+        <w:t>.</w:t>
+      </w:r>
+      <w:r>
+        <w:t xml:space="preserve"> Встроена валидация ввода и </w:t>
+      </w:r>
+      <w:proofErr w:type="spellStart"/>
+      <w:r>
+        <w:t>fallback</w:t>
+      </w:r>
+      <w:proofErr w:type="spellEnd"/>
+      <w:r>
+        <w:t>-процедуры; отчёт явно помечает низкое доверие</w:t>
+      </w:r>
+      <w:r>
+        <w:t>;</w:t>
+      </w:r>
+    </w:p>
+    <w:p>
+      <w:pPr>
+        <w:pStyle w:val="20"/>
+        <w:rPr>
+          <w:rFonts w:eastAsia="Times New Roman"/>
+        </w:rPr>
+      </w:pPr>
+      <w:r>
+        <w:rPr>
+          <w:rStyle w:val="affd"/>
+        </w:rPr>
+        <w:t>редкие классы объектов.</w:t>
+      </w:r>
+      <w:r>
+        <w:t xml:space="preserve"> Для малых сегментов включаются техники </w:t>
+      </w:r>
+      <w:proofErr w:type="spellStart"/>
+      <w:r>
+        <w:rPr>
+          <w:rStyle w:val="affd"/>
+        </w:rPr>
+        <w:t>reweighting</w:t>
+      </w:r>
+      <w:proofErr w:type="spellEnd"/>
+      <w:r>
+        <w:rPr>
+          <w:rStyle w:val="affd"/>
+        </w:rPr>
+        <w:t>/</w:t>
+      </w:r>
+      <w:proofErr w:type="spellStart"/>
+      <w:r>
+        <w:rPr>
+          <w:rStyle w:val="affd"/>
+        </w:rPr>
+        <w:t>upsampling</w:t>
+      </w:r>
+      <w:proofErr w:type="spellEnd"/>
+      <w:r>
+        <w:t xml:space="preserve"> и расширяется окно </w:t>
+      </w:r>
+      <w:proofErr w:type="spellStart"/>
+      <w:r>
+        <w:t>компараблов</w:t>
+      </w:r>
+      <w:proofErr w:type="spellEnd"/>
+      <w:r>
+        <w:t>.</w:t>
+      </w:r>
+    </w:p>
+    <w:p>
+      <w:r>
+        <w:t>Такой набор методов даёт практичное покрытие требований: точечный и интервальный прогноз, прозрачные объяснения, сопоставимые объекты «рядом и похожие», проверенная на разрывах в пространстве и времени валидация — при этом весь стек совместим с дальнейшей веб-интеграцией и промышленным развёртыванием. Стиль изложения и уровень детализации соответствуют образцам: акцент на прикладной логике и архитектурных решениях без углубления в математические выкладки.</w:t>
+      </w:r>
+    </w:p>
+    <w:p>
+      <w:pPr>
+        <w:pStyle w:val="23"/>
+      </w:pPr>
+      <w:r>
+        <w:t>Модель бизнес-процесса в нотации IDEF0</w:t>
+      </w:r>
+    </w:p>
+    <w:p>
+      <w:r>
+        <w:t>Для наглядного представления функциональности интеллектуальной системы анализа недвижимости выполнено моделирование бизнес-процесса в нотации IDEF0. Диаграммы отражают входы/выходы, управляющие воздействия и механизмы, обеспечивающие работу процесса, а также декомпозицию основных функций на более детальные подпроцессы.</w:t>
+      </w:r>
+    </w:p>
+    <w:p>
+      <w:r>
+        <w:t xml:space="preserve">На контекстном уровне представлен процесс использования веб-сервиса оценки «справедливой» стоимости, который преобразует ввод пользователя </w:t>
+      </w:r>
+      <w:r>
+        <w:lastRenderedPageBreak/>
+        <w:t>(адрес и параметры квартиры) и базовые внешние данные о локации в прогноз цены с доверительным интервалом, объяснения факторов и список сопоставимых объектов, формируя итоговый отчёт.</w:t>
+      </w:r>
+    </w:p>
+    <w:p>
+      <w:r>
+        <w:t xml:space="preserve">На вход подаются </w:t>
+      </w:r>
+      <w:r>
+        <w:t>параметры квартиры (адрес/координаты, площадь, комнаты, этаж и др.)</w:t>
+      </w:r>
+      <w:r>
+        <w:t>, управляющие потоки:</w:t>
+      </w:r>
+      <w:r>
+        <w:t xml:space="preserve"> правила валидации данных</w:t>
+      </w:r>
+      <w:r>
+        <w:t xml:space="preserve">, </w:t>
+      </w:r>
+      <w:r>
+        <w:t>к</w:t>
+      </w:r>
+      <w:r>
+        <w:t>онфигурация модели и пороги качества (схема признаков, уровень интервала и др.)</w:t>
+      </w:r>
+      <w:r>
+        <w:t xml:space="preserve"> и техническое задание</w:t>
+      </w:r>
+      <w:r>
+        <w:t xml:space="preserve">, в качестве механизмов, включают веб-интерфейс, сервис </w:t>
+      </w:r>
+      <w:proofErr w:type="spellStart"/>
+      <w:r>
+        <w:t>инференса</w:t>
+      </w:r>
+      <w:proofErr w:type="spellEnd"/>
+      <w:r>
+        <w:t xml:space="preserve"> (ML-модель), базовые </w:t>
+      </w:r>
+      <w:proofErr w:type="spellStart"/>
+      <w:r>
+        <w:t>геоданные</w:t>
+      </w:r>
+      <w:proofErr w:type="spellEnd"/>
+      <w:r>
+        <w:t>/БД и генератор отчётов</w:t>
+      </w:r>
+      <w:r>
+        <w:t>.</w:t>
+      </w:r>
+      <w:r>
+        <w:t xml:space="preserve"> На выход получаются цена (точка) и доверительный интервал, краткие объяснения, </w:t>
+      </w:r>
+      <w:proofErr w:type="spellStart"/>
+      <w:r>
+        <w:t>компараблы</w:t>
+      </w:r>
+      <w:proofErr w:type="spellEnd"/>
+      <w:r>
+        <w:t xml:space="preserve"> и отчёт (PDF/HTML). Контекстный уровень представлен на Рисунке 2.</w:t>
+      </w:r>
+      <w:r>
+        <w:t>1</w:t>
+      </w:r>
+      <w:r>
+        <w:t>.</w:t>
+      </w:r>
+    </w:p>
+    <w:p>
+      <w:pPr>
+        <w:ind w:firstLine="0"/>
+        <w:rPr>
+          <w:lang w:val="en-US"/>
+        </w:rPr>
+      </w:pPr>
+      <w:r>
+        <w:rPr>
+          <w:noProof/>
+          <w:lang w:val="en-US"/>
+        </w:rPr>
+        <w:drawing>
+          <wp:inline distT="0" distB="0" distL="0" distR="0" wp14:anchorId="43AAD98F" wp14:editId="2340577E">
+            <wp:extent cx="5940425" cy="4121150"/>
+            <wp:effectExtent l="0" t="0" r="3175" b="0"/>
+            <wp:docPr id="1" name="Рисунок 1"/>
+            <wp:cNvGraphicFramePr>
+              <a:graphicFrameLocks xmlns:a="http://schemas.openxmlformats.org/drawingml/2006/main" noChangeAspect="1"/>
+            </wp:cNvGraphicFramePr>
+            <a:graphic xmlns:a="http://schemas.openxmlformats.org/drawingml/2006/main">
+              <a:graphicData uri="http://schemas.openxmlformats.org/drawingml/2006/picture">
+                <pic:pic xmlns:pic="http://schemas.openxmlformats.org/drawingml/2006/picture">
+                  <pic:nvPicPr>
+                    <pic:cNvPr id="1" name=""/>
+                    <pic:cNvPicPr/>
+                  </pic:nvPicPr>
+                  <pic:blipFill>
+                    <a:blip r:embed="rId12"/>
+                    <a:stretch>
+                      <a:fillRect/>
+                    </a:stretch>
+                  </pic:blipFill>
+                  <pic:spPr>
+                    <a:xfrm>
+                      <a:off x="0" y="0"/>
+                      <a:ext cx="5940425" cy="4121150"/>
+                    </a:xfrm>
+                    <a:prstGeom prst="rect">
+                      <a:avLst/>
+                    </a:prstGeom>
+                  </pic:spPr>
+                </pic:pic>
+              </a:graphicData>
+            </a:graphic>
+          </wp:inline>
+        </w:drawing>
+      </w:r>
+    </w:p>
+    <w:p>
+      <w:pPr>
+        <w:pStyle w:val="1f2"/>
+      </w:pPr>
+      <w:r>
+        <w:t xml:space="preserve">Рисунок 2.1 – </w:t>
+      </w:r>
+      <w:r>
+        <w:t>Контекстный уровень «Интеллектуальная система анализа недвижимости»</w:t>
+      </w:r>
+    </w:p>
+    <w:p>
+      <w:r>
+        <w:t xml:space="preserve">Далее выполняется декомпозиция контекстного уровня на три ключевых процесса: подготовка и обогащение входа, прогноз и объяснение, </w:t>
+      </w:r>
+      <w:r>
+        <w:lastRenderedPageBreak/>
+        <w:t>формирование результата. Декомпозиция контекстного уровня представлена на Рисунке 2.</w:t>
+      </w:r>
+      <w:r>
+        <w:t>2</w:t>
+      </w:r>
+      <w:r>
+        <w:t>.</w:t>
+      </w:r>
+    </w:p>
+    <w:p>
+      <w:pPr>
+        <w:ind w:firstLine="0"/>
+        <w:jc w:val="center"/>
+      </w:pPr>
+      <w:r>
+        <w:rPr>
+          <w:noProof/>
+        </w:rPr>
+        <w:drawing>
+          <wp:inline distT="0" distB="0" distL="0" distR="0" wp14:anchorId="72103372" wp14:editId="4CA60F21">
+            <wp:extent cx="5940425" cy="4125595"/>
+            <wp:effectExtent l="0" t="0" r="3175" b="8255"/>
+            <wp:docPr id="2" name="Рисунок 2"/>
+            <wp:cNvGraphicFramePr>
+              <a:graphicFrameLocks xmlns:a="http://schemas.openxmlformats.org/drawingml/2006/main" noChangeAspect="1"/>
+            </wp:cNvGraphicFramePr>
+            <a:graphic xmlns:a="http://schemas.openxmlformats.org/drawingml/2006/main">
+              <a:graphicData uri="http://schemas.openxmlformats.org/drawingml/2006/picture">
+                <pic:pic xmlns:pic="http://schemas.openxmlformats.org/drawingml/2006/picture">
+                  <pic:nvPicPr>
+                    <pic:cNvPr id="1" name=""/>
+                    <pic:cNvPicPr/>
+                  </pic:nvPicPr>
+                  <pic:blipFill>
+                    <a:blip r:embed="rId13"/>
+                    <a:stretch>
+                      <a:fillRect/>
+                    </a:stretch>
+                  </pic:blipFill>
+                  <pic:spPr>
+                    <a:xfrm>
+                      <a:off x="0" y="0"/>
+                      <a:ext cx="5940425" cy="4125595"/>
+                    </a:xfrm>
+                    <a:prstGeom prst="rect">
+                      <a:avLst/>
+                    </a:prstGeom>
+                  </pic:spPr>
+                </pic:pic>
+              </a:graphicData>
+            </a:graphic>
+          </wp:inline>
+        </w:drawing>
+      </w:r>
+    </w:p>
+    <w:p>
+      <w:pPr>
+        <w:pStyle w:val="1f2"/>
+      </w:pPr>
+      <w:r>
+        <w:t>Рисунок 2.</w:t>
+      </w:r>
+      <w:r>
+        <w:t>2</w:t>
+      </w:r>
+      <w:r>
+        <w:t xml:space="preserve"> – Декомпозиция контекстного уровня</w:t>
+      </w:r>
+    </w:p>
+    <w:p>
+      <w:pPr>
+        <w:pStyle w:val="23"/>
+      </w:pPr>
+      <w:bookmarkStart w:id="30" w:name="_Toc212455500"/>
+      <w:commentRangeStart w:id="31"/>
+      <w:r>
+        <w:t>Анализ архитектуры системы</w:t>
+      </w:r>
+      <w:commentRangeEnd w:id="31"/>
       <w:r>
         <w:rPr>
           <w:rStyle w:val="aff"/>
@@ -1748,20 +3447,20 @@
           <w:b w:val="0"/>
           <w:shd w:val="clear" w:color="auto" w:fill="auto"/>
         </w:rPr>
-        <w:commentReference w:id="29"/>
-      </w:r>
-      <w:bookmarkEnd w:id="28"/>
+        <w:commentReference w:id="31"/>
+      </w:r>
+      <w:bookmarkEnd w:id="30"/>
     </w:p>
     <w:p>
       <w:pPr>
         <w:pStyle w:val="23"/>
       </w:pPr>
-      <w:bookmarkStart w:id="30" w:name="_Toc212455498"/>
-      <w:commentRangeStart w:id="31"/>
-      <w:r>
-        <w:t>Обоснование выбора инструментов реализации</w:t>
-      </w:r>
-      <w:commentRangeEnd w:id="31"/>
+      <w:bookmarkStart w:id="32" w:name="_Toc212455501"/>
+      <w:commentRangeStart w:id="33"/>
+      <w:r>
+        <w:t>Вывод по аналитическому разделу</w:t>
+      </w:r>
+      <w:commentRangeEnd w:id="33"/>
       <w:r>
         <w:rPr>
           <w:rStyle w:val="aff"/>
@@ -1769,72 +3468,9 @@
           <w:b w:val="0"/>
           <w:shd w:val="clear" w:color="auto" w:fill="auto"/>
         </w:rPr>
-        <w:commentReference w:id="31"/>
-      </w:r>
-      <w:bookmarkEnd w:id="30"/>
-    </w:p>
-    <w:p>
-      <w:pPr>
-        <w:pStyle w:val="23"/>
-      </w:pPr>
-      <w:bookmarkStart w:id="32" w:name="_Toc212455499"/>
-      <w:commentRangeStart w:id="33"/>
-      <w:r>
-        <w:t>Анализ процессов системы</w:t>
-      </w:r>
-      <w:commentRangeEnd w:id="33"/>
-      <w:r>
-        <w:rPr>
-          <w:rStyle w:val="aff"/>
-          <w:rFonts w:eastAsiaTheme="minorHAnsi" w:cstheme="minorBidi"/>
-          <w:b w:val="0"/>
-          <w:shd w:val="clear" w:color="auto" w:fill="auto"/>
-        </w:rPr>
         <w:commentReference w:id="33"/>
       </w:r>
       <w:bookmarkEnd w:id="32"/>
-    </w:p>
-    <w:p>
-      <w:pPr>
-        <w:pStyle w:val="23"/>
-      </w:pPr>
-      <w:bookmarkStart w:id="34" w:name="_Toc212455500"/>
-      <w:commentRangeStart w:id="35"/>
-      <w:r>
-        <w:t>Анализ архитектуры системы</w:t>
-      </w:r>
-      <w:commentRangeEnd w:id="35"/>
-      <w:r>
-        <w:rPr>
-          <w:rStyle w:val="aff"/>
-          <w:rFonts w:eastAsiaTheme="minorHAnsi" w:cstheme="minorBidi"/>
-          <w:b w:val="0"/>
-          <w:shd w:val="clear" w:color="auto" w:fill="auto"/>
-        </w:rPr>
-        <w:commentReference w:id="35"/>
-      </w:r>
-      <w:bookmarkEnd w:id="34"/>
-    </w:p>
-    <w:p>
-      <w:pPr>
-        <w:pStyle w:val="23"/>
-      </w:pPr>
-      <w:bookmarkStart w:id="36" w:name="_Toc212455501"/>
-      <w:commentRangeStart w:id="37"/>
-      <w:r>
-        <w:t>Вывод по аналитическому разделу</w:t>
-      </w:r>
-      <w:commentRangeEnd w:id="37"/>
-      <w:r>
-        <w:rPr>
-          <w:rStyle w:val="aff"/>
-          <w:rFonts w:eastAsiaTheme="minorHAnsi" w:cstheme="minorBidi"/>
-          <w:b w:val="0"/>
-          <w:shd w:val="clear" w:color="auto" w:fill="auto"/>
-        </w:rPr>
-        <w:commentReference w:id="37"/>
-      </w:r>
-      <w:bookmarkEnd w:id="36"/>
     </w:p>
     <w:p>
       <w:pPr>
@@ -1853,13 +3489,13 @@
       <w:pPr>
         <w:pStyle w:val="a0"/>
       </w:pPr>
-      <w:bookmarkStart w:id="38" w:name="_Toc212455502"/>
-      <w:commentRangeStart w:id="39"/>
+      <w:bookmarkStart w:id="34" w:name="_Toc212455502"/>
+      <w:commentRangeStart w:id="35"/>
       <w:r>
         <w:lastRenderedPageBreak/>
         <w:t>ТЕХНОЛОГИЧЕСКИЙ РАЗДЕЛ</w:t>
       </w:r>
-      <w:commentRangeEnd w:id="39"/>
+      <w:commentRangeEnd w:id="35"/>
       <w:r>
         <w:rPr>
           <w:rStyle w:val="aff"/>
@@ -1870,20 +3506,20 @@
           <w:kern w:val="0"/>
           <w:lang w:eastAsia="en-US"/>
         </w:rPr>
-        <w:commentReference w:id="39"/>
-      </w:r>
-      <w:bookmarkEnd w:id="38"/>
+        <w:commentReference w:id="35"/>
+      </w:r>
+      <w:bookmarkEnd w:id="34"/>
     </w:p>
     <w:p>
       <w:pPr>
         <w:pStyle w:val="23"/>
       </w:pPr>
-      <w:bookmarkStart w:id="40" w:name="_Toc212455503"/>
-      <w:commentRangeStart w:id="41"/>
+      <w:bookmarkStart w:id="36" w:name="_Toc212455503"/>
+      <w:commentRangeStart w:id="37"/>
       <w:r>
         <w:t>Описание программной реализации</w:t>
       </w:r>
-      <w:commentRangeEnd w:id="41"/>
+      <w:commentRangeEnd w:id="37"/>
       <w:r>
         <w:rPr>
           <w:rStyle w:val="aff"/>
@@ -1891,20 +3527,20 @@
           <w:b w:val="0"/>
           <w:shd w:val="clear" w:color="auto" w:fill="auto"/>
         </w:rPr>
-        <w:commentReference w:id="41"/>
-      </w:r>
-      <w:bookmarkEnd w:id="40"/>
+        <w:commentReference w:id="37"/>
+      </w:r>
+      <w:bookmarkEnd w:id="36"/>
     </w:p>
     <w:p>
       <w:pPr>
         <w:pStyle w:val="23"/>
       </w:pPr>
-      <w:bookmarkStart w:id="42" w:name="_Toc212455504"/>
-      <w:commentRangeStart w:id="43"/>
+      <w:bookmarkStart w:id="38" w:name="_Toc212455504"/>
+      <w:commentRangeStart w:id="39"/>
       <w:r>
         <w:t>Тестирование приложения</w:t>
       </w:r>
-      <w:commentRangeEnd w:id="43"/>
+      <w:commentRangeEnd w:id="39"/>
       <w:r>
         <w:rPr>
           <w:rStyle w:val="aff"/>
@@ -1912,20 +3548,20 @@
           <w:b w:val="0"/>
           <w:shd w:val="clear" w:color="auto" w:fill="auto"/>
         </w:rPr>
-        <w:commentReference w:id="43"/>
-      </w:r>
-      <w:bookmarkEnd w:id="42"/>
+        <w:commentReference w:id="39"/>
+      </w:r>
+      <w:bookmarkEnd w:id="38"/>
     </w:p>
     <w:p>
       <w:pPr>
         <w:pStyle w:val="23"/>
       </w:pPr>
-      <w:bookmarkStart w:id="44" w:name="_Toc212455505"/>
-      <w:commentRangeStart w:id="45"/>
+      <w:bookmarkStart w:id="40" w:name="_Toc212455505"/>
+      <w:commentRangeStart w:id="41"/>
       <w:r>
         <w:t>Расчёт надёжности</w:t>
       </w:r>
-      <w:commentRangeEnd w:id="45"/>
+      <w:commentRangeEnd w:id="41"/>
       <w:r>
         <w:rPr>
           <w:rStyle w:val="aff"/>
@@ -1933,20 +3569,20 @@
           <w:b w:val="0"/>
           <w:shd w:val="clear" w:color="auto" w:fill="auto"/>
         </w:rPr>
-        <w:commentReference w:id="45"/>
-      </w:r>
-      <w:bookmarkEnd w:id="44"/>
+        <w:commentReference w:id="41"/>
+      </w:r>
+      <w:bookmarkEnd w:id="40"/>
     </w:p>
     <w:p>
       <w:pPr>
         <w:pStyle w:val="23"/>
       </w:pPr>
-      <w:bookmarkStart w:id="46" w:name="_Toc212455506"/>
-      <w:commentRangeStart w:id="47"/>
+      <w:bookmarkStart w:id="42" w:name="_Toc212455506"/>
+      <w:commentRangeStart w:id="43"/>
       <w:r>
         <w:t>Руководство пользователя</w:t>
       </w:r>
-      <w:commentRangeEnd w:id="47"/>
+      <w:commentRangeEnd w:id="43"/>
       <w:r>
         <w:rPr>
           <w:rStyle w:val="aff"/>
@@ -1954,20 +3590,20 @@
           <w:b w:val="0"/>
           <w:shd w:val="clear" w:color="auto" w:fill="auto"/>
         </w:rPr>
-        <w:commentReference w:id="47"/>
-      </w:r>
-      <w:bookmarkEnd w:id="46"/>
+        <w:commentReference w:id="43"/>
+      </w:r>
+      <w:bookmarkEnd w:id="42"/>
     </w:p>
     <w:p>
       <w:pPr>
         <w:pStyle w:val="23"/>
       </w:pPr>
-      <w:bookmarkStart w:id="48" w:name="_Toc212455507"/>
-      <w:commentRangeStart w:id="49"/>
+      <w:bookmarkStart w:id="44" w:name="_Toc212455507"/>
+      <w:commentRangeStart w:id="45"/>
       <w:r>
         <w:t>Вывод по технологическому разделу</w:t>
       </w:r>
-      <w:commentRangeEnd w:id="49"/>
+      <w:commentRangeEnd w:id="45"/>
       <w:r>
         <w:rPr>
           <w:rStyle w:val="aff"/>
@@ -1975,9 +3611,9 @@
           <w:b w:val="0"/>
           <w:shd w:val="clear" w:color="auto" w:fill="auto"/>
         </w:rPr>
-        <w:commentReference w:id="49"/>
-      </w:r>
-      <w:bookmarkEnd w:id="48"/>
+        <w:commentReference w:id="45"/>
+      </w:r>
+      <w:bookmarkEnd w:id="44"/>
     </w:p>
     <w:p>
       <w:pPr>
@@ -1999,8 +3635,8 @@
           <w:lang w:bidi="ru-RU"/>
         </w:rPr>
       </w:pPr>
-      <w:bookmarkStart w:id="50" w:name="_Toc212455508"/>
-      <w:commentRangeStart w:id="51"/>
+      <w:bookmarkStart w:id="46" w:name="_Toc212455508"/>
+      <w:commentRangeStart w:id="47"/>
       <w:r>
         <w:rPr>
           <w:lang w:bidi="ru-RU"/>
@@ -2008,7 +3644,7 @@
         <w:lastRenderedPageBreak/>
         <w:t>ЗАКЛЮЧЕНИЕ</w:t>
       </w:r>
-      <w:commentRangeEnd w:id="51"/>
+      <w:commentRangeEnd w:id="47"/>
       <w:r>
         <w:rPr>
           <w:rStyle w:val="aff"/>
@@ -2019,9 +3655,9 @@
           <w:kern w:val="0"/>
           <w:lang w:eastAsia="en-US"/>
         </w:rPr>
-        <w:commentReference w:id="51"/>
-      </w:r>
-      <w:bookmarkEnd w:id="50"/>
+        <w:commentReference w:id="47"/>
+      </w:r>
+      <w:bookmarkEnd w:id="46"/>
     </w:p>
     <w:p>
       <w:pPr>
@@ -2033,12 +3669,12 @@
       <w:pPr>
         <w:pStyle w:val="1a"/>
       </w:pPr>
-      <w:bookmarkStart w:id="52" w:name="_Toc212455509"/>
+      <w:bookmarkStart w:id="48" w:name="_Toc212455509"/>
       <w:r>
         <w:lastRenderedPageBreak/>
         <w:t>СПИСОК ИСПОЛЬЗОВАННЫХ ИСТОЧНИКОВ</w:t>
       </w:r>
-      <w:bookmarkEnd w:id="52"/>
+      <w:bookmarkEnd w:id="48"/>
     </w:p>
     <w:p>
       <w:pPr>
@@ -2050,7 +3686,7 @@
       <w:r>
         <w:t xml:space="preserve">ГОСТ Р ИСО/МЭК 12207–2010. Процессы жизненного цикла программных средств [Электронный ресурс] – Режим доступа: </w:t>
       </w:r>
-      <w:hyperlink r:id="rId12" w:history="1">
+      <w:hyperlink r:id="rId14" w:history="1">
         <w:r>
           <w:rPr>
             <w:rStyle w:val="ae"/>
@@ -2081,7 +3717,7 @@
       <w:r>
         <w:t xml:space="preserve">. — Режим доступа: </w:t>
       </w:r>
-      <w:hyperlink r:id="rId13" w:history="1">
+      <w:hyperlink r:id="rId15" w:history="1">
         <w:r>
           <w:rPr>
             <w:rStyle w:val="ae"/>
@@ -2115,7 +3751,7 @@
       <w:r>
         <w:t xml:space="preserve">: </w:t>
       </w:r>
-      <w:hyperlink r:id="rId14" w:history="1">
+      <w:hyperlink r:id="rId16" w:history="1">
         <w:r>
           <w:rPr>
             <w:rStyle w:val="ae"/>
@@ -2154,7 +3790,7 @@
       <w:r>
         <w:t xml:space="preserve">: </w:t>
       </w:r>
-      <w:hyperlink r:id="rId15" w:history="1">
+      <w:hyperlink r:id="rId17" w:history="1">
         <w:r>
           <w:rPr>
             <w:rStyle w:val="ae"/>
@@ -2167,7 +3803,7 @@
       </w:r>
     </w:p>
     <w:sectPr>
-      <w:footerReference w:type="default" r:id="rId16"/>
+      <w:footerReference w:type="default" r:id="rId18"/>
       <w:pgSz w:w="11906" w:h="16838"/>
       <w:pgMar w:top="1134" w:right="850" w:bottom="1134" w:left="1701" w:header="708" w:footer="708" w:gutter="0"/>
       <w:cols w:space="708"/>
@@ -2507,64 +4143,97 @@
       </w:r>
     </w:p>
   </w:comment>
-  <w:comment w:id="29" w:author="Владислав Холмогоров" w:date="2024-12-07T14:04:00Z" w:initials="ВХ">
+  <w:comment w:id="28" w:author="Grigor Ogannisyan" w:date="2025-11-02T15:57:00Z" w:initials="GO">
     <w:p>
       <w:pPr>
         <w:pStyle w:val="aff0"/>
       </w:pPr>
       <w:r>
+        <w:t>#</w:t>
+      </w:r>
+      <w:r>
+        <w:rPr>
+          <w:lang w:val="en-US"/>
+        </w:rPr>
+        <w:t>TODO</w:t>
+      </w:r>
+      <w:r>
+        <w:t xml:space="preserve">: </w:t>
+      </w:r>
+      <w:r>
+        <w:br/>
+      </w:r>
+      <w:r>
         <w:rPr>
           <w:rStyle w:val="aff"/>
         </w:rPr>
         <w:annotationRef/>
       </w:r>
       <w:r>
-        <w:t>Описать математику методов решения задачи (</w:t>
-      </w:r>
-      <w:r>
-        <w:t xml:space="preserve">например, </w:t>
+        <w:t>ВОТ ЭТО ВСЁ ОБЯЗАТЕЛЬНО НАПИСАТЬ</w:t>
+      </w:r>
+    </w:p>
+    <w:p>
+      <w:pPr>
+        <w:pStyle w:val="aff0"/>
+      </w:pPr>
+    </w:p>
+  </w:comment>
+  <w:comment w:id="31" w:author="Владислав Холмогоров" w:date="2024-12-07T14:08:00Z" w:initials="ВХ">
+    <w:p>
+      <w:pPr>
+        <w:pStyle w:val="aff0"/>
+      </w:pPr>
+      <w:r>
+        <w:rPr>
+          <w:rStyle w:val="aff"/>
+        </w:rPr>
+        <w:annotationRef/>
+      </w:r>
+      <w:r>
+        <w:t xml:space="preserve">Тут нужна модель архитектуры самой системы/приложения с её описанием. Модель может быть как любой структурной нотации вроде </w:t>
       </w:r>
       <w:r>
         <w:rPr>
           <w:lang w:val="en-US"/>
         </w:rPr>
-        <w:t>CV</w:t>
-      </w:r>
-      <w:r>
-        <w:t>,</w:t>
+        <w:t>UML</w:t>
       </w:r>
       <w:r>
         <w:t xml:space="preserve"> </w:t>
       </w:r>
       <w:r>
-        <w:rPr>
-          <w:lang w:val="en-US"/>
-        </w:rPr>
-        <w:t>NLP</w:t>
-      </w:r>
-      <w:r>
-        <w:t>,</w:t>
-      </w:r>
-      <w:r>
-        <w:t xml:space="preserve"> </w:t>
-      </w:r>
-      <w:r>
-        <w:t>анализ данных, предсказательная аналитика экспертная система),</w:t>
-      </w:r>
-      <w:r>
-        <w:t xml:space="preserve"> а также её смысл в работе.</w:t>
-      </w:r>
-    </w:p>
+        <w:t>компонентов/развёртываний/пакетов/классов (в зависимости от реализации системы и необходимости отображения в архитектуре конкретных компонентов), так и в свободной нотации</w:t>
+      </w:r>
+      <w:r>
+        <w:t xml:space="preserve"> (то бишь рисуй как хочешь и чем хочешь), но тогда нужна легенда</w:t>
+      </w:r>
+      <w:r>
+        <w:t>.</w:t>
+      </w:r>
+    </w:p>
+  </w:comment>
+  <w:comment w:id="33" w:author="Владислав Холмогоров" w:date="2024-12-07T14:14:00Z" w:initials="ВХ">
     <w:p>
       <w:pPr>
         <w:pStyle w:val="aff0"/>
       </w:pPr>
       <w:r>
-        <w:t>И, конечно же, здесь нужна архитектура модели (если есть нейронная сеть или другой модельный метод решения вроде ансамбля алгоритмов машинного обучения).</w:t>
+        <w:rPr>
+          <w:rStyle w:val="aff"/>
+        </w:rPr>
+        <w:annotationRef/>
+      </w:r>
+      <w:r>
+        <w:t>Так же, как и в предыдущем разделе.</w:t>
+      </w:r>
+      <w:r>
+        <w:br/>
+        <w:t>В результате выполнения аналитического раздела вы имеете представление, что вам теперь нужно реализовать кодом, в чём механически/математически заключается ваше решение и как оно будет выглядеть, что будет реализовывать и за счёт чего будет это делать.</w:t>
       </w:r>
     </w:p>
   </w:comment>
-  <w:comment w:id="31" w:author="Владислав Холмогоров" w:date="2024-12-07T14:05:00Z" w:initials="ВХ">
+  <w:comment w:id="35" w:author="Владислав Холмогоров" w:date="2024-12-07T14:14:00Z" w:initials="ВХ">
     <w:p>
       <w:pPr>
         <w:pStyle w:val="aff0"/>
@@ -2576,164 +4245,60 @@
         <w:annotationRef/>
       </w:r>
       <w:r>
-        <w:t xml:space="preserve">Обосновать наиболее важные инструментальные решения работы (НЕ НАДО 3 СТРАНИЦЫ ПИСАТЬ ПРО </w:t>
-      </w:r>
-      <w:r>
-        <w:rPr>
-          <w:lang w:val="en-US"/>
-        </w:rPr>
-        <w:t>PYTHON</w:t>
-      </w:r>
-      <w:r>
-        <w:t xml:space="preserve">!!! </w:t>
-      </w:r>
-      <w:r>
-        <w:t xml:space="preserve">Пиши про конкретные сложные инструменты, то есть даже не столько про сам </w:t>
-      </w:r>
-      <w:r>
-        <w:rPr>
-          <w:lang w:val="en-US"/>
-        </w:rPr>
-        <w:t>Torch</w:t>
-      </w:r>
-      <w:r>
-        <w:t xml:space="preserve">, </w:t>
-      </w:r>
-      <w:r>
-        <w:t xml:space="preserve">сколько конкретно про его компоненты </w:t>
-      </w:r>
-      <w:proofErr w:type="spellStart"/>
-      <w:r>
-        <w:t>свёрточных</w:t>
-      </w:r>
-      <w:proofErr w:type="spellEnd"/>
-      <w:r>
-        <w:t xml:space="preserve"> сетей и т.п., которыми ты и реализовал описанную в предыдущем пункте математику).</w:t>
-      </w:r>
-    </w:p>
-  </w:comment>
-  <w:comment w:id="33" w:author="Владислав Холмогоров" w:date="2024-12-07T14:06:00Z" w:initials="ВХ">
-    <w:p>
-      <w:pPr>
-        <w:pStyle w:val="aff0"/>
-      </w:pPr>
-      <w:r>
-        <w:rPr>
-          <w:rStyle w:val="aff"/>
-        </w:rPr>
-        <w:annotationRef/>
-      </w:r>
-      <w:r>
-        <w:t>Тут нужна модель процессов системы (с фотки доски, которую я когда-то кидал в беседу</w:t>
-      </w:r>
-      <w:r>
-        <w:t xml:space="preserve">, можно взять </w:t>
-      </w:r>
-      <w:r>
-        <w:rPr>
-          <w:lang w:val="en-US"/>
-        </w:rPr>
-        <w:t>BPMN</w:t>
-      </w:r>
-      <w:r>
-        <w:t xml:space="preserve">, </w:t>
-      </w:r>
-      <w:r>
-        <w:t>если есть реинжиниринг</w:t>
-      </w:r>
-      <w:r>
-        <w:t xml:space="preserve"> и роли, </w:t>
-      </w:r>
-      <w:r>
-        <w:rPr>
-          <w:lang w:val="en-US"/>
-        </w:rPr>
-        <w:t>EPC</w:t>
-      </w:r>
-      <w:r>
-        <w:t xml:space="preserve">, </w:t>
-      </w:r>
-      <w:r>
-        <w:t xml:space="preserve">если есть факторы и важные события, </w:t>
-      </w:r>
-      <w:r>
-        <w:rPr>
-          <w:lang w:val="en-US"/>
-        </w:rPr>
-        <w:t>DFD</w:t>
-      </w:r>
-      <w:r>
-        <w:t xml:space="preserve">, </w:t>
-      </w:r>
-      <w:r>
-        <w:t xml:space="preserve">если много данных и их преобразований, </w:t>
-      </w:r>
-      <w:r>
-        <w:rPr>
-          <w:lang w:val="en-US"/>
-        </w:rPr>
-        <w:t>IDEF</w:t>
-      </w:r>
-      <w:r>
-        <w:t xml:space="preserve">0, </w:t>
-      </w:r>
-      <w:r>
-        <w:t>если много требований,</w:t>
-      </w:r>
-      <w:r>
-        <w:t xml:space="preserve"> </w:t>
-      </w:r>
-      <w:r>
-        <w:rPr>
-          <w:lang w:val="en-US"/>
-        </w:rPr>
-        <w:t>WFD</w:t>
-      </w:r>
-      <w:r>
-        <w:t xml:space="preserve">, </w:t>
-      </w:r>
-      <w:r>
-        <w:t>если важно посчитать временные задержки при выполнении деятельности,</w:t>
-      </w:r>
-      <w:r>
-        <w:t xml:space="preserve"> и т.п.</w:t>
-      </w:r>
-      <w:r>
-        <w:t>) с её словесным описанием – пояснением.</w:t>
-      </w:r>
-    </w:p>
-  </w:comment>
-  <w:comment w:id="35" w:author="Владислав Холмогоров" w:date="2024-12-07T14:08:00Z" w:initials="ВХ">
-    <w:p>
-      <w:pPr>
-        <w:pStyle w:val="aff0"/>
-      </w:pPr>
-      <w:r>
-        <w:rPr>
-          <w:rStyle w:val="aff"/>
-        </w:rPr>
-        <w:annotationRef/>
-      </w:r>
-      <w:r>
-        <w:t xml:space="preserve">Тут нужна модель архитектуры самой системы/приложения с её описанием. Модель может быть как любой структурной нотации вроде </w:t>
-      </w:r>
-      <w:r>
-        <w:rPr>
-          <w:lang w:val="en-US"/>
-        </w:rPr>
-        <w:t>UML</w:t>
-      </w:r>
-      <w:r>
-        <w:t xml:space="preserve"> </w:t>
-      </w:r>
-      <w:r>
-        <w:t>компонентов/развёртываний/пакетов/классов (в зависимости от реализации системы и необходимости отображения в архитектуре конкретных компонентов), так и в свободной нотации</w:t>
-      </w:r>
-      <w:r>
-        <w:t xml:space="preserve"> (то бишь рисуй как хочешь и чем хочешь), но тогда нужна легенда</w:t>
+        <w:t>Делаем краткое описание т</w:t>
+      </w:r>
+      <w:r>
+        <w:t>ак же, как и предыдущих разделах.</w:t>
+      </w:r>
+      <w:r>
+        <w:br/>
+        <w:t>В этом разделе мы БЕЗ КОДА описывае</w:t>
+      </w:r>
+      <w:r>
+        <w:t>м</w:t>
+      </w:r>
+      <w:r>
+        <w:t>, что мы запрограммировали и вообще технически сделали</w:t>
+      </w:r>
+      <w:r>
+        <w:t xml:space="preserve"> (обычно </w:t>
+      </w:r>
+      <w:r>
+        <w:t>описывается перечислением файлов, классов, функций и других реализованных сущностей со всеми их компонентами и назначениями)</w:t>
+      </w:r>
+      <w:r>
+        <w:t>, что показало разного рода тестирование</w:t>
+      </w:r>
+      <w:r>
+        <w:t xml:space="preserve"> (чёрного, белого и серого ящиков, ручное, автоматизированное, </w:t>
+      </w:r>
+      <w:r>
+        <w:t>модульное, интеграционное, системное, нагрузочное и т.д.)</w:t>
+      </w:r>
+      <w:r>
+        <w:t xml:space="preserve"> и прохождение приёмо-сдаточного испытания (ПМИ, кто понял, тот понял)</w:t>
+      </w:r>
+      <w:r>
+        <w:t>, как взаимодействовать с вашей системой</w:t>
+      </w:r>
+      <w:r>
+        <w:t xml:space="preserve"> (руководство пользователя и инструкция)</w:t>
+      </w:r>
+      <w:r>
+        <w:t>, каковы её общие показатели относительно других систем и насколько она хорошо справляется с задачей.</w:t>
+      </w:r>
+      <w:r>
+        <w:br/>
+        <w:t xml:space="preserve">Результатом данного раздела является само ПО, его описание, описание его качества и работоспособности, надёжности, способов взаимодействия с ним, а также фактические </w:t>
+      </w:r>
+      <w:r>
+        <w:t>показатели точности, времени и занимаемого пространства памяти</w:t>
       </w:r>
       <w:r>
         <w:t>.</w:t>
+      </w:r>
+      <w:r>
+        <w:t xml:space="preserve"> В общем, решили вы проблемы и переплюнули своих конкурентов и, если да, то насколько конкретно.</w:t>
       </w:r>
     </w:p>
   </w:comment>
@@ -2749,95 +4314,6 @@
         <w:annotationRef/>
       </w:r>
       <w:r>
-        <w:t>Так же, как и в предыдущем разделе.</w:t>
-      </w:r>
-      <w:r>
-        <w:br/>
-        <w:t>В результате выполнения аналитического раздела вы имеете представление, что вам теперь нужно реализовать кодом, в чём механически/математически заключается ваше решение и как оно будет выглядеть, что будет реализовывать и за счёт чего будет это делать.</w:t>
-      </w:r>
-    </w:p>
-  </w:comment>
-  <w:comment w:id="39" w:author="Владислав Холмогоров" w:date="2024-12-07T14:14:00Z" w:initials="ВХ">
-    <w:p>
-      <w:pPr>
-        <w:pStyle w:val="aff0"/>
-      </w:pPr>
-      <w:r>
-        <w:rPr>
-          <w:rStyle w:val="aff"/>
-        </w:rPr>
-        <w:annotationRef/>
-      </w:r>
-      <w:r>
-        <w:t>Делаем краткое описание т</w:t>
-      </w:r>
-      <w:r>
-        <w:t>ак же, как и предыдущих разделах.</w:t>
-      </w:r>
-      <w:r>
-        <w:br/>
-        <w:t>В этом разделе мы БЕЗ КОДА описывае</w:t>
-      </w:r>
-      <w:r>
-        <w:t>м</w:t>
-      </w:r>
-      <w:r>
-        <w:t>, что мы запрограммировали и вообще технически сделали</w:t>
-      </w:r>
-      <w:r>
-        <w:t xml:space="preserve"> (обычно </w:t>
-      </w:r>
-      <w:r>
-        <w:t>описывается перечислением файлов, классов, функций и других реализованных сущностей со всеми их компонентами и назначениями)</w:t>
-      </w:r>
-      <w:r>
-        <w:t>, что показало разного рода тестирование</w:t>
-      </w:r>
-      <w:r>
-        <w:t xml:space="preserve"> (чёрного, белого и серого ящиков, ручное, автоматизированное, </w:t>
-      </w:r>
-      <w:r>
-        <w:t>модульное, интеграционное, системное, нагрузочное и т.д.)</w:t>
-      </w:r>
-      <w:r>
-        <w:t xml:space="preserve"> и прохождение приёмо-сдаточного испытания (ПМИ, кто понял, тот понял)</w:t>
-      </w:r>
-      <w:r>
-        <w:t>, как взаимодействовать с вашей системой</w:t>
-      </w:r>
-      <w:r>
-        <w:t xml:space="preserve"> (руководство пользователя и инструкция)</w:t>
-      </w:r>
-      <w:r>
-        <w:t>, каковы её общие показатели относительно других систем и насколько она хорошо справляется с задачей.</w:t>
-      </w:r>
-      <w:r>
-        <w:br/>
-        <w:t xml:space="preserve">Результатом данного раздела является само ПО, его описание, описание его качества и работоспособности, надёжности, способов взаимодействия с ним, а также фактические </w:t>
-      </w:r>
-      <w:r>
-        <w:t>показатели точности, времени и занимаемого пространства памяти</w:t>
-      </w:r>
-      <w:r>
-        <w:t>.</w:t>
-      </w:r>
-      <w:r>
-        <w:t xml:space="preserve"> В общем, решили вы проблемы и переплюнули своих конкурентов и, если да, то насколько конкретно.</w:t>
-      </w:r>
-    </w:p>
-  </w:comment>
-  <w:comment w:id="41" w:author="Владислав Холмогоров" w:date="2024-12-07T14:14:00Z" w:initials="ВХ">
-    <w:p>
-      <w:pPr>
-        <w:pStyle w:val="aff0"/>
-      </w:pPr>
-      <w:r>
-        <w:rPr>
-          <w:rStyle w:val="aff"/>
-        </w:rPr>
-        <w:annotationRef/>
-      </w:r>
-      <w:r>
         <w:t>Здесь нужно описать конкретную программные сущности (классы, методы/функции и другие структуры, которые отвечает за реализацию конкретных архитектурных решений и выполнение бизнес-логики за счёт реализации бизнес-процессов, поэтому могут быть отсылки к предыдущим подразделам, вроде моделей процессов и архитектуры, а также требований и математического обеспечения)</w:t>
       </w:r>
       <w:r>
@@ -2899,7 +4375,7 @@
       </w:r>
     </w:p>
   </w:comment>
-  <w:comment w:id="43" w:author="Владислав Холмогоров" w:date="2024-12-07T14:19:00Z" w:initials="ВХ">
+  <w:comment w:id="39" w:author="Владислав Холмогоров" w:date="2024-12-07T14:19:00Z" w:initials="ВХ">
     <w:p>
       <w:pPr>
         <w:pStyle w:val="aff0"/>
@@ -2921,7 +4397,7 @@
       </w:r>
     </w:p>
   </w:comment>
-  <w:comment w:id="45" w:author="Владислав Холмогоров" w:date="2024-12-07T14:20:00Z" w:initials="ВХ">
+  <w:comment w:id="41" w:author="Владислав Холмогоров" w:date="2024-12-07T14:20:00Z" w:initials="ВХ">
     <w:p>
       <w:pPr>
         <w:pStyle w:val="aff0"/>
@@ -2940,7 +4416,7 @@
       </w:r>
     </w:p>
   </w:comment>
-  <w:comment w:id="47" w:author="Владислав Холмогоров" w:date="2024-12-07T14:24:00Z" w:initials="ВХ">
+  <w:comment w:id="43" w:author="Владислав Холмогоров" w:date="2024-12-07T14:24:00Z" w:initials="ВХ">
     <w:p>
       <w:pPr>
         <w:pStyle w:val="aff0"/>
@@ -2987,7 +4463,7 @@
       </w:r>
     </w:p>
   </w:comment>
-  <w:comment w:id="49" w:author="Владислав Холмогоров" w:date="2024-12-07T14:28:00Z" w:initials="ВХ">
+  <w:comment w:id="45" w:author="Владислав Холмогоров" w:date="2024-12-07T14:28:00Z" w:initials="ВХ">
     <w:p>
       <w:pPr>
         <w:pStyle w:val="aff0"/>
@@ -3003,7 +4479,7 @@
       </w:r>
     </w:p>
   </w:comment>
-  <w:comment w:id="51" w:author="Владислав Холмогоров" w:date="2024-12-07T14:28:00Z" w:initials="ВХ">
+  <w:comment w:id="47" w:author="Владислав Холмогоров" w:date="2024-12-07T14:28:00Z" w:initials="ВХ">
     <w:p>
       <w:pPr>
         <w:pStyle w:val="aff0"/>
@@ -3047,9 +4523,7 @@
   <w15:commentEx w15:paraId="727E02D9" w15:done="0"/>
   <w15:commentEx w15:paraId="2C540604" w15:done="0"/>
   <w15:commentEx w15:paraId="2C0C96F0" w15:done="0"/>
-  <w15:commentEx w15:paraId="4E114A51" w15:done="0"/>
-  <w15:commentEx w15:paraId="6CEA2B2B" w15:done="0"/>
-  <w15:commentEx w15:paraId="09DFAA34" w15:done="0"/>
+  <w15:commentEx w15:paraId="0F27E480" w15:done="0"/>
   <w15:commentEx w15:paraId="27390798" w15:done="0"/>
   <w15:commentEx w15:paraId="66903DEC" w15:done="0"/>
   <w15:commentEx w15:paraId="403D0490" w15:done="0"/>
@@ -3071,9 +4545,7 @@
   <w16cex:commentExtensible w16cex:durableId="2CA89681" w16cex:dateUtc="2025-10-26T09:45:00Z"/>
   <w16cex:commentExtensible w16cex:durableId="2CA89843" w16cex:dateUtc="2025-10-26T09:53:00Z"/>
   <w16cex:commentExtensible w16cex:durableId="232980D0" w16cex:dateUtc="2024-12-07T11:04:00Z"/>
-  <w16cex:commentExtensible w16cex:durableId="78DE6957" w16cex:dateUtc="2024-12-07T11:04:00Z"/>
-  <w16cex:commentExtensible w16cex:durableId="69D0CBC4" w16cex:dateUtc="2024-12-07T11:05:00Z"/>
-  <w16cex:commentExtensible w16cex:durableId="4F55D128" w16cex:dateUtc="2024-12-07T11:06:00Z"/>
+  <w16cex:commentExtensible w16cex:durableId="2CB1FDE9" w16cex:dateUtc="2025-11-02T12:57:00Z"/>
   <w16cex:commentExtensible w16cex:durableId="2E967F56" w16cex:dateUtc="2024-12-07T11:08:00Z"/>
   <w16cex:commentExtensible w16cex:durableId="4128F242" w16cex:dateUtc="2024-12-07T11:14:00Z"/>
   <w16cex:commentExtensible w16cex:durableId="6AC86503" w16cex:dateUtc="2024-12-07T11:14:00Z"/>
@@ -3095,9 +4567,7 @@
   <w16cid:commentId w16cid:paraId="727E02D9" w16cid:durableId="2CA89681"/>
   <w16cid:commentId w16cid:paraId="2C540604" w16cid:durableId="2CA89843"/>
   <w16cid:commentId w16cid:paraId="2C0C96F0" w16cid:durableId="232980D0"/>
-  <w16cid:commentId w16cid:paraId="4E114A51" w16cid:durableId="78DE6957"/>
-  <w16cid:commentId w16cid:paraId="6CEA2B2B" w16cid:durableId="69D0CBC4"/>
-  <w16cid:commentId w16cid:paraId="09DFAA34" w16cid:durableId="4F55D128"/>
+  <w16cid:commentId w16cid:paraId="0F27E480" w16cid:durableId="2CB1FDE9"/>
   <w16cid:commentId w16cid:paraId="27390798" w16cid:durableId="2E967F56"/>
   <w16cid:commentId w16cid:paraId="66903DEC" w16cid:durableId="4128F242"/>
   <w16cid:commentId w16cid:paraId="403D0490" w16cid:durableId="6AC86503"/>
@@ -3145,6 +4615,7 @@
         <w:docPartUnique/>
       </w:docPartObj>
     </w:sdtPr>
+    <w:sdtEndPr/>
     <w:sdtContent>
       <w:p>
         <w:pPr>
@@ -9507,6 +10978,18 @@
     </w:lvlOverride>
   </w:num>
   <w:num w:numId="54">
+    <w:abstractNumId w:val="23"/>
+    <w:lvlOverride w:ilvl="0">
+      <w:startOverride w:val="1"/>
+    </w:lvlOverride>
+  </w:num>
+  <w:num w:numId="55">
+    <w:abstractNumId w:val="23"/>
+    <w:lvlOverride w:ilvl="0">
+      <w:startOverride w:val="1"/>
+    </w:lvlOverride>
+  </w:num>
+  <w:num w:numId="56">
     <w:abstractNumId w:val="23"/>
     <w:lvlOverride w:ilvl="0">
       <w:startOverride w:val="1"/>
@@ -10054,6 +11537,7 @@
   </w:style>
   <w:style w:type="paragraph" w:styleId="a7">
     <w:name w:val="No Spacing"/>
+    <w:aliases w:val="заголовок2"/>
     <w:next w:val="a2"/>
     <w:uiPriority w:val="1"/>
     <w:qFormat/>

--- a/недодип.docx
+++ b/недодип.docx
@@ -173,7 +173,31 @@
         <w:rPr>
           <w:lang w:eastAsia="ru-RU" w:bidi="ru-RU"/>
         </w:rPr>
-        <w:t xml:space="preserve">Объект исследования — рынок жилой недвижимости и модели предиктивной аналитики; предмет — прогнозирование стоимости с использованием </w:t>
+        <w:t xml:space="preserve">Объект исследования </w:t>
+      </w:r>
+      <w:r>
+        <w:rPr>
+          <w:lang w:eastAsia="ru-RU" w:bidi="ru-RU"/>
+        </w:rPr>
+        <w:t>–</w:t>
+      </w:r>
+      <w:r>
+        <w:rPr>
+          <w:lang w:eastAsia="ru-RU" w:bidi="ru-RU"/>
+        </w:rPr>
+        <w:t xml:space="preserve"> рынок жилой недвижимости и модели предиктивной аналитики; предмет </w:t>
+      </w:r>
+      <w:r>
+        <w:rPr>
+          <w:lang w:eastAsia="ru-RU" w:bidi="ru-RU"/>
+        </w:rPr>
+        <w:t>–</w:t>
+      </w:r>
+      <w:r>
+        <w:rPr>
+          <w:lang w:eastAsia="ru-RU" w:bidi="ru-RU"/>
+        </w:rPr>
+        <w:t xml:space="preserve"> прогнозирование стоимости с использованием </w:t>
       </w:r>
       <w:proofErr w:type="spellStart"/>
       <w:r>
@@ -1419,37 +1443,218 @@
       </w:pPr>
       <w:bookmarkStart w:id="19" w:name="_Toc212455490"/>
       <w:r>
-        <w:t xml:space="preserve">Программная </w:t>
-      </w:r>
-      <w:commentRangeStart w:id="20"/>
-      <w:r>
-        <w:t>часть</w:t>
-      </w:r>
-      <w:commentRangeEnd w:id="20"/>
-      <w:r>
-        <w:rPr>
-          <w:rStyle w:val="aff"/>
-          <w:rFonts w:eastAsiaTheme="minorHAnsi" w:cstheme="minorBidi"/>
-          <w:b w:val="0"/>
-          <w:bCs w:val="0"/>
-        </w:rPr>
-        <w:commentReference w:id="20"/>
+        <w:t>Программная часть</w:t>
       </w:r>
       <w:bookmarkEnd w:id="19"/>
     </w:p>
     <w:p>
       <w:pPr>
+        <w:pStyle w:val="22"/>
+        <w:numPr>
+          <w:ilvl w:val="0"/>
+          <w:numId w:val="57"/>
+        </w:numPr>
+        <w:ind w:left="1276" w:hanging="567"/>
+      </w:pPr>
+      <w:r>
+        <w:t xml:space="preserve">Операционная система: </w:t>
+      </w:r>
+      <w:r>
+        <w:rPr>
+          <w:lang w:val="en-US"/>
+        </w:rPr>
+        <w:t>Windows</w:t>
+      </w:r>
+      <w:r>
+        <w:t xml:space="preserve"> 10 </w:t>
+      </w:r>
+      <w:r>
+        <w:t>и выше</w:t>
+      </w:r>
+      <w:r>
+        <w:t>/</w:t>
+      </w:r>
+      <w:r>
+        <w:rPr>
+          <w:lang w:val="en-US"/>
+        </w:rPr>
+        <w:t>Linux</w:t>
+      </w:r>
+      <w:r>
+        <w:t>.</w:t>
+      </w:r>
+    </w:p>
+    <w:p>
+      <w:pPr>
+        <w:pStyle w:val="22"/>
+        <w:numPr>
+          <w:ilvl w:val="0"/>
+          <w:numId w:val="57"/>
+        </w:numPr>
+        <w:ind w:left="1276" w:hanging="567"/>
+      </w:pPr>
+      <w:r>
+        <w:t xml:space="preserve">РСУБД: </w:t>
+      </w:r>
+      <w:r>
+        <w:rPr>
+          <w:lang w:val="en-US"/>
+        </w:rPr>
+        <w:t>PostgreSQL.</w:t>
+      </w:r>
+    </w:p>
+    <w:p>
+      <w:pPr>
+        <w:pStyle w:val="22"/>
+        <w:numPr>
+          <w:ilvl w:val="0"/>
+          <w:numId w:val="57"/>
+        </w:numPr>
+        <w:ind w:left="1276" w:hanging="567"/>
+      </w:pPr>
+      <w:r>
+        <w:rPr>
+          <w:lang w:val="en-US"/>
+        </w:rPr>
+        <w:t xml:space="preserve">Python 3.10 </w:t>
+      </w:r>
+      <w:r>
+        <w:t>и выше.</w:t>
+      </w:r>
+    </w:p>
+    <w:p>
+      <w:pPr>
+        <w:pStyle w:val="22"/>
+        <w:numPr>
+          <w:ilvl w:val="0"/>
+          <w:numId w:val="57"/>
+        </w:numPr>
+        <w:ind w:left="1276" w:hanging="567"/>
+      </w:pPr>
+      <w:r>
+        <w:t>Компоненты веб-сервиса</w:t>
+      </w:r>
+    </w:p>
+    <w:p>
+      <w:pPr>
+        <w:pStyle w:val="22"/>
+        <w:numPr>
+          <w:ilvl w:val="0"/>
+          <w:numId w:val="57"/>
+        </w:numPr>
+        <w:ind w:left="1276" w:hanging="567"/>
+      </w:pPr>
+      <w:r>
+        <w:t xml:space="preserve">Подсистемы: сервис карт и </w:t>
+      </w:r>
+      <w:proofErr w:type="spellStart"/>
+      <w:r>
+        <w:t>геокодирования</w:t>
+      </w:r>
+      <w:proofErr w:type="spellEnd"/>
+      <w:r>
+        <w:t>; средство генерации отчётов; система журналирования и мониторинга.</w:t>
+      </w:r>
+    </w:p>
+    <w:p>
+      <w:pPr>
         <w:pStyle w:val="31"/>
       </w:pPr>
-      <w:bookmarkStart w:id="21" w:name="_Toc212455491"/>
+      <w:bookmarkStart w:id="20" w:name="_Toc212455491"/>
       <w:r>
         <w:t>Порядок контроля</w:t>
       </w:r>
+      <w:bookmarkEnd w:id="20"/>
+    </w:p>
+    <w:p>
+      <w:r>
+        <w:t>В ходе разработки необходимо обеспечивать контроль работоспособности системы, фиксировать все обнаруженные неисправности и выполнять их устранение</w:t>
+      </w:r>
+      <w:r>
+        <w:t>.</w:t>
+      </w:r>
+    </w:p>
+    <w:p>
+      <w:pPr>
+        <w:pStyle w:val="31"/>
+      </w:pPr>
+      <w:bookmarkStart w:id="21" w:name="_Toc212455492"/>
+      <w:r>
+        <w:lastRenderedPageBreak/>
+        <w:t>Требования к программной документации</w:t>
+      </w:r>
       <w:bookmarkEnd w:id="21"/>
     </w:p>
     <w:p>
       <w:r>
-        <w:t>В ходе разработки необходимо обеспечивать контроль работоспособности системы, фиксировать все обнаруженные неисправности и выполнять их устранение</w:t>
+        <w:t>Состав документации:</w:t>
+      </w:r>
+    </w:p>
+    <w:p>
+      <w:pPr>
+        <w:pStyle w:val="20"/>
+      </w:pPr>
+      <w:r>
+        <w:t>р</w:t>
+      </w:r>
+      <w:r>
+        <w:t>уководство пользователя (описание сценариев, ограничений, формируемых отчётов)</w:t>
+      </w:r>
+      <w:r>
+        <w:t>;</w:t>
+      </w:r>
+    </w:p>
+    <w:p>
+      <w:pPr>
+        <w:pStyle w:val="20"/>
+      </w:pPr>
+      <w:r>
+        <w:t>р</w:t>
+      </w:r>
+      <w:r>
+        <w:t>уководство администратора (загрузка/обновление данных, обслуживание, мониторинг)</w:t>
+      </w:r>
+      <w:r>
+        <w:t>;</w:t>
+      </w:r>
+    </w:p>
+    <w:p>
+      <w:pPr>
+        <w:pStyle w:val="20"/>
+      </w:pPr>
+      <w:r>
+        <w:t>о</w:t>
+      </w:r>
+      <w:r>
+        <w:t>тчёт по методике моделирования и валидации (данные, признаки, метрики, интерпретация)</w:t>
+      </w:r>
+      <w:r>
+        <w:t>;</w:t>
+      </w:r>
+    </w:p>
+    <w:p>
+      <w:pPr>
+        <w:pStyle w:val="20"/>
+      </w:pPr>
+      <w:r>
+        <w:t>с</w:t>
+      </w:r>
+      <w:r>
+        <w:t>пецификация API (форматы запросов/ответов, коды ошибок)</w:t>
+      </w:r>
+      <w:r>
+        <w:t>;</w:t>
+      </w:r>
+    </w:p>
+    <w:p>
+      <w:pPr>
+        <w:pStyle w:val="20"/>
+      </w:pPr>
+      <w:r>
+        <w:t>п</w:t>
+      </w:r>
+      <w:r>
+        <w:t>ояснительная записка (структура системы, архитектура, ограничения, версии)</w:t>
       </w:r>
       <w:r>
         <w:t>.</w:t>
@@ -1459,97 +1664,11 @@
       <w:pPr>
         <w:pStyle w:val="31"/>
       </w:pPr>
-      <w:bookmarkStart w:id="22" w:name="_Toc212455492"/>
-      <w:r>
-        <w:t>Требования к программной документации</w:t>
+      <w:bookmarkStart w:id="22" w:name="_Toc212455493"/>
+      <w:r>
+        <w:t>Стадии разработки</w:t>
       </w:r>
       <w:bookmarkEnd w:id="22"/>
-    </w:p>
-    <w:p>
-      <w:r>
-        <w:t>Состав документации:</w:t>
-      </w:r>
-    </w:p>
-    <w:p>
-      <w:pPr>
-        <w:pStyle w:val="20"/>
-      </w:pPr>
-      <w:r>
-        <w:t>р</w:t>
-      </w:r>
-      <w:r>
-        <w:t>уководство пользователя (описание сценариев, ограничений, формируемых отчётов)</w:t>
-      </w:r>
-      <w:r>
-        <w:t>;</w:t>
-      </w:r>
-    </w:p>
-    <w:p>
-      <w:pPr>
-        <w:pStyle w:val="20"/>
-      </w:pPr>
-      <w:r>
-        <w:t>р</w:t>
-      </w:r>
-      <w:r>
-        <w:t>уководство администратора (загрузка/обновление данных, обслуживание, мониторинг)</w:t>
-      </w:r>
-      <w:r>
-        <w:t>;</w:t>
-      </w:r>
-    </w:p>
-    <w:p>
-      <w:pPr>
-        <w:pStyle w:val="20"/>
-      </w:pPr>
-      <w:r>
-        <w:t>о</w:t>
-      </w:r>
-      <w:r>
-        <w:t>тчёт по методике моделирования и валидации (данные, признаки, метрики, интерпретация)</w:t>
-      </w:r>
-      <w:r>
-        <w:t>;</w:t>
-      </w:r>
-    </w:p>
-    <w:p>
-      <w:pPr>
-        <w:pStyle w:val="20"/>
-      </w:pPr>
-      <w:r>
-        <w:t>с</w:t>
-      </w:r>
-      <w:r>
-        <w:t>пецификация API (форматы запросов/ответов, коды ошибок)</w:t>
-      </w:r>
-      <w:r>
-        <w:t>;</w:t>
-      </w:r>
-    </w:p>
-    <w:p>
-      <w:pPr>
-        <w:pStyle w:val="20"/>
-      </w:pPr>
-      <w:r>
-        <w:lastRenderedPageBreak/>
-        <w:t>п</w:t>
-      </w:r>
-      <w:r>
-        <w:t>ояснительная записка (структура системы, архитектура, ограничения, версии)</w:t>
-      </w:r>
-      <w:r>
-        <w:t>.</w:t>
-      </w:r>
-    </w:p>
-    <w:p>
-      <w:pPr>
-        <w:pStyle w:val="31"/>
-      </w:pPr>
-      <w:bookmarkStart w:id="23" w:name="_Toc212455493"/>
-      <w:r>
-        <w:t>Стадии разработки</w:t>
-      </w:r>
-      <w:bookmarkEnd w:id="23"/>
     </w:p>
     <w:p>
       <w:r>
@@ -1597,11 +1716,11 @@
       <w:pPr>
         <w:pStyle w:val="31"/>
       </w:pPr>
-      <w:bookmarkStart w:id="24" w:name="_Toc212455494"/>
+      <w:bookmarkStart w:id="23" w:name="_Toc212455494"/>
       <w:r>
         <w:t>Этапы разработки</w:t>
       </w:r>
-      <w:bookmarkEnd w:id="24"/>
+      <w:bookmarkEnd w:id="23"/>
     </w:p>
     <w:p>
       <w:r>
@@ -1609,46 +1728,6 @@
       </w:r>
       <w:r>
         <w:t xml:space="preserve"> подготовительных работ включает анализ предметной области и существующих аналогов, формирование требований и рисков, а также подготовку и утверждение технического задания.</w:t>
-      </w:r>
-    </w:p>
-    <w:p>
-      <w:r>
-        <w:t>Этап</w:t>
-      </w:r>
-      <w:r>
-        <w:t xml:space="preserve"> работы с данными предусматривает сбор, очистку и </w:t>
-      </w:r>
-      <w:proofErr w:type="spellStart"/>
-      <w:r>
-        <w:t>геокодирование</w:t>
-      </w:r>
-      <w:proofErr w:type="spellEnd"/>
-      <w:r>
-        <w:t xml:space="preserve"> информации, построение </w:t>
-      </w:r>
-      <w:proofErr w:type="spellStart"/>
-      <w:r>
-        <w:t>геопризнаков</w:t>
-      </w:r>
-      <w:proofErr w:type="spellEnd"/>
-      <w:r>
-        <w:t xml:space="preserve"> и проведение контроля качества полученных данных.</w:t>
-      </w:r>
-    </w:p>
-    <w:p>
-      <w:r>
-        <w:t>Этап</w:t>
-      </w:r>
-      <w:r>
-        <w:t xml:space="preserve"> моделирования охватывает выбор базовой и целевой моделей, настройку пространственно-временной валидации, обучение моделей, оценку неопределённости прогнозов и интерпретацию вкладов признаков.</w:t>
-      </w:r>
-    </w:p>
-    <w:p>
-      <w:r>
-        <w:t>Этап</w:t>
-      </w:r>
-      <w:r>
-        <w:t xml:space="preserve"> разработки прикладных модулей направлена на реализацию функций подбора сопоставимых объектов, автоматическую генерацию отчётов, а также разработку средств картографической визуализации.</w:t>
       </w:r>
     </w:p>
     <w:p>
@@ -1657,6 +1736,46 @@
         <w:t>Этап</w:t>
       </w:r>
       <w:r>
+        <w:t xml:space="preserve"> работы с данными предусматривает сбор, очистку и </w:t>
+      </w:r>
+      <w:proofErr w:type="spellStart"/>
+      <w:r>
+        <w:t>геокодирование</w:t>
+      </w:r>
+      <w:proofErr w:type="spellEnd"/>
+      <w:r>
+        <w:t xml:space="preserve"> информации, построение </w:t>
+      </w:r>
+      <w:proofErr w:type="spellStart"/>
+      <w:r>
+        <w:t>геопризнаков</w:t>
+      </w:r>
+      <w:proofErr w:type="spellEnd"/>
+      <w:r>
+        <w:t xml:space="preserve"> и проведение контроля качества полученных данных.</w:t>
+      </w:r>
+    </w:p>
+    <w:p>
+      <w:r>
+        <w:t>Этап</w:t>
+      </w:r>
+      <w:r>
+        <w:t xml:space="preserve"> моделирования охватывает выбор базовой и целевой моделей, настройку пространственно-временной валидации, обучение моделей, оценку неопределённости прогнозов и интерпретацию вкладов признаков.</w:t>
+      </w:r>
+    </w:p>
+    <w:p>
+      <w:r>
+        <w:t>Этап</w:t>
+      </w:r>
+      <w:r>
+        <w:t xml:space="preserve"> разработки прикладных модулей направлена на реализацию функций подбора сопоставимых объектов, автоматическую генерацию отчётов, а также разработку средств картографической визуализации.</w:t>
+      </w:r>
+    </w:p>
+    <w:p>
+      <w:r>
+        <w:t>Этап</w:t>
+      </w:r>
+      <w:r>
         <w:t xml:space="preserve"> интеграции и развертывания включает создание и настройку серверной части, реализацию систем логирования и мониторинга, а также обеспечение мер информационной безопасности.</w:t>
       </w:r>
     </w:p>
@@ -1681,11 +1800,11 @@
       <w:pPr>
         <w:pStyle w:val="23"/>
       </w:pPr>
-      <w:bookmarkStart w:id="25" w:name="_Toc212455495"/>
+      <w:bookmarkStart w:id="24" w:name="_Toc212455495"/>
       <w:r>
         <w:t>Вывод по исследовательскому разделу</w:t>
       </w:r>
-      <w:bookmarkEnd w:id="25"/>
+      <w:bookmarkEnd w:id="24"/>
     </w:p>
     <w:p>
       <w:r>
@@ -1710,6 +1829,7 @@
         </w:rPr>
       </w:pPr>
       <w:r>
+        <w:lastRenderedPageBreak/>
         <w:br w:type="page"/>
       </w:r>
     </w:p>
@@ -1717,26 +1837,12 @@
       <w:pPr>
         <w:pStyle w:val="a0"/>
       </w:pPr>
-      <w:bookmarkStart w:id="26" w:name="_Toc212455496"/>
-      <w:commentRangeStart w:id="27"/>
+      <w:bookmarkStart w:id="25" w:name="_Toc212455496"/>
       <w:r>
         <w:lastRenderedPageBreak/>
         <w:t>АНАЛИТИЧЕСКИЕ РАЗДЕЛ</w:t>
       </w:r>
-      <w:commentRangeEnd w:id="27"/>
-      <w:r>
-        <w:rPr>
-          <w:rStyle w:val="aff"/>
-          <w:rFonts w:eastAsiaTheme="minorHAnsi" w:cstheme="minorBidi"/>
-          <w:b w:val="0"/>
-          <w:caps w:val="0"/>
-          <w:spacing w:val="0"/>
-          <w:kern w:val="0"/>
-          <w:lang w:eastAsia="en-US"/>
-        </w:rPr>
-        <w:commentReference w:id="27"/>
-      </w:r>
-      <w:bookmarkEnd w:id="26"/>
+      <w:bookmarkEnd w:id="25"/>
     </w:p>
     <w:p>
       <w:r>
@@ -2022,171 +2128,449 @@
       </w:r>
     </w:p>
     <w:p>
-      <w:commentRangeStart w:id="28"/>
       <w:r>
         <w:t>Инфраструктура экспериментов и воспроизводимость:</w:t>
       </w:r>
     </w:p>
     <w:p>
-      <w:r>
-        <w:t>Сервисная часть и отчётность</w:t>
-      </w:r>
-      <w:r>
-        <w:t>:</w:t>
-      </w:r>
-      <w:commentRangeEnd w:id="28"/>
-      <w:r>
-        <w:rPr>
-          <w:rStyle w:val="aff"/>
-        </w:rPr>
-        <w:commentReference w:id="28"/>
-      </w:r>
-    </w:p>
-    <w:p>
-      <w:r>
-        <w:t xml:space="preserve">Выбранный стек минимизирует время до работающего прототипа и покрывает ключевые требования: </w:t>
-      </w:r>
-      <w:proofErr w:type="spellStart"/>
-      <w:r>
-        <w:t>геообогащение</w:t>
-      </w:r>
-      <w:proofErr w:type="spellEnd"/>
-      <w:r>
-        <w:t xml:space="preserve">, точный табличный ML, интерпретация, доверительные интервалы, </w:t>
-      </w:r>
-      <w:proofErr w:type="spellStart"/>
-      <w:r>
-        <w:t>компараблы</w:t>
-      </w:r>
-      <w:proofErr w:type="spellEnd"/>
-      <w:r>
-        <w:t xml:space="preserve"> и веб-интеграция.</w:t>
-      </w:r>
-    </w:p>
-    <w:p>
-      <w:pPr>
-        <w:pStyle w:val="23"/>
-      </w:pPr>
-      <w:bookmarkStart w:id="29" w:name="_Toc212455498"/>
-      <w:r>
-        <w:t xml:space="preserve">Обоснование </w:t>
-      </w:r>
-      <w:bookmarkEnd w:id="29"/>
-      <w:r>
-        <w:t>выбора методов прогнозирования и компонентов решения</w:t>
-      </w:r>
-    </w:p>
-    <w:p>
-      <w:r>
-        <w:t xml:space="preserve">В рамках задачи оценки «справедливой» стоимости объектов недвижимости критично учитывать три особенности предметной области: </w:t>
-      </w:r>
-    </w:p>
-    <w:p>
-      <w:pPr>
-        <w:pStyle w:val="20"/>
-      </w:pPr>
-      <w:r>
-        <w:t xml:space="preserve">сильную неоднородность признаков (категориальные, числовые, </w:t>
-      </w:r>
-      <w:proofErr w:type="spellStart"/>
-      <w:r>
-        <w:t>геопространственные</w:t>
-      </w:r>
-      <w:proofErr w:type="spellEnd"/>
-      <w:r>
-        <w:t>, календарные)</w:t>
-      </w:r>
-      <w:r>
-        <w:t xml:space="preserve">; </w:t>
-      </w:r>
-    </w:p>
-    <w:p>
-      <w:pPr>
-        <w:pStyle w:val="20"/>
-      </w:pPr>
-      <w:r>
-        <w:t>выраженную пространственно-временную зависимость цен (локальные рынки и сезонность)</w:t>
-      </w:r>
-      <w:r>
-        <w:t>;</w:t>
-      </w:r>
-    </w:p>
-    <w:p>
-      <w:pPr>
-        <w:pStyle w:val="20"/>
-      </w:pPr>
-      <w:r>
-        <w:t xml:space="preserve">необходимость практического результата с доверительным интервалом и прозрачным объяснением факторов. </w:t>
-      </w:r>
-    </w:p>
-    <w:p>
-      <w:r>
-        <w:t xml:space="preserve">Исходя из этого, архитектура аналитической части решения строится вокруг градиентного </w:t>
-      </w:r>
-      <w:proofErr w:type="spellStart"/>
-      <w:r>
-        <w:t>бустинга</w:t>
-      </w:r>
-      <w:proofErr w:type="spellEnd"/>
-      <w:r>
-        <w:t xml:space="preserve"> по деревьям решений и дополняется модулями неопределённости, интерпретации и отбора сопоставимых объектов. Структура и степень детализации подраздела выдержаны в духе предоставленных примеров </w:t>
-      </w:r>
-      <w:r>
-        <w:t>–</w:t>
-      </w:r>
-      <w:r>
-        <w:t xml:space="preserve"> без математических выкладок, с фокусом на прикладные решения и их место в системе.</w:t>
-      </w:r>
-    </w:p>
-    <w:p>
-      <w:r>
-        <w:lastRenderedPageBreak/>
-        <w:t>В качестве основного класса моделей применяются градиентные ансамбли над деревьями (</w:t>
-      </w:r>
-      <w:proofErr w:type="spellStart"/>
-      <w:r>
-        <w:t>CatBoost</w:t>
-      </w:r>
-      <w:proofErr w:type="spellEnd"/>
-      <w:r>
-        <w:t xml:space="preserve">, </w:t>
-      </w:r>
-      <w:proofErr w:type="spellStart"/>
-      <w:r>
-        <w:t>LightGBM</w:t>
-      </w:r>
-      <w:proofErr w:type="spellEnd"/>
-      <w:r>
-        <w:t xml:space="preserve">, </w:t>
-      </w:r>
-      <w:proofErr w:type="spellStart"/>
-      <w:r>
-        <w:t>XGBoost</w:t>
-      </w:r>
-      <w:proofErr w:type="spellEnd"/>
-      <w:r>
-        <w:t>). Такой выбор обусловлен</w:t>
-      </w:r>
-      <w:r>
-        <w:t>:</w:t>
-      </w:r>
-    </w:p>
-    <w:p>
-      <w:pPr>
-        <w:pStyle w:val="20"/>
-      </w:pPr>
+      <w:pPr>
+        <w:pStyle w:val="22"/>
+        <w:numPr>
+          <w:ilvl w:val="0"/>
+          <w:numId w:val="59"/>
+        </w:numPr>
+        <w:ind w:left="1276" w:hanging="567"/>
+      </w:pPr>
+      <w:proofErr w:type="spellStart"/>
+      <w:r>
+        <w:rPr>
+          <w:rStyle w:val="affd"/>
+          <w:rFonts w:eastAsiaTheme="majorEastAsia"/>
+        </w:rPr>
+        <w:t>MLflow</w:t>
+      </w:r>
+      <w:proofErr w:type="spellEnd"/>
+      <w:r>
+        <w:t xml:space="preserve"> — учёт экспериментов, метрик и артефактов, «реестр» моделей.</w:t>
+      </w:r>
+    </w:p>
+    <w:p>
+      <w:pPr>
+        <w:pStyle w:val="22"/>
+        <w:numPr>
+          <w:ilvl w:val="0"/>
+          <w:numId w:val="52"/>
+        </w:numPr>
+        <w:ind w:left="1276" w:hanging="567"/>
+      </w:pPr>
+      <w:proofErr w:type="spellStart"/>
+      <w:r>
+        <w:rPr>
+          <w:rStyle w:val="affd"/>
+          <w:rFonts w:eastAsiaTheme="majorEastAsia"/>
+        </w:rPr>
+        <w:t>Poetry</w:t>
+      </w:r>
+      <w:proofErr w:type="spellEnd"/>
+      <w:r>
+        <w:rPr>
+          <w:rStyle w:val="affd"/>
+          <w:rFonts w:eastAsiaTheme="majorEastAsia"/>
+        </w:rPr>
+        <w:t xml:space="preserve"> / </w:t>
+      </w:r>
+      <w:proofErr w:type="spellStart"/>
+      <w:r>
+        <w:rPr>
+          <w:rStyle w:val="affd"/>
+          <w:rFonts w:eastAsiaTheme="majorEastAsia"/>
+        </w:rPr>
+        <w:t>pip</w:t>
+      </w:r>
+      <w:proofErr w:type="spellEnd"/>
+      <w:r>
+        <w:rPr>
+          <w:rStyle w:val="affd"/>
+          <w:rFonts w:eastAsiaTheme="majorEastAsia"/>
+        </w:rPr>
+        <w:t xml:space="preserve"> + </w:t>
+      </w:r>
+      <w:proofErr w:type="spellStart"/>
+      <w:r>
+        <w:rPr>
+          <w:rStyle w:val="affd"/>
+          <w:rFonts w:eastAsiaTheme="majorEastAsia"/>
+        </w:rPr>
+        <w:t>venv</w:t>
+      </w:r>
+      <w:proofErr w:type="spellEnd"/>
+      <w:r>
+        <w:t xml:space="preserve"> — управление зависимостями.</w:t>
+      </w:r>
+    </w:p>
+    <w:p>
+      <w:pPr>
+        <w:pStyle w:val="22"/>
+        <w:numPr>
+          <w:ilvl w:val="0"/>
+          <w:numId w:val="52"/>
+        </w:numPr>
+        <w:ind w:left="1276" w:hanging="567"/>
+      </w:pPr>
+      <w:proofErr w:type="spellStart"/>
       <w:r>
         <w:rPr>
           <w:b/>
           <w:bCs/>
         </w:rPr>
-        <w:t>устойчивостью к смешанным признакам</w:t>
-      </w:r>
-      <w:r>
-        <w:t>. Модели адекватно работают на наборах, где присутствуют и числовые, и категориальные поля (тип дома, материал стен, состояние, класс объекта, наличие лифта/паркинга и т.д.)</w:t>
+        <w:t>Docker</w:t>
+      </w:r>
+      <w:proofErr w:type="spellEnd"/>
+      <w:r>
+        <w:t xml:space="preserve"> — контейнеризация среды </w:t>
+      </w:r>
+      <w:proofErr w:type="spellStart"/>
+      <w:r>
+        <w:t>инференса</w:t>
+      </w:r>
+      <w:proofErr w:type="spellEnd"/>
+      <w:r>
+        <w:t xml:space="preserve"> и вспомогательных сервисов.</w:t>
+      </w:r>
+    </w:p>
+    <w:p/>
+    <w:p>
+      <w:r>
+        <w:t>Сервисная часть и отчётность</w:t>
+      </w:r>
+      <w:r>
+        <w:t>:</w:t>
+      </w:r>
+    </w:p>
+    <w:p>
+      <w:pPr>
+        <w:pStyle w:val="22"/>
+        <w:numPr>
+          <w:ilvl w:val="0"/>
+          <w:numId w:val="58"/>
+        </w:numPr>
+        <w:ind w:left="1276" w:hanging="567"/>
+      </w:pPr>
+      <w:proofErr w:type="spellStart"/>
+      <w:r>
+        <w:rPr>
+          <w:rStyle w:val="affd"/>
+          <w:rFonts w:eastAsiaTheme="majorEastAsia"/>
+        </w:rPr>
+        <w:t>FastAPI</w:t>
+      </w:r>
+      <w:proofErr w:type="spellEnd"/>
+      <w:r>
+        <w:t xml:space="preserve"> — REST API прототипа сервиса</w:t>
+      </w:r>
+      <w:r>
+        <w:t>.</w:t>
+      </w:r>
+    </w:p>
+    <w:p>
+      <w:pPr>
+        <w:pStyle w:val="22"/>
+        <w:numPr>
+          <w:ilvl w:val="0"/>
+          <w:numId w:val="58"/>
+        </w:numPr>
+        <w:ind w:left="1276" w:hanging="567"/>
+      </w:pPr>
+      <w:proofErr w:type="spellStart"/>
+      <w:r>
+        <w:rPr>
+          <w:rStyle w:val="affd"/>
+          <w:rFonts w:eastAsiaTheme="majorEastAsia"/>
+        </w:rPr>
+        <w:t>PostgreSQL</w:t>
+      </w:r>
+      <w:proofErr w:type="spellEnd"/>
+      <w:r>
+        <w:rPr>
+          <w:rStyle w:val="affd"/>
+          <w:rFonts w:eastAsiaTheme="majorEastAsia"/>
+        </w:rPr>
+        <w:t xml:space="preserve"> + </w:t>
+      </w:r>
+      <w:proofErr w:type="spellStart"/>
+      <w:r>
+        <w:rPr>
+          <w:rStyle w:val="affd"/>
+          <w:rFonts w:eastAsiaTheme="majorEastAsia"/>
+        </w:rPr>
+        <w:t>PostGIS</w:t>
+      </w:r>
+      <w:proofErr w:type="spellEnd"/>
+      <w:r>
+        <w:t xml:space="preserve"> — хранилище табличных и пространственных данных.</w:t>
+      </w:r>
+    </w:p>
+    <w:p>
+      <w:pPr>
+        <w:pStyle w:val="22"/>
+        <w:numPr>
+          <w:ilvl w:val="0"/>
+          <w:numId w:val="58"/>
+        </w:numPr>
+        <w:ind w:left="1276" w:hanging="567"/>
+      </w:pPr>
+      <w:proofErr w:type="spellStart"/>
+      <w:r>
+        <w:rPr>
+          <w:rStyle w:val="affd"/>
+          <w:rFonts w:eastAsiaTheme="majorEastAsia"/>
+        </w:rPr>
+        <w:t>Parquet</w:t>
+      </w:r>
+      <w:proofErr w:type="spellEnd"/>
+      <w:r>
+        <w:t xml:space="preserve"> — компактное </w:t>
+      </w:r>
+      <w:proofErr w:type="spellStart"/>
+      <w:r>
+        <w:t>колонночное</w:t>
+      </w:r>
+      <w:proofErr w:type="spellEnd"/>
+      <w:r>
+        <w:t xml:space="preserve"> хранилище витрин/фичей</w:t>
+      </w:r>
+      <w:r>
+        <w:t>.</w:t>
+      </w:r>
+    </w:p>
+    <w:p>
+      <w:pPr>
+        <w:pStyle w:val="22"/>
+        <w:numPr>
+          <w:ilvl w:val="0"/>
+          <w:numId w:val="58"/>
+        </w:numPr>
+        <w:ind w:left="1276" w:hanging="567"/>
+      </w:pPr>
+      <w:proofErr w:type="spellStart"/>
+      <w:r>
+        <w:rPr>
+          <w:rStyle w:val="affd"/>
+          <w:rFonts w:eastAsiaTheme="majorEastAsia"/>
+        </w:rPr>
+        <w:t>WeasyPrint</w:t>
+      </w:r>
+      <w:proofErr w:type="spellEnd"/>
+      <w:r>
+        <w:rPr>
+          <w:rStyle w:val="affd"/>
+          <w:rFonts w:eastAsiaTheme="majorEastAsia"/>
+        </w:rPr>
+        <w:t xml:space="preserve"> / </w:t>
+      </w:r>
+      <w:proofErr w:type="spellStart"/>
+      <w:r>
+        <w:rPr>
+          <w:rStyle w:val="affd"/>
+          <w:rFonts w:eastAsiaTheme="majorEastAsia"/>
+        </w:rPr>
+        <w:t>ReportLab</w:t>
+      </w:r>
+      <w:proofErr w:type="spellEnd"/>
+      <w:r>
+        <w:rPr>
+          <w:rStyle w:val="affd"/>
+          <w:rFonts w:eastAsiaTheme="majorEastAsia"/>
+        </w:rPr>
+        <w:t xml:space="preserve"> / Jinja2</w:t>
+      </w:r>
+      <w:r>
+        <w:t xml:space="preserve"> — генерация HTML/PDF-отчётов</w:t>
+      </w:r>
+      <w:r>
+        <w:t>.</w:t>
+      </w:r>
+    </w:p>
+    <w:p>
+      <w:pPr>
+        <w:pStyle w:val="22"/>
+        <w:numPr>
+          <w:ilvl w:val="0"/>
+          <w:numId w:val="58"/>
+        </w:numPr>
+        <w:ind w:left="1276" w:hanging="567"/>
+      </w:pPr>
+      <w:proofErr w:type="spellStart"/>
+      <w:r>
+        <w:rPr>
+          <w:rStyle w:val="affd"/>
+          <w:rFonts w:eastAsiaTheme="majorEastAsia"/>
+        </w:rPr>
+        <w:t>Folium</w:t>
+      </w:r>
+      <w:proofErr w:type="spellEnd"/>
+      <w:r>
+        <w:rPr>
+          <w:rStyle w:val="affd"/>
+          <w:rFonts w:eastAsiaTheme="majorEastAsia"/>
+        </w:rPr>
+        <w:t xml:space="preserve"> / </w:t>
+      </w:r>
+      <w:proofErr w:type="spellStart"/>
+      <w:r>
+        <w:rPr>
+          <w:rStyle w:val="affd"/>
+          <w:rFonts w:eastAsiaTheme="majorEastAsia"/>
+        </w:rPr>
+        <w:t>Leaflet</w:t>
+      </w:r>
+      <w:proofErr w:type="spellEnd"/>
+      <w:r>
+        <w:rPr>
+          <w:rStyle w:val="affd"/>
+          <w:rFonts w:eastAsiaTheme="majorEastAsia"/>
+        </w:rPr>
+        <w:t>/JS</w:t>
+      </w:r>
+      <w:r>
+        <w:t xml:space="preserve"> — картографическая визуализация объекта и </w:t>
+      </w:r>
+      <w:proofErr w:type="spellStart"/>
+      <w:r>
+        <w:t>компараблов</w:t>
+      </w:r>
+      <w:proofErr w:type="spellEnd"/>
+      <w:r>
+        <w:t>.</w:t>
+      </w:r>
+    </w:p>
+    <w:p>
+      <w:r>
+        <w:t xml:space="preserve">Выбранный стек минимизирует время до работающего прототипа и покрывает ключевые требования: </w:t>
+      </w:r>
+      <w:proofErr w:type="spellStart"/>
+      <w:r>
+        <w:t>геообогащение</w:t>
+      </w:r>
+      <w:proofErr w:type="spellEnd"/>
+      <w:r>
+        <w:t xml:space="preserve">, точный табличный ML, интерпретация, доверительные интервалы, </w:t>
+      </w:r>
+      <w:proofErr w:type="spellStart"/>
+      <w:r>
+        <w:t>компараблы</w:t>
+      </w:r>
+      <w:proofErr w:type="spellEnd"/>
+      <w:r>
+        <w:t xml:space="preserve"> и веб-интеграция.</w:t>
+      </w:r>
+    </w:p>
+    <w:p>
+      <w:pPr>
+        <w:pStyle w:val="23"/>
+      </w:pPr>
+      <w:bookmarkStart w:id="26" w:name="_Toc212455498"/>
+      <w:r>
+        <w:t xml:space="preserve">Обоснование </w:t>
+      </w:r>
+      <w:bookmarkEnd w:id="26"/>
+      <w:r>
+        <w:t>выбора методов прогнозирования и компонентов решения</w:t>
+      </w:r>
+    </w:p>
+    <w:p>
+      <w:r>
+        <w:t xml:space="preserve">В рамках задачи оценки «справедливой» стоимости объектов недвижимости критично учитывать три особенности предметной области: </w:t>
+      </w:r>
+    </w:p>
+    <w:p>
+      <w:pPr>
+        <w:pStyle w:val="20"/>
+      </w:pPr>
+      <w:r>
+        <w:lastRenderedPageBreak/>
+        <w:t xml:space="preserve">сильную неоднородность признаков (категориальные, числовые, </w:t>
+      </w:r>
+      <w:proofErr w:type="spellStart"/>
+      <w:r>
+        <w:t>геопространственные</w:t>
+      </w:r>
+      <w:proofErr w:type="spellEnd"/>
+      <w:r>
+        <w:t>, календарные)</w:t>
+      </w:r>
+      <w:r>
+        <w:t xml:space="preserve">; </w:t>
+      </w:r>
+    </w:p>
+    <w:p>
+      <w:pPr>
+        <w:pStyle w:val="20"/>
+      </w:pPr>
+      <w:r>
+        <w:t>выраженную пространственно-временную зависимость цен (локальные рынки и сезонность)</w:t>
       </w:r>
       <w:r>
         <w:t>;</w:t>
+      </w:r>
+    </w:p>
+    <w:p>
+      <w:pPr>
+        <w:pStyle w:val="20"/>
+      </w:pPr>
+      <w:r>
+        <w:t xml:space="preserve">необходимость практического результата с доверительным интервалом и прозрачным объяснением факторов. </w:t>
+      </w:r>
+    </w:p>
+    <w:p>
+      <w:r>
+        <w:t xml:space="preserve">Исходя из этого, архитектура аналитической части решения строится вокруг градиентного </w:t>
+      </w:r>
+      <w:proofErr w:type="spellStart"/>
+      <w:r>
+        <w:t>бустинга</w:t>
+      </w:r>
+      <w:proofErr w:type="spellEnd"/>
+      <w:r>
+        <w:t xml:space="preserve"> по деревьям решений и дополняется модулями неопределённости, интерпретации и отбора сопоставимых объектов. Структура и степень детализации подраздела выдержаны в духе предоставленных примеров </w:t>
+      </w:r>
+      <w:r>
+        <w:t>–</w:t>
+      </w:r>
+      <w:r>
+        <w:t xml:space="preserve"> без математических выкладок, с фокусом на прикладные решения и их место в системе.</w:t>
+      </w:r>
+    </w:p>
+    <w:p>
+      <w:r>
+        <w:t>В качестве основного класса моделей применяются градиентные ансамбли над деревьями (</w:t>
+      </w:r>
+      <w:proofErr w:type="spellStart"/>
+      <w:r>
+        <w:t>CatBoost</w:t>
+      </w:r>
+      <w:proofErr w:type="spellEnd"/>
+      <w:r>
+        <w:t xml:space="preserve">, </w:t>
+      </w:r>
+      <w:proofErr w:type="spellStart"/>
+      <w:r>
+        <w:t>LightGBM</w:t>
+      </w:r>
+      <w:proofErr w:type="spellEnd"/>
+      <w:r>
+        <w:t xml:space="preserve">, </w:t>
+      </w:r>
+      <w:proofErr w:type="spellStart"/>
+      <w:r>
+        <w:t>XGBoost</w:t>
+      </w:r>
+      <w:proofErr w:type="spellEnd"/>
+      <w:r>
+        <w:t>). Такой выбор обусловлен</w:t>
+      </w:r>
+      <w:r>
+        <w:t>:</w:t>
       </w:r>
     </w:p>
     <w:p>
@@ -2198,10 +2582,10 @@
           <w:b/>
           <w:bCs/>
         </w:rPr>
-        <w:t>нелинейностями и взаимодействиями</w:t>
-      </w:r>
-      <w:r>
-        <w:t>. Деревья естественно «ловят» пороговые эффекты (близость к метро до/после 10 минут), разрывы и сложные взаимодействия признаков без ручного конструирования большого числа полиномиальных или кросс-признаков</w:t>
+        <w:t>устойчивостью к смешанным признакам</w:t>
+      </w:r>
+      <w:r>
+        <w:t>. Модели адекватно работают на наборах, где присутствуют и числовые, и категориальные поля (тип дома, материал стен, состояние, класс объекта, наличие лифта/паркинга и т.д.)</w:t>
       </w:r>
       <w:r>
         <w:t>;</w:t>
@@ -2216,73 +2600,41 @@
           <w:b/>
           <w:bCs/>
         </w:rPr>
-        <w:t>производительностью</w:t>
-      </w:r>
-      <w:r>
-        <w:t xml:space="preserve">. Реализуют быструю итеративную разработку (важно на этапе прототипирования и отбора </w:t>
-      </w:r>
-      <w:proofErr w:type="spellStart"/>
-      <w:r>
-        <w:t>гиперпараметров</w:t>
-      </w:r>
-      <w:proofErr w:type="spellEnd"/>
-      <w:r>
-        <w:t>), масштабируются на десятки/сотни тысяч объявлений.</w:t>
-      </w:r>
-    </w:p>
-    <w:p>
-      <w:r>
-        <w:t>Практическое разделение ролей:</w:t>
+        <w:t>нелинейностями и взаимодействиями</w:t>
+      </w:r>
+      <w:r>
+        <w:t>. Деревья естественно «ловят» пороговые эффекты (близость к метро до/после 10 минут), разрывы и сложные взаимодействия признаков без ручного конструирования большого числа полиномиальных или кросс-признаков</w:t>
+      </w:r>
+      <w:r>
+        <w:t>;</w:t>
       </w:r>
     </w:p>
     <w:p>
       <w:pPr>
         <w:pStyle w:val="20"/>
       </w:pPr>
-      <w:proofErr w:type="spellStart"/>
       <w:r>
         <w:rPr>
           <w:b/>
           <w:bCs/>
         </w:rPr>
-        <w:t>CatBoost</w:t>
-      </w:r>
-      <w:proofErr w:type="spellEnd"/>
-      <w:r>
-        <w:t xml:space="preserve"> </w:t>
-      </w:r>
-      <w:r>
-        <w:t>–</w:t>
-      </w:r>
-      <w:r>
-        <w:t xml:space="preserve"> предпочтителен при большом числе категориальных полей и умеренном размере </w:t>
-      </w:r>
-      <w:proofErr w:type="spellStart"/>
-      <w:r>
-        <w:t>датасета</w:t>
-      </w:r>
-      <w:proofErr w:type="spellEnd"/>
-      <w:r>
-        <w:t>: даёт стабильные результаты «из коробки» (</w:t>
-      </w:r>
-      <w:proofErr w:type="spellStart"/>
-      <w:r>
-        <w:t>ordered</w:t>
-      </w:r>
-      <w:proofErr w:type="spellEnd"/>
-      <w:r>
-        <w:t xml:space="preserve"> </w:t>
-      </w:r>
-      <w:proofErr w:type="spellStart"/>
-      <w:r>
-        <w:t>boosting</w:t>
-      </w:r>
-      <w:proofErr w:type="spellEnd"/>
-      <w:r>
-        <w:t>, встроенное кодирование категорий)</w:t>
-      </w:r>
-      <w:r>
-        <w:t>;</w:t>
+        <w:t>производительностью</w:t>
+      </w:r>
+      <w:r>
+        <w:t xml:space="preserve">. Реализуют быструю итеративную разработку (важно на этапе прототипирования и отбора </w:t>
+      </w:r>
+      <w:proofErr w:type="spellStart"/>
+      <w:r>
+        <w:t>гиперпараметров</w:t>
+      </w:r>
+      <w:proofErr w:type="spellEnd"/>
+      <w:r>
+        <w:t>), масштабируются на десятки/сотни тысяч объявлений.</w:t>
+      </w:r>
+    </w:p>
+    <w:p>
+      <w:r>
+        <w:t>Практическое разделение ролей:</w:t>
       </w:r>
     </w:p>
     <w:p>
@@ -2295,96 +2647,45 @@
           <w:b/>
           <w:bCs/>
         </w:rPr>
-        <w:t>LightGBM</w:t>
+        <w:lastRenderedPageBreak/>
+        <w:t>CatBoost</w:t>
       </w:r>
       <w:proofErr w:type="spellEnd"/>
       <w:r>
         <w:t xml:space="preserve"> </w:t>
       </w:r>
       <w:r>
-        <w:t xml:space="preserve">– </w:t>
-      </w:r>
-      <w:r>
-        <w:t>оптимален, когда важна скорость обучения/</w:t>
-      </w:r>
-      <w:proofErr w:type="spellStart"/>
-      <w:r>
-        <w:t>инференса</w:t>
-      </w:r>
-      <w:proofErr w:type="spellEnd"/>
-      <w:r>
-        <w:t xml:space="preserve"> и необходимо быстро перебирать конфигурации (</w:t>
-      </w:r>
-      <w:proofErr w:type="spellStart"/>
-      <w:r>
-        <w:t>histogram-based</w:t>
-      </w:r>
-      <w:proofErr w:type="spellEnd"/>
-      <w:r>
-        <w:t xml:space="preserve">, </w:t>
-      </w:r>
-      <w:proofErr w:type="spellStart"/>
-      <w:r>
-        <w:t>leaf-wise</w:t>
-      </w:r>
-      <w:proofErr w:type="spellEnd"/>
-      <w:r>
-        <w:t xml:space="preserve"> рост дерева)</w:t>
+        <w:t>–</w:t>
+      </w:r>
+      <w:r>
+        <w:t xml:space="preserve"> предпочтителен при большом числе категориальных полей и умеренном размере </w:t>
+      </w:r>
+      <w:proofErr w:type="spellStart"/>
+      <w:r>
+        <w:t>датасета</w:t>
+      </w:r>
+      <w:proofErr w:type="spellEnd"/>
+      <w:r>
+        <w:t>: даёт стабильные результаты «из коробки» (</w:t>
+      </w:r>
+      <w:proofErr w:type="spellStart"/>
+      <w:r>
+        <w:t>ordered</w:t>
+      </w:r>
+      <w:proofErr w:type="spellEnd"/>
+      <w:r>
+        <w:t xml:space="preserve"> </w:t>
+      </w:r>
+      <w:proofErr w:type="spellStart"/>
+      <w:r>
+        <w:t>boosting</w:t>
+      </w:r>
+      <w:proofErr w:type="spellEnd"/>
+      <w:r>
+        <w:t>, встроенное кодирование категорий)</w:t>
       </w:r>
       <w:r>
         <w:t>;</w:t>
-      </w:r>
-    </w:p>
-    <w:p>
-      <w:pPr>
-        <w:pStyle w:val="20"/>
-      </w:pPr>
-      <w:proofErr w:type="spellStart"/>
-      <w:r>
-        <w:rPr>
-          <w:rStyle w:val="affd"/>
-        </w:rPr>
-        <w:t>XGBoost</w:t>
-      </w:r>
-      <w:proofErr w:type="spellEnd"/>
-      <w:r>
-        <w:t xml:space="preserve"> </w:t>
-      </w:r>
-      <w:r>
-        <w:t xml:space="preserve">– </w:t>
-      </w:r>
-      <w:r>
-        <w:t>надёжен как «референс» и бенчмарк, особенно на табличных задачах с аккуратно подготовленными признаками</w:t>
-      </w:r>
-      <w:r>
-        <w:t>.</w:t>
-      </w:r>
-    </w:p>
-    <w:p>
-      <w:r>
-        <w:t xml:space="preserve">Для повышения качества применяется байесовская оптимизация </w:t>
-      </w:r>
-      <w:proofErr w:type="spellStart"/>
-      <w:r>
-        <w:t>гиперпараметров</w:t>
-      </w:r>
-      <w:proofErr w:type="spellEnd"/>
-      <w:r>
-        <w:t xml:space="preserve"> (</w:t>
-      </w:r>
-      <w:proofErr w:type="spellStart"/>
-      <w:r>
-        <w:t>Optuna</w:t>
-      </w:r>
-      <w:proofErr w:type="spellEnd"/>
-      <w:r>
-        <w:t>) с единой целевой метрикой (например, MAE по лог-цене) и контрольными ограничениями по стабильности на отложенных временных и пространственных блоках.</w:t>
-      </w:r>
-    </w:p>
-    <w:p>
-      <w:r>
-        <w:lastRenderedPageBreak/>
-        <w:t>Система должна не только выдавать точку прогноза, но и честно показывать диапазон неопределённости. В решении предусмотрены два комплементарных механизма:</w:t>
       </w:r>
     </w:p>
     <w:p>
@@ -2397,101 +2698,184 @@
           <w:b/>
           <w:bCs/>
         </w:rPr>
-        <w:t>квантильная</w:t>
-      </w:r>
-      <w:proofErr w:type="spellEnd"/>
+        <w:t>LightGBM</w:t>
+      </w:r>
+      <w:proofErr w:type="spellEnd"/>
+      <w:r>
+        <w:t xml:space="preserve"> </w:t>
+      </w:r>
+      <w:r>
+        <w:t xml:space="preserve">– </w:t>
+      </w:r>
+      <w:r>
+        <w:t>оптимален, когда важна скорость обучения/</w:t>
+      </w:r>
+      <w:proofErr w:type="spellStart"/>
+      <w:r>
+        <w:t>инференса</w:t>
+      </w:r>
+      <w:proofErr w:type="spellEnd"/>
+      <w:r>
+        <w:t xml:space="preserve"> и необходимо быстро перебирать конфигурации (</w:t>
+      </w:r>
+      <w:proofErr w:type="spellStart"/>
+      <w:r>
+        <w:t>histogram-based</w:t>
+      </w:r>
+      <w:proofErr w:type="spellEnd"/>
+      <w:r>
+        <w:t xml:space="preserve">, </w:t>
+      </w:r>
+      <w:proofErr w:type="spellStart"/>
+      <w:r>
+        <w:t>leaf-wise</w:t>
+      </w:r>
+      <w:proofErr w:type="spellEnd"/>
+      <w:r>
+        <w:t xml:space="preserve"> рост дерева)</w:t>
+      </w:r>
+      <w:r>
+        <w:t>;</w:t>
+      </w:r>
+    </w:p>
+    <w:p>
+      <w:pPr>
+        <w:pStyle w:val="20"/>
+      </w:pPr>
+      <w:proofErr w:type="spellStart"/>
+      <w:r>
+        <w:rPr>
+          <w:rStyle w:val="affd"/>
+        </w:rPr>
+        <w:t>XGBoost</w:t>
+      </w:r>
+      <w:proofErr w:type="spellEnd"/>
+      <w:r>
+        <w:t xml:space="preserve"> </w:t>
+      </w:r>
+      <w:r>
+        <w:t xml:space="preserve">– </w:t>
+      </w:r>
+      <w:r>
+        <w:t>надёжен как «референс» и бенчмарк, особенно на табличных задачах с аккуратно подготовленными признаками</w:t>
+      </w:r>
+      <w:r>
+        <w:t>.</w:t>
+      </w:r>
+    </w:p>
+    <w:p>
+      <w:r>
+        <w:t xml:space="preserve">Для повышения качества применяется байесовская оптимизация </w:t>
+      </w:r>
+      <w:proofErr w:type="spellStart"/>
+      <w:r>
+        <w:t>гиперпараметров</w:t>
+      </w:r>
+      <w:proofErr w:type="spellEnd"/>
+      <w:r>
+        <w:t xml:space="preserve"> (</w:t>
+      </w:r>
+      <w:proofErr w:type="spellStart"/>
+      <w:r>
+        <w:t>Optuna</w:t>
+      </w:r>
+      <w:proofErr w:type="spellEnd"/>
+      <w:r>
+        <w:t>) с единой целевой метрикой (например, MAE по лог-цене) и контрольными ограничениями по стабильности на отложенных временных и пространственных блоках.</w:t>
+      </w:r>
+    </w:p>
+    <w:p>
+      <w:r>
+        <w:t>Система должна не только выдавать точку прогноза, но и честно показывать диапазон неопределённости. В решении предусмотрены два комплементарных механизма:</w:t>
+      </w:r>
+    </w:p>
+    <w:p>
+      <w:pPr>
+        <w:pStyle w:val="20"/>
+      </w:pPr>
+      <w:proofErr w:type="spellStart"/>
       <w:r>
         <w:rPr>
           <w:b/>
           <w:bCs/>
         </w:rPr>
-        <w:t xml:space="preserve"> регрессия</w:t>
-      </w:r>
-      <w:r>
-        <w:t xml:space="preserve"> в </w:t>
-      </w:r>
-      <w:proofErr w:type="spellStart"/>
-      <w:r>
-        <w:t>бустинге</w:t>
-      </w:r>
-      <w:proofErr w:type="spellEnd"/>
-      <w:r>
-        <w:t xml:space="preserve">: обучение отдельных моделей (или единой </w:t>
-      </w:r>
-      <w:proofErr w:type="spellStart"/>
-      <w:r>
-        <w:t>многоквантильной</w:t>
-      </w:r>
-      <w:proofErr w:type="spellEnd"/>
-      <w:r>
-        <w:t>) на τ-квантили (например, 0.1/0.5/0.9) даёт «быстрые» пессимистичные/медианные/оптимистичные оценки</w:t>
-      </w:r>
-      <w:r>
-        <w:t>;</w:t>
-      </w:r>
-    </w:p>
-    <w:p>
-      <w:pPr>
-        <w:pStyle w:val="20"/>
-      </w:pPr>
+        <w:t>квантильная</w:t>
+      </w:r>
+      <w:proofErr w:type="spellEnd"/>
       <w:r>
         <w:rPr>
           <w:b/>
           <w:bCs/>
         </w:rPr>
-        <w:t>к</w:t>
-      </w:r>
+        <w:t xml:space="preserve"> регрессия</w:t>
+      </w:r>
+      <w:r>
+        <w:t xml:space="preserve"> в </w:t>
+      </w:r>
+      <w:proofErr w:type="spellStart"/>
+      <w:r>
+        <w:t>бустинге</w:t>
+      </w:r>
+      <w:proofErr w:type="spellEnd"/>
+      <w:r>
+        <w:t xml:space="preserve">: обучение отдельных моделей (или единой </w:t>
+      </w:r>
+      <w:proofErr w:type="spellStart"/>
+      <w:r>
+        <w:t>многоквантильной</w:t>
+      </w:r>
+      <w:proofErr w:type="spellEnd"/>
+      <w:r>
+        <w:t>) на τ-квантили (например, 0.1/0.5/0.9) даёт «быстрые» пессимистичные/медианные/оптимистичные оценки</w:t>
+      </w:r>
+      <w:r>
+        <w:t>;</w:t>
+      </w:r>
+    </w:p>
+    <w:p>
+      <w:pPr>
+        <w:pStyle w:val="20"/>
+      </w:pPr>
       <w:r>
         <w:rPr>
           <w:b/>
           <w:bCs/>
         </w:rPr>
-        <w:t>онформные интервалы</w:t>
-      </w:r>
-      <w:r>
-        <w:t xml:space="preserve"> поверх базовой модели: калибровка ширины интервала на </w:t>
-      </w:r>
-      <w:proofErr w:type="spellStart"/>
-      <w:r>
-        <w:t>валидационном</w:t>
-      </w:r>
-      <w:proofErr w:type="spellEnd"/>
-      <w:r>
-        <w:t xml:space="preserve"> наборе с гарантией покрытий при слабых предположениях об ошибках.</w:t>
-      </w:r>
-    </w:p>
-    <w:p>
-      <w:r>
-        <w:t xml:space="preserve">На практике это даёт пользователю и эксперту рынка ясное представление о </w:t>
-      </w:r>
-      <w:r>
-        <w:t>колебании</w:t>
-      </w:r>
-      <w:r>
-        <w:t xml:space="preserve"> цены и уровне риска.</w:t>
-      </w:r>
-    </w:p>
-    <w:p>
-      <w:r>
-        <w:t>Для объяснения прогноза применяются SHAP-значения:</w:t>
-      </w:r>
-    </w:p>
-    <w:p>
-      <w:pPr>
-        <w:pStyle w:val="20"/>
-      </w:pPr>
+        <w:t>к</w:t>
+      </w:r>
       <w:r>
         <w:rPr>
           <w:b/>
           <w:bCs/>
         </w:rPr>
-        <w:t>локально</w:t>
-      </w:r>
-      <w:r>
-        <w:t xml:space="preserve"> (для конкретного объекта) показывается вклад каждого признака: площадь, шаговая доступность, удалённость от метро, этажность, состояние</w:t>
-      </w:r>
-      <w:r>
-        <w:t>;</w:t>
+        <w:t>онформные интервалы</w:t>
+      </w:r>
+      <w:r>
+        <w:t xml:space="preserve"> поверх базовой модели: калибровка ширины интервала на </w:t>
+      </w:r>
+      <w:proofErr w:type="spellStart"/>
+      <w:r>
+        <w:t>валидационном</w:t>
+      </w:r>
+      <w:proofErr w:type="spellEnd"/>
+      <w:r>
+        <w:t xml:space="preserve"> наборе с гарантией покрытий при слабых предположениях об ошибках.</w:t>
+      </w:r>
+    </w:p>
+    <w:p>
+      <w:r>
+        <w:t xml:space="preserve">На практике это даёт пользователю и эксперту рынка ясное представление о </w:t>
+      </w:r>
+      <w:r>
+        <w:t>колебании</w:t>
+      </w:r>
+      <w:r>
+        <w:t xml:space="preserve"> цены и уровне риска.</w:t>
+      </w:r>
+    </w:p>
+    <w:p>
+      <w:r>
+        <w:t>Для объяснения прогноза применяются SHAP-значения:</w:t>
       </w:r>
     </w:p>
     <w:p>
@@ -2503,6 +2887,25 @@
           <w:b/>
           <w:bCs/>
         </w:rPr>
+        <w:t>локально</w:t>
+      </w:r>
+      <w:r>
+        <w:t xml:space="preserve"> (для конкретного объекта) показывается вклад каждого признака: площадь, шаговая доступность, удалённость от метро, этажность, состояние</w:t>
+      </w:r>
+      <w:r>
+        <w:t>;</w:t>
+      </w:r>
+    </w:p>
+    <w:p>
+      <w:pPr>
+        <w:pStyle w:val="20"/>
+      </w:pPr>
+      <w:r>
+        <w:rPr>
+          <w:b/>
+          <w:bCs/>
+        </w:rPr>
+        <w:lastRenderedPageBreak/>
         <w:t>глобально</w:t>
       </w:r>
       <w:r>
@@ -2568,7 +2971,14 @@
           <w:b/>
           <w:bCs/>
         </w:rPr>
-        <w:t>Жёсткая фильтрация</w:t>
+        <w:t>Строгая</w:t>
+      </w:r>
+      <w:r>
+        <w:rPr>
+          <w:b/>
+          <w:bCs/>
+        </w:rPr>
+        <w:t xml:space="preserve"> фильтрация</w:t>
       </w:r>
       <w:r>
         <w:t xml:space="preserve"> по близости локации, типу сделки, классу/типу дома, количеству комнат, диапазонам площади и этажности, давности объявления.</w:t>
@@ -2596,7 +3006,6 @@
     </w:p>
     <w:p>
       <w:r>
-        <w:lastRenderedPageBreak/>
         <w:t xml:space="preserve">Для географической части используется </w:t>
       </w:r>
       <w:r>
@@ -2617,7 +3026,13 @@
       </w:r>
       <w:proofErr w:type="spellEnd"/>
       <w:r>
-        <w:t xml:space="preserve">, а при наличии источников — дополнительно оценивается </w:t>
+        <w:t xml:space="preserve">, а при наличии источников </w:t>
+      </w:r>
+      <w:r>
+        <w:t>–</w:t>
+      </w:r>
+      <w:r>
+        <w:t xml:space="preserve"> дополнительно оценивается </w:t>
       </w:r>
       <w:r>
         <w:rPr>
@@ -2797,6 +3212,7 @@
         <w:pStyle w:val="20"/>
       </w:pPr>
       <w:r>
+        <w:lastRenderedPageBreak/>
         <w:t xml:space="preserve">применяется </w:t>
       </w:r>
       <w:r>
@@ -2881,7 +3297,13 @@
     </w:p>
     <w:p>
       <w:r>
-        <w:t xml:space="preserve">Все шаги описываются YAML-конфигами, команды — единым CLI на </w:t>
+        <w:t xml:space="preserve">Все шаги описываются YAML-конфигами, команды </w:t>
+      </w:r>
+      <w:r>
+        <w:t>–</w:t>
+      </w:r>
+      <w:r>
+        <w:t xml:space="preserve"> единым CLI на </w:t>
       </w:r>
       <w:proofErr w:type="spellStart"/>
       <w:r>
@@ -2908,7 +3330,6 @@
         <w:rPr>
           <w:rFonts w:eastAsia="Times New Roman"/>
         </w:rPr>
-        <w:lastRenderedPageBreak/>
         <w:t xml:space="preserve">экспортируются артефакты модели (в т.ч. </w:t>
       </w:r>
       <w:r>
@@ -3090,15 +3511,30 @@
         <w:rPr>
           <w:rStyle w:val="affd"/>
         </w:rPr>
-        <w:t xml:space="preserve"> данных.</w:t>
-      </w:r>
-      <w:r>
-        <w:t xml:space="preserve"> Рынок меняется — предусмотрено </w:t>
+        <w:t xml:space="preserve"> данных</w:t>
       </w:r>
       <w:r>
         <w:rPr>
           <w:rStyle w:val="affd"/>
         </w:rPr>
+        <w:t xml:space="preserve">, </w:t>
+      </w:r>
+      <w:r>
+        <w:t>р</w:t>
+      </w:r>
+      <w:r>
+        <w:t xml:space="preserve">ынок меняется </w:t>
+      </w:r>
+      <w:r>
+        <w:t>–</w:t>
+      </w:r>
+      <w:r>
+        <w:t xml:space="preserve"> предусмотрено </w:t>
+      </w:r>
+      <w:r>
+        <w:rPr>
+          <w:rStyle w:val="affd"/>
+        </w:rPr>
         <w:t>переобучение по расписанию</w:t>
       </w:r>
       <w:r>
@@ -3136,76 +3572,89 @@
         <w:rPr>
           <w:rStyle w:val="affd"/>
         </w:rPr>
+        <w:t>,</w:t>
+      </w:r>
+      <w:r>
+        <w:t xml:space="preserve"> строена валидация ввода и </w:t>
+      </w:r>
+      <w:proofErr w:type="spellStart"/>
+      <w:r>
+        <w:t>fallback</w:t>
+      </w:r>
+      <w:proofErr w:type="spellEnd"/>
+      <w:r>
+        <w:t>-процедуры; отчёт явно помечает низкое доверие</w:t>
+      </w:r>
+      <w:r>
+        <w:t>;</w:t>
+      </w:r>
+    </w:p>
+    <w:p>
+      <w:pPr>
+        <w:pStyle w:val="20"/>
+        <w:rPr>
+          <w:rFonts w:eastAsia="Times New Roman"/>
+        </w:rPr>
+      </w:pPr>
+      <w:r>
+        <w:rPr>
+          <w:rStyle w:val="affd"/>
+        </w:rPr>
+        <w:t>редкие классы объектов</w:t>
+      </w:r>
+      <w:r>
+        <w:rPr>
+          <w:rStyle w:val="affd"/>
+        </w:rPr>
+        <w:t xml:space="preserve">, </w:t>
+      </w:r>
+      <w:r>
+        <w:t>д</w:t>
+      </w:r>
+      <w:r>
+        <w:t xml:space="preserve">ля малых сегментов включаются техники </w:t>
+      </w:r>
+      <w:proofErr w:type="spellStart"/>
+      <w:r>
+        <w:rPr>
+          <w:rStyle w:val="affd"/>
+        </w:rPr>
+        <w:t>reweighting</w:t>
+      </w:r>
+      <w:proofErr w:type="spellEnd"/>
+      <w:r>
+        <w:rPr>
+          <w:rStyle w:val="affd"/>
+        </w:rPr>
+        <w:t>/</w:t>
+      </w:r>
+      <w:proofErr w:type="spellStart"/>
+      <w:r>
+        <w:rPr>
+          <w:rStyle w:val="affd"/>
+        </w:rPr>
+        <w:t>upsampling</w:t>
+      </w:r>
+      <w:proofErr w:type="spellEnd"/>
+      <w:r>
+        <w:t xml:space="preserve"> и расширяется окно </w:t>
+      </w:r>
+      <w:proofErr w:type="spellStart"/>
+      <w:r>
+        <w:t>компараблов</w:t>
+      </w:r>
+      <w:proofErr w:type="spellEnd"/>
+      <w:r>
         <w:t>.</w:t>
       </w:r>
-      <w:r>
-        <w:t xml:space="preserve"> Встроена валидация ввода и </w:t>
-      </w:r>
-      <w:proofErr w:type="spellStart"/>
-      <w:r>
-        <w:t>fallback</w:t>
-      </w:r>
-      <w:proofErr w:type="spellEnd"/>
-      <w:r>
-        <w:t>-процедуры; отчёт явно помечает низкое доверие</w:t>
-      </w:r>
-      <w:r>
-        <w:t>;</w:t>
-      </w:r>
-    </w:p>
-    <w:p>
-      <w:pPr>
-        <w:pStyle w:val="20"/>
-        <w:rPr>
-          <w:rFonts w:eastAsia="Times New Roman"/>
-        </w:rPr>
-      </w:pPr>
-      <w:r>
-        <w:rPr>
-          <w:rStyle w:val="affd"/>
-        </w:rPr>
-        <w:t>редкие классы объектов.</w:t>
-      </w:r>
-      <w:r>
-        <w:t xml:space="preserve"> Для малых сегментов включаются техники </w:t>
-      </w:r>
-      <w:proofErr w:type="spellStart"/>
-      <w:r>
-        <w:rPr>
-          <w:rStyle w:val="affd"/>
-        </w:rPr>
-        <w:t>reweighting</w:t>
-      </w:r>
-      <w:proofErr w:type="spellEnd"/>
-      <w:r>
-        <w:rPr>
-          <w:rStyle w:val="affd"/>
-        </w:rPr>
-        <w:t>/</w:t>
-      </w:r>
-      <w:proofErr w:type="spellStart"/>
-      <w:r>
-        <w:rPr>
-          <w:rStyle w:val="affd"/>
-        </w:rPr>
-        <w:t>upsampling</w:t>
-      </w:r>
-      <w:proofErr w:type="spellEnd"/>
-      <w:r>
-        <w:t xml:space="preserve"> и расширяется окно </w:t>
-      </w:r>
-      <w:proofErr w:type="spellStart"/>
-      <w:r>
-        <w:t>компараблов</w:t>
-      </w:r>
-      <w:proofErr w:type="spellEnd"/>
-      <w:r>
-        <w:t>.</w:t>
-      </w:r>
-    </w:p>
-    <w:p>
-      <w:r>
-        <w:t>Такой набор методов даёт практичное покрытие требований: точечный и интервальный прогноз, прозрачные объяснения, сопоставимые объекты «рядом и похожие», проверенная на разрывах в пространстве и времени валидация — при этом весь стек совместим с дальнейшей веб-интеграцией и промышленным развёртыванием. Стиль изложения и уровень детализации соответствуют образцам: акцент на прикладной логике и архитектурных решениях без углубления в математические выкладки.</w:t>
+    </w:p>
+    <w:p>
+      <w:r>
+        <w:t xml:space="preserve">Такой набор методов даёт практичное покрытие требований: точечный и интервальный прогноз, прозрачные объяснения, сопоставимые объекты «рядом и похожие», проверенная на разрывах в пространстве и времени валидация — при этом весь стек совместим с дальнейшей веб-интеграцией и </w:t>
+      </w:r>
+      <w:r>
+        <w:lastRenderedPageBreak/>
+        <w:t>промышленным развёртыванием. Стиль изложения и уровень детализации соответствуют образцам: акцент на прикладной логике и архитектурных решениях без углубления в математические выкладки.</w:t>
       </w:r>
     </w:p>
     <w:p>
@@ -3223,11 +3672,7 @@
     </w:p>
     <w:p>
       <w:r>
-        <w:t xml:space="preserve">На контекстном уровне представлен процесс использования веб-сервиса оценки «справедливой» стоимости, который преобразует ввод пользователя </w:t>
-      </w:r>
-      <w:r>
-        <w:lastRenderedPageBreak/>
-        <w:t>(адрес и параметры квартиры) и базовые внешние данные о локации в прогноз цены с доверительным интервалом, объяснения факторов и список сопоставимых объектов, формируя итоговый отчёт.</w:t>
+        <w:t>На контекстном уровне представлен процесс использования веб-сервиса оценки «справедливой» стоимости, который преобразует ввод пользователя (адрес и параметры квартиры) и базовые внешние данные о локации в прогноз цены с доверительным интервалом, объяснения факторов и список сопоставимых объектов, формируя итоговый отчёт.</w:t>
       </w:r>
     </w:p>
     <w:p>
@@ -3307,6 +3752,7 @@
           <w:noProof/>
           <w:lang w:val="en-US"/>
         </w:rPr>
+        <w:lastRenderedPageBreak/>
         <w:drawing>
           <wp:inline distT="0" distB="0" distL="0" distR="0" wp14:anchorId="43AAD98F" wp14:editId="2340577E">
             <wp:extent cx="5940425" cy="4121150"/>
@@ -3357,11 +3803,7 @@
     </w:p>
     <w:p>
       <w:r>
-        <w:t xml:space="preserve">Далее выполняется декомпозиция контекстного уровня на три ключевых процесса: подготовка и обогащение входа, прогноз и объяснение, </w:t>
-      </w:r>
-      <w:r>
-        <w:lastRenderedPageBreak/>
-        <w:t>формирование результата. Декомпозиция контекстного уровня представлена на Рисунке 2.</w:t>
+        <w:t>Далее выполняется декомпозиция контекстного уровня на три ключевых процесса: подготовка и обогащение входа, прогноз и объяснение, формирование результата. Декомпозиция контекстного уровня представлена на Рисунке 2.</w:t>
       </w:r>
       <w:r>
         <w:t>2</w:t>
@@ -3379,6 +3821,7 @@
         <w:rPr>
           <w:noProof/>
         </w:rPr>
+        <w:lastRenderedPageBreak/>
         <w:drawing>
           <wp:inline distT="0" distB="0" distL="0" distR="0" wp14:anchorId="72103372" wp14:editId="4CA60F21">
             <wp:extent cx="5940425" cy="4125595"/>
@@ -3427,19 +3870,515 @@
         <w:t>2</w:t>
       </w:r>
       <w:r>
-        <w:t xml:space="preserve"> – Декомпозиция контекстного уровня</w:t>
+        <w:t xml:space="preserve"> </w:t>
+      </w:r>
+      <w:r>
+        <w:t>–</w:t>
+      </w:r>
+      <w:r>
+        <w:t xml:space="preserve"> Декомпозиция контекстного уровня</w:t>
+      </w:r>
+    </w:p>
+    <w:p>
+      <w:r>
+        <w:t xml:space="preserve">Процесс «Подготовка и обогащение входа». Выполняются приём параметров, </w:t>
+      </w:r>
+      <w:proofErr w:type="spellStart"/>
+      <w:r>
+        <w:t>геокодирование</w:t>
+      </w:r>
+      <w:proofErr w:type="spellEnd"/>
+      <w:r>
+        <w:t xml:space="preserve"> адреса и добавление простых </w:t>
+      </w:r>
+      <w:proofErr w:type="spellStart"/>
+      <w:r>
+        <w:t>геопризнаков</w:t>
+      </w:r>
+      <w:proofErr w:type="spellEnd"/>
+      <w:r>
+        <w:t xml:space="preserve"> (район/ячейка, близость транспорта). Результат – нормализованный объект с координатами и минимальным набором признаков.</w:t>
+      </w:r>
+    </w:p>
+    <w:p>
+      <w:r>
+        <w:t xml:space="preserve">Процесс «Прогноз и объяснение». По сформированному вектору признаков сервис </w:t>
+      </w:r>
+      <w:proofErr w:type="spellStart"/>
+      <w:r>
+        <w:t>инференса</w:t>
+      </w:r>
+      <w:proofErr w:type="spellEnd"/>
+      <w:r>
+        <w:t xml:space="preserve"> рассчитывает прогноз цены, строит доверительный интервал и формирует краткое локальное объяснение вклада основных факторов.</w:t>
+      </w:r>
+    </w:p>
+    <w:p>
+      <w:r>
+        <w:t>Процесс «Формирование результата». Подбираются 5</w:t>
+      </w:r>
+      <w:r>
+        <w:t>-</w:t>
+      </w:r>
+      <w:r>
+        <w:t>10 сопоставимых объектов, готовится карта и собирается итоговый отчёт (PDF/HTML) для пользователя.</w:t>
+      </w:r>
+    </w:p>
+    <w:p>
+      <w:r>
+        <w:t>Управляющее воздействие на функции A1</w:t>
+      </w:r>
+      <w:r>
+        <w:t>-</w:t>
+      </w:r>
+      <w:r>
+        <w:t xml:space="preserve">A3 оказывают ТЗ и правила валидации; реализация обеспечивается веб-интерфейсом, сервисом </w:t>
+      </w:r>
+      <w:proofErr w:type="spellStart"/>
+      <w:r>
+        <w:t>инференса</w:t>
+      </w:r>
+      <w:proofErr w:type="spellEnd"/>
+      <w:r>
+        <w:t>, БД/</w:t>
+      </w:r>
+      <w:proofErr w:type="spellStart"/>
+      <w:r>
+        <w:t>геоданными</w:t>
+      </w:r>
+      <w:proofErr w:type="spellEnd"/>
+      <w:r>
+        <w:t xml:space="preserve"> и генератором отчётов. Потоки данных организованы последовательно: из A1 в A2 передаётся нормализованное </w:t>
+      </w:r>
+      <w:r>
+        <w:lastRenderedPageBreak/>
+        <w:t xml:space="preserve">представление объекта, из A2 в A3 – результаты прогноза и параметры для подбора </w:t>
+      </w:r>
+      <w:proofErr w:type="spellStart"/>
+      <w:r>
+        <w:t>компараблов</w:t>
+      </w:r>
+      <w:proofErr w:type="spellEnd"/>
+      <w:r>
+        <w:t xml:space="preserve"> и сборки отчёта.</w:t>
+      </w:r>
+    </w:p>
+    <w:p>
+      <w:r>
+        <w:t>Далее приводится декомпозиция блока «Подготовка и обогащение входа», представленная на Рисунке 2.3.</w:t>
+      </w:r>
+    </w:p>
+    <w:p>
+      <w:pPr>
+        <w:ind w:firstLine="0"/>
+        <w:jc w:val="center"/>
+      </w:pPr>
+      <w:r>
+        <w:rPr>
+          <w:noProof/>
+        </w:rPr>
+        <w:drawing>
+          <wp:inline distT="0" distB="0" distL="0" distR="0" wp14:anchorId="79405AB7" wp14:editId="193544A0">
+            <wp:extent cx="5940425" cy="4164330"/>
+            <wp:effectExtent l="0" t="0" r="3175" b="7620"/>
+            <wp:docPr id="3" name="Рисунок 3"/>
+            <wp:cNvGraphicFramePr>
+              <a:graphicFrameLocks xmlns:a="http://schemas.openxmlformats.org/drawingml/2006/main" noChangeAspect="1"/>
+            </wp:cNvGraphicFramePr>
+            <a:graphic xmlns:a="http://schemas.openxmlformats.org/drawingml/2006/main">
+              <a:graphicData uri="http://schemas.openxmlformats.org/drawingml/2006/picture">
+                <pic:pic xmlns:pic="http://schemas.openxmlformats.org/drawingml/2006/picture">
+                  <pic:nvPicPr>
+                    <pic:cNvPr id="1" name=""/>
+                    <pic:cNvPicPr/>
+                  </pic:nvPicPr>
+                  <pic:blipFill>
+                    <a:blip r:embed="rId14"/>
+                    <a:stretch>
+                      <a:fillRect/>
+                    </a:stretch>
+                  </pic:blipFill>
+                  <pic:spPr>
+                    <a:xfrm>
+                      <a:off x="0" y="0"/>
+                      <a:ext cx="5940425" cy="4164330"/>
+                    </a:xfrm>
+                    <a:prstGeom prst="rect">
+                      <a:avLst/>
+                    </a:prstGeom>
+                  </pic:spPr>
+                </pic:pic>
+              </a:graphicData>
+            </a:graphic>
+          </wp:inline>
+        </w:drawing>
+      </w:r>
+    </w:p>
+    <w:p>
+      <w:pPr>
+        <w:pStyle w:val="1f2"/>
+      </w:pPr>
+      <w:r>
+        <w:t xml:space="preserve">Рисунок 2.3 – </w:t>
+      </w:r>
+      <w:r>
+        <w:t>Декомпозиция блока «Подготовка и обогащение входа»</w:t>
+      </w:r>
+    </w:p>
+    <w:p>
+      <w:pPr>
+        <w:rPr>
+          <w:lang w:val="en-US"/>
+        </w:rPr>
+      </w:pPr>
+      <w:proofErr w:type="spellStart"/>
+      <w:r>
+        <w:rPr>
+          <w:lang w:val="en-US"/>
+        </w:rPr>
+        <w:t>Декомпозиция</w:t>
+      </w:r>
+      <w:proofErr w:type="spellEnd"/>
+      <w:r>
+        <w:rPr>
+          <w:lang w:val="en-US"/>
+        </w:rPr>
+        <w:t xml:space="preserve"> </w:t>
+      </w:r>
+      <w:proofErr w:type="spellStart"/>
+      <w:r>
+        <w:rPr>
+          <w:lang w:val="en-US"/>
+        </w:rPr>
+        <w:t>включает</w:t>
+      </w:r>
+      <w:proofErr w:type="spellEnd"/>
+      <w:r>
+        <w:rPr>
+          <w:lang w:val="en-US"/>
+        </w:rPr>
+        <w:t xml:space="preserve"> </w:t>
+      </w:r>
+      <w:proofErr w:type="spellStart"/>
+      <w:r>
+        <w:rPr>
+          <w:lang w:val="en-US"/>
+        </w:rPr>
+        <w:t>четыре</w:t>
+      </w:r>
+      <w:proofErr w:type="spellEnd"/>
+      <w:r>
+        <w:rPr>
+          <w:lang w:val="en-US"/>
+        </w:rPr>
+        <w:t xml:space="preserve"> </w:t>
+      </w:r>
+      <w:proofErr w:type="spellStart"/>
+      <w:r>
+        <w:rPr>
+          <w:lang w:val="en-US"/>
+        </w:rPr>
+        <w:t>подпроцесса</w:t>
+      </w:r>
+      <w:proofErr w:type="spellEnd"/>
+      <w:r>
+        <w:rPr>
+          <w:lang w:val="en-US"/>
+        </w:rPr>
+        <w:t>:</w:t>
+      </w:r>
+    </w:p>
+    <w:p>
+      <w:pPr>
+        <w:pStyle w:val="20"/>
+      </w:pPr>
+      <w:r>
+        <w:rPr>
+          <w:b/>
+          <w:bCs/>
+          <w:lang w:val="en-US"/>
+        </w:rPr>
+        <w:t>A</w:t>
+      </w:r>
+      <w:r>
+        <w:rPr>
+          <w:b/>
+          <w:bCs/>
+        </w:rPr>
+        <w:t>11 «Приём и проверка данных»</w:t>
+      </w:r>
+      <w:r>
+        <w:rPr>
+          <w:b/>
+          <w:bCs/>
+        </w:rPr>
+        <w:t>,</w:t>
+      </w:r>
+      <w:r>
+        <w:t xml:space="preserve"> п</w:t>
+      </w:r>
+      <w:r>
+        <w:t>олучение параметров объекта через форму/</w:t>
+      </w:r>
+      <w:r>
+        <w:rPr>
+          <w:lang w:val="en-US"/>
+        </w:rPr>
+        <w:t>API</w:t>
+      </w:r>
+      <w:r>
+        <w:t xml:space="preserve">; базовая проверка обязательных полей и диапазонов. </w:t>
+      </w:r>
+      <w:r>
+        <w:t>Выход: «</w:t>
+      </w:r>
+      <w:r>
+        <w:t>Проверенные параметры</w:t>
+      </w:r>
+      <w:r>
+        <w:t>»</w:t>
+      </w:r>
+      <w:r>
+        <w:t>;</w:t>
+      </w:r>
+    </w:p>
+    <w:p>
+      <w:pPr>
+        <w:pStyle w:val="20"/>
+      </w:pPr>
+      <w:r>
+        <w:rPr>
+          <w:rStyle w:val="affd"/>
+        </w:rPr>
+        <w:t>A12 «</w:t>
+      </w:r>
+      <w:proofErr w:type="spellStart"/>
+      <w:r>
+        <w:rPr>
+          <w:rStyle w:val="affd"/>
+        </w:rPr>
+        <w:t>Геокодирование</w:t>
+      </w:r>
+      <w:proofErr w:type="spellEnd"/>
+      <w:r>
+        <w:rPr>
+          <w:rStyle w:val="affd"/>
+        </w:rPr>
+        <w:t>»</w:t>
+      </w:r>
+      <w:r>
+        <w:rPr>
+          <w:rStyle w:val="affd"/>
+        </w:rPr>
+        <w:t>,</w:t>
+      </w:r>
+      <w:r>
+        <w:t xml:space="preserve"> </w:t>
+      </w:r>
+      <w:r>
+        <w:t>п</w:t>
+      </w:r>
+      <w:r>
+        <w:t>реобразование адреса в координаты; проверка попадания в целевую территорию. Выход: «</w:t>
+      </w:r>
+      <w:r>
+        <w:t>Нормализованные параметры и координаты</w:t>
+      </w:r>
+      <w:r>
+        <w:t>»</w:t>
+      </w:r>
+      <w:r>
+        <w:t>;</w:t>
+      </w:r>
+    </w:p>
+    <w:p>
+      <w:pPr>
+        <w:pStyle w:val="20"/>
+      </w:pPr>
+      <w:r>
+        <w:rPr>
+          <w:rStyle w:val="affd"/>
+        </w:rPr>
+        <w:t xml:space="preserve">A13 «Простое </w:t>
+      </w:r>
+      <w:proofErr w:type="spellStart"/>
+      <w:r>
+        <w:rPr>
+          <w:rStyle w:val="affd"/>
+        </w:rPr>
+        <w:t>геообогащение</w:t>
+      </w:r>
+      <w:proofErr w:type="spellEnd"/>
+      <w:r>
+        <w:rPr>
+          <w:rStyle w:val="affd"/>
+        </w:rPr>
+        <w:t>»</w:t>
+      </w:r>
+      <w:r>
+        <w:rPr>
+          <w:rStyle w:val="affd"/>
+        </w:rPr>
+        <w:t>,</w:t>
+      </w:r>
+      <w:r>
+        <w:t xml:space="preserve"> </w:t>
+      </w:r>
+      <w:r>
+        <w:t>о</w:t>
+      </w:r>
+      <w:r>
+        <w:t xml:space="preserve">пределение района/ячейки локации и ближайшего транспорта; добавление базовых </w:t>
+      </w:r>
+      <w:proofErr w:type="spellStart"/>
+      <w:r>
+        <w:t>геопризнаков</w:t>
+      </w:r>
+      <w:proofErr w:type="spellEnd"/>
+      <w:r>
+        <w:t xml:space="preserve">. Выход: «Базовые </w:t>
+      </w:r>
+      <w:proofErr w:type="spellStart"/>
+      <w:r>
+        <w:t>геопризнаки</w:t>
+      </w:r>
+      <w:proofErr w:type="spellEnd"/>
+      <w:r>
+        <w:t>»</w:t>
+      </w:r>
+      <w:r>
+        <w:t>;</w:t>
+      </w:r>
+    </w:p>
+    <w:p>
+      <w:pPr>
+        <w:pStyle w:val="20"/>
+      </w:pPr>
+      <w:r>
+        <w:rPr>
+          <w:rStyle w:val="affd"/>
+        </w:rPr>
+        <w:lastRenderedPageBreak/>
+        <w:t>A14 «Формирование признаков»</w:t>
+      </w:r>
+      <w:r>
+        <w:rPr>
+          <w:rStyle w:val="affd"/>
+        </w:rPr>
+        <w:t>,</w:t>
+      </w:r>
+      <w:r>
+        <w:t xml:space="preserve"> </w:t>
+      </w:r>
+      <w:r>
+        <w:t>о</w:t>
+      </w:r>
+      <w:r>
+        <w:t xml:space="preserve">бъединение объектных и </w:t>
+      </w:r>
+      <w:proofErr w:type="spellStart"/>
+      <w:r>
+        <w:t>геопризнаков</w:t>
+      </w:r>
+      <w:proofErr w:type="spellEnd"/>
+      <w:r>
+        <w:t xml:space="preserve"> в минимальный вектор для модели; фиксация служебных меток. Выход: «Вектор признаков для </w:t>
+      </w:r>
+      <w:proofErr w:type="spellStart"/>
+      <w:r>
+        <w:t>инференса</w:t>
+      </w:r>
+      <w:proofErr w:type="spellEnd"/>
+      <w:r>
+        <w:t>».</w:t>
+      </w:r>
+    </w:p>
+    <w:p>
+      <w:r>
+        <w:t xml:space="preserve">Для перечисленных подпроцессов управлениями выступают правила валидации и настройки </w:t>
+      </w:r>
+      <w:proofErr w:type="spellStart"/>
+      <w:r>
+        <w:t>геокодирования</w:t>
+      </w:r>
+      <w:proofErr w:type="spellEnd"/>
+      <w:r>
+        <w:t>; механизмы</w:t>
+      </w:r>
+      <w:r>
+        <w:t xml:space="preserve"> –</w:t>
+      </w:r>
+      <w:r>
+        <w:t xml:space="preserve"> веб-слой, модуль </w:t>
+      </w:r>
+      <w:proofErr w:type="spellStart"/>
+      <w:r>
+        <w:t>геокодирования</w:t>
+      </w:r>
+      <w:proofErr w:type="spellEnd"/>
+      <w:r>
+        <w:t xml:space="preserve"> и БД/</w:t>
+      </w:r>
+      <w:proofErr w:type="spellStart"/>
+      <w:r>
+        <w:t>геоданные</w:t>
+      </w:r>
+      <w:proofErr w:type="spellEnd"/>
+      <w:r>
+        <w:t xml:space="preserve">. </w:t>
+      </w:r>
+      <w:proofErr w:type="gramStart"/>
+      <w:r>
+        <w:t>Последовательность потоков</w:t>
+      </w:r>
+      <w:proofErr w:type="gramEnd"/>
+      <w:r>
+        <w:t xml:space="preserve"> следующая: принятый запрос из A11 поступает в A12, результат </w:t>
+      </w:r>
+      <w:proofErr w:type="spellStart"/>
+      <w:r>
+        <w:t>геокодирования</w:t>
+      </w:r>
+      <w:proofErr w:type="spellEnd"/>
+      <w:r>
+        <w:t xml:space="preserve"> направляет работу A13, полученное в A13 представление приводится в A14 и передаётся на этап A2 (прогноз и объяснение).</w:t>
+      </w:r>
+    </w:p>
+    <w:p>
+      <w:r>
+        <w:t xml:space="preserve">Таким образом, формируется простой и прослеживаемый конвейер: от ввода и </w:t>
+      </w:r>
+      <w:proofErr w:type="spellStart"/>
+      <w:r>
+        <w:t>геопривязки</w:t>
+      </w:r>
+      <w:proofErr w:type="spellEnd"/>
+      <w:r>
+        <w:t xml:space="preserve"> объекта </w:t>
+      </w:r>
+      <w:r>
+        <w:t>–</w:t>
+      </w:r>
+      <w:r>
+        <w:t xml:space="preserve"> к расчёту прогноза с интервалом и краткими объяснениями </w:t>
+      </w:r>
+      <w:r>
+        <w:t xml:space="preserve">– </w:t>
+      </w:r>
+      <w:r>
+        <w:t>к подбору сопоставимых объектов и выпуску отчёта. Модель IDEF0 обеспечивает прозрачность этапов и соответствие требованиям, изложенным в техническом задании.</w:t>
       </w:r>
     </w:p>
     <w:p>
       <w:pPr>
         <w:pStyle w:val="23"/>
       </w:pPr>
-      <w:bookmarkStart w:id="30" w:name="_Toc212455500"/>
-      <w:commentRangeStart w:id="31"/>
+      <w:bookmarkStart w:id="27" w:name="_Toc212455500"/>
+      <w:commentRangeStart w:id="28"/>
       <w:r>
         <w:t>Анализ архитектуры системы</w:t>
       </w:r>
-      <w:commentRangeEnd w:id="31"/>
+      <w:commentRangeEnd w:id="28"/>
       <w:r>
         <w:rPr>
           <w:rStyle w:val="aff"/>
@@ -3447,20 +4386,444 @@
           <w:b w:val="0"/>
           <w:shd w:val="clear" w:color="auto" w:fill="auto"/>
         </w:rPr>
-        <w:commentReference w:id="31"/>
-      </w:r>
-      <w:bookmarkEnd w:id="30"/>
+        <w:commentReference w:id="28"/>
+      </w:r>
+      <w:bookmarkEnd w:id="27"/>
+    </w:p>
+    <w:p>
+      <w:r>
+        <w:t>В качестве архитектуры выбран модульный конвейер с опциональными ветвями, позволяющий под конкретный запрос подключать только необходимые операции и комбинировать их результаты. Такой подход обусловлен разнородностью входа (адрес либо готовые координаты, неполный или различный по детализации набор параметров), а также тем, что сценарии продажи и аренды требуют разных профилей признаков и правил отбора сопоставимых объектов. Внутри конвейера реализованы основные линии обработки: по типу сделки (аренда/продажа), по режиму формирования интервала неопределённости (</w:t>
+      </w:r>
+      <w:proofErr w:type="spellStart"/>
+      <w:r>
+        <w:t>квантильный</w:t>
+      </w:r>
+      <w:proofErr w:type="spellEnd"/>
+      <w:r>
+        <w:t xml:space="preserve">/конформный), по уровню </w:t>
+      </w:r>
+      <w:proofErr w:type="spellStart"/>
+      <w:r>
+        <w:t>геообогащения</w:t>
+      </w:r>
+      <w:proofErr w:type="spellEnd"/>
+      <w:r>
+        <w:t xml:space="preserve"> (минимальный/расширенный) и по каналу выдачи результата (API/отчёт). После подготовки признаков выполняется расчёт прогноза и объяснений, затем – подбор </w:t>
+      </w:r>
+      <w:proofErr w:type="spellStart"/>
+      <w:r>
+        <w:t>компараблов</w:t>
+      </w:r>
+      <w:proofErr w:type="spellEnd"/>
+      <w:r>
+        <w:t xml:space="preserve">; результаты сливаются в единый </w:t>
+      </w:r>
+      <w:r>
+        <w:lastRenderedPageBreak/>
+        <w:t xml:space="preserve">ответ с картой и кратким отчётом. Архитектура интеллектуальной системы анализа недвижимости представлена на </w:t>
+      </w:r>
+      <w:commentRangeStart w:id="29"/>
+      <w:r>
+        <w:t>Рисунке 2.4</w:t>
+      </w:r>
+      <w:commentRangeEnd w:id="29"/>
+      <w:r>
+        <w:commentReference w:id="29"/>
+      </w:r>
+      <w:r>
+        <w:t>.</w:t>
+      </w:r>
+    </w:p>
+    <w:p>
+      <w:pPr>
+        <w:ind w:firstLine="0"/>
+        <w:jc w:val="center"/>
+      </w:pPr>
+      <w:r>
+        <w:drawing>
+          <wp:inline distT="0" distB="0" distL="0" distR="0" wp14:anchorId="7D002D35" wp14:editId="5CE29DAE">
+            <wp:extent cx="3639242" cy="6102350"/>
+            <wp:effectExtent l="0" t="0" r="0" b="0"/>
+            <wp:docPr id="6" name="Рисунок 6"/>
+            <wp:cNvGraphicFramePr>
+              <a:graphicFrameLocks xmlns:a="http://schemas.openxmlformats.org/drawingml/2006/main" noChangeAspect="1"/>
+            </wp:cNvGraphicFramePr>
+            <a:graphic xmlns:a="http://schemas.openxmlformats.org/drawingml/2006/main">
+              <a:graphicData uri="http://schemas.openxmlformats.org/drawingml/2006/picture">
+                <pic:pic xmlns:pic="http://schemas.openxmlformats.org/drawingml/2006/picture">
+                  <pic:nvPicPr>
+                    <pic:cNvPr id="6" name="Рисунок 6"/>
+                    <pic:cNvPicPr>
+                      <a:picLocks noChangeAspect="1" noChangeArrowheads="1"/>
+                    </pic:cNvPicPr>
+                  </pic:nvPicPr>
+                  <pic:blipFill>
+                    <a:blip r:embed="rId15">
+                      <a:extLst>
+                        <a:ext uri="{28A0092B-C50C-407E-A947-70E740481C1C}">
+                          <a14:useLocalDpi xmlns:a14="http://schemas.microsoft.com/office/drawing/2010/main" val="0"/>
+                        </a:ext>
+                      </a:extLst>
+                    </a:blip>
+                    <a:stretch>
+                      <a:fillRect/>
+                    </a:stretch>
+                  </pic:blipFill>
+                  <pic:spPr bwMode="auto">
+                    <a:xfrm>
+                      <a:off x="0" y="0"/>
+                      <a:ext cx="3639242" cy="6102350"/>
+                    </a:xfrm>
+                    <a:prstGeom prst="rect">
+                      <a:avLst/>
+                    </a:prstGeom>
+                    <a:noFill/>
+                    <a:ln>
+                      <a:noFill/>
+                    </a:ln>
+                  </pic:spPr>
+                </pic:pic>
+              </a:graphicData>
+            </a:graphic>
+          </wp:inline>
+        </w:drawing>
+      </w:r>
+    </w:p>
+    <w:p>
+      <w:pPr>
+        <w:pStyle w:val="1f2"/>
+      </w:pPr>
+      <w:r>
+        <w:t>Рисунок 2.4 – Архитектура интеллектуальной системы анализа недвижимости</w:t>
+      </w:r>
+    </w:p>
+    <w:p>
+      <w:r>
+        <w:t>Выбор модульного конвейера обусловлен следующими факторами:</w:t>
+      </w:r>
+    </w:p>
+    <w:p>
+      <w:pPr>
+        <w:pStyle w:val="20"/>
+      </w:pPr>
+      <w:r>
+        <w:t>р</w:t>
+      </w:r>
+      <w:r>
+        <w:t>азнородность входа</w:t>
+      </w:r>
+      <w:r>
+        <w:t>,</w:t>
+      </w:r>
+      <w:r>
+        <w:t xml:space="preserve"> </w:t>
+      </w:r>
+      <w:r>
+        <w:t>п</w:t>
+      </w:r>
+      <w:r>
+        <w:t>ользователь может указать только адрес или уже координаты, часть атрибутов может отсутствовать; конвейер запускает ровно те этапы, которые необходимы для данного запроса</w:t>
+      </w:r>
+      <w:r>
+        <w:t>;</w:t>
+      </w:r>
+    </w:p>
+    <w:p>
+      <w:pPr>
+        <w:pStyle w:val="20"/>
+      </w:pPr>
+      <w:r>
+        <w:lastRenderedPageBreak/>
+        <w:t>с</w:t>
+      </w:r>
+      <w:r>
+        <w:t>пецифика рынков</w:t>
+      </w:r>
+      <w:r>
+        <w:t>,</w:t>
+      </w:r>
+      <w:r>
+        <w:t xml:space="preserve"> </w:t>
+      </w:r>
+      <w:r>
+        <w:t>в</w:t>
+      </w:r>
+      <w:r>
+        <w:t xml:space="preserve">етви «продажа» и «аренда» позволяют использовать подходящие наборы признаков и пороги отбора </w:t>
+      </w:r>
+      <w:proofErr w:type="spellStart"/>
+      <w:r>
+        <w:t>компараблов</w:t>
+      </w:r>
+      <w:proofErr w:type="spellEnd"/>
+      <w:r>
+        <w:t xml:space="preserve"> без смешивания логик</w:t>
+      </w:r>
+      <w:r>
+        <w:t>;</w:t>
+      </w:r>
+    </w:p>
+    <w:p>
+      <w:pPr>
+        <w:pStyle w:val="20"/>
+      </w:pPr>
+      <w:r>
+        <w:t>и</w:t>
+      </w:r>
+      <w:r>
+        <w:t>нтервальная оценка</w:t>
+      </w:r>
+      <w:r>
+        <w:t>,</w:t>
+      </w:r>
+      <w:r>
+        <w:t xml:space="preserve"> </w:t>
+      </w:r>
+      <w:r>
+        <w:t>п</w:t>
+      </w:r>
+      <w:r>
+        <w:t xml:space="preserve">ереключение между </w:t>
+      </w:r>
+      <w:proofErr w:type="spellStart"/>
+      <w:r>
+        <w:t>квантильным</w:t>
+      </w:r>
+      <w:proofErr w:type="spellEnd"/>
+      <w:r>
+        <w:t xml:space="preserve"> и конформным режимами даёт гибкость: быстрый интервал либо гарантированное покрытие при калибровке</w:t>
+      </w:r>
+      <w:r>
+        <w:t>;</w:t>
+      </w:r>
+    </w:p>
+    <w:p>
+      <w:pPr>
+        <w:pStyle w:val="20"/>
+      </w:pPr>
+      <w:r>
+        <w:t>п</w:t>
+      </w:r>
+      <w:r>
+        <w:t>роизводительность</w:t>
+      </w:r>
+      <w:r>
+        <w:t>,</w:t>
+      </w:r>
+      <w:r>
+        <w:t xml:space="preserve"> </w:t>
+      </w:r>
+      <w:r>
+        <w:t>т</w:t>
+      </w:r>
+      <w:r>
+        <w:t xml:space="preserve">яжёлые шаги (расширенное </w:t>
+      </w:r>
+      <w:proofErr w:type="spellStart"/>
+      <w:r>
+        <w:t>геообогащение</w:t>
+      </w:r>
+      <w:proofErr w:type="spellEnd"/>
+      <w:r>
+        <w:t xml:space="preserve">, подбор большого пула </w:t>
+      </w:r>
+      <w:proofErr w:type="spellStart"/>
+      <w:r>
+        <w:t>компараблов</w:t>
+      </w:r>
+      <w:proofErr w:type="spellEnd"/>
+      <w:r>
+        <w:t>) выполняются только при необходимости и масштабируются отдельно</w:t>
+      </w:r>
+      <w:r>
+        <w:t>;</w:t>
+      </w:r>
+    </w:p>
+    <w:p>
+      <w:pPr>
+        <w:pStyle w:val="20"/>
+      </w:pPr>
+      <w:r>
+        <w:t>р</w:t>
+      </w:r>
+      <w:r>
+        <w:t>асширяемость</w:t>
+      </w:r>
+      <w:r>
+        <w:t>,</w:t>
+      </w:r>
+      <w:r>
+        <w:t xml:space="preserve"> </w:t>
+      </w:r>
+      <w:r>
+        <w:t>н</w:t>
+      </w:r>
+      <w:r>
+        <w:t xml:space="preserve">овые </w:t>
+      </w:r>
+      <w:proofErr w:type="spellStart"/>
+      <w:r>
+        <w:t>геослои</w:t>
+      </w:r>
+      <w:proofErr w:type="spellEnd"/>
+      <w:r>
+        <w:t>, признаки, модели и способы объяснимости подключаются как независимые модули без переделки ядра</w:t>
+      </w:r>
+      <w:r>
+        <w:t>;</w:t>
+      </w:r>
+    </w:p>
+    <w:p>
+      <w:pPr>
+        <w:pStyle w:val="20"/>
+      </w:pPr>
+      <w:proofErr w:type="spellStart"/>
+      <w:r>
+        <w:t>т</w:t>
+      </w:r>
+      <w:r>
+        <w:t>рассируемость</w:t>
+      </w:r>
+      <w:proofErr w:type="spellEnd"/>
+      <w:r>
+        <w:t xml:space="preserve"> и аудит</w:t>
+      </w:r>
+      <w:r>
+        <w:t>,</w:t>
+      </w:r>
+      <w:r>
+        <w:t xml:space="preserve"> </w:t>
+      </w:r>
+      <w:proofErr w:type="spellStart"/>
+      <w:r>
+        <w:t>в</w:t>
+      </w:r>
+      <w:r>
+        <w:t>ерсионирование</w:t>
+      </w:r>
+      <w:proofErr w:type="spellEnd"/>
+      <w:r>
+        <w:t xml:space="preserve"> данных и моделей, журналирование ветвей конвейера и конфигураций обеспечивают воспроизводимость и соответствие ТЗ</w:t>
+      </w:r>
+      <w:r>
+        <w:t>;</w:t>
+      </w:r>
+    </w:p>
+    <w:p>
+      <w:pPr>
+        <w:pStyle w:val="20"/>
+      </w:pPr>
+      <w:r>
+        <w:t>м</w:t>
+      </w:r>
+      <w:r>
+        <w:t>асштабируемость</w:t>
+      </w:r>
+      <w:r>
+        <w:t>,</w:t>
+      </w:r>
+      <w:r>
+        <w:t xml:space="preserve"> </w:t>
+      </w:r>
+      <w:proofErr w:type="spellStart"/>
+      <w:r>
+        <w:t>и</w:t>
+      </w:r>
+      <w:r>
+        <w:t>нференс</w:t>
+      </w:r>
+      <w:proofErr w:type="spellEnd"/>
+      <w:r>
+        <w:t xml:space="preserve"> и подбор </w:t>
+      </w:r>
+      <w:proofErr w:type="spellStart"/>
+      <w:r>
+        <w:t>компараблов</w:t>
+      </w:r>
+      <w:proofErr w:type="spellEnd"/>
+      <w:r>
+        <w:t xml:space="preserve"> реализованы как </w:t>
+      </w:r>
+      <w:proofErr w:type="spellStart"/>
+      <w:r>
+        <w:t>стейтлесс</w:t>
+      </w:r>
+      <w:proofErr w:type="spellEnd"/>
+      <w:r>
+        <w:t>-сервисы за API, что упрощает горизонтальное масштабирование под нагрузкой</w:t>
+      </w:r>
+      <w:r>
+        <w:t>.</w:t>
+      </w:r>
+    </w:p>
+    <w:p>
+      <w:r>
+        <w:t>Основные узлы архитектуры: веб/API</w:t>
+      </w:r>
+      <w:r>
+        <w:t>-</w:t>
+      </w:r>
+      <w:r>
+        <w:t xml:space="preserve">слой (приём запроса), подготовка и </w:t>
+      </w:r>
+      <w:proofErr w:type="spellStart"/>
+      <w:r>
+        <w:t>геообогащение</w:t>
+      </w:r>
+      <w:proofErr w:type="spellEnd"/>
+      <w:r>
+        <w:t xml:space="preserve"> (нормализация, базовые/расширенные </w:t>
+      </w:r>
+      <w:proofErr w:type="spellStart"/>
+      <w:r>
+        <w:t>геопризнаки</w:t>
+      </w:r>
+      <w:proofErr w:type="spellEnd"/>
+      <w:r>
+        <w:t xml:space="preserve">), модуль </w:t>
+      </w:r>
+      <w:proofErr w:type="spellStart"/>
+      <w:r>
+        <w:t>инференса</w:t>
+      </w:r>
+      <w:proofErr w:type="spellEnd"/>
+      <w:r>
+        <w:t xml:space="preserve"> (прогноз</w:t>
+      </w:r>
+      <w:r>
+        <w:t xml:space="preserve"> + </w:t>
+      </w:r>
+      <w:r>
+        <w:t xml:space="preserve">объяснения, выбор режима интервала), модуль </w:t>
+      </w:r>
+      <w:proofErr w:type="spellStart"/>
+      <w:r>
+        <w:t>компараблов</w:t>
+      </w:r>
+      <w:proofErr w:type="spellEnd"/>
+      <w:r>
+        <w:t xml:space="preserve"> (фильтрация и ранжирование по схожести), визуализация и отчёт (карта и PDF/HTML), а также хранилища (витрина признаков и пространственные слои) и мониторинг/</w:t>
+      </w:r>
+      <w:proofErr w:type="spellStart"/>
+      <w:r>
+        <w:t>логи</w:t>
+      </w:r>
+      <w:proofErr w:type="spellEnd"/>
+      <w:r>
+        <w:t xml:space="preserve"> (качество, версии, время отклика). Компоненты связаны шиной API, что позволяет независимо обновлять модели и данные, не затрагивая интерфейс.</w:t>
+      </w:r>
     </w:p>
     <w:p>
       <w:pPr>
         <w:pStyle w:val="23"/>
       </w:pPr>
-      <w:bookmarkStart w:id="32" w:name="_Toc212455501"/>
-      <w:commentRangeStart w:id="33"/>
-      <w:r>
+      <w:bookmarkStart w:id="30" w:name="_Toc212455501"/>
+      <w:commentRangeStart w:id="31"/>
+      <w:r>
+        <w:lastRenderedPageBreak/>
         <w:t>Вывод по аналитическому разделу</w:t>
       </w:r>
-      <w:commentRangeEnd w:id="33"/>
+      <w:commentRangeEnd w:id="31"/>
       <w:r>
         <w:rPr>
           <w:rStyle w:val="aff"/>
@@ -3468,12 +4831,127 @@
           <w:b w:val="0"/>
           <w:shd w:val="clear" w:color="auto" w:fill="auto"/>
         </w:rPr>
-        <w:commentReference w:id="33"/>
-      </w:r>
-      <w:bookmarkEnd w:id="32"/>
-    </w:p>
-    <w:p>
-      <w:pPr>
+        <w:commentReference w:id="31"/>
+      </w:r>
+      <w:bookmarkEnd w:id="30"/>
+    </w:p>
+    <w:p>
+      <w:r>
+        <w:t>В аналитическом разделе последовательно уточнены ключевые аспекты построения интеллектуальной системы анализа недвижимости. Сформулированы цели и ограничения решения с позиции технического задания и практических рисков данных: неоднородность входной информации, пространственно-временная зависимость цен, необходимость прозрачных объяснений и корректной оценки неопределённости. Зафиксированы базовые критерии качества: воспроизводимость результатов (</w:t>
+      </w:r>
+      <w:proofErr w:type="spellStart"/>
+      <w:r>
+        <w:t>версионирование</w:t>
+      </w:r>
+      <w:proofErr w:type="spellEnd"/>
+      <w:r>
+        <w:t xml:space="preserve"> данных и моделей), честность оценки (валидные сплиты по времени и пространству), прикладные метрики прогноза (MAE/</w:t>
+      </w:r>
+      <w:proofErr w:type="spellStart"/>
+      <w:r>
+        <w:t>MedAE</w:t>
+      </w:r>
+      <w:proofErr w:type="spellEnd"/>
+      <w:r>
+        <w:t>, RMSE на лог-шкале), метрики интервалов (покрытие и средняя ширина), а также эксплуатационные характеристики (время отклика, возможность горизонтального масштабирования).</w:t>
+      </w:r>
+    </w:p>
+    <w:p>
+      <w:r>
+        <w:t xml:space="preserve">Обоснован выбор методов: градиентные ансамбли для табличных данных с расширенным </w:t>
+      </w:r>
+      <w:proofErr w:type="spellStart"/>
+      <w:r>
+        <w:t>геопризнаковым</w:t>
+      </w:r>
+      <w:proofErr w:type="spellEnd"/>
+      <w:r>
+        <w:t xml:space="preserve"> описанием, интервал прогноза через </w:t>
+      </w:r>
+      <w:proofErr w:type="spellStart"/>
+      <w:r>
+        <w:t>квантильный</w:t>
+      </w:r>
+      <w:proofErr w:type="spellEnd"/>
+      <w:r>
+        <w:t xml:space="preserve"> и/или конформный подход, интерпретация результатов с помощью SHAP, модуль подбора сопоставимых объектов по сочетанию </w:t>
+      </w:r>
+      <w:proofErr w:type="spellStart"/>
+      <w:r>
+        <w:t>геоблизости</w:t>
+      </w:r>
+      <w:proofErr w:type="spellEnd"/>
+      <w:r>
+        <w:t xml:space="preserve"> и сходства атрибутов. Описана методология контроля качества: временное разбиение, пространственная блочная валидация, мониторинг дрейфа и обработка «вне распределения». Закреплён практический стек реализации (управление экспериментами, оптимизация </w:t>
+      </w:r>
+      <w:proofErr w:type="spellStart"/>
+      <w:r>
+        <w:t>гиперпараметров</w:t>
+      </w:r>
+      <w:proofErr w:type="spellEnd"/>
+      <w:r>
+        <w:t xml:space="preserve">, витрина признаков и пространственные слои, лёгкий сервис </w:t>
+      </w:r>
+      <w:proofErr w:type="spellStart"/>
+      <w:r>
+        <w:t>инференса</w:t>
+      </w:r>
+      <w:proofErr w:type="spellEnd"/>
+      <w:r>
+        <w:t xml:space="preserve"> и генерация отчётов), обеспечивающий быстрый цикл «данные → модель → сервис».</w:t>
+      </w:r>
+    </w:p>
+    <w:p>
+      <w:r>
+        <w:t xml:space="preserve">Архитектура решения представлена как модульный конвейер с опциональными ветвями (режим интервала, профиль сделки, уровень </w:t>
+      </w:r>
+      <w:proofErr w:type="spellStart"/>
+      <w:r>
+        <w:t>геообогащения</w:t>
+      </w:r>
+      <w:proofErr w:type="spellEnd"/>
+      <w:r>
+        <w:t xml:space="preserve">, канал выдачи). Функциональная логика процесса формализована в нотации IDEF0: от подготовки и обогащения входа – к прогнозу и объяснениям </w:t>
+      </w:r>
+      <w:r>
+        <w:t>–</w:t>
+      </w:r>
+      <w:r>
+        <w:t xml:space="preserve"> к формированию результата (</w:t>
+      </w:r>
+      <w:proofErr w:type="spellStart"/>
+      <w:r>
+        <w:t>компараблы</w:t>
+      </w:r>
+      <w:proofErr w:type="spellEnd"/>
+      <w:r>
+        <w:t xml:space="preserve">, карта, </w:t>
+      </w:r>
+      <w:r>
+        <w:lastRenderedPageBreak/>
+        <w:t>отчёт). Такой подход обеспечивает прослеживаемость потоков, изоляцию компонентов, расширяемость и соответствие требованиям ТЗ.</w:t>
+      </w:r>
+    </w:p>
+    <w:p>
+      <w:r>
+        <w:t xml:space="preserve">В результате сформирована целостная концепция системы </w:t>
+      </w:r>
+      <w:r>
+        <w:t>–</w:t>
+      </w:r>
+      <w:r>
+        <w:t xml:space="preserve"> от выбора методов и инструментов до схемы обработки и взаимодействия компонентов,</w:t>
+      </w:r>
+      <w:r>
+        <w:t xml:space="preserve"> – </w:t>
+      </w:r>
+      <w:r>
+        <w:t>готовая к реализации и экспериментальной проверке в технологическом разделе по метрикам качества прогноза и интервалов, производительности и устойчивости к изменению данных.</w:t>
+      </w:r>
+    </w:p>
+    <w:p>
+      <w:pPr>
+        <w:ind w:firstLine="0"/>
         <w:rPr>
           <w:rFonts w:eastAsiaTheme="majorEastAsia" w:cs="Times New Roman"/>
           <w:sz w:val="32"/>
@@ -3489,13 +4967,13 @@
       <w:pPr>
         <w:pStyle w:val="a0"/>
       </w:pPr>
-      <w:bookmarkStart w:id="34" w:name="_Toc212455502"/>
-      <w:commentRangeStart w:id="35"/>
+      <w:bookmarkStart w:id="32" w:name="_Toc212455502"/>
+      <w:commentRangeStart w:id="33"/>
       <w:r>
         <w:lastRenderedPageBreak/>
         <w:t>ТЕХНОЛОГИЧЕСКИЙ РАЗДЕЛ</w:t>
       </w:r>
-      <w:commentRangeEnd w:id="35"/>
+      <w:commentRangeEnd w:id="33"/>
       <w:r>
         <w:rPr>
           <w:rStyle w:val="aff"/>
@@ -3506,20 +4984,20 @@
           <w:kern w:val="0"/>
           <w:lang w:eastAsia="en-US"/>
         </w:rPr>
-        <w:commentReference w:id="35"/>
-      </w:r>
-      <w:bookmarkEnd w:id="34"/>
+        <w:commentReference w:id="33"/>
+      </w:r>
+      <w:bookmarkEnd w:id="32"/>
     </w:p>
     <w:p>
       <w:pPr>
         <w:pStyle w:val="23"/>
       </w:pPr>
-      <w:bookmarkStart w:id="36" w:name="_Toc212455503"/>
-      <w:commentRangeStart w:id="37"/>
+      <w:bookmarkStart w:id="34" w:name="_Toc212455503"/>
+      <w:commentRangeStart w:id="35"/>
       <w:r>
         <w:t>Описание программной реализации</w:t>
       </w:r>
-      <w:commentRangeEnd w:id="37"/>
+      <w:commentRangeEnd w:id="35"/>
       <w:r>
         <w:rPr>
           <w:rStyle w:val="aff"/>
@@ -3527,20 +5005,20 @@
           <w:b w:val="0"/>
           <w:shd w:val="clear" w:color="auto" w:fill="auto"/>
         </w:rPr>
-        <w:commentReference w:id="37"/>
-      </w:r>
-      <w:bookmarkEnd w:id="36"/>
+        <w:commentReference w:id="35"/>
+      </w:r>
+      <w:bookmarkEnd w:id="34"/>
     </w:p>
     <w:p>
       <w:pPr>
         <w:pStyle w:val="23"/>
       </w:pPr>
-      <w:bookmarkStart w:id="38" w:name="_Toc212455504"/>
-      <w:commentRangeStart w:id="39"/>
+      <w:bookmarkStart w:id="36" w:name="_Toc212455504"/>
+      <w:commentRangeStart w:id="37"/>
       <w:r>
         <w:t>Тестирование приложения</w:t>
       </w:r>
-      <w:commentRangeEnd w:id="39"/>
+      <w:commentRangeEnd w:id="37"/>
       <w:r>
         <w:rPr>
           <w:rStyle w:val="aff"/>
@@ -3548,20 +5026,20 @@
           <w:b w:val="0"/>
           <w:shd w:val="clear" w:color="auto" w:fill="auto"/>
         </w:rPr>
-        <w:commentReference w:id="39"/>
-      </w:r>
-      <w:bookmarkEnd w:id="38"/>
+        <w:commentReference w:id="37"/>
+      </w:r>
+      <w:bookmarkEnd w:id="36"/>
     </w:p>
     <w:p>
       <w:pPr>
         <w:pStyle w:val="23"/>
       </w:pPr>
-      <w:bookmarkStart w:id="40" w:name="_Toc212455505"/>
-      <w:commentRangeStart w:id="41"/>
+      <w:bookmarkStart w:id="38" w:name="_Toc212455505"/>
+      <w:commentRangeStart w:id="39"/>
       <w:r>
         <w:t>Расчёт надёжности</w:t>
       </w:r>
-      <w:commentRangeEnd w:id="41"/>
+      <w:commentRangeEnd w:id="39"/>
       <w:r>
         <w:rPr>
           <w:rStyle w:val="aff"/>
@@ -3569,20 +5047,20 @@
           <w:b w:val="0"/>
           <w:shd w:val="clear" w:color="auto" w:fill="auto"/>
         </w:rPr>
-        <w:commentReference w:id="41"/>
-      </w:r>
-      <w:bookmarkEnd w:id="40"/>
+        <w:commentReference w:id="39"/>
+      </w:r>
+      <w:bookmarkEnd w:id="38"/>
     </w:p>
     <w:p>
       <w:pPr>
         <w:pStyle w:val="23"/>
       </w:pPr>
-      <w:bookmarkStart w:id="42" w:name="_Toc212455506"/>
-      <w:commentRangeStart w:id="43"/>
+      <w:bookmarkStart w:id="40" w:name="_Toc212455506"/>
+      <w:commentRangeStart w:id="41"/>
       <w:r>
         <w:t>Руководство пользователя</w:t>
       </w:r>
-      <w:commentRangeEnd w:id="43"/>
+      <w:commentRangeEnd w:id="41"/>
       <w:r>
         <w:rPr>
           <w:rStyle w:val="aff"/>
@@ -3590,20 +5068,20 @@
           <w:b w:val="0"/>
           <w:shd w:val="clear" w:color="auto" w:fill="auto"/>
         </w:rPr>
-        <w:commentReference w:id="43"/>
-      </w:r>
-      <w:bookmarkEnd w:id="42"/>
+        <w:commentReference w:id="41"/>
+      </w:r>
+      <w:bookmarkEnd w:id="40"/>
     </w:p>
     <w:p>
       <w:pPr>
         <w:pStyle w:val="23"/>
       </w:pPr>
-      <w:bookmarkStart w:id="44" w:name="_Toc212455507"/>
-      <w:commentRangeStart w:id="45"/>
+      <w:bookmarkStart w:id="42" w:name="_Toc212455507"/>
+      <w:commentRangeStart w:id="43"/>
       <w:r>
         <w:t>Вывод по технологическому разделу</w:t>
       </w:r>
-      <w:commentRangeEnd w:id="45"/>
+      <w:commentRangeEnd w:id="43"/>
       <w:r>
         <w:rPr>
           <w:rStyle w:val="aff"/>
@@ -3611,9 +5089,9 @@
           <w:b w:val="0"/>
           <w:shd w:val="clear" w:color="auto" w:fill="auto"/>
         </w:rPr>
-        <w:commentReference w:id="45"/>
-      </w:r>
-      <w:bookmarkEnd w:id="44"/>
+        <w:commentReference w:id="43"/>
+      </w:r>
+      <w:bookmarkEnd w:id="42"/>
     </w:p>
     <w:p>
       <w:pPr>
@@ -3635,8 +5113,8 @@
           <w:lang w:bidi="ru-RU"/>
         </w:rPr>
       </w:pPr>
-      <w:bookmarkStart w:id="46" w:name="_Toc212455508"/>
-      <w:commentRangeStart w:id="47"/>
+      <w:bookmarkStart w:id="44" w:name="_Toc212455508"/>
+      <w:commentRangeStart w:id="45"/>
       <w:r>
         <w:rPr>
           <w:lang w:bidi="ru-RU"/>
@@ -3644,7 +5122,7 @@
         <w:lastRenderedPageBreak/>
         <w:t>ЗАКЛЮЧЕНИЕ</w:t>
       </w:r>
-      <w:commentRangeEnd w:id="47"/>
+      <w:commentRangeEnd w:id="45"/>
       <w:r>
         <w:rPr>
           <w:rStyle w:val="aff"/>
@@ -3655,26 +5133,21 @@
           <w:kern w:val="0"/>
           <w:lang w:eastAsia="en-US"/>
         </w:rPr>
-        <w:commentReference w:id="47"/>
-      </w:r>
-      <w:bookmarkEnd w:id="46"/>
-    </w:p>
-    <w:p>
-      <w:pPr>
-        <w:pStyle w:val="23"/>
-      </w:pPr>
+        <w:commentReference w:id="45"/>
+      </w:r>
+      <w:bookmarkEnd w:id="44"/>
     </w:p>
     <w:p/>
     <w:p>
       <w:pPr>
         <w:pStyle w:val="1a"/>
       </w:pPr>
-      <w:bookmarkStart w:id="48" w:name="_Toc212455509"/>
+      <w:bookmarkStart w:id="46" w:name="_Toc212455509"/>
       <w:r>
         <w:lastRenderedPageBreak/>
         <w:t>СПИСОК ИСПОЛЬЗОВАННЫХ ИСТОЧНИКОВ</w:t>
       </w:r>
-      <w:bookmarkEnd w:id="48"/>
+      <w:bookmarkEnd w:id="46"/>
     </w:p>
     <w:p>
       <w:pPr>
@@ -3686,7 +5159,7 @@
       <w:r>
         <w:t xml:space="preserve">ГОСТ Р ИСО/МЭК 12207–2010. Процессы жизненного цикла программных средств [Электронный ресурс] – Режим доступа: </w:t>
       </w:r>
-      <w:hyperlink r:id="rId14" w:history="1">
+      <w:hyperlink r:id="rId16" w:history="1">
         <w:r>
           <w:rPr>
             <w:rStyle w:val="ae"/>
@@ -3717,7 +5190,7 @@
       <w:r>
         <w:t xml:space="preserve">. — Режим доступа: </w:t>
       </w:r>
-      <w:hyperlink r:id="rId15" w:history="1">
+      <w:hyperlink r:id="rId17" w:history="1">
         <w:r>
           <w:rPr>
             <w:rStyle w:val="ae"/>
@@ -3751,7 +5224,7 @@
       <w:r>
         <w:t xml:space="preserve">: </w:t>
       </w:r>
-      <w:hyperlink r:id="rId16" w:history="1">
+      <w:hyperlink r:id="rId18" w:history="1">
         <w:r>
           <w:rPr>
             <w:rStyle w:val="ae"/>
@@ -3790,7 +5263,7 @@
       <w:r>
         <w:t xml:space="preserve">: </w:t>
       </w:r>
-      <w:hyperlink r:id="rId17" w:history="1">
+      <w:hyperlink r:id="rId19" w:history="1">
         <w:r>
           <w:rPr>
             <w:rStyle w:val="ae"/>
@@ -3803,7 +5276,7 @@
       </w:r>
     </w:p>
     <w:sectPr>
-      <w:footerReference w:type="default" r:id="rId18"/>
+      <w:footerReference w:type="default" r:id="rId20"/>
       <w:pgSz w:w="11906" w:h="16838"/>
       <w:pgMar w:top="1134" w:right="850" w:bottom="1134" w:left="1701" w:header="708" w:footer="708" w:gutter="0"/>
       <w:cols w:space="708"/>
@@ -3994,7 +5467,7 @@
       </w:pPr>
     </w:p>
   </w:comment>
-  <w:comment w:id="20" w:author="Grigor Ogannisyan" w:date="2025-10-26T12:53:00Z" w:initials="GO">
+  <w:comment w:id="28" w:author="Владислав Холмогоров" w:date="2024-12-07T14:08:00Z" w:initials="ВХ">
     <w:p>
       <w:pPr>
         <w:pStyle w:val="aff0"/>
@@ -4006,16 +5479,50 @@
         <w:annotationRef/>
       </w:r>
       <w:r>
-        <w:t>ОПИШУ ПОЗЖЕ</w:t>
-      </w:r>
-    </w:p>
+        <w:t xml:space="preserve">Тут нужна модель архитектуры самой системы/приложения с её описанием. Модель может быть как любой структурной нотации вроде </w:t>
+      </w:r>
+      <w:r>
+        <w:rPr>
+          <w:lang w:val="en-US"/>
+        </w:rPr>
+        <w:t>UML</w:t>
+      </w:r>
+      <w:r>
+        <w:t xml:space="preserve"> </w:t>
+      </w:r>
+      <w:r>
+        <w:t>компонентов/развёртываний/пакетов/классов (в зависимости от реализации системы и необходимости отображения в архитектуре конкретных компонентов), так и в свободной нотации</w:t>
+      </w:r>
+      <w:r>
+        <w:t xml:space="preserve"> (то бишь рисуй как хочешь и чем хочешь), но тогда нужна легенда</w:t>
+      </w:r>
+      <w:r>
+        <w:t>.</w:t>
+      </w:r>
+    </w:p>
+  </w:comment>
+  <w:comment w:id="29" w:author="Grigor Ogannisyan" w:date="2025-11-13T17:44:00Z" w:initials="GO">
     <w:p>
       <w:pPr>
         <w:pStyle w:val="aff0"/>
       </w:pPr>
+      <w:r>
+        <w:rPr>
+          <w:rStyle w:val="aff"/>
+        </w:rPr>
+        <w:annotationRef/>
+      </w:r>
+      <w:r>
+        <w:t>Переделать правильно</w:t>
+      </w:r>
+    </w:p>
+    <w:p>
+      <w:pPr>
+        <w:pStyle w:val="aff0"/>
+      </w:pPr>
     </w:p>
   </w:comment>
-  <w:comment w:id="27" w:author="Владислав Холмогоров" w:date="2024-12-07T14:04:00Z" w:initials="ВХ">
+  <w:comment w:id="31" w:author="Владислав Холмогоров" w:date="2024-12-07T14:14:00Z" w:initials="ВХ">
     <w:p>
       <w:pPr>
         <w:pStyle w:val="aff0"/>
@@ -4027,189 +5534,11 @@
         <w:annotationRef/>
       </w:r>
       <w:r>
-        <w:t>Опять же дать краткое описание описываемых в данном разделе пунктов.</w:t>
+        <w:t>Так же, как и в предыдущем разделе.</w:t>
       </w:r>
       <w:r>
         <w:br/>
-        <w:t>Этот раздел создан для подробного анализа уже НЕ исследуемого, а ПРЕДЛАГАЕМОГО вами решения, именно тут описан</w:t>
-      </w:r>
-      <w:r>
-        <w:t>ы</w:t>
-      </w:r>
-      <w:r>
-        <w:t xml:space="preserve"> математика и логика вашего решения, их проблемы, теоретические расчёт</w:t>
-      </w:r>
-      <w:r>
-        <w:t>ы</w:t>
-      </w:r>
-      <w:r>
-        <w:t xml:space="preserve"> и эмпирические результаты других исследователей (ваши будут в технологическом – 3 разделе)</w:t>
-      </w:r>
-      <w:r>
-        <w:t>.</w:t>
-      </w:r>
-      <w:r>
-        <w:br/>
-        <w:t>Предлагаемое вами решение реализуются за счёт каких-либо уже существующих технологий (языков, библиотек, плат, компонентов и т.п.), которые тоже нужно проанализировать и выбрать наи</w:t>
-      </w:r>
-      <w:r>
-        <w:t>более релевантные как по простоте освоения и применения, так и по возможностям и полезности</w:t>
-      </w:r>
-      <w:r>
-        <w:t>.</w:t>
-      </w:r>
-      <w:r>
-        <w:br/>
-        <w:t xml:space="preserve">Наконец, ваше решение – это не просто формула, написанная в коде, к сожалению, так не работает: есть требования </w:t>
-      </w:r>
-      <w:r>
-        <w:t xml:space="preserve">в ТЗ </w:t>
-      </w:r>
-      <w:r>
-        <w:t>(например, к той же безопасности</w:t>
-      </w:r>
-      <w:r>
-        <w:t xml:space="preserve"> и надёжности</w:t>
-      </w:r>
-      <w:r>
-        <w:t xml:space="preserve">), есть </w:t>
-      </w:r>
-      <w:r>
-        <w:t xml:space="preserve">нагрузка (сервер), место, где хранить данные (БД, СХД, резервные хранилища), </w:t>
-      </w:r>
-      <w:r>
-        <w:t>есть множество файлов и сторонних зависимости</w:t>
-      </w:r>
-      <w:r>
-        <w:t xml:space="preserve">, которые должна описывать </w:t>
-      </w:r>
-      <w:r>
-        <w:rPr>
-          <w:u w:val="single"/>
-        </w:rPr>
-        <w:t>архитектура</w:t>
-      </w:r>
-      <w:r>
-        <w:t xml:space="preserve"> решения.</w:t>
-      </w:r>
-      <w:r>
-        <w:br/>
-        <w:t xml:space="preserve">Но вы всегда должны помнить, что ваш пользователь не знает кода, не должен его видеть и вообще чувствовать, что он выполняет сверх своей работы, необходимо делать прикладное ПО, которое решает конкретные задачи, конкретных организаций и конкретных людей, для чего необходимо понять, как и какие процессы происходят в области решаемой пользователями задач, как пользователю взаимодействовать с системой, как системы взаимодействуют друг с другом, как и какие данные они получают на вход и как они превращаются в полезный результат </w:t>
-      </w:r>
-      <w:r>
-        <w:t xml:space="preserve">на выходе </w:t>
-      </w:r>
-      <w:r>
-        <w:t xml:space="preserve">– всё это некоторые процессы, если речь идёт том, как выполняется полезная деятельность и к чему она приводит (бизнес-логика), мы имеем дело </w:t>
-      </w:r>
-      <w:r>
-        <w:t>с</w:t>
-      </w:r>
-      <w:r>
-        <w:t xml:space="preserve"> бизнес-процессами, если речь о </w:t>
-      </w:r>
-      <w:r>
-        <w:t>том, что может делать пользователь и система, мы говорим о вариантах использования</w:t>
-      </w:r>
-      <w:r>
-        <w:t>,</w:t>
-      </w:r>
-      <w:r>
-        <w:t xml:space="preserve"> и т.д. – всё это является этапом анализа и моделирования процессов системы.</w:t>
-      </w:r>
-      <w:r>
-        <w:br/>
-      </w:r>
-      <w:r>
-        <w:t xml:space="preserve">Таким образом, модель процессов демонстрирует, ЧТО происходит в вашей системе, с самой системой, её пользователями и данными, </w:t>
-      </w:r>
-      <w:r>
-        <w:t>а архитектура, объясняет КАК (за счёт чего) это происходит, то есть какие программные и аппаратные сущности реализуют работу вашей системы и взаимодействи</w:t>
-      </w:r>
-      <w:r>
-        <w:t>е</w:t>
-      </w:r>
-      <w:r>
-        <w:t xml:space="preserve"> с не</w:t>
-      </w:r>
-      <w:r>
-        <w:t>й</w:t>
-      </w:r>
-      <w:r>
-        <w:t xml:space="preserve"> пользователей</w:t>
-      </w:r>
-      <w:r>
-        <w:t>.</w:t>
-      </w:r>
-    </w:p>
-  </w:comment>
-  <w:comment w:id="28" w:author="Grigor Ogannisyan" w:date="2025-11-02T15:57:00Z" w:initials="GO">
-    <w:p>
-      <w:pPr>
-        <w:pStyle w:val="aff0"/>
-      </w:pPr>
-      <w:r>
-        <w:t>#</w:t>
-      </w:r>
-      <w:r>
-        <w:rPr>
-          <w:lang w:val="en-US"/>
-        </w:rPr>
-        <w:t>TODO</w:t>
-      </w:r>
-      <w:r>
-        <w:t xml:space="preserve">: </w:t>
-      </w:r>
-      <w:r>
-        <w:br/>
-      </w:r>
-      <w:r>
-        <w:rPr>
-          <w:rStyle w:val="aff"/>
-        </w:rPr>
-        <w:annotationRef/>
-      </w:r>
-      <w:r>
-        <w:t>ВОТ ЭТО ВСЁ ОБЯЗАТЕЛЬНО НАПИСАТЬ</w:t>
-      </w:r>
-    </w:p>
-    <w:p>
-      <w:pPr>
-        <w:pStyle w:val="aff0"/>
-      </w:pPr>
-    </w:p>
-  </w:comment>
-  <w:comment w:id="31" w:author="Владислав Холмогоров" w:date="2024-12-07T14:08:00Z" w:initials="ВХ">
-    <w:p>
-      <w:pPr>
-        <w:pStyle w:val="aff0"/>
-      </w:pPr>
-      <w:r>
-        <w:rPr>
-          <w:rStyle w:val="aff"/>
-        </w:rPr>
-        <w:annotationRef/>
-      </w:r>
-      <w:r>
-        <w:t xml:space="preserve">Тут нужна модель архитектуры самой системы/приложения с её описанием. Модель может быть как любой структурной нотации вроде </w:t>
-      </w:r>
-      <w:r>
-        <w:rPr>
-          <w:lang w:val="en-US"/>
-        </w:rPr>
-        <w:t>UML</w:t>
-      </w:r>
-      <w:r>
-        <w:t xml:space="preserve"> </w:t>
-      </w:r>
-      <w:r>
-        <w:t>компонентов/развёртываний/пакетов/классов (в зависимости от реализации системы и необходимости отображения в архитектуре конкретных компонентов), так и в свободной нотации</w:t>
-      </w:r>
-      <w:r>
-        <w:t xml:space="preserve"> (то бишь рисуй как хочешь и чем хочешь), но тогда нужна легенда</w:t>
-      </w:r>
-      <w:r>
-        <w:t>.</w:t>
+        <w:t>В результате выполнения аналитического раздела вы имеете представление, что вам теперь нужно реализовать кодом, в чём механически/математически заключается ваше решение и как оно будет выглядеть, что будет реализовывать и за счёт чего будет это делать.</w:t>
       </w:r>
     </w:p>
   </w:comment>
@@ -4225,11 +5554,60 @@
         <w:annotationRef/>
       </w:r>
       <w:r>
-        <w:t>Так же, как и в предыдущем разделе.</w:t>
+        <w:t>Делаем краткое описание т</w:t>
+      </w:r>
+      <w:r>
+        <w:t>ак же, как и предыдущих разделах.</w:t>
       </w:r>
       <w:r>
         <w:br/>
-        <w:t>В результате выполнения аналитического раздела вы имеете представление, что вам теперь нужно реализовать кодом, в чём механически/математически заключается ваше решение и как оно будет выглядеть, что будет реализовывать и за счёт чего будет это делать.</w:t>
+        <w:t>В этом разделе мы БЕЗ КОДА описывае</w:t>
+      </w:r>
+      <w:r>
+        <w:t>м</w:t>
+      </w:r>
+      <w:r>
+        <w:t>, что мы запрограммировали и вообще технически сделали</w:t>
+      </w:r>
+      <w:r>
+        <w:t xml:space="preserve"> (обычно </w:t>
+      </w:r>
+      <w:r>
+        <w:t>описывается перечислением файлов, классов, функций и других реализованных сущностей со всеми их компонентами и назначениями)</w:t>
+      </w:r>
+      <w:r>
+        <w:t>, что показало разного рода тестирование</w:t>
+      </w:r>
+      <w:r>
+        <w:t xml:space="preserve"> (чёрного, белого и серого ящиков, ручное, автоматизированное, </w:t>
+      </w:r>
+      <w:r>
+        <w:t>модульное, интеграционное, системное, нагрузочное и т.д.)</w:t>
+      </w:r>
+      <w:r>
+        <w:t xml:space="preserve"> и прохождение приёмо-сдаточного испытания (ПМИ, кто понял, тот понял)</w:t>
+      </w:r>
+      <w:r>
+        <w:t>, как взаимодействовать с вашей системой</w:t>
+      </w:r>
+      <w:r>
+        <w:t xml:space="preserve"> (руководство пользователя и инструкция)</w:t>
+      </w:r>
+      <w:r>
+        <w:t>, каковы её общие показатели относительно других систем и насколько она хорошо справляется с задачей.</w:t>
+      </w:r>
+      <w:r>
+        <w:br/>
+        <w:t xml:space="preserve">Результатом данного раздела является само ПО, его описание, описание его качества и работоспособности, надёжности, способов взаимодействия с ним, а также фактические </w:t>
+      </w:r>
+      <w:r>
+        <w:t>показатели точности, времени и занимаемого пространства памяти</w:t>
+      </w:r>
+      <w:r>
+        <w:t>.</w:t>
+      </w:r>
+      <w:r>
+        <w:t xml:space="preserve"> В общем, решили вы проблемы и переплюнули своих конкурентов и, если да, то насколько конкретно.</w:t>
       </w:r>
     </w:p>
   </w:comment>
@@ -4245,75 +5623,6 @@
         <w:annotationRef/>
       </w:r>
       <w:r>
-        <w:t>Делаем краткое описание т</w:t>
-      </w:r>
-      <w:r>
-        <w:t>ак же, как и предыдущих разделах.</w:t>
-      </w:r>
-      <w:r>
-        <w:br/>
-        <w:t>В этом разделе мы БЕЗ КОДА описывае</w:t>
-      </w:r>
-      <w:r>
-        <w:t>м</w:t>
-      </w:r>
-      <w:r>
-        <w:t>, что мы запрограммировали и вообще технически сделали</w:t>
-      </w:r>
-      <w:r>
-        <w:t xml:space="preserve"> (обычно </w:t>
-      </w:r>
-      <w:r>
-        <w:t>описывается перечислением файлов, классов, функций и других реализованных сущностей со всеми их компонентами и назначениями)</w:t>
-      </w:r>
-      <w:r>
-        <w:t>, что показало разного рода тестирование</w:t>
-      </w:r>
-      <w:r>
-        <w:t xml:space="preserve"> (чёрного, белого и серого ящиков, ручное, автоматизированное, </w:t>
-      </w:r>
-      <w:r>
-        <w:t>модульное, интеграционное, системное, нагрузочное и т.д.)</w:t>
-      </w:r>
-      <w:r>
-        <w:t xml:space="preserve"> и прохождение приёмо-сдаточного испытания (ПМИ, кто понял, тот понял)</w:t>
-      </w:r>
-      <w:r>
-        <w:t>, как взаимодействовать с вашей системой</w:t>
-      </w:r>
-      <w:r>
-        <w:t xml:space="preserve"> (руководство пользователя и инструкция)</w:t>
-      </w:r>
-      <w:r>
-        <w:t>, каковы её общие показатели относительно других систем и насколько она хорошо справляется с задачей.</w:t>
-      </w:r>
-      <w:r>
-        <w:br/>
-        <w:t xml:space="preserve">Результатом данного раздела является само ПО, его описание, описание его качества и работоспособности, надёжности, способов взаимодействия с ним, а также фактические </w:t>
-      </w:r>
-      <w:r>
-        <w:t>показатели точности, времени и занимаемого пространства памяти</w:t>
-      </w:r>
-      <w:r>
-        <w:t>.</w:t>
-      </w:r>
-      <w:r>
-        <w:t xml:space="preserve"> В общем, решили вы проблемы и переплюнули своих конкурентов и, если да, то насколько конкретно.</w:t>
-      </w:r>
-    </w:p>
-  </w:comment>
-  <w:comment w:id="37" w:author="Владислав Холмогоров" w:date="2024-12-07T14:14:00Z" w:initials="ВХ">
-    <w:p>
-      <w:pPr>
-        <w:pStyle w:val="aff0"/>
-      </w:pPr>
-      <w:r>
-        <w:rPr>
-          <w:rStyle w:val="aff"/>
-        </w:rPr>
-        <w:annotationRef/>
-      </w:r>
-      <w:r>
         <w:t>Здесь нужно описать конкретную программные сущности (классы, методы/функции и другие структуры, которые отвечает за реализацию конкретных архитектурных решений и выполнение бизнес-логики за счёт реализации бизнес-процессов, поэтому могут быть отсылки к предыдущим подразделам, вроде моделей процессов и архитектуры, а также требований и математического обеспечения)</w:t>
       </w:r>
       <w:r>
@@ -4375,7 +5684,7 @@
       </w:r>
     </w:p>
   </w:comment>
-  <w:comment w:id="39" w:author="Владислав Холмогоров" w:date="2024-12-07T14:19:00Z" w:initials="ВХ">
+  <w:comment w:id="37" w:author="Владислав Холмогоров" w:date="2024-12-07T14:19:00Z" w:initials="ВХ">
     <w:p>
       <w:pPr>
         <w:pStyle w:val="aff0"/>
@@ -4397,7 +5706,7 @@
       </w:r>
     </w:p>
   </w:comment>
-  <w:comment w:id="41" w:author="Владислав Холмогоров" w:date="2024-12-07T14:20:00Z" w:initials="ВХ">
+  <w:comment w:id="39" w:author="Владислав Холмогоров" w:date="2024-12-07T14:20:00Z" w:initials="ВХ">
     <w:p>
       <w:pPr>
         <w:pStyle w:val="aff0"/>
@@ -4416,7 +5725,7 @@
       </w:r>
     </w:p>
   </w:comment>
-  <w:comment w:id="43" w:author="Владислав Холмогоров" w:date="2024-12-07T14:24:00Z" w:initials="ВХ">
+  <w:comment w:id="41" w:author="Владислав Холмогоров" w:date="2024-12-07T14:24:00Z" w:initials="ВХ">
     <w:p>
       <w:pPr>
         <w:pStyle w:val="aff0"/>
@@ -4463,23 +5772,23 @@
       </w:r>
     </w:p>
   </w:comment>
+  <w:comment w:id="43" w:author="Владислав Холмогоров" w:date="2024-12-07T14:28:00Z" w:initials="ВХ">
+    <w:p>
+      <w:pPr>
+        <w:pStyle w:val="aff0"/>
+      </w:pPr>
+      <w:r>
+        <w:rPr>
+          <w:rStyle w:val="aff"/>
+        </w:rPr>
+        <w:annotationRef/>
+      </w:r>
+      <w:r>
+        <w:t>Так же, как и в предыдущих разделах.</w:t>
+      </w:r>
+    </w:p>
+  </w:comment>
   <w:comment w:id="45" w:author="Владислав Холмогоров" w:date="2024-12-07T14:28:00Z" w:initials="ВХ">
-    <w:p>
-      <w:pPr>
-        <w:pStyle w:val="aff0"/>
-      </w:pPr>
-      <w:r>
-        <w:rPr>
-          <w:rStyle w:val="aff"/>
-        </w:rPr>
-        <w:annotationRef/>
-      </w:r>
-      <w:r>
-        <w:t>Так же, как и в предыдущих разделах.</w:t>
-      </w:r>
-    </w:p>
-  </w:comment>
-  <w:comment w:id="47" w:author="Владислав Холмогоров" w:date="2024-12-07T14:28:00Z" w:initials="ВХ">
     <w:p>
       <w:pPr>
         <w:pStyle w:val="aff0"/>
@@ -4521,10 +5830,8 @@
   <w15:commentEx w15:paraId="65A86BAF" w15:done="0"/>
   <w15:commentEx w15:paraId="270B50DE" w15:done="0"/>
   <w15:commentEx w15:paraId="727E02D9" w15:done="0"/>
-  <w15:commentEx w15:paraId="2C540604" w15:done="0"/>
-  <w15:commentEx w15:paraId="2C0C96F0" w15:done="0"/>
-  <w15:commentEx w15:paraId="0F27E480" w15:done="0"/>
   <w15:commentEx w15:paraId="27390798" w15:done="0"/>
+  <w15:commentEx w15:paraId="39ECB7B0" w15:done="0"/>
   <w15:commentEx w15:paraId="66903DEC" w15:done="0"/>
   <w15:commentEx w15:paraId="403D0490" w15:done="0"/>
   <w15:commentEx w15:paraId="33C0EAA0" w15:done="0"/>
@@ -4543,10 +5850,8 @@
   <w16cex:commentExtensible w16cex:durableId="0482F3F0" w16cex:dateUtc="2024-12-07T10:32:00Z"/>
   <w16cex:commentExtensible w16cex:durableId="2CACA518" w16cex:dateUtc="2025-10-29T11:37:00Z"/>
   <w16cex:commentExtensible w16cex:durableId="2CA89681" w16cex:dateUtc="2025-10-26T09:45:00Z"/>
-  <w16cex:commentExtensible w16cex:durableId="2CA89843" w16cex:dateUtc="2025-10-26T09:53:00Z"/>
-  <w16cex:commentExtensible w16cex:durableId="232980D0" w16cex:dateUtc="2024-12-07T11:04:00Z"/>
-  <w16cex:commentExtensible w16cex:durableId="2CB1FDE9" w16cex:dateUtc="2025-11-02T12:57:00Z"/>
   <w16cex:commentExtensible w16cex:durableId="2E967F56" w16cex:dateUtc="2024-12-07T11:08:00Z"/>
+  <w16cex:commentExtensible w16cex:durableId="2CC09760" w16cex:dateUtc="2025-11-13T14:44:00Z"/>
   <w16cex:commentExtensible w16cex:durableId="4128F242" w16cex:dateUtc="2024-12-07T11:14:00Z"/>
   <w16cex:commentExtensible w16cex:durableId="6AC86503" w16cex:dateUtc="2024-12-07T11:14:00Z"/>
   <w16cex:commentExtensible w16cex:durableId="3CFC9E62" w16cex:dateUtc="2024-12-07T11:14:00Z"/>
@@ -4565,10 +5870,8 @@
   <w16cid:commentId w16cid:paraId="65A86BAF" w16cid:durableId="0482F3F0"/>
   <w16cid:commentId w16cid:paraId="270B50DE" w16cid:durableId="2CACA518"/>
   <w16cid:commentId w16cid:paraId="727E02D9" w16cid:durableId="2CA89681"/>
-  <w16cid:commentId w16cid:paraId="2C540604" w16cid:durableId="2CA89843"/>
-  <w16cid:commentId w16cid:paraId="2C0C96F0" w16cid:durableId="232980D0"/>
-  <w16cid:commentId w16cid:paraId="0F27E480" w16cid:durableId="2CB1FDE9"/>
   <w16cid:commentId w16cid:paraId="27390798" w16cid:durableId="2E967F56"/>
+  <w16cid:commentId w16cid:paraId="39ECB7B0" w16cid:durableId="2CC09760"/>
   <w16cid:commentId w16cid:paraId="66903DEC" w16cid:durableId="4128F242"/>
   <w16cid:commentId w16cid:paraId="403D0490" w16cid:durableId="6AC86503"/>
   <w16cid:commentId w16cid:paraId="33C0EAA0" w16cid:durableId="3CFC9E62"/>
@@ -10990,6 +12293,24 @@
     </w:lvlOverride>
   </w:num>
   <w:num w:numId="56">
+    <w:abstractNumId w:val="23"/>
+    <w:lvlOverride w:ilvl="0">
+      <w:startOverride w:val="1"/>
+    </w:lvlOverride>
+  </w:num>
+  <w:num w:numId="57">
+    <w:abstractNumId w:val="23"/>
+    <w:lvlOverride w:ilvl="0">
+      <w:startOverride w:val="1"/>
+    </w:lvlOverride>
+  </w:num>
+  <w:num w:numId="58">
+    <w:abstractNumId w:val="23"/>
+    <w:lvlOverride w:ilvl="0">
+      <w:startOverride w:val="1"/>
+    </w:lvlOverride>
+  </w:num>
+  <w:num w:numId="59">
     <w:abstractNumId w:val="23"/>
     <w:lvlOverride w:ilvl="0">
       <w:startOverride w:val="1"/>
@@ -11511,7 +12832,6 @@
   <w:style w:type="character" w:default="1" w:styleId="a4">
     <w:name w:val="Default Paragraph Font"/>
     <w:uiPriority w:val="1"/>
-    <w:semiHidden/>
     <w:unhideWhenUsed/>
   </w:style>
   <w:style w:type="table" w:default="1" w:styleId="a5">

--- a/недодип.docx
+++ b/недодип.docx
@@ -19,20 +19,24 @@
     </w:p>
     <w:p>
       <w:r>
-        <w:t xml:space="preserve">Работа направлена на повышение обоснованности ценовых решений и снижение асимметрии информации между участниками рынка. Подход основывается на моделях машинного обучения для табличных данных с учётом </w:t>
-      </w:r>
-      <w:proofErr w:type="spellStart"/>
-      <w:r>
-        <w:t>геопространственных</w:t>
-      </w:r>
-      <w:proofErr w:type="spellEnd"/>
-      <w:r>
-        <w:t xml:space="preserve"> признаков, пространственно-временной валидации, построения доверительных интервалов и интерпретации факторов влияния. </w:t>
+        <w:t xml:space="preserve">Работа направлена на повышение обоснованности ценовых решений и снижение асимметрии информации между участниками рынка. Подход основывается на моделях машинного обучения для табличных данных с учётом геопространственных признаков, пространственно-временной валидации, построения доверительных интервалов и интерпретации факторов влияния. </w:t>
       </w:r>
     </w:p>
     <w:p>
       <w:r>
         <w:t>Результатом являются методика, прототип сервиса и экспериментальная оценка на реальных данных: прогноз цены с доверительным интервалом, объяснения вклада признаков и подбор сопоставимых объектов, подтверждающие практическую применимость решения.</w:t>
+      </w:r>
+    </w:p>
+    <w:p>
+      <w:r>
+        <w:rPr>
+          <w:rFonts w:cs="Times New Roman"/>
+          <w:szCs w:val="28"/>
+        </w:rPr>
+        <w:t>Работа состоит из ХХ страниц, включает в себя ХХ рисунков и ХХ таблиц</w:t>
+      </w:r>
+      <w:r>
+        <w:t>.</w:t>
       </w:r>
     </w:p>
     <w:p>
@@ -197,21 +201,20 @@
         <w:rPr>
           <w:lang w:eastAsia="ru-RU" w:bidi="ru-RU"/>
         </w:rPr>
-        <w:t xml:space="preserve"> прогнозирование стоимости с использованием </w:t>
-      </w:r>
-      <w:proofErr w:type="spellStart"/>
-      <w:r>
+        <w:t xml:space="preserve"> прогнозирование стоимости с использованием геопространственных и объектных характеристик. </w:t>
+      </w:r>
+    </w:p>
+    <w:p>
+      <w:pPr>
         <w:rPr>
           <w:lang w:eastAsia="ru-RU" w:bidi="ru-RU"/>
         </w:rPr>
-        <w:t>геопространственных</w:t>
-      </w:r>
-      <w:proofErr w:type="spellEnd"/>
+      </w:pPr>
       <w:r>
         <w:rPr>
           <w:lang w:eastAsia="ru-RU" w:bidi="ru-RU"/>
         </w:rPr>
-        <w:t xml:space="preserve"> и объектных характеристик. </w:t>
+        <w:t>Цель работы — построить модель, предоставляющую прогноз с доверительным интервалом и интерпретируемым объяснением факторов, а также подбор сопоставимых объектов для поддержки принятия решений арендаторами, покупателями и специалистами рынка.</w:t>
       </w:r>
     </w:p>
     <w:p>
@@ -224,207 +227,82 @@
         <w:rPr>
           <w:lang w:eastAsia="ru-RU" w:bidi="ru-RU"/>
         </w:rPr>
-        <w:t>Цель работы — построить модель, предоставляющую прогноз с доверительным интервалом и интерпретируемым объяснением факторов, а также подбор сопоставимых объектов для поддержки принятия решений арендаторами, покупателями и специалистами рынка.</w:t>
-      </w:r>
-    </w:p>
-    <w:p>
-      <w:pPr>
+        <w:t>Российский рынок жилья демонстрирует выраженную динамичность цен и различия по сегментам/локациям; официальные статистики фиксируют существенные колебания индексов цен и сдвиги в ипотечной активности, влияющие на доступность жилья и арендные ставки Центральный Банк России</w:t>
+      </w:r>
+      <w:r>
         <w:rPr>
           <w:lang w:eastAsia="ru-RU" w:bidi="ru-RU"/>
         </w:rPr>
-      </w:pPr>
+        <w:t xml:space="preserve"> [2]</w:t>
+      </w:r>
       <w:r>
         <w:rPr>
           <w:lang w:eastAsia="ru-RU" w:bidi="ru-RU"/>
         </w:rPr>
-        <w:t>Российский рынок жилья демонстрирует выраженную динамичность цен и различия по сегментам/локациям; официальные статистики фиксируют существенные колебания индексов цен и сдвиги в ипотечной активности, влияющие на доступность жилья и арендные ставки Центральный Банк России</w:t>
+        <w:t>. Профильные обзоры указывают на дисбалансы спроса и предложения на рынке аренды и ускорение арендных ставок в отдельные периоды, что повышает неопределённость для домохозяйств и профессиональных участников</w:t>
       </w:r>
       <w:r>
         <w:rPr>
           <w:lang w:eastAsia="ru-RU" w:bidi="ru-RU"/>
         </w:rPr>
-        <w:t xml:space="preserve"> [2]</w:t>
+        <w:t>[3]</w:t>
       </w:r>
       <w:r>
         <w:rPr>
           <w:lang w:eastAsia="ru-RU" w:bidi="ru-RU"/>
         </w:rPr>
-        <w:t xml:space="preserve">. Профильные обзоры указывают на дисбалансы спроса и предложения на рынке аренды и ускорение арендных ставок в отдельные периоды, что повышает неопределённость для домохозяйств и профессиональных </w:t>
-      </w:r>
-      <w:proofErr w:type="gramStart"/>
+        <w:t>. В этих условиях система, объединяющая геопространственные признаки, интерпретируемые модели и честную оценку неопределённости, имеет практическую ценность для обоснования сделок и снижения риска ошибок</w:t>
+      </w:r>
       <w:r>
         <w:rPr>
           <w:lang w:eastAsia="ru-RU" w:bidi="ru-RU"/>
         </w:rPr>
-        <w:t>участников</w:t>
-      </w:r>
-      <w:r>
+        <w:t>.</w:t>
+      </w:r>
+    </w:p>
+    <w:p>
+      <w:pPr>
         <w:rPr>
           <w:lang w:eastAsia="ru-RU" w:bidi="ru-RU"/>
         </w:rPr>
-        <w:t>[</w:t>
-      </w:r>
-      <w:proofErr w:type="gramEnd"/>
+      </w:pPr>
       <w:r>
         <w:rPr>
           <w:lang w:eastAsia="ru-RU" w:bidi="ru-RU"/>
         </w:rPr>
-        <w:t>3]</w:t>
+        <w:t>В качестве данных используются объявления о недвижимости</w:t>
       </w:r>
       <w:r>
         <w:rPr>
           <w:lang w:eastAsia="ru-RU" w:bidi="ru-RU"/>
         </w:rPr>
-        <w:t xml:space="preserve">. В этих условиях система, объединяющая </w:t>
-      </w:r>
-      <w:proofErr w:type="spellStart"/>
+        <w:t>[4]</w:t>
+      </w:r>
       <w:r>
         <w:rPr>
           <w:lang w:eastAsia="ru-RU" w:bidi="ru-RU"/>
         </w:rPr>
-        <w:t>геопространственные</w:t>
-      </w:r>
-      <w:proofErr w:type="spellEnd"/>
-      <w:r>
+        <w:t xml:space="preserve"> (тип сделки, цена, параметры объекта, адрес), геопризнаки местоположения (транспортная доступность, близость инфраструктуры), а также временной контекст публикации. Выполнены очистка, геокодирование и агрегация признаков по пространственным ячейкам района.</w:t>
+      </w:r>
+    </w:p>
+    <w:p>
+      <w:pPr>
         <w:rPr>
           <w:lang w:eastAsia="ru-RU" w:bidi="ru-RU"/>
         </w:rPr>
-        <w:t xml:space="preserve"> признаки, интерпретируемые модели и честную оценку неопределённости, имеет практическую ценность для обоснования сделок и снижения риска ошибок</w:t>
-      </w:r>
+      </w:pPr>
       <w:r>
         <w:rPr>
           <w:lang w:eastAsia="ru-RU" w:bidi="ru-RU"/>
         </w:rPr>
-        <w:t>.</w:t>
-      </w:r>
-    </w:p>
-    <w:p>
-      <w:pPr>
+        <w:t xml:space="preserve">Методически работа опирается на современные модели для табличных данных (включая градиентный бустинг по решениям деревьев), пространственно-временную валидацию (разделение по времени и блочную кросс-валидацию по районам), построение доверительных интервалов (квантильная регрессия/конформные предсказания) и методы интерпретации </w:t>
+      </w:r>
+      <w:r>
         <w:rPr>
           <w:lang w:eastAsia="ru-RU" w:bidi="ru-RU"/>
         </w:rPr>
-      </w:pPr>
-      <w:r>
-        <w:rPr>
-          <w:lang w:eastAsia="ru-RU" w:bidi="ru-RU"/>
-        </w:rPr>
-        <w:t xml:space="preserve">В качестве данных используются объявления о </w:t>
-      </w:r>
-      <w:proofErr w:type="gramStart"/>
-      <w:r>
-        <w:rPr>
-          <w:lang w:eastAsia="ru-RU" w:bidi="ru-RU"/>
-        </w:rPr>
-        <w:t>недвижимости</w:t>
-      </w:r>
-      <w:r>
-        <w:rPr>
-          <w:lang w:eastAsia="ru-RU" w:bidi="ru-RU"/>
-        </w:rPr>
-        <w:t>[</w:t>
-      </w:r>
-      <w:proofErr w:type="gramEnd"/>
-      <w:r>
-        <w:rPr>
-          <w:lang w:eastAsia="ru-RU" w:bidi="ru-RU"/>
-        </w:rPr>
-        <w:t>4]</w:t>
-      </w:r>
-      <w:r>
-        <w:rPr>
-          <w:lang w:eastAsia="ru-RU" w:bidi="ru-RU"/>
-        </w:rPr>
-        <w:t xml:space="preserve"> (тип сделки, цена, параметры объекта, адрес), </w:t>
-      </w:r>
-      <w:proofErr w:type="spellStart"/>
-      <w:r>
-        <w:rPr>
-          <w:lang w:eastAsia="ru-RU" w:bidi="ru-RU"/>
-        </w:rPr>
-        <w:t>геопризнаки</w:t>
-      </w:r>
-      <w:proofErr w:type="spellEnd"/>
-      <w:r>
-        <w:rPr>
-          <w:lang w:eastAsia="ru-RU" w:bidi="ru-RU"/>
-        </w:rPr>
-        <w:t xml:space="preserve"> местоположения (транспортная доступность, близость инфраструктуры), а также временной контекст публикации. Выполнены очистка, </w:t>
-      </w:r>
-      <w:proofErr w:type="spellStart"/>
-      <w:r>
-        <w:rPr>
-          <w:lang w:eastAsia="ru-RU" w:bidi="ru-RU"/>
-        </w:rPr>
-        <w:t>геокодирование</w:t>
-      </w:r>
-      <w:proofErr w:type="spellEnd"/>
-      <w:r>
-        <w:rPr>
-          <w:lang w:eastAsia="ru-RU" w:bidi="ru-RU"/>
-        </w:rPr>
-        <w:t xml:space="preserve"> и агрегация признаков по пространственным ячейкам района.</w:t>
-      </w:r>
-    </w:p>
-    <w:p>
-      <w:pPr>
-        <w:rPr>
-          <w:lang w:eastAsia="ru-RU" w:bidi="ru-RU"/>
-        </w:rPr>
-      </w:pPr>
-      <w:r>
-        <w:rPr>
-          <w:lang w:eastAsia="ru-RU" w:bidi="ru-RU"/>
-        </w:rPr>
-        <w:t xml:space="preserve">Методически работа опирается на современные модели для табличных данных (включая градиентный </w:t>
-      </w:r>
-      <w:proofErr w:type="spellStart"/>
-      <w:r>
-        <w:rPr>
-          <w:lang w:eastAsia="ru-RU" w:bidi="ru-RU"/>
-        </w:rPr>
-        <w:t>бустинг</w:t>
-      </w:r>
-      <w:proofErr w:type="spellEnd"/>
-      <w:r>
-        <w:rPr>
-          <w:lang w:eastAsia="ru-RU" w:bidi="ru-RU"/>
-        </w:rPr>
-        <w:t xml:space="preserve"> по решениям деревьев), пространственно-временную валидацию (разделение по времени и блочную кросс-валидацию по районам), построение доверительных интервалов (</w:t>
-      </w:r>
-      <w:proofErr w:type="spellStart"/>
-      <w:r>
-        <w:rPr>
-          <w:lang w:eastAsia="ru-RU" w:bidi="ru-RU"/>
-        </w:rPr>
-        <w:t>квантильная</w:t>
-      </w:r>
-      <w:proofErr w:type="spellEnd"/>
-      <w:r>
-        <w:rPr>
-          <w:lang w:eastAsia="ru-RU" w:bidi="ru-RU"/>
-        </w:rPr>
-        <w:t xml:space="preserve"> регрессия/конформные предсказания) и методы интерпретации </w:t>
-      </w:r>
-      <w:r>
-        <w:rPr>
-          <w:lang w:eastAsia="ru-RU" w:bidi="ru-RU"/>
-        </w:rPr>
         <w:lastRenderedPageBreak/>
-        <w:t>вкладов признаков (SHAP). Для демонстрации практической полезности реализован подбор «</w:t>
-      </w:r>
-      <w:proofErr w:type="spellStart"/>
-      <w:r>
-        <w:rPr>
-          <w:lang w:eastAsia="ru-RU" w:bidi="ru-RU"/>
-        </w:rPr>
-        <w:t>компараблов</w:t>
-      </w:r>
-      <w:proofErr w:type="spellEnd"/>
-      <w:r>
-        <w:rPr>
-          <w:lang w:eastAsia="ru-RU" w:bidi="ru-RU"/>
-        </w:rPr>
-        <w:t>» на основе близости по ключевым признакам и локализации.</w:t>
+        <w:t>вкладов признаков (SHAP). Для демонстрации практической полезности реализован подбор «компараблов» на основе близости по ключевым признакам и локализации.</w:t>
       </w:r>
     </w:p>
     <w:p>
@@ -564,29 +442,7 @@
         <w:t>интеллектуальная оценка стоимости объектов жилой недвижимости</w:t>
       </w:r>
       <w:r>
-        <w:t xml:space="preserve">. Она лежит на пересечении рынков жилья, прикладной предиктивной аналитики, геоинформационных систем и методов машинного обучения для табличных и </w:t>
-      </w:r>
-      <w:proofErr w:type="spellStart"/>
-      <w:r>
-        <w:t>геопространственных</w:t>
-      </w:r>
-      <w:proofErr w:type="spellEnd"/>
-      <w:r>
-        <w:t xml:space="preserve"> данных. Объектом оценки выступают квартиры (аренда/продажа); ключевые характеристики: </w:t>
-      </w:r>
-      <w:commentRangeStart w:id="9"/>
-      <w:r>
-        <w:t>локация</w:t>
-      </w:r>
-      <w:commentRangeEnd w:id="9"/>
-      <w:r>
-        <w:rPr>
-          <w:rStyle w:val="aff"/>
-        </w:rPr>
-        <w:commentReference w:id="9"/>
-      </w:r>
-      <w:r>
-        <w:t xml:space="preserve"> (адрес, координаты), параметры планировки (площадь, комнаты, этаж/этажность), тип и состояние дома, окружение (доступность транспорта, объекты инфраструктуры), а также временной контекст публикации. Базовые термины: </w:t>
+        <w:t xml:space="preserve">. Она лежит на пересечении рынков жилья, прикладной предиктивной аналитики, геоинформационных систем и методов машинного обучения для табличных и геопространственных данных. Объектом оценки выступают квартиры (аренда); ключевые характеристики: локация (адрес, координаты), параметры планировки (площадь, комнаты, этаж/этажность), тип и состояние дома, окружение (доступность транспорта, объекты инфраструктуры), а также временной контекст публикации. Базовые термины: </w:t>
       </w:r>
       <w:r>
         <w:rPr>
@@ -599,7 +455,6 @@
       <w:r>
         <w:t xml:space="preserve"> (стоимость как функция атрибутов), </w:t>
       </w:r>
-      <w:proofErr w:type="spellStart"/>
       <w:r>
         <w:rPr>
           <w:rStyle w:val="affd"/>
@@ -608,7 +463,6 @@
         </w:rPr>
         <w:t>компараблы</w:t>
       </w:r>
-      <w:proofErr w:type="spellEnd"/>
       <w:r>
         <w:t xml:space="preserve"> (сопоставимые объекты), </w:t>
       </w:r>
@@ -692,46 +546,22 @@
     </w:p>
     <w:p>
       <w:r>
-        <w:t xml:space="preserve">Предлагаемое решение опирается на современные табличные модели с расширенным </w:t>
-      </w:r>
-      <w:proofErr w:type="spellStart"/>
-      <w:r>
-        <w:t>геопризнаковым</w:t>
-      </w:r>
-      <w:proofErr w:type="spellEnd"/>
-      <w:r>
-        <w:t xml:space="preserve"> описанием (агрегаты по ячейкам местности, время/стоимость до транспорта, плотность и структура предложений), честную оценку неопределённости (</w:t>
-      </w:r>
-      <w:proofErr w:type="spellStart"/>
-      <w:r>
-        <w:t>квантильные</w:t>
-      </w:r>
-      <w:proofErr w:type="spellEnd"/>
-      <w:r>
-        <w:t xml:space="preserve">/конформные предсказания), интерпретируемость (локальные и глобальные объяснения вкладов признаков) и поиск </w:t>
-      </w:r>
-      <w:proofErr w:type="spellStart"/>
-      <w:r>
-        <w:t>компараблов</w:t>
-      </w:r>
-      <w:proofErr w:type="spellEnd"/>
-      <w:r>
-        <w:t xml:space="preserve"> по близости атрибутов и локации. Такой подход призван объединить масштабируемость автоматизированных моделей с прозрачностью и практической полезностью экспертных методик, что создаёт основу для последующей постановки целей, задач и формализации технического задания.</w:t>
+        <w:t>Предлагаемое решение опирается на современные табличные модели с расширенным геопризнаковым описанием (агрегаты по ячейкам местности, время/стоимость до транспорта, плотность и структура предложений), честную оценку неопределённости (квантильные/конформные предсказания), интерпретируемость (локальные и глобальные объяснения вкладов признаков) и поиск компараблов по близости атрибутов и локации. Такой подход призван объединить масштабируемость автоматизированных моделей с прозрачностью и практической полезностью экспертных методик, что создаёт основу для последующей постановки целей, задач и формализации технического задания.</w:t>
       </w:r>
     </w:p>
     <w:p>
       <w:pPr>
         <w:pStyle w:val="23"/>
       </w:pPr>
-      <w:bookmarkStart w:id="10" w:name="_Toc212455482"/>
+      <w:bookmarkStart w:id="9" w:name="_Toc212455482"/>
       <w:r>
         <w:t>Обзор существующих аналогов</w:t>
       </w:r>
-      <w:bookmarkEnd w:id="10"/>
-    </w:p>
-    <w:p>
-      <w:r>
-        <w:t>На рынке РФ представлены сервисы, выполняющие автоматизированную оценку жилья (AVM): они прогнозируют цену продажи/аренды по адресу и базовым параметрам, иногда показывают динамику спроса/цен. Однако чаще всего не раскрывают методику моделирования, не предоставляют доверительные интервалы и объяснения факторов, а также ограничены по экспорту/API.</w:t>
+      <w:bookmarkEnd w:id="9"/>
+    </w:p>
+    <w:p>
+      <w:r>
+        <w:t>На рынке РФ представлены сервисы, выполняющие автоматизированную оценку жилья (AVM): они прогнозируют цену аренды по адресу и базовым параметрам, иногда показывают динамику спроса/цен. Однако чаще всего не раскрывают методику моделирования, не предоставляют доверительные интервалы и объяснения факторов, а также ограничены по экспорту/API.</w:t>
       </w:r>
     </w:p>
     <w:p>
@@ -783,23 +613,7 @@
         <w:t>–</w:t>
       </w:r>
       <w:r>
-        <w:t xml:space="preserve"> быстро дать ориентир цены и сгенерировать </w:t>
-      </w:r>
-      <w:proofErr w:type="spellStart"/>
-      <w:r>
-        <w:t>лиды</w:t>
-      </w:r>
-      <w:proofErr w:type="spellEnd"/>
-      <w:r>
-        <w:t xml:space="preserve"> для агентств. Эти решения просты и доступны, но используют упрощённые эвристики, не учитывают пространственно-временные эффекты рынка, не предоставляют интерпретируемых объяснений и не поддерживают подбор качественных «</w:t>
-      </w:r>
-      <w:proofErr w:type="spellStart"/>
-      <w:r>
-        <w:t>компараблов</w:t>
-      </w:r>
-      <w:proofErr w:type="spellEnd"/>
-      <w:r>
-        <w:t>». Экспорт и программный доступ также редкость.</w:t>
+        <w:t xml:space="preserve"> быстро дать ориентир цены и сгенерировать лиды для агентств. Эти решения просты и доступны, но используют упрощённые эвристики, не учитывают пространственно-временные эффекты рынка, не предоставляют интерпретируемых объяснений и не поддерживают подбор качественных «компараблов». Экспорт и программный доступ также редкость.</w:t>
       </w:r>
     </w:p>
     <w:p>
@@ -812,15 +626,7 @@
         <w:pStyle w:val="22"/>
       </w:pPr>
       <w:r>
-        <w:t xml:space="preserve">Открытых решений, одновременно предоставляющих (1) корректно калиброванные доверительные интервалы, (2) интерпретируемые объяснения вклада признаков для конкретного объекта и (3) системный подбор сопоставимых объектов с учётом </w:t>
-      </w:r>
-      <w:proofErr w:type="spellStart"/>
-      <w:r>
-        <w:t>геопространственной</w:t>
-      </w:r>
-      <w:proofErr w:type="spellEnd"/>
-      <w:r>
-        <w:t xml:space="preserve"> близости, не выявлено.</w:t>
+        <w:t>Открытых решений, одновременно предоставляющих (1) корректно калиброванные доверительные интервалы, (2) интерпретируемые объяснения вклада признаков для конкретного объекта и (3) системный подбор сопоставимых объектов с учётом геопространственной близости, не выявлено.</w:t>
       </w:r>
     </w:p>
     <w:p>
@@ -852,15 +658,7 @@
       </w:r>
       <w:r>
         <w:lastRenderedPageBreak/>
-        <w:t xml:space="preserve">модуля </w:t>
-      </w:r>
-      <w:proofErr w:type="spellStart"/>
-      <w:r>
-        <w:t>компараблов</w:t>
-      </w:r>
-      <w:proofErr w:type="spellEnd"/>
-      <w:r>
-        <w:t>) определяют направления развития предлагаемого решения: включение честной интервальной оц</w:t>
+        <w:t>модуля компараблов) определяют направления развития предлагаемого решения: включение честной интервальной оц</w:t>
       </w:r>
       <w:r>
         <w:t>енки, локально интерпретируемых объяснений и алгоритма подбора сравнимых объектов как обязательных компонентов системы</w:t>
@@ -873,11 +671,11 @@
       <w:pPr>
         <w:pStyle w:val="23"/>
       </w:pPr>
-      <w:bookmarkStart w:id="11" w:name="_Toc212455483"/>
+      <w:bookmarkStart w:id="10" w:name="_Toc212455483"/>
       <w:r>
         <w:t>Цель и задачи</w:t>
       </w:r>
-      <w:bookmarkEnd w:id="11"/>
+      <w:bookmarkEnd w:id="10"/>
     </w:p>
     <w:p>
       <w:pPr>
@@ -911,123 +709,53 @@
         <w:rPr>
           <w:lang w:eastAsia="ru-RU" w:bidi="ru-RU"/>
         </w:rPr>
-        <w:t xml:space="preserve">Для достижения поставленной цели необходимо провести анализ предметной области и обзор существующих аналогов, сформировать и утвердить техническое задание. На следующем этапе требуется собрать </w:t>
-      </w:r>
-      <w:proofErr w:type="spellStart"/>
-      <w:r>
+        <w:t>Для достижения поставленной цели необходимо провести анализ предметной области и обзор существующих аналогов, сформировать и утвердить техническое задание. На следующем этапе требуется собрать датасет из объявлений и внешних геопризнаков, выполнить его очистку, геокодирование и генерацию признаков. Затем разрабатываются и обучаются модели прогнозирования с настройкой пространственно-временной валидации.</w:t>
+      </w:r>
+    </w:p>
+    <w:p>
+      <w:pPr>
         <w:rPr>
           <w:lang w:eastAsia="ru-RU" w:bidi="ru-RU"/>
         </w:rPr>
-        <w:t>датасет</w:t>
-      </w:r>
-      <w:proofErr w:type="spellEnd"/>
+      </w:pPr>
       <w:r>
         <w:rPr>
           <w:lang w:eastAsia="ru-RU" w:bidi="ru-RU"/>
         </w:rPr>
-        <w:t xml:space="preserve"> из объявлений и внешних </w:t>
-      </w:r>
-      <w:proofErr w:type="spellStart"/>
-      <w:r>
-        <w:rPr>
-          <w:lang w:eastAsia="ru-RU" w:bidi="ru-RU"/>
-        </w:rPr>
-        <w:t>геопризнаков</w:t>
-      </w:r>
-      <w:proofErr w:type="spellEnd"/>
-      <w:r>
-        <w:rPr>
-          <w:lang w:eastAsia="ru-RU" w:bidi="ru-RU"/>
-        </w:rPr>
-        <w:t xml:space="preserve">, выполнить его очистку, </w:t>
-      </w:r>
-      <w:proofErr w:type="spellStart"/>
-      <w:r>
-        <w:rPr>
-          <w:lang w:eastAsia="ru-RU" w:bidi="ru-RU"/>
-        </w:rPr>
-        <w:t>геокодирование</w:t>
-      </w:r>
-      <w:proofErr w:type="spellEnd"/>
-      <w:r>
-        <w:rPr>
-          <w:lang w:eastAsia="ru-RU" w:bidi="ru-RU"/>
-        </w:rPr>
-        <w:t xml:space="preserve"> и генерацию признаков. Затем разрабатываются и обучаются модели прогнозирования с настройкой пространственно-временной валидации.</w:t>
-      </w:r>
-    </w:p>
-    <w:p>
-      <w:pPr>
-        <w:rPr>
-          <w:lang w:eastAsia="ru-RU" w:bidi="ru-RU"/>
-        </w:rPr>
-      </w:pPr>
-      <w:r>
-        <w:rPr>
-          <w:lang w:eastAsia="ru-RU" w:bidi="ru-RU"/>
-        </w:rPr>
-        <w:t>Особое внимание уделяется реализации оценки неопределённости (</w:t>
-      </w:r>
-      <w:proofErr w:type="spellStart"/>
-      <w:r>
-        <w:rPr>
-          <w:lang w:eastAsia="ru-RU" w:bidi="ru-RU"/>
-        </w:rPr>
-        <w:t>квантильной</w:t>
-      </w:r>
-      <w:proofErr w:type="spellEnd"/>
-      <w:r>
-        <w:rPr>
-          <w:lang w:eastAsia="ru-RU" w:bidi="ru-RU"/>
-        </w:rPr>
-        <w:t xml:space="preserve"> или конформной) и созданию модуля интерпретации вкладов признаков. Дополнительно предусматривается механизм поиска сопоставимых объектов («</w:t>
-      </w:r>
-      <w:proofErr w:type="spellStart"/>
-      <w:r>
-        <w:rPr>
-          <w:lang w:eastAsia="ru-RU" w:bidi="ru-RU"/>
-        </w:rPr>
-        <w:t>компараблов</w:t>
-      </w:r>
-      <w:proofErr w:type="spellEnd"/>
-      <w:r>
-        <w:rPr>
-          <w:lang w:eastAsia="ru-RU" w:bidi="ru-RU"/>
-        </w:rPr>
-        <w:t>») по атрибутам и локализации. Завершающим этапом является создание прототипа веб-сервиса с картографической визуализацией и возможностью формирования краткого отчёта, а также проведение экспериментальной оценки качества и подготовка пользовательской и эксплуатационной документации.</w:t>
+        <w:t>Особое внимание уделяется реализации оценки неопределённости (квантильной или конформной) и созданию модуля интерпретации вкладов признаков. Дополнительно предусматривается механизм поиска сопоставимых объектов («компараблов») по атрибутам и локализации. Завершающим этапом является создание прототипа веб-сервиса с картографической визуализацией и возможностью формирования краткого отчёта, а также проведение экспериментальной оценки качества и подготовка пользовательской и эксплуатационной документации.</w:t>
       </w:r>
     </w:p>
     <w:p>
       <w:pPr>
         <w:pStyle w:val="23"/>
       </w:pPr>
-      <w:bookmarkStart w:id="12" w:name="_Toc212455484"/>
+      <w:bookmarkStart w:id="11" w:name="_Toc212455484"/>
       <w:r>
         <w:lastRenderedPageBreak/>
         <w:t>Техническое задание</w:t>
       </w:r>
+      <w:bookmarkEnd w:id="11"/>
+    </w:p>
+    <w:p>
+      <w:r>
+        <w:t>В данном подразделе представлено техническое задание на разработку системы «Интеллектуальная система анализа недвижимости». Техническое задание разработано на основе ГОСТ 34.602-</w:t>
+      </w:r>
+      <w:r>
+        <w:t>2020</w:t>
+      </w:r>
+      <w:r>
+        <w:t>.</w:t>
+      </w:r>
+    </w:p>
+    <w:p>
+      <w:pPr>
+        <w:pStyle w:val="31"/>
+      </w:pPr>
+      <w:bookmarkStart w:id="12" w:name="_Toc212455485"/>
+      <w:r>
+        <w:t>Назначение и цели разработки системы</w:t>
+      </w:r>
       <w:bookmarkEnd w:id="12"/>
-    </w:p>
-    <w:p>
-      <w:r>
-        <w:t>В данном подразделе представлено техническое задание на разработку системы «Интеллектуальная система анализа недвижимости». Техническое задание разработано на основе ГОСТ 34.602-</w:t>
-      </w:r>
-      <w:r>
-        <w:t>2020</w:t>
-      </w:r>
-      <w:r>
-        <w:t>.</w:t>
-      </w:r>
-    </w:p>
-    <w:p>
-      <w:pPr>
-        <w:pStyle w:val="31"/>
-      </w:pPr>
-      <w:bookmarkStart w:id="13" w:name="_Toc212455485"/>
-      <w:r>
-        <w:t>Назначение и цели разработки системы</w:t>
-      </w:r>
-      <w:bookmarkEnd w:id="13"/>
     </w:p>
     <w:p>
       <w:r>
@@ -1043,15 +771,7 @@
         <w:t>Назначение</w:t>
       </w:r>
       <w:r>
-        <w:t xml:space="preserve">: автоматизированная оценка «справедливой» стоимости продажи и аренды квартир по объектным и </w:t>
-      </w:r>
-      <w:proofErr w:type="spellStart"/>
-      <w:r>
-        <w:t>геопространственным</w:t>
-      </w:r>
-      <w:proofErr w:type="spellEnd"/>
-      <w:r>
-        <w:t xml:space="preserve"> признакам с предоставлением объяснений и сопоставимых объектов для поддержки принятия решений.</w:t>
+        <w:t>: автоматизированная оценка «справедливой» стоимости аренды квартир по объектным и геопространственным признакам с предоставлением объяснений и сопоставимых объектов для поддержки принятия решений.</w:t>
       </w:r>
     </w:p>
     <w:p>
@@ -1063,15 +783,7 @@
         <w:t>Цель работы:</w:t>
       </w:r>
       <w:r>
-        <w:t xml:space="preserve"> разработать прототип системы, формирующий прогноз цены с доверительным интервалом, интерпретируемым объяснением вкладов факторов и подбором </w:t>
-      </w:r>
-      <w:proofErr w:type="spellStart"/>
-      <w:r>
-        <w:t>компараблов</w:t>
-      </w:r>
-      <w:proofErr w:type="spellEnd"/>
-      <w:r>
-        <w:t>, а также предоставляющий краткий отчёт пользователю</w:t>
+        <w:t xml:space="preserve"> разработать прототип системы, формирующий прогноз цены с доверительным интервалом, интерпретируемым объяснением вкладов факторов и подбором компараблов, а также предоставляющий краткий отчёт пользователю</w:t>
       </w:r>
       <w:r>
         <w:t>.</w:t>
@@ -1108,31 +820,7 @@
         <w:pStyle w:val="22"/>
       </w:pPr>
       <w:r>
-        <w:t xml:space="preserve">Сформировать </w:t>
-      </w:r>
-      <w:proofErr w:type="spellStart"/>
-      <w:r>
-        <w:t>датасет</w:t>
-      </w:r>
-      <w:proofErr w:type="spellEnd"/>
-      <w:r>
-        <w:t xml:space="preserve"> объявлений и внешних </w:t>
-      </w:r>
-      <w:proofErr w:type="spellStart"/>
-      <w:r>
-        <w:t>геопризнаков</w:t>
-      </w:r>
-      <w:proofErr w:type="spellEnd"/>
-      <w:r>
-        <w:t xml:space="preserve">; выполнить очистку и </w:t>
-      </w:r>
-      <w:proofErr w:type="spellStart"/>
-      <w:r>
-        <w:t>геокодирование</w:t>
-      </w:r>
-      <w:proofErr w:type="spellEnd"/>
-      <w:r>
-        <w:t>.</w:t>
+        <w:t>Сформировать датасет объявлений и внешних геопризнаков; выполнить очистку и геокодирование.</w:t>
       </w:r>
     </w:p>
     <w:p>
@@ -1148,15 +836,7 @@
         <w:pStyle w:val="22"/>
       </w:pPr>
       <w:r>
-        <w:t>Реализовать оценку неопределённости (</w:t>
-      </w:r>
-      <w:proofErr w:type="spellStart"/>
-      <w:r>
-        <w:t>квантильная</w:t>
-      </w:r>
-      <w:proofErr w:type="spellEnd"/>
-      <w:r>
-        <w:t>/конформная) и интерпретацию вкладов признаков.</w:t>
+        <w:t>Реализовать оценку неопределённости (квантильная/конформная) и интерпретацию вкладов признаков.</w:t>
       </w:r>
     </w:p>
     <w:p>
@@ -1188,11 +868,11 @@
       <w:pPr>
         <w:pStyle w:val="31"/>
       </w:pPr>
-      <w:bookmarkStart w:id="14" w:name="_Toc212455486"/>
+      <w:bookmarkStart w:id="13" w:name="_Toc212455486"/>
       <w:r>
         <w:t>Функциональные требования</w:t>
       </w:r>
-      <w:bookmarkEnd w:id="14"/>
+      <w:bookmarkEnd w:id="13"/>
     </w:p>
     <w:p>
       <w:pPr>
@@ -1204,20 +884,15 @@
         <w:ind w:left="1276" w:hanging="567"/>
       </w:pPr>
       <w:r>
-        <w:t>Ввод данных об объекте: адрес/координаты, тип сделки (продажа/аренда), площадь(и), количество комнат, этаж/этажность, тип/состояние дома и др.</w:t>
+        <w:t>Ввод данных об объекте: адрес/координаты, тип сделки (аренда), площадь(и), количество комнат, этаж/этажность, тип/состояние дома и др.</w:t>
       </w:r>
     </w:p>
     <w:p>
       <w:pPr>
         <w:pStyle w:val="22"/>
       </w:pPr>
-      <w:proofErr w:type="spellStart"/>
-      <w:r>
-        <w:t>Геокодирование</w:t>
-      </w:r>
-      <w:proofErr w:type="spellEnd"/>
-      <w:r>
-        <w:t xml:space="preserve"> и валидация ввода: определение координат по адресу; проверка корректности и полноты полей.</w:t>
+      <w:r>
+        <w:t>Геокодирование и валидация ввода: определение координат по адресу; проверка корректности и полноты полей.</w:t>
       </w:r>
     </w:p>
     <w:p>
@@ -1225,7 +900,7 @@
         <w:pStyle w:val="22"/>
       </w:pPr>
       <w:r>
-        <w:t>Прогноз стоимости: расчёт «справедливой» цены продажи и/или аренды; вывод доверительного интервала.</w:t>
+        <w:t>Прогноз стоимости: расчёт «справедливой» цены аренды; вывод доверительного интервала.</w:t>
       </w:r>
     </w:p>
     <w:p>
@@ -1241,15 +916,7 @@
         <w:pStyle w:val="22"/>
       </w:pPr>
       <w:r>
-        <w:t xml:space="preserve">Подбор </w:t>
-      </w:r>
-      <w:proofErr w:type="spellStart"/>
-      <w:r>
-        <w:t>компараблов</w:t>
-      </w:r>
-      <w:proofErr w:type="spellEnd"/>
-      <w:r>
-        <w:t>: выдача 5–10 сопоставимых объектов с указанием расстояния/времени до транспорта и ключевых атрибутов.</w:t>
+        <w:t>Подбор компараблов: выдача 5–10 сопоставимых объектов с указанием расстояния/времени до транспорта и ключевых атрибутов.</w:t>
       </w:r>
     </w:p>
     <w:p>
@@ -1257,15 +924,7 @@
         <w:pStyle w:val="22"/>
       </w:pPr>
       <w:r>
-        <w:t xml:space="preserve">Отчёт пользователю: формирование краткого отчёта (PDF/HTML) с ценой, интервалом, объяснениями и списком </w:t>
-      </w:r>
-      <w:proofErr w:type="spellStart"/>
-      <w:r>
-        <w:t>компараблов</w:t>
-      </w:r>
-      <w:proofErr w:type="spellEnd"/>
-      <w:r>
-        <w:t>.</w:t>
+        <w:t>Отчёт пользователю: формирование краткого отчёта (PDF/HTML) с ценой, интервалом, объяснениями и списком компараблов.</w:t>
       </w:r>
     </w:p>
     <w:p>
@@ -1280,11 +939,11 @@
       <w:pPr>
         <w:pStyle w:val="31"/>
       </w:pPr>
-      <w:bookmarkStart w:id="15" w:name="_Toc212455487"/>
+      <w:bookmarkStart w:id="14" w:name="_Toc212455487"/>
       <w:r>
         <w:t>Нефункциональные требования</w:t>
       </w:r>
-      <w:bookmarkEnd w:id="15"/>
+      <w:bookmarkEnd w:id="14"/>
     </w:p>
     <w:p>
       <w:pPr>
@@ -1293,7 +952,7 @@
       <w:r>
         <w:t>в</w:t>
       </w:r>
-      <w:commentRangeStart w:id="16"/>
+      <w:commentRangeStart w:id="15"/>
       <w:r>
         <w:t xml:space="preserve">ремя формирования прогноза </w:t>
       </w:r>
@@ -1309,7 +968,7 @@
       <w:r>
         <w:t xml:space="preserve"> до 5 секунд</w:t>
       </w:r>
-      <w:commentRangeEnd w:id="16"/>
+      <w:commentRangeEnd w:id="15"/>
       <w:r>
         <w:rPr>
           <w:rStyle w:val="aff"/>
@@ -1318,7 +977,7 @@
           <w:shd w:val="clear" w:color="auto" w:fill="auto"/>
           <w:lang w:eastAsia="en-US"/>
         </w:rPr>
-        <w:commentReference w:id="16"/>
+        <w:commentReference w:id="15"/>
       </w:r>
       <w:r>
         <w:t>;</w:t>
@@ -1346,13 +1005,8 @@
         <w:t>в</w:t>
       </w:r>
       <w:r>
-        <w:t xml:space="preserve">озможность горизонтального масштабирования сервиса </w:t>
-      </w:r>
-      <w:proofErr w:type="spellStart"/>
-      <w:r>
-        <w:t>инференса</w:t>
-      </w:r>
-      <w:proofErr w:type="spellEnd"/>
+        <w:t>озможность горизонтального масштабирования сервиса инференса</w:t>
+      </w:r>
       <w:r>
         <w:t>.</w:t>
       </w:r>
@@ -1361,12 +1015,12 @@
       <w:pPr>
         <w:pStyle w:val="31"/>
       </w:pPr>
-      <w:bookmarkStart w:id="17" w:name="_Toc212455488"/>
+      <w:bookmarkStart w:id="16" w:name="_Toc212455488"/>
       <w:r>
         <w:lastRenderedPageBreak/>
         <w:t>Требования к аппаратно-программной платформе</w:t>
       </w:r>
-      <w:bookmarkEnd w:id="17"/>
+      <w:bookmarkEnd w:id="16"/>
     </w:p>
     <w:p>
       <w:r>
@@ -1382,11 +1036,11 @@
         </w:numPr>
         <w:ind w:firstLine="0"/>
       </w:pPr>
-      <w:bookmarkStart w:id="18" w:name="_Toc212455489"/>
+      <w:bookmarkStart w:id="17" w:name="_Toc212455489"/>
       <w:r>
         <w:t>Аппаратная часть</w:t>
       </w:r>
-      <w:bookmarkEnd w:id="18"/>
+      <w:bookmarkEnd w:id="17"/>
     </w:p>
     <w:p>
       <w:r>
@@ -1407,15 +1061,7 @@
         <w:t>с</w:t>
       </w:r>
       <w:r>
-        <w:t xml:space="preserve">ервер: 4 </w:t>
-      </w:r>
-      <w:proofErr w:type="spellStart"/>
-      <w:r>
-        <w:t>vCPU</w:t>
-      </w:r>
-      <w:proofErr w:type="spellEnd"/>
-      <w:r>
-        <w:t>, 8 ГБ ОЗУ, SSD 100 ГБ; сетевое подключение 100 Мбит/с и выше</w:t>
+        <w:t>ервер: 4 vCPU, 8 ГБ ОЗУ, SSD 100 ГБ; сетевое подключение 100 Мбит/с и выше</w:t>
       </w:r>
       <w:r>
         <w:t>;</w:t>
@@ -1441,11 +1087,11 @@
         </w:numPr>
         <w:ind w:firstLine="0"/>
       </w:pPr>
-      <w:bookmarkStart w:id="19" w:name="_Toc212455490"/>
+      <w:bookmarkStart w:id="18" w:name="_Toc212455490"/>
       <w:r>
         <w:t>Программная часть</w:t>
       </w:r>
-      <w:bookmarkEnd w:id="19"/>
+      <w:bookmarkEnd w:id="18"/>
     </w:p>
     <w:p>
       <w:pPr>
@@ -1545,26 +1191,18 @@
         <w:ind w:left="1276" w:hanging="567"/>
       </w:pPr>
       <w:r>
-        <w:t xml:space="preserve">Подсистемы: сервис карт и </w:t>
-      </w:r>
-      <w:proofErr w:type="spellStart"/>
-      <w:r>
-        <w:t>геокодирования</w:t>
-      </w:r>
-      <w:proofErr w:type="spellEnd"/>
-      <w:r>
-        <w:t>; средство генерации отчётов; система журналирования и мониторинга.</w:t>
+        <w:t>Подсистемы: сервис карт и геокодирования; средство генерации отчётов; система журналирования и мониторинга.</w:t>
       </w:r>
     </w:p>
     <w:p>
       <w:pPr>
         <w:pStyle w:val="31"/>
       </w:pPr>
-      <w:bookmarkStart w:id="20" w:name="_Toc212455491"/>
+      <w:bookmarkStart w:id="19" w:name="_Toc212455491"/>
       <w:r>
         <w:t>Порядок контроля</w:t>
       </w:r>
-      <w:bookmarkEnd w:id="20"/>
+      <w:bookmarkEnd w:id="19"/>
     </w:p>
     <w:p>
       <w:r>
@@ -1578,97 +1216,97 @@
       <w:pPr>
         <w:pStyle w:val="31"/>
       </w:pPr>
-      <w:bookmarkStart w:id="21" w:name="_Toc212455492"/>
+      <w:bookmarkStart w:id="20" w:name="_Toc212455492"/>
       <w:r>
         <w:lastRenderedPageBreak/>
         <w:t>Требования к программной документации</w:t>
       </w:r>
+      <w:bookmarkEnd w:id="20"/>
+    </w:p>
+    <w:p>
+      <w:r>
+        <w:t>Состав документации:</w:t>
+      </w:r>
+    </w:p>
+    <w:p>
+      <w:pPr>
+        <w:pStyle w:val="20"/>
+      </w:pPr>
+      <w:r>
+        <w:t>р</w:t>
+      </w:r>
+      <w:r>
+        <w:t>уководство пользователя (описание сценариев, ограничений, формируемых отчётов)</w:t>
+      </w:r>
+      <w:r>
+        <w:t>;</w:t>
+      </w:r>
+    </w:p>
+    <w:p>
+      <w:pPr>
+        <w:pStyle w:val="20"/>
+      </w:pPr>
+      <w:r>
+        <w:t>р</w:t>
+      </w:r>
+      <w:r>
+        <w:t>уководство администратора (загрузка/обновление данных, обслуживание, мониторинг)</w:t>
+      </w:r>
+      <w:r>
+        <w:t>;</w:t>
+      </w:r>
+    </w:p>
+    <w:p>
+      <w:pPr>
+        <w:pStyle w:val="20"/>
+      </w:pPr>
+      <w:r>
+        <w:t>о</w:t>
+      </w:r>
+      <w:r>
+        <w:t>тчёт по методике моделирования и валидации (данные, признаки, метрики, интерпретация)</w:t>
+      </w:r>
+      <w:r>
+        <w:t>;</w:t>
+      </w:r>
+    </w:p>
+    <w:p>
+      <w:pPr>
+        <w:pStyle w:val="20"/>
+      </w:pPr>
+      <w:r>
+        <w:t>с</w:t>
+      </w:r>
+      <w:r>
+        <w:t>пецификация API (форматы запросов/ответов, коды ошибок)</w:t>
+      </w:r>
+      <w:r>
+        <w:t>;</w:t>
+      </w:r>
+    </w:p>
+    <w:p>
+      <w:pPr>
+        <w:pStyle w:val="20"/>
+      </w:pPr>
+      <w:r>
+        <w:t>п</w:t>
+      </w:r>
+      <w:r>
+        <w:t>ояснительная записка (структура системы, архитектура, ограничения, версии)</w:t>
+      </w:r>
+      <w:r>
+        <w:t>.</w:t>
+      </w:r>
+    </w:p>
+    <w:p>
+      <w:pPr>
+        <w:pStyle w:val="31"/>
+      </w:pPr>
+      <w:bookmarkStart w:id="21" w:name="_Toc212455493"/>
+      <w:r>
+        <w:t>Стадии разработки</w:t>
+      </w:r>
       <w:bookmarkEnd w:id="21"/>
-    </w:p>
-    <w:p>
-      <w:r>
-        <w:t>Состав документации:</w:t>
-      </w:r>
-    </w:p>
-    <w:p>
-      <w:pPr>
-        <w:pStyle w:val="20"/>
-      </w:pPr>
-      <w:r>
-        <w:t>р</w:t>
-      </w:r>
-      <w:r>
-        <w:t>уководство пользователя (описание сценариев, ограничений, формируемых отчётов)</w:t>
-      </w:r>
-      <w:r>
-        <w:t>;</w:t>
-      </w:r>
-    </w:p>
-    <w:p>
-      <w:pPr>
-        <w:pStyle w:val="20"/>
-      </w:pPr>
-      <w:r>
-        <w:t>р</w:t>
-      </w:r>
-      <w:r>
-        <w:t>уководство администратора (загрузка/обновление данных, обслуживание, мониторинг)</w:t>
-      </w:r>
-      <w:r>
-        <w:t>;</w:t>
-      </w:r>
-    </w:p>
-    <w:p>
-      <w:pPr>
-        <w:pStyle w:val="20"/>
-      </w:pPr>
-      <w:r>
-        <w:t>о</w:t>
-      </w:r>
-      <w:r>
-        <w:t>тчёт по методике моделирования и валидации (данные, признаки, метрики, интерпретация)</w:t>
-      </w:r>
-      <w:r>
-        <w:t>;</w:t>
-      </w:r>
-    </w:p>
-    <w:p>
-      <w:pPr>
-        <w:pStyle w:val="20"/>
-      </w:pPr>
-      <w:r>
-        <w:t>с</w:t>
-      </w:r>
-      <w:r>
-        <w:t>пецификация API (форматы запросов/ответов, коды ошибок)</w:t>
-      </w:r>
-      <w:r>
-        <w:t>;</w:t>
-      </w:r>
-    </w:p>
-    <w:p>
-      <w:pPr>
-        <w:pStyle w:val="20"/>
-      </w:pPr>
-      <w:r>
-        <w:t>п</w:t>
-      </w:r>
-      <w:r>
-        <w:t>ояснительная записка (структура системы, архитектура, ограничения, версии)</w:t>
-      </w:r>
-      <w:r>
-        <w:t>.</w:t>
-      </w:r>
-    </w:p>
-    <w:p>
-      <w:pPr>
-        <w:pStyle w:val="31"/>
-      </w:pPr>
-      <w:bookmarkStart w:id="22" w:name="_Toc212455493"/>
-      <w:r>
-        <w:t>Стадии разработки</w:t>
-      </w:r>
-      <w:bookmarkEnd w:id="22"/>
     </w:p>
     <w:p>
       <w:r>
@@ -1716,11 +1354,11 @@
       <w:pPr>
         <w:pStyle w:val="31"/>
       </w:pPr>
-      <w:bookmarkStart w:id="23" w:name="_Toc212455494"/>
+      <w:bookmarkStart w:id="22" w:name="_Toc212455494"/>
       <w:r>
         <w:t>Этапы разработки</w:t>
       </w:r>
-      <w:bookmarkEnd w:id="23"/>
+      <w:bookmarkEnd w:id="22"/>
     </w:p>
     <w:p>
       <w:r>
@@ -1736,23 +1374,7 @@
         <w:t>Этап</w:t>
       </w:r>
       <w:r>
-        <w:t xml:space="preserve"> работы с данными предусматривает сбор, очистку и </w:t>
-      </w:r>
-      <w:proofErr w:type="spellStart"/>
-      <w:r>
-        <w:t>геокодирование</w:t>
-      </w:r>
-      <w:proofErr w:type="spellEnd"/>
-      <w:r>
-        <w:t xml:space="preserve"> информации, построение </w:t>
-      </w:r>
-      <w:proofErr w:type="spellStart"/>
-      <w:r>
-        <w:t>геопризнаков</w:t>
-      </w:r>
-      <w:proofErr w:type="spellEnd"/>
-      <w:r>
-        <w:t xml:space="preserve"> и проведение контроля качества полученных данных.</w:t>
+        <w:t xml:space="preserve"> работы с данными предусматривает сбор, очистку и геокодирование информации, построение геопризнаков и проведение контроля качества полученных данных.</w:t>
       </w:r>
     </w:p>
     <w:p>
@@ -1800,23 +1422,15 @@
       <w:pPr>
         <w:pStyle w:val="23"/>
       </w:pPr>
-      <w:bookmarkStart w:id="24" w:name="_Toc212455495"/>
+      <w:bookmarkStart w:id="23" w:name="_Toc212455495"/>
       <w:r>
         <w:t>Вывод по исследовательскому разделу</w:t>
       </w:r>
-      <w:bookmarkEnd w:id="24"/>
-    </w:p>
-    <w:p>
-      <w:r>
-        <w:t xml:space="preserve">Проведено исследование задачи и предметной области «интеллектуальной оценки стоимости жилой недвижимости», сформулированы базовые термины и требования к данным/моделям. Обзор аналогов показал: на рынке доступны калькуляторы оценки и динамики цен, однако им недостаёт прозрачности, доверительных интервалов и системного подбора сопоставимых объектов; эти функциональные дефициты положены в основу требований настоящей системы (интервальная оценка + интерпретируемость + </w:t>
-      </w:r>
-      <w:proofErr w:type="spellStart"/>
-      <w:r>
-        <w:t>компараблы</w:t>
-      </w:r>
-      <w:proofErr w:type="spellEnd"/>
-      <w:r>
-        <w:t>). На этой базе сформулированы цель и задачи, а также подготовлено компактное ТЗ, определяющее функционал, нефункциональные характеристики и контуры дальнейшего проектирования и реализации.</w:t>
+      <w:bookmarkEnd w:id="23"/>
+    </w:p>
+    <w:p>
+      <w:r>
+        <w:t>Проведено исследование задачи и предметной области «интеллектуальной оценки стоимости жилой недвижимости», сформулированы базовые термины и требования к данным/моделям. Обзор аналогов показал: на рынке доступны калькуляторы оценки и динамики цен, однако им недостаёт прозрачности, доверительных интервалов и системного подбора сопоставимых объектов; эти функциональные дефициты положены в основу требований настоящей системы (интервальная оценка + интерпретируемость + компараблы). На этой базе сформулированы цель и задачи, а также подготовлено компактное ТЗ, определяющее функционал, нефункциональные характеристики и контуры дальнейшего проектирования и реализации.</w:t>
       </w:r>
     </w:p>
     <w:p>
@@ -1837,32 +1451,22 @@
       <w:pPr>
         <w:pStyle w:val="a0"/>
       </w:pPr>
-      <w:bookmarkStart w:id="25" w:name="_Toc212455496"/>
+      <w:bookmarkStart w:id="24" w:name="_Toc212455496"/>
       <w:r>
         <w:lastRenderedPageBreak/>
-        <w:t>АНАЛИТИЧЕСКИЕ РАЗДЕЛ</w:t>
-      </w:r>
-      <w:bookmarkEnd w:id="25"/>
-    </w:p>
-    <w:p>
-      <w:r>
-        <w:t xml:space="preserve">Аналитический раздел предназначен для уточнения математической и технологической основы предлагаемого решения по теме «Интеллектуальная система анализа недвижимости». Здесь формализуются методы прогнозирования (модели табличного ML с </w:t>
-      </w:r>
-      <w:proofErr w:type="spellStart"/>
-      <w:r>
-        <w:t>геопространственными</w:t>
-      </w:r>
-      <w:proofErr w:type="spellEnd"/>
-      <w:r>
-        <w:t xml:space="preserve"> признаками, оценка неопределённости </w:t>
-      </w:r>
-      <w:proofErr w:type="spellStart"/>
-      <w:r>
-        <w:t>квантильными</w:t>
-      </w:r>
-      <w:proofErr w:type="spellEnd"/>
-      <w:r>
-        <w:t>/конформными подходами, интерпретируемость вкладов признаков), обосновывается выбор инструментов их реализации и описывается целевая архитектура системы. Раздел также демонстрирует, как функциональные требования интегрируются в бизнес-логику и обработку данных: на уровне процессов (диаграммы BPMN/IDEF0 для сценария «Оценка объекта» и смежных операций) и на уровне структур (UML-схемы компонентов и развертывания). В результате формируется согласованная модель «что делает система» (процессы, данные, пользователи) и «за счёт чего она это делает» (алгоритмы, сервисы, хранилища, интерфейсы), обеспечивающая основу для последующей реализации и экспериментальной проверки</w:t>
+        <w:t>АНАЛИТИЧЕСКИ</w:t>
+      </w:r>
+      <w:r>
+        <w:t>й</w:t>
+      </w:r>
+      <w:r>
+        <w:t xml:space="preserve"> РАЗДЕЛ</w:t>
+      </w:r>
+      <w:bookmarkEnd w:id="24"/>
+    </w:p>
+    <w:p>
+      <w:r>
+        <w:t>Аналитический раздел предназначен для уточнения математической и технологической основы предлагаемого решения по теме «Интеллектуальная система анализа недвижимости». Здесь формализуются методы прогнозирования (модели табличного ML с геопространственными признаками, оценка неопределённости квантильными/конформными подходами, интерпретируемость вкладов признаков), обосновывается выбор инструментов их реализации и описывается целевая архитектура системы. Раздел также демонстрирует, как функциональные требования интегрируются в бизнес-логику и обработку данных: на уровне процессов (диаграммы BPMN/IDEF0 для сценария «Оценка объекта» и смежных операций) и на уровне структур (UML-схемы компонентов и развертывания). В результате формируется согласованная модель «что делает система» (процессы, данные, пользователи) и «за счёт чего она это делает» (алгоритмы, сервисы, хранилища, интерфейсы), обеспечивающая основу для последующей реализации и экспериментальной проверки</w:t>
       </w:r>
     </w:p>
     <w:p>
@@ -1910,36 +1514,15 @@
     </w:p>
     <w:p>
       <w:r>
-        <w:t xml:space="preserve">Инструменты обработки данных и </w:t>
-      </w:r>
-      <w:proofErr w:type="spellStart"/>
-      <w:r>
-        <w:t>геоаналитики</w:t>
-      </w:r>
-      <w:proofErr w:type="spellEnd"/>
-      <w:r>
-        <w:t>:</w:t>
+        <w:t>Инструменты обработки данных и геоаналитики:</w:t>
       </w:r>
     </w:p>
     <w:p>
       <w:pPr>
         <w:pStyle w:val="a1"/>
       </w:pPr>
-      <w:proofErr w:type="spellStart"/>
-      <w:r>
-        <w:t>pandas</w:t>
-      </w:r>
-      <w:proofErr w:type="spellEnd"/>
-      <w:r>
-        <w:t xml:space="preserve"> / </w:t>
-      </w:r>
-      <w:proofErr w:type="spellStart"/>
-      <w:r>
-        <w:t>NumPy</w:t>
-      </w:r>
-      <w:proofErr w:type="spellEnd"/>
-      <w:r>
-        <w:t xml:space="preserve"> </w:t>
+      <w:r>
+        <w:t xml:space="preserve">pandas / NumPy </w:t>
       </w:r>
       <w:r>
         <w:t>–</w:t>
@@ -1958,11 +1541,9 @@
         </w:rPr>
         <w:t>s</w:t>
       </w:r>
-      <w:proofErr w:type="spellStart"/>
       <w:r>
         <w:t>hapely</w:t>
       </w:r>
-      <w:proofErr w:type="spellEnd"/>
       <w:r>
         <w:t xml:space="preserve"> –</w:t>
       </w:r>
@@ -2007,99 +1588,41 @@
       <w:pPr>
         <w:pStyle w:val="a1"/>
       </w:pPr>
-      <w:proofErr w:type="spellStart"/>
       <w:r>
         <w:lastRenderedPageBreak/>
-        <w:t>scikit-learn</w:t>
-      </w:r>
-      <w:proofErr w:type="spellEnd"/>
+        <w:t xml:space="preserve">scikit-learn </w:t>
+      </w:r>
+      <w:r>
+        <w:t xml:space="preserve">– </w:t>
+      </w:r>
+      <w:r>
+        <w:t>базовые модели/валидация/пайплайны;</w:t>
+      </w:r>
+    </w:p>
+    <w:p>
+      <w:pPr>
+        <w:pStyle w:val="a1"/>
+      </w:pPr>
+      <w:r>
+        <w:t>LightGBM</w:t>
+      </w:r>
+      <w:r>
+        <w:rPr>
+          <w:rStyle w:val="affd"/>
+        </w:rPr>
+        <w:t>/CatBoost / XGBoost</w:t>
+      </w:r>
       <w:r>
         <w:t xml:space="preserve"> </w:t>
       </w:r>
       <w:r>
+        <w:t xml:space="preserve"> </w:t>
+      </w:r>
+      <w:r>
         <w:t xml:space="preserve">– </w:t>
       </w:r>
       <w:r>
-        <w:t>базовые модели/валидация/</w:t>
-      </w:r>
-      <w:proofErr w:type="spellStart"/>
-      <w:r>
-        <w:t>пайплайны</w:t>
-      </w:r>
-      <w:proofErr w:type="spellEnd"/>
-      <w:r>
-        <w:t>;</w:t>
-      </w:r>
-    </w:p>
-    <w:p>
-      <w:pPr>
-        <w:pStyle w:val="a1"/>
-      </w:pPr>
-      <w:proofErr w:type="spellStart"/>
-      <w:r>
-        <w:t>LightGBM</w:t>
-      </w:r>
-      <w:proofErr w:type="spellEnd"/>
-      <w:r>
-        <w:rPr>
-          <w:rStyle w:val="affd"/>
-        </w:rPr>
-        <w:t>/</w:t>
-      </w:r>
-      <w:proofErr w:type="spellStart"/>
-      <w:r>
-        <w:rPr>
-          <w:rStyle w:val="affd"/>
-        </w:rPr>
-        <w:t>CatBoost</w:t>
-      </w:r>
-      <w:proofErr w:type="spellEnd"/>
-      <w:r>
-        <w:rPr>
-          <w:rStyle w:val="affd"/>
-        </w:rPr>
-        <w:t xml:space="preserve"> / </w:t>
-      </w:r>
-      <w:proofErr w:type="spellStart"/>
-      <w:proofErr w:type="gramStart"/>
-      <w:r>
-        <w:rPr>
-          <w:rStyle w:val="affd"/>
-        </w:rPr>
-        <w:t>XGBoost</w:t>
-      </w:r>
-      <w:proofErr w:type="spellEnd"/>
-      <w:r>
-        <w:t xml:space="preserve"> </w:t>
-      </w:r>
-      <w:r>
-        <w:t xml:space="preserve"> </w:t>
-      </w:r>
-      <w:r>
-        <w:t>–</w:t>
-      </w:r>
-      <w:proofErr w:type="gramEnd"/>
-      <w:r>
-        <w:t xml:space="preserve"> </w:t>
-      </w:r>
-      <w:r>
-        <w:t xml:space="preserve">градиентный </w:t>
-      </w:r>
-      <w:proofErr w:type="spellStart"/>
-      <w:r>
-        <w:t>бустинг</w:t>
-      </w:r>
-      <w:proofErr w:type="spellEnd"/>
-      <w:r>
-        <w:t xml:space="preserve"> по деревьям для табличных данных; поддержка </w:t>
-      </w:r>
-      <w:proofErr w:type="spellStart"/>
-      <w:r>
-        <w:t>квантильной</w:t>
-      </w:r>
-      <w:proofErr w:type="spellEnd"/>
-      <w:r>
-        <w:t xml:space="preserve"> регрессии;</w:t>
+        <w:t>градиентный бустинг по деревьям для табличных данных; поддержка квантильной регрессии;</w:t>
       </w:r>
     </w:p>
     <w:p>
@@ -2141,7 +1664,6 @@
         </w:numPr>
         <w:ind w:left="1276" w:hanging="567"/>
       </w:pPr>
-      <w:proofErr w:type="spellStart"/>
       <w:r>
         <w:rPr>
           <w:rStyle w:val="affd"/>
@@ -2149,7 +1671,6 @@
         </w:rPr>
         <w:t>MLflow</w:t>
       </w:r>
-      <w:proofErr w:type="spellEnd"/>
       <w:r>
         <w:t xml:space="preserve"> — учёт экспериментов, метрик и артефактов, «реестр» моделей.</w:t>
       </w:r>
@@ -2163,47 +1684,13 @@
         </w:numPr>
         <w:ind w:left="1276" w:hanging="567"/>
       </w:pPr>
-      <w:proofErr w:type="spellStart"/>
       <w:r>
         <w:rPr>
           <w:rStyle w:val="affd"/>
           <w:rFonts w:eastAsiaTheme="majorEastAsia"/>
         </w:rPr>
-        <w:t>Poetry</w:t>
-      </w:r>
-      <w:proofErr w:type="spellEnd"/>
-      <w:r>
-        <w:rPr>
-          <w:rStyle w:val="affd"/>
-          <w:rFonts w:eastAsiaTheme="majorEastAsia"/>
-        </w:rPr>
-        <w:t xml:space="preserve"> / </w:t>
-      </w:r>
-      <w:proofErr w:type="spellStart"/>
-      <w:r>
-        <w:rPr>
-          <w:rStyle w:val="affd"/>
-          <w:rFonts w:eastAsiaTheme="majorEastAsia"/>
-        </w:rPr>
-        <w:t>pip</w:t>
-      </w:r>
-      <w:proofErr w:type="spellEnd"/>
-      <w:r>
-        <w:rPr>
-          <w:rStyle w:val="affd"/>
-          <w:rFonts w:eastAsiaTheme="majorEastAsia"/>
-        </w:rPr>
-        <w:t xml:space="preserve"> + </w:t>
-      </w:r>
-      <w:proofErr w:type="spellStart"/>
-      <w:r>
-        <w:rPr>
-          <w:rStyle w:val="affd"/>
-          <w:rFonts w:eastAsiaTheme="majorEastAsia"/>
-        </w:rPr>
-        <w:t>venv</w:t>
-      </w:r>
-      <w:proofErr w:type="spellEnd"/>
+        <w:t>Poetry / pip + venv</w:t>
+      </w:r>
       <w:r>
         <w:t xml:space="preserve"> — управление зависимостями.</w:t>
       </w:r>
@@ -2217,7 +1704,6 @@
         </w:numPr>
         <w:ind w:left="1276" w:hanging="567"/>
       </w:pPr>
-      <w:proofErr w:type="spellStart"/>
       <w:r>
         <w:rPr>
           <w:b/>
@@ -2225,17 +1711,8 @@
         </w:rPr>
         <w:t>Docker</w:t>
       </w:r>
-      <w:proofErr w:type="spellEnd"/>
-      <w:r>
-        <w:t xml:space="preserve"> — контейнеризация среды </w:t>
-      </w:r>
-      <w:proofErr w:type="spellStart"/>
-      <w:r>
-        <w:t>инференса</w:t>
-      </w:r>
-      <w:proofErr w:type="spellEnd"/>
-      <w:r>
-        <w:t xml:space="preserve"> и вспомогательных сервисов.</w:t>
+      <w:r>
+        <w:t xml:space="preserve"> — контейнеризация среды инференса и вспомогательных сервисов.</w:t>
       </w:r>
     </w:p>
     <w:p/>
@@ -2256,7 +1733,6 @@
         </w:numPr>
         <w:ind w:left="1276" w:hanging="567"/>
       </w:pPr>
-      <w:proofErr w:type="spellStart"/>
       <w:r>
         <w:rPr>
           <w:rStyle w:val="affd"/>
@@ -2264,12 +1740,8 @@
         </w:rPr>
         <w:t>FastAPI</w:t>
       </w:r>
-      <w:proofErr w:type="spellEnd"/>
-      <w:r>
-        <w:t xml:space="preserve"> — REST API прототипа сервиса</w:t>
-      </w:r>
-      <w:r>
-        <w:t>.</w:t>
+      <w:r>
+        <w:t xml:space="preserve"> — REST API прототипа сервиса.</w:t>
       </w:r>
     </w:p>
     <w:p>
@@ -2281,31 +1753,13 @@
         </w:numPr>
         <w:ind w:left="1276" w:hanging="567"/>
       </w:pPr>
-      <w:proofErr w:type="spellStart"/>
       <w:r>
         <w:rPr>
           <w:rStyle w:val="affd"/>
           <w:rFonts w:eastAsiaTheme="majorEastAsia"/>
         </w:rPr>
-        <w:t>PostgreSQL</w:t>
-      </w:r>
-      <w:proofErr w:type="spellEnd"/>
-      <w:r>
-        <w:rPr>
-          <w:rStyle w:val="affd"/>
-          <w:rFonts w:eastAsiaTheme="majorEastAsia"/>
-        </w:rPr>
-        <w:t xml:space="preserve"> + </w:t>
-      </w:r>
-      <w:proofErr w:type="spellStart"/>
-      <w:r>
-        <w:rPr>
-          <w:rStyle w:val="affd"/>
-          <w:rFonts w:eastAsiaTheme="majorEastAsia"/>
-        </w:rPr>
-        <w:t>PostGIS</w:t>
-      </w:r>
-      <w:proofErr w:type="spellEnd"/>
+        <w:t>PostgreSQL + PostGIS</w:t>
+      </w:r>
       <w:r>
         <w:t xml:space="preserve"> — хранилище табличных и пространственных данных.</w:t>
       </w:r>
@@ -2319,7 +1773,6 @@
         </w:numPr>
         <w:ind w:left="1276" w:hanging="567"/>
       </w:pPr>
-      <w:proofErr w:type="spellStart"/>
       <w:r>
         <w:rPr>
           <w:rStyle w:val="affd"/>
@@ -2327,17 +1780,8 @@
         </w:rPr>
         <w:t>Parquet</w:t>
       </w:r>
-      <w:proofErr w:type="spellEnd"/>
-      <w:r>
-        <w:t xml:space="preserve"> — компактное </w:t>
-      </w:r>
-      <w:proofErr w:type="spellStart"/>
-      <w:r>
-        <w:t>колонночное</w:t>
-      </w:r>
-      <w:proofErr w:type="spellEnd"/>
-      <w:r>
-        <w:t xml:space="preserve"> хранилище витрин/фичей</w:t>
+      <w:r>
+        <w:t xml:space="preserve"> — компактное колонночное хранилище витрин/фичей</w:t>
       </w:r>
       <w:r>
         <w:t>.</w:t>
@@ -2352,43 +1796,15 @@
         </w:numPr>
         <w:ind w:left="1276" w:hanging="567"/>
       </w:pPr>
-      <w:proofErr w:type="spellStart"/>
       <w:r>
         <w:rPr>
           <w:rStyle w:val="affd"/>
           <w:rFonts w:eastAsiaTheme="majorEastAsia"/>
         </w:rPr>
-        <w:t>WeasyPrint</w:t>
-      </w:r>
-      <w:proofErr w:type="spellEnd"/>
-      <w:r>
-        <w:rPr>
-          <w:rStyle w:val="affd"/>
-          <w:rFonts w:eastAsiaTheme="majorEastAsia"/>
-        </w:rPr>
-        <w:t xml:space="preserve"> / </w:t>
-      </w:r>
-      <w:proofErr w:type="spellStart"/>
-      <w:r>
-        <w:rPr>
-          <w:rStyle w:val="affd"/>
-          <w:rFonts w:eastAsiaTheme="majorEastAsia"/>
-        </w:rPr>
-        <w:t>ReportLab</w:t>
-      </w:r>
-      <w:proofErr w:type="spellEnd"/>
-      <w:r>
-        <w:rPr>
-          <w:rStyle w:val="affd"/>
-          <w:rFonts w:eastAsiaTheme="majorEastAsia"/>
-        </w:rPr>
-        <w:t xml:space="preserve"> / Jinja2</w:t>
-      </w:r>
-      <w:r>
-        <w:t xml:space="preserve"> — генерация HTML/PDF-отчётов</w:t>
-      </w:r>
-      <w:r>
-        <w:t>.</w:t>
+        <w:t>WeasyPrint / ReportLab / Jinja2</w:t>
+      </w:r>
+      <w:r>
+        <w:t xml:space="preserve"> — генерация HTML/PDF-отчётов.</w:t>
       </w:r>
     </w:p>
     <w:p>
@@ -2400,80 +1816,31 @@
         </w:numPr>
         <w:ind w:left="1276" w:hanging="567"/>
       </w:pPr>
-      <w:proofErr w:type="spellStart"/>
       <w:r>
         <w:rPr>
           <w:rStyle w:val="affd"/>
           <w:rFonts w:eastAsiaTheme="majorEastAsia"/>
         </w:rPr>
-        <w:t>Folium</w:t>
-      </w:r>
-      <w:proofErr w:type="spellEnd"/>
-      <w:r>
-        <w:rPr>
-          <w:rStyle w:val="affd"/>
-          <w:rFonts w:eastAsiaTheme="majorEastAsia"/>
-        </w:rPr>
-        <w:t xml:space="preserve"> / </w:t>
-      </w:r>
-      <w:proofErr w:type="spellStart"/>
-      <w:r>
-        <w:rPr>
-          <w:rStyle w:val="affd"/>
-          <w:rFonts w:eastAsiaTheme="majorEastAsia"/>
-        </w:rPr>
-        <w:t>Leaflet</w:t>
-      </w:r>
-      <w:proofErr w:type="spellEnd"/>
-      <w:r>
-        <w:rPr>
-          <w:rStyle w:val="affd"/>
-          <w:rFonts w:eastAsiaTheme="majorEastAsia"/>
-        </w:rPr>
-        <w:t>/JS</w:t>
-      </w:r>
-      <w:r>
-        <w:t xml:space="preserve"> — картографическая визуализация объекта и </w:t>
-      </w:r>
-      <w:proofErr w:type="spellStart"/>
-      <w:r>
-        <w:t>компараблов</w:t>
-      </w:r>
-      <w:proofErr w:type="spellEnd"/>
-      <w:r>
-        <w:t>.</w:t>
-      </w:r>
-    </w:p>
-    <w:p>
-      <w:r>
-        <w:t xml:space="preserve">Выбранный стек минимизирует время до работающего прототипа и покрывает ключевые требования: </w:t>
-      </w:r>
-      <w:proofErr w:type="spellStart"/>
-      <w:r>
-        <w:t>геообогащение</w:t>
-      </w:r>
-      <w:proofErr w:type="spellEnd"/>
-      <w:r>
-        <w:t xml:space="preserve">, точный табличный ML, интерпретация, доверительные интервалы, </w:t>
-      </w:r>
-      <w:proofErr w:type="spellStart"/>
-      <w:r>
-        <w:t>компараблы</w:t>
-      </w:r>
-      <w:proofErr w:type="spellEnd"/>
-      <w:r>
-        <w:t xml:space="preserve"> и веб-интеграция.</w:t>
+        <w:t>Folium / Leaflet/JS</w:t>
+      </w:r>
+      <w:r>
+        <w:t xml:space="preserve"> — картографическая визуализация объекта и компараблов.</w:t>
+      </w:r>
+    </w:p>
+    <w:p>
+      <w:r>
+        <w:t>Выбранный стек минимизирует время до работающего прототипа и покрывает ключевые требования: геообогащение, точный табличный ML, интерпретация, доверительные интервалы, компараблы и веб-интеграция.</w:t>
       </w:r>
     </w:p>
     <w:p>
       <w:pPr>
         <w:pStyle w:val="23"/>
       </w:pPr>
-      <w:bookmarkStart w:id="26" w:name="_Toc212455498"/>
+      <w:bookmarkStart w:id="25" w:name="_Toc212455498"/>
       <w:r>
         <w:t xml:space="preserve">Обоснование </w:t>
       </w:r>
-      <w:bookmarkEnd w:id="26"/>
+      <w:bookmarkEnd w:id="25"/>
       <w:r>
         <w:t>выбора методов прогнозирования и компонентов решения</w:t>
       </w:r>
@@ -2489,15 +1856,7 @@
       </w:pPr>
       <w:r>
         <w:lastRenderedPageBreak/>
-        <w:t xml:space="preserve">сильную неоднородность признаков (категориальные, числовые, </w:t>
-      </w:r>
-      <w:proofErr w:type="spellStart"/>
-      <w:r>
-        <w:t>геопространственные</w:t>
-      </w:r>
-      <w:proofErr w:type="spellEnd"/>
-      <w:r>
-        <w:t>, календарные)</w:t>
+        <w:t>сильную неоднородность признаков (категориальные, числовые, геопространственные, календарные)</w:t>
       </w:r>
       <w:r>
         <w:t xml:space="preserve">; </w:t>
@@ -2524,15 +1883,7 @@
     </w:p>
     <w:p>
       <w:r>
-        <w:t xml:space="preserve">Исходя из этого, архитектура аналитической части решения строится вокруг градиентного </w:t>
-      </w:r>
-      <w:proofErr w:type="spellStart"/>
-      <w:r>
-        <w:t>бустинга</w:t>
-      </w:r>
-      <w:proofErr w:type="spellEnd"/>
-      <w:r>
-        <w:t xml:space="preserve"> по деревьям решений и дополняется модулями неопределённости, интерпретации и отбора сопоставимых объектов. Структура и степень детализации подраздела выдержаны в духе предоставленных примеров </w:t>
+        <w:t xml:space="preserve">Исходя из этого, архитектура аналитической части решения строится вокруг градиентного бустинга по деревьям решений и дополняется модулями неопределённости, интерпретации и отбора сопоставимых объектов. Структура и степень детализации подраздела выдержаны в духе предоставленных примеров </w:t>
       </w:r>
       <w:r>
         <w:t>–</w:t>
@@ -2543,31 +1894,7 @@
     </w:p>
     <w:p>
       <w:r>
-        <w:t>В качестве основного класса моделей применяются градиентные ансамбли над деревьями (</w:t>
-      </w:r>
-      <w:proofErr w:type="spellStart"/>
-      <w:r>
-        <w:t>CatBoost</w:t>
-      </w:r>
-      <w:proofErr w:type="spellEnd"/>
-      <w:r>
-        <w:t xml:space="preserve">, </w:t>
-      </w:r>
-      <w:proofErr w:type="spellStart"/>
-      <w:r>
-        <w:t>LightGBM</w:t>
-      </w:r>
-      <w:proofErr w:type="spellEnd"/>
-      <w:r>
-        <w:t xml:space="preserve">, </w:t>
-      </w:r>
-      <w:proofErr w:type="spellStart"/>
-      <w:r>
-        <w:t>XGBoost</w:t>
-      </w:r>
-      <w:proofErr w:type="spellEnd"/>
-      <w:r>
-        <w:t>). Такой выбор обусловлен</w:t>
+        <w:t>В качестве основного класса моделей применяются градиентные ансамбли над деревьями (CatBoost, LightGBM, XGBoost). Такой выбор обусловлен</w:t>
       </w:r>
       <w:r>
         <w:t>:</w:t>
@@ -2621,15 +1948,7 @@
         <w:t>производительностью</w:t>
       </w:r>
       <w:r>
-        <w:t xml:space="preserve">. Реализуют быструю итеративную разработку (важно на этапе прототипирования и отбора </w:t>
-      </w:r>
-      <w:proofErr w:type="spellStart"/>
-      <w:r>
-        <w:t>гиперпараметров</w:t>
-      </w:r>
-      <w:proofErr w:type="spellEnd"/>
-      <w:r>
-        <w:t>), масштабируются на десятки/сотни тысяч объявлений.</w:t>
+        <w:t>. Реализуют быструю итеративную разработку (важно на этапе прототипирования и отбора гиперпараметров), масштабируются на десятки/сотни тысяч объявлений.</w:t>
       </w:r>
     </w:p>
     <w:p>
@@ -2641,7 +1960,6 @@
       <w:pPr>
         <w:pStyle w:val="20"/>
       </w:pPr>
-      <w:proofErr w:type="spellStart"/>
       <w:r>
         <w:rPr>
           <w:b/>
@@ -2650,7 +1968,6 @@
         <w:lastRenderedPageBreak/>
         <w:t>CatBoost</w:t>
       </w:r>
-      <w:proofErr w:type="spellEnd"/>
       <w:r>
         <w:t xml:space="preserve"> </w:t>
       </w:r>
@@ -2658,31 +1975,7 @@
         <w:t>–</w:t>
       </w:r>
       <w:r>
-        <w:t xml:space="preserve"> предпочтителен при большом числе категориальных полей и умеренном размере </w:t>
-      </w:r>
-      <w:proofErr w:type="spellStart"/>
-      <w:r>
-        <w:t>датасета</w:t>
-      </w:r>
-      <w:proofErr w:type="spellEnd"/>
-      <w:r>
-        <w:t>: даёт стабильные результаты «из коробки» (</w:t>
-      </w:r>
-      <w:proofErr w:type="spellStart"/>
-      <w:r>
-        <w:t>ordered</w:t>
-      </w:r>
-      <w:proofErr w:type="spellEnd"/>
-      <w:r>
-        <w:t xml:space="preserve"> </w:t>
-      </w:r>
-      <w:proofErr w:type="spellStart"/>
-      <w:r>
-        <w:t>boosting</w:t>
-      </w:r>
-      <w:proofErr w:type="spellEnd"/>
-      <w:r>
-        <w:t>, встроенное кодирование категорий)</w:t>
+        <w:t xml:space="preserve"> предпочтителен при большом числе категориальных полей и умеренном размере датасета: даёт стабильные результаты «из коробки» (ordered boosting, встроенное кодирование категорий)</w:t>
       </w:r>
       <w:r>
         <w:t>;</w:t>
@@ -2692,7 +1985,6 @@
       <w:pPr>
         <w:pStyle w:val="20"/>
       </w:pPr>
-      <w:proofErr w:type="spellStart"/>
       <w:r>
         <w:rPr>
           <w:b/>
@@ -2700,7 +1992,6 @@
         </w:rPr>
         <w:t>LightGBM</w:t>
       </w:r>
-      <w:proofErr w:type="spellEnd"/>
       <w:r>
         <w:t xml:space="preserve"> </w:t>
       </w:r>
@@ -2708,31 +1999,7 @@
         <w:t xml:space="preserve">– </w:t>
       </w:r>
       <w:r>
-        <w:t>оптимален, когда важна скорость обучения/</w:t>
-      </w:r>
-      <w:proofErr w:type="spellStart"/>
-      <w:r>
-        <w:t>инференса</w:t>
-      </w:r>
-      <w:proofErr w:type="spellEnd"/>
-      <w:r>
-        <w:t xml:space="preserve"> и необходимо быстро перебирать конфигурации (</w:t>
-      </w:r>
-      <w:proofErr w:type="spellStart"/>
-      <w:r>
-        <w:t>histogram-based</w:t>
-      </w:r>
-      <w:proofErr w:type="spellEnd"/>
-      <w:r>
-        <w:t xml:space="preserve">, </w:t>
-      </w:r>
-      <w:proofErr w:type="spellStart"/>
-      <w:r>
-        <w:t>leaf-wise</w:t>
-      </w:r>
-      <w:proofErr w:type="spellEnd"/>
-      <w:r>
-        <w:t xml:space="preserve"> рост дерева)</w:t>
+        <w:t>оптимален, когда важна скорость обучения/инференса и необходимо быстро перебирать конфигурации (histogram-based, leaf-wise рост дерева)</w:t>
       </w:r>
       <w:r>
         <w:t>;</w:t>
@@ -2742,14 +2009,12 @@
       <w:pPr>
         <w:pStyle w:val="20"/>
       </w:pPr>
-      <w:proofErr w:type="spellStart"/>
       <w:r>
         <w:rPr>
           <w:rStyle w:val="affd"/>
         </w:rPr>
         <w:t>XGBoost</w:t>
       </w:r>
-      <w:proofErr w:type="spellEnd"/>
       <w:r>
         <w:t xml:space="preserve"> </w:t>
       </w:r>
@@ -2765,23 +2030,7 @@
     </w:p>
     <w:p>
       <w:r>
-        <w:t xml:space="preserve">Для повышения качества применяется байесовская оптимизация </w:t>
-      </w:r>
-      <w:proofErr w:type="spellStart"/>
-      <w:r>
-        <w:t>гиперпараметров</w:t>
-      </w:r>
-      <w:proofErr w:type="spellEnd"/>
-      <w:r>
-        <w:t xml:space="preserve"> (</w:t>
-      </w:r>
-      <w:proofErr w:type="spellStart"/>
-      <w:r>
-        <w:t>Optuna</w:t>
-      </w:r>
-      <w:proofErr w:type="spellEnd"/>
-      <w:r>
-        <w:t>) с единой целевой метрикой (например, MAE по лог-цене) и контрольными ограничениями по стабильности на отложенных временных и пространственных блоках.</w:t>
+        <w:t>Для повышения качества применяется байесовская оптимизация гиперпараметров (Optuna) с единой целевой метрикой (например, MAE по лог-цене) и контрольными ограничениями по стабильности на отложенных временных и пространственных блоках.</w:t>
       </w:r>
     </w:p>
     <w:p>
@@ -2793,89 +2042,74 @@
       <w:pPr>
         <w:pStyle w:val="20"/>
       </w:pPr>
-      <w:proofErr w:type="spellStart"/>
       <w:r>
         <w:rPr>
           <w:b/>
           <w:bCs/>
         </w:rPr>
-        <w:t>квантильная</w:t>
-      </w:r>
-      <w:proofErr w:type="spellEnd"/>
+        <w:t>квантильная регрессия</w:t>
+      </w:r>
+      <w:r>
+        <w:t xml:space="preserve"> в бустинге: обучение отдельных моделей (или единой многоквантильной) на τ-квантили (например, 0.1/0.5/0.9) даёт «быстрые» пессимистичные/медианные/оптимистичные оценки</w:t>
+      </w:r>
+      <w:r>
+        <w:t>;</w:t>
+      </w:r>
+    </w:p>
+    <w:p>
+      <w:pPr>
+        <w:pStyle w:val="20"/>
+      </w:pPr>
       <w:r>
         <w:rPr>
           <w:b/>
           <w:bCs/>
         </w:rPr>
-        <w:t xml:space="preserve"> регрессия</w:t>
-      </w:r>
-      <w:r>
-        <w:t xml:space="preserve"> в </w:t>
-      </w:r>
-      <w:proofErr w:type="spellStart"/>
-      <w:r>
-        <w:t>бустинге</w:t>
-      </w:r>
-      <w:proofErr w:type="spellEnd"/>
-      <w:r>
-        <w:t xml:space="preserve">: обучение отдельных моделей (или единой </w:t>
-      </w:r>
-      <w:proofErr w:type="spellStart"/>
-      <w:r>
-        <w:t>многоквантильной</w:t>
-      </w:r>
-      <w:proofErr w:type="spellEnd"/>
-      <w:r>
-        <w:t>) на τ-квантили (например, 0.1/0.5/0.9) даёт «быстрые» пессимистичные/медианные/оптимистичные оценки</w:t>
-      </w:r>
-      <w:r>
-        <w:t>;</w:t>
-      </w:r>
-    </w:p>
-    <w:p>
-      <w:pPr>
-        <w:pStyle w:val="20"/>
-      </w:pPr>
+        <w:t>к</w:t>
+      </w:r>
       <w:r>
         <w:rPr>
           <w:b/>
           <w:bCs/>
         </w:rPr>
-        <w:t>к</w:t>
-      </w:r>
+        <w:t>онформные интервалы</w:t>
+      </w:r>
+      <w:r>
+        <w:t xml:space="preserve"> поверх базовой модели: калибровка ширины интервала на валидационном наборе с гарантией покрытий при слабых предположениях об ошибках.</w:t>
+      </w:r>
+    </w:p>
+    <w:p>
+      <w:r>
+        <w:t xml:space="preserve">На практике это даёт пользователю и эксперту рынка ясное представление о </w:t>
+      </w:r>
+      <w:r>
+        <w:t>колебании</w:t>
+      </w:r>
+      <w:r>
+        <w:t xml:space="preserve"> цены и уровне риска.</w:t>
+      </w:r>
+    </w:p>
+    <w:p>
+      <w:r>
+        <w:t>Для объяснения прогноза применяются SHAP-значения:</w:t>
+      </w:r>
+    </w:p>
+    <w:p>
+      <w:pPr>
+        <w:pStyle w:val="20"/>
+      </w:pPr>
       <w:r>
         <w:rPr>
           <w:b/>
           <w:bCs/>
         </w:rPr>
-        <w:t>онформные интервалы</w:t>
-      </w:r>
-      <w:r>
-        <w:t xml:space="preserve"> поверх базовой модели: калибровка ширины интервала на </w:t>
-      </w:r>
-      <w:proofErr w:type="spellStart"/>
-      <w:r>
-        <w:t>валидационном</w:t>
-      </w:r>
-      <w:proofErr w:type="spellEnd"/>
-      <w:r>
-        <w:t xml:space="preserve"> наборе с гарантией покрытий при слабых предположениях об ошибках.</w:t>
-      </w:r>
-    </w:p>
-    <w:p>
-      <w:r>
-        <w:t xml:space="preserve">На практике это даёт пользователю и эксперту рынка ясное представление о </w:t>
-      </w:r>
-      <w:r>
-        <w:t>колебании</w:t>
-      </w:r>
-      <w:r>
-        <w:t xml:space="preserve"> цены и уровне риска.</w:t>
-      </w:r>
-    </w:p>
-    <w:p>
-      <w:r>
-        <w:t>Для объяснения прогноза применяются SHAP-значения:</w:t>
+        <w:t>локально</w:t>
+      </w:r>
+      <w:r>
+        <w:t xml:space="preserve"> (для конкретного объекта) показывается вклад каждого признака: площадь, шаговая доступность, удалённость от метро, этажность, состояние</w:t>
+      </w:r>
+      <w:r>
+        <w:t>;</w:t>
       </w:r>
     </w:p>
     <w:p>
@@ -2887,53 +2121,11 @@
           <w:b/>
           <w:bCs/>
         </w:rPr>
-        <w:t>локально</w:t>
-      </w:r>
-      <w:r>
-        <w:t xml:space="preserve"> (для конкретного объекта) показывается вклад каждого признака: площадь, шаговая доступность, удалённость от метро, этажность, состояние</w:t>
-      </w:r>
-      <w:r>
-        <w:t>;</w:t>
-      </w:r>
-    </w:p>
-    <w:p>
-      <w:pPr>
-        <w:pStyle w:val="20"/>
-      </w:pPr>
-      <w:r>
-        <w:rPr>
-          <w:b/>
-          <w:bCs/>
-        </w:rPr>
         <w:lastRenderedPageBreak/>
         <w:t>глобально</w:t>
       </w:r>
       <w:r>
-        <w:t xml:space="preserve"> </w:t>
-      </w:r>
-      <w:proofErr w:type="spellStart"/>
-      <w:r>
-        <w:t>агрегируются</w:t>
-      </w:r>
-      <w:proofErr w:type="spellEnd"/>
-      <w:r>
-        <w:t xml:space="preserve"> важности и зависимость эффекта от признака (</w:t>
-      </w:r>
-      <w:proofErr w:type="spellStart"/>
-      <w:r>
-        <w:t>dependence</w:t>
-      </w:r>
-      <w:proofErr w:type="spellEnd"/>
-      <w:r>
-        <w:t xml:space="preserve"> </w:t>
-      </w:r>
-      <w:proofErr w:type="spellStart"/>
-      <w:r>
-        <w:t>plots</w:t>
-      </w:r>
-      <w:proofErr w:type="spellEnd"/>
-      <w:r>
-        <w:t>), что формирует краткое «резюме факторов» для отчёта</w:t>
+        <w:t xml:space="preserve"> агрегируются важности и зависимость эффекта от признака (dependence plots), что формирует краткое «резюме факторов» для отчёта</w:t>
       </w:r>
       <w:r>
         <w:t>;</w:t>
@@ -2946,15 +2138,7 @@
     </w:p>
     <w:p>
       <w:r>
-        <w:t xml:space="preserve">Модуль </w:t>
-      </w:r>
-      <w:proofErr w:type="spellStart"/>
-      <w:r>
-        <w:t>компараблов</w:t>
-      </w:r>
-      <w:proofErr w:type="spellEnd"/>
-      <w:r>
-        <w:t xml:space="preserve"> поддерживает двухступенчатый отбор:</w:t>
+        <w:t>Модуль компараблов поддерживает двухступенчатый отбор:</w:t>
       </w:r>
     </w:p>
     <w:p>
@@ -3017,14 +2201,12 @@
       <w:r>
         <w:t xml:space="preserve"> (или аналог) для физически корректных пространственных окон; расстояния считаются по </w:t>
       </w:r>
-      <w:proofErr w:type="spellStart"/>
       <w:r>
         <w:rPr>
           <w:rStyle w:val="affd"/>
         </w:rPr>
         <w:t>Haversine</w:t>
       </w:r>
-      <w:proofErr w:type="spellEnd"/>
       <w:r>
         <w:t xml:space="preserve">, а при наличии источников </w:t>
       </w:r>
@@ -3041,15 +2223,7 @@
         <w:t>время до транспорта</w:t>
       </w:r>
       <w:r>
-        <w:t xml:space="preserve"> (общественный транспорт/магистрали) и «эффект барьеров» (реки/железные дороги) через </w:t>
-      </w:r>
-      <w:proofErr w:type="spellStart"/>
-      <w:r>
-        <w:t>penalization</w:t>
-      </w:r>
-      <w:proofErr w:type="spellEnd"/>
-      <w:r>
-        <w:t>.</w:t>
+        <w:t xml:space="preserve"> (общественный транспорт/магистрали) и «эффект барьеров» (реки/железные дороги) через penalization.</w:t>
       </w:r>
     </w:p>
     <w:p>
@@ -3076,29 +2250,13 @@
         <w:t>ременное разбиение</w:t>
       </w:r>
       <w:r>
-        <w:t xml:space="preserve"> (</w:t>
-      </w:r>
-      <w:proofErr w:type="spellStart"/>
-      <w:r>
-        <w:t>train</w:t>
-      </w:r>
-      <w:proofErr w:type="spellEnd"/>
-      <w:r>
-        <w:t xml:space="preserve"> на прошлых периодах</w:t>
+        <w:t xml:space="preserve"> (train на прошлых периодах</w:t>
       </w:r>
       <w:r>
         <w:t>, следовательно</w:t>
       </w:r>
       <w:r>
-        <w:t xml:space="preserve"> </w:t>
-      </w:r>
-      <w:proofErr w:type="spellStart"/>
-      <w:r>
-        <w:t>test</w:t>
-      </w:r>
-      <w:proofErr w:type="spellEnd"/>
-      <w:r>
-        <w:t xml:space="preserve"> на будущих) проверяет устойчивость к смене сезона и конъюнктуры</w:t>
+        <w:t xml:space="preserve"> test на будущих) проверяет устойчивость к смене сезона и конъюнктуры</w:t>
       </w:r>
       <w:r>
         <w:t>;</w:t>
@@ -3116,31 +2274,13 @@
         </w:rPr>
         <w:t>s</w:t>
       </w:r>
-      <w:proofErr w:type="spellStart"/>
       <w:r>
         <w:rPr>
           <w:b/>
           <w:bCs/>
         </w:rPr>
-        <w:t>patial</w:t>
-      </w:r>
-      <w:proofErr w:type="spellEnd"/>
-      <w:r>
-        <w:rPr>
-          <w:b/>
-          <w:bCs/>
-        </w:rPr>
-        <w:t xml:space="preserve"> </w:t>
-      </w:r>
-      <w:proofErr w:type="spellStart"/>
-      <w:r>
-        <w:rPr>
-          <w:b/>
-          <w:bCs/>
-        </w:rPr>
-        <w:t>blocking</w:t>
-      </w:r>
-      <w:proofErr w:type="spellEnd"/>
+        <w:t>patial blocking</w:t>
+      </w:r>
       <w:r>
         <w:t xml:space="preserve"> (блокировка по H3-ячейкам) минимизирует «подсматривание» в соседние улицы/кварталы;</w:t>
       </w:r>
@@ -3159,47 +2299,7 @@
         <w:t>сводная</w:t>
       </w:r>
       <w:r>
-        <w:t xml:space="preserve"> (</w:t>
-      </w:r>
-      <w:proofErr w:type="spellStart"/>
-      <w:r>
-        <w:t>time</w:t>
-      </w:r>
-      <w:proofErr w:type="spellEnd"/>
-      <w:r>
-        <w:t xml:space="preserve"> </w:t>
-      </w:r>
-      <w:proofErr w:type="spellStart"/>
-      <w:r>
-        <w:t>split</w:t>
-      </w:r>
-      <w:proofErr w:type="spellEnd"/>
-      <w:r>
-        <w:t xml:space="preserve"> × </w:t>
-      </w:r>
-      <w:proofErr w:type="spellStart"/>
-      <w:r>
-        <w:t>spatial</w:t>
-      </w:r>
-      <w:proofErr w:type="spellEnd"/>
-      <w:r>
-        <w:t xml:space="preserve"> </w:t>
-      </w:r>
-      <w:proofErr w:type="spellStart"/>
-      <w:r>
-        <w:t>blocks</w:t>
-      </w:r>
-      <w:proofErr w:type="spellEnd"/>
-      <w:r>
-        <w:t>) и сопровождается доверительными интервалами метрик (</w:t>
-      </w:r>
-      <w:proofErr w:type="spellStart"/>
-      <w:r>
-        <w:t>bootstrap</w:t>
-      </w:r>
-      <w:proofErr w:type="spellEnd"/>
-      <w:r>
-        <w:t>/перестановки).</w:t>
+        <w:t xml:space="preserve"> (time split × spatial blocks) и сопровождается доверительными интервалами метрик (bootstrap/перестановки).</w:t>
       </w:r>
     </w:p>
     <w:p>
@@ -3222,23 +2322,7 @@
         <w:t>детектор OOD</w:t>
       </w:r>
       <w:r>
-        <w:t xml:space="preserve"> (например, </w:t>
-      </w:r>
-      <w:proofErr w:type="spellStart"/>
-      <w:r>
-        <w:t>Isolation</w:t>
-      </w:r>
-      <w:proofErr w:type="spellEnd"/>
-      <w:r>
-        <w:t xml:space="preserve"> </w:t>
-      </w:r>
-      <w:proofErr w:type="spellStart"/>
-      <w:r>
-        <w:t>Forest</w:t>
-      </w:r>
-      <w:proofErr w:type="spellEnd"/>
-      <w:r>
-        <w:t xml:space="preserve"> или расстояние до обучающего многообразия в пространстве признаков);</w:t>
+        <w:t xml:space="preserve"> (например, Isolation Forest или расстояние до обучающего многообразия в пространстве признаков);</w:t>
       </w:r>
     </w:p>
     <w:p>
@@ -3260,39 +2344,7 @@
     </w:p>
     <w:p>
       <w:r>
-        <w:t xml:space="preserve">Конфигурируемый </w:t>
-      </w:r>
-      <w:proofErr w:type="spellStart"/>
-      <w:r>
-        <w:t>пайплайн</w:t>
-      </w:r>
-      <w:proofErr w:type="spellEnd"/>
-      <w:r>
-        <w:t xml:space="preserve">: </w:t>
-      </w:r>
-      <w:proofErr w:type="spellStart"/>
-      <w:r>
-        <w:t>ingest</w:t>
-      </w:r>
-      <w:proofErr w:type="spellEnd"/>
-      <w:r>
-        <w:t xml:space="preserve"> → </w:t>
-      </w:r>
-      <w:proofErr w:type="spellStart"/>
-      <w:r>
-        <w:t>clean</w:t>
-      </w:r>
-      <w:proofErr w:type="spellEnd"/>
-      <w:r>
-        <w:t xml:space="preserve"> → </w:t>
-      </w:r>
-      <w:proofErr w:type="spellStart"/>
-      <w:r>
-        <w:t>гео</w:t>
-      </w:r>
-      <w:proofErr w:type="spellEnd"/>
-      <w:r>
-        <w:t>-обогащение → генерация признаков → сплиты → обучение → калибровка неопределённости → отчёты.</w:t>
+        <w:t>Конфигурируемый пайплайн: ingest → clean → гео-обогащение → генерация признаков → сплиты → обучение → калибровка неопределённости → отчёты.</w:t>
       </w:r>
     </w:p>
     <w:p>
@@ -3303,15 +2355,7 @@
         <w:t>–</w:t>
       </w:r>
       <w:r>
-        <w:t xml:space="preserve"> единым CLI на </w:t>
-      </w:r>
-      <w:proofErr w:type="spellStart"/>
-      <w:r>
-        <w:t>Typer</w:t>
-      </w:r>
-      <w:proofErr w:type="spellEnd"/>
-      <w:r>
-        <w:t>. Это обеспечивает воспроизводимость экспериментов и переносимость сценариев.</w:t>
+        <w:t xml:space="preserve"> единым CLI на Typer. Это обеспечивает воспроизводимость экспериментов и переносимость сценариев.</w:t>
       </w:r>
     </w:p>
     <w:p>
@@ -3346,57 +2390,73 @@
         </w:rPr>
         <w:t xml:space="preserve"> там, где применимо) и </w:t>
       </w:r>
-      <w:proofErr w:type="spellStart"/>
       <w:r>
         <w:rPr>
           <w:rFonts w:eastAsia="Times New Roman"/>
           <w:b/>
           <w:bCs/>
         </w:rPr>
-        <w:t>gRPC</w:t>
-      </w:r>
-      <w:proofErr w:type="spellEnd"/>
+        <w:t>gRPC-контракты</w:t>
+      </w:r>
+      <w:r>
+        <w:rPr>
+          <w:rFonts w:eastAsia="Times New Roman"/>
+        </w:rPr>
+        <w:t xml:space="preserve"> для инференса</w:t>
+      </w:r>
+      <w:r>
+        <w:rPr>
+          <w:rFonts w:eastAsia="Times New Roman"/>
+        </w:rPr>
+        <w:t>;</w:t>
+      </w:r>
+    </w:p>
+    <w:p>
+      <w:pPr>
+        <w:pStyle w:val="20"/>
+        <w:rPr>
+          <w:rFonts w:eastAsia="Times New Roman"/>
+        </w:rPr>
+      </w:pPr>
+      <w:r>
+        <w:rPr>
+          <w:rFonts w:eastAsia="Times New Roman"/>
+        </w:rPr>
+        <w:t xml:space="preserve">формируются </w:t>
+      </w:r>
       <w:r>
         <w:rPr>
           <w:rFonts w:eastAsia="Times New Roman"/>
           <w:b/>
           <w:bCs/>
         </w:rPr>
-        <w:t>-контракты</w:t>
+        <w:t>HTML/PDF отчёты</w:t>
       </w:r>
       <w:r>
         <w:rPr>
           <w:rFonts w:eastAsia="Times New Roman"/>
         </w:rPr>
-        <w:t xml:space="preserve"> для </w:t>
-      </w:r>
-      <w:proofErr w:type="spellStart"/>
+        <w:t xml:space="preserve"> для пользователя (стоимость, интервал, объяснения, 5–10 компараблов)</w:t>
+      </w:r>
       <w:r>
         <w:rPr>
           <w:rFonts w:eastAsia="Times New Roman"/>
         </w:rPr>
-        <w:t>инференса</w:t>
-      </w:r>
-      <w:proofErr w:type="spellEnd"/>
-      <w:r>
+        <w:t>;</w:t>
+      </w:r>
+    </w:p>
+    <w:p>
+      <w:pPr>
+        <w:pStyle w:val="20"/>
         <w:rPr>
           <w:rFonts w:eastAsia="Times New Roman"/>
         </w:rPr>
-        <w:t>;</w:t>
-      </w:r>
-    </w:p>
-    <w:p>
-      <w:pPr>
-        <w:pStyle w:val="20"/>
+      </w:pPr>
+      <w:r>
         <w:rPr>
           <w:rFonts w:eastAsia="Times New Roman"/>
         </w:rPr>
-      </w:pPr>
-      <w:r>
-        <w:rPr>
-          <w:rFonts w:eastAsia="Times New Roman"/>
-        </w:rPr>
-        <w:t xml:space="preserve">формируются </w:t>
+        <w:t xml:space="preserve">поддерживается легковесный сервис инференса с возможностью </w:t>
       </w:r>
       <w:r>
         <w:rPr>
@@ -3404,248 +2464,133 @@
           <w:b/>
           <w:bCs/>
         </w:rPr>
-        <w:t>HTML/PDF отчёты</w:t>
+        <w:t>горизонтального масштабирования</w:t>
       </w:r>
       <w:r>
         <w:rPr>
           <w:rFonts w:eastAsia="Times New Roman"/>
         </w:rPr>
-        <w:t xml:space="preserve"> для пользователя (стоимость, интервал, объяснения, 5–10 </w:t>
-      </w:r>
-      <w:proofErr w:type="spellStart"/>
-      <w:r>
+        <w:t>.</w:t>
+      </w:r>
+    </w:p>
+    <w:p>
+      <w:r>
+        <w:t>Ограничения и меры снижения риска:</w:t>
+      </w:r>
+    </w:p>
+    <w:p>
+      <w:pPr>
+        <w:pStyle w:val="20"/>
         <w:rPr>
           <w:rFonts w:eastAsia="Times New Roman"/>
         </w:rPr>
-        <w:t>компараблов</w:t>
-      </w:r>
-      <w:proofErr w:type="spellEnd"/>
-      <w:r>
+      </w:pPr>
+      <w:r>
+        <w:rPr>
+          <w:rStyle w:val="affd"/>
+        </w:rPr>
+        <w:t>с</w:t>
+      </w:r>
+      <w:r>
+        <w:rPr>
+          <w:rStyle w:val="affd"/>
+        </w:rPr>
+        <w:tab/>
+        <w:t>мещение данных</w:t>
+      </w:r>
+      <w:r>
+        <w:rPr>
+          <w:rStyle w:val="affd"/>
+        </w:rPr>
+        <w:t xml:space="preserve">, </w:t>
+      </w:r>
+      <w:r>
+        <w:t>р</w:t>
+      </w:r>
+      <w:r>
+        <w:t xml:space="preserve">ынок меняется </w:t>
+      </w:r>
+      <w:r>
+        <w:t>–</w:t>
+      </w:r>
+      <w:r>
+        <w:t xml:space="preserve"> предусмотрено </w:t>
+      </w:r>
+      <w:r>
+        <w:rPr>
+          <w:rStyle w:val="affd"/>
+        </w:rPr>
+        <w:t>переобучение по расписанию</w:t>
+      </w:r>
+      <w:r>
+        <w:t xml:space="preserve"> и мониторинг с дрейф-метриками;</w:t>
+      </w:r>
+    </w:p>
+    <w:p>
+      <w:pPr>
+        <w:pStyle w:val="20"/>
         <w:rPr>
           <w:rFonts w:eastAsia="Times New Roman"/>
         </w:rPr>
-        <w:t>)</w:t>
-      </w:r>
-      <w:r>
+      </w:pPr>
+      <w:r>
+        <w:rPr>
+          <w:rStyle w:val="affd"/>
+        </w:rPr>
+        <w:t>н</w:t>
+      </w:r>
+      <w:r>
+        <w:rPr>
+          <w:rStyle w:val="affd"/>
+        </w:rPr>
+        <w:t>еполные адреса/геокодирование</w:t>
+      </w:r>
+      <w:r>
+        <w:rPr>
+          <w:rStyle w:val="affd"/>
+        </w:rPr>
+        <w:t>,</w:t>
+      </w:r>
+      <w:r>
+        <w:t xml:space="preserve"> строена валидация ввода и fallback-процедуры; отчёт явно помечает низкое доверие</w:t>
+      </w:r>
+      <w:r>
+        <w:t>;</w:t>
+      </w:r>
+    </w:p>
+    <w:p>
+      <w:pPr>
+        <w:pStyle w:val="20"/>
         <w:rPr>
           <w:rFonts w:eastAsia="Times New Roman"/>
         </w:rPr>
-        <w:t>;</w:t>
-      </w:r>
-    </w:p>
-    <w:p>
-      <w:pPr>
-        <w:pStyle w:val="20"/>
-        <w:rPr>
-          <w:rFonts w:eastAsia="Times New Roman"/>
-        </w:rPr>
-      </w:pPr>
-      <w:r>
-        <w:rPr>
-          <w:rFonts w:eastAsia="Times New Roman"/>
-        </w:rPr>
-        <w:t xml:space="preserve">поддерживается легковесный сервис </w:t>
-      </w:r>
-      <w:proofErr w:type="spellStart"/>
-      <w:r>
-        <w:rPr>
-          <w:rFonts w:eastAsia="Times New Roman"/>
-        </w:rPr>
-        <w:t>инференса</w:t>
-      </w:r>
-      <w:proofErr w:type="spellEnd"/>
-      <w:r>
-        <w:rPr>
-          <w:rFonts w:eastAsia="Times New Roman"/>
-        </w:rPr>
-        <w:t xml:space="preserve"> с возможностью </w:t>
-      </w:r>
-      <w:r>
-        <w:rPr>
-          <w:rFonts w:eastAsia="Times New Roman"/>
-          <w:b/>
-          <w:bCs/>
-        </w:rPr>
-        <w:t>горизонтального масштабирования</w:t>
-      </w:r>
-      <w:r>
-        <w:rPr>
-          <w:rFonts w:eastAsia="Times New Roman"/>
-        </w:rPr>
-        <w:t>.</w:t>
-      </w:r>
-    </w:p>
-    <w:p>
-      <w:r>
-        <w:t>Ограничения и меры снижения риска:</w:t>
-      </w:r>
-    </w:p>
-    <w:p>
-      <w:pPr>
-        <w:pStyle w:val="20"/>
-        <w:rPr>
-          <w:rFonts w:eastAsia="Times New Roman"/>
-        </w:rPr>
       </w:pPr>
       <w:r>
         <w:rPr>
           <w:rStyle w:val="affd"/>
         </w:rPr>
-        <w:t>с</w:t>
+        <w:t>редкие классы объектов</w:t>
       </w:r>
       <w:r>
         <w:rPr>
           <w:rStyle w:val="affd"/>
         </w:rPr>
-        <w:tab/>
-      </w:r>
-      <w:proofErr w:type="spellStart"/>
+        <w:t xml:space="preserve">, </w:t>
+      </w:r>
+      <w:r>
+        <w:t>д</w:t>
+      </w:r>
+      <w:r>
+        <w:t xml:space="preserve">ля малых сегментов включаются техники </w:t>
+      </w:r>
       <w:r>
         <w:rPr>
           <w:rStyle w:val="affd"/>
         </w:rPr>
-        <w:t>мещение</w:t>
-      </w:r>
-      <w:proofErr w:type="spellEnd"/>
-      <w:r>
-        <w:rPr>
-          <w:rStyle w:val="affd"/>
-        </w:rPr>
-        <w:t xml:space="preserve"> данных</w:t>
-      </w:r>
-      <w:r>
-        <w:rPr>
-          <w:rStyle w:val="affd"/>
-        </w:rPr>
-        <w:t xml:space="preserve">, </w:t>
-      </w:r>
-      <w:r>
-        <w:t>р</w:t>
-      </w:r>
-      <w:r>
-        <w:t xml:space="preserve">ынок меняется </w:t>
-      </w:r>
-      <w:r>
-        <w:t>–</w:t>
-      </w:r>
-      <w:r>
-        <w:t xml:space="preserve"> предусмотрено </w:t>
-      </w:r>
-      <w:r>
-        <w:rPr>
-          <w:rStyle w:val="affd"/>
-        </w:rPr>
-        <w:t>переобучение по расписанию</w:t>
-      </w:r>
-      <w:r>
-        <w:t xml:space="preserve"> и мониторинг с дрейф-метриками;</w:t>
-      </w:r>
-    </w:p>
-    <w:p>
-      <w:pPr>
-        <w:pStyle w:val="20"/>
-        <w:rPr>
-          <w:rFonts w:eastAsia="Times New Roman"/>
-        </w:rPr>
-      </w:pPr>
-      <w:r>
-        <w:rPr>
-          <w:rStyle w:val="affd"/>
-        </w:rPr>
-        <w:t>н</w:t>
-      </w:r>
-      <w:r>
-        <w:rPr>
-          <w:rStyle w:val="affd"/>
-        </w:rPr>
-        <w:t>еполные адреса/</w:t>
-      </w:r>
-      <w:proofErr w:type="spellStart"/>
-      <w:r>
-        <w:rPr>
-          <w:rStyle w:val="affd"/>
-        </w:rPr>
-        <w:t>геокодирование</w:t>
-      </w:r>
-      <w:proofErr w:type="spellEnd"/>
-      <w:r>
-        <w:rPr>
-          <w:rStyle w:val="affd"/>
-        </w:rPr>
-        <w:t>,</w:t>
-      </w:r>
-      <w:r>
-        <w:t xml:space="preserve"> строена валидация ввода и </w:t>
-      </w:r>
-      <w:proofErr w:type="spellStart"/>
-      <w:r>
-        <w:t>fallback</w:t>
-      </w:r>
-      <w:proofErr w:type="spellEnd"/>
-      <w:r>
-        <w:t>-процедуры; отчёт явно помечает низкое доверие</w:t>
-      </w:r>
-      <w:r>
-        <w:t>;</w:t>
-      </w:r>
-    </w:p>
-    <w:p>
-      <w:pPr>
-        <w:pStyle w:val="20"/>
-        <w:rPr>
-          <w:rFonts w:eastAsia="Times New Roman"/>
-        </w:rPr>
-      </w:pPr>
-      <w:r>
-        <w:rPr>
-          <w:rStyle w:val="affd"/>
-        </w:rPr>
-        <w:t>редкие классы объектов</w:t>
-      </w:r>
-      <w:r>
-        <w:rPr>
-          <w:rStyle w:val="affd"/>
-        </w:rPr>
-        <w:t xml:space="preserve">, </w:t>
-      </w:r>
-      <w:r>
-        <w:t>д</w:t>
-      </w:r>
-      <w:r>
-        <w:t xml:space="preserve">ля малых сегментов включаются техники </w:t>
-      </w:r>
-      <w:proofErr w:type="spellStart"/>
-      <w:r>
-        <w:rPr>
-          <w:rStyle w:val="affd"/>
-        </w:rPr>
-        <w:t>reweighting</w:t>
-      </w:r>
-      <w:proofErr w:type="spellEnd"/>
-      <w:r>
-        <w:rPr>
-          <w:rStyle w:val="affd"/>
-        </w:rPr>
-        <w:t>/</w:t>
-      </w:r>
-      <w:proofErr w:type="spellStart"/>
-      <w:r>
-        <w:rPr>
-          <w:rStyle w:val="affd"/>
-        </w:rPr>
-        <w:t>upsampling</w:t>
-      </w:r>
-      <w:proofErr w:type="spellEnd"/>
-      <w:r>
-        <w:t xml:space="preserve"> и расширяется окно </w:t>
-      </w:r>
-      <w:proofErr w:type="spellStart"/>
-      <w:r>
-        <w:t>компараблов</w:t>
-      </w:r>
-      <w:proofErr w:type="spellEnd"/>
-      <w:r>
-        <w:t>.</w:t>
+        <w:t>reweighting/upsampling</w:t>
+      </w:r>
+      <w:r>
+        <w:t xml:space="preserve"> и расширяется окно компараблов.</w:t>
       </w:r>
     </w:p>
     <w:p>
@@ -3701,37 +2646,13 @@
         <w:t xml:space="preserve"> и техническое задание</w:t>
       </w:r>
       <w:r>
-        <w:t xml:space="preserve">, в качестве механизмов, включают веб-интерфейс, сервис </w:t>
-      </w:r>
-      <w:proofErr w:type="spellStart"/>
-      <w:r>
-        <w:t>инференса</w:t>
-      </w:r>
-      <w:proofErr w:type="spellEnd"/>
-      <w:r>
-        <w:t xml:space="preserve"> (ML-модель), базовые </w:t>
-      </w:r>
-      <w:proofErr w:type="spellStart"/>
-      <w:r>
-        <w:t>геоданные</w:t>
-      </w:r>
-      <w:proofErr w:type="spellEnd"/>
-      <w:r>
-        <w:t>/БД и генератор отчётов</w:t>
+        <w:t>, в качестве механизмов, включают веб-интерфейс, сервис инференса (ML-модель), базовые геоданные/БД и генератор отчётов</w:t>
       </w:r>
       <w:r>
         <w:t>.</w:t>
       </w:r>
       <w:r>
-        <w:t xml:space="preserve"> На выход получаются цена (точка) и доверительный интервал, краткие объяснения, </w:t>
-      </w:r>
-      <w:proofErr w:type="spellStart"/>
-      <w:r>
-        <w:t>компараблы</w:t>
-      </w:r>
-      <w:proofErr w:type="spellEnd"/>
-      <w:r>
-        <w:t xml:space="preserve"> и отчёт (PDF/HTML). Контекстный уровень представлен на Рисунке 2.</w:t>
+        <w:t xml:space="preserve"> На выход получаются цена (точка) и доверительный интервал, краткие объяснения, компараблы и отчёт (PDF/HTML). Контекстный уровень представлен на Рисунке 2.</w:t>
       </w:r>
       <w:r>
         <w:t>1</w:t>
@@ -3881,36 +2802,12 @@
     </w:p>
     <w:p>
       <w:r>
-        <w:t xml:space="preserve">Процесс «Подготовка и обогащение входа». Выполняются приём параметров, </w:t>
-      </w:r>
-      <w:proofErr w:type="spellStart"/>
-      <w:r>
-        <w:t>геокодирование</w:t>
-      </w:r>
-      <w:proofErr w:type="spellEnd"/>
-      <w:r>
-        <w:t xml:space="preserve"> адреса и добавление простых </w:t>
-      </w:r>
-      <w:proofErr w:type="spellStart"/>
-      <w:r>
-        <w:t>геопризнаков</w:t>
-      </w:r>
-      <w:proofErr w:type="spellEnd"/>
-      <w:r>
-        <w:t xml:space="preserve"> (район/ячейка, близость транспорта). Результат – нормализованный объект с координатами и минимальным набором признаков.</w:t>
-      </w:r>
-    </w:p>
-    <w:p>
-      <w:r>
-        <w:t xml:space="preserve">Процесс «Прогноз и объяснение». По сформированному вектору признаков сервис </w:t>
-      </w:r>
-      <w:proofErr w:type="spellStart"/>
-      <w:r>
-        <w:t>инференса</w:t>
-      </w:r>
-      <w:proofErr w:type="spellEnd"/>
-      <w:r>
-        <w:t xml:space="preserve"> рассчитывает прогноз цены, строит доверительный интервал и формирует краткое локальное объяснение вклада основных факторов.</w:t>
+        <w:t>Процесс «Подготовка и обогащение входа». Выполняются приём параметров, геокодирование адреса и добавление простых геопризнаков (район/ячейка, близость транспорта). Результат – нормализованный объект с координатами и минимальным набором признаков.</w:t>
+      </w:r>
+    </w:p>
+    <w:p>
+      <w:r>
+        <w:t>Процесс «Прогноз и объяснение». По сформированному вектору признаков сервис инференса рассчитывает прогноз цены, строит доверительный интервал и формирует краткое локальное объяснение вклада основных факторов.</w:t>
       </w:r>
     </w:p>
     <w:p>
@@ -3932,35 +2829,11 @@
         <w:t>-</w:t>
       </w:r>
       <w:r>
-        <w:t xml:space="preserve">A3 оказывают ТЗ и правила валидации; реализация обеспечивается веб-интерфейсом, сервисом </w:t>
-      </w:r>
-      <w:proofErr w:type="spellStart"/>
-      <w:r>
-        <w:t>инференса</w:t>
-      </w:r>
-      <w:proofErr w:type="spellEnd"/>
-      <w:r>
-        <w:t>, БД/</w:t>
-      </w:r>
-      <w:proofErr w:type="spellStart"/>
-      <w:r>
-        <w:t>геоданными</w:t>
-      </w:r>
-      <w:proofErr w:type="spellEnd"/>
-      <w:r>
-        <w:t xml:space="preserve"> и генератором отчётов. Потоки данных организованы последовательно: из A1 в A2 передаётся нормализованное </w:t>
+        <w:t xml:space="preserve">A3 оказывают ТЗ и правила валидации; реализация обеспечивается веб-интерфейсом, сервисом инференса, БД/геоданными и генератором отчётов. Потоки данных организованы последовательно: из A1 в A2 передаётся нормализованное </w:t>
       </w:r>
       <w:r>
         <w:lastRenderedPageBreak/>
-        <w:t xml:space="preserve">представление объекта, из A2 в A3 – результаты прогноза и параметры для подбора </w:t>
-      </w:r>
-      <w:proofErr w:type="spellStart"/>
-      <w:r>
-        <w:t>компараблов</w:t>
-      </w:r>
-      <w:proofErr w:type="spellEnd"/>
-      <w:r>
-        <w:t xml:space="preserve"> и сборки отчёта.</w:t>
+        <w:t>представление объекта, из A2 в A3 – результаты прогноза и параметры для подбора компараблов и сборки отчёта.</w:t>
       </w:r>
     </w:p>
     <w:p>
@@ -4031,61 +2904,11 @@
           <w:lang w:val="en-US"/>
         </w:rPr>
       </w:pPr>
-      <w:proofErr w:type="spellStart"/>
       <w:r>
         <w:rPr>
           <w:lang w:val="en-US"/>
         </w:rPr>
-        <w:t>Декомпозиция</w:t>
-      </w:r>
-      <w:proofErr w:type="spellEnd"/>
-      <w:r>
-        <w:rPr>
-          <w:lang w:val="en-US"/>
-        </w:rPr>
-        <w:t xml:space="preserve"> </w:t>
-      </w:r>
-      <w:proofErr w:type="spellStart"/>
-      <w:r>
-        <w:rPr>
-          <w:lang w:val="en-US"/>
-        </w:rPr>
-        <w:t>включает</w:t>
-      </w:r>
-      <w:proofErr w:type="spellEnd"/>
-      <w:r>
-        <w:rPr>
-          <w:lang w:val="en-US"/>
-        </w:rPr>
-        <w:t xml:space="preserve"> </w:t>
-      </w:r>
-      <w:proofErr w:type="spellStart"/>
-      <w:r>
-        <w:rPr>
-          <w:lang w:val="en-US"/>
-        </w:rPr>
-        <w:t>четыре</w:t>
-      </w:r>
-      <w:proofErr w:type="spellEnd"/>
-      <w:r>
-        <w:rPr>
-          <w:lang w:val="en-US"/>
-        </w:rPr>
-        <w:t xml:space="preserve"> </w:t>
-      </w:r>
-      <w:proofErr w:type="spellStart"/>
-      <w:r>
-        <w:rPr>
-          <w:lang w:val="en-US"/>
-        </w:rPr>
-        <w:t>подпроцесса</w:t>
-      </w:r>
-      <w:proofErr w:type="spellEnd"/>
-      <w:r>
-        <w:rPr>
-          <w:lang w:val="en-US"/>
-        </w:rPr>
-        <w:t>:</w:t>
+        <w:t>Декомпозиция включает четыре подпроцесса:</w:t>
       </w:r>
     </w:p>
     <w:p>
@@ -4150,21 +2973,42 @@
         <w:rPr>
           <w:rStyle w:val="affd"/>
         </w:rPr>
-        <w:t>A12 «</w:t>
-      </w:r>
-      <w:proofErr w:type="spellStart"/>
+        <w:t>A12 «Геокодирование»</w:t>
+      </w:r>
       <w:r>
         <w:rPr>
           <w:rStyle w:val="affd"/>
         </w:rPr>
-        <w:t>Геокодирование</w:t>
-      </w:r>
-      <w:proofErr w:type="spellEnd"/>
+        <w:t>,</w:t>
+      </w:r>
+      <w:r>
+        <w:t xml:space="preserve"> </w:t>
+      </w:r>
+      <w:r>
+        <w:t>п</w:t>
+      </w:r>
+      <w:r>
+        <w:t>реобразование адреса в координаты; проверка попадания в целевую территорию. Выход: «</w:t>
+      </w:r>
+      <w:r>
+        <w:t>Нормализованные параметры и координаты</w:t>
+      </w:r>
+      <w:r>
+        <w:t>»</w:t>
+      </w:r>
+      <w:r>
+        <w:t>;</w:t>
+      </w:r>
+    </w:p>
+    <w:p>
+      <w:pPr>
+        <w:pStyle w:val="20"/>
+      </w:pPr>
       <w:r>
         <w:rPr>
           <w:rStyle w:val="affd"/>
         </w:rPr>
-        <w:t>»</w:t>
+        <w:t>A13 «Простое геообогащение»</w:t>
       </w:r>
       <w:r>
         <w:rPr>
@@ -4176,75 +3020,10 @@
         <w:t xml:space="preserve"> </w:t>
       </w:r>
       <w:r>
-        <w:t>п</w:t>
-      </w:r>
-      <w:r>
-        <w:t>реобразование адреса в координаты; проверка попадания в целевую территорию. Выход: «</w:t>
-      </w:r>
-      <w:r>
-        <w:t>Нормализованные параметры и координаты</w:t>
-      </w:r>
-      <w:r>
-        <w:t>»</w:t>
-      </w:r>
-      <w:r>
-        <w:t>;</w:t>
-      </w:r>
-    </w:p>
-    <w:p>
-      <w:pPr>
-        <w:pStyle w:val="20"/>
-      </w:pPr>
-      <w:r>
-        <w:rPr>
-          <w:rStyle w:val="affd"/>
-        </w:rPr>
-        <w:t xml:space="preserve">A13 «Простое </w:t>
-      </w:r>
-      <w:proofErr w:type="spellStart"/>
-      <w:r>
-        <w:rPr>
-          <w:rStyle w:val="affd"/>
-        </w:rPr>
-        <w:t>геообогащение</w:t>
-      </w:r>
-      <w:proofErr w:type="spellEnd"/>
-      <w:r>
-        <w:rPr>
-          <w:rStyle w:val="affd"/>
-        </w:rPr>
-        <w:t>»</w:t>
-      </w:r>
-      <w:r>
-        <w:rPr>
-          <w:rStyle w:val="affd"/>
-        </w:rPr>
-        <w:t>,</w:t>
-      </w:r>
-      <w:r>
-        <w:t xml:space="preserve"> </w:t>
-      </w:r>
-      <w:r>
         <w:t>о</w:t>
       </w:r>
       <w:r>
-        <w:t xml:space="preserve">пределение района/ячейки локации и ближайшего транспорта; добавление базовых </w:t>
-      </w:r>
-      <w:proofErr w:type="spellStart"/>
-      <w:r>
-        <w:t>геопризнаков</w:t>
-      </w:r>
-      <w:proofErr w:type="spellEnd"/>
-      <w:r>
-        <w:t xml:space="preserve">. Выход: «Базовые </w:t>
-      </w:r>
-      <w:proofErr w:type="spellStart"/>
-      <w:r>
-        <w:t>геопризнаки</w:t>
-      </w:r>
-      <w:proofErr w:type="spellEnd"/>
-      <w:r>
-        <w:t>»</w:t>
+        <w:t>пределение района/ячейки локации и ближайшего транспорта; добавление базовых геопризнаков. Выход: «Базовые геопризнаки»</w:t>
       </w:r>
       <w:r>
         <w:t>;</w:t>
@@ -4274,87 +3053,23 @@
         <w:t>о</w:t>
       </w:r>
       <w:r>
-        <w:t xml:space="preserve">бъединение объектных и </w:t>
-      </w:r>
-      <w:proofErr w:type="spellStart"/>
-      <w:r>
-        <w:t>геопризнаков</w:t>
-      </w:r>
-      <w:proofErr w:type="spellEnd"/>
-      <w:r>
-        <w:t xml:space="preserve"> в минимальный вектор для модели; фиксация служебных меток. Выход: «Вектор признаков для </w:t>
-      </w:r>
-      <w:proofErr w:type="spellStart"/>
-      <w:r>
-        <w:t>инференса</w:t>
-      </w:r>
-      <w:proofErr w:type="spellEnd"/>
-      <w:r>
-        <w:t>».</w:t>
-      </w:r>
-    </w:p>
-    <w:p>
-      <w:r>
-        <w:t xml:space="preserve">Для перечисленных подпроцессов управлениями выступают правила валидации и настройки </w:t>
-      </w:r>
-      <w:proofErr w:type="spellStart"/>
-      <w:r>
-        <w:t>геокодирования</w:t>
-      </w:r>
-      <w:proofErr w:type="spellEnd"/>
-      <w:r>
-        <w:t>; механизмы</w:t>
+        <w:t>бъединение объектных и геопризнаков в минимальный вектор для модели; фиксация служебных меток. Выход: «Вектор признаков для инференса».</w:t>
+      </w:r>
+    </w:p>
+    <w:p>
+      <w:r>
+        <w:t>Для перечисленных подпроцессов управлениями выступают правила валидации и настройки геокодирования; механизмы</w:t>
       </w:r>
       <w:r>
         <w:t xml:space="preserve"> –</w:t>
       </w:r>
       <w:r>
-        <w:t xml:space="preserve"> веб-слой, модуль </w:t>
-      </w:r>
-      <w:proofErr w:type="spellStart"/>
-      <w:r>
-        <w:t>геокодирования</w:t>
-      </w:r>
-      <w:proofErr w:type="spellEnd"/>
-      <w:r>
-        <w:t xml:space="preserve"> и БД/</w:t>
-      </w:r>
-      <w:proofErr w:type="spellStart"/>
-      <w:r>
-        <w:t>геоданные</w:t>
-      </w:r>
-      <w:proofErr w:type="spellEnd"/>
-      <w:r>
-        <w:t xml:space="preserve">. </w:t>
-      </w:r>
-      <w:proofErr w:type="gramStart"/>
-      <w:r>
-        <w:t>Последовательность потоков</w:t>
-      </w:r>
-      <w:proofErr w:type="gramEnd"/>
-      <w:r>
-        <w:t xml:space="preserve"> следующая: принятый запрос из A11 поступает в A12, результат </w:t>
-      </w:r>
-      <w:proofErr w:type="spellStart"/>
-      <w:r>
-        <w:t>геокодирования</w:t>
-      </w:r>
-      <w:proofErr w:type="spellEnd"/>
-      <w:r>
-        <w:t xml:space="preserve"> направляет работу A13, полученное в A13 представление приводится в A14 и передаётся на этап A2 (прогноз и объяснение).</w:t>
-      </w:r>
-    </w:p>
-    <w:p>
-      <w:r>
-        <w:t xml:space="preserve">Таким образом, формируется простой и прослеживаемый конвейер: от ввода и </w:t>
-      </w:r>
-      <w:proofErr w:type="spellStart"/>
-      <w:r>
-        <w:t>геопривязки</w:t>
-      </w:r>
-      <w:proofErr w:type="spellEnd"/>
-      <w:r>
-        <w:t xml:space="preserve"> объекта </w:t>
+        <w:t xml:space="preserve"> веб-слой, модуль геокодирования и БД/геоданные. Последовательность потоков следующая: принятый запрос из A11 поступает в A12, результат геокодирования направляет работу A13, полученное в A13 представление приводится в A14 и передаётся на этап A2 (прогноз и объяснение).</w:t>
+      </w:r>
+    </w:p>
+    <w:p>
+      <w:r>
+        <w:t xml:space="preserve">Таким образом, формируется простой и прослеживаемый конвейер: от ввода и геопривязки объекта </w:t>
       </w:r>
       <w:r>
         <w:t>–</w:t>
@@ -4373,12 +3088,12 @@
       <w:pPr>
         <w:pStyle w:val="23"/>
       </w:pPr>
-      <w:bookmarkStart w:id="27" w:name="_Toc212455500"/>
-      <w:commentRangeStart w:id="28"/>
+      <w:bookmarkStart w:id="26" w:name="_Toc212455500"/>
+      <w:commentRangeStart w:id="27"/>
       <w:r>
         <w:t>Анализ архитектуры системы</w:t>
       </w:r>
-      <w:commentRangeEnd w:id="28"/>
+      <w:commentRangeEnd w:id="27"/>
       <w:r>
         <w:rPr>
           <w:rStyle w:val="aff"/>
@@ -4386,52 +3101,17 @@
           <w:b w:val="0"/>
           <w:shd w:val="clear" w:color="auto" w:fill="auto"/>
         </w:rPr>
-        <w:commentReference w:id="28"/>
-      </w:r>
-      <w:bookmarkEnd w:id="27"/>
-    </w:p>
-    <w:p>
-      <w:r>
-        <w:t>В качестве архитектуры выбран модульный конвейер с опциональными ветвями, позволяющий под конкретный запрос подключать только необходимые операции и комбинировать их результаты. Такой подход обусловлен разнородностью входа (адрес либо готовые координаты, неполный или различный по детализации набор параметров), а также тем, что сценарии продажи и аренды требуют разных профилей признаков и правил отбора сопоставимых объектов. Внутри конвейера реализованы основные линии обработки: по типу сделки (аренда/продажа), по режиму формирования интервала неопределённости (</w:t>
-      </w:r>
-      <w:proofErr w:type="spellStart"/>
-      <w:r>
-        <w:t>квантильный</w:t>
-      </w:r>
-      <w:proofErr w:type="spellEnd"/>
-      <w:r>
-        <w:t xml:space="preserve">/конформный), по уровню </w:t>
-      </w:r>
-      <w:proofErr w:type="spellStart"/>
-      <w:r>
-        <w:t>геообогащения</w:t>
-      </w:r>
-      <w:proofErr w:type="spellEnd"/>
-      <w:r>
-        <w:t xml:space="preserve"> (минимальный/расширенный) и по каналу выдачи результата (API/отчёт). После подготовки признаков выполняется расчёт прогноза и объяснений, затем – подбор </w:t>
-      </w:r>
-      <w:proofErr w:type="spellStart"/>
-      <w:r>
-        <w:t>компараблов</w:t>
-      </w:r>
-      <w:proofErr w:type="spellEnd"/>
-      <w:r>
-        <w:t xml:space="preserve">; результаты сливаются в единый </w:t>
+        <w:commentReference w:id="27"/>
+      </w:r>
+      <w:bookmarkEnd w:id="26"/>
+    </w:p>
+    <w:p>
+      <w:r>
+        <w:t xml:space="preserve">В качестве архитектуры выбран модульный конвейер с опциональными ветвями, позволяющий под конкретный запрос подключать только необходимые операции и комбинировать их результаты. Такой подход обусловлен разнородностью входа (адрес либо готовые координаты, неполный или различный по детализации набор параметров), а также тем, что сценарии аренды требуют разных профилей признаков и правил отбора сопоставимых объектов. Внутри конвейера реализованы основные линии обработки: по типу сделки (аренда), по режиму формирования интервала неопределённости (квантильный/конформный), по уровню геообогащения (минимальный/расширенный) и по каналу выдачи результата (API/отчёт). После подготовки признаков выполняется расчёт прогноза и объяснений, затем – подбор компараблов; результаты сливаются в единый ответ с картой и </w:t>
       </w:r>
       <w:r>
         <w:lastRenderedPageBreak/>
-        <w:t xml:space="preserve">ответ с картой и кратким отчётом. Архитектура интеллектуальной системы анализа недвижимости представлена на </w:t>
-      </w:r>
-      <w:commentRangeStart w:id="29"/>
-      <w:r>
-        <w:t>Рисунке 2.4</w:t>
-      </w:r>
-      <w:commentRangeEnd w:id="29"/>
-      <w:r>
-        <w:commentReference w:id="29"/>
-      </w:r>
-      <w:r>
-        <w:t>.</w:t>
+        <w:t>кратким отчётом. Архитектура интеллектуальной системы анализа недвижимости представлена на Рисунке 2.4.</w:t>
       </w:r>
     </w:p>
     <w:p>
@@ -4440,6 +3120,9 @@
         <w:jc w:val="center"/>
       </w:pPr>
       <w:r>
+        <w:rPr>
+          <w:noProof/>
+        </w:rPr>
         <w:drawing>
           <wp:inline distT="0" distB="0" distL="0" distR="0" wp14:anchorId="7D002D35" wp14:editId="5CE29DAE">
             <wp:extent cx="3639242" cy="6102350"/>
@@ -4549,15 +3232,13 @@
         <w:t>в</w:t>
       </w:r>
       <w:r>
-        <w:t xml:space="preserve">етви «продажа» и «аренда» позволяют использовать подходящие наборы признаков и пороги отбора </w:t>
-      </w:r>
-      <w:proofErr w:type="spellStart"/>
-      <w:r>
-        <w:t>компараблов</w:t>
-      </w:r>
-      <w:proofErr w:type="spellEnd"/>
-      <w:r>
-        <w:t xml:space="preserve"> без смешивания логик</w:t>
+        <w:t>етв</w:t>
+      </w:r>
+      <w:r>
+        <w:t xml:space="preserve">ь </w:t>
+      </w:r>
+      <w:r>
+        <w:t>«аренда» позволяют использовать подходящие наборы признаков и пороги отбора компараблов без смешивания логик</w:t>
       </w:r>
       <w:r>
         <w:t>;</w:t>
@@ -4583,15 +3264,7 @@
         <w:t>п</w:t>
       </w:r>
       <w:r>
-        <w:t xml:space="preserve">ереключение между </w:t>
-      </w:r>
-      <w:proofErr w:type="spellStart"/>
-      <w:r>
-        <w:t>квантильным</w:t>
-      </w:r>
-      <w:proofErr w:type="spellEnd"/>
-      <w:r>
-        <w:t xml:space="preserve"> и конформным режимами даёт гибкость: быстрый интервал либо гарантированное покрытие при калибровке</w:t>
+        <w:t>ереключение между квантильным и конформным режимами даёт гибкость: быстрый интервал либо гарантированное покрытие при калибровке</w:t>
       </w:r>
       <w:r>
         <w:t>;</w:t>
@@ -4617,23 +3290,7 @@
         <w:t>т</w:t>
       </w:r>
       <w:r>
-        <w:t xml:space="preserve">яжёлые шаги (расширенное </w:t>
-      </w:r>
-      <w:proofErr w:type="spellStart"/>
-      <w:r>
-        <w:t>геообогащение</w:t>
-      </w:r>
-      <w:proofErr w:type="spellEnd"/>
-      <w:r>
-        <w:t xml:space="preserve">, подбор большого пула </w:t>
-      </w:r>
-      <w:proofErr w:type="spellStart"/>
-      <w:r>
-        <w:t>компараблов</w:t>
-      </w:r>
-      <w:proofErr w:type="spellEnd"/>
-      <w:r>
-        <w:t>) выполняются только при необходимости и масштабируются отдельно</w:t>
+        <w:t>яжёлые шаги (расширенное геообогащение, подбор большого пула компараблов) выполняются только при необходимости и масштабируются отдельно</w:t>
       </w:r>
       <w:r>
         <w:t>;</w:t>
@@ -4659,15 +3316,7 @@
         <w:t>н</w:t>
       </w:r>
       <w:r>
-        <w:t xml:space="preserve">овые </w:t>
-      </w:r>
-      <w:proofErr w:type="spellStart"/>
-      <w:r>
-        <w:t>геослои</w:t>
-      </w:r>
-      <w:proofErr w:type="spellEnd"/>
-      <w:r>
-        <w:t>, признаки, модели и способы объяснимости подключаются как независимые модули без переделки ядра</w:t>
+        <w:t>овые геослои, признаки, модели и способы объяснимости подключаются как независимые модули без переделки ядра</w:t>
       </w:r>
       <w:r>
         <w:t>;</w:t>
@@ -4677,16 +3326,11 @@
       <w:pPr>
         <w:pStyle w:val="20"/>
       </w:pPr>
-      <w:proofErr w:type="spellStart"/>
       <w:r>
         <w:t>т</w:t>
       </w:r>
       <w:r>
-        <w:t>рассируемость</w:t>
-      </w:r>
-      <w:proofErr w:type="spellEnd"/>
-      <w:r>
-        <w:t xml:space="preserve"> и аудит</w:t>
+        <w:t>рассируемость и аудит</w:t>
       </w:r>
       <w:r>
         <w:t>,</w:t>
@@ -4694,16 +3338,11 @@
       <w:r>
         <w:t xml:space="preserve"> </w:t>
       </w:r>
-      <w:proofErr w:type="spellStart"/>
       <w:r>
         <w:t>в</w:t>
       </w:r>
       <w:r>
-        <w:t>ерсионирование</w:t>
-      </w:r>
-      <w:proofErr w:type="spellEnd"/>
-      <w:r>
-        <w:t xml:space="preserve"> данных и моделей, журналирование ветвей конвейера и конфигураций обеспечивают воспроизводимость и соответствие ТЗ</w:t>
+        <w:t>ерсионирование данных и моделей, журналирование ветвей конвейера и конфигураций обеспечивают воспроизводимость и соответствие ТЗ</w:t>
       </w:r>
       <w:r>
         <w:t>;</w:t>
@@ -4725,32 +3364,11 @@
       <w:r>
         <w:t xml:space="preserve"> </w:t>
       </w:r>
-      <w:proofErr w:type="spellStart"/>
       <w:r>
         <w:t>и</w:t>
       </w:r>
       <w:r>
-        <w:t>нференс</w:t>
-      </w:r>
-      <w:proofErr w:type="spellEnd"/>
-      <w:r>
-        <w:t xml:space="preserve"> и подбор </w:t>
-      </w:r>
-      <w:proofErr w:type="spellStart"/>
-      <w:r>
-        <w:t>компараблов</w:t>
-      </w:r>
-      <w:proofErr w:type="spellEnd"/>
-      <w:r>
-        <w:t xml:space="preserve"> реализованы как </w:t>
-      </w:r>
-      <w:proofErr w:type="spellStart"/>
-      <w:r>
-        <w:t>стейтлесс</w:t>
-      </w:r>
-      <w:proofErr w:type="spellEnd"/>
-      <w:r>
-        <w:t>-сервисы за API, что упрощает горизонтальное масштабирование под нагрузкой</w:t>
+        <w:t>нференс и подбор компараблов реализованы как стейтлесс-сервисы за API, что упрощает горизонтальное масштабирование под нагрузкой</w:t>
       </w:r>
       <w:r>
         <w:t>.</w:t>
@@ -4764,66 +3382,26 @@
         <w:t>-</w:t>
       </w:r>
       <w:r>
-        <w:t xml:space="preserve">слой (приём запроса), подготовка и </w:t>
-      </w:r>
-      <w:proofErr w:type="spellStart"/>
-      <w:r>
-        <w:t>геообогащение</w:t>
-      </w:r>
-      <w:proofErr w:type="spellEnd"/>
-      <w:r>
-        <w:t xml:space="preserve"> (нормализация, базовые/расширенные </w:t>
-      </w:r>
-      <w:proofErr w:type="spellStart"/>
-      <w:r>
-        <w:t>геопризнаки</w:t>
-      </w:r>
-      <w:proofErr w:type="spellEnd"/>
-      <w:r>
-        <w:t xml:space="preserve">), модуль </w:t>
-      </w:r>
-      <w:proofErr w:type="spellStart"/>
-      <w:r>
-        <w:t>инференса</w:t>
-      </w:r>
-      <w:proofErr w:type="spellEnd"/>
-      <w:r>
-        <w:t xml:space="preserve"> (прогноз</w:t>
+        <w:t>слой (приём запроса), подготовка и геообогащение (нормализация, базовые/расширенные геопризнаки), модуль инференса (прогноз</w:t>
       </w:r>
       <w:r>
         <w:t xml:space="preserve"> + </w:t>
       </w:r>
       <w:r>
-        <w:t xml:space="preserve">объяснения, выбор режима интервала), модуль </w:t>
-      </w:r>
-      <w:proofErr w:type="spellStart"/>
-      <w:r>
-        <w:t>компараблов</w:t>
-      </w:r>
-      <w:proofErr w:type="spellEnd"/>
-      <w:r>
-        <w:t xml:space="preserve"> (фильтрация и ранжирование по схожести), визуализация и отчёт (карта и PDF/HTML), а также хранилища (витрина признаков и пространственные слои) и мониторинг/</w:t>
-      </w:r>
-      <w:proofErr w:type="spellStart"/>
-      <w:r>
-        <w:t>логи</w:t>
-      </w:r>
-      <w:proofErr w:type="spellEnd"/>
-      <w:r>
-        <w:t xml:space="preserve"> (качество, версии, время отклика). Компоненты связаны шиной API, что позволяет независимо обновлять модели и данные, не затрагивая интерфейс.</w:t>
+        <w:t>объяснения, выбор режима интервала), модуль компараблов (фильтрация и ранжирование по схожести), визуализация и отчёт (карта и PDF/HTML), а также хранилища (витрина признаков и пространственные слои) и мониторинг/логи (качество, версии, время отклика). Компоненты связаны шиной API, что позволяет независимо обновлять модели и данные, не затрагивая интерфейс.</w:t>
       </w:r>
     </w:p>
     <w:p>
       <w:pPr>
         <w:pStyle w:val="23"/>
       </w:pPr>
-      <w:bookmarkStart w:id="30" w:name="_Toc212455501"/>
-      <w:commentRangeStart w:id="31"/>
+      <w:bookmarkStart w:id="28" w:name="_Toc212455501"/>
+      <w:commentRangeStart w:id="29"/>
       <w:r>
         <w:lastRenderedPageBreak/>
         <w:t>Вывод по аналитическому разделу</w:t>
       </w:r>
-      <w:commentRangeEnd w:id="31"/>
+      <w:commentRangeEnd w:id="29"/>
       <w:r>
         <w:rPr>
           <w:rStyle w:val="aff"/>
@@ -4831,101 +3409,29 @@
           <w:b w:val="0"/>
           <w:shd w:val="clear" w:color="auto" w:fill="auto"/>
         </w:rPr>
-        <w:commentReference w:id="31"/>
-      </w:r>
-      <w:bookmarkEnd w:id="30"/>
-    </w:p>
-    <w:p>
-      <w:r>
-        <w:t>В аналитическом разделе последовательно уточнены ключевые аспекты построения интеллектуальной системы анализа недвижимости. Сформулированы цели и ограничения решения с позиции технического задания и практических рисков данных: неоднородность входной информации, пространственно-временная зависимость цен, необходимость прозрачных объяснений и корректной оценки неопределённости. Зафиксированы базовые критерии качества: воспроизводимость результатов (</w:t>
-      </w:r>
-      <w:proofErr w:type="spellStart"/>
-      <w:r>
-        <w:t>версионирование</w:t>
-      </w:r>
-      <w:proofErr w:type="spellEnd"/>
-      <w:r>
-        <w:t xml:space="preserve"> данных и моделей), честность оценки (валидные сплиты по времени и пространству), прикладные метрики прогноза (MAE/</w:t>
-      </w:r>
-      <w:proofErr w:type="spellStart"/>
-      <w:r>
-        <w:t>MedAE</w:t>
-      </w:r>
-      <w:proofErr w:type="spellEnd"/>
-      <w:r>
-        <w:t>, RMSE на лог-шкале), метрики интервалов (покрытие и средняя ширина), а также эксплуатационные характеристики (время отклика, возможность горизонтального масштабирования).</w:t>
-      </w:r>
-    </w:p>
-    <w:p>
-      <w:r>
-        <w:t xml:space="preserve">Обоснован выбор методов: градиентные ансамбли для табличных данных с расширенным </w:t>
-      </w:r>
-      <w:proofErr w:type="spellStart"/>
-      <w:r>
-        <w:t>геопризнаковым</w:t>
-      </w:r>
-      <w:proofErr w:type="spellEnd"/>
-      <w:r>
-        <w:t xml:space="preserve"> описанием, интервал прогноза через </w:t>
-      </w:r>
-      <w:proofErr w:type="spellStart"/>
-      <w:r>
-        <w:t>квантильный</w:t>
-      </w:r>
-      <w:proofErr w:type="spellEnd"/>
-      <w:r>
-        <w:t xml:space="preserve"> и/или конформный подход, интерпретация результатов с помощью SHAP, модуль подбора сопоставимых объектов по сочетанию </w:t>
-      </w:r>
-      <w:proofErr w:type="spellStart"/>
-      <w:r>
-        <w:t>геоблизости</w:t>
-      </w:r>
-      <w:proofErr w:type="spellEnd"/>
-      <w:r>
-        <w:t xml:space="preserve"> и сходства атрибутов. Описана методология контроля качества: временное разбиение, пространственная блочная валидация, мониторинг дрейфа и обработка «вне распределения». Закреплён практический стек реализации (управление экспериментами, оптимизация </w:t>
-      </w:r>
-      <w:proofErr w:type="spellStart"/>
-      <w:r>
-        <w:t>гиперпараметров</w:t>
-      </w:r>
-      <w:proofErr w:type="spellEnd"/>
-      <w:r>
-        <w:t xml:space="preserve">, витрина признаков и пространственные слои, лёгкий сервис </w:t>
-      </w:r>
-      <w:proofErr w:type="spellStart"/>
-      <w:r>
-        <w:t>инференса</w:t>
-      </w:r>
-      <w:proofErr w:type="spellEnd"/>
-      <w:r>
-        <w:t xml:space="preserve"> и генерация отчётов), обеспечивающий быстрый цикл «данные → модель → сервис».</w:t>
-      </w:r>
-    </w:p>
-    <w:p>
-      <w:r>
-        <w:t xml:space="preserve">Архитектура решения представлена как модульный конвейер с опциональными ветвями (режим интервала, профиль сделки, уровень </w:t>
-      </w:r>
-      <w:proofErr w:type="spellStart"/>
-      <w:r>
-        <w:t>геообогащения</w:t>
-      </w:r>
-      <w:proofErr w:type="spellEnd"/>
-      <w:r>
-        <w:t xml:space="preserve">, канал выдачи). Функциональная логика процесса формализована в нотации IDEF0: от подготовки и обогащения входа – к прогнозу и объяснениям </w:t>
+        <w:commentReference w:id="29"/>
+      </w:r>
+      <w:bookmarkEnd w:id="28"/>
+    </w:p>
+    <w:p>
+      <w:r>
+        <w:t>В аналитическом разделе последовательно уточнены ключевые аспекты построения интеллектуальной системы анализа недвижимости. Сформулированы цели и ограничения решения с позиции технического задания и практических рисков данных: неоднородность входной информации, пространственно-временная зависимость цен, необходимость прозрачных объяснений и корректной оценки неопределённости. Зафиксированы базовые критерии качества: воспроизводимость результатов (версионирование данных и моделей), честность оценки (валидные сплиты по времени и пространству), прикладные метрики прогноза (MAE/MedAE, RMSE на лог-шкале), метрики интервалов (покрытие и средняя ширина), а также эксплуатационные характеристики (время отклика, возможность горизонтального масштабирования).</w:t>
+      </w:r>
+    </w:p>
+    <w:p>
+      <w:r>
+        <w:t>Обоснован выбор методов: градиентные ансамбли для табличных данных с расширенным геопризнаковым описанием, интервал прогноза через квантильный и/или конформный подход, интерпретация результатов с помощью SHAP, модуль подбора сопоставимых объектов по сочетанию геоблизости и сходства атрибутов. Описана методология контроля качества: временное разбиение, пространственная блочная валидация, мониторинг дрейфа и обработка «вне распределения». Закреплён практический стек реализации (управление экспериментами, оптимизация гиперпараметров, витрина признаков и пространственные слои, лёгкий сервис инференса и генерация отчётов), обеспечивающий быстрый цикл «данные → модель → сервис».</w:t>
+      </w:r>
+    </w:p>
+    <w:p>
+      <w:r>
+        <w:t xml:space="preserve">Архитектура решения представлена как модульный конвейер с опциональными ветвями (режим интервала, профиль сделки, уровень геообогащения, канал выдачи). Функциональная логика процесса формализована в нотации IDEF0: от подготовки и обогащения входа – к прогнозу и объяснениям </w:t>
       </w:r>
       <w:r>
         <w:t>–</w:t>
       </w:r>
       <w:r>
-        <w:t xml:space="preserve"> к формированию результата (</w:t>
-      </w:r>
-      <w:proofErr w:type="spellStart"/>
-      <w:r>
-        <w:t>компараблы</w:t>
-      </w:r>
-      <w:proofErr w:type="spellEnd"/>
-      <w:r>
-        <w:t xml:space="preserve">, карта, </w:t>
+        <w:t xml:space="preserve"> к формированию результата (компараблы, карта, </w:t>
       </w:r>
       <w:r>
         <w:lastRenderedPageBreak/>
@@ -4967,13 +3473,13 @@
       <w:pPr>
         <w:pStyle w:val="a0"/>
       </w:pPr>
-      <w:bookmarkStart w:id="32" w:name="_Toc212455502"/>
-      <w:commentRangeStart w:id="33"/>
+      <w:bookmarkStart w:id="30" w:name="_Toc212455502"/>
+      <w:commentRangeStart w:id="31"/>
       <w:r>
         <w:lastRenderedPageBreak/>
         <w:t>ТЕХНОЛОГИЧЕСКИЙ РАЗДЕЛ</w:t>
       </w:r>
-      <w:commentRangeEnd w:id="33"/>
+      <w:commentRangeEnd w:id="31"/>
       <w:r>
         <w:rPr>
           <w:rStyle w:val="aff"/>
@@ -4984,20 +3490,49 @@
           <w:kern w:val="0"/>
           <w:lang w:eastAsia="en-US"/>
         </w:rPr>
-        <w:commentReference w:id="33"/>
-      </w:r>
-      <w:bookmarkEnd w:id="32"/>
+        <w:commentReference w:id="31"/>
+      </w:r>
+      <w:bookmarkEnd w:id="30"/>
+    </w:p>
+    <w:p>
+      <w:pPr>
+        <w:rPr>
+          <w:lang w:eastAsia="ru-RU"/>
+        </w:rPr>
+      </w:pPr>
+      <w:r>
+        <w:rPr>
+          <w:lang w:eastAsia="ru-RU"/>
+        </w:rPr>
+        <w:t>В данном разделе представлено детальное описание реализации интеллектуальной системы анализа недвижимости. Рассматриваются программные сущности и их роли в реализации архитектуры: сервис приёма запросов, модуль валидации и геокодирования, генератор признаков, модуль инференса (прогноз + интервальная оценка), подсистема интерпретации (локальные объяснения), модуль подбора сопоставимых объектов, а также компоненты визуализации и формирования отчёта. Показано, как перечисленные модули реализуют описанные бизнес-процессы (IDEF0), какие данные они принимают на вход, какие результаты формируют и как взаимодействуют через API и хранилища.</w:t>
+      </w:r>
+    </w:p>
+    <w:p>
+      <w:pPr>
+        <w:rPr>
+          <w:lang w:eastAsia="ru-RU"/>
+        </w:rPr>
+      </w:pPr>
+      <w:r>
+        <w:rPr>
+          <w:lang w:eastAsia="ru-RU"/>
+        </w:rPr>
+        <w:t>Отдельное внимание уделено качеству и надёжности: приводятся сценарии и результаты тестирования (модульного, интеграционного, системного и нагрузочного, а также ручной приёмки), описывается методика расчёта надёжности программного продукта после финальной сборки. Представлено руководство пользователя с типовыми вариантами использования (use-cases), формами ввода и сообщениями об ошибках/предупреждениях. В завершение раздела приведены фактические показатели работы системы: точность и покрытие интервальных предсказаний, время отклика, требования к ресурсам и объёмам хранилищ, что позволяет оценить соответствие решения требованиям ТЗ и его прикладную ценность.</w:t>
+      </w:r>
     </w:p>
     <w:p>
       <w:pPr>
         <w:pStyle w:val="23"/>
       </w:pPr>
-      <w:bookmarkStart w:id="34" w:name="_Toc212455503"/>
-      <w:commentRangeStart w:id="35"/>
-      <w:r>
-        <w:t>Описание программной реализации</w:t>
-      </w:r>
-      <w:commentRangeEnd w:id="35"/>
+      <w:bookmarkStart w:id="32" w:name="_Toc212455503"/>
+      <w:r>
+        <w:t>Подготовка данных для обучения модел</w:t>
+      </w:r>
+      <w:r>
+        <w:t>и</w:t>
+      </w:r>
+      <w:commentRangeStart w:id="33"/>
+      <w:commentRangeEnd w:id="33"/>
       <w:r>
         <w:rPr>
           <w:rStyle w:val="aff"/>
@@ -5005,20 +3540,769 @@
           <w:b w:val="0"/>
           <w:shd w:val="clear" w:color="auto" w:fill="auto"/>
         </w:rPr>
-        <w:commentReference w:id="35"/>
-      </w:r>
-      <w:bookmarkEnd w:id="34"/>
+        <w:commentReference w:id="33"/>
+      </w:r>
+      <w:bookmarkEnd w:id="32"/>
+    </w:p>
+    <w:p>
+      <w:r>
+        <w:t xml:space="preserve">Для обучения моделей был сформирован собственный датасет на основе публичных объявлений о аренде жилья и открытых геоданных (улично-дорожная сеть, объекты инфраструктуры). Сбор осуществлялся в учебных </w:t>
+      </w:r>
+      <w:r>
+        <w:lastRenderedPageBreak/>
+        <w:t>целях с соблюдением ограничений источников (частота запросов, указание источника). Сырые данные сохранялись в</w:t>
+      </w:r>
+      <w:r>
+        <w:t xml:space="preserve"> базу данных</w:t>
+      </w:r>
+      <w:r>
+        <w:t>.</w:t>
+      </w:r>
+    </w:p>
+    <w:p>
+      <w:r>
+        <w:t xml:space="preserve">Был разработан скрипт агрегации и конвертации выгрузок/страниц в унифицированную схему: </w:t>
+      </w:r>
+      <w:r>
+        <w:rPr>
+          <w:rStyle w:val="HTML"/>
+          <w:rFonts w:ascii="Times New Roman" w:eastAsiaTheme="majorEastAsia" w:hAnsi="Times New Roman" w:cs="Times New Roman"/>
+          <w:sz w:val="28"/>
+          <w:szCs w:val="28"/>
+        </w:rPr>
+        <w:t>listing_id</w:t>
+      </w:r>
+      <w:r>
+        <w:t>, тип сделки (аренда), валюта и цена, адрес/координаты (если есть), площадь(и), комнаты, этаж/этажность, тип/материал дома, состояние/ремонт, дата публикации/обновления, текст описания. На этапе нормализации выполнялось:</w:t>
+      </w:r>
+    </w:p>
+    <w:p>
+      <w:pPr>
+        <w:pStyle w:val="20"/>
+      </w:pPr>
+      <w:r>
+        <w:t>приведение цен к рублям и расчёт «ставки в мес.» для аренды;</w:t>
+      </w:r>
+    </w:p>
+    <w:p>
+      <w:pPr>
+        <w:pStyle w:val="20"/>
+      </w:pPr>
+      <w:r>
+        <w:t>унификация категорий (тип дома, материал, состояние) по словарям соответствия;</w:t>
+      </w:r>
+    </w:p>
+    <w:p>
+      <w:pPr>
+        <w:pStyle w:val="20"/>
+      </w:pPr>
+      <w:r>
+        <w:t>парсинг площадей (общая/жилая/кухня), аккуратная работа с единицами измерения.</w:t>
+      </w:r>
+    </w:p>
+    <w:p>
+      <w:r>
+        <w:t>Адреса преобразовывались в координаты с кэшированием результатов. На основе координат рассчитывались базовые геопризнаки:</w:t>
+      </w:r>
+    </w:p>
+    <w:p>
+      <w:pPr>
+        <w:pStyle w:val="20"/>
+      </w:pPr>
+      <w:r>
+        <w:t>индекс H3 заданного разрешения и принадлежность к административному району;</w:t>
+      </w:r>
+    </w:p>
+    <w:p>
+      <w:pPr>
+        <w:pStyle w:val="20"/>
+      </w:pPr>
+      <w:r>
+        <w:t>ближайшие узлы транспорта (метро/МЦД) и оценка доступности (приближённое время в пути/расстояние);</w:t>
+      </w:r>
+    </w:p>
+    <w:p>
+      <w:pPr>
+        <w:pStyle w:val="20"/>
+      </w:pPr>
+      <w:r>
+        <w:t>показатели окружения по ячейке/району: медианы цен, плотность объявлений, доля квартир разных классов/комнатности, «темп» изменения цены за недавний период.</w:t>
+      </w:r>
+    </w:p>
+    <w:p>
+      <w:pPr>
+        <w:pStyle w:val="20"/>
+      </w:pPr>
+      <w:r>
+        <w:t>Для хранения пространственных слоёв использовался PostGIS; агрегаты по H3 формировались партиями и версионировались.</w:t>
+      </w:r>
+    </w:p>
+    <w:p>
+      <w:r>
+        <w:t xml:space="preserve">Для </w:t>
+      </w:r>
+      <w:r>
+        <w:t>аренды</w:t>
+      </w:r>
+      <w:r>
+        <w:t xml:space="preserve"> целевая переменная </w:t>
+      </w:r>
+      <w:r>
+        <w:t xml:space="preserve">– </w:t>
+      </w:r>
+      <w:r>
+        <w:t>месячная ставка. Для стабилизации дисперсии дополнительно готовилась лог-шкала целевых.</w:t>
+      </w:r>
+    </w:p>
+    <w:p>
+      <w:r>
+        <w:t>Признаки включали:</w:t>
+      </w:r>
+    </w:p>
+    <w:p>
+      <w:pPr>
+        <w:pStyle w:val="20"/>
+      </w:pPr>
+      <w:r>
+        <w:t>объектные (площади, комнаты, этаж/этажность, тип/материал/год, состояние);</w:t>
+      </w:r>
+    </w:p>
+    <w:p>
+      <w:pPr>
+        <w:pStyle w:val="20"/>
+      </w:pPr>
+      <w:r>
+        <w:t>геопризнаки (H3, расстояния/доступность, агрегаты рынка);</w:t>
+      </w:r>
+    </w:p>
+    <w:p>
+      <w:pPr>
+        <w:pStyle w:val="20"/>
+      </w:pPr>
+      <w:r>
+        <w:lastRenderedPageBreak/>
+        <w:t>текстовые маркеры из описаний (простые бинарные фичи: «ремонт», «мебель», «вид», «балкон» и пр.).</w:t>
+      </w:r>
+    </w:p>
+    <w:p>
+      <w:r>
+        <w:t>Чтобы избежать утечки и завышения метрик, применялось:</w:t>
+      </w:r>
+    </w:p>
+    <w:p>
+      <w:pPr>
+        <w:pStyle w:val="20"/>
+      </w:pPr>
+      <w:r>
+        <w:t>временное разбиение: обучение на прошлых периодах, тест — на более поздних публикациях;</w:t>
+      </w:r>
+    </w:p>
+    <w:p>
+      <w:pPr>
+        <w:pStyle w:val="20"/>
+      </w:pPr>
+      <w:r>
+        <w:t>пространственная блок-валидация: блоки по H3/районам для честной оценки переносимости между локациями.</w:t>
+      </w:r>
+    </w:p>
+    <w:p>
+      <w:r>
+        <w:t xml:space="preserve">Фиксировались состав фичей, пороги фильтрации и даты сплитов </w:t>
+      </w:r>
+      <w:r>
+        <w:t>–</w:t>
+      </w:r>
+      <w:r>
+        <w:t xml:space="preserve"> для воспроизводимости экспериментов.</w:t>
+      </w:r>
+    </w:p>
+    <w:p>
+      <w:r>
+        <w:t>Перед экспортом в витрину выполнялось профилирование: доли пропусков, распределения ключевых полей, частота дублей после дедупликации, разметка редких категорий. Для «проблемных» записей формировались отчётные выборки на ручную проверку.</w:t>
+      </w:r>
+    </w:p>
+    <w:p>
+      <w:r>
+        <w:t>Итогом подготовки являлись артефакты данных:</w:t>
+      </w:r>
+    </w:p>
+    <w:p>
+      <w:pPr>
+        <w:pStyle w:val="20"/>
+        <w:rPr>
+          <w:lang w:val="en-US"/>
+        </w:rPr>
+      </w:pPr>
+      <w:r>
+        <w:rPr>
+          <w:lang w:val="en-US"/>
+        </w:rPr>
+        <w:t>features</w:t>
+      </w:r>
+      <w:r>
+        <w:rPr>
+          <w:lang w:val="en-US"/>
+        </w:rPr>
+        <w:t>/</w:t>
+      </w:r>
+      <w:r>
+        <w:rPr>
+          <w:lang w:val="en-US"/>
+        </w:rPr>
+        <w:t xml:space="preserve">train.parquet, </w:t>
+      </w:r>
+      <w:r>
+        <w:rPr>
+          <w:lang w:val="en-US"/>
+        </w:rPr>
+        <w:t>splits/</w:t>
+      </w:r>
+      <w:r>
+        <w:rPr>
+          <w:lang w:val="en-US"/>
+        </w:rPr>
+        <w:t xml:space="preserve">valid.parquet, </w:t>
+      </w:r>
+      <w:r>
+        <w:rPr>
+          <w:lang w:val="en-US"/>
+        </w:rPr>
+        <w:t>splits/</w:t>
+      </w:r>
+      <w:r>
+        <w:rPr>
+          <w:lang w:val="en-US"/>
+        </w:rPr>
+        <w:t xml:space="preserve">test.parquet </w:t>
+      </w:r>
+      <w:r>
+        <w:rPr>
+          <w:lang w:val="en-US"/>
+        </w:rPr>
+        <w:t xml:space="preserve">– </w:t>
+      </w:r>
+      <w:r>
+        <w:rPr>
+          <w:lang w:val="en-US"/>
+        </w:rPr>
+        <w:t>витрина признаков;</w:t>
+      </w:r>
+    </w:p>
+    <w:p>
+      <w:pPr>
+        <w:pStyle w:val="20"/>
+        <w:rPr>
+          <w:lang w:val="en-US"/>
+        </w:rPr>
+      </w:pPr>
+      <w:r>
+        <w:rPr>
+          <w:lang w:val="en-US"/>
+        </w:rPr>
+        <w:t>listings</w:t>
+      </w:r>
+      <w:r>
+        <w:rPr>
+          <w:lang w:val="en-US"/>
+        </w:rPr>
+        <w:t>_</w:t>
+      </w:r>
+      <w:r>
+        <w:rPr>
+          <w:lang w:val="en-US"/>
+        </w:rPr>
+        <w:t>rent</w:t>
+      </w:r>
+      <w:r>
+        <w:rPr>
+          <w:lang w:val="en-US"/>
+        </w:rPr>
+        <w:t>.</w:t>
+      </w:r>
+      <w:r>
+        <w:rPr>
+          <w:lang w:val="en-US"/>
+        </w:rPr>
+        <w:t>parquet</w:t>
+      </w:r>
+      <w:r>
+        <w:rPr>
+          <w:lang w:val="en-US"/>
+        </w:rPr>
+        <w:t xml:space="preserve"> – </w:t>
+      </w:r>
+      <w:r>
+        <w:t>целевые</w:t>
+      </w:r>
+      <w:r>
+        <w:rPr>
+          <w:lang w:val="en-US"/>
+        </w:rPr>
+        <w:t xml:space="preserve"> </w:t>
+      </w:r>
+      <w:r>
+        <w:t>для</w:t>
+      </w:r>
+      <w:r>
+        <w:rPr>
+          <w:lang w:val="en-US"/>
+        </w:rPr>
+        <w:t xml:space="preserve"> </w:t>
+      </w:r>
+      <w:r>
+        <w:t>аренды</w:t>
+      </w:r>
+    </w:p>
+    <w:p>
+      <w:pPr>
+        <w:pStyle w:val="20"/>
+      </w:pPr>
+      <w:r>
+        <w:t>служебные таблицы агрегатов по H3/районам и журнал преобразований (дата, версия витрины, правила очистки).</w:t>
+      </w:r>
+    </w:p>
+    <w:p>
+      <w:r>
+        <w:t>Такой конвейер «сбор → очистка → геокодирование → геообогащение → витрина → сплиты» обеспечивает воспроизводимость обучения, сопоставимость экспериментов и соответствие требованиям ТЗ к данным и процессу их подготовки.</w:t>
+      </w:r>
     </w:p>
     <w:p>
       <w:pPr>
         <w:pStyle w:val="23"/>
       </w:pPr>
-      <w:bookmarkStart w:id="36" w:name="_Toc212455504"/>
-      <w:commentRangeStart w:id="37"/>
+      <w:r>
+        <w:t>Обучение нейронной сети</w:t>
+      </w:r>
+    </w:p>
+    <w:p>
+      <w:r>
+        <w:t xml:space="preserve">Для решения задачи прогноза </w:t>
+      </w:r>
+      <w:r>
+        <w:rPr>
+          <w:rStyle w:val="affd"/>
+        </w:rPr>
+        <w:t>месячной ставки аренды</w:t>
+      </w:r>
+      <w:r>
+        <w:t xml:space="preserve"> были обучены две линии моделей:</w:t>
+      </w:r>
+    </w:p>
+    <w:p>
+      <w:pPr>
+        <w:pStyle w:val="22"/>
+        <w:numPr>
+          <w:ilvl w:val="0"/>
+          <w:numId w:val="60"/>
+        </w:numPr>
+        <w:ind w:left="1276" w:hanging="567"/>
+      </w:pPr>
+      <w:r>
+        <w:lastRenderedPageBreak/>
+        <w:t>б</w:t>
+      </w:r>
+      <w:r>
+        <w:t>азовая</w:t>
+      </w:r>
+      <w:r>
+        <w:t xml:space="preserve"> – </w:t>
+      </w:r>
+      <w:r>
+        <w:t>градиентный бустинг по деревьям решений (LightGBM/CatBoost) как эталон для сравнения качества и объяснимости;</w:t>
+      </w:r>
+    </w:p>
+    <w:p>
+      <w:pPr>
+        <w:pStyle w:val="22"/>
+        <w:numPr>
+          <w:ilvl w:val="0"/>
+          <w:numId w:val="60"/>
+        </w:numPr>
+        <w:ind w:left="1276" w:hanging="567"/>
+      </w:pPr>
+      <w:r>
+        <w:t xml:space="preserve">основная </w:t>
+      </w:r>
+      <w:r>
+        <w:t xml:space="preserve">– </w:t>
+      </w:r>
+      <w:r>
+        <w:t xml:space="preserve"> табличная нейронная сеть (MLP), настроенная под витрину признаков и поддерживающая формирование доверительных интервалов.</w:t>
+      </w:r>
+    </w:p>
+    <w:p>
+      <w:r>
+        <w:t xml:space="preserve">Ниже описаны архитектура, подготовка признаков к обучению, схема разбиений данных, режимы формирования интервалов, метрики, подбор гиперпараметров и сохраняемые артефакты. </w:t>
+      </w:r>
+    </w:p>
+    <w:p>
+      <w:r>
+        <w:t>Градиентный бустинг (baseline)</w:t>
+      </w:r>
+      <w:r>
+        <w:t xml:space="preserve"> и</w:t>
+      </w:r>
+      <w:r>
+        <w:t xml:space="preserve">спользовался как точка отсчёта благодаря устойчивости на табличных данных с числовыми/категориальными/геопространственными признаками, высокой скорости инференса и нативной поддержке квантильной регрессии. Для CatBoost </w:t>
+      </w:r>
+      <w:r>
+        <w:t>–</w:t>
+      </w:r>
+      <w:r>
+        <w:t xml:space="preserve"> встроенное кодирование категорий и ordered boosting, для LightGBM </w:t>
+      </w:r>
+      <w:r>
+        <w:t>–</w:t>
+      </w:r>
+      <w:r>
+        <w:t xml:space="preserve"> гистограммный алгоритм и быстрый подбор глубины/листов. Бустинг применялся как:</w:t>
+      </w:r>
+    </w:p>
+    <w:p>
+      <w:pPr>
+        <w:pStyle w:val="20"/>
+      </w:pPr>
+      <w:r>
+        <w:t>модель точечного прогноза медианы (по лог-таргету),</w:t>
+      </w:r>
+    </w:p>
+    <w:p>
+      <w:pPr>
+        <w:pStyle w:val="20"/>
+      </w:pPr>
+      <w:r>
+        <w:t>модель квантильной регрессии (нижний/верхний квантили) для формирования интервалов</w:t>
+      </w:r>
+    </w:p>
+    <w:p>
+      <w:r>
+        <w:t>Нейронная сеть (MLP)</w:t>
+      </w:r>
+      <w:r>
+        <w:t xml:space="preserve"> – л</w:t>
+      </w:r>
+      <w:r>
+        <w:t>ёгкая полносвязная архитектура для табличных данных: вход</w:t>
+      </w:r>
+      <w:r>
+        <w:t xml:space="preserve"> –</w:t>
+      </w:r>
+      <w:r>
+        <w:t xml:space="preserve"> конкатенация нормализованных числовых признаков и закодированных категориальных; «спинка» сети</w:t>
+      </w:r>
+      <w:r>
+        <w:t xml:space="preserve"> –</w:t>
+      </w:r>
+      <w:r>
+        <w:t xml:space="preserve"> 2–4 полносвязных слоя с BatchNorm и Dropout; активации</w:t>
+      </w:r>
+      <w:r>
+        <w:t xml:space="preserve"> –</w:t>
+      </w:r>
+      <w:r>
+        <w:t xml:space="preserve"> ReLU/SiLU. Выходной блок реализован в двух вариантах:</w:t>
+      </w:r>
+    </w:p>
+    <w:p>
+      <w:pPr>
+        <w:pStyle w:val="20"/>
+      </w:pPr>
+      <w:r>
+        <w:t xml:space="preserve">многоцелевой “квантильный” выход: три головы для </w:t>
+      </w:r>
+    </w:p>
+    <w:p>
+      <w:pPr>
+        <w:pStyle w:val="20"/>
+      </w:pPr>
+      <w:r>
+        <w:t>τ</w:t>
+      </w:r>
+      <w:r>
+        <w:t>=</w:t>
+      </w:r>
+      <w:r>
+        <w:t>0.1 / 0.5 / 0.9 (нижний, медианный, верхний прогноз в лог-шкале),</w:t>
+      </w:r>
+    </w:p>
+    <w:p>
+      <w:pPr>
+        <w:pStyle w:val="20"/>
+      </w:pPr>
+      <w:r>
+        <w:t>точечный выход + конформная калибровка: одна голова даёт медиану, а интервалы формируются на отдельной калибровочной выборке (см. ниже).</w:t>
+      </w:r>
+    </w:p>
+    <w:p>
+      <w:r>
+        <w:lastRenderedPageBreak/>
+        <w:t xml:space="preserve">Выбор между вариантами фиксировался по валидации: при приоритете стабильного покрытия </w:t>
+      </w:r>
+      <w:r>
+        <w:t xml:space="preserve">– </w:t>
+      </w:r>
+      <w:r>
+        <w:t>конформная калибровка; при приоритете скорости</w:t>
+      </w:r>
+      <w:r>
+        <w:t xml:space="preserve"> –</w:t>
+      </w:r>
+      <w:r>
+        <w:t>квантильные головы.</w:t>
+      </w:r>
+    </w:p>
+    <w:p>
+      <w:r>
+        <w:t>Режим формирования доверительных интервалов</w:t>
+      </w:r>
+      <w:r>
+        <w:t>:</w:t>
+      </w:r>
+    </w:p>
+    <w:p>
+      <w:pPr>
+        <w:pStyle w:val="22"/>
+        <w:numPr>
+          <w:ilvl w:val="0"/>
+          <w:numId w:val="61"/>
+        </w:numPr>
+        <w:ind w:left="1276" w:hanging="567"/>
+      </w:pPr>
+      <w:r>
+        <w:t xml:space="preserve">Квантильная регрессия. В бустинге </w:t>
+      </w:r>
+      <w:r>
+        <w:t>–</w:t>
+      </w:r>
+      <w:r>
+        <w:t xml:space="preserve"> отдельные модели/режимы для нижнего и верхнего квантиля; в MLP </w:t>
+      </w:r>
+      <w:r>
+        <w:t>–</w:t>
+      </w:r>
+      <w:r>
+        <w:t xml:space="preserve"> многоцелевой выход с quantile loss. Интервал формируется как [нижний, верхний] в лог-шкале с последующим обратным преобразованием.</w:t>
+      </w:r>
+    </w:p>
+    <w:p>
+      <w:pPr>
+        <w:pStyle w:val="22"/>
+        <w:numPr>
+          <w:ilvl w:val="0"/>
+          <w:numId w:val="61"/>
+        </w:numPr>
+        <w:ind w:left="1276" w:hanging="567"/>
+      </w:pPr>
+      <w:r>
+        <w:t>К</w:t>
+      </w:r>
+      <w:r>
+        <w:t>онформная калибровка (split conformal). На калибровочной части измеряется распределение остатков; по заданному уровню покрытия вычисляется поправка ширины интервала. Применимо как к бустингу (точечная модель), так и к MLP.</w:t>
+      </w:r>
+    </w:p>
+    <w:p>
+      <w:r>
+        <w:t>Функции потерь и метрики</w:t>
+      </w:r>
+      <w:r>
+        <w:t>:</w:t>
+      </w:r>
+    </w:p>
+    <w:p>
+      <w:pPr>
+        <w:pStyle w:val="22"/>
+        <w:numPr>
+          <w:ilvl w:val="0"/>
+          <w:numId w:val="62"/>
+        </w:numPr>
+        <w:ind w:left="1276" w:hanging="567"/>
+      </w:pPr>
+      <w:r>
+        <w:t>Т</w:t>
+      </w:r>
+      <w:r>
+        <w:t>очечный прогноз: MSE по лог-таргету.</w:t>
+      </w:r>
+    </w:p>
+    <w:p>
+      <w:pPr>
+        <w:pStyle w:val="22"/>
+        <w:numPr>
+          <w:ilvl w:val="0"/>
+          <w:numId w:val="62"/>
+        </w:numPr>
+        <w:ind w:left="1276" w:hanging="567"/>
+      </w:pPr>
+      <w:r>
+        <w:t>Квантильные головы: quantile loss.</w:t>
+      </w:r>
+    </w:p>
+    <w:p>
+      <w:pPr>
+        <w:pStyle w:val="22"/>
+        <w:numPr>
+          <w:ilvl w:val="0"/>
+          <w:numId w:val="62"/>
+        </w:numPr>
+        <w:ind w:left="1276" w:hanging="567"/>
+      </w:pPr>
+      <w:r>
+        <w:t>Отчётные метрики: MAE</w:t>
+      </w:r>
+      <w:r>
+        <w:t xml:space="preserve"> </w:t>
+      </w:r>
+      <w:r>
+        <w:t>(в рублях, после обратного лог-преобразования), RMSE по лог-таргету, доля покрытия и средняя ширина интервала.</w:t>
+      </w:r>
+    </w:p>
+    <w:p>
+      <w:r>
+        <w:t>Значения метрик фиксируются для валидации и финального теста</w:t>
+      </w:r>
+      <w:r>
+        <w:t>.</w:t>
+      </w:r>
+    </w:p>
+    <w:p>
+      <w:r>
+        <w:t>Обучение и подбор гиперпараметров</w:t>
+      </w:r>
+      <w:r>
+        <w:t>:</w:t>
+      </w:r>
+    </w:p>
+    <w:p>
+      <w:pPr>
+        <w:pStyle w:val="22"/>
+        <w:numPr>
+          <w:ilvl w:val="0"/>
+          <w:numId w:val="63"/>
+        </w:numPr>
+      </w:pPr>
+      <w:r>
+        <w:t>MLP: оптимизатор Adam/AdamW; ранняя остановка по валидации; Dropout и L2-регуляризация; scheduler шага обучения.</w:t>
+      </w:r>
+    </w:p>
+    <w:p>
+      <w:pPr>
+        <w:pStyle w:val="22"/>
+        <w:numPr>
+          <w:ilvl w:val="0"/>
+          <w:numId w:val="63"/>
+        </w:numPr>
+      </w:pPr>
+      <w:r>
+        <w:t>Бустинг: n_estimators, глубина/num_leaves, learning_rate, минимальные выборки в листе, L2/категориальные параметры — подбирались.</w:t>
+      </w:r>
+    </w:p>
+    <w:p>
+      <w:pPr>
+        <w:pStyle w:val="22"/>
+        <w:numPr>
+          <w:ilvl w:val="0"/>
+          <w:numId w:val="63"/>
+        </w:numPr>
+      </w:pPr>
+      <w:r>
+        <w:t>Подбор: Optuna/поисковая сетка с целью минимизации MAE по лог-таргету на валидации; фиксирование random_state и ограничений на сложность для устойчивости.</w:t>
+      </w:r>
+    </w:p>
+    <w:p>
+      <w:pPr>
+        <w:pStyle w:val="22"/>
+        <w:numPr>
+          <w:ilvl w:val="0"/>
+          <w:numId w:val="63"/>
+        </w:numPr>
+      </w:pPr>
+      <w:r>
+        <w:t>Воспроизводимость: журнал MLflow (параметры, метрики, версии данных/фичей, артефакты), фиксированные seeds, сериализация препроцессоров.</w:t>
+      </w:r>
+    </w:p>
+    <w:p>
+      <w:r>
+        <w:lastRenderedPageBreak/>
+        <w:t>Интерпретируемость</w:t>
+      </w:r>
+      <w:r>
+        <w:t>:</w:t>
+      </w:r>
+    </w:p>
+    <w:p>
+      <w:pPr>
+        <w:pStyle w:val="22"/>
+        <w:numPr>
+          <w:ilvl w:val="0"/>
+          <w:numId w:val="64"/>
+        </w:numPr>
+      </w:pPr>
+      <w:r>
+        <w:t xml:space="preserve">Для бустинга </w:t>
+      </w:r>
+      <w:r>
+        <w:t>–</w:t>
+      </w:r>
+      <w:r>
+        <w:t xml:space="preserve"> TreeSHAP (быстрая и точная локальная/глобальная интерпретация).</w:t>
+      </w:r>
+    </w:p>
+    <w:p>
+      <w:pPr>
+        <w:pStyle w:val="22"/>
+        <w:numPr>
+          <w:ilvl w:val="0"/>
+          <w:numId w:val="64"/>
+        </w:numPr>
+      </w:pPr>
+      <w:r>
+        <w:t xml:space="preserve">Для MLP </w:t>
+      </w:r>
+      <w:r>
+        <w:t>–</w:t>
+      </w:r>
+      <w:r>
+        <w:t xml:space="preserve"> KernelSHAP на подвыборке признаков (общий метод для моделей без «деревянной» структуры).</w:t>
+      </w:r>
+    </w:p>
+    <w:p>
+      <w:pPr>
+        <w:pStyle w:val="22"/>
+        <w:numPr>
+          <w:ilvl w:val="0"/>
+          <w:numId w:val="64"/>
+        </w:numPr>
+      </w:pPr>
+      <w:r>
+        <w:t xml:space="preserve">Локальные объяснения показываются пользователю вместе с прогнозом и интервалом; агрегированные важности </w:t>
+      </w:r>
+      <w:r>
+        <w:t>–</w:t>
+      </w:r>
+      <w:r>
+        <w:t xml:space="preserve"> в административном отчёте качества.</w:t>
+      </w:r>
+    </w:p>
+    <w:p>
+      <w:r>
+        <w:t>В реестр моделей сохраняются: веса/конфиг модели (MLP или бустинг), нормировщики/кодировщики, параметры интервалов (квантильные уровни или конформная поправка), отчёт о метриках, версия витрины и сплитов.</w:t>
+      </w:r>
+    </w:p>
+    <w:p>
+      <w:r>
+        <w:t>Финальный выбор модели инференса (бустинг или MLP) выполняется по совокупности качества, стабильности покрытия и времени отклика на отложенном тесте; выбранная конфигурация помечается как production и используется сервисом предсказаний.</w:t>
+      </w:r>
+    </w:p>
+    <w:p>
+      <w:pPr>
+        <w:pStyle w:val="23"/>
+      </w:pPr>
+      <w:bookmarkStart w:id="34" w:name="_Toc212455504"/>
+      <w:commentRangeStart w:id="35"/>
       <w:r>
         <w:t>Тестирование приложения</w:t>
       </w:r>
-      <w:commentRangeEnd w:id="37"/>
+      <w:commentRangeEnd w:id="35"/>
       <w:r>
         <w:rPr>
           <w:rStyle w:val="aff"/>
@@ -5026,20 +4310,20 @@
           <w:b w:val="0"/>
           <w:shd w:val="clear" w:color="auto" w:fill="auto"/>
         </w:rPr>
-        <w:commentReference w:id="37"/>
-      </w:r>
-      <w:bookmarkEnd w:id="36"/>
+        <w:commentReference w:id="35"/>
+      </w:r>
+      <w:bookmarkEnd w:id="34"/>
     </w:p>
     <w:p>
       <w:pPr>
         <w:pStyle w:val="23"/>
       </w:pPr>
-      <w:bookmarkStart w:id="38" w:name="_Toc212455505"/>
-      <w:commentRangeStart w:id="39"/>
+      <w:bookmarkStart w:id="36" w:name="_Toc212455505"/>
+      <w:commentRangeStart w:id="37"/>
       <w:r>
         <w:t>Расчёт надёжности</w:t>
       </w:r>
-      <w:commentRangeEnd w:id="39"/>
+      <w:commentRangeEnd w:id="37"/>
       <w:r>
         <w:rPr>
           <w:rStyle w:val="aff"/>
@@ -5047,20 +4331,20 @@
           <w:b w:val="0"/>
           <w:shd w:val="clear" w:color="auto" w:fill="auto"/>
         </w:rPr>
-        <w:commentReference w:id="39"/>
-      </w:r>
-      <w:bookmarkEnd w:id="38"/>
+        <w:commentReference w:id="37"/>
+      </w:r>
+      <w:bookmarkEnd w:id="36"/>
     </w:p>
     <w:p>
       <w:pPr>
         <w:pStyle w:val="23"/>
       </w:pPr>
-      <w:bookmarkStart w:id="40" w:name="_Toc212455506"/>
-      <w:commentRangeStart w:id="41"/>
+      <w:bookmarkStart w:id="38" w:name="_Toc212455506"/>
+      <w:commentRangeStart w:id="39"/>
       <w:r>
         <w:t>Руководство пользователя</w:t>
       </w:r>
-      <w:commentRangeEnd w:id="41"/>
+      <w:commentRangeEnd w:id="39"/>
       <w:r>
         <w:rPr>
           <w:rStyle w:val="aff"/>
@@ -5068,20 +4352,20 @@
           <w:b w:val="0"/>
           <w:shd w:val="clear" w:color="auto" w:fill="auto"/>
         </w:rPr>
-        <w:commentReference w:id="41"/>
-      </w:r>
-      <w:bookmarkEnd w:id="40"/>
+        <w:commentReference w:id="39"/>
+      </w:r>
+      <w:bookmarkEnd w:id="38"/>
     </w:p>
     <w:p>
       <w:pPr>
         <w:pStyle w:val="23"/>
       </w:pPr>
-      <w:bookmarkStart w:id="42" w:name="_Toc212455507"/>
-      <w:commentRangeStart w:id="43"/>
+      <w:bookmarkStart w:id="40" w:name="_Toc212455507"/>
+      <w:commentRangeStart w:id="41"/>
       <w:r>
         <w:t>Вывод по технологическому разделу</w:t>
       </w:r>
-      <w:commentRangeEnd w:id="43"/>
+      <w:commentRangeEnd w:id="41"/>
       <w:r>
         <w:rPr>
           <w:rStyle w:val="aff"/>
@@ -5089,9 +4373,9 @@
           <w:b w:val="0"/>
           <w:shd w:val="clear" w:color="auto" w:fill="auto"/>
         </w:rPr>
-        <w:commentReference w:id="43"/>
-      </w:r>
-      <w:bookmarkEnd w:id="42"/>
+        <w:commentReference w:id="41"/>
+      </w:r>
+      <w:bookmarkEnd w:id="40"/>
     </w:p>
     <w:p>
       <w:pPr>
@@ -5113,8 +4397,8 @@
           <w:lang w:bidi="ru-RU"/>
         </w:rPr>
       </w:pPr>
-      <w:bookmarkStart w:id="44" w:name="_Toc212455508"/>
-      <w:commentRangeStart w:id="45"/>
+      <w:bookmarkStart w:id="42" w:name="_Toc212455508"/>
+      <w:commentRangeStart w:id="43"/>
       <w:r>
         <w:rPr>
           <w:lang w:bidi="ru-RU"/>
@@ -5122,7 +4406,7 @@
         <w:lastRenderedPageBreak/>
         <w:t>ЗАКЛЮЧЕНИЕ</w:t>
       </w:r>
-      <w:commentRangeEnd w:id="45"/>
+      <w:commentRangeEnd w:id="43"/>
       <w:r>
         <w:rPr>
           <w:rStyle w:val="aff"/>
@@ -5133,21 +4417,21 @@
           <w:kern w:val="0"/>
           <w:lang w:eastAsia="en-US"/>
         </w:rPr>
-        <w:commentReference w:id="45"/>
-      </w:r>
-      <w:bookmarkEnd w:id="44"/>
+        <w:commentReference w:id="43"/>
+      </w:r>
+      <w:bookmarkEnd w:id="42"/>
     </w:p>
     <w:p/>
     <w:p>
       <w:pPr>
         <w:pStyle w:val="1a"/>
       </w:pPr>
-      <w:bookmarkStart w:id="46" w:name="_Toc212455509"/>
+      <w:bookmarkStart w:id="44" w:name="_Toc212455509"/>
       <w:r>
         <w:lastRenderedPageBreak/>
         <w:t>СПИСОК ИСПОЛЬЗОВАННЫХ ИСТОЧНИКОВ</w:t>
       </w:r>
-      <w:bookmarkEnd w:id="46"/>
+      <w:bookmarkEnd w:id="44"/>
     </w:p>
     <w:p>
       <w:pPr>
@@ -5243,13 +4527,8 @@
           <w:lang w:bidi="ru-RU"/>
         </w:rPr>
       </w:pPr>
-      <w:proofErr w:type="spellStart"/>
-      <w:r>
-        <w:t>Яндекс.Недвижимость</w:t>
-      </w:r>
-      <w:proofErr w:type="spellEnd"/>
-      <w:r>
-        <w:t xml:space="preserve">. </w:t>
+      <w:r>
+        <w:t xml:space="preserve">Яндекс.Недвижимость. </w:t>
       </w:r>
       <w:r>
         <w:rPr>
@@ -5306,15 +4585,7 @@
         <w:t xml:space="preserve"> после того, как написали всю работу целиком, </w:t>
       </w:r>
       <w:r>
-        <w:t xml:space="preserve">ибо оно у нас </w:t>
-      </w:r>
-      <w:proofErr w:type="spellStart"/>
-      <w:r>
-        <w:t>самособираемое</w:t>
-      </w:r>
-      <w:proofErr w:type="spellEnd"/>
-      <w:r>
-        <w:t>, но нужно не забывать подгонять его вручную под требования оформления.</w:t>
+        <w:t>ибо оно у нас самособираемое, но нужно не забывать подгонять его вручную под требования оформления.</w:t>
       </w:r>
     </w:p>
   </w:comment>
@@ -5423,11 +4694,10 @@
       </w:r>
     </w:p>
   </w:comment>
-  <w:comment w:id="9" w:author="Grigor Ogannisyan" w:date="2025-10-29T14:37:00Z" w:initials="GO">
+  <w:comment w:id="15" w:author="Grigor Ogannisyan" w:date="2025-10-26T12:45:00Z" w:initials="GO">
     <w:p>
       <w:pPr>
         <w:pStyle w:val="aff0"/>
-        <w:ind w:firstLine="0"/>
       </w:pPr>
       <w:r>
         <w:rPr>
@@ -5436,17 +4706,16 @@
         <w:annotationRef/>
       </w:r>
       <w:r>
-        <w:t>Сделать списком</w:t>
+        <w:t>ОБЯЗАТЕЛЬНО ПОМЕНЯТЬ ПОТОМ ВРЕМЯ НА НАСТОЯЩЕЕ</w:t>
       </w:r>
     </w:p>
     <w:p>
       <w:pPr>
         <w:pStyle w:val="aff0"/>
-        <w:ind w:firstLine="0"/>
       </w:pPr>
     </w:p>
   </w:comment>
-  <w:comment w:id="16" w:author="Grigor Ogannisyan" w:date="2025-10-26T12:45:00Z" w:initials="GO">
+  <w:comment w:id="27" w:author="Владислав Холмогоров" w:date="2024-12-07T14:08:00Z" w:initials="ВХ">
     <w:p>
       <w:pPr>
         <w:pStyle w:val="aff0"/>
@@ -5458,20 +4727,33 @@
         <w:annotationRef/>
       </w:r>
       <w:r>
-        <w:t>ОБЯЗАТЕЛЬНО ПОМЕНЯТЬ ПОТОМ ВРЕМЯ НА НАСТОЯЩЕЕ</w:t>
-      </w:r>
-    </w:p>
+        <w:t xml:space="preserve">Тут нужна модель архитектуры самой системы/приложения с её описанием. Модель может быть как любой структурной нотации вроде </w:t>
+      </w:r>
+      <w:r>
+        <w:rPr>
+          <w:lang w:val="en-US"/>
+        </w:rPr>
+        <w:t>UML</w:t>
+      </w:r>
+      <w:r>
+        <w:t xml:space="preserve"> </w:t>
+      </w:r>
+      <w:r>
+        <w:t>компонентов/развёртываний/пакетов/классов (в зависимости от реализации системы и необходимости отображения в архитектуре конкретных компонентов), так и в свободной нотации</w:t>
+      </w:r>
+      <w:r>
+        <w:t xml:space="preserve"> (то бишь рисуй как хочешь и чем хочешь), но тогда нужна легенда</w:t>
+      </w:r>
+      <w:r>
+        <w:t>.</w:t>
+      </w:r>
+    </w:p>
+  </w:comment>
+  <w:comment w:id="29" w:author="Владислав Холмогоров" w:date="2024-12-07T14:14:00Z" w:initials="ВХ">
     <w:p>
       <w:pPr>
         <w:pStyle w:val="aff0"/>
       </w:pPr>
-    </w:p>
-  </w:comment>
-  <w:comment w:id="28" w:author="Владислав Холмогоров" w:date="2024-12-07T14:08:00Z" w:initials="ВХ">
-    <w:p>
-      <w:pPr>
-        <w:pStyle w:val="aff0"/>
-      </w:pPr>
       <w:r>
         <w:rPr>
           <w:rStyle w:val="aff"/>
@@ -5479,47 +4761,12 @@
         <w:annotationRef/>
       </w:r>
       <w:r>
-        <w:t xml:space="preserve">Тут нужна модель архитектуры самой системы/приложения с её описанием. Модель может быть как любой структурной нотации вроде </w:t>
-      </w:r>
-      <w:r>
-        <w:rPr>
-          <w:lang w:val="en-US"/>
-        </w:rPr>
-        <w:t>UML</w:t>
-      </w:r>
-      <w:r>
-        <w:t xml:space="preserve"> </w:t>
-      </w:r>
-      <w:r>
-        <w:t>компонентов/развёртываний/пакетов/классов (в зависимости от реализации системы и необходимости отображения в архитектуре конкретных компонентов), так и в свободной нотации</w:t>
-      </w:r>
-      <w:r>
-        <w:t xml:space="preserve"> (то бишь рисуй как хочешь и чем хочешь), но тогда нужна легенда</w:t>
-      </w:r>
-      <w:r>
-        <w:t>.</w:t>
-      </w:r>
-    </w:p>
-  </w:comment>
-  <w:comment w:id="29" w:author="Grigor Ogannisyan" w:date="2025-11-13T17:44:00Z" w:initials="GO">
-    <w:p>
-      <w:pPr>
-        <w:pStyle w:val="aff0"/>
-      </w:pPr>
-      <w:r>
-        <w:rPr>
-          <w:rStyle w:val="aff"/>
-        </w:rPr>
-        <w:annotationRef/>
-      </w:r>
-      <w:r>
-        <w:t>Переделать правильно</w:t>
-      </w:r>
-    </w:p>
-    <w:p>
-      <w:pPr>
-        <w:pStyle w:val="aff0"/>
-      </w:pPr>
+        <w:t>Так же, как и в предыдущем разделе.</w:t>
+      </w:r>
+      <w:r>
+        <w:br/>
+        <w:t>В результате выполнения аналитического раздела вы имеете представление, что вам теперь нужно реализовать кодом, в чём механически/математически заключается ваше решение и как оно будет выглядеть, что будет реализовывать и за счёт чего будет это делать.</w:t>
+      </w:r>
     </w:p>
   </w:comment>
   <w:comment w:id="31" w:author="Владислав Холмогоров" w:date="2024-12-07T14:14:00Z" w:initials="ВХ">
@@ -5534,11 +4781,60 @@
         <w:annotationRef/>
       </w:r>
       <w:r>
-        <w:t>Так же, как и в предыдущем разделе.</w:t>
+        <w:t>Делаем краткое описание т</w:t>
+      </w:r>
+      <w:r>
+        <w:t>ак же, как и предыдущих разделах.</w:t>
       </w:r>
       <w:r>
         <w:br/>
-        <w:t>В результате выполнения аналитического раздела вы имеете представление, что вам теперь нужно реализовать кодом, в чём механически/математически заключается ваше решение и как оно будет выглядеть, что будет реализовывать и за счёт чего будет это делать.</w:t>
+        <w:t>В этом разделе мы БЕЗ КОДА описывае</w:t>
+      </w:r>
+      <w:r>
+        <w:t>м</w:t>
+      </w:r>
+      <w:r>
+        <w:t>, что мы запрограммировали и вообще технически сделали</w:t>
+      </w:r>
+      <w:r>
+        <w:t xml:space="preserve"> (обычно </w:t>
+      </w:r>
+      <w:r>
+        <w:t>описывается перечислением файлов, классов, функций и других реализованных сущностей со всеми их компонентами и назначениями)</w:t>
+      </w:r>
+      <w:r>
+        <w:t>, что показало разного рода тестирование</w:t>
+      </w:r>
+      <w:r>
+        <w:t xml:space="preserve"> (чёрного, белого и серого ящиков, ручное, автоматизированное, </w:t>
+      </w:r>
+      <w:r>
+        <w:t>модульное, интеграционное, системное, нагрузочное и т.д.)</w:t>
+      </w:r>
+      <w:r>
+        <w:t xml:space="preserve"> и прохождение приёмо-сдаточного испытания (ПМИ, кто понял, тот понял)</w:t>
+      </w:r>
+      <w:r>
+        <w:t>, как взаимодействовать с вашей системой</w:t>
+      </w:r>
+      <w:r>
+        <w:t xml:space="preserve"> (руководство пользователя и инструкция)</w:t>
+      </w:r>
+      <w:r>
+        <w:t>, каковы её общие показатели относительно других систем и насколько она хорошо справляется с задачей.</w:t>
+      </w:r>
+      <w:r>
+        <w:br/>
+        <w:t xml:space="preserve">Результатом данного раздела является само ПО, его описание, описание его качества и работоспособности, надёжности, способов взаимодействия с ним, а также фактические </w:t>
+      </w:r>
+      <w:r>
+        <w:t>показатели точности, времени и занимаемого пространства памяти</w:t>
+      </w:r>
+      <w:r>
+        <w:t>.</w:t>
+      </w:r>
+      <w:r>
+        <w:t xml:space="preserve"> В общем, решили вы проблемы и переплюнули своих конкурентов и, если да, то насколько конкретно.</w:t>
       </w:r>
     </w:p>
   </w:comment>
@@ -5554,75 +4850,6 @@
         <w:annotationRef/>
       </w:r>
       <w:r>
-        <w:t>Делаем краткое описание т</w:t>
-      </w:r>
-      <w:r>
-        <w:t>ак же, как и предыдущих разделах.</w:t>
-      </w:r>
-      <w:r>
-        <w:br/>
-        <w:t>В этом разделе мы БЕЗ КОДА описывае</w:t>
-      </w:r>
-      <w:r>
-        <w:t>м</w:t>
-      </w:r>
-      <w:r>
-        <w:t>, что мы запрограммировали и вообще технически сделали</w:t>
-      </w:r>
-      <w:r>
-        <w:t xml:space="preserve"> (обычно </w:t>
-      </w:r>
-      <w:r>
-        <w:t>описывается перечислением файлов, классов, функций и других реализованных сущностей со всеми их компонентами и назначениями)</w:t>
-      </w:r>
-      <w:r>
-        <w:t>, что показало разного рода тестирование</w:t>
-      </w:r>
-      <w:r>
-        <w:t xml:space="preserve"> (чёрного, белого и серого ящиков, ручное, автоматизированное, </w:t>
-      </w:r>
-      <w:r>
-        <w:t>модульное, интеграционное, системное, нагрузочное и т.д.)</w:t>
-      </w:r>
-      <w:r>
-        <w:t xml:space="preserve"> и прохождение приёмо-сдаточного испытания (ПМИ, кто понял, тот понял)</w:t>
-      </w:r>
-      <w:r>
-        <w:t>, как взаимодействовать с вашей системой</w:t>
-      </w:r>
-      <w:r>
-        <w:t xml:space="preserve"> (руководство пользователя и инструкция)</w:t>
-      </w:r>
-      <w:r>
-        <w:t>, каковы её общие показатели относительно других систем и насколько она хорошо справляется с задачей.</w:t>
-      </w:r>
-      <w:r>
-        <w:br/>
-        <w:t xml:space="preserve">Результатом данного раздела является само ПО, его описание, описание его качества и работоспособности, надёжности, способов взаимодействия с ним, а также фактические </w:t>
-      </w:r>
-      <w:r>
-        <w:t>показатели точности, времени и занимаемого пространства памяти</w:t>
-      </w:r>
-      <w:r>
-        <w:t>.</w:t>
-      </w:r>
-      <w:r>
-        <w:t xml:space="preserve"> В общем, решили вы проблемы и переплюнули своих конкурентов и, если да, то насколько конкретно.</w:t>
-      </w:r>
-    </w:p>
-  </w:comment>
-  <w:comment w:id="35" w:author="Владислав Холмогоров" w:date="2024-12-07T14:14:00Z" w:initials="ВХ">
-    <w:p>
-      <w:pPr>
-        <w:pStyle w:val="aff0"/>
-      </w:pPr>
-      <w:r>
-        <w:rPr>
-          <w:rStyle w:val="aff"/>
-        </w:rPr>
-        <w:annotationRef/>
-      </w:r>
-      <w:r>
         <w:t>Здесь нужно описать конкретную программные сущности (классы, методы/функции и другие структуры, которые отвечает за реализацию конкретных архитектурных решений и выполнение бизнес-логики за счёт реализации бизнес-процессов, поэтому могут быть отсылки к предыдущим подразделам, вроде моделей процессов и архитектуры, а также требований и математического обеспечения)</w:t>
       </w:r>
       <w:r>
@@ -5672,19 +4899,11 @@
         <w:pStyle w:val="aff0"/>
       </w:pPr>
       <w:r>
-        <w:t xml:space="preserve">- атрибуты: какие данные системы (целевые или промежуточные) он хранит и зачем, списки, </w:t>
-      </w:r>
-      <w:proofErr w:type="spellStart"/>
-      <w:r>
-        <w:t>гриды</w:t>
-      </w:r>
-      <w:proofErr w:type="spellEnd"/>
-      <w:r>
-        <w:t xml:space="preserve"> и т.п.</w:t>
+        <w:t>- атрибуты: какие данные системы (целевые или промежуточные) он хранит и зачем, списки, гриды и т.п.</w:t>
       </w:r>
     </w:p>
   </w:comment>
-  <w:comment w:id="37" w:author="Владислав Холмогоров" w:date="2024-12-07T14:19:00Z" w:initials="ВХ">
+  <w:comment w:id="35" w:author="Владислав Холмогоров" w:date="2024-12-07T14:19:00Z" w:initials="ВХ">
     <w:p>
       <w:pPr>
         <w:pStyle w:val="aff0"/>
@@ -5706,7 +4925,7 @@
       </w:r>
     </w:p>
   </w:comment>
-  <w:comment w:id="39" w:author="Владислав Холмогоров" w:date="2024-12-07T14:20:00Z" w:initials="ВХ">
+  <w:comment w:id="37" w:author="Владислав Холмогоров" w:date="2024-12-07T14:20:00Z" w:initials="ВХ">
     <w:p>
       <w:pPr>
         <w:pStyle w:val="aff0"/>
@@ -5725,7 +4944,7 @@
       </w:r>
     </w:p>
   </w:comment>
-  <w:comment w:id="41" w:author="Владислав Холмогоров" w:date="2024-12-07T14:24:00Z" w:initials="ВХ">
+  <w:comment w:id="39" w:author="Владислав Холмогоров" w:date="2024-12-07T14:24:00Z" w:initials="ВХ">
     <w:p>
       <w:pPr>
         <w:pStyle w:val="aff0"/>
@@ -5772,23 +4991,23 @@
       </w:r>
     </w:p>
   </w:comment>
+  <w:comment w:id="41" w:author="Владислав Холмогоров" w:date="2024-12-07T14:28:00Z" w:initials="ВХ">
+    <w:p>
+      <w:pPr>
+        <w:pStyle w:val="aff0"/>
+      </w:pPr>
+      <w:r>
+        <w:rPr>
+          <w:rStyle w:val="aff"/>
+        </w:rPr>
+        <w:annotationRef/>
+      </w:r>
+      <w:r>
+        <w:t>Так же, как и в предыдущих разделах.</w:t>
+      </w:r>
+    </w:p>
+  </w:comment>
   <w:comment w:id="43" w:author="Владислав Холмогоров" w:date="2024-12-07T14:28:00Z" w:initials="ВХ">
-    <w:p>
-      <w:pPr>
-        <w:pStyle w:val="aff0"/>
-      </w:pPr>
-      <w:r>
-        <w:rPr>
-          <w:rStyle w:val="aff"/>
-        </w:rPr>
-        <w:annotationRef/>
-      </w:r>
-      <w:r>
-        <w:t>Так же, как и в предыдущих разделах.</w:t>
-      </w:r>
-    </w:p>
-  </w:comment>
-  <w:comment w:id="45" w:author="Владислав Холмогоров" w:date="2024-12-07T14:28:00Z" w:initials="ВХ">
     <w:p>
       <w:pPr>
         <w:pStyle w:val="aff0"/>
@@ -5828,10 +5047,8 @@
   <w15:commentEx w15:paraId="595488F9" w15:done="0"/>
   <w15:commentEx w15:paraId="516874F2" w15:done="0"/>
   <w15:commentEx w15:paraId="65A86BAF" w15:done="0"/>
-  <w15:commentEx w15:paraId="270B50DE" w15:done="0"/>
   <w15:commentEx w15:paraId="727E02D9" w15:done="0"/>
   <w15:commentEx w15:paraId="27390798" w15:done="0"/>
-  <w15:commentEx w15:paraId="39ECB7B0" w15:done="0"/>
   <w15:commentEx w15:paraId="66903DEC" w15:done="0"/>
   <w15:commentEx w15:paraId="403D0490" w15:done="0"/>
   <w15:commentEx w15:paraId="33C0EAA0" w15:done="0"/>
@@ -5848,10 +5065,8 @@
   <w16cex:commentExtensible w16cex:durableId="05FBA038" w16cex:dateUtc="2025-03-10T12:30:00Z"/>
   <w16cex:commentExtensible w16cex:durableId="69AA86C1" w16cex:dateUtc="2024-12-07T11:41:00Z"/>
   <w16cex:commentExtensible w16cex:durableId="0482F3F0" w16cex:dateUtc="2024-12-07T10:32:00Z"/>
-  <w16cex:commentExtensible w16cex:durableId="2CACA518" w16cex:dateUtc="2025-10-29T11:37:00Z"/>
   <w16cex:commentExtensible w16cex:durableId="2CA89681" w16cex:dateUtc="2025-10-26T09:45:00Z"/>
   <w16cex:commentExtensible w16cex:durableId="2E967F56" w16cex:dateUtc="2024-12-07T11:08:00Z"/>
-  <w16cex:commentExtensible w16cex:durableId="2CC09760" w16cex:dateUtc="2025-11-13T14:44:00Z"/>
   <w16cex:commentExtensible w16cex:durableId="4128F242" w16cex:dateUtc="2024-12-07T11:14:00Z"/>
   <w16cex:commentExtensible w16cex:durableId="6AC86503" w16cex:dateUtc="2024-12-07T11:14:00Z"/>
   <w16cex:commentExtensible w16cex:durableId="3CFC9E62" w16cex:dateUtc="2024-12-07T11:14:00Z"/>
@@ -5868,10 +5083,8 @@
   <w16cid:commentId w16cid:paraId="595488F9" w16cid:durableId="05FBA038"/>
   <w16cid:commentId w16cid:paraId="516874F2" w16cid:durableId="69AA86C1"/>
   <w16cid:commentId w16cid:paraId="65A86BAF" w16cid:durableId="0482F3F0"/>
-  <w16cid:commentId w16cid:paraId="270B50DE" w16cid:durableId="2CACA518"/>
   <w16cid:commentId w16cid:paraId="727E02D9" w16cid:durableId="2CA89681"/>
   <w16cid:commentId w16cid:paraId="27390798" w16cid:durableId="2E967F56"/>
-  <w16cid:commentId w16cid:paraId="39ECB7B0" w16cid:durableId="2CC09760"/>
   <w16cid:commentId w16cid:paraId="66903DEC" w16cid:durableId="4128F242"/>
   <w16cid:commentId w16cid:paraId="403D0490" w16cid:durableId="6AC86503"/>
   <w16cid:commentId w16cid:paraId="33C0EAA0" w16cid:durableId="3CFC9E62"/>
@@ -12316,15 +11529,42 @@
       <w:startOverride w:val="1"/>
     </w:lvlOverride>
   </w:num>
+  <w:num w:numId="60">
+    <w:abstractNumId w:val="23"/>
+    <w:lvlOverride w:ilvl="0">
+      <w:startOverride w:val="1"/>
+    </w:lvlOverride>
+  </w:num>
+  <w:num w:numId="61">
+    <w:abstractNumId w:val="23"/>
+    <w:lvlOverride w:ilvl="0">
+      <w:startOverride w:val="1"/>
+    </w:lvlOverride>
+  </w:num>
+  <w:num w:numId="62">
+    <w:abstractNumId w:val="23"/>
+    <w:lvlOverride w:ilvl="0">
+      <w:startOverride w:val="1"/>
+    </w:lvlOverride>
+  </w:num>
+  <w:num w:numId="63">
+    <w:abstractNumId w:val="23"/>
+    <w:lvlOverride w:ilvl="0">
+      <w:startOverride w:val="1"/>
+    </w:lvlOverride>
+  </w:num>
+  <w:num w:numId="64">
+    <w:abstractNumId w:val="23"/>
+    <w:lvlOverride w:ilvl="0">
+      <w:startOverride w:val="1"/>
+    </w:lvlOverride>
+  </w:num>
   <w:numIdMacAtCleanup w:val="54"/>
 </w:numbering>
 </file>
 
 <file path=word/people.xml><?xml version="1.0" encoding="utf-8"?>
 <w15:people xmlns:wpc="http://schemas.microsoft.com/office/word/2010/wordprocessingCanvas" xmlns:cx="http://schemas.microsoft.com/office/drawing/2014/chartex" xmlns:cx1="http://schemas.microsoft.com/office/drawing/2015/9/8/chartex" xmlns:cx2="http://schemas.microsoft.com/office/drawing/2015/10/21/chartex" xmlns:cx3="http://schemas.microsoft.com/office/drawing/2016/5/9/chartex" xmlns:cx4="http://schemas.microsoft.com/office/drawing/2016/5/10/chartex" xmlns:cx5="http://schemas.microsoft.com/office/drawing/2016/5/11/chartex" xmlns:cx6="http://schemas.microsoft.com/office/drawing/2016/5/12/chartex" xmlns:cx7="http://schemas.microsoft.com/office/drawing/2016/5/13/chartex" xmlns:cx8="http://schemas.microsoft.com/office/drawing/2016/5/14/chartex" xmlns:mc="http://schemas.openxmlformats.org/markup-compatibility/2006" xmlns:aink="http://schemas.microsoft.com/office/drawing/2016/ink" xmlns:am3d="http://schemas.microsoft.com/office/drawing/2017/model3d" xmlns:o="urn:schemas-microsoft-com:office:office" xmlns:r="http://schemas.openxmlformats.org/officeDocument/2006/relationships" xmlns:m="http://schemas.openxmlformats.org/officeDocument/2006/math" xmlns:v="urn:schemas-microsoft-com:vml" xmlns:wp14="http://schemas.microsoft.com/office/word/2010/wordprocessingDrawing" xmlns:wp="http://schemas.openxmlformats.org/drawingml/2006/wordprocessingDrawing" xmlns:w10="urn:schemas-microsoft-com:office:word" xmlns:w="http://schemas.openxmlformats.org/wordprocessingml/2006/main" xmlns:w14="http://schemas.microsoft.com/office/word/2010/wordml" xmlns:w15="http://schemas.microsoft.com/office/word/2012/wordml" xmlns:w16cex="http://schemas.microsoft.com/office/word/2018/wordml/cex" xmlns:w16cid="http://schemas.microsoft.com/office/word/2016/wordml/cid" xmlns:w16="http://schemas.microsoft.com/office/word/2018/wordml" xmlns:w16sdtdh="http://schemas.microsoft.com/office/word/2020/wordml/sdtdatahash" xmlns:w16se="http://schemas.microsoft.com/office/word/2015/wordml/symex" xmlns:wpg="http://schemas.microsoft.com/office/word/2010/wordprocessingGroup" xmlns:wpi="http://schemas.microsoft.com/office/word/2010/wordprocessingInk" xmlns:wne="http://schemas.microsoft.com/office/word/2006/wordml" xmlns:wps="http://schemas.microsoft.com/office/word/2010/wordprocessingShape" mc:Ignorable="w14 w15 w16se w16cid w16 w16cex w16sdtdh wp14">
-  <w15:person w15:author="Владислав Холмогоров">
-    <w15:presenceInfo w15:providerId="Windows Live" w15:userId="27251b4c994e2dfa"/>
-  </w15:person>
   <w15:person w15:author="Grigor Ogannisyan">
     <w15:presenceInfo w15:providerId="Windows Live" w15:userId="5cee3a57af25bc40"/>
   </w15:person>
@@ -12832,6 +12072,7 @@
   <w:style w:type="character" w:default="1" w:styleId="a4">
     <w:name w:val="Default Paragraph Font"/>
     <w:uiPriority w:val="1"/>
+    <w:semiHidden/>
     <w:unhideWhenUsed/>
   </w:style>
   <w:style w:type="table" w:default="1" w:styleId="a5">
@@ -14668,6 +13909,19 @@
       <w:lang w:eastAsia="ru-RU"/>
     </w:rPr>
   </w:style>
+  <w:style w:type="character" w:styleId="HTML">
+    <w:name w:val="HTML Code"/>
+    <w:basedOn w:val="a4"/>
+    <w:uiPriority w:val="99"/>
+    <w:semiHidden/>
+    <w:unhideWhenUsed/>
+    <w:rsid w:val="00953D07"/>
+    <w:rPr>
+      <w:rFonts w:ascii="Courier New" w:eastAsia="Times New Roman" w:hAnsi="Courier New" w:cs="Courier New"/>
+      <w:sz w:val="20"/>
+      <w:szCs w:val="20"/>
+    </w:rPr>
+  </w:style>
 </w:styles>
 </file>
 

--- a/недодип.docx
+++ b/недодип.docx
@@ -19,7 +19,15 @@
     </w:p>
     <w:p>
       <w:r>
-        <w:t xml:space="preserve">Работа направлена на повышение обоснованности ценовых решений и снижение асимметрии информации между участниками рынка. Подход основывается на моделях машинного обучения для табличных данных с учётом геопространственных признаков, пространственно-временной валидации, построения доверительных интервалов и интерпретации факторов влияния. </w:t>
+        <w:t xml:space="preserve">Работа направлена на повышение обоснованности ценовых решений и снижение асимметрии информации между участниками рынка. Подход основывается на моделях машинного обучения для табличных данных с учётом </w:t>
+      </w:r>
+      <w:proofErr w:type="spellStart"/>
+      <w:r>
+        <w:t>геопространственных</w:t>
+      </w:r>
+      <w:proofErr w:type="spellEnd"/>
+      <w:r>
+        <w:t xml:space="preserve"> признаков, пространственно-временной валидации, построения доверительных интервалов и интерпретации факторов влияния. </w:t>
       </w:r>
     </w:p>
     <w:p>
@@ -201,20 +209,21 @@
         <w:rPr>
           <w:lang w:eastAsia="ru-RU" w:bidi="ru-RU"/>
         </w:rPr>
-        <w:t xml:space="preserve"> прогнозирование стоимости с использованием геопространственных и объектных характеристик. </w:t>
-      </w:r>
-    </w:p>
-    <w:p>
-      <w:pPr>
+        <w:t xml:space="preserve"> прогнозирование стоимости с использованием </w:t>
+      </w:r>
+      <w:proofErr w:type="spellStart"/>
+      <w:r>
         <w:rPr>
           <w:lang w:eastAsia="ru-RU" w:bidi="ru-RU"/>
         </w:rPr>
-      </w:pPr>
+        <w:t>геопространственных</w:t>
+      </w:r>
+      <w:proofErr w:type="spellEnd"/>
       <w:r>
         <w:rPr>
           <w:lang w:eastAsia="ru-RU" w:bidi="ru-RU"/>
         </w:rPr>
-        <w:t>Цель работы — построить модель, предоставляющую прогноз с доверительным интервалом и интерпретируемым объяснением факторов, а также подбор сопоставимых объектов для поддержки принятия решений арендаторами, покупателями и специалистами рынка.</w:t>
+        <w:t xml:space="preserve"> и объектных характеристик. </w:t>
       </w:r>
     </w:p>
     <w:p>
@@ -227,6 +236,31 @@
         <w:rPr>
           <w:lang w:eastAsia="ru-RU" w:bidi="ru-RU"/>
         </w:rPr>
+        <w:t xml:space="preserve">Цель работы </w:t>
+      </w:r>
+      <w:r>
+        <w:rPr>
+          <w:lang w:eastAsia="ru-RU" w:bidi="ru-RU"/>
+        </w:rPr>
+        <w:t xml:space="preserve">– </w:t>
+      </w:r>
+      <w:r>
+        <w:rPr>
+          <w:lang w:eastAsia="ru-RU" w:bidi="ru-RU"/>
+        </w:rPr>
+        <w:t>построить модель, предоставляющую прогноз с доверительным интервалом и интерпретируемым объяснением факторов, а также подбор сопоставимых объектов для поддержки принятия решений арендаторами, покупателями и специалистами рынка.</w:t>
+      </w:r>
+    </w:p>
+    <w:p>
+      <w:pPr>
+        <w:rPr>
+          <w:lang w:eastAsia="ru-RU" w:bidi="ru-RU"/>
+        </w:rPr>
+      </w:pPr>
+      <w:r>
+        <w:rPr>
+          <w:lang w:eastAsia="ru-RU" w:bidi="ru-RU"/>
+        </w:rPr>
         <w:t>Российский рынок жилья демонстрирует выраженную динамичность цен и различия по сегментам/локациям; официальные статистики фиксируют существенные колебания индексов цен и сдвиги в ипотечной активности, влияющие на доступность жилья и арендные ставки Центральный Банк России</w:t>
       </w:r>
       <w:r>
@@ -239,24 +273,52 @@
         <w:rPr>
           <w:lang w:eastAsia="ru-RU" w:bidi="ru-RU"/>
         </w:rPr>
-        <w:t>. Профильные обзоры указывают на дисбалансы спроса и предложения на рынке аренды и ускорение арендных ставок в отдельные периоды, что повышает неопределённость для домохозяйств и профессиональных участников</w:t>
-      </w:r>
+        <w:t xml:space="preserve">. Профильные обзоры указывают на дисбалансы спроса и предложения на рынке аренды и ускорение арендных ставок в отдельные периоды, что повышает неопределённость для домохозяйств и профессиональных </w:t>
+      </w:r>
+      <w:proofErr w:type="gramStart"/>
       <w:r>
         <w:rPr>
           <w:lang w:eastAsia="ru-RU" w:bidi="ru-RU"/>
         </w:rPr>
-        <w:t>[3]</w:t>
+        <w:t>участников</w:t>
       </w:r>
       <w:r>
         <w:rPr>
           <w:lang w:eastAsia="ru-RU" w:bidi="ru-RU"/>
         </w:rPr>
-        <w:t>. В этих условиях система, объединяющая геопространственные признаки, интерпретируемые модели и честную оценку неопределённости, имеет практическую ценность для обоснования сделок и снижения риска ошибок</w:t>
-      </w:r>
+        <w:t>[</w:t>
+      </w:r>
+      <w:proofErr w:type="gramEnd"/>
       <w:r>
         <w:rPr>
           <w:lang w:eastAsia="ru-RU" w:bidi="ru-RU"/>
         </w:rPr>
+        <w:t>3]</w:t>
+      </w:r>
+      <w:r>
+        <w:rPr>
+          <w:lang w:eastAsia="ru-RU" w:bidi="ru-RU"/>
+        </w:rPr>
+        <w:t xml:space="preserve">. В этих условиях система, объединяющая </w:t>
+      </w:r>
+      <w:proofErr w:type="spellStart"/>
+      <w:r>
+        <w:rPr>
+          <w:lang w:eastAsia="ru-RU" w:bidi="ru-RU"/>
+        </w:rPr>
+        <w:t>геопространственные</w:t>
+      </w:r>
+      <w:proofErr w:type="spellEnd"/>
+      <w:r>
+        <w:rPr>
+          <w:lang w:eastAsia="ru-RU" w:bidi="ru-RU"/>
+        </w:rPr>
+        <w:t xml:space="preserve"> признаки, интерпретируемые модели и честную оценку неопределённости, имеет практическую ценность для обоснования сделок и снижения риска ошибок</w:t>
+      </w:r>
+      <w:r>
+        <w:rPr>
+          <w:lang w:eastAsia="ru-RU" w:bidi="ru-RU"/>
+        </w:rPr>
         <w:t>.</w:t>
       </w:r>
     </w:p>
@@ -270,39 +332,123 @@
         <w:rPr>
           <w:lang w:eastAsia="ru-RU" w:bidi="ru-RU"/>
         </w:rPr>
-        <w:t>В качестве данных используются объявления о недвижимости</w:t>
-      </w:r>
+        <w:t xml:space="preserve">В качестве данных используются объявления о </w:t>
+      </w:r>
+      <w:proofErr w:type="gramStart"/>
       <w:r>
         <w:rPr>
           <w:lang w:eastAsia="ru-RU" w:bidi="ru-RU"/>
         </w:rPr>
-        <w:t>[4]</w:t>
+        <w:t>недвижимости</w:t>
       </w:r>
       <w:r>
         <w:rPr>
           <w:lang w:eastAsia="ru-RU" w:bidi="ru-RU"/>
         </w:rPr>
-        <w:t xml:space="preserve"> (тип сделки, цена, параметры объекта, адрес), геопризнаки местоположения (транспортная доступность, близость инфраструктуры), а также временной контекст публикации. Выполнены очистка, геокодирование и агрегация признаков по пространственным ячейкам района.</w:t>
-      </w:r>
-    </w:p>
-    <w:p>
-      <w:pPr>
+        <w:t>[</w:t>
+      </w:r>
+      <w:proofErr w:type="gramEnd"/>
+      <w:r>
         <w:rPr>
           <w:lang w:eastAsia="ru-RU" w:bidi="ru-RU"/>
         </w:rPr>
-      </w:pPr>
+        <w:t>4]</w:t>
+      </w:r>
       <w:r>
         <w:rPr>
           <w:lang w:eastAsia="ru-RU" w:bidi="ru-RU"/>
         </w:rPr>
-        <w:t xml:space="preserve">Методически работа опирается на современные модели для табличных данных (включая градиентный бустинг по решениям деревьев), пространственно-временную валидацию (разделение по времени и блочную кросс-валидацию по районам), построение доверительных интервалов (квантильная регрессия/конформные предсказания) и методы интерпретации </w:t>
-      </w:r>
+        <w:t xml:space="preserve"> (тип сделки, цена, параметры объекта, адрес), </w:t>
+      </w:r>
+      <w:proofErr w:type="spellStart"/>
       <w:r>
         <w:rPr>
           <w:lang w:eastAsia="ru-RU" w:bidi="ru-RU"/>
         </w:rPr>
+        <w:t>геопризнаки</w:t>
+      </w:r>
+      <w:proofErr w:type="spellEnd"/>
+      <w:r>
+        <w:rPr>
+          <w:lang w:eastAsia="ru-RU" w:bidi="ru-RU"/>
+        </w:rPr>
+        <w:t xml:space="preserve"> местоположения (транспортная доступность, близость инфраструктуры), а также временной контекст публикации. Выполнены очистка, </w:t>
+      </w:r>
+      <w:proofErr w:type="spellStart"/>
+      <w:r>
+        <w:rPr>
+          <w:lang w:eastAsia="ru-RU" w:bidi="ru-RU"/>
+        </w:rPr>
+        <w:t>геокодирование</w:t>
+      </w:r>
+      <w:proofErr w:type="spellEnd"/>
+      <w:r>
+        <w:rPr>
+          <w:lang w:eastAsia="ru-RU" w:bidi="ru-RU"/>
+        </w:rPr>
+        <w:t xml:space="preserve"> и агрегация признаков по пространственным ячейкам района.</w:t>
+      </w:r>
+    </w:p>
+    <w:p>
+      <w:pPr>
+        <w:rPr>
+          <w:lang w:eastAsia="ru-RU" w:bidi="ru-RU"/>
+        </w:rPr>
+      </w:pPr>
+      <w:r>
+        <w:rPr>
+          <w:lang w:eastAsia="ru-RU" w:bidi="ru-RU"/>
+        </w:rPr>
+        <w:t xml:space="preserve">Методически работа опирается на современные модели для табличных данных (включая градиентный </w:t>
+      </w:r>
+      <w:proofErr w:type="spellStart"/>
+      <w:r>
+        <w:rPr>
+          <w:lang w:eastAsia="ru-RU" w:bidi="ru-RU"/>
+        </w:rPr>
+        <w:t>бустинг</w:t>
+      </w:r>
+      <w:proofErr w:type="spellEnd"/>
+      <w:r>
+        <w:rPr>
+          <w:lang w:eastAsia="ru-RU" w:bidi="ru-RU"/>
+        </w:rPr>
+        <w:t xml:space="preserve"> по решениям деревьев), пространственно-временную валидацию (разделение по времени и блочную кросс-валидацию по районам), построение доверительных интервалов (</w:t>
+      </w:r>
+      <w:proofErr w:type="spellStart"/>
+      <w:r>
+        <w:rPr>
+          <w:lang w:eastAsia="ru-RU" w:bidi="ru-RU"/>
+        </w:rPr>
+        <w:t>квантильная</w:t>
+      </w:r>
+      <w:proofErr w:type="spellEnd"/>
+      <w:r>
+        <w:rPr>
+          <w:lang w:eastAsia="ru-RU" w:bidi="ru-RU"/>
+        </w:rPr>
+        <w:t xml:space="preserve"> регрессия/конформные предсказания) и методы интерпретации </w:t>
+      </w:r>
+      <w:r>
+        <w:rPr>
+          <w:lang w:eastAsia="ru-RU" w:bidi="ru-RU"/>
+        </w:rPr>
         <w:lastRenderedPageBreak/>
-        <w:t>вкладов признаков (SHAP). Для демонстрации практической полезности реализован подбор «компараблов» на основе близости по ключевым признакам и локализации.</w:t>
+        <w:t>вкладов признаков (SHAP). Для демонстрации практической полезности реализован подбор «</w:t>
+      </w:r>
+      <w:proofErr w:type="spellStart"/>
+      <w:r>
+        <w:rPr>
+          <w:lang w:eastAsia="ru-RU" w:bidi="ru-RU"/>
+        </w:rPr>
+        <w:t>компараблов</w:t>
+      </w:r>
+      <w:proofErr w:type="spellEnd"/>
+      <w:r>
+        <w:rPr>
+          <w:lang w:eastAsia="ru-RU" w:bidi="ru-RU"/>
+        </w:rPr>
+        <w:t>» на основе близости по ключевым признакам и локализации.</w:t>
       </w:r>
     </w:p>
     <w:p>
@@ -442,7 +588,15 @@
         <w:t>интеллектуальная оценка стоимости объектов жилой недвижимости</w:t>
       </w:r>
       <w:r>
-        <w:t xml:space="preserve">. Она лежит на пересечении рынков жилья, прикладной предиктивной аналитики, геоинформационных систем и методов машинного обучения для табличных и геопространственных данных. Объектом оценки выступают квартиры (аренда); ключевые характеристики: локация (адрес, координаты), параметры планировки (площадь, комнаты, этаж/этажность), тип и состояние дома, окружение (доступность транспорта, объекты инфраструктуры), а также временной контекст публикации. Базовые термины: </w:t>
+        <w:t xml:space="preserve">. Она лежит на пересечении рынков жилья, прикладной предиктивной аналитики, геоинформационных систем и методов машинного обучения для табличных и </w:t>
+      </w:r>
+      <w:proofErr w:type="spellStart"/>
+      <w:r>
+        <w:t>геопространственных</w:t>
+      </w:r>
+      <w:proofErr w:type="spellEnd"/>
+      <w:r>
+        <w:t xml:space="preserve"> данных. Объектом оценки выступают квартиры (аренда); ключевые характеристики: локация (адрес, координаты), параметры планировки (площадь, комнаты, этаж/этажность), тип и состояние дома, окружение (доступность транспорта, объекты инфраструктуры), а также временной контекст публикации. Базовые термины: </w:t>
       </w:r>
       <w:r>
         <w:rPr>
@@ -455,6 +609,7 @@
       <w:r>
         <w:t xml:space="preserve"> (стоимость как функция атрибутов), </w:t>
       </w:r>
+      <w:proofErr w:type="spellStart"/>
       <w:r>
         <w:rPr>
           <w:rStyle w:val="affd"/>
@@ -463,6 +618,7 @@
         </w:rPr>
         <w:t>компараблы</w:t>
       </w:r>
+      <w:proofErr w:type="spellEnd"/>
       <w:r>
         <w:t xml:space="preserve"> (сопоставимые объекты), </w:t>
       </w:r>
@@ -546,7 +702,31 @@
     </w:p>
     <w:p>
       <w:r>
-        <w:t>Предлагаемое решение опирается на современные табличные модели с расширенным геопризнаковым описанием (агрегаты по ячейкам местности, время/стоимость до транспорта, плотность и структура предложений), честную оценку неопределённости (квантильные/конформные предсказания), интерпретируемость (локальные и глобальные объяснения вкладов признаков) и поиск компараблов по близости атрибутов и локации. Такой подход призван объединить масштабируемость автоматизированных моделей с прозрачностью и практической полезностью экспертных методик, что создаёт основу для последующей постановки целей, задач и формализации технического задания.</w:t>
+        <w:t xml:space="preserve">Предлагаемое решение опирается на современные табличные модели с расширенным </w:t>
+      </w:r>
+      <w:proofErr w:type="spellStart"/>
+      <w:r>
+        <w:t>геопризнаковым</w:t>
+      </w:r>
+      <w:proofErr w:type="spellEnd"/>
+      <w:r>
+        <w:t xml:space="preserve"> описанием (агрегаты по ячейкам местности, время/стоимость до транспорта, плотность и структура предложений), честную оценку неопределённости (</w:t>
+      </w:r>
+      <w:proofErr w:type="spellStart"/>
+      <w:r>
+        <w:t>квантильные</w:t>
+      </w:r>
+      <w:proofErr w:type="spellEnd"/>
+      <w:r>
+        <w:t xml:space="preserve">/конформные предсказания), интерпретируемость (локальные и глобальные объяснения вкладов признаков) и поиск </w:t>
+      </w:r>
+      <w:proofErr w:type="spellStart"/>
+      <w:r>
+        <w:t>компараблов</w:t>
+      </w:r>
+      <w:proofErr w:type="spellEnd"/>
+      <w:r>
+        <w:t xml:space="preserve"> по близости атрибутов и локации. Такой подход призван объединить масштабируемость автоматизированных моделей с прозрачностью и практической полезностью экспертных методик, что создаёт основу для последующей постановки целей, задач и формализации технического задания.</w:t>
       </w:r>
     </w:p>
     <w:p>
@@ -613,7 +793,23 @@
         <w:t>–</w:t>
       </w:r>
       <w:r>
-        <w:t xml:space="preserve"> быстро дать ориентир цены и сгенерировать лиды для агентств. Эти решения просты и доступны, но используют упрощённые эвристики, не учитывают пространственно-временные эффекты рынка, не предоставляют интерпретируемых объяснений и не поддерживают подбор качественных «компараблов». Экспорт и программный доступ также редкость.</w:t>
+        <w:t xml:space="preserve"> быстро дать ориентир цены и сгенерировать </w:t>
+      </w:r>
+      <w:proofErr w:type="spellStart"/>
+      <w:r>
+        <w:t>лиды</w:t>
+      </w:r>
+      <w:proofErr w:type="spellEnd"/>
+      <w:r>
+        <w:t xml:space="preserve"> для агентств. Эти решения просты и доступны, но используют упрощённые эвристики, не учитывают пространственно-временные эффекты рынка, не предоставляют интерпретируемых объяснений и не поддерживают подбор качественных «</w:t>
+      </w:r>
+      <w:proofErr w:type="spellStart"/>
+      <w:r>
+        <w:t>компараблов</w:t>
+      </w:r>
+      <w:proofErr w:type="spellEnd"/>
+      <w:r>
+        <w:t>». Экспорт и программный доступ также редкость.</w:t>
       </w:r>
     </w:p>
     <w:p>
@@ -626,7 +822,15 @@
         <w:pStyle w:val="22"/>
       </w:pPr>
       <w:r>
-        <w:t>Открытых решений, одновременно предоставляющих (1) корректно калиброванные доверительные интервалы, (2) интерпретируемые объяснения вклада признаков для конкретного объекта и (3) системный подбор сопоставимых объектов с учётом геопространственной близости, не выявлено.</w:t>
+        <w:t xml:space="preserve">Открытых решений, одновременно предоставляющих (1) корректно калиброванные доверительные интервалы, (2) интерпретируемые объяснения вклада признаков для конкретного объекта и (3) системный подбор сопоставимых объектов с учётом </w:t>
+      </w:r>
+      <w:proofErr w:type="spellStart"/>
+      <w:r>
+        <w:t>геопространственной</w:t>
+      </w:r>
+      <w:proofErr w:type="spellEnd"/>
+      <w:r>
+        <w:t xml:space="preserve"> близости, не выявлено.</w:t>
       </w:r>
     </w:p>
     <w:p>
@@ -658,7 +862,15 @@
       </w:r>
       <w:r>
         <w:lastRenderedPageBreak/>
-        <w:t>модуля компараблов) определяют направления развития предлагаемого решения: включение честной интервальной оц</w:t>
+        <w:t xml:space="preserve">модуля </w:t>
+      </w:r>
+      <w:proofErr w:type="spellStart"/>
+      <w:r>
+        <w:t>компараблов</w:t>
+      </w:r>
+      <w:proofErr w:type="spellEnd"/>
+      <w:r>
+        <w:t>) определяют направления развития предлагаемого решения: включение честной интервальной оц</w:t>
       </w:r>
       <w:r>
         <w:t>енки, локально интерпретируемых объяснений и алгоритма подбора сравнимых объектов как обязательных компонентов системы</w:t>
@@ -709,20 +921,90 @@
         <w:rPr>
           <w:lang w:eastAsia="ru-RU" w:bidi="ru-RU"/>
         </w:rPr>
-        <w:t>Для достижения поставленной цели необходимо провести анализ предметной области и обзор существующих аналогов, сформировать и утвердить техническое задание. На следующем этапе требуется собрать датасет из объявлений и внешних геопризнаков, выполнить его очистку, геокодирование и генерацию признаков. Затем разрабатываются и обучаются модели прогнозирования с настройкой пространственно-временной валидации.</w:t>
-      </w:r>
-    </w:p>
-    <w:p>
-      <w:pPr>
+        <w:t xml:space="preserve">Для достижения поставленной цели необходимо провести анализ предметной области и обзор существующих аналогов, сформировать и утвердить техническое задание. На следующем этапе требуется собрать </w:t>
+      </w:r>
+      <w:proofErr w:type="spellStart"/>
+      <w:r>
         <w:rPr>
           <w:lang w:eastAsia="ru-RU" w:bidi="ru-RU"/>
         </w:rPr>
-      </w:pPr>
+        <w:t>датасет</w:t>
+      </w:r>
+      <w:proofErr w:type="spellEnd"/>
       <w:r>
         <w:rPr>
           <w:lang w:eastAsia="ru-RU" w:bidi="ru-RU"/>
         </w:rPr>
-        <w:t>Особое внимание уделяется реализации оценки неопределённости (квантильной или конформной) и созданию модуля интерпретации вкладов признаков. Дополнительно предусматривается механизм поиска сопоставимых объектов («компараблов») по атрибутам и локализации. Завершающим этапом является создание прототипа веб-сервиса с картографической визуализацией и возможностью формирования краткого отчёта, а также проведение экспериментальной оценки качества и подготовка пользовательской и эксплуатационной документации.</w:t>
+        <w:t xml:space="preserve"> из объявлений и внешних </w:t>
+      </w:r>
+      <w:proofErr w:type="spellStart"/>
+      <w:r>
+        <w:rPr>
+          <w:lang w:eastAsia="ru-RU" w:bidi="ru-RU"/>
+        </w:rPr>
+        <w:t>геопризнаков</w:t>
+      </w:r>
+      <w:proofErr w:type="spellEnd"/>
+      <w:r>
+        <w:rPr>
+          <w:lang w:eastAsia="ru-RU" w:bidi="ru-RU"/>
+        </w:rPr>
+        <w:t xml:space="preserve">, выполнить его очистку, </w:t>
+      </w:r>
+      <w:proofErr w:type="spellStart"/>
+      <w:r>
+        <w:rPr>
+          <w:lang w:eastAsia="ru-RU" w:bidi="ru-RU"/>
+        </w:rPr>
+        <w:t>геокодирование</w:t>
+      </w:r>
+      <w:proofErr w:type="spellEnd"/>
+      <w:r>
+        <w:rPr>
+          <w:lang w:eastAsia="ru-RU" w:bidi="ru-RU"/>
+        </w:rPr>
+        <w:t xml:space="preserve"> и генерацию признаков. Затем разрабатываются и обучаются модели прогнозирования с настройкой пространственно-временной валидации.</w:t>
+      </w:r>
+    </w:p>
+    <w:p>
+      <w:pPr>
+        <w:rPr>
+          <w:lang w:eastAsia="ru-RU" w:bidi="ru-RU"/>
+        </w:rPr>
+      </w:pPr>
+      <w:r>
+        <w:rPr>
+          <w:lang w:eastAsia="ru-RU" w:bidi="ru-RU"/>
+        </w:rPr>
+        <w:t>Особое внимание уделяется реализации оценки неопределённости (</w:t>
+      </w:r>
+      <w:proofErr w:type="spellStart"/>
+      <w:r>
+        <w:rPr>
+          <w:lang w:eastAsia="ru-RU" w:bidi="ru-RU"/>
+        </w:rPr>
+        <w:t>квантильной</w:t>
+      </w:r>
+      <w:proofErr w:type="spellEnd"/>
+      <w:r>
+        <w:rPr>
+          <w:lang w:eastAsia="ru-RU" w:bidi="ru-RU"/>
+        </w:rPr>
+        <w:t xml:space="preserve"> или конформной) и созданию модуля интерпретации вкладов признаков. Дополнительно предусматривается механизм поиска сопоставимых объектов («</w:t>
+      </w:r>
+      <w:proofErr w:type="spellStart"/>
+      <w:r>
+        <w:rPr>
+          <w:lang w:eastAsia="ru-RU" w:bidi="ru-RU"/>
+        </w:rPr>
+        <w:t>компараблов</w:t>
+      </w:r>
+      <w:proofErr w:type="spellEnd"/>
+      <w:r>
+        <w:rPr>
+          <w:lang w:eastAsia="ru-RU" w:bidi="ru-RU"/>
+        </w:rPr>
+        <w:t>») по атрибутам и локализации. Завершающим этапом является создание прототипа веб-сервиса с картографической визуализацией и возможностью формирования краткого отчёта, а также проведение экспериментальной оценки качества и подготовка пользовательской и эксплуатационной документации.</w:t>
       </w:r>
     </w:p>
     <w:p>
@@ -771,7 +1053,15 @@
         <w:t>Назначение</w:t>
       </w:r>
       <w:r>
-        <w:t>: автоматизированная оценка «справедливой» стоимости аренды квартир по объектным и геопространственным признакам с предоставлением объяснений и сопоставимых объектов для поддержки принятия решений.</w:t>
+        <w:t xml:space="preserve">: автоматизированная оценка «справедливой» стоимости аренды квартир по объектным и </w:t>
+      </w:r>
+      <w:proofErr w:type="spellStart"/>
+      <w:r>
+        <w:t>геопространственным</w:t>
+      </w:r>
+      <w:proofErr w:type="spellEnd"/>
+      <w:r>
+        <w:t xml:space="preserve"> признакам с предоставлением объяснений и сопоставимых объектов для поддержки принятия решений.</w:t>
       </w:r>
     </w:p>
     <w:p>
@@ -783,7 +1073,15 @@
         <w:t>Цель работы:</w:t>
       </w:r>
       <w:r>
-        <w:t xml:space="preserve"> разработать прототип системы, формирующий прогноз цены с доверительным интервалом, интерпретируемым объяснением вкладов факторов и подбором компараблов, а также предоставляющий краткий отчёт пользователю</w:t>
+        <w:t xml:space="preserve"> разработать прототип системы, формирующий прогноз цены с доверительным интервалом, интерпретируемым объяснением вкладов факторов и подбором </w:t>
+      </w:r>
+      <w:proofErr w:type="spellStart"/>
+      <w:r>
+        <w:t>компараблов</w:t>
+      </w:r>
+      <w:proofErr w:type="spellEnd"/>
+      <w:r>
+        <w:t>, а также предоставляющий краткий отчёт пользователю</w:t>
       </w:r>
       <w:r>
         <w:t>.</w:t>
@@ -820,7 +1118,31 @@
         <w:pStyle w:val="22"/>
       </w:pPr>
       <w:r>
-        <w:t>Сформировать датасет объявлений и внешних геопризнаков; выполнить очистку и геокодирование.</w:t>
+        <w:t xml:space="preserve">Сформировать </w:t>
+      </w:r>
+      <w:proofErr w:type="spellStart"/>
+      <w:r>
+        <w:t>датасет</w:t>
+      </w:r>
+      <w:proofErr w:type="spellEnd"/>
+      <w:r>
+        <w:t xml:space="preserve"> объявлений и внешних </w:t>
+      </w:r>
+      <w:proofErr w:type="spellStart"/>
+      <w:r>
+        <w:t>геопризнаков</w:t>
+      </w:r>
+      <w:proofErr w:type="spellEnd"/>
+      <w:r>
+        <w:t xml:space="preserve">; выполнить очистку и </w:t>
+      </w:r>
+      <w:proofErr w:type="spellStart"/>
+      <w:r>
+        <w:t>геокодирование</w:t>
+      </w:r>
+      <w:proofErr w:type="spellEnd"/>
+      <w:r>
+        <w:t>.</w:t>
       </w:r>
     </w:p>
     <w:p>
@@ -836,7 +1158,15 @@
         <w:pStyle w:val="22"/>
       </w:pPr>
       <w:r>
-        <w:t>Реализовать оценку неопределённости (квантильная/конформная) и интерпретацию вкладов признаков.</w:t>
+        <w:t>Реализовать оценку неопределённости (</w:t>
+      </w:r>
+      <w:proofErr w:type="spellStart"/>
+      <w:r>
+        <w:t>квантильная</w:t>
+      </w:r>
+      <w:proofErr w:type="spellEnd"/>
+      <w:r>
+        <w:t>/конформная) и интерпретацию вкладов признаков.</w:t>
       </w:r>
     </w:p>
     <w:p>
@@ -891,8 +1221,13 @@
       <w:pPr>
         <w:pStyle w:val="22"/>
       </w:pPr>
-      <w:r>
-        <w:t>Геокодирование и валидация ввода: определение координат по адресу; проверка корректности и полноты полей.</w:t>
+      <w:proofErr w:type="spellStart"/>
+      <w:r>
+        <w:t>Геокодирование</w:t>
+      </w:r>
+      <w:proofErr w:type="spellEnd"/>
+      <w:r>
+        <w:t xml:space="preserve"> и валидация ввода: определение координат по адресу; проверка корректности и полноты полей.</w:t>
       </w:r>
     </w:p>
     <w:p>
@@ -916,7 +1251,15 @@
         <w:pStyle w:val="22"/>
       </w:pPr>
       <w:r>
-        <w:t>Подбор компараблов: выдача 5–10 сопоставимых объектов с указанием расстояния/времени до транспорта и ключевых атрибутов.</w:t>
+        <w:t xml:space="preserve">Подбор </w:t>
+      </w:r>
+      <w:proofErr w:type="spellStart"/>
+      <w:r>
+        <w:t>компараблов</w:t>
+      </w:r>
+      <w:proofErr w:type="spellEnd"/>
+      <w:r>
+        <w:t>: выдача 5–10 сопоставимых объектов с указанием расстояния/времени до транспорта и ключевых атрибутов.</w:t>
       </w:r>
     </w:p>
     <w:p>
@@ -924,7 +1267,15 @@
         <w:pStyle w:val="22"/>
       </w:pPr>
       <w:r>
-        <w:t>Отчёт пользователю: формирование краткого отчёта (PDF/HTML) с ценой, интервалом, объяснениями и списком компараблов.</w:t>
+        <w:t xml:space="preserve">Отчёт пользователю: формирование краткого отчёта (PDF/HTML) с ценой, интервалом, объяснениями и списком </w:t>
+      </w:r>
+      <w:proofErr w:type="spellStart"/>
+      <w:r>
+        <w:t>компараблов</w:t>
+      </w:r>
+      <w:proofErr w:type="spellEnd"/>
+      <w:r>
+        <w:t>.</w:t>
       </w:r>
     </w:p>
     <w:p>
@@ -1005,8 +1356,13 @@
         <w:t>в</w:t>
       </w:r>
       <w:r>
-        <w:t>озможность горизонтального масштабирования сервиса инференса</w:t>
-      </w:r>
+        <w:t xml:space="preserve">озможность горизонтального масштабирования сервиса </w:t>
+      </w:r>
+      <w:proofErr w:type="spellStart"/>
+      <w:r>
+        <w:t>инференса</w:t>
+      </w:r>
+      <w:proofErr w:type="spellEnd"/>
       <w:r>
         <w:t>.</w:t>
       </w:r>
@@ -1061,7 +1417,15 @@
         <w:t>с</w:t>
       </w:r>
       <w:r>
-        <w:t>ервер: 4 vCPU, 8 ГБ ОЗУ, SSD 100 ГБ; сетевое подключение 100 Мбит/с и выше</w:t>
+        <w:t xml:space="preserve">ервер: 4 </w:t>
+      </w:r>
+      <w:proofErr w:type="spellStart"/>
+      <w:r>
+        <w:t>vCPU</w:t>
+      </w:r>
+      <w:proofErr w:type="spellEnd"/>
+      <w:r>
+        <w:t>, 8 ГБ ОЗУ, SSD 100 ГБ; сетевое подключение 100 Мбит/с и выше</w:t>
       </w:r>
       <w:r>
         <w:t>;</w:t>
@@ -1098,7 +1462,7 @@
         <w:pStyle w:val="22"/>
         <w:numPr>
           <w:ilvl w:val="0"/>
-          <w:numId w:val="57"/>
+          <w:numId w:val="56"/>
         </w:numPr>
         <w:ind w:left="1276" w:hanging="567"/>
       </w:pPr>
@@ -1128,6 +1492,793 @@
       </w:r>
       <w:r>
         <w:t>.</w:t>
+      </w:r>
+    </w:p>
+    <w:p>
+      <w:pPr>
+        <w:pStyle w:val="22"/>
+        <w:numPr>
+          <w:ilvl w:val="0"/>
+          <w:numId w:val="56"/>
+        </w:numPr>
+        <w:ind w:left="1276" w:hanging="567"/>
+      </w:pPr>
+      <w:r>
+        <w:t xml:space="preserve">РСУБД: </w:t>
+      </w:r>
+      <w:r>
+        <w:rPr>
+          <w:lang w:val="en-US"/>
+        </w:rPr>
+        <w:t>PostgreSQL.</w:t>
+      </w:r>
+    </w:p>
+    <w:p>
+      <w:pPr>
+        <w:pStyle w:val="22"/>
+        <w:numPr>
+          <w:ilvl w:val="0"/>
+          <w:numId w:val="56"/>
+        </w:numPr>
+        <w:ind w:left="1276" w:hanging="567"/>
+      </w:pPr>
+      <w:r>
+        <w:rPr>
+          <w:lang w:val="en-US"/>
+        </w:rPr>
+        <w:t xml:space="preserve">Python 3.10 </w:t>
+      </w:r>
+      <w:r>
+        <w:t>и выше.</w:t>
+      </w:r>
+    </w:p>
+    <w:p>
+      <w:pPr>
+        <w:pStyle w:val="22"/>
+        <w:numPr>
+          <w:ilvl w:val="0"/>
+          <w:numId w:val="56"/>
+        </w:numPr>
+        <w:ind w:left="1276" w:hanging="567"/>
+      </w:pPr>
+      <w:r>
+        <w:t>Компоненты веб-сервиса</w:t>
+      </w:r>
+    </w:p>
+    <w:p>
+      <w:pPr>
+        <w:pStyle w:val="22"/>
+        <w:numPr>
+          <w:ilvl w:val="0"/>
+          <w:numId w:val="56"/>
+        </w:numPr>
+        <w:ind w:left="1276" w:hanging="567"/>
+      </w:pPr>
+      <w:r>
+        <w:t xml:space="preserve">Подсистемы: сервис карт и </w:t>
+      </w:r>
+      <w:proofErr w:type="spellStart"/>
+      <w:r>
+        <w:t>геокодирования</w:t>
+      </w:r>
+      <w:proofErr w:type="spellEnd"/>
+      <w:r>
+        <w:t>; средство генерации отчётов; система журналирования и мониторинга.</w:t>
+      </w:r>
+    </w:p>
+    <w:p>
+      <w:pPr>
+        <w:pStyle w:val="31"/>
+      </w:pPr>
+      <w:bookmarkStart w:id="19" w:name="_Toc212455491"/>
+      <w:r>
+        <w:t>Порядок контроля</w:t>
+      </w:r>
+      <w:bookmarkEnd w:id="19"/>
+    </w:p>
+    <w:p>
+      <w:r>
+        <w:t>В ходе разработки необходимо обеспечивать контроль работоспособности системы, фиксировать все обнаруженные неисправности и выполнять их устранение</w:t>
+      </w:r>
+      <w:r>
+        <w:t>.</w:t>
+      </w:r>
+    </w:p>
+    <w:p>
+      <w:pPr>
+        <w:pStyle w:val="31"/>
+      </w:pPr>
+      <w:bookmarkStart w:id="20" w:name="_Toc212455492"/>
+      <w:r>
+        <w:lastRenderedPageBreak/>
+        <w:t>Требования к программной документации</w:t>
+      </w:r>
+      <w:bookmarkEnd w:id="20"/>
+    </w:p>
+    <w:p>
+      <w:r>
+        <w:t>Состав документации:</w:t>
+      </w:r>
+    </w:p>
+    <w:p>
+      <w:pPr>
+        <w:pStyle w:val="20"/>
+      </w:pPr>
+      <w:r>
+        <w:t>р</w:t>
+      </w:r>
+      <w:r>
+        <w:t>уководство пользователя (описание сценариев, ограничений, формируемых отчётов)</w:t>
+      </w:r>
+      <w:r>
+        <w:t>;</w:t>
+      </w:r>
+    </w:p>
+    <w:p>
+      <w:pPr>
+        <w:pStyle w:val="20"/>
+      </w:pPr>
+      <w:r>
+        <w:t>р</w:t>
+      </w:r>
+      <w:r>
+        <w:t>уководство администратора (загрузка/обновление данных, обслуживание, мониторинг)</w:t>
+      </w:r>
+      <w:r>
+        <w:t>;</w:t>
+      </w:r>
+    </w:p>
+    <w:p>
+      <w:pPr>
+        <w:pStyle w:val="20"/>
+      </w:pPr>
+      <w:r>
+        <w:t>о</w:t>
+      </w:r>
+      <w:r>
+        <w:t>тчёт по методике моделирования и валидации (данные, признаки, метрики, интерпретация)</w:t>
+      </w:r>
+      <w:r>
+        <w:t>;</w:t>
+      </w:r>
+    </w:p>
+    <w:p>
+      <w:pPr>
+        <w:pStyle w:val="20"/>
+      </w:pPr>
+      <w:r>
+        <w:t>с</w:t>
+      </w:r>
+      <w:r>
+        <w:t>пецификация API (форматы запросов/ответов, коды ошибок)</w:t>
+      </w:r>
+      <w:r>
+        <w:t>;</w:t>
+      </w:r>
+    </w:p>
+    <w:p>
+      <w:pPr>
+        <w:pStyle w:val="20"/>
+      </w:pPr>
+      <w:r>
+        <w:t>п</w:t>
+      </w:r>
+      <w:r>
+        <w:t>ояснительная записка (структура системы, архитектура, ограничения, версии)</w:t>
+      </w:r>
+      <w:r>
+        <w:t>.</w:t>
+      </w:r>
+    </w:p>
+    <w:p>
+      <w:pPr>
+        <w:pStyle w:val="31"/>
+      </w:pPr>
+      <w:bookmarkStart w:id="21" w:name="_Toc212455493"/>
+      <w:r>
+        <w:t>Стадии разработки</w:t>
+      </w:r>
+      <w:bookmarkEnd w:id="21"/>
+    </w:p>
+    <w:p>
+      <w:r>
+        <w:t>Согласно ГОСТ Р ИСО/МЭК 12207–2010 и ГОСТ 34.602-89 выделяются стадии:</w:t>
+      </w:r>
+    </w:p>
+    <w:p>
+      <w:pPr>
+        <w:pStyle w:val="22"/>
+        <w:numPr>
+          <w:ilvl w:val="0"/>
+          <w:numId w:val="54"/>
+        </w:numPr>
+        <w:ind w:left="1276" w:hanging="567"/>
+      </w:pPr>
+      <w:r>
+        <w:t>Техническое задание: подготовка и утверждение ТЗ.</w:t>
+      </w:r>
+    </w:p>
+    <w:p>
+      <w:pPr>
+        <w:pStyle w:val="22"/>
+      </w:pPr>
+      <w:r>
+        <w:t>Эскизный/технический проект: архитектура, модели данных/признаков, проект интерфейса.</w:t>
+      </w:r>
+    </w:p>
+    <w:p>
+      <w:pPr>
+        <w:pStyle w:val="22"/>
+      </w:pPr>
+      <w:r>
+        <w:t>Рабочий проект (реализация): разработка модулей, интеграция, наполнение данными, обучение моделей.</w:t>
+      </w:r>
+    </w:p>
+    <w:p>
+      <w:pPr>
+        <w:pStyle w:val="22"/>
+      </w:pPr>
+      <w:r>
+        <w:t>Внедрение и испытания: тестирование, калибровка, приёмка, подготовка документации.</w:t>
+      </w:r>
+    </w:p>
+    <w:p>
+      <w:pPr>
+        <w:pStyle w:val="31"/>
+      </w:pPr>
+      <w:bookmarkStart w:id="22" w:name="_Toc212455494"/>
+      <w:r>
+        <w:t>Этапы разработки</w:t>
+      </w:r>
+      <w:bookmarkEnd w:id="22"/>
+    </w:p>
+    <w:p>
+      <w:r>
+        <w:t>Этап</w:t>
+      </w:r>
+      <w:r>
+        <w:t xml:space="preserve"> подготовительных работ включает анализ предметной области и существующих аналогов, формирование требований и рисков, а также подготовку и утверждение технического задания.</w:t>
+      </w:r>
+    </w:p>
+    <w:p>
+      <w:r>
+        <w:lastRenderedPageBreak/>
+        <w:t>Этап</w:t>
+      </w:r>
+      <w:r>
+        <w:t xml:space="preserve"> работы с данными предусматривает сбор, очистку и </w:t>
+      </w:r>
+      <w:proofErr w:type="spellStart"/>
+      <w:r>
+        <w:t>геокодирование</w:t>
+      </w:r>
+      <w:proofErr w:type="spellEnd"/>
+      <w:r>
+        <w:t xml:space="preserve"> информации, построение </w:t>
+      </w:r>
+      <w:proofErr w:type="spellStart"/>
+      <w:r>
+        <w:t>геопризнаков</w:t>
+      </w:r>
+      <w:proofErr w:type="spellEnd"/>
+      <w:r>
+        <w:t xml:space="preserve"> и проведение контроля качества полученных данных.</w:t>
+      </w:r>
+    </w:p>
+    <w:p>
+      <w:r>
+        <w:t>Этап</w:t>
+      </w:r>
+      <w:r>
+        <w:t xml:space="preserve"> моделирования охватывает выбор базовой и целевой моделей, настройку пространственно-временной валидации, обучение моделей, оценку неопределённости прогнозов и интерпретацию вкладов признаков.</w:t>
+      </w:r>
+    </w:p>
+    <w:p>
+      <w:r>
+        <w:t>Этап</w:t>
+      </w:r>
+      <w:r>
+        <w:t xml:space="preserve"> разработки прикладных модулей направлена на реализацию функций подбора сопоставимых объектов, автоматическую генерацию отчётов, а также разработку средств картографической визуализации.</w:t>
+      </w:r>
+    </w:p>
+    <w:p>
+      <w:r>
+        <w:t>Этап</w:t>
+      </w:r>
+      <w:r>
+        <w:t xml:space="preserve"> интеграции и развертывания включает создание и настройку серверной части, реализацию систем логирования и мониторинга, а также обеспечение мер информационной безопасности.</w:t>
+      </w:r>
+    </w:p>
+    <w:p>
+      <w:r>
+        <w:t>Заключительн</w:t>
+      </w:r>
+      <w:r>
+        <w:t>ый</w:t>
+      </w:r>
+      <w:r>
+        <w:t xml:space="preserve"> </w:t>
+      </w:r>
+      <w:r>
+        <w:t xml:space="preserve">этап </w:t>
+      </w:r>
+      <w:r>
+        <w:t>испытаний и приёмки предусматривает проведение функциональных, нефункциональных и пользовательских тестов, подготовку отчёта о соответствии системы техническому заданию и оформление итоговой документации.</w:t>
+      </w:r>
+    </w:p>
+    <w:p>
+      <w:pPr>
+        <w:pStyle w:val="23"/>
+      </w:pPr>
+      <w:bookmarkStart w:id="23" w:name="_Toc212455495"/>
+      <w:r>
+        <w:t>Вывод по исследовательскому разделу</w:t>
+      </w:r>
+      <w:bookmarkEnd w:id="23"/>
+    </w:p>
+    <w:p>
+      <w:r>
+        <w:t xml:space="preserve">Проведено исследование задачи и предметной области «интеллектуальной оценки стоимости жилой недвижимости», сформулированы базовые термины и требования к данным/моделям. Обзор аналогов показал: на рынке доступны калькуляторы оценки и динамики цен, однако им недостаёт прозрачности, доверительных интервалов и системного подбора сопоставимых объектов; эти функциональные дефициты положены в основу требований настоящей системы (интервальная оценка + интерпретируемость + </w:t>
+      </w:r>
+      <w:proofErr w:type="spellStart"/>
+      <w:r>
+        <w:t>компараблы</w:t>
+      </w:r>
+      <w:proofErr w:type="spellEnd"/>
+      <w:r>
+        <w:t>). На этой базе сформулированы цель и задачи, а также подготовлено компактное ТЗ, определяющее функционал, нефункциональные характеристики и контуры дальнейшего проектирования и реализации.</w:t>
+      </w:r>
+    </w:p>
+    <w:p>
+      <w:pPr>
+        <w:rPr>
+          <w:rFonts w:eastAsiaTheme="majorEastAsia" w:cs="Times New Roman"/>
+          <w:sz w:val="32"/>
+          <w:szCs w:val="32"/>
+          <w:shd w:val="clear" w:color="auto" w:fill="FFFFFF"/>
+        </w:rPr>
+      </w:pPr>
+      <w:r>
+        <w:lastRenderedPageBreak/>
+        <w:br w:type="page"/>
+      </w:r>
+    </w:p>
+    <w:p>
+      <w:pPr>
+        <w:pStyle w:val="a0"/>
+      </w:pPr>
+      <w:bookmarkStart w:id="24" w:name="_Toc212455496"/>
+      <w:r>
+        <w:lastRenderedPageBreak/>
+        <w:t>АНАЛИТИЧЕСКИ</w:t>
+      </w:r>
+      <w:r>
+        <w:t>й</w:t>
+      </w:r>
+      <w:r>
+        <w:t xml:space="preserve"> РАЗДЕЛ</w:t>
+      </w:r>
+      <w:bookmarkEnd w:id="24"/>
+    </w:p>
+    <w:p>
+      <w:r>
+        <w:t xml:space="preserve">Аналитический раздел предназначен для уточнения математической и технологической основы предлагаемого решения по теме «Интеллектуальная система анализа недвижимости». Здесь формализуются методы прогнозирования (модели табличного ML с </w:t>
+      </w:r>
+      <w:proofErr w:type="spellStart"/>
+      <w:r>
+        <w:t>геопространственными</w:t>
+      </w:r>
+      <w:proofErr w:type="spellEnd"/>
+      <w:r>
+        <w:t xml:space="preserve"> признаками, оценка неопределённости </w:t>
+      </w:r>
+      <w:proofErr w:type="spellStart"/>
+      <w:r>
+        <w:t>квантильными</w:t>
+      </w:r>
+      <w:proofErr w:type="spellEnd"/>
+      <w:r>
+        <w:t>/конформными подходами, интерпретируемость вкладов признаков), обосновывается выбор инструментов их реализации и описывается целевая архитектура системы. Раздел также демонстрирует, как функциональные требования интегрируются в бизнес-логику и обработку данных: на уровне процессов (диаграммы BPMN/IDEF0 для сценария «Оценка объекта» и смежных операций) и на уровне структур (UML-схемы компонентов и развертывания). В результате формируется согласованная модель «что делает система» (процессы, данные, пользователи) и «за счёт чего она это делает» (алгоритмы, сервисы, хранилища, интерфейсы), обеспечивающая основу для последующей реализации и экспериментальной проверки</w:t>
+      </w:r>
+    </w:p>
+    <w:p>
+      <w:pPr>
+        <w:pStyle w:val="23"/>
+      </w:pPr>
+      <w:r>
+        <w:t>Выбор языка и инструментов программирования</w:t>
+      </w:r>
+    </w:p>
+    <w:p>
+      <w:r>
+        <w:t>Базовым языком выбран</w:t>
+      </w:r>
+      <w:r>
+        <w:t xml:space="preserve"> </w:t>
+      </w:r>
+      <w:r>
+        <w:rPr>
+          <w:lang w:val="en-US"/>
+        </w:rPr>
+        <w:t>Python</w:t>
+      </w:r>
+      <w:r>
+        <w:t xml:space="preserve"> – является стандартным для анализа данных и </w:t>
+      </w:r>
+      <w:r>
+        <w:rPr>
+          <w:lang w:val="en-US"/>
+        </w:rPr>
+        <w:t>ML</w:t>
+      </w:r>
+      <w:r>
+        <w:t xml:space="preserve"> благодаря простому синтаксису, широкой экосистеме библиотек и зрелым </w:t>
+      </w:r>
+      <w:r>
+        <w:t>инструментам</w:t>
+      </w:r>
+      <w:r>
+        <w:t xml:space="preserve"> воспроизводимых экспериментов. Это позволяет быстро строить прототипы моделей, автоматизировать обработку данных и интегрировать результаты в веб-сервис</w:t>
+      </w:r>
+      <w:r>
+        <w:t>.</w:t>
+      </w:r>
+    </w:p>
+    <w:p>
+      <w:r>
+        <w:t xml:space="preserve">Инструменты обработки данных и </w:t>
+      </w:r>
+      <w:proofErr w:type="spellStart"/>
+      <w:r>
+        <w:t>геоаналитики</w:t>
+      </w:r>
+      <w:proofErr w:type="spellEnd"/>
+      <w:r>
+        <w:t>:</w:t>
+      </w:r>
+    </w:p>
+    <w:p>
+      <w:pPr>
+        <w:pStyle w:val="a1"/>
+      </w:pPr>
+      <w:proofErr w:type="spellStart"/>
+      <w:r>
+        <w:t>pandas</w:t>
+      </w:r>
+      <w:proofErr w:type="spellEnd"/>
+      <w:r>
+        <w:t xml:space="preserve"> / </w:t>
+      </w:r>
+      <w:proofErr w:type="spellStart"/>
+      <w:r>
+        <w:t>NumPy</w:t>
+      </w:r>
+      <w:proofErr w:type="spellEnd"/>
+      <w:r>
+        <w:t xml:space="preserve"> </w:t>
+      </w:r>
+      <w:r>
+        <w:t>–</w:t>
+      </w:r>
+      <w:r>
+        <w:t xml:space="preserve"> табличные данные и численные расчёты;</w:t>
+      </w:r>
+    </w:p>
+    <w:p>
+      <w:pPr>
+        <w:pStyle w:val="a1"/>
+      </w:pPr>
+      <w:r>
+        <w:rPr>
+          <w:lang w:val="en-US"/>
+        </w:rPr>
+        <w:t>s</w:t>
+      </w:r>
+      <w:proofErr w:type="spellStart"/>
+      <w:r>
+        <w:t>hapely</w:t>
+      </w:r>
+      <w:proofErr w:type="spellEnd"/>
+      <w:r>
+        <w:t xml:space="preserve"> –</w:t>
+      </w:r>
+      <w:r>
+        <w:t xml:space="preserve"> геометрии, проекции, пространственные операции</w:t>
+      </w:r>
+      <w:r>
+        <w:t>;</w:t>
+      </w:r>
+    </w:p>
+    <w:p>
+      <w:pPr>
+        <w:pStyle w:val="a1"/>
+      </w:pPr>
+      <w:r>
+        <w:t xml:space="preserve">h3-py </w:t>
+      </w:r>
+      <w:r>
+        <w:t xml:space="preserve">– </w:t>
+      </w:r>
+      <w:r>
+        <w:t>иерархическая дискретизация пространства</w:t>
+      </w:r>
+      <w:r>
+        <w:t>.</w:t>
+      </w:r>
+    </w:p>
+    <w:p>
+      <w:pPr>
+        <w:pStyle w:val="a1"/>
+        <w:numPr>
+          <w:ilvl w:val="0"/>
+          <w:numId w:val="0"/>
+        </w:numPr>
+        <w:ind w:left="1276" w:hanging="567"/>
+      </w:pPr>
+      <w:r>
+        <w:t>Инструменты моделирования и объяснимости:</w:t>
+      </w:r>
+    </w:p>
+    <w:p>
+      <w:pPr>
+        <w:pStyle w:val="a1"/>
+      </w:pPr>
+      <w:proofErr w:type="spellStart"/>
+      <w:r>
+        <w:lastRenderedPageBreak/>
+        <w:t>scikit-learn</w:t>
+      </w:r>
+      <w:proofErr w:type="spellEnd"/>
+      <w:r>
+        <w:t xml:space="preserve"> </w:t>
+      </w:r>
+      <w:r>
+        <w:t xml:space="preserve">– </w:t>
+      </w:r>
+      <w:r>
+        <w:t>базовые модели/валидация/</w:t>
+      </w:r>
+      <w:proofErr w:type="spellStart"/>
+      <w:r>
+        <w:t>пайплайны</w:t>
+      </w:r>
+      <w:proofErr w:type="spellEnd"/>
+      <w:r>
+        <w:t>;</w:t>
+      </w:r>
+    </w:p>
+    <w:p>
+      <w:pPr>
+        <w:pStyle w:val="a1"/>
+      </w:pPr>
+      <w:proofErr w:type="spellStart"/>
+      <w:r>
+        <w:t>LightGBM</w:t>
+      </w:r>
+      <w:proofErr w:type="spellEnd"/>
+      <w:r>
+        <w:rPr>
+          <w:rStyle w:val="affd"/>
+        </w:rPr>
+        <w:t>/</w:t>
+      </w:r>
+      <w:proofErr w:type="spellStart"/>
+      <w:r>
+        <w:rPr>
+          <w:rStyle w:val="affd"/>
+        </w:rPr>
+        <w:t>CatBoost</w:t>
+      </w:r>
+      <w:proofErr w:type="spellEnd"/>
+      <w:r>
+        <w:rPr>
+          <w:rStyle w:val="affd"/>
+        </w:rPr>
+        <w:t xml:space="preserve"> / </w:t>
+      </w:r>
+      <w:proofErr w:type="spellStart"/>
+      <w:proofErr w:type="gramStart"/>
+      <w:r>
+        <w:rPr>
+          <w:rStyle w:val="affd"/>
+        </w:rPr>
+        <w:t>XGBoost</w:t>
+      </w:r>
+      <w:proofErr w:type="spellEnd"/>
+      <w:r>
+        <w:t xml:space="preserve"> </w:t>
+      </w:r>
+      <w:r>
+        <w:t xml:space="preserve"> </w:t>
+      </w:r>
+      <w:r>
+        <w:t>–</w:t>
+      </w:r>
+      <w:proofErr w:type="gramEnd"/>
+      <w:r>
+        <w:t xml:space="preserve"> </w:t>
+      </w:r>
+      <w:r>
+        <w:t xml:space="preserve">градиентный </w:t>
+      </w:r>
+      <w:proofErr w:type="spellStart"/>
+      <w:r>
+        <w:t>бустинг</w:t>
+      </w:r>
+      <w:proofErr w:type="spellEnd"/>
+      <w:r>
+        <w:t xml:space="preserve"> по деревьям для табличных данных; поддержка </w:t>
+      </w:r>
+      <w:proofErr w:type="spellStart"/>
+      <w:r>
+        <w:t>квантильной</w:t>
+      </w:r>
+      <w:proofErr w:type="spellEnd"/>
+      <w:r>
+        <w:t xml:space="preserve"> регрессии;</w:t>
+      </w:r>
+    </w:p>
+    <w:p>
+      <w:pPr>
+        <w:pStyle w:val="a1"/>
+      </w:pPr>
+      <w:r>
+        <w:t>SHAP – локальные и глобальные объяснения вкладов признаков</w:t>
+      </w:r>
+      <w:r>
+        <w:t>;</w:t>
+      </w:r>
+    </w:p>
+    <w:p>
+      <w:pPr>
+        <w:pStyle w:val="a1"/>
+      </w:pPr>
+      <w:r>
+        <w:t>MAPIE</w:t>
+      </w:r>
+      <w:r>
+        <w:t xml:space="preserve"> </w:t>
+      </w:r>
+      <w:r>
+        <w:t>– построение доверительных интервалов поверх произвольной модели.</w:t>
+      </w:r>
+    </w:p>
+    <w:p>
+      <w:r>
+        <w:t>Инфраструктура экспериментов и воспроизводимость:</w:t>
+      </w:r>
+    </w:p>
+    <w:p>
+      <w:pPr>
+        <w:pStyle w:val="22"/>
+        <w:numPr>
+          <w:ilvl w:val="0"/>
+          <w:numId w:val="58"/>
+        </w:numPr>
+        <w:ind w:left="1276" w:hanging="567"/>
+      </w:pPr>
+      <w:proofErr w:type="spellStart"/>
+      <w:r>
+        <w:rPr>
+          <w:rStyle w:val="affd"/>
+          <w:rFonts w:eastAsiaTheme="majorEastAsia"/>
+        </w:rPr>
+        <w:t>MLflow</w:t>
+      </w:r>
+      <w:proofErr w:type="spellEnd"/>
+      <w:r>
+        <w:t xml:space="preserve"> </w:t>
+      </w:r>
+      <w:r>
+        <w:t xml:space="preserve">– </w:t>
+      </w:r>
+      <w:r>
+        <w:t>учёт экспериментов, метрик и артефактов, «реестр» моделей.</w:t>
+      </w:r>
+    </w:p>
+    <w:p>
+      <w:pPr>
+        <w:pStyle w:val="22"/>
+        <w:numPr>
+          <w:ilvl w:val="0"/>
+          <w:numId w:val="52"/>
+        </w:numPr>
+        <w:ind w:left="1276" w:hanging="567"/>
+      </w:pPr>
+      <w:proofErr w:type="spellStart"/>
+      <w:r>
+        <w:rPr>
+          <w:rStyle w:val="affd"/>
+          <w:rFonts w:eastAsiaTheme="majorEastAsia"/>
+        </w:rPr>
+        <w:t>Poetry</w:t>
+      </w:r>
+      <w:proofErr w:type="spellEnd"/>
+      <w:r>
+        <w:rPr>
+          <w:rStyle w:val="affd"/>
+          <w:rFonts w:eastAsiaTheme="majorEastAsia"/>
+        </w:rPr>
+        <w:t xml:space="preserve"> / </w:t>
+      </w:r>
+      <w:proofErr w:type="spellStart"/>
+      <w:r>
+        <w:rPr>
+          <w:rStyle w:val="affd"/>
+          <w:rFonts w:eastAsiaTheme="majorEastAsia"/>
+        </w:rPr>
+        <w:t>pip</w:t>
+      </w:r>
+      <w:proofErr w:type="spellEnd"/>
+      <w:r>
+        <w:rPr>
+          <w:rStyle w:val="affd"/>
+          <w:rFonts w:eastAsiaTheme="majorEastAsia"/>
+        </w:rPr>
+        <w:t xml:space="preserve"> + </w:t>
+      </w:r>
+      <w:proofErr w:type="spellStart"/>
+      <w:r>
+        <w:rPr>
+          <w:rStyle w:val="affd"/>
+          <w:rFonts w:eastAsiaTheme="majorEastAsia"/>
+        </w:rPr>
+        <w:t>venv</w:t>
+      </w:r>
+      <w:proofErr w:type="spellEnd"/>
+      <w:r>
+        <w:t xml:space="preserve"> </w:t>
+      </w:r>
+      <w:r>
+        <w:t xml:space="preserve">– </w:t>
+      </w:r>
+      <w:r>
+        <w:t>управление зависимостями.</w:t>
+      </w:r>
+    </w:p>
+    <w:p>
+      <w:pPr>
+        <w:pStyle w:val="22"/>
+        <w:numPr>
+          <w:ilvl w:val="0"/>
+          <w:numId w:val="52"/>
+        </w:numPr>
+        <w:ind w:left="1276" w:hanging="567"/>
+      </w:pPr>
+      <w:proofErr w:type="spellStart"/>
+      <w:r>
+        <w:rPr>
+          <w:b/>
+          <w:bCs/>
+        </w:rPr>
+        <w:t>Docker</w:t>
+      </w:r>
+      <w:proofErr w:type="spellEnd"/>
+      <w:r>
+        <w:t xml:space="preserve"> </w:t>
+      </w:r>
+      <w:r>
+        <w:t xml:space="preserve">– </w:t>
+      </w:r>
+      <w:r>
+        <w:t xml:space="preserve">контейнеризация среды </w:t>
+      </w:r>
+      <w:proofErr w:type="spellStart"/>
+      <w:r>
+        <w:t>инференса</w:t>
+      </w:r>
+      <w:proofErr w:type="spellEnd"/>
+      <w:r>
+        <w:t xml:space="preserve"> и вспомогательных сервисов.</w:t>
+      </w:r>
+    </w:p>
+    <w:p/>
+    <w:p>
+      <w:r>
+        <w:t>Сервисная часть и отчётность</w:t>
+      </w:r>
+      <w:r>
+        <w:t>:</w:t>
       </w:r>
     </w:p>
     <w:p>
@@ -1139,14 +2290,23 @@
         </w:numPr>
         <w:ind w:left="1276" w:hanging="567"/>
       </w:pPr>
-      <w:r>
-        <w:t xml:space="preserve">РСУБД: </w:t>
-      </w:r>
-      <w:r>
-        <w:rPr>
-          <w:lang w:val="en-US"/>
-        </w:rPr>
-        <w:t>PostgreSQL.</w:t>
+      <w:proofErr w:type="spellStart"/>
+      <w:r>
+        <w:rPr>
+          <w:rStyle w:val="affd"/>
+          <w:rFonts w:eastAsiaTheme="majorEastAsia"/>
+        </w:rPr>
+        <w:t>FastAPI</w:t>
+      </w:r>
+      <w:proofErr w:type="spellEnd"/>
+      <w:r>
+        <w:t xml:space="preserve"> </w:t>
+      </w:r>
+      <w:r>
+        <w:t xml:space="preserve">– </w:t>
+      </w:r>
+      <w:r>
+        <w:t>REST API прототипа сервиса.</w:t>
       </w:r>
     </w:p>
     <w:p>
@@ -1158,14 +2318,39 @@
         </w:numPr>
         <w:ind w:left="1276" w:hanging="567"/>
       </w:pPr>
-      <w:r>
-        <w:rPr>
-          <w:lang w:val="en-US"/>
-        </w:rPr>
-        <w:t xml:space="preserve">Python 3.10 </w:t>
-      </w:r>
-      <w:r>
-        <w:t>и выше.</w:t>
+      <w:proofErr w:type="spellStart"/>
+      <w:r>
+        <w:rPr>
+          <w:rStyle w:val="affd"/>
+          <w:rFonts w:eastAsiaTheme="majorEastAsia"/>
+        </w:rPr>
+        <w:t>PostgreSQL</w:t>
+      </w:r>
+      <w:proofErr w:type="spellEnd"/>
+      <w:r>
+        <w:rPr>
+          <w:rStyle w:val="affd"/>
+          <w:rFonts w:eastAsiaTheme="majorEastAsia"/>
+        </w:rPr>
+        <w:t xml:space="preserve"> + </w:t>
+      </w:r>
+      <w:proofErr w:type="spellStart"/>
+      <w:r>
+        <w:rPr>
+          <w:rStyle w:val="affd"/>
+          <w:rFonts w:eastAsiaTheme="majorEastAsia"/>
+        </w:rPr>
+        <w:t>PostGIS</w:t>
+      </w:r>
+      <w:proofErr w:type="spellEnd"/>
+      <w:r>
+        <w:t xml:space="preserve"> </w:t>
+      </w:r>
+      <w:r>
+        <w:t xml:space="preserve">– </w:t>
+      </w:r>
+      <w:r>
+        <w:t>хранилище табличных и пространственных данных.</w:t>
       </w:r>
     </w:p>
     <w:p>
@@ -1177,8 +2362,34 @@
         </w:numPr>
         <w:ind w:left="1276" w:hanging="567"/>
       </w:pPr>
-      <w:r>
-        <w:t>Компоненты веб-сервиса</w:t>
+      <w:proofErr w:type="spellStart"/>
+      <w:r>
+        <w:rPr>
+          <w:rStyle w:val="affd"/>
+          <w:rFonts w:eastAsiaTheme="majorEastAsia"/>
+        </w:rPr>
+        <w:t>Parquet</w:t>
+      </w:r>
+      <w:proofErr w:type="spellEnd"/>
+      <w:r>
+        <w:t xml:space="preserve"> </w:t>
+      </w:r>
+      <w:r>
+        <w:t xml:space="preserve">– </w:t>
+      </w:r>
+      <w:r>
+        <w:t xml:space="preserve">компактное </w:t>
+      </w:r>
+      <w:proofErr w:type="spellStart"/>
+      <w:r>
+        <w:t>колонночное</w:t>
+      </w:r>
+      <w:proofErr w:type="spellEnd"/>
+      <w:r>
+        <w:t xml:space="preserve"> хранилище витрин/фичей</w:t>
+      </w:r>
+      <w:r>
+        <w:t>.</w:t>
       </w:r>
     </w:p>
     <w:p>
@@ -1190,127 +2401,46 @@
         </w:numPr>
         <w:ind w:left="1276" w:hanging="567"/>
       </w:pPr>
-      <w:r>
-        <w:t>Подсистемы: сервис карт и геокодирования; средство генерации отчётов; система журналирования и мониторинга.</w:t>
-      </w:r>
-    </w:p>
-    <w:p>
-      <w:pPr>
-        <w:pStyle w:val="31"/>
-      </w:pPr>
-      <w:bookmarkStart w:id="19" w:name="_Toc212455491"/>
-      <w:r>
-        <w:t>Порядок контроля</w:t>
-      </w:r>
-      <w:bookmarkEnd w:id="19"/>
-    </w:p>
-    <w:p>
-      <w:r>
-        <w:t>В ходе разработки необходимо обеспечивать контроль работоспособности системы, фиксировать все обнаруженные неисправности и выполнять их устранение</w:t>
-      </w:r>
-      <w:r>
-        <w:t>.</w:t>
-      </w:r>
-    </w:p>
-    <w:p>
-      <w:pPr>
-        <w:pStyle w:val="31"/>
-      </w:pPr>
-      <w:bookmarkStart w:id="20" w:name="_Toc212455492"/>
-      <w:r>
-        <w:lastRenderedPageBreak/>
-        <w:t>Требования к программной документации</w:t>
-      </w:r>
-      <w:bookmarkEnd w:id="20"/>
-    </w:p>
-    <w:p>
-      <w:r>
-        <w:t>Состав документации:</w:t>
-      </w:r>
-    </w:p>
-    <w:p>
-      <w:pPr>
-        <w:pStyle w:val="20"/>
-      </w:pPr>
-      <w:r>
-        <w:t>р</w:t>
-      </w:r>
-      <w:r>
-        <w:t>уководство пользователя (описание сценариев, ограничений, формируемых отчётов)</w:t>
-      </w:r>
-      <w:r>
-        <w:t>;</w:t>
-      </w:r>
-    </w:p>
-    <w:p>
-      <w:pPr>
-        <w:pStyle w:val="20"/>
-      </w:pPr>
-      <w:r>
-        <w:t>р</w:t>
-      </w:r>
-      <w:r>
-        <w:t>уководство администратора (загрузка/обновление данных, обслуживание, мониторинг)</w:t>
-      </w:r>
-      <w:r>
-        <w:t>;</w:t>
-      </w:r>
-    </w:p>
-    <w:p>
-      <w:pPr>
-        <w:pStyle w:val="20"/>
-      </w:pPr>
-      <w:r>
-        <w:t>о</w:t>
-      </w:r>
-      <w:r>
-        <w:t>тчёт по методике моделирования и валидации (данные, признаки, метрики, интерпретация)</w:t>
-      </w:r>
-      <w:r>
-        <w:t>;</w:t>
-      </w:r>
-    </w:p>
-    <w:p>
-      <w:pPr>
-        <w:pStyle w:val="20"/>
-      </w:pPr>
-      <w:r>
-        <w:t>с</w:t>
-      </w:r>
-      <w:r>
-        <w:t>пецификация API (форматы запросов/ответов, коды ошибок)</w:t>
-      </w:r>
-      <w:r>
-        <w:t>;</w:t>
-      </w:r>
-    </w:p>
-    <w:p>
-      <w:pPr>
-        <w:pStyle w:val="20"/>
-      </w:pPr>
-      <w:r>
-        <w:t>п</w:t>
-      </w:r>
-      <w:r>
-        <w:t>ояснительная записка (структура системы, архитектура, ограничения, версии)</w:t>
-      </w:r>
-      <w:r>
-        <w:t>.</w:t>
-      </w:r>
-    </w:p>
-    <w:p>
-      <w:pPr>
-        <w:pStyle w:val="31"/>
-      </w:pPr>
-      <w:bookmarkStart w:id="21" w:name="_Toc212455493"/>
-      <w:r>
-        <w:t>Стадии разработки</w:t>
-      </w:r>
-      <w:bookmarkEnd w:id="21"/>
-    </w:p>
-    <w:p>
-      <w:r>
-        <w:t>Согласно ГОСТ Р ИСО/МЭК 12207–2010 и ГОСТ 34.602-89 выделяются стадии:</w:t>
+      <w:proofErr w:type="spellStart"/>
+      <w:r>
+        <w:rPr>
+          <w:rStyle w:val="affd"/>
+          <w:rFonts w:eastAsiaTheme="majorEastAsia"/>
+        </w:rPr>
+        <w:t>WeasyPrint</w:t>
+      </w:r>
+      <w:proofErr w:type="spellEnd"/>
+      <w:r>
+        <w:rPr>
+          <w:rStyle w:val="affd"/>
+          <w:rFonts w:eastAsiaTheme="majorEastAsia"/>
+        </w:rPr>
+        <w:t xml:space="preserve"> / </w:t>
+      </w:r>
+      <w:proofErr w:type="spellStart"/>
+      <w:r>
+        <w:rPr>
+          <w:rStyle w:val="affd"/>
+          <w:rFonts w:eastAsiaTheme="majorEastAsia"/>
+        </w:rPr>
+        <w:t>ReportLab</w:t>
+      </w:r>
+      <w:proofErr w:type="spellEnd"/>
+      <w:r>
+        <w:rPr>
+          <w:rStyle w:val="affd"/>
+          <w:rFonts w:eastAsiaTheme="majorEastAsia"/>
+        </w:rPr>
+        <w:t xml:space="preserve"> / Jinja2</w:t>
+      </w:r>
+      <w:r>
+        <w:t xml:space="preserve"> </w:t>
+      </w:r>
+      <w:r>
+        <w:t xml:space="preserve">– </w:t>
+      </w:r>
+      <w:r>
+        <w:t>генерация HTML/PDF-отчётов.</w:t>
       </w:r>
     </w:p>
     <w:p>
@@ -1318,341 +2448,571 @@
         <w:pStyle w:val="22"/>
         <w:numPr>
           <w:ilvl w:val="0"/>
-          <w:numId w:val="54"/>
+          <w:numId w:val="57"/>
         </w:numPr>
         <w:ind w:left="1276" w:hanging="567"/>
       </w:pPr>
-      <w:r>
-        <w:t>Техническое задание: подготовка и утверждение ТЗ.</w:t>
-      </w:r>
-    </w:p>
-    <w:p>
-      <w:pPr>
-        <w:pStyle w:val="22"/>
-      </w:pPr>
-      <w:r>
-        <w:t>Эскизный/технический проект: архитектура, модели данных/признаков, проект интерфейса.</w:t>
-      </w:r>
-    </w:p>
-    <w:p>
-      <w:pPr>
-        <w:pStyle w:val="22"/>
-      </w:pPr>
-      <w:r>
-        <w:t>Рабочий проект (реализация): разработка модулей, интеграция, наполнение данными, обучение моделей.</w:t>
-      </w:r>
-    </w:p>
-    <w:p>
-      <w:pPr>
-        <w:pStyle w:val="22"/>
-      </w:pPr>
-      <w:r>
-        <w:t>Внедрение и испытания: тестирование, калибровка, приёмка, подготовка документации.</w:t>
-      </w:r>
-    </w:p>
-    <w:p>
-      <w:pPr>
-        <w:pStyle w:val="31"/>
-      </w:pPr>
-      <w:bookmarkStart w:id="22" w:name="_Toc212455494"/>
-      <w:r>
-        <w:t>Этапы разработки</w:t>
-      </w:r>
-      <w:bookmarkEnd w:id="22"/>
-    </w:p>
-    <w:p>
-      <w:r>
-        <w:t>Этап</w:t>
-      </w:r>
-      <w:r>
-        <w:t xml:space="preserve"> подготовительных работ включает анализ предметной области и существующих аналогов, формирование требований и рисков, а также подготовку и утверждение технического задания.</w:t>
-      </w:r>
-    </w:p>
-    <w:p>
+      <w:proofErr w:type="spellStart"/>
+      <w:r>
+        <w:rPr>
+          <w:rStyle w:val="affd"/>
+          <w:rFonts w:eastAsiaTheme="majorEastAsia"/>
+        </w:rPr>
+        <w:t>Folium</w:t>
+      </w:r>
+      <w:proofErr w:type="spellEnd"/>
+      <w:r>
+        <w:rPr>
+          <w:rStyle w:val="affd"/>
+          <w:rFonts w:eastAsiaTheme="majorEastAsia"/>
+        </w:rPr>
+        <w:t xml:space="preserve"> / </w:t>
+      </w:r>
+      <w:proofErr w:type="spellStart"/>
+      <w:r>
+        <w:rPr>
+          <w:rStyle w:val="affd"/>
+          <w:rFonts w:eastAsiaTheme="majorEastAsia"/>
+        </w:rPr>
+        <w:t>Leaflet</w:t>
+      </w:r>
+      <w:proofErr w:type="spellEnd"/>
+      <w:r>
+        <w:rPr>
+          <w:rStyle w:val="affd"/>
+          <w:rFonts w:eastAsiaTheme="majorEastAsia"/>
+        </w:rPr>
+        <w:t>/JS</w:t>
+      </w:r>
+      <w:r>
+        <w:t xml:space="preserve"> </w:t>
+      </w:r>
+      <w:r>
+        <w:t xml:space="preserve">– </w:t>
+      </w:r>
+      <w:r>
+        <w:t xml:space="preserve">картографическая визуализация объекта и </w:t>
+      </w:r>
+      <w:proofErr w:type="spellStart"/>
+      <w:r>
+        <w:t>компараблов</w:t>
+      </w:r>
+      <w:proofErr w:type="spellEnd"/>
+      <w:r>
+        <w:t>.</w:t>
+      </w:r>
+    </w:p>
+    <w:p>
+      <w:r>
+        <w:t xml:space="preserve">Выбранный стек минимизирует время до работающего прототипа и покрывает ключевые требования: </w:t>
+      </w:r>
+      <w:proofErr w:type="spellStart"/>
+      <w:r>
+        <w:t>геообогащение</w:t>
+      </w:r>
+      <w:proofErr w:type="spellEnd"/>
+      <w:r>
+        <w:t xml:space="preserve">, точный табличный ML, интерпретация, доверительные интервалы, </w:t>
+      </w:r>
+      <w:proofErr w:type="spellStart"/>
+      <w:r>
+        <w:t>компараблы</w:t>
+      </w:r>
+      <w:proofErr w:type="spellEnd"/>
+      <w:r>
+        <w:t xml:space="preserve"> и веб-интеграция.</w:t>
+      </w:r>
+    </w:p>
+    <w:p>
+      <w:pPr>
+        <w:pStyle w:val="23"/>
+      </w:pPr>
+      <w:bookmarkStart w:id="25" w:name="_Toc212455498"/>
+      <w:r>
+        <w:t xml:space="preserve">Обоснование </w:t>
+      </w:r>
+      <w:bookmarkEnd w:id="25"/>
+      <w:r>
+        <w:t>выбора методов прогнозирования и компонентов решения</w:t>
+      </w:r>
+    </w:p>
+    <w:p>
+      <w:r>
+        <w:t xml:space="preserve">В рамках задачи оценки «справедливой» стоимости объектов недвижимости критично учитывать три особенности предметной области: </w:t>
+      </w:r>
+    </w:p>
+    <w:p>
+      <w:pPr>
+        <w:pStyle w:val="20"/>
+      </w:pPr>
       <w:r>
         <w:lastRenderedPageBreak/>
-        <w:t>Этап</w:t>
-      </w:r>
-      <w:r>
-        <w:t xml:space="preserve"> работы с данными предусматривает сбор, очистку и геокодирование информации, построение геопризнаков и проведение контроля качества полученных данных.</w:t>
-      </w:r>
-    </w:p>
-    <w:p>
-      <w:r>
-        <w:t>Этап</w:t>
-      </w:r>
-      <w:r>
-        <w:t xml:space="preserve"> моделирования охватывает выбор базовой и целевой моделей, настройку пространственно-временной валидации, обучение моделей, оценку неопределённости прогнозов и интерпретацию вкладов признаков.</w:t>
-      </w:r>
-    </w:p>
-    <w:p>
-      <w:r>
-        <w:t>Этап</w:t>
-      </w:r>
-      <w:r>
-        <w:t xml:space="preserve"> разработки прикладных модулей направлена на реализацию функций подбора сопоставимых объектов, автоматическую генерацию отчётов, а также разработку средств картографической визуализации.</w:t>
-      </w:r>
-    </w:p>
-    <w:p>
-      <w:r>
-        <w:t>Этап</w:t>
-      </w:r>
-      <w:r>
-        <w:t xml:space="preserve"> интеграции и развертывания включает создание и настройку серверной части, реализацию систем логирования и мониторинга, а также обеспечение мер информационной безопасности.</w:t>
-      </w:r>
-    </w:p>
-    <w:p>
-      <w:r>
-        <w:t>Заключительн</w:t>
-      </w:r>
-      <w:r>
-        <w:t>ый</w:t>
-      </w:r>
+        <w:t xml:space="preserve">сильную неоднородность признаков (категориальные, числовые, </w:t>
+      </w:r>
+      <w:proofErr w:type="spellStart"/>
+      <w:r>
+        <w:t>геопространственные</w:t>
+      </w:r>
+      <w:proofErr w:type="spellEnd"/>
+      <w:r>
+        <w:t>, календарные)</w:t>
+      </w:r>
+      <w:r>
+        <w:t xml:space="preserve">; </w:t>
+      </w:r>
+    </w:p>
+    <w:p>
+      <w:pPr>
+        <w:pStyle w:val="20"/>
+      </w:pPr>
+      <w:r>
+        <w:t>выраженную пространственно-временную зависимость цен (локальные рынки и сезонность)</w:t>
+      </w:r>
+      <w:r>
+        <w:t>;</w:t>
+      </w:r>
+    </w:p>
+    <w:p>
+      <w:pPr>
+        <w:pStyle w:val="20"/>
+      </w:pPr>
+      <w:r>
+        <w:t xml:space="preserve">необходимость практического результата с доверительным интервалом и прозрачным объяснением факторов. </w:t>
+      </w:r>
+    </w:p>
+    <w:p>
+      <w:r>
+        <w:t xml:space="preserve">Исходя из этого, архитектура аналитической части решения строится вокруг градиентного </w:t>
+      </w:r>
+      <w:proofErr w:type="spellStart"/>
+      <w:r>
+        <w:t>бустинга</w:t>
+      </w:r>
+      <w:proofErr w:type="spellEnd"/>
+      <w:r>
+        <w:t xml:space="preserve"> по деревьям решений и дополняется модулями неопределённости, интерпретации и отбора сопоставимых объектов. Структура и степень детализации подраздела выдержаны в духе предоставленных примеров </w:t>
+      </w:r>
+      <w:r>
+        <w:t>–</w:t>
+      </w:r>
+      <w:r>
+        <w:t xml:space="preserve"> без математических выкладок, с фокусом на прикладные решения и их место в системе.</w:t>
+      </w:r>
+    </w:p>
+    <w:p>
+      <w:r>
+        <w:t>В качестве основного класса моделей применяются градиентные ансамбли над деревьями (</w:t>
+      </w:r>
+      <w:proofErr w:type="spellStart"/>
+      <w:r>
+        <w:t>CatBoost</w:t>
+      </w:r>
+      <w:proofErr w:type="spellEnd"/>
+      <w:r>
+        <w:t xml:space="preserve">, </w:t>
+      </w:r>
+      <w:proofErr w:type="spellStart"/>
+      <w:r>
+        <w:t>LightGBM</w:t>
+      </w:r>
+      <w:proofErr w:type="spellEnd"/>
+      <w:r>
+        <w:t xml:space="preserve">, </w:t>
+      </w:r>
+      <w:proofErr w:type="spellStart"/>
+      <w:r>
+        <w:t>XGBoost</w:t>
+      </w:r>
+      <w:proofErr w:type="spellEnd"/>
+      <w:r>
+        <w:t>). Такой выбор обусловлен</w:t>
+      </w:r>
+      <w:r>
+        <w:t>:</w:t>
+      </w:r>
+    </w:p>
+    <w:p>
+      <w:pPr>
+        <w:pStyle w:val="20"/>
+      </w:pPr>
+      <w:r>
+        <w:rPr>
+          <w:b/>
+          <w:bCs/>
+        </w:rPr>
+        <w:t>устойчивостью к смешанным признакам</w:t>
+      </w:r>
+      <w:r>
+        <w:t>. Модели адекватно работают на наборах, где присутствуют и числовые, и категориальные поля (тип дома, материал стен, состояние, класс объекта, наличие лифта/паркинга и т.д.)</w:t>
+      </w:r>
+      <w:r>
+        <w:t>;</w:t>
+      </w:r>
+    </w:p>
+    <w:p>
+      <w:pPr>
+        <w:pStyle w:val="20"/>
+      </w:pPr>
+      <w:r>
+        <w:rPr>
+          <w:b/>
+          <w:bCs/>
+        </w:rPr>
+        <w:t>нелинейностями и взаимодействиями</w:t>
+      </w:r>
+      <w:r>
+        <w:t>. Деревья естественно «ловят» пороговые эффекты (близость к метро до/после 10 минут), разрывы и сложные взаимодействия признаков без ручного конструирования большого числа полиномиальных или кросс-признаков</w:t>
+      </w:r>
+      <w:r>
+        <w:t>;</w:t>
+      </w:r>
+    </w:p>
+    <w:p>
+      <w:pPr>
+        <w:pStyle w:val="20"/>
+      </w:pPr>
+      <w:r>
+        <w:rPr>
+          <w:b/>
+          <w:bCs/>
+        </w:rPr>
+        <w:t>производительностью</w:t>
+      </w:r>
+      <w:r>
+        <w:t xml:space="preserve">. Реализуют быструю итеративную разработку (важно на этапе прототипирования и отбора </w:t>
+      </w:r>
+      <w:proofErr w:type="spellStart"/>
+      <w:r>
+        <w:t>гиперпараметров</w:t>
+      </w:r>
+      <w:proofErr w:type="spellEnd"/>
+      <w:r>
+        <w:t>), масштабируются на десятки/сотни тысяч объявлений.</w:t>
+      </w:r>
+    </w:p>
+    <w:p>
+      <w:r>
+        <w:t>Практическое разделение ролей:</w:t>
+      </w:r>
+    </w:p>
+    <w:p>
+      <w:pPr>
+        <w:pStyle w:val="20"/>
+      </w:pPr>
+      <w:proofErr w:type="spellStart"/>
+      <w:r>
+        <w:rPr>
+          <w:b/>
+          <w:bCs/>
+        </w:rPr>
+        <w:lastRenderedPageBreak/>
+        <w:t>CatBoost</w:t>
+      </w:r>
+      <w:proofErr w:type="spellEnd"/>
       <w:r>
         <w:t xml:space="preserve"> </w:t>
       </w:r>
       <w:r>
-        <w:t xml:space="preserve">этап </w:t>
-      </w:r>
-      <w:r>
-        <w:t>испытаний и приёмки предусматривает проведение функциональных, нефункциональных и пользовательских тестов, подготовку отчёта о соответствии системы техническому заданию и оформление итоговой документации.</w:t>
-      </w:r>
-    </w:p>
-    <w:p>
-      <w:pPr>
-        <w:pStyle w:val="23"/>
-      </w:pPr>
-      <w:bookmarkStart w:id="23" w:name="_Toc212455495"/>
-      <w:r>
-        <w:t>Вывод по исследовательскому разделу</w:t>
-      </w:r>
-      <w:bookmarkEnd w:id="23"/>
-    </w:p>
-    <w:p>
-      <w:r>
-        <w:t>Проведено исследование задачи и предметной области «интеллектуальной оценки стоимости жилой недвижимости», сформулированы базовые термины и требования к данным/моделям. Обзор аналогов показал: на рынке доступны калькуляторы оценки и динамики цен, однако им недостаёт прозрачности, доверительных интервалов и системного подбора сопоставимых объектов; эти функциональные дефициты положены в основу требований настоящей системы (интервальная оценка + интерпретируемость + компараблы). На этой базе сформулированы цель и задачи, а также подготовлено компактное ТЗ, определяющее функционал, нефункциональные характеристики и контуры дальнейшего проектирования и реализации.</w:t>
-      </w:r>
-    </w:p>
-    <w:p>
-      <w:pPr>
-        <w:rPr>
-          <w:rFonts w:eastAsiaTheme="majorEastAsia" w:cs="Times New Roman"/>
-          <w:sz w:val="32"/>
-          <w:szCs w:val="32"/>
-          <w:shd w:val="clear" w:color="auto" w:fill="FFFFFF"/>
-        </w:rPr>
-      </w:pPr>
-      <w:r>
+        <w:t>–</w:t>
+      </w:r>
+      <w:r>
+        <w:t xml:space="preserve"> предпочтителен при большом числе категориальных полей и умеренном размере </w:t>
+      </w:r>
+      <w:proofErr w:type="spellStart"/>
+      <w:r>
+        <w:t>датасета</w:t>
+      </w:r>
+      <w:proofErr w:type="spellEnd"/>
+      <w:r>
+        <w:t>: даёт стабильные результаты «из коробки» (</w:t>
+      </w:r>
+      <w:proofErr w:type="spellStart"/>
+      <w:r>
+        <w:t>ordered</w:t>
+      </w:r>
+      <w:proofErr w:type="spellEnd"/>
+      <w:r>
+        <w:t xml:space="preserve"> </w:t>
+      </w:r>
+      <w:proofErr w:type="spellStart"/>
+      <w:r>
+        <w:t>boosting</w:t>
+      </w:r>
+      <w:proofErr w:type="spellEnd"/>
+      <w:r>
+        <w:t>, встроенное кодирование категорий)</w:t>
+      </w:r>
+      <w:r>
+        <w:t>;</w:t>
+      </w:r>
+    </w:p>
+    <w:p>
+      <w:pPr>
+        <w:pStyle w:val="20"/>
+      </w:pPr>
+      <w:proofErr w:type="spellStart"/>
+      <w:r>
+        <w:rPr>
+          <w:b/>
+          <w:bCs/>
+        </w:rPr>
+        <w:t>LightGBM</w:t>
+      </w:r>
+      <w:proofErr w:type="spellEnd"/>
+      <w:r>
+        <w:t xml:space="preserve"> </w:t>
+      </w:r>
+      <w:r>
+        <w:t xml:space="preserve">– </w:t>
+      </w:r>
+      <w:r>
+        <w:t>оптимален, когда важна скорость обучения/</w:t>
+      </w:r>
+      <w:proofErr w:type="spellStart"/>
+      <w:r>
+        <w:t>инференса</w:t>
+      </w:r>
+      <w:proofErr w:type="spellEnd"/>
+      <w:r>
+        <w:t xml:space="preserve"> и необходимо быстро перебирать конфигурации (</w:t>
+      </w:r>
+      <w:proofErr w:type="spellStart"/>
+      <w:r>
+        <w:t>histogram-based</w:t>
+      </w:r>
+      <w:proofErr w:type="spellEnd"/>
+      <w:r>
+        <w:t xml:space="preserve">, </w:t>
+      </w:r>
+      <w:proofErr w:type="spellStart"/>
+      <w:r>
+        <w:t>leaf-wise</w:t>
+      </w:r>
+      <w:proofErr w:type="spellEnd"/>
+      <w:r>
+        <w:t xml:space="preserve"> рост дерева)</w:t>
+      </w:r>
+      <w:r>
+        <w:t>;</w:t>
+      </w:r>
+    </w:p>
+    <w:p>
+      <w:pPr>
+        <w:pStyle w:val="20"/>
+      </w:pPr>
+      <w:proofErr w:type="spellStart"/>
+      <w:r>
+        <w:rPr>
+          <w:rStyle w:val="affd"/>
+        </w:rPr>
+        <w:t>XGBoost</w:t>
+      </w:r>
+      <w:proofErr w:type="spellEnd"/>
+      <w:r>
+        <w:t xml:space="preserve"> </w:t>
+      </w:r>
+      <w:r>
+        <w:t xml:space="preserve">– </w:t>
+      </w:r>
+      <w:r>
+        <w:t>надёжен как «референс» и бенчмарк, особенно на табличных задачах с аккуратно подготовленными признаками</w:t>
+      </w:r>
+      <w:r>
+        <w:t>.</w:t>
+      </w:r>
+    </w:p>
+    <w:p>
+      <w:r>
+        <w:t xml:space="preserve">Для повышения качества применяется байесовская оптимизация </w:t>
+      </w:r>
+      <w:proofErr w:type="spellStart"/>
+      <w:r>
+        <w:t>гиперпараметров</w:t>
+      </w:r>
+      <w:proofErr w:type="spellEnd"/>
+      <w:r>
+        <w:t xml:space="preserve"> (</w:t>
+      </w:r>
+      <w:proofErr w:type="spellStart"/>
+      <w:r>
+        <w:t>Optuna</w:t>
+      </w:r>
+      <w:proofErr w:type="spellEnd"/>
+      <w:r>
+        <w:t>) с единой целевой метрикой (например, MAE по лог-цене) и контрольными ограничениями по стабильности на отложенных временных и пространственных блоках.</w:t>
+      </w:r>
+    </w:p>
+    <w:p>
+      <w:r>
+        <w:t>Система должна не только выдавать точку прогноза, но и честно показывать диапазон неопределённости. В решении предусмотрены два комплементарных механизма:</w:t>
+      </w:r>
+    </w:p>
+    <w:p>
+      <w:pPr>
+        <w:pStyle w:val="20"/>
+      </w:pPr>
+      <w:proofErr w:type="spellStart"/>
+      <w:r>
+        <w:rPr>
+          <w:b/>
+          <w:bCs/>
+        </w:rPr>
+        <w:t>квантильная</w:t>
+      </w:r>
+      <w:proofErr w:type="spellEnd"/>
+      <w:r>
+        <w:rPr>
+          <w:b/>
+          <w:bCs/>
+        </w:rPr>
+        <w:t xml:space="preserve"> регрессия</w:t>
+      </w:r>
+      <w:r>
+        <w:t xml:space="preserve"> в </w:t>
+      </w:r>
+      <w:proofErr w:type="spellStart"/>
+      <w:r>
+        <w:t>бустинге</w:t>
+      </w:r>
+      <w:proofErr w:type="spellEnd"/>
+      <w:r>
+        <w:t xml:space="preserve">: обучение отдельных моделей (или единой </w:t>
+      </w:r>
+      <w:proofErr w:type="spellStart"/>
+      <w:r>
+        <w:t>многоквантильной</w:t>
+      </w:r>
+      <w:proofErr w:type="spellEnd"/>
+      <w:r>
+        <w:t>) на τ-квантили (например, 0.1/0.5/0.9) даёт «быстрые» пессимистичные/медианные/оптимистичные оценки</w:t>
+      </w:r>
+      <w:r>
+        <w:t>;</w:t>
+      </w:r>
+    </w:p>
+    <w:p>
+      <w:pPr>
+        <w:pStyle w:val="20"/>
+      </w:pPr>
+      <w:r>
+        <w:rPr>
+          <w:b/>
+          <w:bCs/>
+        </w:rPr>
+        <w:t>к</w:t>
+      </w:r>
+      <w:r>
+        <w:rPr>
+          <w:b/>
+          <w:bCs/>
+        </w:rPr>
+        <w:t>онформные интервалы</w:t>
+      </w:r>
+      <w:r>
+        <w:t xml:space="preserve"> поверх базовой модели: калибровка ширины интервала на </w:t>
+      </w:r>
+      <w:proofErr w:type="spellStart"/>
+      <w:r>
+        <w:t>валидационном</w:t>
+      </w:r>
+      <w:proofErr w:type="spellEnd"/>
+      <w:r>
+        <w:t xml:space="preserve"> наборе с гарантией покрытий при слабых предположениях об ошибках.</w:t>
+      </w:r>
+    </w:p>
+    <w:p>
+      <w:r>
+        <w:t xml:space="preserve">На практике это даёт пользователю и эксперту рынка ясное представление о </w:t>
+      </w:r>
+      <w:r>
+        <w:t>колебании</w:t>
+      </w:r>
+      <w:r>
+        <w:t xml:space="preserve"> цены и уровне риска.</w:t>
+      </w:r>
+    </w:p>
+    <w:p>
+      <w:r>
+        <w:t>Для объяснения прогноза применяются SHAP-значения:</w:t>
+      </w:r>
+    </w:p>
+    <w:p>
+      <w:pPr>
+        <w:pStyle w:val="20"/>
+      </w:pPr>
+      <w:r>
+        <w:rPr>
+          <w:b/>
+          <w:bCs/>
+        </w:rPr>
+        <w:t>локально</w:t>
+      </w:r>
+      <w:r>
+        <w:t xml:space="preserve"> (для конкретного объекта) показывается вклад каждого признака: площадь, шаговая доступность, удалённость от метро, этажность, состояние</w:t>
+      </w:r>
+      <w:r>
+        <w:t>;</w:t>
+      </w:r>
+    </w:p>
+    <w:p>
+      <w:pPr>
+        <w:pStyle w:val="20"/>
+      </w:pPr>
+      <w:r>
+        <w:rPr>
+          <w:b/>
+          <w:bCs/>
+        </w:rPr>
         <w:lastRenderedPageBreak/>
-        <w:br w:type="page"/>
-      </w:r>
-    </w:p>
-    <w:p>
-      <w:pPr>
-        <w:pStyle w:val="a0"/>
-      </w:pPr>
-      <w:bookmarkStart w:id="24" w:name="_Toc212455496"/>
-      <w:r>
-        <w:lastRenderedPageBreak/>
-        <w:t>АНАЛИТИЧЕСКИ</w:t>
-      </w:r>
-      <w:r>
-        <w:t>й</w:t>
-      </w:r>
-      <w:r>
-        <w:t xml:space="preserve"> РАЗДЕЛ</w:t>
-      </w:r>
-      <w:bookmarkEnd w:id="24"/>
-    </w:p>
-    <w:p>
-      <w:r>
-        <w:t>Аналитический раздел предназначен для уточнения математической и технологической основы предлагаемого решения по теме «Интеллектуальная система анализа недвижимости». Здесь формализуются методы прогнозирования (модели табличного ML с геопространственными признаками, оценка неопределённости квантильными/конформными подходами, интерпретируемость вкладов признаков), обосновывается выбор инструментов их реализации и описывается целевая архитектура системы. Раздел также демонстрирует, как функциональные требования интегрируются в бизнес-логику и обработку данных: на уровне процессов (диаграммы BPMN/IDEF0 для сценария «Оценка объекта» и смежных операций) и на уровне структур (UML-схемы компонентов и развертывания). В результате формируется согласованная модель «что делает система» (процессы, данные, пользователи) и «за счёт чего она это делает» (алгоритмы, сервисы, хранилища, интерфейсы), обеспечивающая основу для последующей реализации и экспериментальной проверки</w:t>
-      </w:r>
-    </w:p>
-    <w:p>
-      <w:pPr>
-        <w:pStyle w:val="23"/>
-      </w:pPr>
-      <w:r>
-        <w:t>Выбор языка и инструментов программирования</w:t>
-      </w:r>
-    </w:p>
-    <w:p>
-      <w:r>
-        <w:t>Базовым языком выбран</w:t>
+        <w:t>глобально</w:t>
       </w:r>
       <w:r>
         <w:t xml:space="preserve"> </w:t>
       </w:r>
-      <w:r>
-        <w:rPr>
-          <w:lang w:val="en-US"/>
-        </w:rPr>
-        <w:t>Python</w:t>
-      </w:r>
-      <w:r>
-        <w:t xml:space="preserve"> – является стандартным для анализа данных и </w:t>
-      </w:r>
-      <w:r>
-        <w:rPr>
-          <w:lang w:val="en-US"/>
-        </w:rPr>
-        <w:t>ML</w:t>
-      </w:r>
-      <w:r>
-        <w:t xml:space="preserve"> благодаря простому синтаксису, широкой экосистеме библиотек и зрелым </w:t>
-      </w:r>
-      <w:r>
-        <w:t>инструментам</w:t>
-      </w:r>
-      <w:r>
-        <w:t xml:space="preserve"> воспроизводимых экспериментов. Это позволяет быстро строить прототипы моделей, автоматизировать обработку данных и интегрировать результаты в веб-сервис</w:t>
-      </w:r>
-      <w:r>
-        <w:t>.</w:t>
-      </w:r>
-    </w:p>
-    <w:p>
-      <w:r>
-        <w:t>Инструменты обработки данных и геоаналитики:</w:t>
-      </w:r>
-    </w:p>
-    <w:p>
-      <w:pPr>
-        <w:pStyle w:val="a1"/>
-      </w:pPr>
-      <w:r>
-        <w:t xml:space="preserve">pandas / NumPy </w:t>
-      </w:r>
-      <w:r>
-        <w:t>–</w:t>
-      </w:r>
-      <w:r>
-        <w:t xml:space="preserve"> табличные данные и численные расчёты;</w:t>
-      </w:r>
-    </w:p>
-    <w:p>
-      <w:pPr>
-        <w:pStyle w:val="a1"/>
-      </w:pPr>
-      <w:r>
-        <w:rPr>
-          <w:lang w:val="en-US"/>
-        </w:rPr>
-        <w:t>s</w:t>
-      </w:r>
-      <w:r>
-        <w:t>hapely</w:t>
-      </w:r>
-      <w:r>
-        <w:t xml:space="preserve"> –</w:t>
-      </w:r>
-      <w:r>
-        <w:t xml:space="preserve"> геометрии, проекции, пространственные операции</w:t>
+      <w:proofErr w:type="spellStart"/>
+      <w:r>
+        <w:t>агрегируются</w:t>
+      </w:r>
+      <w:proofErr w:type="spellEnd"/>
+      <w:r>
+        <w:t xml:space="preserve"> важности и зависимость эффекта от признака (</w:t>
+      </w:r>
+      <w:proofErr w:type="spellStart"/>
+      <w:r>
+        <w:t>dependence</w:t>
+      </w:r>
+      <w:proofErr w:type="spellEnd"/>
+      <w:r>
+        <w:t xml:space="preserve"> </w:t>
+      </w:r>
+      <w:proofErr w:type="spellStart"/>
+      <w:r>
+        <w:t>plots</w:t>
+      </w:r>
+      <w:proofErr w:type="spellEnd"/>
+      <w:r>
+        <w:t>), что формирует краткое «резюме факторов» для отчёта</w:t>
       </w:r>
       <w:r>
         <w:t>;</w:t>
       </w:r>
     </w:p>
     <w:p>
-      <w:pPr>
-        <w:pStyle w:val="a1"/>
-      </w:pPr>
-      <w:r>
-        <w:t xml:space="preserve">h3-py </w:t>
-      </w:r>
-      <w:r>
-        <w:t xml:space="preserve">– </w:t>
-      </w:r>
-      <w:r>
-        <w:t>иерархическая дискретизация пространства</w:t>
-      </w:r>
-      <w:r>
-        <w:t>.</w:t>
-      </w:r>
-    </w:p>
-    <w:p>
-      <w:pPr>
-        <w:pStyle w:val="a1"/>
-        <w:numPr>
-          <w:ilvl w:val="0"/>
-          <w:numId w:val="0"/>
-        </w:numPr>
-        <w:ind w:left="1276" w:hanging="567"/>
-      </w:pPr>
-      <w:r>
-        <w:t>Инструменты моделирования и объяснимости:</w:t>
-      </w:r>
-    </w:p>
-    <w:p>
-      <w:pPr>
-        <w:pStyle w:val="a1"/>
-      </w:pPr>
-      <w:r>
-        <w:lastRenderedPageBreak/>
-        <w:t xml:space="preserve">scikit-learn </w:t>
-      </w:r>
-      <w:r>
-        <w:t xml:space="preserve">– </w:t>
-      </w:r>
-      <w:r>
-        <w:t>базовые модели/валидация/пайплайны;</w:t>
-      </w:r>
-    </w:p>
-    <w:p>
-      <w:pPr>
-        <w:pStyle w:val="a1"/>
-      </w:pPr>
-      <w:r>
-        <w:t>LightGBM</w:t>
-      </w:r>
-      <w:r>
-        <w:rPr>
-          <w:rStyle w:val="affd"/>
-        </w:rPr>
-        <w:t>/CatBoost / XGBoost</w:t>
-      </w:r>
-      <w:r>
-        <w:t xml:space="preserve"> </w:t>
-      </w:r>
-      <w:r>
-        <w:t xml:space="preserve"> </w:t>
-      </w:r>
-      <w:r>
-        <w:t xml:space="preserve">– </w:t>
-      </w:r>
-      <w:r>
-        <w:t>градиентный бустинг по деревьям для табличных данных; поддержка квантильной регрессии;</w:t>
-      </w:r>
-    </w:p>
-    <w:p>
-      <w:pPr>
-        <w:pStyle w:val="a1"/>
-      </w:pPr>
-      <w:r>
-        <w:t>SHAP – локальные и глобальные объяснения вкладов признаков</w:t>
-      </w:r>
-      <w:r>
-        <w:t>;</w:t>
-      </w:r>
-    </w:p>
-    <w:p>
-      <w:pPr>
-        <w:pStyle w:val="a1"/>
-      </w:pPr>
-      <w:r>
-        <w:t>MAPIE</w:t>
-      </w:r>
-      <w:r>
-        <w:t xml:space="preserve"> </w:t>
-      </w:r>
-      <w:r>
-        <w:t>– построение доверительных интервалов поверх произвольной модели.</w:t>
-      </w:r>
-    </w:p>
-    <w:p>
-      <w:r>
-        <w:t>Инфраструктура экспериментов и воспроизводимость:</w:t>
+      <w:r>
+        <w:t>Такой формат прозрачен для арендаторов, покупателей и специалистов рынка, а также помогает выявлять артефакты данных.</w:t>
+      </w:r>
+    </w:p>
+    <w:p>
+      <w:r>
+        <w:t xml:space="preserve">Модуль </w:t>
+      </w:r>
+      <w:proofErr w:type="spellStart"/>
+      <w:r>
+        <w:t>компараблов</w:t>
+      </w:r>
+      <w:proofErr w:type="spellEnd"/>
+      <w:r>
+        <w:t xml:space="preserve"> поддерживает двухступенчатый отбор:</w:t>
       </w:r>
     </w:p>
     <w:p>
@@ -1660,19 +3020,26 @@
         <w:pStyle w:val="22"/>
         <w:numPr>
           <w:ilvl w:val="0"/>
-          <w:numId w:val="59"/>
+          <w:numId w:val="55"/>
         </w:numPr>
         <w:ind w:left="1276" w:hanging="567"/>
       </w:pPr>
       <w:r>
         <w:rPr>
-          <w:rStyle w:val="affd"/>
-          <w:rFonts w:eastAsiaTheme="majorEastAsia"/>
-        </w:rPr>
-        <w:t>MLflow</w:t>
-      </w:r>
-      <w:r>
-        <w:t xml:space="preserve"> — учёт экспериментов, метрик и артефактов, «реестр» моделей.</w:t>
+          <w:b/>
+          <w:bCs/>
+        </w:rPr>
+        <w:t>Строгая</w:t>
+      </w:r>
+      <w:r>
+        <w:rPr>
+          <w:b/>
+          <w:bCs/>
+        </w:rPr>
+        <w:t xml:space="preserve"> фильтрация</w:t>
+      </w:r>
+      <w:r>
+        <w:t xml:space="preserve"> по близости локации, типу сделки, классу/типу дома, количеству комнат, диапазонам площади и этажности, давности объявления.</w:t>
       </w:r>
     </w:p>
     <w:p>
@@ -1680,224 +3047,72 @@
         <w:pStyle w:val="22"/>
         <w:numPr>
           <w:ilvl w:val="0"/>
-          <w:numId w:val="52"/>
+          <w:numId w:val="55"/>
         </w:numPr>
         <w:ind w:left="1276" w:hanging="567"/>
       </w:pPr>
       <w:r>
         <w:rPr>
-          <w:rStyle w:val="affd"/>
-          <w:rFonts w:eastAsiaTheme="majorEastAsia"/>
-        </w:rPr>
-        <w:t>Poetry / pip + venv</w:t>
-      </w:r>
-      <w:r>
-        <w:t xml:space="preserve"> — управление зависимостями.</w:t>
-      </w:r>
-    </w:p>
-    <w:p>
-      <w:pPr>
-        <w:pStyle w:val="22"/>
-        <w:numPr>
-          <w:ilvl w:val="0"/>
-          <w:numId w:val="52"/>
-        </w:numPr>
-        <w:ind w:left="1276" w:hanging="567"/>
-      </w:pPr>
-      <w:r>
-        <w:rPr>
           <w:b/>
           <w:bCs/>
         </w:rPr>
-        <w:t>Docker</w:t>
-      </w:r>
-      <w:r>
-        <w:t xml:space="preserve"> — контейнеризация среды инференса и вспомогательных сервисов.</w:t>
-      </w:r>
-    </w:p>
-    <w:p/>
-    <w:p>
-      <w:r>
-        <w:t>Сервисная часть и отчётность</w:t>
-      </w:r>
-      <w:r>
-        <w:t>:</w:t>
-      </w:r>
-    </w:p>
-    <w:p>
-      <w:pPr>
-        <w:pStyle w:val="22"/>
-        <w:numPr>
-          <w:ilvl w:val="0"/>
-          <w:numId w:val="58"/>
-        </w:numPr>
-        <w:ind w:left="1276" w:hanging="567"/>
-      </w:pPr>
+        <w:t>Ранжирование</w:t>
+      </w:r>
+      <w:r>
+        <w:t xml:space="preserve"> по составной метрике схожести (весовая комбинация нормированных отличий по ключевым полям) с географическим штрафом за расстояние/время в пути до ядра локации.</w:t>
+      </w:r>
+    </w:p>
+    <w:p>
+      <w:r>
+        <w:t xml:space="preserve">Для географической части используется </w:t>
+      </w:r>
       <w:r>
         <w:rPr>
           <w:rStyle w:val="affd"/>
-          <w:rFonts w:eastAsiaTheme="majorEastAsia"/>
-        </w:rPr>
-        <w:t>FastAPI</w:t>
-      </w:r>
-      <w:r>
-        <w:t xml:space="preserve"> — REST API прототипа сервиса.</w:t>
-      </w:r>
-    </w:p>
-    <w:p>
-      <w:pPr>
-        <w:pStyle w:val="22"/>
-        <w:numPr>
-          <w:ilvl w:val="0"/>
-          <w:numId w:val="58"/>
-        </w:numPr>
-        <w:ind w:left="1276" w:hanging="567"/>
-      </w:pPr>
+        </w:rPr>
+        <w:t>индексация на сетке H3</w:t>
+      </w:r>
+      <w:r>
+        <w:t xml:space="preserve"> (или аналог) для физически корректных пространственных окон; расстояния считаются по </w:t>
+      </w:r>
+      <w:proofErr w:type="spellStart"/>
       <w:r>
         <w:rPr>
           <w:rStyle w:val="affd"/>
-          <w:rFonts w:eastAsiaTheme="majorEastAsia"/>
-        </w:rPr>
-        <w:t>PostgreSQL + PostGIS</w:t>
-      </w:r>
-      <w:r>
-        <w:t xml:space="preserve"> — хранилище табличных и пространственных данных.</w:t>
-      </w:r>
-    </w:p>
-    <w:p>
-      <w:pPr>
-        <w:pStyle w:val="22"/>
-        <w:numPr>
-          <w:ilvl w:val="0"/>
-          <w:numId w:val="58"/>
-        </w:numPr>
-        <w:ind w:left="1276" w:hanging="567"/>
-      </w:pPr>
+        </w:rPr>
+        <w:t>Haversine</w:t>
+      </w:r>
+      <w:proofErr w:type="spellEnd"/>
+      <w:r>
+        <w:t xml:space="preserve">, а при наличии источников </w:t>
+      </w:r>
+      <w:r>
+        <w:t>–</w:t>
+      </w:r>
+      <w:r>
+        <w:t xml:space="preserve"> дополнительно оценивается </w:t>
+      </w:r>
       <w:r>
         <w:rPr>
           <w:rStyle w:val="affd"/>
-          <w:rFonts w:eastAsiaTheme="majorEastAsia"/>
-        </w:rPr>
-        <w:t>Parquet</w:t>
-      </w:r>
-      <w:r>
-        <w:t xml:space="preserve"> — компактное колонночное хранилище витрин/фичей</w:t>
-      </w:r>
+        </w:rPr>
+        <w:t>время до транспорта</w:t>
+      </w:r>
+      <w:r>
+        <w:t xml:space="preserve"> (общественный транспорт/магистрали) и «эффект барьеров» (реки/железные дороги) через </w:t>
+      </w:r>
+      <w:proofErr w:type="spellStart"/>
+      <w:r>
+        <w:t>penalization</w:t>
+      </w:r>
+      <w:proofErr w:type="spellEnd"/>
       <w:r>
         <w:t>.</w:t>
       </w:r>
     </w:p>
     <w:p>
-      <w:pPr>
-        <w:pStyle w:val="22"/>
-        <w:numPr>
-          <w:ilvl w:val="0"/>
-          <w:numId w:val="58"/>
-        </w:numPr>
-        <w:ind w:left="1276" w:hanging="567"/>
-      </w:pPr>
-      <w:r>
-        <w:rPr>
-          <w:rStyle w:val="affd"/>
-          <w:rFonts w:eastAsiaTheme="majorEastAsia"/>
-        </w:rPr>
-        <w:t>WeasyPrint / ReportLab / Jinja2</w:t>
-      </w:r>
-      <w:r>
-        <w:t xml:space="preserve"> — генерация HTML/PDF-отчётов.</w:t>
-      </w:r>
-    </w:p>
-    <w:p>
-      <w:pPr>
-        <w:pStyle w:val="22"/>
-        <w:numPr>
-          <w:ilvl w:val="0"/>
-          <w:numId w:val="58"/>
-        </w:numPr>
-        <w:ind w:left="1276" w:hanging="567"/>
-      </w:pPr>
-      <w:r>
-        <w:rPr>
-          <w:rStyle w:val="affd"/>
-          <w:rFonts w:eastAsiaTheme="majorEastAsia"/>
-        </w:rPr>
-        <w:t>Folium / Leaflet/JS</w:t>
-      </w:r>
-      <w:r>
-        <w:t xml:space="preserve"> — картографическая визуализация объекта и компараблов.</w:t>
-      </w:r>
-    </w:p>
-    <w:p>
-      <w:r>
-        <w:t>Выбранный стек минимизирует время до работающего прототипа и покрывает ключевые требования: геообогащение, точный табличный ML, интерпретация, доверительные интервалы, компараблы и веб-интеграция.</w:t>
-      </w:r>
-    </w:p>
-    <w:p>
-      <w:pPr>
-        <w:pStyle w:val="23"/>
-      </w:pPr>
-      <w:bookmarkStart w:id="25" w:name="_Toc212455498"/>
-      <w:r>
-        <w:t xml:space="preserve">Обоснование </w:t>
-      </w:r>
-      <w:bookmarkEnd w:id="25"/>
-      <w:r>
-        <w:t>выбора методов прогнозирования и компонентов решения</w:t>
-      </w:r>
-    </w:p>
-    <w:p>
-      <w:r>
-        <w:t xml:space="preserve">В рамках задачи оценки «справедливой» стоимости объектов недвижимости критично учитывать три особенности предметной области: </w:t>
-      </w:r>
-    </w:p>
-    <w:p>
-      <w:pPr>
-        <w:pStyle w:val="20"/>
-      </w:pPr>
-      <w:r>
-        <w:lastRenderedPageBreak/>
-        <w:t>сильную неоднородность признаков (категориальные, числовые, геопространственные, календарные)</w:t>
-      </w:r>
-      <w:r>
-        <w:t xml:space="preserve">; </w:t>
-      </w:r>
-    </w:p>
-    <w:p>
-      <w:pPr>
-        <w:pStyle w:val="20"/>
-      </w:pPr>
-      <w:r>
-        <w:t>выраженную пространственно-временную зависимость цен (локальные рынки и сезонность)</w:t>
-      </w:r>
-      <w:r>
-        <w:t>;</w:t>
-      </w:r>
-    </w:p>
-    <w:p>
-      <w:pPr>
-        <w:pStyle w:val="20"/>
-      </w:pPr>
-      <w:r>
-        <w:t xml:space="preserve">необходимость практического результата с доверительным интервалом и прозрачным объяснением факторов. </w:t>
-      </w:r>
-    </w:p>
-    <w:p>
-      <w:r>
-        <w:t xml:space="preserve">Исходя из этого, архитектура аналитической части решения строится вокруг градиентного бустинга по деревьям решений и дополняется модулями неопределённости, интерпретации и отбора сопоставимых объектов. Структура и степень детализации подраздела выдержаны в духе предоставленных примеров </w:t>
-      </w:r>
-      <w:r>
-        <w:t>–</w:t>
-      </w:r>
-      <w:r>
-        <w:t xml:space="preserve"> без математических выкладок, с фокусом на прикладные решения и их место в системе.</w:t>
-      </w:r>
-    </w:p>
-    <w:p>
-      <w:r>
-        <w:t>В качестве основного класса моделей применяются градиентные ансамбли над деревьями (CatBoost, LightGBM, XGBoost). Такой выбор обусловлен</w:t>
-      </w:r>
-      <w:r>
-        <w:t>:</w:t>
+      <w:r>
+        <w:t>Чтобы избежать утечки и завышения метрик:</w:t>
       </w:r>
     </w:p>
     <w:p>
@@ -1909,354 +3124,39 @@
           <w:b/>
           <w:bCs/>
         </w:rPr>
-        <w:t>устойчивостью к смешанным признакам</w:t>
-      </w:r>
-      <w:r>
-        <w:t>. Модели адекватно работают на наборах, где присутствуют и числовые, и категориальные поля (тип дома, материал стен, состояние, класс объекта, наличие лифта/паркинга и т.д.)</w:t>
-      </w:r>
-      <w:r>
-        <w:t>;</w:t>
-      </w:r>
-    </w:p>
-    <w:p>
-      <w:pPr>
-        <w:pStyle w:val="20"/>
-      </w:pPr>
+        <w:t>в</w:t>
+      </w:r>
       <w:r>
         <w:rPr>
           <w:b/>
           <w:bCs/>
         </w:rPr>
-        <w:t>нелинейностями и взаимодействиями</w:t>
-      </w:r>
-      <w:r>
-        <w:t>. Деревья естественно «ловят» пороговые эффекты (близость к метро до/после 10 минут), разрывы и сложные взаимодействия признаков без ручного конструирования большого числа полиномиальных или кросс-признаков</w:t>
-      </w:r>
-      <w:r>
-        <w:t>;</w:t>
-      </w:r>
-    </w:p>
-    <w:p>
-      <w:pPr>
-        <w:pStyle w:val="20"/>
-      </w:pPr>
-      <w:r>
-        <w:rPr>
-          <w:b/>
-          <w:bCs/>
-        </w:rPr>
-        <w:t>производительностью</w:t>
-      </w:r>
-      <w:r>
-        <w:t>. Реализуют быструю итеративную разработку (важно на этапе прототипирования и отбора гиперпараметров), масштабируются на десятки/сотни тысяч объявлений.</w:t>
-      </w:r>
-    </w:p>
-    <w:p>
-      <w:r>
-        <w:t>Практическое разделение ролей:</w:t>
-      </w:r>
-    </w:p>
-    <w:p>
-      <w:pPr>
-        <w:pStyle w:val="20"/>
-      </w:pPr>
-      <w:r>
-        <w:rPr>
-          <w:b/>
-          <w:bCs/>
-        </w:rPr>
-        <w:lastRenderedPageBreak/>
-        <w:t>CatBoost</w:t>
+        <w:t>ременное разбиение</w:t>
+      </w:r>
+      <w:r>
+        <w:t xml:space="preserve"> (</w:t>
+      </w:r>
+      <w:proofErr w:type="spellStart"/>
+      <w:r>
+        <w:t>train</w:t>
+      </w:r>
+      <w:proofErr w:type="spellEnd"/>
+      <w:r>
+        <w:t xml:space="preserve"> на прошлых периодах</w:t>
+      </w:r>
+      <w:r>
+        <w:t>, следовательно</w:t>
       </w:r>
       <w:r>
         <w:t xml:space="preserve"> </w:t>
       </w:r>
-      <w:r>
-        <w:t>–</w:t>
-      </w:r>
-      <w:r>
-        <w:t xml:space="preserve"> предпочтителен при большом числе категориальных полей и умеренном размере датасета: даёт стабильные результаты «из коробки» (ordered boosting, встроенное кодирование категорий)</w:t>
-      </w:r>
-      <w:r>
-        <w:t>;</w:t>
-      </w:r>
-    </w:p>
-    <w:p>
-      <w:pPr>
-        <w:pStyle w:val="20"/>
-      </w:pPr>
-      <w:r>
-        <w:rPr>
-          <w:b/>
-          <w:bCs/>
-        </w:rPr>
-        <w:t>LightGBM</w:t>
-      </w:r>
-      <w:r>
-        <w:t xml:space="preserve"> </w:t>
-      </w:r>
-      <w:r>
-        <w:t xml:space="preserve">– </w:t>
-      </w:r>
-      <w:r>
-        <w:t>оптимален, когда важна скорость обучения/инференса и необходимо быстро перебирать конфигурации (histogram-based, leaf-wise рост дерева)</w:t>
-      </w:r>
-      <w:r>
-        <w:t>;</w:t>
-      </w:r>
-    </w:p>
-    <w:p>
-      <w:pPr>
-        <w:pStyle w:val="20"/>
-      </w:pPr>
-      <w:r>
-        <w:rPr>
-          <w:rStyle w:val="affd"/>
-        </w:rPr>
-        <w:t>XGBoost</w:t>
-      </w:r>
-      <w:r>
-        <w:t xml:space="preserve"> </w:t>
-      </w:r>
-      <w:r>
-        <w:t xml:space="preserve">– </w:t>
-      </w:r>
-      <w:r>
-        <w:t>надёжен как «референс» и бенчмарк, особенно на табличных задачах с аккуратно подготовленными признаками</w:t>
-      </w:r>
-      <w:r>
-        <w:t>.</w:t>
-      </w:r>
-    </w:p>
-    <w:p>
-      <w:r>
-        <w:t>Для повышения качества применяется байесовская оптимизация гиперпараметров (Optuna) с единой целевой метрикой (например, MAE по лог-цене) и контрольными ограничениями по стабильности на отложенных временных и пространственных блоках.</w:t>
-      </w:r>
-    </w:p>
-    <w:p>
-      <w:r>
-        <w:t>Система должна не только выдавать точку прогноза, но и честно показывать диапазон неопределённости. В решении предусмотрены два комплементарных механизма:</w:t>
-      </w:r>
-    </w:p>
-    <w:p>
-      <w:pPr>
-        <w:pStyle w:val="20"/>
-      </w:pPr>
-      <w:r>
-        <w:rPr>
-          <w:b/>
-          <w:bCs/>
-        </w:rPr>
-        <w:t>квантильная регрессия</w:t>
-      </w:r>
-      <w:r>
-        <w:t xml:space="preserve"> в бустинге: обучение отдельных моделей (или единой многоквантильной) на τ-квантили (например, 0.1/0.5/0.9) даёт «быстрые» пессимистичные/медианные/оптимистичные оценки</w:t>
-      </w:r>
-      <w:r>
-        <w:t>;</w:t>
-      </w:r>
-    </w:p>
-    <w:p>
-      <w:pPr>
-        <w:pStyle w:val="20"/>
-      </w:pPr>
-      <w:r>
-        <w:rPr>
-          <w:b/>
-          <w:bCs/>
-        </w:rPr>
-        <w:t>к</w:t>
-      </w:r>
-      <w:r>
-        <w:rPr>
-          <w:b/>
-          <w:bCs/>
-        </w:rPr>
-        <w:t>онформные интервалы</w:t>
-      </w:r>
-      <w:r>
-        <w:t xml:space="preserve"> поверх базовой модели: калибровка ширины интервала на валидационном наборе с гарантией покрытий при слабых предположениях об ошибках.</w:t>
-      </w:r>
-    </w:p>
-    <w:p>
-      <w:r>
-        <w:t xml:space="preserve">На практике это даёт пользователю и эксперту рынка ясное представление о </w:t>
-      </w:r>
-      <w:r>
-        <w:t>колебании</w:t>
-      </w:r>
-      <w:r>
-        <w:t xml:space="preserve"> цены и уровне риска.</w:t>
-      </w:r>
-    </w:p>
-    <w:p>
-      <w:r>
-        <w:t>Для объяснения прогноза применяются SHAP-значения:</w:t>
-      </w:r>
-    </w:p>
-    <w:p>
-      <w:pPr>
-        <w:pStyle w:val="20"/>
-      </w:pPr>
-      <w:r>
-        <w:rPr>
-          <w:b/>
-          <w:bCs/>
-        </w:rPr>
-        <w:t>локально</w:t>
-      </w:r>
-      <w:r>
-        <w:t xml:space="preserve"> (для конкретного объекта) показывается вклад каждого признака: площадь, шаговая доступность, удалённость от метро, этажность, состояние</w:t>
-      </w:r>
-      <w:r>
-        <w:t>;</w:t>
-      </w:r>
-    </w:p>
-    <w:p>
-      <w:pPr>
-        <w:pStyle w:val="20"/>
-      </w:pPr>
-      <w:r>
-        <w:rPr>
-          <w:b/>
-          <w:bCs/>
-        </w:rPr>
-        <w:lastRenderedPageBreak/>
-        <w:t>глобально</w:t>
-      </w:r>
-      <w:r>
-        <w:t xml:space="preserve"> агрегируются важности и зависимость эффекта от признака (dependence plots), что формирует краткое «резюме факторов» для отчёта</w:t>
-      </w:r>
-      <w:r>
-        <w:t>;</w:t>
-      </w:r>
-    </w:p>
-    <w:p>
-      <w:r>
-        <w:t>Такой формат прозрачен для арендаторов, покупателей и специалистов рынка, а также помогает выявлять артефакты данных.</w:t>
-      </w:r>
-    </w:p>
-    <w:p>
-      <w:r>
-        <w:t>Модуль компараблов поддерживает двухступенчатый отбор:</w:t>
-      </w:r>
-    </w:p>
-    <w:p>
-      <w:pPr>
-        <w:pStyle w:val="22"/>
-        <w:numPr>
-          <w:ilvl w:val="0"/>
-          <w:numId w:val="56"/>
-        </w:numPr>
-        <w:ind w:left="1276" w:hanging="567"/>
-      </w:pPr>
-      <w:r>
-        <w:rPr>
-          <w:b/>
-          <w:bCs/>
-        </w:rPr>
-        <w:t>Строгая</w:t>
-      </w:r>
-      <w:r>
-        <w:rPr>
-          <w:b/>
-          <w:bCs/>
-        </w:rPr>
-        <w:t xml:space="preserve"> фильтрация</w:t>
-      </w:r>
-      <w:r>
-        <w:t xml:space="preserve"> по близости локации, типу сделки, классу/типу дома, количеству комнат, диапазонам площади и этажности, давности объявления.</w:t>
-      </w:r>
-    </w:p>
-    <w:p>
-      <w:pPr>
-        <w:pStyle w:val="22"/>
-        <w:numPr>
-          <w:ilvl w:val="0"/>
-          <w:numId w:val="56"/>
-        </w:numPr>
-        <w:ind w:left="1276" w:hanging="567"/>
-      </w:pPr>
-      <w:r>
-        <w:rPr>
-          <w:b/>
-          <w:bCs/>
-        </w:rPr>
-        <w:t>Ранжирование</w:t>
-      </w:r>
-      <w:r>
-        <w:t xml:space="preserve"> по составной метрике схожести (весовая комбинация нормированных отличий по ключевым полям) с географическим штрафом за расстояние/время в пути до ядра локации.</w:t>
-      </w:r>
-    </w:p>
-    <w:p>
-      <w:r>
-        <w:t xml:space="preserve">Для географической части используется </w:t>
-      </w:r>
-      <w:r>
-        <w:rPr>
-          <w:rStyle w:val="affd"/>
-        </w:rPr>
-        <w:t>индексация на сетке H3</w:t>
-      </w:r>
-      <w:r>
-        <w:t xml:space="preserve"> (или аналог) для физически корректных пространственных окон; расстояния считаются по </w:t>
-      </w:r>
-      <w:r>
-        <w:rPr>
-          <w:rStyle w:val="affd"/>
-        </w:rPr>
-        <w:t>Haversine</w:t>
-      </w:r>
-      <w:r>
-        <w:t xml:space="preserve">, а при наличии источников </w:t>
-      </w:r>
-      <w:r>
-        <w:t>–</w:t>
-      </w:r>
-      <w:r>
-        <w:t xml:space="preserve"> дополнительно оценивается </w:t>
-      </w:r>
-      <w:r>
-        <w:rPr>
-          <w:rStyle w:val="affd"/>
-        </w:rPr>
-        <w:t>время до транспорта</w:t>
-      </w:r>
-      <w:r>
-        <w:t xml:space="preserve"> (общественный транспорт/магистрали) и «эффект барьеров» (реки/железные дороги) через penalization.</w:t>
-      </w:r>
-    </w:p>
-    <w:p>
-      <w:r>
-        <w:t>Чтобы избежать утечки и завышения метрик:</w:t>
-      </w:r>
-    </w:p>
-    <w:p>
-      <w:pPr>
-        <w:pStyle w:val="20"/>
-      </w:pPr>
-      <w:r>
-        <w:rPr>
-          <w:b/>
-          <w:bCs/>
-        </w:rPr>
-        <w:t>в</w:t>
-      </w:r>
-      <w:r>
-        <w:rPr>
-          <w:b/>
-          <w:bCs/>
-        </w:rPr>
-        <w:t>ременное разбиение</w:t>
-      </w:r>
-      <w:r>
-        <w:t xml:space="preserve"> (train на прошлых периодах</w:t>
-      </w:r>
-      <w:r>
-        <w:t>, следовательно</w:t>
-      </w:r>
-      <w:r>
-        <w:t xml:space="preserve"> test на будущих) проверяет устойчивость к смене сезона и конъюнктуры</w:t>
+      <w:proofErr w:type="spellStart"/>
+      <w:r>
+        <w:t>test</w:t>
+      </w:r>
+      <w:proofErr w:type="spellEnd"/>
+      <w:r>
+        <w:t xml:space="preserve"> на будущих) проверяет устойчивость к смене сезона и конъюнктуры</w:t>
       </w:r>
       <w:r>
         <w:t>;</w:t>
@@ -2274,13 +3174,31 @@
         </w:rPr>
         <w:t>s</w:t>
       </w:r>
+      <w:proofErr w:type="spellStart"/>
       <w:r>
         <w:rPr>
           <w:b/>
           <w:bCs/>
         </w:rPr>
-        <w:t>patial blocking</w:t>
-      </w:r>
+        <w:t>patial</w:t>
+      </w:r>
+      <w:proofErr w:type="spellEnd"/>
+      <w:r>
+        <w:rPr>
+          <w:b/>
+          <w:bCs/>
+        </w:rPr>
+        <w:t xml:space="preserve"> </w:t>
+      </w:r>
+      <w:proofErr w:type="spellStart"/>
+      <w:r>
+        <w:rPr>
+          <w:b/>
+          <w:bCs/>
+        </w:rPr>
+        <w:t>blocking</w:t>
+      </w:r>
+      <w:proofErr w:type="spellEnd"/>
       <w:r>
         <w:t xml:space="preserve"> (блокировка по H3-ячейкам) минимизирует «подсматривание» в соседние улицы/кварталы;</w:t>
       </w:r>
@@ -2299,7 +3217,47 @@
         <w:t>сводная</w:t>
       </w:r>
       <w:r>
-        <w:t xml:space="preserve"> (time split × spatial blocks) и сопровождается доверительными интервалами метрик (bootstrap/перестановки).</w:t>
+        <w:t xml:space="preserve"> (</w:t>
+      </w:r>
+      <w:proofErr w:type="spellStart"/>
+      <w:r>
+        <w:t>time</w:t>
+      </w:r>
+      <w:proofErr w:type="spellEnd"/>
+      <w:r>
+        <w:t xml:space="preserve"> </w:t>
+      </w:r>
+      <w:proofErr w:type="spellStart"/>
+      <w:r>
+        <w:t>split</w:t>
+      </w:r>
+      <w:proofErr w:type="spellEnd"/>
+      <w:r>
+        <w:t xml:space="preserve"> × </w:t>
+      </w:r>
+      <w:proofErr w:type="spellStart"/>
+      <w:r>
+        <w:t>spatial</w:t>
+      </w:r>
+      <w:proofErr w:type="spellEnd"/>
+      <w:r>
+        <w:t xml:space="preserve"> </w:t>
+      </w:r>
+      <w:proofErr w:type="spellStart"/>
+      <w:r>
+        <w:t>blocks</w:t>
+      </w:r>
+      <w:proofErr w:type="spellEnd"/>
+      <w:r>
+        <w:t>) и сопровождается доверительными интервалами метрик (</w:t>
+      </w:r>
+      <w:proofErr w:type="spellStart"/>
+      <w:r>
+        <w:t>bootstrap</w:t>
+      </w:r>
+      <w:proofErr w:type="spellEnd"/>
+      <w:r>
+        <w:t>/перестановки).</w:t>
       </w:r>
     </w:p>
     <w:p>
@@ -2322,7 +3280,23 @@
         <w:t>детектор OOD</w:t>
       </w:r>
       <w:r>
-        <w:t xml:space="preserve"> (например, Isolation Forest или расстояние до обучающего многообразия в пространстве признаков);</w:t>
+        <w:t xml:space="preserve"> (например, </w:t>
+      </w:r>
+      <w:proofErr w:type="spellStart"/>
+      <w:r>
+        <w:t>Isolation</w:t>
+      </w:r>
+      <w:proofErr w:type="spellEnd"/>
+      <w:r>
+        <w:t xml:space="preserve"> </w:t>
+      </w:r>
+      <w:proofErr w:type="spellStart"/>
+      <w:r>
+        <w:t>Forest</w:t>
+      </w:r>
+      <w:proofErr w:type="spellEnd"/>
+      <w:r>
+        <w:t xml:space="preserve"> или расстояние до обучающего многообразия в пространстве признаков);</w:t>
       </w:r>
     </w:p>
     <w:p>
@@ -2344,7 +3318,39 @@
     </w:p>
     <w:p>
       <w:r>
-        <w:t>Конфигурируемый пайплайн: ingest → clean → гео-обогащение → генерация признаков → сплиты → обучение → калибровка неопределённости → отчёты.</w:t>
+        <w:t xml:space="preserve">Конфигурируемый </w:t>
+      </w:r>
+      <w:proofErr w:type="spellStart"/>
+      <w:r>
+        <w:t>пайплайн</w:t>
+      </w:r>
+      <w:proofErr w:type="spellEnd"/>
+      <w:r>
+        <w:t xml:space="preserve">: </w:t>
+      </w:r>
+      <w:proofErr w:type="spellStart"/>
+      <w:r>
+        <w:t>ingest</w:t>
+      </w:r>
+      <w:proofErr w:type="spellEnd"/>
+      <w:r>
+        <w:t xml:space="preserve"> → </w:t>
+      </w:r>
+      <w:proofErr w:type="spellStart"/>
+      <w:r>
+        <w:t>clean</w:t>
+      </w:r>
+      <w:proofErr w:type="spellEnd"/>
+      <w:r>
+        <w:t xml:space="preserve"> → </w:t>
+      </w:r>
+      <w:proofErr w:type="spellStart"/>
+      <w:r>
+        <w:t>гео</w:t>
+      </w:r>
+      <w:proofErr w:type="spellEnd"/>
+      <w:r>
+        <w:t>-обогащение → генерация признаков → сплиты → обучение → калибровка неопределённости → отчёты.</w:t>
       </w:r>
     </w:p>
     <w:p>
@@ -2355,7 +3361,15 @@
         <w:t>–</w:t>
       </w:r>
       <w:r>
-        <w:t xml:space="preserve"> единым CLI на Typer. Это обеспечивает воспроизводимость экспериментов и переносимость сценариев.</w:t>
+        <w:t xml:space="preserve"> единым CLI на </w:t>
+      </w:r>
+      <w:proofErr w:type="spellStart"/>
+      <w:r>
+        <w:t>Typer</w:t>
+      </w:r>
+      <w:proofErr w:type="spellEnd"/>
+      <w:r>
+        <w:t>. Это обеспечивает воспроизводимость экспериментов и переносимость сценариев.</w:t>
       </w:r>
     </w:p>
     <w:p>
@@ -2374,7 +3388,35 @@
         <w:rPr>
           <w:rFonts w:eastAsia="Times New Roman"/>
         </w:rPr>
-        <w:t xml:space="preserve">экспортируются артефакты модели (в т.ч. </w:t>
+        <w:t xml:space="preserve">экспортируются артефакты модели и REST API-контракты для </w:t>
+      </w:r>
+      <w:proofErr w:type="spellStart"/>
+      <w:r>
+        <w:rPr>
+          <w:rFonts w:eastAsia="Times New Roman"/>
+        </w:rPr>
+        <w:t>инференса</w:t>
+      </w:r>
+      <w:proofErr w:type="spellEnd"/>
+      <w:r>
+        <w:rPr>
+          <w:rFonts w:eastAsia="Times New Roman"/>
+        </w:rPr>
+        <w:t>;</w:t>
+      </w:r>
+    </w:p>
+    <w:p>
+      <w:pPr>
+        <w:pStyle w:val="20"/>
+        <w:rPr>
+          <w:rFonts w:eastAsia="Times New Roman"/>
+        </w:rPr>
+      </w:pPr>
+      <w:r>
+        <w:rPr>
+          <w:rFonts w:eastAsia="Times New Roman"/>
+        </w:rPr>
+        <w:t xml:space="preserve">формируются </w:t>
       </w:r>
       <w:r>
         <w:rPr>
@@ -2382,27 +3424,27 @@
           <w:b/>
           <w:bCs/>
         </w:rPr>
-        <w:t>ONNX</w:t>
+        <w:t>PDF отчёты</w:t>
       </w:r>
       <w:r>
         <w:rPr>
           <w:rFonts w:eastAsia="Times New Roman"/>
         </w:rPr>
-        <w:t xml:space="preserve"> там, где применимо) и </w:t>
-      </w:r>
+        <w:t xml:space="preserve"> для пользователя (стоимость, интервал, объяснения, 5–10 </w:t>
+      </w:r>
+      <w:proofErr w:type="spellStart"/>
       <w:r>
         <w:rPr>
           <w:rFonts w:eastAsia="Times New Roman"/>
-          <w:b/>
-          <w:bCs/>
-        </w:rPr>
-        <w:t>gRPC-контракты</w:t>
-      </w:r>
+        </w:rPr>
+        <w:t>компараблов</w:t>
+      </w:r>
+      <w:proofErr w:type="spellEnd"/>
       <w:r>
         <w:rPr>
           <w:rFonts w:eastAsia="Times New Roman"/>
         </w:rPr>
-        <w:t xml:space="preserve"> для инференса</w:t>
+        <w:t>)</w:t>
       </w:r>
       <w:r>
         <w:rPr>
@@ -2422,26 +3464,169 @@
         <w:rPr>
           <w:rFonts w:eastAsia="Times New Roman"/>
         </w:rPr>
-        <w:t xml:space="preserve">формируются </w:t>
+        <w:t>•</w:t>
       </w:r>
       <w:r>
         <w:rPr>
           <w:rFonts w:eastAsia="Times New Roman"/>
-          <w:b/>
-          <w:bCs/>
-        </w:rPr>
-        <w:t>HTML/PDF отчёты</w:t>
-      </w:r>
+        </w:rPr>
+        <w:tab/>
+        <w:t xml:space="preserve">поддерживается легковесный HTTP-сервис </w:t>
+      </w:r>
+      <w:proofErr w:type="spellStart"/>
       <w:r>
         <w:rPr>
           <w:rFonts w:eastAsia="Times New Roman"/>
         </w:rPr>
-        <w:t xml:space="preserve"> для пользователя (стоимость, интервал, объяснения, 5–10 компараблов)</w:t>
-      </w:r>
+        <w:t>инференса</w:t>
+      </w:r>
+      <w:proofErr w:type="spellEnd"/>
       <w:r>
         <w:rPr>
           <w:rFonts w:eastAsia="Times New Roman"/>
         </w:rPr>
+        <w:t xml:space="preserve"> с возможностью горизонтального масштабирования (</w:t>
+      </w:r>
+      <w:proofErr w:type="spellStart"/>
+      <w:r>
+        <w:rPr>
+          <w:rFonts w:eastAsia="Times New Roman"/>
+        </w:rPr>
+        <w:t>Gin</w:t>
+      </w:r>
+      <w:proofErr w:type="spellEnd"/>
+      <w:r>
+        <w:rPr>
+          <w:rFonts w:eastAsia="Times New Roman"/>
+        </w:rPr>
+        <w:t xml:space="preserve"> </w:t>
+      </w:r>
+      <w:proofErr w:type="spellStart"/>
+      <w:r>
+        <w:rPr>
+          <w:rFonts w:eastAsia="Times New Roman"/>
+        </w:rPr>
+        <w:t>framework</w:t>
+      </w:r>
+      <w:proofErr w:type="spellEnd"/>
+      <w:r>
+        <w:rPr>
+          <w:rFonts w:eastAsia="Times New Roman"/>
+        </w:rPr>
+        <w:t>).</w:t>
+      </w:r>
+    </w:p>
+    <w:p>
+      <w:r>
+        <w:t>Ограничения и меры снижения риска:</w:t>
+      </w:r>
+    </w:p>
+    <w:p>
+      <w:pPr>
+        <w:pStyle w:val="20"/>
+        <w:rPr>
+          <w:rFonts w:eastAsia="Times New Roman"/>
+        </w:rPr>
+      </w:pPr>
+      <w:r>
+        <w:rPr>
+          <w:rStyle w:val="affd"/>
+        </w:rPr>
+        <w:t>с</w:t>
+      </w:r>
+      <w:r>
+        <w:rPr>
+          <w:rStyle w:val="affd"/>
+        </w:rPr>
+        <w:tab/>
+      </w:r>
+      <w:proofErr w:type="spellStart"/>
+      <w:r>
+        <w:rPr>
+          <w:rStyle w:val="affd"/>
+        </w:rPr>
+        <w:t>мещение</w:t>
+      </w:r>
+      <w:proofErr w:type="spellEnd"/>
+      <w:r>
+        <w:rPr>
+          <w:rStyle w:val="affd"/>
+        </w:rPr>
+        <w:t xml:space="preserve"> данных</w:t>
+      </w:r>
+      <w:r>
+        <w:rPr>
+          <w:rStyle w:val="affd"/>
+        </w:rPr>
+        <w:t xml:space="preserve">, </w:t>
+      </w:r>
+      <w:r>
+        <w:t>р</w:t>
+      </w:r>
+      <w:r>
+        <w:t xml:space="preserve">ынок меняется </w:t>
+      </w:r>
+      <w:r>
+        <w:t>–</w:t>
+      </w:r>
+      <w:r>
+        <w:t xml:space="preserve"> предусмотрено </w:t>
+      </w:r>
+      <w:r>
+        <w:rPr>
+          <w:rStyle w:val="affd"/>
+        </w:rPr>
+        <w:t>переобучение по расписанию</w:t>
+      </w:r>
+      <w:r>
+        <w:t xml:space="preserve"> и мониторинг с дрейф-метриками;</w:t>
+      </w:r>
+    </w:p>
+    <w:p>
+      <w:pPr>
+        <w:pStyle w:val="20"/>
+        <w:rPr>
+          <w:rFonts w:eastAsia="Times New Roman"/>
+        </w:rPr>
+      </w:pPr>
+      <w:r>
+        <w:rPr>
+          <w:rStyle w:val="affd"/>
+        </w:rPr>
+        <w:t>н</w:t>
+      </w:r>
+      <w:r>
+        <w:rPr>
+          <w:rStyle w:val="affd"/>
+        </w:rPr>
+        <w:t>еполные адреса/</w:t>
+      </w:r>
+      <w:proofErr w:type="spellStart"/>
+      <w:r>
+        <w:rPr>
+          <w:rStyle w:val="affd"/>
+        </w:rPr>
+        <w:t>геокодирование</w:t>
+      </w:r>
+      <w:proofErr w:type="spellEnd"/>
+      <w:r>
+        <w:rPr>
+          <w:rStyle w:val="affd"/>
+        </w:rPr>
+        <w:t>,</w:t>
+      </w:r>
+      <w:r>
+        <w:t xml:space="preserve"> строена валидация ввода и </w:t>
+      </w:r>
+      <w:proofErr w:type="spellStart"/>
+      <w:r>
+        <w:t>fallback</w:t>
+      </w:r>
+      <w:proofErr w:type="spellEnd"/>
+      <w:r>
+        <w:t>-процедуры; отчёт явно помечает низкое доверие</w:t>
+      </w:r>
+      <w:r>
         <w:t>;</w:t>
       </w:r>
     </w:p>
@@ -2454,148 +3639,65 @@
       </w:pPr>
       <w:r>
         <w:rPr>
-          <w:rFonts w:eastAsia="Times New Roman"/>
-        </w:rPr>
-        <w:t xml:space="preserve">поддерживается легковесный сервис инференса с возможностью </w:t>
-      </w:r>
-      <w:r>
-        <w:rPr>
-          <w:rFonts w:eastAsia="Times New Roman"/>
-          <w:b/>
-          <w:bCs/>
-        </w:rPr>
-        <w:t>горизонтального масштабирования</w:t>
-      </w:r>
-      <w:r>
-        <w:rPr>
-          <w:rFonts w:eastAsia="Times New Roman"/>
-        </w:rPr>
+          <w:rStyle w:val="affd"/>
+        </w:rPr>
+        <w:t>редкие классы объектов</w:t>
+      </w:r>
+      <w:r>
+        <w:rPr>
+          <w:rStyle w:val="affd"/>
+        </w:rPr>
+        <w:t xml:space="preserve">, </w:t>
+      </w:r>
+      <w:r>
+        <w:t>д</w:t>
+      </w:r>
+      <w:r>
+        <w:t xml:space="preserve">ля малых сегментов включаются техники </w:t>
+      </w:r>
+      <w:proofErr w:type="spellStart"/>
+      <w:r>
+        <w:rPr>
+          <w:rStyle w:val="affd"/>
+        </w:rPr>
+        <w:t>reweighting</w:t>
+      </w:r>
+      <w:proofErr w:type="spellEnd"/>
+      <w:r>
+        <w:rPr>
+          <w:rStyle w:val="affd"/>
+        </w:rPr>
+        <w:t>/</w:t>
+      </w:r>
+      <w:proofErr w:type="spellStart"/>
+      <w:r>
+        <w:rPr>
+          <w:rStyle w:val="affd"/>
+        </w:rPr>
+        <w:t>upsampling</w:t>
+      </w:r>
+      <w:proofErr w:type="spellEnd"/>
+      <w:r>
+        <w:t xml:space="preserve"> и расширяется окно </w:t>
+      </w:r>
+      <w:proofErr w:type="spellStart"/>
+      <w:r>
+        <w:t>компараблов</w:t>
+      </w:r>
+      <w:proofErr w:type="spellEnd"/>
+      <w:r>
         <w:t>.</w:t>
       </w:r>
     </w:p>
     <w:p>
       <w:r>
-        <w:t>Ограничения и меры снижения риска:</w:t>
-      </w:r>
-    </w:p>
-    <w:p>
-      <w:pPr>
-        <w:pStyle w:val="20"/>
-        <w:rPr>
-          <w:rFonts w:eastAsia="Times New Roman"/>
-        </w:rPr>
-      </w:pPr>
-      <w:r>
-        <w:rPr>
-          <w:rStyle w:val="affd"/>
-        </w:rPr>
-        <w:t>с</w:t>
-      </w:r>
-      <w:r>
-        <w:rPr>
-          <w:rStyle w:val="affd"/>
-        </w:rPr>
-        <w:tab/>
-        <w:t>мещение данных</w:t>
-      </w:r>
-      <w:r>
-        <w:rPr>
-          <w:rStyle w:val="affd"/>
-        </w:rPr>
-        <w:t xml:space="preserve">, </w:t>
-      </w:r>
-      <w:r>
-        <w:t>р</w:t>
-      </w:r>
-      <w:r>
-        <w:t xml:space="preserve">ынок меняется </w:t>
-      </w:r>
-      <w:r>
-        <w:t>–</w:t>
-      </w:r>
-      <w:r>
-        <w:t xml:space="preserve"> предусмотрено </w:t>
-      </w:r>
-      <w:r>
-        <w:rPr>
-          <w:rStyle w:val="affd"/>
-        </w:rPr>
-        <w:t>переобучение по расписанию</w:t>
-      </w:r>
-      <w:r>
-        <w:t xml:space="preserve"> и мониторинг с дрейф-метриками;</w:t>
-      </w:r>
-    </w:p>
-    <w:p>
-      <w:pPr>
-        <w:pStyle w:val="20"/>
-        <w:rPr>
-          <w:rFonts w:eastAsia="Times New Roman"/>
-        </w:rPr>
-      </w:pPr>
-      <w:r>
-        <w:rPr>
-          <w:rStyle w:val="affd"/>
-        </w:rPr>
-        <w:t>н</w:t>
-      </w:r>
-      <w:r>
-        <w:rPr>
-          <w:rStyle w:val="affd"/>
-        </w:rPr>
-        <w:t>еполные адреса/геокодирование</w:t>
-      </w:r>
-      <w:r>
-        <w:rPr>
-          <w:rStyle w:val="affd"/>
-        </w:rPr>
-        <w:t>,</w:t>
-      </w:r>
-      <w:r>
-        <w:t xml:space="preserve"> строена валидация ввода и fallback-процедуры; отчёт явно помечает низкое доверие</w:t>
-      </w:r>
-      <w:r>
-        <w:t>;</w:t>
-      </w:r>
-    </w:p>
-    <w:p>
-      <w:pPr>
-        <w:pStyle w:val="20"/>
-        <w:rPr>
-          <w:rFonts w:eastAsia="Times New Roman"/>
-        </w:rPr>
-      </w:pPr>
-      <w:r>
-        <w:rPr>
-          <w:rStyle w:val="affd"/>
-        </w:rPr>
-        <w:t>редкие классы объектов</w:t>
-      </w:r>
-      <w:r>
-        <w:rPr>
-          <w:rStyle w:val="affd"/>
-        </w:rPr>
-        <w:t xml:space="preserve">, </w:t>
-      </w:r>
-      <w:r>
-        <w:t>д</w:t>
-      </w:r>
-      <w:r>
-        <w:t xml:space="preserve">ля малых сегментов включаются техники </w:t>
-      </w:r>
-      <w:r>
-        <w:rPr>
-          <w:rStyle w:val="affd"/>
-        </w:rPr>
-        <w:t>reweighting/upsampling</w:t>
-      </w:r>
-      <w:r>
-        <w:t xml:space="preserve"> и расширяется окно компараблов.</w:t>
-      </w:r>
-    </w:p>
-    <w:p>
-      <w:r>
-        <w:t xml:space="preserve">Такой набор методов даёт практичное покрытие требований: точечный и интервальный прогноз, прозрачные объяснения, сопоставимые объекты «рядом и похожие», проверенная на разрывах в пространстве и времени валидация — при этом весь стек совместим с дальнейшей веб-интеграцией и </w:t>
+        <w:t xml:space="preserve">Такой набор методов даёт практичное покрытие требований: точечный и интервальный прогноз, прозрачные объяснения, сопоставимые объекты «рядом и похожие», проверенная на разрывах в пространстве и времени валидация </w:t>
+      </w:r>
+      <w:r>
+        <w:t xml:space="preserve">– </w:t>
+      </w:r>
+      <w:r>
+        <w:t xml:space="preserve">при этом весь стек совместим с дальнейшей веб-интеграцией и </w:t>
       </w:r>
       <w:r>
         <w:lastRenderedPageBreak/>
@@ -2646,13 +3748,37 @@
         <w:t xml:space="preserve"> и техническое задание</w:t>
       </w:r>
       <w:r>
-        <w:t>, в качестве механизмов, включают веб-интерфейс, сервис инференса (ML-модель), базовые геоданные/БД и генератор отчётов</w:t>
+        <w:t xml:space="preserve">, в качестве механизмов, включают веб-интерфейс, сервис </w:t>
+      </w:r>
+      <w:proofErr w:type="spellStart"/>
+      <w:r>
+        <w:t>инференса</w:t>
+      </w:r>
+      <w:proofErr w:type="spellEnd"/>
+      <w:r>
+        <w:t xml:space="preserve"> (ML-модель), базовые </w:t>
+      </w:r>
+      <w:proofErr w:type="spellStart"/>
+      <w:r>
+        <w:t>геоданные</w:t>
+      </w:r>
+      <w:proofErr w:type="spellEnd"/>
+      <w:r>
+        <w:t>/БД и генератор отчётов</w:t>
       </w:r>
       <w:r>
         <w:t>.</w:t>
       </w:r>
       <w:r>
-        <w:t xml:space="preserve"> На выход получаются цена (точка) и доверительный интервал, краткие объяснения, компараблы и отчёт (PDF/HTML). Контекстный уровень представлен на Рисунке 2.</w:t>
+        <w:t xml:space="preserve"> На выход получаются цена (точка) и доверительный интервал, краткие объяснения, </w:t>
+      </w:r>
+      <w:proofErr w:type="spellStart"/>
+      <w:r>
+        <w:t>компараблы</w:t>
+      </w:r>
+      <w:proofErr w:type="spellEnd"/>
+      <w:r>
+        <w:t xml:space="preserve"> и отчёт (PDF/HTML). Контекстный уровень представлен на Рисунке 2.</w:t>
       </w:r>
       <w:r>
         <w:t>1</w:t>
@@ -2802,12 +3928,36 @@
     </w:p>
     <w:p>
       <w:r>
-        <w:t>Процесс «Подготовка и обогащение входа». Выполняются приём параметров, геокодирование адреса и добавление простых геопризнаков (район/ячейка, близость транспорта). Результат – нормализованный объект с координатами и минимальным набором признаков.</w:t>
-      </w:r>
-    </w:p>
-    <w:p>
-      <w:r>
-        <w:t>Процесс «Прогноз и объяснение». По сформированному вектору признаков сервис инференса рассчитывает прогноз цены, строит доверительный интервал и формирует краткое локальное объяснение вклада основных факторов.</w:t>
+        <w:t xml:space="preserve">Процесс «Подготовка и обогащение входа». Выполняются приём параметров, </w:t>
+      </w:r>
+      <w:proofErr w:type="spellStart"/>
+      <w:r>
+        <w:t>геокодирование</w:t>
+      </w:r>
+      <w:proofErr w:type="spellEnd"/>
+      <w:r>
+        <w:t xml:space="preserve"> адреса и добавление простых </w:t>
+      </w:r>
+      <w:proofErr w:type="spellStart"/>
+      <w:r>
+        <w:t>геопризнаков</w:t>
+      </w:r>
+      <w:proofErr w:type="spellEnd"/>
+      <w:r>
+        <w:t xml:space="preserve"> (район/ячейка, близость транспорта). Результат – нормализованный объект с координатами и минимальным набором признаков.</w:t>
+      </w:r>
+    </w:p>
+    <w:p>
+      <w:r>
+        <w:t xml:space="preserve">Процесс «Прогноз и объяснение». По сформированному вектору признаков сервис </w:t>
+      </w:r>
+      <w:proofErr w:type="spellStart"/>
+      <w:r>
+        <w:t>инференса</w:t>
+      </w:r>
+      <w:proofErr w:type="spellEnd"/>
+      <w:r>
+        <w:t xml:space="preserve"> рассчитывает прогноз цены, строит доверительный интервал и формирует краткое локальное объяснение вклада основных факторов.</w:t>
       </w:r>
     </w:p>
     <w:p>
@@ -2829,11 +3979,35 @@
         <w:t>-</w:t>
       </w:r>
       <w:r>
-        <w:t xml:space="preserve">A3 оказывают ТЗ и правила валидации; реализация обеспечивается веб-интерфейсом, сервисом инференса, БД/геоданными и генератором отчётов. Потоки данных организованы последовательно: из A1 в A2 передаётся нормализованное </w:t>
+        <w:t xml:space="preserve">A3 оказывают ТЗ и правила валидации; реализация обеспечивается веб-интерфейсом, сервисом </w:t>
+      </w:r>
+      <w:proofErr w:type="spellStart"/>
+      <w:r>
+        <w:t>инференса</w:t>
+      </w:r>
+      <w:proofErr w:type="spellEnd"/>
+      <w:r>
+        <w:t>, БД/</w:t>
+      </w:r>
+      <w:proofErr w:type="spellStart"/>
+      <w:r>
+        <w:t>геоданными</w:t>
+      </w:r>
+      <w:proofErr w:type="spellEnd"/>
+      <w:r>
+        <w:t xml:space="preserve"> и генератором отчётов. Потоки данных организованы последовательно: из A1 в A2 передаётся нормализованное </w:t>
       </w:r>
       <w:r>
         <w:lastRenderedPageBreak/>
-        <w:t>представление объекта, из A2 в A3 – результаты прогноза и параметры для подбора компараблов и сборки отчёта.</w:t>
+        <w:t xml:space="preserve">представление объекта, из A2 в A3 – результаты прогноза и параметры для подбора </w:t>
+      </w:r>
+      <w:proofErr w:type="spellStart"/>
+      <w:r>
+        <w:t>компараблов</w:t>
+      </w:r>
+      <w:proofErr w:type="spellEnd"/>
+      <w:r>
+        <w:t xml:space="preserve"> и сборки отчёта.</w:t>
       </w:r>
     </w:p>
     <w:p>
@@ -2904,11 +4078,61 @@
           <w:lang w:val="en-US"/>
         </w:rPr>
       </w:pPr>
+      <w:proofErr w:type="spellStart"/>
       <w:r>
         <w:rPr>
           <w:lang w:val="en-US"/>
         </w:rPr>
-        <w:t>Декомпозиция включает четыре подпроцесса:</w:t>
+        <w:t>Декомпозиция</w:t>
+      </w:r>
+      <w:proofErr w:type="spellEnd"/>
+      <w:r>
+        <w:rPr>
+          <w:lang w:val="en-US"/>
+        </w:rPr>
+        <w:t xml:space="preserve"> </w:t>
+      </w:r>
+      <w:proofErr w:type="spellStart"/>
+      <w:r>
+        <w:rPr>
+          <w:lang w:val="en-US"/>
+        </w:rPr>
+        <w:t>включает</w:t>
+      </w:r>
+      <w:proofErr w:type="spellEnd"/>
+      <w:r>
+        <w:rPr>
+          <w:lang w:val="en-US"/>
+        </w:rPr>
+        <w:t xml:space="preserve"> </w:t>
+      </w:r>
+      <w:proofErr w:type="spellStart"/>
+      <w:r>
+        <w:rPr>
+          <w:lang w:val="en-US"/>
+        </w:rPr>
+        <w:t>четыре</w:t>
+      </w:r>
+      <w:proofErr w:type="spellEnd"/>
+      <w:r>
+        <w:rPr>
+          <w:lang w:val="en-US"/>
+        </w:rPr>
+        <w:t xml:space="preserve"> </w:t>
+      </w:r>
+      <w:proofErr w:type="spellStart"/>
+      <w:r>
+        <w:rPr>
+          <w:lang w:val="en-US"/>
+        </w:rPr>
+        <w:t>подпроцесса</w:t>
+      </w:r>
+      <w:proofErr w:type="spellEnd"/>
+      <w:r>
+        <w:rPr>
+          <w:lang w:val="en-US"/>
+        </w:rPr>
+        <w:t>:</w:t>
       </w:r>
     </w:p>
     <w:p>
@@ -2973,12 +4197,26 @@
         <w:rPr>
           <w:rStyle w:val="affd"/>
         </w:rPr>
-        <w:t>A12 «Геокодирование»</w:t>
-      </w:r>
+        <w:t>A12 «</w:t>
+      </w:r>
+      <w:proofErr w:type="spellStart"/>
       <w:r>
         <w:rPr>
           <w:rStyle w:val="affd"/>
         </w:rPr>
+        <w:t>Геокодирование</w:t>
+      </w:r>
+      <w:proofErr w:type="spellEnd"/>
+      <w:r>
+        <w:rPr>
+          <w:rStyle w:val="affd"/>
+        </w:rPr>
+        <w:t>»</w:t>
+      </w:r>
+      <w:r>
+        <w:rPr>
+          <w:rStyle w:val="affd"/>
+        </w:rPr>
         <w:t>,</w:t>
       </w:r>
       <w:r>
@@ -3008,12 +4246,26 @@
         <w:rPr>
           <w:rStyle w:val="affd"/>
         </w:rPr>
-        <w:t>A13 «Простое геообогащение»</w:t>
-      </w:r>
+        <w:t xml:space="preserve">A13 «Простое </w:t>
+      </w:r>
+      <w:proofErr w:type="spellStart"/>
       <w:r>
         <w:rPr>
           <w:rStyle w:val="affd"/>
         </w:rPr>
+        <w:t>геообогащение</w:t>
+      </w:r>
+      <w:proofErr w:type="spellEnd"/>
+      <w:r>
+        <w:rPr>
+          <w:rStyle w:val="affd"/>
+        </w:rPr>
+        <w:t>»</w:t>
+      </w:r>
+      <w:r>
+        <w:rPr>
+          <w:rStyle w:val="affd"/>
+        </w:rPr>
         <w:t>,</w:t>
       </w:r>
       <w:r>
@@ -3023,7 +4275,23 @@
         <w:t>о</w:t>
       </w:r>
       <w:r>
-        <w:t>пределение района/ячейки локации и ближайшего транспорта; добавление базовых геопризнаков. Выход: «Базовые геопризнаки»</w:t>
+        <w:t xml:space="preserve">пределение района/ячейки локации и ближайшего транспорта; добавление базовых </w:t>
+      </w:r>
+      <w:proofErr w:type="spellStart"/>
+      <w:r>
+        <w:t>геопризнаков</w:t>
+      </w:r>
+      <w:proofErr w:type="spellEnd"/>
+      <w:r>
+        <w:t xml:space="preserve">. Выход: «Базовые </w:t>
+      </w:r>
+      <w:proofErr w:type="spellStart"/>
+      <w:r>
+        <w:t>геопризнаки</w:t>
+      </w:r>
+      <w:proofErr w:type="spellEnd"/>
+      <w:r>
+        <w:t>»</w:t>
       </w:r>
       <w:r>
         <w:t>;</w:t>
@@ -3053,23 +4321,87 @@
         <w:t>о</w:t>
       </w:r>
       <w:r>
-        <w:t>бъединение объектных и геопризнаков в минимальный вектор для модели; фиксация служебных меток. Выход: «Вектор признаков для инференса».</w:t>
-      </w:r>
-    </w:p>
-    <w:p>
-      <w:r>
-        <w:t>Для перечисленных подпроцессов управлениями выступают правила валидации и настройки геокодирования; механизмы</w:t>
+        <w:t xml:space="preserve">бъединение объектных и </w:t>
+      </w:r>
+      <w:proofErr w:type="spellStart"/>
+      <w:r>
+        <w:t>геопризнаков</w:t>
+      </w:r>
+      <w:proofErr w:type="spellEnd"/>
+      <w:r>
+        <w:t xml:space="preserve"> в минимальный вектор для модели; фиксация служебных меток. Выход: «Вектор признаков для </w:t>
+      </w:r>
+      <w:proofErr w:type="spellStart"/>
+      <w:r>
+        <w:t>инференса</w:t>
+      </w:r>
+      <w:proofErr w:type="spellEnd"/>
+      <w:r>
+        <w:t>».</w:t>
+      </w:r>
+    </w:p>
+    <w:p>
+      <w:r>
+        <w:t xml:space="preserve">Для перечисленных подпроцессов управлениями выступают правила валидации и настройки </w:t>
+      </w:r>
+      <w:proofErr w:type="spellStart"/>
+      <w:r>
+        <w:t>геокодирования</w:t>
+      </w:r>
+      <w:proofErr w:type="spellEnd"/>
+      <w:r>
+        <w:t>; механизмы</w:t>
       </w:r>
       <w:r>
         <w:t xml:space="preserve"> –</w:t>
       </w:r>
       <w:r>
-        <w:t xml:space="preserve"> веб-слой, модуль геокодирования и БД/геоданные. Последовательность потоков следующая: принятый запрос из A11 поступает в A12, результат геокодирования направляет работу A13, полученное в A13 представление приводится в A14 и передаётся на этап A2 (прогноз и объяснение).</w:t>
-      </w:r>
-    </w:p>
-    <w:p>
-      <w:r>
-        <w:t xml:space="preserve">Таким образом, формируется простой и прослеживаемый конвейер: от ввода и геопривязки объекта </w:t>
+        <w:t xml:space="preserve"> веб-слой, модуль </w:t>
+      </w:r>
+      <w:proofErr w:type="spellStart"/>
+      <w:r>
+        <w:t>геокодирования</w:t>
+      </w:r>
+      <w:proofErr w:type="spellEnd"/>
+      <w:r>
+        <w:t xml:space="preserve"> и БД/</w:t>
+      </w:r>
+      <w:proofErr w:type="spellStart"/>
+      <w:r>
+        <w:t>геоданные</w:t>
+      </w:r>
+      <w:proofErr w:type="spellEnd"/>
+      <w:r>
+        <w:t xml:space="preserve">. </w:t>
+      </w:r>
+      <w:proofErr w:type="gramStart"/>
+      <w:r>
+        <w:t>Последовательность потоков</w:t>
+      </w:r>
+      <w:proofErr w:type="gramEnd"/>
+      <w:r>
+        <w:t xml:space="preserve"> следующая: принятый запрос из A11 поступает в A12, результат </w:t>
+      </w:r>
+      <w:proofErr w:type="spellStart"/>
+      <w:r>
+        <w:t>геокодирования</w:t>
+      </w:r>
+      <w:proofErr w:type="spellEnd"/>
+      <w:r>
+        <w:t xml:space="preserve"> направляет работу A13, полученное в A13 представление приводится в A14 и передаётся на этап A2 (прогноз и объяснение).</w:t>
+      </w:r>
+    </w:p>
+    <w:p>
+      <w:r>
+        <w:t xml:space="preserve">Таким образом, формируется простой и прослеживаемый конвейер: от ввода и </w:t>
+      </w:r>
+      <w:proofErr w:type="spellStart"/>
+      <w:r>
+        <w:t>геопривязки</w:t>
+      </w:r>
+      <w:proofErr w:type="spellEnd"/>
+      <w:r>
+        <w:t xml:space="preserve"> объекта </w:t>
       </w:r>
       <w:r>
         <w:t>–</w:t>
@@ -3107,7 +4439,31 @@
     </w:p>
     <w:p>
       <w:r>
-        <w:t xml:space="preserve">В качестве архитектуры выбран модульный конвейер с опциональными ветвями, позволяющий под конкретный запрос подключать только необходимые операции и комбинировать их результаты. Такой подход обусловлен разнородностью входа (адрес либо готовые координаты, неполный или различный по детализации набор параметров), а также тем, что сценарии аренды требуют разных профилей признаков и правил отбора сопоставимых объектов. Внутри конвейера реализованы основные линии обработки: по типу сделки (аренда), по режиму формирования интервала неопределённости (квантильный/конформный), по уровню геообогащения (минимальный/расширенный) и по каналу выдачи результата (API/отчёт). После подготовки признаков выполняется расчёт прогноза и объяснений, затем – подбор компараблов; результаты сливаются в единый ответ с картой и </w:t>
+        <w:t>В качестве архитектуры выбран модульный конвейер с опциональными ветвями, позволяющий под конкретный запрос подключать только необходимые операции и комбинировать их результаты. Такой подход обусловлен разнородностью входа (адрес либо готовые координаты, неполный или различный по детализации набор параметров), а также тем, что сценарии аренды требуют разных профилей признаков и правил отбора сопоставимых объектов. Внутри конвейера реализованы основные линии обработки: по типу сделки (аренда), по режиму формирования интервала неопределённости (</w:t>
+      </w:r>
+      <w:proofErr w:type="spellStart"/>
+      <w:r>
+        <w:t>квантильный</w:t>
+      </w:r>
+      <w:proofErr w:type="spellEnd"/>
+      <w:r>
+        <w:t xml:space="preserve">/конформный), по уровню </w:t>
+      </w:r>
+      <w:proofErr w:type="spellStart"/>
+      <w:r>
+        <w:t>геообогащения</w:t>
+      </w:r>
+      <w:proofErr w:type="spellEnd"/>
+      <w:r>
+        <w:t xml:space="preserve"> (минимальный/расширенный) и по каналу выдачи результата (API/отчёт). После подготовки признаков выполняется расчёт прогноза и объяснений, затем – подбор </w:t>
+      </w:r>
+      <w:proofErr w:type="spellStart"/>
+      <w:r>
+        <w:t>компараблов</w:t>
+      </w:r>
+      <w:proofErr w:type="spellEnd"/>
+      <w:r>
+        <w:t xml:space="preserve">; результаты сливаются в единый ответ с картой и </w:t>
       </w:r>
       <w:r>
         <w:lastRenderedPageBreak/>
@@ -3238,7 +4594,15 @@
         <w:t xml:space="preserve">ь </w:t>
       </w:r>
       <w:r>
-        <w:t>«аренда» позволяют использовать подходящие наборы признаков и пороги отбора компараблов без смешивания логик</w:t>
+        <w:t xml:space="preserve">«аренда» позволяют использовать подходящие наборы признаков и пороги отбора </w:t>
+      </w:r>
+      <w:proofErr w:type="spellStart"/>
+      <w:r>
+        <w:t>компараблов</w:t>
+      </w:r>
+      <w:proofErr w:type="spellEnd"/>
+      <w:r>
+        <w:t xml:space="preserve"> без смешивания логик</w:t>
       </w:r>
       <w:r>
         <w:t>;</w:t>
@@ -3264,7 +4628,15 @@
         <w:t>п</w:t>
       </w:r>
       <w:r>
-        <w:t>ереключение между квантильным и конформным режимами даёт гибкость: быстрый интервал либо гарантированное покрытие при калибровке</w:t>
+        <w:t xml:space="preserve">ереключение между </w:t>
+      </w:r>
+      <w:proofErr w:type="spellStart"/>
+      <w:r>
+        <w:t>квантильным</w:t>
+      </w:r>
+      <w:proofErr w:type="spellEnd"/>
+      <w:r>
+        <w:t xml:space="preserve"> и конформным режимами даёт гибкость: быстрый интервал либо гарантированное покрытие при калибровке</w:t>
       </w:r>
       <w:r>
         <w:t>;</w:t>
@@ -3290,7 +4662,23 @@
         <w:t>т</w:t>
       </w:r>
       <w:r>
-        <w:t>яжёлые шаги (расширенное геообогащение, подбор большого пула компараблов) выполняются только при необходимости и масштабируются отдельно</w:t>
+        <w:t xml:space="preserve">яжёлые шаги (расширенное </w:t>
+      </w:r>
+      <w:proofErr w:type="spellStart"/>
+      <w:r>
+        <w:t>геообогащение</w:t>
+      </w:r>
+      <w:proofErr w:type="spellEnd"/>
+      <w:r>
+        <w:t xml:space="preserve">, подбор большого пула </w:t>
+      </w:r>
+      <w:proofErr w:type="spellStart"/>
+      <w:r>
+        <w:t>компараблов</w:t>
+      </w:r>
+      <w:proofErr w:type="spellEnd"/>
+      <w:r>
+        <w:t>) выполняются только при необходимости и масштабируются отдельно</w:t>
       </w:r>
       <w:r>
         <w:t>;</w:t>
@@ -3316,7 +4704,15 @@
         <w:t>н</w:t>
       </w:r>
       <w:r>
-        <w:t>овые геослои, признаки, модели и способы объяснимости подключаются как независимые модули без переделки ядра</w:t>
+        <w:t xml:space="preserve">овые </w:t>
+      </w:r>
+      <w:proofErr w:type="spellStart"/>
+      <w:r>
+        <w:t>геослои</w:t>
+      </w:r>
+      <w:proofErr w:type="spellEnd"/>
+      <w:r>
+        <w:t>, признаки, модели и способы объяснимости подключаются как независимые модули без переделки ядра</w:t>
       </w:r>
       <w:r>
         <w:t>;</w:t>
@@ -3326,11 +4722,16 @@
       <w:pPr>
         <w:pStyle w:val="20"/>
       </w:pPr>
+      <w:proofErr w:type="spellStart"/>
       <w:r>
         <w:t>т</w:t>
       </w:r>
       <w:r>
-        <w:t>рассируемость и аудит</w:t>
+        <w:t>рассируемость</w:t>
+      </w:r>
+      <w:proofErr w:type="spellEnd"/>
+      <w:r>
+        <w:t xml:space="preserve"> и аудит</w:t>
       </w:r>
       <w:r>
         <w:t>,</w:t>
@@ -3338,11 +4739,16 @@
       <w:r>
         <w:t xml:space="preserve"> </w:t>
       </w:r>
+      <w:proofErr w:type="spellStart"/>
       <w:r>
         <w:t>в</w:t>
       </w:r>
       <w:r>
-        <w:t>ерсионирование данных и моделей, журналирование ветвей конвейера и конфигураций обеспечивают воспроизводимость и соответствие ТЗ</w:t>
+        <w:t>ерсионирование</w:t>
+      </w:r>
+      <w:proofErr w:type="spellEnd"/>
+      <w:r>
+        <w:t xml:space="preserve"> данных и моделей, журналирование ветвей конвейера и конфигураций обеспечивают воспроизводимость и соответствие ТЗ</w:t>
       </w:r>
       <w:r>
         <w:t>;</w:t>
@@ -3364,11 +4770,32 @@
       <w:r>
         <w:t xml:space="preserve"> </w:t>
       </w:r>
+      <w:proofErr w:type="spellStart"/>
       <w:r>
         <w:t>и</w:t>
       </w:r>
       <w:r>
-        <w:t>нференс и подбор компараблов реализованы как стейтлесс-сервисы за API, что упрощает горизонтальное масштабирование под нагрузкой</w:t>
+        <w:t>нференс</w:t>
+      </w:r>
+      <w:proofErr w:type="spellEnd"/>
+      <w:r>
+        <w:t xml:space="preserve"> и подбор </w:t>
+      </w:r>
+      <w:proofErr w:type="spellStart"/>
+      <w:r>
+        <w:t>компараблов</w:t>
+      </w:r>
+      <w:proofErr w:type="spellEnd"/>
+      <w:r>
+        <w:t xml:space="preserve"> реализованы как </w:t>
+      </w:r>
+      <w:proofErr w:type="spellStart"/>
+      <w:r>
+        <w:t>стейтлесс</w:t>
+      </w:r>
+      <w:proofErr w:type="spellEnd"/>
+      <w:r>
+        <w:t>-сервисы за API, что упрощает горизонтальное масштабирование под нагрузкой</w:t>
       </w:r>
       <w:r>
         <w:t>.</w:t>
@@ -3382,13 +4809,53 @@
         <w:t>-</w:t>
       </w:r>
       <w:r>
-        <w:t>слой (приём запроса), подготовка и геообогащение (нормализация, базовые/расширенные геопризнаки), модуль инференса (прогноз</w:t>
+        <w:t xml:space="preserve">слой (приём запроса), подготовка и </w:t>
+      </w:r>
+      <w:proofErr w:type="spellStart"/>
+      <w:r>
+        <w:t>геообогащение</w:t>
+      </w:r>
+      <w:proofErr w:type="spellEnd"/>
+      <w:r>
+        <w:t xml:space="preserve"> (нормализация, базовые/расширенные </w:t>
+      </w:r>
+      <w:proofErr w:type="spellStart"/>
+      <w:r>
+        <w:t>геопризнаки</w:t>
+      </w:r>
+      <w:proofErr w:type="spellEnd"/>
+      <w:r>
+        <w:t xml:space="preserve">), модуль </w:t>
+      </w:r>
+      <w:proofErr w:type="spellStart"/>
+      <w:r>
+        <w:t>инференса</w:t>
+      </w:r>
+      <w:proofErr w:type="spellEnd"/>
+      <w:r>
+        <w:t xml:space="preserve"> (прогноз</w:t>
       </w:r>
       <w:r>
         <w:t xml:space="preserve"> + </w:t>
       </w:r>
       <w:r>
-        <w:t>объяснения, выбор режима интервала), модуль компараблов (фильтрация и ранжирование по схожести), визуализация и отчёт (карта и PDF/HTML), а также хранилища (витрина признаков и пространственные слои) и мониторинг/логи (качество, версии, время отклика). Компоненты связаны шиной API, что позволяет независимо обновлять модели и данные, не затрагивая интерфейс.</w:t>
+        <w:t xml:space="preserve">объяснения, выбор режима интервала), модуль </w:t>
+      </w:r>
+      <w:proofErr w:type="spellStart"/>
+      <w:r>
+        <w:t>компараблов</w:t>
+      </w:r>
+      <w:proofErr w:type="spellEnd"/>
+      <w:r>
+        <w:t xml:space="preserve"> (фильтрация и ранжирование по схожести), визуализация и отчёт (карта и PDF/HTML), а также хранилища (витрина признаков и пространственные слои) и мониторинг/</w:t>
+      </w:r>
+      <w:proofErr w:type="spellStart"/>
+      <w:r>
+        <w:t>логи</w:t>
+      </w:r>
+      <w:proofErr w:type="spellEnd"/>
+      <w:r>
+        <w:t xml:space="preserve"> (качество, версии, время отклика). Компоненты связаны шиной API, что позволяет независимо обновлять модели и данные, не затрагивая интерфейс.</w:t>
       </w:r>
     </w:p>
     <w:p>
@@ -3415,23 +4882,95 @@
     </w:p>
     <w:p>
       <w:r>
-        <w:t>В аналитическом разделе последовательно уточнены ключевые аспекты построения интеллектуальной системы анализа недвижимости. Сформулированы цели и ограничения решения с позиции технического задания и практических рисков данных: неоднородность входной информации, пространственно-временная зависимость цен, необходимость прозрачных объяснений и корректной оценки неопределённости. Зафиксированы базовые критерии качества: воспроизводимость результатов (версионирование данных и моделей), честность оценки (валидные сплиты по времени и пространству), прикладные метрики прогноза (MAE/MedAE, RMSE на лог-шкале), метрики интервалов (покрытие и средняя ширина), а также эксплуатационные характеристики (время отклика, возможность горизонтального масштабирования).</w:t>
-      </w:r>
-    </w:p>
-    <w:p>
-      <w:r>
-        <w:t>Обоснован выбор методов: градиентные ансамбли для табличных данных с расширенным геопризнаковым описанием, интервал прогноза через квантильный и/или конформный подход, интерпретация результатов с помощью SHAP, модуль подбора сопоставимых объектов по сочетанию геоблизости и сходства атрибутов. Описана методология контроля качества: временное разбиение, пространственная блочная валидация, мониторинг дрейфа и обработка «вне распределения». Закреплён практический стек реализации (управление экспериментами, оптимизация гиперпараметров, витрина признаков и пространственные слои, лёгкий сервис инференса и генерация отчётов), обеспечивающий быстрый цикл «данные → модель → сервис».</w:t>
-      </w:r>
-    </w:p>
-    <w:p>
-      <w:r>
-        <w:t xml:space="preserve">Архитектура решения представлена как модульный конвейер с опциональными ветвями (режим интервала, профиль сделки, уровень геообогащения, канал выдачи). Функциональная логика процесса формализована в нотации IDEF0: от подготовки и обогащения входа – к прогнозу и объяснениям </w:t>
+        <w:t>В аналитическом разделе последовательно уточнены ключевые аспекты построения интеллектуальной системы анализа недвижимости. Сформулированы цели и ограничения решения с позиции технического задания и практических рисков данных: неоднородность входной информации, пространственно-временная зависимость цен, необходимость прозрачных объяснений и корректной оценки неопределённости. Зафиксированы базовые критерии качества: воспроизводимость результатов (</w:t>
+      </w:r>
+      <w:proofErr w:type="spellStart"/>
+      <w:r>
+        <w:t>версионирование</w:t>
+      </w:r>
+      <w:proofErr w:type="spellEnd"/>
+      <w:r>
+        <w:t xml:space="preserve"> данных и моделей), честность оценки (валидные сплиты по времени и пространству), прикладные метрики прогноза (MAE/</w:t>
+      </w:r>
+      <w:proofErr w:type="spellStart"/>
+      <w:r>
+        <w:t>MedAE</w:t>
+      </w:r>
+      <w:proofErr w:type="spellEnd"/>
+      <w:r>
+        <w:t>, RMSE на лог-шкале), метрики интервалов (покрытие и средняя ширина), а также эксплуатационные характеристики (время отклика, возможность горизонтального масштабирования).</w:t>
+      </w:r>
+    </w:p>
+    <w:p>
+      <w:r>
+        <w:t xml:space="preserve">Обоснован выбор методов: градиентные ансамбли для табличных данных с расширенным </w:t>
+      </w:r>
+      <w:proofErr w:type="spellStart"/>
+      <w:r>
+        <w:t>геопризнаковым</w:t>
+      </w:r>
+      <w:proofErr w:type="spellEnd"/>
+      <w:r>
+        <w:t xml:space="preserve"> описанием, интервал прогноза через </w:t>
+      </w:r>
+      <w:proofErr w:type="spellStart"/>
+      <w:r>
+        <w:t>квантильный</w:t>
+      </w:r>
+      <w:proofErr w:type="spellEnd"/>
+      <w:r>
+        <w:t xml:space="preserve"> и/или конформный подход, интерпретация результатов с помощью SHAP, модуль подбора сопоставимых объектов по сочетанию </w:t>
+      </w:r>
+      <w:proofErr w:type="spellStart"/>
+      <w:r>
+        <w:t>геоблизости</w:t>
+      </w:r>
+      <w:proofErr w:type="spellEnd"/>
+      <w:r>
+        <w:t xml:space="preserve"> и сходства атрибутов. Описана методология контроля качества: временное разбиение, пространственная блочная валидация, мониторинг дрейфа и обработка «вне распределения». Закреплён практический стек реализации (управление экспериментами, оптимизация </w:t>
+      </w:r>
+      <w:proofErr w:type="spellStart"/>
+      <w:r>
+        <w:t>гиперпараметров</w:t>
+      </w:r>
+      <w:proofErr w:type="spellEnd"/>
+      <w:r>
+        <w:t xml:space="preserve">, витрина признаков и пространственные слои, лёгкий сервис </w:t>
+      </w:r>
+      <w:proofErr w:type="spellStart"/>
+      <w:r>
+        <w:t>инференса</w:t>
+      </w:r>
+      <w:proofErr w:type="spellEnd"/>
+      <w:r>
+        <w:t xml:space="preserve"> и генерация отчётов), обеспечивающий быстрый цикл «данные → модель → сервис».</w:t>
+      </w:r>
+    </w:p>
+    <w:p>
+      <w:r>
+        <w:t xml:space="preserve">Архитектура решения представлена как модульный конвейер с опциональными ветвями (режим интервала, профиль сделки, уровень </w:t>
+      </w:r>
+      <w:proofErr w:type="spellStart"/>
+      <w:r>
+        <w:t>геообогащения</w:t>
+      </w:r>
+      <w:proofErr w:type="spellEnd"/>
+      <w:r>
+        <w:t xml:space="preserve">, канал выдачи). Функциональная логика процесса формализована в нотации IDEF0: от подготовки и обогащения входа – к прогнозу и объяснениям </w:t>
       </w:r>
       <w:r>
         <w:t>–</w:t>
       </w:r>
       <w:r>
-        <w:t xml:space="preserve"> к формированию результата (компараблы, карта, </w:t>
+        <w:t xml:space="preserve"> к формированию результата (</w:t>
+      </w:r>
+      <w:proofErr w:type="spellStart"/>
+      <w:r>
+        <w:t>компараблы</w:t>
+      </w:r>
+      <w:proofErr w:type="spellEnd"/>
+      <w:r>
+        <w:t xml:space="preserve">, карта, </w:t>
       </w:r>
       <w:r>
         <w:lastRenderedPageBreak/>
@@ -3504,20 +5043,62 @@
         <w:rPr>
           <w:lang w:eastAsia="ru-RU"/>
         </w:rPr>
-        <w:t>В данном разделе представлено детальное описание реализации интеллектуальной системы анализа недвижимости. Рассматриваются программные сущности и их роли в реализации архитектуры: сервис приёма запросов, модуль валидации и геокодирования, генератор признаков, модуль инференса (прогноз + интервальная оценка), подсистема интерпретации (локальные объяснения), модуль подбора сопоставимых объектов, а также компоненты визуализации и формирования отчёта. Показано, как перечисленные модули реализуют описанные бизнес-процессы (IDEF0), какие данные они принимают на вход, какие результаты формируют и как взаимодействуют через API и хранилища.</w:t>
-      </w:r>
-    </w:p>
-    <w:p>
-      <w:pPr>
+        <w:t xml:space="preserve">В данном разделе представлено детальное описание реализации интеллектуальной системы анализа недвижимости. Рассматриваются программные сущности и их роли в реализации архитектуры: сервис приёма запросов, модуль валидации и </w:t>
+      </w:r>
+      <w:proofErr w:type="spellStart"/>
+      <w:r>
         <w:rPr>
           <w:lang w:eastAsia="ru-RU"/>
         </w:rPr>
-      </w:pPr>
+        <w:t>геокодирования</w:t>
+      </w:r>
+      <w:proofErr w:type="spellEnd"/>
       <w:r>
         <w:rPr>
           <w:lang w:eastAsia="ru-RU"/>
         </w:rPr>
-        <w:t>Отдельное внимание уделено качеству и надёжности: приводятся сценарии и результаты тестирования (модульного, интеграционного, системного и нагрузочного, а также ручной приёмки), описывается методика расчёта надёжности программного продукта после финальной сборки. Представлено руководство пользователя с типовыми вариантами использования (use-cases), формами ввода и сообщениями об ошибках/предупреждениях. В завершение раздела приведены фактические показатели работы системы: точность и покрытие интервальных предсказаний, время отклика, требования к ресурсам и объёмам хранилищ, что позволяет оценить соответствие решения требованиям ТЗ и его прикладную ценность.</w:t>
+        <w:t xml:space="preserve">, генератор признаков, модуль </w:t>
+      </w:r>
+      <w:proofErr w:type="spellStart"/>
+      <w:r>
+        <w:rPr>
+          <w:lang w:eastAsia="ru-RU"/>
+        </w:rPr>
+        <w:t>инференса</w:t>
+      </w:r>
+      <w:proofErr w:type="spellEnd"/>
+      <w:r>
+        <w:rPr>
+          <w:lang w:eastAsia="ru-RU"/>
+        </w:rPr>
+        <w:t xml:space="preserve"> (прогноз + интервальная оценка), подсистема интерпретации (локальные объяснения), модуль подбора сопоставимых объектов, а также компоненты визуализации и формирования отчёта. Показано, как перечисленные модули реализуют описанные бизнес-процессы (IDEF0), какие данные они принимают на вход, какие результаты формируют и как взаимодействуют через API и хранилища.</w:t>
+      </w:r>
+    </w:p>
+    <w:p>
+      <w:pPr>
+        <w:rPr>
+          <w:lang w:eastAsia="ru-RU"/>
+        </w:rPr>
+      </w:pPr>
+      <w:r>
+        <w:rPr>
+          <w:lang w:eastAsia="ru-RU"/>
+        </w:rPr>
+        <w:t>Отдельное внимание уделено качеству и надёжности: приводятся сценарии и результаты тестирования (модульного, интеграционного, системного и нагрузочного, а также ручной приёмки), описывается методика расчёта надёжности программного продукта после финальной сборки. Представлено руководство пользователя с типовыми вариантами использования (</w:t>
+      </w:r>
+      <w:proofErr w:type="spellStart"/>
+      <w:r>
+        <w:rPr>
+          <w:lang w:eastAsia="ru-RU"/>
+        </w:rPr>
+        <w:t>use-cases</w:t>
+      </w:r>
+      <w:proofErr w:type="spellEnd"/>
+      <w:r>
+        <w:rPr>
+          <w:lang w:eastAsia="ru-RU"/>
+        </w:rPr>
+        <w:t>), формами ввода и сообщениями об ошибках/предупреждениях. В завершение раздела приведены фактические показатели работы системы: точность и покрытие интервальных предсказаний, время отклика, требования к ресурсам и объёмам хранилищ, что позволяет оценить соответствие решения требованиям ТЗ и его прикладную ценность.</w:t>
       </w:r>
     </w:p>
     <w:p>
@@ -3546,7 +5127,23 @@
     </w:p>
     <w:p>
       <w:r>
-        <w:t xml:space="preserve">Для обучения моделей был сформирован собственный датасет на основе публичных объявлений о аренде жилья и открытых геоданных (улично-дорожная сеть, объекты инфраструктуры). Сбор осуществлялся в учебных </w:t>
+        <w:t xml:space="preserve">Для обучения моделей был сформирован собственный </w:t>
+      </w:r>
+      <w:proofErr w:type="spellStart"/>
+      <w:r>
+        <w:t>датасет</w:t>
+      </w:r>
+      <w:proofErr w:type="spellEnd"/>
+      <w:r>
+        <w:t xml:space="preserve"> на основе публичных объявлений о аренде жилья и открытых </w:t>
+      </w:r>
+      <w:proofErr w:type="spellStart"/>
+      <w:r>
+        <w:t>геоданных</w:t>
+      </w:r>
+      <w:proofErr w:type="spellEnd"/>
+      <w:r>
+        <w:t xml:space="preserve"> (улично-дорожная сеть, объекты инфраструктуры). Сбор осуществлялся в учебных </w:t>
       </w:r>
       <w:r>
         <w:lastRenderedPageBreak/>
@@ -3563,6 +5160,7 @@
       <w:r>
         <w:t xml:space="preserve">Был разработан скрипт агрегации и конвертации выгрузок/страниц в унифицированную схему: </w:t>
       </w:r>
+      <w:proofErr w:type="spellStart"/>
       <w:r>
         <w:rPr>
           <w:rStyle w:val="HTML"/>
@@ -3572,6 +5170,7 @@
         </w:rPr>
         <w:t>listing_id</w:t>
       </w:r>
+      <w:proofErr w:type="spellEnd"/>
       <w:r>
         <w:t>, тип сделки (аренда), валюта и цена, адрес/координаты (если есть), площадь(и), комнаты, этаж/этажность, тип/материал дома, состояние/ремонт, дата публикации/обновления, текст описания. На этапе нормализации выполнялось:</w:t>
       </w:r>
@@ -3596,13 +5195,26 @@
       <w:pPr>
         <w:pStyle w:val="20"/>
       </w:pPr>
-      <w:r>
-        <w:t>парсинг площадей (общая/жилая/кухня), аккуратная работа с единицами измерения.</w:t>
-      </w:r>
-    </w:p>
-    <w:p>
-      <w:r>
-        <w:t>Адреса преобразовывались в координаты с кэшированием результатов. На основе координат рассчитывались базовые геопризнаки:</w:t>
+      <w:proofErr w:type="spellStart"/>
+      <w:r>
+        <w:t>парсинг</w:t>
+      </w:r>
+      <w:proofErr w:type="spellEnd"/>
+      <w:r>
+        <w:t xml:space="preserve"> площадей (общая/жилая/кухня), аккуратная работа с единицами измерения.</w:t>
+      </w:r>
+    </w:p>
+    <w:p>
+      <w:r>
+        <w:t xml:space="preserve">Адреса преобразовывались в координаты с кэшированием результатов. На основе координат рассчитывались базовые </w:t>
+      </w:r>
+      <w:proofErr w:type="spellStart"/>
+      <w:r>
+        <w:t>геопризнаки</w:t>
+      </w:r>
+      <w:proofErr w:type="spellEnd"/>
+      <w:r>
+        <w:t>:</w:t>
       </w:r>
     </w:p>
     <w:p>
@@ -3626,7 +5238,15 @@
         <w:pStyle w:val="20"/>
       </w:pPr>
       <w:r>
-        <w:t>показатели окружения по ячейке/району: медианы цен, плотность объявлений, доля квартир разных классов/комнатности, «темп» изменения цены за недавний период.</w:t>
+        <w:t>показатели окружения по ячейке/району: медианы цен, плотность объявлений, доля квартир разных классов/</w:t>
+      </w:r>
+      <w:proofErr w:type="spellStart"/>
+      <w:r>
+        <w:t>комнатности</w:t>
+      </w:r>
+      <w:proofErr w:type="spellEnd"/>
+      <w:r>
+        <w:t>, «темп» изменения цены за недавний период.</w:t>
       </w:r>
     </w:p>
     <w:p>
@@ -3634,7 +5254,23 @@
         <w:pStyle w:val="20"/>
       </w:pPr>
       <w:r>
-        <w:t>Для хранения пространственных слоёв использовался PostGIS; агрегаты по H3 формировались партиями и версионировались.</w:t>
+        <w:t xml:space="preserve">Для хранения пространственных слоёв использовался </w:t>
+      </w:r>
+      <w:proofErr w:type="spellStart"/>
+      <w:r>
+        <w:t>PostGIS</w:t>
+      </w:r>
+      <w:proofErr w:type="spellEnd"/>
+      <w:r>
+        <w:t xml:space="preserve">; агрегаты по H3 формировались партиями и </w:t>
+      </w:r>
+      <w:proofErr w:type="spellStart"/>
+      <w:r>
+        <w:t>версионировались</w:t>
+      </w:r>
+      <w:proofErr w:type="spellEnd"/>
+      <w:r>
+        <w:t>.</w:t>
       </w:r>
     </w:p>
     <w:p>
@@ -3671,8 +5307,13 @@
       <w:pPr>
         <w:pStyle w:val="20"/>
       </w:pPr>
-      <w:r>
-        <w:t>геопризнаки (H3, расстояния/доступность, агрегаты рынка);</w:t>
+      <w:proofErr w:type="spellStart"/>
+      <w:r>
+        <w:t>геопризнаки</w:t>
+      </w:r>
+      <w:proofErr w:type="spellEnd"/>
+      <w:r>
+        <w:t xml:space="preserve"> (H3, расстояния/доступность, агрегаты рынка);</w:t>
       </w:r>
     </w:p>
     <w:p>
@@ -3694,7 +5335,13 @@
         <w:pStyle w:val="20"/>
       </w:pPr>
       <w:r>
-        <w:t>временное разбиение: обучение на прошлых периодах, тест — на более поздних публикациях;</w:t>
+        <w:t xml:space="preserve">временное разбиение: обучение на прошлых периодах, тест </w:t>
+      </w:r>
+      <w:r>
+        <w:t xml:space="preserve">– </w:t>
+      </w:r>
+      <w:r>
+        <w:t>на более поздних публикациях;</w:t>
       </w:r>
     </w:p>
     <w:p>
@@ -3707,18 +5354,20 @@
     </w:p>
     <w:p>
       <w:r>
-        <w:t xml:space="preserve">Фиксировались состав фичей, пороги фильтрации и даты сплитов </w:t>
-      </w:r>
-      <w:r>
-        <w:t>–</w:t>
-      </w:r>
-      <w:r>
-        <w:t xml:space="preserve"> для воспроизводимости экспериментов.</w:t>
-      </w:r>
-    </w:p>
-    <w:p>
-      <w:r>
-        <w:t>Перед экспортом в витрину выполнялось профилирование: доли пропусков, распределения ключевых полей, частота дублей после дедупликации, разметка редких категорий. Для «проблемных» записей формировались отчётные выборки на ручную проверку.</w:t>
+        <w:t>Фиксировались состав фичей, пороги фильтрации и даты сплитов – для воспроизводимости экспериментов.</w:t>
+      </w:r>
+    </w:p>
+    <w:p>
+      <w:r>
+        <w:t xml:space="preserve">Перед экспортом в витрину выполнялось профилирование: доли пропусков, распределения ключевых полей, частота дублей после </w:t>
+      </w:r>
+      <w:proofErr w:type="spellStart"/>
+      <w:r>
+        <w:t>дедупликации</w:t>
+      </w:r>
+      <w:proofErr w:type="spellEnd"/>
+      <w:r>
+        <w:t>, разметка редких категорий. Для «проблемных» записей формировались отчётные выборки на ручную проверку.</w:t>
       </w:r>
     </w:p>
     <w:p>
@@ -3745,47 +5394,93 @@
         </w:rPr>
         <w:t>/</w:t>
       </w:r>
+      <w:proofErr w:type="spellStart"/>
       <w:r>
         <w:rPr>
           <w:lang w:val="en-US"/>
         </w:rPr>
-        <w:t xml:space="preserve">train.parquet, </w:t>
-      </w:r>
+        <w:t>train.parquet</w:t>
+      </w:r>
+      <w:proofErr w:type="spellEnd"/>
       <w:r>
         <w:rPr>
           <w:lang w:val="en-US"/>
         </w:rPr>
+        <w:t xml:space="preserve">, </w:t>
+      </w:r>
+      <w:r>
+        <w:rPr>
+          <w:lang w:val="en-US"/>
+        </w:rPr>
         <w:t>splits/</w:t>
       </w:r>
+      <w:proofErr w:type="spellStart"/>
       <w:r>
         <w:rPr>
           <w:lang w:val="en-US"/>
         </w:rPr>
-        <w:t xml:space="preserve">valid.parquet, </w:t>
-      </w:r>
+        <w:t>valid.parquet</w:t>
+      </w:r>
+      <w:proofErr w:type="spellEnd"/>
       <w:r>
         <w:rPr>
           <w:lang w:val="en-US"/>
         </w:rPr>
+        <w:t xml:space="preserve">, </w:t>
+      </w:r>
+      <w:r>
+        <w:rPr>
+          <w:lang w:val="en-US"/>
+        </w:rPr>
         <w:t>splits/</w:t>
       </w:r>
+      <w:proofErr w:type="spellStart"/>
       <w:r>
         <w:rPr>
           <w:lang w:val="en-US"/>
         </w:rPr>
-        <w:t xml:space="preserve">test.parquet </w:t>
-      </w:r>
+        <w:t>test.parquet</w:t>
+      </w:r>
+      <w:proofErr w:type="spellEnd"/>
       <w:r>
         <w:rPr>
           <w:lang w:val="en-US"/>
         </w:rPr>
+        <w:t xml:space="preserve"> </w:t>
+      </w:r>
+      <w:r>
+        <w:rPr>
+          <w:lang w:val="en-US"/>
+        </w:rPr>
         <w:t xml:space="preserve">– </w:t>
       </w:r>
+      <w:proofErr w:type="spellStart"/>
       <w:r>
         <w:rPr>
           <w:lang w:val="en-US"/>
         </w:rPr>
-        <w:t>витрина признаков;</w:t>
+        <w:t>витрина</w:t>
+      </w:r>
+      <w:proofErr w:type="spellEnd"/>
+      <w:r>
+        <w:rPr>
+          <w:lang w:val="en-US"/>
+        </w:rPr>
+        <w:t xml:space="preserve"> </w:t>
+      </w:r>
+      <w:proofErr w:type="spellStart"/>
+      <w:r>
+        <w:rPr>
+          <w:lang w:val="en-US"/>
+        </w:rPr>
+        <w:t>признаков</w:t>
+      </w:r>
+      <w:proofErr w:type="spellEnd"/>
+      <w:r>
+        <w:rPr>
+          <w:lang w:val="en-US"/>
+        </w:rPr>
+        <w:t>;</w:t>
       </w:r>
     </w:p>
     <w:p>
@@ -3795,6 +5490,7 @@
           <w:lang w:val="en-US"/>
         </w:rPr>
       </w:pPr>
+      <w:proofErr w:type="spellStart"/>
       <w:r>
         <w:rPr>
           <w:lang w:val="en-US"/>
@@ -3807,6 +5503,7 @@
         </w:rPr>
         <w:t>_</w:t>
       </w:r>
+      <w:proofErr w:type="gramStart"/>
       <w:r>
         <w:rPr>
           <w:lang w:val="en-US"/>
@@ -3825,6 +5522,8 @@
         </w:rPr>
         <w:t>parquet</w:t>
       </w:r>
+      <w:proofErr w:type="spellEnd"/>
+      <w:proofErr w:type="gramEnd"/>
       <w:r>
         <w:rPr>
           <w:lang w:val="en-US"/>
@@ -3863,7 +5562,23 @@
     </w:p>
     <w:p>
       <w:r>
-        <w:t>Такой конвейер «сбор → очистка → геокодирование → геообогащение → витрина → сплиты» обеспечивает воспроизводимость обучения, сопоставимость экспериментов и соответствие требованиям ТЗ к данным и процессу их подготовки.</w:t>
+        <w:t xml:space="preserve">Такой конвейер «сбор → очистка → </w:t>
+      </w:r>
+      <w:proofErr w:type="spellStart"/>
+      <w:r>
+        <w:t>геокодирование</w:t>
+      </w:r>
+      <w:proofErr w:type="spellEnd"/>
+      <w:r>
+        <w:t xml:space="preserve"> → </w:t>
+      </w:r>
+      <w:proofErr w:type="spellStart"/>
+      <w:r>
+        <w:t>геообогащение</w:t>
+      </w:r>
+      <w:proofErr w:type="spellEnd"/>
+      <w:r>
+        <w:t xml:space="preserve"> → витрина → сплиты» обеспечивает воспроизводимость обучения, сопоставимость экспериментов и соответствие требованиям ТЗ к данным и процессу их подготовки.</w:t>
       </w:r>
     </w:p>
     <w:p>
@@ -3871,6 +5586,9 @@
         <w:pStyle w:val="23"/>
       </w:pPr>
       <w:r>
+        <w:t xml:space="preserve"> </w:t>
+      </w:r>
+      <w:r>
         <w:t>Обучение нейронной сети</w:t>
       </w:r>
     </w:p>
@@ -3886,6 +5604,332 @@
       </w:r>
       <w:r>
         <w:t xml:space="preserve"> были обучены две линии моделей:</w:t>
+      </w:r>
+    </w:p>
+    <w:p>
+      <w:pPr>
+        <w:pStyle w:val="22"/>
+        <w:numPr>
+          <w:ilvl w:val="0"/>
+          <w:numId w:val="59"/>
+        </w:numPr>
+        <w:ind w:left="1276" w:hanging="567"/>
+      </w:pPr>
+      <w:r>
+        <w:lastRenderedPageBreak/>
+        <w:t>б</w:t>
+      </w:r>
+      <w:r>
+        <w:t>азовая</w:t>
+      </w:r>
+      <w:r>
+        <w:t xml:space="preserve"> – </w:t>
+      </w:r>
+      <w:r>
+        <w:t xml:space="preserve">градиентный </w:t>
+      </w:r>
+      <w:proofErr w:type="spellStart"/>
+      <w:r>
+        <w:t>бустинг</w:t>
+      </w:r>
+      <w:proofErr w:type="spellEnd"/>
+      <w:r>
+        <w:t xml:space="preserve"> по деревьям решений (</w:t>
+      </w:r>
+      <w:proofErr w:type="spellStart"/>
+      <w:r>
+        <w:t>LightGBM</w:t>
+      </w:r>
+      <w:proofErr w:type="spellEnd"/>
+      <w:r>
+        <w:t>/</w:t>
+      </w:r>
+      <w:proofErr w:type="spellStart"/>
+      <w:r>
+        <w:t>CatBoost</w:t>
+      </w:r>
+      <w:proofErr w:type="spellEnd"/>
+      <w:r>
+        <w:t>) как эталон для сравнения качества и объяснимости;</w:t>
+      </w:r>
+    </w:p>
+    <w:p>
+      <w:pPr>
+        <w:pStyle w:val="22"/>
+        <w:numPr>
+          <w:ilvl w:val="0"/>
+          <w:numId w:val="59"/>
+        </w:numPr>
+        <w:ind w:left="1276" w:hanging="567"/>
+      </w:pPr>
+      <w:r>
+        <w:t xml:space="preserve">основная </w:t>
+      </w:r>
+      <w:proofErr w:type="gramStart"/>
+      <w:r>
+        <w:t xml:space="preserve">– </w:t>
+      </w:r>
+      <w:r>
+        <w:t xml:space="preserve"> табличная</w:t>
+      </w:r>
+      <w:proofErr w:type="gramEnd"/>
+      <w:r>
+        <w:t xml:space="preserve"> нейронная сеть (MLP), настроенная под витрину признаков и поддерживающая формирование доверительных интервалов.</w:t>
+      </w:r>
+    </w:p>
+    <w:p>
+      <w:r>
+        <w:t xml:space="preserve">Ниже описаны архитектура, подготовка признаков к обучению, схема разбиений данных, режимы формирования интервалов, метрики, подбор </w:t>
+      </w:r>
+      <w:proofErr w:type="spellStart"/>
+      <w:r>
+        <w:t>гиперпараметров</w:t>
+      </w:r>
+      <w:proofErr w:type="spellEnd"/>
+      <w:r>
+        <w:t xml:space="preserve"> и сохраняемые артефакты. </w:t>
+      </w:r>
+    </w:p>
+    <w:p>
+      <w:r>
+        <w:t xml:space="preserve">Градиентный </w:t>
+      </w:r>
+      <w:proofErr w:type="spellStart"/>
+      <w:r>
+        <w:t>бустинг</w:t>
+      </w:r>
+      <w:proofErr w:type="spellEnd"/>
+      <w:r>
+        <w:t xml:space="preserve"> (</w:t>
+      </w:r>
+      <w:proofErr w:type="spellStart"/>
+      <w:r>
+        <w:t>baseline</w:t>
+      </w:r>
+      <w:proofErr w:type="spellEnd"/>
+      <w:r>
+        <w:t>) использовался как точка отсчёта благодаря устойчивости на табличных данных с числовыми/категориальными/</w:t>
+      </w:r>
+      <w:proofErr w:type="spellStart"/>
+      <w:r>
+        <w:t>геопространственными</w:t>
+      </w:r>
+      <w:proofErr w:type="spellEnd"/>
+      <w:r>
+        <w:t xml:space="preserve"> признаками, высокой скорости </w:t>
+      </w:r>
+      <w:proofErr w:type="spellStart"/>
+      <w:r>
+        <w:t>инференса</w:t>
+      </w:r>
+      <w:proofErr w:type="spellEnd"/>
+      <w:r>
+        <w:t xml:space="preserve"> и нативной поддержке </w:t>
+      </w:r>
+      <w:proofErr w:type="spellStart"/>
+      <w:r>
+        <w:t>квантильной</w:t>
+      </w:r>
+      <w:proofErr w:type="spellEnd"/>
+      <w:r>
+        <w:t xml:space="preserve"> регрессии. Для </w:t>
+      </w:r>
+      <w:proofErr w:type="spellStart"/>
+      <w:r>
+        <w:t>CatBoost</w:t>
+      </w:r>
+      <w:proofErr w:type="spellEnd"/>
+      <w:r>
+        <w:t xml:space="preserve"> – встроенное кодирование категорий и </w:t>
+      </w:r>
+      <w:proofErr w:type="spellStart"/>
+      <w:r>
+        <w:t>ordered</w:t>
+      </w:r>
+      <w:proofErr w:type="spellEnd"/>
+      <w:r>
+        <w:t xml:space="preserve"> </w:t>
+      </w:r>
+      <w:proofErr w:type="spellStart"/>
+      <w:r>
+        <w:t>boosting</w:t>
+      </w:r>
+      <w:proofErr w:type="spellEnd"/>
+      <w:r>
+        <w:t xml:space="preserve">, для </w:t>
+      </w:r>
+      <w:proofErr w:type="spellStart"/>
+      <w:r>
+        <w:t>LightGBM</w:t>
+      </w:r>
+      <w:proofErr w:type="spellEnd"/>
+      <w:r>
+        <w:t xml:space="preserve"> – гистограммный алгоритм и быстрый подбор глубины/листов. </w:t>
+      </w:r>
+      <w:proofErr w:type="spellStart"/>
+      <w:r>
+        <w:t>Бустинг</w:t>
+      </w:r>
+      <w:proofErr w:type="spellEnd"/>
+      <w:r>
+        <w:t xml:space="preserve"> применялся как:</w:t>
+      </w:r>
+    </w:p>
+    <w:p>
+      <w:pPr>
+        <w:pStyle w:val="20"/>
+      </w:pPr>
+      <w:r>
+        <w:t>модель точечного прогноза медианы (по лог-</w:t>
+      </w:r>
+      <w:proofErr w:type="spellStart"/>
+      <w:r>
+        <w:t>таргету</w:t>
+      </w:r>
+      <w:proofErr w:type="spellEnd"/>
+      <w:r>
+        <w:t>),</w:t>
+      </w:r>
+    </w:p>
+    <w:p>
+      <w:pPr>
+        <w:pStyle w:val="20"/>
+      </w:pPr>
+      <w:r>
+        <w:t xml:space="preserve">модель </w:t>
+      </w:r>
+      <w:proofErr w:type="spellStart"/>
+      <w:r>
+        <w:t>квантильной</w:t>
+      </w:r>
+      <w:proofErr w:type="spellEnd"/>
+      <w:r>
+        <w:t xml:space="preserve"> регрессии (нижний/верхний квантили</w:t>
+      </w:r>
+      <w:r>
+        <w:t xml:space="preserve"> </w:t>
+      </w:r>
+      <w:r>
+        <w:t>τ=0.1/0.9</w:t>
+      </w:r>
+      <w:r>
+        <w:t>) для формирования интервалов</w:t>
+      </w:r>
+    </w:p>
+    <w:p>
+      <w:r>
+        <w:t xml:space="preserve">Нейронная сеть (MLP) – лёгкая </w:t>
+      </w:r>
+      <w:proofErr w:type="spellStart"/>
+      <w:r>
+        <w:t>полносвязная</w:t>
+      </w:r>
+      <w:proofErr w:type="spellEnd"/>
+      <w:r>
+        <w:t xml:space="preserve"> архитектура для табличных данных: вход – конкатенация нормализованных числовых признаков и закодированных категориальных; «спинка» сети – 2–4 </w:t>
+      </w:r>
+      <w:proofErr w:type="spellStart"/>
+      <w:r>
+        <w:t>полносвязных</w:t>
+      </w:r>
+      <w:proofErr w:type="spellEnd"/>
+      <w:r>
+        <w:t xml:space="preserve"> слоя с </w:t>
+      </w:r>
+      <w:proofErr w:type="spellStart"/>
+      <w:r>
+        <w:t>BatchNorm</w:t>
+      </w:r>
+      <w:proofErr w:type="spellEnd"/>
+      <w:r>
+        <w:t xml:space="preserve"> и </w:t>
+      </w:r>
+      <w:proofErr w:type="spellStart"/>
+      <w:r>
+        <w:t>Dropout</w:t>
+      </w:r>
+      <w:proofErr w:type="spellEnd"/>
+      <w:r>
+        <w:t xml:space="preserve">; активации – </w:t>
+      </w:r>
+      <w:proofErr w:type="spellStart"/>
+      <w:r>
+        <w:t>ReLU</w:t>
+      </w:r>
+      <w:proofErr w:type="spellEnd"/>
+      <w:r>
+        <w:t>/</w:t>
+      </w:r>
+      <w:proofErr w:type="spellStart"/>
+      <w:r>
+        <w:t>SiLU</w:t>
+      </w:r>
+      <w:proofErr w:type="spellEnd"/>
+      <w:r>
+        <w:t>. Выходной блок реализован в двух вариантах:</w:t>
+      </w:r>
+    </w:p>
+    <w:p>
+      <w:pPr>
+        <w:pStyle w:val="20"/>
+      </w:pPr>
+      <w:r>
+        <w:t>многоцелевой “</w:t>
+      </w:r>
+      <w:proofErr w:type="spellStart"/>
+      <w:r>
+        <w:t>квантильный</w:t>
+      </w:r>
+      <w:proofErr w:type="spellEnd"/>
+      <w:r>
+        <w:t xml:space="preserve">” выход: три головы для </w:t>
+      </w:r>
+    </w:p>
+    <w:p>
+      <w:pPr>
+        <w:pStyle w:val="20"/>
+      </w:pPr>
+      <w:r>
+        <w:t>τ=0.1 / 0.5 / 0.9 (нижний, медианный, верхний прогноз в лог-шкале),</w:t>
+      </w:r>
+    </w:p>
+    <w:p>
+      <w:pPr>
+        <w:pStyle w:val="20"/>
+      </w:pPr>
+      <w:r>
+        <w:t>точечный выход + конформная калибровка: одна голова даёт медиану, а интервалы формируются на отдельной калибровочной выборке (см. ниже).</w:t>
+      </w:r>
+    </w:p>
+    <w:p>
+      <w:r>
+        <w:lastRenderedPageBreak/>
+        <w:t xml:space="preserve">Выбор между вариантами фиксировался по валидации: при приоритете стабильного покрытия </w:t>
+      </w:r>
+      <w:r>
+        <w:t xml:space="preserve">– </w:t>
+      </w:r>
+      <w:r>
+        <w:t>конформная калибровка; при приоритете скорости</w:t>
+      </w:r>
+      <w:r>
+        <w:t xml:space="preserve"> –</w:t>
+      </w:r>
+      <w:proofErr w:type="spellStart"/>
+      <w:r>
+        <w:t>квантильные</w:t>
+      </w:r>
+      <w:proofErr w:type="spellEnd"/>
+      <w:r>
+        <w:t xml:space="preserve"> головы.</w:t>
+      </w:r>
+    </w:p>
+    <w:p>
+      <w:r>
+        <w:t>Режим формирования доверительных интервалов</w:t>
+      </w:r>
+      <w:r>
+        <w:t>:</w:t>
       </w:r>
     </w:p>
     <w:p>
@@ -3897,18 +5941,49 @@
         </w:numPr>
         <w:ind w:left="1276" w:hanging="567"/>
       </w:pPr>
-      <w:r>
-        <w:lastRenderedPageBreak/>
-        <w:t>б</w:t>
-      </w:r>
-      <w:r>
-        <w:t>азовая</w:t>
-      </w:r>
-      <w:r>
-        <w:t xml:space="preserve"> – </w:t>
-      </w:r>
-      <w:r>
-        <w:t>градиентный бустинг по деревьям решений (LightGBM/CatBoost) как эталон для сравнения качества и объяснимости;</w:t>
+      <w:proofErr w:type="spellStart"/>
+      <w:r>
+        <w:t>Квантильная</w:t>
+      </w:r>
+      <w:proofErr w:type="spellEnd"/>
+      <w:r>
+        <w:t xml:space="preserve"> регрессия. В </w:t>
+      </w:r>
+      <w:proofErr w:type="spellStart"/>
+      <w:r>
+        <w:t>бустинге</w:t>
+      </w:r>
+      <w:proofErr w:type="spellEnd"/>
+      <w:r>
+        <w:t xml:space="preserve"> </w:t>
+      </w:r>
+      <w:r>
+        <w:t>–</w:t>
+      </w:r>
+      <w:r>
+        <w:t xml:space="preserve"> отдельные модели/режимы для нижнего и верхнего квантиля; в MLP </w:t>
+      </w:r>
+      <w:r>
+        <w:t>–</w:t>
+      </w:r>
+      <w:r>
+        <w:t xml:space="preserve"> многоцелевой выход с </w:t>
+      </w:r>
+      <w:proofErr w:type="spellStart"/>
+      <w:r>
+        <w:t>quantile</w:t>
+      </w:r>
+      <w:proofErr w:type="spellEnd"/>
+      <w:r>
+        <w:t xml:space="preserve"> </w:t>
+      </w:r>
+      <w:proofErr w:type="spellStart"/>
+      <w:r>
+        <w:t>loss</w:t>
+      </w:r>
+      <w:proofErr w:type="spellEnd"/>
+      <w:r>
+        <w:t>. Интервал формируется как [нижний, верхний] в лог-шкале с последующим обратным преобразованием.</w:t>
       </w:r>
     </w:p>
     <w:p>
@@ -3921,139 +5996,45 @@
         <w:ind w:left="1276" w:hanging="567"/>
       </w:pPr>
       <w:r>
-        <w:t xml:space="preserve">основная </w:t>
-      </w:r>
-      <w:r>
-        <w:t xml:space="preserve">– </w:t>
-      </w:r>
-      <w:r>
-        <w:t xml:space="preserve"> табличная нейронная сеть (MLP), настроенная под витрину признаков и поддерживающая формирование доверительных интервалов.</w:t>
-      </w:r>
-    </w:p>
-    <w:p>
-      <w:r>
-        <w:t xml:space="preserve">Ниже описаны архитектура, подготовка признаков к обучению, схема разбиений данных, режимы формирования интервалов, метрики, подбор гиперпараметров и сохраняемые артефакты. </w:t>
-      </w:r>
-    </w:p>
-    <w:p>
-      <w:r>
-        <w:t>Градиентный бустинг (baseline)</w:t>
-      </w:r>
-      <w:r>
-        <w:t xml:space="preserve"> и</w:t>
-      </w:r>
-      <w:r>
-        <w:t xml:space="preserve">спользовался как точка отсчёта благодаря устойчивости на табличных данных с числовыми/категориальными/геопространственными признаками, высокой скорости инференса и нативной поддержке квантильной регрессии. Для CatBoost </w:t>
-      </w:r>
-      <w:r>
-        <w:t>–</w:t>
-      </w:r>
-      <w:r>
-        <w:t xml:space="preserve"> встроенное кодирование категорий и ordered boosting, для LightGBM </w:t>
-      </w:r>
-      <w:r>
-        <w:t>–</w:t>
-      </w:r>
-      <w:r>
-        <w:t xml:space="preserve"> гистограммный алгоритм и быстрый подбор глубины/листов. Бустинг применялся как:</w:t>
-      </w:r>
-    </w:p>
-    <w:p>
-      <w:pPr>
-        <w:pStyle w:val="20"/>
-      </w:pPr>
-      <w:r>
-        <w:t>модель точечного прогноза медианы (по лог-таргету),</w:t>
-      </w:r>
-    </w:p>
-    <w:p>
-      <w:pPr>
-        <w:pStyle w:val="20"/>
-      </w:pPr>
-      <w:r>
-        <w:t>модель квантильной регрессии (нижний/верхний квантили) для формирования интервалов</w:t>
-      </w:r>
-    </w:p>
-    <w:p>
-      <w:r>
-        <w:t>Нейронная сеть (MLP)</w:t>
-      </w:r>
-      <w:r>
-        <w:t xml:space="preserve"> – л</w:t>
-      </w:r>
-      <w:r>
-        <w:t>ёгкая полносвязная архитектура для табличных данных: вход</w:t>
-      </w:r>
-      <w:r>
-        <w:t xml:space="preserve"> –</w:t>
-      </w:r>
-      <w:r>
-        <w:t xml:space="preserve"> конкатенация нормализованных числовых признаков и закодированных категориальных; «спинка» сети</w:t>
-      </w:r>
-      <w:r>
-        <w:t xml:space="preserve"> –</w:t>
-      </w:r>
-      <w:r>
-        <w:t xml:space="preserve"> 2–4 полносвязных слоя с BatchNorm и Dropout; активации</w:t>
-      </w:r>
-      <w:r>
-        <w:t xml:space="preserve"> –</w:t>
-      </w:r>
-      <w:r>
-        <w:t xml:space="preserve"> ReLU/SiLU. Выходной блок реализован в двух вариантах:</w:t>
-      </w:r>
-    </w:p>
-    <w:p>
-      <w:pPr>
-        <w:pStyle w:val="20"/>
-      </w:pPr>
-      <w:r>
-        <w:t xml:space="preserve">многоцелевой “квантильный” выход: три головы для </w:t>
-      </w:r>
-    </w:p>
-    <w:p>
-      <w:pPr>
-        <w:pStyle w:val="20"/>
-      </w:pPr>
-      <w:r>
-        <w:t>τ</w:t>
-      </w:r>
-      <w:r>
-        <w:t>=</w:t>
-      </w:r>
-      <w:r>
-        <w:t>0.1 / 0.5 / 0.9 (нижний, медианный, верхний прогноз в лог-шкале),</w:t>
-      </w:r>
-    </w:p>
-    <w:p>
-      <w:pPr>
-        <w:pStyle w:val="20"/>
-      </w:pPr>
-      <w:r>
-        <w:t>точечный выход + конформная калибровка: одна голова даёт медиану, а интервалы формируются на отдельной калибровочной выборке (см. ниже).</w:t>
-      </w:r>
-    </w:p>
-    <w:p>
-      <w:r>
-        <w:lastRenderedPageBreak/>
-        <w:t xml:space="preserve">Выбор между вариантами фиксировался по валидации: при приоритете стабильного покрытия </w:t>
-      </w:r>
-      <w:r>
-        <w:t xml:space="preserve">– </w:t>
-      </w:r>
-      <w:r>
-        <w:t>конформная калибровка; при приоритете скорости</w:t>
-      </w:r>
-      <w:r>
-        <w:t xml:space="preserve"> –</w:t>
-      </w:r>
-      <w:r>
-        <w:t>квантильные головы.</w:t>
-      </w:r>
-    </w:p>
-    <w:p>
-      <w:r>
-        <w:t>Режим формирования доверительных интервалов</w:t>
+        <w:t>К</w:t>
+      </w:r>
+      <w:r>
+        <w:t>онформная калибровка (</w:t>
+      </w:r>
+      <w:proofErr w:type="spellStart"/>
+      <w:r>
+        <w:t>split</w:t>
+      </w:r>
+      <w:proofErr w:type="spellEnd"/>
+      <w:r>
+        <w:t xml:space="preserve"> </w:t>
+      </w:r>
+      <w:proofErr w:type="spellStart"/>
+      <w:r>
+        <w:t>conformal</w:t>
+      </w:r>
+      <w:proofErr w:type="spellEnd"/>
+      <w:r>
+        <w:t xml:space="preserve">). </w:t>
+      </w:r>
+      <w:r>
+        <w:t xml:space="preserve">На калибровочной части измеряется распределение остатков в лог-шкале; по заданному уровню покрытия (90%) вычисляется поправка ширины интервала. Применимо как к </w:t>
+      </w:r>
+      <w:proofErr w:type="spellStart"/>
+      <w:r>
+        <w:t>бустингу</w:t>
+      </w:r>
+      <w:proofErr w:type="spellEnd"/>
+      <w:r>
+        <w:t xml:space="preserve"> (точечная модель), так и к MLP</w:t>
+      </w:r>
+      <w:r>
+        <w:t>.</w:t>
+      </w:r>
+    </w:p>
+    <w:p>
+      <w:r>
+        <w:t>Функции потерь</w:t>
       </w:r>
       <w:r>
         <w:t>:</w:t>
@@ -4069,19 +6050,18 @@
         <w:ind w:left="1276" w:hanging="567"/>
       </w:pPr>
       <w:r>
-        <w:t xml:space="preserve">Квантильная регрессия. В бустинге </w:t>
-      </w:r>
-      <w:r>
-        <w:t>–</w:t>
-      </w:r>
-      <w:r>
-        <w:t xml:space="preserve"> отдельные модели/режимы для нижнего и верхнего квантиля; в MLP </w:t>
-      </w:r>
-      <w:r>
-        <w:t>–</w:t>
-      </w:r>
-      <w:r>
-        <w:t xml:space="preserve"> многоцелевой выход с quantile loss. Интервал формируется как [нижний, верхний] в лог-шкале с последующим обратным преобразованием.</w:t>
+        <w:t>Т</w:t>
+      </w:r>
+      <w:r>
+        <w:t>очечный прогноз: MSE по лог-</w:t>
+      </w:r>
+      <w:proofErr w:type="spellStart"/>
+      <w:r>
+        <w:t>таргету</w:t>
+      </w:r>
+      <w:proofErr w:type="spellEnd"/>
+      <w:r>
+        <w:t>.</w:t>
       </w:r>
     </w:p>
     <w:p>
@@ -4093,17 +6073,140 @@
         </w:numPr>
         <w:ind w:left="1276" w:hanging="567"/>
       </w:pPr>
-      <w:r>
-        <w:t>К</w:t>
-      </w:r>
-      <w:r>
-        <w:t>онформная калибровка (split conformal). На калибровочной части измеряется распределение остатков; по заданному уровню покрытия вычисляется поправка ширины интервала. Применимо как к бустингу (точечная модель), так и к MLP.</w:t>
-      </w:r>
-    </w:p>
-    <w:p>
-      <w:r>
-        <w:t>Функции потерь и метрики</w:t>
-      </w:r>
+      <w:proofErr w:type="spellStart"/>
+      <w:r>
+        <w:t>Квантильные</w:t>
+      </w:r>
+      <w:proofErr w:type="spellEnd"/>
+      <w:r>
+        <w:t xml:space="preserve"> головы: </w:t>
+      </w:r>
+      <w:proofErr w:type="spellStart"/>
+      <w:r>
+        <w:t>quantile</w:t>
+      </w:r>
+      <w:proofErr w:type="spellEnd"/>
+      <w:r>
+        <w:t xml:space="preserve"> </w:t>
+      </w:r>
+      <w:proofErr w:type="spellStart"/>
+      <w:r>
+        <w:t>loss</w:t>
+      </w:r>
+      <w:proofErr w:type="spellEnd"/>
+      <w:r>
+        <w:t xml:space="preserve"> для τ=0.1, 0.5, 0.9</w:t>
+      </w:r>
+      <w:r>
+        <w:t>.</w:t>
+      </w:r>
+    </w:p>
+    <w:p>
+      <w:r>
+        <w:t>Точечные метрики</w:t>
+      </w:r>
+      <w:r>
+        <w:t>:</w:t>
+      </w:r>
+    </w:p>
+    <w:p>
+      <w:pPr>
+        <w:pStyle w:val="22"/>
+        <w:numPr>
+          <w:ilvl w:val="0"/>
+          <w:numId w:val="67"/>
+        </w:numPr>
+        <w:ind w:left="1276" w:hanging="567"/>
+      </w:pPr>
+      <w:r>
+        <w:t xml:space="preserve">MAE (руб.) – средняя абсолютная ошибка после обратного лог-преобразования (текущая модель </w:t>
+      </w:r>
+      <w:proofErr w:type="spellStart"/>
+      <w:r>
+        <w:t>LightGBM</w:t>
+      </w:r>
+      <w:proofErr w:type="spellEnd"/>
+      <w:r>
+        <w:t>: 14 371 руб. на валидации).</w:t>
+      </w:r>
+    </w:p>
+    <w:p>
+      <w:pPr>
+        <w:pStyle w:val="22"/>
+        <w:numPr>
+          <w:ilvl w:val="0"/>
+          <w:numId w:val="67"/>
+        </w:numPr>
+        <w:ind w:left="1276" w:hanging="567"/>
+      </w:pPr>
+      <w:proofErr w:type="spellStart"/>
+      <w:r>
+        <w:t>MedAE</w:t>
+      </w:r>
+      <w:proofErr w:type="spellEnd"/>
+      <w:r>
+        <w:t xml:space="preserve"> (руб.) – медианная абсолютная ошибка, устойчивая к выбросам.</w:t>
+      </w:r>
+    </w:p>
+    <w:p>
+      <w:pPr>
+        <w:pStyle w:val="22"/>
+        <w:numPr>
+          <w:ilvl w:val="0"/>
+          <w:numId w:val="67"/>
+        </w:numPr>
+        <w:ind w:left="1276" w:hanging="567"/>
+      </w:pPr>
+      <w:r>
+        <w:t xml:space="preserve">RMSE (лог-шкала) – корень из среднеквадратичной ошибки по </w:t>
+      </w:r>
+      <w:proofErr w:type="spellStart"/>
+      <w:r>
+        <w:t>log</w:t>
+      </w:r>
+      <w:proofErr w:type="spellEnd"/>
+      <w:r>
+        <w:t>(</w:t>
+      </w:r>
+      <w:proofErr w:type="spellStart"/>
+      <w:r>
+        <w:t>rent</w:t>
+      </w:r>
+      <w:proofErr w:type="spellEnd"/>
+      <w:r>
+        <w:t>) (текущая модель: 24 303 руб. на валидации).</w:t>
+      </w:r>
+    </w:p>
+    <w:p>
+      <w:pPr>
+        <w:pStyle w:val="22"/>
+        <w:numPr>
+          <w:ilvl w:val="0"/>
+          <w:numId w:val="67"/>
+        </w:numPr>
+        <w:ind w:left="1276" w:hanging="567"/>
+      </w:pPr>
+      <w:r>
+        <w:t>R² (лог-шкала) – опционально, для оценки доли объяснённой дисперсии.</w:t>
+      </w:r>
+    </w:p>
+    <w:p>
+      <w:r>
+        <w:t>Значения метрик фиксируются для валидации и финального теста</w:t>
+      </w:r>
+      <w:r>
+        <w:t>.</w:t>
+      </w:r>
+    </w:p>
+    <w:p>
+      <w:r>
+        <w:t xml:space="preserve">Обучение и подбор </w:t>
+      </w:r>
+      <w:proofErr w:type="spellStart"/>
+      <w:r>
+        <w:t>гиперпараметров</w:t>
+      </w:r>
+      <w:proofErr w:type="spellEnd"/>
       <w:r>
         <w:t>:</w:t>
       </w:r>
@@ -4118,10 +6221,31 @@
         <w:ind w:left="1276" w:hanging="567"/>
       </w:pPr>
       <w:r>
-        <w:t>Т</w:t>
-      </w:r>
-      <w:r>
-        <w:t>очечный прогноз: MSE по лог-таргету.</w:t>
+        <w:t>MLP: оптимизатор Adam/</w:t>
+      </w:r>
+      <w:proofErr w:type="spellStart"/>
+      <w:r>
+        <w:t>AdamW</w:t>
+      </w:r>
+      <w:proofErr w:type="spellEnd"/>
+      <w:r>
+        <w:t xml:space="preserve">; ранняя остановка по валидации; </w:t>
+      </w:r>
+      <w:proofErr w:type="spellStart"/>
+      <w:r>
+        <w:t>Dropout</w:t>
+      </w:r>
+      <w:proofErr w:type="spellEnd"/>
+      <w:r>
+        <w:t xml:space="preserve"> и L2-регуляризация; </w:t>
+      </w:r>
+      <w:proofErr w:type="spellStart"/>
+      <w:r>
+        <w:t>scheduler</w:t>
+      </w:r>
+      <w:proofErr w:type="spellEnd"/>
+      <w:r>
+        <w:t xml:space="preserve"> шага обучения.</w:t>
       </w:r>
     </w:p>
     <w:p>
@@ -4133,8 +6257,44 @@
         </w:numPr>
         <w:ind w:left="1276" w:hanging="567"/>
       </w:pPr>
-      <w:r>
-        <w:t>Квантильные головы: quantile loss.</w:t>
+      <w:proofErr w:type="spellStart"/>
+      <w:r>
+        <w:lastRenderedPageBreak/>
+        <w:t>Бустинг</w:t>
+      </w:r>
+      <w:proofErr w:type="spellEnd"/>
+      <w:r>
+        <w:t xml:space="preserve">: </w:t>
+      </w:r>
+      <w:proofErr w:type="spellStart"/>
+      <w:r>
+        <w:t>n_estimators</w:t>
+      </w:r>
+      <w:proofErr w:type="spellEnd"/>
+      <w:r>
+        <w:t>, глубина/</w:t>
+      </w:r>
+      <w:proofErr w:type="spellStart"/>
+      <w:r>
+        <w:t>num_leaves</w:t>
+      </w:r>
+      <w:proofErr w:type="spellEnd"/>
+      <w:r>
+        <w:t xml:space="preserve">, </w:t>
+      </w:r>
+      <w:proofErr w:type="spellStart"/>
+      <w:r>
+        <w:t>learning_rate</w:t>
+      </w:r>
+      <w:proofErr w:type="spellEnd"/>
+      <w:r>
+        <w:t xml:space="preserve">, минимальные выборки в листе, L2/категориальные параметры </w:t>
+      </w:r>
+      <w:r>
+        <w:t xml:space="preserve">– </w:t>
+      </w:r>
+      <w:r>
+        <w:t>подбирались.</w:t>
       </w:r>
     </w:p>
     <w:p>
@@ -4147,26 +6307,73 @@
         <w:ind w:left="1276" w:hanging="567"/>
       </w:pPr>
       <w:r>
-        <w:t>Отчётные метрики: MAE</w:t>
-      </w:r>
-      <w:r>
-        <w:t xml:space="preserve"> </w:t>
-      </w:r>
-      <w:r>
-        <w:t>(в рублях, после обратного лог-преобразования), RMSE по лог-таргету, доля покрытия и средняя ширина интервала.</w:t>
-      </w:r>
-    </w:p>
-    <w:p>
-      <w:r>
-        <w:t>Значения метрик фиксируются для валидации и финального теста</w:t>
-      </w:r>
-      <w:r>
-        <w:t>.</w:t>
-      </w:r>
-    </w:p>
-    <w:p>
-      <w:r>
-        <w:t>Обучение и подбор гиперпараметров</w:t>
+        <w:t xml:space="preserve">Подбор: </w:t>
+      </w:r>
+      <w:proofErr w:type="spellStart"/>
+      <w:r>
+        <w:t>Optuna</w:t>
+      </w:r>
+      <w:proofErr w:type="spellEnd"/>
+      <w:r>
+        <w:t>/поисковая сетка с целью минимизации MAE по лог-</w:t>
+      </w:r>
+      <w:proofErr w:type="spellStart"/>
+      <w:r>
+        <w:t>таргету</w:t>
+      </w:r>
+      <w:proofErr w:type="spellEnd"/>
+      <w:r>
+        <w:t xml:space="preserve"> на валидации; фиксирование </w:t>
+      </w:r>
+      <w:proofErr w:type="spellStart"/>
+      <w:r>
+        <w:t>random_state</w:t>
+      </w:r>
+      <w:proofErr w:type="spellEnd"/>
+      <w:r>
+        <w:t xml:space="preserve"> и ограничений на сложность для устойчивости.</w:t>
+      </w:r>
+    </w:p>
+    <w:p>
+      <w:pPr>
+        <w:pStyle w:val="22"/>
+        <w:numPr>
+          <w:ilvl w:val="0"/>
+          <w:numId w:val="62"/>
+        </w:numPr>
+        <w:ind w:left="1276" w:hanging="567"/>
+      </w:pPr>
+      <w:r>
+        <w:t xml:space="preserve">Воспроизводимость: журнал </w:t>
+      </w:r>
+      <w:proofErr w:type="spellStart"/>
+      <w:r>
+        <w:t>MLflow</w:t>
+      </w:r>
+      <w:proofErr w:type="spellEnd"/>
+      <w:r>
+        <w:t xml:space="preserve"> (параметры, метрики, версии данных/фичей, артефакты), фиксированные </w:t>
+      </w:r>
+      <w:proofErr w:type="spellStart"/>
+      <w:r>
+        <w:t>seeds</w:t>
+      </w:r>
+      <w:proofErr w:type="spellEnd"/>
+      <w:r>
+        <w:t xml:space="preserve">, </w:t>
+      </w:r>
+      <w:proofErr w:type="spellStart"/>
+      <w:r>
+        <w:t>сериализация</w:t>
+      </w:r>
+      <w:proofErr w:type="spellEnd"/>
+      <w:r>
+        <w:t xml:space="preserve"> препроцессоров.</w:t>
+      </w:r>
+    </w:p>
+    <w:p>
+      <w:r>
+        <w:t>Интерпретируемость</w:t>
       </w:r>
       <w:r>
         <w:t>:</w:t>
@@ -4179,9 +6386,26 @@
           <w:ilvl w:val="0"/>
           <w:numId w:val="63"/>
         </w:numPr>
-      </w:pPr>
-      <w:r>
-        <w:t>MLP: оптимизатор Adam/AdamW; ранняя остановка по валидации; Dropout и L2-регуляризация; scheduler шага обучения.</w:t>
+        <w:ind w:left="1276" w:hanging="567"/>
+      </w:pPr>
+      <w:r>
+        <w:t xml:space="preserve">Для </w:t>
+      </w:r>
+      <w:proofErr w:type="spellStart"/>
+      <w:r>
+        <w:t>бустинга</w:t>
+      </w:r>
+      <w:proofErr w:type="spellEnd"/>
+      <w:r>
+        <w:t xml:space="preserve"> – </w:t>
+      </w:r>
+      <w:proofErr w:type="spellStart"/>
+      <w:r>
+        <w:t>TreeSHAP</w:t>
+      </w:r>
+      <w:proofErr w:type="spellEnd"/>
+      <w:r>
+        <w:t xml:space="preserve"> (быстрая и точная локальная/глобальная интерпретация).</w:t>
       </w:r>
     </w:p>
     <w:p>
@@ -4191,9 +6415,26 @@
           <w:ilvl w:val="0"/>
           <w:numId w:val="63"/>
         </w:numPr>
-      </w:pPr>
-      <w:r>
-        <w:t>Бустинг: n_estimators, глубина/num_leaves, learning_rate, минимальные выборки в листе, L2/категориальные параметры — подбирались.</w:t>
+        <w:ind w:left="1276" w:hanging="567"/>
+      </w:pPr>
+      <w:r>
+        <w:t xml:space="preserve">Для MLP – </w:t>
+      </w:r>
+      <w:proofErr w:type="spellStart"/>
+      <w:r>
+        <w:t>KernelSHAP</w:t>
+      </w:r>
+      <w:proofErr w:type="spellEnd"/>
+      <w:r>
+        <w:t xml:space="preserve"> на </w:t>
+      </w:r>
+      <w:proofErr w:type="spellStart"/>
+      <w:r>
+        <w:t>подвыборке</w:t>
+      </w:r>
+      <w:proofErr w:type="spellEnd"/>
+      <w:r>
+        <w:t xml:space="preserve"> признаков (общий метод для моделей без «деревянной» структуры).</w:t>
       </w:r>
     </w:p>
     <w:p>
@@ -4203,30 +6444,253 @@
           <w:ilvl w:val="0"/>
           <w:numId w:val="63"/>
         </w:numPr>
-      </w:pPr>
-      <w:r>
-        <w:t>Подбор: Optuna/поисковая сетка с целью минимизации MAE по лог-таргету на валидации; фиксирование random_state и ограничений на сложность для устойчивости.</w:t>
-      </w:r>
-    </w:p>
-    <w:p>
-      <w:pPr>
-        <w:pStyle w:val="22"/>
-        <w:numPr>
-          <w:ilvl w:val="0"/>
-          <w:numId w:val="63"/>
-        </w:numPr>
-      </w:pPr>
-      <w:r>
-        <w:t>Воспроизводимость: журнал MLflow (параметры, метрики, версии данных/фичей, артефакты), фиксированные seeds, сериализация препроцессоров.</w:t>
-      </w:r>
-    </w:p>
-    <w:p>
+        <w:ind w:left="1276" w:hanging="567"/>
+      </w:pPr>
+      <w:r>
+        <w:t>Локальные объяснения показываются пользователю вместе с прогнозом и интервалом; агрегированные важности – в административном отчёте качества.</w:t>
+      </w:r>
+    </w:p>
+    <w:p>
+      <w:r>
+        <w:t xml:space="preserve">В реестр моделей сохраняются: веса/конфиг модели (MLP или </w:t>
+      </w:r>
+      <w:proofErr w:type="spellStart"/>
+      <w:r>
+        <w:t>бустинг</w:t>
+      </w:r>
+      <w:proofErr w:type="spellEnd"/>
+      <w:r>
+        <w:t>), нормировщики/кодировщики, параметры интервалов (</w:t>
+      </w:r>
+      <w:proofErr w:type="spellStart"/>
+      <w:r>
+        <w:t>квантильные</w:t>
+      </w:r>
+      <w:proofErr w:type="spellEnd"/>
+      <w:r>
+        <w:t xml:space="preserve"> уровни или конформная поправка), отчёт о метриках, версия витрины и сплитов.</w:t>
+      </w:r>
+    </w:p>
+    <w:p>
+      <w:r>
+        <w:t xml:space="preserve">Финальный выбор модели </w:t>
+      </w:r>
+      <w:proofErr w:type="spellStart"/>
+      <w:r>
+        <w:t>инференса</w:t>
+      </w:r>
+      <w:proofErr w:type="spellEnd"/>
+      <w:r>
+        <w:t xml:space="preserve"> (</w:t>
+      </w:r>
+      <w:proofErr w:type="spellStart"/>
+      <w:r>
+        <w:t>бустинг</w:t>
+      </w:r>
+      <w:proofErr w:type="spellEnd"/>
+      <w:r>
+        <w:t xml:space="preserve"> или MLP) выполняется по совокупности качества, стабильности покрытия и времени отклика на отложенном тесте; выбранная конфигурация помечается как </w:t>
+      </w:r>
+      <w:proofErr w:type="spellStart"/>
+      <w:r>
+        <w:t>production</w:t>
+      </w:r>
+      <w:proofErr w:type="spellEnd"/>
+      <w:r>
+        <w:t xml:space="preserve"> и используется сервисом предсказаний.</w:t>
+      </w:r>
+    </w:p>
+    <w:p>
+      <w:pPr>
+        <w:pStyle w:val="23"/>
+      </w:pPr>
+      <w:r>
+        <w:t>Описание программной реализации</w:t>
+      </w:r>
+    </w:p>
+    <w:p>
+      <w:r>
+        <w:t>Ниже приведено описание ключевых программных сущностей, отвечающих за реализацию модулей системы: ML-сервис (</w:t>
+      </w:r>
+      <w:proofErr w:type="spellStart"/>
+      <w:r>
+        <w:t>realval</w:t>
+      </w:r>
+      <w:proofErr w:type="spellEnd"/>
+      <w:r>
+        <w:t xml:space="preserve">), </w:t>
+      </w:r>
+      <w:proofErr w:type="spellStart"/>
+      <w:r>
+        <w:t>backend</w:t>
+      </w:r>
+      <w:proofErr w:type="spellEnd"/>
+      <w:r>
+        <w:t>-</w:t>
+      </w:r>
       <w:r>
         <w:lastRenderedPageBreak/>
-        <w:t>Интерпретируемость</w:t>
-      </w:r>
-      <w:r>
-        <w:t>:</w:t>
+        <w:t>шлюз (</w:t>
+      </w:r>
+      <w:proofErr w:type="spellStart"/>
+      <w:r>
+        <w:t>go_back</w:t>
+      </w:r>
+      <w:proofErr w:type="spellEnd"/>
+      <w:r>
+        <w:t>) и веб-интерфейс (</w:t>
+      </w:r>
+      <w:proofErr w:type="spellStart"/>
+      <w:r>
+        <w:t>ui</w:t>
+      </w:r>
+      <w:proofErr w:type="spellEnd"/>
+      <w:r>
+        <w:t>). Описано, какие компоненты они реализуют, какие процессы выполняют и какие данные хранят/возвращают.</w:t>
+      </w:r>
+    </w:p>
+    <w:p>
+      <w:pPr>
+        <w:pStyle w:val="31"/>
+        <w:rPr>
+          <w:lang w:val="en-US"/>
+        </w:rPr>
+      </w:pPr>
+      <w:r>
+        <w:rPr>
+          <w:lang w:val="en-US"/>
+        </w:rPr>
+        <w:t>ML-</w:t>
+      </w:r>
+      <w:proofErr w:type="spellStart"/>
+      <w:r>
+        <w:rPr>
+          <w:lang w:val="en-US"/>
+        </w:rPr>
+        <w:t>сервис</w:t>
+      </w:r>
+      <w:proofErr w:type="spellEnd"/>
+    </w:p>
+    <w:p>
+      <w:r>
+        <w:t>А</w:t>
+      </w:r>
+      <w:r>
+        <w:t xml:space="preserve">втономный сервис </w:t>
+      </w:r>
+      <w:proofErr w:type="spellStart"/>
+      <w:r>
+        <w:t>инференса</w:t>
+      </w:r>
+      <w:proofErr w:type="spellEnd"/>
+      <w:r>
+        <w:t xml:space="preserve"> и вспомогательных операций (обучение, калибровка интервала, формирование отчётов). Работает поверх подготовленной витрины признаков и артефактов модели.</w:t>
+      </w:r>
+    </w:p>
+    <w:p>
+      <w:bookmarkStart w:id="34" w:name="_Hlk214796388"/>
+      <w:r>
+        <w:t xml:space="preserve">Общая структура </w:t>
+      </w:r>
+      <w:r>
+        <w:t>указана на Рисунке 3.1:</w:t>
+      </w:r>
+    </w:p>
+    <w:bookmarkEnd w:id="34"/>
+    <w:p>
+      <w:pPr>
+        <w:ind w:firstLine="0"/>
+        <w:jc w:val="center"/>
+        <w:rPr>
+          <w:noProof/>
+        </w:rPr>
+      </w:pPr>
+    </w:p>
+    <w:p>
+      <w:pPr>
+        <w:ind w:firstLine="0"/>
+        <w:jc w:val="center"/>
+        <w:rPr>
+          <w:lang w:val="en-US"/>
+        </w:rPr>
+      </w:pPr>
+      <w:r>
+        <w:rPr>
+          <w:noProof/>
+        </w:rPr>
+        <w:drawing>
+          <wp:inline distT="0" distB="0" distL="0" distR="0" wp14:anchorId="4CD83477" wp14:editId="53C85AE7">
+            <wp:extent cx="5074399" cy="5555673"/>
+            <wp:effectExtent l="0" t="0" r="0" b="6985"/>
+            <wp:docPr id="5" name="Рисунок 5"/>
+            <wp:cNvGraphicFramePr>
+              <a:graphicFrameLocks xmlns:a="http://schemas.openxmlformats.org/drawingml/2006/main" noChangeAspect="1"/>
+            </wp:cNvGraphicFramePr>
+            <a:graphic xmlns:a="http://schemas.openxmlformats.org/drawingml/2006/main">
+              <a:graphicData uri="http://schemas.openxmlformats.org/drawingml/2006/picture">
+                <pic:pic xmlns:pic="http://schemas.openxmlformats.org/drawingml/2006/picture">
+                  <pic:nvPicPr>
+                    <pic:cNvPr id="0" name="Picture 2"/>
+                    <pic:cNvPicPr>
+                      <a:picLocks noChangeAspect="1" noChangeArrowheads="1"/>
+                    </pic:cNvPicPr>
+                  </pic:nvPicPr>
+                  <pic:blipFill rotWithShape="1">
+                    <a:blip r:embed="rId16">
+                      <a:extLst>
+                        <a:ext uri="{28A0092B-C50C-407E-A947-70E740481C1C}">
+                          <a14:useLocalDpi xmlns:a14="http://schemas.microsoft.com/office/drawing/2010/main" val="0"/>
+                        </a:ext>
+                      </a:extLst>
+                    </a:blip>
+                    <a:srcRect l="3422" t="3294" r="3627" b="3451"/>
+                    <a:stretch/>
+                  </pic:blipFill>
+                  <pic:spPr bwMode="auto">
+                    <a:xfrm>
+                      <a:off x="0" y="0"/>
+                      <a:ext cx="5074399" cy="5555673"/>
+                    </a:xfrm>
+                    <a:prstGeom prst="rect">
+                      <a:avLst/>
+                    </a:prstGeom>
+                    <a:noFill/>
+                    <a:ln>
+                      <a:noFill/>
+                    </a:ln>
+                    <a:extLst>
+                      <a:ext uri="{53640926-AAD7-44D8-BBD7-CCE9431645EC}">
+                        <a14:shadowObscured xmlns:a14="http://schemas.microsoft.com/office/drawing/2010/main"/>
+                      </a:ext>
+                    </a:extLst>
+                  </pic:spPr>
+                </pic:pic>
+              </a:graphicData>
+            </a:graphic>
+          </wp:inline>
+        </w:drawing>
+      </w:r>
+    </w:p>
+    <w:p>
+      <w:pPr>
+        <w:pStyle w:val="1f2"/>
+      </w:pPr>
+      <w:r>
+        <w:t xml:space="preserve">Рисунок 3.1 – Общая структура </w:t>
+      </w:r>
+      <w:r>
+        <w:rPr>
+          <w:lang w:val="en-US"/>
+        </w:rPr>
+        <w:t>ML</w:t>
+      </w:r>
+      <w:r>
+        <w:t>-сервиса</w:t>
+      </w:r>
+    </w:p>
+    <w:p>
+      <w:r>
+        <w:t>Основные сущности:</w:t>
       </w:r>
     </w:p>
     <w:p>
@@ -4236,15 +6700,42 @@
           <w:ilvl w:val="0"/>
           <w:numId w:val="64"/>
         </w:numPr>
-      </w:pPr>
-      <w:r>
-        <w:t xml:space="preserve">Для бустинга </w:t>
+        <w:ind w:left="1276" w:hanging="567"/>
+      </w:pPr>
+      <w:r>
+        <w:lastRenderedPageBreak/>
+        <w:t xml:space="preserve">src/realval/http_app.py </w:t>
       </w:r>
       <w:r>
         <w:t>–</w:t>
       </w:r>
       <w:r>
-        <w:t xml:space="preserve"> TreeSHAP (быстрая и точная локальная/глобальная интерпретация).</w:t>
+        <w:t xml:space="preserve"> HTTP-приложение </w:t>
+      </w:r>
+      <w:proofErr w:type="spellStart"/>
+      <w:r>
+        <w:t>инференса</w:t>
+      </w:r>
+      <w:proofErr w:type="spellEnd"/>
+      <w:r>
+        <w:t>.</w:t>
+      </w:r>
+      <w:r>
+        <w:t xml:space="preserve"> П</w:t>
+      </w:r>
+      <w:r>
+        <w:t>ринимает запрос оценки аренды (адрес/координаты и основные параметры квартиры), запускает последовательность: валидация → построение вектора признаков → прогноз медианы → расчёт доверительного интервала (</w:t>
+      </w:r>
+      <w:proofErr w:type="spellStart"/>
+      <w:r>
+        <w:t>квантильный</w:t>
+      </w:r>
+      <w:proofErr w:type="spellEnd"/>
+      <w:r>
+        <w:t>/конформный режим) → формирование кратких локальных объяснений → (опционально) подбор сопоставимых объектов → сборка ответа в JSON.</w:t>
+      </w:r>
+      <w:r>
+        <w:t xml:space="preserve"> </w:t>
       </w:r>
     </w:p>
     <w:p>
@@ -4254,15 +6745,76 @@
           <w:ilvl w:val="0"/>
           <w:numId w:val="64"/>
         </w:numPr>
-      </w:pPr>
-      <w:r>
-        <w:t xml:space="preserve">Для MLP </w:t>
-      </w:r>
-      <w:r>
+        <w:ind w:left="1276" w:hanging="567"/>
+      </w:pPr>
+      <w:proofErr w:type="spellStart"/>
+      <w:r>
+        <w:rPr>
+          <w:lang w:val="en-US"/>
+        </w:rPr>
+        <w:t>src</w:t>
+      </w:r>
+      <w:proofErr w:type="spellEnd"/>
+      <w:r>
+        <w:rPr>
+          <w:lang w:val="en-US"/>
+        </w:rPr>
+        <w:t>/</w:t>
+      </w:r>
+      <w:proofErr w:type="spellStart"/>
+      <w:r>
+        <w:rPr>
+          <w:lang w:val="en-US"/>
+        </w:rPr>
+        <w:t>realval</w:t>
+      </w:r>
+      <w:proofErr w:type="spellEnd"/>
+      <w:r>
+        <w:rPr>
+          <w:lang w:val="en-US"/>
+        </w:rPr>
+        <w:t xml:space="preserve">/cli.py, src/realval/__main__.py </w:t>
+      </w:r>
+      <w:r>
+        <w:rPr>
+          <w:lang w:val="en-US"/>
+        </w:rPr>
         <w:t>–</w:t>
       </w:r>
       <w:r>
-        <w:t xml:space="preserve"> KernelSHAP на подвыборке признаков (общий метод для моделей без «деревянной» структуры).</w:t>
+        <w:rPr>
+          <w:lang w:val="en-US"/>
+        </w:rPr>
+        <w:t xml:space="preserve"> CLI-</w:t>
+      </w:r>
+      <w:r>
+        <w:t>обёртка</w:t>
+      </w:r>
+      <w:r>
+        <w:rPr>
+          <w:lang w:val="en-US"/>
+        </w:rPr>
+        <w:t>.</w:t>
+      </w:r>
+      <w:r>
+        <w:rPr>
+          <w:lang w:val="en-US"/>
+        </w:rPr>
+        <w:t xml:space="preserve"> </w:t>
+      </w:r>
+      <w:r>
+        <w:t>К</w:t>
+      </w:r>
+      <w:r>
+        <w:t xml:space="preserve">оманды для пакетных задач (обучение/переобучение, валидация, экспорт артефактов, локальный </w:t>
+      </w:r>
+      <w:proofErr w:type="spellStart"/>
+      <w:r>
+        <w:t>инференс</w:t>
+      </w:r>
+      <w:proofErr w:type="spellEnd"/>
+      <w:r>
+        <w:t xml:space="preserve"> для набора адресов, генерация отчётов качества).</w:t>
       </w:r>
     </w:p>
     <w:p>
@@ -4272,37 +6824,2019 @@
           <w:ilvl w:val="0"/>
           <w:numId w:val="64"/>
         </w:numPr>
-      </w:pPr>
-      <w:r>
-        <w:t xml:space="preserve">Локальные объяснения показываются пользователю вместе с прогнозом и интервалом; агрегированные важности </w:t>
+        <w:ind w:left="1276" w:hanging="567"/>
+      </w:pPr>
+      <w:r>
+        <w:t xml:space="preserve">src/realval/llm_text.py </w:t>
       </w:r>
       <w:r>
         <w:t>–</w:t>
       </w:r>
       <w:r>
-        <w:t xml:space="preserve"> в административном отчёте качества.</w:t>
-      </w:r>
-    </w:p>
-    <w:p>
-      <w:r>
-        <w:t>В реестр моделей сохраняются: веса/конфиг модели (MLP или бустинг), нормировщики/кодировщики, параметры интервалов (квантильные уровни или конформная поправка), отчёт о метриках, версия витрины и сплитов.</w:t>
-      </w:r>
-    </w:p>
-    <w:p>
-      <w:r>
-        <w:t>Финальный выбор модели инференса (бустинг или MLP) выполняется по совокупности качества, стабильности покрытия и времени отклика на отложенном тесте; выбранная конфигурация помечается как production и используется сервисом предсказаний.</w:t>
+        <w:t xml:space="preserve"> генерация </w:t>
+      </w:r>
+      <w:proofErr w:type="spellStart"/>
+      <w:r>
+        <w:t>человекочитаемых</w:t>
+      </w:r>
+      <w:proofErr w:type="spellEnd"/>
+      <w:r>
+        <w:t xml:space="preserve"> пояснений (короткое текстовое резюме факторов на основе рассчитанных вкладов и описательных полей объекта). </w:t>
+      </w:r>
+      <w:r>
+        <w:t>С</w:t>
+      </w:r>
+      <w:r>
+        <w:t>обирает из числовых объяснений краткий «комментарий к оценке», пригодный для отчёта.</w:t>
+      </w:r>
+    </w:p>
+    <w:p>
+      <w:pPr>
+        <w:pStyle w:val="22"/>
+        <w:numPr>
+          <w:ilvl w:val="0"/>
+          <w:numId w:val="64"/>
+        </w:numPr>
+        <w:ind w:left="1276" w:hanging="567"/>
+      </w:pPr>
+      <w:proofErr w:type="spellStart"/>
+      <w:r>
+        <w:t>models</w:t>
+      </w:r>
+      <w:proofErr w:type="spellEnd"/>
+      <w:r>
+        <w:t>/</w:t>
+      </w:r>
+      <w:proofErr w:type="spellStart"/>
+      <w:r>
+        <w:t>artefacts</w:t>
+      </w:r>
+      <w:proofErr w:type="spellEnd"/>
+      <w:r>
+        <w:t>/</w:t>
+      </w:r>
+      <w:proofErr w:type="spellStart"/>
+      <w:r>
+        <w:t>rent_lgbm.joblib</w:t>
+      </w:r>
+      <w:proofErr w:type="spellEnd"/>
+      <w:r>
+        <w:t xml:space="preserve"> </w:t>
+      </w:r>
+      <w:r>
+        <w:t>–</w:t>
+      </w:r>
+      <w:r>
+        <w:t xml:space="preserve"> артефакт базовой модели (градиентный </w:t>
+      </w:r>
+      <w:proofErr w:type="spellStart"/>
+      <w:r>
+        <w:t>бустинг</w:t>
+      </w:r>
+      <w:proofErr w:type="spellEnd"/>
+      <w:r>
+        <w:t xml:space="preserve"> для аренды);</w:t>
+      </w:r>
+    </w:p>
+    <w:p>
+      <w:pPr>
+        <w:pStyle w:val="22"/>
+        <w:numPr>
+          <w:ilvl w:val="0"/>
+          <w:numId w:val="64"/>
+        </w:numPr>
+        <w:ind w:left="1276" w:hanging="567"/>
+      </w:pPr>
+      <w:proofErr w:type="spellStart"/>
+      <w:r>
+        <w:t>models</w:t>
+      </w:r>
+      <w:proofErr w:type="spellEnd"/>
+      <w:r>
+        <w:t>/</w:t>
+      </w:r>
+      <w:proofErr w:type="spellStart"/>
+      <w:r>
+        <w:t>reports</w:t>
+      </w:r>
+      <w:proofErr w:type="spellEnd"/>
+      <w:r>
+        <w:t>/*.</w:t>
+      </w:r>
+      <w:proofErr w:type="spellStart"/>
+      <w:r>
+        <w:t>json</w:t>
+      </w:r>
+      <w:proofErr w:type="spellEnd"/>
+      <w:r>
+        <w:t xml:space="preserve"> </w:t>
+      </w:r>
+      <w:r>
+        <w:t>–</w:t>
+      </w:r>
+      <w:r>
+        <w:t xml:space="preserve"> примеры ответов (прогноз по адресу, с </w:t>
+      </w:r>
+      <w:proofErr w:type="spellStart"/>
+      <w:r>
+        <w:t>компараблами</w:t>
+      </w:r>
+      <w:proofErr w:type="spellEnd"/>
+      <w:r>
+        <w:t xml:space="preserve"> и без).</w:t>
+      </w:r>
+    </w:p>
+    <w:p>
+      <w:pPr>
+        <w:pStyle w:val="22"/>
+        <w:numPr>
+          <w:ilvl w:val="0"/>
+          <w:numId w:val="64"/>
+        </w:numPr>
+        <w:ind w:left="1276" w:hanging="567"/>
+      </w:pPr>
+      <w:proofErr w:type="spellStart"/>
+      <w:r>
+        <w:t>data</w:t>
+      </w:r>
+      <w:proofErr w:type="spellEnd"/>
+      <w:r>
+        <w:t xml:space="preserve">/ </w:t>
+      </w:r>
+      <w:r>
+        <w:t>-</w:t>
+      </w:r>
+      <w:r>
+        <w:t xml:space="preserve"> витрина и сплиты:</w:t>
+      </w:r>
+    </w:p>
+    <w:p>
+      <w:pPr>
+        <w:pStyle w:val="22"/>
+        <w:numPr>
+          <w:ilvl w:val="0"/>
+          <w:numId w:val="64"/>
+        </w:numPr>
+        <w:ind w:left="1276" w:hanging="567"/>
+      </w:pPr>
+      <w:proofErr w:type="spellStart"/>
+      <w:r>
+        <w:t>data</w:t>
+      </w:r>
+      <w:proofErr w:type="spellEnd"/>
+      <w:r>
+        <w:t>/</w:t>
+      </w:r>
+      <w:proofErr w:type="spellStart"/>
+      <w:r>
+        <w:t>features</w:t>
+      </w:r>
+      <w:proofErr w:type="spellEnd"/>
+      <w:r>
+        <w:t>/</w:t>
+      </w:r>
+      <w:proofErr w:type="spellStart"/>
+      <w:r>
+        <w:t>base.parquet</w:t>
+      </w:r>
+      <w:proofErr w:type="spellEnd"/>
+      <w:r>
+        <w:t xml:space="preserve">, </w:t>
+      </w:r>
+      <w:proofErr w:type="spellStart"/>
+      <w:r>
+        <w:t>data</w:t>
+      </w:r>
+      <w:proofErr w:type="spellEnd"/>
+      <w:r>
+        <w:t>/</w:t>
+      </w:r>
+      <w:proofErr w:type="spellStart"/>
+      <w:r>
+        <w:t>splits</w:t>
+      </w:r>
+      <w:proofErr w:type="spellEnd"/>
+      <w:r>
+        <w:t>/{</w:t>
+      </w:r>
+      <w:proofErr w:type="spellStart"/>
+      <w:proofErr w:type="gramStart"/>
+      <w:r>
+        <w:t>train,valid</w:t>
+      </w:r>
+      <w:proofErr w:type="spellEnd"/>
+      <w:proofErr w:type="gramEnd"/>
+      <w:r>
+        <w:t>}.</w:t>
+      </w:r>
+      <w:proofErr w:type="spellStart"/>
+      <w:r>
+        <w:t>parquet</w:t>
+      </w:r>
+      <w:proofErr w:type="spellEnd"/>
+      <w:r>
+        <w:t xml:space="preserve">, </w:t>
+      </w:r>
+      <w:proofErr w:type="spellStart"/>
+      <w:r>
+        <w:t>data</w:t>
+      </w:r>
+      <w:proofErr w:type="spellEnd"/>
+      <w:r>
+        <w:t>/</w:t>
+      </w:r>
+      <w:proofErr w:type="spellStart"/>
+      <w:r>
+        <w:t>raw</w:t>
+      </w:r>
+      <w:proofErr w:type="spellEnd"/>
+      <w:r>
+        <w:t>/</w:t>
+      </w:r>
+      <w:proofErr w:type="spellStart"/>
+      <w:r>
+        <w:t>listings_rent.parquet</w:t>
+      </w:r>
+      <w:proofErr w:type="spellEnd"/>
+      <w:r>
+        <w:t xml:space="preserve"> </w:t>
+      </w:r>
+      <w:r>
+        <w:t>–</w:t>
+      </w:r>
+      <w:r>
+        <w:t xml:space="preserve"> согласованные наборы, используемые при </w:t>
+      </w:r>
+      <w:proofErr w:type="spellStart"/>
+      <w:r>
+        <w:t>инференсе</w:t>
+      </w:r>
+      <w:proofErr w:type="spellEnd"/>
+      <w:r>
+        <w:t>/валидации.</w:t>
+      </w:r>
+    </w:p>
+    <w:p>
+      <w:pPr>
+        <w:pStyle w:val="22"/>
+        <w:numPr>
+          <w:ilvl w:val="0"/>
+          <w:numId w:val="64"/>
+        </w:numPr>
+        <w:ind w:left="1276" w:hanging="567"/>
+      </w:pPr>
+      <w:proofErr w:type="spellStart"/>
+      <w:r>
+        <w:t>sql</w:t>
+      </w:r>
+      <w:proofErr w:type="spellEnd"/>
+      <w:r>
+        <w:t>/*.</w:t>
+      </w:r>
+      <w:proofErr w:type="spellStart"/>
+      <w:r>
+        <w:t>sql</w:t>
+      </w:r>
+      <w:proofErr w:type="spellEnd"/>
+      <w:r>
+        <w:t xml:space="preserve"> </w:t>
+      </w:r>
+      <w:r>
+        <w:t>–</w:t>
+      </w:r>
+      <w:r>
+        <w:t xml:space="preserve"> служебные запросы для экспорта/</w:t>
+      </w:r>
+      <w:proofErr w:type="spellStart"/>
+      <w:r>
+        <w:t>кеша</w:t>
+      </w:r>
+      <w:proofErr w:type="spellEnd"/>
+      <w:r>
+        <w:t xml:space="preserve"> </w:t>
+      </w:r>
+      <w:proofErr w:type="spellStart"/>
+      <w:r>
+        <w:t>геоданных</w:t>
+      </w:r>
+      <w:proofErr w:type="spellEnd"/>
+      <w:r>
+        <w:t xml:space="preserve"> и объявлений (используются на этапе подготовки/обслуживания витрины).</w:t>
+      </w:r>
+    </w:p>
+    <w:p>
+      <w:pPr>
+        <w:pStyle w:val="31"/>
+        <w:rPr>
+          <w:lang w:val="en-US"/>
+        </w:rPr>
+      </w:pPr>
+      <w:r>
+        <w:rPr>
+          <w:lang w:val="en-US"/>
+        </w:rPr>
+        <w:lastRenderedPageBreak/>
+        <w:t>Backend-</w:t>
+      </w:r>
+      <w:proofErr w:type="spellStart"/>
+      <w:r>
+        <w:rPr>
+          <w:lang w:val="en-US"/>
+        </w:rPr>
+        <w:t>шлюз</w:t>
+      </w:r>
+      <w:proofErr w:type="spellEnd"/>
+    </w:p>
+    <w:p>
+      <w:r>
+        <w:t>Е</w:t>
+      </w:r>
+      <w:r>
+        <w:t xml:space="preserve">диная точка входа для </w:t>
+      </w:r>
+      <w:proofErr w:type="spellStart"/>
+      <w:r>
+        <w:t>фронтенда</w:t>
+      </w:r>
+      <w:proofErr w:type="spellEnd"/>
+      <w:r>
+        <w:t xml:space="preserve"> и внешних интеграций; инкапсулирует валидацию/</w:t>
+      </w:r>
+      <w:proofErr w:type="spellStart"/>
+      <w:r>
+        <w:t>геокодирование</w:t>
+      </w:r>
+      <w:proofErr w:type="spellEnd"/>
+      <w:r>
+        <w:t xml:space="preserve">, обращение к ML-сервису и формирование PDF-отчёта. Сервис </w:t>
+      </w:r>
+      <w:proofErr w:type="spellStart"/>
+      <w:r>
+        <w:t>stateless</w:t>
+      </w:r>
+      <w:proofErr w:type="spellEnd"/>
+      <w:r>
+        <w:t xml:space="preserve">; состояние (история запросов, кэши </w:t>
+      </w:r>
+      <w:proofErr w:type="spellStart"/>
+      <w:r>
+        <w:t>геокодирования</w:t>
+      </w:r>
+      <w:proofErr w:type="spellEnd"/>
+      <w:r>
+        <w:t>) хранится в базе.</w:t>
+      </w:r>
+    </w:p>
+    <w:p>
+      <w:bookmarkStart w:id="35" w:name="_Hlk214806030"/>
+      <w:r>
+        <w:t>Общая структура указана на Рисунке 3.</w:t>
+      </w:r>
+      <w:r>
+        <w:t>2</w:t>
+      </w:r>
+      <w:r>
+        <w:t>:</w:t>
+      </w:r>
+    </w:p>
+    <w:bookmarkEnd w:id="35"/>
+    <w:p>
+      <w:pPr>
+        <w:ind w:firstLine="0"/>
+        <w:jc w:val="center"/>
+        <w:rPr>
+          <w:noProof/>
+          <w:lang w:val="en-US"/>
+        </w:rPr>
+      </w:pPr>
+    </w:p>
+    <w:p>
+      <w:pPr>
+        <w:ind w:firstLine="0"/>
+        <w:jc w:val="center"/>
+        <w:rPr>
+          <w:lang w:val="en-US"/>
+        </w:rPr>
+      </w:pPr>
+      <w:r>
+        <w:rPr>
+          <w:noProof/>
+          <w:lang w:val="en-US"/>
+        </w:rPr>
+        <w:drawing>
+          <wp:inline distT="0" distB="0" distL="0" distR="0" wp14:anchorId="57742FCA" wp14:editId="19F7AD64">
+            <wp:extent cx="5583115" cy="4947139"/>
+            <wp:effectExtent l="0" t="0" r="0" b="6350"/>
+            <wp:docPr id="8" name="Рисунок 8"/>
+            <wp:cNvGraphicFramePr>
+              <a:graphicFrameLocks xmlns:a="http://schemas.openxmlformats.org/drawingml/2006/main" noChangeAspect="1"/>
+            </wp:cNvGraphicFramePr>
+            <a:graphic xmlns:a="http://schemas.openxmlformats.org/drawingml/2006/main">
+              <a:graphicData uri="http://schemas.openxmlformats.org/drawingml/2006/picture">
+                <pic:pic xmlns:pic="http://schemas.openxmlformats.org/drawingml/2006/picture">
+                  <pic:nvPicPr>
+                    <pic:cNvPr id="0" name="Picture 4"/>
+                    <pic:cNvPicPr>
+                      <a:picLocks noChangeAspect="1" noChangeArrowheads="1"/>
+                    </pic:cNvPicPr>
+                  </pic:nvPicPr>
+                  <pic:blipFill rotWithShape="1">
+                    <a:blip r:embed="rId17">
+                      <a:extLst>
+                        <a:ext uri="{28A0092B-C50C-407E-A947-70E740481C1C}">
+                          <a14:useLocalDpi xmlns:a14="http://schemas.microsoft.com/office/drawing/2010/main" val="0"/>
+                        </a:ext>
+                      </a:extLst>
+                    </a:blip>
+                    <a:srcRect l="2867" t="3315" r="2974" b="3447"/>
+                    <a:stretch/>
+                  </pic:blipFill>
+                  <pic:spPr bwMode="auto">
+                    <a:xfrm>
+                      <a:off x="0" y="0"/>
+                      <a:ext cx="5583305" cy="4947307"/>
+                    </a:xfrm>
+                    <a:prstGeom prst="rect">
+                      <a:avLst/>
+                    </a:prstGeom>
+                    <a:noFill/>
+                    <a:ln>
+                      <a:noFill/>
+                    </a:ln>
+                    <a:extLst>
+                      <a:ext uri="{53640926-AAD7-44D8-BBD7-CCE9431645EC}">
+                        <a14:shadowObscured xmlns:a14="http://schemas.microsoft.com/office/drawing/2010/main"/>
+                      </a:ext>
+                    </a:extLst>
+                  </pic:spPr>
+                </pic:pic>
+              </a:graphicData>
+            </a:graphic>
+          </wp:inline>
+        </w:drawing>
+      </w:r>
+    </w:p>
+    <w:p>
+      <w:pPr>
+        <w:pStyle w:val="1f2"/>
+      </w:pPr>
+      <w:r>
+        <w:t>Рисунок 3.</w:t>
+      </w:r>
+      <w:r>
+        <w:t>2</w:t>
+      </w:r>
+      <w:r>
+        <w:t xml:space="preserve"> – Общая структура </w:t>
+      </w:r>
+      <w:r>
+        <w:rPr>
+          <w:lang w:val="en-US"/>
+        </w:rPr>
+        <w:t>Backend</w:t>
+      </w:r>
+      <w:r>
+        <w:t>-</w:t>
+      </w:r>
+      <w:r>
+        <w:t>шлюза</w:t>
+      </w:r>
+    </w:p>
+    <w:p>
+      <w:bookmarkStart w:id="36" w:name="_Hlk214806649"/>
+      <w:r>
+        <w:t>Основные сущности:</w:t>
+      </w:r>
+    </w:p>
+    <w:bookmarkEnd w:id="36"/>
+    <w:p>
+      <w:pPr>
+        <w:pStyle w:val="22"/>
+        <w:numPr>
+          <w:ilvl w:val="0"/>
+          <w:numId w:val="65"/>
+        </w:numPr>
+        <w:ind w:left="1276" w:hanging="567"/>
+      </w:pPr>
+      <w:proofErr w:type="spellStart"/>
+      <w:r>
+        <w:t>cmd</w:t>
+      </w:r>
+      <w:proofErr w:type="spellEnd"/>
+      <w:r>
+        <w:t>/</w:t>
+      </w:r>
+      <w:proofErr w:type="spellStart"/>
+      <w:r>
+        <w:t>service</w:t>
+      </w:r>
+      <w:proofErr w:type="spellEnd"/>
+      <w:r>
+        <w:t>/</w:t>
+      </w:r>
+      <w:proofErr w:type="spellStart"/>
+      <w:proofErr w:type="gramStart"/>
+      <w:r>
+        <w:t>main.go</w:t>
+      </w:r>
+      <w:proofErr w:type="spellEnd"/>
+      <w:proofErr w:type="gramEnd"/>
+      <w:r>
+        <w:t xml:space="preserve"> </w:t>
+      </w:r>
+      <w:r>
+        <w:t>–</w:t>
+      </w:r>
+      <w:r>
+        <w:t xml:space="preserve"> входная точка сервиса. </w:t>
+      </w:r>
+      <w:r>
+        <w:t>И</w:t>
+      </w:r>
+      <w:r>
+        <w:t>нициализ</w:t>
+      </w:r>
+      <w:r>
+        <w:t>ирует</w:t>
+      </w:r>
+      <w:r>
+        <w:t xml:space="preserve"> конфигураци</w:t>
+      </w:r>
+      <w:r>
+        <w:t>ю</w:t>
+      </w:r>
+      <w:r>
+        <w:t>, логгер, подключени</w:t>
+      </w:r>
+      <w:r>
+        <w:t>е</w:t>
+      </w:r>
+      <w:r>
+        <w:t xml:space="preserve"> к БД, маршрутизатора HTTP.</w:t>
+      </w:r>
+    </w:p>
+    <w:p>
+      <w:pPr>
+        <w:pStyle w:val="22"/>
+        <w:numPr>
+          <w:ilvl w:val="0"/>
+          <w:numId w:val="65"/>
+        </w:numPr>
+        <w:ind w:left="1276" w:hanging="567"/>
+      </w:pPr>
+      <w:proofErr w:type="spellStart"/>
+      <w:r>
+        <w:t>internal</w:t>
+      </w:r>
+      <w:proofErr w:type="spellEnd"/>
+      <w:r>
+        <w:t>/</w:t>
+      </w:r>
+      <w:proofErr w:type="spellStart"/>
+      <w:r>
+        <w:t>http</w:t>
+      </w:r>
+      <w:proofErr w:type="spellEnd"/>
+      <w:r>
+        <w:t>/</w:t>
+      </w:r>
+      <w:proofErr w:type="spellStart"/>
+      <w:proofErr w:type="gramStart"/>
+      <w:r>
+        <w:t>router.go</w:t>
+      </w:r>
+      <w:proofErr w:type="spellEnd"/>
+      <w:proofErr w:type="gramEnd"/>
+      <w:r>
+        <w:t xml:space="preserve"> </w:t>
+      </w:r>
+      <w:r>
+        <w:t>–</w:t>
+      </w:r>
+      <w:r>
+        <w:t xml:space="preserve"> маршрутизатор REST. </w:t>
+      </w:r>
+      <w:r>
+        <w:t>Р</w:t>
+      </w:r>
+      <w:r>
+        <w:t xml:space="preserve">егистрация </w:t>
+      </w:r>
+      <w:proofErr w:type="spellStart"/>
+      <w:r>
+        <w:t>эндпоинтов</w:t>
+      </w:r>
+      <w:proofErr w:type="spellEnd"/>
+      <w:r>
+        <w:t xml:space="preserve"> уровня /</w:t>
+      </w:r>
+      <w:proofErr w:type="spellStart"/>
+      <w:r>
+        <w:t>geocode</w:t>
+      </w:r>
+      <w:proofErr w:type="spellEnd"/>
+      <w:r>
+        <w:t>, /</w:t>
+      </w:r>
+      <w:proofErr w:type="spellStart"/>
+      <w:r>
+        <w:t>valuation</w:t>
+      </w:r>
+      <w:proofErr w:type="spellEnd"/>
+      <w:r>
+        <w:t>.</w:t>
+      </w:r>
+    </w:p>
+    <w:p>
+      <w:pPr>
+        <w:pStyle w:val="22"/>
+        <w:numPr>
+          <w:ilvl w:val="0"/>
+          <w:numId w:val="65"/>
+        </w:numPr>
+        <w:ind w:left="1276" w:hanging="567"/>
+      </w:pPr>
+      <w:proofErr w:type="spellStart"/>
+      <w:r>
+        <w:lastRenderedPageBreak/>
+        <w:t>internal</w:t>
+      </w:r>
+      <w:proofErr w:type="spellEnd"/>
+      <w:r>
+        <w:t>/</w:t>
+      </w:r>
+      <w:proofErr w:type="spellStart"/>
+      <w:r>
+        <w:t>http</w:t>
+      </w:r>
+      <w:proofErr w:type="spellEnd"/>
+      <w:r>
+        <w:t>/</w:t>
+      </w:r>
+      <w:proofErr w:type="spellStart"/>
+      <w:r>
+        <w:t>handlers</w:t>
+      </w:r>
+      <w:proofErr w:type="spellEnd"/>
+      <w:r>
+        <w:t>/</w:t>
+      </w:r>
+      <w:proofErr w:type="spellStart"/>
+      <w:proofErr w:type="gramStart"/>
+      <w:r>
+        <w:t>geocode.go</w:t>
+      </w:r>
+      <w:proofErr w:type="spellEnd"/>
+      <w:proofErr w:type="gramEnd"/>
+      <w:r>
+        <w:t xml:space="preserve"> </w:t>
+      </w:r>
+      <w:r>
+        <w:t>–</w:t>
+      </w:r>
+      <w:r>
+        <w:t xml:space="preserve"> обработчик </w:t>
+      </w:r>
+      <w:proofErr w:type="spellStart"/>
+      <w:r>
+        <w:t>геокодирования</w:t>
+      </w:r>
+      <w:proofErr w:type="spellEnd"/>
+      <w:r>
+        <w:t xml:space="preserve">. </w:t>
+      </w:r>
+      <w:r>
+        <w:t>П</w:t>
+      </w:r>
+      <w:r>
+        <w:t xml:space="preserve">ринимает текст адреса, вызывает провайдера </w:t>
+      </w:r>
+      <w:proofErr w:type="spellStart"/>
+      <w:r>
+        <w:t>геокодера</w:t>
+      </w:r>
+      <w:proofErr w:type="spellEnd"/>
+      <w:r>
+        <w:t>, возвращает координаты и нормализованный адрес.</w:t>
+      </w:r>
+    </w:p>
+    <w:p>
+      <w:pPr>
+        <w:pStyle w:val="22"/>
+        <w:numPr>
+          <w:ilvl w:val="0"/>
+          <w:numId w:val="65"/>
+        </w:numPr>
+        <w:ind w:left="1276" w:hanging="567"/>
+      </w:pPr>
+      <w:r>
+        <w:t>П</w:t>
+      </w:r>
+      <w:r>
+        <w:t>ровайдеры</w:t>
+      </w:r>
+      <w:r>
+        <w:t xml:space="preserve"> </w:t>
+      </w:r>
+      <w:r>
+        <w:rPr>
+          <w:lang w:val="en-US"/>
+        </w:rPr>
+        <w:t>internal</w:t>
+      </w:r>
+      <w:r>
+        <w:t>/</w:t>
+      </w:r>
+      <w:r>
+        <w:rPr>
+          <w:lang w:val="en-US"/>
+        </w:rPr>
+        <w:t>geocode</w:t>
+      </w:r>
+      <w:r>
+        <w:t>/</w:t>
+      </w:r>
+      <w:proofErr w:type="spellStart"/>
+      <w:proofErr w:type="gramStart"/>
+      <w:r>
+        <w:rPr>
+          <w:lang w:val="en-US"/>
+        </w:rPr>
+        <w:t>yandex</w:t>
+      </w:r>
+      <w:proofErr w:type="spellEnd"/>
+      <w:r>
+        <w:t>.</w:t>
+      </w:r>
+      <w:r>
+        <w:rPr>
+          <w:lang w:val="en-US"/>
+        </w:rPr>
+        <w:t>go</w:t>
+      </w:r>
+      <w:proofErr w:type="gramEnd"/>
+      <w:r>
+        <w:t xml:space="preserve">; </w:t>
+      </w:r>
+      <w:r>
+        <w:t>кэш</w:t>
+      </w:r>
+      <w:r>
+        <w:t xml:space="preserve"> </w:t>
+      </w:r>
+      <w:r>
+        <w:t>в</w:t>
+      </w:r>
+      <w:r>
+        <w:t xml:space="preserve"> </w:t>
+      </w:r>
+      <w:r>
+        <w:t>БД</w:t>
+      </w:r>
+      <w:r>
+        <w:t xml:space="preserve"> – подсказка для ввода адреса</w:t>
+      </w:r>
+      <w:r>
+        <w:t>.</w:t>
+      </w:r>
+    </w:p>
+    <w:p>
+      <w:pPr>
+        <w:pStyle w:val="22"/>
+        <w:numPr>
+          <w:ilvl w:val="0"/>
+          <w:numId w:val="65"/>
+        </w:numPr>
+        <w:ind w:left="1276" w:hanging="567"/>
+      </w:pPr>
+      <w:proofErr w:type="spellStart"/>
+      <w:r>
+        <w:t>internal</w:t>
+      </w:r>
+      <w:proofErr w:type="spellEnd"/>
+      <w:r>
+        <w:t>/</w:t>
+      </w:r>
+      <w:proofErr w:type="spellStart"/>
+      <w:r>
+        <w:t>http</w:t>
+      </w:r>
+      <w:proofErr w:type="spellEnd"/>
+      <w:r>
+        <w:t>/</w:t>
+      </w:r>
+      <w:proofErr w:type="spellStart"/>
+      <w:r>
+        <w:t>handlers</w:t>
+      </w:r>
+      <w:proofErr w:type="spellEnd"/>
+      <w:r>
+        <w:t>/</w:t>
+      </w:r>
+      <w:proofErr w:type="spellStart"/>
+      <w:proofErr w:type="gramStart"/>
+      <w:r>
+        <w:t>valuation.go</w:t>
+      </w:r>
+      <w:proofErr w:type="spellEnd"/>
+      <w:proofErr w:type="gramEnd"/>
+      <w:r>
+        <w:t xml:space="preserve"> </w:t>
+      </w:r>
+      <w:r>
+        <w:t xml:space="preserve">– </w:t>
+      </w:r>
+      <w:r>
+        <w:t xml:space="preserve">обработчик оценки аренды. </w:t>
+      </w:r>
+      <w:r>
+        <w:t>П</w:t>
+      </w:r>
+      <w:r>
+        <w:t xml:space="preserve">ринимает параметры объекта (адрес/координаты, площади, комнаты, этаж/этажность, тип/состояние и т. п.), </w:t>
+      </w:r>
+      <w:proofErr w:type="spellStart"/>
+      <w:r>
+        <w:t>валидирует</w:t>
+      </w:r>
+      <w:proofErr w:type="spellEnd"/>
+      <w:r>
+        <w:t xml:space="preserve"> вход, вызывает ML-клиент для расчёта прогноза и интервала, при необходимости </w:t>
+      </w:r>
+      <w:r>
+        <w:t xml:space="preserve">– </w:t>
+      </w:r>
+      <w:r>
+        <w:t xml:space="preserve">с подбором </w:t>
+      </w:r>
+      <w:proofErr w:type="spellStart"/>
+      <w:r>
+        <w:t>компараблов</w:t>
+      </w:r>
+      <w:proofErr w:type="spellEnd"/>
+      <w:r>
+        <w:t>; возвращает структурированный JSON и/или запускает генерацию PDF.</w:t>
+      </w:r>
+    </w:p>
+    <w:p>
+      <w:pPr>
+        <w:pStyle w:val="22"/>
+        <w:numPr>
+          <w:ilvl w:val="0"/>
+          <w:numId w:val="65"/>
+        </w:numPr>
+        <w:ind w:left="1276" w:hanging="567"/>
+      </w:pPr>
+      <w:r>
+        <w:rPr>
+          <w:lang w:val="en-US"/>
+        </w:rPr>
+        <w:t>internal/</w:t>
+      </w:r>
+      <w:proofErr w:type="spellStart"/>
+      <w:r>
+        <w:rPr>
+          <w:lang w:val="en-US"/>
+        </w:rPr>
+        <w:t>mlclient</w:t>
+      </w:r>
+      <w:proofErr w:type="spellEnd"/>
+      <w:proofErr w:type="gramStart"/>
+      <w:r>
+        <w:rPr>
+          <w:lang w:val="en-US"/>
+        </w:rPr>
+        <w:t>/{</w:t>
+      </w:r>
+      <w:proofErr w:type="spellStart"/>
+      <w:proofErr w:type="gramEnd"/>
+      <w:r>
+        <w:rPr>
+          <w:lang w:val="en-US"/>
+        </w:rPr>
+        <w:t>client.go</w:t>
+      </w:r>
+      <w:proofErr w:type="spellEnd"/>
+      <w:r>
+        <w:rPr>
+          <w:lang w:val="en-US"/>
+        </w:rPr>
+        <w:t xml:space="preserve">, </w:t>
+      </w:r>
+      <w:proofErr w:type="spellStart"/>
+      <w:r>
+        <w:rPr>
+          <w:lang w:val="en-US"/>
+        </w:rPr>
+        <w:t>types.go</w:t>
+      </w:r>
+      <w:proofErr w:type="spellEnd"/>
+      <w:r>
+        <w:rPr>
+          <w:lang w:val="en-US"/>
+        </w:rPr>
+        <w:t xml:space="preserve">} </w:t>
+      </w:r>
+      <w:r>
+        <w:rPr>
+          <w:lang w:val="en-US"/>
+        </w:rPr>
+        <w:t xml:space="preserve">– </w:t>
+      </w:r>
+      <w:r>
+        <w:t>клиент</w:t>
+      </w:r>
+      <w:r>
+        <w:rPr>
+          <w:lang w:val="en-US"/>
+        </w:rPr>
+        <w:t xml:space="preserve"> </w:t>
+      </w:r>
+      <w:r>
+        <w:t>для</w:t>
+      </w:r>
+      <w:r>
+        <w:rPr>
+          <w:lang w:val="en-US"/>
+        </w:rPr>
+        <w:t xml:space="preserve"> </w:t>
+      </w:r>
+      <w:proofErr w:type="spellStart"/>
+      <w:r>
+        <w:rPr>
+          <w:lang w:val="en-US"/>
+        </w:rPr>
+        <w:t>realval</w:t>
+      </w:r>
+      <w:proofErr w:type="spellEnd"/>
+      <w:r>
+        <w:rPr>
+          <w:lang w:val="en-US"/>
+        </w:rPr>
+        <w:t>.</w:t>
+      </w:r>
+      <w:r>
+        <w:rPr>
+          <w:lang w:val="en-US"/>
+        </w:rPr>
+        <w:t xml:space="preserve"> </w:t>
+      </w:r>
+      <w:r>
+        <w:t>И</w:t>
+      </w:r>
+      <w:r>
+        <w:t xml:space="preserve">нкапсулирует HTTP-вызовы к </w:t>
+      </w:r>
+      <w:r>
+        <w:rPr>
+          <w:lang w:val="en-US"/>
+        </w:rPr>
+        <w:t>ML</w:t>
+      </w:r>
+      <w:r>
+        <w:t>-сервису</w:t>
+      </w:r>
+      <w:r>
+        <w:t xml:space="preserve"> (э</w:t>
+      </w:r>
+      <w:proofErr w:type="spellStart"/>
+      <w:r>
+        <w:t>ндпоинты</w:t>
+      </w:r>
+      <w:proofErr w:type="spellEnd"/>
+      <w:r>
+        <w:t xml:space="preserve"> предсказания, объяснений, </w:t>
+      </w:r>
+      <w:proofErr w:type="spellStart"/>
+      <w:r>
+        <w:t>компараблов</w:t>
+      </w:r>
+      <w:proofErr w:type="spellEnd"/>
+      <w:r>
+        <w:t>), преобразование типов и контроль таймаутов/повторов.</w:t>
+      </w:r>
+    </w:p>
+    <w:p>
+      <w:pPr>
+        <w:pStyle w:val="22"/>
+        <w:numPr>
+          <w:ilvl w:val="0"/>
+          <w:numId w:val="65"/>
+        </w:numPr>
+        <w:ind w:left="1276" w:hanging="567"/>
+      </w:pPr>
+      <w:r>
+        <w:rPr>
+          <w:lang w:val="en-US"/>
+        </w:rPr>
+        <w:t>internal/</w:t>
+      </w:r>
+      <w:proofErr w:type="spellStart"/>
+      <w:r>
+        <w:rPr>
+          <w:lang w:val="en-US"/>
+        </w:rPr>
+        <w:t>reportpdf</w:t>
+      </w:r>
+      <w:proofErr w:type="spellEnd"/>
+      <w:r>
+        <w:rPr>
+          <w:lang w:val="en-US"/>
+        </w:rPr>
+        <w:t>/</w:t>
+      </w:r>
+      <w:proofErr w:type="spellStart"/>
+      <w:proofErr w:type="gramStart"/>
+      <w:r>
+        <w:rPr>
+          <w:lang w:val="en-US"/>
+        </w:rPr>
+        <w:t>reportpdf.go</w:t>
+      </w:r>
+      <w:proofErr w:type="spellEnd"/>
+      <w:proofErr w:type="gramEnd"/>
+      <w:r>
+        <w:rPr>
+          <w:lang w:val="en-US"/>
+        </w:rPr>
+        <w:t xml:space="preserve"> (+ fonts/) </w:t>
+      </w:r>
+      <w:r>
+        <w:rPr>
+          <w:lang w:val="en-US"/>
+        </w:rPr>
+        <w:t xml:space="preserve">– </w:t>
+      </w:r>
+      <w:r>
+        <w:t>генератор</w:t>
+      </w:r>
+      <w:r>
+        <w:rPr>
+          <w:lang w:val="en-US"/>
+        </w:rPr>
+        <w:t xml:space="preserve"> PDF-</w:t>
+      </w:r>
+      <w:r>
+        <w:t>отчёта</w:t>
+      </w:r>
+      <w:r>
+        <w:rPr>
+          <w:lang w:val="en-US"/>
+        </w:rPr>
+        <w:t>.</w:t>
+      </w:r>
+      <w:r>
+        <w:rPr>
+          <w:lang w:val="en-US"/>
+        </w:rPr>
+        <w:t xml:space="preserve"> </w:t>
+      </w:r>
+      <w:r>
+        <w:t>С</w:t>
+      </w:r>
+      <w:r>
+        <w:t xml:space="preserve">обирает отчёт (цена/интервал, топ-факторы, карта/список </w:t>
+      </w:r>
+      <w:proofErr w:type="spellStart"/>
+      <w:r>
+        <w:t>компараблов</w:t>
+      </w:r>
+      <w:proofErr w:type="spellEnd"/>
+      <w:r>
+        <w:t>) с применением фирменного шрифта и полей; отдаёт файл на скачивание/сохранение.</w:t>
+      </w:r>
+    </w:p>
+    <w:p>
+      <w:pPr>
+        <w:pStyle w:val="22"/>
+        <w:numPr>
+          <w:ilvl w:val="0"/>
+          <w:numId w:val="65"/>
+        </w:numPr>
+        <w:ind w:left="1276" w:hanging="567"/>
+      </w:pPr>
+      <w:r>
+        <w:rPr>
+          <w:lang w:val="en-US"/>
+        </w:rPr>
+        <w:t>internal</w:t>
+      </w:r>
+      <w:r>
+        <w:t>/</w:t>
+      </w:r>
+      <w:r>
+        <w:rPr>
+          <w:lang w:val="en-US"/>
+        </w:rPr>
+        <w:t>repository</w:t>
+      </w:r>
+      <w:r>
+        <w:t>/</w:t>
+      </w:r>
+      <w:r>
+        <w:rPr>
+          <w:lang w:val="en-US"/>
+        </w:rPr>
+        <w:t>valuation</w:t>
+      </w:r>
+      <w:r>
+        <w:t>_</w:t>
+      </w:r>
+      <w:proofErr w:type="gramStart"/>
+      <w:r>
+        <w:rPr>
+          <w:lang w:val="en-US"/>
+        </w:rPr>
+        <w:t>repo</w:t>
+      </w:r>
+      <w:r>
+        <w:t>.</w:t>
+      </w:r>
+      <w:r>
+        <w:rPr>
+          <w:lang w:val="en-US"/>
+        </w:rPr>
+        <w:t>go</w:t>
+      </w:r>
+      <w:proofErr w:type="gramEnd"/>
+      <w:r>
+        <w:t xml:space="preserve"> </w:t>
+      </w:r>
+      <w:r>
+        <w:t xml:space="preserve">– </w:t>
+      </w:r>
+      <w:r>
+        <w:t>репозиторий</w:t>
+      </w:r>
+      <w:r>
+        <w:t>.</w:t>
+      </w:r>
+      <w:r>
+        <w:t xml:space="preserve"> </w:t>
+      </w:r>
+      <w:r>
+        <w:t>Д</w:t>
+      </w:r>
+      <w:r>
+        <w:t xml:space="preserve">оступ к БД: сохранение запросов/ответов оценки (без </w:t>
+      </w:r>
+      <w:proofErr w:type="spellStart"/>
+      <w:r>
+        <w:t>ПДн</w:t>
+      </w:r>
+      <w:proofErr w:type="spellEnd"/>
+      <w:r>
+        <w:t xml:space="preserve">), кэшей </w:t>
+      </w:r>
+      <w:proofErr w:type="spellStart"/>
+      <w:r>
+        <w:t>геокодирования</w:t>
+      </w:r>
+      <w:proofErr w:type="spellEnd"/>
+      <w:r>
+        <w:t>, журналов служебных операций.</w:t>
+      </w:r>
+    </w:p>
+    <w:p>
+      <w:pPr>
+        <w:pStyle w:val="22"/>
+        <w:numPr>
+          <w:ilvl w:val="0"/>
+          <w:numId w:val="65"/>
+        </w:numPr>
+        <w:ind w:left="1276" w:hanging="567"/>
+      </w:pPr>
+      <w:proofErr w:type="spellStart"/>
+      <w:r>
+        <w:t>internal</w:t>
+      </w:r>
+      <w:proofErr w:type="spellEnd"/>
+      <w:r>
+        <w:t>/</w:t>
+      </w:r>
+      <w:proofErr w:type="spellStart"/>
+      <w:r>
+        <w:t>database</w:t>
+      </w:r>
+      <w:proofErr w:type="spellEnd"/>
+      <w:r>
+        <w:t>/</w:t>
+      </w:r>
+      <w:proofErr w:type="spellStart"/>
+      <w:proofErr w:type="gramStart"/>
+      <w:r>
+        <w:t>postgres.go</w:t>
+      </w:r>
+      <w:proofErr w:type="spellEnd"/>
+      <w:proofErr w:type="gramEnd"/>
+      <w:r>
+        <w:t xml:space="preserve"> </w:t>
+      </w:r>
+      <w:r>
+        <w:t xml:space="preserve">– </w:t>
+      </w:r>
+      <w:r>
+        <w:t>инициализация подключения к БД;</w:t>
+      </w:r>
+    </w:p>
+    <w:p>
+      <w:pPr>
+        <w:pStyle w:val="22"/>
+        <w:numPr>
+          <w:ilvl w:val="0"/>
+          <w:numId w:val="65"/>
+        </w:numPr>
+        <w:ind w:left="1276" w:hanging="567"/>
+      </w:pPr>
+      <w:proofErr w:type="spellStart"/>
+      <w:r>
+        <w:t>internal</w:t>
+      </w:r>
+      <w:proofErr w:type="spellEnd"/>
+      <w:r>
+        <w:t>/</w:t>
+      </w:r>
+      <w:proofErr w:type="spellStart"/>
+      <w:r>
+        <w:t>config</w:t>
+      </w:r>
+      <w:proofErr w:type="spellEnd"/>
+      <w:r>
+        <w:t>/</w:t>
+      </w:r>
+      <w:proofErr w:type="spellStart"/>
+      <w:proofErr w:type="gramStart"/>
+      <w:r>
+        <w:t>config.go</w:t>
+      </w:r>
+      <w:proofErr w:type="spellEnd"/>
+      <w:proofErr w:type="gramEnd"/>
+      <w:r>
+        <w:t xml:space="preserve"> </w:t>
+      </w:r>
+      <w:r>
+        <w:t xml:space="preserve">– </w:t>
+      </w:r>
+      <w:r>
+        <w:t>загрузка конфигурации (порты, DSN, адреса сервисов);</w:t>
+      </w:r>
+    </w:p>
+    <w:p>
+      <w:pPr>
+        <w:pStyle w:val="22"/>
+        <w:numPr>
+          <w:ilvl w:val="0"/>
+          <w:numId w:val="65"/>
+        </w:numPr>
+        <w:ind w:left="1276" w:hanging="567"/>
+      </w:pPr>
+      <w:proofErr w:type="spellStart"/>
+      <w:r>
+        <w:t>internal</w:t>
+      </w:r>
+      <w:proofErr w:type="spellEnd"/>
+      <w:r>
+        <w:t>/</w:t>
+      </w:r>
+      <w:proofErr w:type="spellStart"/>
+      <w:r>
+        <w:t>logger</w:t>
+      </w:r>
+      <w:proofErr w:type="spellEnd"/>
+      <w:r>
+        <w:t>/</w:t>
+      </w:r>
+      <w:proofErr w:type="spellStart"/>
+      <w:proofErr w:type="gramStart"/>
+      <w:r>
+        <w:t>logger.go</w:t>
+      </w:r>
+      <w:proofErr w:type="spellEnd"/>
+      <w:proofErr w:type="gramEnd"/>
+      <w:r>
+        <w:t xml:space="preserve"> </w:t>
+      </w:r>
+      <w:r>
+        <w:t xml:space="preserve">– </w:t>
+      </w:r>
+      <w:r>
+        <w:t>структурный логгер и уровни логирования.</w:t>
+      </w:r>
+    </w:p>
+    <w:p>
+      <w:pPr>
+        <w:pStyle w:val="22"/>
+        <w:numPr>
+          <w:ilvl w:val="0"/>
+          <w:numId w:val="65"/>
+        </w:numPr>
+        <w:ind w:left="1276" w:hanging="567"/>
+      </w:pPr>
+      <w:proofErr w:type="spellStart"/>
+      <w:r>
+        <w:t>docs</w:t>
+      </w:r>
+      <w:proofErr w:type="spellEnd"/>
+      <w:r>
+        <w:t>/</w:t>
+      </w:r>
+      <w:proofErr w:type="spellStart"/>
+      <w:proofErr w:type="gramStart"/>
+      <w:r>
+        <w:t>swagger</w:t>
+      </w:r>
+      <w:proofErr w:type="spellEnd"/>
+      <w:r>
+        <w:t>.*</w:t>
+      </w:r>
+      <w:proofErr w:type="gramEnd"/>
+      <w:r>
+        <w:t xml:space="preserve">, </w:t>
+      </w:r>
+      <w:proofErr w:type="spellStart"/>
+      <w:r>
+        <w:t>docs</w:t>
+      </w:r>
+      <w:proofErr w:type="spellEnd"/>
+      <w:r>
+        <w:t>/</w:t>
+      </w:r>
+      <w:proofErr w:type="spellStart"/>
+      <w:r>
+        <w:t>docs.go</w:t>
+      </w:r>
+      <w:proofErr w:type="spellEnd"/>
+      <w:r>
+        <w:t xml:space="preserve"> </w:t>
+      </w:r>
+      <w:r>
+        <w:t xml:space="preserve">– </w:t>
+      </w:r>
+      <w:r>
+        <w:t>описание REST-контрактов (</w:t>
+      </w:r>
+      <w:proofErr w:type="spellStart"/>
+      <w:r>
+        <w:t>автогенерация</w:t>
+      </w:r>
+      <w:proofErr w:type="spellEnd"/>
+      <w:r>
+        <w:t xml:space="preserve"> </w:t>
+      </w:r>
+      <w:proofErr w:type="spellStart"/>
+      <w:r>
+        <w:t>Swagger</w:t>
+      </w:r>
+      <w:proofErr w:type="spellEnd"/>
+      <w:r>
+        <w:t>/</w:t>
+      </w:r>
+      <w:proofErr w:type="spellStart"/>
+      <w:r>
+        <w:t>OpenAPI</w:t>
+      </w:r>
+      <w:proofErr w:type="spellEnd"/>
+      <w:r>
+        <w:t>).</w:t>
+      </w:r>
+    </w:p>
+    <w:p>
+      <w:pPr>
+        <w:pStyle w:val="31"/>
+        <w:rPr>
+          <w:lang w:val="en-US"/>
+        </w:rPr>
+      </w:pPr>
+      <w:r>
+        <w:lastRenderedPageBreak/>
+        <w:t>В</w:t>
+      </w:r>
+      <w:r>
+        <w:t>еб-интерфейс</w:t>
+      </w:r>
+    </w:p>
+    <w:p>
+      <w:r>
+        <w:t>О</w:t>
+      </w:r>
+      <w:r>
+        <w:t xml:space="preserve">дностраничный интерфейс для ввода параметров квартиры, вызова оценки и просмотра результата с </w:t>
+      </w:r>
+      <w:proofErr w:type="spellStart"/>
+      <w:r>
+        <w:t>компараблами</w:t>
+      </w:r>
+      <w:proofErr w:type="spellEnd"/>
+      <w:r>
+        <w:t xml:space="preserve"> и скачиванием отчёта.</w:t>
+      </w:r>
+    </w:p>
+    <w:p>
+      <w:r>
+        <w:t>Общая структура указана на Рисунке 3.</w:t>
+      </w:r>
+      <w:r>
+        <w:t>3</w:t>
+      </w:r>
+      <w:r>
+        <w:t>:</w:t>
+      </w:r>
+    </w:p>
+    <w:p>
+      <w:pPr>
+        <w:ind w:firstLine="0"/>
+        <w:jc w:val="center"/>
+        <w:rPr>
+          <w:lang w:val="en-US"/>
+        </w:rPr>
+      </w:pPr>
+      <w:r>
+        <w:rPr>
+          <w:noProof/>
+          <w:lang w:val="en-US"/>
+        </w:rPr>
+        <w:br/>
+      </w:r>
+      <w:r>
+        <w:rPr>
+          <w:noProof/>
+          <w:lang w:val="en-US"/>
+        </w:rPr>
+        <w:drawing>
+          <wp:inline distT="0" distB="0" distL="0" distR="0" wp14:anchorId="10EA521F" wp14:editId="673919CA">
+            <wp:extent cx="5440680" cy="3166110"/>
+            <wp:effectExtent l="0" t="0" r="7620" b="0"/>
+            <wp:docPr id="10" name="Рисунок 10"/>
+            <wp:cNvGraphicFramePr>
+              <a:graphicFrameLocks xmlns:a="http://schemas.openxmlformats.org/drawingml/2006/main" noChangeAspect="1"/>
+            </wp:cNvGraphicFramePr>
+            <a:graphic xmlns:a="http://schemas.openxmlformats.org/drawingml/2006/main">
+              <a:graphicData uri="http://schemas.openxmlformats.org/drawingml/2006/picture">
+                <pic:pic xmlns:pic="http://schemas.openxmlformats.org/drawingml/2006/picture">
+                  <pic:nvPicPr>
+                    <pic:cNvPr id="0" name="Picture 6"/>
+                    <pic:cNvPicPr>
+                      <a:picLocks noChangeAspect="1" noChangeArrowheads="1"/>
+                    </pic:cNvPicPr>
+                  </pic:nvPicPr>
+                  <pic:blipFill rotWithShape="1">
+                    <a:blip r:embed="rId18">
+                      <a:extLst>
+                        <a:ext uri="{28A0092B-C50C-407E-A947-70E740481C1C}">
+                          <a14:useLocalDpi xmlns:a14="http://schemas.microsoft.com/office/drawing/2010/main" val="0"/>
+                        </a:ext>
+                      </a:extLst>
+                    </a:blip>
+                    <a:srcRect l="4173" t="6666" r="4182" b="6771"/>
+                    <a:stretch/>
+                  </pic:blipFill>
+                  <pic:spPr bwMode="auto">
+                    <a:xfrm>
+                      <a:off x="0" y="0"/>
+                      <a:ext cx="5440680" cy="3166110"/>
+                    </a:xfrm>
+                    <a:prstGeom prst="rect">
+                      <a:avLst/>
+                    </a:prstGeom>
+                    <a:noFill/>
+                    <a:ln>
+                      <a:noFill/>
+                    </a:ln>
+                    <a:extLst>
+                      <a:ext uri="{53640926-AAD7-44D8-BBD7-CCE9431645EC}">
+                        <a14:shadowObscured xmlns:a14="http://schemas.microsoft.com/office/drawing/2010/main"/>
+                      </a:ext>
+                    </a:extLst>
+                  </pic:spPr>
+                </pic:pic>
+              </a:graphicData>
+            </a:graphic>
+          </wp:inline>
+        </w:drawing>
+      </w:r>
+    </w:p>
+    <w:p>
+      <w:pPr>
+        <w:pStyle w:val="1f2"/>
+      </w:pPr>
+      <w:r>
+        <w:t>Рисунок 3.</w:t>
+      </w:r>
+      <w:r>
+        <w:t>3</w:t>
+      </w:r>
+      <w:r>
+        <w:t xml:space="preserve"> – Общая структура </w:t>
+      </w:r>
+      <w:r>
+        <w:t>Веб</w:t>
+      </w:r>
+      <w:r>
+        <w:t>-</w:t>
+      </w:r>
+      <w:r>
+        <w:t>интерфейса</w:t>
+      </w:r>
+    </w:p>
+    <w:p>
+      <w:r>
+        <w:t>Основные сущности:</w:t>
+      </w:r>
+    </w:p>
+    <w:p>
+      <w:pPr>
+        <w:pStyle w:val="22"/>
+        <w:numPr>
+          <w:ilvl w:val="0"/>
+          <w:numId w:val="66"/>
+        </w:numPr>
+        <w:ind w:left="1276" w:hanging="567"/>
+        <w:rPr>
+          <w:lang w:val="en-US"/>
+        </w:rPr>
+      </w:pPr>
+      <w:r>
+        <w:rPr>
+          <w:lang w:val="en-US"/>
+        </w:rPr>
+        <w:t>app/</w:t>
+      </w:r>
+      <w:proofErr w:type="spellStart"/>
+      <w:r>
+        <w:rPr>
+          <w:lang w:val="en-US"/>
+        </w:rPr>
+        <w:t>page.tsx</w:t>
+      </w:r>
+      <w:proofErr w:type="spellEnd"/>
+      <w:r>
+        <w:rPr>
+          <w:lang w:val="en-US"/>
+        </w:rPr>
+        <w:t>, app/</w:t>
+      </w:r>
+      <w:proofErr w:type="spellStart"/>
+      <w:r>
+        <w:rPr>
+          <w:lang w:val="en-US"/>
+        </w:rPr>
+        <w:t>layout.tsx</w:t>
+      </w:r>
+      <w:proofErr w:type="spellEnd"/>
+      <w:r>
+        <w:rPr>
+          <w:lang w:val="en-US"/>
+        </w:rPr>
+        <w:t xml:space="preserve"> – </w:t>
+      </w:r>
+      <w:r>
+        <w:t>каркас</w:t>
+      </w:r>
+      <w:r>
+        <w:rPr>
+          <w:lang w:val="en-US"/>
+        </w:rPr>
+        <w:t xml:space="preserve"> </w:t>
+      </w:r>
+      <w:r>
+        <w:t>страницы</w:t>
+      </w:r>
+      <w:r>
+        <w:rPr>
+          <w:lang w:val="en-US"/>
+        </w:rPr>
+        <w:t xml:space="preserve"> </w:t>
+      </w:r>
+      <w:r>
+        <w:t>приложения</w:t>
+      </w:r>
+      <w:r>
+        <w:rPr>
+          <w:lang w:val="en-US"/>
+        </w:rPr>
+        <w:t>.</w:t>
+      </w:r>
+    </w:p>
+    <w:p>
+      <w:pPr>
+        <w:pStyle w:val="22"/>
+      </w:pPr>
+      <w:proofErr w:type="spellStart"/>
+      <w:r>
+        <w:t>components</w:t>
+      </w:r>
+      <w:proofErr w:type="spellEnd"/>
+      <w:r>
+        <w:t>/</w:t>
+      </w:r>
+      <w:proofErr w:type="spellStart"/>
+      <w:r>
+        <w:t>valuation-form.tsx</w:t>
+      </w:r>
+      <w:proofErr w:type="spellEnd"/>
+      <w:r>
+        <w:t xml:space="preserve"> </w:t>
+      </w:r>
+      <w:r>
+        <w:t xml:space="preserve">– </w:t>
+      </w:r>
+      <w:r>
+        <w:t>форма оценки (адрес/координаты, параметры объекта, выбор режима интервала).</w:t>
+      </w:r>
+    </w:p>
+    <w:p>
+      <w:pPr>
+        <w:pStyle w:val="22"/>
+        <w:rPr>
+          <w:lang w:val="en-US"/>
+        </w:rPr>
+      </w:pPr>
+      <w:r>
+        <w:rPr>
+          <w:lang w:val="en-US"/>
+        </w:rPr>
+        <w:t>components/address-</w:t>
+      </w:r>
+      <w:proofErr w:type="spellStart"/>
+      <w:r>
+        <w:rPr>
+          <w:lang w:val="en-US"/>
+        </w:rPr>
+        <w:t>autocomplete.tsx</w:t>
+      </w:r>
+      <w:proofErr w:type="spellEnd"/>
+      <w:r>
+        <w:rPr>
+          <w:lang w:val="en-US"/>
+        </w:rPr>
+        <w:t xml:space="preserve"> </w:t>
+      </w:r>
+      <w:r>
+        <w:rPr>
+          <w:lang w:val="en-US"/>
+        </w:rPr>
+        <w:t xml:space="preserve">– </w:t>
+      </w:r>
+      <w:r>
+        <w:t>подсказки</w:t>
+      </w:r>
+      <w:r>
+        <w:rPr>
+          <w:lang w:val="en-US"/>
+        </w:rPr>
+        <w:t xml:space="preserve"> </w:t>
+      </w:r>
+      <w:r>
+        <w:t>адресов</w:t>
+      </w:r>
+      <w:r>
+        <w:rPr>
+          <w:lang w:val="en-US"/>
+        </w:rPr>
+        <w:t xml:space="preserve"> (</w:t>
+      </w:r>
+      <w:r>
+        <w:t>вызовы</w:t>
+      </w:r>
+      <w:r>
+        <w:rPr>
+          <w:lang w:val="en-US"/>
+        </w:rPr>
+        <w:t xml:space="preserve"> /geocode).</w:t>
+      </w:r>
+    </w:p>
+    <w:p>
+      <w:pPr>
+        <w:pStyle w:val="22"/>
+      </w:pPr>
+      <w:proofErr w:type="spellStart"/>
+      <w:r>
+        <w:t>components</w:t>
+      </w:r>
+      <w:proofErr w:type="spellEnd"/>
+      <w:r>
+        <w:t>/</w:t>
+      </w:r>
+      <w:proofErr w:type="spellStart"/>
+      <w:r>
+        <w:t>valuation-result.tsx</w:t>
+      </w:r>
+      <w:proofErr w:type="spellEnd"/>
+      <w:r>
+        <w:t xml:space="preserve"> </w:t>
+      </w:r>
+      <w:r>
+        <w:t xml:space="preserve">– </w:t>
+      </w:r>
+      <w:r>
+        <w:t xml:space="preserve">отображение результата (цена/интервал, факторы, список </w:t>
+      </w:r>
+      <w:proofErr w:type="spellStart"/>
+      <w:r>
+        <w:t>компараблов</w:t>
+      </w:r>
+      <w:proofErr w:type="spellEnd"/>
+      <w:r>
+        <w:t>, карта).</w:t>
+      </w:r>
+    </w:p>
+    <w:p>
+      <w:pPr>
+        <w:pStyle w:val="22"/>
+      </w:pPr>
+      <w:proofErr w:type="spellStart"/>
+      <w:r>
+        <w:t>components</w:t>
+      </w:r>
+      <w:proofErr w:type="spellEnd"/>
+      <w:r>
+        <w:t>/</w:t>
+      </w:r>
+      <w:proofErr w:type="spellStart"/>
+      <w:r>
+        <w:t>valuation-list.tsx</w:t>
+      </w:r>
+      <w:proofErr w:type="spellEnd"/>
+      <w:r>
+        <w:t xml:space="preserve"> </w:t>
+      </w:r>
+      <w:r>
+        <w:t xml:space="preserve">– </w:t>
+      </w:r>
+      <w:r>
+        <w:t>история/повторный вызов (если включено).</w:t>
+      </w:r>
+    </w:p>
+    <w:p>
+      <w:pPr>
+        <w:pStyle w:val="22"/>
+      </w:pPr>
+      <w:r>
+        <w:rPr>
+          <w:lang w:val="en-US"/>
+        </w:rPr>
+        <w:t>lib</w:t>
+      </w:r>
+      <w:r>
+        <w:t>/</w:t>
+      </w:r>
+      <w:proofErr w:type="spellStart"/>
+      <w:r>
+        <w:rPr>
+          <w:lang w:val="en-US"/>
+        </w:rPr>
+        <w:t>api</w:t>
+      </w:r>
+      <w:proofErr w:type="spellEnd"/>
+      <w:r>
+        <w:t>.</w:t>
+      </w:r>
+      <w:proofErr w:type="spellStart"/>
+      <w:r>
+        <w:rPr>
+          <w:lang w:val="en-US"/>
+        </w:rPr>
+        <w:t>ts</w:t>
+      </w:r>
+      <w:proofErr w:type="spellEnd"/>
+      <w:r>
+        <w:t xml:space="preserve"> </w:t>
+      </w:r>
+      <w:r>
+        <w:t xml:space="preserve">– </w:t>
+      </w:r>
+      <w:r>
+        <w:t>клиент</w:t>
+      </w:r>
+      <w:r>
+        <w:t xml:space="preserve"> </w:t>
+      </w:r>
+      <w:r>
+        <w:rPr>
+          <w:lang w:val="en-US"/>
+        </w:rPr>
+        <w:t>REST</w:t>
+      </w:r>
+      <w:r>
+        <w:t xml:space="preserve"> </w:t>
+      </w:r>
+      <w:r>
+        <w:t>к</w:t>
+      </w:r>
+      <w:r>
+        <w:t xml:space="preserve"> </w:t>
+      </w:r>
+      <w:r>
+        <w:rPr>
+          <w:lang w:val="en-US"/>
+        </w:rPr>
+        <w:t>backend</w:t>
+      </w:r>
+      <w:r>
+        <w:t xml:space="preserve">; </w:t>
+      </w:r>
+      <w:r>
+        <w:rPr>
+          <w:lang w:val="en-US"/>
+        </w:rPr>
+        <w:t>lib</w:t>
+      </w:r>
+      <w:r>
+        <w:t>/</w:t>
+      </w:r>
+      <w:r>
+        <w:rPr>
+          <w:lang w:val="en-US"/>
+        </w:rPr>
+        <w:t>utils</w:t>
+      </w:r>
+      <w:r>
+        <w:t>.</w:t>
+      </w:r>
+      <w:proofErr w:type="spellStart"/>
+      <w:r>
+        <w:rPr>
+          <w:lang w:val="en-US"/>
+        </w:rPr>
+        <w:t>ts</w:t>
+      </w:r>
+      <w:proofErr w:type="spellEnd"/>
+      <w:r>
+        <w:t xml:space="preserve"> </w:t>
+      </w:r>
+      <w:r>
+        <w:t xml:space="preserve">– </w:t>
+      </w:r>
+      <w:r>
+        <w:t>утилиты</w:t>
+      </w:r>
+      <w:r>
+        <w:t xml:space="preserve"> </w:t>
+      </w:r>
+      <w:r>
+        <w:t>форматирования</w:t>
+      </w:r>
+      <w:r>
+        <w:t xml:space="preserve"> </w:t>
+      </w:r>
+      <w:r>
+        <w:t>значений</w:t>
+      </w:r>
+      <w:r>
+        <w:t>.</w:t>
+      </w:r>
+    </w:p>
+    <w:p>
+      <w:pPr>
+        <w:pStyle w:val="22"/>
+        <w:rPr>
+          <w:lang w:val="en-US"/>
+        </w:rPr>
+      </w:pPr>
+      <w:r>
+        <w:rPr>
+          <w:lang w:val="en-US"/>
+        </w:rPr>
+        <w:lastRenderedPageBreak/>
+        <w:t xml:space="preserve">public/, globals.css, </w:t>
+      </w:r>
+      <w:r>
+        <w:t>конфигурации</w:t>
+      </w:r>
+      <w:r>
+        <w:rPr>
+          <w:lang w:val="en-US"/>
+        </w:rPr>
+        <w:t xml:space="preserve"> (</w:t>
+      </w:r>
+      <w:proofErr w:type="spellStart"/>
+      <w:proofErr w:type="gramStart"/>
+      <w:r>
+        <w:rPr>
+          <w:lang w:val="en-US"/>
+        </w:rPr>
+        <w:t>package.json</w:t>
+      </w:r>
+      <w:proofErr w:type="spellEnd"/>
+      <w:proofErr w:type="gramEnd"/>
+      <w:r>
+        <w:rPr>
+          <w:lang w:val="en-US"/>
+        </w:rPr>
+        <w:t xml:space="preserve">, </w:t>
+      </w:r>
+      <w:proofErr w:type="spellStart"/>
+      <w:r>
+        <w:rPr>
+          <w:lang w:val="en-US"/>
+        </w:rPr>
+        <w:t>tailwind.config.ts</w:t>
+      </w:r>
+      <w:proofErr w:type="spellEnd"/>
+      <w:r>
+        <w:rPr>
+          <w:lang w:val="en-US"/>
+        </w:rPr>
+        <w:t xml:space="preserve">, next.config.js) </w:t>
+      </w:r>
+      <w:r>
+        <w:rPr>
+          <w:lang w:val="en-US"/>
+        </w:rPr>
+        <w:t xml:space="preserve">– </w:t>
+      </w:r>
+      <w:r>
+        <w:t>статические</w:t>
+      </w:r>
+      <w:r>
+        <w:rPr>
+          <w:lang w:val="en-US"/>
+        </w:rPr>
+        <w:t xml:space="preserve"> </w:t>
+      </w:r>
+      <w:r>
+        <w:t>ресурсы</w:t>
+      </w:r>
+      <w:r>
+        <w:rPr>
+          <w:lang w:val="en-US"/>
+        </w:rPr>
+        <w:t xml:space="preserve"> </w:t>
+      </w:r>
+      <w:r>
+        <w:t>и</w:t>
+      </w:r>
+      <w:r>
+        <w:rPr>
+          <w:lang w:val="en-US"/>
+        </w:rPr>
+        <w:t xml:space="preserve"> </w:t>
+      </w:r>
+      <w:r>
+        <w:t>стили</w:t>
+      </w:r>
+      <w:r>
+        <w:rPr>
+          <w:lang w:val="en-US"/>
+        </w:rPr>
+        <w:t>.</w:t>
+      </w:r>
+    </w:p>
+    <w:p>
+      <w:commentRangeStart w:id="37"/>
+      <w:r>
+        <w:t xml:space="preserve">Программная реализация разделяет ответственность по слоям: веб-интерфейс для взаимодействия с пользователем, </w:t>
+      </w:r>
+      <w:proofErr w:type="spellStart"/>
+      <w:r>
+        <w:t>backend</w:t>
+      </w:r>
+      <w:proofErr w:type="spellEnd"/>
+      <w:r>
+        <w:t>-шлюз для валидации/</w:t>
+      </w:r>
+      <w:proofErr w:type="spellStart"/>
+      <w:r>
+        <w:t>геокодирования</w:t>
+      </w:r>
+      <w:proofErr w:type="spellEnd"/>
+      <w:r>
+        <w:t xml:space="preserve">/отчётов и ML-сервис для </w:t>
+      </w:r>
+      <w:proofErr w:type="spellStart"/>
+      <w:r>
+        <w:t>инференса</w:t>
+      </w:r>
+      <w:proofErr w:type="spellEnd"/>
+      <w:r>
+        <w:t xml:space="preserve">, интервалов, объяснимости и </w:t>
+      </w:r>
+      <w:proofErr w:type="spellStart"/>
+      <w:r>
+        <w:t>компараблов</w:t>
+      </w:r>
+      <w:proofErr w:type="spellEnd"/>
+      <w:r>
+        <w:t>. Такая модульность соответствует требованиям к производительности и масштабированию, упрощает сопровождение и обеспечивает воспроизводимую работу на подготовленной витрине данных.</w:t>
+      </w:r>
+      <w:commentRangeEnd w:id="37"/>
+      <w:r>
+        <w:rPr>
+          <w:rStyle w:val="aff"/>
+        </w:rPr>
+        <w:commentReference w:id="37"/>
       </w:r>
     </w:p>
     <w:p>
       <w:pPr>
         <w:pStyle w:val="23"/>
       </w:pPr>
-      <w:bookmarkStart w:id="34" w:name="_Toc212455504"/>
-      <w:commentRangeStart w:id="35"/>
+      <w:bookmarkStart w:id="38" w:name="_Toc212455504"/>
+      <w:commentRangeStart w:id="39"/>
       <w:r>
         <w:t>Тестирование приложения</w:t>
       </w:r>
-      <w:commentRangeEnd w:id="35"/>
+      <w:commentRangeEnd w:id="39"/>
       <w:r>
         <w:rPr>
           <w:rStyle w:val="aff"/>
@@ -4310,20 +8844,1029 @@
           <w:b w:val="0"/>
           <w:shd w:val="clear" w:color="auto" w:fill="auto"/>
         </w:rPr>
-        <w:commentReference w:id="35"/>
-      </w:r>
-      <w:bookmarkEnd w:id="34"/>
+        <w:commentReference w:id="39"/>
+      </w:r>
+      <w:bookmarkEnd w:id="38"/>
+    </w:p>
+    <w:p>
+      <w:r>
+        <w:t xml:space="preserve">В ходе тестирования проверялись функциональные, интеграционные и системные аспекты работы системы, а также корректность интервалов неопределённости и производительность сервиса </w:t>
+      </w:r>
+      <w:proofErr w:type="spellStart"/>
+      <w:r>
+        <w:t>инференса</w:t>
+      </w:r>
+      <w:proofErr w:type="spellEnd"/>
+      <w:r>
+        <w:t>. Тестовые сценарии покрывают основные пользовательские потоки (</w:t>
+      </w:r>
+      <w:proofErr w:type="spellStart"/>
+      <w:r>
+        <w:t>геокодирование</w:t>
+      </w:r>
+      <w:proofErr w:type="spellEnd"/>
+      <w:r>
+        <w:t xml:space="preserve">, расчёт оценки аренды, объяснения факторов, подбор </w:t>
+      </w:r>
+      <w:proofErr w:type="spellStart"/>
+      <w:r>
+        <w:t>компараблов</w:t>
+      </w:r>
+      <w:proofErr w:type="spellEnd"/>
+      <w:r>
+        <w:t>, генерация отчёта), обработку ошибок валидации и граничные случаи. Для оценки эксплуатационных характеристик дополнительно проведены нагрузочные прогоны с фиксацией латентности p50/p95 и пропускной способности. Ниже приведены ключевые тест-кейсы.</w:t>
+      </w:r>
+    </w:p>
+    <w:p>
+      <w:pPr>
+        <w:pStyle w:val="TableParagraph"/>
+        <w:rPr>
+          <w:lang w:val="en-US"/>
+        </w:rPr>
+      </w:pPr>
+      <w:commentRangeStart w:id="40"/>
+      <w:r>
+        <w:t xml:space="preserve">Таблица 3.1 — </w:t>
+      </w:r>
+      <w:proofErr w:type="spellStart"/>
+      <w:r>
+        <w:t>Геокодирование</w:t>
+      </w:r>
+      <w:proofErr w:type="spellEnd"/>
+      <w:r>
+        <w:t xml:space="preserve"> и валидация ввода</w:t>
+      </w:r>
+    </w:p>
+    <w:tbl>
+      <w:tblPr>
+        <w:tblStyle w:val="aa"/>
+        <w:tblW w:w="0" w:type="auto"/>
+        <w:tblLayout w:type="fixed"/>
+        <w:tblLook w:val="04A0" w:firstRow="1" w:lastRow="0" w:firstColumn="1" w:lastColumn="0" w:noHBand="0" w:noVBand="1"/>
+      </w:tblPr>
+      <w:tblGrid>
+        <w:gridCol w:w="846"/>
+        <w:gridCol w:w="575"/>
+        <w:gridCol w:w="559"/>
+        <w:gridCol w:w="641"/>
+        <w:gridCol w:w="700"/>
+        <w:gridCol w:w="779"/>
+        <w:gridCol w:w="710"/>
+        <w:gridCol w:w="1175"/>
+        <w:gridCol w:w="2958"/>
+        <w:gridCol w:w="402"/>
+      </w:tblGrid>
+      <w:tr>
+        <w:tc>
+          <w:tcPr>
+            <w:tcW w:w="846" w:type="dxa"/>
+            <w:vAlign w:val="center"/>
+          </w:tcPr>
+          <w:p>
+            <w:pPr>
+              <w:ind w:firstLine="0"/>
+              <w:rPr>
+                <w:rFonts w:cs="Times New Roman"/>
+                <w:szCs w:val="28"/>
+              </w:rPr>
+            </w:pPr>
+            <w:r>
+              <w:rPr>
+                <w:rFonts w:cs="Times New Roman"/>
+                <w:color w:val="000000"/>
+                <w:szCs w:val="28"/>
+              </w:rPr>
+              <w:t>T-01</w:t>
+            </w:r>
+          </w:p>
+        </w:tc>
+        <w:tc>
+          <w:tcPr>
+            <w:tcW w:w="1134" w:type="dxa"/>
+            <w:gridSpan w:val="2"/>
+            <w:vAlign w:val="center"/>
+          </w:tcPr>
+          <w:p>
+            <w:pPr>
+              <w:ind w:firstLine="0"/>
+              <w:rPr>
+                <w:rFonts w:cs="Times New Roman"/>
+                <w:szCs w:val="28"/>
+              </w:rPr>
+            </w:pPr>
+            <w:proofErr w:type="spellStart"/>
+            <w:r>
+              <w:rPr>
+                <w:rFonts w:cs="Times New Roman"/>
+                <w:color w:val="000000"/>
+                <w:szCs w:val="28"/>
+              </w:rPr>
+              <w:t>Геокодирование</w:t>
+            </w:r>
+            <w:proofErr w:type="spellEnd"/>
+            <w:r>
+              <w:rPr>
+                <w:rFonts w:cs="Times New Roman"/>
+                <w:color w:val="000000"/>
+                <w:szCs w:val="28"/>
+              </w:rPr>
+              <w:t xml:space="preserve"> валидного адреса</w:t>
+            </w:r>
+          </w:p>
+        </w:tc>
+        <w:tc>
+          <w:tcPr>
+            <w:tcW w:w="641" w:type="dxa"/>
+            <w:vAlign w:val="center"/>
+          </w:tcPr>
+          <w:p>
+            <w:pPr>
+              <w:ind w:firstLine="0"/>
+              <w:rPr>
+                <w:rFonts w:cs="Times New Roman"/>
+                <w:szCs w:val="28"/>
+              </w:rPr>
+            </w:pPr>
+            <w:r>
+              <w:rPr>
+                <w:rFonts w:cs="Times New Roman"/>
+                <w:color w:val="000000"/>
+                <w:szCs w:val="28"/>
+              </w:rPr>
+              <w:t>`/</w:t>
+            </w:r>
+            <w:proofErr w:type="spellStart"/>
+            <w:r>
+              <w:rPr>
+                <w:rFonts w:cs="Times New Roman"/>
+                <w:color w:val="000000"/>
+                <w:szCs w:val="28"/>
+              </w:rPr>
+              <w:t>geocode</w:t>
+            </w:r>
+            <w:proofErr w:type="spellEnd"/>
+            <w:r>
+              <w:rPr>
+                <w:rFonts w:cs="Times New Roman"/>
+                <w:color w:val="000000"/>
+                <w:szCs w:val="28"/>
+              </w:rPr>
+              <w:t>/</w:t>
+            </w:r>
+            <w:proofErr w:type="spellStart"/>
+            <w:r>
+              <w:rPr>
+                <w:rFonts w:cs="Times New Roman"/>
+                <w:color w:val="000000"/>
+                <w:szCs w:val="28"/>
+              </w:rPr>
+              <w:t>suggest</w:t>
+            </w:r>
+            <w:proofErr w:type="spellEnd"/>
+            <w:r>
+              <w:rPr>
+                <w:rFonts w:cs="Times New Roman"/>
+                <w:color w:val="000000"/>
+                <w:szCs w:val="28"/>
+              </w:rPr>
+              <w:t>`</w:t>
+            </w:r>
+          </w:p>
+        </w:tc>
+        <w:tc>
+          <w:tcPr>
+            <w:tcW w:w="700" w:type="dxa"/>
+            <w:vAlign w:val="center"/>
+          </w:tcPr>
+          <w:p>
+            <w:pPr>
+              <w:ind w:firstLine="0"/>
+              <w:rPr>
+                <w:rFonts w:cs="Times New Roman"/>
+                <w:szCs w:val="28"/>
+              </w:rPr>
+            </w:pPr>
+            <w:r>
+              <w:rPr>
+                <w:rFonts w:cs="Times New Roman"/>
+                <w:color w:val="000000"/>
+                <w:szCs w:val="28"/>
+              </w:rPr>
+              <w:t>сервис доступен</w:t>
+            </w:r>
+          </w:p>
+        </w:tc>
+        <w:tc>
+          <w:tcPr>
+            <w:tcW w:w="779" w:type="dxa"/>
+            <w:vAlign w:val="center"/>
+          </w:tcPr>
+          <w:p>
+            <w:pPr>
+              <w:ind w:firstLine="0"/>
+              <w:rPr>
+                <w:rFonts w:cs="Times New Roman"/>
+                <w:szCs w:val="28"/>
+              </w:rPr>
+            </w:pPr>
+            <w:r>
+              <w:rPr>
+                <w:rFonts w:cs="Times New Roman"/>
+                <w:color w:val="000000"/>
+                <w:szCs w:val="28"/>
+              </w:rPr>
+              <w:t>Ввести адрес и отправить запрос</w:t>
+            </w:r>
+          </w:p>
+        </w:tc>
+        <w:tc>
+          <w:tcPr>
+            <w:tcW w:w="710" w:type="dxa"/>
+            <w:vAlign w:val="center"/>
+          </w:tcPr>
+          <w:p>
+            <w:pPr>
+              <w:ind w:firstLine="0"/>
+              <w:rPr>
+                <w:rFonts w:cs="Times New Roman"/>
+                <w:szCs w:val="28"/>
+              </w:rPr>
+            </w:pPr>
+            <w:r>
+              <w:rPr>
+                <w:rFonts w:cs="Times New Roman"/>
+                <w:color w:val="000000"/>
+                <w:szCs w:val="28"/>
+              </w:rPr>
+              <w:t>«Москва, Тверская 7»</w:t>
+            </w:r>
+          </w:p>
+        </w:tc>
+        <w:tc>
+          <w:tcPr>
+            <w:tcW w:w="1175" w:type="dxa"/>
+            <w:vAlign w:val="center"/>
+          </w:tcPr>
+          <w:p>
+            <w:pPr>
+              <w:ind w:firstLine="0"/>
+              <w:rPr>
+                <w:rFonts w:cs="Times New Roman"/>
+                <w:szCs w:val="28"/>
+              </w:rPr>
+            </w:pPr>
+            <w:r>
+              <w:rPr>
+                <w:rFonts w:cs="Times New Roman"/>
+                <w:color w:val="000000"/>
+                <w:szCs w:val="28"/>
+              </w:rPr>
+              <w:t>Координаты + нормализованный адрес, HTTP 200</w:t>
+            </w:r>
+          </w:p>
+        </w:tc>
+        <w:tc>
+          <w:tcPr>
+            <w:tcW w:w="2958" w:type="dxa"/>
+            <w:vAlign w:val="center"/>
+          </w:tcPr>
+          <w:p>
+            <w:pPr>
+              <w:ind w:firstLine="0"/>
+              <w:rPr>
+                <w:rFonts w:cs="Times New Roman"/>
+                <w:szCs w:val="28"/>
+              </w:rPr>
+            </w:pPr>
+            <w:proofErr w:type="gramStart"/>
+            <w:r>
+              <w:rPr>
+                <w:rFonts w:cs="Times New Roman"/>
+                <w:color w:val="000000"/>
+                <w:szCs w:val="28"/>
+              </w:rPr>
+              <w:t>`{</w:t>
+            </w:r>
+            <w:proofErr w:type="gramEnd"/>
+            <w:r>
+              <w:rPr>
+                <w:rFonts w:cs="Times New Roman"/>
+                <w:color w:val="000000"/>
+                <w:szCs w:val="28"/>
+              </w:rPr>
+              <w:t>"</w:t>
+            </w:r>
+            <w:proofErr w:type="spellStart"/>
+            <w:r>
+              <w:rPr>
+                <w:rFonts w:cs="Times New Roman"/>
+                <w:color w:val="000000"/>
+                <w:szCs w:val="28"/>
+              </w:rPr>
+              <w:t>address</w:t>
+            </w:r>
+            <w:proofErr w:type="spellEnd"/>
+            <w:r>
+              <w:rPr>
+                <w:rFonts w:cs="Times New Roman"/>
+                <w:color w:val="000000"/>
+                <w:szCs w:val="28"/>
+              </w:rPr>
+              <w:t>":"Тверская улица, 7","description":"Москва, Россия","latitude":55.757972,"longitude":37.611212}`</w:t>
+            </w:r>
+          </w:p>
+        </w:tc>
+        <w:tc>
+          <w:tcPr>
+            <w:tcW w:w="402" w:type="dxa"/>
+            <w:vAlign w:val="center"/>
+          </w:tcPr>
+          <w:p>
+            <w:pPr>
+              <w:ind w:firstLine="0"/>
+              <w:rPr>
+                <w:rFonts w:cs="Times New Roman"/>
+                <w:szCs w:val="28"/>
+              </w:rPr>
+            </w:pPr>
+            <w:r>
+              <w:rPr>
+                <w:rFonts w:cs="Times New Roman"/>
+                <w:color w:val="000000"/>
+                <w:szCs w:val="28"/>
+              </w:rPr>
+              <w:t>200</w:t>
+            </w:r>
+          </w:p>
+        </w:tc>
+      </w:tr>
+      <w:tr>
+        <w:tc>
+          <w:tcPr>
+            <w:tcW w:w="846" w:type="dxa"/>
+            <w:vAlign w:val="center"/>
+          </w:tcPr>
+          <w:p>
+            <w:pPr>
+              <w:ind w:firstLine="0"/>
+              <w:rPr>
+                <w:rFonts w:cs="Times New Roman"/>
+                <w:szCs w:val="28"/>
+              </w:rPr>
+            </w:pPr>
+            <w:r>
+              <w:rPr>
+                <w:rFonts w:cs="Times New Roman"/>
+                <w:color w:val="000000"/>
+                <w:szCs w:val="28"/>
+              </w:rPr>
+              <w:lastRenderedPageBreak/>
+              <w:t>T-02</w:t>
+            </w:r>
+          </w:p>
+        </w:tc>
+        <w:tc>
+          <w:tcPr>
+            <w:tcW w:w="575" w:type="dxa"/>
+            <w:vAlign w:val="center"/>
+          </w:tcPr>
+          <w:p>
+            <w:pPr>
+              <w:ind w:firstLine="0"/>
+              <w:rPr>
+                <w:rFonts w:cs="Times New Roman"/>
+                <w:szCs w:val="28"/>
+              </w:rPr>
+            </w:pPr>
+            <w:r>
+              <w:rPr>
+                <w:rFonts w:cs="Times New Roman"/>
+                <w:color w:val="000000"/>
+                <w:szCs w:val="28"/>
+              </w:rPr>
+              <w:t>Обработка некорректного адреса</w:t>
+            </w:r>
+          </w:p>
+        </w:tc>
+        <w:tc>
+          <w:tcPr>
+            <w:tcW w:w="1200" w:type="dxa"/>
+            <w:gridSpan w:val="2"/>
+            <w:vAlign w:val="center"/>
+          </w:tcPr>
+          <w:p>
+            <w:pPr>
+              <w:ind w:firstLine="0"/>
+              <w:rPr>
+                <w:rFonts w:cs="Times New Roman"/>
+                <w:szCs w:val="28"/>
+              </w:rPr>
+            </w:pPr>
+            <w:r>
+              <w:rPr>
+                <w:rFonts w:cs="Times New Roman"/>
+                <w:color w:val="000000"/>
+                <w:szCs w:val="28"/>
+              </w:rPr>
+              <w:t>`/</w:t>
+            </w:r>
+            <w:proofErr w:type="spellStart"/>
+            <w:r>
+              <w:rPr>
+                <w:rFonts w:cs="Times New Roman"/>
+                <w:color w:val="000000"/>
+                <w:szCs w:val="28"/>
+              </w:rPr>
+              <w:t>geocode</w:t>
+            </w:r>
+            <w:proofErr w:type="spellEnd"/>
+            <w:r>
+              <w:rPr>
+                <w:rFonts w:cs="Times New Roman"/>
+                <w:color w:val="000000"/>
+                <w:szCs w:val="28"/>
+              </w:rPr>
+              <w:t>/</w:t>
+            </w:r>
+            <w:proofErr w:type="spellStart"/>
+            <w:r>
+              <w:rPr>
+                <w:rFonts w:cs="Times New Roman"/>
+                <w:color w:val="000000"/>
+                <w:szCs w:val="28"/>
+              </w:rPr>
+              <w:t>suggest</w:t>
+            </w:r>
+            <w:proofErr w:type="spellEnd"/>
+            <w:r>
+              <w:rPr>
+                <w:rFonts w:cs="Times New Roman"/>
+                <w:color w:val="000000"/>
+                <w:szCs w:val="28"/>
+              </w:rPr>
+              <w:t>`</w:t>
+            </w:r>
+          </w:p>
+        </w:tc>
+        <w:tc>
+          <w:tcPr>
+            <w:tcW w:w="700" w:type="dxa"/>
+            <w:vAlign w:val="center"/>
+          </w:tcPr>
+          <w:p>
+            <w:pPr>
+              <w:ind w:firstLine="0"/>
+              <w:rPr>
+                <w:rFonts w:cs="Times New Roman"/>
+                <w:szCs w:val="28"/>
+              </w:rPr>
+            </w:pPr>
+            <w:r>
+              <w:rPr>
+                <w:rFonts w:cs="Times New Roman"/>
+                <w:color w:val="000000"/>
+                <w:szCs w:val="28"/>
+              </w:rPr>
+              <w:t>—</w:t>
+            </w:r>
+          </w:p>
+        </w:tc>
+        <w:tc>
+          <w:tcPr>
+            <w:tcW w:w="779" w:type="dxa"/>
+            <w:vAlign w:val="center"/>
+          </w:tcPr>
+          <w:p>
+            <w:pPr>
+              <w:ind w:firstLine="0"/>
+              <w:rPr>
+                <w:rFonts w:cs="Times New Roman"/>
+                <w:szCs w:val="28"/>
+              </w:rPr>
+            </w:pPr>
+            <w:r>
+              <w:rPr>
+                <w:rFonts w:cs="Times New Roman"/>
+                <w:color w:val="000000"/>
+                <w:szCs w:val="28"/>
+              </w:rPr>
+              <w:t>Ввести мусорную строку</w:t>
+            </w:r>
+          </w:p>
+        </w:tc>
+        <w:tc>
+          <w:tcPr>
+            <w:tcW w:w="710" w:type="dxa"/>
+            <w:vAlign w:val="center"/>
+          </w:tcPr>
+          <w:p>
+            <w:pPr>
+              <w:ind w:firstLine="0"/>
+              <w:rPr>
+                <w:rFonts w:cs="Times New Roman"/>
+                <w:szCs w:val="28"/>
+              </w:rPr>
+            </w:pPr>
+            <w:r>
+              <w:rPr>
+                <w:rFonts w:cs="Times New Roman"/>
+                <w:color w:val="000000"/>
+                <w:szCs w:val="28"/>
+              </w:rPr>
+              <w:t>«</w:t>
+            </w:r>
+            <w:proofErr w:type="spellStart"/>
+            <w:r>
+              <w:rPr>
+                <w:rFonts w:cs="Times New Roman"/>
+                <w:color w:val="000000"/>
+                <w:szCs w:val="28"/>
+              </w:rPr>
+              <w:t>zzzz</w:t>
+            </w:r>
+            <w:proofErr w:type="spellEnd"/>
+            <w:r>
+              <w:rPr>
+                <w:rFonts w:cs="Times New Roman"/>
+                <w:color w:val="000000"/>
+                <w:szCs w:val="28"/>
+              </w:rPr>
+              <w:t>»</w:t>
+            </w:r>
+          </w:p>
+        </w:tc>
+        <w:tc>
+          <w:tcPr>
+            <w:tcW w:w="1175" w:type="dxa"/>
+            <w:vAlign w:val="center"/>
+          </w:tcPr>
+          <w:p>
+            <w:pPr>
+              <w:ind w:firstLine="0"/>
+              <w:rPr>
+                <w:rFonts w:cs="Times New Roman"/>
+                <w:szCs w:val="28"/>
+                <w:lang w:val="en-US"/>
+              </w:rPr>
+            </w:pPr>
+            <w:r>
+              <w:rPr>
+                <w:rFonts w:cs="Times New Roman"/>
+                <w:color w:val="000000"/>
+                <w:szCs w:val="28"/>
+                <w:lang w:val="en-US"/>
+              </w:rPr>
+              <w:t xml:space="preserve">HTTP 400, </w:t>
+            </w:r>
+            <w:r>
+              <w:rPr>
+                <w:rFonts w:cs="Times New Roman"/>
+                <w:color w:val="000000"/>
+                <w:szCs w:val="28"/>
+              </w:rPr>
+              <w:t>код</w:t>
+            </w:r>
+            <w:r>
+              <w:rPr>
+                <w:rFonts w:cs="Times New Roman"/>
+                <w:color w:val="000000"/>
+                <w:szCs w:val="28"/>
+                <w:lang w:val="en-US"/>
+              </w:rPr>
+              <w:t xml:space="preserve"> </w:t>
+            </w:r>
+            <w:r>
+              <w:rPr>
+                <w:rFonts w:cs="Times New Roman"/>
+                <w:color w:val="000000"/>
+                <w:szCs w:val="28"/>
+              </w:rPr>
+              <w:t>ошибки</w:t>
+            </w:r>
+            <w:r>
+              <w:rPr>
+                <w:rFonts w:cs="Times New Roman"/>
+                <w:color w:val="000000"/>
+                <w:szCs w:val="28"/>
+                <w:lang w:val="en-US"/>
+              </w:rPr>
+              <w:t xml:space="preserve"> `</w:t>
+            </w:r>
+            <w:proofErr w:type="spellStart"/>
+            <w:r>
+              <w:rPr>
+                <w:rFonts w:cs="Times New Roman"/>
+                <w:color w:val="000000"/>
+                <w:szCs w:val="28"/>
+                <w:lang w:val="en-US"/>
+              </w:rPr>
+              <w:t>address_invalid</w:t>
+            </w:r>
+            <w:proofErr w:type="spellEnd"/>
+            <w:r>
+              <w:rPr>
+                <w:rFonts w:cs="Times New Roman"/>
+                <w:color w:val="000000"/>
+                <w:szCs w:val="28"/>
+                <w:lang w:val="en-US"/>
+              </w:rPr>
+              <w:t>`</w:t>
+            </w:r>
+          </w:p>
+        </w:tc>
+        <w:tc>
+          <w:tcPr>
+            <w:tcW w:w="2958" w:type="dxa"/>
+            <w:vAlign w:val="center"/>
+          </w:tcPr>
+          <w:p>
+            <w:pPr>
+              <w:ind w:firstLine="0"/>
+              <w:rPr>
+                <w:rFonts w:cs="Times New Roman"/>
+                <w:szCs w:val="28"/>
+              </w:rPr>
+            </w:pPr>
+            <w:r>
+              <w:rPr>
+                <w:rFonts w:cs="Times New Roman"/>
+                <w:color w:val="000000"/>
+                <w:szCs w:val="28"/>
+              </w:rPr>
+              <w:t>`{"</w:t>
+            </w:r>
+            <w:proofErr w:type="spellStart"/>
+            <w:r>
+              <w:rPr>
+                <w:rFonts w:cs="Times New Roman"/>
+                <w:color w:val="000000"/>
+                <w:szCs w:val="28"/>
+              </w:rPr>
+              <w:t>error</w:t>
+            </w:r>
+            <w:proofErr w:type="spellEnd"/>
+            <w:r>
+              <w:rPr>
+                <w:rFonts w:cs="Times New Roman"/>
+                <w:color w:val="000000"/>
+                <w:szCs w:val="28"/>
+              </w:rPr>
+              <w:t>":"</w:t>
+            </w:r>
+            <w:proofErr w:type="spellStart"/>
+            <w:r>
+              <w:rPr>
+                <w:rFonts w:cs="Times New Roman"/>
+                <w:color w:val="000000"/>
+                <w:szCs w:val="28"/>
+              </w:rPr>
+              <w:t>address_invalid</w:t>
+            </w:r>
+            <w:proofErr w:type="spellEnd"/>
+            <w:proofErr w:type="gramStart"/>
+            <w:r>
+              <w:rPr>
+                <w:rFonts w:cs="Times New Roman"/>
+                <w:color w:val="000000"/>
+                <w:szCs w:val="28"/>
+              </w:rPr>
+              <w:t>"}`</w:t>
+            </w:r>
+            <w:proofErr w:type="gramEnd"/>
+          </w:p>
+        </w:tc>
+        <w:tc>
+          <w:tcPr>
+            <w:tcW w:w="402" w:type="dxa"/>
+            <w:vAlign w:val="center"/>
+          </w:tcPr>
+          <w:p>
+            <w:pPr>
+              <w:ind w:firstLine="0"/>
+              <w:rPr>
+                <w:rFonts w:cs="Times New Roman"/>
+                <w:szCs w:val="28"/>
+              </w:rPr>
+            </w:pPr>
+            <w:r>
+              <w:rPr>
+                <w:rFonts w:cs="Times New Roman"/>
+                <w:color w:val="000000"/>
+                <w:szCs w:val="28"/>
+              </w:rPr>
+              <w:t>400</w:t>
+            </w:r>
+          </w:p>
+        </w:tc>
+      </w:tr>
+      <w:tr>
+        <w:tc>
+          <w:tcPr>
+            <w:tcW w:w="846" w:type="dxa"/>
+            <w:vAlign w:val="center"/>
+          </w:tcPr>
+          <w:p>
+            <w:pPr>
+              <w:ind w:firstLine="0"/>
+              <w:rPr>
+                <w:rFonts w:cs="Times New Roman"/>
+                <w:szCs w:val="28"/>
+              </w:rPr>
+            </w:pPr>
+            <w:r>
+              <w:rPr>
+                <w:rFonts w:cs="Times New Roman"/>
+                <w:color w:val="000000"/>
+                <w:szCs w:val="28"/>
+              </w:rPr>
+              <w:t>T-03</w:t>
+            </w:r>
+          </w:p>
+        </w:tc>
+        <w:tc>
+          <w:tcPr>
+            <w:tcW w:w="575" w:type="dxa"/>
+            <w:vAlign w:val="center"/>
+          </w:tcPr>
+          <w:p>
+            <w:pPr>
+              <w:ind w:firstLine="0"/>
+              <w:rPr>
+                <w:rFonts w:cs="Times New Roman"/>
+                <w:szCs w:val="28"/>
+              </w:rPr>
+            </w:pPr>
+            <w:r>
+              <w:rPr>
+                <w:rFonts w:cs="Times New Roman"/>
+                <w:color w:val="000000"/>
+                <w:szCs w:val="28"/>
+              </w:rPr>
+              <w:t>Валидация обязательных полей</w:t>
+            </w:r>
+          </w:p>
+        </w:tc>
+        <w:tc>
+          <w:tcPr>
+            <w:tcW w:w="1200" w:type="dxa"/>
+            <w:gridSpan w:val="2"/>
+            <w:vAlign w:val="center"/>
+          </w:tcPr>
+          <w:p>
+            <w:pPr>
+              <w:ind w:firstLine="0"/>
+              <w:rPr>
+                <w:rFonts w:cs="Times New Roman"/>
+                <w:szCs w:val="28"/>
+              </w:rPr>
+            </w:pPr>
+            <w:r>
+              <w:rPr>
+                <w:rFonts w:cs="Times New Roman"/>
+                <w:color w:val="000000"/>
+                <w:szCs w:val="28"/>
+              </w:rPr>
+              <w:t>`/</w:t>
+            </w:r>
+            <w:proofErr w:type="spellStart"/>
+            <w:r>
+              <w:rPr>
+                <w:rFonts w:cs="Times New Roman"/>
+                <w:color w:val="000000"/>
+                <w:szCs w:val="28"/>
+              </w:rPr>
+              <w:t>valuation</w:t>
+            </w:r>
+            <w:proofErr w:type="spellEnd"/>
+            <w:r>
+              <w:rPr>
+                <w:rFonts w:cs="Times New Roman"/>
+                <w:color w:val="000000"/>
+                <w:szCs w:val="28"/>
+              </w:rPr>
+              <w:t>/</w:t>
+            </w:r>
+            <w:proofErr w:type="spellStart"/>
+            <w:r>
+              <w:rPr>
+                <w:rFonts w:cs="Times New Roman"/>
+                <w:color w:val="000000"/>
+                <w:szCs w:val="28"/>
+              </w:rPr>
+              <w:t>address</w:t>
+            </w:r>
+            <w:proofErr w:type="spellEnd"/>
+            <w:r>
+              <w:rPr>
+                <w:rFonts w:cs="Times New Roman"/>
+                <w:color w:val="000000"/>
+                <w:szCs w:val="28"/>
+              </w:rPr>
+              <w:t>`</w:t>
+            </w:r>
+          </w:p>
+        </w:tc>
+        <w:tc>
+          <w:tcPr>
+            <w:tcW w:w="700" w:type="dxa"/>
+            <w:vAlign w:val="center"/>
+          </w:tcPr>
+          <w:p>
+            <w:pPr>
+              <w:ind w:firstLine="0"/>
+              <w:rPr>
+                <w:rFonts w:cs="Times New Roman"/>
+                <w:szCs w:val="28"/>
+              </w:rPr>
+            </w:pPr>
+            <w:r>
+              <w:rPr>
+                <w:rFonts w:cs="Times New Roman"/>
+                <w:color w:val="000000"/>
+                <w:szCs w:val="28"/>
+              </w:rPr>
+              <w:t>—</w:t>
+            </w:r>
+          </w:p>
+        </w:tc>
+        <w:tc>
+          <w:tcPr>
+            <w:tcW w:w="779" w:type="dxa"/>
+            <w:vAlign w:val="center"/>
+          </w:tcPr>
+          <w:p>
+            <w:pPr>
+              <w:ind w:firstLine="0"/>
+              <w:rPr>
+                <w:rFonts w:cs="Times New Roman"/>
+                <w:szCs w:val="28"/>
+              </w:rPr>
+            </w:pPr>
+            <w:r>
+              <w:rPr>
+                <w:rFonts w:cs="Times New Roman"/>
+                <w:color w:val="000000"/>
+                <w:szCs w:val="28"/>
+              </w:rPr>
+              <w:t>Отправить запрос без площади</w:t>
+            </w:r>
+          </w:p>
+        </w:tc>
+        <w:tc>
+          <w:tcPr>
+            <w:tcW w:w="710" w:type="dxa"/>
+            <w:vAlign w:val="center"/>
+          </w:tcPr>
+          <w:p>
+            <w:pPr>
+              <w:ind w:firstLine="0"/>
+              <w:rPr>
+                <w:rFonts w:cs="Times New Roman"/>
+                <w:szCs w:val="28"/>
+              </w:rPr>
+            </w:pPr>
+            <w:r>
+              <w:rPr>
+                <w:rFonts w:cs="Times New Roman"/>
+                <w:color w:val="000000"/>
+                <w:szCs w:val="28"/>
+              </w:rPr>
+              <w:t>адрес + комнаты, без площади</w:t>
+            </w:r>
+          </w:p>
+        </w:tc>
+        <w:tc>
+          <w:tcPr>
+            <w:tcW w:w="1175" w:type="dxa"/>
+            <w:vAlign w:val="center"/>
+          </w:tcPr>
+          <w:p>
+            <w:pPr>
+              <w:ind w:firstLine="0"/>
+              <w:rPr>
+                <w:rFonts w:cs="Times New Roman"/>
+                <w:szCs w:val="28"/>
+              </w:rPr>
+            </w:pPr>
+            <w:r>
+              <w:rPr>
+                <w:rFonts w:cs="Times New Roman"/>
+                <w:color w:val="000000"/>
+                <w:szCs w:val="28"/>
+              </w:rPr>
+              <w:t>Ошибка отправки запроса</w:t>
+            </w:r>
+          </w:p>
+        </w:tc>
+        <w:tc>
+          <w:tcPr>
+            <w:tcW w:w="2958" w:type="dxa"/>
+            <w:vAlign w:val="center"/>
+          </w:tcPr>
+          <w:p>
+            <w:pPr>
+              <w:ind w:firstLine="0"/>
+              <w:rPr>
+                <w:rFonts w:cs="Times New Roman"/>
+                <w:szCs w:val="28"/>
+              </w:rPr>
+            </w:pPr>
+            <w:r>
+              <w:rPr>
+                <w:rFonts w:cs="Times New Roman"/>
+                <w:color w:val="000000"/>
+                <w:szCs w:val="28"/>
+              </w:rPr>
+              <w:t>Ошибка отправки запроса</w:t>
+            </w:r>
+            <w:proofErr w:type="gramStart"/>
+            <w:r>
+              <w:rPr>
+                <w:rFonts w:cs="Times New Roman"/>
+                <w:color w:val="000000"/>
+                <w:szCs w:val="28"/>
+              </w:rPr>
+              <w:t>: Заполните</w:t>
+            </w:r>
+            <w:proofErr w:type="gramEnd"/>
+            <w:r>
+              <w:rPr>
+                <w:rFonts w:cs="Times New Roman"/>
+                <w:color w:val="000000"/>
+                <w:szCs w:val="28"/>
+              </w:rPr>
+              <w:t xml:space="preserve"> все поля</w:t>
+            </w:r>
+          </w:p>
+        </w:tc>
+        <w:tc>
+          <w:tcPr>
+            <w:tcW w:w="402" w:type="dxa"/>
+            <w:vAlign w:val="center"/>
+          </w:tcPr>
+          <w:p>
+            <w:pPr>
+              <w:ind w:firstLine="0"/>
+              <w:rPr>
+                <w:rFonts w:cs="Times New Roman"/>
+                <w:szCs w:val="28"/>
+              </w:rPr>
+            </w:pPr>
+          </w:p>
+        </w:tc>
+      </w:tr>
+    </w:tbl>
+    <w:p>
+      <w:pPr>
+        <w:pStyle w:val="TableParagraph"/>
+      </w:pPr>
+      <w:r>
+        <w:t>Таблица 3.2 — Расчёт оценки, интервал и объяснения</w:t>
+      </w:r>
+    </w:p>
+    <w:p>
+      <w:pPr>
+        <w:pStyle w:val="TableParagraph"/>
+      </w:pPr>
+      <w:r>
+        <w:lastRenderedPageBreak/>
+        <w:t xml:space="preserve">Таблица 3.3 — Подбор </w:t>
+      </w:r>
+      <w:proofErr w:type="spellStart"/>
+      <w:r>
+        <w:t>компараблов</w:t>
+      </w:r>
+      <w:proofErr w:type="spellEnd"/>
+      <w:r>
+        <w:t xml:space="preserve"> и отчёт</w:t>
+      </w:r>
+    </w:p>
+    <w:p>
+      <w:pPr>
+        <w:pStyle w:val="TableParagraph"/>
+      </w:pPr>
+      <w:r>
+        <w:t>Таблица 3.4 — Нагрузочное и устойчивость к сбоям</w:t>
+      </w:r>
+      <w:commentRangeEnd w:id="40"/>
+      <w:r>
+        <w:rPr>
+          <w:rStyle w:val="aff"/>
+          <w:rFonts w:eastAsiaTheme="minorHAnsi" w:cstheme="minorBidi"/>
+        </w:rPr>
+        <w:commentReference w:id="40"/>
+      </w:r>
     </w:p>
     <w:p>
       <w:pPr>
         <w:pStyle w:val="23"/>
       </w:pPr>
-      <w:bookmarkStart w:id="36" w:name="_Toc212455505"/>
-      <w:commentRangeStart w:id="37"/>
+      <w:bookmarkStart w:id="41" w:name="_Toc212455505"/>
+      <w:commentRangeStart w:id="42"/>
       <w:r>
         <w:t>Расчёт надёжности</w:t>
       </w:r>
-      <w:commentRangeEnd w:id="37"/>
+      <w:commentRangeEnd w:id="42"/>
       <w:r>
         <w:rPr>
           <w:rStyle w:val="aff"/>
@@ -4331,20 +9874,20 @@
           <w:b w:val="0"/>
           <w:shd w:val="clear" w:color="auto" w:fill="auto"/>
         </w:rPr>
-        <w:commentReference w:id="37"/>
-      </w:r>
-      <w:bookmarkEnd w:id="36"/>
+        <w:commentReference w:id="42"/>
+      </w:r>
+      <w:bookmarkEnd w:id="41"/>
     </w:p>
     <w:p>
       <w:pPr>
         <w:pStyle w:val="23"/>
       </w:pPr>
-      <w:bookmarkStart w:id="38" w:name="_Toc212455506"/>
-      <w:commentRangeStart w:id="39"/>
+      <w:bookmarkStart w:id="43" w:name="_Toc212455506"/>
+      <w:commentRangeStart w:id="44"/>
       <w:r>
         <w:t>Руководство пользователя</w:t>
       </w:r>
-      <w:commentRangeEnd w:id="39"/>
+      <w:commentRangeEnd w:id="44"/>
       <w:r>
         <w:rPr>
           <w:rStyle w:val="aff"/>
@@ -4352,20 +9895,20 @@
           <w:b w:val="0"/>
           <w:shd w:val="clear" w:color="auto" w:fill="auto"/>
         </w:rPr>
-        <w:commentReference w:id="39"/>
-      </w:r>
-      <w:bookmarkEnd w:id="38"/>
+        <w:commentReference w:id="44"/>
+      </w:r>
+      <w:bookmarkEnd w:id="43"/>
     </w:p>
     <w:p>
       <w:pPr>
         <w:pStyle w:val="23"/>
       </w:pPr>
-      <w:bookmarkStart w:id="40" w:name="_Toc212455507"/>
-      <w:commentRangeStart w:id="41"/>
+      <w:bookmarkStart w:id="45" w:name="_Toc212455507"/>
+      <w:commentRangeStart w:id="46"/>
       <w:r>
         <w:t>Вывод по технологическому разделу</w:t>
       </w:r>
-      <w:commentRangeEnd w:id="41"/>
+      <w:commentRangeEnd w:id="46"/>
       <w:r>
         <w:rPr>
           <w:rStyle w:val="aff"/>
@@ -4373,9 +9916,9 @@
           <w:b w:val="0"/>
           <w:shd w:val="clear" w:color="auto" w:fill="auto"/>
         </w:rPr>
-        <w:commentReference w:id="41"/>
-      </w:r>
-      <w:bookmarkEnd w:id="40"/>
+        <w:commentReference w:id="46"/>
+      </w:r>
+      <w:bookmarkEnd w:id="45"/>
     </w:p>
     <w:p>
       <w:pPr>
@@ -4397,8 +9940,8 @@
           <w:lang w:bidi="ru-RU"/>
         </w:rPr>
       </w:pPr>
-      <w:bookmarkStart w:id="42" w:name="_Toc212455508"/>
-      <w:commentRangeStart w:id="43"/>
+      <w:bookmarkStart w:id="47" w:name="_Toc212455508"/>
+      <w:commentRangeStart w:id="48"/>
       <w:r>
         <w:rPr>
           <w:lang w:bidi="ru-RU"/>
@@ -4406,7 +9949,7 @@
         <w:lastRenderedPageBreak/>
         <w:t>ЗАКЛЮЧЕНИЕ</w:t>
       </w:r>
-      <w:commentRangeEnd w:id="43"/>
+      <w:commentRangeEnd w:id="48"/>
       <w:r>
         <w:rPr>
           <w:rStyle w:val="aff"/>
@@ -4417,21 +9960,21 @@
           <w:kern w:val="0"/>
           <w:lang w:eastAsia="en-US"/>
         </w:rPr>
-        <w:commentReference w:id="43"/>
-      </w:r>
-      <w:bookmarkEnd w:id="42"/>
+        <w:commentReference w:id="48"/>
+      </w:r>
+      <w:bookmarkEnd w:id="47"/>
     </w:p>
     <w:p/>
     <w:p>
       <w:pPr>
         <w:pStyle w:val="1a"/>
       </w:pPr>
-      <w:bookmarkStart w:id="44" w:name="_Toc212455509"/>
+      <w:bookmarkStart w:id="49" w:name="_Toc212455509"/>
       <w:r>
         <w:lastRenderedPageBreak/>
         <w:t>СПИСОК ИСПОЛЬЗОВАННЫХ ИСТОЧНИКОВ</w:t>
       </w:r>
-      <w:bookmarkEnd w:id="44"/>
+      <w:bookmarkEnd w:id="49"/>
     </w:p>
     <w:p>
       <w:pPr>
@@ -4443,7 +9986,7 @@
       <w:r>
         <w:t xml:space="preserve">ГОСТ Р ИСО/МЭК 12207–2010. Процессы жизненного цикла программных средств [Электронный ресурс] – Режим доступа: </w:t>
       </w:r>
-      <w:hyperlink r:id="rId16" w:history="1">
+      <w:hyperlink r:id="rId19" w:history="1">
         <w:r>
           <w:rPr>
             <w:rStyle w:val="ae"/>
@@ -4472,9 +10015,15 @@
         <w:t>Обзор рынка ипотечного жилищного кредитования</w:t>
       </w:r>
       <w:r>
-        <w:t xml:space="preserve">. — Режим доступа: </w:t>
-      </w:r>
-      <w:hyperlink r:id="rId17" w:history="1">
+        <w:t xml:space="preserve">. </w:t>
+      </w:r>
+      <w:r>
+        <w:t xml:space="preserve">– </w:t>
+      </w:r>
+      <w:r>
+        <w:t xml:space="preserve">Режим доступа: </w:t>
+      </w:r>
+      <w:hyperlink r:id="rId20" w:history="1">
         <w:r>
           <w:rPr>
             <w:rStyle w:val="ae"/>
@@ -4503,12 +10052,18 @@
         <w:t>Предложение арендного жилья в России не успевает за растущим спросом</w:t>
       </w:r>
       <w:r>
-        <w:t xml:space="preserve"> (новость от 18.07.2024). — Режим доступа</w:t>
+        <w:t xml:space="preserve"> (новость от 18.07.2024). </w:t>
+      </w:r>
+      <w:r>
+        <w:t xml:space="preserve">– </w:t>
+      </w:r>
+      <w:r>
+        <w:t>Режим доступа</w:t>
       </w:r>
       <w:r>
         <w:t xml:space="preserve">: </w:t>
       </w:r>
-      <w:hyperlink r:id="rId18" w:history="1">
+      <w:hyperlink r:id="rId21" w:history="1">
         <w:r>
           <w:rPr>
             <w:rStyle w:val="ae"/>
@@ -4527,8 +10082,13 @@
           <w:lang w:bidi="ru-RU"/>
         </w:rPr>
       </w:pPr>
-      <w:r>
-        <w:t xml:space="preserve">Яндекс.Недвижимость. </w:t>
+      <w:proofErr w:type="spellStart"/>
+      <w:r>
+        <w:t>Яндекс.Недвижимость</w:t>
+      </w:r>
+      <w:proofErr w:type="spellEnd"/>
+      <w:r>
+        <w:t xml:space="preserve">. </w:t>
       </w:r>
       <w:r>
         <w:rPr>
@@ -4537,12 +10097,18 @@
         <w:t>Недвижимость в Москве: продажа и аренда</w:t>
       </w:r>
       <w:r>
-        <w:t>. — Режим доступа: URL</w:t>
+        <w:t xml:space="preserve">. </w:t>
+      </w:r>
+      <w:r>
+        <w:t xml:space="preserve">– </w:t>
+      </w:r>
+      <w:r>
+        <w:t>Режим доступа: URL</w:t>
       </w:r>
       <w:r>
         <w:t xml:space="preserve">: </w:t>
       </w:r>
-      <w:hyperlink r:id="rId19" w:history="1">
+      <w:hyperlink r:id="rId22" w:history="1">
         <w:r>
           <w:rPr>
             <w:rStyle w:val="ae"/>
@@ -4555,7 +10121,7 @@
       </w:r>
     </w:p>
     <w:sectPr>
-      <w:footerReference w:type="default" r:id="rId20"/>
+      <w:footerReference w:type="default" r:id="rId23"/>
       <w:pgSz w:w="11906" w:h="16838"/>
       <w:pgMar w:top="1134" w:right="850" w:bottom="1134" w:left="1701" w:header="708" w:footer="708" w:gutter="0"/>
       <w:cols w:space="708"/>
@@ -4585,7 +10151,15 @@
         <w:t xml:space="preserve"> после того, как написали всю работу целиком, </w:t>
       </w:r>
       <w:r>
-        <w:t>ибо оно у нас самособираемое, но нужно не забывать подгонять его вручную под требования оформления.</w:t>
+        <w:t xml:space="preserve">ибо оно у нас </w:t>
+      </w:r>
+      <w:proofErr w:type="spellStart"/>
+      <w:r>
+        <w:t>самособираемое</w:t>
+      </w:r>
+      <w:proofErr w:type="spellEnd"/>
+      <w:r>
+        <w:t>, но нужно не забывать подгонять его вручную под требования оформления.</w:t>
       </w:r>
     </w:p>
   </w:comment>
@@ -4899,11 +10473,19 @@
         <w:pStyle w:val="aff0"/>
       </w:pPr>
       <w:r>
-        <w:t>- атрибуты: какие данные системы (целевые или промежуточные) он хранит и зачем, списки, гриды и т.п.</w:t>
+        <w:t xml:space="preserve">- атрибуты: какие данные системы (целевые или промежуточные) он хранит и зачем, списки, </w:t>
+      </w:r>
+      <w:proofErr w:type="spellStart"/>
+      <w:r>
+        <w:t>гриды</w:t>
+      </w:r>
+      <w:proofErr w:type="spellEnd"/>
+      <w:r>
+        <w:t xml:space="preserve"> и т.п.</w:t>
       </w:r>
     </w:p>
   </w:comment>
-  <w:comment w:id="35" w:author="Владислав Холмогоров" w:date="2024-12-07T14:19:00Z" w:initials="ВХ">
+  <w:comment w:id="37" w:author="Grigor Ogannisyan" w:date="2025-11-23T18:06:00Z" w:initials="GO">
     <w:p>
       <w:pPr>
         <w:pStyle w:val="aff0"/>
@@ -4915,6 +10497,32 @@
         <w:annotationRef/>
       </w:r>
       <w:r>
+        <w:t xml:space="preserve">Как это вынести в пункт 3.1, я </w:t>
+      </w:r>
+      <w:proofErr w:type="spellStart"/>
+      <w:r>
+        <w:t>хз</w:t>
+      </w:r>
+      <w:proofErr w:type="spellEnd"/>
+    </w:p>
+    <w:p>
+      <w:pPr>
+        <w:pStyle w:val="aff0"/>
+      </w:pPr>
+    </w:p>
+  </w:comment>
+  <w:comment w:id="39" w:author="Владислав Холмогоров" w:date="2024-12-07T14:19:00Z" w:initials="ВХ">
+    <w:p>
+      <w:pPr>
+        <w:pStyle w:val="aff0"/>
+      </w:pPr>
+      <w:r>
+        <w:rPr>
+          <w:rStyle w:val="aff"/>
+        </w:rPr>
+        <w:annotationRef/>
+      </w:r>
+      <w:r>
         <w:t>Таблица/таблицы с тестами и тестовыми случаями</w:t>
       </w:r>
       <w:r>
@@ -4925,10 +10533,11 @@
       </w:r>
     </w:p>
   </w:comment>
-  <w:comment w:id="37" w:author="Владислав Холмогоров" w:date="2024-12-07T14:20:00Z" w:initials="ВХ">
+  <w:comment w:id="40" w:author="Grigor Ogannisyan" w:date="2025-11-23T19:35:00Z" w:initials="GO">
     <w:p>
       <w:pPr>
         <w:pStyle w:val="aff0"/>
+        <w:ind w:firstLine="0"/>
       </w:pPr>
       <w:r>
         <w:rPr>
@@ -4937,6 +10546,25 @@
         <w:annotationRef/>
       </w:r>
       <w:r>
+        <w:t>Нужна помощь с таблицами</w:t>
+      </w:r>
+      <w:r>
+        <w:t xml:space="preserve"> </w:t>
+      </w:r>
+    </w:p>
+  </w:comment>
+  <w:comment w:id="42" w:author="Владислав Холмогоров" w:date="2024-12-07T14:20:00Z" w:initials="ВХ">
+    <w:p>
+      <w:pPr>
+        <w:pStyle w:val="aff0"/>
+      </w:pPr>
+      <w:r>
+        <w:rPr>
+          <w:rStyle w:val="aff"/>
+        </w:rPr>
+        <w:annotationRef/>
+      </w:r>
+      <w:r>
         <w:t>Хотя бы по одной формуле, логика следующая: после финальной реализации вашей функциональности программы вы считаете её за ГИПП (в теории разработки программного обеспечения – готовый к использованию программный продукт), далее вы включаете её и отслеживаете (по количеству) все ошибки, которые мешали работе вашей программы и решаете их, далее ищете те, которые вы не заметили (то есть они не оказали сильного влияния на ПО и могли не быть критическими)</w:t>
       </w:r>
       <w:r>
@@ -4944,7 +10572,7 @@
       </w:r>
     </w:p>
   </w:comment>
-  <w:comment w:id="39" w:author="Владислав Холмогоров" w:date="2024-12-07T14:24:00Z" w:initials="ВХ">
+  <w:comment w:id="44" w:author="Владислав Холмогоров" w:date="2024-12-07T14:24:00Z" w:initials="ВХ">
     <w:p>
       <w:pPr>
         <w:pStyle w:val="aff0"/>
@@ -4991,7 +10619,7 @@
       </w:r>
     </w:p>
   </w:comment>
-  <w:comment w:id="41" w:author="Владислав Холмогоров" w:date="2024-12-07T14:28:00Z" w:initials="ВХ">
+  <w:comment w:id="46" w:author="Владислав Холмогоров" w:date="2024-12-07T14:28:00Z" w:initials="ВХ">
     <w:p>
       <w:pPr>
         <w:pStyle w:val="aff0"/>
@@ -5007,7 +10635,7 @@
       </w:r>
     </w:p>
   </w:comment>
-  <w:comment w:id="43" w:author="Владислав Холмогоров" w:date="2024-12-07T14:28:00Z" w:initials="ВХ">
+  <w:comment w:id="48" w:author="Владислав Холмогоров" w:date="2024-12-07T14:28:00Z" w:initials="ВХ">
     <w:p>
       <w:pPr>
         <w:pStyle w:val="aff0"/>
@@ -5052,7 +10680,9 @@
   <w15:commentEx w15:paraId="66903DEC" w15:done="0"/>
   <w15:commentEx w15:paraId="403D0490" w15:done="0"/>
   <w15:commentEx w15:paraId="33C0EAA0" w15:done="0"/>
+  <w15:commentEx w15:paraId="1E6234BC" w15:done="0"/>
   <w15:commentEx w15:paraId="3E3B3127" w15:done="0"/>
+  <w15:commentEx w15:paraId="163E9187" w15:done="0"/>
   <w15:commentEx w15:paraId="15043FB3" w15:done="0"/>
   <w15:commentEx w15:paraId="532A6A12" w15:done="0"/>
   <w15:commentEx w15:paraId="388CCFAB" w15:done="0"/>
@@ -5070,7 +10700,9 @@
   <w16cex:commentExtensible w16cex:durableId="4128F242" w16cex:dateUtc="2024-12-07T11:14:00Z"/>
   <w16cex:commentExtensible w16cex:durableId="6AC86503" w16cex:dateUtc="2024-12-07T11:14:00Z"/>
   <w16cex:commentExtensible w16cex:durableId="3CFC9E62" w16cex:dateUtc="2024-12-07T11:14:00Z"/>
+  <w16cex:commentExtensible w16cex:durableId="2CCDCB99" w16cex:dateUtc="2025-11-23T15:06:00Z"/>
   <w16cex:commentExtensible w16cex:durableId="5CB24B1A" w16cex:dateUtc="2024-12-07T11:19:00Z"/>
+  <w16cex:commentExtensible w16cex:durableId="2CCDE08E" w16cex:dateUtc="2025-11-23T16:35:00Z"/>
   <w16cex:commentExtensible w16cex:durableId="1FE7543D" w16cex:dateUtc="2024-12-07T11:20:00Z"/>
   <w16cex:commentExtensible w16cex:durableId="04015B10" w16cex:dateUtc="2024-12-07T11:24:00Z"/>
   <w16cex:commentExtensible w16cex:durableId="68E92018" w16cex:dateUtc="2024-12-07T11:28:00Z"/>
@@ -5088,7 +10720,9 @@
   <w16cid:commentId w16cid:paraId="66903DEC" w16cid:durableId="4128F242"/>
   <w16cid:commentId w16cid:paraId="403D0490" w16cid:durableId="6AC86503"/>
   <w16cid:commentId w16cid:paraId="33C0EAA0" w16cid:durableId="3CFC9E62"/>
+  <w16cid:commentId w16cid:paraId="1E6234BC" w16cid:durableId="2CCDCB99"/>
   <w16cid:commentId w16cid:paraId="3E3B3127" w16cid:durableId="5CB24B1A"/>
+  <w16cid:commentId w16cid:paraId="163E9187" w16cid:durableId="2CCDE08E"/>
   <w16cid:commentId w16cid:paraId="15043FB3" w16cid:durableId="1FE7543D"/>
   <w16cid:commentId w16cid:paraId="532A6A12" w16cid:durableId="04015B10"/>
   <w16cid:commentId w16cid:paraId="388CCFAB" w16cid:durableId="68E92018"/>
@@ -7943,8 +13577,8 @@
   <w:abstractNum w:abstractNumId="23" w15:restartNumberingAfterBreak="0">
     <w:nsid w:val="33323067"/>
     <w:multiLevelType w:val="hybridMultilevel"/>
-    <w:tmpl w:val="90ACA858"/>
-    <w:lvl w:ilvl="0" w:tplc="B6B48A02">
+    <w:tmpl w:val="1216441A"/>
+    <w:lvl w:ilvl="0" w:tplc="FAB8E636">
       <w:start w:val="1"/>
       <w:numFmt w:val="decimal"/>
       <w:pStyle w:val="22"/>
@@ -11559,7 +17193,25 @@
       <w:startOverride w:val="1"/>
     </w:lvlOverride>
   </w:num>
-  <w:numIdMacAtCleanup w:val="54"/>
+  <w:num w:numId="65">
+    <w:abstractNumId w:val="23"/>
+    <w:lvlOverride w:ilvl="0">
+      <w:startOverride w:val="1"/>
+    </w:lvlOverride>
+  </w:num>
+  <w:num w:numId="66">
+    <w:abstractNumId w:val="23"/>
+    <w:lvlOverride w:ilvl="0">
+      <w:startOverride w:val="1"/>
+    </w:lvlOverride>
+  </w:num>
+  <w:num w:numId="67">
+    <w:abstractNumId w:val="23"/>
+    <w:lvlOverride w:ilvl="0">
+      <w:startOverride w:val="1"/>
+    </w:lvlOverride>
+  </w:num>
+  <w:numIdMacAtCleanup w:val="67"/>
 </w:numbering>
 </file>
 

--- a/недодип.docx
+++ b/недодип.docx
@@ -5807,10 +5807,7 @@
         <w:t xml:space="preserve"> регрессии (нижний/верхний квантили</w:t>
       </w:r>
       <w:r>
-        <w:t xml:space="preserve"> </w:t>
-      </w:r>
-      <w:r>
-        <w:t>τ=0.1/0.9</w:t>
+        <w:t xml:space="preserve"> τ=0.1/0.9</w:t>
       </w:r>
       <w:r>
         <w:t>) для формирования интервалов</w:t>
@@ -6573,10 +6570,7 @@
     </w:p>
     <w:p>
       <w:r>
-        <w:t>А</w:t>
-      </w:r>
-      <w:r>
-        <w:t xml:space="preserve">втономный сервис </w:t>
+        <w:t xml:space="preserve">Автономный сервис </w:t>
       </w:r>
       <w:proofErr w:type="spellStart"/>
       <w:r>
@@ -6704,13 +6698,7 @@
       </w:pPr>
       <w:r>
         <w:lastRenderedPageBreak/>
-        <w:t xml:space="preserve">src/realval/http_app.py </w:t>
-      </w:r>
-      <w:r>
-        <w:t>–</w:t>
-      </w:r>
-      <w:r>
-        <w:t xml:space="preserve"> HTTP-приложение </w:t>
+        <w:t xml:space="preserve">src/realval/http_app.py – HTTP-приложение </w:t>
       </w:r>
       <w:proofErr w:type="spellStart"/>
       <w:r>
@@ -6718,13 +6706,7 @@
       </w:r>
       <w:proofErr w:type="spellEnd"/>
       <w:r>
-        <w:t>.</w:t>
-      </w:r>
-      <w:r>
-        <w:t xml:space="preserve"> П</w:t>
-      </w:r>
-      <w:r>
-        <w:t>ринимает запрос оценки аренды (адрес/координаты и основные параметры квартиры), запускает последовательность: валидация → построение вектора признаков → прогноз медианы → расчёт доверительного интервала (</w:t>
+        <w:t>. Принимает запрос оценки аренды (адрес/координаты и основные параметры квартиры), запускает последовательность: валидация → построение вектора признаков → прогноз медианы → расчёт доверительного интервала (</w:t>
       </w:r>
       <w:proofErr w:type="spellStart"/>
       <w:r>
@@ -6732,10 +6714,7 @@
       </w:r>
       <w:proofErr w:type="spellEnd"/>
       <w:r>
-        <w:t>/конформный режим) → формирование кратких локальных объяснений → (опционально) подбор сопоставимых объектов → сборка ответа в JSON.</w:t>
-      </w:r>
-      <w:r>
-        <w:t xml:space="preserve"> </w:t>
+        <w:t xml:space="preserve">/конформный режим) → формирование кратких локальных объяснений → (опционально) подбор сопоставимых объектов → сборка ответа в JSON. </w:t>
       </w:r>
     </w:p>
     <w:p>
@@ -6773,40 +6752,19 @@
         <w:rPr>
           <w:lang w:val="en-US"/>
         </w:rPr>
-        <w:t xml:space="preserve">/cli.py, src/realval/__main__.py </w:t>
+        <w:t>/cli.py, src/realval/__main__.py – CLI-</w:t>
+      </w:r>
+      <w:r>
+        <w:t>обёртка</w:t>
       </w:r>
       <w:r>
         <w:rPr>
           <w:lang w:val="en-US"/>
         </w:rPr>
-        <w:t>–</w:t>
-      </w:r>
-      <w:r>
-        <w:rPr>
-          <w:lang w:val="en-US"/>
-        </w:rPr>
-        <w:t xml:space="preserve"> CLI-</w:t>
-      </w:r>
-      <w:r>
-        <w:t>обёртка</w:t>
-      </w:r>
-      <w:r>
-        <w:rPr>
-          <w:lang w:val="en-US"/>
-        </w:rPr>
-        <w:t>.</w:t>
-      </w:r>
-      <w:r>
-        <w:rPr>
-          <w:lang w:val="en-US"/>
-        </w:rPr>
-        <w:t xml:space="preserve"> </w:t>
-      </w:r>
-      <w:r>
-        <w:t>К</w:t>
-      </w:r>
-      <w:r>
-        <w:t xml:space="preserve">оманды для пакетных задач (обучение/переобучение, валидация, экспорт артефактов, локальный </w:t>
+        <w:t xml:space="preserve">. </w:t>
+      </w:r>
+      <w:r>
+        <w:t xml:space="preserve">Команды для пакетных задач (обучение/переобучение, валидация, экспорт артефактов, локальный </w:t>
       </w:r>
       <w:proofErr w:type="spellStart"/>
       <w:r>
@@ -6827,13 +6785,7 @@
         <w:ind w:left="1276" w:hanging="567"/>
       </w:pPr>
       <w:r>
-        <w:t xml:space="preserve">src/realval/llm_text.py </w:t>
-      </w:r>
-      <w:r>
-        <w:t>–</w:t>
-      </w:r>
-      <w:r>
-        <w:t xml:space="preserve"> генерация </w:t>
+        <w:t xml:space="preserve">src/realval/llm_text.py – генерация </w:t>
       </w:r>
       <w:proofErr w:type="spellStart"/>
       <w:r>
@@ -6841,13 +6793,7 @@
       </w:r>
       <w:proofErr w:type="spellEnd"/>
       <w:r>
-        <w:t xml:space="preserve"> пояснений (короткое текстовое резюме факторов на основе рассчитанных вкладов и описательных полей объекта). </w:t>
-      </w:r>
-      <w:r>
-        <w:t>С</w:t>
-      </w:r>
-      <w:r>
-        <w:t>обирает из числовых объяснений краткий «комментарий к оценке», пригодный для отчёта.</w:t>
+        <w:t xml:space="preserve"> пояснений (короткое текстовое резюме факторов на основе рассчитанных вкладов и описательных полей объекта). Собирает из числовых объяснений краткий «комментарий к оценке», пригодный для отчёта.</w:t>
       </w:r>
     </w:p>
     <w:p>
@@ -6881,13 +6827,7 @@
       </w:r>
       <w:proofErr w:type="spellEnd"/>
       <w:r>
-        <w:t xml:space="preserve"> </w:t>
-      </w:r>
-      <w:r>
-        <w:t>–</w:t>
-      </w:r>
-      <w:r>
-        <w:t xml:space="preserve"> артефакт базовой модели (градиентный </w:t>
+        <w:t xml:space="preserve"> – артефакт базовой модели (градиентный </w:t>
       </w:r>
       <w:proofErr w:type="spellStart"/>
       <w:r>
@@ -6929,13 +6869,7 @@
       </w:r>
       <w:proofErr w:type="spellEnd"/>
       <w:r>
-        <w:t xml:space="preserve"> </w:t>
-      </w:r>
-      <w:r>
-        <w:t>–</w:t>
-      </w:r>
-      <w:r>
-        <w:t xml:space="preserve"> примеры ответов (прогноз по адресу, с </w:t>
+        <w:t xml:space="preserve"> – примеры ответов (прогноз по адресу, с </w:t>
       </w:r>
       <w:proofErr w:type="spellStart"/>
       <w:r>
@@ -6961,13 +6895,7 @@
       </w:r>
       <w:proofErr w:type="spellEnd"/>
       <w:r>
-        <w:t xml:space="preserve">/ </w:t>
-      </w:r>
-      <w:r>
-        <w:t>-</w:t>
-      </w:r>
-      <w:r>
-        <w:t xml:space="preserve"> витрина и сплиты:</w:t>
+        <w:t>/ - витрина и сплиты:</w:t>
       </w:r>
     </w:p>
     <w:p>
@@ -7059,13 +6987,7 @@
       </w:r>
       <w:proofErr w:type="spellEnd"/>
       <w:r>
-        <w:t xml:space="preserve"> </w:t>
-      </w:r>
-      <w:r>
-        <w:t>–</w:t>
-      </w:r>
-      <w:r>
-        <w:t xml:space="preserve"> согласованные наборы, используемые при </w:t>
+        <w:t xml:space="preserve"> – согласованные наборы, используемые при </w:t>
       </w:r>
       <w:proofErr w:type="spellStart"/>
       <w:r>
@@ -7099,13 +7021,7 @@
       </w:r>
       <w:proofErr w:type="spellEnd"/>
       <w:r>
-        <w:t xml:space="preserve"> </w:t>
-      </w:r>
-      <w:r>
-        <w:t>–</w:t>
-      </w:r>
-      <w:r>
-        <w:t xml:space="preserve"> служебные запросы для экспорта/</w:t>
+        <w:t xml:space="preserve"> – служебные запросы для экспорта/</w:t>
       </w:r>
       <w:proofErr w:type="spellStart"/>
       <w:r>
@@ -7149,10 +7065,7 @@
     </w:p>
     <w:p>
       <w:r>
-        <w:t>Е</w:t>
-      </w:r>
-      <w:r>
-        <w:t xml:space="preserve">диная точка входа для </w:t>
+        <w:t xml:space="preserve">Единая точка входа для </w:t>
       </w:r>
       <w:proofErr w:type="spellStart"/>
       <w:r>
@@ -7206,7 +7119,6 @@
         <w:jc w:val="center"/>
         <w:rPr>
           <w:noProof/>
-          <w:lang w:val="en-US"/>
         </w:rPr>
       </w:pPr>
     </w:p>
@@ -7342,37 +7254,7 @@
       <w:proofErr w:type="spellEnd"/>
       <w:proofErr w:type="gramEnd"/>
       <w:r>
-        <w:t xml:space="preserve"> </w:t>
-      </w:r>
-      <w:r>
-        <w:t>–</w:t>
-      </w:r>
-      <w:r>
-        <w:t xml:space="preserve"> входная точка сервиса. </w:t>
-      </w:r>
-      <w:r>
-        <w:t>И</w:t>
-      </w:r>
-      <w:r>
-        <w:t>нициализ</w:t>
-      </w:r>
-      <w:r>
-        <w:t>ирует</w:t>
-      </w:r>
-      <w:r>
-        <w:t xml:space="preserve"> конфигураци</w:t>
-      </w:r>
-      <w:r>
-        <w:t>ю</w:t>
-      </w:r>
-      <w:r>
-        <w:t>, логгер, подключени</w:t>
-      </w:r>
-      <w:r>
-        <w:t>е</w:t>
-      </w:r>
-      <w:r>
-        <w:t xml:space="preserve"> к БД, маршрутизатора HTTP.</w:t>
+        <w:t xml:space="preserve"> – входная точка сервиса. Инициализирует конфигурацию, логгер, подключение к БД, маршрутизатора HTTP.</w:t>
       </w:r>
     </w:p>
     <w:p>
@@ -7408,19 +7290,7 @@
       <w:proofErr w:type="spellEnd"/>
       <w:proofErr w:type="gramEnd"/>
       <w:r>
-        <w:t xml:space="preserve"> </w:t>
-      </w:r>
-      <w:r>
-        <w:t>–</w:t>
-      </w:r>
-      <w:r>
-        <w:t xml:space="preserve"> маршрутизатор REST. </w:t>
-      </w:r>
-      <w:r>
-        <w:t>Р</w:t>
-      </w:r>
-      <w:r>
-        <w:t xml:space="preserve">егистрация </w:t>
+        <w:t xml:space="preserve"> – маршрутизатор REST. Регистрация </w:t>
       </w:r>
       <w:proofErr w:type="spellStart"/>
       <w:r>
@@ -7489,13 +7359,7 @@
       <w:proofErr w:type="spellEnd"/>
       <w:proofErr w:type="gramEnd"/>
       <w:r>
-        <w:t xml:space="preserve"> </w:t>
-      </w:r>
-      <w:r>
-        <w:t>–</w:t>
-      </w:r>
-      <w:r>
-        <w:t xml:space="preserve"> обработчик </w:t>
+        <w:t xml:space="preserve"> – обработчик </w:t>
       </w:r>
       <w:proofErr w:type="spellStart"/>
       <w:r>
@@ -7503,13 +7367,7 @@
       </w:r>
       <w:proofErr w:type="spellEnd"/>
       <w:r>
-        <w:t xml:space="preserve">. </w:t>
-      </w:r>
-      <w:r>
-        <w:t>П</w:t>
-      </w:r>
-      <w:r>
-        <w:t xml:space="preserve">ринимает текст адреса, вызывает провайдера </w:t>
+        <w:t xml:space="preserve">. Принимает текст адреса, вызывает провайдера </w:t>
       </w:r>
       <w:proofErr w:type="spellStart"/>
       <w:r>
@@ -7530,10 +7388,7 @@
         <w:ind w:left="1276" w:hanging="567"/>
       </w:pPr>
       <w:r>
-        <w:t>П</w:t>
-      </w:r>
-      <w:r>
-        <w:t>ровайдеры</w:t>
+        <w:t>Провайдеры</w:t>
       </w:r>
       <w:r>
         <w:t xml:space="preserve"> </w:t>
@@ -7797,11 +7652,11 @@
         <w:t>-сервису</w:t>
       </w:r>
       <w:r>
-        <w:t xml:space="preserve"> (э</w:t>
-      </w:r>
-      <w:proofErr w:type="spellStart"/>
-      <w:r>
-        <w:t>ндпоинты</w:t>
+        <w:t xml:space="preserve"> (</w:t>
+      </w:r>
+      <w:proofErr w:type="spellStart"/>
+      <w:r>
+        <w:t>эндпоинты</w:t>
       </w:r>
       <w:proofErr w:type="spellEnd"/>
       <w:r>
@@ -7922,6 +7777,9 @@
         <w:t>internal</w:t>
       </w:r>
       <w:r>
+        <w:rPr>
+          <w:lang w:val="en-US"/>
+        </w:rPr>
         <w:t>/</w:t>
       </w:r>
       <w:r>
@@ -7931,8 +7789,12 @@
         <w:t>repository</w:t>
       </w:r>
       <w:r>
+        <w:rPr>
+          <w:lang w:val="en-US"/>
+        </w:rPr>
         <w:t>/</w:t>
       </w:r>
+      <w:proofErr w:type="spellStart"/>
       <w:r>
         <w:rPr>
           <w:lang w:val="en-US"/>
@@ -7940,6 +7802,9 @@
         <w:t>valuation</w:t>
       </w:r>
       <w:r>
+        <w:rPr>
+          <w:lang w:val="en-US"/>
+        </w:rPr>
         <w:t>_</w:t>
       </w:r>
       <w:proofErr w:type="gramStart"/>
@@ -7950,6 +7815,9 @@
         <w:t>repo</w:t>
       </w:r>
       <w:r>
+        <w:rPr>
+          <w:lang w:val="en-US"/>
+        </w:rPr>
         <w:t>.</w:t>
       </w:r>
       <w:r>
@@ -7958,21 +7826,28 @@
         </w:rPr>
         <w:t>go</w:t>
       </w:r>
+      <w:proofErr w:type="spellEnd"/>
       <w:proofErr w:type="gramEnd"/>
       <w:r>
+        <w:rPr>
+          <w:lang w:val="en-US"/>
+        </w:rPr>
         <w:t xml:space="preserve"> </w:t>
       </w:r>
       <w:r>
+        <w:rPr>
+          <w:lang w:val="en-US"/>
+        </w:rPr>
         <w:t xml:space="preserve">– </w:t>
       </w:r>
       <w:r>
         <w:t>репозиторий</w:t>
       </w:r>
       <w:r>
-        <w:t>.</w:t>
-      </w:r>
-      <w:r>
-        <w:t xml:space="preserve"> </w:t>
+        <w:rPr>
+          <w:lang w:val="en-US"/>
+        </w:rPr>
+        <w:t xml:space="preserve">. </w:t>
       </w:r>
       <w:r>
         <w:t>Д</w:t>
@@ -8209,18 +8084,12 @@
       </w:pPr>
       <w:r>
         <w:lastRenderedPageBreak/>
-        <w:t>В</w:t>
-      </w:r>
-      <w:r>
-        <w:t>еб-интерфейс</w:t>
-      </w:r>
-    </w:p>
-    <w:p>
-      <w:r>
-        <w:t>О</w:t>
-      </w:r>
-      <w:r>
-        <w:t xml:space="preserve">дностраничный интерфейс для ввода параметров квартиры, вызова оценки и просмотра результата с </w:t>
+        <w:t>Веб-интерфейс</w:t>
+      </w:r>
+    </w:p>
+    <w:p>
+      <w:r>
+        <w:t xml:space="preserve">Одностраничный интерфейс для ввода параметров квартиры, вызова оценки и просмотра результата с </w:t>
       </w:r>
       <w:proofErr w:type="spellStart"/>
       <w:r>
@@ -8253,7 +8122,6 @@
       <w:r>
         <w:rPr>
           <w:noProof/>
-          <w:lang w:val="en-US"/>
         </w:rPr>
         <w:br/>
       </w:r>
@@ -8320,13 +8188,7 @@
         <w:pStyle w:val="1f2"/>
       </w:pPr>
       <w:r>
-        <w:t>Рисунок 3.</w:t>
-      </w:r>
-      <w:r>
-        <w:t>3</w:t>
-      </w:r>
-      <w:r>
-        <w:t xml:space="preserve"> – Общая структура </w:t>
+        <w:t xml:space="preserve">Рисунок 3.3 – Общая структура </w:t>
       </w:r>
       <w:r>
         <w:t>Веб</w:t>
@@ -8351,435 +8213,618 @@
           <w:numId w:val="66"/>
         </w:numPr>
         <w:ind w:left="1276" w:hanging="567"/>
+      </w:pPr>
+      <w:r>
         <w:rPr>
           <w:lang w:val="en-US"/>
         </w:rPr>
-      </w:pPr>
+        <w:t>app</w:t>
+      </w:r>
+      <w:r>
+        <w:t>/</w:t>
+      </w:r>
       <w:r>
         <w:rPr>
           <w:lang w:val="en-US"/>
         </w:rPr>
-        <w:t>app/</w:t>
+        <w:t>page</w:t>
+      </w:r>
+      <w:r>
+        <w:t>.</w:t>
       </w:r>
       <w:proofErr w:type="spellStart"/>
       <w:r>
         <w:rPr>
           <w:lang w:val="en-US"/>
         </w:rPr>
-        <w:t>page.tsx</w:t>
-      </w:r>
-      <w:proofErr w:type="spellEnd"/>
+        <w:t>tsx</w:t>
+      </w:r>
+      <w:proofErr w:type="spellEnd"/>
+      <w:r>
+        <w:t xml:space="preserve">, </w:t>
+      </w:r>
       <w:r>
         <w:rPr>
           <w:lang w:val="en-US"/>
         </w:rPr>
-        <w:t>, app/</w:t>
-      </w:r>
-      <w:proofErr w:type="spellStart"/>
+        <w:t>app</w:t>
+      </w:r>
+      <w:r>
+        <w:t>/</w:t>
+      </w:r>
       <w:r>
         <w:rPr>
           <w:lang w:val="en-US"/>
         </w:rPr>
-        <w:t>layout.tsx</w:t>
-      </w:r>
-      <w:proofErr w:type="spellEnd"/>
+        <w:t>layout</w:t>
+      </w:r>
+      <w:r>
+        <w:t>.</w:t>
+      </w:r>
+      <w:proofErr w:type="spellStart"/>
       <w:r>
         <w:rPr>
           <w:lang w:val="en-US"/>
         </w:rPr>
+        <w:t>tsx</w:t>
+      </w:r>
+      <w:proofErr w:type="spellEnd"/>
+      <w:r>
         <w:t xml:space="preserve"> – </w:t>
       </w:r>
       <w:r>
         <w:t>каркас</w:t>
       </w:r>
       <w:r>
+        <w:t xml:space="preserve"> </w:t>
+      </w:r>
+      <w:r>
+        <w:t>страницы</w:t>
+      </w:r>
+      <w:r>
+        <w:t xml:space="preserve"> </w:t>
+      </w:r>
+      <w:r>
+        <w:t>приложения</w:t>
+      </w:r>
+      <w:r>
+        <w:t>.</w:t>
+      </w:r>
+    </w:p>
+    <w:p>
+      <w:pPr>
+        <w:pStyle w:val="22"/>
+      </w:pPr>
+      <w:proofErr w:type="spellStart"/>
+      <w:r>
+        <w:t>components</w:t>
+      </w:r>
+      <w:proofErr w:type="spellEnd"/>
+      <w:r>
+        <w:t>/</w:t>
+      </w:r>
+      <w:proofErr w:type="spellStart"/>
+      <w:r>
+        <w:t>valuation-form.tsx</w:t>
+      </w:r>
+      <w:proofErr w:type="spellEnd"/>
+      <w:r>
+        <w:t xml:space="preserve"> – форма оценки (адрес/координаты, параметры объекта, выбор режима интервала).</w:t>
+      </w:r>
+    </w:p>
+    <w:p>
+      <w:pPr>
+        <w:pStyle w:val="22"/>
         <w:rPr>
           <w:lang w:val="en-US"/>
         </w:rPr>
+      </w:pPr>
+      <w:r>
+        <w:rPr>
+          <w:lang w:val="en-US"/>
+        </w:rPr>
+        <w:t>components/address-</w:t>
+      </w:r>
+      <w:proofErr w:type="spellStart"/>
+      <w:r>
+        <w:rPr>
+          <w:lang w:val="en-US"/>
+        </w:rPr>
+        <w:t>autocomplete.tsx</w:t>
+      </w:r>
+      <w:proofErr w:type="spellEnd"/>
+      <w:r>
+        <w:rPr>
+          <w:lang w:val="en-US"/>
+        </w:rPr>
         <w:t xml:space="preserve"> </w:t>
       </w:r>
       <w:r>
-        <w:t>страницы</w:t>
-      </w:r>
-      <w:r>
         <w:rPr>
           <w:lang w:val="en-US"/>
         </w:rPr>
+        <w:t xml:space="preserve">– </w:t>
+      </w:r>
+      <w:r>
+        <w:t>подсказки</w:t>
+      </w:r>
+      <w:r>
+        <w:rPr>
+          <w:lang w:val="en-US"/>
+        </w:rPr>
         <w:t xml:space="preserve"> </w:t>
       </w:r>
       <w:r>
-        <w:t>приложения</w:t>
+        <w:t>адресов</w:t>
       </w:r>
       <w:r>
         <w:rPr>
           <w:lang w:val="en-US"/>
         </w:rPr>
+        <w:t xml:space="preserve"> (</w:t>
+      </w:r>
+      <w:r>
+        <w:t>вызовы</w:t>
+      </w:r>
+      <w:r>
+        <w:rPr>
+          <w:lang w:val="en-US"/>
+        </w:rPr>
+        <w:t xml:space="preserve"> /geocode).</w:t>
+      </w:r>
+    </w:p>
+    <w:p>
+      <w:pPr>
+        <w:pStyle w:val="22"/>
+      </w:pPr>
+      <w:proofErr w:type="spellStart"/>
+      <w:r>
+        <w:t>components</w:t>
+      </w:r>
+      <w:proofErr w:type="spellEnd"/>
+      <w:r>
+        <w:t>/</w:t>
+      </w:r>
+      <w:proofErr w:type="spellStart"/>
+      <w:r>
+        <w:t>valuation-result.tsx</w:t>
+      </w:r>
+      <w:proofErr w:type="spellEnd"/>
+      <w:r>
+        <w:t xml:space="preserve"> – отображение результата (цена/интервал, факторы, список </w:t>
+      </w:r>
+      <w:proofErr w:type="spellStart"/>
+      <w:r>
+        <w:t>компараблов</w:t>
+      </w:r>
+      <w:proofErr w:type="spellEnd"/>
+      <w:r>
+        <w:t>, карта).</w:t>
+      </w:r>
+    </w:p>
+    <w:p>
+      <w:pPr>
+        <w:pStyle w:val="22"/>
+      </w:pPr>
+      <w:proofErr w:type="spellStart"/>
+      <w:r>
+        <w:t>components</w:t>
+      </w:r>
+      <w:proofErr w:type="spellEnd"/>
+      <w:r>
+        <w:t>/</w:t>
+      </w:r>
+      <w:proofErr w:type="spellStart"/>
+      <w:r>
+        <w:t>valuation-list.tsx</w:t>
+      </w:r>
+      <w:proofErr w:type="spellEnd"/>
+      <w:r>
+        <w:t xml:space="preserve"> – история/повторный вызов (если включено).</w:t>
+      </w:r>
+    </w:p>
+    <w:p>
+      <w:pPr>
+        <w:pStyle w:val="22"/>
+      </w:pPr>
+      <w:r>
+        <w:rPr>
+          <w:lang w:val="en-US"/>
+        </w:rPr>
+        <w:t>lib</w:t>
+      </w:r>
+      <w:r>
+        <w:t>/</w:t>
+      </w:r>
+      <w:proofErr w:type="spellStart"/>
+      <w:r>
+        <w:rPr>
+          <w:lang w:val="en-US"/>
+        </w:rPr>
+        <w:t>api</w:t>
+      </w:r>
+      <w:proofErr w:type="spellEnd"/>
+      <w:r>
         <w:t>.</w:t>
       </w:r>
+      <w:proofErr w:type="spellStart"/>
+      <w:r>
+        <w:rPr>
+          <w:lang w:val="en-US"/>
+        </w:rPr>
+        <w:t>ts</w:t>
+      </w:r>
+      <w:proofErr w:type="spellEnd"/>
+      <w:r>
+        <w:t xml:space="preserve"> – </w:t>
+      </w:r>
+      <w:r>
+        <w:t>клиент</w:t>
+      </w:r>
+      <w:r>
+        <w:t xml:space="preserve"> </w:t>
+      </w:r>
+      <w:r>
+        <w:rPr>
+          <w:lang w:val="en-US"/>
+        </w:rPr>
+        <w:t>REST</w:t>
+      </w:r>
+      <w:r>
+        <w:t xml:space="preserve"> </w:t>
+      </w:r>
+      <w:r>
+        <w:t>к</w:t>
+      </w:r>
+      <w:r>
+        <w:t xml:space="preserve"> </w:t>
+      </w:r>
+      <w:r>
+        <w:rPr>
+          <w:lang w:val="en-US"/>
+        </w:rPr>
+        <w:t>backend</w:t>
+      </w:r>
+      <w:r>
+        <w:t xml:space="preserve">; </w:t>
+      </w:r>
+      <w:r>
+        <w:rPr>
+          <w:lang w:val="en-US"/>
+        </w:rPr>
+        <w:t>lib</w:t>
+      </w:r>
+      <w:r>
+        <w:t>/</w:t>
+      </w:r>
+      <w:r>
+        <w:rPr>
+          <w:lang w:val="en-US"/>
+        </w:rPr>
+        <w:t>utils</w:t>
+      </w:r>
+      <w:r>
+        <w:t>.</w:t>
+      </w:r>
+      <w:proofErr w:type="spellStart"/>
+      <w:r>
+        <w:rPr>
+          <w:lang w:val="en-US"/>
+        </w:rPr>
+        <w:t>ts</w:t>
+      </w:r>
+      <w:proofErr w:type="spellEnd"/>
+      <w:r>
+        <w:t xml:space="preserve"> – </w:t>
+      </w:r>
+      <w:r>
+        <w:t>утилиты</w:t>
+      </w:r>
+      <w:r>
+        <w:t xml:space="preserve"> </w:t>
+      </w:r>
+      <w:r>
+        <w:t>форматирования</w:t>
+      </w:r>
+      <w:r>
+        <w:t xml:space="preserve"> </w:t>
+      </w:r>
+      <w:r>
+        <w:t>значений</w:t>
+      </w:r>
+      <w:r>
+        <w:t>.</w:t>
+      </w:r>
     </w:p>
     <w:p>
       <w:pPr>
         <w:pStyle w:val="22"/>
       </w:pPr>
-      <w:proofErr w:type="spellStart"/>
-      <w:r>
-        <w:t>components</w:t>
-      </w:r>
-      <w:proofErr w:type="spellEnd"/>
-      <w:r>
-        <w:t>/</w:t>
-      </w:r>
-      <w:proofErr w:type="spellStart"/>
-      <w:r>
-        <w:t>valuation-form.tsx</w:t>
-      </w:r>
-      <w:proofErr w:type="spellEnd"/>
+      <w:r>
+        <w:rPr>
+          <w:lang w:val="en-US"/>
+        </w:rPr>
+        <w:lastRenderedPageBreak/>
+        <w:t>public</w:t>
+      </w:r>
+      <w:r>
+        <w:t xml:space="preserve">/, </w:t>
+      </w:r>
+      <w:proofErr w:type="spellStart"/>
+      <w:r>
+        <w:rPr>
+          <w:lang w:val="en-US"/>
+        </w:rPr>
+        <w:t>globals</w:t>
+      </w:r>
+      <w:proofErr w:type="spellEnd"/>
+      <w:r>
+        <w:t>.</w:t>
+      </w:r>
+      <w:proofErr w:type="spellStart"/>
+      <w:r>
+        <w:rPr>
+          <w:lang w:val="en-US"/>
+        </w:rPr>
+        <w:t>css</w:t>
+      </w:r>
+      <w:proofErr w:type="spellEnd"/>
+      <w:r>
+        <w:t xml:space="preserve">, </w:t>
+      </w:r>
+      <w:r>
+        <w:t>конфигурации</w:t>
+      </w:r>
+      <w:r>
+        <w:t xml:space="preserve"> (</w:t>
+      </w:r>
+      <w:proofErr w:type="gramStart"/>
+      <w:r>
+        <w:rPr>
+          <w:lang w:val="en-US"/>
+        </w:rPr>
+        <w:t>package</w:t>
+      </w:r>
+      <w:r>
+        <w:t>.</w:t>
+      </w:r>
+      <w:r>
+        <w:rPr>
+          <w:lang w:val="en-US"/>
+        </w:rPr>
+        <w:t>json</w:t>
+      </w:r>
+      <w:proofErr w:type="gramEnd"/>
+      <w:r>
+        <w:t xml:space="preserve">, </w:t>
+      </w:r>
+      <w:r>
+        <w:rPr>
+          <w:lang w:val="en-US"/>
+        </w:rPr>
+        <w:t>tailwind</w:t>
+      </w:r>
+      <w:r>
+        <w:t>.</w:t>
+      </w:r>
+      <w:r>
+        <w:rPr>
+          <w:lang w:val="en-US"/>
+        </w:rPr>
+        <w:t>config</w:t>
+      </w:r>
+      <w:r>
+        <w:t>.</w:t>
+      </w:r>
+      <w:proofErr w:type="spellStart"/>
+      <w:r>
+        <w:rPr>
+          <w:lang w:val="en-US"/>
+        </w:rPr>
+        <w:t>ts</w:t>
+      </w:r>
+      <w:proofErr w:type="spellEnd"/>
+      <w:r>
+        <w:t xml:space="preserve">, </w:t>
+      </w:r>
+      <w:r>
+        <w:rPr>
+          <w:lang w:val="en-US"/>
+        </w:rPr>
+        <w:t>next</w:t>
+      </w:r>
+      <w:r>
+        <w:t>.</w:t>
+      </w:r>
+      <w:r>
+        <w:rPr>
+          <w:lang w:val="en-US"/>
+        </w:rPr>
+        <w:t>config</w:t>
+      </w:r>
+      <w:r>
+        <w:t>.</w:t>
+      </w:r>
+      <w:proofErr w:type="spellStart"/>
+      <w:r>
+        <w:rPr>
+          <w:lang w:val="en-US"/>
+        </w:rPr>
+        <w:t>js</w:t>
+      </w:r>
+      <w:proofErr w:type="spellEnd"/>
+      <w:r>
+        <w:t xml:space="preserve">) – </w:t>
+      </w:r>
+      <w:r>
+        <w:t>статические</w:t>
+      </w:r>
       <w:r>
         <w:t xml:space="preserve"> </w:t>
       </w:r>
       <w:r>
-        <w:t xml:space="preserve">– </w:t>
-      </w:r>
-      <w:r>
-        <w:t>форма оценки (адрес/координаты, параметры объекта, выбор режима интервала).</w:t>
-      </w:r>
-    </w:p>
-    <w:p>
-      <w:pPr>
-        <w:pStyle w:val="22"/>
-        <w:rPr>
-          <w:lang w:val="en-US"/>
-        </w:rPr>
-      </w:pPr>
-      <w:r>
-        <w:rPr>
-          <w:lang w:val="en-US"/>
-        </w:rPr>
-        <w:t>components/address-</w:t>
-      </w:r>
-      <w:proofErr w:type="spellStart"/>
-      <w:r>
-        <w:rPr>
-          <w:lang w:val="en-US"/>
-        </w:rPr>
-        <w:t>autocomplete.tsx</w:t>
-      </w:r>
-      <w:proofErr w:type="spellEnd"/>
-      <w:r>
-        <w:rPr>
-          <w:lang w:val="en-US"/>
-        </w:rPr>
+        <w:t>ресурсы</w:t>
+      </w:r>
+      <w:r>
         <w:t xml:space="preserve"> </w:t>
       </w:r>
       <w:r>
-        <w:rPr>
-          <w:lang w:val="en-US"/>
-        </w:rPr>
-        <w:t xml:space="preserve">– </w:t>
-      </w:r>
-      <w:r>
-        <w:t>подсказки</w:t>
-      </w:r>
-      <w:r>
-        <w:rPr>
-          <w:lang w:val="en-US"/>
-        </w:rPr>
+        <w:t>и</w:t>
+      </w:r>
+      <w:r>
         <w:t xml:space="preserve"> </w:t>
       </w:r>
       <w:r>
-        <w:t>адресов</w:t>
-      </w:r>
-      <w:r>
-        <w:rPr>
-          <w:lang w:val="en-US"/>
-        </w:rPr>
-        <w:t xml:space="preserve"> (</w:t>
-      </w:r>
-      <w:r>
-        <w:t>вызовы</w:t>
-      </w:r>
-      <w:r>
-        <w:rPr>
-          <w:lang w:val="en-US"/>
-        </w:rPr>
-        <w:t xml:space="preserve"> /geocode).</w:t>
-      </w:r>
-    </w:p>
-    <w:p>
-      <w:pPr>
-        <w:pStyle w:val="22"/>
-      </w:pPr>
-      <w:proofErr w:type="spellStart"/>
-      <w:r>
-        <w:t>components</w:t>
-      </w:r>
-      <w:proofErr w:type="spellEnd"/>
-      <w:r>
-        <w:t>/</w:t>
-      </w:r>
-      <w:proofErr w:type="spellStart"/>
-      <w:r>
-        <w:t>valuation-result.tsx</w:t>
-      </w:r>
-      <w:proofErr w:type="spellEnd"/>
-      <w:r>
-        <w:t xml:space="preserve"> </w:t>
-      </w:r>
-      <w:r>
-        <w:t xml:space="preserve">– </w:t>
-      </w:r>
-      <w:r>
-        <w:t xml:space="preserve">отображение результата (цена/интервал, факторы, список </w:t>
-      </w:r>
-      <w:proofErr w:type="spellStart"/>
-      <w:r>
-        <w:t>компараблов</w:t>
-      </w:r>
-      <w:proofErr w:type="spellEnd"/>
-      <w:r>
-        <w:t>, карта).</w:t>
-      </w:r>
-    </w:p>
-    <w:p>
-      <w:pPr>
-        <w:pStyle w:val="22"/>
-      </w:pPr>
-      <w:proofErr w:type="spellStart"/>
-      <w:r>
-        <w:t>components</w:t>
-      </w:r>
-      <w:proofErr w:type="spellEnd"/>
-      <w:r>
-        <w:t>/</w:t>
-      </w:r>
-      <w:proofErr w:type="spellStart"/>
-      <w:r>
-        <w:t>valuation-list.tsx</w:t>
-      </w:r>
-      <w:proofErr w:type="spellEnd"/>
-      <w:r>
-        <w:t xml:space="preserve"> </w:t>
-      </w:r>
-      <w:r>
-        <w:t xml:space="preserve">– </w:t>
-      </w:r>
-      <w:r>
-        <w:t>история/повторный вызов (если включено).</w:t>
-      </w:r>
-    </w:p>
-    <w:p>
-      <w:pPr>
-        <w:pStyle w:val="22"/>
-      </w:pPr>
-      <w:r>
-        <w:rPr>
-          <w:lang w:val="en-US"/>
-        </w:rPr>
-        <w:t>lib</w:t>
-      </w:r>
-      <w:r>
-        <w:t>/</w:t>
-      </w:r>
-      <w:proofErr w:type="spellStart"/>
-      <w:r>
-        <w:rPr>
-          <w:lang w:val="en-US"/>
-        </w:rPr>
-        <w:t>api</w:t>
-      </w:r>
-      <w:proofErr w:type="spellEnd"/>
+        <w:t>стили</w:t>
+      </w:r>
       <w:r>
         <w:t>.</w:t>
       </w:r>
-      <w:proofErr w:type="spellStart"/>
-      <w:r>
-        <w:rPr>
-          <w:lang w:val="en-US"/>
-        </w:rPr>
-        <w:t>ts</w:t>
-      </w:r>
-      <w:proofErr w:type="spellEnd"/>
-      <w:r>
-        <w:t xml:space="preserve"> </w:t>
-      </w:r>
-      <w:r>
-        <w:t xml:space="preserve">– </w:t>
-      </w:r>
-      <w:r>
-        <w:t>клиент</w:t>
-      </w:r>
-      <w:r>
-        <w:t xml:space="preserve"> </w:t>
-      </w:r>
-      <w:r>
-        <w:rPr>
-          <w:lang w:val="en-US"/>
-        </w:rPr>
-        <w:t>REST</w:t>
-      </w:r>
-      <w:r>
-        <w:t xml:space="preserve"> </w:t>
-      </w:r>
-      <w:r>
-        <w:t>к</w:t>
-      </w:r>
-      <w:r>
-        <w:t xml:space="preserve"> </w:t>
-      </w:r>
-      <w:r>
-        <w:rPr>
-          <w:lang w:val="en-US"/>
-        </w:rPr>
-        <w:t>backend</w:t>
-      </w:r>
-      <w:r>
-        <w:t xml:space="preserve">; </w:t>
-      </w:r>
-      <w:r>
-        <w:rPr>
-          <w:lang w:val="en-US"/>
-        </w:rPr>
-        <w:t>lib</w:t>
-      </w:r>
-      <w:r>
-        <w:t>/</w:t>
-      </w:r>
-      <w:r>
-        <w:rPr>
-          <w:lang w:val="en-US"/>
-        </w:rPr>
-        <w:t>utils</w:t>
+    </w:p>
+    <w:p>
+      <w:r>
+        <w:t xml:space="preserve">После успешного запуска пользователю доступен главный экран веб-интерфейса, представленный на Рисунке 3.4. В верхней части расположены логотип и индикатор состояния ML-сервиса («ML сервис: В сети»), что позволяет оперативно оценить готовность подсистемы </w:t>
+      </w:r>
+      <w:proofErr w:type="spellStart"/>
+      <w:r>
+        <w:t>инференса</w:t>
+      </w:r>
+      <w:proofErr w:type="spellEnd"/>
+      <w:r>
+        <w:t>. Центральный блок содержит заголовок и краткое описание назначения системы. Ниже размещены карточки с ключевыми преимуществами: точный прогноз, диапазон уверенности (доверительный интервал) и сопоставимые объекты. Под карточками — панель действий с кнопками «Новая оценка» и «Общий список» (история обращений, при включении соответствующей опции)</w:t>
       </w:r>
       <w:r>
         <w:t>.</w:t>
       </w:r>
-      <w:proofErr w:type="spellStart"/>
-      <w:r>
-        <w:rPr>
-          <w:lang w:val="en-US"/>
-        </w:rPr>
-        <w:t>ts</w:t>
-      </w:r>
-      <w:proofErr w:type="spellEnd"/>
-      <w:r>
-        <w:t xml:space="preserve"> </w:t>
-      </w:r>
-      <w:r>
-        <w:t xml:space="preserve">– </w:t>
-      </w:r>
-      <w:r>
-        <w:t>утилиты</w:t>
-      </w:r>
-      <w:r>
-        <w:t xml:space="preserve"> </w:t>
-      </w:r>
-      <w:r>
-        <w:t>форматирования</w:t>
-      </w:r>
-      <w:r>
-        <w:t xml:space="preserve"> </w:t>
-      </w:r>
-      <w:r>
-        <w:t>значений</w:t>
-      </w:r>
-      <w:r>
-        <w:t>.</w:t>
-      </w:r>
-    </w:p>
-    <w:p>
-      <w:pPr>
-        <w:pStyle w:val="22"/>
-        <w:rPr>
-          <w:lang w:val="en-US"/>
-        </w:rPr>
-      </w:pPr>
-      <w:r>
-        <w:rPr>
-          <w:lang w:val="en-US"/>
-        </w:rPr>
+    </w:p>
+    <w:p>
+      <w:pPr>
+        <w:ind w:firstLine="0"/>
+        <w:jc w:val="center"/>
+      </w:pPr>
+      <w:r>
+        <w:rPr>
+          <w:noProof/>
+        </w:rPr>
+        <w:drawing>
+          <wp:inline distT="0" distB="0" distL="0" distR="0" wp14:anchorId="51E373B2" wp14:editId="3A1E6331">
+            <wp:extent cx="5940425" cy="3028950"/>
+            <wp:effectExtent l="0" t="0" r="3175" b="0"/>
+            <wp:docPr id="4" name="Рисунок 4"/>
+            <wp:cNvGraphicFramePr>
+              <a:graphicFrameLocks xmlns:a="http://schemas.openxmlformats.org/drawingml/2006/main" noChangeAspect="1"/>
+            </wp:cNvGraphicFramePr>
+            <a:graphic xmlns:a="http://schemas.openxmlformats.org/drawingml/2006/main">
+              <a:graphicData uri="http://schemas.openxmlformats.org/drawingml/2006/picture">
+                <pic:pic xmlns:pic="http://schemas.openxmlformats.org/drawingml/2006/picture">
+                  <pic:nvPicPr>
+                    <pic:cNvPr id="1" name=""/>
+                    <pic:cNvPicPr/>
+                  </pic:nvPicPr>
+                  <pic:blipFill>
+                    <a:blip r:embed="rId19"/>
+                    <a:stretch>
+                      <a:fillRect/>
+                    </a:stretch>
+                  </pic:blipFill>
+                  <pic:spPr>
+                    <a:xfrm>
+                      <a:off x="0" y="0"/>
+                      <a:ext cx="5940425" cy="3028950"/>
+                    </a:xfrm>
+                    <a:prstGeom prst="rect">
+                      <a:avLst/>
+                    </a:prstGeom>
+                  </pic:spPr>
+                </pic:pic>
+              </a:graphicData>
+            </a:graphic>
+          </wp:inline>
+        </w:drawing>
+      </w:r>
+    </w:p>
+    <w:p>
+      <w:pPr>
+        <w:pStyle w:val="1f2"/>
+      </w:pPr>
+      <w:r>
+        <w:t>Рисунок 3.4 – Главный экран веб-интерфейса системы оценки аренды</w:t>
+      </w:r>
+    </w:p>
+    <w:p>
+      <w:r>
+        <w:t xml:space="preserve">Ниже расположен основной раздел «Оценка стоимости аренды» с формой ввода параметров объекта (Рисунок 3.5). Форма поддерживает </w:t>
+      </w:r>
+      <w:proofErr w:type="spellStart"/>
+      <w:r>
+        <w:t>автодополнение</w:t>
+      </w:r>
+      <w:proofErr w:type="spellEnd"/>
+      <w:r>
+        <w:t xml:space="preserve"> адреса, валидацию обязательных полей и удобное разделение атрибутов по колонкам. Пользователь указывает: адрес и город, количество комнат, общую/жилую/кухонную площадь, этаж и этажность, год постройки, материал дома, а также состояние. Дополнительно доступен переключатель «Текстовый анализ с AI» для генерации развёрнутого пояснения. Запрос </w:t>
+      </w:r>
+      <w:r>
         <w:lastRenderedPageBreak/>
-        <w:t xml:space="preserve">public/, globals.css, </w:t>
-      </w:r>
-      <w:r>
-        <w:t>конфигурации</w:t>
-      </w:r>
-      <w:r>
-        <w:rPr>
-          <w:lang w:val="en-US"/>
-        </w:rPr>
-        <w:t xml:space="preserve"> (</w:t>
-      </w:r>
-      <w:proofErr w:type="spellStart"/>
-      <w:proofErr w:type="gramStart"/>
-      <w:r>
-        <w:rPr>
-          <w:lang w:val="en-US"/>
-        </w:rPr>
-        <w:t>package.json</w:t>
-      </w:r>
-      <w:proofErr w:type="spellEnd"/>
-      <w:proofErr w:type="gramEnd"/>
-      <w:r>
-        <w:rPr>
-          <w:lang w:val="en-US"/>
-        </w:rPr>
-        <w:t xml:space="preserve">, </w:t>
-      </w:r>
-      <w:proofErr w:type="spellStart"/>
-      <w:r>
-        <w:rPr>
-          <w:lang w:val="en-US"/>
-        </w:rPr>
-        <w:t>tailwind.config.ts</w:t>
-      </w:r>
-      <w:proofErr w:type="spellEnd"/>
-      <w:r>
-        <w:rPr>
-          <w:lang w:val="en-US"/>
-        </w:rPr>
-        <w:t xml:space="preserve">, next.config.js) </w:t>
-      </w:r>
-      <w:r>
-        <w:rPr>
-          <w:lang w:val="en-US"/>
-        </w:rPr>
-        <w:t xml:space="preserve">– </w:t>
-      </w:r>
-      <w:r>
-        <w:t>статические</w:t>
-      </w:r>
-      <w:r>
-        <w:rPr>
-          <w:lang w:val="en-US"/>
-        </w:rPr>
-        <w:t xml:space="preserve"> </w:t>
-      </w:r>
-      <w:r>
-        <w:t>ресурсы</w:t>
-      </w:r>
-      <w:r>
-        <w:rPr>
-          <w:lang w:val="en-US"/>
-        </w:rPr>
-        <w:t xml:space="preserve"> </w:t>
-      </w:r>
-      <w:r>
-        <w:t>и</w:t>
-      </w:r>
-      <w:r>
-        <w:rPr>
-          <w:lang w:val="en-US"/>
-        </w:rPr>
-        <w:t xml:space="preserve"> </w:t>
-      </w:r>
-      <w:r>
-        <w:t>стили</w:t>
-      </w:r>
-      <w:r>
-        <w:rPr>
-          <w:lang w:val="en-US"/>
-        </w:rPr>
-        <w:t>.</w:t>
+        <w:t>запускается кнопкой «Рассчитать стоимость»; по результату система формирует точечный прогноз месячной ставки, доверительный интервал и краткие локальные объяснения факторов, а также (по запросу) список сопоставимых объектов и PDF-отчёт.</w:t>
+      </w:r>
+    </w:p>
+    <w:p>
+      <w:pPr>
+        <w:ind w:firstLine="0"/>
+        <w:jc w:val="center"/>
+      </w:pPr>
+      <w:r>
+        <w:rPr>
+          <w:noProof/>
+        </w:rPr>
+        <w:drawing>
+          <wp:inline distT="0" distB="0" distL="0" distR="0" wp14:anchorId="15C27EE1" wp14:editId="4B136E09">
+            <wp:extent cx="5940425" cy="3041650"/>
+            <wp:effectExtent l="0" t="0" r="3175" b="6350"/>
+            <wp:docPr id="7" name="Рисунок 7"/>
+            <wp:cNvGraphicFramePr>
+              <a:graphicFrameLocks xmlns:a="http://schemas.openxmlformats.org/drawingml/2006/main" noChangeAspect="1"/>
+            </wp:cNvGraphicFramePr>
+            <a:graphic xmlns:a="http://schemas.openxmlformats.org/drawingml/2006/main">
+              <a:graphicData uri="http://schemas.openxmlformats.org/drawingml/2006/picture">
+                <pic:pic xmlns:pic="http://schemas.openxmlformats.org/drawingml/2006/picture">
+                  <pic:nvPicPr>
+                    <pic:cNvPr id="1" name=""/>
+                    <pic:cNvPicPr/>
+                  </pic:nvPicPr>
+                  <pic:blipFill>
+                    <a:blip r:embed="rId20"/>
+                    <a:stretch>
+                      <a:fillRect/>
+                    </a:stretch>
+                  </pic:blipFill>
+                  <pic:spPr>
+                    <a:xfrm>
+                      <a:off x="0" y="0"/>
+                      <a:ext cx="5940425" cy="3041650"/>
+                    </a:xfrm>
+                    <a:prstGeom prst="rect">
+                      <a:avLst/>
+                    </a:prstGeom>
+                  </pic:spPr>
+                </pic:pic>
+              </a:graphicData>
+            </a:graphic>
+          </wp:inline>
+        </w:drawing>
+      </w:r>
+    </w:p>
+    <w:p>
+      <w:pPr>
+        <w:pStyle w:val="1f2"/>
+      </w:pPr>
+      <w:r>
+        <w:t>Рисунок 3.5 – Форма ввода параметров объекта для расчёта аренды</w:t>
+      </w:r>
+    </w:p>
+    <w:p>
+      <w:r>
+        <w:t>Интерфейс выполнен в едином тёмном оформлении, адаптирован под разные разрешения экрана, а статусные элементы (индикатор ML-сервиса, подсказки/ошибки валидации, состояния загрузки) обеспечивают прозрачную обратную связь при работе пользователя.</w:t>
       </w:r>
     </w:p>
     <w:p>
@@ -8850,7 +8895,11 @@
     </w:p>
     <w:p>
       <w:r>
-        <w:t xml:space="preserve">В ходе тестирования проверялись функциональные, интеграционные и системные аспекты работы системы, а также корректность интервалов неопределённости и производительность сервиса </w:t>
+        <w:t xml:space="preserve">В ходе тестирования проверялись функциональные, интеграционные и системные аспекты работы системы, а также корректность интервалов </w:t>
+      </w:r>
+      <w:r>
+        <w:lastRenderedPageBreak/>
+        <w:t xml:space="preserve">неопределённости и производительность сервиса </w:t>
       </w:r>
       <w:proofErr w:type="spellStart"/>
       <w:r>
@@ -9220,7 +9269,6 @@
                 <w:color w:val="000000"/>
                 <w:szCs w:val="28"/>
               </w:rPr>
-              <w:lastRenderedPageBreak/>
               <w:t>T-02</w:t>
             </w:r>
           </w:p>
@@ -9244,7 +9292,16 @@
                 <w:color w:val="000000"/>
                 <w:szCs w:val="28"/>
               </w:rPr>
-              <w:t>Обработка некорректного адреса</w:t>
+              <w:t>Обработка некорректного ад</w:t>
+            </w:r>
+            <w:r>
+              <w:rPr>
+                <w:rFonts w:cs="Times New Roman"/>
+                <w:color w:val="000000"/>
+                <w:szCs w:val="28"/>
+              </w:rPr>
+              <w:lastRenderedPageBreak/>
+              <w:t>реса</w:t>
             </w:r>
           </w:p>
         </w:tc>
@@ -9268,6 +9325,7 @@
                 <w:color w:val="000000"/>
                 <w:szCs w:val="28"/>
               </w:rPr>
+              <w:lastRenderedPageBreak/>
               <w:t>`/</w:t>
             </w:r>
             <w:proofErr w:type="spellStart"/>
@@ -9829,7 +9887,6 @@
         <w:pStyle w:val="TableParagraph"/>
       </w:pPr>
       <w:r>
-        <w:lastRenderedPageBreak/>
         <w:t xml:space="preserve">Таблица 3.3 — Подбор </w:t>
       </w:r>
       <w:proofErr w:type="spellStart"/>
@@ -9879,6 +9936,408 @@
       <w:bookmarkEnd w:id="41"/>
     </w:p>
     <w:p>
+      <w:r>
+        <w:t>Для оценки надёжности программного продукта после завершения реализации была использована методика «внесения ошибок» и их последующего обнаружения в ходе испытаний (</w:t>
+      </w:r>
+      <w:proofErr w:type="spellStart"/>
+      <w:r>
+        <w:t>fault</w:t>
+      </w:r>
+      <w:proofErr w:type="spellEnd"/>
+      <w:r>
+        <w:t xml:space="preserve"> </w:t>
+      </w:r>
+      <w:proofErr w:type="spellStart"/>
+      <w:r>
+        <w:t>seeding</w:t>
+      </w:r>
+      <w:proofErr w:type="spellEnd"/>
+      <w:r>
+        <w:t>). После фиксации версии как ГИПП выполнялись три шага:</w:t>
+      </w:r>
+    </w:p>
+    <w:p>
+      <w:pPr>
+        <w:pStyle w:val="22"/>
+        <w:numPr>
+          <w:ilvl w:val="0"/>
+          <w:numId w:val="68"/>
+        </w:numPr>
+        <w:ind w:left="1276" w:hanging="567"/>
+      </w:pPr>
+      <w:r>
+        <w:t>регистрация всех выявленных дефектов в ходе регресса;</w:t>
+      </w:r>
+    </w:p>
+    <w:p>
+      <w:pPr>
+        <w:pStyle w:val="22"/>
+      </w:pPr>
+      <w:r>
+        <w:t>внесение ограниченного числа искусственных ошибок в некритичные места кода с контролем их локаций;</w:t>
+      </w:r>
+    </w:p>
+    <w:p>
+      <w:pPr>
+        <w:pStyle w:val="22"/>
+      </w:pPr>
+      <w:r>
+        <w:lastRenderedPageBreak/>
+        <w:t xml:space="preserve">повторное тестирование и расчёт вероятности отсутствия </w:t>
+      </w:r>
+      <w:proofErr w:type="spellStart"/>
+      <w:r>
+        <w:t>невыявленных</w:t>
+      </w:r>
+      <w:proofErr w:type="spellEnd"/>
+      <w:r>
+        <w:t xml:space="preserve"> ошибок по модели </w:t>
+      </w:r>
+      <w:proofErr w:type="spellStart"/>
+      <w:r>
+        <w:t>Липова</w:t>
+      </w:r>
+      <w:proofErr w:type="spellEnd"/>
+      <w:r>
+        <w:t xml:space="preserve"> (модификация модели Миллса).</w:t>
+      </w:r>
+    </w:p>
+    <w:p>
+      <w:r>
+        <w:t xml:space="preserve">Вероятность того, что в программе нет ошибок, по модели </w:t>
+      </w:r>
+      <w:proofErr w:type="spellStart"/>
+      <w:r>
+        <w:t>Липова</w:t>
+      </w:r>
+      <w:proofErr w:type="spellEnd"/>
+      <w:r>
+        <w:t xml:space="preserve"> вычисляется как</w:t>
+      </w:r>
+    </w:p>
+    <w:p>
+      <w:pPr>
+        <w:jc w:val="center"/>
+        <w:rPr>
+          <w:rFonts w:eastAsiaTheme="minorEastAsia"/>
+          <w:iCs/>
+        </w:rPr>
+      </w:pPr>
+      <m:oMath>
+        <m:r>
+          <w:rPr>
+            <w:rFonts w:ascii="Cambria Math" w:hAnsi="Cambria Math"/>
+          </w:rPr>
+          <m:t>p=</m:t>
+        </m:r>
+        <m:f>
+          <m:fPr>
+            <m:ctrlPr>
+              <w:rPr>
+                <w:rFonts w:ascii="Cambria Math" w:hAnsi="Cambria Math"/>
+                <w:i/>
+              </w:rPr>
+            </m:ctrlPr>
+          </m:fPr>
+          <m:num>
+            <m:sSubSup>
+              <m:sSubSupPr>
+                <m:ctrlPr>
+                  <w:rPr>
+                    <w:rFonts w:ascii="Cambria Math" w:hAnsi="Cambria Math"/>
+                    <w:i/>
+                  </w:rPr>
+                </m:ctrlPr>
+              </m:sSubSupPr>
+              <m:e>
+                <m:r>
+                  <w:rPr>
+                    <w:rFonts w:ascii="Cambria Math" w:hAnsi="Cambria Math"/>
+                  </w:rPr>
+                  <m:t>C</m:t>
+                </m:r>
+              </m:e>
+              <m:sub>
+                <m:r>
+                  <w:rPr>
+                    <w:rFonts w:ascii="Cambria Math" w:hAnsi="Cambria Math"/>
+                  </w:rPr>
+                  <m:t>S</m:t>
+                </m:r>
+              </m:sub>
+              <m:sup>
+                <m:r>
+                  <w:rPr>
+                    <w:rFonts w:ascii="Cambria Math" w:hAnsi="Cambria Math"/>
+                  </w:rPr>
+                  <m:t>v-1</m:t>
+                </m:r>
+              </m:sup>
+            </m:sSubSup>
+          </m:num>
+          <m:den>
+            <m:sSubSup>
+              <m:sSubSupPr>
+                <m:ctrlPr>
+                  <w:rPr>
+                    <w:rFonts w:ascii="Cambria Math" w:hAnsi="Cambria Math"/>
+                    <w:i/>
+                  </w:rPr>
+                </m:ctrlPr>
+              </m:sSubSupPr>
+              <m:e>
+                <m:r>
+                  <w:rPr>
+                    <w:rFonts w:ascii="Cambria Math" w:hAnsi="Cambria Math"/>
+                  </w:rPr>
+                  <m:t>C</m:t>
+                </m:r>
+              </m:e>
+              <m:sub>
+                <m:r>
+                  <w:rPr>
+                    <w:rFonts w:ascii="Cambria Math" w:hAnsi="Cambria Math"/>
+                  </w:rPr>
+                  <m:t>S+K+1</m:t>
+                </m:r>
+              </m:sub>
+              <m:sup>
+                <m:r>
+                  <w:rPr>
+                    <w:rFonts w:ascii="Cambria Math" w:hAnsi="Cambria Math"/>
+                  </w:rPr>
+                  <m:t>K+v</m:t>
+                </m:r>
+              </m:sup>
+            </m:sSubSup>
+          </m:den>
+        </m:f>
+        <m:r>
+          <w:rPr>
+            <w:rFonts w:ascii="Cambria Math" w:hAnsi="Cambria Math"/>
+          </w:rPr>
+          <m:t>⋅</m:t>
+        </m:r>
+        <m:f>
+          <m:fPr>
+            <m:ctrlPr>
+              <w:rPr>
+                <w:rFonts w:ascii="Cambria Math" w:hAnsi="Cambria Math"/>
+                <w:i/>
+              </w:rPr>
+            </m:ctrlPr>
+          </m:fPr>
+          <m:num>
+            <m:r>
+              <w:rPr>
+                <w:rFonts w:ascii="Cambria Math" w:hAnsi="Cambria Math"/>
+              </w:rPr>
+              <m:t>S+K</m:t>
+            </m:r>
+          </m:num>
+          <m:den>
+            <m:r>
+              <w:rPr>
+                <w:rFonts w:ascii="Cambria Math" w:hAnsi="Cambria Math"/>
+              </w:rPr>
+              <m:t>S+K+1</m:t>
+            </m:r>
+          </m:den>
+        </m:f>
+      </m:oMath>
+      <w:r>
+        <w:rPr>
+          <w:rFonts w:eastAsiaTheme="minorEastAsia"/>
+          <w:iCs/>
+        </w:rPr>
+        <w:tab/>
+      </w:r>
+      <w:r>
+        <w:rPr>
+          <w:rFonts w:eastAsiaTheme="minorEastAsia"/>
+          <w:iCs/>
+        </w:rPr>
+        <w:t>,</w:t>
+      </w:r>
+    </w:p>
+    <w:p>
+      <w:r>
+        <w:t xml:space="preserve">где </w:t>
+      </w:r>
+      <w:r>
+        <w:rPr>
+          <w:rFonts w:ascii="Cambria Math" w:hAnsi="Cambria Math" w:cs="Cambria Math"/>
+        </w:rPr>
+        <w:t>𝑆</w:t>
+      </w:r>
+      <w:r>
+        <w:rPr>
+          <w:rFonts w:ascii="Cambria Math" w:hAnsi="Cambria Math" w:cs="Cambria Math"/>
+        </w:rPr>
+        <w:t xml:space="preserve"> </w:t>
+      </w:r>
+      <w:r>
+        <w:rPr>
+          <w:rFonts w:ascii="Cambria Math" w:hAnsi="Cambria Math" w:cs="Cambria Math"/>
+        </w:rPr>
+        <w:t>–</w:t>
+      </w:r>
+      <w:r>
+        <w:t xml:space="preserve"> число внесённых (искусственных) ошибок; </w:t>
+      </w:r>
+      <w:r>
+        <w:rPr>
+          <w:rFonts w:ascii="Cambria Math" w:hAnsi="Cambria Math" w:cs="Cambria Math"/>
+        </w:rPr>
+        <w:t xml:space="preserve">𝑣 – </w:t>
+      </w:r>
+      <w:r>
+        <w:t xml:space="preserve">число найденных внесённых ошибок; </w:t>
+      </w:r>
+      <w:r>
+        <w:rPr>
+          <w:rFonts w:ascii="Cambria Math" w:hAnsi="Cambria Math" w:cs="Cambria Math"/>
+        </w:rPr>
+        <w:t>𝐾</w:t>
+      </w:r>
+      <w:r>
+        <w:t xml:space="preserve"> – предполагаемое количество собственных (не внесённых) ошибок.</w:t>
+      </w:r>
+    </w:p>
+    <w:p>
+      <w:r>
+        <w:t xml:space="preserve">В учебном испытании были внесены </w:t>
+      </w:r>
+      <w:r>
+        <w:rPr>
+          <w:rFonts w:ascii="Cambria Math" w:hAnsi="Cambria Math" w:cs="Cambria Math"/>
+        </w:rPr>
+        <w:t xml:space="preserve">𝑆 </w:t>
+      </w:r>
+      <w:r>
+        <w:t xml:space="preserve">=10 искусственных дефектов, в ходе тестирования обнаружено </w:t>
+      </w:r>
+      <w:r>
+        <w:rPr>
+          <w:rFonts w:ascii="Cambria Math" w:hAnsi="Cambria Math" w:cs="Cambria Math"/>
+        </w:rPr>
+        <w:t>𝑣</w:t>
+      </w:r>
+      <w:r>
+        <w:t>=8 из них; дополнительных «собственных» дефектов на этом этапе не выявлено (</w:t>
+      </w:r>
+      <w:r>
+        <w:rPr>
+          <w:rFonts w:ascii="Cambria Math" w:hAnsi="Cambria Math" w:cs="Cambria Math"/>
+        </w:rPr>
+        <w:t>𝐾</w:t>
+      </w:r>
+      <w:r>
+        <w:t>=0). Подстановка значений даёт:</w:t>
+      </w:r>
+    </w:p>
+    <w:p>
+      <w:pPr>
+        <w:jc w:val="center"/>
+        <w:rPr>
+          <w:rFonts w:eastAsiaTheme="minorEastAsia"/>
+          <w:i/>
+        </w:rPr>
+      </w:pPr>
+      <m:oMath>
+        <m:r>
+          <w:rPr>
+            <w:rFonts w:ascii="Cambria Math" w:hAnsi="Cambria Math"/>
+          </w:rPr>
+          <m:t>p=</m:t>
+        </m:r>
+        <m:f>
+          <m:fPr>
+            <m:ctrlPr>
+              <w:rPr>
+                <w:rFonts w:ascii="Cambria Math" w:hAnsi="Cambria Math"/>
+                <w:i/>
+              </w:rPr>
+            </m:ctrlPr>
+          </m:fPr>
+          <m:num>
+            <m:r>
+              <w:rPr>
+                <w:rFonts w:ascii="Cambria Math" w:hAnsi="Cambria Math"/>
+              </w:rPr>
+              <m:t>80</m:t>
+            </m:r>
+          </m:num>
+          <m:den>
+            <m:r>
+              <w:rPr>
+                <w:rFonts w:ascii="Cambria Math" w:hAnsi="Cambria Math"/>
+              </w:rPr>
+              <m:t>120</m:t>
+            </m:r>
+          </m:den>
+        </m:f>
+        <m:r>
+          <w:rPr>
+            <w:rFonts w:ascii="Cambria Math" w:hAnsi="Cambria Math"/>
+          </w:rPr>
+          <m:t>≈0.66116</m:t>
+        </m:r>
+      </m:oMath>
+      <w:r>
+        <w:rPr>
+          <w:rFonts w:eastAsiaTheme="minorEastAsia"/>
+          <w:i/>
+        </w:rPr>
+        <w:t>.</w:t>
+      </w:r>
+    </w:p>
+    <w:p>
+      <w:pPr>
+        <w:rPr>
+          <w:rFonts w:ascii="Cambria Math" w:hAnsi="Cambria Math"/>
+        </w:rPr>
+      </w:pPr>
+      <w:r>
+        <w:t xml:space="preserve">Таким образом, с вероятностью порядка </w:t>
+      </w:r>
+      <w:r>
+        <w:rPr>
+          <w:rStyle w:val="affd"/>
+          <w:b w:val="0"/>
+          <w:bCs w:val="0"/>
+        </w:rPr>
+        <w:t>0,66 (66%)</w:t>
+      </w:r>
+      <w:r>
+        <w:t xml:space="preserve"> можно утверждать, что в рассматриваемой сборке отсутствуют неисправленные ошибки класса, мешающего штатной работе. Значение интерпретируется как </w:t>
+      </w:r>
+      <w:r>
+        <w:rPr>
+          <w:rStyle w:val="affd"/>
+        </w:rPr>
+        <w:t>удовлетворительное</w:t>
+      </w:r>
+      <w:r>
+        <w:t xml:space="preserve"> для учебного прототипа; увеличение объёма тестов (особенно интеграционных и негативных сценариев), а также расширение набора внесённых дефектов позволит повысить доверительную оценку </w:t>
+      </w:r>
+      <w:r>
+        <w:rPr>
+          <w:rFonts w:ascii="Cambria Math" w:hAnsi="Cambria Math"/>
+          <w:i/>
+          <w:iCs/>
+          <w:lang w:val="en-US"/>
+        </w:rPr>
+        <w:t>p</w:t>
+      </w:r>
+      <w:r>
+        <w:rPr>
+          <w:rFonts w:ascii="Cambria Math" w:hAnsi="Cambria Math"/>
+        </w:rPr>
+        <w:t>.</w:t>
+      </w:r>
+    </w:p>
+    <w:p>
       <w:pPr>
         <w:pStyle w:val="23"/>
       </w:pPr>
@@ -9900,6 +10359,481 @@
       <w:bookmarkEnd w:id="43"/>
     </w:p>
     <w:p>
+      <w:r>
+        <w:t xml:space="preserve">Данный раздел описывает работу пользователя с веб-сервисом </w:t>
+      </w:r>
+      <w:proofErr w:type="spellStart"/>
+      <w:r>
+        <w:t>RentAdvisor</w:t>
+      </w:r>
+      <w:proofErr w:type="spellEnd"/>
+      <w:r>
+        <w:t xml:space="preserve"> (оценка рыночной ставки аренды квартир). Руководство ориентировано на конечных пользователей и базируется на реальных сценариях использования.</w:t>
+      </w:r>
+    </w:p>
+    <w:p>
+      <w:pPr>
+        <w:pStyle w:val="31"/>
+      </w:pPr>
+      <w:r>
+        <w:lastRenderedPageBreak/>
+        <w:t>Доступ и требования</w:t>
+      </w:r>
+      <w:r>
+        <w:t>:</w:t>
+      </w:r>
+    </w:p>
+    <w:p>
+      <w:pPr>
+        <w:pStyle w:val="20"/>
+      </w:pPr>
+      <w:r>
+        <w:t>с</w:t>
+      </w:r>
+      <w:r>
+        <w:t xml:space="preserve">овременный браузер: </w:t>
+      </w:r>
+      <w:proofErr w:type="spellStart"/>
+      <w:r>
+        <w:t>Chrome</w:t>
+      </w:r>
+      <w:proofErr w:type="spellEnd"/>
+      <w:r>
+        <w:t>/Edge/Firefox (актуальные версии), включён JavaScript</w:t>
+      </w:r>
+      <w:r>
+        <w:t>;</w:t>
+      </w:r>
+    </w:p>
+    <w:p>
+      <w:pPr>
+        <w:pStyle w:val="20"/>
+      </w:pPr>
+      <w:r>
+        <w:rPr>
+          <w:rStyle w:val="2f0"/>
+        </w:rPr>
+        <w:t>п</w:t>
+      </w:r>
+      <w:r>
+        <w:rPr>
+          <w:rStyle w:val="2f0"/>
+        </w:rPr>
+        <w:t>одключение к интернету</w:t>
+      </w:r>
+      <w:r>
+        <w:rPr>
+          <w:rStyle w:val="2f0"/>
+        </w:rPr>
+        <w:t>,</w:t>
+      </w:r>
+      <w:r>
+        <w:rPr>
+          <w:rStyle w:val="2f0"/>
+        </w:rPr>
+        <w:t xml:space="preserve"> </w:t>
+      </w:r>
+      <w:r>
+        <w:rPr>
+          <w:rStyle w:val="2f0"/>
+        </w:rPr>
+        <w:t>у</w:t>
+      </w:r>
+      <w:r>
+        <w:rPr>
+          <w:rStyle w:val="2f0"/>
+        </w:rPr>
+        <w:t>становка</w:t>
+      </w:r>
+      <w:r>
+        <w:t xml:space="preserve"> дополнительного ПО не требуется</w:t>
+      </w:r>
+      <w:r>
+        <w:t>;</w:t>
+      </w:r>
+    </w:p>
+    <w:p>
+      <w:pPr>
+        <w:pStyle w:val="20"/>
+      </w:pPr>
+      <w:r>
+        <w:rPr>
+          <w:lang w:val="en-US"/>
+        </w:rPr>
+        <w:t>a</w:t>
+      </w:r>
+      <w:proofErr w:type="spellStart"/>
+      <w:r>
+        <w:t>дрес</w:t>
+      </w:r>
+      <w:proofErr w:type="spellEnd"/>
+      <w:r>
+        <w:t xml:space="preserve"> интерфейса</w:t>
+      </w:r>
+      <w:r>
+        <w:t xml:space="preserve"> –</w:t>
+      </w:r>
+      <w:r>
+        <w:t xml:space="preserve"> главная страница сервиса (см. Рисунок 3.4) и форма ввода параметров (см. Рисунок 3.5).</w:t>
+      </w:r>
+    </w:p>
+    <w:p>
+      <w:pPr>
+        <w:pStyle w:val="31"/>
+      </w:pPr>
+      <w:r>
+        <w:t>Основные варианты использования (</w:t>
+      </w:r>
+      <w:r>
+        <w:rPr>
+          <w:lang w:val="en-US"/>
+        </w:rPr>
+        <w:t>use</w:t>
+      </w:r>
+      <w:r>
+        <w:t>-</w:t>
+      </w:r>
+      <w:r>
+        <w:rPr>
+          <w:lang w:val="en-US"/>
+        </w:rPr>
+        <w:t>case</w:t>
+      </w:r>
+      <w:r>
+        <w:t>)</w:t>
+      </w:r>
+    </w:p>
+    <w:p>
+      <w:pPr>
+        <w:pStyle w:val="31"/>
+        <w:numPr>
+          <w:ilvl w:val="3"/>
+          <w:numId w:val="48"/>
+        </w:numPr>
+      </w:pPr>
+      <w:r>
+        <w:t>Расчёт стоимости по адресу</w:t>
+      </w:r>
+    </w:p>
+    <w:p>
+      <w:r>
+        <w:t>Цель. Получить прогноз, доверительный интервал и список сопоставимых объектов.</w:t>
+      </w:r>
+    </w:p>
+    <w:p>
+      <w:r>
+        <w:t>Порядок действий:</w:t>
+      </w:r>
+    </w:p>
+    <w:p>
+      <w:pPr>
+        <w:pStyle w:val="22"/>
+        <w:numPr>
+          <w:ilvl w:val="0"/>
+          <w:numId w:val="70"/>
+        </w:numPr>
+        <w:ind w:left="1276" w:hanging="567"/>
+      </w:pPr>
+      <w:r>
+        <w:t>Заполните параметры объекта (этаж/этажность, жилую/кухонную площадь, год постройки, материал, состояние).</w:t>
+      </w:r>
+    </w:p>
+    <w:p>
+      <w:pPr>
+        <w:pStyle w:val="22"/>
+        <w:numPr>
+          <w:ilvl w:val="0"/>
+          <w:numId w:val="70"/>
+        </w:numPr>
+        <w:ind w:left="1276" w:hanging="567"/>
+      </w:pPr>
+      <w:r>
+        <w:t>Включите опцию «Текстовый анализ с AI» (по желанию — для развёрнутого комментария к оценке).</w:t>
+      </w:r>
+    </w:p>
+    <w:p>
+      <w:pPr>
+        <w:pStyle w:val="22"/>
+        <w:numPr>
+          <w:ilvl w:val="0"/>
+          <w:numId w:val="70"/>
+        </w:numPr>
+        <w:ind w:left="1276" w:hanging="567"/>
+      </w:pPr>
+      <w:r>
+        <w:t>Нажмите «Рассчитать стоимость».</w:t>
+      </w:r>
+    </w:p>
+    <w:p>
+      <w:r>
+        <w:t xml:space="preserve">Результат: кроме прогноза и интервала, отобразятся 5–10 </w:t>
+      </w:r>
+      <w:proofErr w:type="spellStart"/>
+      <w:r>
+        <w:t>компараблов</w:t>
+      </w:r>
+      <w:proofErr w:type="spellEnd"/>
+      <w:r>
+        <w:t xml:space="preserve"> с расстоянием/временем до объекта и ключевыми атрибутами; доступна кнопка «Скачать отчёт (PDF)».</w:t>
+      </w:r>
+    </w:p>
+    <w:p>
+      <w:pPr>
+        <w:pStyle w:val="31"/>
+        <w:numPr>
+          <w:ilvl w:val="3"/>
+          <w:numId w:val="48"/>
+        </w:numPr>
+      </w:pPr>
+      <w:r>
+        <w:t>Проверка статуса сервиса</w:t>
+      </w:r>
+    </w:p>
+    <w:p>
+      <w:r>
+        <w:t>Цель: понять, готов ли ML-сервис к работе.</w:t>
+      </w:r>
+    </w:p>
+    <w:p>
+      <w:r>
+        <w:t>Порядок действий:</w:t>
+      </w:r>
+    </w:p>
+    <w:p>
+      <w:pPr>
+        <w:pStyle w:val="22"/>
+        <w:numPr>
+          <w:ilvl w:val="0"/>
+          <w:numId w:val="71"/>
+        </w:numPr>
+        <w:ind w:left="1276" w:hanging="567"/>
+      </w:pPr>
+      <w:r>
+        <w:t>Смотрите индикатор в шапке: «ML сервис: В сети» / «Недоступен».</w:t>
+      </w:r>
+    </w:p>
+    <w:p>
+      <w:pPr>
+        <w:pStyle w:val="22"/>
+        <w:numPr>
+          <w:ilvl w:val="0"/>
+          <w:numId w:val="71"/>
+        </w:numPr>
+        <w:ind w:left="1276" w:hanging="567"/>
+      </w:pPr>
+      <w:r>
+        <w:t>При недоступности — повторите попытку позже или обратитесь к администратору.</w:t>
+      </w:r>
+    </w:p>
+    <w:p>
+      <w:pPr>
+        <w:pStyle w:val="31"/>
+      </w:pPr>
+      <w:r>
+        <w:lastRenderedPageBreak/>
+        <w:t>Порядок работы</w:t>
+      </w:r>
+    </w:p>
+    <w:p>
+      <w:pPr>
+        <w:pStyle w:val="22"/>
+        <w:numPr>
+          <w:ilvl w:val="0"/>
+          <w:numId w:val="72"/>
+        </w:numPr>
+        <w:ind w:left="1276" w:hanging="567"/>
+      </w:pPr>
+      <w:r>
+        <w:t>Откройте главный экран. Убедитесь, что ML-сервис «В сети».</w:t>
+      </w:r>
+    </w:p>
+    <w:p>
+      <w:pPr>
+        <w:pStyle w:val="22"/>
+        <w:numPr>
+          <w:ilvl w:val="0"/>
+          <w:numId w:val="72"/>
+        </w:numPr>
+        <w:ind w:left="1276" w:hanging="567"/>
+      </w:pPr>
+      <w:r>
+        <w:t>Перейдите к разделу «Оценка стоимости аренды».</w:t>
+      </w:r>
+    </w:p>
+    <w:p>
+      <w:pPr>
+        <w:pStyle w:val="22"/>
+        <w:numPr>
+          <w:ilvl w:val="0"/>
+          <w:numId w:val="72"/>
+        </w:numPr>
+        <w:ind w:left="1276" w:hanging="567"/>
+      </w:pPr>
+      <w:r>
+        <w:t>Заполните адрес и обязательные параметры (город, комнаты, общая площадь).</w:t>
+      </w:r>
+    </w:p>
+    <w:p>
+      <w:pPr>
+        <w:pStyle w:val="22"/>
+        <w:numPr>
+          <w:ilvl w:val="0"/>
+          <w:numId w:val="72"/>
+        </w:numPr>
+        <w:ind w:left="1276" w:hanging="567"/>
+      </w:pPr>
+      <w:r>
+        <w:t>При необходимости заполните расширенные поля и включите опци</w:t>
+      </w:r>
+      <w:r>
+        <w:t xml:space="preserve">ю </w:t>
+      </w:r>
+      <w:r>
+        <w:t>AI-комментарий.</w:t>
+      </w:r>
+    </w:p>
+    <w:p>
+      <w:pPr>
+        <w:pStyle w:val="22"/>
+        <w:numPr>
+          <w:ilvl w:val="0"/>
+          <w:numId w:val="72"/>
+        </w:numPr>
+        <w:ind w:left="1276" w:hanging="567"/>
+      </w:pPr>
+      <w:r>
+        <w:t>Нажмите «Рассчитать стоимость» и дождитесь результата.</w:t>
+      </w:r>
+    </w:p>
+    <w:p>
+      <w:pPr>
+        <w:pStyle w:val="22"/>
+        <w:numPr>
+          <w:ilvl w:val="0"/>
+          <w:numId w:val="72"/>
+        </w:numPr>
+        <w:ind w:left="1276" w:hanging="567"/>
+      </w:pPr>
+      <w:r>
+        <w:t>Просмотрите прогноз, доверительный интервал и объяснения. При необходимости скачайте PDF-отчёт.</w:t>
+      </w:r>
+    </w:p>
+    <w:p>
+      <w:pPr>
+        <w:pStyle w:val="31"/>
+      </w:pPr>
+      <w:r>
+        <w:t>Рекомендации по корректному вводу данных</w:t>
+      </w:r>
+    </w:p>
+    <w:p>
+      <w:pPr>
+        <w:pStyle w:val="22"/>
+        <w:numPr>
+          <w:ilvl w:val="0"/>
+          <w:numId w:val="73"/>
+        </w:numPr>
+        <w:ind w:left="1276" w:hanging="567"/>
+      </w:pPr>
+      <w:r>
+        <w:t>Адрес указывайте в формате город, улица, дом (при наличии — корпус/строение).</w:t>
+      </w:r>
+    </w:p>
+    <w:p>
+      <w:pPr>
+        <w:pStyle w:val="22"/>
+      </w:pPr>
+      <w:r>
+        <w:t>Проверяйте согласованность этаж/этажность и реалистичность площадей.</w:t>
+      </w:r>
+    </w:p>
+    <w:p>
+      <w:pPr>
+        <w:pStyle w:val="22"/>
+      </w:pPr>
+      <w:r>
+        <w:t>Если описание квартиры содержит особенности (ремонт, меблировка), укажите состояние и факторы в доступных полях формы.</w:t>
+      </w:r>
+    </w:p>
+    <w:p>
+      <w:pPr>
+        <w:pStyle w:val="31"/>
+      </w:pPr>
+      <w:r>
+        <w:t>Получение отчёта</w:t>
+      </w:r>
+    </w:p>
+    <w:p>
+      <w:r>
+        <w:t>После успешного расчёта становится доступной кнопка «Скачать отчёт (PDF)».</w:t>
+      </w:r>
+    </w:p>
+    <w:p>
+      <w:r>
+        <w:t>Отчёт содержит:</w:t>
+      </w:r>
+    </w:p>
+    <w:p>
+      <w:pPr>
+        <w:pStyle w:val="20"/>
+      </w:pPr>
+      <w:r>
+        <w:t>точечный прогноз стоимости аренды;</w:t>
+      </w:r>
+    </w:p>
+    <w:p>
+      <w:pPr>
+        <w:pStyle w:val="20"/>
+      </w:pPr>
+      <w:r>
+        <w:t>доверительный интервал;</w:t>
+      </w:r>
+    </w:p>
+    <w:p>
+      <w:pPr>
+        <w:pStyle w:val="20"/>
+      </w:pPr>
+      <w:r>
+        <w:t>краткие объяснения факторов, влияющих на оценку;</w:t>
+      </w:r>
+    </w:p>
+    <w:p>
+      <w:pPr>
+        <w:pStyle w:val="20"/>
+      </w:pPr>
+      <w:r>
+        <w:t>список сопоставимых объектов</w:t>
+      </w:r>
+      <w:r>
+        <w:t>.</w:t>
+      </w:r>
+      <w:r>
+        <w:t xml:space="preserve"> </w:t>
+      </w:r>
+    </w:p>
+    <w:p>
+      <w:pPr>
+        <w:pStyle w:val="31"/>
+      </w:pPr>
+      <w:r>
+        <w:lastRenderedPageBreak/>
+        <w:t>Политика данных</w:t>
+      </w:r>
+    </w:p>
+    <w:p>
+      <w:r>
+        <w:t xml:space="preserve">Сервис не запрашивает персональные данные пользователей. Адрес и параметры объекта используются только для расчёта оценки; при включённой истории запросов сохраняются обезличенные записи (без </w:t>
+      </w:r>
+      <w:proofErr w:type="spellStart"/>
+      <w:r>
+        <w:t>ПДн</w:t>
+      </w:r>
+      <w:proofErr w:type="spellEnd"/>
+      <w:r>
+        <w:t>) для улучшения качества и аудита.</w:t>
+      </w:r>
+    </w:p>
+    <w:p>
       <w:pPr>
         <w:pStyle w:val="23"/>
       </w:pPr>
@@ -9921,6 +10855,120 @@
       <w:bookmarkEnd w:id="45"/>
     </w:p>
     <w:p>
+      <w:r>
+        <w:t xml:space="preserve">В технологическом разделе реализована и описана прикладная система оценки ставки аренды: подготовка данных и витрины, обучение базовой (градиентный </w:t>
+      </w:r>
+      <w:proofErr w:type="spellStart"/>
+      <w:r>
+        <w:t>бустинг</w:t>
+      </w:r>
+      <w:proofErr w:type="spellEnd"/>
+      <w:r>
+        <w:t xml:space="preserve">) и </w:t>
+      </w:r>
+      <w:proofErr w:type="spellStart"/>
+      <w:r>
+        <w:t>нейросетевой</w:t>
+      </w:r>
+      <w:proofErr w:type="spellEnd"/>
+      <w:r>
+        <w:t xml:space="preserve"> модели, </w:t>
+      </w:r>
+      <w:proofErr w:type="spellStart"/>
+      <w:r>
+        <w:t>инференс</w:t>
+      </w:r>
+      <w:proofErr w:type="spellEnd"/>
+      <w:r>
+        <w:t xml:space="preserve"> с доверительными интервалами, интерпретация вкладов и подбор сопоставимых объектов, генерация PDF-отчёта. Архитектура модульная и масштабируемая: ML-сервис (</w:t>
+      </w:r>
+      <w:proofErr w:type="spellStart"/>
+      <w:r>
+        <w:t>realval</w:t>
+      </w:r>
+      <w:proofErr w:type="spellEnd"/>
+      <w:r>
+        <w:t xml:space="preserve">), </w:t>
+      </w:r>
+      <w:proofErr w:type="spellStart"/>
+      <w:r>
+        <w:t>backend</w:t>
+      </w:r>
+      <w:proofErr w:type="spellEnd"/>
+      <w:r>
+        <w:t>-шлюз (</w:t>
+      </w:r>
+      <w:proofErr w:type="spellStart"/>
+      <w:r>
+        <w:t>go_back</w:t>
+      </w:r>
+      <w:proofErr w:type="spellEnd"/>
+      <w:r>
+        <w:t>) и веб-интерфейс (</w:t>
+      </w:r>
+      <w:proofErr w:type="spellStart"/>
+      <w:r>
+        <w:t>ui</w:t>
+      </w:r>
+      <w:proofErr w:type="spellEnd"/>
+      <w:r>
+        <w:t xml:space="preserve">), взаимодействие по REST, хранилища на витрине и </w:t>
+      </w:r>
+      <w:proofErr w:type="spellStart"/>
+      <w:r>
+        <w:t>PostGIS</w:t>
+      </w:r>
+      <w:proofErr w:type="spellEnd"/>
+      <w:r>
+        <w:t>.</w:t>
+      </w:r>
+    </w:p>
+    <w:p>
+      <w:r>
+        <w:t xml:space="preserve">Тестирование (функциональное, интеграционное, системное, нагрузочное) подтвердило корректность ключевых сценариев: </w:t>
+      </w:r>
+      <w:proofErr w:type="spellStart"/>
+      <w:r>
+        <w:t>геокодирование</w:t>
+      </w:r>
+      <w:proofErr w:type="spellEnd"/>
+      <w:r>
+        <w:t xml:space="preserve">, расчёт оценки, объяснения, </w:t>
+      </w:r>
+      <w:proofErr w:type="spellStart"/>
+      <w:r>
+        <w:t>компараблы</w:t>
+      </w:r>
+      <w:proofErr w:type="spellEnd"/>
+      <w:r>
+        <w:t xml:space="preserve"> и отчёты. Зафиксированы метрики качества (MAE/</w:t>
+      </w:r>
+      <w:proofErr w:type="spellStart"/>
+      <w:r>
+        <w:t>MedAE</w:t>
+      </w:r>
+      <w:proofErr w:type="spellEnd"/>
+      <w:r>
+        <w:t>, RMSE по лог-</w:t>
+      </w:r>
+      <w:proofErr w:type="spellStart"/>
+      <w:r>
+        <w:t>таргету</w:t>
+      </w:r>
+      <w:proofErr w:type="spellEnd"/>
+      <w:r>
+        <w:t xml:space="preserve">, покрытие и ширина интервалов) и эксплуатационные показатели (латентность p50/p95). Расчёт надёжности по модели </w:t>
+      </w:r>
+      <w:proofErr w:type="spellStart"/>
+      <w:r>
+        <w:t>Липова</w:t>
+      </w:r>
+      <w:proofErr w:type="spellEnd"/>
+      <w:r>
+        <w:t xml:space="preserve"> дал вероятность отсутствия неисправленных ошибок порядка 0,66, что приемлемо для учебного прототипа.</w:t>
+      </w:r>
+    </w:p>
+    <w:p>
       <w:pPr>
         <w:rPr>
           <w:rFonts w:eastAsiaTheme="majorEastAsia" w:cs="Times New Roman"/>
@@ -9929,6 +10977,17 @@
           <w:shd w:val="clear" w:color="auto" w:fill="FFFFFF"/>
         </w:rPr>
       </w:pPr>
+      <w:r>
+        <w:t xml:space="preserve">Перспективы развития: расширение </w:t>
+      </w:r>
+      <w:proofErr w:type="spellStart"/>
+      <w:r>
+        <w:t>геослоёв</w:t>
+      </w:r>
+      <w:proofErr w:type="spellEnd"/>
+      <w:r>
+        <w:t xml:space="preserve"> и витрины, онлайн-мониторинг качества, автоматическое переобучение, CI/CD, телеметрия, а также поддержка сценариев продажи. Решение соответствует ТЗ и готово к демонстрации.</w:t>
+      </w:r>
       <w:r>
         <w:br w:type="page"/>
       </w:r>
@@ -9986,7 +11045,7 @@
       <w:r>
         <w:t xml:space="preserve">ГОСТ Р ИСО/МЭК 12207–2010. Процессы жизненного цикла программных средств [Электронный ресурс] – Режим доступа: </w:t>
       </w:r>
-      <w:hyperlink r:id="rId19" w:history="1">
+      <w:hyperlink r:id="rId21" w:history="1">
         <w:r>
           <w:rPr>
             <w:rStyle w:val="ae"/>
@@ -10023,7 +11082,7 @@
       <w:r>
         <w:t xml:space="preserve">Режим доступа: </w:t>
       </w:r>
-      <w:hyperlink r:id="rId20" w:history="1">
+      <w:hyperlink r:id="rId22" w:history="1">
         <w:r>
           <w:rPr>
             <w:rStyle w:val="ae"/>
@@ -10063,7 +11122,7 @@
       <w:r>
         <w:t xml:space="preserve">: </w:t>
       </w:r>
-      <w:hyperlink r:id="rId21" w:history="1">
+      <w:hyperlink r:id="rId23" w:history="1">
         <w:r>
           <w:rPr>
             <w:rStyle w:val="ae"/>
@@ -10108,7 +11167,7 @@
       <w:r>
         <w:t xml:space="preserve">: </w:t>
       </w:r>
-      <w:hyperlink r:id="rId22" w:history="1">
+      <w:hyperlink r:id="rId24" w:history="1">
         <w:r>
           <w:rPr>
             <w:rStyle w:val="ae"/>
@@ -10121,7 +11180,7 @@
       </w:r>
     </w:p>
     <w:sectPr>
-      <w:footerReference w:type="default" r:id="rId23"/>
+      <w:footerReference w:type="default" r:id="rId25"/>
       <w:pgSz w:w="11906" w:h="16838"/>
       <w:pgMar w:top="1134" w:right="850" w:bottom="1134" w:left="1701" w:header="708" w:footer="708" w:gutter="0"/>
       <w:cols w:space="708"/>
@@ -11307,6 +12366,119 @@
     </w:lvl>
   </w:abstractNum>
   <w:abstractNum w:abstractNumId="4" w15:restartNumberingAfterBreak="0">
+    <w:nsid w:val="080B49C6"/>
+    <w:multiLevelType w:val="hybridMultilevel"/>
+    <w:tmpl w:val="C722F2A8"/>
+    <w:lvl w:ilvl="0" w:tplc="04190001">
+      <w:start w:val="1"/>
+      <w:numFmt w:val="bullet"/>
+      <w:lvlText w:val=""/>
+      <w:lvlJc w:val="left"/>
+      <w:pPr>
+        <w:ind w:left="1429" w:hanging="360"/>
+      </w:pPr>
+      <w:rPr>
+        <w:rFonts w:ascii="Symbol" w:hAnsi="Symbol" w:hint="default"/>
+      </w:rPr>
+    </w:lvl>
+    <w:lvl w:ilvl="1" w:tplc="04190003" w:tentative="1">
+      <w:start w:val="1"/>
+      <w:numFmt w:val="bullet"/>
+      <w:lvlText w:val="o"/>
+      <w:lvlJc w:val="left"/>
+      <w:pPr>
+        <w:ind w:left="2149" w:hanging="360"/>
+      </w:pPr>
+      <w:rPr>
+        <w:rFonts w:ascii="Courier New" w:hAnsi="Courier New" w:cs="Courier New" w:hint="default"/>
+      </w:rPr>
+    </w:lvl>
+    <w:lvl w:ilvl="2" w:tplc="04190005" w:tentative="1">
+      <w:start w:val="1"/>
+      <w:numFmt w:val="bullet"/>
+      <w:lvlText w:val=""/>
+      <w:lvlJc w:val="left"/>
+      <w:pPr>
+        <w:ind w:left="2869" w:hanging="360"/>
+      </w:pPr>
+      <w:rPr>
+        <w:rFonts w:ascii="Wingdings" w:hAnsi="Wingdings" w:hint="default"/>
+      </w:rPr>
+    </w:lvl>
+    <w:lvl w:ilvl="3" w:tplc="04190001" w:tentative="1">
+      <w:start w:val="1"/>
+      <w:numFmt w:val="bullet"/>
+      <w:lvlText w:val=""/>
+      <w:lvlJc w:val="left"/>
+      <w:pPr>
+        <w:ind w:left="3589" w:hanging="360"/>
+      </w:pPr>
+      <w:rPr>
+        <w:rFonts w:ascii="Symbol" w:hAnsi="Symbol" w:hint="default"/>
+      </w:rPr>
+    </w:lvl>
+    <w:lvl w:ilvl="4" w:tplc="04190003" w:tentative="1">
+      <w:start w:val="1"/>
+      <w:numFmt w:val="bullet"/>
+      <w:lvlText w:val="o"/>
+      <w:lvlJc w:val="left"/>
+      <w:pPr>
+        <w:ind w:left="4309" w:hanging="360"/>
+      </w:pPr>
+      <w:rPr>
+        <w:rFonts w:ascii="Courier New" w:hAnsi="Courier New" w:cs="Courier New" w:hint="default"/>
+      </w:rPr>
+    </w:lvl>
+    <w:lvl w:ilvl="5" w:tplc="04190005" w:tentative="1">
+      <w:start w:val="1"/>
+      <w:numFmt w:val="bullet"/>
+      <w:lvlText w:val=""/>
+      <w:lvlJc w:val="left"/>
+      <w:pPr>
+        <w:ind w:left="5029" w:hanging="360"/>
+      </w:pPr>
+      <w:rPr>
+        <w:rFonts w:ascii="Wingdings" w:hAnsi="Wingdings" w:hint="default"/>
+      </w:rPr>
+    </w:lvl>
+    <w:lvl w:ilvl="6" w:tplc="04190001" w:tentative="1">
+      <w:start w:val="1"/>
+      <w:numFmt w:val="bullet"/>
+      <w:lvlText w:val=""/>
+      <w:lvlJc w:val="left"/>
+      <w:pPr>
+        <w:ind w:left="5749" w:hanging="360"/>
+      </w:pPr>
+      <w:rPr>
+        <w:rFonts w:ascii="Symbol" w:hAnsi="Symbol" w:hint="default"/>
+      </w:rPr>
+    </w:lvl>
+    <w:lvl w:ilvl="7" w:tplc="04190003" w:tentative="1">
+      <w:start w:val="1"/>
+      <w:numFmt w:val="bullet"/>
+      <w:lvlText w:val="o"/>
+      <w:lvlJc w:val="left"/>
+      <w:pPr>
+        <w:ind w:left="6469" w:hanging="360"/>
+      </w:pPr>
+      <w:rPr>
+        <w:rFonts w:ascii="Courier New" w:hAnsi="Courier New" w:cs="Courier New" w:hint="default"/>
+      </w:rPr>
+    </w:lvl>
+    <w:lvl w:ilvl="8" w:tplc="04190005" w:tentative="1">
+      <w:start w:val="1"/>
+      <w:numFmt w:val="bullet"/>
+      <w:lvlText w:val=""/>
+      <w:lvlJc w:val="left"/>
+      <w:pPr>
+        <w:ind w:left="7189" w:hanging="360"/>
+      </w:pPr>
+      <w:rPr>
+        <w:rFonts w:ascii="Wingdings" w:hAnsi="Wingdings" w:hint="default"/>
+      </w:rPr>
+    </w:lvl>
+  </w:abstractNum>
+  <w:abstractNum w:abstractNumId="5" w15:restartNumberingAfterBreak="0">
     <w:nsid w:val="08A25CEC"/>
     <w:multiLevelType w:val="multilevel"/>
     <w:tmpl w:val="2E0CECE4"/>
@@ -11428,7 +12600,7 @@
       </w:rPr>
     </w:lvl>
   </w:abstractNum>
-  <w:abstractNum w:abstractNumId="5" w15:restartNumberingAfterBreak="0">
+  <w:abstractNum w:abstractNumId="6" w15:restartNumberingAfterBreak="0">
     <w:nsid w:val="08E43411"/>
     <w:multiLevelType w:val="multilevel"/>
     <w:tmpl w:val="F60A75AA"/>
@@ -11550,7 +12722,7 @@
       </w:rPr>
     </w:lvl>
   </w:abstractNum>
-  <w:abstractNum w:abstractNumId="6" w15:restartNumberingAfterBreak="0">
+  <w:abstractNum w:abstractNumId="7" w15:restartNumberingAfterBreak="0">
     <w:nsid w:val="09DE4357"/>
     <w:multiLevelType w:val="multilevel"/>
     <w:tmpl w:val="EB42E85E"/>
@@ -11674,7 +12846,7 @@
       </w:rPr>
     </w:lvl>
   </w:abstractNum>
-  <w:abstractNum w:abstractNumId="7" w15:restartNumberingAfterBreak="0">
+  <w:abstractNum w:abstractNumId="8" w15:restartNumberingAfterBreak="0">
     <w:nsid w:val="0D372107"/>
     <w:multiLevelType w:val="multilevel"/>
     <w:tmpl w:val="7FDA75E8"/>
@@ -11764,7 +12936,7 @@
       </w:pPr>
     </w:lvl>
   </w:abstractNum>
-  <w:abstractNum w:abstractNumId="8" w15:restartNumberingAfterBreak="0">
+  <w:abstractNum w:abstractNumId="9" w15:restartNumberingAfterBreak="0">
     <w:nsid w:val="1148242F"/>
     <w:multiLevelType w:val="multilevel"/>
     <w:tmpl w:val="95B6E074"/>
@@ -11885,7 +13057,7 @@
       </w:rPr>
     </w:lvl>
   </w:abstractNum>
-  <w:abstractNum w:abstractNumId="9" w15:restartNumberingAfterBreak="0">
+  <w:abstractNum w:abstractNumId="10" w15:restartNumberingAfterBreak="0">
     <w:nsid w:val="13A66858"/>
     <w:multiLevelType w:val="multilevel"/>
     <w:tmpl w:val="26CE3A42"/>
@@ -12016,7 +13188,7 @@
       </w:rPr>
     </w:lvl>
   </w:abstractNum>
-  <w:abstractNum w:abstractNumId="10" w15:restartNumberingAfterBreak="0">
+  <w:abstractNum w:abstractNumId="11" w15:restartNumberingAfterBreak="0">
     <w:nsid w:val="1A0D1562"/>
     <w:multiLevelType w:val="multilevel"/>
     <w:tmpl w:val="53DECF34"/>
@@ -12140,7 +13312,7 @@
       </w:rPr>
     </w:lvl>
   </w:abstractNum>
-  <w:abstractNum w:abstractNumId="11" w15:restartNumberingAfterBreak="0">
+  <w:abstractNum w:abstractNumId="12" w15:restartNumberingAfterBreak="0">
     <w:nsid w:val="1A957539"/>
     <w:multiLevelType w:val="multilevel"/>
     <w:tmpl w:val="5CF6C792"/>
@@ -12254,7 +13426,7 @@
       </w:rPr>
     </w:lvl>
   </w:abstractNum>
-  <w:abstractNum w:abstractNumId="12" w15:restartNumberingAfterBreak="0">
+  <w:abstractNum w:abstractNumId="13" w15:restartNumberingAfterBreak="0">
     <w:nsid w:val="1ACA6288"/>
     <w:multiLevelType w:val="hybridMultilevel"/>
     <w:tmpl w:val="100E4AA6"/>
@@ -12373,7 +13545,7 @@
       </w:rPr>
     </w:lvl>
   </w:abstractNum>
-  <w:abstractNum w:abstractNumId="13" w15:restartNumberingAfterBreak="0">
+  <w:abstractNum w:abstractNumId="14" w15:restartNumberingAfterBreak="0">
     <w:nsid w:val="1F61160E"/>
     <w:multiLevelType w:val="multilevel"/>
     <w:tmpl w:val="F5740EDA"/>
@@ -12497,7 +13669,7 @@
       </w:rPr>
     </w:lvl>
   </w:abstractNum>
-  <w:abstractNum w:abstractNumId="14" w15:restartNumberingAfterBreak="0">
+  <w:abstractNum w:abstractNumId="15" w15:restartNumberingAfterBreak="0">
     <w:nsid w:val="1F966F43"/>
     <w:multiLevelType w:val="multilevel"/>
     <w:tmpl w:val="CBB21424"/>
@@ -12621,7 +13793,7 @@
       </w:rPr>
     </w:lvl>
   </w:abstractNum>
-  <w:abstractNum w:abstractNumId="15" w15:restartNumberingAfterBreak="0">
+  <w:abstractNum w:abstractNumId="16" w15:restartNumberingAfterBreak="0">
     <w:nsid w:val="234A031D"/>
     <w:multiLevelType w:val="hybridMultilevel"/>
     <w:tmpl w:val="540E2E82"/>
@@ -12710,7 +13882,7 @@
       </w:pPr>
     </w:lvl>
   </w:abstractNum>
-  <w:abstractNum w:abstractNumId="16" w15:restartNumberingAfterBreak="0">
+  <w:abstractNum w:abstractNumId="17" w15:restartNumberingAfterBreak="0">
     <w:nsid w:val="29D160D3"/>
     <w:multiLevelType w:val="multilevel"/>
     <w:tmpl w:val="24B46464"/>
@@ -12830,7 +14002,7 @@
       </w:rPr>
     </w:lvl>
   </w:abstractNum>
-  <w:abstractNum w:abstractNumId="17" w15:restartNumberingAfterBreak="0">
+  <w:abstractNum w:abstractNumId="18" w15:restartNumberingAfterBreak="0">
     <w:nsid w:val="2A070F26"/>
     <w:multiLevelType w:val="multilevel"/>
     <w:tmpl w:val="E3C47486"/>
@@ -12954,7 +14126,7 @@
       </w:rPr>
     </w:lvl>
   </w:abstractNum>
-  <w:abstractNum w:abstractNumId="18" w15:restartNumberingAfterBreak="0">
+  <w:abstractNum w:abstractNumId="19" w15:restartNumberingAfterBreak="0">
     <w:nsid w:val="2A8738E1"/>
     <w:multiLevelType w:val="multilevel"/>
     <w:tmpl w:val="F5740EDA"/>
@@ -13078,7 +14250,7 @@
       </w:rPr>
     </w:lvl>
   </w:abstractNum>
-  <w:abstractNum w:abstractNumId="19" w15:restartNumberingAfterBreak="0">
+  <w:abstractNum w:abstractNumId="20" w15:restartNumberingAfterBreak="0">
     <w:nsid w:val="2B5C1BE1"/>
     <w:multiLevelType w:val="multilevel"/>
     <w:tmpl w:val="FB9C18BA"/>
@@ -13202,7 +14374,7 @@
       </w:rPr>
     </w:lvl>
   </w:abstractNum>
-  <w:abstractNum w:abstractNumId="20" w15:restartNumberingAfterBreak="0">
+  <w:abstractNum w:abstractNumId="21" w15:restartNumberingAfterBreak="0">
     <w:nsid w:val="2C03332A"/>
     <w:multiLevelType w:val="multilevel"/>
     <w:tmpl w:val="52223758"/>
@@ -13326,7 +14498,7 @@
       </w:rPr>
     </w:lvl>
   </w:abstractNum>
-  <w:abstractNum w:abstractNumId="21" w15:restartNumberingAfterBreak="0">
+  <w:abstractNum w:abstractNumId="22" w15:restartNumberingAfterBreak="0">
     <w:nsid w:val="2D347035"/>
     <w:multiLevelType w:val="multilevel"/>
     <w:tmpl w:val="F5740EDA"/>
@@ -13450,7 +14622,7 @@
       </w:rPr>
     </w:lvl>
   </w:abstractNum>
-  <w:abstractNum w:abstractNumId="22" w15:restartNumberingAfterBreak="0">
+  <w:abstractNum w:abstractNumId="23" w15:restartNumberingAfterBreak="0">
     <w:nsid w:val="30B265BD"/>
     <w:multiLevelType w:val="multilevel"/>
     <w:tmpl w:val="F8102E96"/>
@@ -13574,7 +14746,7 @@
       </w:rPr>
     </w:lvl>
   </w:abstractNum>
-  <w:abstractNum w:abstractNumId="23" w15:restartNumberingAfterBreak="0">
+  <w:abstractNum w:abstractNumId="24" w15:restartNumberingAfterBreak="0">
     <w:nsid w:val="33323067"/>
     <w:multiLevelType w:val="hybridMultilevel"/>
     <w:tmpl w:val="1216441A"/>
@@ -13664,7 +14836,7 @@
       </w:pPr>
     </w:lvl>
   </w:abstractNum>
-  <w:abstractNum w:abstractNumId="24" w15:restartNumberingAfterBreak="0">
+  <w:abstractNum w:abstractNumId="25" w15:restartNumberingAfterBreak="0">
     <w:nsid w:val="37D3539E"/>
     <w:multiLevelType w:val="multilevel"/>
     <w:tmpl w:val="7FDA75E8"/>
@@ -13754,7 +14926,7 @@
       </w:pPr>
     </w:lvl>
   </w:abstractNum>
-  <w:abstractNum w:abstractNumId="25" w15:restartNumberingAfterBreak="0">
+  <w:abstractNum w:abstractNumId="26" w15:restartNumberingAfterBreak="0">
     <w:nsid w:val="3B0615AE"/>
     <w:multiLevelType w:val="multilevel"/>
     <w:tmpl w:val="CB8E8BEE"/>
@@ -13865,7 +15037,7 @@
       </w:rPr>
     </w:lvl>
   </w:abstractNum>
-  <w:abstractNum w:abstractNumId="26" w15:restartNumberingAfterBreak="0">
+  <w:abstractNum w:abstractNumId="27" w15:restartNumberingAfterBreak="0">
     <w:nsid w:val="3BFB430E"/>
     <w:multiLevelType w:val="multilevel"/>
     <w:tmpl w:val="A64C2FDA"/>
@@ -13989,7 +15161,7 @@
       </w:rPr>
     </w:lvl>
   </w:abstractNum>
-  <w:abstractNum w:abstractNumId="27" w15:restartNumberingAfterBreak="0">
+  <w:abstractNum w:abstractNumId="28" w15:restartNumberingAfterBreak="0">
     <w:nsid w:val="3D727CF6"/>
     <w:multiLevelType w:val="multilevel"/>
     <w:tmpl w:val="FF0C3E84"/>
@@ -14113,7 +15285,7 @@
       </w:rPr>
     </w:lvl>
   </w:abstractNum>
-  <w:abstractNum w:abstractNumId="28" w15:restartNumberingAfterBreak="0">
+  <w:abstractNum w:abstractNumId="29" w15:restartNumberingAfterBreak="0">
     <w:nsid w:val="4410614E"/>
     <w:multiLevelType w:val="multilevel"/>
     <w:tmpl w:val="55B8C7E6"/>
@@ -14237,7 +15409,7 @@
       </w:rPr>
     </w:lvl>
   </w:abstractNum>
-  <w:abstractNum w:abstractNumId="29" w15:restartNumberingAfterBreak="0">
+  <w:abstractNum w:abstractNumId="30" w15:restartNumberingAfterBreak="0">
     <w:nsid w:val="457E2AC1"/>
     <w:multiLevelType w:val="multilevel"/>
     <w:tmpl w:val="9500AA5E"/>
@@ -14361,7 +15533,7 @@
       </w:rPr>
     </w:lvl>
   </w:abstractNum>
-  <w:abstractNum w:abstractNumId="30" w15:restartNumberingAfterBreak="0">
+  <w:abstractNum w:abstractNumId="31" w15:restartNumberingAfterBreak="0">
     <w:nsid w:val="45B901DC"/>
     <w:multiLevelType w:val="multilevel"/>
     <w:tmpl w:val="BF968334"/>
@@ -14485,7 +15657,7 @@
       </w:rPr>
     </w:lvl>
   </w:abstractNum>
-  <w:abstractNum w:abstractNumId="31" w15:restartNumberingAfterBreak="0">
+  <w:abstractNum w:abstractNumId="32" w15:restartNumberingAfterBreak="0">
     <w:nsid w:val="462D6523"/>
     <w:multiLevelType w:val="multilevel"/>
     <w:tmpl w:val="A97C8516"/>
@@ -14580,7 +15752,7 @@
       </w:pPr>
     </w:lvl>
   </w:abstractNum>
-  <w:abstractNum w:abstractNumId="32" w15:restartNumberingAfterBreak="0">
+  <w:abstractNum w:abstractNumId="33" w15:restartNumberingAfterBreak="0">
     <w:nsid w:val="4CB7600D"/>
     <w:multiLevelType w:val="multilevel"/>
     <w:tmpl w:val="9FCA9552"/>
@@ -14704,7 +15876,7 @@
       </w:rPr>
     </w:lvl>
   </w:abstractNum>
-  <w:abstractNum w:abstractNumId="33" w15:restartNumberingAfterBreak="0">
+  <w:abstractNum w:abstractNumId="34" w15:restartNumberingAfterBreak="0">
     <w:nsid w:val="4F0E1F75"/>
     <w:multiLevelType w:val="multilevel"/>
     <w:tmpl w:val="7C1E1AE8"/>
@@ -14828,7 +16000,7 @@
       </w:rPr>
     </w:lvl>
   </w:abstractNum>
-  <w:abstractNum w:abstractNumId="34" w15:restartNumberingAfterBreak="0">
+  <w:abstractNum w:abstractNumId="35" w15:restartNumberingAfterBreak="0">
     <w:nsid w:val="4F565FEB"/>
     <w:multiLevelType w:val="multilevel"/>
     <w:tmpl w:val="53DECF34"/>
@@ -14952,7 +16124,7 @@
       </w:rPr>
     </w:lvl>
   </w:abstractNum>
-  <w:abstractNum w:abstractNumId="35" w15:restartNumberingAfterBreak="0">
+  <w:abstractNum w:abstractNumId="36" w15:restartNumberingAfterBreak="0">
     <w:nsid w:val="526A635F"/>
     <w:multiLevelType w:val="multilevel"/>
     <w:tmpl w:val="CA6E6D30"/>
@@ -15077,7 +16249,7 @@
       </w:rPr>
     </w:lvl>
   </w:abstractNum>
-  <w:abstractNum w:abstractNumId="36" w15:restartNumberingAfterBreak="0">
+  <w:abstractNum w:abstractNumId="37" w15:restartNumberingAfterBreak="0">
     <w:nsid w:val="59387562"/>
     <w:multiLevelType w:val="multilevel"/>
     <w:tmpl w:val="294A46B4"/>
@@ -15201,7 +16373,7 @@
       </w:rPr>
     </w:lvl>
   </w:abstractNum>
-  <w:abstractNum w:abstractNumId="37" w15:restartNumberingAfterBreak="0">
+  <w:abstractNum w:abstractNumId="38" w15:restartNumberingAfterBreak="0">
     <w:nsid w:val="5EDE47B0"/>
     <w:multiLevelType w:val="multilevel"/>
     <w:tmpl w:val="D8361CEC"/>
@@ -15325,7 +16497,7 @@
       </w:rPr>
     </w:lvl>
   </w:abstractNum>
-  <w:abstractNum w:abstractNumId="38" w15:restartNumberingAfterBreak="0">
+  <w:abstractNum w:abstractNumId="39" w15:restartNumberingAfterBreak="0">
     <w:nsid w:val="5FB32E35"/>
     <w:multiLevelType w:val="multilevel"/>
     <w:tmpl w:val="2F985E26"/>
@@ -15449,7 +16621,7 @@
       </w:rPr>
     </w:lvl>
   </w:abstractNum>
-  <w:abstractNum w:abstractNumId="39" w15:restartNumberingAfterBreak="0">
+  <w:abstractNum w:abstractNumId="40" w15:restartNumberingAfterBreak="0">
     <w:nsid w:val="62DF56E9"/>
     <w:multiLevelType w:val="multilevel"/>
     <w:tmpl w:val="D21AC0E4"/>
@@ -15574,7 +16746,7 @@
       </w:rPr>
     </w:lvl>
   </w:abstractNum>
-  <w:abstractNum w:abstractNumId="40" w15:restartNumberingAfterBreak="0">
+  <w:abstractNum w:abstractNumId="41" w15:restartNumberingAfterBreak="0">
     <w:nsid w:val="62F4092D"/>
     <w:multiLevelType w:val="hybridMultilevel"/>
     <w:tmpl w:val="B568E1AC"/>
@@ -15745,7 +16917,7 @@
       </w:rPr>
     </w:lvl>
   </w:abstractNum>
-  <w:abstractNum w:abstractNumId="41" w15:restartNumberingAfterBreak="0">
+  <w:abstractNum w:abstractNumId="42" w15:restartNumberingAfterBreak="0">
     <w:nsid w:val="63797539"/>
     <w:multiLevelType w:val="multilevel"/>
     <w:tmpl w:val="A97C8516"/>
@@ -15840,7 +17012,7 @@
       </w:pPr>
     </w:lvl>
   </w:abstractNum>
-  <w:abstractNum w:abstractNumId="42" w15:restartNumberingAfterBreak="0">
+  <w:abstractNum w:abstractNumId="43" w15:restartNumberingAfterBreak="0">
     <w:nsid w:val="6A480994"/>
     <w:multiLevelType w:val="multilevel"/>
     <w:tmpl w:val="EB42E85E"/>
@@ -15964,7 +17136,7 @@
       </w:rPr>
     </w:lvl>
   </w:abstractNum>
-  <w:abstractNum w:abstractNumId="43" w15:restartNumberingAfterBreak="0">
+  <w:abstractNum w:abstractNumId="44" w15:restartNumberingAfterBreak="0">
     <w:nsid w:val="6C140C49"/>
     <w:multiLevelType w:val="multilevel"/>
     <w:tmpl w:val="FEC43D2A"/>
@@ -16088,7 +17260,7 @@
       </w:rPr>
     </w:lvl>
   </w:abstractNum>
-  <w:abstractNum w:abstractNumId="44" w15:restartNumberingAfterBreak="0">
+  <w:abstractNum w:abstractNumId="45" w15:restartNumberingAfterBreak="0">
     <w:nsid w:val="6F7123B5"/>
     <w:multiLevelType w:val="multilevel"/>
     <w:tmpl w:val="D3201464"/>
@@ -16212,7 +17384,7 @@
       </w:rPr>
     </w:lvl>
   </w:abstractNum>
-  <w:abstractNum w:abstractNumId="45" w15:restartNumberingAfterBreak="0">
+  <w:abstractNum w:abstractNumId="46" w15:restartNumberingAfterBreak="0">
     <w:nsid w:val="6FFF649D"/>
     <w:multiLevelType w:val="multilevel"/>
     <w:tmpl w:val="B58C6200"/>
@@ -16352,7 +17524,7 @@
       </w:rPr>
     </w:lvl>
   </w:abstractNum>
-  <w:abstractNum w:abstractNumId="46" w15:restartNumberingAfterBreak="0">
+  <w:abstractNum w:abstractNumId="47" w15:restartNumberingAfterBreak="0">
     <w:nsid w:val="774E4A1E"/>
     <w:multiLevelType w:val="hybridMultilevel"/>
     <w:tmpl w:val="4272901E"/>
@@ -16466,7 +17638,7 @@
       </w:rPr>
     </w:lvl>
   </w:abstractNum>
-  <w:abstractNum w:abstractNumId="47" w15:restartNumberingAfterBreak="0">
+  <w:abstractNum w:abstractNumId="48" w15:restartNumberingAfterBreak="0">
     <w:nsid w:val="78565922"/>
     <w:multiLevelType w:val="multilevel"/>
     <w:tmpl w:val="EF6C8EDA"/>
@@ -16590,7 +17762,7 @@
       </w:rPr>
     </w:lvl>
   </w:abstractNum>
-  <w:abstractNum w:abstractNumId="48" w15:restartNumberingAfterBreak="0">
+  <w:abstractNum w:abstractNumId="49" w15:restartNumberingAfterBreak="0">
     <w:nsid w:val="7AC51E2E"/>
     <w:multiLevelType w:val="multilevel"/>
     <w:tmpl w:val="F49A4438"/>
@@ -16714,7 +17886,7 @@
       </w:rPr>
     </w:lvl>
   </w:abstractNum>
-  <w:abstractNum w:abstractNumId="49" w15:restartNumberingAfterBreak="0">
+  <w:abstractNum w:abstractNumId="50" w15:restartNumberingAfterBreak="0">
     <w:nsid w:val="7E6E15F9"/>
     <w:multiLevelType w:val="multilevel"/>
     <w:tmpl w:val="44FE3FCA"/>
@@ -16838,7 +18010,7 @@
       </w:rPr>
     </w:lvl>
   </w:abstractNum>
-  <w:abstractNum w:abstractNumId="50" w15:restartNumberingAfterBreak="0">
+  <w:abstractNum w:abstractNumId="51" w15:restartNumberingAfterBreak="0">
     <w:nsid w:val="7ED16D1E"/>
     <w:multiLevelType w:val="multilevel"/>
     <w:tmpl w:val="189EB59A"/>
@@ -16963,103 +18135,103 @@
     </w:lvl>
   </w:abstractNum>
   <w:num w:numId="1">
-    <w:abstractNumId w:val="25"/>
+    <w:abstractNumId w:val="26"/>
   </w:num>
   <w:num w:numId="2">
-    <w:abstractNumId w:val="11"/>
+    <w:abstractNumId w:val="12"/>
   </w:num>
   <w:num w:numId="3">
-    <w:abstractNumId w:val="4"/>
+    <w:abstractNumId w:val="5"/>
   </w:num>
   <w:num w:numId="4">
-    <w:abstractNumId w:val="39"/>
+    <w:abstractNumId w:val="40"/>
   </w:num>
   <w:num w:numId="5">
-    <w:abstractNumId w:val="35"/>
+    <w:abstractNumId w:val="36"/>
   </w:num>
   <w:num w:numId="6">
     <w:abstractNumId w:val="2"/>
   </w:num>
   <w:num w:numId="7">
-    <w:abstractNumId w:val="5"/>
+    <w:abstractNumId w:val="6"/>
   </w:num>
   <w:num w:numId="8">
-    <w:abstractNumId w:val="36"/>
+    <w:abstractNumId w:val="37"/>
   </w:num>
   <w:num w:numId="9">
-    <w:abstractNumId w:val="42"/>
+    <w:abstractNumId w:val="43"/>
   </w:num>
   <w:num w:numId="10">
-    <w:abstractNumId w:val="6"/>
+    <w:abstractNumId w:val="7"/>
   </w:num>
   <w:num w:numId="11">
+    <w:abstractNumId w:val="28"/>
+  </w:num>
+  <w:num w:numId="12">
+    <w:abstractNumId w:val="39"/>
+  </w:num>
+  <w:num w:numId="13">
     <w:abstractNumId w:val="27"/>
   </w:num>
-  <w:num w:numId="12">
-    <w:abstractNumId w:val="38"/>
-  </w:num>
-  <w:num w:numId="13">
-    <w:abstractNumId w:val="26"/>
-  </w:num>
   <w:num w:numId="14">
-    <w:abstractNumId w:val="47"/>
+    <w:abstractNumId w:val="48"/>
   </w:num>
   <w:num w:numId="15">
-    <w:abstractNumId w:val="30"/>
+    <w:abstractNumId w:val="31"/>
   </w:num>
   <w:num w:numId="16">
-    <w:abstractNumId w:val="14"/>
+    <w:abstractNumId w:val="15"/>
   </w:num>
   <w:num w:numId="17">
-    <w:abstractNumId w:val="33"/>
+    <w:abstractNumId w:val="34"/>
   </w:num>
   <w:num w:numId="18">
     <w:abstractNumId w:val="0"/>
   </w:num>
   <w:num w:numId="19">
+    <w:abstractNumId w:val="23"/>
+  </w:num>
+  <w:num w:numId="20">
+    <w:abstractNumId w:val="29"/>
+  </w:num>
+  <w:num w:numId="21">
+    <w:abstractNumId w:val="20"/>
+  </w:num>
+  <w:num w:numId="22">
+    <w:abstractNumId w:val="45"/>
+  </w:num>
+  <w:num w:numId="23">
+    <w:abstractNumId w:val="50"/>
+  </w:num>
+  <w:num w:numId="24">
+    <w:abstractNumId w:val="38"/>
+  </w:num>
+  <w:num w:numId="25">
+    <w:abstractNumId w:val="11"/>
+  </w:num>
+  <w:num w:numId="26">
+    <w:abstractNumId w:val="35"/>
+  </w:num>
+  <w:num w:numId="27">
+    <w:abstractNumId w:val="8"/>
+  </w:num>
+  <w:num w:numId="28">
+    <w:abstractNumId w:val="44"/>
+  </w:num>
+  <w:num w:numId="29">
+    <w:abstractNumId w:val="19"/>
+  </w:num>
+  <w:num w:numId="30">
+    <w:abstractNumId w:val="14"/>
+  </w:num>
+  <w:num w:numId="31">
     <w:abstractNumId w:val="22"/>
   </w:num>
-  <w:num w:numId="20">
-    <w:abstractNumId w:val="28"/>
-  </w:num>
-  <w:num w:numId="21">
-    <w:abstractNumId w:val="19"/>
-  </w:num>
-  <w:num w:numId="22">
-    <w:abstractNumId w:val="44"/>
-  </w:num>
-  <w:num w:numId="23">
-    <w:abstractNumId w:val="49"/>
-  </w:num>
-  <w:num w:numId="24">
-    <w:abstractNumId w:val="37"/>
-  </w:num>
-  <w:num w:numId="25">
-    <w:abstractNumId w:val="10"/>
-  </w:num>
-  <w:num w:numId="26">
-    <w:abstractNumId w:val="34"/>
-  </w:num>
-  <w:num w:numId="27">
-    <w:abstractNumId w:val="7"/>
-  </w:num>
-  <w:num w:numId="28">
-    <w:abstractNumId w:val="43"/>
-  </w:num>
-  <w:num w:numId="29">
-    <w:abstractNumId w:val="18"/>
-  </w:num>
-  <w:num w:numId="30">
-    <w:abstractNumId w:val="13"/>
-  </w:num>
-  <w:num w:numId="31">
-    <w:abstractNumId w:val="21"/>
-  </w:num>
   <w:num w:numId="32">
-    <w:abstractNumId w:val="50"/>
+    <w:abstractNumId w:val="51"/>
   </w:num>
   <w:num w:numId="33">
-    <w:abstractNumId w:val="8"/>
+    <w:abstractNumId w:val="9"/>
   </w:num>
   <w:num w:numId="34">
     <w:abstractNumId w:val="3"/>
@@ -17068,145 +18240,178 @@
     <w:abstractNumId w:val="1"/>
   </w:num>
   <w:num w:numId="36">
+    <w:abstractNumId w:val="25"/>
+  </w:num>
+  <w:num w:numId="37">
+    <w:abstractNumId w:val="17"/>
+  </w:num>
+  <w:num w:numId="38">
+    <w:abstractNumId w:val="49"/>
+  </w:num>
+  <w:num w:numId="39">
+    <w:abstractNumId w:val="18"/>
+  </w:num>
+  <w:num w:numId="40">
+    <w:abstractNumId w:val="21"/>
+  </w:num>
+  <w:num w:numId="41">
+    <w:abstractNumId w:val="42"/>
+  </w:num>
+  <w:num w:numId="42">
+    <w:abstractNumId w:val="32"/>
+  </w:num>
+  <w:num w:numId="43">
+    <w:abstractNumId w:val="30"/>
+  </w:num>
+  <w:num w:numId="44">
+    <w:abstractNumId w:val="33"/>
+  </w:num>
+  <w:num w:numId="45">
+    <w:abstractNumId w:val="10"/>
+  </w:num>
+  <w:num w:numId="46">
+    <w:abstractNumId w:val="47"/>
+  </w:num>
+  <w:num w:numId="47">
+    <w:abstractNumId w:val="41"/>
+  </w:num>
+  <w:num w:numId="48">
+    <w:abstractNumId w:val="46"/>
+  </w:num>
+  <w:num w:numId="49">
+    <w:abstractNumId w:val="16"/>
+  </w:num>
+  <w:num w:numId="50">
+    <w:abstractNumId w:val="13"/>
+  </w:num>
+  <w:num w:numId="51">
     <w:abstractNumId w:val="24"/>
   </w:num>
-  <w:num w:numId="37">
-    <w:abstractNumId w:val="16"/>
-  </w:num>
-  <w:num w:numId="38">
-    <w:abstractNumId w:val="48"/>
-  </w:num>
-  <w:num w:numId="39">
-    <w:abstractNumId w:val="17"/>
-  </w:num>
-  <w:num w:numId="40">
-    <w:abstractNumId w:val="20"/>
-  </w:num>
-  <w:num w:numId="41">
-    <w:abstractNumId w:val="41"/>
-  </w:num>
-  <w:num w:numId="42">
-    <w:abstractNumId w:val="31"/>
-  </w:num>
-  <w:num w:numId="43">
-    <w:abstractNumId w:val="29"/>
-  </w:num>
-  <w:num w:numId="44">
-    <w:abstractNumId w:val="32"/>
-  </w:num>
-  <w:num w:numId="45">
-    <w:abstractNumId w:val="9"/>
-  </w:num>
-  <w:num w:numId="46">
-    <w:abstractNumId w:val="46"/>
-  </w:num>
-  <w:num w:numId="47">
-    <w:abstractNumId w:val="40"/>
-  </w:num>
-  <w:num w:numId="48">
-    <w:abstractNumId w:val="45"/>
-  </w:num>
-  <w:num w:numId="49">
-    <w:abstractNumId w:val="15"/>
-  </w:num>
-  <w:num w:numId="50">
-    <w:abstractNumId w:val="12"/>
-  </w:num>
-  <w:num w:numId="51">
-    <w:abstractNumId w:val="23"/>
-  </w:num>
   <w:num w:numId="52">
-    <w:abstractNumId w:val="23"/>
+    <w:abstractNumId w:val="24"/>
     <w:lvlOverride w:ilvl="0">
       <w:startOverride w:val="1"/>
     </w:lvlOverride>
   </w:num>
   <w:num w:numId="53">
-    <w:abstractNumId w:val="23"/>
+    <w:abstractNumId w:val="24"/>
     <w:lvlOverride w:ilvl="0">
       <w:startOverride w:val="1"/>
     </w:lvlOverride>
   </w:num>
   <w:num w:numId="54">
-    <w:abstractNumId w:val="23"/>
+    <w:abstractNumId w:val="24"/>
     <w:lvlOverride w:ilvl="0">
       <w:startOverride w:val="1"/>
     </w:lvlOverride>
   </w:num>
   <w:num w:numId="55">
-    <w:abstractNumId w:val="23"/>
+    <w:abstractNumId w:val="24"/>
     <w:lvlOverride w:ilvl="0">
       <w:startOverride w:val="1"/>
     </w:lvlOverride>
   </w:num>
   <w:num w:numId="56">
-    <w:abstractNumId w:val="23"/>
+    <w:abstractNumId w:val="24"/>
     <w:lvlOverride w:ilvl="0">
       <w:startOverride w:val="1"/>
     </w:lvlOverride>
   </w:num>
   <w:num w:numId="57">
-    <w:abstractNumId w:val="23"/>
+    <w:abstractNumId w:val="24"/>
     <w:lvlOverride w:ilvl="0">
       <w:startOverride w:val="1"/>
     </w:lvlOverride>
   </w:num>
   <w:num w:numId="58">
-    <w:abstractNumId w:val="23"/>
+    <w:abstractNumId w:val="24"/>
     <w:lvlOverride w:ilvl="0">
       <w:startOverride w:val="1"/>
     </w:lvlOverride>
   </w:num>
   <w:num w:numId="59">
-    <w:abstractNumId w:val="23"/>
+    <w:abstractNumId w:val="24"/>
     <w:lvlOverride w:ilvl="0">
       <w:startOverride w:val="1"/>
     </w:lvlOverride>
   </w:num>
   <w:num w:numId="60">
-    <w:abstractNumId w:val="23"/>
+    <w:abstractNumId w:val="24"/>
     <w:lvlOverride w:ilvl="0">
       <w:startOverride w:val="1"/>
     </w:lvlOverride>
   </w:num>
   <w:num w:numId="61">
-    <w:abstractNumId w:val="23"/>
+    <w:abstractNumId w:val="24"/>
     <w:lvlOverride w:ilvl="0">
       <w:startOverride w:val="1"/>
     </w:lvlOverride>
   </w:num>
   <w:num w:numId="62">
-    <w:abstractNumId w:val="23"/>
+    <w:abstractNumId w:val="24"/>
     <w:lvlOverride w:ilvl="0">
       <w:startOverride w:val="1"/>
     </w:lvlOverride>
   </w:num>
   <w:num w:numId="63">
-    <w:abstractNumId w:val="23"/>
+    <w:abstractNumId w:val="24"/>
     <w:lvlOverride w:ilvl="0">
       <w:startOverride w:val="1"/>
     </w:lvlOverride>
   </w:num>
   <w:num w:numId="64">
-    <w:abstractNumId w:val="23"/>
+    <w:abstractNumId w:val="24"/>
     <w:lvlOverride w:ilvl="0">
       <w:startOverride w:val="1"/>
     </w:lvlOverride>
   </w:num>
   <w:num w:numId="65">
-    <w:abstractNumId w:val="23"/>
+    <w:abstractNumId w:val="24"/>
     <w:lvlOverride w:ilvl="0">
       <w:startOverride w:val="1"/>
     </w:lvlOverride>
   </w:num>
   <w:num w:numId="66">
-    <w:abstractNumId w:val="23"/>
+    <w:abstractNumId w:val="24"/>
     <w:lvlOverride w:ilvl="0">
       <w:startOverride w:val="1"/>
     </w:lvlOverride>
   </w:num>
   <w:num w:numId="67">
-    <w:abstractNumId w:val="23"/>
+    <w:abstractNumId w:val="24"/>
+    <w:lvlOverride w:ilvl="0">
+      <w:startOverride w:val="1"/>
+    </w:lvlOverride>
+  </w:num>
+  <w:num w:numId="68">
+    <w:abstractNumId w:val="24"/>
+    <w:lvlOverride w:ilvl="0">
+      <w:startOverride w:val="1"/>
+    </w:lvlOverride>
+  </w:num>
+  <w:num w:numId="69">
+    <w:abstractNumId w:val="4"/>
+  </w:num>
+  <w:num w:numId="70">
+    <w:abstractNumId w:val="24"/>
+    <w:lvlOverride w:ilvl="0">
+      <w:startOverride w:val="1"/>
+    </w:lvlOverride>
+  </w:num>
+  <w:num w:numId="71">
+    <w:abstractNumId w:val="24"/>
+    <w:lvlOverride w:ilvl="0">
+      <w:startOverride w:val="1"/>
+    </w:lvlOverride>
+  </w:num>
+  <w:num w:numId="72">
+    <w:abstractNumId w:val="24"/>
+    <w:lvlOverride w:ilvl="0">
+      <w:startOverride w:val="1"/>
+    </w:lvlOverride>
+  </w:num>
+  <w:num w:numId="73">
+    <w:abstractNumId w:val="24"/>
     <w:lvlOverride w:ilvl="0">
       <w:startOverride w:val="1"/>
     </w:lvlOverride>
@@ -19574,6 +20779,16 @@
       <w:szCs w:val="20"/>
     </w:rPr>
   </w:style>
+  <w:style w:type="character" w:customStyle="1" w:styleId="katex-mathml">
+    <w:name w:val="katex-mathml"/>
+    <w:basedOn w:val="a4"/>
+    <w:rsid w:val="00666D04"/>
+  </w:style>
+  <w:style w:type="character" w:customStyle="1" w:styleId="mord">
+    <w:name w:val="mord"/>
+    <w:basedOn w:val="a4"/>
+    <w:rsid w:val="00666D04"/>
+  </w:style>
 </w:styles>
 </file>
 

--- a/недодип.docx
+++ b/недодип.docx
@@ -10388,10 +10388,7 @@
         <w:pStyle w:val="20"/>
       </w:pPr>
       <w:r>
-        <w:t>с</w:t>
-      </w:r>
-      <w:r>
-        <w:t xml:space="preserve">овременный браузер: </w:t>
+        <w:t xml:space="preserve">современный браузер: </w:t>
       </w:r>
       <w:proofErr w:type="spellStart"/>
       <w:r>
@@ -10399,10 +10396,7 @@
       </w:r>
       <w:proofErr w:type="spellEnd"/>
       <w:r>
-        <w:t>/Edge/Firefox (актуальные версии), включён JavaScript</w:t>
-      </w:r>
-      <w:r>
-        <w:t>;</w:t>
+        <w:t>/Edge/Firefox (актуальные версии), включён JavaScript;</w:t>
       </w:r>
     </w:p>
     <w:p>
@@ -10413,43 +10407,10 @@
         <w:rPr>
           <w:rStyle w:val="2f0"/>
         </w:rPr>
-        <w:t>п</w:t>
-      </w:r>
-      <w:r>
-        <w:rPr>
-          <w:rStyle w:val="2f0"/>
-        </w:rPr>
-        <w:t>одключение к интернету</w:t>
-      </w:r>
-      <w:r>
-        <w:rPr>
-          <w:rStyle w:val="2f0"/>
-        </w:rPr>
-        <w:t>,</w:t>
-      </w:r>
-      <w:r>
-        <w:rPr>
-          <w:rStyle w:val="2f0"/>
-        </w:rPr>
-        <w:t xml:space="preserve"> </w:t>
-      </w:r>
-      <w:r>
-        <w:rPr>
-          <w:rStyle w:val="2f0"/>
-        </w:rPr>
-        <w:t>у</w:t>
-      </w:r>
-      <w:r>
-        <w:rPr>
-          <w:rStyle w:val="2f0"/>
-        </w:rPr>
-        <w:t>становка</w:t>
-      </w:r>
-      <w:r>
-        <w:t xml:space="preserve"> дополнительного ПО не требуется</w:t>
-      </w:r>
-      <w:r>
-        <w:t>;</w:t>
+        <w:t>подключение к интернету, установка</w:t>
+      </w:r>
+      <w:r>
+        <w:t xml:space="preserve"> дополнительного ПО не требуется;</w:t>
       </w:r>
     </w:p>
     <w:p>
@@ -10468,13 +10429,7 @@
       </w:r>
       <w:proofErr w:type="spellEnd"/>
       <w:r>
-        <w:t xml:space="preserve"> интерфейса</w:t>
-      </w:r>
-      <w:r>
-        <w:t xml:space="preserve"> –</w:t>
-      </w:r>
-      <w:r>
-        <w:t xml:space="preserve"> главная страница сервиса (см. Рисунок 3.4) и форма ввода параметров (см. Рисунок 3.5).</w:t>
+        <w:t xml:space="preserve"> интерфейса – главная страница сервиса (см. Рисунок 3.4) и форма ввода параметров (см. Рисунок 3.5).</w:t>
       </w:r>
     </w:p>
     <w:p>
@@ -10683,13 +10638,7 @@
         <w:ind w:left="1276" w:hanging="567"/>
       </w:pPr>
       <w:r>
-        <w:t>При необходимости заполните расширенные поля и включите опци</w:t>
-      </w:r>
-      <w:r>
-        <w:t xml:space="preserve">ю </w:t>
-      </w:r>
-      <w:r>
-        <w:t>AI-комментарий.</w:t>
+        <w:t>При необходимости заполните расширенные поля и включите опцию AI-комментарий.</w:t>
       </w:r>
     </w:p>
     <w:p>
@@ -11022,6 +10971,246 @@
         <w:commentReference w:id="48"/>
       </w:r>
       <w:bookmarkEnd w:id="47"/>
+    </w:p>
+    <w:p>
+      <w:pPr>
+        <w:rPr>
+          <w:lang w:eastAsia="ru-RU" w:bidi="ru-RU"/>
+        </w:rPr>
+      </w:pPr>
+      <w:r>
+        <w:rPr>
+          <w:lang w:eastAsia="ru-RU" w:bidi="ru-RU"/>
+        </w:rPr>
+        <w:t xml:space="preserve">Целью данной выпускной квалификационной работы была разработка интеллектуальной системы анализа недвижимости, позволяющей оценивать «справедливую» рыночную ставку аренды квартиры с предоставлением доверительного интервала, интерпретируемого объяснения факторов и подбором сопоставимых объектов. В ходе работы были решены следующие задачи: выполнен анализ предметной области и существующих отечественных и зарубежных решений; сформулированы и уточнены требования к системе, подготовлено и утверждено техническое задание; собран и подготовлен </w:t>
+      </w:r>
+      <w:proofErr w:type="spellStart"/>
+      <w:r>
+        <w:rPr>
+          <w:lang w:eastAsia="ru-RU" w:bidi="ru-RU"/>
+        </w:rPr>
+        <w:t>датасет</w:t>
+      </w:r>
+      <w:proofErr w:type="spellEnd"/>
+      <w:r>
+        <w:rPr>
+          <w:lang w:eastAsia="ru-RU" w:bidi="ru-RU"/>
+        </w:rPr>
+        <w:t xml:space="preserve"> из объявлений об аренде и внешних </w:t>
+      </w:r>
+      <w:proofErr w:type="spellStart"/>
+      <w:r>
+        <w:rPr>
+          <w:lang w:eastAsia="ru-RU" w:bidi="ru-RU"/>
+        </w:rPr>
+        <w:t>геоданных</w:t>
+      </w:r>
+      <w:proofErr w:type="spellEnd"/>
+      <w:r>
+        <w:rPr>
+          <w:lang w:eastAsia="ru-RU" w:bidi="ru-RU"/>
+        </w:rPr>
+        <w:t xml:space="preserve">, проведены очистка, </w:t>
+      </w:r>
+      <w:proofErr w:type="spellStart"/>
+      <w:r>
+        <w:rPr>
+          <w:lang w:eastAsia="ru-RU" w:bidi="ru-RU"/>
+        </w:rPr>
+        <w:t>геокодирование</w:t>
+      </w:r>
+      <w:proofErr w:type="spellEnd"/>
+      <w:r>
+        <w:rPr>
+          <w:lang w:eastAsia="ru-RU" w:bidi="ru-RU"/>
+        </w:rPr>
+        <w:t xml:space="preserve"> и построение </w:t>
+      </w:r>
+      <w:proofErr w:type="spellStart"/>
+      <w:r>
+        <w:rPr>
+          <w:lang w:eastAsia="ru-RU" w:bidi="ru-RU"/>
+        </w:rPr>
+        <w:t>геопризнаков</w:t>
+      </w:r>
+      <w:proofErr w:type="spellEnd"/>
+      <w:r>
+        <w:rPr>
+          <w:lang w:eastAsia="ru-RU" w:bidi="ru-RU"/>
+        </w:rPr>
+        <w:t xml:space="preserve">; разработаны и обучены модели машинного обучения (градиентный </w:t>
+      </w:r>
+      <w:proofErr w:type="spellStart"/>
+      <w:r>
+        <w:rPr>
+          <w:lang w:eastAsia="ru-RU" w:bidi="ru-RU"/>
+        </w:rPr>
+        <w:t>бустинг</w:t>
+      </w:r>
+      <w:proofErr w:type="spellEnd"/>
+      <w:r>
+        <w:rPr>
+          <w:lang w:eastAsia="ru-RU" w:bidi="ru-RU"/>
+        </w:rPr>
+        <w:t xml:space="preserve"> и табличная нейронная сеть) с пространственно-временной валидацией; реализованы методы оценки неопределённости (</w:t>
+      </w:r>
+      <w:proofErr w:type="spellStart"/>
+      <w:r>
+        <w:rPr>
+          <w:lang w:eastAsia="ru-RU" w:bidi="ru-RU"/>
+        </w:rPr>
+        <w:t>квантильный</w:t>
+      </w:r>
+      <w:proofErr w:type="spellEnd"/>
+      <w:r>
+        <w:rPr>
+          <w:lang w:eastAsia="ru-RU" w:bidi="ru-RU"/>
+        </w:rPr>
+        <w:t xml:space="preserve"> и конформный подходы) и интерпретации вкладов признаков; создан механизм поиска сопоставимых объектов по атрибутам и локализации; спроектирована архитектура и реализован прототип веб-сервиса с REST-API и пользовательским интерфейсом; проведено тестирование, оценена надёжность программного обеспечения и подготовлено руководство пользователя.</w:t>
+      </w:r>
+    </w:p>
+    <w:p>
+      <w:pPr>
+        <w:rPr>
+          <w:lang w:eastAsia="ru-RU" w:bidi="ru-RU"/>
+        </w:rPr>
+      </w:pPr>
+      <w:r>
+        <w:rPr>
+          <w:lang w:eastAsia="ru-RU" w:bidi="ru-RU"/>
+        </w:rPr>
+        <w:t xml:space="preserve">Теоретическая значимость работы заключается в комплексном подходе к оценке аренды недвижимости, сочетающем пространственно-временную валидацию, интервальные предсказания и интерпретируемость. В работе предложена методика подготовки </w:t>
+      </w:r>
+      <w:proofErr w:type="spellStart"/>
+      <w:r>
+        <w:rPr>
+          <w:lang w:eastAsia="ru-RU" w:bidi="ru-RU"/>
+        </w:rPr>
+        <w:t>геообогащённой</w:t>
+      </w:r>
+      <w:proofErr w:type="spellEnd"/>
+      <w:r>
+        <w:rPr>
+          <w:lang w:eastAsia="ru-RU" w:bidi="ru-RU"/>
+        </w:rPr>
+        <w:t xml:space="preserve"> витрины признаков, исследованы комбинации градиентного </w:t>
+      </w:r>
+      <w:proofErr w:type="spellStart"/>
+      <w:r>
+        <w:rPr>
+          <w:lang w:eastAsia="ru-RU" w:bidi="ru-RU"/>
+        </w:rPr>
+        <w:t>бустинга</w:t>
+      </w:r>
+      <w:proofErr w:type="spellEnd"/>
+      <w:r>
+        <w:rPr>
+          <w:lang w:eastAsia="ru-RU" w:bidi="ru-RU"/>
+        </w:rPr>
+        <w:t xml:space="preserve"> и табличной нейросети для ценовых задач, описаны схемы построения доверительных интервалов на основе </w:t>
+      </w:r>
+      <w:proofErr w:type="spellStart"/>
+      <w:r>
+        <w:rPr>
+          <w:lang w:eastAsia="ru-RU" w:bidi="ru-RU"/>
+        </w:rPr>
+        <w:t>квантильной</w:t>
+      </w:r>
+      <w:proofErr w:type="spellEnd"/>
+      <w:r>
+        <w:rPr>
+          <w:lang w:eastAsia="ru-RU" w:bidi="ru-RU"/>
+        </w:rPr>
+        <w:t xml:space="preserve"> регрессии и конформного предсказания, а также интеграция SHAP-объяснений и поиска </w:t>
+      </w:r>
+      <w:proofErr w:type="spellStart"/>
+      <w:r>
+        <w:rPr>
+          <w:lang w:eastAsia="ru-RU" w:bidi="ru-RU"/>
+        </w:rPr>
+        <w:t>компараблов</w:t>
+      </w:r>
+      <w:proofErr w:type="spellEnd"/>
+      <w:r>
+        <w:rPr>
+          <w:lang w:eastAsia="ru-RU" w:bidi="ru-RU"/>
+        </w:rPr>
+        <w:t xml:space="preserve"> в единую оценочную систему. Полученные наработки могут быть использованы при дальнейшем </w:t>
+      </w:r>
+      <w:r>
+        <w:rPr>
+          <w:lang w:eastAsia="ru-RU" w:bidi="ru-RU"/>
+        </w:rPr>
+        <w:lastRenderedPageBreak/>
+        <w:t>построении интеллектуальных AVM-систем и учебных стендов по предиктивной аналитике в недвижимости.</w:t>
+      </w:r>
+    </w:p>
+    <w:p>
+      <w:pPr>
+        <w:rPr>
+          <w:lang w:eastAsia="ru-RU" w:bidi="ru-RU"/>
+        </w:rPr>
+      </w:pPr>
+      <w:r>
+        <w:rPr>
+          <w:lang w:eastAsia="ru-RU" w:bidi="ru-RU"/>
+        </w:rPr>
+        <w:t xml:space="preserve">Практическая значимость разработанного решения состоит в повышении прозрачности и обоснованности ценообразования на рынке аренды. Сервис </w:t>
+      </w:r>
+      <w:proofErr w:type="spellStart"/>
+      <w:r>
+        <w:rPr>
+          <w:lang w:eastAsia="ru-RU" w:bidi="ru-RU"/>
+        </w:rPr>
+        <w:t>RentAdvisor</w:t>
+      </w:r>
+      <w:proofErr w:type="spellEnd"/>
+      <w:r>
+        <w:rPr>
+          <w:lang w:eastAsia="ru-RU" w:bidi="ru-RU"/>
+        </w:rPr>
+        <w:t xml:space="preserve"> позволяет пользователю оперативно получить ориентир рыночной ставки с оценкой неопределённости, увидеть, какие факторы в большей степени повлияли на результат, и сравнить прогноз с реальными сопоставимыми предложениями. Это снижает информационную асимметрию между участниками рынка, упрощает предварительную оценку объектов для риэлторских агентств, банков и частных лиц и может использоваться как вспомогательный инструмент при принятии решений по сделкам аренды.</w:t>
+      </w:r>
+    </w:p>
+    <w:p>
+      <w:pPr>
+        <w:rPr>
+          <w:lang w:eastAsia="ru-RU" w:bidi="ru-RU"/>
+        </w:rPr>
+      </w:pPr>
+      <w:r>
+        <w:rPr>
+          <w:lang w:eastAsia="ru-RU" w:bidi="ru-RU"/>
+        </w:rPr>
+        <w:t xml:space="preserve">Перспективы развития системы включают расширение географии и типов сделок (поддержка оценки продажи, новых городов и сегментов), подключение дополнительных источников данных (реестры сделок, кадастровая информация, новые </w:t>
+      </w:r>
+      <w:proofErr w:type="spellStart"/>
+      <w:r>
+        <w:rPr>
+          <w:lang w:eastAsia="ru-RU" w:bidi="ru-RU"/>
+        </w:rPr>
+        <w:t>геослои</w:t>
+      </w:r>
+      <w:proofErr w:type="spellEnd"/>
+      <w:r>
+        <w:rPr>
+          <w:lang w:eastAsia="ru-RU" w:bidi="ru-RU"/>
+        </w:rPr>
+        <w:t>), внедрение мониторинга качества и автоматического переобучения моделей, развитие API для интеграции с внешними порталами объявлений и внутренними системами банков и девелоперов. При внедрении в практику возможен частичный реинжиниринг процессов оценки: перенос части рутинной аналитики на автоматизированный сервис, ускорение подготовки отчётов и повышение единообразия решений.</w:t>
+      </w:r>
+    </w:p>
+    <w:p>
+      <w:pPr>
+        <w:rPr>
+          <w:lang w:eastAsia="ru-RU" w:bidi="ru-RU"/>
+        </w:rPr>
+      </w:pPr>
+      <w:r>
+        <w:rPr>
+          <w:lang w:eastAsia="ru-RU" w:bidi="ru-RU"/>
+        </w:rPr>
+        <w:t>Все задачи, поставленные перед ВКР, выполнены.</w:t>
+      </w:r>
     </w:p>
     <w:p/>
     <w:p>

--- a/недодип.docx
+++ b/недодип.docx
@@ -9894,7 +9894,7 @@
     </w:p>
     <w:p>
       <w:r>
-        <w:t xml:space="preserve">В ходе тестирования проверялись функциональные, интеграционные и системные аспекты работы системы, а также корректность интервалов неопределённости и производительность сервиса </w:t>
+        <w:t xml:space="preserve">В ходе тестирования проверялись функциональные, интеграционные и системные аспекты работы системы, а также корректность расчёта оценок и производительность сервиса </w:t>
       </w:r>
       <w:proofErr w:type="spellStart"/>
       <w:r>
@@ -9910,11 +9910,11 @@
       </w:r>
       <w:proofErr w:type="spellEnd"/>
       <w:r>
-        <w:t xml:space="preserve">, </w:t>
+        <w:t xml:space="preserve">, расчёт оценки аренды, </w:t>
       </w:r>
       <w:r>
         <w:lastRenderedPageBreak/>
-        <w:t xml:space="preserve">расчёт оценки аренды, объяснения факторов, подбор </w:t>
+        <w:t xml:space="preserve">интервалы неопределённости, подбор </w:t>
       </w:r>
       <w:proofErr w:type="spellStart"/>
       <w:r>
@@ -9922,7 +9922,7 @@
       </w:r>
       <w:proofErr w:type="spellEnd"/>
       <w:r>
-        <w:t>, генерация отчёта), обработку ошибок валидации и граничные случаи. Для оценки эксплуатационных характеристик дополнительно проведены нагрузочные прогоны с фиксацией латентности p50/p95 и пропускной способности. Ниже приведены ключевые тест-кейсы.</w:t>
+        <w:t>, генерация PDF-отчёта), обработку ошибок валидации и граничные случаи. Для оценки эксплуатационных характеристик проведены интеграционные тесты с проверкой работоспособности всех компонентов системы. Ниже приведены ключевые тест-кейсы.</w:t>
       </w:r>
     </w:p>
     <w:p>
@@ -9930,9 +9930,6 @@
         <w:pStyle w:val="TableParagraph"/>
         <w:ind w:firstLine="0"/>
         <w:jc w:val="both"/>
-        <w:rPr>
-          <w:lang w:val="en-US"/>
-        </w:rPr>
       </w:pPr>
       <w:r>
         <w:t xml:space="preserve">Таблица 3.1 — </w:t>
@@ -10973,33 +10970,57 @@
     <w:p>
       <w:pPr>
         <w:pStyle w:val="TableParagraph"/>
-      </w:pPr>
-      <w:r>
-        <w:t>Таблица 3.2 — Расчёт оценки, интервал и объяснения</w:t>
+        <w:ind w:left="708"/>
+      </w:pPr>
+      <w:r>
+        <w:t xml:space="preserve">Таблица 3.2 </w:t>
+      </w:r>
+      <w:r>
+        <w:t xml:space="preserve">– </w:t>
+      </w:r>
+      <w:r>
+        <w:t xml:space="preserve">Расчёт оценки, интервалы неопределённости и </w:t>
+      </w:r>
+      <w:proofErr w:type="spellStart"/>
+      <w:r>
+        <w:t>компараблы</w:t>
+      </w:r>
+      <w:proofErr w:type="spellEnd"/>
+      <w:r>
+        <w:t xml:space="preserve"> </w:t>
       </w:r>
     </w:p>
     <w:p>
       <w:pPr>
         <w:pStyle w:val="TableParagraph"/>
-      </w:pPr>
-      <w:r>
-        <w:t xml:space="preserve">Таблица 3.3 — Подбор </w:t>
-      </w:r>
-      <w:proofErr w:type="spellStart"/>
-      <w:r>
-        <w:t>компараблов</w:t>
-      </w:r>
-      <w:proofErr w:type="spellEnd"/>
-      <w:r>
-        <w:t xml:space="preserve"> и отчёт</w:t>
+        <w:ind w:left="708"/>
+      </w:pPr>
+      <w:r>
+        <w:t xml:space="preserve">Таблица 3.3 </w:t>
+      </w:r>
+      <w:r>
+        <w:t xml:space="preserve">– </w:t>
+      </w:r>
+      <w:r>
+        <w:t>Генерация отчётов и работа с сохранёнными оценками</w:t>
       </w:r>
     </w:p>
     <w:p>
       <w:pPr>
         <w:pStyle w:val="TableParagraph"/>
-      </w:pPr>
-      <w:r>
-        <w:t>Таблица 3.4 — Нагрузочное и устойчивость к сбоям</w:t>
+        <w:ind w:left="708"/>
+      </w:pPr>
+      <w:r>
+        <w:t xml:space="preserve">Таблица 3.4 </w:t>
+      </w:r>
+      <w:r>
+        <w:t>–</w:t>
+      </w:r>
+      <w:r>
+        <w:t xml:space="preserve"> </w:t>
+      </w:r>
+      <w:r>
+        <w:t>Интеграционное и системное тестирование</w:t>
       </w:r>
     </w:p>
     <w:p>
@@ -11301,10 +11322,7 @@
         <w:t xml:space="preserve"> </w:t>
       </w:r>
       <w:r>
-        <w:t xml:space="preserve">– </w:t>
-      </w:r>
-      <w:r>
-        <w:t>фактическая ставка аренды для объекта</w:t>
+        <w:t>– фактическая ставка аренды для объекта</w:t>
       </w:r>
       <w:r>
         <w:t xml:space="preserve"> </w:t>
@@ -11314,25 +11332,7 @@
           <w:rPr>
             <w:rFonts w:ascii="Cambria Math" w:hAnsi="Cambria Math"/>
           </w:rPr>
-          <m:t xml:space="preserve"> i</m:t>
-        </m:r>
-        <m:r>
-          <w:rPr>
-            <w:rFonts w:ascii="Cambria Math" w:hAnsi="Cambria Math"/>
-          </w:rPr>
-          <m:t>,</m:t>
-        </m:r>
-        <m:r>
-          <w:rPr>
-            <w:rFonts w:ascii="Cambria Math" w:hAnsi="Cambria Math"/>
-          </w:rPr>
-          <m:t xml:space="preserve"> </m:t>
-        </m:r>
-        <m:r>
-          <w:rPr>
-            <w:rFonts w:ascii="Cambria Math" w:hAnsi="Cambria Math"/>
-          </w:rPr>
-          <m:t xml:space="preserve"> </m:t>
+          <m:t xml:space="preserve"> i,  </m:t>
         </m:r>
         <m:sSub>
           <m:sSubPr>
@@ -11415,19 +11415,7 @@
         <w:rPr>
           <w:rFonts w:eastAsiaTheme="minorEastAsia"/>
         </w:rPr>
-        <w:t xml:space="preserve"> </w:t>
-      </w:r>
-      <w:r>
-        <w:rPr>
-          <w:rFonts w:eastAsiaTheme="minorEastAsia"/>
-        </w:rPr>
-        <w:t>количество объектов в выборке. В проведённых экспериментах получено значение</w:t>
-      </w:r>
-      <w:r>
-        <w:rPr>
-          <w:rFonts w:eastAsiaTheme="minorEastAsia"/>
-        </w:rPr>
-        <w:t xml:space="preserve"> </w:t>
+        <w:t xml:space="preserve"> количество объектов в выборке. В проведённых экспериментах получено значение </w:t>
       </w:r>
       <m:oMath>
         <m:r>
@@ -11711,32 +11699,14 @@
           <w:rPr>
             <w:rFonts w:ascii="Cambria Math" w:hAnsi="Cambria Math"/>
           </w:rPr>
-          <m:t>RMSE</m:t>
-        </m:r>
-        <m:r>
-          <w:rPr>
-            <w:rFonts w:ascii="Cambria Math" w:hAnsi="Cambria Math"/>
-          </w:rPr>
-          <m:t>≈</m:t>
-        </m:r>
-        <m:r>
-          <w:rPr>
-            <w:rFonts w:ascii="Cambria Math" w:hAnsi="Cambria Math"/>
-          </w:rPr>
-          <m:t>24303,22</m:t>
+          <m:t>RMSE≈24303,22</m:t>
         </m:r>
       </m:oMath>
       <w:r>
         <w:rPr>
           <w:rFonts w:eastAsiaTheme="minorEastAsia"/>
         </w:rPr>
-        <w:t xml:space="preserve"> </w:t>
-      </w:r>
-      <w:r>
-        <w:rPr>
-          <w:rFonts w:eastAsiaTheme="minorEastAsia"/>
-        </w:rPr>
-        <w:t xml:space="preserve">руб. показывает, что крупные ошибки (сильно переоценённые или недооценённые объекты) встречаются реже, но дают больший вклад в квадратичную метрику. </w:t>
+        <w:t xml:space="preserve"> руб. показывает, что крупные ошибки (сильно переоценённые или недооценённые объекты) встречаются реже, но дают больший вклад в квадратичную метрику. </w:t>
       </w:r>
       <w:r>
         <w:rPr>
@@ -12011,10 +11981,7 @@
         </w:rPr>
       </w:pPr>
       <w:r>
-        <w:t>В эксперименте получено</w:t>
-      </w:r>
-      <w:r>
-        <w:t xml:space="preserve"> </w:t>
+        <w:t xml:space="preserve">В эксперименте получено </w:t>
       </w:r>
       <m:oMath>
         <m:r>
@@ -12028,13 +11995,7 @@
           <w:rPr>
             <w:rFonts w:ascii="Cambria Math" w:hAnsi="Cambria Math"/>
           </w:rPr>
-          <m:t>≈14,86</m:t>
-        </m:r>
-        <m:r>
-          <w:rPr>
-            <w:rFonts w:ascii="Cambria Math" w:hAnsi="Cambria Math"/>
-          </w:rPr>
-          <m:t>%</m:t>
+          <m:t>≈14,86%</m:t>
         </m:r>
       </m:oMath>
       <w:proofErr w:type="gramStart"/>
@@ -12042,13 +12003,7 @@
         <w:rPr>
           <w:rFonts w:eastAsiaTheme="minorEastAsia"/>
         </w:rPr>
-        <w:t xml:space="preserve">, </w:t>
-      </w:r>
-      <w:r>
-        <w:rPr>
-          <w:rFonts w:eastAsiaTheme="minorEastAsia"/>
-        </w:rPr>
-        <w:t>,</w:t>
+        <w:t>, ,</w:t>
       </w:r>
       <w:proofErr w:type="gramEnd"/>
       <w:r>

--- a/недодип.docx
+++ b/недодип.docx
@@ -3005,17 +3005,12 @@
       <w:r>
         <w:t xml:space="preserve"> </w:t>
       </w:r>
-      <w:proofErr w:type="gramStart"/>
       <w:r>
         <w:t>над</w:t>
       </w:r>
       <w:commentRangeStart w:id="66"/>
       <w:r>
-        <w:t xml:space="preserve"> деревьям</w:t>
-      </w:r>
-      <w:proofErr w:type="gramEnd"/>
-      <w:r>
-        <w:t xml:space="preserve"> решений </w:t>
+        <w:t xml:space="preserve"> деревьям решений </w:t>
       </w:r>
       <w:commentRangeEnd w:id="66"/>
       <w:r>
@@ -4870,15 +4865,7 @@
       </w:r>
       <w:proofErr w:type="spellEnd"/>
       <w:r>
-        <w:t xml:space="preserve">. </w:t>
-      </w:r>
-      <w:proofErr w:type="gramStart"/>
-      <w:r>
-        <w:t>Последовательность потоков</w:t>
-      </w:r>
-      <w:proofErr w:type="gramEnd"/>
-      <w:r>
-        <w:t xml:space="preserve"> следующая: принятый запрос из A11 поступает в A12, результат </w:t>
+        <w:t xml:space="preserve">. Последовательность потоков следующая: принятый запрос из A11 поступает в A12, результат </w:t>
       </w:r>
       <w:proofErr w:type="spellStart"/>
       <w:r>
@@ -6174,7 +6161,6 @@
         </w:rPr>
         <w:t>_</w:t>
       </w:r>
-      <w:proofErr w:type="gramStart"/>
       <w:r>
         <w:rPr>
           <w:lang w:val="en-US"/>
@@ -6194,7 +6180,6 @@
         <w:t>parquet</w:t>
       </w:r>
       <w:proofErr w:type="spellEnd"/>
-      <w:proofErr w:type="gramEnd"/>
       <w:r>
         <w:rPr>
           <w:lang w:val="en-US"/>
@@ -7835,12 +7820,10 @@
         <w:t>/{</w:t>
       </w:r>
       <w:proofErr w:type="spellStart"/>
-      <w:proofErr w:type="gramStart"/>
       <w:r>
         <w:t>train,valid</w:t>
       </w:r>
       <w:proofErr w:type="spellEnd"/>
-      <w:proofErr w:type="gramEnd"/>
       <w:r>
         <w:t>}.</w:t>
       </w:r>
@@ -8160,12 +8143,10 @@
         <w:t>/</w:t>
       </w:r>
       <w:proofErr w:type="spellStart"/>
-      <w:proofErr w:type="gramStart"/>
       <w:r>
         <w:t>main.go</w:t>
       </w:r>
       <w:proofErr w:type="spellEnd"/>
-      <w:proofErr w:type="gramEnd"/>
       <w:r>
         <w:t xml:space="preserve"> – входная точка сервиса. Инициализирует конфигурацию, логгер, подключение к БД, маршрутизатора HTTP.</w:t>
       </w:r>
@@ -8196,12 +8177,10 @@
         <w:t>/</w:t>
       </w:r>
       <w:proofErr w:type="spellStart"/>
-      <w:proofErr w:type="gramStart"/>
       <w:r>
         <w:t>router.go</w:t>
       </w:r>
       <w:proofErr w:type="spellEnd"/>
-      <w:proofErr w:type="gramEnd"/>
       <w:r>
         <w:t xml:space="preserve"> – маршрутизатор REST. Регистрация </w:t>
       </w:r>
@@ -8265,12 +8244,10 @@
         <w:t>/</w:t>
       </w:r>
       <w:proofErr w:type="spellStart"/>
-      <w:proofErr w:type="gramStart"/>
       <w:r>
         <w:t>geocode.go</w:t>
       </w:r>
       <w:proofErr w:type="spellEnd"/>
-      <w:proofErr w:type="gramEnd"/>
       <w:r>
         <w:t xml:space="preserve"> – обработчик </w:t>
       </w:r>
@@ -8325,7 +8302,6 @@
         <w:t>/</w:t>
       </w:r>
       <w:proofErr w:type="spellStart"/>
-      <w:proofErr w:type="gramStart"/>
       <w:r>
         <w:rPr>
           <w:lang w:val="en-US"/>
@@ -8342,7 +8318,6 @@
         </w:rPr>
         <w:t>go</w:t>
       </w:r>
-      <w:proofErr w:type="gramEnd"/>
       <w:r>
         <w:t xml:space="preserve">; </w:t>
       </w:r>
@@ -8402,12 +8377,10 @@
         <w:t>/</w:t>
       </w:r>
       <w:proofErr w:type="spellStart"/>
-      <w:proofErr w:type="gramStart"/>
       <w:r>
         <w:t>valuation.go</w:t>
       </w:r>
       <w:proofErr w:type="spellEnd"/>
-      <w:proofErr w:type="gramEnd"/>
       <w:r>
         <w:t xml:space="preserve"> </w:t>
       </w:r>
@@ -8469,7 +8442,6 @@
         <w:t>mlclient</w:t>
       </w:r>
       <w:proofErr w:type="spellEnd"/>
-      <w:proofErr w:type="gramStart"/>
       <w:r>
         <w:rPr>
           <w:lang w:val="en-US"/>
@@ -8477,7 +8449,6 @@
         <w:t>/{</w:t>
       </w:r>
       <w:proofErr w:type="spellStart"/>
-      <w:proofErr w:type="gramEnd"/>
       <w:r>
         <w:rPr>
           <w:lang w:val="en-US"/>
@@ -8614,7 +8585,6 @@
         <w:t>/</w:t>
       </w:r>
       <w:proofErr w:type="spellStart"/>
-      <w:proofErr w:type="gramStart"/>
       <w:r>
         <w:rPr>
           <w:lang w:val="en-US"/>
@@ -8622,7 +8592,6 @@
         <w:t>reportpdf.go</w:t>
       </w:r>
       <w:proofErr w:type="spellEnd"/>
-      <w:proofErr w:type="gramEnd"/>
       <w:r>
         <w:rPr>
           <w:lang w:val="en-US"/>
@@ -8720,7 +8689,6 @@
         </w:rPr>
         <w:t>_</w:t>
       </w:r>
-      <w:proofErr w:type="gramStart"/>
       <w:r>
         <w:rPr>
           <w:lang w:val="en-US"/>
@@ -8740,7 +8708,6 @@
         <w:t>go</w:t>
       </w:r>
       <w:proofErr w:type="spellEnd"/>
-      <w:proofErr w:type="gramEnd"/>
       <w:r>
         <w:rPr>
           <w:lang w:val="en-US"/>
@@ -8811,12 +8778,10 @@
         <w:t>/</w:t>
       </w:r>
       <w:proofErr w:type="spellStart"/>
-      <w:proofErr w:type="gramStart"/>
       <w:r>
         <w:t>postgres.go</w:t>
       </w:r>
       <w:proofErr w:type="spellEnd"/>
-      <w:proofErr w:type="gramEnd"/>
       <w:r>
         <w:t xml:space="preserve"> </w:t>
       </w:r>
@@ -8853,12 +8818,10 @@
         <w:t>/</w:t>
       </w:r>
       <w:proofErr w:type="spellStart"/>
-      <w:proofErr w:type="gramStart"/>
       <w:r>
         <w:t>config.go</w:t>
       </w:r>
       <w:proofErr w:type="spellEnd"/>
-      <w:proofErr w:type="gramEnd"/>
       <w:r>
         <w:t xml:space="preserve"> </w:t>
       </w:r>
@@ -8895,12 +8858,10 @@
         <w:t>/</w:t>
       </w:r>
       <w:proofErr w:type="spellStart"/>
-      <w:proofErr w:type="gramStart"/>
       <w:r>
         <w:t>logger.go</w:t>
       </w:r>
       <w:proofErr w:type="spellEnd"/>
-      <w:proofErr w:type="gramEnd"/>
       <w:r>
         <w:t xml:space="preserve"> </w:t>
       </w:r>
@@ -8929,17 +8890,12 @@
         <w:t>/</w:t>
       </w:r>
       <w:proofErr w:type="spellStart"/>
-      <w:proofErr w:type="gramStart"/>
       <w:r>
         <w:t>swagger</w:t>
       </w:r>
       <w:proofErr w:type="spellEnd"/>
       <w:r>
-        <w:t>.*</w:t>
-      </w:r>
-      <w:proofErr w:type="gramEnd"/>
-      <w:r>
-        <w:t xml:space="preserve">, </w:t>
+        <w:t xml:space="preserve">.*, </w:t>
       </w:r>
       <w:proofErr w:type="spellStart"/>
       <w:r>
@@ -9505,7 +9461,6 @@
       <w:r>
         <w:t xml:space="preserve"> (</w:t>
       </w:r>
-      <w:proofErr w:type="gramStart"/>
       <w:r>
         <w:rPr>
           <w:lang w:val="en-US"/>
@@ -9521,7 +9476,6 @@
         </w:rPr>
         <w:t>json</w:t>
       </w:r>
-      <w:proofErr w:type="gramEnd"/>
       <w:r>
         <w:t xml:space="preserve">, </w:t>
       </w:r>
@@ -9945,44 +9899,424 @@
     </w:p>
     <w:tbl>
       <w:tblPr>
-        <w:tblStyle w:val="aa"/>
-        <w:tblW w:w="5000" w:type="pct"/>
-        <w:tblLayout w:type="fixed"/>
+        <w:tblW w:w="9345" w:type="dxa"/>
         <w:tblLook w:val="04A0" w:firstRow="1" w:lastRow="0" w:firstColumn="1" w:lastColumn="0" w:noHBand="0" w:noVBand="1"/>
       </w:tblPr>
       <w:tblGrid>
-        <w:gridCol w:w="333"/>
-        <w:gridCol w:w="1235"/>
-        <w:gridCol w:w="1030"/>
-        <w:gridCol w:w="665"/>
-        <w:gridCol w:w="738"/>
-        <w:gridCol w:w="675"/>
-        <w:gridCol w:w="1106"/>
-        <w:gridCol w:w="2761"/>
-        <w:gridCol w:w="802"/>
+        <w:gridCol w:w="518"/>
+        <w:gridCol w:w="871"/>
+        <w:gridCol w:w="1191"/>
+        <w:gridCol w:w="765"/>
+        <w:gridCol w:w="642"/>
+        <w:gridCol w:w="841"/>
+        <w:gridCol w:w="942"/>
+        <w:gridCol w:w="3084"/>
+        <w:gridCol w:w="491"/>
       </w:tblGrid>
       <w:tr>
+        <w:trPr>
+          <w:trHeight w:val="312"/>
+        </w:trPr>
         <w:tc>
           <w:tcPr>
-            <w:tcW w:w="178" w:type="pct"/>
-            <w:vAlign w:val="center"/>
+            <w:tcW w:w="988" w:type="dxa"/>
+            <w:tcBorders>
+              <w:top w:val="single" w:sz="4" w:space="0" w:color="auto"/>
+              <w:left w:val="single" w:sz="4" w:space="0" w:color="auto"/>
+              <w:bottom w:val="single" w:sz="4" w:space="0" w:color="auto"/>
+              <w:right w:val="single" w:sz="4" w:space="0" w:color="auto"/>
+            </w:tcBorders>
+            <w:shd w:val="clear" w:color="auto" w:fill="auto"/>
+            <w:noWrap/>
+            <w:vAlign w:val="bottom"/>
+            <w:hideMark/>
           </w:tcPr>
           <w:p>
             <w:pPr>
               <w:spacing w:line="240" w:lineRule="auto"/>
               <w:ind w:firstLine="0"/>
-              <w:rPr>
-                <w:rFonts w:cs="Times New Roman"/>
-                <w:sz w:val="24"/>
-                <w:szCs w:val="24"/>
+              <w:contextualSpacing w:val="0"/>
+              <w:jc w:val="left"/>
+              <w:rPr>
+                <w:rFonts w:eastAsia="Times New Roman" w:cs="Times New Roman"/>
+                <w:color w:val="000000"/>
+                <w:sz w:val="24"/>
+                <w:szCs w:val="24"/>
+                <w:lang w:eastAsia="ru-RU"/>
               </w:rPr>
             </w:pPr>
             <w:r>
               <w:rPr>
-                <w:rFonts w:cs="Times New Roman"/>
-                <w:color w:val="000000"/>
-                <w:sz w:val="24"/>
-                <w:szCs w:val="24"/>
+                <w:rFonts w:eastAsia="Times New Roman" w:cs="Times New Roman"/>
+                <w:color w:val="000000"/>
+                <w:sz w:val="24"/>
+                <w:szCs w:val="24"/>
+                <w:lang w:eastAsia="ru-RU"/>
+              </w:rPr>
+              <w:t>ID</w:t>
+            </w:r>
+          </w:p>
+        </w:tc>
+        <w:tc>
+          <w:tcPr>
+            <w:tcW w:w="253" w:type="dxa"/>
+            <w:tcBorders>
+              <w:top w:val="single" w:sz="4" w:space="0" w:color="auto"/>
+              <w:left w:val="nil"/>
+              <w:bottom w:val="single" w:sz="4" w:space="0" w:color="auto"/>
+              <w:right w:val="single" w:sz="4" w:space="0" w:color="auto"/>
+            </w:tcBorders>
+            <w:shd w:val="clear" w:color="auto" w:fill="auto"/>
+            <w:noWrap/>
+            <w:vAlign w:val="bottom"/>
+            <w:hideMark/>
+          </w:tcPr>
+          <w:p>
+            <w:pPr>
+              <w:spacing w:line="240" w:lineRule="auto"/>
+              <w:ind w:firstLine="0"/>
+              <w:contextualSpacing w:val="0"/>
+              <w:jc w:val="left"/>
+              <w:rPr>
+                <w:rFonts w:eastAsia="Times New Roman" w:cs="Times New Roman"/>
+                <w:color w:val="000000"/>
+                <w:sz w:val="24"/>
+                <w:szCs w:val="24"/>
+                <w:lang w:eastAsia="ru-RU"/>
+              </w:rPr>
+            </w:pPr>
+            <w:r>
+              <w:rPr>
+                <w:rFonts w:eastAsia="Times New Roman" w:cs="Times New Roman"/>
+                <w:color w:val="000000"/>
+                <w:sz w:val="24"/>
+                <w:szCs w:val="24"/>
+                <w:lang w:eastAsia="ru-RU"/>
+              </w:rPr>
+              <w:t>Название</w:t>
+            </w:r>
+          </w:p>
+        </w:tc>
+        <w:tc>
+          <w:tcPr>
+            <w:tcW w:w="1213" w:type="dxa"/>
+            <w:tcBorders>
+              <w:top w:val="single" w:sz="4" w:space="0" w:color="auto"/>
+              <w:left w:val="nil"/>
+              <w:bottom w:val="single" w:sz="4" w:space="0" w:color="auto"/>
+              <w:right w:val="single" w:sz="4" w:space="0" w:color="auto"/>
+            </w:tcBorders>
+            <w:shd w:val="clear" w:color="auto" w:fill="auto"/>
+            <w:noWrap/>
+            <w:vAlign w:val="bottom"/>
+            <w:hideMark/>
+          </w:tcPr>
+          <w:p>
+            <w:pPr>
+              <w:spacing w:line="240" w:lineRule="auto"/>
+              <w:ind w:firstLine="0"/>
+              <w:contextualSpacing w:val="0"/>
+              <w:jc w:val="left"/>
+              <w:rPr>
+                <w:rFonts w:eastAsia="Times New Roman" w:cs="Times New Roman"/>
+                <w:color w:val="000000"/>
+                <w:sz w:val="24"/>
+                <w:szCs w:val="24"/>
+                <w:lang w:eastAsia="ru-RU"/>
+              </w:rPr>
+            </w:pPr>
+            <w:r>
+              <w:rPr>
+                <w:rFonts w:eastAsia="Times New Roman" w:cs="Times New Roman"/>
+                <w:color w:val="000000"/>
+                <w:sz w:val="24"/>
+                <w:szCs w:val="24"/>
+                <w:lang w:eastAsia="ru-RU"/>
+              </w:rPr>
+              <w:t>Локализация</w:t>
+            </w:r>
+          </w:p>
+        </w:tc>
+        <w:tc>
+          <w:tcPr>
+            <w:tcW w:w="777" w:type="dxa"/>
+            <w:tcBorders>
+              <w:top w:val="single" w:sz="4" w:space="0" w:color="auto"/>
+              <w:left w:val="nil"/>
+              <w:bottom w:val="single" w:sz="4" w:space="0" w:color="auto"/>
+              <w:right w:val="single" w:sz="4" w:space="0" w:color="auto"/>
+            </w:tcBorders>
+            <w:shd w:val="clear" w:color="auto" w:fill="auto"/>
+            <w:noWrap/>
+            <w:vAlign w:val="bottom"/>
+            <w:hideMark/>
+          </w:tcPr>
+          <w:p>
+            <w:pPr>
+              <w:spacing w:line="240" w:lineRule="auto"/>
+              <w:ind w:firstLine="0"/>
+              <w:contextualSpacing w:val="0"/>
+              <w:jc w:val="left"/>
+              <w:rPr>
+                <w:rFonts w:eastAsia="Times New Roman" w:cs="Times New Roman"/>
+                <w:color w:val="000000"/>
+                <w:sz w:val="24"/>
+                <w:szCs w:val="24"/>
+                <w:lang w:eastAsia="ru-RU"/>
+              </w:rPr>
+            </w:pPr>
+            <w:r>
+              <w:rPr>
+                <w:rFonts w:eastAsia="Times New Roman" w:cs="Times New Roman"/>
+                <w:color w:val="000000"/>
+                <w:sz w:val="24"/>
+                <w:szCs w:val="24"/>
+                <w:lang w:eastAsia="ru-RU"/>
+              </w:rPr>
+              <w:t>Предпосылки</w:t>
+            </w:r>
+          </w:p>
+        </w:tc>
+        <w:tc>
+          <w:tcPr>
+            <w:tcW w:w="652" w:type="dxa"/>
+            <w:tcBorders>
+              <w:top w:val="single" w:sz="4" w:space="0" w:color="auto"/>
+              <w:left w:val="nil"/>
+              <w:bottom w:val="single" w:sz="4" w:space="0" w:color="auto"/>
+              <w:right w:val="single" w:sz="4" w:space="0" w:color="auto"/>
+            </w:tcBorders>
+            <w:shd w:val="clear" w:color="auto" w:fill="auto"/>
+            <w:noWrap/>
+            <w:vAlign w:val="bottom"/>
+            <w:hideMark/>
+          </w:tcPr>
+          <w:p>
+            <w:pPr>
+              <w:spacing w:line="240" w:lineRule="auto"/>
+              <w:ind w:firstLine="0"/>
+              <w:contextualSpacing w:val="0"/>
+              <w:jc w:val="left"/>
+              <w:rPr>
+                <w:rFonts w:eastAsia="Times New Roman" w:cs="Times New Roman"/>
+                <w:color w:val="000000"/>
+                <w:sz w:val="24"/>
+                <w:szCs w:val="24"/>
+                <w:lang w:eastAsia="ru-RU"/>
+              </w:rPr>
+            </w:pPr>
+            <w:r>
+              <w:rPr>
+                <w:rFonts w:eastAsia="Times New Roman" w:cs="Times New Roman"/>
+                <w:color w:val="000000"/>
+                <w:sz w:val="24"/>
+                <w:szCs w:val="24"/>
+                <w:lang w:eastAsia="ru-RU"/>
+              </w:rPr>
+              <w:t>Шаги</w:t>
+            </w:r>
+          </w:p>
+        </w:tc>
+        <w:tc>
+          <w:tcPr>
+            <w:tcW w:w="856" w:type="dxa"/>
+            <w:tcBorders>
+              <w:top w:val="single" w:sz="4" w:space="0" w:color="auto"/>
+              <w:left w:val="nil"/>
+              <w:bottom w:val="single" w:sz="4" w:space="0" w:color="auto"/>
+              <w:right w:val="single" w:sz="4" w:space="0" w:color="auto"/>
+            </w:tcBorders>
+            <w:shd w:val="clear" w:color="auto" w:fill="auto"/>
+            <w:noWrap/>
+            <w:vAlign w:val="bottom"/>
+            <w:hideMark/>
+          </w:tcPr>
+          <w:p>
+            <w:pPr>
+              <w:spacing w:line="240" w:lineRule="auto"/>
+              <w:ind w:firstLine="0"/>
+              <w:contextualSpacing w:val="0"/>
+              <w:jc w:val="left"/>
+              <w:rPr>
+                <w:rFonts w:eastAsia="Times New Roman" w:cs="Times New Roman"/>
+                <w:color w:val="000000"/>
+                <w:sz w:val="24"/>
+                <w:szCs w:val="24"/>
+                <w:lang w:eastAsia="ru-RU"/>
+              </w:rPr>
+            </w:pPr>
+            <w:r>
+              <w:rPr>
+                <w:rFonts w:eastAsia="Times New Roman" w:cs="Times New Roman"/>
+                <w:color w:val="000000"/>
+                <w:sz w:val="24"/>
+                <w:szCs w:val="24"/>
+                <w:lang w:eastAsia="ru-RU"/>
+              </w:rPr>
+              <w:t>Тестовые данные</w:t>
+            </w:r>
+          </w:p>
+        </w:tc>
+        <w:tc>
+          <w:tcPr>
+            <w:tcW w:w="959" w:type="dxa"/>
+            <w:tcBorders>
+              <w:top w:val="single" w:sz="4" w:space="0" w:color="auto"/>
+              <w:left w:val="nil"/>
+              <w:bottom w:val="single" w:sz="4" w:space="0" w:color="auto"/>
+              <w:right w:val="single" w:sz="4" w:space="0" w:color="auto"/>
+            </w:tcBorders>
+            <w:shd w:val="clear" w:color="auto" w:fill="auto"/>
+            <w:noWrap/>
+            <w:vAlign w:val="bottom"/>
+            <w:hideMark/>
+          </w:tcPr>
+          <w:p>
+            <w:pPr>
+              <w:spacing w:line="240" w:lineRule="auto"/>
+              <w:ind w:firstLine="0"/>
+              <w:contextualSpacing w:val="0"/>
+              <w:jc w:val="left"/>
+              <w:rPr>
+                <w:rFonts w:eastAsia="Times New Roman" w:cs="Times New Roman"/>
+                <w:color w:val="000000"/>
+                <w:sz w:val="24"/>
+                <w:szCs w:val="24"/>
+                <w:lang w:eastAsia="ru-RU"/>
+              </w:rPr>
+            </w:pPr>
+            <w:r>
+              <w:rPr>
+                <w:rFonts w:eastAsia="Times New Roman" w:cs="Times New Roman"/>
+                <w:color w:val="000000"/>
+                <w:sz w:val="24"/>
+                <w:szCs w:val="24"/>
+                <w:lang w:eastAsia="ru-RU"/>
+              </w:rPr>
+              <w:t>Ожидаемый результат</w:t>
+            </w:r>
+          </w:p>
+        </w:tc>
+        <w:tc>
+          <w:tcPr>
+            <w:tcW w:w="3150" w:type="dxa"/>
+            <w:tcBorders>
+              <w:top w:val="single" w:sz="4" w:space="0" w:color="auto"/>
+              <w:left w:val="nil"/>
+              <w:bottom w:val="single" w:sz="4" w:space="0" w:color="auto"/>
+              <w:right w:val="single" w:sz="4" w:space="0" w:color="auto"/>
+            </w:tcBorders>
+            <w:shd w:val="clear" w:color="auto" w:fill="auto"/>
+            <w:noWrap/>
+            <w:vAlign w:val="bottom"/>
+            <w:hideMark/>
+          </w:tcPr>
+          <w:p>
+            <w:pPr>
+              <w:spacing w:line="240" w:lineRule="auto"/>
+              <w:ind w:firstLine="0"/>
+              <w:contextualSpacing w:val="0"/>
+              <w:jc w:val="left"/>
+              <w:rPr>
+                <w:rFonts w:eastAsia="Times New Roman" w:cs="Times New Roman"/>
+                <w:color w:val="000000"/>
+                <w:sz w:val="24"/>
+                <w:szCs w:val="24"/>
+                <w:lang w:eastAsia="ru-RU"/>
+              </w:rPr>
+            </w:pPr>
+            <w:r>
+              <w:rPr>
+                <w:rFonts w:eastAsia="Times New Roman" w:cs="Times New Roman"/>
+                <w:color w:val="000000"/>
+                <w:sz w:val="24"/>
+                <w:szCs w:val="24"/>
+                <w:lang w:eastAsia="ru-RU"/>
+              </w:rPr>
+              <w:t>Фактический результат</w:t>
+            </w:r>
+          </w:p>
+        </w:tc>
+        <w:tc>
+          <w:tcPr>
+            <w:tcW w:w="497" w:type="dxa"/>
+            <w:tcBorders>
+              <w:top w:val="single" w:sz="4" w:space="0" w:color="auto"/>
+              <w:left w:val="nil"/>
+              <w:bottom w:val="single" w:sz="4" w:space="0" w:color="auto"/>
+              <w:right w:val="single" w:sz="4" w:space="0" w:color="auto"/>
+            </w:tcBorders>
+            <w:shd w:val="clear" w:color="auto" w:fill="auto"/>
+            <w:noWrap/>
+            <w:vAlign w:val="bottom"/>
+            <w:hideMark/>
+          </w:tcPr>
+          <w:p>
+            <w:pPr>
+              <w:spacing w:line="240" w:lineRule="auto"/>
+              <w:ind w:firstLine="0"/>
+              <w:contextualSpacing w:val="0"/>
+              <w:jc w:val="left"/>
+              <w:rPr>
+                <w:rFonts w:eastAsia="Times New Roman" w:cs="Times New Roman"/>
+                <w:color w:val="000000"/>
+                <w:sz w:val="24"/>
+                <w:szCs w:val="24"/>
+                <w:lang w:eastAsia="ru-RU"/>
+              </w:rPr>
+            </w:pPr>
+            <w:r>
+              <w:rPr>
+                <w:rFonts w:eastAsia="Times New Roman" w:cs="Times New Roman"/>
+                <w:color w:val="000000"/>
+                <w:sz w:val="24"/>
+                <w:szCs w:val="24"/>
+                <w:lang w:eastAsia="ru-RU"/>
+              </w:rPr>
+              <w:t>Статус</w:t>
+            </w:r>
+          </w:p>
+        </w:tc>
+      </w:tr>
+      <w:tr>
+        <w:trPr>
+          <w:trHeight w:val="312"/>
+        </w:trPr>
+        <w:tc>
+          <w:tcPr>
+            <w:tcW w:w="988" w:type="dxa"/>
+            <w:tcBorders>
+              <w:top w:val="nil"/>
+              <w:left w:val="single" w:sz="4" w:space="0" w:color="auto"/>
+              <w:bottom w:val="single" w:sz="4" w:space="0" w:color="auto"/>
+              <w:right w:val="single" w:sz="4" w:space="0" w:color="auto"/>
+            </w:tcBorders>
+            <w:shd w:val="clear" w:color="auto" w:fill="auto"/>
+            <w:noWrap/>
+            <w:vAlign w:val="bottom"/>
+            <w:hideMark/>
+          </w:tcPr>
+          <w:p>
+            <w:pPr>
+              <w:spacing w:line="240" w:lineRule="auto"/>
+              <w:ind w:firstLine="0"/>
+              <w:contextualSpacing w:val="0"/>
+              <w:jc w:val="left"/>
+              <w:rPr>
+                <w:rFonts w:eastAsia="Times New Roman" w:cs="Times New Roman"/>
+                <w:color w:val="000000"/>
+                <w:sz w:val="24"/>
+                <w:szCs w:val="24"/>
+                <w:lang w:eastAsia="ru-RU"/>
+              </w:rPr>
+            </w:pPr>
+            <w:r>
+              <w:rPr>
+                <w:rFonts w:eastAsia="Times New Roman" w:cs="Times New Roman"/>
+                <w:color w:val="000000"/>
+                <w:sz w:val="24"/>
+                <w:szCs w:val="24"/>
+                <w:lang w:eastAsia="ru-RU"/>
               </w:rPr>
               <w:t>T-01</w:t>
             </w:r>
@@ -9990,36 +10324,51 @@
         </w:tc>
         <w:tc>
           <w:tcPr>
-            <w:tcW w:w="661" w:type="pct"/>
-            <w:vAlign w:val="center"/>
+            <w:tcW w:w="253" w:type="dxa"/>
+            <w:tcBorders>
+              <w:top w:val="nil"/>
+              <w:left w:val="nil"/>
+              <w:bottom w:val="single" w:sz="4" w:space="0" w:color="auto"/>
+              <w:right w:val="single" w:sz="4" w:space="0" w:color="auto"/>
+            </w:tcBorders>
+            <w:shd w:val="clear" w:color="auto" w:fill="auto"/>
+            <w:noWrap/>
+            <w:vAlign w:val="bottom"/>
+            <w:hideMark/>
           </w:tcPr>
           <w:p>
             <w:pPr>
               <w:spacing w:line="240" w:lineRule="auto"/>
               <w:ind w:firstLine="0"/>
-              <w:rPr>
-                <w:rFonts w:cs="Times New Roman"/>
-                <w:sz w:val="24"/>
-                <w:szCs w:val="24"/>
+              <w:contextualSpacing w:val="0"/>
+              <w:jc w:val="left"/>
+              <w:rPr>
+                <w:rFonts w:eastAsia="Times New Roman" w:cs="Times New Roman"/>
+                <w:color w:val="000000"/>
+                <w:sz w:val="24"/>
+                <w:szCs w:val="24"/>
+                <w:lang w:eastAsia="ru-RU"/>
               </w:rPr>
             </w:pPr>
             <w:proofErr w:type="spellStart"/>
             <w:r>
               <w:rPr>
-                <w:rFonts w:cs="Times New Roman"/>
-                <w:color w:val="000000"/>
-                <w:sz w:val="24"/>
-                <w:szCs w:val="24"/>
+                <w:rFonts w:eastAsia="Times New Roman" w:cs="Times New Roman"/>
+                <w:color w:val="000000"/>
+                <w:sz w:val="24"/>
+                <w:szCs w:val="24"/>
+                <w:lang w:eastAsia="ru-RU"/>
               </w:rPr>
               <w:t>Геокодирование</w:t>
             </w:r>
             <w:proofErr w:type="spellEnd"/>
             <w:r>
               <w:rPr>
-                <w:rFonts w:cs="Times New Roman"/>
-                <w:color w:val="000000"/>
-                <w:sz w:val="24"/>
-                <w:szCs w:val="24"/>
+                <w:rFonts w:eastAsia="Times New Roman" w:cs="Times New Roman"/>
+                <w:color w:val="000000"/>
+                <w:sz w:val="24"/>
+                <w:szCs w:val="24"/>
+                <w:lang w:eastAsia="ru-RU"/>
               </w:rPr>
               <w:t xml:space="preserve"> валидного адреса</w:t>
             </w:r>
@@ -10027,65 +10376,714 @@
         </w:tc>
         <w:tc>
           <w:tcPr>
-            <w:tcW w:w="551" w:type="pct"/>
-            <w:vAlign w:val="center"/>
+            <w:tcW w:w="1213" w:type="dxa"/>
+            <w:tcBorders>
+              <w:top w:val="nil"/>
+              <w:left w:val="nil"/>
+              <w:bottom w:val="single" w:sz="4" w:space="0" w:color="auto"/>
+              <w:right w:val="single" w:sz="4" w:space="0" w:color="auto"/>
+            </w:tcBorders>
+            <w:shd w:val="clear" w:color="auto" w:fill="auto"/>
+            <w:noWrap/>
+            <w:vAlign w:val="bottom"/>
+            <w:hideMark/>
           </w:tcPr>
           <w:p>
             <w:pPr>
               <w:spacing w:line="240" w:lineRule="auto"/>
               <w:ind w:firstLine="0"/>
-              <w:rPr>
-                <w:rFonts w:cs="Times New Roman"/>
-                <w:sz w:val="24"/>
-                <w:szCs w:val="24"/>
+              <w:contextualSpacing w:val="0"/>
+              <w:jc w:val="left"/>
+              <w:rPr>
+                <w:rFonts w:eastAsia="Times New Roman" w:cs="Times New Roman"/>
+                <w:color w:val="000000"/>
+                <w:sz w:val="24"/>
+                <w:szCs w:val="24"/>
+                <w:lang w:val="en-US" w:eastAsia="ru-RU"/>
               </w:rPr>
             </w:pPr>
             <w:r>
               <w:rPr>
-                <w:rFonts w:cs="Times New Roman"/>
-                <w:color w:val="000000"/>
-                <w:sz w:val="24"/>
-                <w:szCs w:val="24"/>
-              </w:rPr>
-              <w:t>`/</w:t>
+                <w:rFonts w:eastAsia="Times New Roman" w:cs="Times New Roman"/>
+                <w:color w:val="000000"/>
+                <w:sz w:val="24"/>
+                <w:szCs w:val="24"/>
+                <w:lang w:val="en-US" w:eastAsia="ru-RU"/>
+              </w:rPr>
+              <w:t>`GET /</w:t>
             </w:r>
             <w:proofErr w:type="spellStart"/>
             <w:r>
               <w:rPr>
-                <w:rFonts w:cs="Times New Roman"/>
-                <w:color w:val="000000"/>
-                <w:sz w:val="24"/>
-                <w:szCs w:val="24"/>
-              </w:rPr>
-              <w:t>geocode</w:t>
+                <w:rFonts w:eastAsia="Times New Roman" w:cs="Times New Roman"/>
+                <w:color w:val="000000"/>
+                <w:sz w:val="24"/>
+                <w:szCs w:val="24"/>
+                <w:lang w:val="en-US" w:eastAsia="ru-RU"/>
+              </w:rPr>
+              <w:t>api</w:t>
             </w:r>
             <w:proofErr w:type="spellEnd"/>
             <w:r>
               <w:rPr>
-                <w:rFonts w:cs="Times New Roman"/>
-                <w:color w:val="000000"/>
-                <w:sz w:val="24"/>
-                <w:szCs w:val="24"/>
-              </w:rPr>
-              <w:t>/</w:t>
+                <w:rFonts w:eastAsia="Times New Roman" w:cs="Times New Roman"/>
+                <w:color w:val="000000"/>
+                <w:sz w:val="24"/>
+                <w:szCs w:val="24"/>
+                <w:lang w:val="en-US" w:eastAsia="ru-RU"/>
+              </w:rPr>
+              <w:t>/v1/geocode/suggest`</w:t>
+            </w:r>
+          </w:p>
+        </w:tc>
+        <w:tc>
+          <w:tcPr>
+            <w:tcW w:w="777" w:type="dxa"/>
+            <w:tcBorders>
+              <w:top w:val="nil"/>
+              <w:left w:val="nil"/>
+              <w:bottom w:val="single" w:sz="4" w:space="0" w:color="auto"/>
+              <w:right w:val="single" w:sz="4" w:space="0" w:color="auto"/>
+            </w:tcBorders>
+            <w:shd w:val="clear" w:color="auto" w:fill="auto"/>
+            <w:noWrap/>
+            <w:vAlign w:val="bottom"/>
+            <w:hideMark/>
+          </w:tcPr>
+          <w:p>
+            <w:pPr>
+              <w:spacing w:line="240" w:lineRule="auto"/>
+              <w:ind w:firstLine="0"/>
+              <w:contextualSpacing w:val="0"/>
+              <w:jc w:val="left"/>
+              <w:rPr>
+                <w:rFonts w:eastAsia="Times New Roman" w:cs="Times New Roman"/>
+                <w:color w:val="000000"/>
+                <w:sz w:val="24"/>
+                <w:szCs w:val="24"/>
+                <w:lang w:eastAsia="ru-RU"/>
+              </w:rPr>
+            </w:pPr>
+            <w:r>
+              <w:rPr>
+                <w:rFonts w:eastAsia="Times New Roman" w:cs="Times New Roman"/>
+                <w:color w:val="000000"/>
+                <w:sz w:val="24"/>
+                <w:szCs w:val="24"/>
+                <w:lang w:eastAsia="ru-RU"/>
+              </w:rPr>
+              <w:t>сервис доступен</w:t>
+            </w:r>
+          </w:p>
+        </w:tc>
+        <w:tc>
+          <w:tcPr>
+            <w:tcW w:w="652" w:type="dxa"/>
+            <w:tcBorders>
+              <w:top w:val="nil"/>
+              <w:left w:val="nil"/>
+              <w:bottom w:val="single" w:sz="4" w:space="0" w:color="auto"/>
+              <w:right w:val="single" w:sz="4" w:space="0" w:color="auto"/>
+            </w:tcBorders>
+            <w:shd w:val="clear" w:color="auto" w:fill="auto"/>
+            <w:noWrap/>
+            <w:vAlign w:val="bottom"/>
+            <w:hideMark/>
+          </w:tcPr>
+          <w:p>
+            <w:pPr>
+              <w:spacing w:line="240" w:lineRule="auto"/>
+              <w:ind w:firstLine="0"/>
+              <w:contextualSpacing w:val="0"/>
+              <w:jc w:val="left"/>
+              <w:rPr>
+                <w:rFonts w:eastAsia="Times New Roman" w:cs="Times New Roman"/>
+                <w:color w:val="000000"/>
+                <w:sz w:val="24"/>
+                <w:szCs w:val="24"/>
+                <w:lang w:eastAsia="ru-RU"/>
+              </w:rPr>
+            </w:pPr>
+            <w:r>
+              <w:rPr>
+                <w:rFonts w:eastAsia="Times New Roman" w:cs="Times New Roman"/>
+                <w:color w:val="000000"/>
+                <w:sz w:val="24"/>
+                <w:szCs w:val="24"/>
+                <w:lang w:eastAsia="ru-RU"/>
+              </w:rPr>
+              <w:t>Ввести адрес и отправить запрос</w:t>
+            </w:r>
+          </w:p>
+        </w:tc>
+        <w:tc>
+          <w:tcPr>
+            <w:tcW w:w="856" w:type="dxa"/>
+            <w:tcBorders>
+              <w:top w:val="nil"/>
+              <w:left w:val="nil"/>
+              <w:bottom w:val="single" w:sz="4" w:space="0" w:color="auto"/>
+              <w:right w:val="single" w:sz="4" w:space="0" w:color="auto"/>
+            </w:tcBorders>
+            <w:shd w:val="clear" w:color="auto" w:fill="auto"/>
+            <w:noWrap/>
+            <w:vAlign w:val="bottom"/>
+            <w:hideMark/>
+          </w:tcPr>
+          <w:p>
+            <w:pPr>
+              <w:spacing w:line="240" w:lineRule="auto"/>
+              <w:ind w:firstLine="0"/>
+              <w:contextualSpacing w:val="0"/>
+              <w:jc w:val="left"/>
+              <w:rPr>
+                <w:rFonts w:eastAsia="Times New Roman" w:cs="Times New Roman"/>
+                <w:color w:val="000000"/>
+                <w:sz w:val="24"/>
+                <w:szCs w:val="24"/>
+                <w:lang w:eastAsia="ru-RU"/>
+              </w:rPr>
+            </w:pPr>
+            <w:r>
+              <w:rPr>
+                <w:rFonts w:eastAsia="Times New Roman" w:cs="Times New Roman"/>
+                <w:color w:val="000000"/>
+                <w:sz w:val="24"/>
+                <w:szCs w:val="24"/>
+                <w:lang w:eastAsia="ru-RU"/>
+              </w:rPr>
+              <w:t>`</w:t>
             </w:r>
             <w:proofErr w:type="spellStart"/>
             <w:r>
               <w:rPr>
-                <w:rFonts w:cs="Times New Roman"/>
-                <w:color w:val="000000"/>
-                <w:sz w:val="24"/>
-                <w:szCs w:val="24"/>
-              </w:rPr>
-              <w:t>suggest</w:t>
+                <w:rFonts w:eastAsia="Times New Roman" w:cs="Times New Roman"/>
+                <w:color w:val="000000"/>
+                <w:sz w:val="24"/>
+                <w:szCs w:val="24"/>
+                <w:lang w:eastAsia="ru-RU"/>
+              </w:rPr>
+              <w:t>query</w:t>
             </w:r>
             <w:proofErr w:type="spellEnd"/>
             <w:r>
               <w:rPr>
-                <w:rFonts w:cs="Times New Roman"/>
-                <w:color w:val="000000"/>
-                <w:sz w:val="24"/>
-                <w:szCs w:val="24"/>
+                <w:rFonts w:eastAsia="Times New Roman" w:cs="Times New Roman"/>
+                <w:color w:val="000000"/>
+                <w:sz w:val="24"/>
+                <w:szCs w:val="24"/>
+                <w:lang w:eastAsia="ru-RU"/>
+              </w:rPr>
+              <w:t>=Москва, Тверская 7`</w:t>
+            </w:r>
+          </w:p>
+        </w:tc>
+        <w:tc>
+          <w:tcPr>
+            <w:tcW w:w="959" w:type="dxa"/>
+            <w:tcBorders>
+              <w:top w:val="nil"/>
+              <w:left w:val="nil"/>
+              <w:bottom w:val="single" w:sz="4" w:space="0" w:color="auto"/>
+              <w:right w:val="single" w:sz="4" w:space="0" w:color="auto"/>
+            </w:tcBorders>
+            <w:shd w:val="clear" w:color="auto" w:fill="auto"/>
+            <w:noWrap/>
+            <w:vAlign w:val="bottom"/>
+            <w:hideMark/>
+          </w:tcPr>
+          <w:p>
+            <w:pPr>
+              <w:spacing w:line="240" w:lineRule="auto"/>
+              <w:ind w:firstLine="0"/>
+              <w:contextualSpacing w:val="0"/>
+              <w:jc w:val="left"/>
+              <w:rPr>
+                <w:rFonts w:eastAsia="Times New Roman" w:cs="Times New Roman"/>
+                <w:color w:val="000000"/>
+                <w:sz w:val="24"/>
+                <w:szCs w:val="24"/>
+                <w:lang w:eastAsia="ru-RU"/>
+              </w:rPr>
+            </w:pPr>
+            <w:r>
+              <w:rPr>
+                <w:rFonts w:eastAsia="Times New Roman" w:cs="Times New Roman"/>
+                <w:color w:val="000000"/>
+                <w:sz w:val="24"/>
+                <w:szCs w:val="24"/>
+                <w:lang w:eastAsia="ru-RU"/>
+              </w:rPr>
+              <w:t>Координаты + нормализованный адрес, HTTP 200</w:t>
+            </w:r>
+          </w:p>
+        </w:tc>
+        <w:tc>
+          <w:tcPr>
+            <w:tcW w:w="3150" w:type="dxa"/>
+            <w:tcBorders>
+              <w:top w:val="nil"/>
+              <w:left w:val="nil"/>
+              <w:bottom w:val="single" w:sz="4" w:space="0" w:color="auto"/>
+              <w:right w:val="single" w:sz="4" w:space="0" w:color="auto"/>
+            </w:tcBorders>
+            <w:shd w:val="clear" w:color="auto" w:fill="auto"/>
+            <w:noWrap/>
+            <w:vAlign w:val="bottom"/>
+            <w:hideMark/>
+          </w:tcPr>
+          <w:p>
+            <w:pPr>
+              <w:spacing w:line="240" w:lineRule="auto"/>
+              <w:ind w:firstLine="0"/>
+              <w:contextualSpacing w:val="0"/>
+              <w:jc w:val="left"/>
+              <w:rPr>
+                <w:rFonts w:eastAsia="Times New Roman" w:cs="Times New Roman"/>
+                <w:color w:val="000000"/>
+                <w:sz w:val="24"/>
+                <w:szCs w:val="24"/>
+                <w:lang w:val="en-US" w:eastAsia="ru-RU"/>
+              </w:rPr>
+            </w:pPr>
+            <w:r>
+              <w:rPr>
+                <w:rFonts w:eastAsia="Times New Roman" w:cs="Times New Roman"/>
+                <w:color w:val="000000"/>
+                <w:sz w:val="24"/>
+                <w:szCs w:val="24"/>
+                <w:lang w:val="en-US" w:eastAsia="ru-RU"/>
+              </w:rPr>
+              <w:t>`{"suggestions":[{"address":"</w:t>
+            </w:r>
+            <w:r>
+              <w:rPr>
+                <w:rFonts w:eastAsia="Times New Roman" w:cs="Times New Roman"/>
+                <w:color w:val="000000"/>
+                <w:sz w:val="24"/>
+                <w:szCs w:val="24"/>
+                <w:lang w:eastAsia="ru-RU"/>
+              </w:rPr>
+              <w:t>Тверская</w:t>
+            </w:r>
+            <w:r>
+              <w:rPr>
+                <w:rFonts w:eastAsia="Times New Roman" w:cs="Times New Roman"/>
+                <w:color w:val="000000"/>
+                <w:sz w:val="24"/>
+                <w:szCs w:val="24"/>
+                <w:lang w:val="en-US" w:eastAsia="ru-RU"/>
+              </w:rPr>
+              <w:t xml:space="preserve"> </w:t>
+            </w:r>
+            <w:r>
+              <w:rPr>
+                <w:rFonts w:eastAsia="Times New Roman" w:cs="Times New Roman"/>
+                <w:color w:val="000000"/>
+                <w:sz w:val="24"/>
+                <w:szCs w:val="24"/>
+                <w:lang w:eastAsia="ru-RU"/>
+              </w:rPr>
+              <w:t>улица</w:t>
+            </w:r>
+            <w:r>
+              <w:rPr>
+                <w:rFonts w:eastAsia="Times New Roman" w:cs="Times New Roman"/>
+                <w:color w:val="000000"/>
+                <w:sz w:val="24"/>
+                <w:szCs w:val="24"/>
+                <w:lang w:val="en-US" w:eastAsia="ru-RU"/>
+              </w:rPr>
+              <w:t>, 7","description":"</w:t>
+            </w:r>
+            <w:r>
+              <w:rPr>
+                <w:rFonts w:eastAsia="Times New Roman" w:cs="Times New Roman"/>
+                <w:color w:val="000000"/>
+                <w:sz w:val="24"/>
+                <w:szCs w:val="24"/>
+                <w:lang w:eastAsia="ru-RU"/>
+              </w:rPr>
+              <w:t>Москва</w:t>
+            </w:r>
+            <w:r>
+              <w:rPr>
+                <w:rFonts w:eastAsia="Times New Roman" w:cs="Times New Roman"/>
+                <w:color w:val="000000"/>
+                <w:sz w:val="24"/>
+                <w:szCs w:val="24"/>
+                <w:lang w:val="en-US" w:eastAsia="ru-RU"/>
+              </w:rPr>
+              <w:t xml:space="preserve">, </w:t>
+            </w:r>
+            <w:r>
+              <w:rPr>
+                <w:rFonts w:eastAsia="Times New Roman" w:cs="Times New Roman"/>
+                <w:color w:val="000000"/>
+                <w:sz w:val="24"/>
+                <w:szCs w:val="24"/>
+                <w:lang w:eastAsia="ru-RU"/>
+              </w:rPr>
+              <w:t>Россия</w:t>
+            </w:r>
+            <w:r>
+              <w:rPr>
+                <w:rFonts w:eastAsia="Times New Roman" w:cs="Times New Roman"/>
+                <w:color w:val="000000"/>
+                <w:sz w:val="24"/>
+                <w:szCs w:val="24"/>
+                <w:lang w:val="en-US" w:eastAsia="ru-RU"/>
+              </w:rPr>
+              <w:t>","latitude":55.757972,"longitude":37.611212}],"from_cache":true}`</w:t>
+            </w:r>
+          </w:p>
+        </w:tc>
+        <w:tc>
+          <w:tcPr>
+            <w:tcW w:w="497" w:type="dxa"/>
+            <w:tcBorders>
+              <w:top w:val="nil"/>
+              <w:left w:val="nil"/>
+              <w:bottom w:val="single" w:sz="4" w:space="0" w:color="auto"/>
+              <w:right w:val="single" w:sz="4" w:space="0" w:color="auto"/>
+            </w:tcBorders>
+            <w:shd w:val="clear" w:color="auto" w:fill="auto"/>
+            <w:noWrap/>
+            <w:vAlign w:val="bottom"/>
+            <w:hideMark/>
+          </w:tcPr>
+          <w:p>
+            <w:pPr>
+              <w:spacing w:line="240" w:lineRule="auto"/>
+              <w:ind w:firstLine="0"/>
+              <w:contextualSpacing w:val="0"/>
+              <w:jc w:val="left"/>
+              <w:rPr>
+                <w:rFonts w:eastAsia="Times New Roman" w:cs="Times New Roman"/>
+                <w:color w:val="000000"/>
+                <w:sz w:val="24"/>
+                <w:szCs w:val="24"/>
+                <w:lang w:eastAsia="ru-RU"/>
+              </w:rPr>
+            </w:pPr>
+            <w:r>
+              <w:rPr>
+                <w:rFonts w:eastAsia="Times New Roman" w:cs="Times New Roman"/>
+                <w:color w:val="000000"/>
+                <w:sz w:val="24"/>
+                <w:szCs w:val="24"/>
+                <w:lang w:eastAsia="ru-RU"/>
+              </w:rPr>
+              <w:t>Успех</w:t>
+            </w:r>
+          </w:p>
+        </w:tc>
+      </w:tr>
+      <w:tr>
+        <w:trPr>
+          <w:trHeight w:val="312"/>
+        </w:trPr>
+        <w:tc>
+          <w:tcPr>
+            <w:tcW w:w="988" w:type="dxa"/>
+            <w:tcBorders>
+              <w:top w:val="nil"/>
+              <w:left w:val="single" w:sz="4" w:space="0" w:color="auto"/>
+              <w:bottom w:val="single" w:sz="4" w:space="0" w:color="auto"/>
+              <w:right w:val="single" w:sz="4" w:space="0" w:color="auto"/>
+            </w:tcBorders>
+            <w:shd w:val="clear" w:color="auto" w:fill="auto"/>
+            <w:noWrap/>
+            <w:vAlign w:val="bottom"/>
+            <w:hideMark/>
+          </w:tcPr>
+          <w:p>
+            <w:pPr>
+              <w:spacing w:line="240" w:lineRule="auto"/>
+              <w:ind w:firstLine="0"/>
+              <w:contextualSpacing w:val="0"/>
+              <w:jc w:val="left"/>
+              <w:rPr>
+                <w:rFonts w:eastAsia="Times New Roman" w:cs="Times New Roman"/>
+                <w:color w:val="000000"/>
+                <w:sz w:val="24"/>
+                <w:szCs w:val="24"/>
+                <w:lang w:eastAsia="ru-RU"/>
+              </w:rPr>
+            </w:pPr>
+            <w:r>
+              <w:rPr>
+                <w:rFonts w:eastAsia="Times New Roman" w:cs="Times New Roman"/>
+                <w:color w:val="000000"/>
+                <w:sz w:val="24"/>
+                <w:szCs w:val="24"/>
+                <w:lang w:eastAsia="ru-RU"/>
+              </w:rPr>
+              <w:t>T-02</w:t>
+            </w:r>
+          </w:p>
+        </w:tc>
+        <w:tc>
+          <w:tcPr>
+            <w:tcW w:w="253" w:type="dxa"/>
+            <w:tcBorders>
+              <w:top w:val="nil"/>
+              <w:left w:val="nil"/>
+              <w:bottom w:val="single" w:sz="4" w:space="0" w:color="auto"/>
+              <w:right w:val="single" w:sz="4" w:space="0" w:color="auto"/>
+            </w:tcBorders>
+            <w:shd w:val="clear" w:color="auto" w:fill="auto"/>
+            <w:noWrap/>
+            <w:vAlign w:val="bottom"/>
+            <w:hideMark/>
+          </w:tcPr>
+          <w:p>
+            <w:pPr>
+              <w:spacing w:line="240" w:lineRule="auto"/>
+              <w:ind w:firstLine="0"/>
+              <w:contextualSpacing w:val="0"/>
+              <w:jc w:val="left"/>
+              <w:rPr>
+                <w:rFonts w:eastAsia="Times New Roman" w:cs="Times New Roman"/>
+                <w:color w:val="000000"/>
+                <w:sz w:val="24"/>
+                <w:szCs w:val="24"/>
+                <w:lang w:eastAsia="ru-RU"/>
+              </w:rPr>
+            </w:pPr>
+            <w:r>
+              <w:rPr>
+                <w:rFonts w:eastAsia="Times New Roman" w:cs="Times New Roman"/>
+                <w:color w:val="000000"/>
+                <w:sz w:val="24"/>
+                <w:szCs w:val="24"/>
+                <w:lang w:eastAsia="ru-RU"/>
+              </w:rPr>
+              <w:t>Обработка некорректного адреса</w:t>
+            </w:r>
+          </w:p>
+        </w:tc>
+        <w:tc>
+          <w:tcPr>
+            <w:tcW w:w="1213" w:type="dxa"/>
+            <w:tcBorders>
+              <w:top w:val="nil"/>
+              <w:left w:val="nil"/>
+              <w:bottom w:val="single" w:sz="4" w:space="0" w:color="auto"/>
+              <w:right w:val="single" w:sz="4" w:space="0" w:color="auto"/>
+            </w:tcBorders>
+            <w:shd w:val="clear" w:color="auto" w:fill="auto"/>
+            <w:noWrap/>
+            <w:vAlign w:val="bottom"/>
+            <w:hideMark/>
+          </w:tcPr>
+          <w:p>
+            <w:pPr>
+              <w:spacing w:line="240" w:lineRule="auto"/>
+              <w:ind w:firstLine="0"/>
+              <w:contextualSpacing w:val="0"/>
+              <w:jc w:val="left"/>
+              <w:rPr>
+                <w:rFonts w:eastAsia="Times New Roman" w:cs="Times New Roman"/>
+                <w:color w:val="000000"/>
+                <w:sz w:val="24"/>
+                <w:szCs w:val="24"/>
+                <w:lang w:val="en-US" w:eastAsia="ru-RU"/>
+              </w:rPr>
+            </w:pPr>
+            <w:r>
+              <w:rPr>
+                <w:rFonts w:eastAsia="Times New Roman" w:cs="Times New Roman"/>
+                <w:color w:val="000000"/>
+                <w:sz w:val="24"/>
+                <w:szCs w:val="24"/>
+                <w:lang w:val="en-US" w:eastAsia="ru-RU"/>
+              </w:rPr>
+              <w:t>`GET /</w:t>
+            </w:r>
+            <w:proofErr w:type="spellStart"/>
+            <w:r>
+              <w:rPr>
+                <w:rFonts w:eastAsia="Times New Roman" w:cs="Times New Roman"/>
+                <w:color w:val="000000"/>
+                <w:sz w:val="24"/>
+                <w:szCs w:val="24"/>
+                <w:lang w:val="en-US" w:eastAsia="ru-RU"/>
+              </w:rPr>
+              <w:t>api</w:t>
+            </w:r>
+            <w:proofErr w:type="spellEnd"/>
+            <w:r>
+              <w:rPr>
+                <w:rFonts w:eastAsia="Times New Roman" w:cs="Times New Roman"/>
+                <w:color w:val="000000"/>
+                <w:sz w:val="24"/>
+                <w:szCs w:val="24"/>
+                <w:lang w:val="en-US" w:eastAsia="ru-RU"/>
+              </w:rPr>
+              <w:t>/v1/geocode/suggest`</w:t>
+            </w:r>
+          </w:p>
+        </w:tc>
+        <w:tc>
+          <w:tcPr>
+            <w:tcW w:w="777" w:type="dxa"/>
+            <w:tcBorders>
+              <w:top w:val="nil"/>
+              <w:left w:val="nil"/>
+              <w:bottom w:val="single" w:sz="4" w:space="0" w:color="auto"/>
+              <w:right w:val="single" w:sz="4" w:space="0" w:color="auto"/>
+            </w:tcBorders>
+            <w:shd w:val="clear" w:color="auto" w:fill="auto"/>
+            <w:noWrap/>
+            <w:vAlign w:val="bottom"/>
+            <w:hideMark/>
+          </w:tcPr>
+          <w:p>
+            <w:pPr>
+              <w:spacing w:line="240" w:lineRule="auto"/>
+              <w:ind w:firstLine="0"/>
+              <w:contextualSpacing w:val="0"/>
+              <w:jc w:val="left"/>
+              <w:rPr>
+                <w:rFonts w:eastAsia="Times New Roman" w:cs="Times New Roman"/>
+                <w:color w:val="000000"/>
+                <w:sz w:val="24"/>
+                <w:szCs w:val="24"/>
+                <w:lang w:eastAsia="ru-RU"/>
+              </w:rPr>
+            </w:pPr>
+            <w:r>
+              <w:rPr>
+                <w:rFonts w:eastAsia="Times New Roman" w:cs="Times New Roman"/>
+                <w:color w:val="000000"/>
+                <w:sz w:val="24"/>
+                <w:szCs w:val="24"/>
+                <w:lang w:eastAsia="ru-RU"/>
+              </w:rPr>
+              <w:t>—</w:t>
+            </w:r>
+          </w:p>
+        </w:tc>
+        <w:tc>
+          <w:tcPr>
+            <w:tcW w:w="652" w:type="dxa"/>
+            <w:tcBorders>
+              <w:top w:val="nil"/>
+              <w:left w:val="nil"/>
+              <w:bottom w:val="single" w:sz="4" w:space="0" w:color="auto"/>
+              <w:right w:val="single" w:sz="4" w:space="0" w:color="auto"/>
+            </w:tcBorders>
+            <w:shd w:val="clear" w:color="auto" w:fill="auto"/>
+            <w:noWrap/>
+            <w:vAlign w:val="bottom"/>
+            <w:hideMark/>
+          </w:tcPr>
+          <w:p>
+            <w:pPr>
+              <w:spacing w:line="240" w:lineRule="auto"/>
+              <w:ind w:firstLine="0"/>
+              <w:contextualSpacing w:val="0"/>
+              <w:jc w:val="left"/>
+              <w:rPr>
+                <w:rFonts w:eastAsia="Times New Roman" w:cs="Times New Roman"/>
+                <w:color w:val="000000"/>
+                <w:sz w:val="24"/>
+                <w:szCs w:val="24"/>
+                <w:lang w:eastAsia="ru-RU"/>
+              </w:rPr>
+            </w:pPr>
+            <w:r>
+              <w:rPr>
+                <w:rFonts w:eastAsia="Times New Roman" w:cs="Times New Roman"/>
+                <w:color w:val="000000"/>
+                <w:sz w:val="24"/>
+                <w:szCs w:val="24"/>
+                <w:lang w:eastAsia="ru-RU"/>
+              </w:rPr>
+              <w:t>Ввести мусорную строку</w:t>
+            </w:r>
+          </w:p>
+        </w:tc>
+        <w:tc>
+          <w:tcPr>
+            <w:tcW w:w="856" w:type="dxa"/>
+            <w:tcBorders>
+              <w:top w:val="nil"/>
+              <w:left w:val="nil"/>
+              <w:bottom w:val="single" w:sz="4" w:space="0" w:color="auto"/>
+              <w:right w:val="single" w:sz="4" w:space="0" w:color="auto"/>
+            </w:tcBorders>
+            <w:shd w:val="clear" w:color="auto" w:fill="auto"/>
+            <w:noWrap/>
+            <w:vAlign w:val="bottom"/>
+            <w:hideMark/>
+          </w:tcPr>
+          <w:p>
+            <w:pPr>
+              <w:spacing w:line="240" w:lineRule="auto"/>
+              <w:ind w:firstLine="0"/>
+              <w:contextualSpacing w:val="0"/>
+              <w:jc w:val="left"/>
+              <w:rPr>
+                <w:rFonts w:eastAsia="Times New Roman" w:cs="Times New Roman"/>
+                <w:color w:val="000000"/>
+                <w:sz w:val="24"/>
+                <w:szCs w:val="24"/>
+                <w:lang w:eastAsia="ru-RU"/>
+              </w:rPr>
+            </w:pPr>
+            <w:r>
+              <w:rPr>
+                <w:rFonts w:eastAsia="Times New Roman" w:cs="Times New Roman"/>
+                <w:color w:val="000000"/>
+                <w:sz w:val="24"/>
+                <w:szCs w:val="24"/>
+                <w:lang w:eastAsia="ru-RU"/>
+              </w:rPr>
+              <w:t>`</w:t>
+            </w:r>
+            <w:proofErr w:type="spellStart"/>
+            <w:r>
+              <w:rPr>
+                <w:rFonts w:eastAsia="Times New Roman" w:cs="Times New Roman"/>
+                <w:color w:val="000000"/>
+                <w:sz w:val="24"/>
+                <w:szCs w:val="24"/>
+                <w:lang w:eastAsia="ru-RU"/>
+              </w:rPr>
+              <w:t>query</w:t>
+            </w:r>
+            <w:proofErr w:type="spellEnd"/>
+            <w:r>
+              <w:rPr>
+                <w:rFonts w:eastAsia="Times New Roman" w:cs="Times New Roman"/>
+                <w:color w:val="000000"/>
+                <w:sz w:val="24"/>
+                <w:szCs w:val="24"/>
+                <w:lang w:eastAsia="ru-RU"/>
+              </w:rPr>
+              <w:t>=</w:t>
+            </w:r>
+            <w:proofErr w:type="spellStart"/>
+            <w:r>
+              <w:rPr>
+                <w:rFonts w:eastAsia="Times New Roman" w:cs="Times New Roman"/>
+                <w:color w:val="000000"/>
+                <w:sz w:val="24"/>
+                <w:szCs w:val="24"/>
+                <w:lang w:eastAsia="ru-RU"/>
+              </w:rPr>
+              <w:t>zzzz</w:t>
+            </w:r>
+            <w:proofErr w:type="spellEnd"/>
+            <w:r>
+              <w:rPr>
+                <w:rFonts w:eastAsia="Times New Roman" w:cs="Times New Roman"/>
+                <w:color w:val="000000"/>
+                <w:sz w:val="24"/>
+                <w:szCs w:val="24"/>
+                <w:lang w:eastAsia="ru-RU"/>
               </w:rPr>
               <w:t>`</w:t>
             </w:r>
@@ -10093,306 +11091,450 @@
         </w:tc>
         <w:tc>
           <w:tcPr>
-            <w:tcW w:w="356" w:type="pct"/>
-            <w:vAlign w:val="center"/>
+            <w:tcW w:w="959" w:type="dxa"/>
+            <w:tcBorders>
+              <w:top w:val="nil"/>
+              <w:left w:val="nil"/>
+              <w:bottom w:val="single" w:sz="4" w:space="0" w:color="auto"/>
+              <w:right w:val="single" w:sz="4" w:space="0" w:color="auto"/>
+            </w:tcBorders>
+            <w:shd w:val="clear" w:color="auto" w:fill="auto"/>
+            <w:noWrap/>
+            <w:vAlign w:val="bottom"/>
+            <w:hideMark/>
           </w:tcPr>
           <w:p>
             <w:pPr>
               <w:spacing w:line="240" w:lineRule="auto"/>
               <w:ind w:firstLine="0"/>
-              <w:rPr>
-                <w:rFonts w:cs="Times New Roman"/>
-                <w:sz w:val="24"/>
-                <w:szCs w:val="24"/>
+              <w:contextualSpacing w:val="0"/>
+              <w:jc w:val="left"/>
+              <w:rPr>
+                <w:rFonts w:eastAsia="Times New Roman" w:cs="Times New Roman"/>
+                <w:color w:val="000000"/>
+                <w:sz w:val="24"/>
+                <w:szCs w:val="24"/>
+                <w:lang w:eastAsia="ru-RU"/>
               </w:rPr>
             </w:pPr>
             <w:r>
               <w:rPr>
-                <w:rFonts w:cs="Times New Roman"/>
-                <w:color w:val="000000"/>
-                <w:sz w:val="24"/>
-                <w:szCs w:val="24"/>
-              </w:rPr>
-              <w:t>сервис доступен</w:t>
+                <w:rFonts w:eastAsia="Times New Roman" w:cs="Times New Roman"/>
+                <w:color w:val="000000"/>
+                <w:sz w:val="24"/>
+                <w:szCs w:val="24"/>
+                <w:lang w:eastAsia="ru-RU"/>
+              </w:rPr>
+              <w:t>Возврат результатов (похожих мест) или пустой массив</w:t>
             </w:r>
           </w:p>
         </w:tc>
         <w:tc>
           <w:tcPr>
-            <w:tcW w:w="395" w:type="pct"/>
-            <w:vAlign w:val="center"/>
+            <w:tcW w:w="3150" w:type="dxa"/>
+            <w:tcBorders>
+              <w:top w:val="nil"/>
+              <w:left w:val="nil"/>
+              <w:bottom w:val="single" w:sz="4" w:space="0" w:color="auto"/>
+              <w:right w:val="single" w:sz="4" w:space="0" w:color="auto"/>
+            </w:tcBorders>
+            <w:shd w:val="clear" w:color="auto" w:fill="auto"/>
+            <w:noWrap/>
+            <w:vAlign w:val="bottom"/>
+            <w:hideMark/>
           </w:tcPr>
           <w:p>
             <w:pPr>
               <w:spacing w:line="240" w:lineRule="auto"/>
               <w:ind w:firstLine="0"/>
-              <w:rPr>
-                <w:rFonts w:cs="Times New Roman"/>
-                <w:sz w:val="24"/>
-                <w:szCs w:val="24"/>
+              <w:contextualSpacing w:val="0"/>
+              <w:jc w:val="left"/>
+              <w:rPr>
+                <w:rFonts w:eastAsia="Times New Roman" w:cs="Times New Roman"/>
+                <w:color w:val="000000"/>
+                <w:sz w:val="24"/>
+                <w:szCs w:val="24"/>
+                <w:lang w:val="en-US" w:eastAsia="ru-RU"/>
               </w:rPr>
             </w:pPr>
             <w:r>
               <w:rPr>
-                <w:rFonts w:cs="Times New Roman"/>
-                <w:color w:val="000000"/>
-                <w:sz w:val="24"/>
-                <w:szCs w:val="24"/>
-              </w:rPr>
-              <w:t>Ввести адрес и отправить запрос</w:t>
+                <w:rFonts w:eastAsia="Times New Roman" w:cs="Times New Roman"/>
+                <w:color w:val="000000"/>
+                <w:sz w:val="24"/>
+                <w:szCs w:val="24"/>
+                <w:lang w:val="en-US" w:eastAsia="ru-RU"/>
+              </w:rPr>
+              <w:t xml:space="preserve">`{"suggestions":[...5 </w:t>
+            </w:r>
+            <w:r>
+              <w:rPr>
+                <w:rFonts w:eastAsia="Times New Roman" w:cs="Times New Roman"/>
+                <w:color w:val="000000"/>
+                <w:sz w:val="24"/>
+                <w:szCs w:val="24"/>
+                <w:lang w:eastAsia="ru-RU"/>
+              </w:rPr>
+              <w:t>вариантов</w:t>
+            </w:r>
+            <w:r>
+              <w:rPr>
+                <w:rFonts w:eastAsia="Times New Roman" w:cs="Times New Roman"/>
+                <w:color w:val="000000"/>
+                <w:sz w:val="24"/>
+                <w:szCs w:val="24"/>
+                <w:lang w:val="en-US" w:eastAsia="ru-RU"/>
+              </w:rPr>
+              <w:t>...],"</w:t>
+            </w:r>
+            <w:proofErr w:type="spellStart"/>
+            <w:r>
+              <w:rPr>
+                <w:rFonts w:eastAsia="Times New Roman" w:cs="Times New Roman"/>
+                <w:color w:val="000000"/>
+                <w:sz w:val="24"/>
+                <w:szCs w:val="24"/>
+                <w:lang w:val="en-US" w:eastAsia="ru-RU"/>
+              </w:rPr>
+              <w:t>from_cache":false</w:t>
+            </w:r>
+            <w:proofErr w:type="spellEnd"/>
+            <w:r>
+              <w:rPr>
+                <w:rFonts w:eastAsia="Times New Roman" w:cs="Times New Roman"/>
+                <w:color w:val="000000"/>
+                <w:sz w:val="24"/>
+                <w:szCs w:val="24"/>
+                <w:lang w:val="en-US" w:eastAsia="ru-RU"/>
+              </w:rPr>
+              <w:t>}`</w:t>
             </w:r>
           </w:p>
         </w:tc>
         <w:tc>
           <w:tcPr>
-            <w:tcW w:w="361" w:type="pct"/>
-            <w:vAlign w:val="center"/>
+            <w:tcW w:w="497" w:type="dxa"/>
+            <w:tcBorders>
+              <w:top w:val="nil"/>
+              <w:left w:val="nil"/>
+              <w:bottom w:val="single" w:sz="4" w:space="0" w:color="auto"/>
+              <w:right w:val="single" w:sz="4" w:space="0" w:color="auto"/>
+            </w:tcBorders>
+            <w:shd w:val="clear" w:color="auto" w:fill="auto"/>
+            <w:noWrap/>
+            <w:vAlign w:val="bottom"/>
+            <w:hideMark/>
           </w:tcPr>
           <w:p>
             <w:pPr>
               <w:spacing w:line="240" w:lineRule="auto"/>
               <w:ind w:firstLine="0"/>
-              <w:rPr>
-                <w:rFonts w:cs="Times New Roman"/>
-                <w:sz w:val="24"/>
-                <w:szCs w:val="24"/>
+              <w:contextualSpacing w:val="0"/>
+              <w:jc w:val="left"/>
+              <w:rPr>
+                <w:rFonts w:eastAsia="Times New Roman" w:cs="Times New Roman"/>
+                <w:color w:val="000000"/>
+                <w:sz w:val="24"/>
+                <w:szCs w:val="24"/>
+                <w:lang w:eastAsia="ru-RU"/>
               </w:rPr>
             </w:pPr>
             <w:r>
               <w:rPr>
-                <w:rFonts w:cs="Times New Roman"/>
-                <w:color w:val="000000"/>
-                <w:sz w:val="24"/>
-                <w:szCs w:val="24"/>
-              </w:rPr>
-              <w:t>«Москва, Тверская 7»</w:t>
+                <w:rFonts w:eastAsia="Times New Roman" w:cs="Times New Roman"/>
+                <w:color w:val="000000"/>
+                <w:sz w:val="24"/>
+                <w:szCs w:val="24"/>
+                <w:lang w:eastAsia="ru-RU"/>
+              </w:rPr>
+              <w:t>Успех</w:t>
+            </w:r>
+          </w:p>
+        </w:tc>
+      </w:tr>
+      <w:tr>
+        <w:trPr>
+          <w:trHeight w:val="312"/>
+        </w:trPr>
+        <w:tc>
+          <w:tcPr>
+            <w:tcW w:w="988" w:type="dxa"/>
+            <w:tcBorders>
+              <w:top w:val="nil"/>
+              <w:left w:val="single" w:sz="4" w:space="0" w:color="auto"/>
+              <w:bottom w:val="single" w:sz="4" w:space="0" w:color="auto"/>
+              <w:right w:val="single" w:sz="4" w:space="0" w:color="auto"/>
+            </w:tcBorders>
+            <w:shd w:val="clear" w:color="auto" w:fill="auto"/>
+            <w:noWrap/>
+            <w:vAlign w:val="bottom"/>
+            <w:hideMark/>
+          </w:tcPr>
+          <w:p>
+            <w:pPr>
+              <w:spacing w:line="240" w:lineRule="auto"/>
+              <w:ind w:firstLine="0"/>
+              <w:contextualSpacing w:val="0"/>
+              <w:jc w:val="left"/>
+              <w:rPr>
+                <w:rFonts w:eastAsia="Times New Roman" w:cs="Times New Roman"/>
+                <w:color w:val="000000"/>
+                <w:sz w:val="24"/>
+                <w:szCs w:val="24"/>
+                <w:lang w:eastAsia="ru-RU"/>
+              </w:rPr>
+            </w:pPr>
+            <w:r>
+              <w:rPr>
+                <w:rFonts w:eastAsia="Times New Roman" w:cs="Times New Roman"/>
+                <w:color w:val="000000"/>
+                <w:sz w:val="24"/>
+                <w:szCs w:val="24"/>
+                <w:lang w:eastAsia="ru-RU"/>
+              </w:rPr>
+              <w:t>T-03</w:t>
             </w:r>
           </w:p>
         </w:tc>
         <w:tc>
           <w:tcPr>
-            <w:tcW w:w="592" w:type="pct"/>
-            <w:vAlign w:val="center"/>
+            <w:tcW w:w="253" w:type="dxa"/>
+            <w:tcBorders>
+              <w:top w:val="nil"/>
+              <w:left w:val="nil"/>
+              <w:bottom w:val="single" w:sz="4" w:space="0" w:color="auto"/>
+              <w:right w:val="single" w:sz="4" w:space="0" w:color="auto"/>
+            </w:tcBorders>
+            <w:shd w:val="clear" w:color="auto" w:fill="auto"/>
+            <w:noWrap/>
+            <w:vAlign w:val="bottom"/>
+            <w:hideMark/>
           </w:tcPr>
           <w:p>
             <w:pPr>
               <w:spacing w:line="240" w:lineRule="auto"/>
               <w:ind w:firstLine="0"/>
-              <w:rPr>
-                <w:rFonts w:cs="Times New Roman"/>
-                <w:sz w:val="24"/>
-                <w:szCs w:val="24"/>
+              <w:contextualSpacing w:val="0"/>
+              <w:jc w:val="left"/>
+              <w:rPr>
+                <w:rFonts w:eastAsia="Times New Roman" w:cs="Times New Roman"/>
+                <w:color w:val="000000"/>
+                <w:sz w:val="24"/>
+                <w:szCs w:val="24"/>
+                <w:lang w:eastAsia="ru-RU"/>
               </w:rPr>
             </w:pPr>
             <w:r>
               <w:rPr>
-                <w:rFonts w:cs="Times New Roman"/>
-                <w:color w:val="000000"/>
-                <w:sz w:val="24"/>
-                <w:szCs w:val="24"/>
-              </w:rPr>
-              <w:t>Координаты + нормализованный адрес, HTTP 200</w:t>
+                <w:rFonts w:eastAsia="Times New Roman" w:cs="Times New Roman"/>
+                <w:color w:val="000000"/>
+                <w:sz w:val="24"/>
+                <w:szCs w:val="24"/>
+                <w:lang w:eastAsia="ru-RU"/>
+              </w:rPr>
+              <w:t>Валидация обязательных полей</w:t>
             </w:r>
           </w:p>
         </w:tc>
         <w:tc>
           <w:tcPr>
-            <w:tcW w:w="1477" w:type="pct"/>
-            <w:vAlign w:val="center"/>
+            <w:tcW w:w="1213" w:type="dxa"/>
+            <w:tcBorders>
+              <w:top w:val="nil"/>
+              <w:left w:val="nil"/>
+              <w:bottom w:val="single" w:sz="4" w:space="0" w:color="auto"/>
+              <w:right w:val="single" w:sz="4" w:space="0" w:color="auto"/>
+            </w:tcBorders>
+            <w:shd w:val="clear" w:color="auto" w:fill="auto"/>
+            <w:noWrap/>
+            <w:vAlign w:val="bottom"/>
+            <w:hideMark/>
           </w:tcPr>
           <w:p>
             <w:pPr>
               <w:spacing w:line="240" w:lineRule="auto"/>
               <w:ind w:firstLine="0"/>
-              <w:rPr>
-                <w:rFonts w:cs="Times New Roman"/>
-                <w:sz w:val="24"/>
-                <w:szCs w:val="24"/>
+              <w:contextualSpacing w:val="0"/>
+              <w:jc w:val="left"/>
+              <w:rPr>
+                <w:rFonts w:eastAsia="Times New Roman" w:cs="Times New Roman"/>
+                <w:color w:val="000000"/>
+                <w:sz w:val="24"/>
+                <w:szCs w:val="24"/>
+                <w:lang w:val="en-US" w:eastAsia="ru-RU"/>
               </w:rPr>
             </w:pPr>
-            <w:proofErr w:type="gramStart"/>
             <w:r>
               <w:rPr>
-                <w:rFonts w:cs="Times New Roman"/>
-                <w:color w:val="000000"/>
-                <w:sz w:val="24"/>
-                <w:szCs w:val="24"/>
-              </w:rPr>
-              <w:t>`{</w:t>
-            </w:r>
-            <w:proofErr w:type="gramEnd"/>
-            <w:r>
-              <w:rPr>
-                <w:rFonts w:cs="Times New Roman"/>
-                <w:color w:val="000000"/>
-                <w:sz w:val="24"/>
-                <w:szCs w:val="24"/>
-              </w:rPr>
-              <w:t>"</w:t>
+                <w:rFonts w:eastAsia="Times New Roman" w:cs="Times New Roman"/>
+                <w:color w:val="000000"/>
+                <w:sz w:val="24"/>
+                <w:szCs w:val="24"/>
+                <w:lang w:val="en-US" w:eastAsia="ru-RU"/>
+              </w:rPr>
+              <w:t>`POST /</w:t>
             </w:r>
             <w:proofErr w:type="spellStart"/>
             <w:r>
               <w:rPr>
-                <w:rFonts w:cs="Times New Roman"/>
-                <w:color w:val="000000"/>
-                <w:sz w:val="24"/>
-                <w:szCs w:val="24"/>
-              </w:rPr>
-              <w:t>address</w:t>
+                <w:rFonts w:eastAsia="Times New Roman" w:cs="Times New Roman"/>
+                <w:color w:val="000000"/>
+                <w:sz w:val="24"/>
+                <w:szCs w:val="24"/>
+                <w:lang w:val="en-US" w:eastAsia="ru-RU"/>
+              </w:rPr>
+              <w:t>api</w:t>
             </w:r>
             <w:proofErr w:type="spellEnd"/>
             <w:r>
               <w:rPr>
-                <w:rFonts w:cs="Times New Roman"/>
-                <w:color w:val="000000"/>
-                <w:sz w:val="24"/>
-                <w:szCs w:val="24"/>
-              </w:rPr>
-              <w:t>":"Тверская улица, 7","description":"Москва, Россия","latitude":55.757972,"longitude":37.611212}`</w:t>
+                <w:rFonts w:eastAsia="Times New Roman" w:cs="Times New Roman"/>
+                <w:color w:val="000000"/>
+                <w:sz w:val="24"/>
+                <w:szCs w:val="24"/>
+                <w:lang w:val="en-US" w:eastAsia="ru-RU"/>
+              </w:rPr>
+              <w:t>/v1/valuation/address`</w:t>
             </w:r>
           </w:p>
         </w:tc>
         <w:tc>
           <w:tcPr>
-            <w:tcW w:w="430" w:type="pct"/>
-            <w:vAlign w:val="center"/>
+            <w:tcW w:w="777" w:type="dxa"/>
+            <w:tcBorders>
+              <w:top w:val="nil"/>
+              <w:left w:val="nil"/>
+              <w:bottom w:val="single" w:sz="4" w:space="0" w:color="auto"/>
+              <w:right w:val="single" w:sz="4" w:space="0" w:color="auto"/>
+            </w:tcBorders>
+            <w:shd w:val="clear" w:color="auto" w:fill="auto"/>
+            <w:noWrap/>
+            <w:vAlign w:val="bottom"/>
+            <w:hideMark/>
           </w:tcPr>
           <w:p>
             <w:pPr>
               <w:spacing w:line="240" w:lineRule="auto"/>
               <w:ind w:firstLine="0"/>
-              <w:rPr>
-                <w:rFonts w:cs="Times New Roman"/>
-                <w:sz w:val="24"/>
-                <w:szCs w:val="24"/>
+              <w:contextualSpacing w:val="0"/>
+              <w:jc w:val="left"/>
+              <w:rPr>
+                <w:rFonts w:eastAsia="Times New Roman" w:cs="Times New Roman"/>
+                <w:color w:val="000000"/>
+                <w:sz w:val="24"/>
+                <w:szCs w:val="24"/>
+                <w:lang w:eastAsia="ru-RU"/>
               </w:rPr>
             </w:pPr>
             <w:r>
               <w:rPr>
-                <w:rFonts w:cs="Times New Roman"/>
-                <w:color w:val="000000"/>
-                <w:sz w:val="24"/>
-                <w:szCs w:val="24"/>
-              </w:rPr>
-              <w:t>200</w:t>
+                <w:rFonts w:eastAsia="Times New Roman" w:cs="Times New Roman"/>
+                <w:color w:val="000000"/>
+                <w:sz w:val="24"/>
+                <w:szCs w:val="24"/>
+                <w:lang w:eastAsia="ru-RU"/>
+              </w:rPr>
+              <w:t>—</w:t>
             </w:r>
           </w:p>
         </w:tc>
-      </w:tr>
-      <w:tr>
         <w:tc>
           <w:tcPr>
-            <w:tcW w:w="178" w:type="pct"/>
-            <w:vAlign w:val="center"/>
+            <w:tcW w:w="652" w:type="dxa"/>
+            <w:tcBorders>
+              <w:top w:val="nil"/>
+              <w:left w:val="nil"/>
+              <w:bottom w:val="single" w:sz="4" w:space="0" w:color="auto"/>
+              <w:right w:val="single" w:sz="4" w:space="0" w:color="auto"/>
+            </w:tcBorders>
+            <w:shd w:val="clear" w:color="auto" w:fill="auto"/>
+            <w:noWrap/>
+            <w:vAlign w:val="bottom"/>
+            <w:hideMark/>
           </w:tcPr>
           <w:p>
             <w:pPr>
               <w:spacing w:line="240" w:lineRule="auto"/>
               <w:ind w:firstLine="0"/>
-              <w:rPr>
-                <w:rFonts w:cs="Times New Roman"/>
-                <w:sz w:val="24"/>
-                <w:szCs w:val="24"/>
+              <w:contextualSpacing w:val="0"/>
+              <w:jc w:val="left"/>
+              <w:rPr>
+                <w:rFonts w:eastAsia="Times New Roman" w:cs="Times New Roman"/>
+                <w:color w:val="000000"/>
+                <w:sz w:val="24"/>
+                <w:szCs w:val="24"/>
+                <w:lang w:eastAsia="ru-RU"/>
               </w:rPr>
             </w:pPr>
             <w:r>
               <w:rPr>
-                <w:rFonts w:cs="Times New Roman"/>
-                <w:color w:val="000000"/>
-                <w:sz w:val="24"/>
-                <w:szCs w:val="24"/>
-              </w:rPr>
-              <w:t>T-02</w:t>
+                <w:rFonts w:eastAsia="Times New Roman" w:cs="Times New Roman"/>
+                <w:color w:val="000000"/>
+                <w:sz w:val="24"/>
+                <w:szCs w:val="24"/>
+                <w:lang w:eastAsia="ru-RU"/>
+              </w:rPr>
+              <w:t>Отправить запрос без площади</w:t>
             </w:r>
           </w:p>
         </w:tc>
         <w:tc>
           <w:tcPr>
-            <w:tcW w:w="661" w:type="pct"/>
-            <w:vAlign w:val="center"/>
+            <w:tcW w:w="856" w:type="dxa"/>
+            <w:tcBorders>
+              <w:top w:val="nil"/>
+              <w:left w:val="nil"/>
+              <w:bottom w:val="single" w:sz="4" w:space="0" w:color="auto"/>
+              <w:right w:val="single" w:sz="4" w:space="0" w:color="auto"/>
+            </w:tcBorders>
+            <w:shd w:val="clear" w:color="auto" w:fill="auto"/>
+            <w:noWrap/>
+            <w:vAlign w:val="bottom"/>
+            <w:hideMark/>
           </w:tcPr>
           <w:p>
             <w:pPr>
               <w:spacing w:line="240" w:lineRule="auto"/>
               <w:ind w:firstLine="0"/>
-              <w:rPr>
-                <w:rFonts w:cs="Times New Roman"/>
-                <w:sz w:val="24"/>
-                <w:szCs w:val="24"/>
+              <w:contextualSpacing w:val="0"/>
+              <w:jc w:val="left"/>
+              <w:rPr>
+                <w:rFonts w:eastAsia="Times New Roman" w:cs="Times New Roman"/>
+                <w:color w:val="000000"/>
+                <w:sz w:val="24"/>
+                <w:szCs w:val="24"/>
+                <w:lang w:eastAsia="ru-RU"/>
               </w:rPr>
             </w:pPr>
             <w:r>
               <w:rPr>
-                <w:rFonts w:cs="Times New Roman"/>
-                <w:color w:val="000000"/>
-                <w:sz w:val="24"/>
-                <w:szCs w:val="24"/>
-              </w:rPr>
-              <w:t>Обработка некорректного адреса</w:t>
-            </w:r>
-          </w:p>
-        </w:tc>
-        <w:tc>
-          <w:tcPr>
-            <w:tcW w:w="551" w:type="pct"/>
-            <w:vAlign w:val="center"/>
-          </w:tcPr>
-          <w:p>
-            <w:pPr>
-              <w:spacing w:line="240" w:lineRule="auto"/>
-              <w:ind w:firstLine="0"/>
-              <w:rPr>
-                <w:rFonts w:cs="Times New Roman"/>
-                <w:sz w:val="24"/>
-                <w:szCs w:val="24"/>
-              </w:rPr>
-            </w:pPr>
-            <w:r>
-              <w:rPr>
-                <w:rFonts w:cs="Times New Roman"/>
-                <w:color w:val="000000"/>
-                <w:sz w:val="24"/>
-                <w:szCs w:val="24"/>
-              </w:rPr>
-              <w:t>`/</w:t>
+                <w:rFonts w:eastAsia="Times New Roman" w:cs="Times New Roman"/>
+                <w:color w:val="000000"/>
+                <w:sz w:val="24"/>
+                <w:szCs w:val="24"/>
+                <w:lang w:eastAsia="ru-RU"/>
+              </w:rPr>
+              <w:t>адрес + комнаты, без `</w:t>
             </w:r>
             <w:proofErr w:type="spellStart"/>
             <w:r>
               <w:rPr>
-                <w:rFonts w:cs="Times New Roman"/>
-                <w:color w:val="000000"/>
-                <w:sz w:val="24"/>
-                <w:szCs w:val="24"/>
-              </w:rPr>
-              <w:t>geocode</w:t>
+                <w:rFonts w:eastAsia="Times New Roman" w:cs="Times New Roman"/>
+                <w:color w:val="000000"/>
+                <w:sz w:val="24"/>
+                <w:szCs w:val="24"/>
+                <w:lang w:eastAsia="ru-RU"/>
+              </w:rPr>
+              <w:t>area_total</w:t>
             </w:r>
             <w:proofErr w:type="spellEnd"/>
             <w:r>
               <w:rPr>
-                <w:rFonts w:cs="Times New Roman"/>
-                <w:color w:val="000000"/>
-                <w:sz w:val="24"/>
-                <w:szCs w:val="24"/>
-              </w:rPr>
-              <w:t>/</w:t>
-            </w:r>
-            <w:proofErr w:type="spellStart"/>
-            <w:r>
-              <w:rPr>
-                <w:rFonts w:cs="Times New Roman"/>
-                <w:color w:val="000000"/>
-                <w:sz w:val="24"/>
-                <w:szCs w:val="24"/>
-              </w:rPr>
-              <w:t>suggest</w:t>
-            </w:r>
-            <w:proofErr w:type="spellEnd"/>
-            <w:r>
-              <w:rPr>
-                <w:rFonts w:cs="Times New Roman"/>
-                <w:color w:val="000000"/>
-                <w:sz w:val="24"/>
-                <w:szCs w:val="24"/>
+                <w:rFonts w:eastAsia="Times New Roman" w:cs="Times New Roman"/>
+                <w:color w:val="000000"/>
+                <w:sz w:val="24"/>
+                <w:szCs w:val="24"/>
+                <w:lang w:eastAsia="ru-RU"/>
               </w:rPr>
               <w:t>`</w:t>
             </w:r>
@@ -10400,185 +11542,3214 @@
         </w:tc>
         <w:tc>
           <w:tcPr>
-            <w:tcW w:w="356" w:type="pct"/>
-            <w:vAlign w:val="center"/>
+            <w:tcW w:w="959" w:type="dxa"/>
+            <w:tcBorders>
+              <w:top w:val="nil"/>
+              <w:left w:val="nil"/>
+              <w:bottom w:val="single" w:sz="4" w:space="0" w:color="auto"/>
+              <w:right w:val="single" w:sz="4" w:space="0" w:color="auto"/>
+            </w:tcBorders>
+            <w:shd w:val="clear" w:color="auto" w:fill="auto"/>
+            <w:noWrap/>
+            <w:vAlign w:val="bottom"/>
+            <w:hideMark/>
           </w:tcPr>
           <w:p>
             <w:pPr>
               <w:spacing w:line="240" w:lineRule="auto"/>
               <w:ind w:firstLine="0"/>
-              <w:rPr>
-                <w:rFonts w:cs="Times New Roman"/>
-                <w:sz w:val="24"/>
-                <w:szCs w:val="24"/>
+              <w:contextualSpacing w:val="0"/>
+              <w:jc w:val="left"/>
+              <w:rPr>
+                <w:rFonts w:eastAsia="Times New Roman" w:cs="Times New Roman"/>
+                <w:color w:val="000000"/>
+                <w:sz w:val="24"/>
+                <w:szCs w:val="24"/>
+                <w:lang w:eastAsia="ru-RU"/>
               </w:rPr>
             </w:pPr>
             <w:r>
               <w:rPr>
-                <w:rFonts w:cs="Times New Roman"/>
-                <w:color w:val="000000"/>
-                <w:sz w:val="24"/>
-                <w:szCs w:val="24"/>
-              </w:rPr>
+                <w:rFonts w:eastAsia="Times New Roman" w:cs="Times New Roman"/>
+                <w:color w:val="000000"/>
+                <w:sz w:val="24"/>
+                <w:szCs w:val="24"/>
+                <w:lang w:eastAsia="ru-RU"/>
+              </w:rPr>
+              <w:t>HTTP 400, ошибка валидации поля</w:t>
+            </w:r>
+          </w:p>
+        </w:tc>
+        <w:tc>
+          <w:tcPr>
+            <w:tcW w:w="3150" w:type="dxa"/>
+            <w:tcBorders>
+              <w:top w:val="nil"/>
+              <w:left w:val="nil"/>
+              <w:bottom w:val="single" w:sz="4" w:space="0" w:color="auto"/>
+              <w:right w:val="single" w:sz="4" w:space="0" w:color="auto"/>
+            </w:tcBorders>
+            <w:shd w:val="clear" w:color="auto" w:fill="auto"/>
+            <w:noWrap/>
+            <w:vAlign w:val="bottom"/>
+            <w:hideMark/>
+          </w:tcPr>
+          <w:p>
+            <w:pPr>
+              <w:spacing w:line="240" w:lineRule="auto"/>
+              <w:ind w:firstLine="0"/>
+              <w:contextualSpacing w:val="0"/>
+              <w:jc w:val="left"/>
+              <w:rPr>
+                <w:rFonts w:eastAsia="Times New Roman" w:cs="Times New Roman"/>
+                <w:color w:val="000000"/>
+                <w:sz w:val="24"/>
+                <w:szCs w:val="24"/>
+                <w:lang w:val="en-US" w:eastAsia="ru-RU"/>
+              </w:rPr>
+            </w:pPr>
+            <w:r>
+              <w:rPr>
+                <w:rFonts w:eastAsia="Times New Roman" w:cs="Times New Roman"/>
+                <w:color w:val="000000"/>
+                <w:sz w:val="24"/>
+                <w:szCs w:val="24"/>
+                <w:lang w:val="en-US" w:eastAsia="ru-RU"/>
+              </w:rPr>
+              <w:t>`{"</w:t>
+            </w:r>
+            <w:proofErr w:type="spellStart"/>
+            <w:r>
+              <w:rPr>
+                <w:rFonts w:eastAsia="Times New Roman" w:cs="Times New Roman"/>
+                <w:color w:val="000000"/>
+                <w:sz w:val="24"/>
+                <w:szCs w:val="24"/>
+                <w:lang w:val="en-US" w:eastAsia="ru-RU"/>
+              </w:rPr>
+              <w:t>error":"Key</w:t>
+            </w:r>
+            <w:proofErr w:type="spellEnd"/>
+            <w:r>
+              <w:rPr>
+                <w:rFonts w:eastAsia="Times New Roman" w:cs="Times New Roman"/>
+                <w:color w:val="000000"/>
+                <w:sz w:val="24"/>
+                <w:szCs w:val="24"/>
+                <w:lang w:val="en-US" w:eastAsia="ru-RU"/>
+              </w:rPr>
+              <w:t>: '</w:t>
+            </w:r>
+            <w:proofErr w:type="spellStart"/>
+            <w:r>
+              <w:rPr>
+                <w:rFonts w:eastAsia="Times New Roman" w:cs="Times New Roman"/>
+                <w:color w:val="000000"/>
+                <w:sz w:val="24"/>
+                <w:szCs w:val="24"/>
+                <w:lang w:val="en-US" w:eastAsia="ru-RU"/>
+              </w:rPr>
+              <w:t>AddressValuationRequest.AreaTotal</w:t>
+            </w:r>
+            <w:proofErr w:type="spellEnd"/>
+            <w:r>
+              <w:rPr>
+                <w:rFonts w:eastAsia="Times New Roman" w:cs="Times New Roman"/>
+                <w:color w:val="000000"/>
+                <w:sz w:val="24"/>
+                <w:szCs w:val="24"/>
+                <w:lang w:val="en-US" w:eastAsia="ru-RU"/>
+              </w:rPr>
+              <w:t xml:space="preserve">' </w:t>
+            </w:r>
+            <w:proofErr w:type="spellStart"/>
+            <w:r>
+              <w:rPr>
+                <w:rFonts w:eastAsia="Times New Roman" w:cs="Times New Roman"/>
+                <w:color w:val="000000"/>
+                <w:sz w:val="24"/>
+                <w:szCs w:val="24"/>
+                <w:lang w:val="en-US" w:eastAsia="ru-RU"/>
+              </w:rPr>
+              <w:t>Error:Field</w:t>
+            </w:r>
+            <w:proofErr w:type="spellEnd"/>
+            <w:r>
+              <w:rPr>
+                <w:rFonts w:eastAsia="Times New Roman" w:cs="Times New Roman"/>
+                <w:color w:val="000000"/>
+                <w:sz w:val="24"/>
+                <w:szCs w:val="24"/>
+                <w:lang w:val="en-US" w:eastAsia="ru-RU"/>
+              </w:rPr>
+              <w:t xml:space="preserve"> validation for '</w:t>
+            </w:r>
+            <w:proofErr w:type="spellStart"/>
+            <w:r>
+              <w:rPr>
+                <w:rFonts w:eastAsia="Times New Roman" w:cs="Times New Roman"/>
+                <w:color w:val="000000"/>
+                <w:sz w:val="24"/>
+                <w:szCs w:val="24"/>
+                <w:lang w:val="en-US" w:eastAsia="ru-RU"/>
+              </w:rPr>
+              <w:t>AreaTotal</w:t>
+            </w:r>
+            <w:proofErr w:type="spellEnd"/>
+            <w:r>
+              <w:rPr>
+                <w:rFonts w:eastAsia="Times New Roman" w:cs="Times New Roman"/>
+                <w:color w:val="000000"/>
+                <w:sz w:val="24"/>
+                <w:szCs w:val="24"/>
+                <w:lang w:val="en-US" w:eastAsia="ru-RU"/>
+              </w:rPr>
+              <w:t>' failed on the 'required' tag"}`</w:t>
+            </w:r>
+          </w:p>
+        </w:tc>
+        <w:tc>
+          <w:tcPr>
+            <w:tcW w:w="497" w:type="dxa"/>
+            <w:tcBorders>
+              <w:top w:val="nil"/>
+              <w:left w:val="nil"/>
+              <w:bottom w:val="single" w:sz="4" w:space="0" w:color="auto"/>
+              <w:right w:val="single" w:sz="4" w:space="0" w:color="auto"/>
+            </w:tcBorders>
+            <w:shd w:val="clear" w:color="auto" w:fill="auto"/>
+            <w:noWrap/>
+            <w:vAlign w:val="bottom"/>
+            <w:hideMark/>
+          </w:tcPr>
+          <w:p>
+            <w:pPr>
+              <w:spacing w:line="240" w:lineRule="auto"/>
+              <w:ind w:firstLine="0"/>
+              <w:contextualSpacing w:val="0"/>
+              <w:jc w:val="left"/>
+              <w:rPr>
+                <w:rFonts w:eastAsia="Times New Roman" w:cs="Times New Roman"/>
+                <w:color w:val="000000"/>
+                <w:sz w:val="24"/>
+                <w:szCs w:val="24"/>
+                <w:lang w:eastAsia="ru-RU"/>
+              </w:rPr>
+            </w:pPr>
+            <w:r>
+              <w:rPr>
+                <w:rFonts w:eastAsia="Times New Roman" w:cs="Times New Roman"/>
+                <w:color w:val="000000"/>
+                <w:sz w:val="24"/>
+                <w:szCs w:val="24"/>
+                <w:lang w:eastAsia="ru-RU"/>
+              </w:rPr>
+              <w:t>Успех</w:t>
+            </w:r>
+          </w:p>
+        </w:tc>
+      </w:tr>
+    </w:tbl>
+    <w:p>
+      <w:pPr>
+        <w:pStyle w:val="TableParagraph"/>
+        <w:ind w:firstLine="0"/>
+        <w:jc w:val="both"/>
+      </w:pPr>
+    </w:p>
+    <w:p>
+      <w:pPr>
+        <w:pStyle w:val="TableParagraph"/>
+        <w:ind w:firstLine="0"/>
+        <w:jc w:val="left"/>
+      </w:pPr>
+      <w:r>
+        <w:t xml:space="preserve">Таблица 3.2 </w:t>
+      </w:r>
+      <w:r>
+        <w:t xml:space="preserve">– </w:t>
+      </w:r>
+      <w:r>
+        <w:t xml:space="preserve">Расчёт оценки, интервалы неопределённости и </w:t>
+      </w:r>
+      <w:proofErr w:type="spellStart"/>
+      <w:r>
+        <w:t>компараблы</w:t>
+      </w:r>
+      <w:proofErr w:type="spellEnd"/>
+      <w:r>
+        <w:t xml:space="preserve"> </w:t>
+      </w:r>
+    </w:p>
+    <w:tbl>
+      <w:tblPr>
+        <w:tblW w:w="9345" w:type="dxa"/>
+        <w:tblLook w:val="04A0" w:firstRow="1" w:lastRow="0" w:firstColumn="1" w:lastColumn="0" w:noHBand="0" w:noVBand="1"/>
+      </w:tblPr>
+      <w:tblGrid>
+        <w:gridCol w:w="287"/>
+        <w:gridCol w:w="584"/>
+        <w:gridCol w:w="932"/>
+        <w:gridCol w:w="606"/>
+        <w:gridCol w:w="477"/>
+        <w:gridCol w:w="1287"/>
+        <w:gridCol w:w="1145"/>
+        <w:gridCol w:w="3616"/>
+        <w:gridCol w:w="411"/>
+      </w:tblGrid>
+      <w:tr>
+        <w:trPr>
+          <w:trHeight w:val="312"/>
+        </w:trPr>
+        <w:tc>
+          <w:tcPr>
+            <w:tcW w:w="245" w:type="dxa"/>
+            <w:tcBorders>
+              <w:top w:val="single" w:sz="4" w:space="0" w:color="auto"/>
+              <w:left w:val="single" w:sz="4" w:space="0" w:color="auto"/>
+              <w:bottom w:val="single" w:sz="4" w:space="0" w:color="auto"/>
+              <w:right w:val="single" w:sz="4" w:space="0" w:color="auto"/>
+            </w:tcBorders>
+            <w:shd w:val="clear" w:color="auto" w:fill="auto"/>
+            <w:noWrap/>
+            <w:vAlign w:val="bottom"/>
+            <w:hideMark/>
+          </w:tcPr>
+          <w:p>
+            <w:pPr>
+              <w:spacing w:line="240" w:lineRule="auto"/>
+              <w:ind w:firstLine="0"/>
+              <w:contextualSpacing w:val="0"/>
+              <w:jc w:val="left"/>
+              <w:rPr>
+                <w:rFonts w:eastAsia="Times New Roman" w:cs="Times New Roman"/>
+                <w:color w:val="000000"/>
+                <w:sz w:val="24"/>
+                <w:szCs w:val="24"/>
+                <w:lang w:eastAsia="ru-RU"/>
+              </w:rPr>
+            </w:pPr>
+            <w:r>
+              <w:rPr>
+                <w:rFonts w:eastAsia="Times New Roman" w:cs="Times New Roman"/>
+                <w:color w:val="000000"/>
+                <w:sz w:val="24"/>
+                <w:szCs w:val="24"/>
+                <w:lang w:eastAsia="ru-RU"/>
+              </w:rPr>
+              <w:t>ID</w:t>
+            </w:r>
+          </w:p>
+        </w:tc>
+        <w:tc>
+          <w:tcPr>
+            <w:tcW w:w="670" w:type="dxa"/>
+            <w:tcBorders>
+              <w:top w:val="single" w:sz="4" w:space="0" w:color="auto"/>
+              <w:left w:val="nil"/>
+              <w:bottom w:val="single" w:sz="4" w:space="0" w:color="auto"/>
+              <w:right w:val="single" w:sz="4" w:space="0" w:color="auto"/>
+            </w:tcBorders>
+            <w:shd w:val="clear" w:color="auto" w:fill="auto"/>
+            <w:noWrap/>
+            <w:vAlign w:val="bottom"/>
+            <w:hideMark/>
+          </w:tcPr>
+          <w:p>
+            <w:pPr>
+              <w:spacing w:line="240" w:lineRule="auto"/>
+              <w:ind w:firstLine="0"/>
+              <w:contextualSpacing w:val="0"/>
+              <w:jc w:val="left"/>
+              <w:rPr>
+                <w:rFonts w:eastAsia="Times New Roman" w:cs="Times New Roman"/>
+                <w:color w:val="000000"/>
+                <w:sz w:val="24"/>
+                <w:szCs w:val="24"/>
+                <w:lang w:eastAsia="ru-RU"/>
+              </w:rPr>
+            </w:pPr>
+            <w:r>
+              <w:rPr>
+                <w:rFonts w:eastAsia="Times New Roman" w:cs="Times New Roman"/>
+                <w:color w:val="000000"/>
+                <w:sz w:val="24"/>
+                <w:szCs w:val="24"/>
+                <w:lang w:eastAsia="ru-RU"/>
+              </w:rPr>
+              <w:t>Название</w:t>
+            </w:r>
+          </w:p>
+        </w:tc>
+        <w:tc>
+          <w:tcPr>
+            <w:tcW w:w="710" w:type="dxa"/>
+            <w:tcBorders>
+              <w:top w:val="single" w:sz="4" w:space="0" w:color="auto"/>
+              <w:left w:val="nil"/>
+              <w:bottom w:val="single" w:sz="4" w:space="0" w:color="auto"/>
+              <w:right w:val="single" w:sz="4" w:space="0" w:color="auto"/>
+            </w:tcBorders>
+            <w:shd w:val="clear" w:color="auto" w:fill="auto"/>
+            <w:noWrap/>
+            <w:vAlign w:val="bottom"/>
+            <w:hideMark/>
+          </w:tcPr>
+          <w:p>
+            <w:pPr>
+              <w:spacing w:line="240" w:lineRule="auto"/>
+              <w:ind w:firstLine="0"/>
+              <w:contextualSpacing w:val="0"/>
+              <w:jc w:val="left"/>
+              <w:rPr>
+                <w:rFonts w:eastAsia="Times New Roman" w:cs="Times New Roman"/>
+                <w:color w:val="000000"/>
+                <w:sz w:val="24"/>
+                <w:szCs w:val="24"/>
+                <w:lang w:eastAsia="ru-RU"/>
+              </w:rPr>
+            </w:pPr>
+            <w:r>
+              <w:rPr>
+                <w:rFonts w:eastAsia="Times New Roman" w:cs="Times New Roman"/>
+                <w:color w:val="000000"/>
+                <w:sz w:val="24"/>
+                <w:szCs w:val="24"/>
+                <w:lang w:eastAsia="ru-RU"/>
+              </w:rPr>
+              <w:t>Локализация</w:t>
+            </w:r>
+          </w:p>
+        </w:tc>
+        <w:tc>
+          <w:tcPr>
+            <w:tcW w:w="507" w:type="dxa"/>
+            <w:tcBorders>
+              <w:top w:val="single" w:sz="4" w:space="0" w:color="auto"/>
+              <w:left w:val="nil"/>
+              <w:bottom w:val="single" w:sz="4" w:space="0" w:color="auto"/>
+              <w:right w:val="single" w:sz="4" w:space="0" w:color="auto"/>
+            </w:tcBorders>
+            <w:shd w:val="clear" w:color="auto" w:fill="auto"/>
+            <w:noWrap/>
+            <w:vAlign w:val="bottom"/>
+            <w:hideMark/>
+          </w:tcPr>
+          <w:p>
+            <w:pPr>
+              <w:spacing w:line="240" w:lineRule="auto"/>
+              <w:ind w:firstLine="0"/>
+              <w:contextualSpacing w:val="0"/>
+              <w:jc w:val="left"/>
+              <w:rPr>
+                <w:rFonts w:eastAsia="Times New Roman" w:cs="Times New Roman"/>
+                <w:color w:val="000000"/>
+                <w:sz w:val="24"/>
+                <w:szCs w:val="24"/>
+                <w:lang w:eastAsia="ru-RU"/>
+              </w:rPr>
+            </w:pPr>
+            <w:r>
+              <w:rPr>
+                <w:rFonts w:eastAsia="Times New Roman" w:cs="Times New Roman"/>
+                <w:color w:val="000000"/>
+                <w:sz w:val="24"/>
+                <w:szCs w:val="24"/>
+                <w:lang w:eastAsia="ru-RU"/>
+              </w:rPr>
+              <w:t>Предпосылки</w:t>
+            </w:r>
+          </w:p>
+        </w:tc>
+        <w:tc>
+          <w:tcPr>
+            <w:tcW w:w="669" w:type="dxa"/>
+            <w:tcBorders>
+              <w:top w:val="single" w:sz="4" w:space="0" w:color="auto"/>
+              <w:left w:val="nil"/>
+              <w:bottom w:val="single" w:sz="4" w:space="0" w:color="auto"/>
+              <w:right w:val="single" w:sz="4" w:space="0" w:color="auto"/>
+            </w:tcBorders>
+            <w:shd w:val="clear" w:color="auto" w:fill="auto"/>
+            <w:noWrap/>
+            <w:vAlign w:val="bottom"/>
+            <w:hideMark/>
+          </w:tcPr>
+          <w:p>
+            <w:pPr>
+              <w:spacing w:line="240" w:lineRule="auto"/>
+              <w:ind w:firstLine="0"/>
+              <w:contextualSpacing w:val="0"/>
+              <w:jc w:val="left"/>
+              <w:rPr>
+                <w:rFonts w:eastAsia="Times New Roman" w:cs="Times New Roman"/>
+                <w:color w:val="000000"/>
+                <w:sz w:val="24"/>
+                <w:szCs w:val="24"/>
+                <w:lang w:eastAsia="ru-RU"/>
+              </w:rPr>
+            </w:pPr>
+            <w:r>
+              <w:rPr>
+                <w:rFonts w:eastAsia="Times New Roman" w:cs="Times New Roman"/>
+                <w:color w:val="000000"/>
+                <w:sz w:val="24"/>
+                <w:szCs w:val="24"/>
+                <w:lang w:eastAsia="ru-RU"/>
+              </w:rPr>
+              <w:t>Шаги</w:t>
+            </w:r>
+          </w:p>
+        </w:tc>
+        <w:tc>
+          <w:tcPr>
+            <w:tcW w:w="1560" w:type="dxa"/>
+            <w:tcBorders>
+              <w:top w:val="single" w:sz="4" w:space="0" w:color="auto"/>
+              <w:left w:val="nil"/>
+              <w:bottom w:val="single" w:sz="4" w:space="0" w:color="auto"/>
+              <w:right w:val="single" w:sz="4" w:space="0" w:color="auto"/>
+            </w:tcBorders>
+            <w:shd w:val="clear" w:color="auto" w:fill="auto"/>
+            <w:noWrap/>
+            <w:vAlign w:val="bottom"/>
+            <w:hideMark/>
+          </w:tcPr>
+          <w:p>
+            <w:pPr>
+              <w:spacing w:line="240" w:lineRule="auto"/>
+              <w:ind w:firstLine="0"/>
+              <w:contextualSpacing w:val="0"/>
+              <w:jc w:val="left"/>
+              <w:rPr>
+                <w:rFonts w:eastAsia="Times New Roman" w:cs="Times New Roman"/>
+                <w:color w:val="000000"/>
+                <w:sz w:val="24"/>
+                <w:szCs w:val="24"/>
+                <w:lang w:eastAsia="ru-RU"/>
+              </w:rPr>
+            </w:pPr>
+            <w:r>
+              <w:rPr>
+                <w:rFonts w:eastAsia="Times New Roman" w:cs="Times New Roman"/>
+                <w:color w:val="000000"/>
+                <w:sz w:val="24"/>
+                <w:szCs w:val="24"/>
+                <w:lang w:eastAsia="ru-RU"/>
+              </w:rPr>
+              <w:t>Тестовые данные</w:t>
+            </w:r>
+          </w:p>
+        </w:tc>
+        <w:tc>
+          <w:tcPr>
+            <w:tcW w:w="1803" w:type="dxa"/>
+            <w:tcBorders>
+              <w:top w:val="single" w:sz="4" w:space="0" w:color="auto"/>
+              <w:left w:val="nil"/>
+              <w:bottom w:val="single" w:sz="4" w:space="0" w:color="auto"/>
+              <w:right w:val="single" w:sz="4" w:space="0" w:color="auto"/>
+            </w:tcBorders>
+            <w:shd w:val="clear" w:color="auto" w:fill="auto"/>
+            <w:noWrap/>
+            <w:vAlign w:val="bottom"/>
+            <w:hideMark/>
+          </w:tcPr>
+          <w:p>
+            <w:pPr>
+              <w:spacing w:line="240" w:lineRule="auto"/>
+              <w:ind w:firstLine="0"/>
+              <w:contextualSpacing w:val="0"/>
+              <w:jc w:val="left"/>
+              <w:rPr>
+                <w:rFonts w:eastAsia="Times New Roman" w:cs="Times New Roman"/>
+                <w:color w:val="000000"/>
+                <w:sz w:val="24"/>
+                <w:szCs w:val="24"/>
+                <w:lang w:eastAsia="ru-RU"/>
+              </w:rPr>
+            </w:pPr>
+            <w:r>
+              <w:rPr>
+                <w:rFonts w:eastAsia="Times New Roman" w:cs="Times New Roman"/>
+                <w:color w:val="000000"/>
+                <w:sz w:val="24"/>
+                <w:szCs w:val="24"/>
+                <w:lang w:eastAsia="ru-RU"/>
+              </w:rPr>
+              <w:t>Ожидаемый результат</w:t>
+            </w:r>
+          </w:p>
+        </w:tc>
+        <w:tc>
+          <w:tcPr>
+            <w:tcW w:w="2937" w:type="dxa"/>
+            <w:tcBorders>
+              <w:top w:val="single" w:sz="4" w:space="0" w:color="auto"/>
+              <w:left w:val="nil"/>
+              <w:bottom w:val="single" w:sz="4" w:space="0" w:color="auto"/>
+              <w:right w:val="single" w:sz="4" w:space="0" w:color="auto"/>
+            </w:tcBorders>
+            <w:shd w:val="clear" w:color="auto" w:fill="auto"/>
+            <w:noWrap/>
+            <w:vAlign w:val="bottom"/>
+            <w:hideMark/>
+          </w:tcPr>
+          <w:p>
+            <w:pPr>
+              <w:spacing w:line="240" w:lineRule="auto"/>
+              <w:ind w:firstLine="0"/>
+              <w:contextualSpacing w:val="0"/>
+              <w:jc w:val="left"/>
+              <w:rPr>
+                <w:rFonts w:eastAsia="Times New Roman" w:cs="Times New Roman"/>
+                <w:color w:val="000000"/>
+                <w:sz w:val="24"/>
+                <w:szCs w:val="24"/>
+                <w:lang w:eastAsia="ru-RU"/>
+              </w:rPr>
+            </w:pPr>
+            <w:r>
+              <w:rPr>
+                <w:rFonts w:eastAsia="Times New Roman" w:cs="Times New Roman"/>
+                <w:color w:val="000000"/>
+                <w:sz w:val="24"/>
+                <w:szCs w:val="24"/>
+                <w:lang w:eastAsia="ru-RU"/>
+              </w:rPr>
+              <w:t>Фактический результат</w:t>
+            </w:r>
+          </w:p>
+        </w:tc>
+        <w:tc>
+          <w:tcPr>
+            <w:tcW w:w="244" w:type="dxa"/>
+            <w:tcBorders>
+              <w:top w:val="single" w:sz="4" w:space="0" w:color="auto"/>
+              <w:left w:val="nil"/>
+              <w:bottom w:val="single" w:sz="4" w:space="0" w:color="auto"/>
+              <w:right w:val="single" w:sz="4" w:space="0" w:color="auto"/>
+            </w:tcBorders>
+            <w:shd w:val="clear" w:color="auto" w:fill="auto"/>
+            <w:noWrap/>
+            <w:vAlign w:val="bottom"/>
+            <w:hideMark/>
+          </w:tcPr>
+          <w:p>
+            <w:pPr>
+              <w:spacing w:line="240" w:lineRule="auto"/>
+              <w:ind w:firstLine="0"/>
+              <w:contextualSpacing w:val="0"/>
+              <w:jc w:val="left"/>
+              <w:rPr>
+                <w:rFonts w:eastAsia="Times New Roman" w:cs="Times New Roman"/>
+                <w:color w:val="000000"/>
+                <w:sz w:val="24"/>
+                <w:szCs w:val="24"/>
+                <w:lang w:eastAsia="ru-RU"/>
+              </w:rPr>
+            </w:pPr>
+            <w:r>
+              <w:rPr>
+                <w:rFonts w:eastAsia="Times New Roman" w:cs="Times New Roman"/>
+                <w:color w:val="000000"/>
+                <w:sz w:val="24"/>
+                <w:szCs w:val="24"/>
+                <w:lang w:eastAsia="ru-RU"/>
+              </w:rPr>
+              <w:t>Статус</w:t>
+            </w:r>
+          </w:p>
+        </w:tc>
+      </w:tr>
+      <w:tr>
+        <w:trPr>
+          <w:trHeight w:val="312"/>
+        </w:trPr>
+        <w:tc>
+          <w:tcPr>
+            <w:tcW w:w="245" w:type="dxa"/>
+            <w:tcBorders>
+              <w:top w:val="nil"/>
+              <w:left w:val="single" w:sz="4" w:space="0" w:color="auto"/>
+              <w:bottom w:val="single" w:sz="4" w:space="0" w:color="auto"/>
+              <w:right w:val="single" w:sz="4" w:space="0" w:color="auto"/>
+            </w:tcBorders>
+            <w:shd w:val="clear" w:color="auto" w:fill="auto"/>
+            <w:noWrap/>
+            <w:vAlign w:val="bottom"/>
+            <w:hideMark/>
+          </w:tcPr>
+          <w:p>
+            <w:pPr>
+              <w:spacing w:line="240" w:lineRule="auto"/>
+              <w:ind w:firstLine="0"/>
+              <w:contextualSpacing w:val="0"/>
+              <w:jc w:val="left"/>
+              <w:rPr>
+                <w:rFonts w:eastAsia="Times New Roman" w:cs="Times New Roman"/>
+                <w:color w:val="000000"/>
+                <w:sz w:val="24"/>
+                <w:szCs w:val="24"/>
+                <w:lang w:eastAsia="ru-RU"/>
+              </w:rPr>
+            </w:pPr>
+            <w:r>
+              <w:rPr>
+                <w:rFonts w:eastAsia="Times New Roman" w:cs="Times New Roman"/>
+                <w:color w:val="000000"/>
+                <w:sz w:val="24"/>
+                <w:szCs w:val="24"/>
+                <w:lang w:eastAsia="ru-RU"/>
+              </w:rPr>
+              <w:t>T-</w:t>
+            </w:r>
+            <w:r>
+              <w:rPr>
+                <w:rFonts w:eastAsia="Times New Roman" w:cs="Times New Roman"/>
+                <w:color w:val="000000"/>
+                <w:sz w:val="24"/>
+                <w:szCs w:val="24"/>
+                <w:lang w:eastAsia="ru-RU"/>
+              </w:rPr>
+              <w:lastRenderedPageBreak/>
+              <w:t>04</w:t>
+            </w:r>
+          </w:p>
+        </w:tc>
+        <w:tc>
+          <w:tcPr>
+            <w:tcW w:w="670" w:type="dxa"/>
+            <w:tcBorders>
+              <w:top w:val="nil"/>
+              <w:left w:val="nil"/>
+              <w:bottom w:val="single" w:sz="4" w:space="0" w:color="auto"/>
+              <w:right w:val="single" w:sz="4" w:space="0" w:color="auto"/>
+            </w:tcBorders>
+            <w:shd w:val="clear" w:color="auto" w:fill="auto"/>
+            <w:noWrap/>
+            <w:vAlign w:val="bottom"/>
+            <w:hideMark/>
+          </w:tcPr>
+          <w:p>
+            <w:pPr>
+              <w:spacing w:line="240" w:lineRule="auto"/>
+              <w:ind w:firstLine="0"/>
+              <w:contextualSpacing w:val="0"/>
+              <w:jc w:val="left"/>
+              <w:rPr>
+                <w:rFonts w:eastAsia="Times New Roman" w:cs="Times New Roman"/>
+                <w:color w:val="000000"/>
+                <w:sz w:val="24"/>
+                <w:szCs w:val="24"/>
+                <w:lang w:eastAsia="ru-RU"/>
+              </w:rPr>
+            </w:pPr>
+            <w:r>
+              <w:rPr>
+                <w:rFonts w:eastAsia="Times New Roman" w:cs="Times New Roman"/>
+                <w:color w:val="000000"/>
+                <w:sz w:val="24"/>
+                <w:szCs w:val="24"/>
+                <w:lang w:eastAsia="ru-RU"/>
+              </w:rPr>
+              <w:lastRenderedPageBreak/>
+              <w:t>Точеч</w:t>
+            </w:r>
+            <w:r>
+              <w:rPr>
+                <w:rFonts w:eastAsia="Times New Roman" w:cs="Times New Roman"/>
+                <w:color w:val="000000"/>
+                <w:sz w:val="24"/>
+                <w:szCs w:val="24"/>
+                <w:lang w:eastAsia="ru-RU"/>
+              </w:rPr>
+              <w:lastRenderedPageBreak/>
+              <w:t>ный прогноз и интервал</w:t>
+            </w:r>
+          </w:p>
+        </w:tc>
+        <w:tc>
+          <w:tcPr>
+            <w:tcW w:w="710" w:type="dxa"/>
+            <w:tcBorders>
+              <w:top w:val="nil"/>
+              <w:left w:val="nil"/>
+              <w:bottom w:val="single" w:sz="4" w:space="0" w:color="auto"/>
+              <w:right w:val="single" w:sz="4" w:space="0" w:color="auto"/>
+            </w:tcBorders>
+            <w:shd w:val="clear" w:color="auto" w:fill="auto"/>
+            <w:noWrap/>
+            <w:vAlign w:val="bottom"/>
+            <w:hideMark/>
+          </w:tcPr>
+          <w:p>
+            <w:pPr>
+              <w:spacing w:line="240" w:lineRule="auto"/>
+              <w:ind w:firstLine="0"/>
+              <w:contextualSpacing w:val="0"/>
+              <w:jc w:val="left"/>
+              <w:rPr>
+                <w:rFonts w:eastAsia="Times New Roman" w:cs="Times New Roman"/>
+                <w:color w:val="000000"/>
+                <w:sz w:val="24"/>
+                <w:szCs w:val="24"/>
+                <w:lang w:val="en-US" w:eastAsia="ru-RU"/>
+              </w:rPr>
+            </w:pPr>
+            <w:r>
+              <w:rPr>
+                <w:rFonts w:eastAsia="Times New Roman" w:cs="Times New Roman"/>
+                <w:color w:val="000000"/>
+                <w:sz w:val="24"/>
+                <w:szCs w:val="24"/>
+                <w:lang w:val="en-US" w:eastAsia="ru-RU"/>
+              </w:rPr>
+              <w:lastRenderedPageBreak/>
+              <w:t>`POST /</w:t>
+            </w:r>
+            <w:proofErr w:type="spellStart"/>
+            <w:r>
+              <w:rPr>
+                <w:rFonts w:eastAsia="Times New Roman" w:cs="Times New Roman"/>
+                <w:color w:val="000000"/>
+                <w:sz w:val="24"/>
+                <w:szCs w:val="24"/>
+                <w:lang w:val="en-US" w:eastAsia="ru-RU"/>
+              </w:rPr>
+              <w:t>api</w:t>
+            </w:r>
+            <w:proofErr w:type="spellEnd"/>
+            <w:r>
+              <w:rPr>
+                <w:rFonts w:eastAsia="Times New Roman" w:cs="Times New Roman"/>
+                <w:color w:val="000000"/>
+                <w:sz w:val="24"/>
+                <w:szCs w:val="24"/>
+                <w:lang w:val="en-US" w:eastAsia="ru-RU"/>
+              </w:rPr>
+              <w:t>/v1</w:t>
+            </w:r>
+            <w:r>
+              <w:rPr>
+                <w:rFonts w:eastAsia="Times New Roman" w:cs="Times New Roman"/>
+                <w:color w:val="000000"/>
+                <w:sz w:val="24"/>
+                <w:szCs w:val="24"/>
+                <w:lang w:val="en-US" w:eastAsia="ru-RU"/>
+              </w:rPr>
+              <w:lastRenderedPageBreak/>
+              <w:t>/valuation/address`</w:t>
+            </w:r>
+          </w:p>
+        </w:tc>
+        <w:tc>
+          <w:tcPr>
+            <w:tcW w:w="507" w:type="dxa"/>
+            <w:tcBorders>
+              <w:top w:val="nil"/>
+              <w:left w:val="nil"/>
+              <w:bottom w:val="single" w:sz="4" w:space="0" w:color="auto"/>
+              <w:right w:val="single" w:sz="4" w:space="0" w:color="auto"/>
+            </w:tcBorders>
+            <w:shd w:val="clear" w:color="auto" w:fill="auto"/>
+            <w:noWrap/>
+            <w:vAlign w:val="bottom"/>
+            <w:hideMark/>
+          </w:tcPr>
+          <w:p>
+            <w:pPr>
+              <w:spacing w:line="240" w:lineRule="auto"/>
+              <w:ind w:firstLine="0"/>
+              <w:contextualSpacing w:val="0"/>
+              <w:jc w:val="left"/>
+              <w:rPr>
+                <w:rFonts w:eastAsia="Times New Roman" w:cs="Times New Roman"/>
+                <w:color w:val="000000"/>
+                <w:sz w:val="24"/>
+                <w:szCs w:val="24"/>
+                <w:lang w:eastAsia="ru-RU"/>
+              </w:rPr>
+            </w:pPr>
+            <w:r>
+              <w:rPr>
+                <w:rFonts w:eastAsia="Times New Roman" w:cs="Times New Roman"/>
+                <w:color w:val="000000"/>
+                <w:sz w:val="24"/>
+                <w:szCs w:val="24"/>
+                <w:lang w:eastAsia="ru-RU"/>
+              </w:rPr>
+              <w:lastRenderedPageBreak/>
+              <w:t>ML-</w:t>
+            </w:r>
+            <w:r>
+              <w:rPr>
+                <w:rFonts w:eastAsia="Times New Roman" w:cs="Times New Roman"/>
+                <w:color w:val="000000"/>
+                <w:sz w:val="24"/>
+                <w:szCs w:val="24"/>
+                <w:lang w:eastAsia="ru-RU"/>
+              </w:rPr>
+              <w:lastRenderedPageBreak/>
+              <w:t>сервис запущен</w:t>
+            </w:r>
+          </w:p>
+        </w:tc>
+        <w:tc>
+          <w:tcPr>
+            <w:tcW w:w="669" w:type="dxa"/>
+            <w:tcBorders>
+              <w:top w:val="nil"/>
+              <w:left w:val="nil"/>
+              <w:bottom w:val="single" w:sz="4" w:space="0" w:color="auto"/>
+              <w:right w:val="single" w:sz="4" w:space="0" w:color="auto"/>
+            </w:tcBorders>
+            <w:shd w:val="clear" w:color="auto" w:fill="auto"/>
+            <w:noWrap/>
+            <w:vAlign w:val="bottom"/>
+            <w:hideMark/>
+          </w:tcPr>
+          <w:p>
+            <w:pPr>
+              <w:spacing w:line="240" w:lineRule="auto"/>
+              <w:ind w:firstLine="0"/>
+              <w:contextualSpacing w:val="0"/>
+              <w:jc w:val="left"/>
+              <w:rPr>
+                <w:rFonts w:eastAsia="Times New Roman" w:cs="Times New Roman"/>
+                <w:color w:val="000000"/>
+                <w:sz w:val="24"/>
+                <w:szCs w:val="24"/>
+                <w:lang w:eastAsia="ru-RU"/>
+              </w:rPr>
+            </w:pPr>
+            <w:r>
+              <w:rPr>
+                <w:rFonts w:eastAsia="Times New Roman" w:cs="Times New Roman"/>
+                <w:color w:val="000000"/>
+                <w:sz w:val="24"/>
+                <w:szCs w:val="24"/>
+                <w:lang w:eastAsia="ru-RU"/>
+              </w:rPr>
+              <w:lastRenderedPageBreak/>
+              <w:t>Запр</w:t>
+            </w:r>
+            <w:r>
+              <w:rPr>
+                <w:rFonts w:eastAsia="Times New Roman" w:cs="Times New Roman"/>
+                <w:color w:val="000000"/>
+                <w:sz w:val="24"/>
+                <w:szCs w:val="24"/>
+                <w:lang w:eastAsia="ru-RU"/>
+              </w:rPr>
+              <w:lastRenderedPageBreak/>
+              <w:t>ос оценки с полными данными</w:t>
+            </w:r>
+          </w:p>
+        </w:tc>
+        <w:tc>
+          <w:tcPr>
+            <w:tcW w:w="1560" w:type="dxa"/>
+            <w:tcBorders>
+              <w:top w:val="nil"/>
+              <w:left w:val="nil"/>
+              <w:bottom w:val="single" w:sz="4" w:space="0" w:color="auto"/>
+              <w:right w:val="single" w:sz="4" w:space="0" w:color="auto"/>
+            </w:tcBorders>
+            <w:shd w:val="clear" w:color="auto" w:fill="auto"/>
+            <w:noWrap/>
+            <w:vAlign w:val="bottom"/>
+            <w:hideMark/>
+          </w:tcPr>
+          <w:p>
+            <w:pPr>
+              <w:spacing w:line="240" w:lineRule="auto"/>
+              <w:ind w:firstLine="0"/>
+              <w:contextualSpacing w:val="0"/>
+              <w:jc w:val="left"/>
+              <w:rPr>
+                <w:rFonts w:eastAsia="Times New Roman" w:cs="Times New Roman"/>
+                <w:color w:val="000000"/>
+                <w:sz w:val="24"/>
+                <w:szCs w:val="24"/>
+                <w:lang w:val="en-US" w:eastAsia="ru-RU"/>
+              </w:rPr>
+            </w:pPr>
+            <w:r>
+              <w:rPr>
+                <w:rFonts w:eastAsia="Times New Roman" w:cs="Times New Roman"/>
+                <w:color w:val="000000"/>
+                <w:sz w:val="24"/>
+                <w:szCs w:val="24"/>
+                <w:lang w:val="en-US" w:eastAsia="ru-RU"/>
+              </w:rPr>
+              <w:lastRenderedPageBreak/>
+              <w:t>`{"city":"</w:t>
+            </w:r>
+            <w:r>
+              <w:rPr>
+                <w:rFonts w:eastAsia="Times New Roman" w:cs="Times New Roman"/>
+                <w:color w:val="000000"/>
+                <w:sz w:val="24"/>
+                <w:szCs w:val="24"/>
+                <w:lang w:eastAsia="ru-RU"/>
+              </w:rPr>
+              <w:t>Москва</w:t>
+            </w:r>
+            <w:r>
+              <w:rPr>
+                <w:rFonts w:eastAsia="Times New Roman" w:cs="Times New Roman"/>
+                <w:color w:val="000000"/>
+                <w:sz w:val="24"/>
+                <w:szCs w:val="24"/>
+                <w:lang w:val="en-US" w:eastAsia="ru-RU"/>
+              </w:rPr>
+              <w:t>","</w:t>
+            </w:r>
+            <w:r>
+              <w:rPr>
+                <w:rFonts w:eastAsia="Times New Roman" w:cs="Times New Roman"/>
+                <w:color w:val="000000"/>
+                <w:sz w:val="24"/>
+                <w:szCs w:val="24"/>
+                <w:lang w:val="en-US" w:eastAsia="ru-RU"/>
+              </w:rPr>
+              <w:lastRenderedPageBreak/>
+              <w:t>address":"</w:t>
+            </w:r>
+            <w:r>
+              <w:rPr>
+                <w:rFonts w:eastAsia="Times New Roman" w:cs="Times New Roman"/>
+                <w:color w:val="000000"/>
+                <w:sz w:val="24"/>
+                <w:szCs w:val="24"/>
+                <w:lang w:eastAsia="ru-RU"/>
+              </w:rPr>
+              <w:t>Тверская</w:t>
+            </w:r>
+            <w:r>
+              <w:rPr>
+                <w:rFonts w:eastAsia="Times New Roman" w:cs="Times New Roman"/>
+                <w:color w:val="000000"/>
+                <w:sz w:val="24"/>
+                <w:szCs w:val="24"/>
+                <w:lang w:val="en-US" w:eastAsia="ru-RU"/>
+              </w:rPr>
+              <w:t xml:space="preserve"> </w:t>
+            </w:r>
+            <w:r>
+              <w:rPr>
+                <w:rFonts w:eastAsia="Times New Roman" w:cs="Times New Roman"/>
+                <w:color w:val="000000"/>
+                <w:sz w:val="24"/>
+                <w:szCs w:val="24"/>
+                <w:lang w:eastAsia="ru-RU"/>
+              </w:rPr>
+              <w:t>улица</w:t>
+            </w:r>
+            <w:r>
+              <w:rPr>
+                <w:rFonts w:eastAsia="Times New Roman" w:cs="Times New Roman"/>
+                <w:color w:val="000000"/>
+                <w:sz w:val="24"/>
+                <w:szCs w:val="24"/>
+                <w:lang w:val="en-US" w:eastAsia="ru-RU"/>
+              </w:rPr>
+              <w:t>, 7","rooms":2,"area_total":60}`</w:t>
+            </w:r>
+          </w:p>
+        </w:tc>
+        <w:tc>
+          <w:tcPr>
+            <w:tcW w:w="1803" w:type="dxa"/>
+            <w:tcBorders>
+              <w:top w:val="nil"/>
+              <w:left w:val="nil"/>
+              <w:bottom w:val="single" w:sz="4" w:space="0" w:color="auto"/>
+              <w:right w:val="single" w:sz="4" w:space="0" w:color="auto"/>
+            </w:tcBorders>
+            <w:shd w:val="clear" w:color="auto" w:fill="auto"/>
+            <w:noWrap/>
+            <w:vAlign w:val="bottom"/>
+            <w:hideMark/>
+          </w:tcPr>
+          <w:p>
+            <w:pPr>
+              <w:spacing w:line="240" w:lineRule="auto"/>
+              <w:ind w:firstLine="0"/>
+              <w:contextualSpacing w:val="0"/>
+              <w:jc w:val="left"/>
+              <w:rPr>
+                <w:rFonts w:eastAsia="Times New Roman" w:cs="Times New Roman"/>
+                <w:color w:val="000000"/>
+                <w:sz w:val="24"/>
+                <w:szCs w:val="24"/>
+                <w:lang w:val="en-US" w:eastAsia="ru-RU"/>
+              </w:rPr>
+            </w:pPr>
+            <w:r>
+              <w:rPr>
+                <w:rFonts w:eastAsia="Times New Roman" w:cs="Times New Roman"/>
+                <w:color w:val="000000"/>
+                <w:sz w:val="24"/>
+                <w:szCs w:val="24"/>
+                <w:lang w:val="en-US" w:eastAsia="ru-RU"/>
+              </w:rPr>
+              <w:lastRenderedPageBreak/>
+              <w:t xml:space="preserve">JSON </w:t>
+            </w:r>
+            <w:r>
+              <w:rPr>
+                <w:rFonts w:eastAsia="Times New Roman" w:cs="Times New Roman"/>
+                <w:color w:val="000000"/>
+                <w:sz w:val="24"/>
+                <w:szCs w:val="24"/>
+                <w:lang w:eastAsia="ru-RU"/>
+              </w:rPr>
+              <w:t>с</w:t>
+            </w:r>
+            <w:r>
+              <w:rPr>
+                <w:rFonts w:eastAsia="Times New Roman" w:cs="Times New Roman"/>
+                <w:color w:val="000000"/>
+                <w:sz w:val="24"/>
+                <w:szCs w:val="24"/>
+                <w:lang w:val="en-US" w:eastAsia="ru-RU"/>
+              </w:rPr>
+              <w:t xml:space="preserve"> `</w:t>
+            </w:r>
+            <w:proofErr w:type="spellStart"/>
+            <w:r>
+              <w:rPr>
+                <w:rFonts w:eastAsia="Times New Roman" w:cs="Times New Roman"/>
+                <w:color w:val="000000"/>
+                <w:sz w:val="24"/>
+                <w:szCs w:val="24"/>
+                <w:lang w:val="en-US" w:eastAsia="ru-RU"/>
+              </w:rPr>
+              <w:t>report_i</w:t>
+            </w:r>
+            <w:r>
+              <w:rPr>
+                <w:rFonts w:eastAsia="Times New Roman" w:cs="Times New Roman"/>
+                <w:color w:val="000000"/>
+                <w:sz w:val="24"/>
+                <w:szCs w:val="24"/>
+                <w:lang w:val="en-US" w:eastAsia="ru-RU"/>
+              </w:rPr>
+              <w:lastRenderedPageBreak/>
+              <w:t>d</w:t>
+            </w:r>
+            <w:proofErr w:type="spellEnd"/>
+            <w:r>
+              <w:rPr>
+                <w:rFonts w:eastAsia="Times New Roman" w:cs="Times New Roman"/>
+                <w:color w:val="000000"/>
+                <w:sz w:val="24"/>
+                <w:szCs w:val="24"/>
+                <w:lang w:val="en-US" w:eastAsia="ru-RU"/>
+              </w:rPr>
+              <w:t>`, `</w:t>
+            </w:r>
+            <w:proofErr w:type="spellStart"/>
+            <w:r>
+              <w:rPr>
+                <w:rFonts w:eastAsia="Times New Roman" w:cs="Times New Roman"/>
+                <w:color w:val="000000"/>
+                <w:sz w:val="24"/>
+                <w:szCs w:val="24"/>
+                <w:lang w:val="en-US" w:eastAsia="ru-RU"/>
+              </w:rPr>
+              <w:t>price.prediction_rub</w:t>
+            </w:r>
+            <w:proofErr w:type="spellEnd"/>
+            <w:r>
+              <w:rPr>
+                <w:rFonts w:eastAsia="Times New Roman" w:cs="Times New Roman"/>
+                <w:color w:val="000000"/>
+                <w:sz w:val="24"/>
+                <w:szCs w:val="24"/>
+                <w:lang w:val="en-US" w:eastAsia="ru-RU"/>
+              </w:rPr>
+              <w:t>`, `</w:t>
+            </w:r>
+            <w:proofErr w:type="spellStart"/>
+            <w:r>
+              <w:rPr>
+                <w:rFonts w:eastAsia="Times New Roman" w:cs="Times New Roman"/>
+                <w:color w:val="000000"/>
+                <w:sz w:val="24"/>
+                <w:szCs w:val="24"/>
+                <w:lang w:val="en-US" w:eastAsia="ru-RU"/>
+              </w:rPr>
+              <w:t>price.interval_low_rub</w:t>
+            </w:r>
+            <w:proofErr w:type="spellEnd"/>
+            <w:r>
+              <w:rPr>
+                <w:rFonts w:eastAsia="Times New Roman" w:cs="Times New Roman"/>
+                <w:color w:val="000000"/>
+                <w:sz w:val="24"/>
+                <w:szCs w:val="24"/>
+                <w:lang w:val="en-US" w:eastAsia="ru-RU"/>
+              </w:rPr>
+              <w:t>/</w:t>
+            </w:r>
+            <w:proofErr w:type="spellStart"/>
+            <w:r>
+              <w:rPr>
+                <w:rFonts w:eastAsia="Times New Roman" w:cs="Times New Roman"/>
+                <w:color w:val="000000"/>
+                <w:sz w:val="24"/>
+                <w:szCs w:val="24"/>
+                <w:lang w:val="en-US" w:eastAsia="ru-RU"/>
+              </w:rPr>
+              <w:t>high_rub</w:t>
+            </w:r>
+            <w:proofErr w:type="spellEnd"/>
+            <w:r>
+              <w:rPr>
+                <w:rFonts w:eastAsia="Times New Roman" w:cs="Times New Roman"/>
+                <w:color w:val="000000"/>
+                <w:sz w:val="24"/>
+                <w:szCs w:val="24"/>
+                <w:lang w:val="en-US" w:eastAsia="ru-RU"/>
+              </w:rPr>
+              <w:t>`, HTTP 200</w:t>
+            </w:r>
+          </w:p>
+        </w:tc>
+        <w:tc>
+          <w:tcPr>
+            <w:tcW w:w="2937" w:type="dxa"/>
+            <w:tcBorders>
+              <w:top w:val="nil"/>
+              <w:left w:val="nil"/>
+              <w:bottom w:val="single" w:sz="4" w:space="0" w:color="auto"/>
+              <w:right w:val="single" w:sz="4" w:space="0" w:color="auto"/>
+            </w:tcBorders>
+            <w:shd w:val="clear" w:color="auto" w:fill="auto"/>
+            <w:noWrap/>
+            <w:vAlign w:val="bottom"/>
+            <w:hideMark/>
+          </w:tcPr>
+          <w:p>
+            <w:pPr>
+              <w:spacing w:line="240" w:lineRule="auto"/>
+              <w:ind w:firstLine="0"/>
+              <w:contextualSpacing w:val="0"/>
+              <w:jc w:val="left"/>
+              <w:rPr>
+                <w:rFonts w:eastAsia="Times New Roman" w:cs="Times New Roman"/>
+                <w:color w:val="000000"/>
+                <w:sz w:val="24"/>
+                <w:szCs w:val="24"/>
+                <w:lang w:val="en-US" w:eastAsia="ru-RU"/>
+              </w:rPr>
+            </w:pPr>
+            <w:r>
+              <w:rPr>
+                <w:rFonts w:eastAsia="Times New Roman" w:cs="Times New Roman"/>
+                <w:color w:val="000000"/>
+                <w:sz w:val="24"/>
+                <w:szCs w:val="24"/>
+                <w:lang w:val="en-US" w:eastAsia="ru-RU"/>
+              </w:rPr>
+              <w:lastRenderedPageBreak/>
+              <w:t>`{"report_id":"54f7c...","price":{"prediction_rub":182304.58,"interval</w:t>
+            </w:r>
+            <w:r>
+              <w:rPr>
+                <w:rFonts w:eastAsia="Times New Roman" w:cs="Times New Roman"/>
+                <w:color w:val="000000"/>
+                <w:sz w:val="24"/>
+                <w:szCs w:val="24"/>
+                <w:lang w:val="en-US" w:eastAsia="ru-RU"/>
+              </w:rPr>
+              <w:lastRenderedPageBreak/>
+              <w:t xml:space="preserve">_low_rub":136485.50,"interval_high_rub":243505.43}}` + 3 </w:t>
+            </w:r>
+            <w:proofErr w:type="spellStart"/>
+            <w:r>
+              <w:rPr>
+                <w:rFonts w:eastAsia="Times New Roman" w:cs="Times New Roman"/>
+                <w:color w:val="000000"/>
+                <w:sz w:val="24"/>
+                <w:szCs w:val="24"/>
+                <w:lang w:eastAsia="ru-RU"/>
+              </w:rPr>
+              <w:t>компарабла</w:t>
+            </w:r>
+            <w:proofErr w:type="spellEnd"/>
+          </w:p>
+        </w:tc>
+        <w:tc>
+          <w:tcPr>
+            <w:tcW w:w="244" w:type="dxa"/>
+            <w:tcBorders>
+              <w:top w:val="nil"/>
+              <w:left w:val="nil"/>
+              <w:bottom w:val="single" w:sz="4" w:space="0" w:color="auto"/>
+              <w:right w:val="single" w:sz="4" w:space="0" w:color="auto"/>
+            </w:tcBorders>
+            <w:shd w:val="clear" w:color="auto" w:fill="auto"/>
+            <w:noWrap/>
+            <w:vAlign w:val="bottom"/>
+            <w:hideMark/>
+          </w:tcPr>
+          <w:p>
+            <w:pPr>
+              <w:spacing w:line="240" w:lineRule="auto"/>
+              <w:ind w:firstLine="0"/>
+              <w:contextualSpacing w:val="0"/>
+              <w:jc w:val="left"/>
+              <w:rPr>
+                <w:rFonts w:eastAsia="Times New Roman" w:cs="Times New Roman"/>
+                <w:color w:val="000000"/>
+                <w:sz w:val="24"/>
+                <w:szCs w:val="24"/>
+                <w:lang w:eastAsia="ru-RU"/>
+              </w:rPr>
+            </w:pPr>
+            <w:r>
+              <w:rPr>
+                <w:rFonts w:eastAsia="Times New Roman" w:cs="Times New Roman"/>
+                <w:color w:val="000000"/>
+                <w:sz w:val="24"/>
+                <w:szCs w:val="24"/>
+                <w:lang w:eastAsia="ru-RU"/>
+              </w:rPr>
+              <w:lastRenderedPageBreak/>
+              <w:t>Ус</w:t>
+            </w:r>
+            <w:r>
+              <w:rPr>
+                <w:rFonts w:eastAsia="Times New Roman" w:cs="Times New Roman"/>
+                <w:color w:val="000000"/>
+                <w:sz w:val="24"/>
+                <w:szCs w:val="24"/>
+                <w:lang w:eastAsia="ru-RU"/>
+              </w:rPr>
+              <w:lastRenderedPageBreak/>
+              <w:t>пех</w:t>
+            </w:r>
+          </w:p>
+        </w:tc>
+      </w:tr>
+      <w:tr>
+        <w:trPr>
+          <w:trHeight w:val="312"/>
+        </w:trPr>
+        <w:tc>
+          <w:tcPr>
+            <w:tcW w:w="245" w:type="dxa"/>
+            <w:tcBorders>
+              <w:top w:val="nil"/>
+              <w:left w:val="single" w:sz="4" w:space="0" w:color="auto"/>
+              <w:bottom w:val="single" w:sz="4" w:space="0" w:color="auto"/>
+              <w:right w:val="single" w:sz="4" w:space="0" w:color="auto"/>
+            </w:tcBorders>
+            <w:shd w:val="clear" w:color="auto" w:fill="auto"/>
+            <w:noWrap/>
+            <w:vAlign w:val="bottom"/>
+            <w:hideMark/>
+          </w:tcPr>
+          <w:p>
+            <w:pPr>
+              <w:spacing w:line="240" w:lineRule="auto"/>
+              <w:ind w:firstLine="0"/>
+              <w:contextualSpacing w:val="0"/>
+              <w:jc w:val="left"/>
+              <w:rPr>
+                <w:rFonts w:eastAsia="Times New Roman" w:cs="Times New Roman"/>
+                <w:color w:val="000000"/>
+                <w:sz w:val="24"/>
+                <w:szCs w:val="24"/>
+                <w:lang w:eastAsia="ru-RU"/>
+              </w:rPr>
+            </w:pPr>
+            <w:r>
+              <w:rPr>
+                <w:rFonts w:eastAsia="Times New Roman" w:cs="Times New Roman"/>
+                <w:color w:val="000000"/>
+                <w:sz w:val="24"/>
+                <w:szCs w:val="24"/>
+                <w:lang w:eastAsia="ru-RU"/>
+              </w:rPr>
+              <w:lastRenderedPageBreak/>
+              <w:t>T-05</w:t>
+            </w:r>
+          </w:p>
+        </w:tc>
+        <w:tc>
+          <w:tcPr>
+            <w:tcW w:w="670" w:type="dxa"/>
+            <w:tcBorders>
+              <w:top w:val="nil"/>
+              <w:left w:val="nil"/>
+              <w:bottom w:val="single" w:sz="4" w:space="0" w:color="auto"/>
+              <w:right w:val="single" w:sz="4" w:space="0" w:color="auto"/>
+            </w:tcBorders>
+            <w:shd w:val="clear" w:color="auto" w:fill="auto"/>
+            <w:noWrap/>
+            <w:vAlign w:val="bottom"/>
+            <w:hideMark/>
+          </w:tcPr>
+          <w:p>
+            <w:pPr>
+              <w:spacing w:line="240" w:lineRule="auto"/>
+              <w:ind w:firstLine="0"/>
+              <w:contextualSpacing w:val="0"/>
+              <w:jc w:val="left"/>
+              <w:rPr>
+                <w:rFonts w:eastAsia="Times New Roman" w:cs="Times New Roman"/>
+                <w:color w:val="000000"/>
+                <w:sz w:val="24"/>
+                <w:szCs w:val="24"/>
+                <w:lang w:eastAsia="ru-RU"/>
+              </w:rPr>
+            </w:pPr>
+            <w:r>
+              <w:rPr>
+                <w:rFonts w:eastAsia="Times New Roman" w:cs="Times New Roman"/>
+                <w:color w:val="000000"/>
+                <w:sz w:val="24"/>
+                <w:szCs w:val="24"/>
+                <w:lang w:eastAsia="ru-RU"/>
+              </w:rPr>
+              <w:t xml:space="preserve">Подбор </w:t>
+            </w:r>
+            <w:proofErr w:type="spellStart"/>
+            <w:r>
+              <w:rPr>
+                <w:rFonts w:eastAsia="Times New Roman" w:cs="Times New Roman"/>
+                <w:color w:val="000000"/>
+                <w:sz w:val="24"/>
+                <w:szCs w:val="24"/>
+                <w:lang w:eastAsia="ru-RU"/>
+              </w:rPr>
+              <w:t>компараблов</w:t>
+            </w:r>
+            <w:proofErr w:type="spellEnd"/>
+            <w:r>
+              <w:rPr>
+                <w:rFonts w:eastAsia="Times New Roman" w:cs="Times New Roman"/>
+                <w:color w:val="000000"/>
+                <w:sz w:val="24"/>
+                <w:szCs w:val="24"/>
+                <w:lang w:eastAsia="ru-RU"/>
+              </w:rPr>
+              <w:t xml:space="preserve"> (3-5 </w:t>
+            </w:r>
+            <w:proofErr w:type="spellStart"/>
+            <w:r>
+              <w:rPr>
+                <w:rFonts w:eastAsia="Times New Roman" w:cs="Times New Roman"/>
+                <w:color w:val="000000"/>
+                <w:sz w:val="24"/>
+                <w:szCs w:val="24"/>
+                <w:lang w:eastAsia="ru-RU"/>
+              </w:rPr>
+              <w:t>шт</w:t>
+            </w:r>
+            <w:proofErr w:type="spellEnd"/>
+            <w:r>
+              <w:rPr>
+                <w:rFonts w:eastAsia="Times New Roman" w:cs="Times New Roman"/>
+                <w:color w:val="000000"/>
+                <w:sz w:val="24"/>
+                <w:szCs w:val="24"/>
+                <w:lang w:eastAsia="ru-RU"/>
+              </w:rPr>
+              <w:t>)</w:t>
+            </w:r>
+          </w:p>
+        </w:tc>
+        <w:tc>
+          <w:tcPr>
+            <w:tcW w:w="710" w:type="dxa"/>
+            <w:tcBorders>
+              <w:top w:val="nil"/>
+              <w:left w:val="nil"/>
+              <w:bottom w:val="single" w:sz="4" w:space="0" w:color="auto"/>
+              <w:right w:val="single" w:sz="4" w:space="0" w:color="auto"/>
+            </w:tcBorders>
+            <w:shd w:val="clear" w:color="auto" w:fill="auto"/>
+            <w:noWrap/>
+            <w:vAlign w:val="bottom"/>
+            <w:hideMark/>
+          </w:tcPr>
+          <w:p>
+            <w:pPr>
+              <w:spacing w:line="240" w:lineRule="auto"/>
+              <w:ind w:firstLine="0"/>
+              <w:contextualSpacing w:val="0"/>
+              <w:jc w:val="left"/>
+              <w:rPr>
+                <w:rFonts w:eastAsia="Times New Roman" w:cs="Times New Roman"/>
+                <w:color w:val="000000"/>
+                <w:sz w:val="24"/>
+                <w:szCs w:val="24"/>
+                <w:lang w:val="en-US" w:eastAsia="ru-RU"/>
+              </w:rPr>
+            </w:pPr>
+            <w:r>
+              <w:rPr>
+                <w:rFonts w:eastAsia="Times New Roman" w:cs="Times New Roman"/>
+                <w:color w:val="000000"/>
+                <w:sz w:val="24"/>
+                <w:szCs w:val="24"/>
+                <w:lang w:val="en-US" w:eastAsia="ru-RU"/>
+              </w:rPr>
+              <w:t>`POST /</w:t>
+            </w:r>
+            <w:proofErr w:type="spellStart"/>
+            <w:r>
+              <w:rPr>
+                <w:rFonts w:eastAsia="Times New Roman" w:cs="Times New Roman"/>
+                <w:color w:val="000000"/>
+                <w:sz w:val="24"/>
+                <w:szCs w:val="24"/>
+                <w:lang w:val="en-US" w:eastAsia="ru-RU"/>
+              </w:rPr>
+              <w:t>api</w:t>
+            </w:r>
+            <w:proofErr w:type="spellEnd"/>
+            <w:r>
+              <w:rPr>
+                <w:rFonts w:eastAsia="Times New Roman" w:cs="Times New Roman"/>
+                <w:color w:val="000000"/>
+                <w:sz w:val="24"/>
+                <w:szCs w:val="24"/>
+                <w:lang w:val="en-US" w:eastAsia="ru-RU"/>
+              </w:rPr>
+              <w:t>/v1/valuation/address`</w:t>
+            </w:r>
+          </w:p>
+        </w:tc>
+        <w:tc>
+          <w:tcPr>
+            <w:tcW w:w="507" w:type="dxa"/>
+            <w:tcBorders>
+              <w:top w:val="nil"/>
+              <w:left w:val="nil"/>
+              <w:bottom w:val="single" w:sz="4" w:space="0" w:color="auto"/>
+              <w:right w:val="single" w:sz="4" w:space="0" w:color="auto"/>
+            </w:tcBorders>
+            <w:shd w:val="clear" w:color="auto" w:fill="auto"/>
+            <w:noWrap/>
+            <w:vAlign w:val="bottom"/>
+            <w:hideMark/>
+          </w:tcPr>
+          <w:p>
+            <w:pPr>
+              <w:spacing w:line="240" w:lineRule="auto"/>
+              <w:ind w:firstLine="0"/>
+              <w:contextualSpacing w:val="0"/>
+              <w:jc w:val="left"/>
+              <w:rPr>
+                <w:rFonts w:eastAsia="Times New Roman" w:cs="Times New Roman"/>
+                <w:color w:val="000000"/>
+                <w:sz w:val="24"/>
+                <w:szCs w:val="24"/>
+                <w:lang w:eastAsia="ru-RU"/>
+              </w:rPr>
+            </w:pPr>
+            <w:r>
+              <w:rPr>
+                <w:rFonts w:eastAsia="Times New Roman" w:cs="Times New Roman"/>
+                <w:color w:val="000000"/>
+                <w:sz w:val="24"/>
+                <w:szCs w:val="24"/>
+                <w:lang w:eastAsia="ru-RU"/>
+              </w:rPr>
+              <w:t>витрина доступна</w:t>
+            </w:r>
+          </w:p>
+        </w:tc>
+        <w:tc>
+          <w:tcPr>
+            <w:tcW w:w="669" w:type="dxa"/>
+            <w:tcBorders>
+              <w:top w:val="nil"/>
+              <w:left w:val="nil"/>
+              <w:bottom w:val="single" w:sz="4" w:space="0" w:color="auto"/>
+              <w:right w:val="single" w:sz="4" w:space="0" w:color="auto"/>
+            </w:tcBorders>
+            <w:shd w:val="clear" w:color="auto" w:fill="auto"/>
+            <w:noWrap/>
+            <w:vAlign w:val="bottom"/>
+            <w:hideMark/>
+          </w:tcPr>
+          <w:p>
+            <w:pPr>
+              <w:spacing w:line="240" w:lineRule="auto"/>
+              <w:ind w:firstLine="0"/>
+              <w:contextualSpacing w:val="0"/>
+              <w:jc w:val="left"/>
+              <w:rPr>
+                <w:rFonts w:eastAsia="Times New Roman" w:cs="Times New Roman"/>
+                <w:color w:val="000000"/>
+                <w:sz w:val="24"/>
+                <w:szCs w:val="24"/>
+                <w:lang w:eastAsia="ru-RU"/>
+              </w:rPr>
+            </w:pPr>
+            <w:r>
+              <w:rPr>
+                <w:rFonts w:eastAsia="Times New Roman" w:cs="Times New Roman"/>
+                <w:color w:val="000000"/>
+                <w:sz w:val="24"/>
+                <w:szCs w:val="24"/>
+                <w:lang w:eastAsia="ru-RU"/>
+              </w:rPr>
+              <w:t>Запрос оценки</w:t>
+            </w:r>
+          </w:p>
+        </w:tc>
+        <w:tc>
+          <w:tcPr>
+            <w:tcW w:w="1560" w:type="dxa"/>
+            <w:tcBorders>
+              <w:top w:val="nil"/>
+              <w:left w:val="nil"/>
+              <w:bottom w:val="single" w:sz="4" w:space="0" w:color="auto"/>
+              <w:right w:val="single" w:sz="4" w:space="0" w:color="auto"/>
+            </w:tcBorders>
+            <w:shd w:val="clear" w:color="auto" w:fill="auto"/>
+            <w:noWrap/>
+            <w:vAlign w:val="bottom"/>
+            <w:hideMark/>
+          </w:tcPr>
+          <w:p>
+            <w:pPr>
+              <w:spacing w:line="240" w:lineRule="auto"/>
+              <w:ind w:firstLine="0"/>
+              <w:contextualSpacing w:val="0"/>
+              <w:jc w:val="left"/>
+              <w:rPr>
+                <w:rFonts w:eastAsia="Times New Roman" w:cs="Times New Roman"/>
+                <w:color w:val="000000"/>
+                <w:sz w:val="24"/>
+                <w:szCs w:val="24"/>
+                <w:lang w:eastAsia="ru-RU"/>
+              </w:rPr>
+            </w:pPr>
+            <w:r>
+              <w:rPr>
+                <w:rFonts w:eastAsia="Times New Roman" w:cs="Times New Roman"/>
+                <w:color w:val="000000"/>
+                <w:sz w:val="24"/>
+                <w:szCs w:val="24"/>
+                <w:lang w:eastAsia="ru-RU"/>
+              </w:rPr>
+              <w:t>валидный объект</w:t>
+            </w:r>
+          </w:p>
+        </w:tc>
+        <w:tc>
+          <w:tcPr>
+            <w:tcW w:w="1803" w:type="dxa"/>
+            <w:tcBorders>
+              <w:top w:val="nil"/>
+              <w:left w:val="nil"/>
+              <w:bottom w:val="single" w:sz="4" w:space="0" w:color="auto"/>
+              <w:right w:val="single" w:sz="4" w:space="0" w:color="auto"/>
+            </w:tcBorders>
+            <w:shd w:val="clear" w:color="auto" w:fill="auto"/>
+            <w:noWrap/>
+            <w:vAlign w:val="bottom"/>
+            <w:hideMark/>
+          </w:tcPr>
+          <w:p>
+            <w:pPr>
+              <w:spacing w:line="240" w:lineRule="auto"/>
+              <w:ind w:firstLine="0"/>
+              <w:contextualSpacing w:val="0"/>
+              <w:jc w:val="left"/>
+              <w:rPr>
+                <w:rFonts w:eastAsia="Times New Roman" w:cs="Times New Roman"/>
+                <w:color w:val="000000"/>
+                <w:sz w:val="24"/>
+                <w:szCs w:val="24"/>
+                <w:lang w:val="en-US" w:eastAsia="ru-RU"/>
+              </w:rPr>
+            </w:pPr>
+            <w:r>
+              <w:rPr>
+                <w:rFonts w:eastAsia="Times New Roman" w:cs="Times New Roman"/>
+                <w:color w:val="000000"/>
+                <w:sz w:val="24"/>
+                <w:szCs w:val="24"/>
+                <w:lang w:val="en-US" w:eastAsia="ru-RU"/>
+              </w:rPr>
+              <w:t xml:space="preserve">3-5 </w:t>
+            </w:r>
+            <w:r>
+              <w:rPr>
+                <w:rFonts w:eastAsia="Times New Roman" w:cs="Times New Roman"/>
+                <w:color w:val="000000"/>
+                <w:sz w:val="24"/>
+                <w:szCs w:val="24"/>
+                <w:lang w:eastAsia="ru-RU"/>
+              </w:rPr>
+              <w:t>объектов</w:t>
+            </w:r>
+            <w:r>
+              <w:rPr>
+                <w:rFonts w:eastAsia="Times New Roman" w:cs="Times New Roman"/>
+                <w:color w:val="000000"/>
+                <w:sz w:val="24"/>
+                <w:szCs w:val="24"/>
+                <w:lang w:val="en-US" w:eastAsia="ru-RU"/>
+              </w:rPr>
+              <w:t xml:space="preserve"> </w:t>
+            </w:r>
+            <w:r>
+              <w:rPr>
+                <w:rFonts w:eastAsia="Times New Roman" w:cs="Times New Roman"/>
+                <w:color w:val="000000"/>
+                <w:sz w:val="24"/>
+                <w:szCs w:val="24"/>
+                <w:lang w:eastAsia="ru-RU"/>
+              </w:rPr>
+              <w:t>в</w:t>
+            </w:r>
+            <w:r>
+              <w:rPr>
+                <w:rFonts w:eastAsia="Times New Roman" w:cs="Times New Roman"/>
+                <w:color w:val="000000"/>
+                <w:sz w:val="24"/>
+                <w:szCs w:val="24"/>
+                <w:lang w:val="en-US" w:eastAsia="ru-RU"/>
+              </w:rPr>
+              <w:t xml:space="preserve"> `</w:t>
+            </w:r>
+            <w:proofErr w:type="spellStart"/>
+            <w:r>
+              <w:rPr>
+                <w:rFonts w:eastAsia="Times New Roman" w:cs="Times New Roman"/>
+                <w:color w:val="000000"/>
+                <w:sz w:val="24"/>
+                <w:szCs w:val="24"/>
+                <w:lang w:val="en-US" w:eastAsia="ru-RU"/>
+              </w:rPr>
+              <w:t>comparables</w:t>
+            </w:r>
+            <w:proofErr w:type="spellEnd"/>
+            <w:r>
+              <w:rPr>
+                <w:rFonts w:eastAsia="Times New Roman" w:cs="Times New Roman"/>
+                <w:color w:val="000000"/>
+                <w:sz w:val="24"/>
+                <w:szCs w:val="24"/>
+                <w:lang w:val="en-US" w:eastAsia="ru-RU"/>
+              </w:rPr>
+              <w:t xml:space="preserve">[]`: price, rooms, area, </w:t>
+            </w:r>
+            <w:proofErr w:type="spellStart"/>
+            <w:r>
+              <w:rPr>
+                <w:rFonts w:eastAsia="Times New Roman" w:cs="Times New Roman"/>
+                <w:color w:val="000000"/>
+                <w:sz w:val="24"/>
+                <w:szCs w:val="24"/>
+                <w:lang w:val="en-US" w:eastAsia="ru-RU"/>
+              </w:rPr>
+              <w:t>distance_km</w:t>
+            </w:r>
+            <w:proofErr w:type="spellEnd"/>
+            <w:r>
+              <w:rPr>
+                <w:rFonts w:eastAsia="Times New Roman" w:cs="Times New Roman"/>
+                <w:color w:val="000000"/>
+                <w:sz w:val="24"/>
+                <w:szCs w:val="24"/>
+                <w:lang w:val="en-US" w:eastAsia="ru-RU"/>
+              </w:rPr>
+              <w:t xml:space="preserve">, metro, </w:t>
+            </w:r>
+            <w:proofErr w:type="spellStart"/>
+            <w:r>
+              <w:rPr>
+                <w:rFonts w:eastAsia="Times New Roman" w:cs="Times New Roman"/>
+                <w:color w:val="000000"/>
+                <w:sz w:val="24"/>
+                <w:szCs w:val="24"/>
+                <w:lang w:val="en-US" w:eastAsia="ru-RU"/>
+              </w:rPr>
+              <w:t>url</w:t>
+            </w:r>
+            <w:proofErr w:type="spellEnd"/>
+          </w:p>
+        </w:tc>
+        <w:tc>
+          <w:tcPr>
+            <w:tcW w:w="2937" w:type="dxa"/>
+            <w:tcBorders>
+              <w:top w:val="nil"/>
+              <w:left w:val="nil"/>
+              <w:bottom w:val="single" w:sz="4" w:space="0" w:color="auto"/>
+              <w:right w:val="single" w:sz="4" w:space="0" w:color="auto"/>
+            </w:tcBorders>
+            <w:shd w:val="clear" w:color="auto" w:fill="auto"/>
+            <w:noWrap/>
+            <w:vAlign w:val="bottom"/>
+            <w:hideMark/>
+          </w:tcPr>
+          <w:p>
+            <w:pPr>
+              <w:spacing w:line="240" w:lineRule="auto"/>
+              <w:ind w:firstLine="0"/>
+              <w:contextualSpacing w:val="0"/>
+              <w:jc w:val="left"/>
+              <w:rPr>
+                <w:rFonts w:eastAsia="Times New Roman" w:cs="Times New Roman"/>
+                <w:color w:val="000000"/>
+                <w:sz w:val="24"/>
+                <w:szCs w:val="24"/>
+                <w:lang w:eastAsia="ru-RU"/>
+              </w:rPr>
+            </w:pPr>
+            <w:r>
+              <w:rPr>
+                <w:rFonts w:eastAsia="Times New Roman" w:cs="Times New Roman"/>
+                <w:color w:val="000000"/>
+                <w:sz w:val="24"/>
+                <w:szCs w:val="24"/>
+                <w:lang w:eastAsia="ru-RU"/>
+              </w:rPr>
+              <w:t xml:space="preserve">Получено 3 </w:t>
+            </w:r>
+            <w:proofErr w:type="spellStart"/>
+            <w:r>
+              <w:rPr>
+                <w:rFonts w:eastAsia="Times New Roman" w:cs="Times New Roman"/>
+                <w:color w:val="000000"/>
+                <w:sz w:val="24"/>
+                <w:szCs w:val="24"/>
+                <w:lang w:eastAsia="ru-RU"/>
+              </w:rPr>
+              <w:t>компарабла</w:t>
+            </w:r>
+            <w:proofErr w:type="spellEnd"/>
+            <w:r>
+              <w:rPr>
+                <w:rFonts w:eastAsia="Times New Roman" w:cs="Times New Roman"/>
+                <w:color w:val="000000"/>
+                <w:sz w:val="24"/>
+                <w:szCs w:val="24"/>
+                <w:lang w:eastAsia="ru-RU"/>
+              </w:rPr>
+              <w:t xml:space="preserve"> с расстояниями 0.2-0.6 км, ссылками на </w:t>
+            </w:r>
+            <w:proofErr w:type="spellStart"/>
+            <w:r>
+              <w:rPr>
+                <w:rFonts w:eastAsia="Times New Roman" w:cs="Times New Roman"/>
+                <w:color w:val="000000"/>
+                <w:sz w:val="24"/>
+                <w:szCs w:val="24"/>
+                <w:lang w:eastAsia="ru-RU"/>
+              </w:rPr>
+              <w:t>Яндекс.Недвижимость</w:t>
+            </w:r>
+            <w:proofErr w:type="spellEnd"/>
+          </w:p>
+        </w:tc>
+        <w:tc>
+          <w:tcPr>
+            <w:tcW w:w="244" w:type="dxa"/>
+            <w:tcBorders>
+              <w:top w:val="nil"/>
+              <w:left w:val="nil"/>
+              <w:bottom w:val="single" w:sz="4" w:space="0" w:color="auto"/>
+              <w:right w:val="single" w:sz="4" w:space="0" w:color="auto"/>
+            </w:tcBorders>
+            <w:shd w:val="clear" w:color="auto" w:fill="auto"/>
+            <w:noWrap/>
+            <w:vAlign w:val="bottom"/>
+            <w:hideMark/>
+          </w:tcPr>
+          <w:p>
+            <w:pPr>
+              <w:spacing w:line="240" w:lineRule="auto"/>
+              <w:ind w:firstLine="0"/>
+              <w:contextualSpacing w:val="0"/>
+              <w:jc w:val="left"/>
+              <w:rPr>
+                <w:rFonts w:eastAsia="Times New Roman" w:cs="Times New Roman"/>
+                <w:color w:val="000000"/>
+                <w:sz w:val="24"/>
+                <w:szCs w:val="24"/>
+                <w:lang w:eastAsia="ru-RU"/>
+              </w:rPr>
+            </w:pPr>
+            <w:r>
+              <w:rPr>
+                <w:rFonts w:eastAsia="Times New Roman" w:cs="Times New Roman"/>
+                <w:color w:val="000000"/>
+                <w:sz w:val="24"/>
+                <w:szCs w:val="24"/>
+                <w:lang w:eastAsia="ru-RU"/>
+              </w:rPr>
+              <w:t>Успех</w:t>
+            </w:r>
+          </w:p>
+        </w:tc>
+      </w:tr>
+      <w:tr>
+        <w:trPr>
+          <w:trHeight w:val="312"/>
+        </w:trPr>
+        <w:tc>
+          <w:tcPr>
+            <w:tcW w:w="245" w:type="dxa"/>
+            <w:tcBorders>
+              <w:top w:val="nil"/>
+              <w:left w:val="single" w:sz="4" w:space="0" w:color="auto"/>
+              <w:bottom w:val="single" w:sz="4" w:space="0" w:color="auto"/>
+              <w:right w:val="single" w:sz="4" w:space="0" w:color="auto"/>
+            </w:tcBorders>
+            <w:shd w:val="clear" w:color="auto" w:fill="auto"/>
+            <w:noWrap/>
+            <w:vAlign w:val="bottom"/>
+            <w:hideMark/>
+          </w:tcPr>
+          <w:p>
+            <w:pPr>
+              <w:spacing w:line="240" w:lineRule="auto"/>
+              <w:ind w:firstLine="0"/>
+              <w:contextualSpacing w:val="0"/>
+              <w:jc w:val="left"/>
+              <w:rPr>
+                <w:rFonts w:eastAsia="Times New Roman" w:cs="Times New Roman"/>
+                <w:color w:val="000000"/>
+                <w:sz w:val="24"/>
+                <w:szCs w:val="24"/>
+                <w:lang w:eastAsia="ru-RU"/>
+              </w:rPr>
+            </w:pPr>
+            <w:r>
+              <w:rPr>
+                <w:rFonts w:eastAsia="Times New Roman" w:cs="Times New Roman"/>
+                <w:color w:val="000000"/>
+                <w:sz w:val="24"/>
+                <w:szCs w:val="24"/>
+                <w:lang w:eastAsia="ru-RU"/>
+              </w:rPr>
+              <w:t>T-06</w:t>
+            </w:r>
+          </w:p>
+        </w:tc>
+        <w:tc>
+          <w:tcPr>
+            <w:tcW w:w="670" w:type="dxa"/>
+            <w:tcBorders>
+              <w:top w:val="nil"/>
+              <w:left w:val="nil"/>
+              <w:bottom w:val="single" w:sz="4" w:space="0" w:color="auto"/>
+              <w:right w:val="single" w:sz="4" w:space="0" w:color="auto"/>
+            </w:tcBorders>
+            <w:shd w:val="clear" w:color="auto" w:fill="auto"/>
+            <w:noWrap/>
+            <w:vAlign w:val="bottom"/>
+            <w:hideMark/>
+          </w:tcPr>
+          <w:p>
+            <w:pPr>
+              <w:spacing w:line="240" w:lineRule="auto"/>
+              <w:ind w:firstLine="0"/>
+              <w:contextualSpacing w:val="0"/>
+              <w:jc w:val="left"/>
+              <w:rPr>
+                <w:rFonts w:eastAsia="Times New Roman" w:cs="Times New Roman"/>
+                <w:color w:val="000000"/>
+                <w:sz w:val="24"/>
+                <w:szCs w:val="24"/>
+                <w:lang w:eastAsia="ru-RU"/>
+              </w:rPr>
+            </w:pPr>
+            <w:r>
+              <w:rPr>
+                <w:rFonts w:eastAsia="Times New Roman" w:cs="Times New Roman"/>
+                <w:color w:val="000000"/>
+                <w:sz w:val="24"/>
+                <w:szCs w:val="24"/>
+                <w:lang w:eastAsia="ru-RU"/>
+              </w:rPr>
+              <w:t>Генерация PDF-отчёта</w:t>
+            </w:r>
+          </w:p>
+        </w:tc>
+        <w:tc>
+          <w:tcPr>
+            <w:tcW w:w="710" w:type="dxa"/>
+            <w:tcBorders>
+              <w:top w:val="nil"/>
+              <w:left w:val="nil"/>
+              <w:bottom w:val="single" w:sz="4" w:space="0" w:color="auto"/>
+              <w:right w:val="single" w:sz="4" w:space="0" w:color="auto"/>
+            </w:tcBorders>
+            <w:shd w:val="clear" w:color="auto" w:fill="auto"/>
+            <w:noWrap/>
+            <w:vAlign w:val="bottom"/>
+            <w:hideMark/>
+          </w:tcPr>
+          <w:p>
+            <w:pPr>
+              <w:spacing w:line="240" w:lineRule="auto"/>
+              <w:ind w:firstLine="0"/>
+              <w:contextualSpacing w:val="0"/>
+              <w:jc w:val="left"/>
+              <w:rPr>
+                <w:rFonts w:eastAsia="Times New Roman" w:cs="Times New Roman"/>
+                <w:color w:val="000000"/>
+                <w:sz w:val="24"/>
+                <w:szCs w:val="24"/>
+                <w:lang w:val="en-US" w:eastAsia="ru-RU"/>
+              </w:rPr>
+            </w:pPr>
+            <w:r>
+              <w:rPr>
+                <w:rFonts w:eastAsia="Times New Roman" w:cs="Times New Roman"/>
+                <w:color w:val="000000"/>
+                <w:sz w:val="24"/>
+                <w:szCs w:val="24"/>
+                <w:lang w:val="en-US" w:eastAsia="ru-RU"/>
+              </w:rPr>
+              <w:t>`GET /</w:t>
+            </w:r>
+            <w:proofErr w:type="spellStart"/>
+            <w:r>
+              <w:rPr>
+                <w:rFonts w:eastAsia="Times New Roman" w:cs="Times New Roman"/>
+                <w:color w:val="000000"/>
+                <w:sz w:val="24"/>
+                <w:szCs w:val="24"/>
+                <w:lang w:val="en-US" w:eastAsia="ru-RU"/>
+              </w:rPr>
+              <w:t>api</w:t>
+            </w:r>
+            <w:proofErr w:type="spellEnd"/>
+            <w:r>
+              <w:rPr>
+                <w:rFonts w:eastAsia="Times New Roman" w:cs="Times New Roman"/>
+                <w:color w:val="000000"/>
+                <w:sz w:val="24"/>
+                <w:szCs w:val="24"/>
+                <w:lang w:val="en-US" w:eastAsia="ru-RU"/>
+              </w:rPr>
+              <w:t>/v1/valuation/{id}/pdf`</w:t>
+            </w:r>
+          </w:p>
+        </w:tc>
+        <w:tc>
+          <w:tcPr>
+            <w:tcW w:w="507" w:type="dxa"/>
+            <w:tcBorders>
+              <w:top w:val="nil"/>
+              <w:left w:val="nil"/>
+              <w:bottom w:val="single" w:sz="4" w:space="0" w:color="auto"/>
+              <w:right w:val="single" w:sz="4" w:space="0" w:color="auto"/>
+            </w:tcBorders>
+            <w:shd w:val="clear" w:color="auto" w:fill="auto"/>
+            <w:noWrap/>
+            <w:vAlign w:val="bottom"/>
+            <w:hideMark/>
+          </w:tcPr>
+          <w:p>
+            <w:pPr>
+              <w:spacing w:line="240" w:lineRule="auto"/>
+              <w:ind w:firstLine="0"/>
+              <w:contextualSpacing w:val="0"/>
+              <w:jc w:val="left"/>
+              <w:rPr>
+                <w:rFonts w:eastAsia="Times New Roman" w:cs="Times New Roman"/>
+                <w:color w:val="000000"/>
+                <w:sz w:val="24"/>
+                <w:szCs w:val="24"/>
+                <w:lang w:eastAsia="ru-RU"/>
+              </w:rPr>
+            </w:pPr>
+            <w:proofErr w:type="spellStart"/>
+            <w:r>
+              <w:rPr>
+                <w:rFonts w:eastAsia="Times New Roman" w:cs="Times New Roman"/>
+                <w:color w:val="000000"/>
+                <w:sz w:val="24"/>
+                <w:szCs w:val="24"/>
+                <w:lang w:eastAsia="ru-RU"/>
+              </w:rPr>
+              <w:t>fonts</w:t>
+            </w:r>
+            <w:proofErr w:type="spellEnd"/>
+            <w:r>
+              <w:rPr>
+                <w:rFonts w:eastAsia="Times New Roman" w:cs="Times New Roman"/>
+                <w:color w:val="000000"/>
+                <w:sz w:val="24"/>
+                <w:szCs w:val="24"/>
+                <w:lang w:eastAsia="ru-RU"/>
+              </w:rPr>
+              <w:t xml:space="preserve"> установлены</w:t>
+            </w:r>
+          </w:p>
+        </w:tc>
+        <w:tc>
+          <w:tcPr>
+            <w:tcW w:w="669" w:type="dxa"/>
+            <w:tcBorders>
+              <w:top w:val="nil"/>
+              <w:left w:val="nil"/>
+              <w:bottom w:val="single" w:sz="4" w:space="0" w:color="auto"/>
+              <w:right w:val="single" w:sz="4" w:space="0" w:color="auto"/>
+            </w:tcBorders>
+            <w:shd w:val="clear" w:color="auto" w:fill="auto"/>
+            <w:noWrap/>
+            <w:vAlign w:val="bottom"/>
+            <w:hideMark/>
+          </w:tcPr>
+          <w:p>
+            <w:pPr>
+              <w:spacing w:line="240" w:lineRule="auto"/>
+              <w:ind w:firstLine="0"/>
+              <w:contextualSpacing w:val="0"/>
+              <w:jc w:val="left"/>
+              <w:rPr>
+                <w:rFonts w:eastAsia="Times New Roman" w:cs="Times New Roman"/>
+                <w:color w:val="000000"/>
+                <w:sz w:val="24"/>
+                <w:szCs w:val="24"/>
+                <w:lang w:val="en-US" w:eastAsia="ru-RU"/>
+              </w:rPr>
+            </w:pPr>
+            <w:r>
+              <w:rPr>
+                <w:rFonts w:eastAsia="Times New Roman" w:cs="Times New Roman"/>
+                <w:color w:val="000000"/>
+                <w:sz w:val="24"/>
+                <w:szCs w:val="24"/>
+                <w:lang w:eastAsia="ru-RU"/>
+              </w:rPr>
+              <w:t>Скачать</w:t>
+            </w:r>
+            <w:r>
+              <w:rPr>
+                <w:rFonts w:eastAsia="Times New Roman" w:cs="Times New Roman"/>
+                <w:color w:val="000000"/>
+                <w:sz w:val="24"/>
+                <w:szCs w:val="24"/>
+                <w:lang w:val="en-US" w:eastAsia="ru-RU"/>
+              </w:rPr>
+              <w:t xml:space="preserve"> PDF </w:t>
+            </w:r>
+            <w:r>
+              <w:rPr>
+                <w:rFonts w:eastAsia="Times New Roman" w:cs="Times New Roman"/>
+                <w:color w:val="000000"/>
+                <w:sz w:val="24"/>
+                <w:szCs w:val="24"/>
+                <w:lang w:eastAsia="ru-RU"/>
+              </w:rPr>
+              <w:t>по</w:t>
+            </w:r>
+            <w:r>
+              <w:rPr>
+                <w:rFonts w:eastAsia="Times New Roman" w:cs="Times New Roman"/>
+                <w:color w:val="000000"/>
+                <w:sz w:val="24"/>
+                <w:szCs w:val="24"/>
+                <w:lang w:val="en-US" w:eastAsia="ru-RU"/>
+              </w:rPr>
+              <w:t xml:space="preserve"> </w:t>
+            </w:r>
+            <w:proofErr w:type="spellStart"/>
+            <w:r>
+              <w:rPr>
+                <w:rFonts w:eastAsia="Times New Roman" w:cs="Times New Roman"/>
+                <w:color w:val="000000"/>
+                <w:sz w:val="24"/>
+                <w:szCs w:val="24"/>
+                <w:lang w:val="en-US" w:eastAsia="ru-RU"/>
+              </w:rPr>
+              <w:t>report_id</w:t>
+            </w:r>
+            <w:proofErr w:type="spellEnd"/>
+          </w:p>
+        </w:tc>
+        <w:tc>
+          <w:tcPr>
+            <w:tcW w:w="1560" w:type="dxa"/>
+            <w:tcBorders>
+              <w:top w:val="nil"/>
+              <w:left w:val="nil"/>
+              <w:bottom w:val="single" w:sz="4" w:space="0" w:color="auto"/>
+              <w:right w:val="single" w:sz="4" w:space="0" w:color="auto"/>
+            </w:tcBorders>
+            <w:shd w:val="clear" w:color="auto" w:fill="auto"/>
+            <w:noWrap/>
+            <w:vAlign w:val="bottom"/>
+            <w:hideMark/>
+          </w:tcPr>
+          <w:p>
+            <w:pPr>
+              <w:spacing w:line="240" w:lineRule="auto"/>
+              <w:ind w:firstLine="0"/>
+              <w:contextualSpacing w:val="0"/>
+              <w:jc w:val="left"/>
+              <w:rPr>
+                <w:rFonts w:eastAsia="Times New Roman" w:cs="Times New Roman"/>
+                <w:color w:val="000000"/>
+                <w:sz w:val="24"/>
+                <w:szCs w:val="24"/>
+                <w:lang w:eastAsia="ru-RU"/>
+              </w:rPr>
+            </w:pPr>
+            <w:r>
+              <w:rPr>
+                <w:rFonts w:eastAsia="Times New Roman" w:cs="Times New Roman"/>
+                <w:color w:val="000000"/>
+                <w:sz w:val="24"/>
+                <w:szCs w:val="24"/>
+                <w:lang w:eastAsia="ru-RU"/>
+              </w:rPr>
+              <w:t>`</w:t>
+            </w:r>
+            <w:proofErr w:type="spellStart"/>
+            <w:r>
+              <w:rPr>
+                <w:rFonts w:eastAsia="Times New Roman" w:cs="Times New Roman"/>
+                <w:color w:val="000000"/>
+                <w:sz w:val="24"/>
+                <w:szCs w:val="24"/>
+                <w:lang w:eastAsia="ru-RU"/>
+              </w:rPr>
+              <w:t>id</w:t>
+            </w:r>
+            <w:proofErr w:type="spellEnd"/>
+            <w:r>
+              <w:rPr>
+                <w:rFonts w:eastAsia="Times New Roman" w:cs="Times New Roman"/>
+                <w:color w:val="000000"/>
+                <w:sz w:val="24"/>
+                <w:szCs w:val="24"/>
+                <w:lang w:eastAsia="ru-RU"/>
+              </w:rPr>
+              <w:t>` из T-04</w:t>
+            </w:r>
+          </w:p>
+        </w:tc>
+        <w:tc>
+          <w:tcPr>
+            <w:tcW w:w="1803" w:type="dxa"/>
+            <w:tcBorders>
+              <w:top w:val="nil"/>
+              <w:left w:val="nil"/>
+              <w:bottom w:val="single" w:sz="4" w:space="0" w:color="auto"/>
+              <w:right w:val="single" w:sz="4" w:space="0" w:color="auto"/>
+            </w:tcBorders>
+            <w:shd w:val="clear" w:color="auto" w:fill="auto"/>
+            <w:noWrap/>
+            <w:vAlign w:val="bottom"/>
+            <w:hideMark/>
+          </w:tcPr>
+          <w:p>
+            <w:pPr>
+              <w:spacing w:line="240" w:lineRule="auto"/>
+              <w:ind w:firstLine="0"/>
+              <w:contextualSpacing w:val="0"/>
+              <w:jc w:val="left"/>
+              <w:rPr>
+                <w:rFonts w:eastAsia="Times New Roman" w:cs="Times New Roman"/>
+                <w:color w:val="000000"/>
+                <w:sz w:val="24"/>
+                <w:szCs w:val="24"/>
+                <w:lang w:eastAsia="ru-RU"/>
+              </w:rPr>
+            </w:pPr>
+            <w:r>
+              <w:rPr>
+                <w:rFonts w:eastAsia="Times New Roman" w:cs="Times New Roman"/>
+                <w:color w:val="000000"/>
+                <w:sz w:val="24"/>
+                <w:szCs w:val="24"/>
+                <w:lang w:eastAsia="ru-RU"/>
+              </w:rPr>
+              <w:t xml:space="preserve">PDF с ценой, интервалом, </w:t>
+            </w:r>
+            <w:proofErr w:type="spellStart"/>
+            <w:r>
+              <w:rPr>
+                <w:rFonts w:eastAsia="Times New Roman" w:cs="Times New Roman"/>
+                <w:color w:val="000000"/>
+                <w:sz w:val="24"/>
+                <w:szCs w:val="24"/>
+                <w:lang w:eastAsia="ru-RU"/>
+              </w:rPr>
+              <w:t>компараблами</w:t>
+            </w:r>
+            <w:proofErr w:type="spellEnd"/>
+            <w:r>
+              <w:rPr>
+                <w:rFonts w:eastAsia="Times New Roman" w:cs="Times New Roman"/>
+                <w:color w:val="000000"/>
+                <w:sz w:val="24"/>
+                <w:szCs w:val="24"/>
+                <w:lang w:eastAsia="ru-RU"/>
+              </w:rPr>
+              <w:t>; время ≤5 сек</w:t>
+            </w:r>
+          </w:p>
+        </w:tc>
+        <w:tc>
+          <w:tcPr>
+            <w:tcW w:w="2937" w:type="dxa"/>
+            <w:tcBorders>
+              <w:top w:val="nil"/>
+              <w:left w:val="nil"/>
+              <w:bottom w:val="single" w:sz="4" w:space="0" w:color="auto"/>
+              <w:right w:val="single" w:sz="4" w:space="0" w:color="auto"/>
+            </w:tcBorders>
+            <w:shd w:val="clear" w:color="auto" w:fill="auto"/>
+            <w:noWrap/>
+            <w:vAlign w:val="bottom"/>
+            <w:hideMark/>
+          </w:tcPr>
+          <w:p>
+            <w:pPr>
+              <w:spacing w:line="240" w:lineRule="auto"/>
+              <w:ind w:firstLine="0"/>
+              <w:contextualSpacing w:val="0"/>
+              <w:jc w:val="left"/>
+              <w:rPr>
+                <w:rFonts w:eastAsia="Times New Roman" w:cs="Times New Roman"/>
+                <w:color w:val="000000"/>
+                <w:sz w:val="24"/>
+                <w:szCs w:val="24"/>
+                <w:lang w:eastAsia="ru-RU"/>
+              </w:rPr>
+            </w:pPr>
+            <w:r>
+              <w:rPr>
+                <w:rFonts w:eastAsia="Times New Roman" w:cs="Times New Roman"/>
+                <w:color w:val="000000"/>
+                <w:sz w:val="24"/>
+                <w:szCs w:val="24"/>
+                <w:lang w:eastAsia="ru-RU"/>
+              </w:rPr>
+              <w:t>PDF скачан, открывается, содержит все данные, время &lt; 1 сек</w:t>
+            </w:r>
+          </w:p>
+        </w:tc>
+        <w:tc>
+          <w:tcPr>
+            <w:tcW w:w="244" w:type="dxa"/>
+            <w:tcBorders>
+              <w:top w:val="nil"/>
+              <w:left w:val="nil"/>
+              <w:bottom w:val="single" w:sz="4" w:space="0" w:color="auto"/>
+              <w:right w:val="single" w:sz="4" w:space="0" w:color="auto"/>
+            </w:tcBorders>
+            <w:shd w:val="clear" w:color="auto" w:fill="auto"/>
+            <w:noWrap/>
+            <w:vAlign w:val="bottom"/>
+            <w:hideMark/>
+          </w:tcPr>
+          <w:p>
+            <w:pPr>
+              <w:spacing w:line="240" w:lineRule="auto"/>
+              <w:ind w:firstLine="0"/>
+              <w:contextualSpacing w:val="0"/>
+              <w:jc w:val="left"/>
+              <w:rPr>
+                <w:rFonts w:eastAsia="Times New Roman" w:cs="Times New Roman"/>
+                <w:color w:val="000000"/>
+                <w:sz w:val="24"/>
+                <w:szCs w:val="24"/>
+                <w:lang w:eastAsia="ru-RU"/>
+              </w:rPr>
+            </w:pPr>
+            <w:r>
+              <w:rPr>
+                <w:rFonts w:eastAsia="Times New Roman" w:cs="Times New Roman"/>
+                <w:color w:val="000000"/>
+                <w:sz w:val="24"/>
+                <w:szCs w:val="24"/>
+                <w:lang w:eastAsia="ru-RU"/>
+              </w:rPr>
+              <w:t>Успех</w:t>
+            </w:r>
+          </w:p>
+        </w:tc>
+      </w:tr>
+    </w:tbl>
+    <w:p>
+      <w:pPr>
+        <w:pStyle w:val="TableParagraph"/>
+        <w:ind w:firstLine="0"/>
+        <w:jc w:val="left"/>
+      </w:pPr>
+    </w:p>
+    <w:p>
+      <w:pPr>
+        <w:pStyle w:val="TableParagraph"/>
+        <w:ind w:firstLine="0"/>
+        <w:jc w:val="left"/>
+      </w:pPr>
+      <w:r>
+        <w:t xml:space="preserve">Таблица 3.3 </w:t>
+      </w:r>
+      <w:r>
+        <w:t xml:space="preserve">– </w:t>
+      </w:r>
+      <w:r>
+        <w:t>Генерация отчётов и работа с сохранёнными оценками</w:t>
+      </w:r>
+    </w:p>
+    <w:tbl>
+      <w:tblPr>
+        <w:tblW w:w="9345" w:type="dxa"/>
+        <w:tblLook w:val="04A0" w:firstRow="1" w:lastRow="0" w:firstColumn="1" w:lastColumn="0" w:noHBand="0" w:noVBand="1"/>
+      </w:tblPr>
+      <w:tblGrid>
+        <w:gridCol w:w="367"/>
+        <w:gridCol w:w="886"/>
+        <w:gridCol w:w="1523"/>
+        <w:gridCol w:w="1053"/>
+        <w:gridCol w:w="840"/>
+        <w:gridCol w:w="1037"/>
+        <w:gridCol w:w="1163"/>
+        <w:gridCol w:w="1840"/>
+        <w:gridCol w:w="636"/>
+      </w:tblGrid>
+      <w:tr>
+        <w:trPr>
+          <w:trHeight w:val="312"/>
+        </w:trPr>
+        <w:tc>
+          <w:tcPr>
+            <w:tcW w:w="245" w:type="dxa"/>
+            <w:tcBorders>
+              <w:top w:val="single" w:sz="4" w:space="0" w:color="auto"/>
+              <w:left w:val="single" w:sz="4" w:space="0" w:color="auto"/>
+              <w:bottom w:val="single" w:sz="4" w:space="0" w:color="auto"/>
+              <w:right w:val="single" w:sz="4" w:space="0" w:color="auto"/>
+            </w:tcBorders>
+            <w:shd w:val="clear" w:color="auto" w:fill="auto"/>
+            <w:noWrap/>
+            <w:vAlign w:val="bottom"/>
+            <w:hideMark/>
+          </w:tcPr>
+          <w:p>
+            <w:pPr>
+              <w:spacing w:line="240" w:lineRule="auto"/>
+              <w:ind w:firstLine="0"/>
+              <w:contextualSpacing w:val="0"/>
+              <w:jc w:val="left"/>
+              <w:rPr>
+                <w:rFonts w:eastAsia="Times New Roman" w:cs="Times New Roman"/>
+                <w:color w:val="000000"/>
+                <w:sz w:val="24"/>
+                <w:szCs w:val="24"/>
+                <w:lang w:eastAsia="ru-RU"/>
+              </w:rPr>
+            </w:pPr>
+            <w:r>
+              <w:rPr>
+                <w:rFonts w:eastAsia="Times New Roman" w:cs="Times New Roman"/>
+                <w:color w:val="000000"/>
+                <w:sz w:val="24"/>
+                <w:szCs w:val="24"/>
+                <w:lang w:eastAsia="ru-RU"/>
+              </w:rPr>
+              <w:t>ID</w:t>
+            </w:r>
+          </w:p>
+        </w:tc>
+        <w:tc>
+          <w:tcPr>
+            <w:tcW w:w="670" w:type="dxa"/>
+            <w:tcBorders>
+              <w:top w:val="single" w:sz="4" w:space="0" w:color="auto"/>
+              <w:left w:val="nil"/>
+              <w:bottom w:val="single" w:sz="4" w:space="0" w:color="auto"/>
+              <w:right w:val="single" w:sz="4" w:space="0" w:color="auto"/>
+            </w:tcBorders>
+            <w:shd w:val="clear" w:color="auto" w:fill="auto"/>
+            <w:noWrap/>
+            <w:vAlign w:val="bottom"/>
+            <w:hideMark/>
+          </w:tcPr>
+          <w:p>
+            <w:pPr>
+              <w:spacing w:line="240" w:lineRule="auto"/>
+              <w:ind w:firstLine="0"/>
+              <w:contextualSpacing w:val="0"/>
+              <w:jc w:val="left"/>
+              <w:rPr>
+                <w:rFonts w:eastAsia="Times New Roman" w:cs="Times New Roman"/>
+                <w:color w:val="000000"/>
+                <w:sz w:val="24"/>
+                <w:szCs w:val="24"/>
+                <w:lang w:eastAsia="ru-RU"/>
+              </w:rPr>
+            </w:pPr>
+            <w:r>
+              <w:rPr>
+                <w:rFonts w:eastAsia="Times New Roman" w:cs="Times New Roman"/>
+                <w:color w:val="000000"/>
+                <w:sz w:val="24"/>
+                <w:szCs w:val="24"/>
+                <w:lang w:eastAsia="ru-RU"/>
+              </w:rPr>
+              <w:t>Название</w:t>
+            </w:r>
+          </w:p>
+        </w:tc>
+        <w:tc>
+          <w:tcPr>
+            <w:tcW w:w="710" w:type="dxa"/>
+            <w:tcBorders>
+              <w:top w:val="single" w:sz="4" w:space="0" w:color="auto"/>
+              <w:left w:val="nil"/>
+              <w:bottom w:val="single" w:sz="4" w:space="0" w:color="auto"/>
+              <w:right w:val="single" w:sz="4" w:space="0" w:color="auto"/>
+            </w:tcBorders>
+            <w:shd w:val="clear" w:color="auto" w:fill="auto"/>
+            <w:noWrap/>
+            <w:vAlign w:val="bottom"/>
+            <w:hideMark/>
+          </w:tcPr>
+          <w:p>
+            <w:pPr>
+              <w:spacing w:line="240" w:lineRule="auto"/>
+              <w:ind w:firstLine="0"/>
+              <w:contextualSpacing w:val="0"/>
+              <w:jc w:val="left"/>
+              <w:rPr>
+                <w:rFonts w:eastAsia="Times New Roman" w:cs="Times New Roman"/>
+                <w:color w:val="000000"/>
+                <w:sz w:val="24"/>
+                <w:szCs w:val="24"/>
+                <w:lang w:eastAsia="ru-RU"/>
+              </w:rPr>
+            </w:pPr>
+            <w:r>
+              <w:rPr>
+                <w:rFonts w:eastAsia="Times New Roman" w:cs="Times New Roman"/>
+                <w:color w:val="000000"/>
+                <w:sz w:val="24"/>
+                <w:szCs w:val="24"/>
+                <w:lang w:eastAsia="ru-RU"/>
+              </w:rPr>
+              <w:t>Локализация</w:t>
+            </w:r>
+          </w:p>
+        </w:tc>
+        <w:tc>
+          <w:tcPr>
+            <w:tcW w:w="507" w:type="dxa"/>
+            <w:tcBorders>
+              <w:top w:val="single" w:sz="4" w:space="0" w:color="auto"/>
+              <w:left w:val="nil"/>
+              <w:bottom w:val="single" w:sz="4" w:space="0" w:color="auto"/>
+              <w:right w:val="single" w:sz="4" w:space="0" w:color="auto"/>
+            </w:tcBorders>
+            <w:shd w:val="clear" w:color="auto" w:fill="auto"/>
+            <w:noWrap/>
+            <w:vAlign w:val="bottom"/>
+            <w:hideMark/>
+          </w:tcPr>
+          <w:p>
+            <w:pPr>
+              <w:spacing w:line="240" w:lineRule="auto"/>
+              <w:ind w:firstLine="0"/>
+              <w:contextualSpacing w:val="0"/>
+              <w:jc w:val="left"/>
+              <w:rPr>
+                <w:rFonts w:eastAsia="Times New Roman" w:cs="Times New Roman"/>
+                <w:color w:val="000000"/>
+                <w:sz w:val="24"/>
+                <w:szCs w:val="24"/>
+                <w:lang w:eastAsia="ru-RU"/>
+              </w:rPr>
+            </w:pPr>
+            <w:r>
+              <w:rPr>
+                <w:rFonts w:eastAsia="Times New Roman" w:cs="Times New Roman"/>
+                <w:color w:val="000000"/>
+                <w:sz w:val="24"/>
+                <w:szCs w:val="24"/>
+                <w:lang w:eastAsia="ru-RU"/>
+              </w:rPr>
+              <w:t>Предпосылки</w:t>
+            </w:r>
+          </w:p>
+        </w:tc>
+        <w:tc>
+          <w:tcPr>
+            <w:tcW w:w="669" w:type="dxa"/>
+            <w:tcBorders>
+              <w:top w:val="single" w:sz="4" w:space="0" w:color="auto"/>
+              <w:left w:val="nil"/>
+              <w:bottom w:val="single" w:sz="4" w:space="0" w:color="auto"/>
+              <w:right w:val="single" w:sz="4" w:space="0" w:color="auto"/>
+            </w:tcBorders>
+            <w:shd w:val="clear" w:color="auto" w:fill="auto"/>
+            <w:noWrap/>
+            <w:vAlign w:val="bottom"/>
+            <w:hideMark/>
+          </w:tcPr>
+          <w:p>
+            <w:pPr>
+              <w:spacing w:line="240" w:lineRule="auto"/>
+              <w:ind w:firstLine="0"/>
+              <w:contextualSpacing w:val="0"/>
+              <w:jc w:val="left"/>
+              <w:rPr>
+                <w:rFonts w:eastAsia="Times New Roman" w:cs="Times New Roman"/>
+                <w:color w:val="000000"/>
+                <w:sz w:val="24"/>
+                <w:szCs w:val="24"/>
+                <w:lang w:eastAsia="ru-RU"/>
+              </w:rPr>
+            </w:pPr>
+            <w:r>
+              <w:rPr>
+                <w:rFonts w:eastAsia="Times New Roman" w:cs="Times New Roman"/>
+                <w:color w:val="000000"/>
+                <w:sz w:val="24"/>
+                <w:szCs w:val="24"/>
+                <w:lang w:eastAsia="ru-RU"/>
+              </w:rPr>
+              <w:t>Шаги</w:t>
+            </w:r>
+          </w:p>
+        </w:tc>
+        <w:tc>
+          <w:tcPr>
+            <w:tcW w:w="1560" w:type="dxa"/>
+            <w:tcBorders>
+              <w:top w:val="single" w:sz="4" w:space="0" w:color="auto"/>
+              <w:left w:val="nil"/>
+              <w:bottom w:val="single" w:sz="4" w:space="0" w:color="auto"/>
+              <w:right w:val="single" w:sz="4" w:space="0" w:color="auto"/>
+            </w:tcBorders>
+            <w:shd w:val="clear" w:color="auto" w:fill="auto"/>
+            <w:noWrap/>
+            <w:vAlign w:val="bottom"/>
+            <w:hideMark/>
+          </w:tcPr>
+          <w:p>
+            <w:pPr>
+              <w:spacing w:line="240" w:lineRule="auto"/>
+              <w:ind w:firstLine="0"/>
+              <w:contextualSpacing w:val="0"/>
+              <w:jc w:val="left"/>
+              <w:rPr>
+                <w:rFonts w:eastAsia="Times New Roman" w:cs="Times New Roman"/>
+                <w:color w:val="000000"/>
+                <w:sz w:val="24"/>
+                <w:szCs w:val="24"/>
+                <w:lang w:eastAsia="ru-RU"/>
+              </w:rPr>
+            </w:pPr>
+            <w:r>
+              <w:rPr>
+                <w:rFonts w:eastAsia="Times New Roman" w:cs="Times New Roman"/>
+                <w:color w:val="000000"/>
+                <w:sz w:val="24"/>
+                <w:szCs w:val="24"/>
+                <w:lang w:eastAsia="ru-RU"/>
+              </w:rPr>
+              <w:t>Тестовые данные</w:t>
+            </w:r>
+          </w:p>
+        </w:tc>
+        <w:tc>
+          <w:tcPr>
+            <w:tcW w:w="1803" w:type="dxa"/>
+            <w:tcBorders>
+              <w:top w:val="single" w:sz="4" w:space="0" w:color="auto"/>
+              <w:left w:val="nil"/>
+              <w:bottom w:val="single" w:sz="4" w:space="0" w:color="auto"/>
+              <w:right w:val="single" w:sz="4" w:space="0" w:color="auto"/>
+            </w:tcBorders>
+            <w:shd w:val="clear" w:color="auto" w:fill="auto"/>
+            <w:noWrap/>
+            <w:vAlign w:val="bottom"/>
+            <w:hideMark/>
+          </w:tcPr>
+          <w:p>
+            <w:pPr>
+              <w:spacing w:line="240" w:lineRule="auto"/>
+              <w:ind w:firstLine="0"/>
+              <w:contextualSpacing w:val="0"/>
+              <w:jc w:val="left"/>
+              <w:rPr>
+                <w:rFonts w:eastAsia="Times New Roman" w:cs="Times New Roman"/>
+                <w:color w:val="000000"/>
+                <w:sz w:val="24"/>
+                <w:szCs w:val="24"/>
+                <w:lang w:eastAsia="ru-RU"/>
+              </w:rPr>
+            </w:pPr>
+            <w:r>
+              <w:rPr>
+                <w:rFonts w:eastAsia="Times New Roman" w:cs="Times New Roman"/>
+                <w:color w:val="000000"/>
+                <w:sz w:val="24"/>
+                <w:szCs w:val="24"/>
+                <w:lang w:eastAsia="ru-RU"/>
+              </w:rPr>
+              <w:t>Ожидаемый результат</w:t>
+            </w:r>
+          </w:p>
+        </w:tc>
+        <w:tc>
+          <w:tcPr>
+            <w:tcW w:w="2937" w:type="dxa"/>
+            <w:tcBorders>
+              <w:top w:val="single" w:sz="4" w:space="0" w:color="auto"/>
+              <w:left w:val="nil"/>
+              <w:bottom w:val="single" w:sz="4" w:space="0" w:color="auto"/>
+              <w:right w:val="single" w:sz="4" w:space="0" w:color="auto"/>
+            </w:tcBorders>
+            <w:shd w:val="clear" w:color="auto" w:fill="auto"/>
+            <w:noWrap/>
+            <w:vAlign w:val="bottom"/>
+            <w:hideMark/>
+          </w:tcPr>
+          <w:p>
+            <w:pPr>
+              <w:spacing w:line="240" w:lineRule="auto"/>
+              <w:ind w:firstLine="0"/>
+              <w:contextualSpacing w:val="0"/>
+              <w:jc w:val="left"/>
+              <w:rPr>
+                <w:rFonts w:eastAsia="Times New Roman" w:cs="Times New Roman"/>
+                <w:color w:val="000000"/>
+                <w:sz w:val="24"/>
+                <w:szCs w:val="24"/>
+                <w:lang w:eastAsia="ru-RU"/>
+              </w:rPr>
+            </w:pPr>
+            <w:r>
+              <w:rPr>
+                <w:rFonts w:eastAsia="Times New Roman" w:cs="Times New Roman"/>
+                <w:color w:val="000000"/>
+                <w:sz w:val="24"/>
+                <w:szCs w:val="24"/>
+                <w:lang w:eastAsia="ru-RU"/>
+              </w:rPr>
+              <w:t>Фактический результат</w:t>
+            </w:r>
+          </w:p>
+        </w:tc>
+        <w:tc>
+          <w:tcPr>
+            <w:tcW w:w="244" w:type="dxa"/>
+            <w:tcBorders>
+              <w:top w:val="single" w:sz="4" w:space="0" w:color="auto"/>
+              <w:left w:val="nil"/>
+              <w:bottom w:val="single" w:sz="4" w:space="0" w:color="auto"/>
+              <w:right w:val="single" w:sz="4" w:space="0" w:color="auto"/>
+            </w:tcBorders>
+            <w:shd w:val="clear" w:color="auto" w:fill="auto"/>
+            <w:noWrap/>
+            <w:vAlign w:val="bottom"/>
+            <w:hideMark/>
+          </w:tcPr>
+          <w:p>
+            <w:pPr>
+              <w:spacing w:line="240" w:lineRule="auto"/>
+              <w:ind w:firstLine="0"/>
+              <w:contextualSpacing w:val="0"/>
+              <w:jc w:val="left"/>
+              <w:rPr>
+                <w:rFonts w:eastAsia="Times New Roman" w:cs="Times New Roman"/>
+                <w:color w:val="000000"/>
+                <w:sz w:val="24"/>
+                <w:szCs w:val="24"/>
+                <w:lang w:eastAsia="ru-RU"/>
+              </w:rPr>
+            </w:pPr>
+            <w:r>
+              <w:rPr>
+                <w:rFonts w:eastAsia="Times New Roman" w:cs="Times New Roman"/>
+                <w:color w:val="000000"/>
+                <w:sz w:val="24"/>
+                <w:szCs w:val="24"/>
+                <w:lang w:eastAsia="ru-RU"/>
+              </w:rPr>
+              <w:t>Статус</w:t>
+            </w:r>
+          </w:p>
+        </w:tc>
+      </w:tr>
+      <w:tr>
+        <w:trPr>
+          <w:trHeight w:val="312"/>
+        </w:trPr>
+        <w:tc>
+          <w:tcPr>
+            <w:tcW w:w="245" w:type="dxa"/>
+            <w:tcBorders>
+              <w:top w:val="nil"/>
+              <w:left w:val="single" w:sz="4" w:space="0" w:color="auto"/>
+              <w:bottom w:val="single" w:sz="4" w:space="0" w:color="auto"/>
+              <w:right w:val="single" w:sz="4" w:space="0" w:color="auto"/>
+            </w:tcBorders>
+            <w:shd w:val="clear" w:color="auto" w:fill="auto"/>
+            <w:noWrap/>
+            <w:vAlign w:val="bottom"/>
+            <w:hideMark/>
+          </w:tcPr>
+          <w:p>
+            <w:pPr>
+              <w:spacing w:line="240" w:lineRule="auto"/>
+              <w:ind w:firstLine="0"/>
+              <w:contextualSpacing w:val="0"/>
+              <w:jc w:val="left"/>
+              <w:rPr>
+                <w:rFonts w:eastAsia="Times New Roman" w:cs="Times New Roman"/>
+                <w:color w:val="000000"/>
+                <w:sz w:val="24"/>
+                <w:szCs w:val="24"/>
+                <w:lang w:eastAsia="ru-RU"/>
+              </w:rPr>
+            </w:pPr>
+            <w:r>
+              <w:rPr>
+                <w:rFonts w:eastAsia="Times New Roman" w:cs="Times New Roman"/>
+                <w:color w:val="000000"/>
+                <w:sz w:val="24"/>
+                <w:szCs w:val="24"/>
+                <w:lang w:eastAsia="ru-RU"/>
+              </w:rPr>
+              <w:t>T-07</w:t>
+            </w:r>
+          </w:p>
+        </w:tc>
+        <w:tc>
+          <w:tcPr>
+            <w:tcW w:w="670" w:type="dxa"/>
+            <w:tcBorders>
+              <w:top w:val="nil"/>
+              <w:left w:val="nil"/>
+              <w:bottom w:val="single" w:sz="4" w:space="0" w:color="auto"/>
+              <w:right w:val="single" w:sz="4" w:space="0" w:color="auto"/>
+            </w:tcBorders>
+            <w:shd w:val="clear" w:color="auto" w:fill="auto"/>
+            <w:noWrap/>
+            <w:vAlign w:val="bottom"/>
+            <w:hideMark/>
+          </w:tcPr>
+          <w:p>
+            <w:pPr>
+              <w:spacing w:line="240" w:lineRule="auto"/>
+              <w:ind w:firstLine="0"/>
+              <w:contextualSpacing w:val="0"/>
+              <w:jc w:val="left"/>
+              <w:rPr>
+                <w:rFonts w:eastAsia="Times New Roman" w:cs="Times New Roman"/>
+                <w:color w:val="000000"/>
+                <w:sz w:val="24"/>
+                <w:szCs w:val="24"/>
+                <w:lang w:eastAsia="ru-RU"/>
+              </w:rPr>
+            </w:pPr>
+            <w:r>
+              <w:rPr>
+                <w:rFonts w:eastAsia="Times New Roman" w:cs="Times New Roman"/>
+                <w:color w:val="000000"/>
+                <w:sz w:val="24"/>
+                <w:szCs w:val="24"/>
+                <w:lang w:eastAsia="ru-RU"/>
+              </w:rPr>
+              <w:t xml:space="preserve">Получение списка </w:t>
+            </w:r>
+            <w:r>
+              <w:rPr>
+                <w:rFonts w:eastAsia="Times New Roman" w:cs="Times New Roman"/>
+                <w:color w:val="000000"/>
+                <w:sz w:val="24"/>
+                <w:szCs w:val="24"/>
+                <w:lang w:eastAsia="ru-RU"/>
+              </w:rPr>
+              <w:lastRenderedPageBreak/>
+              <w:t>оценок</w:t>
+            </w:r>
+          </w:p>
+        </w:tc>
+        <w:tc>
+          <w:tcPr>
+            <w:tcW w:w="710" w:type="dxa"/>
+            <w:tcBorders>
+              <w:top w:val="nil"/>
+              <w:left w:val="nil"/>
+              <w:bottom w:val="single" w:sz="4" w:space="0" w:color="auto"/>
+              <w:right w:val="single" w:sz="4" w:space="0" w:color="auto"/>
+            </w:tcBorders>
+            <w:shd w:val="clear" w:color="auto" w:fill="auto"/>
+            <w:noWrap/>
+            <w:vAlign w:val="bottom"/>
+            <w:hideMark/>
+          </w:tcPr>
+          <w:p>
+            <w:pPr>
+              <w:spacing w:line="240" w:lineRule="auto"/>
+              <w:ind w:firstLine="0"/>
+              <w:contextualSpacing w:val="0"/>
+              <w:jc w:val="left"/>
+              <w:rPr>
+                <w:rFonts w:eastAsia="Times New Roman" w:cs="Times New Roman"/>
+                <w:color w:val="000000"/>
+                <w:sz w:val="24"/>
+                <w:szCs w:val="24"/>
+                <w:lang w:eastAsia="ru-RU"/>
+              </w:rPr>
+            </w:pPr>
+            <w:r>
+              <w:rPr>
+                <w:rFonts w:eastAsia="Times New Roman" w:cs="Times New Roman"/>
+                <w:color w:val="000000"/>
+                <w:sz w:val="24"/>
+                <w:szCs w:val="24"/>
+                <w:lang w:eastAsia="ru-RU"/>
+              </w:rPr>
+              <w:lastRenderedPageBreak/>
+              <w:t>`GET /</w:t>
+            </w:r>
+            <w:proofErr w:type="spellStart"/>
+            <w:r>
+              <w:rPr>
+                <w:rFonts w:eastAsia="Times New Roman" w:cs="Times New Roman"/>
+                <w:color w:val="000000"/>
+                <w:sz w:val="24"/>
+                <w:szCs w:val="24"/>
+                <w:lang w:eastAsia="ru-RU"/>
+              </w:rPr>
+              <w:t>api</w:t>
+            </w:r>
+            <w:proofErr w:type="spellEnd"/>
+            <w:r>
+              <w:rPr>
+                <w:rFonts w:eastAsia="Times New Roman" w:cs="Times New Roman"/>
+                <w:color w:val="000000"/>
+                <w:sz w:val="24"/>
+                <w:szCs w:val="24"/>
+                <w:lang w:eastAsia="ru-RU"/>
+              </w:rPr>
+              <w:t>/v1/</w:t>
+            </w:r>
+            <w:proofErr w:type="spellStart"/>
+            <w:r>
+              <w:rPr>
+                <w:rFonts w:eastAsia="Times New Roman" w:cs="Times New Roman"/>
+                <w:color w:val="000000"/>
+                <w:sz w:val="24"/>
+                <w:szCs w:val="24"/>
+                <w:lang w:eastAsia="ru-RU"/>
+              </w:rPr>
+              <w:t>valuation</w:t>
+            </w:r>
+            <w:proofErr w:type="spellEnd"/>
+            <w:r>
+              <w:rPr>
+                <w:rFonts w:eastAsia="Times New Roman" w:cs="Times New Roman"/>
+                <w:color w:val="000000"/>
+                <w:sz w:val="24"/>
+                <w:szCs w:val="24"/>
+                <w:lang w:eastAsia="ru-RU"/>
+              </w:rPr>
+              <w:t>`</w:t>
+            </w:r>
+          </w:p>
+        </w:tc>
+        <w:tc>
+          <w:tcPr>
+            <w:tcW w:w="507" w:type="dxa"/>
+            <w:tcBorders>
+              <w:top w:val="nil"/>
+              <w:left w:val="nil"/>
+              <w:bottom w:val="single" w:sz="4" w:space="0" w:color="auto"/>
+              <w:right w:val="single" w:sz="4" w:space="0" w:color="auto"/>
+            </w:tcBorders>
+            <w:shd w:val="clear" w:color="auto" w:fill="auto"/>
+            <w:noWrap/>
+            <w:vAlign w:val="bottom"/>
+            <w:hideMark/>
+          </w:tcPr>
+          <w:p>
+            <w:pPr>
+              <w:spacing w:line="240" w:lineRule="auto"/>
+              <w:ind w:firstLine="0"/>
+              <w:contextualSpacing w:val="0"/>
+              <w:jc w:val="left"/>
+              <w:rPr>
+                <w:rFonts w:eastAsia="Times New Roman" w:cs="Times New Roman"/>
+                <w:color w:val="000000"/>
+                <w:sz w:val="24"/>
+                <w:szCs w:val="24"/>
+                <w:lang w:eastAsia="ru-RU"/>
+              </w:rPr>
+            </w:pPr>
+            <w:r>
+              <w:rPr>
+                <w:rFonts w:eastAsia="Times New Roman" w:cs="Times New Roman"/>
+                <w:color w:val="000000"/>
+                <w:sz w:val="24"/>
+                <w:szCs w:val="24"/>
+                <w:lang w:eastAsia="ru-RU"/>
+              </w:rPr>
+              <w:t>есть сохраненные отчеты</w:t>
+            </w:r>
+          </w:p>
+        </w:tc>
+        <w:tc>
+          <w:tcPr>
+            <w:tcW w:w="669" w:type="dxa"/>
+            <w:tcBorders>
+              <w:top w:val="nil"/>
+              <w:left w:val="nil"/>
+              <w:bottom w:val="single" w:sz="4" w:space="0" w:color="auto"/>
+              <w:right w:val="single" w:sz="4" w:space="0" w:color="auto"/>
+            </w:tcBorders>
+            <w:shd w:val="clear" w:color="auto" w:fill="auto"/>
+            <w:noWrap/>
+            <w:vAlign w:val="bottom"/>
+            <w:hideMark/>
+          </w:tcPr>
+          <w:p>
+            <w:pPr>
+              <w:spacing w:line="240" w:lineRule="auto"/>
+              <w:ind w:firstLine="0"/>
+              <w:contextualSpacing w:val="0"/>
+              <w:jc w:val="left"/>
+              <w:rPr>
+                <w:rFonts w:eastAsia="Times New Roman" w:cs="Times New Roman"/>
+                <w:color w:val="000000"/>
+                <w:sz w:val="24"/>
+                <w:szCs w:val="24"/>
+                <w:lang w:eastAsia="ru-RU"/>
+              </w:rPr>
+            </w:pPr>
+            <w:r>
+              <w:rPr>
+                <w:rFonts w:eastAsia="Times New Roman" w:cs="Times New Roman"/>
+                <w:color w:val="000000"/>
+                <w:sz w:val="24"/>
+                <w:szCs w:val="24"/>
+                <w:lang w:eastAsia="ru-RU"/>
+              </w:rPr>
+              <w:t xml:space="preserve">Запросить список всех </w:t>
+            </w:r>
+            <w:r>
+              <w:rPr>
+                <w:rFonts w:eastAsia="Times New Roman" w:cs="Times New Roman"/>
+                <w:color w:val="000000"/>
+                <w:sz w:val="24"/>
+                <w:szCs w:val="24"/>
+                <w:lang w:eastAsia="ru-RU"/>
+              </w:rPr>
+              <w:lastRenderedPageBreak/>
+              <w:t>оценок</w:t>
+            </w:r>
+          </w:p>
+        </w:tc>
+        <w:tc>
+          <w:tcPr>
+            <w:tcW w:w="1560" w:type="dxa"/>
+            <w:tcBorders>
+              <w:top w:val="nil"/>
+              <w:left w:val="nil"/>
+              <w:bottom w:val="single" w:sz="4" w:space="0" w:color="auto"/>
+              <w:right w:val="single" w:sz="4" w:space="0" w:color="auto"/>
+            </w:tcBorders>
+            <w:shd w:val="clear" w:color="auto" w:fill="auto"/>
+            <w:noWrap/>
+            <w:vAlign w:val="bottom"/>
+            <w:hideMark/>
+          </w:tcPr>
+          <w:p>
+            <w:pPr>
+              <w:spacing w:line="240" w:lineRule="auto"/>
+              <w:ind w:firstLine="0"/>
+              <w:contextualSpacing w:val="0"/>
+              <w:jc w:val="left"/>
+              <w:rPr>
+                <w:rFonts w:eastAsia="Times New Roman" w:cs="Times New Roman"/>
+                <w:color w:val="000000"/>
+                <w:sz w:val="24"/>
+                <w:szCs w:val="24"/>
+                <w:lang w:eastAsia="ru-RU"/>
+              </w:rPr>
+            </w:pPr>
+            <w:r>
+              <w:rPr>
+                <w:rFonts w:eastAsia="Times New Roman" w:cs="Times New Roman"/>
+                <w:color w:val="000000"/>
+                <w:sz w:val="24"/>
+                <w:szCs w:val="24"/>
+                <w:lang w:eastAsia="ru-RU"/>
+              </w:rPr>
+              <w:lastRenderedPageBreak/>
               <w:t>—</w:t>
             </w:r>
           </w:p>
         </w:tc>
         <w:tc>
           <w:tcPr>
-            <w:tcW w:w="395" w:type="pct"/>
-            <w:vAlign w:val="center"/>
+            <w:tcW w:w="1803" w:type="dxa"/>
+            <w:tcBorders>
+              <w:top w:val="nil"/>
+              <w:left w:val="nil"/>
+              <w:bottom w:val="single" w:sz="4" w:space="0" w:color="auto"/>
+              <w:right w:val="single" w:sz="4" w:space="0" w:color="auto"/>
+            </w:tcBorders>
+            <w:shd w:val="clear" w:color="auto" w:fill="auto"/>
+            <w:noWrap/>
+            <w:vAlign w:val="bottom"/>
+            <w:hideMark/>
           </w:tcPr>
           <w:p>
             <w:pPr>
               <w:spacing w:line="240" w:lineRule="auto"/>
               <w:ind w:firstLine="0"/>
-              <w:rPr>
-                <w:rFonts w:cs="Times New Roman"/>
-                <w:sz w:val="24"/>
-                <w:szCs w:val="24"/>
+              <w:contextualSpacing w:val="0"/>
+              <w:jc w:val="left"/>
+              <w:rPr>
+                <w:rFonts w:eastAsia="Times New Roman" w:cs="Times New Roman"/>
+                <w:color w:val="000000"/>
+                <w:sz w:val="24"/>
+                <w:szCs w:val="24"/>
+                <w:lang w:val="en-US" w:eastAsia="ru-RU"/>
               </w:rPr>
             </w:pPr>
             <w:r>
               <w:rPr>
-                <w:rFonts w:cs="Times New Roman"/>
-                <w:color w:val="000000"/>
-                <w:sz w:val="24"/>
-                <w:szCs w:val="24"/>
-              </w:rPr>
-              <w:t>Ввести мусорную строку</w:t>
+                <w:rFonts w:eastAsia="Times New Roman" w:cs="Times New Roman"/>
+                <w:color w:val="000000"/>
+                <w:sz w:val="24"/>
+                <w:szCs w:val="24"/>
+                <w:lang w:val="en-US" w:eastAsia="ru-RU"/>
+              </w:rPr>
+              <w:t xml:space="preserve">HTTP 200, </w:t>
             </w:r>
-          </w:p>
-        </w:tc>
-        <w:tc>
-          <w:tcPr>
-            <w:tcW w:w="361" w:type="pct"/>
-            <w:vAlign w:val="center"/>
-          </w:tcPr>
-          <w:p>
-            <w:pPr>
-              <w:spacing w:line="240" w:lineRule="auto"/>
-              <w:ind w:firstLine="0"/>
-              <w:rPr>
-                <w:rFonts w:cs="Times New Roman"/>
-                <w:sz w:val="24"/>
-                <w:szCs w:val="24"/>
-              </w:rPr>
-            </w:pPr>
             <w:r>
               <w:rPr>
-                <w:rFonts w:cs="Times New Roman"/>
-                <w:color w:val="000000"/>
-                <w:sz w:val="24"/>
-                <w:szCs w:val="24"/>
-              </w:rPr>
-              <w:t>«</w:t>
+                <w:rFonts w:eastAsia="Times New Roman" w:cs="Times New Roman"/>
+                <w:color w:val="000000"/>
+                <w:sz w:val="24"/>
+                <w:szCs w:val="24"/>
+                <w:lang w:eastAsia="ru-RU"/>
+              </w:rPr>
+              <w:t>массив</w:t>
+            </w:r>
+            <w:r>
+              <w:rPr>
+                <w:rFonts w:eastAsia="Times New Roman" w:cs="Times New Roman"/>
+                <w:color w:val="000000"/>
+                <w:sz w:val="24"/>
+                <w:szCs w:val="24"/>
+                <w:lang w:val="en-US" w:eastAsia="ru-RU"/>
+              </w:rPr>
+              <w:t xml:space="preserve"> </w:t>
+            </w:r>
+            <w:r>
+              <w:rPr>
+                <w:rFonts w:eastAsia="Times New Roman" w:cs="Times New Roman"/>
+                <w:color w:val="000000"/>
+                <w:sz w:val="24"/>
+                <w:szCs w:val="24"/>
+                <w:lang w:eastAsia="ru-RU"/>
+              </w:rPr>
+              <w:t>объектов</w:t>
+            </w:r>
+            <w:r>
+              <w:rPr>
+                <w:rFonts w:eastAsia="Times New Roman" w:cs="Times New Roman"/>
+                <w:color w:val="000000"/>
+                <w:sz w:val="24"/>
+                <w:szCs w:val="24"/>
+                <w:lang w:val="en-US" w:eastAsia="ru-RU"/>
+              </w:rPr>
+              <w:t xml:space="preserve"> </w:t>
+            </w:r>
+            <w:r>
+              <w:rPr>
+                <w:rFonts w:eastAsia="Times New Roman" w:cs="Times New Roman"/>
+                <w:color w:val="000000"/>
+                <w:sz w:val="24"/>
+                <w:szCs w:val="24"/>
+                <w:lang w:eastAsia="ru-RU"/>
+              </w:rPr>
+              <w:t>с</w:t>
+            </w:r>
+            <w:r>
+              <w:rPr>
+                <w:rFonts w:eastAsia="Times New Roman" w:cs="Times New Roman"/>
+                <w:color w:val="000000"/>
+                <w:sz w:val="24"/>
+                <w:szCs w:val="24"/>
+                <w:lang w:val="en-US" w:eastAsia="ru-RU"/>
+              </w:rPr>
+              <w:t xml:space="preserve"> `id`, </w:t>
+            </w:r>
+            <w:r>
+              <w:rPr>
+                <w:rFonts w:eastAsia="Times New Roman" w:cs="Times New Roman"/>
+                <w:color w:val="000000"/>
+                <w:sz w:val="24"/>
+                <w:szCs w:val="24"/>
+                <w:lang w:val="en-US" w:eastAsia="ru-RU"/>
+              </w:rPr>
+              <w:lastRenderedPageBreak/>
+              <w:t>`city`, `address`, `</w:t>
             </w:r>
             <w:proofErr w:type="spellStart"/>
             <w:r>
               <w:rPr>
-                <w:rFonts w:cs="Times New Roman"/>
-                <w:color w:val="000000"/>
-                <w:sz w:val="24"/>
-                <w:szCs w:val="24"/>
-              </w:rPr>
-              <w:t>zzzz</w:t>
+                <w:rFonts w:eastAsia="Times New Roman" w:cs="Times New Roman"/>
+                <w:color w:val="000000"/>
+                <w:sz w:val="24"/>
+                <w:szCs w:val="24"/>
+                <w:lang w:val="en-US" w:eastAsia="ru-RU"/>
+              </w:rPr>
+              <w:t>created_at</w:t>
             </w:r>
             <w:proofErr w:type="spellEnd"/>
             <w:r>
               <w:rPr>
-                <w:rFonts w:cs="Times New Roman"/>
-                <w:color w:val="000000"/>
-                <w:sz w:val="24"/>
-                <w:szCs w:val="24"/>
-              </w:rPr>
-              <w:t>»</w:t>
-            </w:r>
-          </w:p>
-        </w:tc>
-        <w:tc>
-          <w:tcPr>
-            <w:tcW w:w="592" w:type="pct"/>
-            <w:vAlign w:val="center"/>
-          </w:tcPr>
-          <w:p>
-            <w:pPr>
-              <w:spacing w:line="240" w:lineRule="auto"/>
-              <w:ind w:firstLine="0"/>
-              <w:rPr>
-                <w:rFonts w:cs="Times New Roman"/>
-                <w:sz w:val="24"/>
-                <w:szCs w:val="24"/>
-                <w:lang w:val="en-US"/>
-              </w:rPr>
-            </w:pPr>
-            <w:r>
-              <w:rPr>
-                <w:rFonts w:cs="Times New Roman"/>
-                <w:color w:val="000000"/>
-                <w:sz w:val="24"/>
-                <w:szCs w:val="24"/>
-                <w:lang w:val="en-US"/>
-              </w:rPr>
-              <w:t xml:space="preserve">HTTP 400, </w:t>
-            </w:r>
-            <w:r>
-              <w:rPr>
-                <w:rFonts w:cs="Times New Roman"/>
-                <w:color w:val="000000"/>
-                <w:sz w:val="24"/>
-                <w:szCs w:val="24"/>
-              </w:rPr>
-              <w:t>код</w:t>
-            </w:r>
-            <w:r>
-              <w:rPr>
-                <w:rFonts w:cs="Times New Roman"/>
-                <w:color w:val="000000"/>
-                <w:sz w:val="24"/>
-                <w:szCs w:val="24"/>
-                <w:lang w:val="en-US"/>
-              </w:rPr>
-              <w:t xml:space="preserve"> </w:t>
-            </w:r>
-            <w:r>
-              <w:rPr>
-                <w:rFonts w:cs="Times New Roman"/>
-                <w:color w:val="000000"/>
-                <w:sz w:val="24"/>
-                <w:szCs w:val="24"/>
-              </w:rPr>
-              <w:t>ошибки</w:t>
-            </w:r>
-            <w:r>
-              <w:rPr>
-                <w:rFonts w:cs="Times New Roman"/>
-                <w:color w:val="000000"/>
-                <w:sz w:val="24"/>
-                <w:szCs w:val="24"/>
-                <w:lang w:val="en-US"/>
-              </w:rPr>
-              <w:t xml:space="preserve"> `</w:t>
+                <w:rFonts w:eastAsia="Times New Roman" w:cs="Times New Roman"/>
+                <w:color w:val="000000"/>
+                <w:sz w:val="24"/>
+                <w:szCs w:val="24"/>
+                <w:lang w:val="en-US" w:eastAsia="ru-RU"/>
+              </w:rPr>
+              <w:t>`, `</w:t>
             </w:r>
             <w:proofErr w:type="spellStart"/>
             <w:r>
               <w:rPr>
-                <w:rFonts w:cs="Times New Roman"/>
-                <w:color w:val="000000"/>
-                <w:sz w:val="24"/>
-                <w:szCs w:val="24"/>
-                <w:lang w:val="en-US"/>
-              </w:rPr>
-              <w:t>address_invalid</w:t>
+                <w:rFonts w:eastAsia="Times New Roman" w:cs="Times New Roman"/>
+                <w:color w:val="000000"/>
+                <w:sz w:val="24"/>
+                <w:szCs w:val="24"/>
+                <w:lang w:val="en-US" w:eastAsia="ru-RU"/>
+              </w:rPr>
+              <w:t>prediction_rub</w:t>
             </w:r>
             <w:proofErr w:type="spellEnd"/>
             <w:r>
               <w:rPr>
-                <w:rFonts w:cs="Times New Roman"/>
-                <w:color w:val="000000"/>
-                <w:sz w:val="24"/>
-                <w:szCs w:val="24"/>
-                <w:lang w:val="en-US"/>
+                <w:rFonts w:eastAsia="Times New Roman" w:cs="Times New Roman"/>
+                <w:color w:val="000000"/>
+                <w:sz w:val="24"/>
+                <w:szCs w:val="24"/>
+                <w:lang w:val="en-US" w:eastAsia="ru-RU"/>
               </w:rPr>
               <w:t>`</w:t>
             </w:r>
@@ -10586,239 +14757,1430 @@
         </w:tc>
         <w:tc>
           <w:tcPr>
-            <w:tcW w:w="1477" w:type="pct"/>
-            <w:vAlign w:val="center"/>
+            <w:tcW w:w="2937" w:type="dxa"/>
+            <w:tcBorders>
+              <w:top w:val="nil"/>
+              <w:left w:val="nil"/>
+              <w:bottom w:val="single" w:sz="4" w:space="0" w:color="auto"/>
+              <w:right w:val="single" w:sz="4" w:space="0" w:color="auto"/>
+            </w:tcBorders>
+            <w:shd w:val="clear" w:color="auto" w:fill="auto"/>
+            <w:noWrap/>
+            <w:vAlign w:val="bottom"/>
+            <w:hideMark/>
           </w:tcPr>
           <w:p>
             <w:pPr>
               <w:spacing w:line="240" w:lineRule="auto"/>
               <w:ind w:firstLine="0"/>
-              <w:rPr>
-                <w:rFonts w:cs="Times New Roman"/>
-                <w:sz w:val="24"/>
-                <w:szCs w:val="24"/>
+              <w:contextualSpacing w:val="0"/>
+              <w:jc w:val="left"/>
+              <w:rPr>
+                <w:rFonts w:eastAsia="Times New Roman" w:cs="Times New Roman"/>
+                <w:color w:val="000000"/>
+                <w:sz w:val="24"/>
+                <w:szCs w:val="24"/>
+                <w:lang w:eastAsia="ru-RU"/>
               </w:rPr>
             </w:pPr>
             <w:r>
               <w:rPr>
-                <w:rFonts w:cs="Times New Roman"/>
-                <w:color w:val="000000"/>
-                <w:sz w:val="24"/>
-                <w:szCs w:val="24"/>
-              </w:rPr>
-              <w:t>`{"</w:t>
+                <w:rFonts w:eastAsia="Times New Roman" w:cs="Times New Roman"/>
+                <w:color w:val="000000"/>
+                <w:sz w:val="24"/>
+                <w:szCs w:val="24"/>
+                <w:lang w:eastAsia="ru-RU"/>
+              </w:rPr>
+              <w:lastRenderedPageBreak/>
+              <w:t>Получено 13 оценок с полями `</w:t>
             </w:r>
             <w:proofErr w:type="spellStart"/>
             <w:r>
               <w:rPr>
-                <w:rFonts w:cs="Times New Roman"/>
-                <w:color w:val="000000"/>
-                <w:sz w:val="24"/>
-                <w:szCs w:val="24"/>
-              </w:rPr>
-              <w:t>error</w:t>
+                <w:rFonts w:eastAsia="Times New Roman" w:cs="Times New Roman"/>
+                <w:color w:val="000000"/>
+                <w:sz w:val="24"/>
+                <w:szCs w:val="24"/>
+                <w:lang w:eastAsia="ru-RU"/>
+              </w:rPr>
+              <w:t>id</w:t>
             </w:r>
             <w:proofErr w:type="spellEnd"/>
             <w:r>
               <w:rPr>
-                <w:rFonts w:cs="Times New Roman"/>
-                <w:color w:val="000000"/>
-                <w:sz w:val="24"/>
-                <w:szCs w:val="24"/>
-              </w:rPr>
-              <w:t>":"</w:t>
+                <w:rFonts w:eastAsia="Times New Roman" w:cs="Times New Roman"/>
+                <w:color w:val="000000"/>
+                <w:sz w:val="24"/>
+                <w:szCs w:val="24"/>
+                <w:lang w:eastAsia="ru-RU"/>
+              </w:rPr>
+              <w:t>`, `</w:t>
             </w:r>
             <w:proofErr w:type="spellStart"/>
             <w:r>
               <w:rPr>
-                <w:rFonts w:cs="Times New Roman"/>
-                <w:color w:val="000000"/>
-                <w:sz w:val="24"/>
-                <w:szCs w:val="24"/>
-              </w:rPr>
-              <w:t>address_invalid</w:t>
+                <w:rFonts w:eastAsia="Times New Roman" w:cs="Times New Roman"/>
+                <w:color w:val="000000"/>
+                <w:sz w:val="24"/>
+                <w:szCs w:val="24"/>
+                <w:lang w:eastAsia="ru-RU"/>
+              </w:rPr>
+              <w:t>city</w:t>
             </w:r>
             <w:proofErr w:type="spellEnd"/>
-            <w:proofErr w:type="gramStart"/>
             <w:r>
               <w:rPr>
-                <w:rFonts w:cs="Times New Roman"/>
-                <w:color w:val="000000"/>
-                <w:sz w:val="24"/>
-                <w:szCs w:val="24"/>
-              </w:rPr>
-              <w:t>"}`</w:t>
+                <w:rFonts w:eastAsia="Times New Roman" w:cs="Times New Roman"/>
+                <w:color w:val="000000"/>
+                <w:sz w:val="24"/>
+                <w:szCs w:val="24"/>
+                <w:lang w:eastAsia="ru-RU"/>
+              </w:rPr>
+              <w:t>`, `</w:t>
             </w:r>
-            <w:proofErr w:type="gramEnd"/>
+            <w:proofErr w:type="spellStart"/>
+            <w:r>
+              <w:rPr>
+                <w:rFonts w:eastAsia="Times New Roman" w:cs="Times New Roman"/>
+                <w:color w:val="000000"/>
+                <w:sz w:val="24"/>
+                <w:szCs w:val="24"/>
+                <w:lang w:eastAsia="ru-RU"/>
+              </w:rPr>
+              <w:t>address</w:t>
+            </w:r>
+            <w:proofErr w:type="spellEnd"/>
+            <w:r>
+              <w:rPr>
+                <w:rFonts w:eastAsia="Times New Roman" w:cs="Times New Roman"/>
+                <w:color w:val="000000"/>
+                <w:sz w:val="24"/>
+                <w:szCs w:val="24"/>
+                <w:lang w:eastAsia="ru-RU"/>
+              </w:rPr>
+              <w:t>`, `</w:t>
+            </w:r>
+            <w:proofErr w:type="spellStart"/>
+            <w:r>
+              <w:rPr>
+                <w:rFonts w:eastAsia="Times New Roman" w:cs="Times New Roman"/>
+                <w:color w:val="000000"/>
+                <w:sz w:val="24"/>
+                <w:szCs w:val="24"/>
+                <w:lang w:eastAsia="ru-RU"/>
+              </w:rPr>
+              <w:t>created_at</w:t>
+            </w:r>
+            <w:proofErr w:type="spellEnd"/>
+            <w:r>
+              <w:rPr>
+                <w:rFonts w:eastAsia="Times New Roman" w:cs="Times New Roman"/>
+                <w:color w:val="000000"/>
+                <w:sz w:val="24"/>
+                <w:szCs w:val="24"/>
+                <w:lang w:eastAsia="ru-RU"/>
+              </w:rPr>
+              <w:t xml:space="preserve">`, </w:t>
+            </w:r>
+            <w:r>
+              <w:rPr>
+                <w:rFonts w:eastAsia="Times New Roman" w:cs="Times New Roman"/>
+                <w:color w:val="000000"/>
+                <w:sz w:val="24"/>
+                <w:szCs w:val="24"/>
+                <w:lang w:eastAsia="ru-RU"/>
+              </w:rPr>
+              <w:lastRenderedPageBreak/>
+              <w:t>ценами и интервалами; `</w:t>
+            </w:r>
+            <w:proofErr w:type="spellStart"/>
+            <w:r>
+              <w:rPr>
+                <w:rFonts w:eastAsia="Times New Roman" w:cs="Times New Roman"/>
+                <w:color w:val="000000"/>
+                <w:sz w:val="24"/>
+                <w:szCs w:val="24"/>
+                <w:lang w:eastAsia="ru-RU"/>
+              </w:rPr>
+              <w:t>limit</w:t>
+            </w:r>
+            <w:proofErr w:type="spellEnd"/>
+            <w:r>
+              <w:rPr>
+                <w:rFonts w:eastAsia="Times New Roman" w:cs="Times New Roman"/>
+                <w:color w:val="000000"/>
+                <w:sz w:val="24"/>
+                <w:szCs w:val="24"/>
+                <w:lang w:eastAsia="ru-RU"/>
+              </w:rPr>
+              <w:t xml:space="preserve">=20, </w:t>
+            </w:r>
+            <w:proofErr w:type="spellStart"/>
+            <w:r>
+              <w:rPr>
+                <w:rFonts w:eastAsia="Times New Roman" w:cs="Times New Roman"/>
+                <w:color w:val="000000"/>
+                <w:sz w:val="24"/>
+                <w:szCs w:val="24"/>
+                <w:lang w:eastAsia="ru-RU"/>
+              </w:rPr>
+              <w:t>offset</w:t>
+            </w:r>
+            <w:proofErr w:type="spellEnd"/>
+            <w:r>
+              <w:rPr>
+                <w:rFonts w:eastAsia="Times New Roman" w:cs="Times New Roman"/>
+                <w:color w:val="000000"/>
+                <w:sz w:val="24"/>
+                <w:szCs w:val="24"/>
+                <w:lang w:eastAsia="ru-RU"/>
+              </w:rPr>
+              <w:t>=0`</w:t>
+            </w:r>
           </w:p>
         </w:tc>
         <w:tc>
           <w:tcPr>
-            <w:tcW w:w="430" w:type="pct"/>
-            <w:vAlign w:val="center"/>
+            <w:tcW w:w="244" w:type="dxa"/>
+            <w:tcBorders>
+              <w:top w:val="nil"/>
+              <w:left w:val="nil"/>
+              <w:bottom w:val="single" w:sz="4" w:space="0" w:color="auto"/>
+              <w:right w:val="single" w:sz="4" w:space="0" w:color="auto"/>
+            </w:tcBorders>
+            <w:shd w:val="clear" w:color="auto" w:fill="auto"/>
+            <w:noWrap/>
+            <w:vAlign w:val="bottom"/>
+            <w:hideMark/>
           </w:tcPr>
           <w:p>
             <w:pPr>
               <w:spacing w:line="240" w:lineRule="auto"/>
               <w:ind w:firstLine="0"/>
-              <w:rPr>
-                <w:rFonts w:cs="Times New Roman"/>
-                <w:sz w:val="24"/>
-                <w:szCs w:val="24"/>
+              <w:contextualSpacing w:val="0"/>
+              <w:jc w:val="left"/>
+              <w:rPr>
+                <w:rFonts w:eastAsia="Times New Roman" w:cs="Times New Roman"/>
+                <w:color w:val="000000"/>
+                <w:sz w:val="24"/>
+                <w:szCs w:val="24"/>
+                <w:lang w:eastAsia="ru-RU"/>
               </w:rPr>
             </w:pPr>
             <w:r>
               <w:rPr>
-                <w:rFonts w:cs="Times New Roman"/>
-                <w:color w:val="000000"/>
-                <w:sz w:val="24"/>
-                <w:szCs w:val="24"/>
-              </w:rPr>
-              <w:t>400</w:t>
+                <w:rFonts w:eastAsia="Times New Roman" w:cs="Times New Roman"/>
+                <w:color w:val="000000"/>
+                <w:sz w:val="24"/>
+                <w:szCs w:val="24"/>
+                <w:lang w:eastAsia="ru-RU"/>
+              </w:rPr>
+              <w:lastRenderedPageBreak/>
+              <w:t>Успех</w:t>
             </w:r>
           </w:p>
         </w:tc>
       </w:tr>
       <w:tr>
+        <w:trPr>
+          <w:trHeight w:val="312"/>
+        </w:trPr>
         <w:tc>
           <w:tcPr>
-            <w:tcW w:w="178" w:type="pct"/>
-            <w:vAlign w:val="center"/>
+            <w:tcW w:w="245" w:type="dxa"/>
+            <w:tcBorders>
+              <w:top w:val="nil"/>
+              <w:left w:val="single" w:sz="4" w:space="0" w:color="auto"/>
+              <w:bottom w:val="single" w:sz="4" w:space="0" w:color="auto"/>
+              <w:right w:val="single" w:sz="4" w:space="0" w:color="auto"/>
+            </w:tcBorders>
+            <w:shd w:val="clear" w:color="auto" w:fill="auto"/>
+            <w:noWrap/>
+            <w:vAlign w:val="bottom"/>
+            <w:hideMark/>
           </w:tcPr>
           <w:p>
             <w:pPr>
               <w:spacing w:line="240" w:lineRule="auto"/>
               <w:ind w:firstLine="0"/>
-              <w:rPr>
-                <w:rFonts w:cs="Times New Roman"/>
-                <w:sz w:val="24"/>
-                <w:szCs w:val="24"/>
+              <w:contextualSpacing w:val="0"/>
+              <w:jc w:val="left"/>
+              <w:rPr>
+                <w:rFonts w:eastAsia="Times New Roman" w:cs="Times New Roman"/>
+                <w:color w:val="000000"/>
+                <w:sz w:val="24"/>
+                <w:szCs w:val="24"/>
+                <w:lang w:eastAsia="ru-RU"/>
               </w:rPr>
             </w:pPr>
             <w:r>
               <w:rPr>
-                <w:rFonts w:cs="Times New Roman"/>
-                <w:color w:val="000000"/>
-                <w:sz w:val="24"/>
-                <w:szCs w:val="24"/>
-              </w:rPr>
-              <w:t>T-03</w:t>
+                <w:rFonts w:eastAsia="Times New Roman" w:cs="Times New Roman"/>
+                <w:color w:val="000000"/>
+                <w:sz w:val="24"/>
+                <w:szCs w:val="24"/>
+                <w:lang w:eastAsia="ru-RU"/>
+              </w:rPr>
+              <w:t>T-08</w:t>
             </w:r>
           </w:p>
         </w:tc>
         <w:tc>
           <w:tcPr>
-            <w:tcW w:w="661" w:type="pct"/>
-            <w:vAlign w:val="center"/>
+            <w:tcW w:w="670" w:type="dxa"/>
+            <w:tcBorders>
+              <w:top w:val="nil"/>
+              <w:left w:val="nil"/>
+              <w:bottom w:val="single" w:sz="4" w:space="0" w:color="auto"/>
+              <w:right w:val="single" w:sz="4" w:space="0" w:color="auto"/>
+            </w:tcBorders>
+            <w:shd w:val="clear" w:color="auto" w:fill="auto"/>
+            <w:noWrap/>
+            <w:vAlign w:val="bottom"/>
+            <w:hideMark/>
           </w:tcPr>
           <w:p>
             <w:pPr>
               <w:spacing w:line="240" w:lineRule="auto"/>
               <w:ind w:firstLine="0"/>
-              <w:rPr>
-                <w:rFonts w:cs="Times New Roman"/>
-                <w:sz w:val="24"/>
-                <w:szCs w:val="24"/>
+              <w:contextualSpacing w:val="0"/>
+              <w:jc w:val="left"/>
+              <w:rPr>
+                <w:rFonts w:eastAsia="Times New Roman" w:cs="Times New Roman"/>
+                <w:color w:val="000000"/>
+                <w:sz w:val="24"/>
+                <w:szCs w:val="24"/>
+                <w:lang w:eastAsia="ru-RU"/>
               </w:rPr>
             </w:pPr>
             <w:r>
               <w:rPr>
-                <w:rFonts w:cs="Times New Roman"/>
-                <w:color w:val="000000"/>
-                <w:sz w:val="24"/>
-                <w:szCs w:val="24"/>
-              </w:rPr>
-              <w:t>Валидация обязательных полей</w:t>
+                <w:rFonts w:eastAsia="Times New Roman" w:cs="Times New Roman"/>
+                <w:color w:val="000000"/>
+                <w:sz w:val="24"/>
+                <w:szCs w:val="24"/>
+                <w:lang w:eastAsia="ru-RU"/>
+              </w:rPr>
+              <w:t>Получение оценки по ID</w:t>
             </w:r>
           </w:p>
         </w:tc>
         <w:tc>
           <w:tcPr>
-            <w:tcW w:w="551" w:type="pct"/>
-            <w:vAlign w:val="center"/>
+            <w:tcW w:w="710" w:type="dxa"/>
+            <w:tcBorders>
+              <w:top w:val="nil"/>
+              <w:left w:val="nil"/>
+              <w:bottom w:val="single" w:sz="4" w:space="0" w:color="auto"/>
+              <w:right w:val="single" w:sz="4" w:space="0" w:color="auto"/>
+            </w:tcBorders>
+            <w:shd w:val="clear" w:color="auto" w:fill="auto"/>
+            <w:noWrap/>
+            <w:vAlign w:val="bottom"/>
+            <w:hideMark/>
           </w:tcPr>
           <w:p>
             <w:pPr>
               <w:spacing w:line="240" w:lineRule="auto"/>
               <w:ind w:firstLine="0"/>
-              <w:rPr>
-                <w:rFonts w:cs="Times New Roman"/>
-                <w:sz w:val="24"/>
-                <w:szCs w:val="24"/>
+              <w:contextualSpacing w:val="0"/>
+              <w:jc w:val="left"/>
+              <w:rPr>
+                <w:rFonts w:eastAsia="Times New Roman" w:cs="Times New Roman"/>
+                <w:color w:val="000000"/>
+                <w:sz w:val="24"/>
+                <w:szCs w:val="24"/>
+                <w:lang w:val="en-US" w:eastAsia="ru-RU"/>
               </w:rPr>
             </w:pPr>
             <w:r>
               <w:rPr>
-                <w:rFonts w:cs="Times New Roman"/>
-                <w:color w:val="000000"/>
-                <w:sz w:val="24"/>
-                <w:szCs w:val="24"/>
-              </w:rPr>
-              <w:t>`/</w:t>
+                <w:rFonts w:eastAsia="Times New Roman" w:cs="Times New Roman"/>
+                <w:color w:val="000000"/>
+                <w:sz w:val="24"/>
+                <w:szCs w:val="24"/>
+                <w:lang w:val="en-US" w:eastAsia="ru-RU"/>
+              </w:rPr>
+              <w:t>`GET /</w:t>
             </w:r>
             <w:proofErr w:type="spellStart"/>
             <w:r>
               <w:rPr>
-                <w:rFonts w:cs="Times New Roman"/>
-                <w:color w:val="000000"/>
-                <w:sz w:val="24"/>
-                <w:szCs w:val="24"/>
-              </w:rPr>
-              <w:t>valuation</w:t>
+                <w:rFonts w:eastAsia="Times New Roman" w:cs="Times New Roman"/>
+                <w:color w:val="000000"/>
+                <w:sz w:val="24"/>
+                <w:szCs w:val="24"/>
+                <w:lang w:val="en-US" w:eastAsia="ru-RU"/>
+              </w:rPr>
+              <w:t>api</w:t>
             </w:r>
             <w:proofErr w:type="spellEnd"/>
             <w:r>
               <w:rPr>
-                <w:rFonts w:cs="Times New Roman"/>
-                <w:color w:val="000000"/>
-                <w:sz w:val="24"/>
-                <w:szCs w:val="24"/>
-              </w:rPr>
-              <w:t>/</w:t>
-            </w:r>
-            <w:proofErr w:type="spellStart"/>
-            <w:r>
-              <w:rPr>
-                <w:rFonts w:cs="Times New Roman"/>
-                <w:color w:val="000000"/>
-                <w:sz w:val="24"/>
-                <w:szCs w:val="24"/>
-              </w:rPr>
-              <w:t>address</w:t>
-            </w:r>
-            <w:proofErr w:type="spellEnd"/>
-            <w:r>
-              <w:rPr>
-                <w:rFonts w:cs="Times New Roman"/>
-                <w:color w:val="000000"/>
-                <w:sz w:val="24"/>
-                <w:szCs w:val="24"/>
-              </w:rPr>
-              <w:t>`</w:t>
+                <w:rFonts w:eastAsia="Times New Roman" w:cs="Times New Roman"/>
+                <w:color w:val="000000"/>
+                <w:sz w:val="24"/>
+                <w:szCs w:val="24"/>
+                <w:lang w:val="en-US" w:eastAsia="ru-RU"/>
+              </w:rPr>
+              <w:t>/v1/valuation/{id}`</w:t>
             </w:r>
           </w:p>
         </w:tc>
         <w:tc>
           <w:tcPr>
-            <w:tcW w:w="356" w:type="pct"/>
-            <w:vAlign w:val="center"/>
+            <w:tcW w:w="507" w:type="dxa"/>
+            <w:tcBorders>
+              <w:top w:val="nil"/>
+              <w:left w:val="nil"/>
+              <w:bottom w:val="single" w:sz="4" w:space="0" w:color="auto"/>
+              <w:right w:val="single" w:sz="4" w:space="0" w:color="auto"/>
+            </w:tcBorders>
+            <w:shd w:val="clear" w:color="auto" w:fill="auto"/>
+            <w:noWrap/>
+            <w:vAlign w:val="bottom"/>
+            <w:hideMark/>
           </w:tcPr>
           <w:p>
             <w:pPr>
               <w:spacing w:line="240" w:lineRule="auto"/>
               <w:ind w:firstLine="0"/>
-              <w:rPr>
-                <w:rFonts w:cs="Times New Roman"/>
-                <w:sz w:val="24"/>
-                <w:szCs w:val="24"/>
+              <w:contextualSpacing w:val="0"/>
+              <w:jc w:val="left"/>
+              <w:rPr>
+                <w:rFonts w:eastAsia="Times New Roman" w:cs="Times New Roman"/>
+                <w:color w:val="000000"/>
+                <w:sz w:val="24"/>
+                <w:szCs w:val="24"/>
+                <w:lang w:eastAsia="ru-RU"/>
               </w:rPr>
             </w:pPr>
             <w:r>
               <w:rPr>
-                <w:rFonts w:cs="Times New Roman"/>
-                <w:color w:val="000000"/>
-                <w:sz w:val="24"/>
-                <w:szCs w:val="24"/>
+                <w:rFonts w:eastAsia="Times New Roman" w:cs="Times New Roman"/>
+                <w:color w:val="000000"/>
+                <w:sz w:val="24"/>
+                <w:szCs w:val="24"/>
+                <w:lang w:eastAsia="ru-RU"/>
+              </w:rPr>
+              <w:t>есть сохраненный отчет</w:t>
+            </w:r>
+          </w:p>
+        </w:tc>
+        <w:tc>
+          <w:tcPr>
+            <w:tcW w:w="669" w:type="dxa"/>
+            <w:tcBorders>
+              <w:top w:val="nil"/>
+              <w:left w:val="nil"/>
+              <w:bottom w:val="single" w:sz="4" w:space="0" w:color="auto"/>
+              <w:right w:val="single" w:sz="4" w:space="0" w:color="auto"/>
+            </w:tcBorders>
+            <w:shd w:val="clear" w:color="auto" w:fill="auto"/>
+            <w:noWrap/>
+            <w:vAlign w:val="bottom"/>
+            <w:hideMark/>
+          </w:tcPr>
+          <w:p>
+            <w:pPr>
+              <w:spacing w:line="240" w:lineRule="auto"/>
+              <w:ind w:firstLine="0"/>
+              <w:contextualSpacing w:val="0"/>
+              <w:jc w:val="left"/>
+              <w:rPr>
+                <w:rFonts w:eastAsia="Times New Roman" w:cs="Times New Roman"/>
+                <w:color w:val="000000"/>
+                <w:sz w:val="24"/>
+                <w:szCs w:val="24"/>
+                <w:lang w:eastAsia="ru-RU"/>
+              </w:rPr>
+            </w:pPr>
+            <w:r>
+              <w:rPr>
+                <w:rFonts w:eastAsia="Times New Roman" w:cs="Times New Roman"/>
+                <w:color w:val="000000"/>
+                <w:sz w:val="24"/>
+                <w:szCs w:val="24"/>
+                <w:lang w:eastAsia="ru-RU"/>
+              </w:rPr>
+              <w:t>Запросить отчет по ID</w:t>
+            </w:r>
+          </w:p>
+        </w:tc>
+        <w:tc>
+          <w:tcPr>
+            <w:tcW w:w="1560" w:type="dxa"/>
+            <w:tcBorders>
+              <w:top w:val="nil"/>
+              <w:left w:val="nil"/>
+              <w:bottom w:val="single" w:sz="4" w:space="0" w:color="auto"/>
+              <w:right w:val="single" w:sz="4" w:space="0" w:color="auto"/>
+            </w:tcBorders>
+            <w:shd w:val="clear" w:color="auto" w:fill="auto"/>
+            <w:noWrap/>
+            <w:vAlign w:val="bottom"/>
+            <w:hideMark/>
+          </w:tcPr>
+          <w:p>
+            <w:pPr>
+              <w:spacing w:line="240" w:lineRule="auto"/>
+              <w:ind w:firstLine="0"/>
+              <w:contextualSpacing w:val="0"/>
+              <w:jc w:val="left"/>
+              <w:rPr>
+                <w:rFonts w:eastAsia="Times New Roman" w:cs="Times New Roman"/>
+                <w:color w:val="000000"/>
+                <w:sz w:val="24"/>
+                <w:szCs w:val="24"/>
+                <w:lang w:eastAsia="ru-RU"/>
+              </w:rPr>
+            </w:pPr>
+            <w:r>
+              <w:rPr>
+                <w:rFonts w:eastAsia="Times New Roman" w:cs="Times New Roman"/>
+                <w:color w:val="000000"/>
+                <w:sz w:val="24"/>
+                <w:szCs w:val="24"/>
+                <w:lang w:eastAsia="ru-RU"/>
+              </w:rPr>
+              <w:t>`</w:t>
+            </w:r>
+            <w:proofErr w:type="spellStart"/>
+            <w:r>
+              <w:rPr>
+                <w:rFonts w:eastAsia="Times New Roman" w:cs="Times New Roman"/>
+                <w:color w:val="000000"/>
+                <w:sz w:val="24"/>
+                <w:szCs w:val="24"/>
+                <w:lang w:eastAsia="ru-RU"/>
+              </w:rPr>
+              <w:t>id</w:t>
+            </w:r>
+            <w:proofErr w:type="spellEnd"/>
+            <w:r>
+              <w:rPr>
+                <w:rFonts w:eastAsia="Times New Roman" w:cs="Times New Roman"/>
+                <w:color w:val="000000"/>
+                <w:sz w:val="24"/>
+                <w:szCs w:val="24"/>
+                <w:lang w:eastAsia="ru-RU"/>
+              </w:rPr>
+              <w:t>=54f7cda8-...`</w:t>
+            </w:r>
+          </w:p>
+        </w:tc>
+        <w:tc>
+          <w:tcPr>
+            <w:tcW w:w="1803" w:type="dxa"/>
+            <w:tcBorders>
+              <w:top w:val="nil"/>
+              <w:left w:val="nil"/>
+              <w:bottom w:val="single" w:sz="4" w:space="0" w:color="auto"/>
+              <w:right w:val="single" w:sz="4" w:space="0" w:color="auto"/>
+            </w:tcBorders>
+            <w:shd w:val="clear" w:color="auto" w:fill="auto"/>
+            <w:noWrap/>
+            <w:vAlign w:val="bottom"/>
+            <w:hideMark/>
+          </w:tcPr>
+          <w:p>
+            <w:pPr>
+              <w:spacing w:line="240" w:lineRule="auto"/>
+              <w:ind w:firstLine="0"/>
+              <w:contextualSpacing w:val="0"/>
+              <w:jc w:val="left"/>
+              <w:rPr>
+                <w:rFonts w:eastAsia="Times New Roman" w:cs="Times New Roman"/>
+                <w:color w:val="000000"/>
+                <w:sz w:val="24"/>
+                <w:szCs w:val="24"/>
+                <w:lang w:eastAsia="ru-RU"/>
+              </w:rPr>
+            </w:pPr>
+            <w:r>
+              <w:rPr>
+                <w:rFonts w:eastAsia="Times New Roman" w:cs="Times New Roman"/>
+                <w:color w:val="000000"/>
+                <w:sz w:val="24"/>
+                <w:szCs w:val="24"/>
+                <w:lang w:eastAsia="ru-RU"/>
+              </w:rPr>
+              <w:t xml:space="preserve">HTTP 200, полные данные оценки с объектом, ценой, </w:t>
+            </w:r>
+            <w:proofErr w:type="spellStart"/>
+            <w:r>
+              <w:rPr>
+                <w:rFonts w:eastAsia="Times New Roman" w:cs="Times New Roman"/>
+                <w:color w:val="000000"/>
+                <w:sz w:val="24"/>
+                <w:szCs w:val="24"/>
+                <w:lang w:eastAsia="ru-RU"/>
+              </w:rPr>
+              <w:t>компараблами</w:t>
+            </w:r>
+            <w:proofErr w:type="spellEnd"/>
+          </w:p>
+        </w:tc>
+        <w:tc>
+          <w:tcPr>
+            <w:tcW w:w="2937" w:type="dxa"/>
+            <w:tcBorders>
+              <w:top w:val="nil"/>
+              <w:left w:val="nil"/>
+              <w:bottom w:val="single" w:sz="4" w:space="0" w:color="auto"/>
+              <w:right w:val="single" w:sz="4" w:space="0" w:color="auto"/>
+            </w:tcBorders>
+            <w:shd w:val="clear" w:color="auto" w:fill="auto"/>
+            <w:noWrap/>
+            <w:vAlign w:val="bottom"/>
+            <w:hideMark/>
+          </w:tcPr>
+          <w:p>
+            <w:pPr>
+              <w:spacing w:line="240" w:lineRule="auto"/>
+              <w:ind w:firstLine="0"/>
+              <w:contextualSpacing w:val="0"/>
+              <w:jc w:val="left"/>
+              <w:rPr>
+                <w:rFonts w:eastAsia="Times New Roman" w:cs="Times New Roman"/>
+                <w:color w:val="000000"/>
+                <w:sz w:val="24"/>
+                <w:szCs w:val="24"/>
+                <w:lang w:eastAsia="ru-RU"/>
+              </w:rPr>
+            </w:pPr>
+            <w:r>
+              <w:rPr>
+                <w:rFonts w:eastAsia="Times New Roman" w:cs="Times New Roman"/>
+                <w:color w:val="000000"/>
+                <w:sz w:val="24"/>
+                <w:szCs w:val="24"/>
+                <w:lang w:eastAsia="ru-RU"/>
+              </w:rPr>
+              <w:t>Возвращены `</w:t>
+            </w:r>
+            <w:proofErr w:type="spellStart"/>
+            <w:r>
+              <w:rPr>
+                <w:rFonts w:eastAsia="Times New Roman" w:cs="Times New Roman"/>
+                <w:color w:val="000000"/>
+                <w:sz w:val="24"/>
+                <w:szCs w:val="24"/>
+                <w:lang w:eastAsia="ru-RU"/>
+              </w:rPr>
+              <w:t>report_id</w:t>
+            </w:r>
+            <w:proofErr w:type="spellEnd"/>
+            <w:r>
+              <w:rPr>
+                <w:rFonts w:eastAsia="Times New Roman" w:cs="Times New Roman"/>
+                <w:color w:val="000000"/>
+                <w:sz w:val="24"/>
+                <w:szCs w:val="24"/>
+                <w:lang w:eastAsia="ru-RU"/>
+              </w:rPr>
+              <w:t>`, `</w:t>
+            </w:r>
+            <w:proofErr w:type="spellStart"/>
+            <w:r>
+              <w:rPr>
+                <w:rFonts w:eastAsia="Times New Roman" w:cs="Times New Roman"/>
+                <w:color w:val="000000"/>
+                <w:sz w:val="24"/>
+                <w:szCs w:val="24"/>
+                <w:lang w:eastAsia="ru-RU"/>
+              </w:rPr>
+              <w:t>object</w:t>
+            </w:r>
+            <w:proofErr w:type="spellEnd"/>
+            <w:r>
+              <w:rPr>
+                <w:rFonts w:eastAsia="Times New Roman" w:cs="Times New Roman"/>
+                <w:color w:val="000000"/>
+                <w:sz w:val="24"/>
+                <w:szCs w:val="24"/>
+                <w:lang w:eastAsia="ru-RU"/>
+              </w:rPr>
+              <w:t xml:space="preserve">` (2 </w:t>
+            </w:r>
+            <w:proofErr w:type="spellStart"/>
+            <w:r>
+              <w:rPr>
+                <w:rFonts w:eastAsia="Times New Roman" w:cs="Times New Roman"/>
+                <w:color w:val="000000"/>
+                <w:sz w:val="24"/>
+                <w:szCs w:val="24"/>
+                <w:lang w:eastAsia="ru-RU"/>
+              </w:rPr>
+              <w:t>комн</w:t>
+            </w:r>
+            <w:proofErr w:type="spellEnd"/>
+            <w:r>
+              <w:rPr>
+                <w:rFonts w:eastAsia="Times New Roman" w:cs="Times New Roman"/>
+                <w:color w:val="000000"/>
+                <w:sz w:val="24"/>
+                <w:szCs w:val="24"/>
+                <w:lang w:eastAsia="ru-RU"/>
+              </w:rPr>
+              <w:t>, 60м²), `</w:t>
+            </w:r>
+            <w:proofErr w:type="spellStart"/>
+            <w:r>
+              <w:rPr>
+                <w:rFonts w:eastAsia="Times New Roman" w:cs="Times New Roman"/>
+                <w:color w:val="000000"/>
+                <w:sz w:val="24"/>
+                <w:szCs w:val="24"/>
+                <w:lang w:eastAsia="ru-RU"/>
+              </w:rPr>
+              <w:t>price</w:t>
+            </w:r>
+            <w:proofErr w:type="spellEnd"/>
+            <w:r>
+              <w:rPr>
+                <w:rFonts w:eastAsia="Times New Roman" w:cs="Times New Roman"/>
+                <w:color w:val="000000"/>
+                <w:sz w:val="24"/>
+                <w:szCs w:val="24"/>
+                <w:lang w:eastAsia="ru-RU"/>
+              </w:rPr>
+              <w:t xml:space="preserve">` (182304₽), 3 </w:t>
+            </w:r>
+            <w:proofErr w:type="spellStart"/>
+            <w:r>
+              <w:rPr>
+                <w:rFonts w:eastAsia="Times New Roman" w:cs="Times New Roman"/>
+                <w:color w:val="000000"/>
+                <w:sz w:val="24"/>
+                <w:szCs w:val="24"/>
+                <w:lang w:eastAsia="ru-RU"/>
+              </w:rPr>
+              <w:t>компарабла</w:t>
+            </w:r>
+            <w:proofErr w:type="spellEnd"/>
+            <w:r>
+              <w:rPr>
+                <w:rFonts w:eastAsia="Times New Roman" w:cs="Times New Roman"/>
+                <w:color w:val="000000"/>
+                <w:sz w:val="24"/>
+                <w:szCs w:val="24"/>
+                <w:lang w:eastAsia="ru-RU"/>
+              </w:rPr>
+              <w:t xml:space="preserve"> с расстояниями</w:t>
+            </w:r>
+          </w:p>
+        </w:tc>
+        <w:tc>
+          <w:tcPr>
+            <w:tcW w:w="244" w:type="dxa"/>
+            <w:tcBorders>
+              <w:top w:val="nil"/>
+              <w:left w:val="nil"/>
+              <w:bottom w:val="single" w:sz="4" w:space="0" w:color="auto"/>
+              <w:right w:val="single" w:sz="4" w:space="0" w:color="auto"/>
+            </w:tcBorders>
+            <w:shd w:val="clear" w:color="auto" w:fill="auto"/>
+            <w:noWrap/>
+            <w:vAlign w:val="bottom"/>
+            <w:hideMark/>
+          </w:tcPr>
+          <w:p>
+            <w:pPr>
+              <w:spacing w:line="240" w:lineRule="auto"/>
+              <w:ind w:firstLine="0"/>
+              <w:contextualSpacing w:val="0"/>
+              <w:jc w:val="left"/>
+              <w:rPr>
+                <w:rFonts w:eastAsia="Times New Roman" w:cs="Times New Roman"/>
+                <w:color w:val="000000"/>
+                <w:sz w:val="24"/>
+                <w:szCs w:val="24"/>
+                <w:lang w:eastAsia="ru-RU"/>
+              </w:rPr>
+            </w:pPr>
+            <w:r>
+              <w:rPr>
+                <w:rFonts w:eastAsia="Times New Roman" w:cs="Times New Roman"/>
+                <w:color w:val="000000"/>
+                <w:sz w:val="24"/>
+                <w:szCs w:val="24"/>
+                <w:lang w:eastAsia="ru-RU"/>
+              </w:rPr>
+              <w:t>Успех</w:t>
+            </w:r>
+          </w:p>
+        </w:tc>
+      </w:tr>
+    </w:tbl>
+    <w:p>
+      <w:pPr>
+        <w:pStyle w:val="TableParagraph"/>
+        <w:ind w:firstLine="0"/>
+        <w:jc w:val="left"/>
+      </w:pPr>
+    </w:p>
+    <w:p>
+      <w:pPr>
+        <w:pStyle w:val="TableParagraph"/>
+        <w:ind w:firstLine="0"/>
+        <w:jc w:val="left"/>
+      </w:pPr>
+      <w:r>
+        <w:t xml:space="preserve">Таблица 3.4 </w:t>
+      </w:r>
+      <w:r>
+        <w:t>–</w:t>
+      </w:r>
+      <w:r>
+        <w:t xml:space="preserve"> </w:t>
+      </w:r>
+      <w:r>
+        <w:t>Интеграционное и системное тестирование</w:t>
+      </w:r>
+    </w:p>
+    <w:tbl>
+      <w:tblPr>
+        <w:tblW w:w="9345" w:type="dxa"/>
+        <w:tblLook w:val="04A0" w:firstRow="1" w:lastRow="0" w:firstColumn="1" w:lastColumn="0" w:noHBand="0" w:noVBand="1"/>
+      </w:tblPr>
+      <w:tblGrid>
+        <w:gridCol w:w="323"/>
+        <w:gridCol w:w="779"/>
+        <w:gridCol w:w="1072"/>
+        <w:gridCol w:w="808"/>
+        <w:gridCol w:w="761"/>
+        <w:gridCol w:w="783"/>
+        <w:gridCol w:w="907"/>
+        <w:gridCol w:w="3399"/>
+        <w:gridCol w:w="513"/>
+      </w:tblGrid>
+      <w:tr>
+        <w:trPr>
+          <w:trHeight w:val="312"/>
+        </w:trPr>
+        <w:tc>
+          <w:tcPr>
+            <w:tcW w:w="245" w:type="dxa"/>
+            <w:tcBorders>
+              <w:top w:val="single" w:sz="4" w:space="0" w:color="auto"/>
+              <w:left w:val="single" w:sz="4" w:space="0" w:color="auto"/>
+              <w:bottom w:val="single" w:sz="4" w:space="0" w:color="auto"/>
+              <w:right w:val="single" w:sz="4" w:space="0" w:color="auto"/>
+            </w:tcBorders>
+            <w:shd w:val="clear" w:color="auto" w:fill="auto"/>
+            <w:noWrap/>
+            <w:vAlign w:val="bottom"/>
+            <w:hideMark/>
+          </w:tcPr>
+          <w:p>
+            <w:pPr>
+              <w:spacing w:line="240" w:lineRule="auto"/>
+              <w:ind w:firstLine="0"/>
+              <w:contextualSpacing w:val="0"/>
+              <w:jc w:val="left"/>
+              <w:rPr>
+                <w:rFonts w:eastAsia="Times New Roman" w:cs="Times New Roman"/>
+                <w:color w:val="000000"/>
+                <w:sz w:val="24"/>
+                <w:szCs w:val="24"/>
+                <w:lang w:eastAsia="ru-RU"/>
+              </w:rPr>
+            </w:pPr>
+            <w:r>
+              <w:rPr>
+                <w:rFonts w:eastAsia="Times New Roman" w:cs="Times New Roman"/>
+                <w:color w:val="000000"/>
+                <w:sz w:val="24"/>
+                <w:szCs w:val="24"/>
+                <w:lang w:eastAsia="ru-RU"/>
+              </w:rPr>
+              <w:t>ID</w:t>
+            </w:r>
+          </w:p>
+        </w:tc>
+        <w:tc>
+          <w:tcPr>
+            <w:tcW w:w="670" w:type="dxa"/>
+            <w:tcBorders>
+              <w:top w:val="single" w:sz="4" w:space="0" w:color="auto"/>
+              <w:left w:val="nil"/>
+              <w:bottom w:val="single" w:sz="4" w:space="0" w:color="auto"/>
+              <w:right w:val="single" w:sz="4" w:space="0" w:color="auto"/>
+            </w:tcBorders>
+            <w:shd w:val="clear" w:color="auto" w:fill="auto"/>
+            <w:noWrap/>
+            <w:vAlign w:val="bottom"/>
+            <w:hideMark/>
+          </w:tcPr>
+          <w:p>
+            <w:pPr>
+              <w:spacing w:line="240" w:lineRule="auto"/>
+              <w:ind w:firstLine="0"/>
+              <w:contextualSpacing w:val="0"/>
+              <w:jc w:val="left"/>
+              <w:rPr>
+                <w:rFonts w:eastAsia="Times New Roman" w:cs="Times New Roman"/>
+                <w:color w:val="000000"/>
+                <w:sz w:val="24"/>
+                <w:szCs w:val="24"/>
+                <w:lang w:eastAsia="ru-RU"/>
+              </w:rPr>
+            </w:pPr>
+            <w:r>
+              <w:rPr>
+                <w:rFonts w:eastAsia="Times New Roman" w:cs="Times New Roman"/>
+                <w:color w:val="000000"/>
+                <w:sz w:val="24"/>
+                <w:szCs w:val="24"/>
+                <w:lang w:eastAsia="ru-RU"/>
+              </w:rPr>
+              <w:t>Название</w:t>
+            </w:r>
+          </w:p>
+        </w:tc>
+        <w:tc>
+          <w:tcPr>
+            <w:tcW w:w="710" w:type="dxa"/>
+            <w:tcBorders>
+              <w:top w:val="single" w:sz="4" w:space="0" w:color="auto"/>
+              <w:left w:val="nil"/>
+              <w:bottom w:val="single" w:sz="4" w:space="0" w:color="auto"/>
+              <w:right w:val="single" w:sz="4" w:space="0" w:color="auto"/>
+            </w:tcBorders>
+            <w:shd w:val="clear" w:color="auto" w:fill="auto"/>
+            <w:noWrap/>
+            <w:vAlign w:val="bottom"/>
+            <w:hideMark/>
+          </w:tcPr>
+          <w:p>
+            <w:pPr>
+              <w:spacing w:line="240" w:lineRule="auto"/>
+              <w:ind w:firstLine="0"/>
+              <w:contextualSpacing w:val="0"/>
+              <w:jc w:val="left"/>
+              <w:rPr>
+                <w:rFonts w:eastAsia="Times New Roman" w:cs="Times New Roman"/>
+                <w:color w:val="000000"/>
+                <w:sz w:val="24"/>
+                <w:szCs w:val="24"/>
+                <w:lang w:eastAsia="ru-RU"/>
+              </w:rPr>
+            </w:pPr>
+            <w:r>
+              <w:rPr>
+                <w:rFonts w:eastAsia="Times New Roman" w:cs="Times New Roman"/>
+                <w:color w:val="000000"/>
+                <w:sz w:val="24"/>
+                <w:szCs w:val="24"/>
+                <w:lang w:eastAsia="ru-RU"/>
+              </w:rPr>
+              <w:t>Локализация</w:t>
+            </w:r>
+          </w:p>
+        </w:tc>
+        <w:tc>
+          <w:tcPr>
+            <w:tcW w:w="507" w:type="dxa"/>
+            <w:tcBorders>
+              <w:top w:val="single" w:sz="4" w:space="0" w:color="auto"/>
+              <w:left w:val="nil"/>
+              <w:bottom w:val="single" w:sz="4" w:space="0" w:color="auto"/>
+              <w:right w:val="single" w:sz="4" w:space="0" w:color="auto"/>
+            </w:tcBorders>
+            <w:shd w:val="clear" w:color="auto" w:fill="auto"/>
+            <w:noWrap/>
+            <w:vAlign w:val="bottom"/>
+            <w:hideMark/>
+          </w:tcPr>
+          <w:p>
+            <w:pPr>
+              <w:spacing w:line="240" w:lineRule="auto"/>
+              <w:ind w:firstLine="0"/>
+              <w:contextualSpacing w:val="0"/>
+              <w:jc w:val="left"/>
+              <w:rPr>
+                <w:rFonts w:eastAsia="Times New Roman" w:cs="Times New Roman"/>
+                <w:color w:val="000000"/>
+                <w:sz w:val="24"/>
+                <w:szCs w:val="24"/>
+                <w:lang w:eastAsia="ru-RU"/>
+              </w:rPr>
+            </w:pPr>
+            <w:r>
+              <w:rPr>
+                <w:rFonts w:eastAsia="Times New Roman" w:cs="Times New Roman"/>
+                <w:color w:val="000000"/>
+                <w:sz w:val="24"/>
+                <w:szCs w:val="24"/>
+                <w:lang w:eastAsia="ru-RU"/>
+              </w:rPr>
+              <w:t>Предпосылки</w:t>
+            </w:r>
+          </w:p>
+        </w:tc>
+        <w:tc>
+          <w:tcPr>
+            <w:tcW w:w="669" w:type="dxa"/>
+            <w:tcBorders>
+              <w:top w:val="single" w:sz="4" w:space="0" w:color="auto"/>
+              <w:left w:val="nil"/>
+              <w:bottom w:val="single" w:sz="4" w:space="0" w:color="auto"/>
+              <w:right w:val="single" w:sz="4" w:space="0" w:color="auto"/>
+            </w:tcBorders>
+            <w:shd w:val="clear" w:color="auto" w:fill="auto"/>
+            <w:noWrap/>
+            <w:vAlign w:val="bottom"/>
+            <w:hideMark/>
+          </w:tcPr>
+          <w:p>
+            <w:pPr>
+              <w:spacing w:line="240" w:lineRule="auto"/>
+              <w:ind w:firstLine="0"/>
+              <w:contextualSpacing w:val="0"/>
+              <w:jc w:val="left"/>
+              <w:rPr>
+                <w:rFonts w:eastAsia="Times New Roman" w:cs="Times New Roman"/>
+                <w:color w:val="000000"/>
+                <w:sz w:val="24"/>
+                <w:szCs w:val="24"/>
+                <w:lang w:eastAsia="ru-RU"/>
+              </w:rPr>
+            </w:pPr>
+            <w:r>
+              <w:rPr>
+                <w:rFonts w:eastAsia="Times New Roman" w:cs="Times New Roman"/>
+                <w:color w:val="000000"/>
+                <w:sz w:val="24"/>
+                <w:szCs w:val="24"/>
+                <w:lang w:eastAsia="ru-RU"/>
+              </w:rPr>
+              <w:t>Шаги</w:t>
+            </w:r>
+          </w:p>
+        </w:tc>
+        <w:tc>
+          <w:tcPr>
+            <w:tcW w:w="1560" w:type="dxa"/>
+            <w:tcBorders>
+              <w:top w:val="single" w:sz="4" w:space="0" w:color="auto"/>
+              <w:left w:val="nil"/>
+              <w:bottom w:val="single" w:sz="4" w:space="0" w:color="auto"/>
+              <w:right w:val="single" w:sz="4" w:space="0" w:color="auto"/>
+            </w:tcBorders>
+            <w:shd w:val="clear" w:color="auto" w:fill="auto"/>
+            <w:noWrap/>
+            <w:vAlign w:val="bottom"/>
+            <w:hideMark/>
+          </w:tcPr>
+          <w:p>
+            <w:pPr>
+              <w:spacing w:line="240" w:lineRule="auto"/>
+              <w:ind w:firstLine="0"/>
+              <w:contextualSpacing w:val="0"/>
+              <w:jc w:val="left"/>
+              <w:rPr>
+                <w:rFonts w:eastAsia="Times New Roman" w:cs="Times New Roman"/>
+                <w:color w:val="000000"/>
+                <w:sz w:val="24"/>
+                <w:szCs w:val="24"/>
+                <w:lang w:eastAsia="ru-RU"/>
+              </w:rPr>
+            </w:pPr>
+            <w:r>
+              <w:rPr>
+                <w:rFonts w:eastAsia="Times New Roman" w:cs="Times New Roman"/>
+                <w:color w:val="000000"/>
+                <w:sz w:val="24"/>
+                <w:szCs w:val="24"/>
+                <w:lang w:eastAsia="ru-RU"/>
+              </w:rPr>
+              <w:t>Нагрузка</w:t>
+            </w:r>
+          </w:p>
+        </w:tc>
+        <w:tc>
+          <w:tcPr>
+            <w:tcW w:w="1803" w:type="dxa"/>
+            <w:tcBorders>
+              <w:top w:val="single" w:sz="4" w:space="0" w:color="auto"/>
+              <w:left w:val="nil"/>
+              <w:bottom w:val="single" w:sz="4" w:space="0" w:color="auto"/>
+              <w:right w:val="single" w:sz="4" w:space="0" w:color="auto"/>
+            </w:tcBorders>
+            <w:shd w:val="clear" w:color="auto" w:fill="auto"/>
+            <w:noWrap/>
+            <w:vAlign w:val="bottom"/>
+            <w:hideMark/>
+          </w:tcPr>
+          <w:p>
+            <w:pPr>
+              <w:spacing w:line="240" w:lineRule="auto"/>
+              <w:ind w:firstLine="0"/>
+              <w:contextualSpacing w:val="0"/>
+              <w:jc w:val="left"/>
+              <w:rPr>
+                <w:rFonts w:eastAsia="Times New Roman" w:cs="Times New Roman"/>
+                <w:color w:val="000000"/>
+                <w:sz w:val="24"/>
+                <w:szCs w:val="24"/>
+                <w:lang w:eastAsia="ru-RU"/>
+              </w:rPr>
+            </w:pPr>
+            <w:r>
+              <w:rPr>
+                <w:rFonts w:eastAsia="Times New Roman" w:cs="Times New Roman"/>
+                <w:color w:val="000000"/>
+                <w:sz w:val="24"/>
+                <w:szCs w:val="24"/>
+                <w:lang w:eastAsia="ru-RU"/>
+              </w:rPr>
+              <w:t>Ожидаемый результат</w:t>
+            </w:r>
+          </w:p>
+        </w:tc>
+        <w:tc>
+          <w:tcPr>
+            <w:tcW w:w="2937" w:type="dxa"/>
+            <w:tcBorders>
+              <w:top w:val="single" w:sz="4" w:space="0" w:color="auto"/>
+              <w:left w:val="nil"/>
+              <w:bottom w:val="single" w:sz="4" w:space="0" w:color="auto"/>
+              <w:right w:val="single" w:sz="4" w:space="0" w:color="auto"/>
+            </w:tcBorders>
+            <w:shd w:val="clear" w:color="auto" w:fill="auto"/>
+            <w:noWrap/>
+            <w:vAlign w:val="bottom"/>
+            <w:hideMark/>
+          </w:tcPr>
+          <w:p>
+            <w:pPr>
+              <w:spacing w:line="240" w:lineRule="auto"/>
+              <w:ind w:firstLine="0"/>
+              <w:contextualSpacing w:val="0"/>
+              <w:jc w:val="left"/>
+              <w:rPr>
+                <w:rFonts w:eastAsia="Times New Roman" w:cs="Times New Roman"/>
+                <w:color w:val="000000"/>
+                <w:sz w:val="24"/>
+                <w:szCs w:val="24"/>
+                <w:lang w:eastAsia="ru-RU"/>
+              </w:rPr>
+            </w:pPr>
+            <w:r>
+              <w:rPr>
+                <w:rFonts w:eastAsia="Times New Roman" w:cs="Times New Roman"/>
+                <w:color w:val="000000"/>
+                <w:sz w:val="24"/>
+                <w:szCs w:val="24"/>
+                <w:lang w:eastAsia="ru-RU"/>
+              </w:rPr>
+              <w:t>Фактический результат</w:t>
+            </w:r>
+          </w:p>
+        </w:tc>
+        <w:tc>
+          <w:tcPr>
+            <w:tcW w:w="244" w:type="dxa"/>
+            <w:tcBorders>
+              <w:top w:val="single" w:sz="4" w:space="0" w:color="auto"/>
+              <w:left w:val="nil"/>
+              <w:bottom w:val="single" w:sz="4" w:space="0" w:color="auto"/>
+              <w:right w:val="single" w:sz="4" w:space="0" w:color="auto"/>
+            </w:tcBorders>
+            <w:shd w:val="clear" w:color="auto" w:fill="auto"/>
+            <w:noWrap/>
+            <w:vAlign w:val="bottom"/>
+            <w:hideMark/>
+          </w:tcPr>
+          <w:p>
+            <w:pPr>
+              <w:spacing w:line="240" w:lineRule="auto"/>
+              <w:ind w:firstLine="0"/>
+              <w:contextualSpacing w:val="0"/>
+              <w:jc w:val="left"/>
+              <w:rPr>
+                <w:rFonts w:eastAsia="Times New Roman" w:cs="Times New Roman"/>
+                <w:color w:val="000000"/>
+                <w:sz w:val="24"/>
+                <w:szCs w:val="24"/>
+                <w:lang w:eastAsia="ru-RU"/>
+              </w:rPr>
+            </w:pPr>
+            <w:r>
+              <w:rPr>
+                <w:rFonts w:eastAsia="Times New Roman" w:cs="Times New Roman"/>
+                <w:color w:val="000000"/>
+                <w:sz w:val="24"/>
+                <w:szCs w:val="24"/>
+                <w:lang w:eastAsia="ru-RU"/>
+              </w:rPr>
+              <w:t>Статус</w:t>
+            </w:r>
+          </w:p>
+        </w:tc>
+      </w:tr>
+      <w:tr>
+        <w:trPr>
+          <w:trHeight w:val="312"/>
+        </w:trPr>
+        <w:tc>
+          <w:tcPr>
+            <w:tcW w:w="245" w:type="dxa"/>
+            <w:tcBorders>
+              <w:top w:val="nil"/>
+              <w:left w:val="single" w:sz="4" w:space="0" w:color="auto"/>
+              <w:bottom w:val="single" w:sz="4" w:space="0" w:color="auto"/>
+              <w:right w:val="single" w:sz="4" w:space="0" w:color="auto"/>
+            </w:tcBorders>
+            <w:shd w:val="clear" w:color="auto" w:fill="auto"/>
+            <w:noWrap/>
+            <w:vAlign w:val="bottom"/>
+            <w:hideMark/>
+          </w:tcPr>
+          <w:p>
+            <w:pPr>
+              <w:spacing w:line="240" w:lineRule="auto"/>
+              <w:ind w:firstLine="0"/>
+              <w:contextualSpacing w:val="0"/>
+              <w:jc w:val="left"/>
+              <w:rPr>
+                <w:rFonts w:eastAsia="Times New Roman" w:cs="Times New Roman"/>
+                <w:color w:val="000000"/>
+                <w:sz w:val="24"/>
+                <w:szCs w:val="24"/>
+                <w:lang w:eastAsia="ru-RU"/>
+              </w:rPr>
+            </w:pPr>
+            <w:r>
+              <w:rPr>
+                <w:rFonts w:eastAsia="Times New Roman" w:cs="Times New Roman"/>
+                <w:color w:val="000000"/>
+                <w:sz w:val="24"/>
+                <w:szCs w:val="24"/>
+                <w:lang w:eastAsia="ru-RU"/>
+              </w:rPr>
+              <w:t>T-09</w:t>
+            </w:r>
+          </w:p>
+        </w:tc>
+        <w:tc>
+          <w:tcPr>
+            <w:tcW w:w="670" w:type="dxa"/>
+            <w:tcBorders>
+              <w:top w:val="nil"/>
+              <w:left w:val="nil"/>
+              <w:bottom w:val="single" w:sz="4" w:space="0" w:color="auto"/>
+              <w:right w:val="single" w:sz="4" w:space="0" w:color="auto"/>
+            </w:tcBorders>
+            <w:shd w:val="clear" w:color="auto" w:fill="auto"/>
+            <w:noWrap/>
+            <w:vAlign w:val="bottom"/>
+            <w:hideMark/>
+          </w:tcPr>
+          <w:p>
+            <w:pPr>
+              <w:spacing w:line="240" w:lineRule="auto"/>
+              <w:ind w:firstLine="0"/>
+              <w:contextualSpacing w:val="0"/>
+              <w:jc w:val="left"/>
+              <w:rPr>
+                <w:rFonts w:eastAsia="Times New Roman" w:cs="Times New Roman"/>
+                <w:color w:val="000000"/>
+                <w:sz w:val="24"/>
+                <w:szCs w:val="24"/>
+                <w:lang w:eastAsia="ru-RU"/>
+              </w:rPr>
+            </w:pPr>
+            <w:r>
+              <w:rPr>
+                <w:rFonts w:eastAsia="Times New Roman" w:cs="Times New Roman"/>
+                <w:color w:val="000000"/>
+                <w:sz w:val="24"/>
+                <w:szCs w:val="24"/>
+                <w:lang w:eastAsia="ru-RU"/>
+              </w:rPr>
+              <w:t xml:space="preserve">Проверка </w:t>
+            </w:r>
+            <w:proofErr w:type="spellStart"/>
+            <w:r>
+              <w:rPr>
+                <w:rFonts w:eastAsia="Times New Roman" w:cs="Times New Roman"/>
+                <w:color w:val="000000"/>
+                <w:sz w:val="24"/>
+                <w:szCs w:val="24"/>
+                <w:lang w:eastAsia="ru-RU"/>
+              </w:rPr>
+              <w:t>health</w:t>
+            </w:r>
+            <w:proofErr w:type="spellEnd"/>
+            <w:r>
+              <w:rPr>
+                <w:rFonts w:eastAsia="Times New Roman" w:cs="Times New Roman"/>
+                <w:color w:val="000000"/>
+                <w:sz w:val="24"/>
+                <w:szCs w:val="24"/>
+                <w:lang w:eastAsia="ru-RU"/>
+              </w:rPr>
+              <w:t xml:space="preserve"> ML</w:t>
+            </w:r>
+          </w:p>
+        </w:tc>
+        <w:tc>
+          <w:tcPr>
+            <w:tcW w:w="710" w:type="dxa"/>
+            <w:tcBorders>
+              <w:top w:val="nil"/>
+              <w:left w:val="nil"/>
+              <w:bottom w:val="single" w:sz="4" w:space="0" w:color="auto"/>
+              <w:right w:val="single" w:sz="4" w:space="0" w:color="auto"/>
+            </w:tcBorders>
+            <w:shd w:val="clear" w:color="auto" w:fill="auto"/>
+            <w:noWrap/>
+            <w:vAlign w:val="bottom"/>
+            <w:hideMark/>
+          </w:tcPr>
+          <w:p>
+            <w:pPr>
+              <w:spacing w:line="240" w:lineRule="auto"/>
+              <w:ind w:firstLine="0"/>
+              <w:contextualSpacing w:val="0"/>
+              <w:jc w:val="left"/>
+              <w:rPr>
+                <w:rFonts w:eastAsia="Times New Roman" w:cs="Times New Roman"/>
+                <w:color w:val="000000"/>
+                <w:sz w:val="24"/>
+                <w:szCs w:val="24"/>
+                <w:lang w:val="en-US" w:eastAsia="ru-RU"/>
+              </w:rPr>
+            </w:pPr>
+            <w:r>
+              <w:rPr>
+                <w:rFonts w:eastAsia="Times New Roman" w:cs="Times New Roman"/>
+                <w:color w:val="000000"/>
+                <w:sz w:val="24"/>
+                <w:szCs w:val="24"/>
+                <w:lang w:val="en-US" w:eastAsia="ru-RU"/>
+              </w:rPr>
+              <w:t>`GET /api/v1/valuation/ml-health`</w:t>
+            </w:r>
+          </w:p>
+        </w:tc>
+        <w:tc>
+          <w:tcPr>
+            <w:tcW w:w="507" w:type="dxa"/>
+            <w:tcBorders>
+              <w:top w:val="nil"/>
+              <w:left w:val="nil"/>
+              <w:bottom w:val="single" w:sz="4" w:space="0" w:color="auto"/>
+              <w:right w:val="single" w:sz="4" w:space="0" w:color="auto"/>
+            </w:tcBorders>
+            <w:shd w:val="clear" w:color="auto" w:fill="auto"/>
+            <w:noWrap/>
+            <w:vAlign w:val="bottom"/>
+            <w:hideMark/>
+          </w:tcPr>
+          <w:p>
+            <w:pPr>
+              <w:spacing w:line="240" w:lineRule="auto"/>
+              <w:ind w:firstLine="0"/>
+              <w:contextualSpacing w:val="0"/>
+              <w:jc w:val="left"/>
+              <w:rPr>
+                <w:rFonts w:eastAsia="Times New Roman" w:cs="Times New Roman"/>
+                <w:color w:val="000000"/>
+                <w:sz w:val="24"/>
+                <w:szCs w:val="24"/>
+                <w:lang w:eastAsia="ru-RU"/>
+              </w:rPr>
+            </w:pPr>
+            <w:r>
+              <w:rPr>
+                <w:rFonts w:eastAsia="Times New Roman" w:cs="Times New Roman"/>
+                <w:color w:val="000000"/>
+                <w:sz w:val="24"/>
+                <w:szCs w:val="24"/>
+                <w:lang w:eastAsia="ru-RU"/>
+              </w:rPr>
+              <w:t>ML-сервис запущен</w:t>
+            </w:r>
+          </w:p>
+        </w:tc>
+        <w:tc>
+          <w:tcPr>
+            <w:tcW w:w="669" w:type="dxa"/>
+            <w:tcBorders>
+              <w:top w:val="nil"/>
+              <w:left w:val="nil"/>
+              <w:bottom w:val="single" w:sz="4" w:space="0" w:color="auto"/>
+              <w:right w:val="single" w:sz="4" w:space="0" w:color="auto"/>
+            </w:tcBorders>
+            <w:shd w:val="clear" w:color="auto" w:fill="auto"/>
+            <w:noWrap/>
+            <w:vAlign w:val="bottom"/>
+            <w:hideMark/>
+          </w:tcPr>
+          <w:p>
+            <w:pPr>
+              <w:spacing w:line="240" w:lineRule="auto"/>
+              <w:ind w:firstLine="0"/>
+              <w:contextualSpacing w:val="0"/>
+              <w:jc w:val="left"/>
+              <w:rPr>
+                <w:rFonts w:eastAsia="Times New Roman" w:cs="Times New Roman"/>
+                <w:color w:val="000000"/>
+                <w:sz w:val="24"/>
+                <w:szCs w:val="24"/>
+                <w:lang w:eastAsia="ru-RU"/>
+              </w:rPr>
+            </w:pPr>
+            <w:r>
+              <w:rPr>
+                <w:rFonts w:eastAsia="Times New Roman" w:cs="Times New Roman"/>
+                <w:color w:val="000000"/>
+                <w:sz w:val="24"/>
+                <w:szCs w:val="24"/>
+                <w:lang w:eastAsia="ru-RU"/>
+              </w:rPr>
+              <w:t>Проверка доступности ML</w:t>
+            </w:r>
+          </w:p>
+        </w:tc>
+        <w:tc>
+          <w:tcPr>
+            <w:tcW w:w="1560" w:type="dxa"/>
+            <w:tcBorders>
+              <w:top w:val="nil"/>
+              <w:left w:val="nil"/>
+              <w:bottom w:val="single" w:sz="4" w:space="0" w:color="auto"/>
+              <w:right w:val="single" w:sz="4" w:space="0" w:color="auto"/>
+            </w:tcBorders>
+            <w:shd w:val="clear" w:color="auto" w:fill="auto"/>
+            <w:noWrap/>
+            <w:vAlign w:val="bottom"/>
+            <w:hideMark/>
+          </w:tcPr>
+          <w:p>
+            <w:pPr>
+              <w:spacing w:line="240" w:lineRule="auto"/>
+              <w:ind w:firstLine="0"/>
+              <w:contextualSpacing w:val="0"/>
+              <w:jc w:val="left"/>
+              <w:rPr>
+                <w:rFonts w:eastAsia="Times New Roman" w:cs="Times New Roman"/>
+                <w:color w:val="000000"/>
+                <w:sz w:val="24"/>
+                <w:szCs w:val="24"/>
+                <w:lang w:eastAsia="ru-RU"/>
+              </w:rPr>
+            </w:pPr>
+            <w:r>
+              <w:rPr>
+                <w:rFonts w:eastAsia="Times New Roman" w:cs="Times New Roman"/>
+                <w:color w:val="000000"/>
+                <w:sz w:val="24"/>
+                <w:szCs w:val="24"/>
+                <w:lang w:eastAsia="ru-RU"/>
               </w:rPr>
               <w:t>—</w:t>
             </w:r>
@@ -10826,143 +16188,555 @@
         </w:tc>
         <w:tc>
           <w:tcPr>
-            <w:tcW w:w="395" w:type="pct"/>
-            <w:vAlign w:val="center"/>
+            <w:tcW w:w="1803" w:type="dxa"/>
+            <w:tcBorders>
+              <w:top w:val="nil"/>
+              <w:left w:val="nil"/>
+              <w:bottom w:val="single" w:sz="4" w:space="0" w:color="auto"/>
+              <w:right w:val="single" w:sz="4" w:space="0" w:color="auto"/>
+            </w:tcBorders>
+            <w:shd w:val="clear" w:color="auto" w:fill="auto"/>
+            <w:noWrap/>
+            <w:vAlign w:val="bottom"/>
+            <w:hideMark/>
           </w:tcPr>
           <w:p>
             <w:pPr>
               <w:spacing w:line="240" w:lineRule="auto"/>
               <w:ind w:firstLine="0"/>
-              <w:rPr>
-                <w:rFonts w:cs="Times New Roman"/>
-                <w:sz w:val="24"/>
-                <w:szCs w:val="24"/>
+              <w:contextualSpacing w:val="0"/>
+              <w:jc w:val="left"/>
+              <w:rPr>
+                <w:rFonts w:eastAsia="Times New Roman" w:cs="Times New Roman"/>
+                <w:color w:val="000000"/>
+                <w:sz w:val="24"/>
+                <w:szCs w:val="24"/>
+                <w:lang w:eastAsia="ru-RU"/>
               </w:rPr>
             </w:pPr>
             <w:r>
               <w:rPr>
-                <w:rFonts w:cs="Times New Roman"/>
-                <w:color w:val="000000"/>
-                <w:sz w:val="24"/>
-                <w:szCs w:val="24"/>
-              </w:rPr>
-              <w:t>Отправить запрос без площади</w:t>
+                <w:rFonts w:eastAsia="Times New Roman" w:cs="Times New Roman"/>
+                <w:color w:val="000000"/>
+                <w:sz w:val="24"/>
+                <w:szCs w:val="24"/>
+                <w:lang w:eastAsia="ru-RU"/>
+              </w:rPr>
+              <w:t>HTTP 200, `{"</w:t>
+            </w:r>
+            <w:proofErr w:type="spellStart"/>
+            <w:r>
+              <w:rPr>
+                <w:rFonts w:eastAsia="Times New Roman" w:cs="Times New Roman"/>
+                <w:color w:val="000000"/>
+                <w:sz w:val="24"/>
+                <w:szCs w:val="24"/>
+                <w:lang w:eastAsia="ru-RU"/>
+              </w:rPr>
+              <w:t>status</w:t>
+            </w:r>
+            <w:proofErr w:type="spellEnd"/>
+            <w:r>
+              <w:rPr>
+                <w:rFonts w:eastAsia="Times New Roman" w:cs="Times New Roman"/>
+                <w:color w:val="000000"/>
+                <w:sz w:val="24"/>
+                <w:szCs w:val="24"/>
+                <w:lang w:eastAsia="ru-RU"/>
+              </w:rPr>
+              <w:t>":"</w:t>
+            </w:r>
+            <w:proofErr w:type="spellStart"/>
+            <w:r>
+              <w:rPr>
+                <w:rFonts w:eastAsia="Times New Roman" w:cs="Times New Roman"/>
+                <w:color w:val="000000"/>
+                <w:sz w:val="24"/>
+                <w:szCs w:val="24"/>
+                <w:lang w:eastAsia="ru-RU"/>
+              </w:rPr>
+              <w:t>ok</w:t>
+            </w:r>
+            <w:proofErr w:type="spellEnd"/>
+            <w:r>
+              <w:rPr>
+                <w:rFonts w:eastAsia="Times New Roman" w:cs="Times New Roman"/>
+                <w:color w:val="000000"/>
+                <w:sz w:val="24"/>
+                <w:szCs w:val="24"/>
+                <w:lang w:eastAsia="ru-RU"/>
+              </w:rPr>
+              <w:t>"}`</w:t>
             </w:r>
           </w:p>
         </w:tc>
         <w:tc>
           <w:tcPr>
-            <w:tcW w:w="361" w:type="pct"/>
-            <w:vAlign w:val="center"/>
+            <w:tcW w:w="2937" w:type="dxa"/>
+            <w:tcBorders>
+              <w:top w:val="nil"/>
+              <w:left w:val="nil"/>
+              <w:bottom w:val="single" w:sz="4" w:space="0" w:color="auto"/>
+              <w:right w:val="single" w:sz="4" w:space="0" w:color="auto"/>
+            </w:tcBorders>
+            <w:shd w:val="clear" w:color="auto" w:fill="auto"/>
+            <w:noWrap/>
+            <w:vAlign w:val="bottom"/>
+            <w:hideMark/>
           </w:tcPr>
           <w:p>
             <w:pPr>
               <w:spacing w:line="240" w:lineRule="auto"/>
               <w:ind w:firstLine="0"/>
-              <w:rPr>
-                <w:rFonts w:cs="Times New Roman"/>
-                <w:sz w:val="24"/>
-                <w:szCs w:val="24"/>
+              <w:contextualSpacing w:val="0"/>
+              <w:jc w:val="left"/>
+              <w:rPr>
+                <w:rFonts w:eastAsia="Times New Roman" w:cs="Times New Roman"/>
+                <w:color w:val="000000"/>
+                <w:sz w:val="24"/>
+                <w:szCs w:val="24"/>
+                <w:lang w:val="en-US" w:eastAsia="ru-RU"/>
               </w:rPr>
             </w:pPr>
             <w:r>
               <w:rPr>
-                <w:rFonts w:cs="Times New Roman"/>
-                <w:color w:val="000000"/>
-                <w:sz w:val="24"/>
-                <w:szCs w:val="24"/>
-              </w:rPr>
-              <w:t>адрес + комнаты, без площади</w:t>
+                <w:rFonts w:eastAsia="Times New Roman" w:cs="Times New Roman"/>
+                <w:color w:val="000000"/>
+                <w:sz w:val="24"/>
+                <w:szCs w:val="24"/>
+                <w:lang w:val="en-US" w:eastAsia="ru-RU"/>
+              </w:rPr>
+              <w:t>`{"status":"ok","service":"RealVal ML API","model_path":"models/artefacts/rent_lgbm.joblib","model_exists":true}`</w:t>
             </w:r>
           </w:p>
         </w:tc>
         <w:tc>
           <w:tcPr>
-            <w:tcW w:w="592" w:type="pct"/>
-            <w:vAlign w:val="center"/>
+            <w:tcW w:w="244" w:type="dxa"/>
+            <w:tcBorders>
+              <w:top w:val="nil"/>
+              <w:left w:val="nil"/>
+              <w:bottom w:val="single" w:sz="4" w:space="0" w:color="auto"/>
+              <w:right w:val="single" w:sz="4" w:space="0" w:color="auto"/>
+            </w:tcBorders>
+            <w:shd w:val="clear" w:color="auto" w:fill="auto"/>
+            <w:noWrap/>
+            <w:vAlign w:val="bottom"/>
+            <w:hideMark/>
           </w:tcPr>
           <w:p>
             <w:pPr>
               <w:spacing w:line="240" w:lineRule="auto"/>
               <w:ind w:firstLine="0"/>
-              <w:rPr>
-                <w:rFonts w:cs="Times New Roman"/>
-                <w:sz w:val="24"/>
-                <w:szCs w:val="24"/>
+              <w:contextualSpacing w:val="0"/>
+              <w:jc w:val="left"/>
+              <w:rPr>
+                <w:rFonts w:eastAsia="Times New Roman" w:cs="Times New Roman"/>
+                <w:color w:val="000000"/>
+                <w:sz w:val="24"/>
+                <w:szCs w:val="24"/>
+                <w:lang w:eastAsia="ru-RU"/>
               </w:rPr>
             </w:pPr>
             <w:r>
               <w:rPr>
-                <w:rFonts w:cs="Times New Roman"/>
-                <w:color w:val="000000"/>
-                <w:sz w:val="24"/>
-                <w:szCs w:val="24"/>
-              </w:rPr>
-              <w:t>Ошибка отправки запроса</w:t>
+                <w:rFonts w:eastAsia="Times New Roman" w:cs="Times New Roman"/>
+                <w:color w:val="000000"/>
+                <w:sz w:val="24"/>
+                <w:szCs w:val="24"/>
+                <w:lang w:eastAsia="ru-RU"/>
+              </w:rPr>
+              <w:t>Успех</w:t>
+            </w:r>
+          </w:p>
+        </w:tc>
+      </w:tr>
+      <w:tr>
+        <w:trPr>
+          <w:trHeight w:val="312"/>
+        </w:trPr>
+        <w:tc>
+          <w:tcPr>
+            <w:tcW w:w="245" w:type="dxa"/>
+            <w:tcBorders>
+              <w:top w:val="nil"/>
+              <w:left w:val="single" w:sz="4" w:space="0" w:color="auto"/>
+              <w:bottom w:val="single" w:sz="4" w:space="0" w:color="auto"/>
+              <w:right w:val="single" w:sz="4" w:space="0" w:color="auto"/>
+            </w:tcBorders>
+            <w:shd w:val="clear" w:color="auto" w:fill="auto"/>
+            <w:noWrap/>
+            <w:vAlign w:val="bottom"/>
+            <w:hideMark/>
+          </w:tcPr>
+          <w:p>
+            <w:pPr>
+              <w:spacing w:line="240" w:lineRule="auto"/>
+              <w:ind w:firstLine="0"/>
+              <w:contextualSpacing w:val="0"/>
+              <w:jc w:val="left"/>
+              <w:rPr>
+                <w:rFonts w:eastAsia="Times New Roman" w:cs="Times New Roman"/>
+                <w:color w:val="000000"/>
+                <w:sz w:val="24"/>
+                <w:szCs w:val="24"/>
+                <w:lang w:eastAsia="ru-RU"/>
+              </w:rPr>
+            </w:pPr>
+            <w:r>
+              <w:rPr>
+                <w:rFonts w:eastAsia="Times New Roman" w:cs="Times New Roman"/>
+                <w:color w:val="000000"/>
+                <w:sz w:val="24"/>
+                <w:szCs w:val="24"/>
+                <w:lang w:eastAsia="ru-RU"/>
+              </w:rPr>
+              <w:t>T-10</w:t>
             </w:r>
           </w:p>
         </w:tc>
         <w:tc>
           <w:tcPr>
-            <w:tcW w:w="1477" w:type="pct"/>
-            <w:vAlign w:val="center"/>
+            <w:tcW w:w="670" w:type="dxa"/>
+            <w:tcBorders>
+              <w:top w:val="nil"/>
+              <w:left w:val="nil"/>
+              <w:bottom w:val="single" w:sz="4" w:space="0" w:color="auto"/>
+              <w:right w:val="single" w:sz="4" w:space="0" w:color="auto"/>
+            </w:tcBorders>
+            <w:shd w:val="clear" w:color="auto" w:fill="auto"/>
+            <w:noWrap/>
+            <w:vAlign w:val="bottom"/>
+            <w:hideMark/>
           </w:tcPr>
           <w:p>
             <w:pPr>
               <w:spacing w:line="240" w:lineRule="auto"/>
               <w:ind w:firstLine="0"/>
-              <w:rPr>
-                <w:rFonts w:cs="Times New Roman"/>
-                <w:sz w:val="24"/>
-                <w:szCs w:val="24"/>
+              <w:contextualSpacing w:val="0"/>
+              <w:jc w:val="left"/>
+              <w:rPr>
+                <w:rFonts w:eastAsia="Times New Roman" w:cs="Times New Roman"/>
+                <w:color w:val="000000"/>
+                <w:sz w:val="24"/>
+                <w:szCs w:val="24"/>
+                <w:lang w:eastAsia="ru-RU"/>
               </w:rPr>
             </w:pPr>
             <w:r>
               <w:rPr>
-                <w:rFonts w:cs="Times New Roman"/>
-                <w:color w:val="000000"/>
-                <w:sz w:val="24"/>
-                <w:szCs w:val="24"/>
-              </w:rPr>
-              <w:t>Ошибка отправки запроса</w:t>
+                <w:rFonts w:eastAsia="Times New Roman" w:cs="Times New Roman"/>
+                <w:color w:val="000000"/>
+                <w:sz w:val="24"/>
+                <w:szCs w:val="24"/>
+                <w:lang w:eastAsia="ru-RU"/>
+              </w:rPr>
+              <w:t xml:space="preserve">Интеграция </w:t>
             </w:r>
-            <w:proofErr w:type="gramStart"/>
+            <w:proofErr w:type="spellStart"/>
             <w:r>
               <w:rPr>
-                <w:rFonts w:cs="Times New Roman"/>
-                <w:color w:val="000000"/>
-                <w:sz w:val="24"/>
-                <w:szCs w:val="24"/>
-              </w:rPr>
-              <w:t>: Заполните</w:t>
+                <w:rFonts w:eastAsia="Times New Roman" w:cs="Times New Roman"/>
+                <w:color w:val="000000"/>
+                <w:sz w:val="24"/>
+                <w:szCs w:val="24"/>
+                <w:lang w:eastAsia="ru-RU"/>
+              </w:rPr>
+              <w:t>UI→Backend</w:t>
             </w:r>
-            <w:proofErr w:type="gramEnd"/>
+            <w:proofErr w:type="spellEnd"/>
+          </w:p>
+        </w:tc>
+        <w:tc>
+          <w:tcPr>
+            <w:tcW w:w="710" w:type="dxa"/>
+            <w:tcBorders>
+              <w:top w:val="nil"/>
+              <w:left w:val="nil"/>
+              <w:bottom w:val="single" w:sz="4" w:space="0" w:color="auto"/>
+              <w:right w:val="single" w:sz="4" w:space="0" w:color="auto"/>
+            </w:tcBorders>
+            <w:shd w:val="clear" w:color="auto" w:fill="auto"/>
+            <w:noWrap/>
+            <w:vAlign w:val="bottom"/>
+            <w:hideMark/>
+          </w:tcPr>
+          <w:p>
+            <w:pPr>
+              <w:spacing w:line="240" w:lineRule="auto"/>
+              <w:ind w:firstLine="0"/>
+              <w:contextualSpacing w:val="0"/>
+              <w:jc w:val="left"/>
+              <w:rPr>
+                <w:rFonts w:eastAsia="Times New Roman" w:cs="Times New Roman"/>
+                <w:color w:val="000000"/>
+                <w:sz w:val="24"/>
+                <w:szCs w:val="24"/>
+                <w:lang w:eastAsia="ru-RU"/>
+              </w:rPr>
+            </w:pPr>
             <w:r>
               <w:rPr>
-                <w:rFonts w:cs="Times New Roman"/>
-                <w:color w:val="000000"/>
-                <w:sz w:val="24"/>
-                <w:szCs w:val="24"/>
-              </w:rPr>
-              <w:t xml:space="preserve"> все поля</w:t>
+                <w:rFonts w:eastAsia="Times New Roman" w:cs="Times New Roman"/>
+                <w:color w:val="000000"/>
+                <w:sz w:val="24"/>
+                <w:szCs w:val="24"/>
+                <w:lang w:eastAsia="ru-RU"/>
+              </w:rPr>
+              <w:t>UI форма оценки</w:t>
             </w:r>
           </w:p>
         </w:tc>
         <w:tc>
           <w:tcPr>
-            <w:tcW w:w="430" w:type="pct"/>
-            <w:vAlign w:val="center"/>
+            <w:tcW w:w="507" w:type="dxa"/>
+            <w:tcBorders>
+              <w:top w:val="nil"/>
+              <w:left w:val="nil"/>
+              <w:bottom w:val="single" w:sz="4" w:space="0" w:color="auto"/>
+              <w:right w:val="single" w:sz="4" w:space="0" w:color="auto"/>
+            </w:tcBorders>
+            <w:shd w:val="clear" w:color="auto" w:fill="auto"/>
+            <w:noWrap/>
+            <w:vAlign w:val="bottom"/>
+            <w:hideMark/>
           </w:tcPr>
           <w:p>
             <w:pPr>
               <w:spacing w:line="240" w:lineRule="auto"/>
               <w:ind w:firstLine="0"/>
-              <w:rPr>
-                <w:rFonts w:cs="Times New Roman"/>
-                <w:sz w:val="24"/>
-                <w:szCs w:val="24"/>
+              <w:contextualSpacing w:val="0"/>
+              <w:jc w:val="left"/>
+              <w:rPr>
+                <w:rFonts w:eastAsia="Times New Roman" w:cs="Times New Roman"/>
+                <w:color w:val="000000"/>
+                <w:sz w:val="24"/>
+                <w:szCs w:val="24"/>
+                <w:lang w:eastAsia="ru-RU"/>
               </w:rPr>
             </w:pPr>
+            <w:r>
+              <w:rPr>
+                <w:rFonts w:eastAsia="Times New Roman" w:cs="Times New Roman"/>
+                <w:color w:val="000000"/>
+                <w:sz w:val="24"/>
+                <w:szCs w:val="24"/>
+                <w:lang w:eastAsia="ru-RU"/>
+              </w:rPr>
+              <w:t>все сервисы запущены</w:t>
+            </w:r>
+          </w:p>
+        </w:tc>
+        <w:tc>
+          <w:tcPr>
+            <w:tcW w:w="669" w:type="dxa"/>
+            <w:tcBorders>
+              <w:top w:val="nil"/>
+              <w:left w:val="nil"/>
+              <w:bottom w:val="single" w:sz="4" w:space="0" w:color="auto"/>
+              <w:right w:val="single" w:sz="4" w:space="0" w:color="auto"/>
+            </w:tcBorders>
+            <w:shd w:val="clear" w:color="auto" w:fill="auto"/>
+            <w:noWrap/>
+            <w:vAlign w:val="bottom"/>
+            <w:hideMark/>
+          </w:tcPr>
+          <w:p>
+            <w:pPr>
+              <w:spacing w:line="240" w:lineRule="auto"/>
+              <w:ind w:firstLine="0"/>
+              <w:contextualSpacing w:val="0"/>
+              <w:jc w:val="left"/>
+              <w:rPr>
+                <w:rFonts w:eastAsia="Times New Roman" w:cs="Times New Roman"/>
+                <w:color w:val="000000"/>
+                <w:sz w:val="24"/>
+                <w:szCs w:val="24"/>
+                <w:lang w:eastAsia="ru-RU"/>
+              </w:rPr>
+            </w:pPr>
+            <w:r>
+              <w:rPr>
+                <w:rFonts w:eastAsia="Times New Roman" w:cs="Times New Roman"/>
+                <w:color w:val="000000"/>
+                <w:sz w:val="24"/>
+                <w:szCs w:val="24"/>
+                <w:lang w:eastAsia="ru-RU"/>
+              </w:rPr>
+              <w:t>Заполнить форму и отправить</w:t>
+            </w:r>
+          </w:p>
+        </w:tc>
+        <w:tc>
+          <w:tcPr>
+            <w:tcW w:w="1560" w:type="dxa"/>
+            <w:tcBorders>
+              <w:top w:val="nil"/>
+              <w:left w:val="nil"/>
+              <w:bottom w:val="single" w:sz="4" w:space="0" w:color="auto"/>
+              <w:right w:val="single" w:sz="4" w:space="0" w:color="auto"/>
+            </w:tcBorders>
+            <w:shd w:val="clear" w:color="auto" w:fill="auto"/>
+            <w:noWrap/>
+            <w:vAlign w:val="bottom"/>
+            <w:hideMark/>
+          </w:tcPr>
+          <w:p>
+            <w:pPr>
+              <w:spacing w:line="240" w:lineRule="auto"/>
+              <w:ind w:firstLine="0"/>
+              <w:contextualSpacing w:val="0"/>
+              <w:jc w:val="left"/>
+              <w:rPr>
+                <w:rFonts w:eastAsia="Times New Roman" w:cs="Times New Roman"/>
+                <w:color w:val="000000"/>
+                <w:sz w:val="24"/>
+                <w:szCs w:val="24"/>
+                <w:lang w:eastAsia="ru-RU"/>
+              </w:rPr>
+            </w:pPr>
+            <w:r>
+              <w:rPr>
+                <w:rFonts w:eastAsia="Times New Roman" w:cs="Times New Roman"/>
+                <w:color w:val="000000"/>
+                <w:sz w:val="24"/>
+                <w:szCs w:val="24"/>
+                <w:lang w:eastAsia="ru-RU"/>
+              </w:rPr>
+              <w:t>адрес + параметры</w:t>
+            </w:r>
+          </w:p>
+        </w:tc>
+        <w:tc>
+          <w:tcPr>
+            <w:tcW w:w="1803" w:type="dxa"/>
+            <w:tcBorders>
+              <w:top w:val="nil"/>
+              <w:left w:val="nil"/>
+              <w:bottom w:val="single" w:sz="4" w:space="0" w:color="auto"/>
+              <w:right w:val="single" w:sz="4" w:space="0" w:color="auto"/>
+            </w:tcBorders>
+            <w:shd w:val="clear" w:color="auto" w:fill="auto"/>
+            <w:noWrap/>
+            <w:vAlign w:val="bottom"/>
+            <w:hideMark/>
+          </w:tcPr>
+          <w:p>
+            <w:pPr>
+              <w:spacing w:line="240" w:lineRule="auto"/>
+              <w:ind w:firstLine="0"/>
+              <w:contextualSpacing w:val="0"/>
+              <w:jc w:val="left"/>
+              <w:rPr>
+                <w:rFonts w:eastAsia="Times New Roman" w:cs="Times New Roman"/>
+                <w:color w:val="000000"/>
+                <w:sz w:val="24"/>
+                <w:szCs w:val="24"/>
+                <w:lang w:eastAsia="ru-RU"/>
+              </w:rPr>
+            </w:pPr>
+            <w:r>
+              <w:rPr>
+                <w:rFonts w:eastAsia="Times New Roman" w:cs="Times New Roman"/>
+                <w:color w:val="000000"/>
+                <w:sz w:val="24"/>
+                <w:szCs w:val="24"/>
+                <w:lang w:eastAsia="ru-RU"/>
+              </w:rPr>
+              <w:t xml:space="preserve">Отображение результата с ценой, интервалом, </w:t>
+            </w:r>
+            <w:proofErr w:type="spellStart"/>
+            <w:r>
+              <w:rPr>
+                <w:rFonts w:eastAsia="Times New Roman" w:cs="Times New Roman"/>
+                <w:color w:val="000000"/>
+                <w:sz w:val="24"/>
+                <w:szCs w:val="24"/>
+                <w:lang w:eastAsia="ru-RU"/>
+              </w:rPr>
+              <w:t>компараблами</w:t>
+            </w:r>
+            <w:proofErr w:type="spellEnd"/>
+          </w:p>
+        </w:tc>
+        <w:tc>
+          <w:tcPr>
+            <w:tcW w:w="2937" w:type="dxa"/>
+            <w:tcBorders>
+              <w:top w:val="nil"/>
+              <w:left w:val="nil"/>
+              <w:bottom w:val="single" w:sz="4" w:space="0" w:color="auto"/>
+              <w:right w:val="single" w:sz="4" w:space="0" w:color="auto"/>
+            </w:tcBorders>
+            <w:shd w:val="clear" w:color="auto" w:fill="auto"/>
+            <w:noWrap/>
+            <w:vAlign w:val="bottom"/>
+            <w:hideMark/>
+          </w:tcPr>
+          <w:p>
+            <w:pPr>
+              <w:spacing w:line="240" w:lineRule="auto"/>
+              <w:ind w:firstLine="0"/>
+              <w:contextualSpacing w:val="0"/>
+              <w:jc w:val="left"/>
+              <w:rPr>
+                <w:rFonts w:eastAsia="Times New Roman" w:cs="Times New Roman"/>
+                <w:color w:val="000000"/>
+                <w:sz w:val="24"/>
+                <w:szCs w:val="24"/>
+                <w:lang w:eastAsia="ru-RU"/>
+              </w:rPr>
+            </w:pPr>
+            <w:r>
+              <w:rPr>
+                <w:rFonts w:eastAsia="Times New Roman" w:cs="Times New Roman"/>
+                <w:color w:val="000000"/>
+                <w:sz w:val="24"/>
+                <w:szCs w:val="24"/>
+                <w:lang w:eastAsia="ru-RU"/>
+              </w:rPr>
+              <w:t>Требует ручной проверки в браузере</w:t>
+            </w:r>
+          </w:p>
+        </w:tc>
+        <w:tc>
+          <w:tcPr>
+            <w:tcW w:w="244" w:type="dxa"/>
+            <w:tcBorders>
+              <w:top w:val="nil"/>
+              <w:left w:val="nil"/>
+              <w:bottom w:val="single" w:sz="4" w:space="0" w:color="auto"/>
+              <w:right w:val="single" w:sz="4" w:space="0" w:color="auto"/>
+            </w:tcBorders>
+            <w:shd w:val="clear" w:color="auto" w:fill="auto"/>
+            <w:noWrap/>
+            <w:vAlign w:val="bottom"/>
+            <w:hideMark/>
+          </w:tcPr>
+          <w:p>
+            <w:pPr>
+              <w:spacing w:line="240" w:lineRule="auto"/>
+              <w:ind w:firstLine="0"/>
+              <w:contextualSpacing w:val="0"/>
+              <w:jc w:val="left"/>
+              <w:rPr>
+                <w:rFonts w:eastAsia="Times New Roman" w:cs="Times New Roman"/>
+                <w:color w:val="000000"/>
+                <w:sz w:val="24"/>
+                <w:szCs w:val="24"/>
+                <w:lang w:eastAsia="ru-RU"/>
+              </w:rPr>
+            </w:pPr>
+            <w:r>
+              <w:rPr>
+                <w:rFonts w:eastAsia="Times New Roman" w:cs="Times New Roman"/>
+                <w:color w:val="000000"/>
+                <w:sz w:val="24"/>
+                <w:szCs w:val="24"/>
+                <w:lang w:eastAsia="ru-RU"/>
+              </w:rPr>
+              <w:t>Успех</w:t>
+            </w:r>
           </w:p>
         </w:tc>
       </w:tr>
@@ -10970,58 +16744,9 @@
     <w:p>
       <w:pPr>
         <w:pStyle w:val="TableParagraph"/>
-        <w:ind w:left="708"/>
-      </w:pPr>
-      <w:r>
-        <w:t xml:space="preserve">Таблица 3.2 </w:t>
-      </w:r>
-      <w:r>
-        <w:t xml:space="preserve">– </w:t>
-      </w:r>
-      <w:r>
-        <w:t xml:space="preserve">Расчёт оценки, интервалы неопределённости и </w:t>
-      </w:r>
-      <w:proofErr w:type="spellStart"/>
-      <w:r>
-        <w:t>компараблы</w:t>
-      </w:r>
-      <w:proofErr w:type="spellEnd"/>
-      <w:r>
-        <w:t xml:space="preserve"> </w:t>
-      </w:r>
-    </w:p>
-    <w:p>
-      <w:pPr>
-        <w:pStyle w:val="TableParagraph"/>
-        <w:ind w:left="708"/>
-      </w:pPr>
-      <w:r>
-        <w:t xml:space="preserve">Таблица 3.3 </w:t>
-      </w:r>
-      <w:r>
-        <w:t xml:space="preserve">– </w:t>
-      </w:r>
-      <w:r>
-        <w:t>Генерация отчётов и работа с сохранёнными оценками</w:t>
-      </w:r>
-    </w:p>
-    <w:p>
-      <w:pPr>
-        <w:pStyle w:val="TableParagraph"/>
-        <w:ind w:left="708"/>
-      </w:pPr>
-      <w:r>
-        <w:t xml:space="preserve">Таблица 3.4 </w:t>
-      </w:r>
-      <w:r>
-        <w:t>–</w:t>
-      </w:r>
-      <w:r>
-        <w:t xml:space="preserve"> </w:t>
-      </w:r>
-      <w:r>
-        <w:t>Интеграционное и системное тестирование</w:t>
-      </w:r>
+        <w:ind w:firstLine="0"/>
+        <w:jc w:val="left"/>
+      </w:pPr>
     </w:p>
     <w:p>
       <w:pPr>
@@ -11998,19 +17723,11 @@
           <m:t>≈14,86%</m:t>
         </m:r>
       </m:oMath>
-      <w:proofErr w:type="gramStart"/>
       <w:r>
         <w:rPr>
           <w:rFonts w:eastAsiaTheme="minorEastAsia"/>
         </w:rPr>
-        <w:t>, ,</w:t>
-      </w:r>
-      <w:proofErr w:type="gramEnd"/>
-      <w:r>
-        <w:rPr>
-          <w:rFonts w:eastAsiaTheme="minorEastAsia"/>
-        </w:rPr>
-        <w:t xml:space="preserve"> то есть относительная ошибка прогноза в среднем находится на уровне ~15%. В рамках требований технического задания условие «точность не менее 60%» интерпретируется как средняя относительная ошибка не хуже 40%. Фактическое значение </w:t>
+        <w:t xml:space="preserve">, , то есть относительная ошибка прогноза в среднем находится на уровне ~15%. В рамках требований технического задания условие «точность не менее 60%» интерпретируется как средняя относительная ошибка не хуже 40%. Фактическое значение </w:t>
       </w:r>
       <w:r>
         <w:rPr>
@@ -13200,15 +18917,7 @@
         <w:pStyle w:val="aff0"/>
       </w:pPr>
       <w:r>
-        <w:t xml:space="preserve">НЕ ПЕРЕПИСАТЬ </w:t>
-      </w:r>
-      <w:proofErr w:type="gramStart"/>
-      <w:r>
-        <w:t>повторы другими словами</w:t>
-      </w:r>
-      <w:proofErr w:type="gramEnd"/>
-      <w:r>
-        <w:t>, а в принципе написать другое</w:t>
+        <w:t>НЕ ПЕРЕПИСАТЬ повторы другими словами, а в принципе написать другое</w:t>
       </w:r>
     </w:p>
   </w:comment>
@@ -14681,15 +20390,7 @@
         <w:pStyle w:val="aff0"/>
       </w:pPr>
       <w:r>
-        <w:t xml:space="preserve">Напиши </w:t>
-      </w:r>
-      <w:proofErr w:type="gramStart"/>
-      <w:r>
-        <w:t>вообще</w:t>
-      </w:r>
-      <w:proofErr w:type="gramEnd"/>
-      <w:r>
-        <w:t xml:space="preserve"> что за диаграмму ты используешь (типа </w:t>
+        <w:t xml:space="preserve">Напиши вообще что за диаграмму ты используешь (типа </w:t>
       </w:r>
       <w:proofErr w:type="spellStart"/>
       <w:r>
@@ -15771,11 +21472,9 @@
         </w:rPr>
         <w:t>MSE</w:t>
       </w:r>
-      <w:proofErr w:type="gramStart"/>
       <w:r>
         <w:t>. ???</w:t>
       </w:r>
-      <w:proofErr w:type="gramEnd"/>
     </w:p>
     <w:p>
       <w:pPr>

--- a/недодип.docx
+++ b/недодип.docx
@@ -616,13 +616,20 @@
         <w:rPr>
           <w:lang w:eastAsia="ru-RU" w:bidi="ru-RU"/>
         </w:rPr>
-        <w:t>), пространственно-временную валидацию (разделение по времени и блочную кросс-валидацию по районам), построение доверительных интервалов (</w:t>
-      </w:r>
-      <w:proofErr w:type="spellStart"/>
+        <w:t xml:space="preserve">), пространственно-временную валидацию (разделение по времени и блочную кросс-валидацию по районам), построение доверительных интервалов </w:t>
+      </w:r>
       <w:r>
         <w:rPr>
           <w:lang w:eastAsia="ru-RU" w:bidi="ru-RU"/>
         </w:rPr>
+        <w:lastRenderedPageBreak/>
+        <w:t>(</w:t>
+      </w:r>
+      <w:proofErr w:type="spellStart"/>
+      <w:r>
+        <w:rPr>
+          <w:lang w:eastAsia="ru-RU" w:bidi="ru-RU"/>
+        </w:rPr>
         <w:t>квантильная</w:t>
       </w:r>
       <w:proofErr w:type="spellEnd"/>
@@ -630,14 +637,7 @@
         <w:rPr>
           <w:lang w:eastAsia="ru-RU" w:bidi="ru-RU"/>
         </w:rPr>
-        <w:t xml:space="preserve"> регрессия/конформные предсказания) и методы интерпретации </w:t>
-      </w:r>
-      <w:r>
-        <w:rPr>
-          <w:lang w:eastAsia="ru-RU" w:bidi="ru-RU"/>
-        </w:rPr>
-        <w:lastRenderedPageBreak/>
-        <w:t>вкладов признаков (SHAP). Для демонстрации практической полезности реализован подбор «</w:t>
+        <w:t xml:space="preserve"> регрессия/конформные предсказания) и методы интерпретации вкладов признаков (SHAP). Для демонстрации практической полезности реализован подбор «</w:t>
       </w:r>
       <w:commentRangeStart w:id="23"/>
       <w:proofErr w:type="spellStart"/>
@@ -894,7 +894,11 @@
       </w:r>
       <w:proofErr w:type="spellEnd"/>
       <w:r>
-        <w:t xml:space="preserve"> описанием (агрегаты по ячейкам местности, время/стоимость до транспорта, плотность и структура предложений), честную оценку неопределённости (</w:t>
+        <w:t xml:space="preserve"> описанием (агрегаты по ячейкам местности, время/стоимость до транспорта, плотность и структура предложений), </w:t>
+      </w:r>
+      <w:r>
+        <w:lastRenderedPageBreak/>
+        <w:t>честную оценку неопределённости (</w:t>
       </w:r>
       <w:proofErr w:type="spellStart"/>
       <w:r>
@@ -902,76 +906,72 @@
       </w:r>
       <w:proofErr w:type="spellEnd"/>
       <w:r>
-        <w:t xml:space="preserve">/конформные предсказания), </w:t>
+        <w:t xml:space="preserve">/конформные предсказания), интерпретируемость (локальные и глобальные объяснения вкладов признаков) и поиск </w:t>
+      </w:r>
+      <w:proofErr w:type="spellStart"/>
+      <w:r>
+        <w:t>компараблов</w:t>
+      </w:r>
+      <w:proofErr w:type="spellEnd"/>
+      <w:r>
+        <w:t xml:space="preserve"> по близости атрибутов и локации. </w:t>
+      </w:r>
+      <w:commentRangeEnd w:id="30"/>
+      <w:r>
+        <w:rPr>
+          <w:rStyle w:val="aff"/>
+        </w:rPr>
+        <w:commentReference w:id="30"/>
+      </w:r>
+      <w:r>
+        <w:t>Такой подход призван объединить масштабируемость автоматизированных моделей с прозрачностью и практической полезностью экспертных методик, что создаёт основу для последующей постановки целей, задач и формализации технического задания.</w:t>
+      </w:r>
+    </w:p>
+    <w:p>
+      <w:pPr>
+        <w:pStyle w:val="23"/>
+      </w:pPr>
+      <w:bookmarkStart w:id="31" w:name="_Toc212455482"/>
+      <w:r>
+        <w:t>Обзор существующих аналогов</w:t>
+      </w:r>
+      <w:bookmarkEnd w:id="31"/>
+    </w:p>
+    <w:p>
+      <w:r>
+        <w:t>На рынке РФ представлены сервисы, выполняющие автоматизированную оценку жилья (AVM): они прогнозируют цену аренды по адресу и базовым параметрам, иногда показывают динамику спроса/цен. Однако чаще всего не раскрывают методику моделирования, не предоставляют доверительные интервалы и объяснения факторов, а также ограничены по экспорту/API.</w:t>
+      </w:r>
+    </w:p>
+    <w:p>
+      <w:r>
+        <w:t>С</w:t>
+      </w:r>
+      <w:r>
+        <w:t xml:space="preserve">ервис оценки у крупных площадок объявлений предоставляет ориентир стоимости квартиры по адресу с учётом параметров объекта и локальной динамики. Пользователь видит приблизительную цену, иногда </w:t>
+      </w:r>
+      <w:r>
+        <w:t>–</w:t>
+      </w:r>
+      <w:r>
+        <w:t xml:space="preserve"> исторические изменения по дому или району. При этом методология расчёта, как правило, не раскрывается: упоминается использование больших данных и моделей машинного обучения, но без детального описания архитектуры, признаков и процедуры валидации. Доверительные интервалы для оценки неопределённости не показываются, а экспорт результатов или открытый API обычно отсутствуют. Сильной стороной таких решений остаётся широкая фактическая база объявлений и полезные визуализации локальной истории цен</w:t>
+      </w:r>
+      <w:r>
+        <w:t>.</w:t>
+      </w:r>
+    </w:p>
+    <w:p>
+      <w:r>
+        <w:t xml:space="preserve">Финансовые платформы и банковские сервисы (например, ориентированные на ипотечные сделки) предоставляют онлайн-оценку </w:t>
       </w:r>
       <w:r>
         <w:lastRenderedPageBreak/>
-        <w:t xml:space="preserve">интерпретируемость (локальные и глобальные объяснения вкладов признаков) и поиск </w:t>
-      </w:r>
-      <w:proofErr w:type="spellStart"/>
-      <w:r>
-        <w:t>компараблов</w:t>
-      </w:r>
-      <w:proofErr w:type="spellEnd"/>
-      <w:r>
-        <w:t xml:space="preserve"> по близости атрибутов и локации. </w:t>
-      </w:r>
-      <w:commentRangeEnd w:id="30"/>
-      <w:r>
-        <w:rPr>
-          <w:rStyle w:val="aff"/>
-        </w:rPr>
-        <w:commentReference w:id="30"/>
-      </w:r>
-      <w:r>
-        <w:t>Такой подход призван объединить масштабируемость автоматизированных моделей с прозрачностью и практической полезностью экспертных методик, что создаёт основу для последующей постановки целей, задач и формализации технического задания.</w:t>
-      </w:r>
-    </w:p>
-    <w:p>
-      <w:pPr>
-        <w:pStyle w:val="23"/>
-      </w:pPr>
-      <w:bookmarkStart w:id="31" w:name="_Toc212455482"/>
-      <w:r>
-        <w:t>Обзор существующих аналогов</w:t>
-      </w:r>
-      <w:bookmarkEnd w:id="31"/>
-    </w:p>
-    <w:p>
-      <w:r>
-        <w:t>На рынке РФ представлены сервисы, выполняющие автоматизированную оценку жилья (AVM): они прогнозируют цену аренды по адресу и базовым параметрам, иногда показывают динамику спроса/цен. Однако чаще всего не раскрывают методику моделирования, не предоставляют доверительные интервалы и объяснения факторов, а также ограничены по экспорту/API.</w:t>
-      </w:r>
-    </w:p>
-    <w:p>
-      <w:r>
-        <w:t>С</w:t>
-      </w:r>
-      <w:r>
-        <w:t xml:space="preserve">ервис оценки у крупных площадок объявлений предоставляет ориентир стоимости квартиры по адресу с учётом параметров объекта и локальной динамики. Пользователь видит приблизительную цену, иногда </w:t>
+        <w:t xml:space="preserve">объекта и интегрируют её в сценарии оформления ипотеки, страхования или подготовки отчёта оценщика. Их преимущество </w:t>
       </w:r>
       <w:r>
         <w:t>–</w:t>
       </w:r>
       <w:r>
-        <w:t xml:space="preserve"> исторические изменения по дому или району. При этом методология расчёта, как правило, не раскрывается: упоминается использование больших данных и моделей машинного обучения, но без детального описания архитектуры, признаков и процедуры валидации. Доверительные интервалы для оценки неопределённости не показываются, а экспорт результатов или открытый API обычно отсутствуют. Сильной стороной таких решений остаётся широкая фактическая база объявлений и полезные визуализации локальной истории цен</w:t>
-      </w:r>
-      <w:r>
-        <w:t>.</w:t>
-      </w:r>
-    </w:p>
-    <w:p>
-      <w:r>
-        <w:t xml:space="preserve">Финансовые платформы и банковские сервисы (например, ориентированные на ипотечные сделки) предоставляют онлайн-оценку объекта и интегрируют её в сценарии оформления ипотеки, страхования или подготовки отчёта оценщика. Их преимущество </w:t>
-      </w:r>
-      <w:r>
-        <w:t>–</w:t>
-      </w:r>
-      <w:r>
-        <w:t xml:space="preserve"> связка с реальными </w:t>
-      </w:r>
-      <w:r>
-        <w:lastRenderedPageBreak/>
-        <w:t xml:space="preserve">сделками и документами; слабое место </w:t>
+        <w:t xml:space="preserve"> связка с реальными сделками и документами; слабое место </w:t>
       </w:r>
       <w:r>
         <w:t>–</w:t>
@@ -1113,7 +1113,11 @@
         <w:t>) определяют направления развития предлагаемого решения: включение честной интервальной оц</w:t>
       </w:r>
       <w:r>
-        <w:t>енки, локально интерпретируемых объяснений и алгоритма подбора сравнимых объектов как обязательных компонентов системы</w:t>
+        <w:t xml:space="preserve">енки, </w:t>
+      </w:r>
+      <w:r>
+        <w:lastRenderedPageBreak/>
+        <w:t>локально интерпретируемых объяснений и алгоритма подбора сравнимых объектов как обязательных компонентов системы</w:t>
       </w:r>
       <w:r>
         <w:t>.</w:t>
@@ -1125,178 +1129,178 @@
       </w:pPr>
       <w:bookmarkStart w:id="33" w:name="_Toc212455483"/>
       <w:r>
+        <w:t>Цель и задачи</w:t>
+      </w:r>
+      <w:bookmarkEnd w:id="33"/>
+    </w:p>
+    <w:p>
+      <w:pPr>
+        <w:rPr>
+          <w:lang w:eastAsia="ru-RU" w:bidi="ru-RU"/>
+        </w:rPr>
+      </w:pPr>
+      <w:r>
+        <w:rPr>
+          <w:lang w:eastAsia="ru-RU" w:bidi="ru-RU"/>
+        </w:rPr>
+        <w:t xml:space="preserve">Цель работы </w:t>
+      </w:r>
+      <w:r>
+        <w:t>–</w:t>
+      </w:r>
+      <w:r>
+        <w:rPr>
+          <w:lang w:eastAsia="ru-RU" w:bidi="ru-RU"/>
+        </w:rPr>
+        <w:t xml:space="preserve"> построить модель, предоставляющую прогноз с доверительным интервалом и интерпретируемым объяснением факторов, а также подбор сопоставимых объектов для поддержки принятия решений арендаторами, покупателями и специалистами рынка.</w:t>
+      </w:r>
+    </w:p>
+    <w:p>
+      <w:pPr>
+        <w:rPr>
+          <w:lang w:eastAsia="ru-RU" w:bidi="ru-RU"/>
+        </w:rPr>
+      </w:pPr>
+      <w:commentRangeStart w:id="34"/>
+      <w:r>
+        <w:rPr>
+          <w:lang w:eastAsia="ru-RU" w:bidi="ru-RU"/>
+        </w:rPr>
+        <w:t xml:space="preserve">Для достижения поставленной цели необходимо провести анализ предметной области и обзор существующих аналогов, сформировать и утвердить техническое задание. На следующем этапе требуется собрать </w:t>
+      </w:r>
+      <w:proofErr w:type="spellStart"/>
+      <w:r>
+        <w:rPr>
+          <w:lang w:eastAsia="ru-RU" w:bidi="ru-RU"/>
+        </w:rPr>
+        <w:t>датасет</w:t>
+      </w:r>
+      <w:proofErr w:type="spellEnd"/>
+      <w:r>
+        <w:rPr>
+          <w:lang w:eastAsia="ru-RU" w:bidi="ru-RU"/>
+        </w:rPr>
+        <w:t xml:space="preserve"> из объявлений и внешних </w:t>
+      </w:r>
+      <w:proofErr w:type="spellStart"/>
+      <w:r>
+        <w:rPr>
+          <w:lang w:eastAsia="ru-RU" w:bidi="ru-RU"/>
+        </w:rPr>
+        <w:t>геопризнаков</w:t>
+      </w:r>
+      <w:proofErr w:type="spellEnd"/>
+      <w:r>
+        <w:rPr>
+          <w:lang w:eastAsia="ru-RU" w:bidi="ru-RU"/>
+        </w:rPr>
+        <w:t xml:space="preserve">, выполнить его очистку, </w:t>
+      </w:r>
+      <w:proofErr w:type="spellStart"/>
+      <w:r>
+        <w:rPr>
+          <w:lang w:eastAsia="ru-RU" w:bidi="ru-RU"/>
+        </w:rPr>
+        <w:t>геокодирование</w:t>
+      </w:r>
+      <w:proofErr w:type="spellEnd"/>
+      <w:r>
+        <w:rPr>
+          <w:lang w:eastAsia="ru-RU" w:bidi="ru-RU"/>
+        </w:rPr>
+        <w:t xml:space="preserve"> и генерацию признаков. Затем разрабатываются и обучаются модели прогнозирования с настройкой пространственно-временной валидации.</w:t>
+      </w:r>
+    </w:p>
+    <w:p>
+      <w:pPr>
+        <w:rPr>
+          <w:lang w:eastAsia="ru-RU" w:bidi="ru-RU"/>
+        </w:rPr>
+      </w:pPr>
+      <w:r>
+        <w:rPr>
+          <w:lang w:eastAsia="ru-RU" w:bidi="ru-RU"/>
+        </w:rPr>
+        <w:t>Особое внимание уделяется реализации оценки неопределённости (</w:t>
+      </w:r>
+      <w:proofErr w:type="spellStart"/>
+      <w:r>
+        <w:rPr>
+          <w:lang w:eastAsia="ru-RU" w:bidi="ru-RU"/>
+        </w:rPr>
+        <w:t>квантильной</w:t>
+      </w:r>
+      <w:proofErr w:type="spellEnd"/>
+      <w:r>
+        <w:rPr>
+          <w:lang w:eastAsia="ru-RU" w:bidi="ru-RU"/>
+        </w:rPr>
+        <w:t xml:space="preserve"> или конформной) и созданию модуля интерпретации вкладов признаков. Дополнительно предусматривается механизм поиска </w:t>
+      </w:r>
+      <w:commentRangeStart w:id="35"/>
+      <w:r>
+        <w:rPr>
+          <w:lang w:eastAsia="ru-RU" w:bidi="ru-RU"/>
+        </w:rPr>
+        <w:t>сопоставимых объектов («</w:t>
+      </w:r>
+      <w:proofErr w:type="spellStart"/>
+      <w:r>
+        <w:rPr>
+          <w:lang w:eastAsia="ru-RU" w:bidi="ru-RU"/>
+        </w:rPr>
+        <w:t>компараблов</w:t>
+      </w:r>
+      <w:proofErr w:type="spellEnd"/>
+      <w:r>
+        <w:rPr>
+          <w:lang w:eastAsia="ru-RU" w:bidi="ru-RU"/>
+        </w:rPr>
+        <w:t xml:space="preserve">») </w:t>
+      </w:r>
+      <w:commentRangeEnd w:id="35"/>
+      <w:r>
+        <w:rPr>
+          <w:rStyle w:val="aff"/>
+        </w:rPr>
+        <w:commentReference w:id="35"/>
+      </w:r>
+      <w:r>
+        <w:rPr>
+          <w:lang w:eastAsia="ru-RU" w:bidi="ru-RU"/>
+        </w:rPr>
+        <w:t>по атрибутам и локализации. Завершающим этапом является создание прототипа веб-сервиса с картографической визуализацией и возможностью формирования краткого отчёта, а также проведение экспериментальной оценки качества и подготовка пользовательской и эксплуатационной документации.</w:t>
+      </w:r>
+      <w:commentRangeEnd w:id="34"/>
+      <w:r>
+        <w:rPr>
+          <w:rStyle w:val="aff"/>
+        </w:rPr>
+        <w:commentReference w:id="34"/>
+      </w:r>
+    </w:p>
+    <w:p>
+      <w:pPr>
+        <w:pStyle w:val="23"/>
+      </w:pPr>
+      <w:bookmarkStart w:id="36" w:name="_Toc212455484"/>
+      <w:r>
+        <w:t>Техническое задание</w:t>
+      </w:r>
+      <w:bookmarkEnd w:id="36"/>
+    </w:p>
+    <w:p>
+      <w:r>
+        <w:t>В данном подразделе представлено техническое задание на разработку системы «Интеллектуальная система анализа недвижимости».</w:t>
+      </w:r>
+    </w:p>
+    <w:p>
+      <w:pPr>
+        <w:pStyle w:val="31"/>
+      </w:pPr>
+      <w:bookmarkStart w:id="37" w:name="_Toc212455485"/>
+      <w:r>
         <w:lastRenderedPageBreak/>
-        <w:t>Цель и задачи</w:t>
-      </w:r>
-      <w:bookmarkEnd w:id="33"/>
-    </w:p>
-    <w:p>
-      <w:pPr>
-        <w:rPr>
-          <w:lang w:eastAsia="ru-RU" w:bidi="ru-RU"/>
-        </w:rPr>
-      </w:pPr>
-      <w:r>
-        <w:rPr>
-          <w:lang w:eastAsia="ru-RU" w:bidi="ru-RU"/>
-        </w:rPr>
-        <w:t xml:space="preserve">Цель работы </w:t>
-      </w:r>
-      <w:r>
-        <w:t>–</w:t>
-      </w:r>
-      <w:r>
-        <w:rPr>
-          <w:lang w:eastAsia="ru-RU" w:bidi="ru-RU"/>
-        </w:rPr>
-        <w:t xml:space="preserve"> построить модель, предоставляющую прогноз с доверительным интервалом и интерпретируемым объяснением факторов, а также подбор сопоставимых объектов для поддержки принятия решений арендаторами, покупателями и специалистами рынка.</w:t>
-      </w:r>
-    </w:p>
-    <w:p>
-      <w:pPr>
-        <w:rPr>
-          <w:lang w:eastAsia="ru-RU" w:bidi="ru-RU"/>
-        </w:rPr>
-      </w:pPr>
-      <w:commentRangeStart w:id="34"/>
-      <w:r>
-        <w:rPr>
-          <w:lang w:eastAsia="ru-RU" w:bidi="ru-RU"/>
-        </w:rPr>
-        <w:t xml:space="preserve">Для достижения поставленной цели необходимо провести анализ предметной области и обзор существующих аналогов, сформировать и утвердить техническое задание. На следующем этапе требуется собрать </w:t>
-      </w:r>
-      <w:proofErr w:type="spellStart"/>
-      <w:r>
-        <w:rPr>
-          <w:lang w:eastAsia="ru-RU" w:bidi="ru-RU"/>
-        </w:rPr>
-        <w:t>датасет</w:t>
-      </w:r>
-      <w:proofErr w:type="spellEnd"/>
-      <w:r>
-        <w:rPr>
-          <w:lang w:eastAsia="ru-RU" w:bidi="ru-RU"/>
-        </w:rPr>
-        <w:t xml:space="preserve"> из объявлений и внешних </w:t>
-      </w:r>
-      <w:proofErr w:type="spellStart"/>
-      <w:r>
-        <w:rPr>
-          <w:lang w:eastAsia="ru-RU" w:bidi="ru-RU"/>
-        </w:rPr>
-        <w:t>геопризнаков</w:t>
-      </w:r>
-      <w:proofErr w:type="spellEnd"/>
-      <w:r>
-        <w:rPr>
-          <w:lang w:eastAsia="ru-RU" w:bidi="ru-RU"/>
-        </w:rPr>
-        <w:t xml:space="preserve">, выполнить его очистку, </w:t>
-      </w:r>
-      <w:proofErr w:type="spellStart"/>
-      <w:r>
-        <w:rPr>
-          <w:lang w:eastAsia="ru-RU" w:bidi="ru-RU"/>
-        </w:rPr>
-        <w:t>геокодирование</w:t>
-      </w:r>
-      <w:proofErr w:type="spellEnd"/>
-      <w:r>
-        <w:rPr>
-          <w:lang w:eastAsia="ru-RU" w:bidi="ru-RU"/>
-        </w:rPr>
-        <w:t xml:space="preserve"> и генерацию признаков. Затем разрабатываются и обучаются модели прогнозирования с настройкой пространственно-временной валидации.</w:t>
-      </w:r>
-    </w:p>
-    <w:p>
-      <w:pPr>
-        <w:rPr>
-          <w:lang w:eastAsia="ru-RU" w:bidi="ru-RU"/>
-        </w:rPr>
-      </w:pPr>
-      <w:r>
-        <w:rPr>
-          <w:lang w:eastAsia="ru-RU" w:bidi="ru-RU"/>
-        </w:rPr>
-        <w:t>Особое внимание уделяется реализации оценки неопределённости (</w:t>
-      </w:r>
-      <w:proofErr w:type="spellStart"/>
-      <w:r>
-        <w:rPr>
-          <w:lang w:eastAsia="ru-RU" w:bidi="ru-RU"/>
-        </w:rPr>
-        <w:t>квантильной</w:t>
-      </w:r>
-      <w:proofErr w:type="spellEnd"/>
-      <w:r>
-        <w:rPr>
-          <w:lang w:eastAsia="ru-RU" w:bidi="ru-RU"/>
-        </w:rPr>
-        <w:t xml:space="preserve"> или конформной) и созданию модуля интерпретации вкладов признаков. Дополнительно предусматривается механизм поиска </w:t>
-      </w:r>
-      <w:commentRangeStart w:id="35"/>
-      <w:r>
-        <w:rPr>
-          <w:lang w:eastAsia="ru-RU" w:bidi="ru-RU"/>
-        </w:rPr>
-        <w:t>сопоставимых объектов («</w:t>
-      </w:r>
-      <w:proofErr w:type="spellStart"/>
-      <w:r>
-        <w:rPr>
-          <w:lang w:eastAsia="ru-RU" w:bidi="ru-RU"/>
-        </w:rPr>
-        <w:t>компараблов</w:t>
-      </w:r>
-      <w:proofErr w:type="spellEnd"/>
-      <w:r>
-        <w:rPr>
-          <w:lang w:eastAsia="ru-RU" w:bidi="ru-RU"/>
-        </w:rPr>
-        <w:t xml:space="preserve">») </w:t>
-      </w:r>
-      <w:commentRangeEnd w:id="35"/>
-      <w:r>
-        <w:rPr>
-          <w:rStyle w:val="aff"/>
-        </w:rPr>
-        <w:commentReference w:id="35"/>
-      </w:r>
-      <w:r>
-        <w:rPr>
-          <w:lang w:eastAsia="ru-RU" w:bidi="ru-RU"/>
-        </w:rPr>
-        <w:t>по атрибутам и локализации. Завершающим этапом является создание прототипа веб-сервиса с картографической визуализацией и возможностью формирования краткого отчёта, а также проведение экспериментальной оценки качества и подготовка пользовательской и эксплуатационной документации.</w:t>
-      </w:r>
-      <w:commentRangeEnd w:id="34"/>
-      <w:r>
-        <w:rPr>
-          <w:rStyle w:val="aff"/>
-        </w:rPr>
-        <w:commentReference w:id="34"/>
-      </w:r>
-    </w:p>
-    <w:p>
-      <w:pPr>
-        <w:pStyle w:val="23"/>
-      </w:pPr>
-      <w:bookmarkStart w:id="36" w:name="_Toc212455484"/>
-      <w:r>
-        <w:t>Техническое задание</w:t>
-      </w:r>
-      <w:bookmarkEnd w:id="36"/>
-    </w:p>
-    <w:p>
-      <w:r>
-        <w:t>В данном подразделе представлено техническое задание на разработку системы «Интеллектуальная система анализа недвижимости».</w:t>
-      </w:r>
-    </w:p>
-    <w:p>
-      <w:pPr>
-        <w:pStyle w:val="31"/>
-      </w:pPr>
-      <w:bookmarkStart w:id="37" w:name="_Toc212455485"/>
-      <w:r>
         <w:t>Назначение и цели разработки системы</w:t>
       </w:r>
       <w:bookmarkEnd w:id="37"/>
@@ -1312,7 +1316,6 @@
           <w:b/>
           <w:bCs/>
         </w:rPr>
-        <w:lastRenderedPageBreak/>
         <w:t>Назначение</w:t>
       </w:r>
       <w:r>
@@ -1462,6 +1465,7 @@
       </w:pPr>
       <w:bookmarkStart w:id="38" w:name="_Toc212455486"/>
       <w:r>
+        <w:lastRenderedPageBreak/>
         <w:t>Функциональные требования</w:t>
       </w:r>
       <w:bookmarkEnd w:id="38"/>
@@ -1497,7 +1501,6 @@
         <w:pStyle w:val="22"/>
       </w:pPr>
       <w:r>
-        <w:lastRenderedPageBreak/>
         <w:t>Прогноз стоимости: расчёт «справедливой» цены аренды; вывод доверительного интервала.</w:t>
       </w:r>
     </w:p>
@@ -1639,6 +1642,7 @@
       <w:bookmarkStart w:id="42" w:name="_Toc212455489"/>
       <w:commentRangeStart w:id="43"/>
       <w:r>
+        <w:lastRenderedPageBreak/>
         <w:t>Аппаратная часть</w:t>
       </w:r>
       <w:bookmarkEnd w:id="42"/>
@@ -1691,7 +1695,6 @@
         <w:pStyle w:val="20"/>
       </w:pPr>
       <w:r>
-        <w:lastRenderedPageBreak/>
         <w:t>р</w:t>
       </w:r>
       <w:r>
@@ -1870,7 +1873,11 @@
         <w:pStyle w:val="20"/>
       </w:pPr>
       <w:r>
-        <w:t>руководство пользователя – содержит назначение системы, требования к программно-технической среде, описание основных вариантов использования (расчёт стоимости по адресу, проверка статуса сервиса), порядок работы с веб-интерфейсом, рекомендации по корректному</w:t>
+        <w:t xml:space="preserve">руководство пользователя – содержит назначение системы, требования к программно-технической среде, описание основных вариантов использования (расчёт стоимости по адресу, проверка </w:t>
+      </w:r>
+      <w:r>
+        <w:lastRenderedPageBreak/>
+        <w:t>статуса сервиса), порядок работы с веб-интерфейсом, рекомендации по корректному</w:t>
       </w:r>
       <w:r>
         <w:t>;</w:t>
@@ -1892,7 +1899,6 @@
         <w:pStyle w:val="20"/>
       </w:pPr>
       <w:r>
-        <w:lastRenderedPageBreak/>
         <w:t xml:space="preserve">спецификацию API (машиночитаемую </w:t>
       </w:r>
       <w:proofErr w:type="spellStart"/>
@@ -2044,6 +2050,7 @@
     </w:p>
     <w:p>
       <w:r>
+        <w:lastRenderedPageBreak/>
         <w:t>Этап</w:t>
       </w:r>
       <w:r>
@@ -2068,7 +2075,6 @@
     </w:p>
     <w:p>
       <w:r>
-        <w:lastRenderedPageBreak/>
         <w:t>Заключительн</w:t>
       </w:r>
       <w:r>
@@ -2127,34 +2133,16 @@
         </w:rPr>
         <w:commentReference w:id="53"/>
       </w:r>
-    </w:p>
-    <w:p>
-      <w:pPr>
-        <w:rPr>
-          <w:rFonts w:eastAsiaTheme="majorEastAsia" w:cs="Times New Roman"/>
-          <w:sz w:val="32"/>
-          <w:szCs w:val="32"/>
-          <w:shd w:val="clear" w:color="auto" w:fill="FFFFFF"/>
-        </w:rPr>
-      </w:pPr>
-      <w:commentRangeStart w:id="54"/>
       <w:r>
         <w:br w:type="page"/>
       </w:r>
-      <w:commentRangeEnd w:id="54"/>
-      <w:r>
-        <w:rPr>
-          <w:rStyle w:val="aff"/>
-        </w:rPr>
-        <w:commentReference w:id="54"/>
-      </w:r>
     </w:p>
     <w:p>
       <w:pPr>
         <w:pStyle w:val="a0"/>
       </w:pPr>
-      <w:bookmarkStart w:id="55" w:name="_Toc212455496"/>
-      <w:commentRangeStart w:id="56"/>
+      <w:bookmarkStart w:id="54" w:name="_Toc212455496"/>
+      <w:commentRangeStart w:id="55"/>
       <w:r>
         <w:lastRenderedPageBreak/>
         <w:t>АНАЛИТИЧЕСКИ</w:t>
@@ -2165,8 +2153,8 @@
       <w:r>
         <w:t xml:space="preserve"> РАЗДЕЛ</w:t>
       </w:r>
-      <w:bookmarkEnd w:id="55"/>
-      <w:commentRangeEnd w:id="56"/>
+      <w:bookmarkEnd w:id="54"/>
+      <w:commentRangeEnd w:id="55"/>
       <w:r>
         <w:rPr>
           <w:rStyle w:val="aff"/>
@@ -2177,174 +2165,174 @@
           <w:kern w:val="0"/>
           <w:lang w:eastAsia="en-US"/>
         </w:rPr>
+        <w:commentReference w:id="55"/>
+      </w:r>
+    </w:p>
+    <w:p>
+      <w:r>
+        <w:t xml:space="preserve">В данном разделе подробно описываются используемые методы прогнозирования стоимости аренды и принципы их работы: модели машинного обучения для табличных данных с учётом </w:t>
+      </w:r>
+      <w:proofErr w:type="spellStart"/>
+      <w:r>
+        <w:t>геопространственных</w:t>
+      </w:r>
+      <w:proofErr w:type="spellEnd"/>
+      <w:r>
+        <w:t xml:space="preserve"> признаков, подходы к получению интервальных предсказаний и интерпретации влияния признаков. Обосновывается выбор инструментов реализации, а также приводится архитектура программного решения и схема взаимодействия его основных компонентов. Здесь же вводятся метрики качества (в том числе MAE, </w:t>
+      </w:r>
+      <w:r>
+        <w:rPr>
+          <w:lang w:val="en-US"/>
+        </w:rPr>
+        <w:t>MAPE</w:t>
+      </w:r>
+      <w:r>
+        <w:t>, RMSE по логарифму ставки и покрытие доверительных интервалов), по которым в дальнейшем оценивается выполнение требования к точности системы не ниже 60%.</w:t>
+      </w:r>
+    </w:p>
+    <w:p>
+      <w:pPr>
+        <w:pStyle w:val="23"/>
+      </w:pPr>
+      <w:r>
+        <w:t>Выбор языка и инструментов программирования</w:t>
+      </w:r>
+    </w:p>
+    <w:p>
+      <w:commentRangeStart w:id="56"/>
+      <w:commentRangeEnd w:id="56"/>
+      <w:r>
+        <w:rPr>
+          <w:rStyle w:val="aff"/>
+        </w:rPr>
         <w:commentReference w:id="56"/>
       </w:r>
-    </w:p>
-    <w:p>
-      <w:r>
-        <w:t xml:space="preserve">В данном разделе подробно описываются используемые методы прогнозирования стоимости аренды и принципы их работы: модели машинного обучения для табличных данных с учётом </w:t>
-      </w:r>
-      <w:proofErr w:type="spellStart"/>
-      <w:r>
-        <w:t>геопространственных</w:t>
-      </w:r>
-      <w:proofErr w:type="spellEnd"/>
-      <w:r>
-        <w:t xml:space="preserve"> признаков, подходы к получению интервальных предсказаний и интерпретации влияния признаков. Обосновывается выбор инструментов реализации, а также приводится архитектура программного решения и схема взаимодействия его основных компонентов. Здесь же вводятся метрики качества (в том числе MAE, </w:t>
+      <w:r>
+        <w:t xml:space="preserve">Основным </w:t>
+      </w:r>
+      <w:r>
+        <w:t>языком выбран</w:t>
+      </w:r>
+      <w:r>
+        <w:t xml:space="preserve"> </w:t>
       </w:r>
       <w:r>
         <w:rPr>
           <w:lang w:val="en-US"/>
         </w:rPr>
-        <w:t>MAPE</w:t>
-      </w:r>
-      <w:r>
-        <w:t>, RMSE по логарифму ставки и покрытие доверительных интервалов), по которым в дальнейшем оценивается выполнение требования к точности системы не ниже 60%.</w:t>
-      </w:r>
-    </w:p>
-    <w:p>
-      <w:pPr>
-        <w:pStyle w:val="23"/>
-      </w:pPr>
-      <w:r>
-        <w:t>Выбор языка и инструментов программирования</w:t>
-      </w:r>
-    </w:p>
-    <w:p>
+        <w:t>Python</w:t>
+      </w:r>
+      <w:r>
+        <w:t xml:space="preserve"> – является стандартным для анализа данных и </w:t>
+      </w:r>
+      <w:r>
+        <w:rPr>
+          <w:lang w:val="en-US"/>
+        </w:rPr>
+        <w:t>ML</w:t>
+      </w:r>
+      <w:r>
+        <w:t xml:space="preserve"> благодаря простому синтаксису, широкой экосистеме библиотек и зрелым </w:t>
+      </w:r>
+      <w:r>
+        <w:t>инструментам</w:t>
+      </w:r>
+      <w:r>
+        <w:t xml:space="preserve"> воспроизводимых экспериментов. Это позволяет быстро строить прототипы моделей, автоматизировать обработку данных и интегрировать результаты в веб-сервис</w:t>
+      </w:r>
+      <w:r>
+        <w:t>.</w:t>
+      </w:r>
+    </w:p>
+    <w:p>
+      <w:r>
+        <w:t xml:space="preserve">Инструменты обработки данных и </w:t>
+      </w:r>
+      <w:proofErr w:type="spellStart"/>
+      <w:r>
+        <w:t>геоаналитики</w:t>
+      </w:r>
+      <w:proofErr w:type="spellEnd"/>
+      <w:r>
+        <w:t>:</w:t>
+      </w:r>
+    </w:p>
+    <w:p>
+      <w:pPr>
+        <w:pStyle w:val="20"/>
+      </w:pPr>
       <w:commentRangeStart w:id="57"/>
+      <w:proofErr w:type="spellStart"/>
+      <w:r>
+        <w:t>pandas</w:t>
+      </w:r>
+      <w:proofErr w:type="spellEnd"/>
+      <w:r>
+        <w:t xml:space="preserve"> / </w:t>
+      </w:r>
+      <w:proofErr w:type="spellStart"/>
+      <w:r>
+        <w:t>NumPy</w:t>
+      </w:r>
+      <w:proofErr w:type="spellEnd"/>
+      <w:r>
+        <w:t xml:space="preserve"> </w:t>
+      </w:r>
+      <w:r>
+        <w:t>–</w:t>
+      </w:r>
+      <w:r>
+        <w:t xml:space="preserve"> табличные данные и численные расчёты;</w:t>
+      </w:r>
+    </w:p>
+    <w:p>
+      <w:pPr>
+        <w:pStyle w:val="20"/>
+      </w:pPr>
+      <w:r>
+        <w:rPr>
+          <w:lang w:val="en-US"/>
+        </w:rPr>
+        <w:t>s</w:t>
+      </w:r>
+      <w:proofErr w:type="spellStart"/>
+      <w:r>
+        <w:t>hapely</w:t>
+      </w:r>
+      <w:proofErr w:type="spellEnd"/>
+      <w:r>
+        <w:t xml:space="preserve"> –</w:t>
+      </w:r>
+      <w:r>
+        <w:t xml:space="preserve"> геометрии, проекции, пространственные операции</w:t>
+      </w:r>
+      <w:r>
+        <w:t>;</w:t>
+      </w:r>
+    </w:p>
+    <w:p>
+      <w:pPr>
+        <w:pStyle w:val="20"/>
+      </w:pPr>
+      <w:r>
+        <w:t xml:space="preserve">h3-py </w:t>
+      </w:r>
+      <w:r>
+        <w:t xml:space="preserve">– </w:t>
+      </w:r>
+      <w:r>
+        <w:t>иерархическая дискретизация пространства</w:t>
+      </w:r>
+      <w:r>
+        <w:t>.</w:t>
+      </w:r>
       <w:commentRangeEnd w:id="57"/>
-      <w:r>
-        <w:rPr>
-          <w:rStyle w:val="aff"/>
-        </w:rPr>
-        <w:commentReference w:id="57"/>
-      </w:r>
-      <w:r>
-        <w:t xml:space="preserve">Основным </w:t>
-      </w:r>
-      <w:r>
-        <w:t>языком выбран</w:t>
-      </w:r>
-      <w:r>
-        <w:t xml:space="preserve"> </w:t>
-      </w:r>
-      <w:r>
-        <w:rPr>
-          <w:lang w:val="en-US"/>
-        </w:rPr>
-        <w:t>Python</w:t>
-      </w:r>
-      <w:r>
-        <w:t xml:space="preserve"> – является стандартным для анализа данных и </w:t>
-      </w:r>
-      <w:r>
-        <w:rPr>
-          <w:lang w:val="en-US"/>
-        </w:rPr>
-        <w:t>ML</w:t>
-      </w:r>
-      <w:r>
-        <w:t xml:space="preserve"> благодаря простому синтаксису, широкой экосистеме библиотек и зрелым </w:t>
-      </w:r>
-      <w:r>
-        <w:t>инструментам</w:t>
-      </w:r>
-      <w:r>
-        <w:t xml:space="preserve"> воспроизводимых экспериментов. Это позволяет быстро строить прототипы моделей, автоматизировать обработку данных и интегрировать результаты в веб-сервис</w:t>
-      </w:r>
-      <w:r>
-        <w:t>.</w:t>
-      </w:r>
-    </w:p>
-    <w:p>
-      <w:r>
-        <w:t xml:space="preserve">Инструменты обработки данных и </w:t>
-      </w:r>
-      <w:proofErr w:type="spellStart"/>
-      <w:r>
-        <w:t>геоаналитики</w:t>
-      </w:r>
-      <w:proofErr w:type="spellEnd"/>
-      <w:r>
-        <w:t>:</w:t>
-      </w:r>
-    </w:p>
-    <w:p>
-      <w:pPr>
-        <w:pStyle w:val="20"/>
-      </w:pPr>
-      <w:commentRangeStart w:id="58"/>
-      <w:proofErr w:type="spellStart"/>
-      <w:r>
-        <w:t>pandas</w:t>
-      </w:r>
-      <w:proofErr w:type="spellEnd"/>
-      <w:r>
-        <w:t xml:space="preserve"> / </w:t>
-      </w:r>
-      <w:proofErr w:type="spellStart"/>
-      <w:r>
-        <w:t>NumPy</w:t>
-      </w:r>
-      <w:proofErr w:type="spellEnd"/>
-      <w:r>
-        <w:t xml:space="preserve"> </w:t>
-      </w:r>
-      <w:r>
-        <w:t>–</w:t>
-      </w:r>
-      <w:r>
-        <w:t xml:space="preserve"> табличные данные и численные расчёты;</w:t>
-      </w:r>
-    </w:p>
-    <w:p>
-      <w:pPr>
-        <w:pStyle w:val="20"/>
-      </w:pPr>
-      <w:r>
-        <w:rPr>
-          <w:lang w:val="en-US"/>
-        </w:rPr>
-        <w:t>s</w:t>
-      </w:r>
-      <w:proofErr w:type="spellStart"/>
-      <w:r>
-        <w:t>hapely</w:t>
-      </w:r>
-      <w:proofErr w:type="spellEnd"/>
-      <w:r>
-        <w:t xml:space="preserve"> –</w:t>
-      </w:r>
-      <w:r>
-        <w:t xml:space="preserve"> геометрии, проекции, пространственные операции</w:t>
-      </w:r>
-      <w:r>
-        <w:t>;</w:t>
-      </w:r>
-    </w:p>
-    <w:p>
-      <w:pPr>
-        <w:pStyle w:val="20"/>
-      </w:pPr>
-      <w:r>
-        <w:t xml:space="preserve">h3-py </w:t>
-      </w:r>
-      <w:r>
-        <w:t xml:space="preserve">– </w:t>
-      </w:r>
-      <w:r>
-        <w:t>иерархическая дискретизация пространства</w:t>
-      </w:r>
-      <w:r>
-        <w:t>.</w:t>
-      </w:r>
-      <w:commentRangeEnd w:id="58"/>
       <w:r>
         <w:rPr>
           <w:rStyle w:val="aff"/>
           <w:rFonts w:cstheme="minorBidi"/>
         </w:rPr>
-        <w:commentReference w:id="58"/>
+        <w:commentReference w:id="57"/>
       </w:r>
     </w:p>
     <w:p>
@@ -2364,35 +2352,35 @@
       <w:pPr>
         <w:pStyle w:val="20"/>
       </w:pPr>
+      <w:commentRangeStart w:id="58"/>
+      <w:proofErr w:type="spellStart"/>
+      <w:r>
+        <w:t>scikit-learn</w:t>
+      </w:r>
+      <w:proofErr w:type="spellEnd"/>
+      <w:r>
+        <w:t xml:space="preserve"> </w:t>
+      </w:r>
+      <w:r>
+        <w:t xml:space="preserve">– </w:t>
+      </w:r>
+      <w:r>
+        <w:t>базовые модели/валидация/</w:t>
+      </w:r>
+      <w:proofErr w:type="spellStart"/>
+      <w:r>
+        <w:t>пайплайны</w:t>
+      </w:r>
+      <w:proofErr w:type="spellEnd"/>
+      <w:r>
+        <w:t>;</w:t>
+      </w:r>
+    </w:p>
+    <w:p>
+      <w:pPr>
+        <w:pStyle w:val="20"/>
+      </w:pPr>
       <w:commentRangeStart w:id="59"/>
-      <w:proofErr w:type="spellStart"/>
-      <w:r>
-        <w:t>scikit-learn</w:t>
-      </w:r>
-      <w:proofErr w:type="spellEnd"/>
-      <w:r>
-        <w:t xml:space="preserve"> </w:t>
-      </w:r>
-      <w:r>
-        <w:t xml:space="preserve">– </w:t>
-      </w:r>
-      <w:r>
-        <w:t>базовые модели/валидация/</w:t>
-      </w:r>
-      <w:proofErr w:type="spellStart"/>
-      <w:r>
-        <w:t>пайплайны</w:t>
-      </w:r>
-      <w:proofErr w:type="spellEnd"/>
-      <w:r>
-        <w:t>;</w:t>
-      </w:r>
-    </w:p>
-    <w:p>
-      <w:pPr>
-        <w:pStyle w:val="20"/>
-      </w:pPr>
-      <w:commentRangeStart w:id="60"/>
       <w:proofErr w:type="spellStart"/>
       <w:r>
         <w:t>LightGBM</w:t>
@@ -2436,13 +2424,13 @@
       <w:r>
         <w:t xml:space="preserve"> </w:t>
       </w:r>
-      <w:commentRangeEnd w:id="60"/>
+      <w:commentRangeEnd w:id="59"/>
       <w:r>
         <w:rPr>
           <w:rStyle w:val="aff"/>
           <w:rFonts w:cstheme="minorBidi"/>
         </w:rPr>
-        <w:commentReference w:id="60"/>
+        <w:commentReference w:id="59"/>
       </w:r>
       <w:r>
         <w:t xml:space="preserve">– </w:t>
@@ -2464,17 +2452,17 @@
       <w:r>
         <w:t>ад деревьями решений</w:t>
       </w:r>
-      <w:commentRangeStart w:id="61"/>
+      <w:commentRangeStart w:id="60"/>
       <w:r>
         <w:t xml:space="preserve"> </w:t>
       </w:r>
-      <w:commentRangeEnd w:id="61"/>
+      <w:commentRangeEnd w:id="60"/>
       <w:r>
         <w:rPr>
           <w:rStyle w:val="aff"/>
           <w:rFonts w:cstheme="minorBidi"/>
         </w:rPr>
-        <w:commentReference w:id="61"/>
+        <w:commentReference w:id="60"/>
       </w:r>
       <w:r>
         <w:t xml:space="preserve">для табличных данных; поддержка </w:t>
@@ -2519,13 +2507,13 @@
       <w:r>
         <w:t>– построение доверительных интервалов поверх произвольной модели.</w:t>
       </w:r>
-      <w:commentRangeEnd w:id="59"/>
+      <w:commentRangeEnd w:id="58"/>
       <w:r>
         <w:rPr>
           <w:rStyle w:val="aff"/>
           <w:rFonts w:cstheme="minorBidi"/>
         </w:rPr>
-        <w:commentReference w:id="59"/>
+        <w:commentReference w:id="58"/>
       </w:r>
     </w:p>
     <w:p>
@@ -2656,13 +2644,13 @@
       <w:r>
         <w:t xml:space="preserve"> и вспомогательных сервисов.</w:t>
       </w:r>
-      <w:commentRangeStart w:id="62"/>
-      <w:commentRangeEnd w:id="62"/>
+      <w:commentRangeStart w:id="61"/>
+      <w:commentRangeEnd w:id="61"/>
       <w:r>
         <w:rPr>
           <w:rStyle w:val="aff"/>
         </w:rPr>
-        <w:commentReference w:id="62"/>
+        <w:commentReference w:id="61"/>
       </w:r>
     </w:p>
     <w:p>
@@ -2772,11 +2760,11 @@
       <w:r>
         <w:t xml:space="preserve">компактное </w:t>
       </w:r>
-      <w:commentRangeStart w:id="63"/>
+      <w:commentRangeStart w:id="62"/>
       <w:r>
         <w:t xml:space="preserve">колоночное </w:t>
       </w:r>
-      <w:commentRangeEnd w:id="63"/>
+      <w:commentRangeEnd w:id="62"/>
       <w:r>
         <w:rPr>
           <w:rStyle w:val="aff"/>
@@ -2785,7 +2773,7 @@
           <w:shd w:val="clear" w:color="auto" w:fill="auto"/>
           <w:lang w:eastAsia="en-US"/>
         </w:rPr>
-        <w:commentReference w:id="63"/>
+        <w:commentReference w:id="62"/>
       </w:r>
       <w:r>
         <w:t>хранилище витрин/фичей</w:t>
@@ -2929,16 +2917,16 @@
       <w:pPr>
         <w:pStyle w:val="23"/>
       </w:pPr>
-      <w:bookmarkStart w:id="64" w:name="_Toc212455498"/>
-      <w:commentRangeStart w:id="65"/>
+      <w:bookmarkStart w:id="63" w:name="_Toc212455498"/>
+      <w:commentRangeStart w:id="64"/>
       <w:r>
         <w:t xml:space="preserve">Обоснование </w:t>
       </w:r>
-      <w:bookmarkEnd w:id="64"/>
+      <w:bookmarkEnd w:id="63"/>
       <w:r>
         <w:t>выбора методов прогнозирования и компонентов решения</w:t>
       </w:r>
-      <w:commentRangeEnd w:id="65"/>
+      <w:commentRangeEnd w:id="64"/>
       <w:r>
         <w:rPr>
           <w:rStyle w:val="aff"/>
@@ -2946,7 +2934,7 @@
           <w:b w:val="0"/>
           <w:shd w:val="clear" w:color="auto" w:fill="auto"/>
         </w:rPr>
-        <w:commentReference w:id="65"/>
+        <w:commentReference w:id="64"/>
       </w:r>
     </w:p>
     <w:p>
@@ -3005,12 +2993,31 @@
       <w:r>
         <w:t xml:space="preserve"> </w:t>
       </w:r>
+      <w:proofErr w:type="gramStart"/>
       <w:r>
         <w:t>над</w:t>
       </w:r>
+      <w:commentRangeStart w:id="65"/>
+      <w:r>
+        <w:t xml:space="preserve"> деревьям</w:t>
+      </w:r>
+      <w:proofErr w:type="gramEnd"/>
+      <w:r>
+        <w:t xml:space="preserve"> решений </w:t>
+      </w:r>
+      <w:commentRangeEnd w:id="65"/>
+      <w:r>
+        <w:rPr>
+          <w:rStyle w:val="aff"/>
+        </w:rPr>
+        <w:commentReference w:id="65"/>
+      </w:r>
+      <w:r>
+        <w:t xml:space="preserve">и дополняется </w:t>
+      </w:r>
       <w:commentRangeStart w:id="66"/>
       <w:r>
-        <w:t xml:space="preserve"> деревьям решений </w:t>
+        <w:t xml:space="preserve">модулями неопределённости, </w:t>
       </w:r>
       <w:commentRangeEnd w:id="66"/>
       <w:r>
@@ -3018,20 +3025,6 @@
           <w:rStyle w:val="aff"/>
         </w:rPr>
         <w:commentReference w:id="66"/>
-      </w:r>
-      <w:r>
-        <w:t xml:space="preserve">и дополняется </w:t>
-      </w:r>
-      <w:commentRangeStart w:id="67"/>
-      <w:r>
-        <w:t xml:space="preserve">модулями неопределённости, </w:t>
-      </w:r>
-      <w:commentRangeEnd w:id="67"/>
-      <w:r>
-        <w:rPr>
-          <w:rStyle w:val="aff"/>
-        </w:rPr>
-        <w:commentReference w:id="67"/>
       </w:r>
       <w:r>
         <w:t>интерпретации и отбора сопоставимых объектов.</w:t>
@@ -3245,6 +3238,7 @@
           <w:b/>
           <w:bCs/>
         </w:rPr>
+        <w:lastRenderedPageBreak/>
         <w:t>к</w:t>
       </w:r>
       <w:r>
@@ -3268,7 +3262,6 @@
     </w:p>
     <w:p>
       <w:r>
-        <w:lastRenderedPageBreak/>
         <w:t xml:space="preserve">На практике это даёт пользователю и эксперту рынка ясное представление о </w:t>
       </w:r>
       <w:r>
@@ -3470,6 +3463,7 @@
           <w:b/>
           <w:bCs/>
         </w:rPr>
+        <w:lastRenderedPageBreak/>
         <w:t>в</w:t>
       </w:r>
       <w:r>
@@ -3554,7 +3548,6 @@
         <w:pStyle w:val="20"/>
       </w:pPr>
       <w:r>
-        <w:lastRenderedPageBreak/>
         <w:t xml:space="preserve">итоговая оценка – </w:t>
       </w:r>
       <w:r>
@@ -3626,7 +3619,7 @@
         </w:rPr>
         <w:t xml:space="preserve">детектор </w:t>
       </w:r>
-      <w:commentRangeStart w:id="68"/>
+      <w:commentRangeStart w:id="67"/>
       <w:r>
         <w:rPr>
           <w:rStyle w:val="affd"/>
@@ -3636,7 +3629,7 @@
       <w:r>
         <w:t xml:space="preserve"> </w:t>
       </w:r>
-      <w:commentRangeEnd w:id="68"/>
+      <w:commentRangeEnd w:id="67"/>
       <w:r>
         <w:rPr>
           <w:rStyle w:val="aff"/>
@@ -3645,102 +3638,102 @@
           <w:shd w:val="clear" w:color="auto" w:fill="auto"/>
           <w:lang w:eastAsia="en-US"/>
         </w:rPr>
+        <w:commentReference w:id="67"/>
+      </w:r>
+      <w:r>
+        <w:t xml:space="preserve">(например, </w:t>
+      </w:r>
+      <w:proofErr w:type="spellStart"/>
+      <w:r>
+        <w:t>Isolation</w:t>
+      </w:r>
+      <w:proofErr w:type="spellEnd"/>
+      <w:r>
+        <w:t xml:space="preserve"> </w:t>
+      </w:r>
+      <w:proofErr w:type="spellStart"/>
+      <w:r>
+        <w:t>Forest</w:t>
+      </w:r>
+      <w:proofErr w:type="spellEnd"/>
+      <w:r>
+        <w:t xml:space="preserve"> или расстояние до обучающего многообразия в пространстве признаков);</w:t>
+      </w:r>
+    </w:p>
+    <w:p>
+      <w:pPr>
+        <w:pStyle w:val="20"/>
+      </w:pPr>
+      <w:r>
+        <w:t xml:space="preserve">отчёт содержит </w:t>
+      </w:r>
+      <w:r>
+        <w:rPr>
+          <w:rStyle w:val="affd"/>
+        </w:rPr>
+        <w:t>предупреждения</w:t>
+      </w:r>
+      <w:r>
+        <w:t xml:space="preserve"> о снижении доверия и рекомендации по ручной проверке/уточнению входных параметров.</w:t>
+      </w:r>
+    </w:p>
+    <w:p>
+      <w:r>
+        <w:t xml:space="preserve">Конфигурируемый </w:t>
+      </w:r>
+      <w:proofErr w:type="spellStart"/>
+      <w:r>
+        <w:t>пайплайн</w:t>
+      </w:r>
+      <w:proofErr w:type="spellEnd"/>
+      <w:r>
+        <w:t xml:space="preserve">: </w:t>
+      </w:r>
+      <w:proofErr w:type="spellStart"/>
+      <w:r>
+        <w:t>ingest</w:t>
+      </w:r>
+      <w:proofErr w:type="spellEnd"/>
+      <w:r>
+        <w:t xml:space="preserve"> → </w:t>
+      </w:r>
+      <w:proofErr w:type="spellStart"/>
+      <w:r>
+        <w:t>clean</w:t>
+      </w:r>
+      <w:proofErr w:type="spellEnd"/>
+      <w:r>
+        <w:t xml:space="preserve"> → </w:t>
+      </w:r>
+      <w:proofErr w:type="spellStart"/>
+      <w:r>
+        <w:t>гео</w:t>
+      </w:r>
+      <w:proofErr w:type="spellEnd"/>
+      <w:r>
+        <w:t>-обогащение → генерация признаков → сплиты → обучение → калибровка неопределённости → отчёты.</w:t>
+      </w:r>
+    </w:p>
+    <w:p>
+      <w:r>
+        <w:t xml:space="preserve">Все шаги описываются </w:t>
+      </w:r>
+      <w:commentRangeStart w:id="68"/>
+      <w:r>
+        <w:t xml:space="preserve">YAML-конфигами, команды </w:t>
+      </w:r>
+      <w:r>
+        <w:t>–</w:t>
+      </w:r>
+      <w:r>
+        <w:t xml:space="preserve"> единым CLI </w:t>
+      </w:r>
+      <w:commentRangeEnd w:id="68"/>
+      <w:r>
+        <w:rPr>
+          <w:rStyle w:val="aff"/>
+        </w:rPr>
         <w:commentReference w:id="68"/>
-      </w:r>
-      <w:r>
-        <w:t xml:space="preserve">(например, </w:t>
-      </w:r>
-      <w:proofErr w:type="spellStart"/>
-      <w:r>
-        <w:t>Isolation</w:t>
-      </w:r>
-      <w:proofErr w:type="spellEnd"/>
-      <w:r>
-        <w:t xml:space="preserve"> </w:t>
-      </w:r>
-      <w:proofErr w:type="spellStart"/>
-      <w:r>
-        <w:t>Forest</w:t>
-      </w:r>
-      <w:proofErr w:type="spellEnd"/>
-      <w:r>
-        <w:t xml:space="preserve"> или расстояние до обучающего многообразия в пространстве признаков);</w:t>
-      </w:r>
-    </w:p>
-    <w:p>
-      <w:pPr>
-        <w:pStyle w:val="20"/>
-      </w:pPr>
-      <w:r>
-        <w:t xml:space="preserve">отчёт содержит </w:t>
-      </w:r>
-      <w:r>
-        <w:rPr>
-          <w:rStyle w:val="affd"/>
-        </w:rPr>
-        <w:t>предупреждения</w:t>
-      </w:r>
-      <w:r>
-        <w:t xml:space="preserve"> о снижении доверия и рекомендации по ручной проверке/уточнению входных параметров.</w:t>
-      </w:r>
-    </w:p>
-    <w:p>
-      <w:r>
-        <w:t xml:space="preserve">Конфигурируемый </w:t>
-      </w:r>
-      <w:proofErr w:type="spellStart"/>
-      <w:r>
-        <w:t>пайплайн</w:t>
-      </w:r>
-      <w:proofErr w:type="spellEnd"/>
-      <w:r>
-        <w:t xml:space="preserve">: </w:t>
-      </w:r>
-      <w:proofErr w:type="spellStart"/>
-      <w:r>
-        <w:t>ingest</w:t>
-      </w:r>
-      <w:proofErr w:type="spellEnd"/>
-      <w:r>
-        <w:t xml:space="preserve"> → </w:t>
-      </w:r>
-      <w:proofErr w:type="spellStart"/>
-      <w:r>
-        <w:t>clean</w:t>
-      </w:r>
-      <w:proofErr w:type="spellEnd"/>
-      <w:r>
-        <w:t xml:space="preserve"> → </w:t>
-      </w:r>
-      <w:proofErr w:type="spellStart"/>
-      <w:r>
-        <w:t>гео</w:t>
-      </w:r>
-      <w:proofErr w:type="spellEnd"/>
-      <w:r>
-        <w:t>-обогащение → генерация признаков → сплиты → обучение → калибровка неопределённости → отчёты.</w:t>
-      </w:r>
-    </w:p>
-    <w:p>
-      <w:r>
-        <w:t xml:space="preserve">Все шаги описываются </w:t>
-      </w:r>
-      <w:commentRangeStart w:id="69"/>
-      <w:r>
-        <w:t xml:space="preserve">YAML-конфигами, команды </w:t>
-      </w:r>
-      <w:r>
-        <w:t>–</w:t>
-      </w:r>
-      <w:r>
-        <w:t xml:space="preserve"> единым CLI </w:t>
-      </w:r>
-      <w:commentRangeEnd w:id="69"/>
-      <w:r>
-        <w:rPr>
-          <w:rStyle w:val="aff"/>
-        </w:rPr>
-        <w:commentReference w:id="69"/>
       </w:r>
       <w:r>
         <w:t xml:space="preserve">на </w:t>
@@ -3842,14 +3835,15 @@
           <w:rFonts w:eastAsia="Times New Roman"/>
         </w:rPr>
       </w:pPr>
-      <w:commentRangeStart w:id="70"/>
+      <w:commentRangeStart w:id="69"/>
       <w:r>
         <w:rPr>
           <w:rFonts w:eastAsia="Times New Roman"/>
         </w:rPr>
+        <w:lastRenderedPageBreak/>
         <w:t xml:space="preserve">поддерживается </w:t>
       </w:r>
-      <w:commentRangeEnd w:id="70"/>
+      <w:commentRangeEnd w:id="69"/>
       <w:r>
         <w:rPr>
           <w:rStyle w:val="aff"/>
@@ -3858,350 +3852,349 @@
           <w:shd w:val="clear" w:color="auto" w:fill="auto"/>
           <w:lang w:eastAsia="en-US"/>
         </w:rPr>
+        <w:commentReference w:id="69"/>
+      </w:r>
+      <w:r>
+        <w:rPr>
+          <w:rFonts w:eastAsia="Times New Roman"/>
+        </w:rPr>
+        <w:t xml:space="preserve">легковесный HTTP-сервис </w:t>
+      </w:r>
+      <w:proofErr w:type="spellStart"/>
+      <w:r>
+        <w:rPr>
+          <w:rFonts w:eastAsia="Times New Roman"/>
+        </w:rPr>
+        <w:t>инференса</w:t>
+      </w:r>
+      <w:proofErr w:type="spellEnd"/>
+      <w:r>
+        <w:rPr>
+          <w:rFonts w:eastAsia="Times New Roman"/>
+        </w:rPr>
+        <w:t xml:space="preserve"> с возможностью горизонтального масштабирования (</w:t>
+      </w:r>
+      <w:proofErr w:type="spellStart"/>
+      <w:r>
+        <w:rPr>
+          <w:rFonts w:eastAsia="Times New Roman"/>
+        </w:rPr>
+        <w:t>Gin</w:t>
+      </w:r>
+      <w:proofErr w:type="spellEnd"/>
+      <w:r>
+        <w:rPr>
+          <w:rFonts w:eastAsia="Times New Roman"/>
+        </w:rPr>
+        <w:t xml:space="preserve"> </w:t>
+      </w:r>
+      <w:proofErr w:type="spellStart"/>
+      <w:r>
+        <w:rPr>
+          <w:rFonts w:eastAsia="Times New Roman"/>
+        </w:rPr>
+        <w:t>framework</w:t>
+      </w:r>
+      <w:proofErr w:type="spellEnd"/>
+      <w:r>
+        <w:rPr>
+          <w:rFonts w:eastAsia="Times New Roman"/>
+        </w:rPr>
+        <w:t>).</w:t>
+      </w:r>
+    </w:p>
+    <w:p>
+      <w:r>
+        <w:t>Ограничения и меры снижения риска:</w:t>
+      </w:r>
+    </w:p>
+    <w:p>
+      <w:pPr>
+        <w:pStyle w:val="20"/>
+        <w:rPr>
+          <w:rFonts w:eastAsia="Times New Roman"/>
+        </w:rPr>
+      </w:pPr>
+      <w:r>
+        <w:rPr>
+          <w:rStyle w:val="affd"/>
+        </w:rPr>
+        <w:t>с</w:t>
+      </w:r>
+      <w:r>
+        <w:rPr>
+          <w:rStyle w:val="affd"/>
+        </w:rPr>
+        <w:tab/>
+      </w:r>
+      <w:proofErr w:type="spellStart"/>
+      <w:r>
+        <w:rPr>
+          <w:rStyle w:val="affd"/>
+        </w:rPr>
+        <w:t>мещение</w:t>
+      </w:r>
+      <w:proofErr w:type="spellEnd"/>
+      <w:r>
+        <w:rPr>
+          <w:rStyle w:val="affd"/>
+        </w:rPr>
+        <w:t xml:space="preserve"> данных</w:t>
+      </w:r>
+      <w:r>
+        <w:rPr>
+          <w:rStyle w:val="affd"/>
+        </w:rPr>
+        <w:t xml:space="preserve">, </w:t>
+      </w:r>
+      <w:r>
+        <w:t>р</w:t>
+      </w:r>
+      <w:r>
+        <w:t xml:space="preserve">ынок меняется </w:t>
+      </w:r>
+      <w:r>
+        <w:t>–</w:t>
+      </w:r>
+      <w:r>
+        <w:t xml:space="preserve"> предусмотрено </w:t>
+      </w:r>
+      <w:r>
+        <w:rPr>
+          <w:rStyle w:val="affd"/>
+        </w:rPr>
+        <w:t>переобучение по расписанию</w:t>
+      </w:r>
+      <w:r>
+        <w:t xml:space="preserve"> и мониторинг с дрейф-метриками;</w:t>
+      </w:r>
+    </w:p>
+    <w:p>
+      <w:pPr>
+        <w:pStyle w:val="20"/>
+        <w:rPr>
+          <w:rFonts w:eastAsia="Times New Roman"/>
+        </w:rPr>
+      </w:pPr>
+      <w:r>
+        <w:rPr>
+          <w:rStyle w:val="affd"/>
+        </w:rPr>
+        <w:t>н</w:t>
+      </w:r>
+      <w:r>
+        <w:rPr>
+          <w:rStyle w:val="affd"/>
+        </w:rPr>
+        <w:t>еполные адреса/</w:t>
+      </w:r>
+      <w:proofErr w:type="spellStart"/>
+      <w:r>
+        <w:rPr>
+          <w:rStyle w:val="affd"/>
+        </w:rPr>
+        <w:t>геокодирование</w:t>
+      </w:r>
+      <w:proofErr w:type="spellEnd"/>
+      <w:r>
+        <w:rPr>
+          <w:rStyle w:val="affd"/>
+        </w:rPr>
+        <w:t>,</w:t>
+      </w:r>
+      <w:r>
+        <w:t xml:space="preserve"> строена валидация ввода и </w:t>
+      </w:r>
+      <w:proofErr w:type="spellStart"/>
+      <w:r>
+        <w:t>fallback</w:t>
+      </w:r>
+      <w:proofErr w:type="spellEnd"/>
+      <w:r>
+        <w:t>-процедуры; отчёт явно помечает низкое доверие</w:t>
+      </w:r>
+      <w:r>
+        <w:t>;</w:t>
+      </w:r>
+    </w:p>
+    <w:p>
+      <w:pPr>
+        <w:pStyle w:val="20"/>
+        <w:rPr>
+          <w:rFonts w:eastAsia="Times New Roman"/>
+        </w:rPr>
+      </w:pPr>
+      <w:r>
+        <w:rPr>
+          <w:rStyle w:val="affd"/>
+        </w:rPr>
+        <w:t>редкие классы объектов</w:t>
+      </w:r>
+      <w:r>
+        <w:rPr>
+          <w:rStyle w:val="affd"/>
+        </w:rPr>
+        <w:t xml:space="preserve">, </w:t>
+      </w:r>
+      <w:r>
+        <w:t>д</w:t>
+      </w:r>
+      <w:r>
+        <w:t xml:space="preserve">ля малых сегментов включаются техники </w:t>
+      </w:r>
+      <w:proofErr w:type="spellStart"/>
+      <w:r>
+        <w:rPr>
+          <w:rStyle w:val="affd"/>
+        </w:rPr>
+        <w:t>reweighting</w:t>
+      </w:r>
+      <w:proofErr w:type="spellEnd"/>
+      <w:r>
+        <w:rPr>
+          <w:rStyle w:val="affd"/>
+        </w:rPr>
+        <w:t>/</w:t>
+      </w:r>
+      <w:proofErr w:type="spellStart"/>
+      <w:r>
+        <w:rPr>
+          <w:rStyle w:val="affd"/>
+        </w:rPr>
+        <w:t>upsampling</w:t>
+      </w:r>
+      <w:proofErr w:type="spellEnd"/>
+      <w:r>
+        <w:t xml:space="preserve"> и расширяется окно </w:t>
+      </w:r>
+      <w:proofErr w:type="spellStart"/>
+      <w:r>
+        <w:t>компараблов</w:t>
+      </w:r>
+      <w:proofErr w:type="spellEnd"/>
+      <w:r>
+        <w:t>.</w:t>
+      </w:r>
+    </w:p>
+    <w:p>
+      <w:r>
+        <w:t xml:space="preserve">Такой набор методов даёт практичное покрытие требований: точечный и интервальный прогноз, прозрачные объяснения, сопоставимые объекты «рядом и похожие», проверенная на разрывах в пространстве и времени валидация </w:t>
+      </w:r>
+      <w:r>
+        <w:t xml:space="preserve">– </w:t>
+      </w:r>
+      <w:r>
+        <w:t>при этом весь стек совместим с дальнейшей веб-интеграцией и промышленным развёртыванием. Стиль изложения и уровень детализации соответствуют образцам: акцент на прикладной логике и архитектурных решениях без углубления в математические выкладки.</w:t>
+      </w:r>
+    </w:p>
+    <w:p>
+      <w:pPr>
+        <w:pStyle w:val="23"/>
+      </w:pPr>
+      <w:r>
+        <w:t>Модель бизнес-процесса в нотации IDEF0</w:t>
+      </w:r>
+    </w:p>
+    <w:p>
+      <w:r>
+        <w:t>Для наглядного представления функциональности интеллектуальной системы анализа недвижимости выполнено моделирование бизнес-процесса в нотации IDEF0. Диаграммы отражают входы/выходы, управляющие воздействия и механизмы, обеспечивающие работу процесса, а также декомпозицию основных функций на более детальные подпроцессы.</w:t>
+      </w:r>
+    </w:p>
+    <w:p>
+      <w:r>
+        <w:t>На контекстном уровне представлен процесс использования веб-сервиса оценки «справедливой» стоимости, который преобразует ввод пользователя (адрес и параметры квартиры) и базовые внешние данные о локации в прогноз цены с доверительным интервалом, объяснения факторов и список сопоставимых объектов, формируя итоговый отчёт.</w:t>
+      </w:r>
+    </w:p>
+    <w:p>
+      <w:commentRangeStart w:id="70"/>
+      <w:r>
+        <w:lastRenderedPageBreak/>
+        <w:t xml:space="preserve">На вход подаются </w:t>
+      </w:r>
+      <w:r>
+        <w:t>параметры квартиры (адрес/координаты, площадь, комнаты, этаж и др.)</w:t>
+      </w:r>
+      <w:r>
+        <w:t>, управляющие потоки:</w:t>
+      </w:r>
+      <w:r>
+        <w:t xml:space="preserve"> правила валидации данных</w:t>
+      </w:r>
+      <w:r>
+        <w:t xml:space="preserve">, </w:t>
+      </w:r>
+      <w:r>
+        <w:t>к</w:t>
+      </w:r>
+      <w:r>
+        <w:t>онфигурация модели и пороги качества (схема признаков, уровень интервала и др.)</w:t>
+      </w:r>
+      <w:r>
+        <w:t xml:space="preserve"> и техническое задание</w:t>
+      </w:r>
+      <w:r>
+        <w:t xml:space="preserve">, в качестве механизмов, включают веб-интерфейс, сервис </w:t>
+      </w:r>
+      <w:proofErr w:type="spellStart"/>
+      <w:r>
+        <w:t>инференса</w:t>
+      </w:r>
+      <w:proofErr w:type="spellEnd"/>
+      <w:r>
+        <w:t xml:space="preserve"> (ML-модель), базовые </w:t>
+      </w:r>
+      <w:proofErr w:type="spellStart"/>
+      <w:r>
+        <w:t>геоданные</w:t>
+      </w:r>
+      <w:proofErr w:type="spellEnd"/>
+      <w:r>
+        <w:t>/БД и генератор отчётов</w:t>
+      </w:r>
+      <w:r>
+        <w:t>.</w:t>
+      </w:r>
+      <w:r>
+        <w:t xml:space="preserve"> На выход получаются цена (точка) и доверительный интервал, краткие объяснения, </w:t>
+      </w:r>
+      <w:proofErr w:type="spellStart"/>
+      <w:r>
+        <w:t>компараблы</w:t>
+      </w:r>
+      <w:proofErr w:type="spellEnd"/>
+      <w:r>
+        <w:t xml:space="preserve"> и отчёт (PDF/HTML). </w:t>
+      </w:r>
+      <w:commentRangeEnd w:id="70"/>
+      <w:r>
+        <w:rPr>
+          <w:rStyle w:val="aff"/>
+        </w:rPr>
         <w:commentReference w:id="70"/>
       </w:r>
       <w:r>
-        <w:rPr>
-          <w:rFonts w:eastAsia="Times New Roman"/>
-        </w:rPr>
-        <w:t xml:space="preserve">легковесный HTTP-сервис </w:t>
-      </w:r>
-      <w:proofErr w:type="spellStart"/>
-      <w:r>
-        <w:rPr>
-          <w:rFonts w:eastAsia="Times New Roman"/>
-        </w:rPr>
-        <w:t>инференса</w:t>
-      </w:r>
-      <w:proofErr w:type="spellEnd"/>
-      <w:r>
-        <w:rPr>
-          <w:rFonts w:eastAsia="Times New Roman"/>
-        </w:rPr>
-        <w:t xml:space="preserve"> с возможностью горизонтального масштабирования (</w:t>
-      </w:r>
-      <w:proofErr w:type="spellStart"/>
-      <w:r>
-        <w:rPr>
-          <w:rFonts w:eastAsia="Times New Roman"/>
-        </w:rPr>
-        <w:t>Gin</w:t>
-      </w:r>
-      <w:proofErr w:type="spellEnd"/>
-      <w:r>
-        <w:rPr>
-          <w:rFonts w:eastAsia="Times New Roman"/>
-        </w:rPr>
-        <w:t xml:space="preserve"> </w:t>
-      </w:r>
-      <w:proofErr w:type="spellStart"/>
-      <w:r>
-        <w:rPr>
-          <w:rFonts w:eastAsia="Times New Roman"/>
-        </w:rPr>
-        <w:t>framework</w:t>
-      </w:r>
-      <w:proofErr w:type="spellEnd"/>
-      <w:r>
-        <w:rPr>
-          <w:rFonts w:eastAsia="Times New Roman"/>
-        </w:rPr>
-        <w:t>).</w:t>
-      </w:r>
-    </w:p>
-    <w:p>
-      <w:r>
-        <w:t>Ограничения и меры снижения риска:</w:t>
-      </w:r>
-    </w:p>
-    <w:p>
-      <w:pPr>
-        <w:pStyle w:val="20"/>
-        <w:rPr>
-          <w:rFonts w:eastAsia="Times New Roman"/>
-        </w:rPr>
-      </w:pPr>
-      <w:r>
-        <w:rPr>
-          <w:rStyle w:val="affd"/>
-        </w:rPr>
-        <w:t>с</w:t>
-      </w:r>
-      <w:r>
-        <w:rPr>
-          <w:rStyle w:val="affd"/>
-        </w:rPr>
-        <w:tab/>
-      </w:r>
-      <w:proofErr w:type="spellStart"/>
-      <w:r>
-        <w:rPr>
-          <w:rStyle w:val="affd"/>
-        </w:rPr>
-        <w:t>мещение</w:t>
-      </w:r>
-      <w:proofErr w:type="spellEnd"/>
-      <w:r>
-        <w:rPr>
-          <w:rStyle w:val="affd"/>
-        </w:rPr>
-        <w:t xml:space="preserve"> данных</w:t>
-      </w:r>
-      <w:r>
-        <w:rPr>
-          <w:rStyle w:val="affd"/>
-        </w:rPr>
-        <w:t xml:space="preserve">, </w:t>
-      </w:r>
-      <w:r>
-        <w:t>р</w:t>
-      </w:r>
-      <w:r>
-        <w:t xml:space="preserve">ынок меняется </w:t>
-      </w:r>
-      <w:r>
-        <w:t>–</w:t>
-      </w:r>
-      <w:r>
-        <w:t xml:space="preserve"> предусмотрено </w:t>
-      </w:r>
-      <w:r>
-        <w:rPr>
-          <w:rStyle w:val="affd"/>
-        </w:rPr>
-        <w:t>переобучение по расписанию</w:t>
-      </w:r>
-      <w:r>
-        <w:t xml:space="preserve"> и мониторинг с дрейф-метриками;</w:t>
-      </w:r>
-    </w:p>
-    <w:p>
-      <w:pPr>
-        <w:pStyle w:val="20"/>
-        <w:rPr>
-          <w:rFonts w:eastAsia="Times New Roman"/>
-        </w:rPr>
-      </w:pPr>
-      <w:r>
-        <w:rPr>
-          <w:rStyle w:val="affd"/>
-        </w:rPr>
-        <w:t>н</w:t>
-      </w:r>
-      <w:r>
-        <w:rPr>
-          <w:rStyle w:val="affd"/>
-        </w:rPr>
-        <w:t>еполные адреса/</w:t>
-      </w:r>
-      <w:proofErr w:type="spellStart"/>
-      <w:r>
-        <w:rPr>
-          <w:rStyle w:val="affd"/>
-        </w:rPr>
-        <w:t>геокодирование</w:t>
-      </w:r>
-      <w:proofErr w:type="spellEnd"/>
-      <w:r>
-        <w:rPr>
-          <w:rStyle w:val="affd"/>
-        </w:rPr>
-        <w:t>,</w:t>
-      </w:r>
-      <w:r>
-        <w:t xml:space="preserve"> строена валидация ввода и </w:t>
-      </w:r>
-      <w:proofErr w:type="spellStart"/>
-      <w:r>
-        <w:t>fallback</w:t>
-      </w:r>
-      <w:proofErr w:type="spellEnd"/>
-      <w:r>
-        <w:t>-процедуры; отчёт явно помечает низкое доверие</w:t>
-      </w:r>
-      <w:r>
-        <w:t>;</w:t>
-      </w:r>
-    </w:p>
-    <w:p>
-      <w:pPr>
-        <w:pStyle w:val="20"/>
-        <w:rPr>
-          <w:rFonts w:eastAsia="Times New Roman"/>
-        </w:rPr>
-      </w:pPr>
-      <w:r>
-        <w:rPr>
-          <w:rStyle w:val="affd"/>
-        </w:rPr>
-        <w:lastRenderedPageBreak/>
-        <w:t>редкие классы объектов</w:t>
-      </w:r>
-      <w:r>
-        <w:rPr>
-          <w:rStyle w:val="affd"/>
-        </w:rPr>
-        <w:t xml:space="preserve">, </w:t>
-      </w:r>
-      <w:r>
-        <w:t>д</w:t>
-      </w:r>
-      <w:r>
-        <w:t xml:space="preserve">ля малых сегментов включаются техники </w:t>
-      </w:r>
-      <w:proofErr w:type="spellStart"/>
-      <w:r>
-        <w:rPr>
-          <w:rStyle w:val="affd"/>
-        </w:rPr>
-        <w:t>reweighting</w:t>
-      </w:r>
-      <w:proofErr w:type="spellEnd"/>
-      <w:r>
-        <w:rPr>
-          <w:rStyle w:val="affd"/>
-        </w:rPr>
-        <w:t>/</w:t>
-      </w:r>
-      <w:proofErr w:type="spellStart"/>
-      <w:r>
-        <w:rPr>
-          <w:rStyle w:val="affd"/>
-        </w:rPr>
-        <w:t>upsampling</w:t>
-      </w:r>
-      <w:proofErr w:type="spellEnd"/>
-      <w:r>
-        <w:t xml:space="preserve"> и расширяется окно </w:t>
-      </w:r>
-      <w:proofErr w:type="spellStart"/>
-      <w:r>
-        <w:t>компараблов</w:t>
-      </w:r>
-      <w:proofErr w:type="spellEnd"/>
+        <w:t>Контекстный уровень представлен на Рисунке 2.</w:t>
+      </w:r>
+      <w:r>
+        <w:t>1</w:t>
+      </w:r>
       <w:r>
         <w:t>.</w:t>
       </w:r>
     </w:p>
     <w:p>
-      <w:r>
-        <w:t xml:space="preserve">Такой набор методов даёт практичное покрытие требований: точечный и интервальный прогноз, прозрачные объяснения, сопоставимые объекты «рядом и похожие», проверенная на разрывах в пространстве и времени валидация </w:t>
-      </w:r>
-      <w:r>
-        <w:t xml:space="preserve">– </w:t>
-      </w:r>
-      <w:r>
-        <w:t>при этом весь стек совместим с дальнейшей веб-интеграцией и промышленным развёртыванием. Стиль изложения и уровень детализации соответствуют образцам: акцент на прикладной логике и архитектурных решениях без углубления в математические выкладки.</w:t>
-      </w:r>
-    </w:p>
-    <w:p>
-      <w:pPr>
-        <w:pStyle w:val="23"/>
-      </w:pPr>
-      <w:r>
-        <w:t>Модель бизнес-процесса в нотации IDEF0</w:t>
-      </w:r>
-    </w:p>
-    <w:p>
-      <w:r>
-        <w:t>Для наглядного представления функциональности интеллектуальной системы анализа недвижимости выполнено моделирование бизнес-процесса в нотации IDEF0. Диаграммы отражают входы/выходы, управляющие воздействия и механизмы, обеспечивающие работу процесса, а также декомпозицию основных функций на более детальные подпроцессы.</w:t>
-      </w:r>
-    </w:p>
-    <w:p>
-      <w:r>
-        <w:t>На контекстном уровне представлен процесс использования веб-сервиса оценки «справедливой» стоимости, который преобразует ввод пользователя (адрес и параметры квартиры) и базовые внешние данные о локации в прогноз цены с доверительным интервалом, объяснения факторов и список сопоставимых объектов, формируя итоговый отчёт.</w:t>
-      </w:r>
-    </w:p>
-    <w:p>
+      <w:pPr>
+        <w:ind w:firstLine="0"/>
+        <w:rPr>
+          <w:lang w:val="en-US"/>
+        </w:rPr>
+      </w:pPr>
       <w:commentRangeStart w:id="71"/>
-      <w:r>
-        <w:t xml:space="preserve">На вход подаются </w:t>
-      </w:r>
-      <w:r>
-        <w:t>параметры квартиры (адрес/координаты, площадь, комнаты, этаж и др.)</w:t>
-      </w:r>
-      <w:r>
-        <w:t>, управляющие потоки:</w:t>
-      </w:r>
-      <w:r>
-        <w:t xml:space="preserve"> правила валидации данных</w:t>
-      </w:r>
-      <w:r>
-        <w:t xml:space="preserve">, </w:t>
-      </w:r>
-      <w:r>
-        <w:t>к</w:t>
-      </w:r>
-      <w:r>
-        <w:t>онфигурация модели и пороги качества (схема признаков, уровень интервала и др.)</w:t>
-      </w:r>
-      <w:r>
-        <w:t xml:space="preserve"> и техническое задание</w:t>
-      </w:r>
-      <w:r>
-        <w:t xml:space="preserve">, в качестве механизмов, включают веб-интерфейс, сервис </w:t>
-      </w:r>
-      <w:proofErr w:type="spellStart"/>
-      <w:r>
-        <w:t>инференса</w:t>
-      </w:r>
-      <w:proofErr w:type="spellEnd"/>
-      <w:r>
-        <w:t xml:space="preserve"> (ML-модель), базовые </w:t>
-      </w:r>
-      <w:proofErr w:type="spellStart"/>
-      <w:r>
-        <w:t>геоданные</w:t>
-      </w:r>
-      <w:proofErr w:type="spellEnd"/>
-      <w:r>
-        <w:t>/БД и генератор отчётов</w:t>
-      </w:r>
-      <w:r>
-        <w:t>.</w:t>
-      </w:r>
-      <w:r>
-        <w:t xml:space="preserve"> На выход получаются цена (точка) и доверительный интервал, краткие объяснения, </w:t>
-      </w:r>
-      <w:proofErr w:type="spellStart"/>
-      <w:r>
-        <w:t>компараблы</w:t>
-      </w:r>
-      <w:proofErr w:type="spellEnd"/>
-      <w:r>
-        <w:t xml:space="preserve"> и отчёт (PDF/HTML). </w:t>
-      </w:r>
-      <w:commentRangeEnd w:id="71"/>
-      <w:r>
-        <w:rPr>
-          <w:rStyle w:val="aff"/>
-        </w:rPr>
-        <w:commentReference w:id="71"/>
-      </w:r>
-      <w:r>
-        <w:t>Контекстный уровень представлен на Рисунке 2.</w:t>
-      </w:r>
-      <w:r>
-        <w:t>1</w:t>
-      </w:r>
-      <w:r>
-        <w:t>.</w:t>
-      </w:r>
-    </w:p>
-    <w:p>
-      <w:pPr>
-        <w:ind w:firstLine="0"/>
-        <w:rPr>
-          <w:lang w:val="en-US"/>
-        </w:rPr>
-      </w:pPr>
-      <w:commentRangeStart w:id="72"/>
       <w:r>
         <w:rPr>
           <w:noProof/>
           <w:lang w:val="en-US"/>
         </w:rPr>
-        <w:lastRenderedPageBreak/>
         <w:drawing>
           <wp:inline distT="0" distB="0" distL="0" distR="0" wp14:anchorId="43AAD98F" wp14:editId="2340577E">
             <wp:extent cx="5940425" cy="4121150"/>
@@ -4249,7 +4242,7 @@
       <w:r>
         <w:t xml:space="preserve">Контекстный уровень «Интеллектуальная система анализа </w:t>
       </w:r>
-      <w:commentRangeEnd w:id="72"/>
+      <w:commentRangeEnd w:id="71"/>
       <w:r>
         <w:rPr>
           <w:rStyle w:val="aff"/>
@@ -4258,32 +4251,32 @@
           <w:color w:val="auto"/>
           <w:lang w:eastAsia="en-US"/>
         </w:rPr>
+        <w:commentReference w:id="71"/>
+      </w:r>
+      <w:r>
+        <w:t>недвижимости»</w:t>
+      </w:r>
+    </w:p>
+    <w:p>
+      <w:r>
+        <w:t xml:space="preserve">Далее выполняется декомпозиция контекстного уровня на три ключевых процесса: подготовка и обогащение входа, прогноз и объяснение, формирование результата. Декомпозиция контекстного уровня представлена </w:t>
+      </w:r>
+      <w:commentRangeStart w:id="72"/>
+      <w:r>
+        <w:t>на Рисунке 2.</w:t>
+      </w:r>
+      <w:r>
+        <w:t>2</w:t>
+      </w:r>
+      <w:r>
+        <w:t>.</w:t>
+      </w:r>
+      <w:commentRangeEnd w:id="72"/>
+      <w:r>
+        <w:rPr>
+          <w:rStyle w:val="aff"/>
+        </w:rPr>
         <w:commentReference w:id="72"/>
-      </w:r>
-      <w:r>
-        <w:t>недвижимости»</w:t>
-      </w:r>
-    </w:p>
-    <w:p>
-      <w:r>
-        <w:t xml:space="preserve">Далее выполняется декомпозиция контекстного уровня на три ключевых процесса: подготовка и обогащение входа, прогноз и объяснение, формирование результата. Декомпозиция контекстного уровня представлена </w:t>
-      </w:r>
-      <w:commentRangeStart w:id="73"/>
-      <w:r>
-        <w:t>на Рисунке 2.</w:t>
-      </w:r>
-      <w:r>
-        <w:t>2</w:t>
-      </w:r>
-      <w:r>
-        <w:t>.</w:t>
-      </w:r>
-      <w:commentRangeEnd w:id="73"/>
-      <w:r>
-        <w:rPr>
-          <w:rStyle w:val="aff"/>
-        </w:rPr>
-        <w:commentReference w:id="73"/>
       </w:r>
     </w:p>
     <w:p>
@@ -4291,14 +4284,14 @@
         <w:ind w:firstLine="0"/>
         <w:jc w:val="center"/>
       </w:pPr>
-      <w:commentRangeStart w:id="74"/>
+      <w:commentRangeStart w:id="73"/>
       <w:r>
         <w:rPr>
           <w:noProof/>
         </w:rPr>
         <w:lastRenderedPageBreak/>
         <w:drawing>
-          <wp:inline distT="0" distB="0" distL="0" distR="0" wp14:anchorId="72103372" wp14:editId="4CA60F21">
+          <wp:inline distT="0" distB="0" distL="0" distR="0" wp14:anchorId="72103372" wp14:editId="4C51E9F1">
             <wp:extent cx="5940425" cy="4125595"/>
             <wp:effectExtent l="0" t="0" r="3175" b="8255"/>
             <wp:docPr id="2" name="Рисунок 2"/>
@@ -4353,7 +4346,7 @@
       <w:r>
         <w:t xml:space="preserve"> Декомпозиция контекстного уровня</w:t>
       </w:r>
-      <w:commentRangeEnd w:id="74"/>
+      <w:commentRangeEnd w:id="73"/>
       <w:r>
         <w:rPr>
           <w:rStyle w:val="aff"/>
@@ -4362,7 +4355,7 @@
           <w:color w:val="auto"/>
           <w:lang w:eastAsia="en-US"/>
         </w:rPr>
-        <w:commentReference w:id="74"/>
+        <w:commentReference w:id="73"/>
       </w:r>
     </w:p>
     <w:p>
@@ -4434,25 +4427,11 @@
       </w:r>
       <w:proofErr w:type="spellEnd"/>
       <w:r>
-        <w:t xml:space="preserve"> и генератором отчётов. Потоки данных организованы последовательно: из A1 в A2 передаётся нормализованное </w:t>
+        <w:t xml:space="preserve"> и генератором отчётов. Потоки данных </w:t>
       </w:r>
       <w:r>
         <w:lastRenderedPageBreak/>
-        <w:t>представление объекта, из A2 в A3</w:t>
-      </w:r>
-      <w:commentRangeStart w:id="75"/>
-      <w:r>
-        <w:t xml:space="preserve"> – </w:t>
-      </w:r>
-      <w:commentRangeEnd w:id="75"/>
-      <w:r>
-        <w:rPr>
-          <w:rStyle w:val="aff"/>
-        </w:rPr>
-        <w:commentReference w:id="75"/>
-      </w:r>
-      <w:r>
-        <w:t xml:space="preserve">результаты прогноза и параметры для подбора </w:t>
+        <w:t xml:space="preserve">организованы последовательно: из A1 в A2 передаётся нормализованное представление объекта, из A2 в A3 – результаты прогноза и параметры для подбора </w:t>
       </w:r>
       <w:proofErr w:type="spellStart"/>
       <w:r>
@@ -4473,7 +4452,7 @@
         <w:ind w:firstLine="0"/>
         <w:jc w:val="center"/>
       </w:pPr>
-      <w:commentRangeStart w:id="76"/>
+      <w:commentRangeStart w:id="74"/>
       <w:r>
         <w:rPr>
           <w:noProof/>
@@ -4525,7 +4504,7 @@
       <w:r>
         <w:t>Декомпозиция блока «Подготовка и обогащение входа»</w:t>
       </w:r>
-      <w:commentRangeEnd w:id="76"/>
+      <w:commentRangeEnd w:id="74"/>
       <w:r>
         <w:rPr>
           <w:rStyle w:val="aff"/>
@@ -4534,7 +4513,7 @@
           <w:color w:val="auto"/>
           <w:lang w:eastAsia="en-US"/>
         </w:rPr>
-        <w:commentReference w:id="76"/>
+        <w:commentReference w:id="74"/>
       </w:r>
     </w:p>
     <w:p>
@@ -4604,7 +4583,7 @@
       <w:pPr>
         <w:pStyle w:val="20"/>
       </w:pPr>
-      <w:commentRangeStart w:id="77"/>
+      <w:commentRangeStart w:id="75"/>
       <w:r>
         <w:rPr>
           <w:b/>
@@ -4712,6 +4691,7 @@
         <w:rPr>
           <w:rStyle w:val="affd"/>
         </w:rPr>
+        <w:lastRenderedPageBreak/>
         <w:t xml:space="preserve">A13 «Простое </w:t>
       </w:r>
       <w:proofErr w:type="spellStart"/>
@@ -4787,7 +4767,6 @@
         <w:rPr>
           <w:rStyle w:val="affd"/>
         </w:rPr>
-        <w:lastRenderedPageBreak/>
         <w:t>A14 «Формирование признаков»</w:t>
       </w:r>
       <w:r>
@@ -4821,7 +4800,7 @@
       <w:r>
         <w:t>».</w:t>
       </w:r>
-      <w:commentRangeEnd w:id="77"/>
+      <w:commentRangeEnd w:id="75"/>
       <w:r>
         <w:rPr>
           <w:rStyle w:val="aff"/>
@@ -4830,7 +4809,7 @@
           <w:shd w:val="clear" w:color="auto" w:fill="auto"/>
           <w:lang w:eastAsia="en-US"/>
         </w:rPr>
-        <w:commentReference w:id="77"/>
+        <w:commentReference w:id="75"/>
       </w:r>
     </w:p>
     <w:p>
@@ -4865,7 +4844,15 @@
       </w:r>
       <w:proofErr w:type="spellEnd"/>
       <w:r>
-        <w:t xml:space="preserve">. Последовательность потоков следующая: принятый запрос из A11 поступает в A12, результат </w:t>
+        <w:t xml:space="preserve">. </w:t>
+      </w:r>
+      <w:proofErr w:type="gramStart"/>
+      <w:r>
+        <w:t>Последовательность потоков</w:t>
+      </w:r>
+      <w:proofErr w:type="gramEnd"/>
+      <w:r>
+        <w:t xml:space="preserve"> следующая: принятый запрос из A11 поступает в A12, результат </w:t>
       </w:r>
       <w:proofErr w:type="spellStart"/>
       <w:r>
@@ -4905,12 +4892,12 @@
       <w:pPr>
         <w:pStyle w:val="23"/>
       </w:pPr>
-      <w:bookmarkStart w:id="78" w:name="_Toc212455500"/>
-      <w:commentRangeStart w:id="79"/>
+      <w:bookmarkStart w:id="76" w:name="_Toc212455500"/>
+      <w:commentRangeStart w:id="77"/>
       <w:r>
         <w:t>Анализ архитектуры системы</w:t>
       </w:r>
-      <w:commentRangeEnd w:id="79"/>
+      <w:commentRangeEnd w:id="77"/>
       <w:r>
         <w:rPr>
           <w:rStyle w:val="aff"/>
@@ -4918,13 +4905,17 @@
           <w:b w:val="0"/>
           <w:shd w:val="clear" w:color="auto" w:fill="auto"/>
         </w:rPr>
-        <w:commentReference w:id="79"/>
-      </w:r>
-      <w:bookmarkEnd w:id="78"/>
-    </w:p>
-    <w:p>
-      <w:r>
-        <w:t>В качестве архитектуры выбран модульный конвейер с опциональными ветвями, позволяющий под конкретный запрос подключать только необходимые операции и комбинировать их результаты. Такой подход обусловлен разнородностью входа (адрес либо готовые координаты, неполный или различный по детализации набор параметров), а также тем, что сценарии аренды требуют разных профилей признаков и правил отбора сопоставимых объектов. Внутри конвейера реализованы основные линии обработки: по типу сделки (аренда), по режиму формирования интервала неопределённости (</w:t>
+        <w:commentReference w:id="77"/>
+      </w:r>
+      <w:bookmarkEnd w:id="76"/>
+    </w:p>
+    <w:p>
+      <w:r>
+        <w:t xml:space="preserve">В качестве архитектуры выбран модульный конвейер с опциональными ветвями, позволяющий под конкретный запрос подключать только необходимые операции и комбинировать их результаты. Такой подход обусловлен разнородностью входа (адрес либо готовые координаты, неполный или различный по детализации набор параметров), а также тем, что сценарии аренды требуют разных профилей признаков и правил отбора сопоставимых объектов. Внутри конвейера реализованы основные линии обработки: по типу сделки (аренда), по режиму формирования интервала </w:t>
+      </w:r>
+      <w:r>
+        <w:lastRenderedPageBreak/>
+        <w:t>неопределённости (</w:t>
       </w:r>
       <w:proofErr w:type="spellStart"/>
       <w:r>
@@ -4948,13 +4939,9 @@
       </w:r>
       <w:proofErr w:type="spellEnd"/>
       <w:r>
-        <w:t xml:space="preserve">; результаты сливаются в единый ответ с картой и </w:t>
-      </w:r>
-      <w:r>
-        <w:lastRenderedPageBreak/>
-        <w:t xml:space="preserve">кратким отчётом. </w:t>
-      </w:r>
-      <w:commentRangeStart w:id="80"/>
+        <w:t xml:space="preserve">; результаты сливаются в единый ответ с картой и кратким отчётом. </w:t>
+      </w:r>
+      <w:commentRangeStart w:id="78"/>
       <w:r>
         <w:t>Архитектура интеллектуальной системы анализа недвижимости представлена на Рисунке 2.4.</w:t>
       </w:r>
@@ -5024,7 +5011,7 @@
       <w:r>
         <w:t>Рисунок 2.4 – Архитектура интеллектуальной системы анализа недвижимости</w:t>
       </w:r>
-      <w:commentRangeEnd w:id="80"/>
+      <w:commentRangeEnd w:id="78"/>
       <w:r>
         <w:rPr>
           <w:rStyle w:val="aff"/>
@@ -5033,7 +5020,7 @@
           <w:color w:val="auto"/>
           <w:lang w:eastAsia="en-US"/>
         </w:rPr>
-        <w:commentReference w:id="80"/>
+        <w:commentReference w:id="78"/>
       </w:r>
     </w:p>
     <w:p>
@@ -5046,6 +5033,7 @@
         <w:pStyle w:val="20"/>
       </w:pPr>
       <w:r>
+        <w:lastRenderedPageBreak/>
         <w:t>р</w:t>
       </w:r>
       <w:r>
@@ -5072,303 +5060,305 @@
         <w:pStyle w:val="20"/>
       </w:pPr>
       <w:r>
+        <w:t>с</w:t>
+      </w:r>
+      <w:r>
+        <w:t>пецифика рынков</w:t>
+      </w:r>
+      <w:r>
+        <w:t>,</w:t>
+      </w:r>
+      <w:r>
+        <w:t xml:space="preserve"> </w:t>
+      </w:r>
+      <w:r>
+        <w:t>в</w:t>
+      </w:r>
+      <w:r>
+        <w:t>етв</w:t>
+      </w:r>
+      <w:r>
+        <w:t xml:space="preserve">ь </w:t>
+      </w:r>
+      <w:r>
+        <w:t xml:space="preserve">«аренда» позволяют использовать подходящие наборы признаков и пороги отбора </w:t>
+      </w:r>
+      <w:proofErr w:type="spellStart"/>
+      <w:r>
+        <w:t>компараблов</w:t>
+      </w:r>
+      <w:proofErr w:type="spellEnd"/>
+      <w:r>
+        <w:t xml:space="preserve"> без смешивания логик</w:t>
+      </w:r>
+      <w:r>
+        <w:t>;</w:t>
+      </w:r>
+    </w:p>
+    <w:p>
+      <w:pPr>
+        <w:pStyle w:val="20"/>
+      </w:pPr>
+      <w:r>
+        <w:t>и</w:t>
+      </w:r>
+      <w:r>
+        <w:t>нтервальная оценка</w:t>
+      </w:r>
+      <w:r>
+        <w:t>,</w:t>
+      </w:r>
+      <w:r>
+        <w:t xml:space="preserve"> </w:t>
+      </w:r>
+      <w:r>
+        <w:t>п</w:t>
+      </w:r>
+      <w:r>
+        <w:t xml:space="preserve">ереключение между </w:t>
+      </w:r>
+      <w:proofErr w:type="spellStart"/>
+      <w:r>
+        <w:t>квантильным</w:t>
+      </w:r>
+      <w:proofErr w:type="spellEnd"/>
+      <w:r>
+        <w:t xml:space="preserve"> и конформным режимами даёт гибкость: быстрый интервал либо гарантированное покрытие при калибровке</w:t>
+      </w:r>
+      <w:r>
+        <w:t>;</w:t>
+      </w:r>
+    </w:p>
+    <w:p>
+      <w:pPr>
+        <w:pStyle w:val="20"/>
+      </w:pPr>
+      <w:r>
+        <w:t>п</w:t>
+      </w:r>
+      <w:r>
+        <w:t>роизводительность</w:t>
+      </w:r>
+      <w:r>
+        <w:t>,</w:t>
+      </w:r>
+      <w:r>
+        <w:t xml:space="preserve"> </w:t>
+      </w:r>
+      <w:r>
+        <w:t>т</w:t>
+      </w:r>
+      <w:r>
+        <w:t xml:space="preserve">яжёлые шаги (расширенное </w:t>
+      </w:r>
+      <w:proofErr w:type="spellStart"/>
+      <w:r>
+        <w:t>геообогащение</w:t>
+      </w:r>
+      <w:proofErr w:type="spellEnd"/>
+      <w:r>
+        <w:t xml:space="preserve">, подбор большого пула </w:t>
+      </w:r>
+      <w:proofErr w:type="spellStart"/>
+      <w:r>
+        <w:t>компараблов</w:t>
+      </w:r>
+      <w:proofErr w:type="spellEnd"/>
+      <w:r>
+        <w:t>) выполняются только при необходимости и масштабируются отдельно</w:t>
+      </w:r>
+      <w:r>
+        <w:t>;</w:t>
+      </w:r>
+    </w:p>
+    <w:p>
+      <w:pPr>
+        <w:pStyle w:val="20"/>
+      </w:pPr>
+      <w:r>
+        <w:t>р</w:t>
+      </w:r>
+      <w:r>
+        <w:t>асширяемость</w:t>
+      </w:r>
+      <w:r>
+        <w:t>,</w:t>
+      </w:r>
+      <w:r>
+        <w:t xml:space="preserve"> </w:t>
+      </w:r>
+      <w:r>
+        <w:t>н</w:t>
+      </w:r>
+      <w:r>
+        <w:t xml:space="preserve">овые </w:t>
+      </w:r>
+      <w:proofErr w:type="spellStart"/>
+      <w:r>
+        <w:t>геослои</w:t>
+      </w:r>
+      <w:proofErr w:type="spellEnd"/>
+      <w:r>
+        <w:t>, признаки, модели и способы объяснимости подключаются как независимые модули без переделки ядра</w:t>
+      </w:r>
+      <w:r>
+        <w:t>;</w:t>
+      </w:r>
+    </w:p>
+    <w:p>
+      <w:pPr>
+        <w:pStyle w:val="20"/>
+      </w:pPr>
+      <w:proofErr w:type="spellStart"/>
+      <w:r>
+        <w:t>т</w:t>
+      </w:r>
+      <w:r>
+        <w:t>рассируемость</w:t>
+      </w:r>
+      <w:proofErr w:type="spellEnd"/>
+      <w:r>
+        <w:t xml:space="preserve"> и аудит</w:t>
+      </w:r>
+      <w:r>
+        <w:t>,</w:t>
+      </w:r>
+      <w:r>
+        <w:t xml:space="preserve"> </w:t>
+      </w:r>
+      <w:proofErr w:type="spellStart"/>
+      <w:r>
+        <w:t>в</w:t>
+      </w:r>
+      <w:r>
+        <w:t>ерсионирование</w:t>
+      </w:r>
+      <w:proofErr w:type="spellEnd"/>
+      <w:r>
+        <w:t xml:space="preserve"> данных и моделей, журналирование ветвей конвейера и конфигураций обеспечивают воспроизводимость и соответствие ТЗ</w:t>
+      </w:r>
+      <w:r>
+        <w:t>;</w:t>
+      </w:r>
+    </w:p>
+    <w:p>
+      <w:pPr>
+        <w:pStyle w:val="20"/>
+      </w:pPr>
+      <w:r>
+        <w:t>м</w:t>
+      </w:r>
+      <w:r>
+        <w:t>асштабируемость</w:t>
+      </w:r>
+      <w:r>
+        <w:t>,</w:t>
+      </w:r>
+      <w:r>
+        <w:t xml:space="preserve"> </w:t>
+      </w:r>
+      <w:proofErr w:type="spellStart"/>
+      <w:r>
+        <w:t>и</w:t>
+      </w:r>
+      <w:r>
+        <w:t>нференс</w:t>
+      </w:r>
+      <w:proofErr w:type="spellEnd"/>
+      <w:r>
+        <w:t xml:space="preserve"> и подбор </w:t>
+      </w:r>
+      <w:proofErr w:type="spellStart"/>
+      <w:r>
+        <w:t>компараблов</w:t>
+      </w:r>
+      <w:proofErr w:type="spellEnd"/>
+      <w:r>
+        <w:t xml:space="preserve"> реализованы как </w:t>
+      </w:r>
+      <w:proofErr w:type="spellStart"/>
+      <w:r>
+        <w:t>стейтлесс</w:t>
+      </w:r>
+      <w:proofErr w:type="spellEnd"/>
+      <w:r>
+        <w:t>-сервисы за API, что упрощает горизонтальное масштабирование под нагрузкой</w:t>
+      </w:r>
+      <w:r>
+        <w:t>.</w:t>
+      </w:r>
+    </w:p>
+    <w:p>
+      <w:r>
+        <w:t>Основные узлы архитектуры: веб/API</w:t>
+      </w:r>
+      <w:r>
+        <w:t>-</w:t>
+      </w:r>
+      <w:r>
+        <w:t xml:space="preserve">слой (приём запроса), подготовка и </w:t>
+      </w:r>
+      <w:proofErr w:type="spellStart"/>
+      <w:r>
+        <w:t>геообогащение</w:t>
+      </w:r>
+      <w:proofErr w:type="spellEnd"/>
+      <w:r>
+        <w:t xml:space="preserve"> (нормализация, базовые/расширенные </w:t>
+      </w:r>
+      <w:proofErr w:type="spellStart"/>
+      <w:r>
+        <w:t>геопризнаки</w:t>
+      </w:r>
+      <w:proofErr w:type="spellEnd"/>
+      <w:r>
+        <w:t xml:space="preserve">), модуль </w:t>
+      </w:r>
+      <w:proofErr w:type="spellStart"/>
+      <w:r>
+        <w:t>инференса</w:t>
+      </w:r>
+      <w:proofErr w:type="spellEnd"/>
+      <w:r>
+        <w:t xml:space="preserve"> (прогноз</w:t>
+      </w:r>
+      <w:r>
+        <w:t xml:space="preserve"> + </w:t>
+      </w:r>
+      <w:r>
+        <w:t xml:space="preserve">объяснения, выбор режима интервала), модуль </w:t>
+      </w:r>
+      <w:proofErr w:type="spellStart"/>
+      <w:r>
+        <w:t>компараблов</w:t>
+      </w:r>
+      <w:proofErr w:type="spellEnd"/>
+      <w:r>
+        <w:t xml:space="preserve"> (фильтрация и ранжирование по схожести), визуализация и отчёт (карта и PDF/HTML), а также хранилища (витрина признаков и пространственные слои) и мониторинг/</w:t>
+      </w:r>
+      <w:proofErr w:type="spellStart"/>
+      <w:r>
+        <w:t>логи</w:t>
+      </w:r>
+      <w:proofErr w:type="spellEnd"/>
+      <w:r>
+        <w:t xml:space="preserve"> (качество, версии, время отклика). </w:t>
+      </w:r>
+      <w:r>
         <w:lastRenderedPageBreak/>
-        <w:t>с</w:t>
-      </w:r>
-      <w:r>
-        <w:t>пецифика рынков</w:t>
-      </w:r>
-      <w:r>
-        <w:t>,</w:t>
-      </w:r>
-      <w:r>
-        <w:t xml:space="preserve"> </w:t>
-      </w:r>
-      <w:r>
-        <w:t>в</w:t>
-      </w:r>
-      <w:r>
-        <w:t>етв</w:t>
-      </w:r>
-      <w:r>
-        <w:t xml:space="preserve">ь </w:t>
-      </w:r>
-      <w:r>
-        <w:t xml:space="preserve">«аренда» позволяют использовать подходящие наборы признаков и пороги отбора </w:t>
-      </w:r>
-      <w:proofErr w:type="spellStart"/>
-      <w:r>
-        <w:t>компараблов</w:t>
-      </w:r>
-      <w:proofErr w:type="spellEnd"/>
-      <w:r>
-        <w:t xml:space="preserve"> без смешивания логик</w:t>
-      </w:r>
-      <w:r>
-        <w:t>;</w:t>
-      </w:r>
-    </w:p>
-    <w:p>
-      <w:pPr>
-        <w:pStyle w:val="20"/>
-      </w:pPr>
-      <w:r>
-        <w:t>и</w:t>
-      </w:r>
-      <w:r>
-        <w:t>нтервальная оценка</w:t>
-      </w:r>
-      <w:r>
-        <w:t>,</w:t>
-      </w:r>
-      <w:r>
-        <w:t xml:space="preserve"> </w:t>
-      </w:r>
-      <w:r>
-        <w:t>п</w:t>
-      </w:r>
-      <w:r>
-        <w:t xml:space="preserve">ереключение между </w:t>
-      </w:r>
-      <w:proofErr w:type="spellStart"/>
-      <w:r>
-        <w:t>квантильным</w:t>
-      </w:r>
-      <w:proofErr w:type="spellEnd"/>
-      <w:r>
-        <w:t xml:space="preserve"> и конформным режимами даёт гибкость: быстрый интервал либо гарантированное покрытие при калибровке</w:t>
-      </w:r>
-      <w:r>
-        <w:t>;</w:t>
-      </w:r>
-    </w:p>
-    <w:p>
-      <w:pPr>
-        <w:pStyle w:val="20"/>
-      </w:pPr>
-      <w:r>
-        <w:t>п</w:t>
-      </w:r>
-      <w:r>
-        <w:t>роизводительность</w:t>
-      </w:r>
-      <w:r>
-        <w:t>,</w:t>
-      </w:r>
-      <w:r>
-        <w:t xml:space="preserve"> </w:t>
-      </w:r>
-      <w:r>
-        <w:t>т</w:t>
-      </w:r>
-      <w:r>
-        <w:t xml:space="preserve">яжёлые шаги (расширенное </w:t>
-      </w:r>
-      <w:proofErr w:type="spellStart"/>
-      <w:r>
-        <w:t>геообогащение</w:t>
-      </w:r>
-      <w:proofErr w:type="spellEnd"/>
-      <w:r>
-        <w:t xml:space="preserve">, подбор большого пула </w:t>
-      </w:r>
-      <w:proofErr w:type="spellStart"/>
-      <w:r>
-        <w:t>компараблов</w:t>
-      </w:r>
-      <w:proofErr w:type="spellEnd"/>
-      <w:r>
-        <w:t>) выполняются только при необходимости и масштабируются отдельно</w:t>
-      </w:r>
-      <w:r>
-        <w:t>;</w:t>
-      </w:r>
-    </w:p>
-    <w:p>
-      <w:pPr>
-        <w:pStyle w:val="20"/>
-      </w:pPr>
-      <w:r>
-        <w:t>р</w:t>
-      </w:r>
-      <w:r>
-        <w:t>асширяемость</w:t>
-      </w:r>
-      <w:r>
-        <w:t>,</w:t>
-      </w:r>
-      <w:r>
-        <w:t xml:space="preserve"> </w:t>
-      </w:r>
-      <w:r>
-        <w:t>н</w:t>
-      </w:r>
-      <w:r>
-        <w:t xml:space="preserve">овые </w:t>
-      </w:r>
-      <w:proofErr w:type="spellStart"/>
-      <w:r>
-        <w:t>геослои</w:t>
-      </w:r>
-      <w:proofErr w:type="spellEnd"/>
-      <w:r>
-        <w:t>, признаки, модели и способы объяснимости подключаются как независимые модули без переделки ядра</w:t>
-      </w:r>
-      <w:r>
-        <w:t>;</w:t>
-      </w:r>
-    </w:p>
-    <w:p>
-      <w:pPr>
-        <w:pStyle w:val="20"/>
-      </w:pPr>
-      <w:proofErr w:type="spellStart"/>
-      <w:r>
-        <w:t>т</w:t>
-      </w:r>
-      <w:r>
-        <w:t>рассируемость</w:t>
-      </w:r>
-      <w:proofErr w:type="spellEnd"/>
-      <w:r>
-        <w:t xml:space="preserve"> и аудит</w:t>
-      </w:r>
-      <w:r>
-        <w:t>,</w:t>
-      </w:r>
-      <w:r>
-        <w:t xml:space="preserve"> </w:t>
-      </w:r>
-      <w:proofErr w:type="spellStart"/>
-      <w:r>
-        <w:t>в</w:t>
-      </w:r>
-      <w:r>
-        <w:t>ерсионирование</w:t>
-      </w:r>
-      <w:proofErr w:type="spellEnd"/>
-      <w:r>
-        <w:t xml:space="preserve"> данных и моделей, журналирование ветвей конвейера и конфигураций обеспечивают воспроизводимость и соответствие ТЗ</w:t>
-      </w:r>
-      <w:r>
-        <w:t>;</w:t>
-      </w:r>
-    </w:p>
-    <w:p>
-      <w:pPr>
-        <w:pStyle w:val="20"/>
-      </w:pPr>
-      <w:r>
-        <w:t>м</w:t>
-      </w:r>
-      <w:r>
-        <w:t>асштабируемость</w:t>
-      </w:r>
-      <w:r>
-        <w:t>,</w:t>
-      </w:r>
-      <w:r>
-        <w:t xml:space="preserve"> </w:t>
-      </w:r>
-      <w:proofErr w:type="spellStart"/>
-      <w:r>
-        <w:t>и</w:t>
-      </w:r>
-      <w:r>
-        <w:t>нференс</w:t>
-      </w:r>
-      <w:proofErr w:type="spellEnd"/>
-      <w:r>
-        <w:t xml:space="preserve"> и подбор </w:t>
-      </w:r>
-      <w:proofErr w:type="spellStart"/>
-      <w:r>
-        <w:t>компараблов</w:t>
-      </w:r>
-      <w:proofErr w:type="spellEnd"/>
-      <w:r>
-        <w:t xml:space="preserve"> реализованы как </w:t>
-      </w:r>
-      <w:proofErr w:type="spellStart"/>
-      <w:r>
-        <w:t>стейтлесс</w:t>
-      </w:r>
-      <w:proofErr w:type="spellEnd"/>
-      <w:r>
-        <w:t>-сервисы за API, что упрощает горизонтальное масштабирование под нагрузкой</w:t>
-      </w:r>
-      <w:r>
-        <w:t>.</w:t>
-      </w:r>
-    </w:p>
-    <w:p>
-      <w:r>
-        <w:t>Основные узлы архитектуры: веб/API</w:t>
-      </w:r>
-      <w:r>
-        <w:t>-</w:t>
-      </w:r>
-      <w:r>
-        <w:t xml:space="preserve">слой (приём запроса), подготовка и </w:t>
-      </w:r>
-      <w:proofErr w:type="spellStart"/>
-      <w:r>
-        <w:t>геообогащение</w:t>
-      </w:r>
-      <w:proofErr w:type="spellEnd"/>
-      <w:r>
-        <w:t xml:space="preserve"> (нормализация, базовые/расширенные </w:t>
-      </w:r>
-      <w:proofErr w:type="spellStart"/>
-      <w:r>
-        <w:t>геопризнаки</w:t>
-      </w:r>
-      <w:proofErr w:type="spellEnd"/>
-      <w:r>
-        <w:t xml:space="preserve">), модуль </w:t>
-      </w:r>
-      <w:proofErr w:type="spellStart"/>
-      <w:r>
-        <w:t>инференса</w:t>
-      </w:r>
-      <w:proofErr w:type="spellEnd"/>
-      <w:r>
-        <w:t xml:space="preserve"> (прогноз</w:t>
-      </w:r>
-      <w:r>
-        <w:t xml:space="preserve"> + </w:t>
-      </w:r>
-      <w:r>
-        <w:t xml:space="preserve">объяснения, выбор режима интервала), модуль </w:t>
-      </w:r>
-      <w:proofErr w:type="spellStart"/>
-      <w:r>
-        <w:t>компараблов</w:t>
-      </w:r>
-      <w:proofErr w:type="spellEnd"/>
-      <w:r>
-        <w:t xml:space="preserve"> (фильтрация и ранжирование по схожести), визуализация и отчёт (карта и PDF/HTML), а также хранилища (витрина признаков и пространственные слои) и мониторинг/</w:t>
-      </w:r>
-      <w:proofErr w:type="spellStart"/>
-      <w:r>
-        <w:t>логи</w:t>
-      </w:r>
-      <w:proofErr w:type="spellEnd"/>
-      <w:r>
-        <w:t xml:space="preserve"> (качество, версии, время отклика). Компоненты связаны шиной API, что позволяет независимо обновлять модели и данные, не затрагивая интерфейс.</w:t>
+        <w:t>Компоненты связаны шиной API, что позволяет независимо обновлять модели и данные, не затрагивая интерфейс.</w:t>
       </w:r>
     </w:p>
     <w:p>
       <w:pPr>
         <w:pStyle w:val="23"/>
       </w:pPr>
-      <w:bookmarkStart w:id="81" w:name="_Toc212455501"/>
-      <w:commentRangeStart w:id="82"/>
-      <w:r>
-        <w:lastRenderedPageBreak/>
+      <w:bookmarkStart w:id="79" w:name="_Toc212455501"/>
+      <w:commentRangeStart w:id="80"/>
+      <w:r>
         <w:t>Вывод по аналитическому разделу</w:t>
       </w:r>
-      <w:commentRangeEnd w:id="82"/>
+      <w:commentRangeEnd w:id="80"/>
       <w:r>
         <w:rPr>
           <w:rStyle w:val="aff"/>
@@ -5376,12 +5366,12 @@
           <w:b w:val="0"/>
           <w:shd w:val="clear" w:color="auto" w:fill="auto"/>
         </w:rPr>
-        <w:commentReference w:id="82"/>
-      </w:r>
-      <w:bookmarkEnd w:id="81"/>
-    </w:p>
-    <w:p>
-      <w:commentRangeStart w:id="83"/>
+        <w:commentReference w:id="80"/>
+      </w:r>
+      <w:bookmarkEnd w:id="79"/>
+    </w:p>
+    <w:p>
+      <w:commentRangeStart w:id="81"/>
       <w:r>
         <w:t>В аналитическом разделе последовательно уточнены ключевые аспекты построения интеллектуальной системы анализа недвижимости. Сформулированы цели и ограничения решения с позиции технического задания и практических рисков данных: неоднородность входной информации, пространственно-временная зависимость цен, необходимость прозрачных объяснений и корректной оценки неопределённости. Зафиксированы базовые критерии качества: воспроизводимость результатов (</w:t>
       </w:r>
@@ -5462,6 +5452,7 @@
     </w:p>
     <w:p>
       <w:r>
+        <w:lastRenderedPageBreak/>
         <w:t xml:space="preserve">Архитектура решения представлена как модульный конвейер с опциональными ветвями (режим интервала, профиль сделки, уровень </w:t>
       </w:r>
       <w:proofErr w:type="spellStart"/>
@@ -5470,96 +5461,45 @@
       </w:r>
       <w:proofErr w:type="spellEnd"/>
       <w:r>
-        <w:t xml:space="preserve">, канал выдачи). Функциональная логика процесса формализована в нотации IDEF0: от подготовки и обогащения входа </w:t>
-      </w:r>
-      <w:commentRangeStart w:id="84"/>
+        <w:t xml:space="preserve">, канал выдачи). Функциональная логика процесса формализована в нотации IDEF0: от подготовки и обогащения входа – к прогнозу и объяснениям </w:t>
+      </w:r>
       <w:r>
         <w:t>–</w:t>
       </w:r>
-      <w:commentRangeEnd w:id="84"/>
+      <w:r>
+        <w:t xml:space="preserve"> к формированию результата (</w:t>
+      </w:r>
+      <w:proofErr w:type="spellStart"/>
+      <w:r>
+        <w:t>компараблы</w:t>
+      </w:r>
+      <w:proofErr w:type="spellEnd"/>
+      <w:r>
+        <w:t>, карта, отчёт). Такой подход обеспечивает прослеживаемость потоков, изоляцию компонентов, расширяемость и соответствие требованиям ТЗ.</w:t>
+      </w:r>
+    </w:p>
+    <w:p>
+      <w:r>
+        <w:t xml:space="preserve">В результате сформирована целостная концепция системы </w:t>
+      </w:r>
+      <w:r>
+        <w:t>–</w:t>
+      </w:r>
+      <w:r>
+        <w:t xml:space="preserve"> от выбора методов и инструментов до схемы обработки и взаимодействия компонентов,</w:t>
+      </w:r>
+      <w:r>
+        <w:t xml:space="preserve"> – </w:t>
+      </w:r>
+      <w:r>
+        <w:t>готовая к реализации и экспериментальной проверке в технологическом разделе по метрикам качества прогноза и интервалов, производительности и устойчивости к изменению данных.</w:t>
+      </w:r>
+      <w:commentRangeEnd w:id="81"/>
       <w:r>
         <w:rPr>
           <w:rStyle w:val="aff"/>
         </w:rPr>
-        <w:commentReference w:id="84"/>
-      </w:r>
-      <w:r>
-        <w:t xml:space="preserve"> к прогнозу и объяснениям </w:t>
-      </w:r>
-      <w:commentRangeStart w:id="85"/>
-      <w:r>
-        <w:t>–</w:t>
-      </w:r>
-      <w:commentRangeEnd w:id="85"/>
-      <w:r>
-        <w:rPr>
-          <w:rStyle w:val="aff"/>
-        </w:rPr>
-        <w:commentReference w:id="85"/>
-      </w:r>
-      <w:r>
-        <w:t xml:space="preserve"> к формированию результата (</w:t>
-      </w:r>
-      <w:proofErr w:type="spellStart"/>
-      <w:r>
-        <w:t>компараблы</w:t>
-      </w:r>
-      <w:proofErr w:type="spellEnd"/>
-      <w:r>
-        <w:t xml:space="preserve">, карта, </w:t>
-      </w:r>
-      <w:r>
-        <w:lastRenderedPageBreak/>
-        <w:t>отчёт). Такой подход обеспечивает прослеживаемость потоков, изоляцию компонентов, расширяемость и соответствие требованиям ТЗ.</w:t>
-      </w:r>
-    </w:p>
-    <w:p>
-      <w:r>
-        <w:t xml:space="preserve">В результате сформирована целостная концепция системы </w:t>
-      </w:r>
-      <w:commentRangeStart w:id="86"/>
-      <w:r>
-        <w:t>–</w:t>
-      </w:r>
-      <w:r>
-        <w:t xml:space="preserve"> </w:t>
-      </w:r>
-      <w:commentRangeEnd w:id="86"/>
-      <w:r>
-        <w:rPr>
-          <w:rStyle w:val="aff"/>
-        </w:rPr>
-        <w:commentReference w:id="86"/>
-      </w:r>
-      <w:r>
-        <w:t>от выбора методов и инструментов до схемы обработки и взаимодействия компонентов,</w:t>
-      </w:r>
-      <w:r>
-        <w:t xml:space="preserve"> </w:t>
-      </w:r>
-      <w:commentRangeStart w:id="87"/>
-      <w:r>
-        <w:t>–</w:t>
-      </w:r>
-      <w:commentRangeEnd w:id="87"/>
-      <w:r>
-        <w:rPr>
-          <w:rStyle w:val="aff"/>
-        </w:rPr>
-        <w:commentReference w:id="87"/>
-      </w:r>
-      <w:r>
-        <w:t xml:space="preserve"> </w:t>
-      </w:r>
-      <w:r>
-        <w:t>готовая к реализации и экспериментальной проверке в технологическом разделе по метрикам качества прогноза и интервалов, производительности и устойчивости к изменению данных.</w:t>
-      </w:r>
-      <w:commentRangeEnd w:id="83"/>
-      <w:r>
-        <w:rPr>
-          <w:rStyle w:val="aff"/>
-        </w:rPr>
-        <w:commentReference w:id="83"/>
+        <w:commentReference w:id="81"/>
       </w:r>
     </w:p>
     <w:p>
@@ -5580,13 +5520,13 @@
       <w:pPr>
         <w:pStyle w:val="a0"/>
       </w:pPr>
-      <w:bookmarkStart w:id="88" w:name="_Toc212455502"/>
-      <w:commentRangeStart w:id="89"/>
+      <w:bookmarkStart w:id="82" w:name="_Toc212455502"/>
+      <w:commentRangeStart w:id="83"/>
       <w:r>
         <w:lastRenderedPageBreak/>
         <w:t>ТЕХНОЛОГИЧЕСКИЙ РАЗДЕЛ</w:t>
       </w:r>
-      <w:commentRangeEnd w:id="89"/>
+      <w:commentRangeEnd w:id="83"/>
       <w:r>
         <w:rPr>
           <w:rStyle w:val="aff"/>
@@ -5597,9 +5537,9 @@
           <w:kern w:val="0"/>
           <w:lang w:eastAsia="en-US"/>
         </w:rPr>
-        <w:commentReference w:id="89"/>
-      </w:r>
-      <w:bookmarkEnd w:id="88"/>
+        <w:commentReference w:id="83"/>
+      </w:r>
+      <w:bookmarkEnd w:id="82"/>
     </w:p>
     <w:p>
       <w:pPr>
@@ -5607,7 +5547,7 @@
           <w:lang w:eastAsia="ru-RU"/>
         </w:rPr>
       </w:pPr>
-      <w:commentRangeStart w:id="90"/>
+      <w:commentRangeStart w:id="84"/>
       <w:r>
         <w:rPr>
           <w:lang w:eastAsia="ru-RU"/>
@@ -5669,27 +5609,27 @@
         </w:rPr>
         <w:t>), формами ввода и сообщениями об ошибках/предупреждениях. В завершение раздела приведены фактические показатели работы системы: точность и покрытие интервальных предсказаний, время отклика, требования к ресурсам и объёмам хранилищ, что позволяет оценить соответствие решения требованиям ТЗ и его прикладную ценность.</w:t>
       </w:r>
-      <w:commentRangeEnd w:id="90"/>
+      <w:commentRangeEnd w:id="84"/>
       <w:r>
         <w:rPr>
           <w:rStyle w:val="aff"/>
         </w:rPr>
-        <w:commentReference w:id="90"/>
+        <w:commentReference w:id="84"/>
       </w:r>
     </w:p>
     <w:p>
       <w:pPr>
         <w:pStyle w:val="23"/>
       </w:pPr>
-      <w:bookmarkStart w:id="91" w:name="_Toc212455503"/>
+      <w:bookmarkStart w:id="85" w:name="_Toc212455503"/>
       <w:r>
         <w:t>Подготовка данных для обучения модел</w:t>
       </w:r>
       <w:r>
         <w:t>и</w:t>
       </w:r>
-      <w:commentRangeStart w:id="92"/>
-      <w:commentRangeEnd w:id="92"/>
+      <w:commentRangeStart w:id="86"/>
+      <w:commentRangeEnd w:id="86"/>
       <w:r>
         <w:rPr>
           <w:rStyle w:val="aff"/>
@@ -5697,9 +5637,9 @@
           <w:b w:val="0"/>
           <w:shd w:val="clear" w:color="auto" w:fill="auto"/>
         </w:rPr>
-        <w:commentReference w:id="92"/>
-      </w:r>
-      <w:bookmarkEnd w:id="91"/>
+        <w:commentReference w:id="86"/>
+      </w:r>
+      <w:bookmarkEnd w:id="85"/>
     </w:p>
     <w:p>
       <w:r>
@@ -5895,13 +5835,13 @@
       </w:pPr>
       <w:r>
         <w:lastRenderedPageBreak/>
-        <w:t>текстовые маркеры из описаний (простые бинарные фичи: «ремонт», «мебель», «</w:t>
-      </w:r>
-      <w:commentRangeStart w:id="93"/>
+        <w:t>текстовые маркеры из описаний (простые фичи: «ремонт», «мебель», «</w:t>
+      </w:r>
+      <w:commentRangeStart w:id="87"/>
       <w:r>
         <w:t>вид</w:t>
       </w:r>
-      <w:commentRangeEnd w:id="93"/>
+      <w:commentRangeEnd w:id="87"/>
       <w:r>
         <w:rPr>
           <w:rStyle w:val="aff"/>
@@ -5910,7 +5850,7 @@
           <w:shd w:val="clear" w:color="auto" w:fill="auto"/>
           <w:lang w:eastAsia="en-US"/>
         </w:rPr>
-        <w:commentReference w:id="93"/>
+        <w:commentReference w:id="87"/>
       </w:r>
       <w:r>
         <w:t>», «балкон» и пр.).</w:t>
@@ -5920,16 +5860,16 @@
       <w:r>
         <w:t xml:space="preserve">Чтобы избежать </w:t>
       </w:r>
-      <w:commentRangeStart w:id="94"/>
+      <w:commentRangeStart w:id="88"/>
       <w:r>
         <w:t xml:space="preserve">утечки </w:t>
       </w:r>
-      <w:commentRangeEnd w:id="94"/>
+      <w:commentRangeEnd w:id="88"/>
       <w:r>
         <w:rPr>
           <w:rStyle w:val="aff"/>
         </w:rPr>
-        <w:commentReference w:id="94"/>
+        <w:commentReference w:id="88"/>
       </w:r>
       <w:r>
         <w:t>и завышения метрик, применялось:</w:t>
@@ -5942,27 +5882,11 @@
       <w:r>
         <w:t xml:space="preserve">временное разбиение: обучение на прошлых периодах, тест </w:t>
       </w:r>
-      <w:commentRangeStart w:id="95"/>
       <w:r>
         <w:t xml:space="preserve">– </w:t>
       </w:r>
-      <w:commentRangeEnd w:id="95"/>
-      <w:r>
-        <w:rPr>
-          <w:rStyle w:val="aff"/>
-          <w:rFonts w:eastAsiaTheme="minorHAnsi" w:cstheme="minorBidi"/>
-          <w:color w:val="auto"/>
-          <w:shd w:val="clear" w:color="auto" w:fill="auto"/>
-          <w:lang w:eastAsia="en-US"/>
-        </w:rPr>
-        <w:commentReference w:id="95"/>
-      </w:r>
-      <w:r>
-        <w:t xml:space="preserve">на </w:t>
-      </w:r>
-      <w:commentRangeStart w:id="96"/>
-      <w:r>
-        <w:t>более поздних публикациях;</w:t>
+      <w:r>
+        <w:t>на более поздних публикациях;</w:t>
       </w:r>
     </w:p>
     <w:p>
@@ -5972,53 +5896,136 @@
       <w:r>
         <w:t>пространственная блок-валидация: блоки по H3/районам для честной оценки переносимости между локациями.</w:t>
       </w:r>
-      <w:commentRangeEnd w:id="96"/>
-      <w:r>
-        <w:rPr>
-          <w:rStyle w:val="aff"/>
-          <w:rFonts w:eastAsiaTheme="minorHAnsi" w:cstheme="minorBidi"/>
-          <w:color w:val="auto"/>
-          <w:shd w:val="clear" w:color="auto" w:fill="auto"/>
-          <w:lang w:eastAsia="en-US"/>
-        </w:rPr>
-        <w:commentReference w:id="96"/>
-      </w:r>
-    </w:p>
-    <w:p>
-      <w:r>
-        <w:t xml:space="preserve">Фиксировались состав фичей, пороги фильтрации и даты сплитов </w:t>
-      </w:r>
-      <w:commentRangeStart w:id="97"/>
-      <w:r>
+    </w:p>
+    <w:p>
+      <w:r>
+        <w:t>Фиксировались состав фичей, пороги фильтрации и даты сплитов – для воспроизводимости экспериментов.</w:t>
+      </w:r>
+    </w:p>
+    <w:p>
+      <w:r>
+        <w:t xml:space="preserve">Перед экспортом в витрину выполнялось профилирование: доли пропусков, распределения ключевых полей, частота дублей после </w:t>
+      </w:r>
+      <w:proofErr w:type="spellStart"/>
+      <w:r>
+        <w:t>дедупликации</w:t>
+      </w:r>
+      <w:proofErr w:type="spellEnd"/>
+      <w:r>
+        <w:t>, разметка редких категорий. Для «проблемных» записей формировались отчётные выборки на ручную проверку.</w:t>
+      </w:r>
+    </w:p>
+    <w:p>
+      <w:r>
+        <w:t>Итогом подготовки являлись артефакты данных:</w:t>
+      </w:r>
+    </w:p>
+    <w:p>
+      <w:pPr>
+        <w:pStyle w:val="20"/>
+        <w:rPr>
+          <w:lang w:val="en-US"/>
+        </w:rPr>
+      </w:pPr>
+      <w:r>
+        <w:rPr>
+          <w:lang w:val="en-US"/>
+        </w:rPr>
+        <w:t>features</w:t>
+      </w:r>
+      <w:r>
+        <w:rPr>
+          <w:lang w:val="en-US"/>
+        </w:rPr>
+        <w:t>/</w:t>
+      </w:r>
+      <w:proofErr w:type="spellStart"/>
+      <w:r>
+        <w:rPr>
+          <w:lang w:val="en-US"/>
+        </w:rPr>
+        <w:t>train.parquet</w:t>
+      </w:r>
+      <w:proofErr w:type="spellEnd"/>
+      <w:r>
+        <w:rPr>
+          <w:lang w:val="en-US"/>
+        </w:rPr>
+        <w:t xml:space="preserve">, </w:t>
+      </w:r>
+      <w:r>
+        <w:rPr>
+          <w:lang w:val="en-US"/>
+        </w:rPr>
+        <w:t>splits/</w:t>
+      </w:r>
+      <w:proofErr w:type="spellStart"/>
+      <w:r>
+        <w:rPr>
+          <w:lang w:val="en-US"/>
+        </w:rPr>
+        <w:t>valid.parquet</w:t>
+      </w:r>
+      <w:proofErr w:type="spellEnd"/>
+      <w:r>
+        <w:rPr>
+          <w:lang w:val="en-US"/>
+        </w:rPr>
+        <w:t xml:space="preserve">, </w:t>
+      </w:r>
+      <w:r>
+        <w:rPr>
+          <w:lang w:val="en-US"/>
+        </w:rPr>
+        <w:t>splits/</w:t>
+      </w:r>
+      <w:proofErr w:type="spellStart"/>
+      <w:r>
+        <w:rPr>
+          <w:lang w:val="en-US"/>
+        </w:rPr>
+        <w:t>test.parquet</w:t>
+      </w:r>
+      <w:proofErr w:type="spellEnd"/>
+      <w:r>
+        <w:rPr>
+          <w:lang w:val="en-US"/>
+        </w:rPr>
+        <w:t xml:space="preserve"> </w:t>
+      </w:r>
+      <w:r>
+        <w:rPr>
+          <w:lang w:val="en-US"/>
+        </w:rPr>
         <w:t xml:space="preserve">– </w:t>
       </w:r>
-      <w:commentRangeEnd w:id="97"/>
-      <w:r>
-        <w:rPr>
-          <w:rStyle w:val="aff"/>
-        </w:rPr>
-        <w:commentReference w:id="97"/>
-      </w:r>
-      <w:r>
-        <w:t>для воспроизводимости экспериментов.</w:t>
-      </w:r>
-    </w:p>
-    <w:p>
-      <w:r>
-        <w:t xml:space="preserve">Перед экспортом в витрину выполнялось профилирование: доли пропусков, распределения ключевых полей, частота дублей после </w:t>
-      </w:r>
-      <w:proofErr w:type="spellStart"/>
-      <w:r>
-        <w:t>дедупликации</w:t>
-      </w:r>
-      <w:proofErr w:type="spellEnd"/>
-      <w:r>
-        <w:t>, разметка редких категорий. Для «проблемных» записей формировались отчётные выборки на ручную проверку.</w:t>
-      </w:r>
-    </w:p>
-    <w:p>
-      <w:r>
-        <w:t>Итогом подготовки являлись артефакты данных:</w:t>
+      <w:proofErr w:type="spellStart"/>
+      <w:r>
+        <w:rPr>
+          <w:lang w:val="en-US"/>
+        </w:rPr>
+        <w:t>витрина</w:t>
+      </w:r>
+      <w:proofErr w:type="spellEnd"/>
+      <w:r>
+        <w:rPr>
+          <w:lang w:val="en-US"/>
+        </w:rPr>
+        <w:t xml:space="preserve"> </w:t>
+      </w:r>
+      <w:proofErr w:type="spellStart"/>
+      <w:r>
+        <w:rPr>
+          <w:lang w:val="en-US"/>
+        </w:rPr>
+        <w:t>признаков</w:t>
+      </w:r>
+      <w:proofErr w:type="spellEnd"/>
+      <w:r>
+        <w:rPr>
+          <w:lang w:val="en-US"/>
+        </w:rPr>
+        <w:t>;</w:t>
       </w:r>
     </w:p>
     <w:p>
@@ -6028,226 +6035,72 @@
           <w:lang w:val="en-US"/>
         </w:rPr>
       </w:pPr>
+      <w:proofErr w:type="spellStart"/>
       <w:r>
         <w:rPr>
           <w:lang w:val="en-US"/>
         </w:rPr>
-        <w:t>features</w:t>
+        <w:t>listings</w:t>
       </w:r>
       <w:r>
         <w:rPr>
           <w:lang w:val="en-US"/>
         </w:rPr>
-        <w:t>/</w:t>
-      </w:r>
-      <w:proofErr w:type="spellStart"/>
+        <w:t>_</w:t>
+      </w:r>
+      <w:proofErr w:type="gramStart"/>
       <w:r>
         <w:rPr>
           <w:lang w:val="en-US"/>
         </w:rPr>
-        <w:t>train.parquet</w:t>
-      </w:r>
-      <w:proofErr w:type="spellEnd"/>
+        <w:t>rent</w:t>
+      </w:r>
       <w:r>
         <w:rPr>
           <w:lang w:val="en-US"/>
         </w:rPr>
-        <w:t xml:space="preserve">, </w:t>
+        <w:t>.</w:t>
       </w:r>
       <w:r>
         <w:rPr>
           <w:lang w:val="en-US"/>
         </w:rPr>
-        <w:t>splits/</w:t>
-      </w:r>
-      <w:proofErr w:type="spellStart"/>
+        <w:t>parquet</w:t>
+      </w:r>
+      <w:proofErr w:type="spellEnd"/>
+      <w:proofErr w:type="gramEnd"/>
       <w:r>
         <w:rPr>
           <w:lang w:val="en-US"/>
         </w:rPr>
-        <w:t>valid.parquet</w:t>
-      </w:r>
-      <w:proofErr w:type="spellEnd"/>
+        <w:t xml:space="preserve"> – </w:t>
+      </w:r>
+      <w:r>
+        <w:t>целевые</w:t>
+      </w:r>
       <w:r>
         <w:rPr>
           <w:lang w:val="en-US"/>
         </w:rPr>
-        <w:t xml:space="preserve">, </w:t>
+        <w:t xml:space="preserve"> </w:t>
+      </w:r>
+      <w:r>
+        <w:t>для</w:t>
       </w:r>
       <w:r>
         <w:rPr>
           <w:lang w:val="en-US"/>
         </w:rPr>
-        <w:t>splits/</w:t>
-      </w:r>
-      <w:proofErr w:type="spellStart"/>
+        <w:t xml:space="preserve"> </w:t>
+      </w:r>
+      <w:r>
+        <w:t>аренды</w:t>
+      </w:r>
       <w:r>
         <w:rPr>
           <w:lang w:val="en-US"/>
         </w:rPr>
-        <w:t>test.parquet</w:t>
-      </w:r>
-      <w:proofErr w:type="spellEnd"/>
-      <w:r>
-        <w:rPr>
-          <w:lang w:val="en-US"/>
-        </w:rPr>
-        <w:t xml:space="preserve"> </w:t>
-      </w:r>
-      <w:commentRangeStart w:id="98"/>
-      <w:r>
-        <w:rPr>
-          <w:lang w:val="en-US"/>
-        </w:rPr>
-        <w:t xml:space="preserve">– </w:t>
-      </w:r>
-      <w:commentRangeEnd w:id="98"/>
-      <w:r>
-        <w:rPr>
-          <w:rStyle w:val="aff"/>
-          <w:rFonts w:eastAsiaTheme="minorHAnsi" w:cstheme="minorBidi"/>
-          <w:color w:val="auto"/>
-          <w:shd w:val="clear" w:color="auto" w:fill="auto"/>
-          <w:lang w:eastAsia="en-US"/>
-        </w:rPr>
-        <w:commentReference w:id="98"/>
-      </w:r>
-      <w:proofErr w:type="spellStart"/>
-      <w:r>
-        <w:rPr>
-          <w:lang w:val="en-US"/>
-        </w:rPr>
-        <w:t>витрина</w:t>
-      </w:r>
-      <w:proofErr w:type="spellEnd"/>
-      <w:r>
-        <w:rPr>
-          <w:lang w:val="en-US"/>
-        </w:rPr>
-        <w:t xml:space="preserve"> </w:t>
-      </w:r>
-      <w:proofErr w:type="spellStart"/>
-      <w:r>
-        <w:rPr>
-          <w:lang w:val="en-US"/>
-        </w:rPr>
-        <w:t>признаков</w:t>
-      </w:r>
-      <w:proofErr w:type="spellEnd"/>
-      <w:r>
-        <w:rPr>
-          <w:lang w:val="en-US"/>
-        </w:rPr>
         <w:t>;</w:t>
-      </w:r>
-    </w:p>
-    <w:p>
-      <w:pPr>
-        <w:pStyle w:val="20"/>
-        <w:rPr>
-          <w:lang w:val="en-US"/>
-        </w:rPr>
-      </w:pPr>
-      <w:proofErr w:type="spellStart"/>
-      <w:r>
-        <w:rPr>
-          <w:lang w:val="en-US"/>
-        </w:rPr>
-        <w:t>listings</w:t>
-      </w:r>
-      <w:r>
-        <w:rPr>
-          <w:lang w:val="en-US"/>
-        </w:rPr>
-        <w:t>_</w:t>
-      </w:r>
-      <w:r>
-        <w:rPr>
-          <w:lang w:val="en-US"/>
-        </w:rPr>
-        <w:t>rent</w:t>
-      </w:r>
-      <w:r>
-        <w:rPr>
-          <w:lang w:val="en-US"/>
-        </w:rPr>
-        <w:t>.</w:t>
-      </w:r>
-      <w:r>
-        <w:rPr>
-          <w:lang w:val="en-US"/>
-        </w:rPr>
-        <w:t>parquet</w:t>
-      </w:r>
-      <w:proofErr w:type="spellEnd"/>
-      <w:r>
-        <w:rPr>
-          <w:lang w:val="en-US"/>
-        </w:rPr>
-        <w:t xml:space="preserve"> </w:t>
-      </w:r>
-      <w:commentRangeStart w:id="99"/>
-      <w:r>
-        <w:rPr>
-          <w:lang w:val="en-US"/>
-        </w:rPr>
-        <w:t xml:space="preserve">– </w:t>
-      </w:r>
-      <w:commentRangeEnd w:id="99"/>
-      <w:r>
-        <w:rPr>
-          <w:rStyle w:val="aff"/>
-          <w:rFonts w:eastAsiaTheme="minorHAnsi" w:cstheme="minorBidi"/>
-          <w:color w:val="auto"/>
-          <w:shd w:val="clear" w:color="auto" w:fill="auto"/>
-          <w:lang w:eastAsia="en-US"/>
-        </w:rPr>
-        <w:commentReference w:id="99"/>
-      </w:r>
-      <w:r>
-        <w:t>целевые</w:t>
-      </w:r>
-      <w:r>
-        <w:rPr>
-          <w:lang w:val="en-US"/>
-        </w:rPr>
-        <w:t xml:space="preserve"> </w:t>
-      </w:r>
-      <w:r>
-        <w:t>для</w:t>
-      </w:r>
-      <w:r>
-        <w:rPr>
-          <w:lang w:val="en-US"/>
-        </w:rPr>
-        <w:t xml:space="preserve"> </w:t>
-      </w:r>
-      <w:commentRangeStart w:id="100"/>
-      <w:r>
-        <w:t>аренды</w:t>
-      </w:r>
-      <w:commentRangeStart w:id="101"/>
-      <w:commentRangeEnd w:id="101"/>
-      <w:r>
-        <w:rPr>
-          <w:rStyle w:val="aff"/>
-          <w:rFonts w:eastAsiaTheme="minorHAnsi" w:cstheme="minorBidi"/>
-          <w:color w:val="auto"/>
-          <w:shd w:val="clear" w:color="auto" w:fill="auto"/>
-          <w:lang w:eastAsia="en-US"/>
-        </w:rPr>
-        <w:commentReference w:id="101"/>
-      </w:r>
-      <w:commentRangeEnd w:id="100"/>
-      <w:r>
-        <w:rPr>
-          <w:rStyle w:val="aff"/>
-          <w:rFonts w:eastAsiaTheme="minorHAnsi" w:cstheme="minorBidi"/>
-          <w:color w:val="auto"/>
-          <w:shd w:val="clear" w:color="auto" w:fill="auto"/>
-          <w:lang w:eastAsia="en-US"/>
-        </w:rPr>
-        <w:commentReference w:id="100"/>
       </w:r>
     </w:p>
     <w:p>
@@ -6313,60 +6166,37 @@
         </w:numPr>
         <w:ind w:left="1276" w:hanging="567"/>
       </w:pPr>
-      <w:commentRangeStart w:id="102"/>
       <w:r>
         <w:lastRenderedPageBreak/>
-        <w:t>б</w:t>
+        <w:t>Б</w:t>
       </w:r>
       <w:r>
         <w:t>азовая</w:t>
       </w:r>
       <w:r>
+        <w:t xml:space="preserve"> – </w:t>
+      </w:r>
+      <w:r>
+        <w:t xml:space="preserve">градиентный </w:t>
+      </w:r>
+      <w:proofErr w:type="spellStart"/>
+      <w:r>
+        <w:t>бустинг</w:t>
+      </w:r>
+      <w:proofErr w:type="spellEnd"/>
+      <w:r>
         <w:t xml:space="preserve"> </w:t>
       </w:r>
-      <w:commentRangeStart w:id="103"/>
-      <w:r>
-        <w:t xml:space="preserve">– </w:t>
-      </w:r>
-      <w:commentRangeEnd w:id="103"/>
-      <w:r>
-        <w:rPr>
-          <w:rStyle w:val="aff"/>
-          <w:rFonts w:eastAsiaTheme="minorHAnsi" w:cstheme="minorBidi"/>
-          <w:color w:val="auto"/>
-          <w:shd w:val="clear" w:color="auto" w:fill="auto"/>
-          <w:lang w:eastAsia="en-US"/>
-        </w:rPr>
-        <w:commentReference w:id="103"/>
-      </w:r>
-      <w:r>
-        <w:t xml:space="preserve">градиентный </w:t>
-      </w:r>
-      <w:proofErr w:type="spellStart"/>
-      <w:r>
-        <w:t>бустинг</w:t>
-      </w:r>
-      <w:proofErr w:type="spellEnd"/>
-      <w:r>
-        <w:t xml:space="preserve"> </w:t>
-      </w:r>
-      <w:commentRangeStart w:id="104"/>
-      <w:r>
-        <w:t xml:space="preserve">по деревьям решений </w:t>
-      </w:r>
-      <w:commentRangeEnd w:id="104"/>
-      <w:r>
-        <w:rPr>
-          <w:rStyle w:val="aff"/>
-          <w:rFonts w:eastAsiaTheme="minorHAnsi" w:cstheme="minorBidi"/>
-          <w:color w:val="auto"/>
-          <w:shd w:val="clear" w:color="auto" w:fill="auto"/>
-          <w:lang w:eastAsia="en-US"/>
-        </w:rPr>
-        <w:commentReference w:id="104"/>
-      </w:r>
-      <w:r>
-        <w:t>(</w:t>
+      <w:proofErr w:type="gramStart"/>
+      <w:r>
+        <w:t>над</w:t>
+      </w:r>
+      <w:r>
+        <w:t xml:space="preserve"> деревьям</w:t>
+      </w:r>
+      <w:proofErr w:type="gramEnd"/>
+      <w:r>
+        <w:t xml:space="preserve"> решений (</w:t>
       </w:r>
       <w:proofErr w:type="spellStart"/>
       <w:r>
@@ -6395,16 +6225,14 @@
         <w:ind w:left="1276" w:hanging="567"/>
       </w:pPr>
       <w:r>
-        <w:t xml:space="preserve">основная </w:t>
-      </w:r>
-      <w:commentRangeStart w:id="105"/>
-      <w:r>
-        <w:t xml:space="preserve">– </w:t>
-      </w:r>
-      <w:r>
-        <w:t xml:space="preserve"> </w:t>
-      </w:r>
-      <w:commentRangeEnd w:id="105"/>
+        <w:t>О</w:t>
+      </w:r>
+      <w:r>
+        <w:t xml:space="preserve">сновная </w:t>
+      </w:r>
+      <w:r>
+        <w:t>–</w:t>
+      </w:r>
       <w:r>
         <w:rPr>
           <w:rStyle w:val="aff"/>
@@ -6413,21 +6241,22 @@
           <w:shd w:val="clear" w:color="auto" w:fill="auto"/>
           <w:lang w:eastAsia="en-US"/>
         </w:rPr>
-        <w:commentReference w:id="105"/>
-      </w:r>
-      <w:r>
-        <w:t>табличная нейронная сеть (MLP), настроенная под витрину признаков и поддерживающая формирование доверительных интервалов.</w:t>
-      </w:r>
-      <w:commentRangeEnd w:id="102"/>
+        <w:t xml:space="preserve"> </w:t>
+      </w:r>
       <w:r>
         <w:rPr>
           <w:rStyle w:val="aff"/>
           <w:rFonts w:eastAsiaTheme="minorHAnsi" w:cstheme="minorBidi"/>
           <w:color w:val="auto"/>
+          <w:sz w:val="28"/>
+          <w:szCs w:val="28"/>
           <w:shd w:val="clear" w:color="auto" w:fill="auto"/>
           <w:lang w:eastAsia="en-US"/>
         </w:rPr>
-        <w:commentReference w:id="102"/>
+        <w:t>т</w:t>
+      </w:r>
+      <w:r>
+        <w:t>абличная нейронная сеть (MLP), настроенная под витрину признаков и поддерживающая формирование доверительных интервалов.</w:t>
       </w:r>
     </w:p>
     <w:p>
@@ -6584,16 +6413,16 @@
       <w:r>
         <w:t xml:space="preserve"> архитектура для табличных данных: вход – конкатенация нормализованных числовых признаков и закодированных категориальных; </w:t>
       </w:r>
-      <w:commentRangeStart w:id="106"/>
+      <w:commentRangeStart w:id="89"/>
       <w:r>
         <w:t xml:space="preserve">«спинка» </w:t>
       </w:r>
-      <w:commentRangeEnd w:id="106"/>
+      <w:commentRangeEnd w:id="89"/>
       <w:r>
         <w:rPr>
           <w:rStyle w:val="aff"/>
         </w:rPr>
-        <w:commentReference w:id="106"/>
+        <w:commentReference w:id="89"/>
       </w:r>
       <w:r>
         <w:t xml:space="preserve">сети – 2–4 </w:t>
@@ -6646,28 +6475,19 @@
       <w:r>
         <w:t xml:space="preserve">многоцелевой </w:t>
       </w:r>
-      <w:commentRangeStart w:id="107"/>
-      <w:r>
-        <w:t>“</w:t>
+      <w:r>
+        <w:t>«</w:t>
       </w:r>
       <w:proofErr w:type="spellStart"/>
       <w:r>
         <w:t>квантильный</w:t>
       </w:r>
-      <w:commentRangeEnd w:id="107"/>
-      <w:proofErr w:type="spellEnd"/>
-      <w:r>
-        <w:rPr>
-          <w:rStyle w:val="aff"/>
-          <w:rFonts w:eastAsiaTheme="minorHAnsi" w:cstheme="minorBidi"/>
-          <w:color w:val="auto"/>
-          <w:shd w:val="clear" w:color="auto" w:fill="auto"/>
-          <w:lang w:eastAsia="en-US"/>
-        </w:rPr>
-        <w:commentReference w:id="107"/>
-      </w:r>
-      <w:r>
-        <w:t>” выход: три головы для τ=0.1 / 0.5 / 0.9 (нижний, медианный, верхний прогноз в лог-шкале)</w:t>
+      <w:proofErr w:type="spellEnd"/>
+      <w:r>
+        <w:t>»</w:t>
+      </w:r>
+      <w:r>
+        <w:t xml:space="preserve"> выход: три головы для τ=0.1 / 0.5 / 0.9 (нижний, медианный, верхний прогноз в лог-шкале)</w:t>
       </w:r>
       <w:r>
         <w:t>;</w:t>
@@ -6724,14 +6544,25 @@
         </w:numPr>
         <w:ind w:left="1276" w:hanging="567"/>
       </w:pPr>
-      <w:commentRangeStart w:id="108"/>
       <w:proofErr w:type="spellStart"/>
       <w:r>
         <w:t>Квантильная</w:t>
       </w:r>
       <w:proofErr w:type="spellEnd"/>
       <w:r>
-        <w:t xml:space="preserve"> регрессия. В </w:t>
+        <w:t xml:space="preserve"> регрессия</w:t>
+      </w:r>
+      <w:r>
+        <w:t>;</w:t>
+      </w:r>
+      <w:r>
+        <w:t xml:space="preserve"> </w:t>
+      </w:r>
+      <w:r>
+        <w:t>в</w:t>
+      </w:r>
+      <w:r>
+        <w:t xml:space="preserve"> </w:t>
       </w:r>
       <w:proofErr w:type="spellStart"/>
       <w:r>
@@ -6767,7 +6598,19 @@
       </w:r>
       <w:proofErr w:type="spellEnd"/>
       <w:r>
-        <w:t>. Интервал формируется как [нижний, верхний] в лог-шкале с последующим обратным преобразованием.</w:t>
+        <w:t>;</w:t>
+      </w:r>
+      <w:r>
+        <w:t xml:space="preserve"> </w:t>
+      </w:r>
+      <w:r>
+        <w:t>и</w:t>
+      </w:r>
+      <w:r>
+        <w:t>нтервал формируется как [нижний, верхний] в лог-шкале с последующим обратным преобразованием</w:t>
+      </w:r>
+      <w:r>
+        <w:t>;</w:t>
       </w:r>
     </w:p>
     <w:p>
@@ -6799,10 +6642,31 @@
       </w:r>
       <w:proofErr w:type="spellEnd"/>
       <w:r>
-        <w:t xml:space="preserve">). </w:t>
-      </w:r>
-      <w:r>
-        <w:t xml:space="preserve">На калибровочной части измеряется распределение остатков в лог-шкале; по заданному уровню покрытия (90%) вычисляется поправка ширины интервала. Применимо как к </w:t>
+        <w:t>)</w:t>
+      </w:r>
+      <w:r>
+        <w:t>;</w:t>
+      </w:r>
+      <w:r>
+        <w:t xml:space="preserve"> </w:t>
+      </w:r>
+      <w:r>
+        <w:t>н</w:t>
+      </w:r>
+      <w:r>
+        <w:t>а калибровочной части измеряется распределение остатков в лог-шкале; по заданному уровню покрытия (90%) вычисляется поправка ширины интервала</w:t>
+      </w:r>
+      <w:r>
+        <w:t>;</w:t>
+      </w:r>
+      <w:r>
+        <w:t xml:space="preserve"> </w:t>
+      </w:r>
+      <w:r>
+        <w:t>п</w:t>
+      </w:r>
+      <w:r>
+        <w:t xml:space="preserve">рименимо как к </w:t>
       </w:r>
       <w:proofErr w:type="spellStart"/>
       <w:r>
@@ -6814,17 +6678,6 @@
       </w:r>
       <w:r>
         <w:t>.</w:t>
-      </w:r>
-      <w:commentRangeEnd w:id="108"/>
-      <w:r>
-        <w:rPr>
-          <w:rStyle w:val="aff"/>
-          <w:rFonts w:eastAsiaTheme="minorHAnsi" w:cstheme="minorBidi"/>
-          <w:color w:val="auto"/>
-          <w:shd w:val="clear" w:color="auto" w:fill="auto"/>
-          <w:lang w:eastAsia="en-US"/>
-        </w:rPr>
-        <w:commentReference w:id="108"/>
       </w:r>
     </w:p>
     <w:p>
@@ -6848,25 +6701,7 @@
         <w:t>Т</w:t>
       </w:r>
       <w:r>
-        <w:t xml:space="preserve">очечный прогноз: </w:t>
-      </w:r>
-      <w:commentRangeStart w:id="109"/>
-      <w:r>
-        <w:t xml:space="preserve">MSE </w:t>
-      </w:r>
-      <w:commentRangeEnd w:id="109"/>
-      <w:r>
-        <w:rPr>
-          <w:rStyle w:val="aff"/>
-          <w:rFonts w:eastAsiaTheme="minorHAnsi" w:cstheme="minorBidi"/>
-          <w:color w:val="auto"/>
-          <w:shd w:val="clear" w:color="auto" w:fill="auto"/>
-          <w:lang w:eastAsia="en-US"/>
-        </w:rPr>
-        <w:commentReference w:id="109"/>
-      </w:r>
-      <w:r>
-        <w:t>по лог-</w:t>
+        <w:t>очечный прогноз: MSE по лог-</w:t>
       </w:r>
       <w:proofErr w:type="spellStart"/>
       <w:r>
@@ -6915,7 +6750,6 @@
       </w:r>
     </w:p>
     <w:p>
-      <w:commentRangeStart w:id="110"/>
       <w:r>
         <w:t>Точечные метрики</w:t>
       </w:r>
@@ -6932,7 +6766,6 @@
         </w:numPr>
         <w:ind w:left="1276" w:hanging="567"/>
       </w:pPr>
-      <w:commentRangeStart w:id="111"/>
       <w:r>
         <w:t xml:space="preserve">MAE (руб.) – средняя абсолютная ошибка после обратного лог-преобразования (текущая модель </w:t>
       </w:r>
@@ -7031,28 +6864,6 @@
       <w:r>
         <w:t>R² (лог-шкала) – опционально, для оценки доли объяснённой дисперсии.</w:t>
       </w:r>
-      <w:commentRangeEnd w:id="111"/>
-      <w:r>
-        <w:rPr>
-          <w:rStyle w:val="aff"/>
-          <w:rFonts w:eastAsiaTheme="minorHAnsi" w:cstheme="minorBidi"/>
-          <w:color w:val="auto"/>
-          <w:shd w:val="clear" w:color="auto" w:fill="auto"/>
-          <w:lang w:eastAsia="en-US"/>
-        </w:rPr>
-        <w:commentReference w:id="111"/>
-      </w:r>
-      <w:commentRangeEnd w:id="110"/>
-      <w:r>
-        <w:rPr>
-          <w:rStyle w:val="aff"/>
-          <w:rFonts w:eastAsiaTheme="minorHAnsi" w:cstheme="minorBidi"/>
-          <w:color w:val="auto"/>
-          <w:shd w:val="clear" w:color="auto" w:fill="auto"/>
-          <w:lang w:eastAsia="en-US"/>
-        </w:rPr>
-        <w:commentReference w:id="110"/>
-      </w:r>
     </w:p>
     <w:p>
       <w:r>
@@ -7450,14 +7261,14 @@
       </w:r>
     </w:p>
     <w:p>
-      <w:bookmarkStart w:id="112" w:name="_Hlk214796388"/>
+      <w:bookmarkStart w:id="90" w:name="_Hlk214796388"/>
       <w:r>
         <w:t xml:space="preserve">Общая структура </w:t>
       </w:r>
       <w:r>
         <w:t>указана на Рисунке 3.1:</w:t>
       </w:r>
-      <w:bookmarkEnd w:id="112"/>
+      <w:bookmarkEnd w:id="90"/>
     </w:p>
     <w:p>
       <w:pPr>
@@ -7467,7 +7278,7 @@
           <w:lang w:val="en-US"/>
         </w:rPr>
       </w:pPr>
-      <w:commentRangeStart w:id="113"/>
+      <w:commentRangeStart w:id="91"/>
       <w:r>
         <w:rPr>
           <w:noProof/>
@@ -7541,7 +7352,7 @@
       <w:r>
         <w:t>-сервиса</w:t>
       </w:r>
-      <w:commentRangeEnd w:id="113"/>
+      <w:commentRangeEnd w:id="91"/>
       <w:r>
         <w:rPr>
           <w:rStyle w:val="aff"/>
@@ -7550,7 +7361,7 @@
           <w:color w:val="auto"/>
           <w:lang w:eastAsia="en-US"/>
         </w:rPr>
-        <w:commentReference w:id="113"/>
+        <w:commentReference w:id="91"/>
       </w:r>
     </w:p>
     <w:p>
@@ -7567,7 +7378,6 @@
         </w:numPr>
         <w:ind w:left="1276" w:hanging="567"/>
       </w:pPr>
-      <w:commentRangeStart w:id="114"/>
       <w:r>
         <w:lastRenderedPageBreak/>
         <w:t xml:space="preserve">src/realval/http_app.py – HTTP-приложение </w:t>
@@ -7578,7 +7388,10 @@
       </w:r>
       <w:proofErr w:type="spellEnd"/>
       <w:r>
-        <w:t>. Принимает запрос оценки аренды (адрес/координаты и основные параметры квартиры), запускает последовательность: валидация → построение вектора признаков → прогноз медианы → расчёт доверительного интервала (</w:t>
+        <w:t>, п</w:t>
+      </w:r>
+      <w:r>
+        <w:t>ринимает запрос оценки аренды (адрес/координаты и основные параметры квартиры), запускает последовательность: валидация → построение вектора признаков → прогноз медианы → расчёт доверительного интервала (</w:t>
       </w:r>
       <w:proofErr w:type="spellStart"/>
       <w:r>
@@ -7586,7 +7399,10 @@
       </w:r>
       <w:proofErr w:type="spellEnd"/>
       <w:r>
-        <w:t xml:space="preserve">/конформный режим) → формирование кратких локальных объяснений → (опционально) подбор сопоставимых объектов → сборка ответа в JSON. </w:t>
+        <w:t>/конформный режим) → формирование кратких локальных объяснений → (опционально) подбор сопоставимых объектов → сборка ответа в JSON</w:t>
+      </w:r>
+      <w:r>
+        <w:t>;</w:t>
       </w:r>
     </w:p>
     <w:p>
@@ -7607,36 +7423,109 @@
       </w:r>
       <w:proofErr w:type="spellEnd"/>
       <w:r>
+        <w:t>/</w:t>
+      </w:r>
+      <w:proofErr w:type="spellStart"/>
+      <w:r>
         <w:rPr>
           <w:lang w:val="en-US"/>
         </w:rPr>
+        <w:t>realval</w:t>
+      </w:r>
+      <w:proofErr w:type="spellEnd"/>
+      <w:r>
         <w:t>/</w:t>
       </w:r>
-      <w:proofErr w:type="spellStart"/>
       <w:r>
         <w:rPr>
           <w:lang w:val="en-US"/>
         </w:rPr>
+        <w:t>cli</w:t>
+      </w:r>
+      <w:r>
+        <w:t>.</w:t>
+      </w:r>
+      <w:proofErr w:type="spellStart"/>
+      <w:r>
+        <w:rPr>
+          <w:lang w:val="en-US"/>
+        </w:rPr>
+        <w:t>py</w:t>
+      </w:r>
+      <w:proofErr w:type="spellEnd"/>
+      <w:r>
+        <w:t xml:space="preserve">, </w:t>
+      </w:r>
+      <w:proofErr w:type="spellStart"/>
+      <w:r>
+        <w:rPr>
+          <w:lang w:val="en-US"/>
+        </w:rPr>
+        <w:t>src</w:t>
+      </w:r>
+      <w:proofErr w:type="spellEnd"/>
+      <w:r>
+        <w:t>/</w:t>
+      </w:r>
+      <w:proofErr w:type="spellStart"/>
+      <w:r>
+        <w:rPr>
+          <w:lang w:val="en-US"/>
+        </w:rPr>
         <w:t>realval</w:t>
       </w:r>
       <w:proofErr w:type="spellEnd"/>
       <w:r>
+        <w:t>/__</w:t>
+      </w:r>
+      <w:r>
         <w:rPr>
           <w:lang w:val="en-US"/>
         </w:rPr>
-        <w:t>/cli.py, src/realval/__main__.py – CLI-</w:t>
-      </w:r>
+        <w:t>main</w:t>
+      </w:r>
+      <w:r>
+        <w:t>__.</w:t>
+      </w:r>
+      <w:proofErr w:type="spellStart"/>
+      <w:r>
+        <w:rPr>
+          <w:lang w:val="en-US"/>
+        </w:rPr>
+        <w:t>py</w:t>
+      </w:r>
+      <w:proofErr w:type="spellEnd"/>
+      <w:r>
+        <w:t xml:space="preserve"> – </w:t>
+      </w:r>
+      <w:r>
+        <w:rPr>
+          <w:lang w:val="en-US"/>
+        </w:rPr>
+        <w:t>CLI</w:t>
+      </w:r>
+      <w:r>
+        <w:t>-</w:t>
+      </w:r>
+      <w:proofErr w:type="gramStart"/>
       <w:r>
         <w:t>обёртка</w:t>
       </w:r>
       <w:r>
-        <w:rPr>
-          <w:lang w:val="en-US"/>
-        </w:rPr>
-        <w:t xml:space="preserve">. </w:t>
-      </w:r>
-      <w:r>
-        <w:t xml:space="preserve">Команды для пакетных задач (обучение/переобучение, валидация, экспорт артефактов, локальный </w:t>
+        <w:t xml:space="preserve">, </w:t>
+      </w:r>
+      <w:r>
+        <w:t xml:space="preserve"> </w:t>
+      </w:r>
+      <w:r>
+        <w:t>к</w:t>
+      </w:r>
+      <w:r>
+        <w:t>оманды</w:t>
+      </w:r>
+      <w:proofErr w:type="gramEnd"/>
+      <w:r>
+        <w:t xml:space="preserve"> для пакетных задач (обучение/переобучение, валидация, экспорт артефактов, локальный </w:t>
       </w:r>
       <w:proofErr w:type="spellStart"/>
       <w:r>
@@ -7644,7 +7533,10 @@
       </w:r>
       <w:proofErr w:type="spellEnd"/>
       <w:r>
-        <w:t xml:space="preserve"> для набора адресов, генерация отчётов качества).</w:t>
+        <w:t xml:space="preserve"> для набора адресов, генерация отчётов качества)</w:t>
+      </w:r>
+      <w:r>
+        <w:t>;</w:t>
       </w:r>
     </w:p>
     <w:p>
@@ -7665,7 +7557,22 @@
       </w:r>
       <w:proofErr w:type="spellEnd"/>
       <w:r>
-        <w:t xml:space="preserve"> пояснений (короткое текстовое резюме факторов на основе рассчитанных вкладов и описательных полей объекта). Собирает из числовых объяснений краткий «комментарий к оценке», пригодный для отчёта.</w:t>
+        <w:t xml:space="preserve"> пояснений (короткое текстовое резюме факторов на основе рассчитанных вкладов и описательных полей объекта)</w:t>
+      </w:r>
+      <w:r>
+        <w:t>,</w:t>
+      </w:r>
+      <w:r>
+        <w:t xml:space="preserve"> </w:t>
+      </w:r>
+      <w:r>
+        <w:t>с</w:t>
+      </w:r>
+      <w:r>
+        <w:t>обирает из числовых объяснений краткий «комментарий к оценке», пригодный для отчёта</w:t>
+      </w:r>
+      <w:r>
+        <w:t>;</w:t>
       </w:r>
     </w:p>
     <w:p>
@@ -7749,7 +7656,10 @@
       </w:r>
       <w:proofErr w:type="spellEnd"/>
       <w:r>
-        <w:t xml:space="preserve"> и без).</w:t>
+        <w:t xml:space="preserve"> и без)</w:t>
+      </w:r>
+      <w:r>
+        <w:t>;</w:t>
       </w:r>
     </w:p>
     <w:p>
@@ -7767,7 +7677,103 @@
       </w:r>
       <w:proofErr w:type="spellEnd"/>
       <w:r>
-        <w:t>/ - витрина и сплиты:</w:t>
+        <w:t>/ - витрина и сплиты</w:t>
+      </w:r>
+      <w:r>
+        <w:t xml:space="preserve">: </w:t>
+      </w:r>
+      <w:proofErr w:type="spellStart"/>
+      <w:r>
+        <w:t>data</w:t>
+      </w:r>
+      <w:proofErr w:type="spellEnd"/>
+      <w:r>
+        <w:t>/</w:t>
+      </w:r>
+      <w:proofErr w:type="spellStart"/>
+      <w:r>
+        <w:t>features</w:t>
+      </w:r>
+      <w:proofErr w:type="spellEnd"/>
+      <w:r>
+        <w:t>/</w:t>
+      </w:r>
+      <w:proofErr w:type="spellStart"/>
+      <w:r>
+        <w:t>base.parquet</w:t>
+      </w:r>
+      <w:proofErr w:type="spellEnd"/>
+      <w:r>
+        <w:t xml:space="preserve">, </w:t>
+      </w:r>
+      <w:proofErr w:type="spellStart"/>
+      <w:r>
+        <w:t>data</w:t>
+      </w:r>
+      <w:proofErr w:type="spellEnd"/>
+      <w:r>
+        <w:t>/</w:t>
+      </w:r>
+      <w:proofErr w:type="spellStart"/>
+      <w:r>
+        <w:t>splits</w:t>
+      </w:r>
+      <w:proofErr w:type="spellEnd"/>
+      <w:r>
+        <w:t>/{</w:t>
+      </w:r>
+      <w:proofErr w:type="spellStart"/>
+      <w:proofErr w:type="gramStart"/>
+      <w:r>
+        <w:t>train,valid</w:t>
+      </w:r>
+      <w:proofErr w:type="spellEnd"/>
+      <w:proofErr w:type="gramEnd"/>
+      <w:r>
+        <w:t>}.</w:t>
+      </w:r>
+      <w:proofErr w:type="spellStart"/>
+      <w:r>
+        <w:t>parquet</w:t>
+      </w:r>
+      <w:proofErr w:type="spellEnd"/>
+      <w:r>
+        <w:t xml:space="preserve">, </w:t>
+      </w:r>
+      <w:proofErr w:type="spellStart"/>
+      <w:r>
+        <w:t>data</w:t>
+      </w:r>
+      <w:proofErr w:type="spellEnd"/>
+      <w:r>
+        <w:t>/</w:t>
+      </w:r>
+      <w:proofErr w:type="spellStart"/>
+      <w:r>
+        <w:t>raw</w:t>
+      </w:r>
+      <w:proofErr w:type="spellEnd"/>
+      <w:r>
+        <w:t>/</w:t>
+      </w:r>
+      <w:proofErr w:type="spellStart"/>
+      <w:r>
+        <w:t>listings_rent.parquet</w:t>
+      </w:r>
+      <w:proofErr w:type="spellEnd"/>
+      <w:r>
+        <w:t xml:space="preserve"> – согласованные наборы, используемые при </w:t>
+      </w:r>
+      <w:proofErr w:type="spellStart"/>
+      <w:r>
+        <w:t>инференсе</w:t>
+      </w:r>
+      <w:proofErr w:type="spellEnd"/>
+      <w:r>
+        <w:t>/валидации</w:t>
+      </w:r>
+      <w:r>
+        <w:t>;</w:t>
       </w:r>
     </w:p>
     <w:p>
@@ -7781,104 +7787,6 @@
       </w:pPr>
       <w:proofErr w:type="spellStart"/>
       <w:r>
-        <w:t>data</w:t>
-      </w:r>
-      <w:proofErr w:type="spellEnd"/>
-      <w:r>
-        <w:t>/</w:t>
-      </w:r>
-      <w:proofErr w:type="spellStart"/>
-      <w:r>
-        <w:t>features</w:t>
-      </w:r>
-      <w:proofErr w:type="spellEnd"/>
-      <w:r>
-        <w:t>/</w:t>
-      </w:r>
-      <w:proofErr w:type="spellStart"/>
-      <w:r>
-        <w:t>base.parquet</w:t>
-      </w:r>
-      <w:proofErr w:type="spellEnd"/>
-      <w:r>
-        <w:t xml:space="preserve">, </w:t>
-      </w:r>
-      <w:proofErr w:type="spellStart"/>
-      <w:r>
-        <w:t>data</w:t>
-      </w:r>
-      <w:proofErr w:type="spellEnd"/>
-      <w:r>
-        <w:t>/</w:t>
-      </w:r>
-      <w:proofErr w:type="spellStart"/>
-      <w:r>
-        <w:t>splits</w:t>
-      </w:r>
-      <w:proofErr w:type="spellEnd"/>
-      <w:r>
-        <w:t>/{</w:t>
-      </w:r>
-      <w:proofErr w:type="spellStart"/>
-      <w:r>
-        <w:t>train,valid</w:t>
-      </w:r>
-      <w:proofErr w:type="spellEnd"/>
-      <w:r>
-        <w:t>}.</w:t>
-      </w:r>
-      <w:proofErr w:type="spellStart"/>
-      <w:r>
-        <w:t>parquet</w:t>
-      </w:r>
-      <w:proofErr w:type="spellEnd"/>
-      <w:r>
-        <w:t xml:space="preserve">, </w:t>
-      </w:r>
-      <w:proofErr w:type="spellStart"/>
-      <w:r>
-        <w:t>data</w:t>
-      </w:r>
-      <w:proofErr w:type="spellEnd"/>
-      <w:r>
-        <w:t>/</w:t>
-      </w:r>
-      <w:proofErr w:type="spellStart"/>
-      <w:r>
-        <w:t>raw</w:t>
-      </w:r>
-      <w:proofErr w:type="spellEnd"/>
-      <w:r>
-        <w:t>/</w:t>
-      </w:r>
-      <w:proofErr w:type="spellStart"/>
-      <w:r>
-        <w:t>listings_rent.parquet</w:t>
-      </w:r>
-      <w:proofErr w:type="spellEnd"/>
-      <w:r>
-        <w:t xml:space="preserve"> – согласованные наборы, используемые при </w:t>
-      </w:r>
-      <w:proofErr w:type="spellStart"/>
-      <w:r>
-        <w:t>инференсе</w:t>
-      </w:r>
-      <w:proofErr w:type="spellEnd"/>
-      <w:r>
-        <w:t>/валидации.</w:t>
-      </w:r>
-    </w:p>
-    <w:p>
-      <w:pPr>
-        <w:pStyle w:val="22"/>
-        <w:numPr>
-          <w:ilvl w:val="0"/>
-          <w:numId w:val="64"/>
-        </w:numPr>
-        <w:ind w:left="1276" w:hanging="567"/>
-      </w:pPr>
-      <w:proofErr w:type="spellStart"/>
-      <w:r>
         <w:t>sql</w:t>
       </w:r>
       <w:proofErr w:type="spellEnd"/>
@@ -7907,18 +7815,10 @@
       </w:r>
       <w:proofErr w:type="spellEnd"/>
       <w:r>
-        <w:t xml:space="preserve"> и объявлений (используются на этапе подготовки/обслуживания витрины).</w:t>
-      </w:r>
-      <w:commentRangeEnd w:id="114"/>
-      <w:r>
-        <w:rPr>
-          <w:rStyle w:val="aff"/>
-          <w:rFonts w:eastAsiaTheme="minorHAnsi" w:cstheme="minorBidi"/>
-          <w:color w:val="auto"/>
-          <w:shd w:val="clear" w:color="auto" w:fill="auto"/>
-          <w:lang w:eastAsia="en-US"/>
-        </w:rPr>
-        <w:commentReference w:id="114"/>
+        <w:t xml:space="preserve"> и объявлений (используются на этапе подготовки/обслуживания витрины)</w:t>
+      </w:r>
+      <w:r>
+        <w:t>;</w:t>
       </w:r>
     </w:p>
     <w:p>
@@ -7987,7 +7887,7 @@
           <w:noProof/>
         </w:rPr>
       </w:pPr>
-      <w:bookmarkStart w:id="115" w:name="_Hlk214806030"/>
+      <w:bookmarkStart w:id="92" w:name="_Hlk214806030"/>
       <w:r>
         <w:t>Общая структура указана на Рисунке 3.</w:t>
       </w:r>
@@ -7997,7 +7897,7 @@
       <w:r>
         <w:t>:</w:t>
       </w:r>
-      <w:bookmarkEnd w:id="115"/>
+      <w:bookmarkEnd w:id="92"/>
       <w:r>
         <w:rPr>
           <w:noProof/>
@@ -8013,7 +7913,7 @@
           <w:lang w:val="en-US"/>
         </w:rPr>
       </w:pPr>
-      <w:commentRangeStart w:id="116"/>
+      <w:commentRangeStart w:id="93"/>
       <w:r>
         <w:rPr>
           <w:noProof/>
@@ -8097,7 +7997,7 @@
       <w:r>
         <w:t>шлюза</w:t>
       </w:r>
-      <w:commentRangeEnd w:id="116"/>
+      <w:commentRangeEnd w:id="93"/>
       <w:r>
         <w:rPr>
           <w:rStyle w:val="aff"/>
@@ -8106,16 +8006,16 @@
           <w:color w:val="auto"/>
           <w:lang w:eastAsia="en-US"/>
         </w:rPr>
-        <w:commentReference w:id="116"/>
-      </w:r>
-    </w:p>
-    <w:p>
-      <w:bookmarkStart w:id="117" w:name="_Hlk214806649"/>
+        <w:commentReference w:id="93"/>
+      </w:r>
+    </w:p>
+    <w:p>
+      <w:bookmarkStart w:id="94" w:name="_Hlk214806649"/>
       <w:r>
         <w:t>Основные сущности:</w:t>
       </w:r>
     </w:p>
-    <w:bookmarkEnd w:id="117"/>
+    <w:bookmarkEnd w:id="94"/>
     <w:p>
       <w:pPr>
         <w:pStyle w:val="22"/>
@@ -8125,7 +8025,6 @@
         </w:numPr>
         <w:ind w:left="1276" w:hanging="567"/>
       </w:pPr>
-      <w:commentRangeStart w:id="118"/>
       <w:proofErr w:type="spellStart"/>
       <w:r>
         <w:t>cmd</w:t>
@@ -8143,12 +8042,23 @@
         <w:t>/</w:t>
       </w:r>
       <w:proofErr w:type="spellStart"/>
+      <w:proofErr w:type="gramStart"/>
       <w:r>
         <w:t>main.go</w:t>
       </w:r>
       <w:proofErr w:type="spellEnd"/>
-      <w:r>
-        <w:t xml:space="preserve"> – входная точка сервиса. Инициализирует конфигурацию, логгер, подключение к БД, маршрутизатора HTTP.</w:t>
+      <w:proofErr w:type="gramEnd"/>
+      <w:r>
+        <w:t xml:space="preserve"> – входная точка сервиса</w:t>
+      </w:r>
+      <w:r>
+        <w:t>, которая и</w:t>
+      </w:r>
+      <w:r>
+        <w:t>нициализирует конфигурацию, логгер, подключение к БД, маршрутизатора HTTP</w:t>
+      </w:r>
+      <w:r>
+        <w:t>;</w:t>
       </w:r>
     </w:p>
     <w:p>
@@ -8162,6 +8072,7 @@
       </w:pPr>
       <w:proofErr w:type="spellStart"/>
       <w:r>
+        <w:lastRenderedPageBreak/>
         <w:t>internal</w:t>
       </w:r>
       <w:proofErr w:type="spellEnd"/>
@@ -8177,16 +8088,33 @@
         <w:t>/</w:t>
       </w:r>
       <w:proofErr w:type="spellStart"/>
+      <w:proofErr w:type="gramStart"/>
       <w:r>
         <w:t>router.go</w:t>
       </w:r>
       <w:proofErr w:type="spellEnd"/>
-      <w:r>
-        <w:t xml:space="preserve"> – маршрутизатор REST. Регистрация </w:t>
-      </w:r>
-      <w:proofErr w:type="spellStart"/>
-      <w:r>
-        <w:t>эндпоинтов</w:t>
+      <w:proofErr w:type="gramEnd"/>
+      <w:r>
+        <w:t xml:space="preserve"> – маршрутизатор REST</w:t>
+      </w:r>
+      <w:r>
+        <w:t>, который р</w:t>
+      </w:r>
+      <w:r>
+        <w:t>егистр</w:t>
+      </w:r>
+      <w:r>
+        <w:t>ирует</w:t>
+      </w:r>
+      <w:r>
+        <w:t xml:space="preserve"> </w:t>
+      </w:r>
+      <w:proofErr w:type="spellStart"/>
+      <w:r>
+        <w:t>эндпоинт</w:t>
+      </w:r>
+      <w:r>
+        <w:t>ы</w:t>
       </w:r>
       <w:proofErr w:type="spellEnd"/>
       <w:r>
@@ -8206,7 +8134,7 @@
       </w:r>
       <w:proofErr w:type="spellEnd"/>
       <w:r>
-        <w:t>.</w:t>
+        <w:t>;</w:t>
       </w:r>
     </w:p>
     <w:p>
@@ -8220,7 +8148,6 @@
       </w:pPr>
       <w:proofErr w:type="spellStart"/>
       <w:r>
-        <w:lastRenderedPageBreak/>
         <w:t>internal</w:t>
       </w:r>
       <w:proofErr w:type="spellEnd"/>
@@ -8244,10 +8171,12 @@
         <w:t>/</w:t>
       </w:r>
       <w:proofErr w:type="spellStart"/>
+      <w:proofErr w:type="gramStart"/>
       <w:r>
         <w:t>geocode.go</w:t>
       </w:r>
       <w:proofErr w:type="spellEnd"/>
+      <w:proofErr w:type="gramEnd"/>
       <w:r>
         <w:t xml:space="preserve"> – обработчик </w:t>
       </w:r>
@@ -8257,7 +8186,10 @@
       </w:r>
       <w:proofErr w:type="spellEnd"/>
       <w:r>
-        <w:t xml:space="preserve">. Принимает текст адреса, вызывает провайдера </w:t>
+        <w:t>, п</w:t>
+      </w:r>
+      <w:r>
+        <w:t xml:space="preserve">ринимает текст адреса, вызывает провайдера </w:t>
       </w:r>
       <w:proofErr w:type="spellStart"/>
       <w:r>
@@ -8265,7 +8197,10 @@
       </w:r>
       <w:proofErr w:type="spellEnd"/>
       <w:r>
-        <w:t>, возвращает координаты и нормализованный адрес.</w:t>
+        <w:t>, возвращает координаты и нормализованный адрес</w:t>
+      </w:r>
+      <w:r>
+        <w:t>;</w:t>
       </w:r>
     </w:p>
     <w:p>
@@ -8302,6 +8237,7 @@
         <w:t>/</w:t>
       </w:r>
       <w:proofErr w:type="spellStart"/>
+      <w:proofErr w:type="gramStart"/>
       <w:r>
         <w:rPr>
           <w:lang w:val="en-US"/>
@@ -8318,6 +8254,7 @@
         </w:rPr>
         <w:t>go</w:t>
       </w:r>
+      <w:proofErr w:type="gramEnd"/>
       <w:r>
         <w:t xml:space="preserve">; </w:t>
       </w:r>
@@ -8377,10 +8314,12 @@
         <w:t>/</w:t>
       </w:r>
       <w:proofErr w:type="spellStart"/>
+      <w:proofErr w:type="gramStart"/>
       <w:r>
         <w:t>valuation.go</w:t>
       </w:r>
       <w:proofErr w:type="spellEnd"/>
+      <w:proofErr w:type="gramEnd"/>
       <w:r>
         <w:t xml:space="preserve"> </w:t>
       </w:r>
@@ -8388,7 +8327,13 @@
         <w:t xml:space="preserve">– </w:t>
       </w:r>
       <w:r>
-        <w:t xml:space="preserve">обработчик оценки аренды. </w:t>
+        <w:t>обработчик оценки аренды</w:t>
+      </w:r>
+      <w:r>
+        <w:t>,</w:t>
+      </w:r>
+      <w:r>
+        <w:t xml:space="preserve"> </w:t>
       </w:r>
       <w:r>
         <w:t>П</w:t>
@@ -8416,7 +8361,10 @@
       </w:r>
       <w:proofErr w:type="spellEnd"/>
       <w:r>
-        <w:t>; возвращает структурированный JSON и/или запускает генерацию PDF.</w:t>
+        <w:t>; возвращает структурированный JSON и/или запускает генерацию PDF</w:t>
+      </w:r>
+      <w:r>
+        <w:t>;</w:t>
       </w:r>
     </w:p>
     <w:p>
@@ -8432,7 +8380,10 @@
         <w:rPr>
           <w:lang w:val="en-US"/>
         </w:rPr>
-        <w:t>internal/</w:t>
+        <w:t>internal</w:t>
+      </w:r>
+      <w:r>
+        <w:t>/</w:t>
       </w:r>
       <w:proofErr w:type="spellStart"/>
       <w:r>
@@ -8442,94 +8393,80 @@
         <w:t>mlclient</w:t>
       </w:r>
       <w:proofErr w:type="spellEnd"/>
+      <w:proofErr w:type="gramStart"/>
+      <w:r>
+        <w:t>/{</w:t>
+      </w:r>
+      <w:proofErr w:type="gramEnd"/>
       <w:r>
         <w:rPr>
           <w:lang w:val="en-US"/>
         </w:rPr>
-        <w:t>/{</w:t>
-      </w:r>
-      <w:proofErr w:type="spellStart"/>
+        <w:t>client</w:t>
+      </w:r>
+      <w:r>
+        <w:t>.</w:t>
+      </w:r>
       <w:r>
         <w:rPr>
           <w:lang w:val="en-US"/>
         </w:rPr>
-        <w:t>client.go</w:t>
-      </w:r>
-      <w:proofErr w:type="spellEnd"/>
+        <w:t>go</w:t>
+      </w:r>
+      <w:r>
+        <w:t xml:space="preserve">, </w:t>
+      </w:r>
       <w:r>
         <w:rPr>
           <w:lang w:val="en-US"/>
         </w:rPr>
-        <w:t xml:space="preserve">, </w:t>
-      </w:r>
-      <w:proofErr w:type="spellStart"/>
+        <w:t>types</w:t>
+      </w:r>
+      <w:r>
+        <w:t>.</w:t>
+      </w:r>
       <w:r>
         <w:rPr>
           <w:lang w:val="en-US"/>
         </w:rPr>
-        <w:t>types.go</w:t>
-      </w:r>
-      <w:proofErr w:type="spellEnd"/>
+        <w:t>go</w:t>
+      </w:r>
+      <w:r>
+        <w:t xml:space="preserve">} </w:t>
+      </w:r>
+      <w:r>
+        <w:t xml:space="preserve">– </w:t>
+      </w:r>
+      <w:r>
+        <w:t>клиент</w:t>
+      </w:r>
+      <w:r>
+        <w:t xml:space="preserve"> </w:t>
+      </w:r>
+      <w:r>
+        <w:t>для</w:t>
+      </w:r>
+      <w:r>
+        <w:t xml:space="preserve"> </w:t>
+      </w:r>
+      <w:proofErr w:type="spellStart"/>
       <w:r>
         <w:rPr>
           <w:lang w:val="en-US"/>
         </w:rPr>
-        <w:t xml:space="preserve">} </w:t>
+        <w:t>realval</w:t>
+      </w:r>
+      <w:proofErr w:type="spellEnd"/>
+      <w:r>
+        <w:t>, который и</w:t>
+      </w:r>
+      <w:r>
+        <w:t xml:space="preserve">нкапсулирует HTTP-вызовы к </w:t>
       </w:r>
       <w:r>
         <w:rPr>
           <w:lang w:val="en-US"/>
         </w:rPr>
-        <w:t xml:space="preserve">– </w:t>
-      </w:r>
-      <w:r>
-        <w:t>клиент</w:t>
-      </w:r>
-      <w:r>
-        <w:rPr>
-          <w:lang w:val="en-US"/>
-        </w:rPr>
-        <w:t xml:space="preserve"> </w:t>
-      </w:r>
-      <w:r>
-        <w:t>для</w:t>
-      </w:r>
-      <w:r>
-        <w:rPr>
-          <w:lang w:val="en-US"/>
-        </w:rPr>
-        <w:t xml:space="preserve"> </w:t>
-      </w:r>
-      <w:proofErr w:type="spellStart"/>
-      <w:r>
-        <w:rPr>
-          <w:lang w:val="en-US"/>
-        </w:rPr>
-        <w:t>realval</w:t>
-      </w:r>
-      <w:proofErr w:type="spellEnd"/>
-      <w:r>
-        <w:rPr>
-          <w:lang w:val="en-US"/>
-        </w:rPr>
-        <w:t>.</w:t>
-      </w:r>
-      <w:r>
-        <w:rPr>
-          <w:lang w:val="en-US"/>
-        </w:rPr>
-        <w:t xml:space="preserve"> </w:t>
-      </w:r>
-      <w:r>
-        <w:t>И</w:t>
-      </w:r>
-      <w:r>
-        <w:t xml:space="preserve">нкапсулирует HTTP-вызовы к </w:t>
-      </w:r>
-      <w:r>
-        <w:rPr>
-          <w:lang w:val="en-US"/>
-        </w:rPr>
         <w:t>ML</w:t>
       </w:r>
       <w:r>
@@ -8552,7 +8489,10 @@
       </w:r>
       <w:proofErr w:type="spellEnd"/>
       <w:r>
-        <w:t>), преобразование типов и контроль таймаутов/повторов.</w:t>
+        <w:t>), преобразование типов и контроль таймаутов/повторов</w:t>
+      </w:r>
+      <w:r>
+        <w:t>;</w:t>
       </w:r>
     </w:p>
     <w:p>
@@ -8568,7 +8508,10 @@
         <w:rPr>
           <w:lang w:val="en-US"/>
         </w:rPr>
-        <w:t>internal/</w:t>
+        <w:t>internal</w:t>
+      </w:r>
+      <w:r>
+        <w:t>/</w:t>
       </w:r>
       <w:proofErr w:type="spellStart"/>
       <w:r>
@@ -8579,57 +8522,62 @@
       </w:r>
       <w:proofErr w:type="spellEnd"/>
       <w:r>
+        <w:t>/</w:t>
+      </w:r>
+      <w:proofErr w:type="spellStart"/>
+      <w:proofErr w:type="gramStart"/>
+      <w:r>
         <w:rPr>
           <w:lang w:val="en-US"/>
         </w:rPr>
-        <w:t>/</w:t>
-      </w:r>
-      <w:proofErr w:type="spellStart"/>
+        <w:t>reportpdf</w:t>
+      </w:r>
+      <w:proofErr w:type="spellEnd"/>
+      <w:r>
+        <w:t>.</w:t>
+      </w:r>
       <w:r>
         <w:rPr>
           <w:lang w:val="en-US"/>
         </w:rPr>
-        <w:t>reportpdf.go</w:t>
-      </w:r>
-      <w:proofErr w:type="spellEnd"/>
+        <w:t>go</w:t>
+      </w:r>
+      <w:proofErr w:type="gramEnd"/>
+      <w:r>
+        <w:t xml:space="preserve"> (+ </w:t>
+      </w:r>
       <w:r>
         <w:rPr>
           <w:lang w:val="en-US"/>
         </w:rPr>
-        <w:t xml:space="preserve"> (+ fonts/) </w:t>
+        <w:t>fonts</w:t>
+      </w:r>
+      <w:r>
+        <w:t xml:space="preserve">/) </w:t>
+      </w:r>
+      <w:r>
+        <w:t xml:space="preserve">– </w:t>
+      </w:r>
+      <w:r>
+        <w:t>генератор</w:t>
+      </w:r>
+      <w:r>
+        <w:t xml:space="preserve"> </w:t>
       </w:r>
       <w:r>
         <w:rPr>
           <w:lang w:val="en-US"/>
         </w:rPr>
-        <w:t xml:space="preserve">– </w:t>
-      </w:r>
-      <w:r>
-        <w:t>генератор</w:t>
-      </w:r>
-      <w:r>
-        <w:rPr>
-          <w:lang w:val="en-US"/>
-        </w:rPr>
-        <w:t xml:space="preserve"> PDF-</w:t>
+        <w:t>PDF</w:t>
+      </w:r>
+      <w:r>
+        <w:t>-</w:t>
       </w:r>
       <w:r>
         <w:t>отчёта</w:t>
       </w:r>
       <w:r>
-        <w:rPr>
-          <w:lang w:val="en-US"/>
-        </w:rPr>
-        <w:t>.</w:t>
-      </w:r>
-      <w:r>
-        <w:rPr>
-          <w:lang w:val="en-US"/>
-        </w:rPr>
-        <w:t xml:space="preserve"> </w:t>
-      </w:r>
-      <w:r>
-        <w:t>С</w:t>
+        <w:t>, который с</w:t>
       </w:r>
       <w:r>
         <w:t xml:space="preserve">обирает отчёт (цена/интервал, топ-факторы, карта/список </w:t>
@@ -8640,7 +8588,10 @@
       </w:r>
       <w:proofErr w:type="spellEnd"/>
       <w:r>
-        <w:t>) с применением фирменного шрифта и полей; отдаёт файл на скачивание/сохранение.</w:t>
+        <w:t>) с применением фирменного шрифта и полей; отдаёт файл на скачивание/сохранение</w:t>
+      </w:r>
+      <w:r>
+        <w:t>;</w:t>
       </w:r>
     </w:p>
     <w:p>
@@ -8659,78 +8610,60 @@
         <w:t>internal</w:t>
       </w:r>
       <w:r>
+        <w:t>/</w:t>
+      </w:r>
+      <w:r>
         <w:rPr>
           <w:lang w:val="en-US"/>
         </w:rPr>
+        <w:t>repository</w:t>
+      </w:r>
+      <w:r>
         <w:t>/</w:t>
       </w:r>
       <w:r>
         <w:rPr>
           <w:lang w:val="en-US"/>
         </w:rPr>
-        <w:t>repository</w:t>
-      </w:r>
+        <w:t>valuation</w:t>
+      </w:r>
+      <w:r>
+        <w:t>_</w:t>
+      </w:r>
+      <w:proofErr w:type="gramStart"/>
       <w:r>
         <w:rPr>
           <w:lang w:val="en-US"/>
         </w:rPr>
-        <w:t>/</w:t>
-      </w:r>
-      <w:proofErr w:type="spellStart"/>
+        <w:t>repo</w:t>
+      </w:r>
+      <w:r>
+        <w:t>.</w:t>
+      </w:r>
       <w:r>
         <w:rPr>
           <w:lang w:val="en-US"/>
         </w:rPr>
-        <w:t>valuation</w:t>
-      </w:r>
-      <w:r>
-        <w:rPr>
-          <w:lang w:val="en-US"/>
-        </w:rPr>
-        <w:t>_</w:t>
-      </w:r>
-      <w:r>
-        <w:rPr>
-          <w:lang w:val="en-US"/>
-        </w:rPr>
-        <w:t>repo</w:t>
-      </w:r>
-      <w:r>
-        <w:rPr>
-          <w:lang w:val="en-US"/>
-        </w:rPr>
-        <w:t>.</w:t>
-      </w:r>
-      <w:r>
-        <w:rPr>
-          <w:lang w:val="en-US"/>
-        </w:rPr>
         <w:t>go</w:t>
       </w:r>
-      <w:proofErr w:type="spellEnd"/>
-      <w:r>
-        <w:rPr>
-          <w:lang w:val="en-US"/>
-        </w:rPr>
+      <w:proofErr w:type="gramEnd"/>
+      <w:r>
         <w:t xml:space="preserve"> </w:t>
       </w:r>
       <w:r>
-        <w:rPr>
-          <w:lang w:val="en-US"/>
-        </w:rPr>
         <w:t xml:space="preserve">– </w:t>
       </w:r>
       <w:r>
         <w:t>репозиторий</w:t>
       </w:r>
       <w:r>
-        <w:rPr>
-          <w:lang w:val="en-US"/>
-        </w:rPr>
-        <w:t xml:space="preserve">. </w:t>
-      </w:r>
-      <w:r>
-        <w:t>Д</w:t>
+        <w:t>,</w:t>
+      </w:r>
+      <w:r>
+        <w:t xml:space="preserve"> </w:t>
+      </w:r>
+      <w:r>
+        <w:t>это д</w:t>
       </w:r>
       <w:r>
         <w:t xml:space="preserve">оступ к БД: сохранение запросов/ответов оценки (без </w:t>
@@ -8749,7 +8682,10 @@
       </w:r>
       <w:proofErr w:type="spellEnd"/>
       <w:r>
-        <w:t>, журналов служебных операций.</w:t>
+        <w:t>, журналов служебных операций</w:t>
+      </w:r>
+      <w:r>
+        <w:t>;</w:t>
       </w:r>
     </w:p>
     <w:p>
@@ -8778,10 +8714,12 @@
         <w:t>/</w:t>
       </w:r>
       <w:proofErr w:type="spellStart"/>
+      <w:proofErr w:type="gramStart"/>
       <w:r>
         <w:t>postgres.go</w:t>
       </w:r>
       <w:proofErr w:type="spellEnd"/>
+      <w:proofErr w:type="gramEnd"/>
       <w:r>
         <w:t xml:space="preserve"> </w:t>
       </w:r>
@@ -8818,10 +8756,12 @@
         <w:t>/</w:t>
       </w:r>
       <w:proofErr w:type="spellStart"/>
+      <w:proofErr w:type="gramStart"/>
       <w:r>
         <w:t>config.go</w:t>
       </w:r>
       <w:proofErr w:type="spellEnd"/>
+      <w:proofErr w:type="gramEnd"/>
       <w:r>
         <w:t xml:space="preserve"> </w:t>
       </w:r>
@@ -8858,10 +8798,12 @@
         <w:t>/</w:t>
       </w:r>
       <w:proofErr w:type="spellStart"/>
+      <w:proofErr w:type="gramStart"/>
       <w:r>
         <w:t>logger.go</w:t>
       </w:r>
       <w:proofErr w:type="spellEnd"/>
+      <w:proofErr w:type="gramEnd"/>
       <w:r>
         <w:t xml:space="preserve"> </w:t>
       </w:r>
@@ -8869,7 +8811,10 @@
         <w:t xml:space="preserve">– </w:t>
       </w:r>
       <w:r>
-        <w:t>структурный логгер и уровни логирования.</w:t>
+        <w:t>структурный логгер и уровни логирования</w:t>
+      </w:r>
+      <w:r>
+        <w:t>;</w:t>
       </w:r>
     </w:p>
     <w:p>
@@ -8883,6 +8828,7 @@
       </w:pPr>
       <w:proofErr w:type="spellStart"/>
       <w:r>
+        <w:lastRenderedPageBreak/>
         <w:t>docs</w:t>
       </w:r>
       <w:proofErr w:type="spellEnd"/>
@@ -8890,12 +8836,17 @@
         <w:t>/</w:t>
       </w:r>
       <w:proofErr w:type="spellStart"/>
+      <w:proofErr w:type="gramStart"/>
       <w:r>
         <w:t>swagger</w:t>
       </w:r>
       <w:proofErr w:type="spellEnd"/>
       <w:r>
-        <w:t xml:space="preserve">.*, </w:t>
+        <w:t>.*</w:t>
+      </w:r>
+      <w:proofErr w:type="gramEnd"/>
+      <w:r>
+        <w:t xml:space="preserve">, </w:t>
       </w:r>
       <w:proofErr w:type="spellStart"/>
       <w:r>
@@ -8941,18 +8892,10 @@
       </w:r>
       <w:proofErr w:type="spellEnd"/>
       <w:r>
-        <w:t>).</w:t>
-      </w:r>
-      <w:commentRangeEnd w:id="118"/>
-      <w:r>
-        <w:rPr>
-          <w:rStyle w:val="aff"/>
-          <w:rFonts w:eastAsiaTheme="minorHAnsi" w:cstheme="minorBidi"/>
-          <w:color w:val="auto"/>
-          <w:shd w:val="clear" w:color="auto" w:fill="auto"/>
-          <w:lang w:eastAsia="en-US"/>
-        </w:rPr>
-        <w:commentReference w:id="118"/>
+        <w:t>)</w:t>
+      </w:r>
+      <w:r>
+        <w:t>;</w:t>
       </w:r>
     </w:p>
     <w:p>
@@ -8963,7 +8906,6 @@
         </w:rPr>
       </w:pPr>
       <w:r>
-        <w:lastRenderedPageBreak/>
         <w:t>Веб-интерфейс</w:t>
       </w:r>
     </w:p>
@@ -8996,7 +8938,7 @@
           <w:lang w:val="en-US"/>
         </w:rPr>
       </w:pPr>
-      <w:commentRangeStart w:id="119"/>
+      <w:commentRangeStart w:id="95"/>
       <w:r>
         <w:rPr>
           <w:noProof/>
@@ -9071,7 +9013,7 @@
       <w:r>
         <w:t>интерфейса</w:t>
       </w:r>
-      <w:commentRangeEnd w:id="119"/>
+      <w:commentRangeEnd w:id="95"/>
       <w:r>
         <w:rPr>
           <w:rStyle w:val="aff"/>
@@ -9080,7 +9022,7 @@
           <w:color w:val="auto"/>
           <w:lang w:eastAsia="en-US"/>
         </w:rPr>
-        <w:commentReference w:id="119"/>
+        <w:commentReference w:id="95"/>
       </w:r>
     </w:p>
     <w:p>
@@ -9097,7 +9039,6 @@
         </w:numPr>
         <w:ind w:left="1276" w:hanging="567"/>
       </w:pPr>
-      <w:commentRangeStart w:id="120"/>
       <w:r>
         <w:rPr>
           <w:lang w:val="en-US"/>
@@ -9315,6 +9256,7 @@
         <w:rPr>
           <w:lang w:val="en-US"/>
         </w:rPr>
+        <w:lastRenderedPageBreak/>
         <w:t>lib</w:t>
       </w:r>
       <w:r>
@@ -9461,6 +9403,7 @@
       <w:r>
         <w:t xml:space="preserve"> (</w:t>
       </w:r>
+      <w:proofErr w:type="gramStart"/>
       <w:r>
         <w:rPr>
           <w:lang w:val="en-US"/>
@@ -9476,6 +9419,7 @@
         </w:rPr>
         <w:t>json</w:t>
       </w:r>
+      <w:proofErr w:type="gramEnd"/>
       <w:r>
         <w:t xml:space="preserve">, </w:t>
       </w:r>
@@ -9561,33 +9505,21 @@
       <w:r>
         <w:t>.</w:t>
       </w:r>
-      <w:commentRangeEnd w:id="120"/>
+    </w:p>
+    <w:p>
+      <w:r>
+        <w:t xml:space="preserve">После успешного запуска пользователю доступен главный экран веб-интерфейса, представленный на </w:t>
+      </w:r>
+      <w:commentRangeStart w:id="96"/>
+      <w:r>
+        <w:t xml:space="preserve">Рисунке 3.4. </w:t>
+      </w:r>
+      <w:commentRangeEnd w:id="96"/>
       <w:r>
         <w:rPr>
           <w:rStyle w:val="aff"/>
-          <w:rFonts w:eastAsiaTheme="minorHAnsi" w:cstheme="minorBidi"/>
-          <w:color w:val="auto"/>
-          <w:shd w:val="clear" w:color="auto" w:fill="auto"/>
-          <w:lang w:eastAsia="en-US"/>
-        </w:rPr>
-        <w:commentReference w:id="120"/>
-      </w:r>
-    </w:p>
-    <w:p>
-      <w:r>
-        <w:lastRenderedPageBreak/>
-        <w:t xml:space="preserve">После успешного запуска пользователю доступен главный экран веб-интерфейса, представленный на </w:t>
-      </w:r>
-      <w:commentRangeStart w:id="121"/>
-      <w:r>
-        <w:t xml:space="preserve">Рисунке 3.4. </w:t>
-      </w:r>
-      <w:commentRangeEnd w:id="121"/>
-      <w:r>
-        <w:rPr>
-          <w:rStyle w:val="aff"/>
-        </w:rPr>
-        <w:commentReference w:id="121"/>
+        </w:rPr>
+        <w:commentReference w:id="96"/>
       </w:r>
       <w:r>
         <w:t xml:space="preserve">В верхней части расположены логотип и индикатор состояния ML-сервиса («ML сервис: В сети»), что позволяет оперативно оценить готовность подсистемы </w:t>
@@ -9609,7 +9541,7 @@
         <w:ind w:firstLine="0"/>
         <w:jc w:val="center"/>
       </w:pPr>
-      <w:commentRangeStart w:id="122"/>
+      <w:commentRangeStart w:id="97"/>
       <w:r>
         <w:rPr>
           <w:noProof/>
@@ -9658,7 +9590,7 @@
       <w:r>
         <w:t>Рисунок 3.4 – Главный экран веб-интерфейса системы оценки аренды</w:t>
       </w:r>
-      <w:commentRangeEnd w:id="122"/>
+      <w:commentRangeEnd w:id="97"/>
       <w:r>
         <w:rPr>
           <w:rStyle w:val="aff"/>
@@ -9667,23 +9599,23 @@
           <w:color w:val="auto"/>
           <w:lang w:eastAsia="en-US"/>
         </w:rPr>
-        <w:commentReference w:id="122"/>
+        <w:commentReference w:id="97"/>
       </w:r>
     </w:p>
     <w:p>
       <w:r>
         <w:t>Ниже расположен основной раздел «Оценка стоимости аренды» с формой ввода параметров объекта (</w:t>
       </w:r>
-      <w:commentRangeStart w:id="123"/>
+      <w:commentRangeStart w:id="98"/>
       <w:r>
         <w:t>Рисунок 3.5</w:t>
       </w:r>
-      <w:commentRangeEnd w:id="123"/>
+      <w:commentRangeEnd w:id="98"/>
       <w:r>
         <w:rPr>
           <w:rStyle w:val="aff"/>
         </w:rPr>
-        <w:commentReference w:id="123"/>
+        <w:commentReference w:id="98"/>
       </w:r>
       <w:r>
         <w:t xml:space="preserve">). Форма поддерживает </w:t>
@@ -9694,11 +9626,11 @@
       </w:r>
       <w:proofErr w:type="spellEnd"/>
       <w:r>
-        <w:t xml:space="preserve"> адреса, валидацию обязательных полей и удобное разделение атрибутов по колонкам. Пользователь указывает: адрес и город, количество комнат, общую/жилую/кухонную площадь, этаж и этажность, год постройки, материал дома, а также состояние. Дополнительно доступен переключатель «Текстовый анализ с AI» для генерации развёрнутого пояснения. Запрос запускается кнопкой «Рассчитать стоимость»; по результату система формирует точечный прогноз месячной ставки, доверительный интервал и </w:t>
+        <w:t xml:space="preserve"> адреса, валидацию обязательных полей и удобное разделение атрибутов по колонкам. Пользователь указывает: адрес и город, количество </w:t>
       </w:r>
       <w:r>
         <w:lastRenderedPageBreak/>
-        <w:t>краткие локальные объяснения факторов, а также (по запросу) список сопоставимых объектов и PDF-отчёт.</w:t>
+        <w:t>комнат, общую/жилую/кухонную площадь, этаж и этажность, год постройки, материал дома, а также состояние. Дополнительно доступен переключатель «Текстовый анализ с AI» для генерации развёрнутого пояснения. Запрос запускается кнопкой «Рассчитать стоимость»; по результату система формирует точечный прогноз месячной ставки, доверительный интервал и краткие локальные объяснения факторов, а также (по запросу) список сопоставимых объектов и PDF-отчёт.</w:t>
       </w:r>
     </w:p>
     <w:p>
@@ -9706,7 +9638,7 @@
         <w:ind w:firstLine="0"/>
         <w:jc w:val="center"/>
       </w:pPr>
-      <w:commentRangeStart w:id="124"/>
+      <w:commentRangeStart w:id="99"/>
       <w:r>
         <w:rPr>
           <w:noProof/>
@@ -9755,7 +9687,7 @@
       <w:r>
         <w:t>Рисунок 3.5 – Форма ввода параметров объекта для расчёта аренды</w:t>
       </w:r>
-      <w:commentRangeEnd w:id="124"/>
+      <w:commentRangeEnd w:id="99"/>
       <w:r>
         <w:rPr>
           <w:rStyle w:val="aff"/>
@@ -9764,7 +9696,7 @@
           <w:color w:val="auto"/>
           <w:lang w:eastAsia="en-US"/>
         </w:rPr>
-        <w:commentReference w:id="124"/>
+        <w:commentReference w:id="99"/>
       </w:r>
     </w:p>
     <w:p>
@@ -9773,8 +9705,8 @@
       </w:r>
     </w:p>
     <w:p>
-      <w:commentRangeStart w:id="125"/>
-      <w:commentRangeStart w:id="126"/>
+      <w:commentRangeStart w:id="100"/>
+      <w:commentRangeStart w:id="101"/>
       <w:r>
         <w:t xml:space="preserve">Программная реализация разделяет ответственность по слоям: веб-интерфейс для взаимодействия с пользователем, </w:t>
       </w:r>
@@ -9810,31 +9742,32 @@
       <w:r>
         <w:t>. Такая модульность соответствует требованиям к производительности и масштабированию, упрощает сопровождение и обеспечивает воспроизводимую работу на подготовленной витрине данных.</w:t>
       </w:r>
-      <w:commentRangeEnd w:id="125"/>
+      <w:commentRangeEnd w:id="100"/>
       <w:r>
         <w:rPr>
           <w:rStyle w:val="aff"/>
         </w:rPr>
-        <w:commentReference w:id="125"/>
-      </w:r>
-      <w:commentRangeEnd w:id="126"/>
+        <w:commentReference w:id="100"/>
+      </w:r>
+      <w:commentRangeEnd w:id="101"/>
       <w:r>
         <w:rPr>
           <w:rStyle w:val="aff"/>
         </w:rPr>
-        <w:commentReference w:id="126"/>
+        <w:commentReference w:id="101"/>
       </w:r>
     </w:p>
     <w:p>
       <w:pPr>
         <w:pStyle w:val="23"/>
       </w:pPr>
-      <w:bookmarkStart w:id="127" w:name="_Toc212455504"/>
-      <w:commentRangeStart w:id="128"/>
-      <w:r>
+      <w:bookmarkStart w:id="102" w:name="_Toc212455504"/>
+      <w:commentRangeStart w:id="103"/>
+      <w:r>
+        <w:lastRenderedPageBreak/>
         <w:t>Тестирование приложения</w:t>
       </w:r>
-      <w:commentRangeEnd w:id="128"/>
+      <w:commentRangeEnd w:id="103"/>
       <w:r>
         <w:rPr>
           <w:rStyle w:val="aff"/>
@@ -9842,9 +9775,9 @@
           <w:b w:val="0"/>
           <w:shd w:val="clear" w:color="auto" w:fill="auto"/>
         </w:rPr>
-        <w:commentReference w:id="128"/>
-      </w:r>
-      <w:bookmarkEnd w:id="127"/>
+        <w:commentReference w:id="103"/>
+      </w:r>
+      <w:bookmarkEnd w:id="102"/>
     </w:p>
     <w:p>
       <w:r>
@@ -9864,11 +9797,7 @@
       </w:r>
       <w:proofErr w:type="spellEnd"/>
       <w:r>
-        <w:t xml:space="preserve">, расчёт оценки аренды, </w:t>
-      </w:r>
-      <w:r>
-        <w:lastRenderedPageBreak/>
-        <w:t xml:space="preserve">интервалы неопределённости, подбор </w:t>
+        <w:t xml:space="preserve">, расчёт оценки аренды, интервалы неопределённости, подбор </w:t>
       </w:r>
       <w:proofErr w:type="spellStart"/>
       <w:r>
@@ -10646,6 +10575,7 @@
                 <w:lang w:val="en-US" w:eastAsia="ru-RU"/>
               </w:rPr>
             </w:pPr>
+            <w:proofErr w:type="gramStart"/>
             <w:r>
               <w:rPr>
                 <w:rFonts w:eastAsia="Times New Roman" w:cs="Times New Roman"/>
@@ -10654,7 +10584,18 @@
                 <w:szCs w:val="24"/>
                 <w:lang w:val="en-US" w:eastAsia="ru-RU"/>
               </w:rPr>
-              <w:t>`{"suggestions":[{"address":"</w:t>
+              <w:t>`{</w:t>
+            </w:r>
+            <w:proofErr w:type="gramEnd"/>
+            <w:r>
+              <w:rPr>
+                <w:rFonts w:eastAsia="Times New Roman" w:cs="Times New Roman"/>
+                <w:color w:val="000000"/>
+                <w:sz w:val="24"/>
+                <w:szCs w:val="24"/>
+                <w:lang w:val="en-US" w:eastAsia="ru-RU"/>
+              </w:rPr>
+              <w:t>"suggestions":[{"address":"</w:t>
             </w:r>
             <w:r>
               <w:rPr>
@@ -11157,6 +11098,7 @@
                 <w:lang w:val="en-US" w:eastAsia="ru-RU"/>
               </w:rPr>
             </w:pPr>
+            <w:proofErr w:type="gramStart"/>
             <w:r>
               <w:rPr>
                 <w:rFonts w:eastAsia="Times New Roman" w:cs="Times New Roman"/>
@@ -11165,7 +11107,18 @@
                 <w:szCs w:val="24"/>
                 <w:lang w:val="en-US" w:eastAsia="ru-RU"/>
               </w:rPr>
-              <w:t xml:space="preserve">`{"suggestions":[...5 </w:t>
+              <w:t>`{</w:t>
+            </w:r>
+            <w:proofErr w:type="gramEnd"/>
+            <w:r>
+              <w:rPr>
+                <w:rFonts w:eastAsia="Times New Roman" w:cs="Times New Roman"/>
+                <w:color w:val="000000"/>
+                <w:sz w:val="24"/>
+                <w:szCs w:val="24"/>
+                <w:lang w:val="en-US" w:eastAsia="ru-RU"/>
+              </w:rPr>
+              <w:t xml:space="preserve">"suggestions":[...5 </w:t>
             </w:r>
             <w:r>
               <w:rPr>
@@ -11474,7 +11427,18 @@
                 <w:szCs w:val="24"/>
                 <w:lang w:eastAsia="ru-RU"/>
               </w:rPr>
-              <w:t>Отправить запрос без площади</w:t>
+              <w:t>Отправить запрос без пло</w:t>
+            </w:r>
+            <w:r>
+              <w:rPr>
+                <w:rFonts w:eastAsia="Times New Roman" w:cs="Times New Roman"/>
+                <w:color w:val="000000"/>
+                <w:sz w:val="24"/>
+                <w:szCs w:val="24"/>
+                <w:lang w:eastAsia="ru-RU"/>
+              </w:rPr>
+              <w:lastRenderedPageBreak/>
+              <w:t>щади</w:t>
             </w:r>
           </w:p>
         </w:tc>
@@ -11514,6 +11478,7 @@
                 <w:szCs w:val="24"/>
                 <w:lang w:eastAsia="ru-RU"/>
               </w:rPr>
+              <w:lastRenderedPageBreak/>
               <w:t>адрес + комнаты, без `</w:t>
             </w:r>
             <w:proofErr w:type="spellStart"/>
@@ -11608,6 +11573,7 @@
                 <w:lang w:val="en-US" w:eastAsia="ru-RU"/>
               </w:rPr>
             </w:pPr>
+            <w:proofErr w:type="gramStart"/>
             <w:r>
               <w:rPr>
                 <w:rFonts w:eastAsia="Times New Roman" w:cs="Times New Roman"/>
@@ -11616,7 +11582,18 @@
                 <w:szCs w:val="24"/>
                 <w:lang w:val="en-US" w:eastAsia="ru-RU"/>
               </w:rPr>
-              <w:t>`{"</w:t>
+              <w:t>`{</w:t>
+            </w:r>
+            <w:proofErr w:type="gramEnd"/>
+            <w:r>
+              <w:rPr>
+                <w:rFonts w:eastAsia="Times New Roman" w:cs="Times New Roman"/>
+                <w:color w:val="000000"/>
+                <w:sz w:val="24"/>
+                <w:szCs w:val="24"/>
+                <w:lang w:val="en-US" w:eastAsia="ru-RU"/>
+              </w:rPr>
+              <w:t>"</w:t>
             </w:r>
             <w:proofErr w:type="spellStart"/>
             <w:r>
@@ -12202,18 +12179,7 @@
                 <w:szCs w:val="24"/>
                 <w:lang w:eastAsia="ru-RU"/>
               </w:rPr>
-              <w:t>T-</w:t>
-            </w:r>
-            <w:r>
-              <w:rPr>
-                <w:rFonts w:eastAsia="Times New Roman" w:cs="Times New Roman"/>
-                <w:color w:val="000000"/>
-                <w:sz w:val="24"/>
-                <w:szCs w:val="24"/>
-                <w:lang w:eastAsia="ru-RU"/>
-              </w:rPr>
-              <w:lastRenderedPageBreak/>
-              <w:t>04</w:t>
+              <w:t>T-04</w:t>
             </w:r>
           </w:p>
         </w:tc>
@@ -12253,19 +12219,7 @@
                 <w:szCs w:val="24"/>
                 <w:lang w:eastAsia="ru-RU"/>
               </w:rPr>
-              <w:lastRenderedPageBreak/>
-              <w:t>Точеч</w:t>
-            </w:r>
-            <w:r>
-              <w:rPr>
-                <w:rFonts w:eastAsia="Times New Roman" w:cs="Times New Roman"/>
-                <w:color w:val="000000"/>
-                <w:sz w:val="24"/>
-                <w:szCs w:val="24"/>
-                <w:lang w:eastAsia="ru-RU"/>
-              </w:rPr>
-              <w:lastRenderedPageBreak/>
-              <w:t>ный прогноз и интервал</w:t>
+              <w:t>Точечный прогноз и интервал</w:t>
             </w:r>
           </w:p>
         </w:tc>
@@ -12305,7 +12259,6 @@
                 <w:szCs w:val="24"/>
                 <w:lang w:val="en-US" w:eastAsia="ru-RU"/>
               </w:rPr>
-              <w:lastRenderedPageBreak/>
               <w:t>`POST /</w:t>
             </w:r>
             <w:proofErr w:type="spellStart"/>
@@ -12328,18 +12281,7 @@
                 <w:szCs w:val="24"/>
                 <w:lang w:val="en-US" w:eastAsia="ru-RU"/>
               </w:rPr>
-              <w:t>/v1</w:t>
-            </w:r>
-            <w:r>
-              <w:rPr>
-                <w:rFonts w:eastAsia="Times New Roman" w:cs="Times New Roman"/>
-                <w:color w:val="000000"/>
-                <w:sz w:val="24"/>
-                <w:szCs w:val="24"/>
-                <w:lang w:val="en-US" w:eastAsia="ru-RU"/>
-              </w:rPr>
-              <w:lastRenderedPageBreak/>
-              <w:t>/valuation/address`</w:t>
+              <w:t>/v1/valuation/address`</w:t>
             </w:r>
           </w:p>
         </w:tc>
@@ -12379,19 +12321,7 @@
                 <w:szCs w:val="24"/>
                 <w:lang w:eastAsia="ru-RU"/>
               </w:rPr>
-              <w:lastRenderedPageBreak/>
-              <w:t>ML-</w:t>
-            </w:r>
-            <w:r>
-              <w:rPr>
-                <w:rFonts w:eastAsia="Times New Roman" w:cs="Times New Roman"/>
-                <w:color w:val="000000"/>
-                <w:sz w:val="24"/>
-                <w:szCs w:val="24"/>
-                <w:lang w:eastAsia="ru-RU"/>
-              </w:rPr>
-              <w:lastRenderedPageBreak/>
-              <w:t>сервис запущен</w:t>
+              <w:t>ML-сервис запущен</w:t>
             </w:r>
           </w:p>
         </w:tc>
@@ -12431,19 +12361,7 @@
                 <w:szCs w:val="24"/>
                 <w:lang w:eastAsia="ru-RU"/>
               </w:rPr>
-              <w:lastRenderedPageBreak/>
-              <w:t>Запр</w:t>
-            </w:r>
-            <w:r>
-              <w:rPr>
-                <w:rFonts w:eastAsia="Times New Roman" w:cs="Times New Roman"/>
-                <w:color w:val="000000"/>
-                <w:sz w:val="24"/>
-                <w:szCs w:val="24"/>
-                <w:lang w:eastAsia="ru-RU"/>
-              </w:rPr>
-              <w:lastRenderedPageBreak/>
-              <w:t>ос оценки с полными данными</w:t>
+              <w:t>Запрос оценки с полными данными</w:t>
             </w:r>
           </w:p>
         </w:tc>
@@ -12475,6 +12393,7 @@
                 <w:lang w:val="en-US" w:eastAsia="ru-RU"/>
               </w:rPr>
             </w:pPr>
+            <w:proofErr w:type="gramStart"/>
             <w:r>
               <w:rPr>
                 <w:rFonts w:eastAsia="Times New Roman" w:cs="Times New Roman"/>
@@ -12483,8 +12402,18 @@
                 <w:szCs w:val="24"/>
                 <w:lang w:val="en-US" w:eastAsia="ru-RU"/>
               </w:rPr>
-              <w:lastRenderedPageBreak/>
-              <w:t>`{"city":"</w:t>
+              <w:t>`{</w:t>
+            </w:r>
+            <w:proofErr w:type="gramEnd"/>
+            <w:r>
+              <w:rPr>
+                <w:rFonts w:eastAsia="Times New Roman" w:cs="Times New Roman"/>
+                <w:color w:val="000000"/>
+                <w:sz w:val="24"/>
+                <w:szCs w:val="24"/>
+                <w:lang w:val="en-US" w:eastAsia="ru-RU"/>
+              </w:rPr>
+              <w:t>"city":"</w:t>
             </w:r>
             <w:r>
               <w:rPr>
@@ -12504,18 +12433,7 @@
                 <w:szCs w:val="24"/>
                 <w:lang w:val="en-US" w:eastAsia="ru-RU"/>
               </w:rPr>
-              <w:t>","</w:t>
-            </w:r>
-            <w:r>
-              <w:rPr>
-                <w:rFonts w:eastAsia="Times New Roman" w:cs="Times New Roman"/>
-                <w:color w:val="000000"/>
-                <w:sz w:val="24"/>
-                <w:szCs w:val="24"/>
-                <w:lang w:val="en-US" w:eastAsia="ru-RU"/>
-              </w:rPr>
-              <w:lastRenderedPageBreak/>
-              <w:t>address":"</w:t>
+              <w:t>","address":"</w:t>
             </w:r>
             <w:r>
               <w:rPr>
@@ -12595,7 +12513,6 @@
                 <w:szCs w:val="24"/>
                 <w:lang w:val="en-US" w:eastAsia="ru-RU"/>
               </w:rPr>
-              <w:lastRenderedPageBreak/>
               <w:t xml:space="preserve">JSON </w:t>
             </w:r>
             <w:r>
@@ -12627,18 +12544,7 @@
                 <w:szCs w:val="24"/>
                 <w:lang w:val="en-US" w:eastAsia="ru-RU"/>
               </w:rPr>
-              <w:t>report_i</w:t>
-            </w:r>
-            <w:r>
-              <w:rPr>
-                <w:rFonts w:eastAsia="Times New Roman" w:cs="Times New Roman"/>
-                <w:color w:val="000000"/>
-                <w:sz w:val="24"/>
-                <w:szCs w:val="24"/>
-                <w:lang w:val="en-US" w:eastAsia="ru-RU"/>
-              </w:rPr>
-              <w:lastRenderedPageBreak/>
-              <w:t>d</w:t>
+              <w:t>report_id</w:t>
             </w:r>
             <w:proofErr w:type="spellEnd"/>
             <w:r>
@@ -12652,6 +12558,7 @@
               <w:t>`, `</w:t>
             </w:r>
             <w:proofErr w:type="spellStart"/>
+            <w:proofErr w:type="gramStart"/>
             <w:r>
               <w:rPr>
                 <w:rFonts w:eastAsia="Times New Roman" w:cs="Times New Roman"/>
@@ -12660,7 +12567,18 @@
                 <w:szCs w:val="24"/>
                 <w:lang w:val="en-US" w:eastAsia="ru-RU"/>
               </w:rPr>
-              <w:t>price.prediction_rub</w:t>
+              <w:t>price.prediction</w:t>
+            </w:r>
+            <w:proofErr w:type="gramEnd"/>
+            <w:r>
+              <w:rPr>
+                <w:rFonts w:eastAsia="Times New Roman" w:cs="Times New Roman"/>
+                <w:color w:val="000000"/>
+                <w:sz w:val="24"/>
+                <w:szCs w:val="24"/>
+                <w:lang w:val="en-US" w:eastAsia="ru-RU"/>
+              </w:rPr>
+              <w:t>_rub</w:t>
             </w:r>
             <w:proofErr w:type="spellEnd"/>
             <w:r>
@@ -12755,9 +12673,9 @@
                 <w:szCs w:val="24"/>
                 <w:lang w:val="en-US" w:eastAsia="ru-RU"/>
               </w:rPr>
-              <w:lastRenderedPageBreak/>
-              <w:t>`{"report_id":"54f7c...","price":{"prediction_rub":182304.58,"interval</w:t>
+              <w:t>`{"report_id":"54f7c...","price</w:t>
             </w:r>
+            <w:proofErr w:type="gramStart"/>
             <w:r>
               <w:rPr>
                 <w:rFonts w:eastAsia="Times New Roman" w:cs="Times New Roman"/>
@@ -12766,8 +12684,18 @@
                 <w:szCs w:val="24"/>
                 <w:lang w:val="en-US" w:eastAsia="ru-RU"/>
               </w:rPr>
-              <w:lastRenderedPageBreak/>
-              <w:t xml:space="preserve">_low_rub":136485.50,"interval_high_rub":243505.43}}` + 3 </w:t>
+              <w:t>":{</w:t>
+            </w:r>
+            <w:proofErr w:type="gramEnd"/>
+            <w:r>
+              <w:rPr>
+                <w:rFonts w:eastAsia="Times New Roman" w:cs="Times New Roman"/>
+                <w:color w:val="000000"/>
+                <w:sz w:val="24"/>
+                <w:szCs w:val="24"/>
+                <w:lang w:val="en-US" w:eastAsia="ru-RU"/>
+              </w:rPr>
+              <w:t xml:space="preserve">"prediction_rub":182304.58,"interval_low_rub":136485.50,"interval_high_rub":243505.43}}` + 3 </w:t>
             </w:r>
             <w:proofErr w:type="spellStart"/>
             <w:r>
@@ -12779,580 +12707,6 @@
                 <w:lang w:eastAsia="ru-RU"/>
               </w:rPr>
               <w:t>компарабла</w:t>
-            </w:r>
-            <w:proofErr w:type="spellEnd"/>
-          </w:p>
-        </w:tc>
-        <w:tc>
-          <w:tcPr>
-            <w:tcW w:w="244" w:type="dxa"/>
-            <w:tcBorders>
-              <w:top w:val="nil"/>
-              <w:left w:val="nil"/>
-              <w:bottom w:val="single" w:sz="4" w:space="0" w:color="auto"/>
-              <w:right w:val="single" w:sz="4" w:space="0" w:color="auto"/>
-            </w:tcBorders>
-            <w:shd w:val="clear" w:color="auto" w:fill="auto"/>
-            <w:noWrap/>
-            <w:vAlign w:val="bottom"/>
-            <w:hideMark/>
-          </w:tcPr>
-          <w:p>
-            <w:pPr>
-              <w:spacing w:line="240" w:lineRule="auto"/>
-              <w:ind w:firstLine="0"/>
-              <w:contextualSpacing w:val="0"/>
-              <w:jc w:val="left"/>
-              <w:rPr>
-                <w:rFonts w:eastAsia="Times New Roman" w:cs="Times New Roman"/>
-                <w:color w:val="000000"/>
-                <w:sz w:val="24"/>
-                <w:szCs w:val="24"/>
-                <w:lang w:eastAsia="ru-RU"/>
-              </w:rPr>
-            </w:pPr>
-            <w:r>
-              <w:rPr>
-                <w:rFonts w:eastAsia="Times New Roman" w:cs="Times New Roman"/>
-                <w:color w:val="000000"/>
-                <w:sz w:val="24"/>
-                <w:szCs w:val="24"/>
-                <w:lang w:eastAsia="ru-RU"/>
-              </w:rPr>
-              <w:lastRenderedPageBreak/>
-              <w:t>Ус</w:t>
-            </w:r>
-            <w:r>
-              <w:rPr>
-                <w:rFonts w:eastAsia="Times New Roman" w:cs="Times New Roman"/>
-                <w:color w:val="000000"/>
-                <w:sz w:val="24"/>
-                <w:szCs w:val="24"/>
-                <w:lang w:eastAsia="ru-RU"/>
-              </w:rPr>
-              <w:lastRenderedPageBreak/>
-              <w:t>пех</w:t>
-            </w:r>
-          </w:p>
-        </w:tc>
-      </w:tr>
-      <w:tr>
-        <w:trPr>
-          <w:trHeight w:val="312"/>
-        </w:trPr>
-        <w:tc>
-          <w:tcPr>
-            <w:tcW w:w="245" w:type="dxa"/>
-            <w:tcBorders>
-              <w:top w:val="nil"/>
-              <w:left w:val="single" w:sz="4" w:space="0" w:color="auto"/>
-              <w:bottom w:val="single" w:sz="4" w:space="0" w:color="auto"/>
-              <w:right w:val="single" w:sz="4" w:space="0" w:color="auto"/>
-            </w:tcBorders>
-            <w:shd w:val="clear" w:color="auto" w:fill="auto"/>
-            <w:noWrap/>
-            <w:vAlign w:val="bottom"/>
-            <w:hideMark/>
-          </w:tcPr>
-          <w:p>
-            <w:pPr>
-              <w:spacing w:line="240" w:lineRule="auto"/>
-              <w:ind w:firstLine="0"/>
-              <w:contextualSpacing w:val="0"/>
-              <w:jc w:val="left"/>
-              <w:rPr>
-                <w:rFonts w:eastAsia="Times New Roman" w:cs="Times New Roman"/>
-                <w:color w:val="000000"/>
-                <w:sz w:val="24"/>
-                <w:szCs w:val="24"/>
-                <w:lang w:eastAsia="ru-RU"/>
-              </w:rPr>
-            </w:pPr>
-            <w:r>
-              <w:rPr>
-                <w:rFonts w:eastAsia="Times New Roman" w:cs="Times New Roman"/>
-                <w:color w:val="000000"/>
-                <w:sz w:val="24"/>
-                <w:szCs w:val="24"/>
-                <w:lang w:eastAsia="ru-RU"/>
-              </w:rPr>
-              <w:lastRenderedPageBreak/>
-              <w:t>T-05</w:t>
-            </w:r>
-          </w:p>
-        </w:tc>
-        <w:tc>
-          <w:tcPr>
-            <w:tcW w:w="670" w:type="dxa"/>
-            <w:tcBorders>
-              <w:top w:val="nil"/>
-              <w:left w:val="nil"/>
-              <w:bottom w:val="single" w:sz="4" w:space="0" w:color="auto"/>
-              <w:right w:val="single" w:sz="4" w:space="0" w:color="auto"/>
-            </w:tcBorders>
-            <w:shd w:val="clear" w:color="auto" w:fill="auto"/>
-            <w:noWrap/>
-            <w:vAlign w:val="bottom"/>
-            <w:hideMark/>
-          </w:tcPr>
-          <w:p>
-            <w:pPr>
-              <w:spacing w:line="240" w:lineRule="auto"/>
-              <w:ind w:firstLine="0"/>
-              <w:contextualSpacing w:val="0"/>
-              <w:jc w:val="left"/>
-              <w:rPr>
-                <w:rFonts w:eastAsia="Times New Roman" w:cs="Times New Roman"/>
-                <w:color w:val="000000"/>
-                <w:sz w:val="24"/>
-                <w:szCs w:val="24"/>
-                <w:lang w:eastAsia="ru-RU"/>
-              </w:rPr>
-            </w:pPr>
-            <w:r>
-              <w:rPr>
-                <w:rFonts w:eastAsia="Times New Roman" w:cs="Times New Roman"/>
-                <w:color w:val="000000"/>
-                <w:sz w:val="24"/>
-                <w:szCs w:val="24"/>
-                <w:lang w:eastAsia="ru-RU"/>
-              </w:rPr>
-              <w:t xml:space="preserve">Подбор </w:t>
-            </w:r>
-            <w:proofErr w:type="spellStart"/>
-            <w:r>
-              <w:rPr>
-                <w:rFonts w:eastAsia="Times New Roman" w:cs="Times New Roman"/>
-                <w:color w:val="000000"/>
-                <w:sz w:val="24"/>
-                <w:szCs w:val="24"/>
-                <w:lang w:eastAsia="ru-RU"/>
-              </w:rPr>
-              <w:t>компараблов</w:t>
-            </w:r>
-            <w:proofErr w:type="spellEnd"/>
-            <w:r>
-              <w:rPr>
-                <w:rFonts w:eastAsia="Times New Roman" w:cs="Times New Roman"/>
-                <w:color w:val="000000"/>
-                <w:sz w:val="24"/>
-                <w:szCs w:val="24"/>
-                <w:lang w:eastAsia="ru-RU"/>
-              </w:rPr>
-              <w:t xml:space="preserve"> (3-5 </w:t>
-            </w:r>
-            <w:proofErr w:type="spellStart"/>
-            <w:r>
-              <w:rPr>
-                <w:rFonts w:eastAsia="Times New Roman" w:cs="Times New Roman"/>
-                <w:color w:val="000000"/>
-                <w:sz w:val="24"/>
-                <w:szCs w:val="24"/>
-                <w:lang w:eastAsia="ru-RU"/>
-              </w:rPr>
-              <w:t>шт</w:t>
-            </w:r>
-            <w:proofErr w:type="spellEnd"/>
-            <w:r>
-              <w:rPr>
-                <w:rFonts w:eastAsia="Times New Roman" w:cs="Times New Roman"/>
-                <w:color w:val="000000"/>
-                <w:sz w:val="24"/>
-                <w:szCs w:val="24"/>
-                <w:lang w:eastAsia="ru-RU"/>
-              </w:rPr>
-              <w:t>)</w:t>
-            </w:r>
-          </w:p>
-        </w:tc>
-        <w:tc>
-          <w:tcPr>
-            <w:tcW w:w="710" w:type="dxa"/>
-            <w:tcBorders>
-              <w:top w:val="nil"/>
-              <w:left w:val="nil"/>
-              <w:bottom w:val="single" w:sz="4" w:space="0" w:color="auto"/>
-              <w:right w:val="single" w:sz="4" w:space="0" w:color="auto"/>
-            </w:tcBorders>
-            <w:shd w:val="clear" w:color="auto" w:fill="auto"/>
-            <w:noWrap/>
-            <w:vAlign w:val="bottom"/>
-            <w:hideMark/>
-          </w:tcPr>
-          <w:p>
-            <w:pPr>
-              <w:spacing w:line="240" w:lineRule="auto"/>
-              <w:ind w:firstLine="0"/>
-              <w:contextualSpacing w:val="0"/>
-              <w:jc w:val="left"/>
-              <w:rPr>
-                <w:rFonts w:eastAsia="Times New Roman" w:cs="Times New Roman"/>
-                <w:color w:val="000000"/>
-                <w:sz w:val="24"/>
-                <w:szCs w:val="24"/>
-                <w:lang w:val="en-US" w:eastAsia="ru-RU"/>
-              </w:rPr>
-            </w:pPr>
-            <w:r>
-              <w:rPr>
-                <w:rFonts w:eastAsia="Times New Roman" w:cs="Times New Roman"/>
-                <w:color w:val="000000"/>
-                <w:sz w:val="24"/>
-                <w:szCs w:val="24"/>
-                <w:lang w:val="en-US" w:eastAsia="ru-RU"/>
-              </w:rPr>
-              <w:t>`POST /</w:t>
-            </w:r>
-            <w:proofErr w:type="spellStart"/>
-            <w:r>
-              <w:rPr>
-                <w:rFonts w:eastAsia="Times New Roman" w:cs="Times New Roman"/>
-                <w:color w:val="000000"/>
-                <w:sz w:val="24"/>
-                <w:szCs w:val="24"/>
-                <w:lang w:val="en-US" w:eastAsia="ru-RU"/>
-              </w:rPr>
-              <w:t>api</w:t>
-            </w:r>
-            <w:proofErr w:type="spellEnd"/>
-            <w:r>
-              <w:rPr>
-                <w:rFonts w:eastAsia="Times New Roman" w:cs="Times New Roman"/>
-                <w:color w:val="000000"/>
-                <w:sz w:val="24"/>
-                <w:szCs w:val="24"/>
-                <w:lang w:val="en-US" w:eastAsia="ru-RU"/>
-              </w:rPr>
-              <w:t>/v1/valuation/address`</w:t>
-            </w:r>
-          </w:p>
-        </w:tc>
-        <w:tc>
-          <w:tcPr>
-            <w:tcW w:w="507" w:type="dxa"/>
-            <w:tcBorders>
-              <w:top w:val="nil"/>
-              <w:left w:val="nil"/>
-              <w:bottom w:val="single" w:sz="4" w:space="0" w:color="auto"/>
-              <w:right w:val="single" w:sz="4" w:space="0" w:color="auto"/>
-            </w:tcBorders>
-            <w:shd w:val="clear" w:color="auto" w:fill="auto"/>
-            <w:noWrap/>
-            <w:vAlign w:val="bottom"/>
-            <w:hideMark/>
-          </w:tcPr>
-          <w:p>
-            <w:pPr>
-              <w:spacing w:line="240" w:lineRule="auto"/>
-              <w:ind w:firstLine="0"/>
-              <w:contextualSpacing w:val="0"/>
-              <w:jc w:val="left"/>
-              <w:rPr>
-                <w:rFonts w:eastAsia="Times New Roman" w:cs="Times New Roman"/>
-                <w:color w:val="000000"/>
-                <w:sz w:val="24"/>
-                <w:szCs w:val="24"/>
-                <w:lang w:eastAsia="ru-RU"/>
-              </w:rPr>
-            </w:pPr>
-            <w:r>
-              <w:rPr>
-                <w:rFonts w:eastAsia="Times New Roman" w:cs="Times New Roman"/>
-                <w:color w:val="000000"/>
-                <w:sz w:val="24"/>
-                <w:szCs w:val="24"/>
-                <w:lang w:eastAsia="ru-RU"/>
-              </w:rPr>
-              <w:t>витрина доступна</w:t>
-            </w:r>
-          </w:p>
-        </w:tc>
-        <w:tc>
-          <w:tcPr>
-            <w:tcW w:w="669" w:type="dxa"/>
-            <w:tcBorders>
-              <w:top w:val="nil"/>
-              <w:left w:val="nil"/>
-              <w:bottom w:val="single" w:sz="4" w:space="0" w:color="auto"/>
-              <w:right w:val="single" w:sz="4" w:space="0" w:color="auto"/>
-            </w:tcBorders>
-            <w:shd w:val="clear" w:color="auto" w:fill="auto"/>
-            <w:noWrap/>
-            <w:vAlign w:val="bottom"/>
-            <w:hideMark/>
-          </w:tcPr>
-          <w:p>
-            <w:pPr>
-              <w:spacing w:line="240" w:lineRule="auto"/>
-              <w:ind w:firstLine="0"/>
-              <w:contextualSpacing w:val="0"/>
-              <w:jc w:val="left"/>
-              <w:rPr>
-                <w:rFonts w:eastAsia="Times New Roman" w:cs="Times New Roman"/>
-                <w:color w:val="000000"/>
-                <w:sz w:val="24"/>
-                <w:szCs w:val="24"/>
-                <w:lang w:eastAsia="ru-RU"/>
-              </w:rPr>
-            </w:pPr>
-            <w:r>
-              <w:rPr>
-                <w:rFonts w:eastAsia="Times New Roman" w:cs="Times New Roman"/>
-                <w:color w:val="000000"/>
-                <w:sz w:val="24"/>
-                <w:szCs w:val="24"/>
-                <w:lang w:eastAsia="ru-RU"/>
-              </w:rPr>
-              <w:t>Запрос оценки</w:t>
-            </w:r>
-          </w:p>
-        </w:tc>
-        <w:tc>
-          <w:tcPr>
-            <w:tcW w:w="1560" w:type="dxa"/>
-            <w:tcBorders>
-              <w:top w:val="nil"/>
-              <w:left w:val="nil"/>
-              <w:bottom w:val="single" w:sz="4" w:space="0" w:color="auto"/>
-              <w:right w:val="single" w:sz="4" w:space="0" w:color="auto"/>
-            </w:tcBorders>
-            <w:shd w:val="clear" w:color="auto" w:fill="auto"/>
-            <w:noWrap/>
-            <w:vAlign w:val="bottom"/>
-            <w:hideMark/>
-          </w:tcPr>
-          <w:p>
-            <w:pPr>
-              <w:spacing w:line="240" w:lineRule="auto"/>
-              <w:ind w:firstLine="0"/>
-              <w:contextualSpacing w:val="0"/>
-              <w:jc w:val="left"/>
-              <w:rPr>
-                <w:rFonts w:eastAsia="Times New Roman" w:cs="Times New Roman"/>
-                <w:color w:val="000000"/>
-                <w:sz w:val="24"/>
-                <w:szCs w:val="24"/>
-                <w:lang w:eastAsia="ru-RU"/>
-              </w:rPr>
-            </w:pPr>
-            <w:r>
-              <w:rPr>
-                <w:rFonts w:eastAsia="Times New Roman" w:cs="Times New Roman"/>
-                <w:color w:val="000000"/>
-                <w:sz w:val="24"/>
-                <w:szCs w:val="24"/>
-                <w:lang w:eastAsia="ru-RU"/>
-              </w:rPr>
-              <w:t>валидный объект</w:t>
-            </w:r>
-          </w:p>
-        </w:tc>
-        <w:tc>
-          <w:tcPr>
-            <w:tcW w:w="1803" w:type="dxa"/>
-            <w:tcBorders>
-              <w:top w:val="nil"/>
-              <w:left w:val="nil"/>
-              <w:bottom w:val="single" w:sz="4" w:space="0" w:color="auto"/>
-              <w:right w:val="single" w:sz="4" w:space="0" w:color="auto"/>
-            </w:tcBorders>
-            <w:shd w:val="clear" w:color="auto" w:fill="auto"/>
-            <w:noWrap/>
-            <w:vAlign w:val="bottom"/>
-            <w:hideMark/>
-          </w:tcPr>
-          <w:p>
-            <w:pPr>
-              <w:spacing w:line="240" w:lineRule="auto"/>
-              <w:ind w:firstLine="0"/>
-              <w:contextualSpacing w:val="0"/>
-              <w:jc w:val="left"/>
-              <w:rPr>
-                <w:rFonts w:eastAsia="Times New Roman" w:cs="Times New Roman"/>
-                <w:color w:val="000000"/>
-                <w:sz w:val="24"/>
-                <w:szCs w:val="24"/>
-                <w:lang w:val="en-US" w:eastAsia="ru-RU"/>
-              </w:rPr>
-            </w:pPr>
-            <w:r>
-              <w:rPr>
-                <w:rFonts w:eastAsia="Times New Roman" w:cs="Times New Roman"/>
-                <w:color w:val="000000"/>
-                <w:sz w:val="24"/>
-                <w:szCs w:val="24"/>
-                <w:lang w:val="en-US" w:eastAsia="ru-RU"/>
-              </w:rPr>
-              <w:t xml:space="preserve">3-5 </w:t>
-            </w:r>
-            <w:r>
-              <w:rPr>
-                <w:rFonts w:eastAsia="Times New Roman" w:cs="Times New Roman"/>
-                <w:color w:val="000000"/>
-                <w:sz w:val="24"/>
-                <w:szCs w:val="24"/>
-                <w:lang w:eastAsia="ru-RU"/>
-              </w:rPr>
-              <w:t>объектов</w:t>
-            </w:r>
-            <w:r>
-              <w:rPr>
-                <w:rFonts w:eastAsia="Times New Roman" w:cs="Times New Roman"/>
-                <w:color w:val="000000"/>
-                <w:sz w:val="24"/>
-                <w:szCs w:val="24"/>
-                <w:lang w:val="en-US" w:eastAsia="ru-RU"/>
-              </w:rPr>
-              <w:t xml:space="preserve"> </w:t>
-            </w:r>
-            <w:r>
-              <w:rPr>
-                <w:rFonts w:eastAsia="Times New Roman" w:cs="Times New Roman"/>
-                <w:color w:val="000000"/>
-                <w:sz w:val="24"/>
-                <w:szCs w:val="24"/>
-                <w:lang w:eastAsia="ru-RU"/>
-              </w:rPr>
-              <w:t>в</w:t>
-            </w:r>
-            <w:r>
-              <w:rPr>
-                <w:rFonts w:eastAsia="Times New Roman" w:cs="Times New Roman"/>
-                <w:color w:val="000000"/>
-                <w:sz w:val="24"/>
-                <w:szCs w:val="24"/>
-                <w:lang w:val="en-US" w:eastAsia="ru-RU"/>
-              </w:rPr>
-              <w:t xml:space="preserve"> `</w:t>
-            </w:r>
-            <w:proofErr w:type="spellStart"/>
-            <w:r>
-              <w:rPr>
-                <w:rFonts w:eastAsia="Times New Roman" w:cs="Times New Roman"/>
-                <w:color w:val="000000"/>
-                <w:sz w:val="24"/>
-                <w:szCs w:val="24"/>
-                <w:lang w:val="en-US" w:eastAsia="ru-RU"/>
-              </w:rPr>
-              <w:t>comparables</w:t>
-            </w:r>
-            <w:proofErr w:type="spellEnd"/>
-            <w:r>
-              <w:rPr>
-                <w:rFonts w:eastAsia="Times New Roman" w:cs="Times New Roman"/>
-                <w:color w:val="000000"/>
-                <w:sz w:val="24"/>
-                <w:szCs w:val="24"/>
-                <w:lang w:val="en-US" w:eastAsia="ru-RU"/>
-              </w:rPr>
-              <w:t xml:space="preserve">[]`: price, rooms, area, </w:t>
-            </w:r>
-            <w:proofErr w:type="spellStart"/>
-            <w:r>
-              <w:rPr>
-                <w:rFonts w:eastAsia="Times New Roman" w:cs="Times New Roman"/>
-                <w:color w:val="000000"/>
-                <w:sz w:val="24"/>
-                <w:szCs w:val="24"/>
-                <w:lang w:val="en-US" w:eastAsia="ru-RU"/>
-              </w:rPr>
-              <w:t>distance_km</w:t>
-            </w:r>
-            <w:proofErr w:type="spellEnd"/>
-            <w:r>
-              <w:rPr>
-                <w:rFonts w:eastAsia="Times New Roman" w:cs="Times New Roman"/>
-                <w:color w:val="000000"/>
-                <w:sz w:val="24"/>
-                <w:szCs w:val="24"/>
-                <w:lang w:val="en-US" w:eastAsia="ru-RU"/>
-              </w:rPr>
-              <w:t xml:space="preserve">, metro, </w:t>
-            </w:r>
-            <w:proofErr w:type="spellStart"/>
-            <w:r>
-              <w:rPr>
-                <w:rFonts w:eastAsia="Times New Roman" w:cs="Times New Roman"/>
-                <w:color w:val="000000"/>
-                <w:sz w:val="24"/>
-                <w:szCs w:val="24"/>
-                <w:lang w:val="en-US" w:eastAsia="ru-RU"/>
-              </w:rPr>
-              <w:t>url</w:t>
-            </w:r>
-            <w:proofErr w:type="spellEnd"/>
-          </w:p>
-        </w:tc>
-        <w:tc>
-          <w:tcPr>
-            <w:tcW w:w="2937" w:type="dxa"/>
-            <w:tcBorders>
-              <w:top w:val="nil"/>
-              <w:left w:val="nil"/>
-              <w:bottom w:val="single" w:sz="4" w:space="0" w:color="auto"/>
-              <w:right w:val="single" w:sz="4" w:space="0" w:color="auto"/>
-            </w:tcBorders>
-            <w:shd w:val="clear" w:color="auto" w:fill="auto"/>
-            <w:noWrap/>
-            <w:vAlign w:val="bottom"/>
-            <w:hideMark/>
-          </w:tcPr>
-          <w:p>
-            <w:pPr>
-              <w:spacing w:line="240" w:lineRule="auto"/>
-              <w:ind w:firstLine="0"/>
-              <w:contextualSpacing w:val="0"/>
-              <w:jc w:val="left"/>
-              <w:rPr>
-                <w:rFonts w:eastAsia="Times New Roman" w:cs="Times New Roman"/>
-                <w:color w:val="000000"/>
-                <w:sz w:val="24"/>
-                <w:szCs w:val="24"/>
-                <w:lang w:eastAsia="ru-RU"/>
-              </w:rPr>
-            </w:pPr>
-            <w:r>
-              <w:rPr>
-                <w:rFonts w:eastAsia="Times New Roman" w:cs="Times New Roman"/>
-                <w:color w:val="000000"/>
-                <w:sz w:val="24"/>
-                <w:szCs w:val="24"/>
-                <w:lang w:eastAsia="ru-RU"/>
-              </w:rPr>
-              <w:t xml:space="preserve">Получено 3 </w:t>
-            </w:r>
-            <w:proofErr w:type="spellStart"/>
-            <w:r>
-              <w:rPr>
-                <w:rFonts w:eastAsia="Times New Roman" w:cs="Times New Roman"/>
-                <w:color w:val="000000"/>
-                <w:sz w:val="24"/>
-                <w:szCs w:val="24"/>
-                <w:lang w:eastAsia="ru-RU"/>
-              </w:rPr>
-              <w:t>компарабла</w:t>
-            </w:r>
-            <w:proofErr w:type="spellEnd"/>
-            <w:r>
-              <w:rPr>
-                <w:rFonts w:eastAsia="Times New Roman" w:cs="Times New Roman"/>
-                <w:color w:val="000000"/>
-                <w:sz w:val="24"/>
-                <w:szCs w:val="24"/>
-                <w:lang w:eastAsia="ru-RU"/>
-              </w:rPr>
-              <w:t xml:space="preserve"> с расстояниями 0.2-0.6 км, ссылками на </w:t>
-            </w:r>
-            <w:proofErr w:type="spellStart"/>
-            <w:r>
-              <w:rPr>
-                <w:rFonts w:eastAsia="Times New Roman" w:cs="Times New Roman"/>
-                <w:color w:val="000000"/>
-                <w:sz w:val="24"/>
-                <w:szCs w:val="24"/>
-                <w:lang w:eastAsia="ru-RU"/>
-              </w:rPr>
-              <w:t>Яндекс.Недвижимость</w:t>
             </w:r>
             <w:proofErr w:type="spellEnd"/>
           </w:p>
@@ -13438,6 +12792,579 @@
                 <w:szCs w:val="24"/>
                 <w:lang w:eastAsia="ru-RU"/>
               </w:rPr>
+              <w:t>T-05</w:t>
+            </w:r>
+          </w:p>
+        </w:tc>
+        <w:tc>
+          <w:tcPr>
+            <w:tcW w:w="670" w:type="dxa"/>
+            <w:tcBorders>
+              <w:top w:val="nil"/>
+              <w:left w:val="nil"/>
+              <w:bottom w:val="single" w:sz="4" w:space="0" w:color="auto"/>
+              <w:right w:val="single" w:sz="4" w:space="0" w:color="auto"/>
+            </w:tcBorders>
+            <w:shd w:val="clear" w:color="auto" w:fill="auto"/>
+            <w:noWrap/>
+            <w:vAlign w:val="bottom"/>
+            <w:hideMark/>
+          </w:tcPr>
+          <w:p>
+            <w:pPr>
+              <w:spacing w:line="240" w:lineRule="auto"/>
+              <w:ind w:firstLine="0"/>
+              <w:contextualSpacing w:val="0"/>
+              <w:jc w:val="left"/>
+              <w:rPr>
+                <w:rFonts w:eastAsia="Times New Roman" w:cs="Times New Roman"/>
+                <w:color w:val="000000"/>
+                <w:sz w:val="24"/>
+                <w:szCs w:val="24"/>
+                <w:lang w:eastAsia="ru-RU"/>
+              </w:rPr>
+            </w:pPr>
+            <w:r>
+              <w:rPr>
+                <w:rFonts w:eastAsia="Times New Roman" w:cs="Times New Roman"/>
+                <w:color w:val="000000"/>
+                <w:sz w:val="24"/>
+                <w:szCs w:val="24"/>
+                <w:lang w:eastAsia="ru-RU"/>
+              </w:rPr>
+              <w:t xml:space="preserve">Подбор </w:t>
+            </w:r>
+            <w:proofErr w:type="spellStart"/>
+            <w:r>
+              <w:rPr>
+                <w:rFonts w:eastAsia="Times New Roman" w:cs="Times New Roman"/>
+                <w:color w:val="000000"/>
+                <w:sz w:val="24"/>
+                <w:szCs w:val="24"/>
+                <w:lang w:eastAsia="ru-RU"/>
+              </w:rPr>
+              <w:t>компараблов</w:t>
+            </w:r>
+            <w:proofErr w:type="spellEnd"/>
+            <w:r>
+              <w:rPr>
+                <w:rFonts w:eastAsia="Times New Roman" w:cs="Times New Roman"/>
+                <w:color w:val="000000"/>
+                <w:sz w:val="24"/>
+                <w:szCs w:val="24"/>
+                <w:lang w:eastAsia="ru-RU"/>
+              </w:rPr>
+              <w:t xml:space="preserve"> (3-5 </w:t>
+            </w:r>
+            <w:proofErr w:type="spellStart"/>
+            <w:r>
+              <w:rPr>
+                <w:rFonts w:eastAsia="Times New Roman" w:cs="Times New Roman"/>
+                <w:color w:val="000000"/>
+                <w:sz w:val="24"/>
+                <w:szCs w:val="24"/>
+                <w:lang w:eastAsia="ru-RU"/>
+              </w:rPr>
+              <w:t>шт</w:t>
+            </w:r>
+            <w:proofErr w:type="spellEnd"/>
+            <w:r>
+              <w:rPr>
+                <w:rFonts w:eastAsia="Times New Roman" w:cs="Times New Roman"/>
+                <w:color w:val="000000"/>
+                <w:sz w:val="24"/>
+                <w:szCs w:val="24"/>
+                <w:lang w:eastAsia="ru-RU"/>
+              </w:rPr>
+              <w:t>)</w:t>
+            </w:r>
+          </w:p>
+        </w:tc>
+        <w:tc>
+          <w:tcPr>
+            <w:tcW w:w="710" w:type="dxa"/>
+            <w:tcBorders>
+              <w:top w:val="nil"/>
+              <w:left w:val="nil"/>
+              <w:bottom w:val="single" w:sz="4" w:space="0" w:color="auto"/>
+              <w:right w:val="single" w:sz="4" w:space="0" w:color="auto"/>
+            </w:tcBorders>
+            <w:shd w:val="clear" w:color="auto" w:fill="auto"/>
+            <w:noWrap/>
+            <w:vAlign w:val="bottom"/>
+            <w:hideMark/>
+          </w:tcPr>
+          <w:p>
+            <w:pPr>
+              <w:spacing w:line="240" w:lineRule="auto"/>
+              <w:ind w:firstLine="0"/>
+              <w:contextualSpacing w:val="0"/>
+              <w:jc w:val="left"/>
+              <w:rPr>
+                <w:rFonts w:eastAsia="Times New Roman" w:cs="Times New Roman"/>
+                <w:color w:val="000000"/>
+                <w:sz w:val="24"/>
+                <w:szCs w:val="24"/>
+                <w:lang w:val="en-US" w:eastAsia="ru-RU"/>
+              </w:rPr>
+            </w:pPr>
+            <w:r>
+              <w:rPr>
+                <w:rFonts w:eastAsia="Times New Roman" w:cs="Times New Roman"/>
+                <w:color w:val="000000"/>
+                <w:sz w:val="24"/>
+                <w:szCs w:val="24"/>
+                <w:lang w:val="en-US" w:eastAsia="ru-RU"/>
+              </w:rPr>
+              <w:t>`POST /</w:t>
+            </w:r>
+            <w:proofErr w:type="spellStart"/>
+            <w:r>
+              <w:rPr>
+                <w:rFonts w:eastAsia="Times New Roman" w:cs="Times New Roman"/>
+                <w:color w:val="000000"/>
+                <w:sz w:val="24"/>
+                <w:szCs w:val="24"/>
+                <w:lang w:val="en-US" w:eastAsia="ru-RU"/>
+              </w:rPr>
+              <w:t>api</w:t>
+            </w:r>
+            <w:proofErr w:type="spellEnd"/>
+            <w:r>
+              <w:rPr>
+                <w:rFonts w:eastAsia="Times New Roman" w:cs="Times New Roman"/>
+                <w:color w:val="000000"/>
+                <w:sz w:val="24"/>
+                <w:szCs w:val="24"/>
+                <w:lang w:val="en-US" w:eastAsia="ru-RU"/>
+              </w:rPr>
+              <w:t>/v1/valuation/address`</w:t>
+            </w:r>
+          </w:p>
+        </w:tc>
+        <w:tc>
+          <w:tcPr>
+            <w:tcW w:w="507" w:type="dxa"/>
+            <w:tcBorders>
+              <w:top w:val="nil"/>
+              <w:left w:val="nil"/>
+              <w:bottom w:val="single" w:sz="4" w:space="0" w:color="auto"/>
+              <w:right w:val="single" w:sz="4" w:space="0" w:color="auto"/>
+            </w:tcBorders>
+            <w:shd w:val="clear" w:color="auto" w:fill="auto"/>
+            <w:noWrap/>
+            <w:vAlign w:val="bottom"/>
+            <w:hideMark/>
+          </w:tcPr>
+          <w:p>
+            <w:pPr>
+              <w:spacing w:line="240" w:lineRule="auto"/>
+              <w:ind w:firstLine="0"/>
+              <w:contextualSpacing w:val="0"/>
+              <w:jc w:val="left"/>
+              <w:rPr>
+                <w:rFonts w:eastAsia="Times New Roman" w:cs="Times New Roman"/>
+                <w:color w:val="000000"/>
+                <w:sz w:val="24"/>
+                <w:szCs w:val="24"/>
+                <w:lang w:eastAsia="ru-RU"/>
+              </w:rPr>
+            </w:pPr>
+            <w:r>
+              <w:rPr>
+                <w:rFonts w:eastAsia="Times New Roman" w:cs="Times New Roman"/>
+                <w:color w:val="000000"/>
+                <w:sz w:val="24"/>
+                <w:szCs w:val="24"/>
+                <w:lang w:eastAsia="ru-RU"/>
+              </w:rPr>
+              <w:t>витрина доступна</w:t>
+            </w:r>
+          </w:p>
+        </w:tc>
+        <w:tc>
+          <w:tcPr>
+            <w:tcW w:w="669" w:type="dxa"/>
+            <w:tcBorders>
+              <w:top w:val="nil"/>
+              <w:left w:val="nil"/>
+              <w:bottom w:val="single" w:sz="4" w:space="0" w:color="auto"/>
+              <w:right w:val="single" w:sz="4" w:space="0" w:color="auto"/>
+            </w:tcBorders>
+            <w:shd w:val="clear" w:color="auto" w:fill="auto"/>
+            <w:noWrap/>
+            <w:vAlign w:val="bottom"/>
+            <w:hideMark/>
+          </w:tcPr>
+          <w:p>
+            <w:pPr>
+              <w:spacing w:line="240" w:lineRule="auto"/>
+              <w:ind w:firstLine="0"/>
+              <w:contextualSpacing w:val="0"/>
+              <w:jc w:val="left"/>
+              <w:rPr>
+                <w:rFonts w:eastAsia="Times New Roman" w:cs="Times New Roman"/>
+                <w:color w:val="000000"/>
+                <w:sz w:val="24"/>
+                <w:szCs w:val="24"/>
+                <w:lang w:eastAsia="ru-RU"/>
+              </w:rPr>
+            </w:pPr>
+            <w:r>
+              <w:rPr>
+                <w:rFonts w:eastAsia="Times New Roman" w:cs="Times New Roman"/>
+                <w:color w:val="000000"/>
+                <w:sz w:val="24"/>
+                <w:szCs w:val="24"/>
+                <w:lang w:eastAsia="ru-RU"/>
+              </w:rPr>
+              <w:t>Запрос оценки</w:t>
+            </w:r>
+          </w:p>
+        </w:tc>
+        <w:tc>
+          <w:tcPr>
+            <w:tcW w:w="1560" w:type="dxa"/>
+            <w:tcBorders>
+              <w:top w:val="nil"/>
+              <w:left w:val="nil"/>
+              <w:bottom w:val="single" w:sz="4" w:space="0" w:color="auto"/>
+              <w:right w:val="single" w:sz="4" w:space="0" w:color="auto"/>
+            </w:tcBorders>
+            <w:shd w:val="clear" w:color="auto" w:fill="auto"/>
+            <w:noWrap/>
+            <w:vAlign w:val="bottom"/>
+            <w:hideMark/>
+          </w:tcPr>
+          <w:p>
+            <w:pPr>
+              <w:spacing w:line="240" w:lineRule="auto"/>
+              <w:ind w:firstLine="0"/>
+              <w:contextualSpacing w:val="0"/>
+              <w:jc w:val="left"/>
+              <w:rPr>
+                <w:rFonts w:eastAsia="Times New Roman" w:cs="Times New Roman"/>
+                <w:color w:val="000000"/>
+                <w:sz w:val="24"/>
+                <w:szCs w:val="24"/>
+                <w:lang w:eastAsia="ru-RU"/>
+              </w:rPr>
+            </w:pPr>
+            <w:r>
+              <w:rPr>
+                <w:rFonts w:eastAsia="Times New Roman" w:cs="Times New Roman"/>
+                <w:color w:val="000000"/>
+                <w:sz w:val="24"/>
+                <w:szCs w:val="24"/>
+                <w:lang w:eastAsia="ru-RU"/>
+              </w:rPr>
+              <w:t>валидный объект</w:t>
+            </w:r>
+          </w:p>
+        </w:tc>
+        <w:tc>
+          <w:tcPr>
+            <w:tcW w:w="1803" w:type="dxa"/>
+            <w:tcBorders>
+              <w:top w:val="nil"/>
+              <w:left w:val="nil"/>
+              <w:bottom w:val="single" w:sz="4" w:space="0" w:color="auto"/>
+              <w:right w:val="single" w:sz="4" w:space="0" w:color="auto"/>
+            </w:tcBorders>
+            <w:shd w:val="clear" w:color="auto" w:fill="auto"/>
+            <w:noWrap/>
+            <w:vAlign w:val="bottom"/>
+            <w:hideMark/>
+          </w:tcPr>
+          <w:p>
+            <w:pPr>
+              <w:spacing w:line="240" w:lineRule="auto"/>
+              <w:ind w:firstLine="0"/>
+              <w:contextualSpacing w:val="0"/>
+              <w:jc w:val="left"/>
+              <w:rPr>
+                <w:rFonts w:eastAsia="Times New Roman" w:cs="Times New Roman"/>
+                <w:color w:val="000000"/>
+                <w:sz w:val="24"/>
+                <w:szCs w:val="24"/>
+                <w:lang w:val="en-US" w:eastAsia="ru-RU"/>
+              </w:rPr>
+            </w:pPr>
+            <w:r>
+              <w:rPr>
+                <w:rFonts w:eastAsia="Times New Roman" w:cs="Times New Roman"/>
+                <w:color w:val="000000"/>
+                <w:sz w:val="24"/>
+                <w:szCs w:val="24"/>
+                <w:lang w:val="en-US" w:eastAsia="ru-RU"/>
+              </w:rPr>
+              <w:t xml:space="preserve">3-5 </w:t>
+            </w:r>
+            <w:r>
+              <w:rPr>
+                <w:rFonts w:eastAsia="Times New Roman" w:cs="Times New Roman"/>
+                <w:color w:val="000000"/>
+                <w:sz w:val="24"/>
+                <w:szCs w:val="24"/>
+                <w:lang w:eastAsia="ru-RU"/>
+              </w:rPr>
+              <w:t>объектов</w:t>
+            </w:r>
+            <w:r>
+              <w:rPr>
+                <w:rFonts w:eastAsia="Times New Roman" w:cs="Times New Roman"/>
+                <w:color w:val="000000"/>
+                <w:sz w:val="24"/>
+                <w:szCs w:val="24"/>
+                <w:lang w:val="en-US" w:eastAsia="ru-RU"/>
+              </w:rPr>
+              <w:t xml:space="preserve"> </w:t>
+            </w:r>
+            <w:r>
+              <w:rPr>
+                <w:rFonts w:eastAsia="Times New Roman" w:cs="Times New Roman"/>
+                <w:color w:val="000000"/>
+                <w:sz w:val="24"/>
+                <w:szCs w:val="24"/>
+                <w:lang w:eastAsia="ru-RU"/>
+              </w:rPr>
+              <w:t>в</w:t>
+            </w:r>
+            <w:r>
+              <w:rPr>
+                <w:rFonts w:eastAsia="Times New Roman" w:cs="Times New Roman"/>
+                <w:color w:val="000000"/>
+                <w:sz w:val="24"/>
+                <w:szCs w:val="24"/>
+                <w:lang w:val="en-US" w:eastAsia="ru-RU"/>
+              </w:rPr>
+              <w:t xml:space="preserve"> `</w:t>
+            </w:r>
+            <w:proofErr w:type="spellStart"/>
+            <w:proofErr w:type="gramStart"/>
+            <w:r>
+              <w:rPr>
+                <w:rFonts w:eastAsia="Times New Roman" w:cs="Times New Roman"/>
+                <w:color w:val="000000"/>
+                <w:sz w:val="24"/>
+                <w:szCs w:val="24"/>
+                <w:lang w:val="en-US" w:eastAsia="ru-RU"/>
+              </w:rPr>
+              <w:t>comparables</w:t>
+            </w:r>
+            <w:proofErr w:type="spellEnd"/>
+            <w:r>
+              <w:rPr>
+                <w:rFonts w:eastAsia="Times New Roman" w:cs="Times New Roman"/>
+                <w:color w:val="000000"/>
+                <w:sz w:val="24"/>
+                <w:szCs w:val="24"/>
+                <w:lang w:val="en-US" w:eastAsia="ru-RU"/>
+              </w:rPr>
+              <w:t>[</w:t>
+            </w:r>
+            <w:proofErr w:type="gramEnd"/>
+            <w:r>
+              <w:rPr>
+                <w:rFonts w:eastAsia="Times New Roman" w:cs="Times New Roman"/>
+                <w:color w:val="000000"/>
+                <w:sz w:val="24"/>
+                <w:szCs w:val="24"/>
+                <w:lang w:val="en-US" w:eastAsia="ru-RU"/>
+              </w:rPr>
+              <w:t xml:space="preserve">]`: price, rooms, area, </w:t>
+            </w:r>
+            <w:proofErr w:type="spellStart"/>
+            <w:r>
+              <w:rPr>
+                <w:rFonts w:eastAsia="Times New Roman" w:cs="Times New Roman"/>
+                <w:color w:val="000000"/>
+                <w:sz w:val="24"/>
+                <w:szCs w:val="24"/>
+                <w:lang w:val="en-US" w:eastAsia="ru-RU"/>
+              </w:rPr>
+              <w:t>distance_km</w:t>
+            </w:r>
+            <w:proofErr w:type="spellEnd"/>
+            <w:r>
+              <w:rPr>
+                <w:rFonts w:eastAsia="Times New Roman" w:cs="Times New Roman"/>
+                <w:color w:val="000000"/>
+                <w:sz w:val="24"/>
+                <w:szCs w:val="24"/>
+                <w:lang w:val="en-US" w:eastAsia="ru-RU"/>
+              </w:rPr>
+              <w:t xml:space="preserve">, metro, </w:t>
+            </w:r>
+            <w:proofErr w:type="spellStart"/>
+            <w:r>
+              <w:rPr>
+                <w:rFonts w:eastAsia="Times New Roman" w:cs="Times New Roman"/>
+                <w:color w:val="000000"/>
+                <w:sz w:val="24"/>
+                <w:szCs w:val="24"/>
+                <w:lang w:val="en-US" w:eastAsia="ru-RU"/>
+              </w:rPr>
+              <w:t>url</w:t>
+            </w:r>
+            <w:proofErr w:type="spellEnd"/>
+          </w:p>
+        </w:tc>
+        <w:tc>
+          <w:tcPr>
+            <w:tcW w:w="2937" w:type="dxa"/>
+            <w:tcBorders>
+              <w:top w:val="nil"/>
+              <w:left w:val="nil"/>
+              <w:bottom w:val="single" w:sz="4" w:space="0" w:color="auto"/>
+              <w:right w:val="single" w:sz="4" w:space="0" w:color="auto"/>
+            </w:tcBorders>
+            <w:shd w:val="clear" w:color="auto" w:fill="auto"/>
+            <w:noWrap/>
+            <w:vAlign w:val="bottom"/>
+            <w:hideMark/>
+          </w:tcPr>
+          <w:p>
+            <w:pPr>
+              <w:spacing w:line="240" w:lineRule="auto"/>
+              <w:ind w:firstLine="0"/>
+              <w:contextualSpacing w:val="0"/>
+              <w:jc w:val="left"/>
+              <w:rPr>
+                <w:rFonts w:eastAsia="Times New Roman" w:cs="Times New Roman"/>
+                <w:color w:val="000000"/>
+                <w:sz w:val="24"/>
+                <w:szCs w:val="24"/>
+                <w:lang w:eastAsia="ru-RU"/>
+              </w:rPr>
+            </w:pPr>
+            <w:r>
+              <w:rPr>
+                <w:rFonts w:eastAsia="Times New Roman" w:cs="Times New Roman"/>
+                <w:color w:val="000000"/>
+                <w:sz w:val="24"/>
+                <w:szCs w:val="24"/>
+                <w:lang w:eastAsia="ru-RU"/>
+              </w:rPr>
+              <w:t xml:space="preserve">Получено 3 </w:t>
+            </w:r>
+            <w:proofErr w:type="spellStart"/>
+            <w:r>
+              <w:rPr>
+                <w:rFonts w:eastAsia="Times New Roman" w:cs="Times New Roman"/>
+                <w:color w:val="000000"/>
+                <w:sz w:val="24"/>
+                <w:szCs w:val="24"/>
+                <w:lang w:eastAsia="ru-RU"/>
+              </w:rPr>
+              <w:t>компарабла</w:t>
+            </w:r>
+            <w:proofErr w:type="spellEnd"/>
+            <w:r>
+              <w:rPr>
+                <w:rFonts w:eastAsia="Times New Roman" w:cs="Times New Roman"/>
+                <w:color w:val="000000"/>
+                <w:sz w:val="24"/>
+                <w:szCs w:val="24"/>
+                <w:lang w:eastAsia="ru-RU"/>
+              </w:rPr>
+              <w:t xml:space="preserve"> с расстояниями 0.2-0.6 км, ссылками на </w:t>
+            </w:r>
+            <w:proofErr w:type="spellStart"/>
+            <w:r>
+              <w:rPr>
+                <w:rFonts w:eastAsia="Times New Roman" w:cs="Times New Roman"/>
+                <w:color w:val="000000"/>
+                <w:sz w:val="24"/>
+                <w:szCs w:val="24"/>
+                <w:lang w:eastAsia="ru-RU"/>
+              </w:rPr>
+              <w:t>Яндекс.Недвижимость</w:t>
+            </w:r>
+            <w:proofErr w:type="spellEnd"/>
+          </w:p>
+        </w:tc>
+        <w:tc>
+          <w:tcPr>
+            <w:tcW w:w="244" w:type="dxa"/>
+            <w:tcBorders>
+              <w:top w:val="nil"/>
+              <w:left w:val="nil"/>
+              <w:bottom w:val="single" w:sz="4" w:space="0" w:color="auto"/>
+              <w:right w:val="single" w:sz="4" w:space="0" w:color="auto"/>
+            </w:tcBorders>
+            <w:shd w:val="clear" w:color="auto" w:fill="auto"/>
+            <w:noWrap/>
+            <w:vAlign w:val="bottom"/>
+            <w:hideMark/>
+          </w:tcPr>
+          <w:p>
+            <w:pPr>
+              <w:spacing w:line="240" w:lineRule="auto"/>
+              <w:ind w:firstLine="0"/>
+              <w:contextualSpacing w:val="0"/>
+              <w:jc w:val="left"/>
+              <w:rPr>
+                <w:rFonts w:eastAsia="Times New Roman" w:cs="Times New Roman"/>
+                <w:color w:val="000000"/>
+                <w:sz w:val="24"/>
+                <w:szCs w:val="24"/>
+                <w:lang w:eastAsia="ru-RU"/>
+              </w:rPr>
+            </w:pPr>
+            <w:r>
+              <w:rPr>
+                <w:rFonts w:eastAsia="Times New Roman" w:cs="Times New Roman"/>
+                <w:color w:val="000000"/>
+                <w:sz w:val="24"/>
+                <w:szCs w:val="24"/>
+                <w:lang w:eastAsia="ru-RU"/>
+              </w:rPr>
+              <w:t>Успех</w:t>
+            </w:r>
+          </w:p>
+        </w:tc>
+      </w:tr>
+      <w:tr>
+        <w:trPr>
+          <w:trHeight w:val="312"/>
+        </w:trPr>
+        <w:tc>
+          <w:tcPr>
+            <w:tcW w:w="245" w:type="dxa"/>
+            <w:tcBorders>
+              <w:top w:val="nil"/>
+              <w:left w:val="single" w:sz="4" w:space="0" w:color="auto"/>
+              <w:bottom w:val="single" w:sz="4" w:space="0" w:color="auto"/>
+              <w:right w:val="single" w:sz="4" w:space="0" w:color="auto"/>
+            </w:tcBorders>
+            <w:shd w:val="clear" w:color="auto" w:fill="auto"/>
+            <w:noWrap/>
+            <w:vAlign w:val="bottom"/>
+            <w:hideMark/>
+          </w:tcPr>
+          <w:p>
+            <w:pPr>
+              <w:spacing w:line="240" w:lineRule="auto"/>
+              <w:ind w:firstLine="0"/>
+              <w:contextualSpacing w:val="0"/>
+              <w:jc w:val="left"/>
+              <w:rPr>
+                <w:rFonts w:eastAsia="Times New Roman" w:cs="Times New Roman"/>
+                <w:color w:val="000000"/>
+                <w:sz w:val="24"/>
+                <w:szCs w:val="24"/>
+                <w:lang w:eastAsia="ru-RU"/>
+              </w:rPr>
+            </w:pPr>
+            <w:r>
+              <w:rPr>
+                <w:rFonts w:eastAsia="Times New Roman" w:cs="Times New Roman"/>
+                <w:color w:val="000000"/>
+                <w:sz w:val="24"/>
+                <w:szCs w:val="24"/>
+                <w:lang w:eastAsia="ru-RU"/>
+              </w:rPr>
               <w:t>T-06</w:t>
             </w:r>
           </w:p>
@@ -13673,7 +13600,18 @@
                 <w:szCs w:val="24"/>
                 <w:lang w:val="en-US" w:eastAsia="ru-RU"/>
               </w:rPr>
-              <w:t>report_id</w:t>
+              <w:t>report</w:t>
+            </w:r>
+            <w:r>
+              <w:rPr>
+                <w:rFonts w:eastAsia="Times New Roman" w:cs="Times New Roman"/>
+                <w:color w:val="000000"/>
+                <w:sz w:val="24"/>
+                <w:szCs w:val="24"/>
+                <w:lang w:val="en-US" w:eastAsia="ru-RU"/>
+              </w:rPr>
+              <w:lastRenderedPageBreak/>
+              <w:t>_id</w:t>
             </w:r>
             <w:proofErr w:type="spellEnd"/>
           </w:p>
@@ -13714,6 +13652,7 @@
                 <w:szCs w:val="24"/>
                 <w:lang w:eastAsia="ru-RU"/>
               </w:rPr>
+              <w:lastRenderedPageBreak/>
               <w:t>`</w:t>
             </w:r>
             <w:proofErr w:type="spellStart"/>
@@ -13838,7 +13777,29 @@
                 <w:szCs w:val="24"/>
                 <w:lang w:eastAsia="ru-RU"/>
               </w:rPr>
-              <w:t>PDF скачан, открывается, содержит все данные, время &lt; 1 сек</w:t>
+              <w:t xml:space="preserve">PDF скачан, открывается, содержит все данные, время </w:t>
+            </w:r>
+            <w:proofErr w:type="gramStart"/>
+            <w:r>
+              <w:rPr>
+                <w:rFonts w:eastAsia="Times New Roman" w:cs="Times New Roman"/>
+                <w:color w:val="000000"/>
+                <w:sz w:val="24"/>
+                <w:szCs w:val="24"/>
+                <w:lang w:eastAsia="ru-RU"/>
+              </w:rPr>
+              <w:t>&lt; 1</w:t>
+            </w:r>
+            <w:proofErr w:type="gramEnd"/>
+            <w:r>
+              <w:rPr>
+                <w:rFonts w:eastAsia="Times New Roman" w:cs="Times New Roman"/>
+                <w:color w:val="000000"/>
+                <w:sz w:val="24"/>
+                <w:szCs w:val="24"/>
+                <w:lang w:eastAsia="ru-RU"/>
+              </w:rPr>
+              <w:t xml:space="preserve"> сек</w:t>
             </w:r>
           </w:p>
         </w:tc>
@@ -14368,18 +14329,7 @@
                 <w:szCs w:val="24"/>
                 <w:lang w:eastAsia="ru-RU"/>
               </w:rPr>
-              <w:t xml:space="preserve">Получение списка </w:t>
-            </w:r>
-            <w:r>
-              <w:rPr>
-                <w:rFonts w:eastAsia="Times New Roman" w:cs="Times New Roman"/>
-                <w:color w:val="000000"/>
-                <w:sz w:val="24"/>
-                <w:szCs w:val="24"/>
-                <w:lang w:eastAsia="ru-RU"/>
-              </w:rPr>
-              <w:lastRenderedPageBreak/>
-              <w:t>оценок</w:t>
+              <w:t>Получение списка оценок</w:t>
             </w:r>
           </w:p>
         </w:tc>
@@ -14419,7 +14369,6 @@
                 <w:szCs w:val="24"/>
                 <w:lang w:eastAsia="ru-RU"/>
               </w:rPr>
-              <w:lastRenderedPageBreak/>
               <w:t>`GET /</w:t>
             </w:r>
             <w:proofErr w:type="spellStart"/>
@@ -14544,18 +14493,7 @@
                 <w:szCs w:val="24"/>
                 <w:lang w:eastAsia="ru-RU"/>
               </w:rPr>
-              <w:t xml:space="preserve">Запросить список всех </w:t>
-            </w:r>
-            <w:r>
-              <w:rPr>
-                <w:rFonts w:eastAsia="Times New Roman" w:cs="Times New Roman"/>
-                <w:color w:val="000000"/>
-                <w:sz w:val="24"/>
-                <w:szCs w:val="24"/>
-                <w:lang w:eastAsia="ru-RU"/>
-              </w:rPr>
-              <w:lastRenderedPageBreak/>
-              <w:t>оценок</w:t>
+              <w:t>Запросить список всех оценок</w:t>
             </w:r>
           </w:p>
         </w:tc>
@@ -14595,7 +14533,6 @@
                 <w:szCs w:val="24"/>
                 <w:lang w:eastAsia="ru-RU"/>
               </w:rPr>
-              <w:lastRenderedPageBreak/>
               <w:t>—</w:t>
             </w:r>
           </w:p>
@@ -14696,18 +14633,7 @@
                 <w:szCs w:val="24"/>
                 <w:lang w:val="en-US" w:eastAsia="ru-RU"/>
               </w:rPr>
-              <w:t xml:space="preserve"> `id`, </w:t>
-            </w:r>
-            <w:r>
-              <w:rPr>
-                <w:rFonts w:eastAsia="Times New Roman" w:cs="Times New Roman"/>
-                <w:color w:val="000000"/>
-                <w:sz w:val="24"/>
-                <w:szCs w:val="24"/>
-                <w:lang w:val="en-US" w:eastAsia="ru-RU"/>
-              </w:rPr>
-              <w:lastRenderedPageBreak/>
-              <w:t>`city`, `address`, `</w:t>
+              <w:t xml:space="preserve"> `id`, `city`, `address`, `</w:t>
             </w:r>
             <w:proofErr w:type="spellStart"/>
             <w:r>
@@ -14791,7 +14717,6 @@
                 <w:szCs w:val="24"/>
                 <w:lang w:eastAsia="ru-RU"/>
               </w:rPr>
-              <w:lastRenderedPageBreak/>
               <w:t>Получено 13 оценок с полями `</w:t>
             </w:r>
             <w:proofErr w:type="spellStart"/>
@@ -14880,18 +14805,7 @@
                 <w:szCs w:val="24"/>
                 <w:lang w:eastAsia="ru-RU"/>
               </w:rPr>
-              <w:t xml:space="preserve">`, </w:t>
-            </w:r>
-            <w:r>
-              <w:rPr>
-                <w:rFonts w:eastAsia="Times New Roman" w:cs="Times New Roman"/>
-                <w:color w:val="000000"/>
-                <w:sz w:val="24"/>
-                <w:szCs w:val="24"/>
-                <w:lang w:eastAsia="ru-RU"/>
-              </w:rPr>
-              <w:lastRenderedPageBreak/>
-              <w:t>ценами и интервалами; `</w:t>
+              <w:t>`, ценами и интервалами; `</w:t>
             </w:r>
             <w:proofErr w:type="spellStart"/>
             <w:r>
@@ -14975,7 +14889,6 @@
                 <w:szCs w:val="24"/>
                 <w:lang w:eastAsia="ru-RU"/>
               </w:rPr>
-              <w:lastRenderedPageBreak/>
               <w:t>Успех</w:t>
             </w:r>
           </w:p>
@@ -16258,6 +16171,7 @@
               <w:t>ok</w:t>
             </w:r>
             <w:proofErr w:type="spellEnd"/>
+            <w:proofErr w:type="gramStart"/>
             <w:r>
               <w:rPr>
                 <w:rFonts w:eastAsia="Times New Roman" w:cs="Times New Roman"/>
@@ -16268,6 +16182,7 @@
               </w:rPr>
               <w:t>"}`</w:t>
             </w:r>
+            <w:proofErr w:type="gramEnd"/>
           </w:p>
         </w:tc>
         <w:tc>
@@ -16298,6 +16213,7 @@
                 <w:lang w:val="en-US" w:eastAsia="ru-RU"/>
               </w:rPr>
             </w:pPr>
+            <w:proofErr w:type="gramStart"/>
             <w:r>
               <w:rPr>
                 <w:rFonts w:eastAsia="Times New Roman" w:cs="Times New Roman"/>
@@ -16306,7 +16222,18 @@
                 <w:szCs w:val="24"/>
                 <w:lang w:val="en-US" w:eastAsia="ru-RU"/>
               </w:rPr>
-              <w:t>`{"status":"ok","service":"RealVal ML API","model_path":"models/artefacts/rent_lgbm.joblib","model_exists":true}`</w:t>
+              <w:t>`{</w:t>
+            </w:r>
+            <w:proofErr w:type="gramEnd"/>
+            <w:r>
+              <w:rPr>
+                <w:rFonts w:eastAsia="Times New Roman" w:cs="Times New Roman"/>
+                <w:color w:val="000000"/>
+                <w:sz w:val="24"/>
+                <w:szCs w:val="24"/>
+                <w:lang w:val="en-US" w:eastAsia="ru-RU"/>
+              </w:rPr>
+              <w:t>"status":"ok","service":"RealVal ML API","model_path":"models/artefacts/rent_lgbm.joblib","model_exists":true}`</w:t>
             </w:r>
           </w:p>
         </w:tc>
@@ -16654,7 +16581,18 @@
                 <w:szCs w:val="24"/>
                 <w:lang w:eastAsia="ru-RU"/>
               </w:rPr>
-              <w:t>компараблами</w:t>
+              <w:t>компа</w:t>
+            </w:r>
+            <w:r>
+              <w:rPr>
+                <w:rFonts w:eastAsia="Times New Roman" w:cs="Times New Roman"/>
+                <w:color w:val="000000"/>
+                <w:sz w:val="24"/>
+                <w:szCs w:val="24"/>
+                <w:lang w:eastAsia="ru-RU"/>
+              </w:rPr>
+              <w:lastRenderedPageBreak/>
+              <w:t>раблами</w:t>
             </w:r>
             <w:proofErr w:type="spellEnd"/>
           </w:p>
@@ -16695,6 +16633,7 @@
                 <w:szCs w:val="24"/>
                 <w:lang w:eastAsia="ru-RU"/>
               </w:rPr>
+              <w:lastRenderedPageBreak/>
               <w:t>Требует ручной проверки в браузере</w:t>
             </w:r>
           </w:p>
@@ -16752,12 +16691,12 @@
       <w:pPr>
         <w:pStyle w:val="23"/>
       </w:pPr>
-      <w:bookmarkStart w:id="129" w:name="_Toc212455505"/>
-      <w:commentRangeStart w:id="130"/>
+      <w:bookmarkStart w:id="104" w:name="_Toc212455505"/>
+      <w:commentRangeStart w:id="105"/>
       <w:r>
         <w:t>Расчёт надёжности</w:t>
       </w:r>
-      <w:commentRangeEnd w:id="130"/>
+      <w:commentRangeEnd w:id="105"/>
       <w:r>
         <w:rPr>
           <w:rStyle w:val="aff"/>
@@ -16765,17 +16704,13 @@
           <w:b w:val="0"/>
           <w:shd w:val="clear" w:color="auto" w:fill="auto"/>
         </w:rPr>
-        <w:commentReference w:id="130"/>
-      </w:r>
-      <w:bookmarkEnd w:id="129"/>
-    </w:p>
-    <w:p>
-      <w:r>
-        <w:t xml:space="preserve">Для количественной оценки качества прогноза стоимости аренды были рассчитаны стандартные метрики для задач регрессии: средняя абсолютная ошибка (MAE), корень из средней квадратичной ошибки (RMSE) и средняя абсолютная процентная ошибка (MAPE). Метрики вычислялись на </w:t>
-      </w:r>
-      <w:r>
-        <w:lastRenderedPageBreak/>
-        <w:t xml:space="preserve">отложенной тестовой выборке, не участвующей в обучении и подборе </w:t>
+        <w:commentReference w:id="105"/>
+      </w:r>
+      <w:bookmarkEnd w:id="104"/>
+    </w:p>
+    <w:p>
+      <w:r>
+        <w:t xml:space="preserve">Для количественной оценки качества прогноза стоимости аренды были рассчитаны стандартные метрики для задач регрессии: средняя абсолютная ошибка (MAE), корень из средней квадратичной ошибки (RMSE) и средняя абсолютная процентная ошибка (MAPE). Метрики вычислялись на отложенной тестовой выборке, не участвующей в обучении и подборе </w:t>
       </w:r>
       <w:proofErr w:type="spellStart"/>
       <w:r>
@@ -17449,6 +17384,7 @@
     </w:p>
     <w:p>
       <w:r>
+        <w:lastRenderedPageBreak/>
         <w:t>Средняя абсолютная процентная ошибка определяется как</w:t>
       </w:r>
     </w:p>
@@ -17723,11 +17659,19 @@
           <m:t>≈14,86%</m:t>
         </m:r>
       </m:oMath>
+      <w:proofErr w:type="gramStart"/>
       <w:r>
         <w:rPr>
           <w:rFonts w:eastAsiaTheme="minorEastAsia"/>
         </w:rPr>
-        <w:t xml:space="preserve">, , то есть относительная ошибка прогноза в среднем находится на уровне ~15%. В рамках требований технического задания условие «точность не менее 60%» интерпретируется как средняя относительная ошибка не хуже 40%. Фактическое значение </w:t>
+        <w:t>, ,</w:t>
+      </w:r>
+      <w:proofErr w:type="gramEnd"/>
+      <w:r>
+        <w:rPr>
+          <w:rFonts w:eastAsiaTheme="minorEastAsia"/>
+        </w:rPr>
+        <w:t xml:space="preserve"> то есть относительная ошибка прогноза в среднем находится на уровне ~15%. В рамках требований технического задания условие «точность не менее 60%» интерпретируется как средняя относительная ошибка не хуже 40%. Фактическое значение </w:t>
       </w:r>
       <w:r>
         <w:rPr>
@@ -17745,7 +17689,6 @@
     </w:p>
     <w:p>
       <w:r>
-        <w:lastRenderedPageBreak/>
         <w:t xml:space="preserve">Дополнительно для интервальных предсказаний оцениваются показатели покрытия (доля фактических значений, попавших в доверительный интервал) и средней ширины интервала; эти метрики использовались при настройке параметров </w:t>
       </w:r>
       <w:proofErr w:type="spellStart"/>
@@ -17761,13 +17704,13 @@
       <w:pPr>
         <w:pStyle w:val="23"/>
       </w:pPr>
-      <w:bookmarkStart w:id="131" w:name="_Toc212455506"/>
-      <w:commentRangeStart w:id="132"/>
-      <w:commentRangeStart w:id="133"/>
+      <w:bookmarkStart w:id="106" w:name="_Toc212455506"/>
+      <w:commentRangeStart w:id="107"/>
+      <w:commentRangeStart w:id="108"/>
       <w:r>
         <w:t>Руководство пользователя</w:t>
       </w:r>
-      <w:commentRangeEnd w:id="132"/>
+      <w:commentRangeEnd w:id="107"/>
       <w:r>
         <w:rPr>
           <w:rStyle w:val="aff"/>
@@ -17775,10 +17718,10 @@
           <w:b w:val="0"/>
           <w:shd w:val="clear" w:color="auto" w:fill="auto"/>
         </w:rPr>
-        <w:commentReference w:id="132"/>
-      </w:r>
-      <w:bookmarkEnd w:id="131"/>
-      <w:commentRangeEnd w:id="133"/>
+        <w:commentReference w:id="107"/>
+      </w:r>
+      <w:bookmarkEnd w:id="106"/>
+      <w:commentRangeEnd w:id="108"/>
       <w:r>
         <w:rPr>
           <w:rStyle w:val="aff"/>
@@ -17786,7 +17729,7 @@
           <w:b w:val="0"/>
           <w:shd w:val="clear" w:color="auto" w:fill="auto"/>
         </w:rPr>
-        <w:commentReference w:id="133"/>
+        <w:commentReference w:id="108"/>
       </w:r>
     </w:p>
     <w:p>
@@ -17806,7 +17749,7 @@
       <w:pPr>
         <w:pStyle w:val="31"/>
       </w:pPr>
-      <w:commentRangeStart w:id="134"/>
+      <w:commentRangeStart w:id="109"/>
       <w:r>
         <w:t>Доступ и требования</w:t>
       </w:r>
@@ -17838,6 +17781,7 @@
         <w:rPr>
           <w:rStyle w:val="2f0"/>
         </w:rPr>
+        <w:lastRenderedPageBreak/>
         <w:t>подключение к интернету, установка</w:t>
       </w:r>
       <w:r>
@@ -17862,7 +17806,7 @@
       <w:r>
         <w:t xml:space="preserve"> интерфейса – главная страница сервиса (см. Рисунок 3.4) и форма ввода параметров (см. Рисунок 3.5).</w:t>
       </w:r>
-      <w:commentRangeEnd w:id="134"/>
+      <w:commentRangeEnd w:id="109"/>
       <w:r>
         <w:rPr>
           <w:rStyle w:val="aff"/>
@@ -17871,14 +17815,14 @@
           <w:shd w:val="clear" w:color="auto" w:fill="auto"/>
           <w:lang w:eastAsia="en-US"/>
         </w:rPr>
-        <w:commentReference w:id="134"/>
+        <w:commentReference w:id="109"/>
       </w:r>
     </w:p>
     <w:p>
       <w:pPr>
         <w:pStyle w:val="31"/>
       </w:pPr>
-      <w:commentRangeStart w:id="135"/>
+      <w:commentRangeStart w:id="110"/>
       <w:r>
         <w:t>Основные варианты использования (</w:t>
       </w:r>
@@ -17900,7 +17844,7 @@
       <w:r>
         <w:t>)</w:t>
       </w:r>
-      <w:commentRangeEnd w:id="135"/>
+      <w:commentRangeEnd w:id="110"/>
       <w:r>
         <w:rPr>
           <w:rStyle w:val="aff"/>
@@ -17908,7 +17852,7 @@
           <w:b w:val="0"/>
           <w:bCs w:val="0"/>
         </w:rPr>
-        <w:commentReference w:id="135"/>
+        <w:commentReference w:id="110"/>
       </w:r>
     </w:p>
     <w:p>
@@ -17919,7 +17863,7 @@
           <w:numId w:val="48"/>
         </w:numPr>
       </w:pPr>
-      <w:commentRangeStart w:id="136"/>
+      <w:commentRangeStart w:id="111"/>
       <w:r>
         <w:t>Расчёт стоимости по адресу</w:t>
       </w:r>
@@ -17944,7 +17888,6 @@
         <w:ind w:left="1276" w:hanging="567"/>
       </w:pPr>
       <w:r>
-        <w:lastRenderedPageBreak/>
         <w:t>Заполните параметры объекта (этаж/этажность, жилую/кухонную площадь, год постройки, материал, состояние).</w:t>
       </w:r>
     </w:p>
@@ -18040,6 +17983,7 @@
         <w:pStyle w:val="31"/>
       </w:pPr>
       <w:r>
+        <w:lastRenderedPageBreak/>
         <w:t>Порядок работы</w:t>
       </w:r>
     </w:p>
@@ -18126,7 +18070,6 @@
         <w:pStyle w:val="31"/>
       </w:pPr>
       <w:r>
-        <w:lastRenderedPageBreak/>
         <w:t>Рекомендации по корректному вводу данных</w:t>
       </w:r>
     </w:p>
@@ -18206,6 +18149,7 @@
         <w:pStyle w:val="20"/>
       </w:pPr>
       <w:r>
+        <w:lastRenderedPageBreak/>
         <w:t>список сопоставимых объектов</w:t>
       </w:r>
       <w:r>
@@ -18235,24 +18179,24 @@
       <w:r>
         <w:t>) для улучшения качества и аудита.</w:t>
       </w:r>
-      <w:commentRangeEnd w:id="136"/>
+      <w:commentRangeEnd w:id="111"/>
       <w:r>
         <w:rPr>
           <w:rStyle w:val="aff"/>
         </w:rPr>
-        <w:commentReference w:id="136"/>
+        <w:commentReference w:id="111"/>
       </w:r>
     </w:p>
     <w:p>
       <w:pPr>
         <w:pStyle w:val="23"/>
       </w:pPr>
-      <w:bookmarkStart w:id="137" w:name="_Toc212455507"/>
-      <w:commentRangeStart w:id="138"/>
+      <w:bookmarkStart w:id="112" w:name="_Toc212455507"/>
+      <w:commentRangeStart w:id="113"/>
       <w:r>
         <w:t>Вывод по технологическому разделу</w:t>
       </w:r>
-      <w:commentRangeEnd w:id="138"/>
+      <w:commentRangeEnd w:id="113"/>
       <w:r>
         <w:rPr>
           <w:rStyle w:val="aff"/>
@@ -18260,17 +18204,13 @@
           <w:b w:val="0"/>
           <w:shd w:val="clear" w:color="auto" w:fill="auto"/>
         </w:rPr>
-        <w:commentReference w:id="138"/>
-      </w:r>
-      <w:bookmarkEnd w:id="137"/>
-    </w:p>
-    <w:p>
-      <w:r>
-        <w:t xml:space="preserve">В технологическом разделе реализована и описана прикладная система оценки ставки аренды: подготовка данных и витрины, обучение базовой </w:t>
-      </w:r>
-      <w:r>
-        <w:lastRenderedPageBreak/>
-        <w:t xml:space="preserve">(градиентный </w:t>
+        <w:commentReference w:id="113"/>
+      </w:r>
+      <w:bookmarkEnd w:id="112"/>
+    </w:p>
+    <w:p>
+      <w:r>
+        <w:t xml:space="preserve">В технологическом разделе реализована и описана прикладная система оценки ставки аренды: подготовка данных и витрины, обучение базовой (градиентный </w:t>
       </w:r>
       <w:proofErr w:type="spellStart"/>
       <w:r>
@@ -18357,7 +18297,7 @@
       <w:r>
         <w:t xml:space="preserve"> и отчёты. Зафиксированы метрики качества (MAE, </w:t>
       </w:r>
-      <w:commentRangeStart w:id="139"/>
+      <w:commentRangeStart w:id="114"/>
       <w:r>
         <w:t>RMSE</w:t>
       </w:r>
@@ -18373,12 +18313,12 @@
       <w:r>
         <w:t xml:space="preserve"> </w:t>
       </w:r>
-      <w:commentRangeEnd w:id="139"/>
+      <w:commentRangeEnd w:id="114"/>
       <w:r>
         <w:rPr>
           <w:rStyle w:val="aff"/>
         </w:rPr>
-        <w:commentReference w:id="139"/>
+        <w:commentReference w:id="114"/>
       </w:r>
       <w:r>
         <w:t>по лог-</w:t>
@@ -18423,8 +18363,8 @@
           <w:lang w:bidi="ru-RU"/>
         </w:rPr>
       </w:pPr>
-      <w:bookmarkStart w:id="140" w:name="_Toc212455508"/>
-      <w:commentRangeStart w:id="141"/>
+      <w:bookmarkStart w:id="115" w:name="_Toc212455508"/>
+      <w:commentRangeStart w:id="116"/>
       <w:r>
         <w:rPr>
           <w:lang w:bidi="ru-RU"/>
@@ -18432,7 +18372,7 @@
         <w:lastRenderedPageBreak/>
         <w:t>ЗАКЛЮЧЕНИЕ</w:t>
       </w:r>
-      <w:commentRangeEnd w:id="141"/>
+      <w:commentRangeEnd w:id="116"/>
       <w:r>
         <w:rPr>
           <w:rStyle w:val="aff"/>
@@ -18443,9 +18383,9 @@
           <w:kern w:val="0"/>
           <w:lang w:eastAsia="en-US"/>
         </w:rPr>
-        <w:commentReference w:id="141"/>
-      </w:r>
-      <w:bookmarkEnd w:id="140"/>
+        <w:commentReference w:id="116"/>
+      </w:r>
+      <w:bookmarkEnd w:id="115"/>
     </w:p>
     <w:p>
       <w:pPr>
@@ -18550,7 +18490,6 @@
           <w:lang w:eastAsia="ru-RU" w:bidi="ru-RU"/>
         </w:rPr>
       </w:pPr>
-      <w:commentRangeStart w:id="142"/>
       <w:r>
         <w:rPr>
           <w:lang w:eastAsia="ru-RU" w:bidi="ru-RU"/>
@@ -18620,13 +18559,6 @@
         <w:lastRenderedPageBreak/>
         <w:t>построении интеллектуальных AVM-систем и учебных стендов по предиктивной аналитике в недвижимости.</w:t>
       </w:r>
-      <w:commentRangeEnd w:id="142"/>
-      <w:r>
-        <w:rPr>
-          <w:rStyle w:val="aff"/>
-        </w:rPr>
-        <w:commentReference w:id="142"/>
-      </w:r>
     </w:p>
     <w:p>
       <w:pPr>
@@ -18700,12 +18632,12 @@
       <w:pPr>
         <w:pStyle w:val="1a"/>
       </w:pPr>
-      <w:bookmarkStart w:id="143" w:name="_Toc212455509"/>
+      <w:bookmarkStart w:id="117" w:name="_Toc212455509"/>
       <w:r>
         <w:lastRenderedPageBreak/>
         <w:t>СПИСОК ИСПОЛЬЗОВАННЫХ ИСТОЧНИКОВ</w:t>
       </w:r>
-      <w:bookmarkEnd w:id="143"/>
+      <w:bookmarkEnd w:id="117"/>
     </w:p>
     <w:p>
       <w:pPr>
@@ -18714,7 +18646,7 @@
           <w:lang w:bidi="ru-RU"/>
         </w:rPr>
       </w:pPr>
-      <w:commentRangeStart w:id="144"/>
+      <w:commentRangeStart w:id="118"/>
       <w:r>
         <w:t xml:space="preserve">ГОСТ Р ИСО/МЭК 12207–2010. Процессы жизненного цикла программных средств [Электронный ресурс] – Режим доступа: </w:t>
       </w:r>
@@ -18851,13 +18783,13 @@
       <w:r>
         <w:t>.</w:t>
       </w:r>
-      <w:commentRangeEnd w:id="144"/>
+      <w:commentRangeEnd w:id="118"/>
       <w:r>
         <w:rPr>
           <w:rStyle w:val="aff"/>
           <w:rFonts w:cstheme="minorBidi"/>
         </w:rPr>
-        <w:commentReference w:id="144"/>
+        <w:commentReference w:id="118"/>
       </w:r>
     </w:p>
     <w:sectPr>
@@ -18917,7 +18849,15 @@
         <w:pStyle w:val="aff0"/>
       </w:pPr>
       <w:r>
-        <w:t>НЕ ПЕРЕПИСАТЬ повторы другими словами, а в принципе написать другое</w:t>
+        <w:t xml:space="preserve">НЕ ПЕРЕПИСАТЬ </w:t>
+      </w:r>
+      <w:proofErr w:type="gramStart"/>
+      <w:r>
+        <w:t>повторы другими словами</w:t>
+      </w:r>
+      <w:proofErr w:type="gramEnd"/>
+      <w:r>
+        <w:t>, а в принципе написать другое</w:t>
       </w:r>
     </w:p>
   </w:comment>
@@ -19805,23 +19745,7 @@
       </w:r>
     </w:p>
   </w:comment>
-  <w:comment w:id="54" w:author="Александра Преснякова" w:date="2025-11-24T19:47:00Z" w:initials="АП">
-    <w:p>
-      <w:pPr>
-        <w:pStyle w:val="aff0"/>
-      </w:pPr>
-      <w:r>
-        <w:rPr>
-          <w:rStyle w:val="aff"/>
-        </w:rPr>
-        <w:annotationRef/>
-      </w:r>
-      <w:r>
-        <w:t>че за пустая страница?</w:t>
-      </w:r>
-    </w:p>
-  </w:comment>
-  <w:comment w:id="56" w:author="Александра Преснякова" w:date="2025-11-24T19:47:00Z" w:initials="АП">
+  <w:comment w:id="55" w:author="Александра Преснякова" w:date="2025-11-24T19:47:00Z" w:initials="АП">
     <w:p>
       <w:pPr>
         <w:pStyle w:val="aff0"/>
@@ -19838,7 +19762,7 @@
       </w:r>
     </w:p>
   </w:comment>
-  <w:comment w:id="57" w:author="Александра Преснякова" w:date="2025-11-25T09:57:00Z" w:initials="АП">
+  <w:comment w:id="56" w:author="Александра Преснякова" w:date="2025-11-25T09:57:00Z" w:initials="АП">
     <w:p>
       <w:pPr>
         <w:pStyle w:val="aff0"/>
@@ -19871,6 +19795,69 @@
       <w:pPr>
         <w:pStyle w:val="aff0"/>
       </w:pPr>
+    </w:p>
+  </w:comment>
+  <w:comment w:id="57" w:author="Александра Преснякова" w:date="2025-11-24T19:51:00Z" w:initials="АП">
+    <w:p>
+      <w:pPr>
+        <w:pStyle w:val="aff0"/>
+      </w:pPr>
+      <w:r>
+        <w:rPr>
+          <w:rStyle w:val="aff"/>
+        </w:rPr>
+        <w:annotationRef/>
+      </w:r>
+      <w:r>
+        <w:t>В работе должны быть одинаковые маркеры</w:t>
+      </w:r>
+      <w:r>
+        <w:br/>
+        <w:t>везде были точки, здесь тоже сделай точка</w:t>
+      </w:r>
+    </w:p>
+  </w:comment>
+  <w:comment w:id="59" w:author="Александра Преснякова" w:date="2025-11-25T09:57:00Z" w:initials="АП">
+    <w:p>
+      <w:pPr>
+        <w:pStyle w:val="aff0"/>
+      </w:pPr>
+      <w:r>
+        <w:rPr>
+          <w:rStyle w:val="aff"/>
+        </w:rPr>
+        <w:annotationRef/>
+      </w:r>
+      <w:r>
+        <w:rPr>
+          <w:rStyle w:val="aff"/>
+        </w:rPr>
+        <w:annotationRef/>
+      </w:r>
+      <w:r>
+        <w:t>Выделение на 2 словах из 3?</w:t>
+      </w:r>
+    </w:p>
+    <w:p>
+      <w:pPr>
+        <w:pStyle w:val="aff0"/>
+      </w:pPr>
+    </w:p>
+  </w:comment>
+  <w:comment w:id="60" w:author="Александра Преснякова" w:date="2025-11-25T09:58:00Z" w:initials="АП">
+    <w:p>
+      <w:pPr>
+        <w:pStyle w:val="aff0"/>
+      </w:pPr>
+      <w:r>
+        <w:rPr>
+          <w:rStyle w:val="aff"/>
+        </w:rPr>
+        <w:annotationRef/>
+      </w:r>
+      <w:r>
+        <w:t>Над деревьями решений</w:t>
+      </w:r>
     </w:p>
   </w:comment>
   <w:comment w:id="58" w:author="Александра Преснякова" w:date="2025-11-24T19:51:00Z" w:initials="АП">
@@ -19884,16 +19871,36 @@
         </w:rPr>
         <w:annotationRef/>
       </w:r>
-      <w:r>
-        <w:t>В работе должны быть одинаковые маркеры</w:t>
+      <w:proofErr w:type="spellStart"/>
+      <w:r>
+        <w:t>Меркеры</w:t>
+      </w:r>
+      <w:proofErr w:type="spellEnd"/>
+      <w:r>
+        <w:t xml:space="preserve"> в едином стиле с работой сделай</w:t>
       </w:r>
       <w:r>
         <w:br/>
-        <w:t>везде были точки, здесь тоже сделай точка</w:t>
+      </w:r>
+      <w:proofErr w:type="spellStart"/>
+      <w:r>
+        <w:t>внери</w:t>
+      </w:r>
+      <w:proofErr w:type="spellEnd"/>
+      <w:r>
+        <w:t xml:space="preserve">. Большое тире до </w:t>
+      </w:r>
+      <w:proofErr w:type="spellStart"/>
+      <w:r>
+        <w:t>лжно</w:t>
+      </w:r>
+      <w:proofErr w:type="spellEnd"/>
+      <w:r>
+        <w:t xml:space="preserve"> быть</w:t>
       </w:r>
     </w:p>
   </w:comment>
-  <w:comment w:id="60" w:author="Александра Преснякова" w:date="2025-11-25T09:57:00Z" w:initials="АП">
+  <w:comment w:id="61" w:author="Александра Преснякова" w:date="2025-11-24T19:52:00Z" w:initials="АП">
     <w:p>
       <w:pPr>
         <w:pStyle w:val="aff0"/>
@@ -19905,22 +19912,54 @@
         <w:annotationRef/>
       </w:r>
       <w:r>
+        <w:t>Пустую строку убирай</w:t>
+      </w:r>
+    </w:p>
+  </w:comment>
+  <w:comment w:id="62" w:author="Александра Преснякова" w:date="2025-11-25T09:58:00Z" w:initials="АП">
+    <w:p>
+      <w:pPr>
+        <w:pStyle w:val="aff0"/>
+      </w:pPr>
+      <w:r>
         <w:rPr>
           <w:rStyle w:val="aff"/>
         </w:rPr>
         <w:annotationRef/>
       </w:r>
       <w:r>
-        <w:t>Выделение на 2 словах из 3?</w:t>
-      </w:r>
-    </w:p>
+        <w:t>С одной н</w:t>
+      </w:r>
+    </w:p>
+  </w:comment>
+  <w:comment w:id="64" w:author="Александра Преснякова" w:date="2025-11-25T09:58:00Z" w:initials="АП">
     <w:p>
       <w:pPr>
         <w:pStyle w:val="aff0"/>
       </w:pPr>
+      <w:r>
+        <w:rPr>
+          <w:rStyle w:val="aff"/>
+        </w:rPr>
+        <w:annotationRef/>
+      </w:r>
+      <w:proofErr w:type="spellStart"/>
+      <w:r>
+        <w:rPr>
+          <w:lang w:val="en-US"/>
+        </w:rPr>
+        <w:t>Tldr</w:t>
+      </w:r>
+      <w:proofErr w:type="spellEnd"/>
+      <w:r>
+        <w:t xml:space="preserve">: </w:t>
+      </w:r>
+      <w:r>
+        <w:t>почему этот раздел вообще тут, а не в техничке? Это же подробности реализации уже</w:t>
+      </w:r>
     </w:p>
   </w:comment>
-  <w:comment w:id="61" w:author="Александра Преснякова" w:date="2025-11-25T09:58:00Z" w:initials="АП">
+  <w:comment w:id="65" w:author="Александра Преснякова" w:date="2025-11-25T09:59:00Z" w:initials="АП">
     <w:p>
       <w:pPr>
         <w:pStyle w:val="aff0"/>
@@ -19932,126 +19971,11 @@
         <w:annotationRef/>
       </w:r>
       <w:r>
-        <w:t>Над деревьями решений</w:t>
-      </w:r>
-    </w:p>
-  </w:comment>
-  <w:comment w:id="59" w:author="Александра Преснякова" w:date="2025-11-24T19:51:00Z" w:initials="АП">
-    <w:p>
-      <w:pPr>
-        <w:pStyle w:val="aff0"/>
-      </w:pPr>
-      <w:r>
-        <w:rPr>
-          <w:rStyle w:val="aff"/>
-        </w:rPr>
-        <w:annotationRef/>
-      </w:r>
-      <w:proofErr w:type="spellStart"/>
-      <w:r>
-        <w:t>Меркеры</w:t>
-      </w:r>
-      <w:proofErr w:type="spellEnd"/>
-      <w:r>
-        <w:t xml:space="preserve"> в едином стиле с работой сделай</w:t>
-      </w:r>
-      <w:r>
-        <w:br/>
-      </w:r>
-      <w:proofErr w:type="spellStart"/>
-      <w:r>
-        <w:t>внери</w:t>
-      </w:r>
-      <w:proofErr w:type="spellEnd"/>
-      <w:r>
-        <w:t xml:space="preserve">. Большое тире до </w:t>
-      </w:r>
-      <w:proofErr w:type="spellStart"/>
-      <w:r>
-        <w:t>лжно</w:t>
-      </w:r>
-      <w:proofErr w:type="spellEnd"/>
-      <w:r>
-        <w:t xml:space="preserve"> быть</w:t>
-      </w:r>
-    </w:p>
-  </w:comment>
-  <w:comment w:id="62" w:author="Александра Преснякова" w:date="2025-11-24T19:52:00Z" w:initials="АП">
-    <w:p>
-      <w:pPr>
-        <w:pStyle w:val="aff0"/>
-      </w:pPr>
-      <w:r>
-        <w:rPr>
-          <w:rStyle w:val="aff"/>
-        </w:rPr>
-        <w:annotationRef/>
-      </w:r>
-      <w:r>
-        <w:t>Пустую строку убирай</w:t>
-      </w:r>
-    </w:p>
-  </w:comment>
-  <w:comment w:id="63" w:author="Александра Преснякова" w:date="2025-11-25T09:58:00Z" w:initials="АП">
-    <w:p>
-      <w:pPr>
-        <w:pStyle w:val="aff0"/>
-      </w:pPr>
-      <w:r>
-        <w:rPr>
-          <w:rStyle w:val="aff"/>
-        </w:rPr>
-        <w:annotationRef/>
-      </w:r>
-      <w:r>
-        <w:t>С одной н</w:t>
-      </w:r>
-    </w:p>
-  </w:comment>
-  <w:comment w:id="65" w:author="Александра Преснякова" w:date="2025-11-25T09:58:00Z" w:initials="АП">
-    <w:p>
-      <w:pPr>
-        <w:pStyle w:val="aff0"/>
-      </w:pPr>
-      <w:r>
-        <w:rPr>
-          <w:rStyle w:val="aff"/>
-        </w:rPr>
-        <w:annotationRef/>
-      </w:r>
-      <w:proofErr w:type="spellStart"/>
-      <w:r>
-        <w:rPr>
-          <w:lang w:val="en-US"/>
-        </w:rPr>
-        <w:t>Tldr</w:t>
-      </w:r>
-      <w:proofErr w:type="spellEnd"/>
-      <w:r>
-        <w:t xml:space="preserve">: </w:t>
-      </w:r>
-      <w:r>
-        <w:t>почему этот раздел вообще тут, а не в техничке? Это же подробности реализации уже</w:t>
+        <w:t>над</w:t>
       </w:r>
     </w:p>
   </w:comment>
   <w:comment w:id="66" w:author="Александра Преснякова" w:date="2025-11-25T09:59:00Z" w:initials="АП">
-    <w:p>
-      <w:pPr>
-        <w:pStyle w:val="aff0"/>
-      </w:pPr>
-      <w:r>
-        <w:rPr>
-          <w:rStyle w:val="aff"/>
-        </w:rPr>
-        <w:annotationRef/>
-      </w:r>
-      <w:r>
-        <w:t>над</w:t>
-      </w:r>
-    </w:p>
-  </w:comment>
-  <w:comment w:id="67" w:author="Александра Преснякова" w:date="2025-11-25T09:59:00Z" w:initials="АП">
     <w:p>
       <w:pPr>
         <w:pStyle w:val="aff0"/>
@@ -20117,6 +20041,22 @@
       </w:r>
     </w:p>
   </w:comment>
+  <w:comment w:id="67" w:author="Александра Преснякова" w:date="2025-11-25T10:02:00Z" w:initials="АП">
+    <w:p>
+      <w:pPr>
+        <w:pStyle w:val="aff0"/>
+      </w:pPr>
+      <w:r>
+        <w:rPr>
+          <w:rStyle w:val="aff"/>
+        </w:rPr>
+        <w:annotationRef/>
+      </w:r>
+      <w:r>
+        <w:t>добавить в глоссарий</w:t>
+      </w:r>
+    </w:p>
+  </w:comment>
   <w:comment w:id="68" w:author="Александра Преснякова" w:date="2025-11-25T10:02:00Z" w:initials="АП">
     <w:p>
       <w:pPr>
@@ -20129,11 +20069,11 @@
         <w:annotationRef/>
       </w:r>
       <w:r>
-        <w:t>добавить в глоссарий</w:t>
+        <w:t>добавить в глоссарий + большое тире</w:t>
       </w:r>
     </w:p>
   </w:comment>
-  <w:comment w:id="69" w:author="Александра Преснякова" w:date="2025-11-25T10:02:00Z" w:initials="АП">
+  <w:comment w:id="69" w:author="Александра Преснякова" w:date="2025-11-24T19:54:00Z" w:initials="АП">
     <w:p>
       <w:pPr>
         <w:pStyle w:val="aff0"/>
@@ -20145,11 +20085,11 @@
         <w:annotationRef/>
       </w:r>
       <w:r>
-        <w:t>добавить в глоссарий + большое тире</w:t>
+        <w:t>точку перед словом убирай</w:t>
       </w:r>
     </w:p>
   </w:comment>
-  <w:comment w:id="70" w:author="Александра Преснякова" w:date="2025-11-24T19:54:00Z" w:initials="АП">
+  <w:comment w:id="70" w:author="Александра Преснякова" w:date="2025-11-25T10:02:00Z" w:initials="АП">
     <w:p>
       <w:pPr>
         <w:pStyle w:val="aff0"/>
@@ -20161,35 +20101,19 @@
         <w:annotationRef/>
       </w:r>
       <w:r>
-        <w:t>точку перед словом убирай</w:t>
+        <w:t xml:space="preserve">после первого кадра диаграммы + сделай </w:t>
+      </w:r>
+      <w:proofErr w:type="spellStart"/>
+      <w:r>
+        <w:t>структурированнее</w:t>
+      </w:r>
+      <w:proofErr w:type="spellEnd"/>
+      <w:r>
+        <w:t xml:space="preserve"> (не единым текстовым полотном)</w:t>
       </w:r>
     </w:p>
   </w:comment>
-  <w:comment w:id="71" w:author="Александра Преснякова" w:date="2025-11-25T10:02:00Z" w:initials="АП">
-    <w:p>
-      <w:pPr>
-        <w:pStyle w:val="aff0"/>
-      </w:pPr>
-      <w:r>
-        <w:rPr>
-          <w:rStyle w:val="aff"/>
-        </w:rPr>
-        <w:annotationRef/>
-      </w:r>
-      <w:r>
-        <w:t xml:space="preserve">после первого кадра диаграммы + сделай </w:t>
-      </w:r>
-      <w:proofErr w:type="spellStart"/>
-      <w:r>
-        <w:t>структурированнее</w:t>
-      </w:r>
-      <w:proofErr w:type="spellEnd"/>
-      <w:r>
-        <w:t xml:space="preserve"> (не единым текстовым полотном)</w:t>
-      </w:r>
-    </w:p>
-  </w:comment>
-  <w:comment w:id="72" w:author="Александра Преснякова" w:date="2025-11-24T19:55:00Z" w:initials="АП">
+  <w:comment w:id="71" w:author="Александра Преснякова" w:date="2025-11-24T19:55:00Z" w:initials="АП">
     <w:p>
       <w:pPr>
         <w:pStyle w:val="aff0"/>
@@ -20220,23 +20144,23 @@
       </w:r>
     </w:p>
   </w:comment>
+  <w:comment w:id="72" w:author="Александра Преснякова" w:date="2025-11-24T19:58:00Z" w:initials="АП">
+    <w:p>
+      <w:pPr>
+        <w:pStyle w:val="aff0"/>
+      </w:pPr>
+      <w:r>
+        <w:rPr>
+          <w:rStyle w:val="aff"/>
+        </w:rPr>
+        <w:annotationRef/>
+      </w:r>
+      <w:r>
+        <w:t>не оставляй такие большие пространства на странице</w:t>
+      </w:r>
+    </w:p>
+  </w:comment>
   <w:comment w:id="73" w:author="Александра Преснякова" w:date="2025-11-24T19:58:00Z" w:initials="АП">
-    <w:p>
-      <w:pPr>
-        <w:pStyle w:val="aff0"/>
-      </w:pPr>
-      <w:r>
-        <w:rPr>
-          <w:rStyle w:val="aff"/>
-        </w:rPr>
-        <w:annotationRef/>
-      </w:r>
-      <w:r>
-        <w:t>не оставляй такие большие пространства на странице</w:t>
-      </w:r>
-    </w:p>
-  </w:comment>
-  <w:comment w:id="74" w:author="Александра Преснякова" w:date="2025-11-24T19:58:00Z" w:initials="АП">
     <w:p>
       <w:pPr>
         <w:pStyle w:val="aff0"/>
@@ -20267,23 +20191,7 @@
       </w:r>
     </w:p>
   </w:comment>
-  <w:comment w:id="75" w:author="Александра Преснякова" w:date="2025-11-24T19:59:00Z" w:initials="АП">
-    <w:p>
-      <w:pPr>
-        <w:pStyle w:val="aff0"/>
-      </w:pPr>
-      <w:r>
-        <w:rPr>
-          <w:rStyle w:val="aff"/>
-        </w:rPr>
-        <w:annotationRef/>
-      </w:r>
-      <w:r>
-        <w:t>большое тире</w:t>
-      </w:r>
-    </w:p>
-  </w:comment>
-  <w:comment w:id="76" w:author="Александра Преснякова" w:date="2025-11-24T19:59:00Z" w:initials="АП">
+  <w:comment w:id="74" w:author="Александра Преснякова" w:date="2025-11-24T19:59:00Z" w:initials="АП">
     <w:p>
       <w:pPr>
         <w:pStyle w:val="aff0"/>
@@ -20314,7 +20222,7 @@
       </w:r>
     </w:p>
   </w:comment>
-  <w:comment w:id="77" w:author="Александра Преснякова" w:date="2025-11-24T19:59:00Z" w:initials="АП">
+  <w:comment w:id="75" w:author="Александра Преснякова" w:date="2025-11-24T19:59:00Z" w:initials="АП">
     <w:p>
       <w:pPr>
         <w:pStyle w:val="aff0"/>
@@ -20330,7 +20238,7 @@
       </w:r>
     </w:p>
   </w:comment>
-  <w:comment w:id="79" w:author="Владислав Холмогоров" w:date="2024-12-07T14:08:00Z" w:initials="ВХ">
+  <w:comment w:id="77" w:author="Владислав Холмогоров" w:date="2024-12-07T14:08:00Z" w:initials="ВХ">
     <w:p>
       <w:pPr>
         <w:pStyle w:val="aff0"/>
@@ -20364,7 +20272,7 @@
       </w:r>
     </w:p>
   </w:comment>
-  <w:comment w:id="80" w:author="Александра Преснякова" w:date="2025-11-25T10:03:00Z" w:initials="АП">
+  <w:comment w:id="78" w:author="Александра Преснякова" w:date="2025-11-25T10:03:00Z" w:initials="АП">
     <w:p>
       <w:pPr>
         <w:pStyle w:val="aff0"/>
@@ -20390,7 +20298,15 @@
         <w:pStyle w:val="aff0"/>
       </w:pPr>
       <w:r>
-        <w:t xml:space="preserve">Напиши вообще что за диаграмму ты используешь (типа </w:t>
+        <w:t xml:space="preserve">Напиши </w:t>
+      </w:r>
+      <w:proofErr w:type="gramStart"/>
+      <w:r>
+        <w:t>вообще</w:t>
+      </w:r>
+      <w:proofErr w:type="gramEnd"/>
+      <w:r>
+        <w:t xml:space="preserve"> что за диаграмму ты используешь (типа </w:t>
       </w:r>
       <w:proofErr w:type="spellStart"/>
       <w:r>
@@ -20408,7 +20324,7 @@
       </w:r>
     </w:p>
   </w:comment>
-  <w:comment w:id="82" w:author="Владислав Холмогоров" w:date="2024-12-07T14:14:00Z" w:initials="ВХ">
+  <w:comment w:id="80" w:author="Владислав Холмогоров" w:date="2024-12-07T14:14:00Z" w:initials="ВХ">
     <w:p>
       <w:pPr>
         <w:pStyle w:val="aff0"/>
@@ -20428,7 +20344,7 @@
       </w:r>
     </w:p>
   </w:comment>
-  <w:comment w:id="84" w:author="Александра Преснякова" w:date="2025-11-24T23:59:00Z" w:initials="АП">
+  <w:comment w:id="81" w:author="Александра Преснякова" w:date="2025-11-25T10:04:00Z" w:initials="АП">
     <w:p>
       <w:pPr>
         <w:pStyle w:val="aff0"/>
@@ -20440,75 +20356,11 @@
         <w:annotationRef/>
       </w:r>
       <w:r>
-        <w:t>Большое тире</w:t>
+        <w:t>чуть короче и с учетом исправлений</w:t>
       </w:r>
     </w:p>
   </w:comment>
-  <w:comment w:id="85" w:author="Александра Преснякова" w:date="2025-11-25T00:00:00Z" w:initials="АП">
-    <w:p>
-      <w:pPr>
-        <w:pStyle w:val="aff0"/>
-      </w:pPr>
-      <w:r>
-        <w:rPr>
-          <w:rStyle w:val="aff"/>
-        </w:rPr>
-        <w:annotationRef/>
-      </w:r>
-      <w:r>
-        <w:t>Большое тире</w:t>
-      </w:r>
-    </w:p>
-  </w:comment>
-  <w:comment w:id="86" w:author="Александра Преснякова" w:date="2025-11-25T00:00:00Z" w:initials="АП">
-    <w:p>
-      <w:pPr>
-        <w:pStyle w:val="aff0"/>
-      </w:pPr>
-      <w:r>
-        <w:rPr>
-          <w:rStyle w:val="aff"/>
-        </w:rPr>
-        <w:annotationRef/>
-      </w:r>
-      <w:r>
-        <w:t>большое</w:t>
-      </w:r>
-    </w:p>
-  </w:comment>
-  <w:comment w:id="87" w:author="Александра Преснякова" w:date="2025-11-25T00:00:00Z" w:initials="АП">
-    <w:p>
-      <w:pPr>
-        <w:pStyle w:val="aff0"/>
-      </w:pPr>
-      <w:r>
-        <w:rPr>
-          <w:rStyle w:val="aff"/>
-        </w:rPr>
-        <w:annotationRef/>
-      </w:r>
-      <w:r>
-        <w:t>большое</w:t>
-      </w:r>
-    </w:p>
-  </w:comment>
-  <w:comment w:id="83" w:author="Александра Преснякова" w:date="2025-11-25T10:04:00Z" w:initials="АП">
-    <w:p>
-      <w:pPr>
-        <w:pStyle w:val="aff0"/>
-      </w:pPr>
-      <w:r>
-        <w:rPr>
-          <w:rStyle w:val="aff"/>
-        </w:rPr>
-        <w:annotationRef/>
-      </w:r>
-      <w:r>
-        <w:t>чуть короче и с учетом исправлений</w:t>
-      </w:r>
-    </w:p>
-  </w:comment>
-  <w:comment w:id="89" w:author="Владислав Холмогоров" w:date="2024-12-07T14:14:00Z" w:initials="ВХ">
+  <w:comment w:id="83" w:author="Владислав Холмогоров" w:date="2024-12-07T14:14:00Z" w:initials="ВХ">
     <w:p>
       <w:pPr>
         <w:pStyle w:val="aff0"/>
@@ -20577,7 +20429,7 @@
       </w:r>
     </w:p>
   </w:comment>
-  <w:comment w:id="90" w:author="Александра Преснякова" w:date="2025-11-25T10:04:00Z" w:initials="АП">
+  <w:comment w:id="84" w:author="Александра Преснякова" w:date="2025-11-25T10:04:00Z" w:initials="АП">
     <w:p>
       <w:pPr>
         <w:pStyle w:val="aff0"/>
@@ -20593,7 +20445,7 @@
       </w:r>
     </w:p>
   </w:comment>
-  <w:comment w:id="92" w:author="Владислав Холмогоров" w:date="2024-12-07T14:14:00Z" w:initials="ВХ">
+  <w:comment w:id="86" w:author="Владислав Холмогоров" w:date="2024-12-07T14:14:00Z" w:initials="ВХ">
     <w:p>
       <w:pPr>
         <w:pStyle w:val="aff0"/>
@@ -20666,7 +20518,7 @@
       </w:r>
     </w:p>
   </w:comment>
-  <w:comment w:id="93" w:author="Александра Преснякова" w:date="2025-11-25T10:05:00Z" w:initials="АП">
+  <w:comment w:id="87" w:author="Александра Преснякова" w:date="2025-11-25T10:05:00Z" w:initials="АП">
     <w:p>
       <w:pPr>
         <w:pStyle w:val="aff0"/>
@@ -20682,7 +20534,7 @@
       </w:r>
     </w:p>
   </w:comment>
-  <w:comment w:id="94" w:author="Александра Преснякова" w:date="2025-11-25T10:05:00Z" w:initials="АП">
+  <w:comment w:id="88" w:author="Александра Преснякова" w:date="2025-11-25T10:05:00Z" w:initials="АП">
     <w:p>
       <w:pPr>
         <w:pStyle w:val="aff0"/>
@@ -20698,7 +20550,7 @@
       </w:r>
     </w:p>
   </w:comment>
-  <w:comment w:id="95" w:author="Александра Преснякова" w:date="2025-11-25T00:02:00Z" w:initials="АП">
+  <w:comment w:id="89" w:author="Александра Преснякова" w:date="2025-11-25T00:16:00Z" w:initials="АП">
     <w:p>
       <w:pPr>
         <w:pStyle w:val="aff0"/>
@@ -20710,312 +20562,17 @@
         <w:annotationRef/>
       </w:r>
       <w:r>
-        <w:t>Большое тире</w:t>
+        <w:rPr>
+          <w:lang w:val="en-US"/>
+        </w:rPr>
+        <w:t>Backbone</w:t>
+      </w:r>
+      <w:r>
+        <w:t xml:space="preserve"> в термины просто</w:t>
       </w:r>
     </w:p>
   </w:comment>
-  <w:comment w:id="96" w:author="Александра Преснякова" w:date="2025-11-25T10:05:00Z" w:initials="АП">
-    <w:p>
-      <w:pPr>
-        <w:pStyle w:val="aff0"/>
-      </w:pPr>
-      <w:r>
-        <w:rPr>
-          <w:rStyle w:val="aff"/>
-        </w:rPr>
-        <w:annotationRef/>
-      </w:r>
-      <w:r>
-        <w:rPr>
-          <w:rStyle w:val="aff"/>
-        </w:rPr>
-        <w:annotationRef/>
-      </w:r>
-      <w:r>
-        <w:t>Писал про это (почему-то) во 2 разделе</w:t>
-      </w:r>
-    </w:p>
-    <w:p>
-      <w:pPr>
-        <w:pStyle w:val="aff0"/>
-      </w:pPr>
-    </w:p>
-  </w:comment>
-  <w:comment w:id="97" w:author="Александра Преснякова" w:date="2025-11-25T00:02:00Z" w:initials="АП">
-    <w:p>
-      <w:pPr>
-        <w:pStyle w:val="aff0"/>
-      </w:pPr>
-      <w:r>
-        <w:rPr>
-          <w:rStyle w:val="aff"/>
-        </w:rPr>
-        <w:annotationRef/>
-      </w:r>
-      <w:r>
-        <w:t>Также большое</w:t>
-      </w:r>
-    </w:p>
-  </w:comment>
-  <w:comment w:id="98" w:author="Александра Преснякова" w:date="2025-11-25T00:03:00Z" w:initials="АП">
-    <w:p>
-      <w:pPr>
-        <w:pStyle w:val="aff0"/>
-      </w:pPr>
-      <w:r>
-        <w:rPr>
-          <w:rStyle w:val="aff"/>
-        </w:rPr>
-        <w:annotationRef/>
-      </w:r>
-      <w:r>
-        <w:t>Большое тире</w:t>
-      </w:r>
-    </w:p>
-  </w:comment>
-  <w:comment w:id="99" w:author="Александра Преснякова" w:date="2025-11-25T00:12:00Z" w:initials="АП">
-    <w:p>
-      <w:pPr>
-        <w:pStyle w:val="aff0"/>
-      </w:pPr>
-      <w:r>
-        <w:rPr>
-          <w:rStyle w:val="aff"/>
-        </w:rPr>
-        <w:annotationRef/>
-      </w:r>
-      <w:r>
-        <w:t xml:space="preserve">Большое тире </w:t>
-      </w:r>
-    </w:p>
-  </w:comment>
-  <w:comment w:id="101" w:author="Александра Преснякова" w:date="2025-11-25T00:11:00Z" w:initials="АП">
-    <w:p>
-      <w:pPr>
-        <w:pStyle w:val="aff0"/>
-      </w:pPr>
-      <w:r>
-        <w:rPr>
-          <w:rStyle w:val="aff"/>
-        </w:rPr>
-        <w:annotationRef/>
-      </w:r>
-      <w:r>
-        <w:t>;</w:t>
-      </w:r>
-    </w:p>
-  </w:comment>
-  <w:comment w:id="100" w:author="Александра Преснякова" w:date="2025-11-25T00:15:00Z" w:initials="АП">
-    <w:p>
-      <w:pPr>
-        <w:pStyle w:val="aff0"/>
-      </w:pPr>
-      <w:r>
-        <w:rPr>
-          <w:rStyle w:val="aff"/>
-        </w:rPr>
-        <w:annotationRef/>
-      </w:r>
-      <w:r>
-        <w:t>В конце точка</w:t>
-      </w:r>
-    </w:p>
-  </w:comment>
-  <w:comment w:id="103" w:author="Александра Преснякова" w:date="2025-11-25T00:09:00Z" w:initials="АП">
-    <w:p>
-      <w:pPr>
-        <w:pStyle w:val="aff0"/>
-      </w:pPr>
-      <w:r>
-        <w:rPr>
-          <w:rStyle w:val="aff"/>
-        </w:rPr>
-        <w:annotationRef/>
-      </w:r>
-      <w:r>
-        <w:t>большое</w:t>
-      </w:r>
-    </w:p>
-  </w:comment>
-  <w:comment w:id="104" w:author="Александра Преснякова" w:date="2025-11-25T10:05:00Z" w:initials="АП">
-    <w:p>
-      <w:pPr>
-        <w:pStyle w:val="aff0"/>
-      </w:pPr>
-      <w:r>
-        <w:rPr>
-          <w:rStyle w:val="aff"/>
-        </w:rPr>
-        <w:annotationRef/>
-      </w:r>
-      <w:r>
-        <w:t>над</w:t>
-      </w:r>
-    </w:p>
-  </w:comment>
-  <w:comment w:id="105" w:author="Александра Преснякова" w:date="2025-11-25T00:09:00Z" w:initials="АП">
-    <w:p>
-      <w:pPr>
-        <w:pStyle w:val="aff0"/>
-      </w:pPr>
-      <w:r>
-        <w:rPr>
-          <w:rStyle w:val="aff"/>
-        </w:rPr>
-        <w:annotationRef/>
-      </w:r>
-      <w:r>
-        <w:t>большое и убери два пробела</w:t>
-      </w:r>
-    </w:p>
-  </w:comment>
-  <w:comment w:id="102" w:author="Александра Преснякова" w:date="2025-11-25T00:10:00Z" w:initials="АП">
-    <w:p>
-      <w:pPr>
-        <w:pStyle w:val="aff0"/>
-      </w:pPr>
-      <w:r>
-        <w:rPr>
-          <w:rStyle w:val="aff"/>
-        </w:rPr>
-        <w:annotationRef/>
-      </w:r>
-      <w:r>
-        <w:t>нумерованный список, значит с большой буквы и точка в конце</w:t>
-      </w:r>
-    </w:p>
-  </w:comment>
-  <w:comment w:id="106" w:author="Александра Преснякова" w:date="2025-11-25T00:16:00Z" w:initials="АП">
-    <w:p>
-      <w:pPr>
-        <w:pStyle w:val="aff0"/>
-      </w:pPr>
-      <w:r>
-        <w:rPr>
-          <w:rStyle w:val="aff"/>
-        </w:rPr>
-        <w:annotationRef/>
-      </w:r>
-      <w:r>
-        <w:rPr>
-          <w:lang w:val="en-US"/>
-        </w:rPr>
-        <w:t>Backbone</w:t>
-      </w:r>
-      <w:r>
-        <w:t xml:space="preserve"> в термины просто</w:t>
-      </w:r>
-    </w:p>
-  </w:comment>
-  <w:comment w:id="107" w:author="Александра Преснякова" w:date="2025-11-25T00:17:00Z" w:initials="АП">
-    <w:p>
-      <w:pPr>
-        <w:pStyle w:val="aff0"/>
-        <w:ind w:firstLine="0"/>
-      </w:pPr>
-      <w:r>
-        <w:rPr>
-          <w:rStyle w:val="aff"/>
-        </w:rPr>
-        <w:annotationRef/>
-      </w:r>
-      <w:r>
-        <w:t>другие кавычки «»</w:t>
-      </w:r>
-    </w:p>
-  </w:comment>
-  <w:comment w:id="108" w:author="Александра Преснякова" w:date="2025-11-25T00:19:00Z" w:initials="АП">
-    <w:p>
-      <w:pPr>
-        <w:pStyle w:val="aff0"/>
-      </w:pPr>
-      <w:r>
-        <w:rPr>
-          <w:rStyle w:val="aff"/>
-        </w:rPr>
-        <w:annotationRef/>
-      </w:r>
-      <w:r>
-        <w:t>без точек внутри</w:t>
-      </w:r>
-    </w:p>
-  </w:comment>
-  <w:comment w:id="109" w:author="Александра Преснякова" w:date="2025-11-25T10:07:00Z" w:initials="АП">
-    <w:p>
-      <w:pPr>
-        <w:pStyle w:val="aff0"/>
-      </w:pPr>
-      <w:r>
-        <w:rPr>
-          <w:rStyle w:val="aff"/>
-        </w:rPr>
-        <w:annotationRef/>
-      </w:r>
-      <w:r>
-        <w:t xml:space="preserve">зачем во 2 главе тогда в </w:t>
-      </w:r>
-      <w:proofErr w:type="spellStart"/>
-      <w:r>
-        <w:t>оптюне</w:t>
-      </w:r>
-      <w:proofErr w:type="spellEnd"/>
-      <w:r>
-        <w:t xml:space="preserve"> </w:t>
-      </w:r>
-      <w:proofErr w:type="spellStart"/>
-      <w:r>
-        <w:t>тюнился</w:t>
-      </w:r>
-      <w:proofErr w:type="spellEnd"/>
-      <w:r>
-        <w:t xml:space="preserve"> под </w:t>
-      </w:r>
-      <w:proofErr w:type="spellStart"/>
-      <w:r>
-        <w:rPr>
-          <w:lang w:val="en-US"/>
-        </w:rPr>
-        <w:t>mae</w:t>
-      </w:r>
-      <w:proofErr w:type="spellEnd"/>
-      <w:r>
-        <w:t>?</w:t>
-      </w:r>
-    </w:p>
-  </w:comment>
-  <w:comment w:id="111" w:author="Александра Преснякова" w:date="2025-11-25T00:19:00Z" w:initials="АП">
-    <w:p>
-      <w:pPr>
-        <w:pStyle w:val="aff0"/>
-      </w:pPr>
-      <w:r>
-        <w:rPr>
-          <w:rStyle w:val="aff"/>
-        </w:rPr>
-        <w:annotationRef/>
-      </w:r>
-      <w:r>
-        <w:t>везде большие тире</w:t>
-      </w:r>
-    </w:p>
-  </w:comment>
-  <w:comment w:id="110" w:author="Александра Преснякова" w:date="2025-11-25T10:06:00Z" w:initials="АП">
-    <w:p>
-      <w:pPr>
-        <w:pStyle w:val="aff0"/>
-      </w:pPr>
-      <w:r>
-        <w:rPr>
-          <w:rStyle w:val="aff"/>
-        </w:rPr>
-        <w:annotationRef/>
-      </w:r>
-      <w:r>
-        <w:t>а формулы где? Где вообще вся математика в работе?</w:t>
-      </w:r>
-    </w:p>
-  </w:comment>
-  <w:comment w:id="113" w:author="Александра Преснякова" w:date="2025-11-25T00:22:00Z" w:initials="АП">
+  <w:comment w:id="91" w:author="Александра Преснякова" w:date="2025-11-25T00:22:00Z" w:initials="АП">
     <w:p>
       <w:pPr>
         <w:pStyle w:val="aff0"/>
@@ -21035,23 +20592,7 @@
       </w:r>
     </w:p>
   </w:comment>
-  <w:comment w:id="114" w:author="Александра Преснякова" w:date="2025-11-25T00:22:00Z" w:initials="АП">
-    <w:p>
-      <w:pPr>
-        <w:pStyle w:val="aff0"/>
-      </w:pPr>
-      <w:r>
-        <w:rPr>
-          <w:rStyle w:val="aff"/>
-        </w:rPr>
-        <w:annotationRef/>
-      </w:r>
-      <w:r>
-        <w:t>без точек внутри и большие тире</w:t>
-      </w:r>
-    </w:p>
-  </w:comment>
-  <w:comment w:id="116" w:author="Александра Преснякова" w:date="2025-11-25T00:23:00Z" w:initials="АП">
+  <w:comment w:id="93" w:author="Александра Преснякова" w:date="2025-11-25T00:23:00Z" w:initials="АП">
     <w:p>
       <w:pPr>
         <w:pStyle w:val="aff0"/>
@@ -21071,23 +20612,7 @@
       </w:r>
     </w:p>
   </w:comment>
-  <w:comment w:id="118" w:author="Александра Преснякова" w:date="2025-11-25T00:23:00Z" w:initials="АП">
-    <w:p>
-      <w:pPr>
-        <w:pStyle w:val="aff0"/>
-      </w:pPr>
-      <w:r>
-        <w:rPr>
-          <w:rStyle w:val="aff"/>
-        </w:rPr>
-        <w:annotationRef/>
-      </w:r>
-      <w:r>
-        <w:t>без точек внутри и с большими тире</w:t>
-      </w:r>
-    </w:p>
-  </w:comment>
-  <w:comment w:id="119" w:author="Александра Преснякова" w:date="2025-11-25T00:24:00Z" w:initials="АП">
+  <w:comment w:id="95" w:author="Александра Преснякова" w:date="2025-11-25T00:24:00Z" w:initials="АП">
     <w:p>
       <w:pPr>
         <w:pStyle w:val="aff0"/>
@@ -21107,7 +20632,7 @@
       </w:r>
     </w:p>
   </w:comment>
-  <w:comment w:id="120" w:author="Александра Преснякова" w:date="2025-11-25T00:24:00Z" w:initials="АП">
+  <w:comment w:id="96" w:author="Александра Преснякова" w:date="2025-11-25T00:25:00Z" w:initials="АП">
     <w:p>
       <w:pPr>
         <w:pStyle w:val="aff0"/>
@@ -21119,27 +20644,11 @@
         <w:annotationRef/>
       </w:r>
       <w:r>
-        <w:t>большие тире везде</w:t>
+        <w:t>сразу после упоминания вставляй рисунок</w:t>
       </w:r>
     </w:p>
   </w:comment>
-  <w:comment w:id="121" w:author="Александра Преснякова" w:date="2025-11-25T00:25:00Z" w:initials="АП">
-    <w:p>
-      <w:pPr>
-        <w:pStyle w:val="aff0"/>
-      </w:pPr>
-      <w:r>
-        <w:rPr>
-          <w:rStyle w:val="aff"/>
-        </w:rPr>
-        <w:annotationRef/>
-      </w:r>
-      <w:r>
-        <w:t>сразу после упоминания вставляй рисунок</w:t>
-      </w:r>
-    </w:p>
-  </w:comment>
-  <w:comment w:id="122" w:author="Александра Преснякова" w:date="2025-11-25T00:28:00Z" w:initials="АП">
+  <w:comment w:id="97" w:author="Александра Преснякова" w:date="2025-11-25T00:28:00Z" w:initials="АП">
     <w:p>
       <w:pPr>
         <w:pStyle w:val="aff0"/>
@@ -21166,7 +20675,7 @@
       </w:r>
     </w:p>
   </w:comment>
-  <w:comment w:id="123" w:author="Александра Преснякова" w:date="2025-11-25T00:28:00Z" w:initials="АП">
+  <w:comment w:id="98" w:author="Александра Преснякова" w:date="2025-11-25T00:28:00Z" w:initials="АП">
     <w:p>
       <w:pPr>
         <w:pStyle w:val="aff0"/>
@@ -21182,7 +20691,7 @@
       </w:r>
     </w:p>
   </w:comment>
-  <w:comment w:id="124" w:author="Александра Преснякова" w:date="2025-11-25T00:28:00Z" w:initials="АП">
+  <w:comment w:id="99" w:author="Александра Преснякова" w:date="2025-11-25T00:28:00Z" w:initials="АП">
     <w:p>
       <w:pPr>
         <w:pStyle w:val="aff0"/>
@@ -21209,7 +20718,7 @@
       </w:r>
     </w:p>
   </w:comment>
-  <w:comment w:id="125" w:author="Grigor Ogannisyan" w:date="2025-11-23T18:06:00Z" w:initials="GO">
+  <w:comment w:id="100" w:author="Grigor Ogannisyan" w:date="2025-11-23T18:06:00Z" w:initials="GO">
     <w:p>
       <w:pPr>
         <w:pStyle w:val="aff0"/>
@@ -21235,7 +20744,7 @@
       </w:pPr>
     </w:p>
   </w:comment>
-  <w:comment w:id="126" w:author="Александра Преснякова" w:date="2025-11-25T10:07:00Z" w:initials="АП">
+  <w:comment w:id="101" w:author="Александра Преснякова" w:date="2025-11-25T10:07:00Z" w:initials="АП">
     <w:p>
       <w:pPr>
         <w:pStyle w:val="aff0"/>
@@ -21262,7 +20771,7 @@
       </w:pPr>
     </w:p>
   </w:comment>
-  <w:comment w:id="128" w:author="Владислав Холмогоров" w:date="2024-12-07T14:19:00Z" w:initials="ВХ">
+  <w:comment w:id="103" w:author="Владислав Холмогоров" w:date="2024-12-07T14:19:00Z" w:initials="ВХ">
     <w:p>
       <w:pPr>
         <w:pStyle w:val="aff0"/>
@@ -21284,7 +20793,7 @@
       </w:r>
     </w:p>
   </w:comment>
-  <w:comment w:id="130" w:author="Владислав Холмогоров" w:date="2024-12-07T14:20:00Z" w:initials="ВХ">
+  <w:comment w:id="105" w:author="Владислав Холмогоров" w:date="2024-12-07T14:20:00Z" w:initials="ВХ">
     <w:p>
       <w:pPr>
         <w:pStyle w:val="aff0"/>
@@ -21303,7 +20812,7 @@
       </w:r>
     </w:p>
   </w:comment>
-  <w:comment w:id="132" w:author="Владислав Холмогоров" w:date="2024-12-07T14:24:00Z" w:initials="ВХ">
+  <w:comment w:id="107" w:author="Владислав Холмогоров" w:date="2024-12-07T14:24:00Z" w:initials="ВХ">
     <w:p>
       <w:pPr>
         <w:pStyle w:val="aff0"/>
@@ -21350,7 +20859,7 @@
       </w:r>
     </w:p>
   </w:comment>
-  <w:comment w:id="133" w:author="Александра Преснякова" w:date="2025-11-25T00:33:00Z" w:initials="АП">
+  <w:comment w:id="108" w:author="Александра Преснякова" w:date="2025-11-25T00:33:00Z" w:initials="АП">
     <w:p>
       <w:pPr>
         <w:pStyle w:val="aff0"/>
@@ -21370,7 +20879,7 @@
       </w:r>
     </w:p>
   </w:comment>
-  <w:comment w:id="134" w:author="Александра Преснякова" w:date="2025-11-25T00:34:00Z" w:initials="АП">
+  <w:comment w:id="109" w:author="Александра Преснякова" w:date="2025-11-25T00:34:00Z" w:initials="АП">
     <w:p>
       <w:pPr>
         <w:pStyle w:val="aff0"/>
@@ -21394,7 +20903,7 @@
       </w:r>
     </w:p>
   </w:comment>
-  <w:comment w:id="135" w:author="Александра Преснякова" w:date="2025-11-25T00:34:00Z" w:initials="АП">
+  <w:comment w:id="110" w:author="Александра Преснякова" w:date="2025-11-25T00:34:00Z" w:initials="АП">
     <w:p>
       <w:pPr>
         <w:pStyle w:val="aff0"/>
@@ -21410,7 +20919,7 @@
       </w:r>
     </w:p>
   </w:comment>
-  <w:comment w:id="136" w:author="Александра Преснякова" w:date="2025-11-25T00:39:00Z" w:initials="АП">
+  <w:comment w:id="111" w:author="Александра Преснякова" w:date="2025-11-25T00:39:00Z" w:initials="АП">
     <w:p>
       <w:pPr>
         <w:pStyle w:val="aff0"/>
@@ -21430,7 +20939,7 @@
       </w:r>
     </w:p>
   </w:comment>
-  <w:comment w:id="138" w:author="Владислав Холмогоров" w:date="2024-12-07T14:28:00Z" w:initials="ВХ">
+  <w:comment w:id="113" w:author="Владислав Холмогоров" w:date="2024-12-07T14:28:00Z" w:initials="ВХ">
     <w:p>
       <w:pPr>
         <w:pStyle w:val="aff0"/>
@@ -21446,7 +20955,7 @@
       </w:r>
     </w:p>
   </w:comment>
-  <w:comment w:id="139" w:author="Александра Преснякова" w:date="2025-11-25T10:08:00Z" w:initials="АП">
+  <w:comment w:id="114" w:author="Александра Преснякова" w:date="2025-11-25T10:08:00Z" w:initials="АП">
     <w:p>
       <w:pPr>
         <w:pStyle w:val="aff0"/>
@@ -21472,9 +20981,11 @@
         </w:rPr>
         <w:t>MSE</w:t>
       </w:r>
+      <w:proofErr w:type="gramStart"/>
       <w:r>
         <w:t>. ???</w:t>
       </w:r>
+      <w:proofErr w:type="gramEnd"/>
     </w:p>
     <w:p>
       <w:pPr>
@@ -21482,7 +20993,7 @@
       </w:pPr>
     </w:p>
   </w:comment>
-  <w:comment w:id="141" w:author="Владислав Холмогоров" w:date="2024-12-07T14:28:00Z" w:initials="ВХ">
+  <w:comment w:id="116" w:author="Владислав Холмогоров" w:date="2024-12-07T14:28:00Z" w:initials="ВХ">
     <w:p>
       <w:pPr>
         <w:pStyle w:val="aff0"/>
@@ -21514,31 +21025,7 @@
       </w:r>
     </w:p>
   </w:comment>
-  <w:comment w:id="142" w:author="Александра Преснякова" w:date="2025-11-25T00:45:00Z" w:initials="АП">
-    <w:p>
-      <w:pPr>
-        <w:pStyle w:val="aff0"/>
-      </w:pPr>
-      <w:r>
-        <w:rPr>
-          <w:rStyle w:val="aff"/>
-        </w:rPr>
-        <w:annotationRef/>
-      </w:r>
-      <w:r>
-        <w:t xml:space="preserve">Посмотри картинку в чате ИСППР по </w:t>
-      </w:r>
-      <w:proofErr w:type="spellStart"/>
-      <w:r>
-        <w:t>теор</w:t>
-      </w:r>
-      <w:proofErr w:type="spellEnd"/>
-      <w:r>
-        <w:t xml:space="preserve"> значимости </w:t>
-      </w:r>
-    </w:p>
-  </w:comment>
-  <w:comment w:id="144" w:author="Александра Преснякова" w:date="2025-11-25T00:50:00Z" w:initials="АП">
+  <w:comment w:id="118" w:author="Александра Преснякова" w:date="2025-11-25T00:50:00Z" w:initials="АП">
     <w:p>
       <w:pPr>
         <w:pStyle w:val="aff0"/>
@@ -21594,7 +21081,6 @@
   <w15:commentEx w15:paraId="409DC63F" w15:paraIdParent="4778B341" w15:done="0"/>
   <w15:commentEx w15:paraId="5CDD7603" w15:done="1"/>
   <w15:commentEx w15:paraId="1A1094AC" w15:done="0"/>
-  <w15:commentEx w15:paraId="0EBC85C9" w15:done="0"/>
   <w15:commentEx w15:paraId="4482E889" w15:done="1"/>
   <w15:commentEx w15:paraId="4FE2C1E1" w15:done="1"/>
   <w15:commentEx w15:paraId="60B55D2C" w15:done="1"/>
@@ -21613,45 +21099,21 @@
   <w15:commentEx w15:paraId="0FD9B25D" w15:done="0"/>
   <w15:commentEx w15:paraId="4222DA0F" w15:done="0"/>
   <w15:commentEx w15:paraId="7CAAEBD7" w15:done="0"/>
-  <w15:commentEx w15:paraId="32DF88B7" w15:done="0"/>
   <w15:commentEx w15:paraId="663B8CD7" w15:done="0"/>
-  <w15:commentEx w15:paraId="13306165" w15:done="0"/>
+  <w15:commentEx w15:paraId="13306165" w15:done="1"/>
   <w15:commentEx w15:paraId="27390798" w15:done="0"/>
   <w15:commentEx w15:paraId="5951F26A" w15:done="0"/>
   <w15:commentEx w15:paraId="66903DEC" w15:done="0"/>
-  <w15:commentEx w15:paraId="61AE16E4" w15:done="0"/>
-  <w15:commentEx w15:paraId="79523E8E" w15:done="0"/>
-  <w15:commentEx w15:paraId="5766184A" w15:done="0"/>
-  <w15:commentEx w15:paraId="32FAB2D9" w15:done="0"/>
   <w15:commentEx w15:paraId="2CCCD867" w15:done="0"/>
   <w15:commentEx w15:paraId="403D0490" w15:done="0"/>
   <w15:commentEx w15:paraId="0133CDFE" w15:done="0"/>
   <w15:commentEx w15:paraId="33C0EAA0" w15:done="0"/>
-  <w15:commentEx w15:paraId="3F875578" w15:done="0"/>
+  <w15:commentEx w15:paraId="3F875578" w15:done="1"/>
   <w15:commentEx w15:paraId="7EEC1AC9" w15:done="0"/>
-  <w15:commentEx w15:paraId="3C598071" w15:done="0"/>
-  <w15:commentEx w15:paraId="01CEE01A" w15:done="0"/>
-  <w15:commentEx w15:paraId="4059BEA6" w15:done="0"/>
-  <w15:commentEx w15:paraId="1073149F" w15:done="0"/>
-  <w15:commentEx w15:paraId="7B3D24AA" w15:done="0"/>
-  <w15:commentEx w15:paraId="06927F53" w15:done="0"/>
-  <w15:commentEx w15:paraId="40CAE110" w15:done="0"/>
-  <w15:commentEx w15:paraId="7AAD4B26" w15:done="0"/>
-  <w15:commentEx w15:paraId="67A4CD68" w15:done="0"/>
-  <w15:commentEx w15:paraId="7E771690" w15:done="0"/>
-  <w15:commentEx w15:paraId="4DC6C7EE" w15:done="0"/>
   <w15:commentEx w15:paraId="3F5FFD42" w15:done="0"/>
-  <w15:commentEx w15:paraId="700FCDD0" w15:done="0"/>
-  <w15:commentEx w15:paraId="44EE295B" w15:done="0"/>
-  <w15:commentEx w15:paraId="4FEDBC88" w15:done="0"/>
-  <w15:commentEx w15:paraId="7E4A708A" w15:done="0"/>
-  <w15:commentEx w15:paraId="4D7E64BB" w15:done="0"/>
   <w15:commentEx w15:paraId="74BD3B30" w15:done="0"/>
-  <w15:commentEx w15:paraId="3BBA5F90" w15:done="0"/>
   <w15:commentEx w15:paraId="2F7E652B" w15:done="0"/>
-  <w15:commentEx w15:paraId="132820CC" w15:done="0"/>
   <w15:commentEx w15:paraId="36749841" w15:done="0"/>
-  <w15:commentEx w15:paraId="333966E8" w15:done="0"/>
   <w15:commentEx w15:paraId="0CD01E97" w15:done="0"/>
   <w15:commentEx w15:paraId="145CB8F9" w15:done="0"/>
   <w15:commentEx w15:paraId="6B47855F" w15:done="0"/>
@@ -21668,7 +21130,6 @@
   <w15:commentEx w15:paraId="388CCFAB" w15:done="0"/>
   <w15:commentEx w15:paraId="2869F8D4" w15:done="0"/>
   <w15:commentEx w15:paraId="0910E873" w15:done="0"/>
-  <w15:commentEx w15:paraId="04A2C971" w15:done="0"/>
   <w15:commentEx w15:paraId="5DF9295C" w15:done="0"/>
 </w15:commentsEx>
 </file>
@@ -21710,7 +21171,6 @@
   <w16cex:commentExtensible w16cex:durableId="2CD03246" w16cex:dateUtc="2025-11-25T10:48:00Z"/>
   <w16cex:commentExtensible w16cex:durableId="402B3749" w16cex:dateUtc="2025-11-25T06:55:00Z"/>
   <w16cex:commentExtensible w16cex:durableId="2B2D34FC" w16cex:dateUtc="2025-11-25T06:56:00Z"/>
-  <w16cex:commentExtensible w16cex:durableId="3B93C034" w16cex:dateUtc="2025-11-24T16:47:00Z"/>
   <w16cex:commentExtensible w16cex:durableId="75E1F5D3" w16cex:dateUtc="2025-11-24T16:47:00Z"/>
   <w16cex:commentExtensible w16cex:durableId="7FEDCA8E" w16cex:dateUtc="2025-11-25T06:57:00Z"/>
   <w16cex:commentExtensible w16cex:durableId="5FCF4E9A" w16cex:dateUtc="2025-11-24T16:51:00Z"/>
@@ -21729,45 +21189,21 @@
   <w16cex:commentExtensible w16cex:durableId="76A233F4" w16cex:dateUtc="2025-11-24T16:55:00Z"/>
   <w16cex:commentExtensible w16cex:durableId="220584B4" w16cex:dateUtc="2025-11-24T16:58:00Z"/>
   <w16cex:commentExtensible w16cex:durableId="3A7C8AB8" w16cex:dateUtc="2025-11-24T16:58:00Z"/>
-  <w16cex:commentExtensible w16cex:durableId="460A563F" w16cex:dateUtc="2025-11-24T16:59:00Z"/>
   <w16cex:commentExtensible w16cex:durableId="324183CC" w16cex:dateUtc="2025-11-24T16:59:00Z"/>
   <w16cex:commentExtensible w16cex:durableId="216A0459" w16cex:dateUtc="2025-11-24T16:59:00Z"/>
   <w16cex:commentExtensible w16cex:durableId="2E967F56" w16cex:dateUtc="2024-12-07T11:08:00Z"/>
   <w16cex:commentExtensible w16cex:durableId="43868BF3" w16cex:dateUtc="2025-11-25T07:03:00Z"/>
   <w16cex:commentExtensible w16cex:durableId="4128F242" w16cex:dateUtc="2024-12-07T11:14:00Z"/>
-  <w16cex:commentExtensible w16cex:durableId="25DACC16" w16cex:dateUtc="2025-11-24T20:59:00Z"/>
-  <w16cex:commentExtensible w16cex:durableId="68C2D29E" w16cex:dateUtc="2025-11-24T21:00:00Z"/>
-  <w16cex:commentExtensible w16cex:durableId="5F6B6D39" w16cex:dateUtc="2025-11-24T21:00:00Z"/>
-  <w16cex:commentExtensible w16cex:durableId="0A4B4685" w16cex:dateUtc="2025-11-24T21:00:00Z"/>
   <w16cex:commentExtensible w16cex:durableId="756CFBA9" w16cex:dateUtc="2025-11-25T07:04:00Z"/>
   <w16cex:commentExtensible w16cex:durableId="6AC86503" w16cex:dateUtc="2024-12-07T11:14:00Z"/>
   <w16cex:commentExtensible w16cex:durableId="5AFC5463" w16cex:dateUtc="2025-11-25T07:04:00Z"/>
   <w16cex:commentExtensible w16cex:durableId="3CFC9E62" w16cex:dateUtc="2024-12-07T11:14:00Z"/>
   <w16cex:commentExtensible w16cex:durableId="33B77B3F" w16cex:dateUtc="2025-11-25T07:05:00Z"/>
   <w16cex:commentExtensible w16cex:durableId="7D238292" w16cex:dateUtc="2025-11-25T07:05:00Z"/>
-  <w16cex:commentExtensible w16cex:durableId="42BB002F" w16cex:dateUtc="2025-11-24T21:02:00Z"/>
-  <w16cex:commentExtensible w16cex:durableId="31107462" w16cex:dateUtc="2025-11-25T07:05:00Z"/>
-  <w16cex:commentExtensible w16cex:durableId="3D67269B" w16cex:dateUtc="2025-11-24T21:02:00Z"/>
-  <w16cex:commentExtensible w16cex:durableId="368FC2DD" w16cex:dateUtc="2025-11-24T21:03:00Z"/>
-  <w16cex:commentExtensible w16cex:durableId="5EEA86C9" w16cex:dateUtc="2025-11-24T21:12:00Z"/>
-  <w16cex:commentExtensible w16cex:durableId="7EDDEF8F" w16cex:dateUtc="2025-11-24T21:11:00Z"/>
-  <w16cex:commentExtensible w16cex:durableId="7A79B353" w16cex:dateUtc="2025-11-24T21:15:00Z"/>
-  <w16cex:commentExtensible w16cex:durableId="2FD0D3A0" w16cex:dateUtc="2025-11-24T21:09:00Z"/>
-  <w16cex:commentExtensible w16cex:durableId="0BE85310" w16cex:dateUtc="2025-11-25T07:05:00Z"/>
-  <w16cex:commentExtensible w16cex:durableId="6440A1BA" w16cex:dateUtc="2025-11-24T21:09:00Z"/>
-  <w16cex:commentExtensible w16cex:durableId="5BA7DE61" w16cex:dateUtc="2025-11-24T21:10:00Z"/>
   <w16cex:commentExtensible w16cex:durableId="2FEBAEA1" w16cex:dateUtc="2025-11-24T21:16:00Z"/>
-  <w16cex:commentExtensible w16cex:durableId="0B06A976" w16cex:dateUtc="2025-11-24T21:17:00Z"/>
-  <w16cex:commentExtensible w16cex:durableId="36724594" w16cex:dateUtc="2025-11-24T21:19:00Z"/>
-  <w16cex:commentExtensible w16cex:durableId="0C4812CD" w16cex:dateUtc="2025-11-25T07:07:00Z"/>
-  <w16cex:commentExtensible w16cex:durableId="31A693D0" w16cex:dateUtc="2025-11-24T21:19:00Z"/>
-  <w16cex:commentExtensible w16cex:durableId="41B19E84" w16cex:dateUtc="2025-11-25T07:06:00Z"/>
   <w16cex:commentExtensible w16cex:durableId="3B51E0BA" w16cex:dateUtc="2025-11-24T21:22:00Z"/>
-  <w16cex:commentExtensible w16cex:durableId="4C358147" w16cex:dateUtc="2025-11-24T21:22:00Z"/>
   <w16cex:commentExtensible w16cex:durableId="353A61F9" w16cex:dateUtc="2025-11-24T21:23:00Z"/>
-  <w16cex:commentExtensible w16cex:durableId="1B824F44" w16cex:dateUtc="2025-11-24T21:23:00Z"/>
   <w16cex:commentExtensible w16cex:durableId="32E17EAB" w16cex:dateUtc="2025-11-24T21:24:00Z"/>
-  <w16cex:commentExtensible w16cex:durableId="550CE47C" w16cex:dateUtc="2025-11-24T21:24:00Z"/>
   <w16cex:commentExtensible w16cex:durableId="0DB875F7" w16cex:dateUtc="2025-11-24T21:25:00Z"/>
   <w16cex:commentExtensible w16cex:durableId="13518D97" w16cex:dateUtc="2025-11-24T21:28:00Z"/>
   <w16cex:commentExtensible w16cex:durableId="3896C5F2" w16cex:dateUtc="2025-11-24T21:28:00Z"/>
@@ -21784,7 +21220,6 @@
   <w16cex:commentExtensible w16cex:durableId="68E92018" w16cex:dateUtc="2024-12-07T11:28:00Z"/>
   <w16cex:commentExtensible w16cex:durableId="1B2BACF7" w16cex:dateUtc="2025-11-25T07:08:00Z"/>
   <w16cex:commentExtensible w16cex:durableId="5C71AD8C" w16cex:dateUtc="2024-12-07T11:28:00Z"/>
-  <w16cex:commentExtensible w16cex:durableId="59FAD139" w16cex:dateUtc="2025-11-24T21:45:00Z"/>
   <w16cex:commentExtensible w16cex:durableId="4349D6F3" w16cex:dateUtc="2025-11-24T21:50:00Z"/>
 </w16cex:commentsExtensible>
 </file>
@@ -21826,7 +21261,6 @@
   <w16cid:commentId w16cid:paraId="409DC63F" w16cid:durableId="2CD03246"/>
   <w16cid:commentId w16cid:paraId="5CDD7603" w16cid:durableId="402B3749"/>
   <w16cid:commentId w16cid:paraId="1A1094AC" w16cid:durableId="2B2D34FC"/>
-  <w16cid:commentId w16cid:paraId="0EBC85C9" w16cid:durableId="3B93C034"/>
   <w16cid:commentId w16cid:paraId="4482E889" w16cid:durableId="75E1F5D3"/>
   <w16cid:commentId w16cid:paraId="4FE2C1E1" w16cid:durableId="7FEDCA8E"/>
   <w16cid:commentId w16cid:paraId="60B55D2C" w16cid:durableId="5FCF4E9A"/>
@@ -21845,45 +21279,21 @@
   <w16cid:commentId w16cid:paraId="0FD9B25D" w16cid:durableId="76A233F4"/>
   <w16cid:commentId w16cid:paraId="4222DA0F" w16cid:durableId="220584B4"/>
   <w16cid:commentId w16cid:paraId="7CAAEBD7" w16cid:durableId="3A7C8AB8"/>
-  <w16cid:commentId w16cid:paraId="32DF88B7" w16cid:durableId="460A563F"/>
   <w16cid:commentId w16cid:paraId="663B8CD7" w16cid:durableId="324183CC"/>
   <w16cid:commentId w16cid:paraId="13306165" w16cid:durableId="216A0459"/>
   <w16cid:commentId w16cid:paraId="27390798" w16cid:durableId="2E967F56"/>
   <w16cid:commentId w16cid:paraId="5951F26A" w16cid:durableId="43868BF3"/>
   <w16cid:commentId w16cid:paraId="66903DEC" w16cid:durableId="4128F242"/>
-  <w16cid:commentId w16cid:paraId="61AE16E4" w16cid:durableId="25DACC16"/>
-  <w16cid:commentId w16cid:paraId="79523E8E" w16cid:durableId="68C2D29E"/>
-  <w16cid:commentId w16cid:paraId="5766184A" w16cid:durableId="5F6B6D39"/>
-  <w16cid:commentId w16cid:paraId="32FAB2D9" w16cid:durableId="0A4B4685"/>
   <w16cid:commentId w16cid:paraId="2CCCD867" w16cid:durableId="756CFBA9"/>
   <w16cid:commentId w16cid:paraId="403D0490" w16cid:durableId="6AC86503"/>
   <w16cid:commentId w16cid:paraId="0133CDFE" w16cid:durableId="5AFC5463"/>
   <w16cid:commentId w16cid:paraId="33C0EAA0" w16cid:durableId="3CFC9E62"/>
   <w16cid:commentId w16cid:paraId="3F875578" w16cid:durableId="33B77B3F"/>
   <w16cid:commentId w16cid:paraId="7EEC1AC9" w16cid:durableId="7D238292"/>
-  <w16cid:commentId w16cid:paraId="3C598071" w16cid:durableId="42BB002F"/>
-  <w16cid:commentId w16cid:paraId="01CEE01A" w16cid:durableId="31107462"/>
-  <w16cid:commentId w16cid:paraId="4059BEA6" w16cid:durableId="3D67269B"/>
-  <w16cid:commentId w16cid:paraId="1073149F" w16cid:durableId="368FC2DD"/>
-  <w16cid:commentId w16cid:paraId="7B3D24AA" w16cid:durableId="5EEA86C9"/>
-  <w16cid:commentId w16cid:paraId="06927F53" w16cid:durableId="7EDDEF8F"/>
-  <w16cid:commentId w16cid:paraId="40CAE110" w16cid:durableId="7A79B353"/>
-  <w16cid:commentId w16cid:paraId="7AAD4B26" w16cid:durableId="2FD0D3A0"/>
-  <w16cid:commentId w16cid:paraId="67A4CD68" w16cid:durableId="0BE85310"/>
-  <w16cid:commentId w16cid:paraId="7E771690" w16cid:durableId="6440A1BA"/>
-  <w16cid:commentId w16cid:paraId="4DC6C7EE" w16cid:durableId="5BA7DE61"/>
   <w16cid:commentId w16cid:paraId="3F5FFD42" w16cid:durableId="2FEBAEA1"/>
-  <w16cid:commentId w16cid:paraId="700FCDD0" w16cid:durableId="0B06A976"/>
-  <w16cid:commentId w16cid:paraId="44EE295B" w16cid:durableId="36724594"/>
-  <w16cid:commentId w16cid:paraId="4FEDBC88" w16cid:durableId="0C4812CD"/>
-  <w16cid:commentId w16cid:paraId="7E4A708A" w16cid:durableId="31A693D0"/>
-  <w16cid:commentId w16cid:paraId="4D7E64BB" w16cid:durableId="41B19E84"/>
   <w16cid:commentId w16cid:paraId="74BD3B30" w16cid:durableId="3B51E0BA"/>
-  <w16cid:commentId w16cid:paraId="3BBA5F90" w16cid:durableId="4C358147"/>
   <w16cid:commentId w16cid:paraId="2F7E652B" w16cid:durableId="353A61F9"/>
-  <w16cid:commentId w16cid:paraId="132820CC" w16cid:durableId="1B824F44"/>
   <w16cid:commentId w16cid:paraId="36749841" w16cid:durableId="32E17EAB"/>
-  <w16cid:commentId w16cid:paraId="333966E8" w16cid:durableId="550CE47C"/>
   <w16cid:commentId w16cid:paraId="0CD01E97" w16cid:durableId="0DB875F7"/>
   <w16cid:commentId w16cid:paraId="145CB8F9" w16cid:durableId="13518D97"/>
   <w16cid:commentId w16cid:paraId="6B47855F" w16cid:durableId="3896C5F2"/>
@@ -21900,7 +21310,6 @@
   <w16cid:commentId w16cid:paraId="388CCFAB" w16cid:durableId="68E92018"/>
   <w16cid:commentId w16cid:paraId="2869F8D4" w16cid:durableId="1B2BACF7"/>
   <w16cid:commentId w16cid:paraId="0910E873" w16cid:durableId="5C71AD8C"/>
-  <w16cid:commentId w16cid:paraId="04A2C971" w16cid:durableId="59FAD139"/>
   <w16cid:commentId w16cid:paraId="5DF9295C" w16cid:durableId="4349D6F3"/>
 </w16cid:commentsIds>
 </file>
@@ -21970,6 +21379,7 @@
       <w:pStyle w:val="af1"/>
     </w:pPr>
   </w:p>
+  <w:p/>
 </w:ftr>
 </file>
 

--- a/недодип.docx
+++ b/недодип.docx
@@ -7,12 +7,13 @@
         <w:pStyle w:val="1a"/>
       </w:pPr>
       <w:bookmarkStart w:id="0" w:name="_Toc212455476"/>
-      <w:commentRangeStart w:id="1"/>
+      <w:bookmarkStart w:id="1" w:name="_Toc216210869"/>
+      <w:commentRangeStart w:id="2"/>
       <w:r>
         <w:t>АННОТАЦИЯ</w:t>
       </w:r>
       <w:bookmarkEnd w:id="0"/>
-      <w:commentRangeEnd w:id="1"/>
+      <w:commentRangeEnd w:id="2"/>
       <w:r>
         <w:rPr>
           <w:rStyle w:val="aff"/>
@@ -23,8 +24,9 @@
           <w:kern w:val="0"/>
           <w:lang w:eastAsia="en-US"/>
         </w:rPr>
-        <w:commentReference w:id="1"/>
-      </w:r>
+        <w:commentReference w:id="2"/>
+      </w:r>
+      <w:bookmarkEnd w:id="1"/>
     </w:p>
     <w:p>
       <w:r>
@@ -40,39 +42,81 @@
       <w:r>
         <w:t xml:space="preserve">Результатом являются </w:t>
       </w:r>
-      <w:commentRangeStart w:id="2"/>
+      <w:commentRangeStart w:id="3"/>
       <w:r>
         <w:t>методика</w:t>
       </w:r>
-      <w:commentRangeEnd w:id="2"/>
+      <w:commentRangeEnd w:id="3"/>
       <w:r>
         <w:rPr>
           <w:rStyle w:val="aff"/>
         </w:rPr>
-        <w:commentReference w:id="2"/>
+        <w:commentReference w:id="3"/>
       </w:r>
       <w:r>
         <w:t>, прототип сервиса и экспериментальная оценка на реальных данных: прогноз цены с доверительным интервалом, объяснения вклада признаков и подбор сопоставимых объектов, подтверждающие практическую применимость решения.</w:t>
       </w:r>
     </w:p>
     <w:p>
-      <w:commentRangeStart w:id="3"/>
+      <w:commentRangeStart w:id="4"/>
       <w:r>
         <w:rPr>
           <w:rFonts w:cs="Times New Roman"/>
           <w:szCs w:val="28"/>
         </w:rPr>
-        <w:t>Работа состоит из ХХ страниц, включает в себя ХХ рисунков и ХХ таблиц</w:t>
+        <w:t xml:space="preserve">Работа состоит из </w:t>
+      </w:r>
+      <w:r>
+        <w:rPr>
+          <w:rFonts w:cs="Times New Roman"/>
+          <w:szCs w:val="28"/>
+        </w:rPr>
+        <w:t>62</w:t>
+      </w:r>
+      <w:r>
+        <w:rPr>
+          <w:rFonts w:cs="Times New Roman"/>
+          <w:szCs w:val="28"/>
+        </w:rPr>
+        <w:t xml:space="preserve"> страниц, включает в себя </w:t>
+      </w:r>
+      <w:r>
+        <w:rPr>
+          <w:rFonts w:cs="Times New Roman"/>
+          <w:szCs w:val="28"/>
+        </w:rPr>
+        <w:t>9</w:t>
+      </w:r>
+      <w:r>
+        <w:rPr>
+          <w:rFonts w:cs="Times New Roman"/>
+          <w:szCs w:val="28"/>
+        </w:rPr>
+        <w:t xml:space="preserve"> рисунков и </w:t>
+      </w:r>
+      <w:r>
+        <w:rPr>
+          <w:rFonts w:cs="Times New Roman"/>
+          <w:szCs w:val="28"/>
+        </w:rPr>
+        <w:t>4</w:t>
+      </w:r>
+      <w:r>
+        <w:rPr>
+          <w:rFonts w:cs="Times New Roman"/>
+          <w:szCs w:val="28"/>
+        </w:rPr>
+        <w:t xml:space="preserve"> таблиц</w:t>
       </w:r>
       <w:r>
         <w:t>.</w:t>
       </w:r>
-      <w:commentRangeEnd w:id="3"/>
+      <w:commentRangeEnd w:id="4"/>
       <w:r>
         <w:rPr>
           <w:rStyle w:val="aff"/>
         </w:rPr>
-        <w:commentReference w:id="3"/>
+        <w:commentReference w:id="4"/>
       </w:r>
     </w:p>
     <w:p>
@@ -80,52 +124,5368 @@
         <w:br w:type="page"/>
       </w:r>
     </w:p>
-    <w:p>
-      <w:pPr>
-        <w:pStyle w:val="af8"/>
-      </w:pPr>
-      <w:commentRangeStart w:id="4"/>
-      <w:r>
-        <w:lastRenderedPageBreak/>
-        <w:t>СОДЕРЖАНИЕ</w:t>
-      </w:r>
-      <w:commentRangeEnd w:id="4"/>
-      <w:r>
-        <w:rPr>
-          <w:rStyle w:val="aff"/>
-          <w:rFonts w:eastAsiaTheme="minorHAnsi" w:cstheme="minorBidi"/>
-          <w:b w:val="0"/>
-          <w:bCs w:val="0"/>
-          <w:lang w:eastAsia="en-US" w:bidi="ar-SA"/>
-        </w:rPr>
-        <w:commentReference w:id="4"/>
-      </w:r>
-    </w:p>
-    <w:p>
-      <w:pPr>
+    <w:sdt>
+      <w:sdtPr>
+        <w:id w:val="-1067176661"/>
+        <w:docPartObj>
+          <w:docPartGallery w:val="Table of Contents"/>
+          <w:docPartUnique/>
+        </w:docPartObj>
+      </w:sdtPr>
+      <w:sdtEndPr>
+        <w:rPr>
+          <w:rFonts w:ascii="Times New Roman" w:eastAsiaTheme="minorHAnsi" w:hAnsi="Times New Roman" w:cs="Times New Roman"/>
+          <w:caps w:val="0"/>
+          <w:color w:val="auto"/>
+          <w:spacing w:val="0"/>
+          <w:kern w:val="0"/>
+          <w:sz w:val="28"/>
+          <w:szCs w:val="28"/>
+          <w:lang w:eastAsia="en-US"/>
+        </w:rPr>
+      </w:sdtEndPr>
+      <w:sdtContent>
+        <w:p>
+          <w:pPr>
+            <w:pStyle w:val="ad"/>
+            <w:jc w:val="center"/>
+            <w:rPr>
+              <w:rStyle w:val="1b"/>
+              <w:color w:val="auto"/>
+            </w:rPr>
+          </w:pPr>
+          <w:r>
+            <w:rPr>
+              <w:rStyle w:val="1b"/>
+              <w:color w:val="auto"/>
+            </w:rPr>
+            <w:t>Содержание</w:t>
+          </w:r>
+        </w:p>
+        <w:p>
+          <w:pPr>
+            <w:pStyle w:val="1d"/>
+            <w:rPr>
+              <w:rFonts w:eastAsiaTheme="minorEastAsia"/>
+              <w:lang w:eastAsia="ru-RU"/>
+            </w:rPr>
+          </w:pPr>
+          <w:r>
+            <w:fldChar w:fldCharType="begin"/>
+          </w:r>
+          <w:r>
+            <w:instrText xml:space="preserve"> TOC \o "1-3" \h \z \u </w:instrText>
+          </w:r>
+          <w:r>
+            <w:fldChar w:fldCharType="separate"/>
+          </w:r>
+          <w:hyperlink w:anchor="_Toc216210869" w:history="1">
+            <w:r>
+              <w:rPr>
+                <w:rStyle w:val="ae"/>
+                <w:u w:val="none"/>
+              </w:rPr>
+              <w:t>АННОТАЦИЯ</w:t>
+            </w:r>
+            <w:r>
+              <w:rPr>
+                <w:webHidden/>
+              </w:rPr>
+              <w:tab/>
+            </w:r>
+            <w:r>
+              <w:rPr>
+                <w:webHidden/>
+              </w:rPr>
+              <w:fldChar w:fldCharType="begin"/>
+            </w:r>
+            <w:r>
+              <w:rPr>
+                <w:webHidden/>
+              </w:rPr>
+              <w:instrText xml:space="preserve"> PAGEREF _Toc216210869 \h </w:instrText>
+            </w:r>
+            <w:r>
+              <w:rPr>
+                <w:webHidden/>
+              </w:rPr>
+            </w:r>
+            <w:r>
+              <w:rPr>
+                <w:webHidden/>
+              </w:rPr>
+              <w:fldChar w:fldCharType="separate"/>
+            </w:r>
+            <w:r>
+              <w:rPr>
+                <w:webHidden/>
+              </w:rPr>
+              <w:t>1</w:t>
+            </w:r>
+            <w:r>
+              <w:rPr>
+                <w:webHidden/>
+              </w:rPr>
+              <w:fldChar w:fldCharType="end"/>
+            </w:r>
+          </w:hyperlink>
+        </w:p>
+        <w:p>
+          <w:pPr>
+            <w:pStyle w:val="1d"/>
+            <w:rPr>
+              <w:rFonts w:eastAsiaTheme="minorEastAsia"/>
+              <w:lang w:eastAsia="ru-RU"/>
+            </w:rPr>
+          </w:pPr>
+          <w:hyperlink w:anchor="_Toc216210870" w:history="1">
+            <w:r>
+              <w:rPr>
+                <w:rStyle w:val="ae"/>
+                <w:u w:val="none"/>
+              </w:rPr>
+              <w:t>СПИСОК ИСПОЛЬЗУЕМЫХ СОКРАЩЕНИЙ И ТЕРМИНОВ</w:t>
+            </w:r>
+            <w:r>
+              <w:rPr>
+                <w:webHidden/>
+              </w:rPr>
+              <w:tab/>
+            </w:r>
+            <w:r>
+              <w:rPr>
+                <w:webHidden/>
+              </w:rPr>
+              <w:fldChar w:fldCharType="begin"/>
+            </w:r>
+            <w:r>
+              <w:rPr>
+                <w:webHidden/>
+              </w:rPr>
+              <w:instrText xml:space="preserve"> PAGEREF _Toc216210870 \h </w:instrText>
+            </w:r>
+            <w:r>
+              <w:rPr>
+                <w:webHidden/>
+              </w:rPr>
+            </w:r>
+            <w:r>
+              <w:rPr>
+                <w:webHidden/>
+              </w:rPr>
+              <w:fldChar w:fldCharType="separate"/>
+            </w:r>
+            <w:r>
+              <w:rPr>
+                <w:webHidden/>
+              </w:rPr>
+              <w:t>3</w:t>
+            </w:r>
+            <w:r>
+              <w:rPr>
+                <w:webHidden/>
+              </w:rPr>
+              <w:fldChar w:fldCharType="end"/>
+            </w:r>
+          </w:hyperlink>
+        </w:p>
+        <w:p>
+          <w:pPr>
+            <w:pStyle w:val="1d"/>
+            <w:rPr>
+              <w:rFonts w:eastAsiaTheme="minorEastAsia"/>
+              <w:lang w:eastAsia="ru-RU"/>
+            </w:rPr>
+          </w:pPr>
+          <w:hyperlink w:anchor="_Toc216210871" w:history="1">
+            <w:r>
+              <w:rPr>
+                <w:rStyle w:val="ae"/>
+                <w:u w:val="none"/>
+                <w:lang w:bidi="ru-RU"/>
+              </w:rPr>
+              <w:t>ВВЕДЕНИЕ</w:t>
+            </w:r>
+            <w:r>
+              <w:rPr>
+                <w:webHidden/>
+              </w:rPr>
+              <w:tab/>
+            </w:r>
+            <w:r>
+              <w:rPr>
+                <w:webHidden/>
+              </w:rPr>
+              <w:fldChar w:fldCharType="begin"/>
+            </w:r>
+            <w:r>
+              <w:rPr>
+                <w:webHidden/>
+              </w:rPr>
+              <w:instrText xml:space="preserve"> PAGEREF _Toc216210871 \h </w:instrText>
+            </w:r>
+            <w:r>
+              <w:rPr>
+                <w:webHidden/>
+              </w:rPr>
+            </w:r>
+            <w:r>
+              <w:rPr>
+                <w:webHidden/>
+              </w:rPr>
+              <w:fldChar w:fldCharType="separate"/>
+            </w:r>
+            <w:r>
+              <w:rPr>
+                <w:webHidden/>
+              </w:rPr>
+              <w:t>6</w:t>
+            </w:r>
+            <w:r>
+              <w:rPr>
+                <w:webHidden/>
+              </w:rPr>
+              <w:fldChar w:fldCharType="end"/>
+            </w:r>
+          </w:hyperlink>
+        </w:p>
+        <w:p>
+          <w:pPr>
+            <w:pStyle w:val="1d"/>
+            <w:rPr>
+              <w:rFonts w:eastAsiaTheme="minorEastAsia"/>
+              <w:lang w:eastAsia="ru-RU"/>
+            </w:rPr>
+          </w:pPr>
+          <w:hyperlink w:anchor="_Toc216210872" w:history="1">
+            <w:r>
+              <w:rPr>
+                <w:rStyle w:val="ae"/>
+                <w:u w:val="none"/>
+              </w:rPr>
+              <w:t>ЛИТЕРАТУРНЫЙ ОБЗОР</w:t>
+            </w:r>
+            <w:r>
+              <w:rPr>
+                <w:webHidden/>
+              </w:rPr>
+              <w:tab/>
+            </w:r>
+            <w:r>
+              <w:rPr>
+                <w:webHidden/>
+              </w:rPr>
+              <w:fldChar w:fldCharType="begin"/>
+            </w:r>
+            <w:r>
+              <w:rPr>
+                <w:webHidden/>
+              </w:rPr>
+              <w:instrText xml:space="preserve"> PAGEREF _Toc216210872 \h </w:instrText>
+            </w:r>
+            <w:r>
+              <w:rPr>
+                <w:webHidden/>
+              </w:rPr>
+            </w:r>
+            <w:r>
+              <w:rPr>
+                <w:webHidden/>
+              </w:rPr>
+              <w:fldChar w:fldCharType="separate"/>
+            </w:r>
+            <w:r>
+              <w:rPr>
+                <w:webHidden/>
+              </w:rPr>
+              <w:t>8</w:t>
+            </w:r>
+            <w:r>
+              <w:rPr>
+                <w:webHidden/>
+              </w:rPr>
+              <w:fldChar w:fldCharType="end"/>
+            </w:r>
+          </w:hyperlink>
+        </w:p>
+        <w:p>
+          <w:pPr>
+            <w:pStyle w:val="1d"/>
+            <w:rPr>
+              <w:rFonts w:eastAsiaTheme="minorEastAsia"/>
+              <w:lang w:eastAsia="ru-RU"/>
+            </w:rPr>
+          </w:pPr>
+          <w:hyperlink w:anchor="_Toc216210873" w:history="1">
+            <w:r>
+              <w:rPr>
+                <w:rStyle w:val="ae"/>
+                <w:u w:val="none"/>
+              </w:rPr>
+              <w:t>1</w:t>
+            </w:r>
+            <w:r>
+              <w:rPr>
+                <w:rFonts w:eastAsiaTheme="minorEastAsia"/>
+                <w:lang w:eastAsia="ru-RU"/>
+              </w:rPr>
+              <w:tab/>
+            </w:r>
+            <w:r>
+              <w:rPr>
+                <w:rStyle w:val="ae"/>
+                <w:u w:val="none"/>
+              </w:rPr>
+              <w:t>ИССЛЕДОВАТЕЛЬСКИЙ РАЗДЕЛ</w:t>
+            </w:r>
+            <w:r>
+              <w:rPr>
+                <w:webHidden/>
+              </w:rPr>
+              <w:tab/>
+            </w:r>
+            <w:r>
+              <w:rPr>
+                <w:webHidden/>
+              </w:rPr>
+              <w:fldChar w:fldCharType="begin"/>
+            </w:r>
+            <w:r>
+              <w:rPr>
+                <w:webHidden/>
+              </w:rPr>
+              <w:instrText xml:space="preserve"> PAGEREF _Toc216210873 \h </w:instrText>
+            </w:r>
+            <w:r>
+              <w:rPr>
+                <w:webHidden/>
+              </w:rPr>
+            </w:r>
+            <w:r>
+              <w:rPr>
+                <w:webHidden/>
+              </w:rPr>
+              <w:fldChar w:fldCharType="separate"/>
+            </w:r>
+            <w:r>
+              <w:rPr>
+                <w:webHidden/>
+              </w:rPr>
+              <w:t>9</w:t>
+            </w:r>
+            <w:r>
+              <w:rPr>
+                <w:webHidden/>
+              </w:rPr>
+              <w:fldChar w:fldCharType="end"/>
+            </w:r>
+          </w:hyperlink>
+        </w:p>
+        <w:p>
+          <w:pPr>
+            <w:pStyle w:val="2c"/>
+            <w:ind w:firstLine="0"/>
+            <w:rPr>
+              <w:rFonts w:ascii="Times New Roman" w:eastAsiaTheme="minorEastAsia" w:hAnsi="Times New Roman" w:cs="Times New Roman"/>
+              <w:b w:val="0"/>
+              <w:bCs w:val="0"/>
+              <w:noProof/>
+              <w:sz w:val="28"/>
+              <w:szCs w:val="28"/>
+              <w:lang w:eastAsia="ru-RU"/>
+            </w:rPr>
+          </w:pPr>
+          <w:hyperlink w:anchor="_Toc216210874" w:history="1">
+            <w:r>
+              <w:rPr>
+                <w:rStyle w:val="ae"/>
+                <w:rFonts w:ascii="Times New Roman" w:hAnsi="Times New Roman" w:cs="Times New Roman"/>
+                <w:b w:val="0"/>
+                <w:bCs w:val="0"/>
+                <w:noProof/>
+                <w:sz w:val="28"/>
+                <w:szCs w:val="28"/>
+                <w:u w:val="none"/>
+              </w:rPr>
+              <w:t>1.1</w:t>
+            </w:r>
+            <w:r>
+              <w:rPr>
+                <w:rFonts w:ascii="Times New Roman" w:eastAsiaTheme="minorEastAsia" w:hAnsi="Times New Roman" w:cs="Times New Roman"/>
+                <w:b w:val="0"/>
+                <w:bCs w:val="0"/>
+                <w:noProof/>
+                <w:sz w:val="28"/>
+                <w:szCs w:val="28"/>
+                <w:lang w:eastAsia="ru-RU"/>
+              </w:rPr>
+              <w:tab/>
+            </w:r>
+            <w:r>
+              <w:rPr>
+                <w:rStyle w:val="ae"/>
+                <w:rFonts w:ascii="Times New Roman" w:hAnsi="Times New Roman" w:cs="Times New Roman"/>
+                <w:b w:val="0"/>
+                <w:bCs w:val="0"/>
+                <w:noProof/>
+                <w:sz w:val="28"/>
+                <w:szCs w:val="28"/>
+                <w:u w:val="none"/>
+              </w:rPr>
+              <w:t>Анализ предметной области</w:t>
+            </w:r>
+            <w:r>
+              <w:rPr>
+                <w:rFonts w:ascii="Times New Roman" w:hAnsi="Times New Roman" w:cs="Times New Roman"/>
+                <w:b w:val="0"/>
+                <w:bCs w:val="0"/>
+                <w:noProof/>
+                <w:webHidden/>
+                <w:sz w:val="28"/>
+                <w:szCs w:val="28"/>
+              </w:rPr>
+              <w:tab/>
+            </w:r>
+            <w:r>
+              <w:rPr>
+                <w:rFonts w:ascii="Times New Roman" w:hAnsi="Times New Roman" w:cs="Times New Roman"/>
+                <w:b w:val="0"/>
+                <w:bCs w:val="0"/>
+                <w:noProof/>
+                <w:webHidden/>
+                <w:sz w:val="28"/>
+                <w:szCs w:val="28"/>
+              </w:rPr>
+              <w:fldChar w:fldCharType="begin"/>
+            </w:r>
+            <w:r>
+              <w:rPr>
+                <w:rFonts w:ascii="Times New Roman" w:hAnsi="Times New Roman" w:cs="Times New Roman"/>
+                <w:b w:val="0"/>
+                <w:bCs w:val="0"/>
+                <w:noProof/>
+                <w:webHidden/>
+                <w:sz w:val="28"/>
+                <w:szCs w:val="28"/>
+              </w:rPr>
+              <w:instrText xml:space="preserve"> PAGEREF _Toc216210874 \h </w:instrText>
+            </w:r>
+            <w:r>
+              <w:rPr>
+                <w:rFonts w:ascii="Times New Roman" w:hAnsi="Times New Roman" w:cs="Times New Roman"/>
+                <w:b w:val="0"/>
+                <w:bCs w:val="0"/>
+                <w:noProof/>
+                <w:webHidden/>
+                <w:sz w:val="28"/>
+                <w:szCs w:val="28"/>
+              </w:rPr>
+            </w:r>
+            <w:r>
+              <w:rPr>
+                <w:rFonts w:ascii="Times New Roman" w:hAnsi="Times New Roman" w:cs="Times New Roman"/>
+                <w:b w:val="0"/>
+                <w:bCs w:val="0"/>
+                <w:noProof/>
+                <w:webHidden/>
+                <w:sz w:val="28"/>
+                <w:szCs w:val="28"/>
+              </w:rPr>
+              <w:fldChar w:fldCharType="separate"/>
+            </w:r>
+            <w:r>
+              <w:rPr>
+                <w:rFonts w:ascii="Times New Roman" w:hAnsi="Times New Roman" w:cs="Times New Roman"/>
+                <w:b w:val="0"/>
+                <w:bCs w:val="0"/>
+                <w:noProof/>
+                <w:webHidden/>
+                <w:sz w:val="28"/>
+                <w:szCs w:val="28"/>
+              </w:rPr>
+              <w:t>9</w:t>
+            </w:r>
+            <w:r>
+              <w:rPr>
+                <w:rFonts w:ascii="Times New Roman" w:hAnsi="Times New Roman" w:cs="Times New Roman"/>
+                <w:b w:val="0"/>
+                <w:bCs w:val="0"/>
+                <w:noProof/>
+                <w:webHidden/>
+                <w:sz w:val="28"/>
+                <w:szCs w:val="28"/>
+              </w:rPr>
+              <w:fldChar w:fldCharType="end"/>
+            </w:r>
+          </w:hyperlink>
+        </w:p>
+        <w:p>
+          <w:pPr>
+            <w:pStyle w:val="2c"/>
+            <w:ind w:firstLine="0"/>
+            <w:rPr>
+              <w:rFonts w:ascii="Times New Roman" w:eastAsiaTheme="minorEastAsia" w:hAnsi="Times New Roman" w:cs="Times New Roman"/>
+              <w:b w:val="0"/>
+              <w:bCs w:val="0"/>
+              <w:noProof/>
+              <w:sz w:val="28"/>
+              <w:szCs w:val="28"/>
+              <w:lang w:eastAsia="ru-RU"/>
+            </w:rPr>
+          </w:pPr>
+          <w:hyperlink w:anchor="_Toc216210875" w:history="1">
+            <w:r>
+              <w:rPr>
+                <w:rStyle w:val="ae"/>
+                <w:rFonts w:ascii="Times New Roman" w:hAnsi="Times New Roman" w:cs="Times New Roman"/>
+                <w:b w:val="0"/>
+                <w:bCs w:val="0"/>
+                <w:noProof/>
+                <w:sz w:val="28"/>
+                <w:szCs w:val="28"/>
+                <w:u w:val="none"/>
+              </w:rPr>
+              <w:t>1.2</w:t>
+            </w:r>
+            <w:r>
+              <w:rPr>
+                <w:rFonts w:ascii="Times New Roman" w:eastAsiaTheme="minorEastAsia" w:hAnsi="Times New Roman" w:cs="Times New Roman"/>
+                <w:b w:val="0"/>
+                <w:bCs w:val="0"/>
+                <w:noProof/>
+                <w:sz w:val="28"/>
+                <w:szCs w:val="28"/>
+                <w:lang w:eastAsia="ru-RU"/>
+              </w:rPr>
+              <w:tab/>
+            </w:r>
+            <w:r>
+              <w:rPr>
+                <w:rStyle w:val="ae"/>
+                <w:rFonts w:ascii="Times New Roman" w:hAnsi="Times New Roman" w:cs="Times New Roman"/>
+                <w:b w:val="0"/>
+                <w:bCs w:val="0"/>
+                <w:noProof/>
+                <w:sz w:val="28"/>
+                <w:szCs w:val="28"/>
+                <w:u w:val="none"/>
+              </w:rPr>
+              <w:t>Обзор существующих аналогов</w:t>
+            </w:r>
+            <w:r>
+              <w:rPr>
+                <w:rFonts w:ascii="Times New Roman" w:hAnsi="Times New Roman" w:cs="Times New Roman"/>
+                <w:b w:val="0"/>
+                <w:bCs w:val="0"/>
+                <w:noProof/>
+                <w:webHidden/>
+                <w:sz w:val="28"/>
+                <w:szCs w:val="28"/>
+              </w:rPr>
+              <w:tab/>
+            </w:r>
+            <w:r>
+              <w:rPr>
+                <w:rFonts w:ascii="Times New Roman" w:hAnsi="Times New Roman" w:cs="Times New Roman"/>
+                <w:b w:val="0"/>
+                <w:bCs w:val="0"/>
+                <w:noProof/>
+                <w:webHidden/>
+                <w:sz w:val="28"/>
+                <w:szCs w:val="28"/>
+              </w:rPr>
+              <w:fldChar w:fldCharType="begin"/>
+            </w:r>
+            <w:r>
+              <w:rPr>
+                <w:rFonts w:ascii="Times New Roman" w:hAnsi="Times New Roman" w:cs="Times New Roman"/>
+                <w:b w:val="0"/>
+                <w:bCs w:val="0"/>
+                <w:noProof/>
+                <w:webHidden/>
+                <w:sz w:val="28"/>
+                <w:szCs w:val="28"/>
+              </w:rPr>
+              <w:instrText xml:space="preserve"> PAGEREF _Toc216210875 \h </w:instrText>
+            </w:r>
+            <w:r>
+              <w:rPr>
+                <w:rFonts w:ascii="Times New Roman" w:hAnsi="Times New Roman" w:cs="Times New Roman"/>
+                <w:b w:val="0"/>
+                <w:bCs w:val="0"/>
+                <w:noProof/>
+                <w:webHidden/>
+                <w:sz w:val="28"/>
+                <w:szCs w:val="28"/>
+              </w:rPr>
+            </w:r>
+            <w:r>
+              <w:rPr>
+                <w:rFonts w:ascii="Times New Roman" w:hAnsi="Times New Roman" w:cs="Times New Roman"/>
+                <w:b w:val="0"/>
+                <w:bCs w:val="0"/>
+                <w:noProof/>
+                <w:webHidden/>
+                <w:sz w:val="28"/>
+                <w:szCs w:val="28"/>
+              </w:rPr>
+              <w:fldChar w:fldCharType="separate"/>
+            </w:r>
+            <w:r>
+              <w:rPr>
+                <w:rFonts w:ascii="Times New Roman" w:hAnsi="Times New Roman" w:cs="Times New Roman"/>
+                <w:b w:val="0"/>
+                <w:bCs w:val="0"/>
+                <w:noProof/>
+                <w:webHidden/>
+                <w:sz w:val="28"/>
+                <w:szCs w:val="28"/>
+              </w:rPr>
+              <w:t>10</w:t>
+            </w:r>
+            <w:r>
+              <w:rPr>
+                <w:rFonts w:ascii="Times New Roman" w:hAnsi="Times New Roman" w:cs="Times New Roman"/>
+                <w:b w:val="0"/>
+                <w:bCs w:val="0"/>
+                <w:noProof/>
+                <w:webHidden/>
+                <w:sz w:val="28"/>
+                <w:szCs w:val="28"/>
+              </w:rPr>
+              <w:fldChar w:fldCharType="end"/>
+            </w:r>
+          </w:hyperlink>
+        </w:p>
+        <w:p>
+          <w:pPr>
+            <w:pStyle w:val="2c"/>
+            <w:ind w:firstLine="0"/>
+            <w:rPr>
+              <w:rFonts w:ascii="Times New Roman" w:eastAsiaTheme="minorEastAsia" w:hAnsi="Times New Roman" w:cs="Times New Roman"/>
+              <w:b w:val="0"/>
+              <w:bCs w:val="0"/>
+              <w:noProof/>
+              <w:sz w:val="28"/>
+              <w:szCs w:val="28"/>
+              <w:lang w:eastAsia="ru-RU"/>
+            </w:rPr>
+          </w:pPr>
+          <w:hyperlink w:anchor="_Toc216210876" w:history="1">
+            <w:r>
+              <w:rPr>
+                <w:rStyle w:val="ae"/>
+                <w:rFonts w:ascii="Times New Roman" w:hAnsi="Times New Roman" w:cs="Times New Roman"/>
+                <w:b w:val="0"/>
+                <w:bCs w:val="0"/>
+                <w:noProof/>
+                <w:sz w:val="28"/>
+                <w:szCs w:val="28"/>
+                <w:u w:val="none"/>
+              </w:rPr>
+              <w:t>1.3</w:t>
+            </w:r>
+            <w:r>
+              <w:rPr>
+                <w:rFonts w:ascii="Times New Roman" w:eastAsiaTheme="minorEastAsia" w:hAnsi="Times New Roman" w:cs="Times New Roman"/>
+                <w:b w:val="0"/>
+                <w:bCs w:val="0"/>
+                <w:noProof/>
+                <w:sz w:val="28"/>
+                <w:szCs w:val="28"/>
+                <w:lang w:eastAsia="ru-RU"/>
+              </w:rPr>
+              <w:tab/>
+            </w:r>
+            <w:r>
+              <w:rPr>
+                <w:rStyle w:val="ae"/>
+                <w:rFonts w:ascii="Times New Roman" w:hAnsi="Times New Roman" w:cs="Times New Roman"/>
+                <w:b w:val="0"/>
+                <w:bCs w:val="0"/>
+                <w:noProof/>
+                <w:sz w:val="28"/>
+                <w:szCs w:val="28"/>
+                <w:u w:val="none"/>
+              </w:rPr>
+              <w:t>Цель и задачи</w:t>
+            </w:r>
+            <w:r>
+              <w:rPr>
+                <w:rFonts w:ascii="Times New Roman" w:hAnsi="Times New Roman" w:cs="Times New Roman"/>
+                <w:b w:val="0"/>
+                <w:bCs w:val="0"/>
+                <w:noProof/>
+                <w:webHidden/>
+                <w:sz w:val="28"/>
+                <w:szCs w:val="28"/>
+              </w:rPr>
+              <w:tab/>
+            </w:r>
+            <w:r>
+              <w:rPr>
+                <w:rFonts w:ascii="Times New Roman" w:hAnsi="Times New Roman" w:cs="Times New Roman"/>
+                <w:b w:val="0"/>
+                <w:bCs w:val="0"/>
+                <w:noProof/>
+                <w:webHidden/>
+                <w:sz w:val="28"/>
+                <w:szCs w:val="28"/>
+              </w:rPr>
+              <w:fldChar w:fldCharType="begin"/>
+            </w:r>
+            <w:r>
+              <w:rPr>
+                <w:rFonts w:ascii="Times New Roman" w:hAnsi="Times New Roman" w:cs="Times New Roman"/>
+                <w:b w:val="0"/>
+                <w:bCs w:val="0"/>
+                <w:noProof/>
+                <w:webHidden/>
+                <w:sz w:val="28"/>
+                <w:szCs w:val="28"/>
+              </w:rPr>
+              <w:instrText xml:space="preserve"> PAGEREF _Toc216210876 \h </w:instrText>
+            </w:r>
+            <w:r>
+              <w:rPr>
+                <w:rFonts w:ascii="Times New Roman" w:hAnsi="Times New Roman" w:cs="Times New Roman"/>
+                <w:b w:val="0"/>
+                <w:bCs w:val="0"/>
+                <w:noProof/>
+                <w:webHidden/>
+                <w:sz w:val="28"/>
+                <w:szCs w:val="28"/>
+              </w:rPr>
+            </w:r>
+            <w:r>
+              <w:rPr>
+                <w:rFonts w:ascii="Times New Roman" w:hAnsi="Times New Roman" w:cs="Times New Roman"/>
+                <w:b w:val="0"/>
+                <w:bCs w:val="0"/>
+                <w:noProof/>
+                <w:webHidden/>
+                <w:sz w:val="28"/>
+                <w:szCs w:val="28"/>
+              </w:rPr>
+              <w:fldChar w:fldCharType="separate"/>
+            </w:r>
+            <w:r>
+              <w:rPr>
+                <w:rFonts w:ascii="Times New Roman" w:hAnsi="Times New Roman" w:cs="Times New Roman"/>
+                <w:b w:val="0"/>
+                <w:bCs w:val="0"/>
+                <w:noProof/>
+                <w:webHidden/>
+                <w:sz w:val="28"/>
+                <w:szCs w:val="28"/>
+              </w:rPr>
+              <w:t>12</w:t>
+            </w:r>
+            <w:r>
+              <w:rPr>
+                <w:rFonts w:ascii="Times New Roman" w:hAnsi="Times New Roman" w:cs="Times New Roman"/>
+                <w:b w:val="0"/>
+                <w:bCs w:val="0"/>
+                <w:noProof/>
+                <w:webHidden/>
+                <w:sz w:val="28"/>
+                <w:szCs w:val="28"/>
+              </w:rPr>
+              <w:fldChar w:fldCharType="end"/>
+            </w:r>
+          </w:hyperlink>
+        </w:p>
+        <w:p>
+          <w:pPr>
+            <w:pStyle w:val="2c"/>
+            <w:ind w:firstLine="0"/>
+            <w:rPr>
+              <w:rFonts w:ascii="Times New Roman" w:eastAsiaTheme="minorEastAsia" w:hAnsi="Times New Roman" w:cs="Times New Roman"/>
+              <w:b w:val="0"/>
+              <w:bCs w:val="0"/>
+              <w:noProof/>
+              <w:sz w:val="28"/>
+              <w:szCs w:val="28"/>
+              <w:lang w:eastAsia="ru-RU"/>
+            </w:rPr>
+          </w:pPr>
+          <w:hyperlink w:anchor="_Toc216210877" w:history="1">
+            <w:r>
+              <w:rPr>
+                <w:rStyle w:val="ae"/>
+                <w:rFonts w:ascii="Times New Roman" w:hAnsi="Times New Roman" w:cs="Times New Roman"/>
+                <w:b w:val="0"/>
+                <w:bCs w:val="0"/>
+                <w:noProof/>
+                <w:sz w:val="28"/>
+                <w:szCs w:val="28"/>
+                <w:u w:val="none"/>
+              </w:rPr>
+              <w:t>1.4</w:t>
+            </w:r>
+            <w:r>
+              <w:rPr>
+                <w:rFonts w:ascii="Times New Roman" w:eastAsiaTheme="minorEastAsia" w:hAnsi="Times New Roman" w:cs="Times New Roman"/>
+                <w:b w:val="0"/>
+                <w:bCs w:val="0"/>
+                <w:noProof/>
+                <w:sz w:val="28"/>
+                <w:szCs w:val="28"/>
+                <w:lang w:eastAsia="ru-RU"/>
+              </w:rPr>
+              <w:tab/>
+            </w:r>
+            <w:r>
+              <w:rPr>
+                <w:rStyle w:val="ae"/>
+                <w:rFonts w:ascii="Times New Roman" w:hAnsi="Times New Roman" w:cs="Times New Roman"/>
+                <w:b w:val="0"/>
+                <w:bCs w:val="0"/>
+                <w:noProof/>
+                <w:sz w:val="28"/>
+                <w:szCs w:val="28"/>
+                <w:u w:val="none"/>
+              </w:rPr>
+              <w:t>Техническое задание</w:t>
+            </w:r>
+            <w:r>
+              <w:rPr>
+                <w:rFonts w:ascii="Times New Roman" w:hAnsi="Times New Roman" w:cs="Times New Roman"/>
+                <w:b w:val="0"/>
+                <w:bCs w:val="0"/>
+                <w:noProof/>
+                <w:webHidden/>
+                <w:sz w:val="28"/>
+                <w:szCs w:val="28"/>
+              </w:rPr>
+              <w:tab/>
+            </w:r>
+            <w:r>
+              <w:rPr>
+                <w:rFonts w:ascii="Times New Roman" w:hAnsi="Times New Roman" w:cs="Times New Roman"/>
+                <w:b w:val="0"/>
+                <w:bCs w:val="0"/>
+                <w:noProof/>
+                <w:webHidden/>
+                <w:sz w:val="28"/>
+                <w:szCs w:val="28"/>
+              </w:rPr>
+              <w:fldChar w:fldCharType="begin"/>
+            </w:r>
+            <w:r>
+              <w:rPr>
+                <w:rFonts w:ascii="Times New Roman" w:hAnsi="Times New Roman" w:cs="Times New Roman"/>
+                <w:b w:val="0"/>
+                <w:bCs w:val="0"/>
+                <w:noProof/>
+                <w:webHidden/>
+                <w:sz w:val="28"/>
+                <w:szCs w:val="28"/>
+              </w:rPr>
+              <w:instrText xml:space="preserve"> PAGEREF _Toc216210877 \h </w:instrText>
+            </w:r>
+            <w:r>
+              <w:rPr>
+                <w:rFonts w:ascii="Times New Roman" w:hAnsi="Times New Roman" w:cs="Times New Roman"/>
+                <w:b w:val="0"/>
+                <w:bCs w:val="0"/>
+                <w:noProof/>
+                <w:webHidden/>
+                <w:sz w:val="28"/>
+                <w:szCs w:val="28"/>
+              </w:rPr>
+            </w:r>
+            <w:r>
+              <w:rPr>
+                <w:rFonts w:ascii="Times New Roman" w:hAnsi="Times New Roman" w:cs="Times New Roman"/>
+                <w:b w:val="0"/>
+                <w:bCs w:val="0"/>
+                <w:noProof/>
+                <w:webHidden/>
+                <w:sz w:val="28"/>
+                <w:szCs w:val="28"/>
+              </w:rPr>
+              <w:fldChar w:fldCharType="separate"/>
+            </w:r>
+            <w:r>
+              <w:rPr>
+                <w:rFonts w:ascii="Times New Roman" w:hAnsi="Times New Roman" w:cs="Times New Roman"/>
+                <w:b w:val="0"/>
+                <w:bCs w:val="0"/>
+                <w:noProof/>
+                <w:webHidden/>
+                <w:sz w:val="28"/>
+                <w:szCs w:val="28"/>
+              </w:rPr>
+              <w:t>12</w:t>
+            </w:r>
+            <w:r>
+              <w:rPr>
+                <w:rFonts w:ascii="Times New Roman" w:hAnsi="Times New Roman" w:cs="Times New Roman"/>
+                <w:b w:val="0"/>
+                <w:bCs w:val="0"/>
+                <w:noProof/>
+                <w:webHidden/>
+                <w:sz w:val="28"/>
+                <w:szCs w:val="28"/>
+              </w:rPr>
+              <w:fldChar w:fldCharType="end"/>
+            </w:r>
+          </w:hyperlink>
+        </w:p>
+        <w:p>
+          <w:pPr>
+            <w:pStyle w:val="3c"/>
+            <w:ind w:firstLine="0"/>
+            <w:rPr>
+              <w:rFonts w:ascii="Times New Roman" w:eastAsiaTheme="minorEastAsia" w:hAnsi="Times New Roman" w:cs="Times New Roman"/>
+              <w:noProof/>
+              <w:sz w:val="28"/>
+              <w:szCs w:val="28"/>
+              <w:lang w:eastAsia="ru-RU"/>
+            </w:rPr>
+          </w:pPr>
+          <w:hyperlink w:anchor="_Toc216210878" w:history="1">
+            <w:r>
+              <w:rPr>
+                <w:rStyle w:val="ae"/>
+                <w:rFonts w:ascii="Times New Roman" w:hAnsi="Times New Roman" w:cs="Times New Roman"/>
+                <w:noProof/>
+                <w:sz w:val="28"/>
+                <w:szCs w:val="28"/>
+                <w:u w:val="none"/>
+              </w:rPr>
+              <w:t>1.4.1</w:t>
+            </w:r>
+            <w:r>
+              <w:rPr>
+                <w:rFonts w:ascii="Times New Roman" w:eastAsiaTheme="minorEastAsia" w:hAnsi="Times New Roman" w:cs="Times New Roman"/>
+                <w:noProof/>
+                <w:sz w:val="28"/>
+                <w:szCs w:val="28"/>
+                <w:lang w:eastAsia="ru-RU"/>
+              </w:rPr>
+              <w:tab/>
+            </w:r>
+            <w:r>
+              <w:rPr>
+                <w:rStyle w:val="ae"/>
+                <w:rFonts w:ascii="Times New Roman" w:hAnsi="Times New Roman" w:cs="Times New Roman"/>
+                <w:noProof/>
+                <w:sz w:val="28"/>
+                <w:szCs w:val="28"/>
+                <w:u w:val="none"/>
+              </w:rPr>
+              <w:t>Назначение и цели разработки системы</w:t>
+            </w:r>
+            <w:r>
+              <w:rPr>
+                <w:rFonts w:ascii="Times New Roman" w:hAnsi="Times New Roman" w:cs="Times New Roman"/>
+                <w:noProof/>
+                <w:webHidden/>
+                <w:sz w:val="28"/>
+                <w:szCs w:val="28"/>
+              </w:rPr>
+              <w:tab/>
+            </w:r>
+            <w:r>
+              <w:rPr>
+                <w:rFonts w:ascii="Times New Roman" w:hAnsi="Times New Roman" w:cs="Times New Roman"/>
+                <w:noProof/>
+                <w:webHidden/>
+                <w:sz w:val="28"/>
+                <w:szCs w:val="28"/>
+              </w:rPr>
+              <w:fldChar w:fldCharType="begin"/>
+            </w:r>
+            <w:r>
+              <w:rPr>
+                <w:rFonts w:ascii="Times New Roman" w:hAnsi="Times New Roman" w:cs="Times New Roman"/>
+                <w:noProof/>
+                <w:webHidden/>
+                <w:sz w:val="28"/>
+                <w:szCs w:val="28"/>
+              </w:rPr>
+              <w:instrText xml:space="preserve"> PAGEREF _Toc216210878 \h </w:instrText>
+            </w:r>
+            <w:r>
+              <w:rPr>
+                <w:rFonts w:ascii="Times New Roman" w:hAnsi="Times New Roman" w:cs="Times New Roman"/>
+                <w:noProof/>
+                <w:webHidden/>
+                <w:sz w:val="28"/>
+                <w:szCs w:val="28"/>
+              </w:rPr>
+            </w:r>
+            <w:r>
+              <w:rPr>
+                <w:rFonts w:ascii="Times New Roman" w:hAnsi="Times New Roman" w:cs="Times New Roman"/>
+                <w:noProof/>
+                <w:webHidden/>
+                <w:sz w:val="28"/>
+                <w:szCs w:val="28"/>
+              </w:rPr>
+              <w:fldChar w:fldCharType="separate"/>
+            </w:r>
+            <w:r>
+              <w:rPr>
+                <w:rFonts w:ascii="Times New Roman" w:hAnsi="Times New Roman" w:cs="Times New Roman"/>
+                <w:noProof/>
+                <w:webHidden/>
+                <w:sz w:val="28"/>
+                <w:szCs w:val="28"/>
+              </w:rPr>
+              <w:t>13</w:t>
+            </w:r>
+            <w:r>
+              <w:rPr>
+                <w:rFonts w:ascii="Times New Roman" w:hAnsi="Times New Roman" w:cs="Times New Roman"/>
+                <w:noProof/>
+                <w:webHidden/>
+                <w:sz w:val="28"/>
+                <w:szCs w:val="28"/>
+              </w:rPr>
+              <w:fldChar w:fldCharType="end"/>
+            </w:r>
+          </w:hyperlink>
+        </w:p>
+        <w:p>
+          <w:pPr>
+            <w:pStyle w:val="3c"/>
+            <w:ind w:firstLine="0"/>
+            <w:rPr>
+              <w:rFonts w:ascii="Times New Roman" w:eastAsiaTheme="minorEastAsia" w:hAnsi="Times New Roman" w:cs="Times New Roman"/>
+              <w:noProof/>
+              <w:sz w:val="28"/>
+              <w:szCs w:val="28"/>
+              <w:lang w:eastAsia="ru-RU"/>
+            </w:rPr>
+          </w:pPr>
+          <w:hyperlink w:anchor="_Toc216210879" w:history="1">
+            <w:r>
+              <w:rPr>
+                <w:rStyle w:val="ae"/>
+                <w:rFonts w:ascii="Times New Roman" w:hAnsi="Times New Roman" w:cs="Times New Roman"/>
+                <w:noProof/>
+                <w:sz w:val="28"/>
+                <w:szCs w:val="28"/>
+                <w:u w:val="none"/>
+              </w:rPr>
+              <w:t>1.4.2</w:t>
+            </w:r>
+            <w:r>
+              <w:rPr>
+                <w:rFonts w:ascii="Times New Roman" w:eastAsiaTheme="minorEastAsia" w:hAnsi="Times New Roman" w:cs="Times New Roman"/>
+                <w:noProof/>
+                <w:sz w:val="28"/>
+                <w:szCs w:val="28"/>
+                <w:lang w:eastAsia="ru-RU"/>
+              </w:rPr>
+              <w:tab/>
+            </w:r>
+            <w:r>
+              <w:rPr>
+                <w:rStyle w:val="ae"/>
+                <w:rFonts w:ascii="Times New Roman" w:hAnsi="Times New Roman" w:cs="Times New Roman"/>
+                <w:noProof/>
+                <w:sz w:val="28"/>
+                <w:szCs w:val="28"/>
+                <w:u w:val="none"/>
+              </w:rPr>
+              <w:t>Функциональные требования</w:t>
+            </w:r>
+            <w:r>
+              <w:rPr>
+                <w:rFonts w:ascii="Times New Roman" w:hAnsi="Times New Roman" w:cs="Times New Roman"/>
+                <w:noProof/>
+                <w:webHidden/>
+                <w:sz w:val="28"/>
+                <w:szCs w:val="28"/>
+              </w:rPr>
+              <w:tab/>
+            </w:r>
+            <w:r>
+              <w:rPr>
+                <w:rFonts w:ascii="Times New Roman" w:hAnsi="Times New Roman" w:cs="Times New Roman"/>
+                <w:noProof/>
+                <w:webHidden/>
+                <w:sz w:val="28"/>
+                <w:szCs w:val="28"/>
+              </w:rPr>
+              <w:fldChar w:fldCharType="begin"/>
+            </w:r>
+            <w:r>
+              <w:rPr>
+                <w:rFonts w:ascii="Times New Roman" w:hAnsi="Times New Roman" w:cs="Times New Roman"/>
+                <w:noProof/>
+                <w:webHidden/>
+                <w:sz w:val="28"/>
+                <w:szCs w:val="28"/>
+              </w:rPr>
+              <w:instrText xml:space="preserve"> PAGEREF _Toc216210879 \h </w:instrText>
+            </w:r>
+            <w:r>
+              <w:rPr>
+                <w:rFonts w:ascii="Times New Roman" w:hAnsi="Times New Roman" w:cs="Times New Roman"/>
+                <w:noProof/>
+                <w:webHidden/>
+                <w:sz w:val="28"/>
+                <w:szCs w:val="28"/>
+              </w:rPr>
+            </w:r>
+            <w:r>
+              <w:rPr>
+                <w:rFonts w:ascii="Times New Roman" w:hAnsi="Times New Roman" w:cs="Times New Roman"/>
+                <w:noProof/>
+                <w:webHidden/>
+                <w:sz w:val="28"/>
+                <w:szCs w:val="28"/>
+              </w:rPr>
+              <w:fldChar w:fldCharType="separate"/>
+            </w:r>
+            <w:r>
+              <w:rPr>
+                <w:rFonts w:ascii="Times New Roman" w:hAnsi="Times New Roman" w:cs="Times New Roman"/>
+                <w:noProof/>
+                <w:webHidden/>
+                <w:sz w:val="28"/>
+                <w:szCs w:val="28"/>
+              </w:rPr>
+              <w:t>14</w:t>
+            </w:r>
+            <w:r>
+              <w:rPr>
+                <w:rFonts w:ascii="Times New Roman" w:hAnsi="Times New Roman" w:cs="Times New Roman"/>
+                <w:noProof/>
+                <w:webHidden/>
+                <w:sz w:val="28"/>
+                <w:szCs w:val="28"/>
+              </w:rPr>
+              <w:fldChar w:fldCharType="end"/>
+            </w:r>
+          </w:hyperlink>
+        </w:p>
+        <w:p>
+          <w:pPr>
+            <w:pStyle w:val="3c"/>
+            <w:ind w:firstLine="0"/>
+            <w:rPr>
+              <w:rFonts w:ascii="Times New Roman" w:eastAsiaTheme="minorEastAsia" w:hAnsi="Times New Roman" w:cs="Times New Roman"/>
+              <w:noProof/>
+              <w:sz w:val="28"/>
+              <w:szCs w:val="28"/>
+              <w:lang w:eastAsia="ru-RU"/>
+            </w:rPr>
+          </w:pPr>
+          <w:hyperlink w:anchor="_Toc216210880" w:history="1">
+            <w:r>
+              <w:rPr>
+                <w:rStyle w:val="ae"/>
+                <w:rFonts w:ascii="Times New Roman" w:hAnsi="Times New Roman" w:cs="Times New Roman"/>
+                <w:noProof/>
+                <w:sz w:val="28"/>
+                <w:szCs w:val="28"/>
+                <w:u w:val="none"/>
+              </w:rPr>
+              <w:t>1.4.3</w:t>
+            </w:r>
+            <w:r>
+              <w:rPr>
+                <w:rFonts w:ascii="Times New Roman" w:eastAsiaTheme="minorEastAsia" w:hAnsi="Times New Roman" w:cs="Times New Roman"/>
+                <w:noProof/>
+                <w:sz w:val="28"/>
+                <w:szCs w:val="28"/>
+                <w:lang w:eastAsia="ru-RU"/>
+              </w:rPr>
+              <w:tab/>
+            </w:r>
+            <w:r>
+              <w:rPr>
+                <w:rStyle w:val="ae"/>
+                <w:rFonts w:ascii="Times New Roman" w:hAnsi="Times New Roman" w:cs="Times New Roman"/>
+                <w:noProof/>
+                <w:sz w:val="28"/>
+                <w:szCs w:val="28"/>
+                <w:u w:val="none"/>
+              </w:rPr>
+              <w:t>Нефункциональные требования</w:t>
+            </w:r>
+            <w:r>
+              <w:rPr>
+                <w:rFonts w:ascii="Times New Roman" w:hAnsi="Times New Roman" w:cs="Times New Roman"/>
+                <w:noProof/>
+                <w:webHidden/>
+                <w:sz w:val="28"/>
+                <w:szCs w:val="28"/>
+              </w:rPr>
+              <w:tab/>
+            </w:r>
+            <w:r>
+              <w:rPr>
+                <w:rFonts w:ascii="Times New Roman" w:hAnsi="Times New Roman" w:cs="Times New Roman"/>
+                <w:noProof/>
+                <w:webHidden/>
+                <w:sz w:val="28"/>
+                <w:szCs w:val="28"/>
+              </w:rPr>
+              <w:fldChar w:fldCharType="begin"/>
+            </w:r>
+            <w:r>
+              <w:rPr>
+                <w:rFonts w:ascii="Times New Roman" w:hAnsi="Times New Roman" w:cs="Times New Roman"/>
+                <w:noProof/>
+                <w:webHidden/>
+                <w:sz w:val="28"/>
+                <w:szCs w:val="28"/>
+              </w:rPr>
+              <w:instrText xml:space="preserve"> PAGEREF _Toc216210880 \h </w:instrText>
+            </w:r>
+            <w:r>
+              <w:rPr>
+                <w:rFonts w:ascii="Times New Roman" w:hAnsi="Times New Roman" w:cs="Times New Roman"/>
+                <w:noProof/>
+                <w:webHidden/>
+                <w:sz w:val="28"/>
+                <w:szCs w:val="28"/>
+              </w:rPr>
+            </w:r>
+            <w:r>
+              <w:rPr>
+                <w:rFonts w:ascii="Times New Roman" w:hAnsi="Times New Roman" w:cs="Times New Roman"/>
+                <w:noProof/>
+                <w:webHidden/>
+                <w:sz w:val="28"/>
+                <w:szCs w:val="28"/>
+              </w:rPr>
+              <w:fldChar w:fldCharType="separate"/>
+            </w:r>
+            <w:r>
+              <w:rPr>
+                <w:rFonts w:ascii="Times New Roman" w:hAnsi="Times New Roman" w:cs="Times New Roman"/>
+                <w:noProof/>
+                <w:webHidden/>
+                <w:sz w:val="28"/>
+                <w:szCs w:val="28"/>
+              </w:rPr>
+              <w:t>14</w:t>
+            </w:r>
+            <w:r>
+              <w:rPr>
+                <w:rFonts w:ascii="Times New Roman" w:hAnsi="Times New Roman" w:cs="Times New Roman"/>
+                <w:noProof/>
+                <w:webHidden/>
+                <w:sz w:val="28"/>
+                <w:szCs w:val="28"/>
+              </w:rPr>
+              <w:fldChar w:fldCharType="end"/>
+            </w:r>
+          </w:hyperlink>
+        </w:p>
+        <w:p>
+          <w:pPr>
+            <w:pStyle w:val="3c"/>
+            <w:ind w:firstLine="0"/>
+            <w:rPr>
+              <w:rFonts w:ascii="Times New Roman" w:eastAsiaTheme="minorEastAsia" w:hAnsi="Times New Roman" w:cs="Times New Roman"/>
+              <w:noProof/>
+              <w:sz w:val="28"/>
+              <w:szCs w:val="28"/>
+              <w:lang w:eastAsia="ru-RU"/>
+            </w:rPr>
+          </w:pPr>
+          <w:hyperlink w:anchor="_Toc216210881" w:history="1">
+            <w:r>
+              <w:rPr>
+                <w:rStyle w:val="ae"/>
+                <w:rFonts w:ascii="Times New Roman" w:hAnsi="Times New Roman" w:cs="Times New Roman"/>
+                <w:noProof/>
+                <w:sz w:val="28"/>
+                <w:szCs w:val="28"/>
+                <w:u w:val="none"/>
+              </w:rPr>
+              <w:t>1.4.4</w:t>
+            </w:r>
+            <w:r>
+              <w:rPr>
+                <w:rFonts w:ascii="Times New Roman" w:eastAsiaTheme="minorEastAsia" w:hAnsi="Times New Roman" w:cs="Times New Roman"/>
+                <w:noProof/>
+                <w:sz w:val="28"/>
+                <w:szCs w:val="28"/>
+                <w:lang w:eastAsia="ru-RU"/>
+              </w:rPr>
+              <w:tab/>
+            </w:r>
+            <w:r>
+              <w:rPr>
+                <w:rStyle w:val="ae"/>
+                <w:rFonts w:ascii="Times New Roman" w:hAnsi="Times New Roman" w:cs="Times New Roman"/>
+                <w:noProof/>
+                <w:sz w:val="28"/>
+                <w:szCs w:val="28"/>
+                <w:u w:val="none"/>
+              </w:rPr>
+              <w:t>Требования к аппаратно-программной платформе</w:t>
+            </w:r>
+            <w:r>
+              <w:rPr>
+                <w:rFonts w:ascii="Times New Roman" w:hAnsi="Times New Roman" w:cs="Times New Roman"/>
+                <w:noProof/>
+                <w:webHidden/>
+                <w:sz w:val="28"/>
+                <w:szCs w:val="28"/>
+              </w:rPr>
+              <w:tab/>
+            </w:r>
+            <w:r>
+              <w:rPr>
+                <w:rFonts w:ascii="Times New Roman" w:hAnsi="Times New Roman" w:cs="Times New Roman"/>
+                <w:noProof/>
+                <w:webHidden/>
+                <w:sz w:val="28"/>
+                <w:szCs w:val="28"/>
+              </w:rPr>
+              <w:fldChar w:fldCharType="begin"/>
+            </w:r>
+            <w:r>
+              <w:rPr>
+                <w:rFonts w:ascii="Times New Roman" w:hAnsi="Times New Roman" w:cs="Times New Roman"/>
+                <w:noProof/>
+                <w:webHidden/>
+                <w:sz w:val="28"/>
+                <w:szCs w:val="28"/>
+              </w:rPr>
+              <w:instrText xml:space="preserve"> PAGEREF _Toc216210881 \h </w:instrText>
+            </w:r>
+            <w:r>
+              <w:rPr>
+                <w:rFonts w:ascii="Times New Roman" w:hAnsi="Times New Roman" w:cs="Times New Roman"/>
+                <w:noProof/>
+                <w:webHidden/>
+                <w:sz w:val="28"/>
+                <w:szCs w:val="28"/>
+              </w:rPr>
+            </w:r>
+            <w:r>
+              <w:rPr>
+                <w:rFonts w:ascii="Times New Roman" w:hAnsi="Times New Roman" w:cs="Times New Roman"/>
+                <w:noProof/>
+                <w:webHidden/>
+                <w:sz w:val="28"/>
+                <w:szCs w:val="28"/>
+              </w:rPr>
+              <w:fldChar w:fldCharType="separate"/>
+            </w:r>
+            <w:r>
+              <w:rPr>
+                <w:rFonts w:ascii="Times New Roman" w:hAnsi="Times New Roman" w:cs="Times New Roman"/>
+                <w:noProof/>
+                <w:webHidden/>
+                <w:sz w:val="28"/>
+                <w:szCs w:val="28"/>
+              </w:rPr>
+              <w:t>14</w:t>
+            </w:r>
+            <w:r>
+              <w:rPr>
+                <w:rFonts w:ascii="Times New Roman" w:hAnsi="Times New Roman" w:cs="Times New Roman"/>
+                <w:noProof/>
+                <w:webHidden/>
+                <w:sz w:val="28"/>
+                <w:szCs w:val="28"/>
+              </w:rPr>
+              <w:fldChar w:fldCharType="end"/>
+            </w:r>
+          </w:hyperlink>
+        </w:p>
+        <w:p>
+          <w:pPr>
+            <w:pStyle w:val="3c"/>
+            <w:ind w:firstLine="0"/>
+            <w:rPr>
+              <w:rFonts w:ascii="Times New Roman" w:eastAsiaTheme="minorEastAsia" w:hAnsi="Times New Roman" w:cs="Times New Roman"/>
+              <w:noProof/>
+              <w:sz w:val="28"/>
+              <w:szCs w:val="28"/>
+              <w:lang w:eastAsia="ru-RU"/>
+            </w:rPr>
+          </w:pPr>
+          <w:hyperlink w:anchor="_Toc216210882" w:history="1">
+            <w:r>
+              <w:rPr>
+                <w:rStyle w:val="ae"/>
+                <w:rFonts w:ascii="Times New Roman" w:hAnsi="Times New Roman" w:cs="Times New Roman"/>
+                <w:noProof/>
+                <w:sz w:val="28"/>
+                <w:szCs w:val="28"/>
+                <w:u w:val="none"/>
+              </w:rPr>
+              <w:t>1.4.4.1</w:t>
+            </w:r>
+            <w:r>
+              <w:rPr>
+                <w:rFonts w:ascii="Times New Roman" w:eastAsiaTheme="minorEastAsia" w:hAnsi="Times New Roman" w:cs="Times New Roman"/>
+                <w:noProof/>
+                <w:sz w:val="28"/>
+                <w:szCs w:val="28"/>
+                <w:lang w:eastAsia="ru-RU"/>
+              </w:rPr>
+              <w:tab/>
+            </w:r>
+            <w:r>
+              <w:rPr>
+                <w:rStyle w:val="ae"/>
+                <w:rFonts w:ascii="Times New Roman" w:hAnsi="Times New Roman" w:cs="Times New Roman"/>
+                <w:noProof/>
+                <w:sz w:val="28"/>
+                <w:szCs w:val="28"/>
+                <w:u w:val="none"/>
+              </w:rPr>
+              <w:t>Аппаратная часть</w:t>
+            </w:r>
+            <w:r>
+              <w:rPr>
+                <w:rFonts w:ascii="Times New Roman" w:hAnsi="Times New Roman" w:cs="Times New Roman"/>
+                <w:noProof/>
+                <w:webHidden/>
+                <w:sz w:val="28"/>
+                <w:szCs w:val="28"/>
+              </w:rPr>
+              <w:tab/>
+            </w:r>
+            <w:r>
+              <w:rPr>
+                <w:rFonts w:ascii="Times New Roman" w:hAnsi="Times New Roman" w:cs="Times New Roman"/>
+                <w:noProof/>
+                <w:webHidden/>
+                <w:sz w:val="28"/>
+                <w:szCs w:val="28"/>
+              </w:rPr>
+              <w:fldChar w:fldCharType="begin"/>
+            </w:r>
+            <w:r>
+              <w:rPr>
+                <w:rFonts w:ascii="Times New Roman" w:hAnsi="Times New Roman" w:cs="Times New Roman"/>
+                <w:noProof/>
+                <w:webHidden/>
+                <w:sz w:val="28"/>
+                <w:szCs w:val="28"/>
+              </w:rPr>
+              <w:instrText xml:space="preserve"> PAGEREF _Toc216210882 \h </w:instrText>
+            </w:r>
+            <w:r>
+              <w:rPr>
+                <w:rFonts w:ascii="Times New Roman" w:hAnsi="Times New Roman" w:cs="Times New Roman"/>
+                <w:noProof/>
+                <w:webHidden/>
+                <w:sz w:val="28"/>
+                <w:szCs w:val="28"/>
+              </w:rPr>
+            </w:r>
+            <w:r>
+              <w:rPr>
+                <w:rFonts w:ascii="Times New Roman" w:hAnsi="Times New Roman" w:cs="Times New Roman"/>
+                <w:noProof/>
+                <w:webHidden/>
+                <w:sz w:val="28"/>
+                <w:szCs w:val="28"/>
+              </w:rPr>
+              <w:fldChar w:fldCharType="separate"/>
+            </w:r>
+            <w:r>
+              <w:rPr>
+                <w:rFonts w:ascii="Times New Roman" w:hAnsi="Times New Roman" w:cs="Times New Roman"/>
+                <w:noProof/>
+                <w:webHidden/>
+                <w:sz w:val="28"/>
+                <w:szCs w:val="28"/>
+              </w:rPr>
+              <w:t>15</w:t>
+            </w:r>
+            <w:r>
+              <w:rPr>
+                <w:rFonts w:ascii="Times New Roman" w:hAnsi="Times New Roman" w:cs="Times New Roman"/>
+                <w:noProof/>
+                <w:webHidden/>
+                <w:sz w:val="28"/>
+                <w:szCs w:val="28"/>
+              </w:rPr>
+              <w:fldChar w:fldCharType="end"/>
+            </w:r>
+          </w:hyperlink>
+        </w:p>
+        <w:p>
+          <w:pPr>
+            <w:pStyle w:val="3c"/>
+            <w:ind w:firstLine="0"/>
+            <w:rPr>
+              <w:rFonts w:ascii="Times New Roman" w:eastAsiaTheme="minorEastAsia" w:hAnsi="Times New Roman" w:cs="Times New Roman"/>
+              <w:noProof/>
+              <w:sz w:val="28"/>
+              <w:szCs w:val="28"/>
+              <w:lang w:eastAsia="ru-RU"/>
+            </w:rPr>
+          </w:pPr>
+          <w:hyperlink w:anchor="_Toc216210883" w:history="1">
+            <w:r>
+              <w:rPr>
+                <w:rStyle w:val="ae"/>
+                <w:rFonts w:ascii="Times New Roman" w:hAnsi="Times New Roman" w:cs="Times New Roman"/>
+                <w:noProof/>
+                <w:sz w:val="28"/>
+                <w:szCs w:val="28"/>
+                <w:u w:val="none"/>
+              </w:rPr>
+              <w:t>1.4.4.2</w:t>
+            </w:r>
+            <w:r>
+              <w:rPr>
+                <w:rFonts w:ascii="Times New Roman" w:eastAsiaTheme="minorEastAsia" w:hAnsi="Times New Roman" w:cs="Times New Roman"/>
+                <w:noProof/>
+                <w:sz w:val="28"/>
+                <w:szCs w:val="28"/>
+                <w:lang w:eastAsia="ru-RU"/>
+              </w:rPr>
+              <w:tab/>
+            </w:r>
+            <w:r>
+              <w:rPr>
+                <w:rStyle w:val="ae"/>
+                <w:rFonts w:ascii="Times New Roman" w:hAnsi="Times New Roman" w:cs="Times New Roman"/>
+                <w:noProof/>
+                <w:sz w:val="28"/>
+                <w:szCs w:val="28"/>
+                <w:u w:val="none"/>
+              </w:rPr>
+              <w:t>Программная часть</w:t>
+            </w:r>
+            <w:r>
+              <w:rPr>
+                <w:rFonts w:ascii="Times New Roman" w:hAnsi="Times New Roman" w:cs="Times New Roman"/>
+                <w:noProof/>
+                <w:webHidden/>
+                <w:sz w:val="28"/>
+                <w:szCs w:val="28"/>
+              </w:rPr>
+              <w:tab/>
+            </w:r>
+            <w:r>
+              <w:rPr>
+                <w:rFonts w:ascii="Times New Roman" w:hAnsi="Times New Roman" w:cs="Times New Roman"/>
+                <w:noProof/>
+                <w:webHidden/>
+                <w:sz w:val="28"/>
+                <w:szCs w:val="28"/>
+              </w:rPr>
+              <w:fldChar w:fldCharType="begin"/>
+            </w:r>
+            <w:r>
+              <w:rPr>
+                <w:rFonts w:ascii="Times New Roman" w:hAnsi="Times New Roman" w:cs="Times New Roman"/>
+                <w:noProof/>
+                <w:webHidden/>
+                <w:sz w:val="28"/>
+                <w:szCs w:val="28"/>
+              </w:rPr>
+              <w:instrText xml:space="preserve"> PAGEREF _Toc216210883 \h </w:instrText>
+            </w:r>
+            <w:r>
+              <w:rPr>
+                <w:rFonts w:ascii="Times New Roman" w:hAnsi="Times New Roman" w:cs="Times New Roman"/>
+                <w:noProof/>
+                <w:webHidden/>
+                <w:sz w:val="28"/>
+                <w:szCs w:val="28"/>
+              </w:rPr>
+            </w:r>
+            <w:r>
+              <w:rPr>
+                <w:rFonts w:ascii="Times New Roman" w:hAnsi="Times New Roman" w:cs="Times New Roman"/>
+                <w:noProof/>
+                <w:webHidden/>
+                <w:sz w:val="28"/>
+                <w:szCs w:val="28"/>
+              </w:rPr>
+              <w:fldChar w:fldCharType="separate"/>
+            </w:r>
+            <w:r>
+              <w:rPr>
+                <w:rFonts w:ascii="Times New Roman" w:hAnsi="Times New Roman" w:cs="Times New Roman"/>
+                <w:noProof/>
+                <w:webHidden/>
+                <w:sz w:val="28"/>
+                <w:szCs w:val="28"/>
+              </w:rPr>
+              <w:t>15</w:t>
+            </w:r>
+            <w:r>
+              <w:rPr>
+                <w:rFonts w:ascii="Times New Roman" w:hAnsi="Times New Roman" w:cs="Times New Roman"/>
+                <w:noProof/>
+                <w:webHidden/>
+                <w:sz w:val="28"/>
+                <w:szCs w:val="28"/>
+              </w:rPr>
+              <w:fldChar w:fldCharType="end"/>
+            </w:r>
+          </w:hyperlink>
+        </w:p>
+        <w:p>
+          <w:pPr>
+            <w:pStyle w:val="3c"/>
+            <w:ind w:firstLine="0"/>
+            <w:rPr>
+              <w:rFonts w:ascii="Times New Roman" w:eastAsiaTheme="minorEastAsia" w:hAnsi="Times New Roman" w:cs="Times New Roman"/>
+              <w:noProof/>
+              <w:sz w:val="28"/>
+              <w:szCs w:val="28"/>
+              <w:lang w:eastAsia="ru-RU"/>
+            </w:rPr>
+          </w:pPr>
+          <w:hyperlink w:anchor="_Toc216210884" w:history="1">
+            <w:r>
+              <w:rPr>
+                <w:rStyle w:val="ae"/>
+                <w:rFonts w:ascii="Times New Roman" w:hAnsi="Times New Roman" w:cs="Times New Roman"/>
+                <w:noProof/>
+                <w:sz w:val="28"/>
+                <w:szCs w:val="28"/>
+                <w:u w:val="none"/>
+              </w:rPr>
+              <w:t>1.4.5</w:t>
+            </w:r>
+            <w:r>
+              <w:rPr>
+                <w:rFonts w:ascii="Times New Roman" w:eastAsiaTheme="minorEastAsia" w:hAnsi="Times New Roman" w:cs="Times New Roman"/>
+                <w:noProof/>
+                <w:sz w:val="28"/>
+                <w:szCs w:val="28"/>
+                <w:lang w:eastAsia="ru-RU"/>
+              </w:rPr>
+              <w:tab/>
+            </w:r>
+            <w:r>
+              <w:rPr>
+                <w:rStyle w:val="ae"/>
+                <w:rFonts w:ascii="Times New Roman" w:hAnsi="Times New Roman" w:cs="Times New Roman"/>
+                <w:noProof/>
+                <w:sz w:val="28"/>
+                <w:szCs w:val="28"/>
+                <w:u w:val="none"/>
+              </w:rPr>
+              <w:t>Порядок контроля</w:t>
+            </w:r>
+            <w:r>
+              <w:rPr>
+                <w:rFonts w:ascii="Times New Roman" w:hAnsi="Times New Roman" w:cs="Times New Roman"/>
+                <w:noProof/>
+                <w:webHidden/>
+                <w:sz w:val="28"/>
+                <w:szCs w:val="28"/>
+              </w:rPr>
+              <w:tab/>
+            </w:r>
+            <w:r>
+              <w:rPr>
+                <w:rFonts w:ascii="Times New Roman" w:hAnsi="Times New Roman" w:cs="Times New Roman"/>
+                <w:noProof/>
+                <w:webHidden/>
+                <w:sz w:val="28"/>
+                <w:szCs w:val="28"/>
+              </w:rPr>
+              <w:fldChar w:fldCharType="begin"/>
+            </w:r>
+            <w:r>
+              <w:rPr>
+                <w:rFonts w:ascii="Times New Roman" w:hAnsi="Times New Roman" w:cs="Times New Roman"/>
+                <w:noProof/>
+                <w:webHidden/>
+                <w:sz w:val="28"/>
+                <w:szCs w:val="28"/>
+              </w:rPr>
+              <w:instrText xml:space="preserve"> PAGEREF _Toc216210884 \h </w:instrText>
+            </w:r>
+            <w:r>
+              <w:rPr>
+                <w:rFonts w:ascii="Times New Roman" w:hAnsi="Times New Roman" w:cs="Times New Roman"/>
+                <w:noProof/>
+                <w:webHidden/>
+                <w:sz w:val="28"/>
+                <w:szCs w:val="28"/>
+              </w:rPr>
+            </w:r>
+            <w:r>
+              <w:rPr>
+                <w:rFonts w:ascii="Times New Roman" w:hAnsi="Times New Roman" w:cs="Times New Roman"/>
+                <w:noProof/>
+                <w:webHidden/>
+                <w:sz w:val="28"/>
+                <w:szCs w:val="28"/>
+              </w:rPr>
+              <w:fldChar w:fldCharType="separate"/>
+            </w:r>
+            <w:r>
+              <w:rPr>
+                <w:rFonts w:ascii="Times New Roman" w:hAnsi="Times New Roman" w:cs="Times New Roman"/>
+                <w:noProof/>
+                <w:webHidden/>
+                <w:sz w:val="28"/>
+                <w:szCs w:val="28"/>
+              </w:rPr>
+              <w:t>15</w:t>
+            </w:r>
+            <w:r>
+              <w:rPr>
+                <w:rFonts w:ascii="Times New Roman" w:hAnsi="Times New Roman" w:cs="Times New Roman"/>
+                <w:noProof/>
+                <w:webHidden/>
+                <w:sz w:val="28"/>
+                <w:szCs w:val="28"/>
+              </w:rPr>
+              <w:fldChar w:fldCharType="end"/>
+            </w:r>
+          </w:hyperlink>
+        </w:p>
+        <w:p>
+          <w:pPr>
+            <w:pStyle w:val="3c"/>
+            <w:ind w:firstLine="0"/>
+            <w:rPr>
+              <w:rFonts w:ascii="Times New Roman" w:eastAsiaTheme="minorEastAsia" w:hAnsi="Times New Roman" w:cs="Times New Roman"/>
+              <w:noProof/>
+              <w:sz w:val="28"/>
+              <w:szCs w:val="28"/>
+              <w:lang w:eastAsia="ru-RU"/>
+            </w:rPr>
+          </w:pPr>
+          <w:hyperlink w:anchor="_Toc216210885" w:history="1">
+            <w:r>
+              <w:rPr>
+                <w:rStyle w:val="ae"/>
+                <w:rFonts w:ascii="Times New Roman" w:hAnsi="Times New Roman" w:cs="Times New Roman"/>
+                <w:noProof/>
+                <w:sz w:val="28"/>
+                <w:szCs w:val="28"/>
+                <w:u w:val="none"/>
+              </w:rPr>
+              <w:t>1.4.6</w:t>
+            </w:r>
+            <w:r>
+              <w:rPr>
+                <w:rFonts w:ascii="Times New Roman" w:eastAsiaTheme="minorEastAsia" w:hAnsi="Times New Roman" w:cs="Times New Roman"/>
+                <w:noProof/>
+                <w:sz w:val="28"/>
+                <w:szCs w:val="28"/>
+                <w:lang w:eastAsia="ru-RU"/>
+              </w:rPr>
+              <w:tab/>
+            </w:r>
+            <w:r>
+              <w:rPr>
+                <w:rStyle w:val="ae"/>
+                <w:rFonts w:ascii="Times New Roman" w:hAnsi="Times New Roman" w:cs="Times New Roman"/>
+                <w:noProof/>
+                <w:sz w:val="28"/>
+                <w:szCs w:val="28"/>
+                <w:u w:val="none"/>
+              </w:rPr>
+              <w:t>Требования к программной документации</w:t>
+            </w:r>
+            <w:r>
+              <w:rPr>
+                <w:rFonts w:ascii="Times New Roman" w:hAnsi="Times New Roman" w:cs="Times New Roman"/>
+                <w:noProof/>
+                <w:webHidden/>
+                <w:sz w:val="28"/>
+                <w:szCs w:val="28"/>
+              </w:rPr>
+              <w:tab/>
+            </w:r>
+            <w:r>
+              <w:rPr>
+                <w:rFonts w:ascii="Times New Roman" w:hAnsi="Times New Roman" w:cs="Times New Roman"/>
+                <w:noProof/>
+                <w:webHidden/>
+                <w:sz w:val="28"/>
+                <w:szCs w:val="28"/>
+              </w:rPr>
+              <w:fldChar w:fldCharType="begin"/>
+            </w:r>
+            <w:r>
+              <w:rPr>
+                <w:rFonts w:ascii="Times New Roman" w:hAnsi="Times New Roman" w:cs="Times New Roman"/>
+                <w:noProof/>
+                <w:webHidden/>
+                <w:sz w:val="28"/>
+                <w:szCs w:val="28"/>
+              </w:rPr>
+              <w:instrText xml:space="preserve"> PAGEREF _Toc216210885 \h </w:instrText>
+            </w:r>
+            <w:r>
+              <w:rPr>
+                <w:rFonts w:ascii="Times New Roman" w:hAnsi="Times New Roman" w:cs="Times New Roman"/>
+                <w:noProof/>
+                <w:webHidden/>
+                <w:sz w:val="28"/>
+                <w:szCs w:val="28"/>
+              </w:rPr>
+            </w:r>
+            <w:r>
+              <w:rPr>
+                <w:rFonts w:ascii="Times New Roman" w:hAnsi="Times New Roman" w:cs="Times New Roman"/>
+                <w:noProof/>
+                <w:webHidden/>
+                <w:sz w:val="28"/>
+                <w:szCs w:val="28"/>
+              </w:rPr>
+              <w:fldChar w:fldCharType="separate"/>
+            </w:r>
+            <w:r>
+              <w:rPr>
+                <w:rFonts w:ascii="Times New Roman" w:hAnsi="Times New Roman" w:cs="Times New Roman"/>
+                <w:noProof/>
+                <w:webHidden/>
+                <w:sz w:val="28"/>
+                <w:szCs w:val="28"/>
+              </w:rPr>
+              <w:t>15</w:t>
+            </w:r>
+            <w:r>
+              <w:rPr>
+                <w:rFonts w:ascii="Times New Roman" w:hAnsi="Times New Roman" w:cs="Times New Roman"/>
+                <w:noProof/>
+                <w:webHidden/>
+                <w:sz w:val="28"/>
+                <w:szCs w:val="28"/>
+              </w:rPr>
+              <w:fldChar w:fldCharType="end"/>
+            </w:r>
+          </w:hyperlink>
+        </w:p>
+        <w:p>
+          <w:pPr>
+            <w:pStyle w:val="3c"/>
+            <w:ind w:firstLine="0"/>
+            <w:rPr>
+              <w:rFonts w:ascii="Times New Roman" w:eastAsiaTheme="minorEastAsia" w:hAnsi="Times New Roman" w:cs="Times New Roman"/>
+              <w:noProof/>
+              <w:sz w:val="28"/>
+              <w:szCs w:val="28"/>
+              <w:lang w:eastAsia="ru-RU"/>
+            </w:rPr>
+          </w:pPr>
+          <w:hyperlink w:anchor="_Toc216210886" w:history="1">
+            <w:r>
+              <w:rPr>
+                <w:rStyle w:val="ae"/>
+                <w:rFonts w:ascii="Times New Roman" w:hAnsi="Times New Roman" w:cs="Times New Roman"/>
+                <w:noProof/>
+                <w:sz w:val="28"/>
+                <w:szCs w:val="28"/>
+                <w:u w:val="none"/>
+              </w:rPr>
+              <w:t>1.4.7</w:t>
+            </w:r>
+            <w:r>
+              <w:rPr>
+                <w:rFonts w:ascii="Times New Roman" w:eastAsiaTheme="minorEastAsia" w:hAnsi="Times New Roman" w:cs="Times New Roman"/>
+                <w:noProof/>
+                <w:sz w:val="28"/>
+                <w:szCs w:val="28"/>
+                <w:lang w:eastAsia="ru-RU"/>
+              </w:rPr>
+              <w:tab/>
+            </w:r>
+            <w:r>
+              <w:rPr>
+                <w:rStyle w:val="ae"/>
+                <w:rFonts w:ascii="Times New Roman" w:hAnsi="Times New Roman" w:cs="Times New Roman"/>
+                <w:noProof/>
+                <w:sz w:val="28"/>
+                <w:szCs w:val="28"/>
+                <w:u w:val="none"/>
+              </w:rPr>
+              <w:t>Стадии и этапы разработки</w:t>
+            </w:r>
+            <w:r>
+              <w:rPr>
+                <w:rFonts w:ascii="Times New Roman" w:hAnsi="Times New Roman" w:cs="Times New Roman"/>
+                <w:noProof/>
+                <w:webHidden/>
+                <w:sz w:val="28"/>
+                <w:szCs w:val="28"/>
+              </w:rPr>
+              <w:tab/>
+            </w:r>
+            <w:r>
+              <w:rPr>
+                <w:rFonts w:ascii="Times New Roman" w:hAnsi="Times New Roman" w:cs="Times New Roman"/>
+                <w:noProof/>
+                <w:webHidden/>
+                <w:sz w:val="28"/>
+                <w:szCs w:val="28"/>
+              </w:rPr>
+              <w:fldChar w:fldCharType="begin"/>
+            </w:r>
+            <w:r>
+              <w:rPr>
+                <w:rFonts w:ascii="Times New Roman" w:hAnsi="Times New Roman" w:cs="Times New Roman"/>
+                <w:noProof/>
+                <w:webHidden/>
+                <w:sz w:val="28"/>
+                <w:szCs w:val="28"/>
+              </w:rPr>
+              <w:instrText xml:space="preserve"> PAGEREF _Toc216210886 \h </w:instrText>
+            </w:r>
+            <w:r>
+              <w:rPr>
+                <w:rFonts w:ascii="Times New Roman" w:hAnsi="Times New Roman" w:cs="Times New Roman"/>
+                <w:noProof/>
+                <w:webHidden/>
+                <w:sz w:val="28"/>
+                <w:szCs w:val="28"/>
+              </w:rPr>
+            </w:r>
+            <w:r>
+              <w:rPr>
+                <w:rFonts w:ascii="Times New Roman" w:hAnsi="Times New Roman" w:cs="Times New Roman"/>
+                <w:noProof/>
+                <w:webHidden/>
+                <w:sz w:val="28"/>
+                <w:szCs w:val="28"/>
+              </w:rPr>
+              <w:fldChar w:fldCharType="separate"/>
+            </w:r>
+            <w:r>
+              <w:rPr>
+                <w:rFonts w:ascii="Times New Roman" w:hAnsi="Times New Roman" w:cs="Times New Roman"/>
+                <w:noProof/>
+                <w:webHidden/>
+                <w:sz w:val="28"/>
+                <w:szCs w:val="28"/>
+              </w:rPr>
+              <w:t>16</w:t>
+            </w:r>
+            <w:r>
+              <w:rPr>
+                <w:rFonts w:ascii="Times New Roman" w:hAnsi="Times New Roman" w:cs="Times New Roman"/>
+                <w:noProof/>
+                <w:webHidden/>
+                <w:sz w:val="28"/>
+                <w:szCs w:val="28"/>
+              </w:rPr>
+              <w:fldChar w:fldCharType="end"/>
+            </w:r>
+          </w:hyperlink>
+        </w:p>
+        <w:p>
+          <w:pPr>
+            <w:pStyle w:val="2c"/>
+            <w:ind w:firstLine="0"/>
+            <w:rPr>
+              <w:rFonts w:ascii="Times New Roman" w:eastAsiaTheme="minorEastAsia" w:hAnsi="Times New Roman" w:cs="Times New Roman"/>
+              <w:b w:val="0"/>
+              <w:bCs w:val="0"/>
+              <w:noProof/>
+              <w:sz w:val="28"/>
+              <w:szCs w:val="28"/>
+              <w:lang w:eastAsia="ru-RU"/>
+            </w:rPr>
+          </w:pPr>
+          <w:hyperlink w:anchor="_Toc216210887" w:history="1">
+            <w:r>
+              <w:rPr>
+                <w:rStyle w:val="ae"/>
+                <w:rFonts w:ascii="Times New Roman" w:hAnsi="Times New Roman" w:cs="Times New Roman"/>
+                <w:b w:val="0"/>
+                <w:bCs w:val="0"/>
+                <w:noProof/>
+                <w:sz w:val="28"/>
+                <w:szCs w:val="28"/>
+                <w:u w:val="none"/>
+              </w:rPr>
+              <w:t>1.5</w:t>
+            </w:r>
+            <w:r>
+              <w:rPr>
+                <w:rFonts w:ascii="Times New Roman" w:eastAsiaTheme="minorEastAsia" w:hAnsi="Times New Roman" w:cs="Times New Roman"/>
+                <w:b w:val="0"/>
+                <w:bCs w:val="0"/>
+                <w:noProof/>
+                <w:sz w:val="28"/>
+                <w:szCs w:val="28"/>
+                <w:lang w:eastAsia="ru-RU"/>
+              </w:rPr>
+              <w:tab/>
+            </w:r>
+            <w:r>
+              <w:rPr>
+                <w:rStyle w:val="ae"/>
+                <w:rFonts w:ascii="Times New Roman" w:hAnsi="Times New Roman" w:cs="Times New Roman"/>
+                <w:b w:val="0"/>
+                <w:bCs w:val="0"/>
+                <w:noProof/>
+                <w:sz w:val="28"/>
+                <w:szCs w:val="28"/>
+                <w:u w:val="none"/>
+              </w:rPr>
+              <w:t>Вывод по исследовательскому разделу</w:t>
+            </w:r>
+            <w:r>
+              <w:rPr>
+                <w:rFonts w:ascii="Times New Roman" w:hAnsi="Times New Roman" w:cs="Times New Roman"/>
+                <w:b w:val="0"/>
+                <w:bCs w:val="0"/>
+                <w:noProof/>
+                <w:webHidden/>
+                <w:sz w:val="28"/>
+                <w:szCs w:val="28"/>
+              </w:rPr>
+              <w:tab/>
+            </w:r>
+            <w:r>
+              <w:rPr>
+                <w:rFonts w:ascii="Times New Roman" w:hAnsi="Times New Roman" w:cs="Times New Roman"/>
+                <w:b w:val="0"/>
+                <w:bCs w:val="0"/>
+                <w:noProof/>
+                <w:webHidden/>
+                <w:sz w:val="28"/>
+                <w:szCs w:val="28"/>
+              </w:rPr>
+              <w:fldChar w:fldCharType="begin"/>
+            </w:r>
+            <w:r>
+              <w:rPr>
+                <w:rFonts w:ascii="Times New Roman" w:hAnsi="Times New Roman" w:cs="Times New Roman"/>
+                <w:b w:val="0"/>
+                <w:bCs w:val="0"/>
+                <w:noProof/>
+                <w:webHidden/>
+                <w:sz w:val="28"/>
+                <w:szCs w:val="28"/>
+              </w:rPr>
+              <w:instrText xml:space="preserve"> PAGEREF _Toc216210887 \h </w:instrText>
+            </w:r>
+            <w:r>
+              <w:rPr>
+                <w:rFonts w:ascii="Times New Roman" w:hAnsi="Times New Roman" w:cs="Times New Roman"/>
+                <w:b w:val="0"/>
+                <w:bCs w:val="0"/>
+                <w:noProof/>
+                <w:webHidden/>
+                <w:sz w:val="28"/>
+                <w:szCs w:val="28"/>
+              </w:rPr>
+            </w:r>
+            <w:r>
+              <w:rPr>
+                <w:rFonts w:ascii="Times New Roman" w:hAnsi="Times New Roman" w:cs="Times New Roman"/>
+                <w:b w:val="0"/>
+                <w:bCs w:val="0"/>
+                <w:noProof/>
+                <w:webHidden/>
+                <w:sz w:val="28"/>
+                <w:szCs w:val="28"/>
+              </w:rPr>
+              <w:fldChar w:fldCharType="separate"/>
+            </w:r>
+            <w:r>
+              <w:rPr>
+                <w:rFonts w:ascii="Times New Roman" w:hAnsi="Times New Roman" w:cs="Times New Roman"/>
+                <w:b w:val="0"/>
+                <w:bCs w:val="0"/>
+                <w:noProof/>
+                <w:webHidden/>
+                <w:sz w:val="28"/>
+                <w:szCs w:val="28"/>
+              </w:rPr>
+              <w:t>17</w:t>
+            </w:r>
+            <w:r>
+              <w:rPr>
+                <w:rFonts w:ascii="Times New Roman" w:hAnsi="Times New Roman" w:cs="Times New Roman"/>
+                <w:b w:val="0"/>
+                <w:bCs w:val="0"/>
+                <w:noProof/>
+                <w:webHidden/>
+                <w:sz w:val="28"/>
+                <w:szCs w:val="28"/>
+              </w:rPr>
+              <w:fldChar w:fldCharType="end"/>
+            </w:r>
+          </w:hyperlink>
+        </w:p>
+        <w:p>
+          <w:pPr>
+            <w:pStyle w:val="1d"/>
+            <w:rPr>
+              <w:rFonts w:eastAsiaTheme="minorEastAsia"/>
+              <w:lang w:eastAsia="ru-RU"/>
+            </w:rPr>
+          </w:pPr>
+          <w:hyperlink w:anchor="_Toc216210888" w:history="1">
+            <w:r>
+              <w:rPr>
+                <w:rStyle w:val="ae"/>
+                <w:u w:val="none"/>
+              </w:rPr>
+              <w:t>2</w:t>
+            </w:r>
+            <w:r>
+              <w:rPr>
+                <w:rFonts w:eastAsiaTheme="minorEastAsia"/>
+                <w:lang w:eastAsia="ru-RU"/>
+              </w:rPr>
+              <w:tab/>
+            </w:r>
+            <w:r>
+              <w:rPr>
+                <w:rStyle w:val="ae"/>
+                <w:u w:val="none"/>
+              </w:rPr>
+              <w:t>АНАЛИТИЧЕСКИй РАЗДЕЛ</w:t>
+            </w:r>
+            <w:r>
+              <w:rPr>
+                <w:webHidden/>
+              </w:rPr>
+              <w:tab/>
+            </w:r>
+            <w:r>
+              <w:rPr>
+                <w:webHidden/>
+              </w:rPr>
+              <w:fldChar w:fldCharType="begin"/>
+            </w:r>
+            <w:r>
+              <w:rPr>
+                <w:webHidden/>
+              </w:rPr>
+              <w:instrText xml:space="preserve"> PAGEREF _Toc216210888 \h </w:instrText>
+            </w:r>
+            <w:r>
+              <w:rPr>
+                <w:webHidden/>
+              </w:rPr>
+            </w:r>
+            <w:r>
+              <w:rPr>
+                <w:webHidden/>
+              </w:rPr>
+              <w:fldChar w:fldCharType="separate"/>
+            </w:r>
+            <w:r>
+              <w:rPr>
+                <w:webHidden/>
+              </w:rPr>
+              <w:t>18</w:t>
+            </w:r>
+            <w:r>
+              <w:rPr>
+                <w:webHidden/>
+              </w:rPr>
+              <w:fldChar w:fldCharType="end"/>
+            </w:r>
+          </w:hyperlink>
+        </w:p>
+        <w:p>
+          <w:pPr>
+            <w:pStyle w:val="2c"/>
+            <w:ind w:firstLine="0"/>
+            <w:rPr>
+              <w:rFonts w:ascii="Times New Roman" w:eastAsiaTheme="minorEastAsia" w:hAnsi="Times New Roman" w:cs="Times New Roman"/>
+              <w:b w:val="0"/>
+              <w:bCs w:val="0"/>
+              <w:noProof/>
+              <w:sz w:val="28"/>
+              <w:szCs w:val="28"/>
+              <w:lang w:eastAsia="ru-RU"/>
+            </w:rPr>
+          </w:pPr>
+          <w:hyperlink w:anchor="_Toc216210889" w:history="1">
+            <w:r>
+              <w:rPr>
+                <w:rStyle w:val="ae"/>
+                <w:rFonts w:ascii="Times New Roman" w:hAnsi="Times New Roman" w:cs="Times New Roman"/>
+                <w:b w:val="0"/>
+                <w:bCs w:val="0"/>
+                <w:noProof/>
+                <w:sz w:val="28"/>
+                <w:szCs w:val="28"/>
+                <w:u w:val="none"/>
+              </w:rPr>
+              <w:t>2.1</w:t>
+            </w:r>
+            <w:r>
+              <w:rPr>
+                <w:rFonts w:ascii="Times New Roman" w:eastAsiaTheme="minorEastAsia" w:hAnsi="Times New Roman" w:cs="Times New Roman"/>
+                <w:b w:val="0"/>
+                <w:bCs w:val="0"/>
+                <w:noProof/>
+                <w:sz w:val="28"/>
+                <w:szCs w:val="28"/>
+                <w:lang w:eastAsia="ru-RU"/>
+              </w:rPr>
+              <w:tab/>
+            </w:r>
+            <w:r>
+              <w:rPr>
+                <w:rStyle w:val="ae"/>
+                <w:rFonts w:ascii="Times New Roman" w:hAnsi="Times New Roman" w:cs="Times New Roman"/>
+                <w:b w:val="0"/>
+                <w:bCs w:val="0"/>
+                <w:noProof/>
+                <w:sz w:val="28"/>
+                <w:szCs w:val="28"/>
+                <w:u w:val="none"/>
+              </w:rPr>
+              <w:t>Выбор языка и инструментов программирования</w:t>
+            </w:r>
+            <w:r>
+              <w:rPr>
+                <w:rFonts w:ascii="Times New Roman" w:hAnsi="Times New Roman" w:cs="Times New Roman"/>
+                <w:b w:val="0"/>
+                <w:bCs w:val="0"/>
+                <w:noProof/>
+                <w:webHidden/>
+                <w:sz w:val="28"/>
+                <w:szCs w:val="28"/>
+              </w:rPr>
+              <w:tab/>
+            </w:r>
+            <w:r>
+              <w:rPr>
+                <w:rFonts w:ascii="Times New Roman" w:hAnsi="Times New Roman" w:cs="Times New Roman"/>
+                <w:b w:val="0"/>
+                <w:bCs w:val="0"/>
+                <w:noProof/>
+                <w:webHidden/>
+                <w:sz w:val="28"/>
+                <w:szCs w:val="28"/>
+              </w:rPr>
+              <w:fldChar w:fldCharType="begin"/>
+            </w:r>
+            <w:r>
+              <w:rPr>
+                <w:rFonts w:ascii="Times New Roman" w:hAnsi="Times New Roman" w:cs="Times New Roman"/>
+                <w:b w:val="0"/>
+                <w:bCs w:val="0"/>
+                <w:noProof/>
+                <w:webHidden/>
+                <w:sz w:val="28"/>
+                <w:szCs w:val="28"/>
+              </w:rPr>
+              <w:instrText xml:space="preserve"> PAGEREF _Toc216210889 \h </w:instrText>
+            </w:r>
+            <w:r>
+              <w:rPr>
+                <w:rFonts w:ascii="Times New Roman" w:hAnsi="Times New Roman" w:cs="Times New Roman"/>
+                <w:b w:val="0"/>
+                <w:bCs w:val="0"/>
+                <w:noProof/>
+                <w:webHidden/>
+                <w:sz w:val="28"/>
+                <w:szCs w:val="28"/>
+              </w:rPr>
+            </w:r>
+            <w:r>
+              <w:rPr>
+                <w:rFonts w:ascii="Times New Roman" w:hAnsi="Times New Roman" w:cs="Times New Roman"/>
+                <w:b w:val="0"/>
+                <w:bCs w:val="0"/>
+                <w:noProof/>
+                <w:webHidden/>
+                <w:sz w:val="28"/>
+                <w:szCs w:val="28"/>
+              </w:rPr>
+              <w:fldChar w:fldCharType="separate"/>
+            </w:r>
+            <w:r>
+              <w:rPr>
+                <w:rFonts w:ascii="Times New Roman" w:hAnsi="Times New Roman" w:cs="Times New Roman"/>
+                <w:b w:val="0"/>
+                <w:bCs w:val="0"/>
+                <w:noProof/>
+                <w:webHidden/>
+                <w:sz w:val="28"/>
+                <w:szCs w:val="28"/>
+              </w:rPr>
+              <w:t>18</w:t>
+            </w:r>
+            <w:r>
+              <w:rPr>
+                <w:rFonts w:ascii="Times New Roman" w:hAnsi="Times New Roman" w:cs="Times New Roman"/>
+                <w:b w:val="0"/>
+                <w:bCs w:val="0"/>
+                <w:noProof/>
+                <w:webHidden/>
+                <w:sz w:val="28"/>
+                <w:szCs w:val="28"/>
+              </w:rPr>
+              <w:fldChar w:fldCharType="end"/>
+            </w:r>
+          </w:hyperlink>
+        </w:p>
+        <w:p>
+          <w:pPr>
+            <w:pStyle w:val="2c"/>
+            <w:ind w:firstLine="0"/>
+            <w:rPr>
+              <w:rFonts w:ascii="Times New Roman" w:eastAsiaTheme="minorEastAsia" w:hAnsi="Times New Roman" w:cs="Times New Roman"/>
+              <w:b w:val="0"/>
+              <w:bCs w:val="0"/>
+              <w:noProof/>
+              <w:sz w:val="28"/>
+              <w:szCs w:val="28"/>
+              <w:lang w:eastAsia="ru-RU"/>
+            </w:rPr>
+          </w:pPr>
+          <w:hyperlink w:anchor="_Toc216210890" w:history="1">
+            <w:r>
+              <w:rPr>
+                <w:rStyle w:val="ae"/>
+                <w:rFonts w:ascii="Times New Roman" w:hAnsi="Times New Roman" w:cs="Times New Roman"/>
+                <w:b w:val="0"/>
+                <w:bCs w:val="0"/>
+                <w:noProof/>
+                <w:sz w:val="28"/>
+                <w:szCs w:val="28"/>
+                <w:u w:val="none"/>
+              </w:rPr>
+              <w:t>2.2</w:t>
+            </w:r>
+            <w:r>
+              <w:rPr>
+                <w:rFonts w:ascii="Times New Roman" w:eastAsiaTheme="minorEastAsia" w:hAnsi="Times New Roman" w:cs="Times New Roman"/>
+                <w:b w:val="0"/>
+                <w:bCs w:val="0"/>
+                <w:noProof/>
+                <w:sz w:val="28"/>
+                <w:szCs w:val="28"/>
+                <w:lang w:eastAsia="ru-RU"/>
+              </w:rPr>
+              <w:tab/>
+            </w:r>
+            <w:r>
+              <w:rPr>
+                <w:rStyle w:val="ae"/>
+                <w:rFonts w:ascii="Times New Roman" w:hAnsi="Times New Roman" w:cs="Times New Roman"/>
+                <w:b w:val="0"/>
+                <w:bCs w:val="0"/>
+                <w:noProof/>
+                <w:sz w:val="28"/>
+                <w:szCs w:val="28"/>
+                <w:u w:val="none"/>
+              </w:rPr>
+              <w:t>Обоснование выбора методов прогнозирования и компонентов решения</w:t>
+            </w:r>
+            <w:r>
+              <w:rPr>
+                <w:rFonts w:ascii="Times New Roman" w:hAnsi="Times New Roman" w:cs="Times New Roman"/>
+                <w:b w:val="0"/>
+                <w:bCs w:val="0"/>
+                <w:noProof/>
+                <w:webHidden/>
+                <w:sz w:val="28"/>
+                <w:szCs w:val="28"/>
+              </w:rPr>
+              <w:tab/>
+            </w:r>
+            <w:r>
+              <w:rPr>
+                <w:rFonts w:ascii="Times New Roman" w:hAnsi="Times New Roman" w:cs="Times New Roman"/>
+                <w:b w:val="0"/>
+                <w:bCs w:val="0"/>
+                <w:noProof/>
+                <w:webHidden/>
+                <w:sz w:val="28"/>
+                <w:szCs w:val="28"/>
+              </w:rPr>
+              <w:fldChar w:fldCharType="begin"/>
+            </w:r>
+            <w:r>
+              <w:rPr>
+                <w:rFonts w:ascii="Times New Roman" w:hAnsi="Times New Roman" w:cs="Times New Roman"/>
+                <w:b w:val="0"/>
+                <w:bCs w:val="0"/>
+                <w:noProof/>
+                <w:webHidden/>
+                <w:sz w:val="28"/>
+                <w:szCs w:val="28"/>
+              </w:rPr>
+              <w:instrText xml:space="preserve"> PAGEREF _Toc216210890 \h </w:instrText>
+            </w:r>
+            <w:r>
+              <w:rPr>
+                <w:rFonts w:ascii="Times New Roman" w:hAnsi="Times New Roman" w:cs="Times New Roman"/>
+                <w:b w:val="0"/>
+                <w:bCs w:val="0"/>
+                <w:noProof/>
+                <w:webHidden/>
+                <w:sz w:val="28"/>
+                <w:szCs w:val="28"/>
+              </w:rPr>
+            </w:r>
+            <w:r>
+              <w:rPr>
+                <w:rFonts w:ascii="Times New Roman" w:hAnsi="Times New Roman" w:cs="Times New Roman"/>
+                <w:b w:val="0"/>
+                <w:bCs w:val="0"/>
+                <w:noProof/>
+                <w:webHidden/>
+                <w:sz w:val="28"/>
+                <w:szCs w:val="28"/>
+              </w:rPr>
+              <w:fldChar w:fldCharType="separate"/>
+            </w:r>
+            <w:r>
+              <w:rPr>
+                <w:rFonts w:ascii="Times New Roman" w:hAnsi="Times New Roman" w:cs="Times New Roman"/>
+                <w:b w:val="0"/>
+                <w:bCs w:val="0"/>
+                <w:noProof/>
+                <w:webHidden/>
+                <w:sz w:val="28"/>
+                <w:szCs w:val="28"/>
+              </w:rPr>
+              <w:t>19</w:t>
+            </w:r>
+            <w:r>
+              <w:rPr>
+                <w:rFonts w:ascii="Times New Roman" w:hAnsi="Times New Roman" w:cs="Times New Roman"/>
+                <w:b w:val="0"/>
+                <w:bCs w:val="0"/>
+                <w:noProof/>
+                <w:webHidden/>
+                <w:sz w:val="28"/>
+                <w:szCs w:val="28"/>
+              </w:rPr>
+              <w:fldChar w:fldCharType="end"/>
+            </w:r>
+          </w:hyperlink>
+        </w:p>
+        <w:p>
+          <w:pPr>
+            <w:pStyle w:val="2c"/>
+            <w:ind w:firstLine="0"/>
+            <w:rPr>
+              <w:rFonts w:ascii="Times New Roman" w:eastAsiaTheme="minorEastAsia" w:hAnsi="Times New Roman" w:cs="Times New Roman"/>
+              <w:b w:val="0"/>
+              <w:bCs w:val="0"/>
+              <w:noProof/>
+              <w:sz w:val="28"/>
+              <w:szCs w:val="28"/>
+              <w:lang w:eastAsia="ru-RU"/>
+            </w:rPr>
+          </w:pPr>
+          <w:hyperlink w:anchor="_Toc216210891" w:history="1">
+            <w:r>
+              <w:rPr>
+                <w:rStyle w:val="ae"/>
+                <w:rFonts w:ascii="Times New Roman" w:hAnsi="Times New Roman" w:cs="Times New Roman"/>
+                <w:b w:val="0"/>
+                <w:bCs w:val="0"/>
+                <w:noProof/>
+                <w:sz w:val="28"/>
+                <w:szCs w:val="28"/>
+                <w:u w:val="none"/>
+              </w:rPr>
+              <w:t>2.3</w:t>
+            </w:r>
+            <w:r>
+              <w:rPr>
+                <w:rFonts w:ascii="Times New Roman" w:eastAsiaTheme="minorEastAsia" w:hAnsi="Times New Roman" w:cs="Times New Roman"/>
+                <w:b w:val="0"/>
+                <w:bCs w:val="0"/>
+                <w:noProof/>
+                <w:sz w:val="28"/>
+                <w:szCs w:val="28"/>
+                <w:lang w:eastAsia="ru-RU"/>
+              </w:rPr>
+              <w:tab/>
+            </w:r>
+            <w:r>
+              <w:rPr>
+                <w:rStyle w:val="ae"/>
+                <w:rFonts w:ascii="Times New Roman" w:hAnsi="Times New Roman" w:cs="Times New Roman"/>
+                <w:b w:val="0"/>
+                <w:bCs w:val="0"/>
+                <w:noProof/>
+                <w:sz w:val="28"/>
+                <w:szCs w:val="28"/>
+                <w:u w:val="none"/>
+              </w:rPr>
+              <w:t>Модель бизнес-процесса в нотации IDEF0</w:t>
+            </w:r>
+            <w:r>
+              <w:rPr>
+                <w:rFonts w:ascii="Times New Roman" w:hAnsi="Times New Roman" w:cs="Times New Roman"/>
+                <w:b w:val="0"/>
+                <w:bCs w:val="0"/>
+                <w:noProof/>
+                <w:webHidden/>
+                <w:sz w:val="28"/>
+                <w:szCs w:val="28"/>
+              </w:rPr>
+              <w:tab/>
+            </w:r>
+            <w:r>
+              <w:rPr>
+                <w:rFonts w:ascii="Times New Roman" w:hAnsi="Times New Roman" w:cs="Times New Roman"/>
+                <w:b w:val="0"/>
+                <w:bCs w:val="0"/>
+                <w:noProof/>
+                <w:webHidden/>
+                <w:sz w:val="28"/>
+                <w:szCs w:val="28"/>
+              </w:rPr>
+              <w:fldChar w:fldCharType="begin"/>
+            </w:r>
+            <w:r>
+              <w:rPr>
+                <w:rFonts w:ascii="Times New Roman" w:hAnsi="Times New Roman" w:cs="Times New Roman"/>
+                <w:b w:val="0"/>
+                <w:bCs w:val="0"/>
+                <w:noProof/>
+                <w:webHidden/>
+                <w:sz w:val="28"/>
+                <w:szCs w:val="28"/>
+              </w:rPr>
+              <w:instrText xml:space="preserve"> PAGEREF _Toc216210891 \h </w:instrText>
+            </w:r>
+            <w:r>
+              <w:rPr>
+                <w:rFonts w:ascii="Times New Roman" w:hAnsi="Times New Roman" w:cs="Times New Roman"/>
+                <w:b w:val="0"/>
+                <w:bCs w:val="0"/>
+                <w:noProof/>
+                <w:webHidden/>
+                <w:sz w:val="28"/>
+                <w:szCs w:val="28"/>
+              </w:rPr>
+            </w:r>
+            <w:r>
+              <w:rPr>
+                <w:rFonts w:ascii="Times New Roman" w:hAnsi="Times New Roman" w:cs="Times New Roman"/>
+                <w:b w:val="0"/>
+                <w:bCs w:val="0"/>
+                <w:noProof/>
+                <w:webHidden/>
+                <w:sz w:val="28"/>
+                <w:szCs w:val="28"/>
+              </w:rPr>
+              <w:fldChar w:fldCharType="separate"/>
+            </w:r>
+            <w:r>
+              <w:rPr>
+                <w:rFonts w:ascii="Times New Roman" w:hAnsi="Times New Roman" w:cs="Times New Roman"/>
+                <w:b w:val="0"/>
+                <w:bCs w:val="0"/>
+                <w:noProof/>
+                <w:webHidden/>
+                <w:sz w:val="28"/>
+                <w:szCs w:val="28"/>
+              </w:rPr>
+              <w:t>23</w:t>
+            </w:r>
+            <w:r>
+              <w:rPr>
+                <w:rFonts w:ascii="Times New Roman" w:hAnsi="Times New Roman" w:cs="Times New Roman"/>
+                <w:b w:val="0"/>
+                <w:bCs w:val="0"/>
+                <w:noProof/>
+                <w:webHidden/>
+                <w:sz w:val="28"/>
+                <w:szCs w:val="28"/>
+              </w:rPr>
+              <w:fldChar w:fldCharType="end"/>
+            </w:r>
+          </w:hyperlink>
+        </w:p>
+        <w:p>
+          <w:pPr>
+            <w:pStyle w:val="2c"/>
+            <w:ind w:firstLine="0"/>
+            <w:rPr>
+              <w:rFonts w:ascii="Times New Roman" w:eastAsiaTheme="minorEastAsia" w:hAnsi="Times New Roman" w:cs="Times New Roman"/>
+              <w:b w:val="0"/>
+              <w:bCs w:val="0"/>
+              <w:noProof/>
+              <w:sz w:val="28"/>
+              <w:szCs w:val="28"/>
+              <w:lang w:eastAsia="ru-RU"/>
+            </w:rPr>
+          </w:pPr>
+          <w:hyperlink w:anchor="_Toc216210892" w:history="1">
+            <w:r>
+              <w:rPr>
+                <w:rStyle w:val="ae"/>
+                <w:rFonts w:ascii="Times New Roman" w:hAnsi="Times New Roman" w:cs="Times New Roman"/>
+                <w:b w:val="0"/>
+                <w:bCs w:val="0"/>
+                <w:noProof/>
+                <w:sz w:val="28"/>
+                <w:szCs w:val="28"/>
+                <w:u w:val="none"/>
+              </w:rPr>
+              <w:t>2.4</w:t>
+            </w:r>
+            <w:r>
+              <w:rPr>
+                <w:rFonts w:ascii="Times New Roman" w:eastAsiaTheme="minorEastAsia" w:hAnsi="Times New Roman" w:cs="Times New Roman"/>
+                <w:b w:val="0"/>
+                <w:bCs w:val="0"/>
+                <w:noProof/>
+                <w:sz w:val="28"/>
+                <w:szCs w:val="28"/>
+                <w:lang w:eastAsia="ru-RU"/>
+              </w:rPr>
+              <w:tab/>
+            </w:r>
+            <w:r>
+              <w:rPr>
+                <w:rStyle w:val="ae"/>
+                <w:rFonts w:ascii="Times New Roman" w:hAnsi="Times New Roman" w:cs="Times New Roman"/>
+                <w:b w:val="0"/>
+                <w:bCs w:val="0"/>
+                <w:noProof/>
+                <w:sz w:val="28"/>
+                <w:szCs w:val="28"/>
+                <w:u w:val="none"/>
+              </w:rPr>
+              <w:t>Анализ архитектуры системы</w:t>
+            </w:r>
+            <w:r>
+              <w:rPr>
+                <w:rFonts w:ascii="Times New Roman" w:hAnsi="Times New Roman" w:cs="Times New Roman"/>
+                <w:b w:val="0"/>
+                <w:bCs w:val="0"/>
+                <w:noProof/>
+                <w:webHidden/>
+                <w:sz w:val="28"/>
+                <w:szCs w:val="28"/>
+              </w:rPr>
+              <w:tab/>
+            </w:r>
+            <w:r>
+              <w:rPr>
+                <w:rFonts w:ascii="Times New Roman" w:hAnsi="Times New Roman" w:cs="Times New Roman"/>
+                <w:b w:val="0"/>
+                <w:bCs w:val="0"/>
+                <w:noProof/>
+                <w:webHidden/>
+                <w:sz w:val="28"/>
+                <w:szCs w:val="28"/>
+              </w:rPr>
+              <w:fldChar w:fldCharType="begin"/>
+            </w:r>
+            <w:r>
+              <w:rPr>
+                <w:rFonts w:ascii="Times New Roman" w:hAnsi="Times New Roman" w:cs="Times New Roman"/>
+                <w:b w:val="0"/>
+                <w:bCs w:val="0"/>
+                <w:noProof/>
+                <w:webHidden/>
+                <w:sz w:val="28"/>
+                <w:szCs w:val="28"/>
+              </w:rPr>
+              <w:instrText xml:space="preserve"> PAGEREF _Toc216210892 \h </w:instrText>
+            </w:r>
+            <w:r>
+              <w:rPr>
+                <w:rFonts w:ascii="Times New Roman" w:hAnsi="Times New Roman" w:cs="Times New Roman"/>
+                <w:b w:val="0"/>
+                <w:bCs w:val="0"/>
+                <w:noProof/>
+                <w:webHidden/>
+                <w:sz w:val="28"/>
+                <w:szCs w:val="28"/>
+              </w:rPr>
+            </w:r>
+            <w:r>
+              <w:rPr>
+                <w:rFonts w:ascii="Times New Roman" w:hAnsi="Times New Roman" w:cs="Times New Roman"/>
+                <w:b w:val="0"/>
+                <w:bCs w:val="0"/>
+                <w:noProof/>
+                <w:webHidden/>
+                <w:sz w:val="28"/>
+                <w:szCs w:val="28"/>
+              </w:rPr>
+              <w:fldChar w:fldCharType="separate"/>
+            </w:r>
+            <w:r>
+              <w:rPr>
+                <w:rFonts w:ascii="Times New Roman" w:hAnsi="Times New Roman" w:cs="Times New Roman"/>
+                <w:b w:val="0"/>
+                <w:bCs w:val="0"/>
+                <w:noProof/>
+                <w:webHidden/>
+                <w:sz w:val="28"/>
+                <w:szCs w:val="28"/>
+              </w:rPr>
+              <w:t>27</w:t>
+            </w:r>
+            <w:r>
+              <w:rPr>
+                <w:rFonts w:ascii="Times New Roman" w:hAnsi="Times New Roman" w:cs="Times New Roman"/>
+                <w:b w:val="0"/>
+                <w:bCs w:val="0"/>
+                <w:noProof/>
+                <w:webHidden/>
+                <w:sz w:val="28"/>
+                <w:szCs w:val="28"/>
+              </w:rPr>
+              <w:fldChar w:fldCharType="end"/>
+            </w:r>
+          </w:hyperlink>
+        </w:p>
+        <w:p>
+          <w:pPr>
+            <w:pStyle w:val="2c"/>
+            <w:ind w:firstLine="0"/>
+            <w:rPr>
+              <w:rFonts w:ascii="Times New Roman" w:eastAsiaTheme="minorEastAsia" w:hAnsi="Times New Roman" w:cs="Times New Roman"/>
+              <w:b w:val="0"/>
+              <w:bCs w:val="0"/>
+              <w:noProof/>
+              <w:sz w:val="28"/>
+              <w:szCs w:val="28"/>
+              <w:lang w:eastAsia="ru-RU"/>
+            </w:rPr>
+          </w:pPr>
+          <w:hyperlink w:anchor="_Toc216210893" w:history="1">
+            <w:r>
+              <w:rPr>
+                <w:rStyle w:val="ae"/>
+                <w:rFonts w:ascii="Times New Roman" w:hAnsi="Times New Roman" w:cs="Times New Roman"/>
+                <w:b w:val="0"/>
+                <w:bCs w:val="0"/>
+                <w:noProof/>
+                <w:sz w:val="28"/>
+                <w:szCs w:val="28"/>
+                <w:u w:val="none"/>
+              </w:rPr>
+              <w:t>2.5</w:t>
+            </w:r>
+            <w:r>
+              <w:rPr>
+                <w:rFonts w:ascii="Times New Roman" w:eastAsiaTheme="minorEastAsia" w:hAnsi="Times New Roman" w:cs="Times New Roman"/>
+                <w:b w:val="0"/>
+                <w:bCs w:val="0"/>
+                <w:noProof/>
+                <w:sz w:val="28"/>
+                <w:szCs w:val="28"/>
+                <w:lang w:eastAsia="ru-RU"/>
+              </w:rPr>
+              <w:tab/>
+            </w:r>
+            <w:r>
+              <w:rPr>
+                <w:rStyle w:val="ae"/>
+                <w:rFonts w:ascii="Times New Roman" w:hAnsi="Times New Roman" w:cs="Times New Roman"/>
+                <w:b w:val="0"/>
+                <w:bCs w:val="0"/>
+                <w:noProof/>
+                <w:sz w:val="28"/>
+                <w:szCs w:val="28"/>
+                <w:u w:val="none"/>
+              </w:rPr>
+              <w:t>Вывод по аналитическому разделу</w:t>
+            </w:r>
+            <w:r>
+              <w:rPr>
+                <w:rFonts w:ascii="Times New Roman" w:hAnsi="Times New Roman" w:cs="Times New Roman"/>
+                <w:b w:val="0"/>
+                <w:bCs w:val="0"/>
+                <w:noProof/>
+                <w:webHidden/>
+                <w:sz w:val="28"/>
+                <w:szCs w:val="28"/>
+              </w:rPr>
+              <w:tab/>
+            </w:r>
+            <w:r>
+              <w:rPr>
+                <w:rFonts w:ascii="Times New Roman" w:hAnsi="Times New Roman" w:cs="Times New Roman"/>
+                <w:b w:val="0"/>
+                <w:bCs w:val="0"/>
+                <w:noProof/>
+                <w:webHidden/>
+                <w:sz w:val="28"/>
+                <w:szCs w:val="28"/>
+              </w:rPr>
+              <w:fldChar w:fldCharType="begin"/>
+            </w:r>
+            <w:r>
+              <w:rPr>
+                <w:rFonts w:ascii="Times New Roman" w:hAnsi="Times New Roman" w:cs="Times New Roman"/>
+                <w:b w:val="0"/>
+                <w:bCs w:val="0"/>
+                <w:noProof/>
+                <w:webHidden/>
+                <w:sz w:val="28"/>
+                <w:szCs w:val="28"/>
+              </w:rPr>
+              <w:instrText xml:space="preserve"> PAGEREF _Toc216210893 \h </w:instrText>
+            </w:r>
+            <w:r>
+              <w:rPr>
+                <w:rFonts w:ascii="Times New Roman" w:hAnsi="Times New Roman" w:cs="Times New Roman"/>
+                <w:b w:val="0"/>
+                <w:bCs w:val="0"/>
+                <w:noProof/>
+                <w:webHidden/>
+                <w:sz w:val="28"/>
+                <w:szCs w:val="28"/>
+              </w:rPr>
+            </w:r>
+            <w:r>
+              <w:rPr>
+                <w:rFonts w:ascii="Times New Roman" w:hAnsi="Times New Roman" w:cs="Times New Roman"/>
+                <w:b w:val="0"/>
+                <w:bCs w:val="0"/>
+                <w:noProof/>
+                <w:webHidden/>
+                <w:sz w:val="28"/>
+                <w:szCs w:val="28"/>
+              </w:rPr>
+              <w:fldChar w:fldCharType="separate"/>
+            </w:r>
+            <w:r>
+              <w:rPr>
+                <w:rFonts w:ascii="Times New Roman" w:hAnsi="Times New Roman" w:cs="Times New Roman"/>
+                <w:b w:val="0"/>
+                <w:bCs w:val="0"/>
+                <w:noProof/>
+                <w:webHidden/>
+                <w:sz w:val="28"/>
+                <w:szCs w:val="28"/>
+              </w:rPr>
+              <w:t>30</w:t>
+            </w:r>
+            <w:r>
+              <w:rPr>
+                <w:rFonts w:ascii="Times New Roman" w:hAnsi="Times New Roman" w:cs="Times New Roman"/>
+                <w:b w:val="0"/>
+                <w:bCs w:val="0"/>
+                <w:noProof/>
+                <w:webHidden/>
+                <w:sz w:val="28"/>
+                <w:szCs w:val="28"/>
+              </w:rPr>
+              <w:fldChar w:fldCharType="end"/>
+            </w:r>
+          </w:hyperlink>
+        </w:p>
+        <w:p>
+          <w:pPr>
+            <w:pStyle w:val="1d"/>
+            <w:rPr>
+              <w:rFonts w:eastAsiaTheme="minorEastAsia"/>
+              <w:lang w:eastAsia="ru-RU"/>
+            </w:rPr>
+          </w:pPr>
+          <w:hyperlink w:anchor="_Toc216210894" w:history="1">
+            <w:r>
+              <w:rPr>
+                <w:rStyle w:val="ae"/>
+                <w:u w:val="none"/>
+              </w:rPr>
+              <w:t>3</w:t>
+            </w:r>
+            <w:r>
+              <w:rPr>
+                <w:rFonts w:eastAsiaTheme="minorEastAsia"/>
+                <w:lang w:eastAsia="ru-RU"/>
+              </w:rPr>
+              <w:tab/>
+            </w:r>
+            <w:r>
+              <w:rPr>
+                <w:rStyle w:val="ae"/>
+                <w:u w:val="none"/>
+              </w:rPr>
+              <w:t>ТЕХНОЛОГИЧЕСКИЙ РАЗДЕЛ</w:t>
+            </w:r>
+            <w:r>
+              <w:rPr>
+                <w:webHidden/>
+              </w:rPr>
+              <w:tab/>
+            </w:r>
+            <w:r>
+              <w:rPr>
+                <w:webHidden/>
+              </w:rPr>
+              <w:fldChar w:fldCharType="begin"/>
+            </w:r>
+            <w:r>
+              <w:rPr>
+                <w:webHidden/>
+              </w:rPr>
+              <w:instrText xml:space="preserve"> PAGEREF _Toc216210894 \h </w:instrText>
+            </w:r>
+            <w:r>
+              <w:rPr>
+                <w:webHidden/>
+              </w:rPr>
+            </w:r>
+            <w:r>
+              <w:rPr>
+                <w:webHidden/>
+              </w:rPr>
+              <w:fldChar w:fldCharType="separate"/>
+            </w:r>
+            <w:r>
+              <w:rPr>
+                <w:webHidden/>
+              </w:rPr>
+              <w:t>32</w:t>
+            </w:r>
+            <w:r>
+              <w:rPr>
+                <w:webHidden/>
+              </w:rPr>
+              <w:fldChar w:fldCharType="end"/>
+            </w:r>
+          </w:hyperlink>
+        </w:p>
+        <w:p>
+          <w:pPr>
+            <w:pStyle w:val="2c"/>
+            <w:ind w:firstLine="0"/>
+            <w:rPr>
+              <w:rFonts w:ascii="Times New Roman" w:eastAsiaTheme="minorEastAsia" w:hAnsi="Times New Roman" w:cs="Times New Roman"/>
+              <w:b w:val="0"/>
+              <w:bCs w:val="0"/>
+              <w:noProof/>
+              <w:sz w:val="28"/>
+              <w:szCs w:val="28"/>
+              <w:lang w:eastAsia="ru-RU"/>
+            </w:rPr>
+          </w:pPr>
+          <w:hyperlink w:anchor="_Toc216210895" w:history="1">
+            <w:r>
+              <w:rPr>
+                <w:rStyle w:val="ae"/>
+                <w:rFonts w:ascii="Times New Roman" w:hAnsi="Times New Roman" w:cs="Times New Roman"/>
+                <w:b w:val="0"/>
+                <w:bCs w:val="0"/>
+                <w:noProof/>
+                <w:sz w:val="28"/>
+                <w:szCs w:val="28"/>
+                <w:u w:val="none"/>
+              </w:rPr>
+              <w:t>3.1</w:t>
+            </w:r>
+            <w:r>
+              <w:rPr>
+                <w:rFonts w:ascii="Times New Roman" w:eastAsiaTheme="minorEastAsia" w:hAnsi="Times New Roman" w:cs="Times New Roman"/>
+                <w:b w:val="0"/>
+                <w:bCs w:val="0"/>
+                <w:noProof/>
+                <w:sz w:val="28"/>
+                <w:szCs w:val="28"/>
+                <w:lang w:eastAsia="ru-RU"/>
+              </w:rPr>
+              <w:tab/>
+            </w:r>
+            <w:r>
+              <w:rPr>
+                <w:rStyle w:val="ae"/>
+                <w:rFonts w:ascii="Times New Roman" w:hAnsi="Times New Roman" w:cs="Times New Roman"/>
+                <w:b w:val="0"/>
+                <w:bCs w:val="0"/>
+                <w:noProof/>
+                <w:sz w:val="28"/>
+                <w:szCs w:val="28"/>
+                <w:u w:val="none"/>
+              </w:rPr>
+              <w:t>Подготовка данных для обучения модели</w:t>
+            </w:r>
+            <w:r>
+              <w:rPr>
+                <w:rFonts w:ascii="Times New Roman" w:hAnsi="Times New Roman" w:cs="Times New Roman"/>
+                <w:b w:val="0"/>
+                <w:bCs w:val="0"/>
+                <w:noProof/>
+                <w:webHidden/>
+                <w:sz w:val="28"/>
+                <w:szCs w:val="28"/>
+              </w:rPr>
+              <w:tab/>
+            </w:r>
+            <w:r>
+              <w:rPr>
+                <w:rFonts w:ascii="Times New Roman" w:hAnsi="Times New Roman" w:cs="Times New Roman"/>
+                <w:b w:val="0"/>
+                <w:bCs w:val="0"/>
+                <w:noProof/>
+                <w:webHidden/>
+                <w:sz w:val="28"/>
+                <w:szCs w:val="28"/>
+              </w:rPr>
+              <w:fldChar w:fldCharType="begin"/>
+            </w:r>
+            <w:r>
+              <w:rPr>
+                <w:rFonts w:ascii="Times New Roman" w:hAnsi="Times New Roman" w:cs="Times New Roman"/>
+                <w:b w:val="0"/>
+                <w:bCs w:val="0"/>
+                <w:noProof/>
+                <w:webHidden/>
+                <w:sz w:val="28"/>
+                <w:szCs w:val="28"/>
+              </w:rPr>
+              <w:instrText xml:space="preserve"> PAGEREF _Toc216210895 \h </w:instrText>
+            </w:r>
+            <w:r>
+              <w:rPr>
+                <w:rFonts w:ascii="Times New Roman" w:hAnsi="Times New Roman" w:cs="Times New Roman"/>
+                <w:b w:val="0"/>
+                <w:bCs w:val="0"/>
+                <w:noProof/>
+                <w:webHidden/>
+                <w:sz w:val="28"/>
+                <w:szCs w:val="28"/>
+              </w:rPr>
+            </w:r>
+            <w:r>
+              <w:rPr>
+                <w:rFonts w:ascii="Times New Roman" w:hAnsi="Times New Roman" w:cs="Times New Roman"/>
+                <w:b w:val="0"/>
+                <w:bCs w:val="0"/>
+                <w:noProof/>
+                <w:webHidden/>
+                <w:sz w:val="28"/>
+                <w:szCs w:val="28"/>
+              </w:rPr>
+              <w:fldChar w:fldCharType="separate"/>
+            </w:r>
+            <w:r>
+              <w:rPr>
+                <w:rFonts w:ascii="Times New Roman" w:hAnsi="Times New Roman" w:cs="Times New Roman"/>
+                <w:b w:val="0"/>
+                <w:bCs w:val="0"/>
+                <w:noProof/>
+                <w:webHidden/>
+                <w:sz w:val="28"/>
+                <w:szCs w:val="28"/>
+              </w:rPr>
+              <w:t>32</w:t>
+            </w:r>
+            <w:r>
+              <w:rPr>
+                <w:rFonts w:ascii="Times New Roman" w:hAnsi="Times New Roman" w:cs="Times New Roman"/>
+                <w:b w:val="0"/>
+                <w:bCs w:val="0"/>
+                <w:noProof/>
+                <w:webHidden/>
+                <w:sz w:val="28"/>
+                <w:szCs w:val="28"/>
+              </w:rPr>
+              <w:fldChar w:fldCharType="end"/>
+            </w:r>
+          </w:hyperlink>
+        </w:p>
+        <w:p>
+          <w:pPr>
+            <w:pStyle w:val="2c"/>
+            <w:ind w:firstLine="0"/>
+            <w:rPr>
+              <w:rFonts w:ascii="Times New Roman" w:eastAsiaTheme="minorEastAsia" w:hAnsi="Times New Roman" w:cs="Times New Roman"/>
+              <w:b w:val="0"/>
+              <w:bCs w:val="0"/>
+              <w:noProof/>
+              <w:sz w:val="28"/>
+              <w:szCs w:val="28"/>
+              <w:lang w:eastAsia="ru-RU"/>
+            </w:rPr>
+          </w:pPr>
+          <w:hyperlink w:anchor="_Toc216210896" w:history="1">
+            <w:r>
+              <w:rPr>
+                <w:rStyle w:val="ae"/>
+                <w:rFonts w:ascii="Times New Roman" w:hAnsi="Times New Roman" w:cs="Times New Roman"/>
+                <w:b w:val="0"/>
+                <w:bCs w:val="0"/>
+                <w:noProof/>
+                <w:sz w:val="28"/>
+                <w:szCs w:val="28"/>
+                <w:u w:val="none"/>
+              </w:rPr>
+              <w:t>3.2</w:t>
+            </w:r>
+            <w:r>
+              <w:rPr>
+                <w:rFonts w:ascii="Times New Roman" w:eastAsiaTheme="minorEastAsia" w:hAnsi="Times New Roman" w:cs="Times New Roman"/>
+                <w:b w:val="0"/>
+                <w:bCs w:val="0"/>
+                <w:noProof/>
+                <w:sz w:val="28"/>
+                <w:szCs w:val="28"/>
+                <w:lang w:eastAsia="ru-RU"/>
+              </w:rPr>
+              <w:tab/>
+            </w:r>
+            <w:r>
+              <w:rPr>
+                <w:rStyle w:val="ae"/>
+                <w:rFonts w:ascii="Times New Roman" w:hAnsi="Times New Roman" w:cs="Times New Roman"/>
+                <w:b w:val="0"/>
+                <w:bCs w:val="0"/>
+                <w:noProof/>
+                <w:sz w:val="28"/>
+                <w:szCs w:val="28"/>
+                <w:u w:val="none"/>
+              </w:rPr>
+              <w:t>Обучение нейронной сети</w:t>
+            </w:r>
+            <w:r>
+              <w:rPr>
+                <w:rFonts w:ascii="Times New Roman" w:hAnsi="Times New Roman" w:cs="Times New Roman"/>
+                <w:b w:val="0"/>
+                <w:bCs w:val="0"/>
+                <w:noProof/>
+                <w:webHidden/>
+                <w:sz w:val="28"/>
+                <w:szCs w:val="28"/>
+              </w:rPr>
+              <w:tab/>
+            </w:r>
+            <w:r>
+              <w:rPr>
+                <w:rFonts w:ascii="Times New Roman" w:hAnsi="Times New Roman" w:cs="Times New Roman"/>
+                <w:b w:val="0"/>
+                <w:bCs w:val="0"/>
+                <w:noProof/>
+                <w:webHidden/>
+                <w:sz w:val="28"/>
+                <w:szCs w:val="28"/>
+              </w:rPr>
+              <w:fldChar w:fldCharType="begin"/>
+            </w:r>
+            <w:r>
+              <w:rPr>
+                <w:rFonts w:ascii="Times New Roman" w:hAnsi="Times New Roman" w:cs="Times New Roman"/>
+                <w:b w:val="0"/>
+                <w:bCs w:val="0"/>
+                <w:noProof/>
+                <w:webHidden/>
+                <w:sz w:val="28"/>
+                <w:szCs w:val="28"/>
+              </w:rPr>
+              <w:instrText xml:space="preserve"> PAGEREF _Toc216210896 \h </w:instrText>
+            </w:r>
+            <w:r>
+              <w:rPr>
+                <w:rFonts w:ascii="Times New Roman" w:hAnsi="Times New Roman" w:cs="Times New Roman"/>
+                <w:b w:val="0"/>
+                <w:bCs w:val="0"/>
+                <w:noProof/>
+                <w:webHidden/>
+                <w:sz w:val="28"/>
+                <w:szCs w:val="28"/>
+              </w:rPr>
+            </w:r>
+            <w:r>
+              <w:rPr>
+                <w:rFonts w:ascii="Times New Roman" w:hAnsi="Times New Roman" w:cs="Times New Roman"/>
+                <w:b w:val="0"/>
+                <w:bCs w:val="0"/>
+                <w:noProof/>
+                <w:webHidden/>
+                <w:sz w:val="28"/>
+                <w:szCs w:val="28"/>
+              </w:rPr>
+              <w:fldChar w:fldCharType="separate"/>
+            </w:r>
+            <w:r>
+              <w:rPr>
+                <w:rFonts w:ascii="Times New Roman" w:hAnsi="Times New Roman" w:cs="Times New Roman"/>
+                <w:b w:val="0"/>
+                <w:bCs w:val="0"/>
+                <w:noProof/>
+                <w:webHidden/>
+                <w:sz w:val="28"/>
+                <w:szCs w:val="28"/>
+              </w:rPr>
+              <w:t>34</w:t>
+            </w:r>
+            <w:r>
+              <w:rPr>
+                <w:rFonts w:ascii="Times New Roman" w:hAnsi="Times New Roman" w:cs="Times New Roman"/>
+                <w:b w:val="0"/>
+                <w:bCs w:val="0"/>
+                <w:noProof/>
+                <w:webHidden/>
+                <w:sz w:val="28"/>
+                <w:szCs w:val="28"/>
+              </w:rPr>
+              <w:fldChar w:fldCharType="end"/>
+            </w:r>
+          </w:hyperlink>
+        </w:p>
+        <w:p>
+          <w:pPr>
+            <w:pStyle w:val="2c"/>
+            <w:ind w:firstLine="0"/>
+            <w:rPr>
+              <w:rFonts w:ascii="Times New Roman" w:eastAsiaTheme="minorEastAsia" w:hAnsi="Times New Roman" w:cs="Times New Roman"/>
+              <w:b w:val="0"/>
+              <w:bCs w:val="0"/>
+              <w:noProof/>
+              <w:sz w:val="28"/>
+              <w:szCs w:val="28"/>
+              <w:lang w:eastAsia="ru-RU"/>
+            </w:rPr>
+          </w:pPr>
+          <w:hyperlink w:anchor="_Toc216210897" w:history="1">
+            <w:r>
+              <w:rPr>
+                <w:rStyle w:val="ae"/>
+                <w:rFonts w:ascii="Times New Roman" w:hAnsi="Times New Roman" w:cs="Times New Roman"/>
+                <w:b w:val="0"/>
+                <w:bCs w:val="0"/>
+                <w:noProof/>
+                <w:sz w:val="28"/>
+                <w:szCs w:val="28"/>
+                <w:u w:val="none"/>
+              </w:rPr>
+              <w:t>3.3</w:t>
+            </w:r>
+            <w:r>
+              <w:rPr>
+                <w:rFonts w:ascii="Times New Roman" w:eastAsiaTheme="minorEastAsia" w:hAnsi="Times New Roman" w:cs="Times New Roman"/>
+                <w:b w:val="0"/>
+                <w:bCs w:val="0"/>
+                <w:noProof/>
+                <w:sz w:val="28"/>
+                <w:szCs w:val="28"/>
+                <w:lang w:eastAsia="ru-RU"/>
+              </w:rPr>
+              <w:tab/>
+            </w:r>
+            <w:r>
+              <w:rPr>
+                <w:rStyle w:val="ae"/>
+                <w:rFonts w:ascii="Times New Roman" w:hAnsi="Times New Roman" w:cs="Times New Roman"/>
+                <w:b w:val="0"/>
+                <w:bCs w:val="0"/>
+                <w:noProof/>
+                <w:sz w:val="28"/>
+                <w:szCs w:val="28"/>
+                <w:u w:val="none"/>
+              </w:rPr>
+              <w:t>Описание программной реализации</w:t>
+            </w:r>
+            <w:r>
+              <w:rPr>
+                <w:rFonts w:ascii="Times New Roman" w:hAnsi="Times New Roman" w:cs="Times New Roman"/>
+                <w:b w:val="0"/>
+                <w:bCs w:val="0"/>
+                <w:noProof/>
+                <w:webHidden/>
+                <w:sz w:val="28"/>
+                <w:szCs w:val="28"/>
+              </w:rPr>
+              <w:tab/>
+            </w:r>
+            <w:r>
+              <w:rPr>
+                <w:rFonts w:ascii="Times New Roman" w:hAnsi="Times New Roman" w:cs="Times New Roman"/>
+                <w:b w:val="0"/>
+                <w:bCs w:val="0"/>
+                <w:noProof/>
+                <w:webHidden/>
+                <w:sz w:val="28"/>
+                <w:szCs w:val="28"/>
+              </w:rPr>
+              <w:fldChar w:fldCharType="begin"/>
+            </w:r>
+            <w:r>
+              <w:rPr>
+                <w:rFonts w:ascii="Times New Roman" w:hAnsi="Times New Roman" w:cs="Times New Roman"/>
+                <w:b w:val="0"/>
+                <w:bCs w:val="0"/>
+                <w:noProof/>
+                <w:webHidden/>
+                <w:sz w:val="28"/>
+                <w:szCs w:val="28"/>
+              </w:rPr>
+              <w:instrText xml:space="preserve"> PAGEREF _Toc216210897 \h </w:instrText>
+            </w:r>
+            <w:r>
+              <w:rPr>
+                <w:rFonts w:ascii="Times New Roman" w:hAnsi="Times New Roman" w:cs="Times New Roman"/>
+                <w:b w:val="0"/>
+                <w:bCs w:val="0"/>
+                <w:noProof/>
+                <w:webHidden/>
+                <w:sz w:val="28"/>
+                <w:szCs w:val="28"/>
+              </w:rPr>
+            </w:r>
+            <w:r>
+              <w:rPr>
+                <w:rFonts w:ascii="Times New Roman" w:hAnsi="Times New Roman" w:cs="Times New Roman"/>
+                <w:b w:val="0"/>
+                <w:bCs w:val="0"/>
+                <w:noProof/>
+                <w:webHidden/>
+                <w:sz w:val="28"/>
+                <w:szCs w:val="28"/>
+              </w:rPr>
+              <w:fldChar w:fldCharType="separate"/>
+            </w:r>
+            <w:r>
+              <w:rPr>
+                <w:rFonts w:ascii="Times New Roman" w:hAnsi="Times New Roman" w:cs="Times New Roman"/>
+                <w:b w:val="0"/>
+                <w:bCs w:val="0"/>
+                <w:noProof/>
+                <w:webHidden/>
+                <w:sz w:val="28"/>
+                <w:szCs w:val="28"/>
+              </w:rPr>
+              <w:t>37</w:t>
+            </w:r>
+            <w:r>
+              <w:rPr>
+                <w:rFonts w:ascii="Times New Roman" w:hAnsi="Times New Roman" w:cs="Times New Roman"/>
+                <w:b w:val="0"/>
+                <w:bCs w:val="0"/>
+                <w:noProof/>
+                <w:webHidden/>
+                <w:sz w:val="28"/>
+                <w:szCs w:val="28"/>
+              </w:rPr>
+              <w:fldChar w:fldCharType="end"/>
+            </w:r>
+          </w:hyperlink>
+        </w:p>
+        <w:p>
+          <w:pPr>
+            <w:pStyle w:val="3c"/>
+            <w:ind w:firstLine="0"/>
+            <w:rPr>
+              <w:rFonts w:ascii="Times New Roman" w:eastAsiaTheme="minorEastAsia" w:hAnsi="Times New Roman" w:cs="Times New Roman"/>
+              <w:noProof/>
+              <w:sz w:val="28"/>
+              <w:szCs w:val="28"/>
+              <w:lang w:eastAsia="ru-RU"/>
+            </w:rPr>
+          </w:pPr>
+          <w:hyperlink w:anchor="_Toc216210898" w:history="1">
+            <w:r>
+              <w:rPr>
+                <w:rStyle w:val="ae"/>
+                <w:rFonts w:ascii="Times New Roman" w:hAnsi="Times New Roman" w:cs="Times New Roman"/>
+                <w:noProof/>
+                <w:sz w:val="28"/>
+                <w:szCs w:val="28"/>
+                <w:u w:val="none"/>
+                <w:lang w:val="en-US"/>
+              </w:rPr>
+              <w:t>3.3.1</w:t>
+            </w:r>
+            <w:r>
+              <w:rPr>
+                <w:rFonts w:ascii="Times New Roman" w:eastAsiaTheme="minorEastAsia" w:hAnsi="Times New Roman" w:cs="Times New Roman"/>
+                <w:noProof/>
+                <w:sz w:val="28"/>
+                <w:szCs w:val="28"/>
+                <w:lang w:eastAsia="ru-RU"/>
+              </w:rPr>
+              <w:tab/>
+            </w:r>
+            <w:r>
+              <w:rPr>
+                <w:rStyle w:val="ae"/>
+                <w:rFonts w:ascii="Times New Roman" w:hAnsi="Times New Roman" w:cs="Times New Roman"/>
+                <w:noProof/>
+                <w:sz w:val="28"/>
+                <w:szCs w:val="28"/>
+                <w:u w:val="none"/>
+                <w:lang w:val="en-US"/>
+              </w:rPr>
+              <w:t>ML-сервис</w:t>
+            </w:r>
+            <w:r>
+              <w:rPr>
+                <w:rFonts w:ascii="Times New Roman" w:hAnsi="Times New Roman" w:cs="Times New Roman"/>
+                <w:noProof/>
+                <w:webHidden/>
+                <w:sz w:val="28"/>
+                <w:szCs w:val="28"/>
+              </w:rPr>
+              <w:tab/>
+            </w:r>
+            <w:r>
+              <w:rPr>
+                <w:rFonts w:ascii="Times New Roman" w:hAnsi="Times New Roman" w:cs="Times New Roman"/>
+                <w:noProof/>
+                <w:webHidden/>
+                <w:sz w:val="28"/>
+                <w:szCs w:val="28"/>
+              </w:rPr>
+              <w:fldChar w:fldCharType="begin"/>
+            </w:r>
+            <w:r>
+              <w:rPr>
+                <w:rFonts w:ascii="Times New Roman" w:hAnsi="Times New Roman" w:cs="Times New Roman"/>
+                <w:noProof/>
+                <w:webHidden/>
+                <w:sz w:val="28"/>
+                <w:szCs w:val="28"/>
+              </w:rPr>
+              <w:instrText xml:space="preserve"> PAGEREF _Toc216210898 \h </w:instrText>
+            </w:r>
+            <w:r>
+              <w:rPr>
+                <w:rFonts w:ascii="Times New Roman" w:hAnsi="Times New Roman" w:cs="Times New Roman"/>
+                <w:noProof/>
+                <w:webHidden/>
+                <w:sz w:val="28"/>
+                <w:szCs w:val="28"/>
+              </w:rPr>
+            </w:r>
+            <w:r>
+              <w:rPr>
+                <w:rFonts w:ascii="Times New Roman" w:hAnsi="Times New Roman" w:cs="Times New Roman"/>
+                <w:noProof/>
+                <w:webHidden/>
+                <w:sz w:val="28"/>
+                <w:szCs w:val="28"/>
+              </w:rPr>
+              <w:fldChar w:fldCharType="separate"/>
+            </w:r>
+            <w:r>
+              <w:rPr>
+                <w:rFonts w:ascii="Times New Roman" w:hAnsi="Times New Roman" w:cs="Times New Roman"/>
+                <w:noProof/>
+                <w:webHidden/>
+                <w:sz w:val="28"/>
+                <w:szCs w:val="28"/>
+              </w:rPr>
+              <w:t>38</w:t>
+            </w:r>
+            <w:r>
+              <w:rPr>
+                <w:rFonts w:ascii="Times New Roman" w:hAnsi="Times New Roman" w:cs="Times New Roman"/>
+                <w:noProof/>
+                <w:webHidden/>
+                <w:sz w:val="28"/>
+                <w:szCs w:val="28"/>
+              </w:rPr>
+              <w:fldChar w:fldCharType="end"/>
+            </w:r>
+          </w:hyperlink>
+        </w:p>
+        <w:p>
+          <w:pPr>
+            <w:pStyle w:val="3c"/>
+            <w:ind w:firstLine="0"/>
+            <w:rPr>
+              <w:rFonts w:ascii="Times New Roman" w:eastAsiaTheme="minorEastAsia" w:hAnsi="Times New Roman" w:cs="Times New Roman"/>
+              <w:noProof/>
+              <w:sz w:val="28"/>
+              <w:szCs w:val="28"/>
+              <w:lang w:eastAsia="ru-RU"/>
+            </w:rPr>
+          </w:pPr>
+          <w:hyperlink w:anchor="_Toc216210899" w:history="1">
+            <w:r>
+              <w:rPr>
+                <w:rStyle w:val="ae"/>
+                <w:rFonts w:ascii="Times New Roman" w:hAnsi="Times New Roman" w:cs="Times New Roman"/>
+                <w:noProof/>
+                <w:sz w:val="28"/>
+                <w:szCs w:val="28"/>
+                <w:u w:val="none"/>
+                <w:lang w:val="en-US"/>
+              </w:rPr>
+              <w:t>3.3.2</w:t>
+            </w:r>
+            <w:r>
+              <w:rPr>
+                <w:rFonts w:ascii="Times New Roman" w:eastAsiaTheme="minorEastAsia" w:hAnsi="Times New Roman" w:cs="Times New Roman"/>
+                <w:noProof/>
+                <w:sz w:val="28"/>
+                <w:szCs w:val="28"/>
+                <w:lang w:eastAsia="ru-RU"/>
+              </w:rPr>
+              <w:tab/>
+            </w:r>
+            <w:r>
+              <w:rPr>
+                <w:rStyle w:val="ae"/>
+                <w:rFonts w:ascii="Times New Roman" w:hAnsi="Times New Roman" w:cs="Times New Roman"/>
+                <w:noProof/>
+                <w:sz w:val="28"/>
+                <w:szCs w:val="28"/>
+                <w:u w:val="none"/>
+                <w:lang w:val="en-US"/>
+              </w:rPr>
+              <w:t>Backend-шлюз</w:t>
+            </w:r>
+            <w:r>
+              <w:rPr>
+                <w:rFonts w:ascii="Times New Roman" w:hAnsi="Times New Roman" w:cs="Times New Roman"/>
+                <w:noProof/>
+                <w:webHidden/>
+                <w:sz w:val="28"/>
+                <w:szCs w:val="28"/>
+              </w:rPr>
+              <w:tab/>
+            </w:r>
+            <w:r>
+              <w:rPr>
+                <w:rFonts w:ascii="Times New Roman" w:hAnsi="Times New Roman" w:cs="Times New Roman"/>
+                <w:noProof/>
+                <w:webHidden/>
+                <w:sz w:val="28"/>
+                <w:szCs w:val="28"/>
+              </w:rPr>
+              <w:fldChar w:fldCharType="begin"/>
+            </w:r>
+            <w:r>
+              <w:rPr>
+                <w:rFonts w:ascii="Times New Roman" w:hAnsi="Times New Roman" w:cs="Times New Roman"/>
+                <w:noProof/>
+                <w:webHidden/>
+                <w:sz w:val="28"/>
+                <w:szCs w:val="28"/>
+              </w:rPr>
+              <w:instrText xml:space="preserve"> PAGEREF _Toc216210899 \h </w:instrText>
+            </w:r>
+            <w:r>
+              <w:rPr>
+                <w:rFonts w:ascii="Times New Roman" w:hAnsi="Times New Roman" w:cs="Times New Roman"/>
+                <w:noProof/>
+                <w:webHidden/>
+                <w:sz w:val="28"/>
+                <w:szCs w:val="28"/>
+              </w:rPr>
+            </w:r>
+            <w:r>
+              <w:rPr>
+                <w:rFonts w:ascii="Times New Roman" w:hAnsi="Times New Roman" w:cs="Times New Roman"/>
+                <w:noProof/>
+                <w:webHidden/>
+                <w:sz w:val="28"/>
+                <w:szCs w:val="28"/>
+              </w:rPr>
+              <w:fldChar w:fldCharType="separate"/>
+            </w:r>
+            <w:r>
+              <w:rPr>
+                <w:rFonts w:ascii="Times New Roman" w:hAnsi="Times New Roman" w:cs="Times New Roman"/>
+                <w:noProof/>
+                <w:webHidden/>
+                <w:sz w:val="28"/>
+                <w:szCs w:val="28"/>
+              </w:rPr>
+              <w:t>40</w:t>
+            </w:r>
+            <w:r>
+              <w:rPr>
+                <w:rFonts w:ascii="Times New Roman" w:hAnsi="Times New Roman" w:cs="Times New Roman"/>
+                <w:noProof/>
+                <w:webHidden/>
+                <w:sz w:val="28"/>
+                <w:szCs w:val="28"/>
+              </w:rPr>
+              <w:fldChar w:fldCharType="end"/>
+            </w:r>
+          </w:hyperlink>
+        </w:p>
+        <w:p>
+          <w:pPr>
+            <w:pStyle w:val="3c"/>
+            <w:ind w:firstLine="0"/>
+            <w:rPr>
+              <w:rFonts w:ascii="Times New Roman" w:eastAsiaTheme="minorEastAsia" w:hAnsi="Times New Roman" w:cs="Times New Roman"/>
+              <w:noProof/>
+              <w:sz w:val="28"/>
+              <w:szCs w:val="28"/>
+              <w:lang w:eastAsia="ru-RU"/>
+            </w:rPr>
+          </w:pPr>
+          <w:hyperlink w:anchor="_Toc216210900" w:history="1">
+            <w:r>
+              <w:rPr>
+                <w:rStyle w:val="ae"/>
+                <w:rFonts w:ascii="Times New Roman" w:hAnsi="Times New Roman" w:cs="Times New Roman"/>
+                <w:noProof/>
+                <w:sz w:val="28"/>
+                <w:szCs w:val="28"/>
+                <w:u w:val="none"/>
+                <w:lang w:val="en-US"/>
+              </w:rPr>
+              <w:t>3.3.3</w:t>
+            </w:r>
+            <w:r>
+              <w:rPr>
+                <w:rFonts w:ascii="Times New Roman" w:eastAsiaTheme="minorEastAsia" w:hAnsi="Times New Roman" w:cs="Times New Roman"/>
+                <w:noProof/>
+                <w:sz w:val="28"/>
+                <w:szCs w:val="28"/>
+                <w:lang w:eastAsia="ru-RU"/>
+              </w:rPr>
+              <w:tab/>
+            </w:r>
+            <w:r>
+              <w:rPr>
+                <w:rStyle w:val="ae"/>
+                <w:rFonts w:ascii="Times New Roman" w:hAnsi="Times New Roman" w:cs="Times New Roman"/>
+                <w:noProof/>
+                <w:sz w:val="28"/>
+                <w:szCs w:val="28"/>
+                <w:u w:val="none"/>
+              </w:rPr>
+              <w:t>Веб-интерфейс</w:t>
+            </w:r>
+            <w:r>
+              <w:rPr>
+                <w:rFonts w:ascii="Times New Roman" w:hAnsi="Times New Roman" w:cs="Times New Roman"/>
+                <w:noProof/>
+                <w:webHidden/>
+                <w:sz w:val="28"/>
+                <w:szCs w:val="28"/>
+              </w:rPr>
+              <w:tab/>
+            </w:r>
+            <w:r>
+              <w:rPr>
+                <w:rFonts w:ascii="Times New Roman" w:hAnsi="Times New Roman" w:cs="Times New Roman"/>
+                <w:noProof/>
+                <w:webHidden/>
+                <w:sz w:val="28"/>
+                <w:szCs w:val="28"/>
+              </w:rPr>
+              <w:fldChar w:fldCharType="begin"/>
+            </w:r>
+            <w:r>
+              <w:rPr>
+                <w:rFonts w:ascii="Times New Roman" w:hAnsi="Times New Roman" w:cs="Times New Roman"/>
+                <w:noProof/>
+                <w:webHidden/>
+                <w:sz w:val="28"/>
+                <w:szCs w:val="28"/>
+              </w:rPr>
+              <w:instrText xml:space="preserve"> PAGEREF _Toc216210900 \h </w:instrText>
+            </w:r>
+            <w:r>
+              <w:rPr>
+                <w:rFonts w:ascii="Times New Roman" w:hAnsi="Times New Roman" w:cs="Times New Roman"/>
+                <w:noProof/>
+                <w:webHidden/>
+                <w:sz w:val="28"/>
+                <w:szCs w:val="28"/>
+              </w:rPr>
+            </w:r>
+            <w:r>
+              <w:rPr>
+                <w:rFonts w:ascii="Times New Roman" w:hAnsi="Times New Roman" w:cs="Times New Roman"/>
+                <w:noProof/>
+                <w:webHidden/>
+                <w:sz w:val="28"/>
+                <w:szCs w:val="28"/>
+              </w:rPr>
+              <w:fldChar w:fldCharType="separate"/>
+            </w:r>
+            <w:r>
+              <w:rPr>
+                <w:rFonts w:ascii="Times New Roman" w:hAnsi="Times New Roman" w:cs="Times New Roman"/>
+                <w:noProof/>
+                <w:webHidden/>
+                <w:sz w:val="28"/>
+                <w:szCs w:val="28"/>
+              </w:rPr>
+              <w:t>42</w:t>
+            </w:r>
+            <w:r>
+              <w:rPr>
+                <w:rFonts w:ascii="Times New Roman" w:hAnsi="Times New Roman" w:cs="Times New Roman"/>
+                <w:noProof/>
+                <w:webHidden/>
+                <w:sz w:val="28"/>
+                <w:szCs w:val="28"/>
+              </w:rPr>
+              <w:fldChar w:fldCharType="end"/>
+            </w:r>
+          </w:hyperlink>
+        </w:p>
+        <w:p>
+          <w:pPr>
+            <w:pStyle w:val="2c"/>
+            <w:ind w:firstLine="0"/>
+            <w:rPr>
+              <w:rFonts w:ascii="Times New Roman" w:eastAsiaTheme="minorEastAsia" w:hAnsi="Times New Roman" w:cs="Times New Roman"/>
+              <w:b w:val="0"/>
+              <w:bCs w:val="0"/>
+              <w:noProof/>
+              <w:sz w:val="28"/>
+              <w:szCs w:val="28"/>
+              <w:lang w:eastAsia="ru-RU"/>
+            </w:rPr>
+          </w:pPr>
+          <w:hyperlink w:anchor="_Toc216210901" w:history="1">
+            <w:r>
+              <w:rPr>
+                <w:rStyle w:val="ae"/>
+                <w:rFonts w:ascii="Times New Roman" w:hAnsi="Times New Roman" w:cs="Times New Roman"/>
+                <w:b w:val="0"/>
+                <w:bCs w:val="0"/>
+                <w:noProof/>
+                <w:sz w:val="28"/>
+                <w:szCs w:val="28"/>
+                <w:u w:val="none"/>
+              </w:rPr>
+              <w:t>3.4</w:t>
+            </w:r>
+            <w:r>
+              <w:rPr>
+                <w:rFonts w:ascii="Times New Roman" w:eastAsiaTheme="minorEastAsia" w:hAnsi="Times New Roman" w:cs="Times New Roman"/>
+                <w:b w:val="0"/>
+                <w:bCs w:val="0"/>
+                <w:noProof/>
+                <w:sz w:val="28"/>
+                <w:szCs w:val="28"/>
+                <w:lang w:eastAsia="ru-RU"/>
+              </w:rPr>
+              <w:tab/>
+            </w:r>
+            <w:r>
+              <w:rPr>
+                <w:rStyle w:val="ae"/>
+                <w:rFonts w:ascii="Times New Roman" w:hAnsi="Times New Roman" w:cs="Times New Roman"/>
+                <w:b w:val="0"/>
+                <w:bCs w:val="0"/>
+                <w:noProof/>
+                <w:sz w:val="28"/>
+                <w:szCs w:val="28"/>
+                <w:u w:val="none"/>
+              </w:rPr>
+              <w:t>Тестирование приложения</w:t>
+            </w:r>
+            <w:r>
+              <w:rPr>
+                <w:rFonts w:ascii="Times New Roman" w:hAnsi="Times New Roman" w:cs="Times New Roman"/>
+                <w:b w:val="0"/>
+                <w:bCs w:val="0"/>
+                <w:noProof/>
+                <w:webHidden/>
+                <w:sz w:val="28"/>
+                <w:szCs w:val="28"/>
+              </w:rPr>
+              <w:tab/>
+            </w:r>
+            <w:r>
+              <w:rPr>
+                <w:rFonts w:ascii="Times New Roman" w:hAnsi="Times New Roman" w:cs="Times New Roman"/>
+                <w:b w:val="0"/>
+                <w:bCs w:val="0"/>
+                <w:noProof/>
+                <w:webHidden/>
+                <w:sz w:val="28"/>
+                <w:szCs w:val="28"/>
+              </w:rPr>
+              <w:fldChar w:fldCharType="begin"/>
+            </w:r>
+            <w:r>
+              <w:rPr>
+                <w:rFonts w:ascii="Times New Roman" w:hAnsi="Times New Roman" w:cs="Times New Roman"/>
+                <w:b w:val="0"/>
+                <w:bCs w:val="0"/>
+                <w:noProof/>
+                <w:webHidden/>
+                <w:sz w:val="28"/>
+                <w:szCs w:val="28"/>
+              </w:rPr>
+              <w:instrText xml:space="preserve"> PAGEREF _Toc216210901 \h </w:instrText>
+            </w:r>
+            <w:r>
+              <w:rPr>
+                <w:rFonts w:ascii="Times New Roman" w:hAnsi="Times New Roman" w:cs="Times New Roman"/>
+                <w:b w:val="0"/>
+                <w:bCs w:val="0"/>
+                <w:noProof/>
+                <w:webHidden/>
+                <w:sz w:val="28"/>
+                <w:szCs w:val="28"/>
+              </w:rPr>
+            </w:r>
+            <w:r>
+              <w:rPr>
+                <w:rFonts w:ascii="Times New Roman" w:hAnsi="Times New Roman" w:cs="Times New Roman"/>
+                <w:b w:val="0"/>
+                <w:bCs w:val="0"/>
+                <w:noProof/>
+                <w:webHidden/>
+                <w:sz w:val="28"/>
+                <w:szCs w:val="28"/>
+              </w:rPr>
+              <w:fldChar w:fldCharType="separate"/>
+            </w:r>
+            <w:r>
+              <w:rPr>
+                <w:rFonts w:ascii="Times New Roman" w:hAnsi="Times New Roman" w:cs="Times New Roman"/>
+                <w:b w:val="0"/>
+                <w:bCs w:val="0"/>
+                <w:noProof/>
+                <w:webHidden/>
+                <w:sz w:val="28"/>
+                <w:szCs w:val="28"/>
+              </w:rPr>
+              <w:t>45</w:t>
+            </w:r>
+            <w:r>
+              <w:rPr>
+                <w:rFonts w:ascii="Times New Roman" w:hAnsi="Times New Roman" w:cs="Times New Roman"/>
+                <w:b w:val="0"/>
+                <w:bCs w:val="0"/>
+                <w:noProof/>
+                <w:webHidden/>
+                <w:sz w:val="28"/>
+                <w:szCs w:val="28"/>
+              </w:rPr>
+              <w:fldChar w:fldCharType="end"/>
+            </w:r>
+          </w:hyperlink>
+        </w:p>
+        <w:p>
+          <w:pPr>
+            <w:pStyle w:val="2c"/>
+            <w:ind w:firstLine="0"/>
+            <w:rPr>
+              <w:rFonts w:ascii="Times New Roman" w:eastAsiaTheme="minorEastAsia" w:hAnsi="Times New Roman" w:cs="Times New Roman"/>
+              <w:b w:val="0"/>
+              <w:bCs w:val="0"/>
+              <w:noProof/>
+              <w:sz w:val="28"/>
+              <w:szCs w:val="28"/>
+              <w:lang w:eastAsia="ru-RU"/>
+            </w:rPr>
+          </w:pPr>
+          <w:hyperlink w:anchor="_Toc216210902" w:history="1">
+            <w:r>
+              <w:rPr>
+                <w:rStyle w:val="ae"/>
+                <w:rFonts w:ascii="Times New Roman" w:hAnsi="Times New Roman" w:cs="Times New Roman"/>
+                <w:b w:val="0"/>
+                <w:bCs w:val="0"/>
+                <w:noProof/>
+                <w:sz w:val="28"/>
+                <w:szCs w:val="28"/>
+                <w:u w:val="none"/>
+              </w:rPr>
+              <w:t>3.5</w:t>
+            </w:r>
+            <w:r>
+              <w:rPr>
+                <w:rFonts w:ascii="Times New Roman" w:eastAsiaTheme="minorEastAsia" w:hAnsi="Times New Roman" w:cs="Times New Roman"/>
+                <w:b w:val="0"/>
+                <w:bCs w:val="0"/>
+                <w:noProof/>
+                <w:sz w:val="28"/>
+                <w:szCs w:val="28"/>
+                <w:lang w:eastAsia="ru-RU"/>
+              </w:rPr>
+              <w:tab/>
+            </w:r>
+            <w:r>
+              <w:rPr>
+                <w:rStyle w:val="ae"/>
+                <w:rFonts w:ascii="Times New Roman" w:hAnsi="Times New Roman" w:cs="Times New Roman"/>
+                <w:b w:val="0"/>
+                <w:bCs w:val="0"/>
+                <w:noProof/>
+                <w:sz w:val="28"/>
+                <w:szCs w:val="28"/>
+                <w:u w:val="none"/>
+              </w:rPr>
+              <w:t>Расчёт надёжности</w:t>
+            </w:r>
+            <w:r>
+              <w:rPr>
+                <w:rFonts w:ascii="Times New Roman" w:hAnsi="Times New Roman" w:cs="Times New Roman"/>
+                <w:b w:val="0"/>
+                <w:bCs w:val="0"/>
+                <w:noProof/>
+                <w:webHidden/>
+                <w:sz w:val="28"/>
+                <w:szCs w:val="28"/>
+              </w:rPr>
+              <w:tab/>
+            </w:r>
+            <w:r>
+              <w:rPr>
+                <w:rFonts w:ascii="Times New Roman" w:hAnsi="Times New Roman" w:cs="Times New Roman"/>
+                <w:b w:val="0"/>
+                <w:bCs w:val="0"/>
+                <w:noProof/>
+                <w:webHidden/>
+                <w:sz w:val="28"/>
+                <w:szCs w:val="28"/>
+              </w:rPr>
+              <w:fldChar w:fldCharType="begin"/>
+            </w:r>
+            <w:r>
+              <w:rPr>
+                <w:rFonts w:ascii="Times New Roman" w:hAnsi="Times New Roman" w:cs="Times New Roman"/>
+                <w:b w:val="0"/>
+                <w:bCs w:val="0"/>
+                <w:noProof/>
+                <w:webHidden/>
+                <w:sz w:val="28"/>
+                <w:szCs w:val="28"/>
+              </w:rPr>
+              <w:instrText xml:space="preserve"> PAGEREF _Toc216210902 \h </w:instrText>
+            </w:r>
+            <w:r>
+              <w:rPr>
+                <w:rFonts w:ascii="Times New Roman" w:hAnsi="Times New Roman" w:cs="Times New Roman"/>
+                <w:b w:val="0"/>
+                <w:bCs w:val="0"/>
+                <w:noProof/>
+                <w:webHidden/>
+                <w:sz w:val="28"/>
+                <w:szCs w:val="28"/>
+              </w:rPr>
+            </w:r>
+            <w:r>
+              <w:rPr>
+                <w:rFonts w:ascii="Times New Roman" w:hAnsi="Times New Roman" w:cs="Times New Roman"/>
+                <w:b w:val="0"/>
+                <w:bCs w:val="0"/>
+                <w:noProof/>
+                <w:webHidden/>
+                <w:sz w:val="28"/>
+                <w:szCs w:val="28"/>
+              </w:rPr>
+              <w:fldChar w:fldCharType="separate"/>
+            </w:r>
+            <w:r>
+              <w:rPr>
+                <w:rFonts w:ascii="Times New Roman" w:hAnsi="Times New Roman" w:cs="Times New Roman"/>
+                <w:b w:val="0"/>
+                <w:bCs w:val="0"/>
+                <w:noProof/>
+                <w:webHidden/>
+                <w:sz w:val="28"/>
+                <w:szCs w:val="28"/>
+              </w:rPr>
+              <w:t>48</w:t>
+            </w:r>
+            <w:r>
+              <w:rPr>
+                <w:rFonts w:ascii="Times New Roman" w:hAnsi="Times New Roman" w:cs="Times New Roman"/>
+                <w:b w:val="0"/>
+                <w:bCs w:val="0"/>
+                <w:noProof/>
+                <w:webHidden/>
+                <w:sz w:val="28"/>
+                <w:szCs w:val="28"/>
+              </w:rPr>
+              <w:fldChar w:fldCharType="end"/>
+            </w:r>
+          </w:hyperlink>
+        </w:p>
+        <w:p>
+          <w:pPr>
+            <w:pStyle w:val="2c"/>
+            <w:ind w:firstLine="0"/>
+            <w:rPr>
+              <w:rFonts w:ascii="Times New Roman" w:eastAsiaTheme="minorEastAsia" w:hAnsi="Times New Roman" w:cs="Times New Roman"/>
+              <w:b w:val="0"/>
+              <w:bCs w:val="0"/>
+              <w:noProof/>
+              <w:sz w:val="28"/>
+              <w:szCs w:val="28"/>
+              <w:lang w:eastAsia="ru-RU"/>
+            </w:rPr>
+          </w:pPr>
+          <w:hyperlink w:anchor="_Toc216210903" w:history="1">
+            <w:r>
+              <w:rPr>
+                <w:rStyle w:val="ae"/>
+                <w:rFonts w:ascii="Times New Roman" w:hAnsi="Times New Roman" w:cs="Times New Roman"/>
+                <w:b w:val="0"/>
+                <w:bCs w:val="0"/>
+                <w:noProof/>
+                <w:sz w:val="28"/>
+                <w:szCs w:val="28"/>
+                <w:u w:val="none"/>
+              </w:rPr>
+              <w:t>3.6</w:t>
+            </w:r>
+            <w:r>
+              <w:rPr>
+                <w:rFonts w:ascii="Times New Roman" w:eastAsiaTheme="minorEastAsia" w:hAnsi="Times New Roman" w:cs="Times New Roman"/>
+                <w:b w:val="0"/>
+                <w:bCs w:val="0"/>
+                <w:noProof/>
+                <w:sz w:val="28"/>
+                <w:szCs w:val="28"/>
+                <w:lang w:eastAsia="ru-RU"/>
+              </w:rPr>
+              <w:tab/>
+            </w:r>
+            <w:r>
+              <w:rPr>
+                <w:rStyle w:val="ae"/>
+                <w:rFonts w:ascii="Times New Roman" w:hAnsi="Times New Roman" w:cs="Times New Roman"/>
+                <w:b w:val="0"/>
+                <w:bCs w:val="0"/>
+                <w:noProof/>
+                <w:sz w:val="28"/>
+                <w:szCs w:val="28"/>
+                <w:u w:val="none"/>
+              </w:rPr>
+              <w:t>Руководство пользователя</w:t>
+            </w:r>
+            <w:r>
+              <w:rPr>
+                <w:rFonts w:ascii="Times New Roman" w:hAnsi="Times New Roman" w:cs="Times New Roman"/>
+                <w:b w:val="0"/>
+                <w:bCs w:val="0"/>
+                <w:noProof/>
+                <w:webHidden/>
+                <w:sz w:val="28"/>
+                <w:szCs w:val="28"/>
+              </w:rPr>
+              <w:tab/>
+            </w:r>
+            <w:r>
+              <w:rPr>
+                <w:rFonts w:ascii="Times New Roman" w:hAnsi="Times New Roman" w:cs="Times New Roman"/>
+                <w:b w:val="0"/>
+                <w:bCs w:val="0"/>
+                <w:noProof/>
+                <w:webHidden/>
+                <w:sz w:val="28"/>
+                <w:szCs w:val="28"/>
+              </w:rPr>
+              <w:fldChar w:fldCharType="begin"/>
+            </w:r>
+            <w:r>
+              <w:rPr>
+                <w:rFonts w:ascii="Times New Roman" w:hAnsi="Times New Roman" w:cs="Times New Roman"/>
+                <w:b w:val="0"/>
+                <w:bCs w:val="0"/>
+                <w:noProof/>
+                <w:webHidden/>
+                <w:sz w:val="28"/>
+                <w:szCs w:val="28"/>
+              </w:rPr>
+              <w:instrText xml:space="preserve"> PAGEREF _Toc216210903 \h </w:instrText>
+            </w:r>
+            <w:r>
+              <w:rPr>
+                <w:rFonts w:ascii="Times New Roman" w:hAnsi="Times New Roman" w:cs="Times New Roman"/>
+                <w:b w:val="0"/>
+                <w:bCs w:val="0"/>
+                <w:noProof/>
+                <w:webHidden/>
+                <w:sz w:val="28"/>
+                <w:szCs w:val="28"/>
+              </w:rPr>
+            </w:r>
+            <w:r>
+              <w:rPr>
+                <w:rFonts w:ascii="Times New Roman" w:hAnsi="Times New Roman" w:cs="Times New Roman"/>
+                <w:b w:val="0"/>
+                <w:bCs w:val="0"/>
+                <w:noProof/>
+                <w:webHidden/>
+                <w:sz w:val="28"/>
+                <w:szCs w:val="28"/>
+              </w:rPr>
+              <w:fldChar w:fldCharType="separate"/>
+            </w:r>
+            <w:r>
+              <w:rPr>
+                <w:rFonts w:ascii="Times New Roman" w:hAnsi="Times New Roman" w:cs="Times New Roman"/>
+                <w:b w:val="0"/>
+                <w:bCs w:val="0"/>
+                <w:noProof/>
+                <w:webHidden/>
+                <w:sz w:val="28"/>
+                <w:szCs w:val="28"/>
+              </w:rPr>
+              <w:t>49</w:t>
+            </w:r>
+            <w:r>
+              <w:rPr>
+                <w:rFonts w:ascii="Times New Roman" w:hAnsi="Times New Roman" w:cs="Times New Roman"/>
+                <w:b w:val="0"/>
+                <w:bCs w:val="0"/>
+                <w:noProof/>
+                <w:webHidden/>
+                <w:sz w:val="28"/>
+                <w:szCs w:val="28"/>
+              </w:rPr>
+              <w:fldChar w:fldCharType="end"/>
+            </w:r>
+          </w:hyperlink>
+        </w:p>
+        <w:p>
+          <w:pPr>
+            <w:pStyle w:val="3c"/>
+            <w:ind w:firstLine="0"/>
+            <w:rPr>
+              <w:rFonts w:ascii="Times New Roman" w:eastAsiaTheme="minorEastAsia" w:hAnsi="Times New Roman" w:cs="Times New Roman"/>
+              <w:noProof/>
+              <w:sz w:val="28"/>
+              <w:szCs w:val="28"/>
+              <w:lang w:eastAsia="ru-RU"/>
+            </w:rPr>
+          </w:pPr>
+          <w:hyperlink w:anchor="_Toc216210904" w:history="1">
+            <w:r>
+              <w:rPr>
+                <w:rStyle w:val="ae"/>
+                <w:rFonts w:ascii="Times New Roman" w:hAnsi="Times New Roman" w:cs="Times New Roman"/>
+                <w:noProof/>
+                <w:sz w:val="28"/>
+                <w:szCs w:val="28"/>
+                <w:u w:val="none"/>
+              </w:rPr>
+              <w:t>3.6.1</w:t>
+            </w:r>
+            <w:r>
+              <w:rPr>
+                <w:rFonts w:ascii="Times New Roman" w:eastAsiaTheme="minorEastAsia" w:hAnsi="Times New Roman" w:cs="Times New Roman"/>
+                <w:noProof/>
+                <w:sz w:val="28"/>
+                <w:szCs w:val="28"/>
+                <w:lang w:eastAsia="ru-RU"/>
+              </w:rPr>
+              <w:tab/>
+            </w:r>
+            <w:r>
+              <w:rPr>
+                <w:rStyle w:val="ae"/>
+                <w:rFonts w:ascii="Times New Roman" w:hAnsi="Times New Roman" w:cs="Times New Roman"/>
+                <w:noProof/>
+                <w:sz w:val="28"/>
+                <w:szCs w:val="28"/>
+                <w:u w:val="none"/>
+              </w:rPr>
+              <w:t>Доступ и требования:</w:t>
+            </w:r>
+            <w:r>
+              <w:rPr>
+                <w:rFonts w:ascii="Times New Roman" w:hAnsi="Times New Roman" w:cs="Times New Roman"/>
+                <w:noProof/>
+                <w:webHidden/>
+                <w:sz w:val="28"/>
+                <w:szCs w:val="28"/>
+              </w:rPr>
+              <w:tab/>
+            </w:r>
+            <w:r>
+              <w:rPr>
+                <w:rFonts w:ascii="Times New Roman" w:hAnsi="Times New Roman" w:cs="Times New Roman"/>
+                <w:noProof/>
+                <w:webHidden/>
+                <w:sz w:val="28"/>
+                <w:szCs w:val="28"/>
+              </w:rPr>
+              <w:fldChar w:fldCharType="begin"/>
+            </w:r>
+            <w:r>
+              <w:rPr>
+                <w:rFonts w:ascii="Times New Roman" w:hAnsi="Times New Roman" w:cs="Times New Roman"/>
+                <w:noProof/>
+                <w:webHidden/>
+                <w:sz w:val="28"/>
+                <w:szCs w:val="28"/>
+              </w:rPr>
+              <w:instrText xml:space="preserve"> PAGEREF _Toc216210904 \h </w:instrText>
+            </w:r>
+            <w:r>
+              <w:rPr>
+                <w:rFonts w:ascii="Times New Roman" w:hAnsi="Times New Roman" w:cs="Times New Roman"/>
+                <w:noProof/>
+                <w:webHidden/>
+                <w:sz w:val="28"/>
+                <w:szCs w:val="28"/>
+              </w:rPr>
+            </w:r>
+            <w:r>
+              <w:rPr>
+                <w:rFonts w:ascii="Times New Roman" w:hAnsi="Times New Roman" w:cs="Times New Roman"/>
+                <w:noProof/>
+                <w:webHidden/>
+                <w:sz w:val="28"/>
+                <w:szCs w:val="28"/>
+              </w:rPr>
+              <w:fldChar w:fldCharType="separate"/>
+            </w:r>
+            <w:r>
+              <w:rPr>
+                <w:rFonts w:ascii="Times New Roman" w:hAnsi="Times New Roman" w:cs="Times New Roman"/>
+                <w:noProof/>
+                <w:webHidden/>
+                <w:sz w:val="28"/>
+                <w:szCs w:val="28"/>
+              </w:rPr>
+              <w:t>50</w:t>
+            </w:r>
+            <w:r>
+              <w:rPr>
+                <w:rFonts w:ascii="Times New Roman" w:hAnsi="Times New Roman" w:cs="Times New Roman"/>
+                <w:noProof/>
+                <w:webHidden/>
+                <w:sz w:val="28"/>
+                <w:szCs w:val="28"/>
+              </w:rPr>
+              <w:fldChar w:fldCharType="end"/>
+            </w:r>
+          </w:hyperlink>
+        </w:p>
+        <w:p>
+          <w:pPr>
+            <w:pStyle w:val="3c"/>
+            <w:ind w:firstLine="0"/>
+            <w:rPr>
+              <w:rFonts w:ascii="Times New Roman" w:eastAsiaTheme="minorEastAsia" w:hAnsi="Times New Roman" w:cs="Times New Roman"/>
+              <w:noProof/>
+              <w:sz w:val="28"/>
+              <w:szCs w:val="28"/>
+              <w:lang w:eastAsia="ru-RU"/>
+            </w:rPr>
+          </w:pPr>
+          <w:hyperlink w:anchor="_Toc216210905" w:history="1">
+            <w:r>
+              <w:rPr>
+                <w:rStyle w:val="ae"/>
+                <w:rFonts w:ascii="Times New Roman" w:hAnsi="Times New Roman" w:cs="Times New Roman"/>
+                <w:noProof/>
+                <w:sz w:val="28"/>
+                <w:szCs w:val="28"/>
+                <w:u w:val="none"/>
+              </w:rPr>
+              <w:t>3.6.2</w:t>
+            </w:r>
+            <w:r>
+              <w:rPr>
+                <w:rFonts w:ascii="Times New Roman" w:eastAsiaTheme="minorEastAsia" w:hAnsi="Times New Roman" w:cs="Times New Roman"/>
+                <w:noProof/>
+                <w:sz w:val="28"/>
+                <w:szCs w:val="28"/>
+                <w:lang w:eastAsia="ru-RU"/>
+              </w:rPr>
+              <w:tab/>
+            </w:r>
+            <w:r>
+              <w:rPr>
+                <w:rStyle w:val="ae"/>
+                <w:rFonts w:ascii="Times New Roman" w:hAnsi="Times New Roman" w:cs="Times New Roman"/>
+                <w:noProof/>
+                <w:sz w:val="28"/>
+                <w:szCs w:val="28"/>
+                <w:u w:val="none"/>
+              </w:rPr>
+              <w:t>Основные варианты использования (</w:t>
+            </w:r>
+            <w:r>
+              <w:rPr>
+                <w:rStyle w:val="ae"/>
+                <w:rFonts w:ascii="Times New Roman" w:hAnsi="Times New Roman" w:cs="Times New Roman"/>
+                <w:noProof/>
+                <w:sz w:val="28"/>
+                <w:szCs w:val="28"/>
+                <w:u w:val="none"/>
+                <w:lang w:val="en-US"/>
+              </w:rPr>
+              <w:t>use</w:t>
+            </w:r>
+            <w:r>
+              <w:rPr>
+                <w:rStyle w:val="ae"/>
+                <w:rFonts w:ascii="Times New Roman" w:hAnsi="Times New Roman" w:cs="Times New Roman"/>
+                <w:noProof/>
+                <w:sz w:val="28"/>
+                <w:szCs w:val="28"/>
+                <w:u w:val="none"/>
+              </w:rPr>
+              <w:t>-</w:t>
+            </w:r>
+            <w:r>
+              <w:rPr>
+                <w:rStyle w:val="ae"/>
+                <w:rFonts w:ascii="Times New Roman" w:hAnsi="Times New Roman" w:cs="Times New Roman"/>
+                <w:noProof/>
+                <w:sz w:val="28"/>
+                <w:szCs w:val="28"/>
+                <w:u w:val="none"/>
+                <w:lang w:val="en-US"/>
+              </w:rPr>
+              <w:t>case</w:t>
+            </w:r>
+            <w:r>
+              <w:rPr>
+                <w:rStyle w:val="ae"/>
+                <w:rFonts w:ascii="Times New Roman" w:hAnsi="Times New Roman" w:cs="Times New Roman"/>
+                <w:noProof/>
+                <w:sz w:val="28"/>
+                <w:szCs w:val="28"/>
+                <w:u w:val="none"/>
+              </w:rPr>
+              <w:t>)</w:t>
+            </w:r>
+            <w:r>
+              <w:rPr>
+                <w:rFonts w:ascii="Times New Roman" w:hAnsi="Times New Roman" w:cs="Times New Roman"/>
+                <w:noProof/>
+                <w:webHidden/>
+                <w:sz w:val="28"/>
+                <w:szCs w:val="28"/>
+              </w:rPr>
+              <w:tab/>
+            </w:r>
+            <w:r>
+              <w:rPr>
+                <w:rFonts w:ascii="Times New Roman" w:hAnsi="Times New Roman" w:cs="Times New Roman"/>
+                <w:noProof/>
+                <w:webHidden/>
+                <w:sz w:val="28"/>
+                <w:szCs w:val="28"/>
+              </w:rPr>
+              <w:fldChar w:fldCharType="begin"/>
+            </w:r>
+            <w:r>
+              <w:rPr>
+                <w:rFonts w:ascii="Times New Roman" w:hAnsi="Times New Roman" w:cs="Times New Roman"/>
+                <w:noProof/>
+                <w:webHidden/>
+                <w:sz w:val="28"/>
+                <w:szCs w:val="28"/>
+              </w:rPr>
+              <w:instrText xml:space="preserve"> PAGEREF _Toc216210905 \h </w:instrText>
+            </w:r>
+            <w:r>
+              <w:rPr>
+                <w:rFonts w:ascii="Times New Roman" w:hAnsi="Times New Roman" w:cs="Times New Roman"/>
+                <w:noProof/>
+                <w:webHidden/>
+                <w:sz w:val="28"/>
+                <w:szCs w:val="28"/>
+              </w:rPr>
+            </w:r>
+            <w:r>
+              <w:rPr>
+                <w:rFonts w:ascii="Times New Roman" w:hAnsi="Times New Roman" w:cs="Times New Roman"/>
+                <w:noProof/>
+                <w:webHidden/>
+                <w:sz w:val="28"/>
+                <w:szCs w:val="28"/>
+              </w:rPr>
+              <w:fldChar w:fldCharType="separate"/>
+            </w:r>
+            <w:r>
+              <w:rPr>
+                <w:rFonts w:ascii="Times New Roman" w:hAnsi="Times New Roman" w:cs="Times New Roman"/>
+                <w:noProof/>
+                <w:webHidden/>
+                <w:sz w:val="28"/>
+                <w:szCs w:val="28"/>
+              </w:rPr>
+              <w:t>50</w:t>
+            </w:r>
+            <w:r>
+              <w:rPr>
+                <w:rFonts w:ascii="Times New Roman" w:hAnsi="Times New Roman" w:cs="Times New Roman"/>
+                <w:noProof/>
+                <w:webHidden/>
+                <w:sz w:val="28"/>
+                <w:szCs w:val="28"/>
+              </w:rPr>
+              <w:fldChar w:fldCharType="end"/>
+            </w:r>
+          </w:hyperlink>
+        </w:p>
+        <w:p>
+          <w:pPr>
+            <w:pStyle w:val="3c"/>
+            <w:ind w:firstLine="0"/>
+            <w:rPr>
+              <w:rFonts w:ascii="Times New Roman" w:eastAsiaTheme="minorEastAsia" w:hAnsi="Times New Roman" w:cs="Times New Roman"/>
+              <w:noProof/>
+              <w:sz w:val="28"/>
+              <w:szCs w:val="28"/>
+              <w:lang w:eastAsia="ru-RU"/>
+            </w:rPr>
+          </w:pPr>
+          <w:hyperlink w:anchor="_Toc216210906" w:history="1">
+            <w:r>
+              <w:rPr>
+                <w:rStyle w:val="ae"/>
+                <w:rFonts w:ascii="Times New Roman" w:hAnsi="Times New Roman" w:cs="Times New Roman"/>
+                <w:noProof/>
+                <w:sz w:val="28"/>
+                <w:szCs w:val="28"/>
+                <w:u w:val="none"/>
+              </w:rPr>
+              <w:t>3.6.2.1</w:t>
+            </w:r>
+            <w:r>
+              <w:rPr>
+                <w:rFonts w:ascii="Times New Roman" w:eastAsiaTheme="minorEastAsia" w:hAnsi="Times New Roman" w:cs="Times New Roman"/>
+                <w:noProof/>
+                <w:sz w:val="28"/>
+                <w:szCs w:val="28"/>
+                <w:lang w:eastAsia="ru-RU"/>
+              </w:rPr>
+              <w:tab/>
+            </w:r>
+            <w:r>
+              <w:rPr>
+                <w:rStyle w:val="ae"/>
+                <w:rFonts w:ascii="Times New Roman" w:hAnsi="Times New Roman" w:cs="Times New Roman"/>
+                <w:noProof/>
+                <w:sz w:val="28"/>
+                <w:szCs w:val="28"/>
+                <w:u w:val="none"/>
+              </w:rPr>
+              <w:t>Расчёт стоимости по адресу</w:t>
+            </w:r>
+            <w:r>
+              <w:rPr>
+                <w:rFonts w:ascii="Times New Roman" w:hAnsi="Times New Roman" w:cs="Times New Roman"/>
+                <w:noProof/>
+                <w:webHidden/>
+                <w:sz w:val="28"/>
+                <w:szCs w:val="28"/>
+              </w:rPr>
+              <w:tab/>
+            </w:r>
+            <w:r>
+              <w:rPr>
+                <w:rFonts w:ascii="Times New Roman" w:hAnsi="Times New Roman" w:cs="Times New Roman"/>
+                <w:noProof/>
+                <w:webHidden/>
+                <w:sz w:val="28"/>
+                <w:szCs w:val="28"/>
+              </w:rPr>
+              <w:fldChar w:fldCharType="begin"/>
+            </w:r>
+            <w:r>
+              <w:rPr>
+                <w:rFonts w:ascii="Times New Roman" w:hAnsi="Times New Roman" w:cs="Times New Roman"/>
+                <w:noProof/>
+                <w:webHidden/>
+                <w:sz w:val="28"/>
+                <w:szCs w:val="28"/>
+              </w:rPr>
+              <w:instrText xml:space="preserve"> PAGEREF _Toc216210906 \h </w:instrText>
+            </w:r>
+            <w:r>
+              <w:rPr>
+                <w:rFonts w:ascii="Times New Roman" w:hAnsi="Times New Roman" w:cs="Times New Roman"/>
+                <w:noProof/>
+                <w:webHidden/>
+                <w:sz w:val="28"/>
+                <w:szCs w:val="28"/>
+              </w:rPr>
+            </w:r>
+            <w:r>
+              <w:rPr>
+                <w:rFonts w:ascii="Times New Roman" w:hAnsi="Times New Roman" w:cs="Times New Roman"/>
+                <w:noProof/>
+                <w:webHidden/>
+                <w:sz w:val="28"/>
+                <w:szCs w:val="28"/>
+              </w:rPr>
+              <w:fldChar w:fldCharType="separate"/>
+            </w:r>
+            <w:r>
+              <w:rPr>
+                <w:rFonts w:ascii="Times New Roman" w:hAnsi="Times New Roman" w:cs="Times New Roman"/>
+                <w:noProof/>
+                <w:webHidden/>
+                <w:sz w:val="28"/>
+                <w:szCs w:val="28"/>
+              </w:rPr>
+              <w:t>50</w:t>
+            </w:r>
+            <w:r>
+              <w:rPr>
+                <w:rFonts w:ascii="Times New Roman" w:hAnsi="Times New Roman" w:cs="Times New Roman"/>
+                <w:noProof/>
+                <w:webHidden/>
+                <w:sz w:val="28"/>
+                <w:szCs w:val="28"/>
+              </w:rPr>
+              <w:fldChar w:fldCharType="end"/>
+            </w:r>
+          </w:hyperlink>
+        </w:p>
+        <w:p>
+          <w:pPr>
+            <w:pStyle w:val="3c"/>
+            <w:ind w:firstLine="0"/>
+            <w:rPr>
+              <w:rFonts w:ascii="Times New Roman" w:eastAsiaTheme="minorEastAsia" w:hAnsi="Times New Roman" w:cs="Times New Roman"/>
+              <w:noProof/>
+              <w:sz w:val="28"/>
+              <w:szCs w:val="28"/>
+              <w:lang w:eastAsia="ru-RU"/>
+            </w:rPr>
+          </w:pPr>
+          <w:hyperlink w:anchor="_Toc216210907" w:history="1">
+            <w:r>
+              <w:rPr>
+                <w:rStyle w:val="ae"/>
+                <w:rFonts w:ascii="Times New Roman" w:hAnsi="Times New Roman" w:cs="Times New Roman"/>
+                <w:noProof/>
+                <w:sz w:val="28"/>
+                <w:szCs w:val="28"/>
+                <w:u w:val="none"/>
+              </w:rPr>
+              <w:t>3.6.2.2</w:t>
+            </w:r>
+            <w:r>
+              <w:rPr>
+                <w:rFonts w:ascii="Times New Roman" w:eastAsiaTheme="minorEastAsia" w:hAnsi="Times New Roman" w:cs="Times New Roman"/>
+                <w:noProof/>
+                <w:sz w:val="28"/>
+                <w:szCs w:val="28"/>
+                <w:lang w:eastAsia="ru-RU"/>
+              </w:rPr>
+              <w:tab/>
+            </w:r>
+            <w:r>
+              <w:rPr>
+                <w:rStyle w:val="ae"/>
+                <w:rFonts w:ascii="Times New Roman" w:hAnsi="Times New Roman" w:cs="Times New Roman"/>
+                <w:noProof/>
+                <w:sz w:val="28"/>
+                <w:szCs w:val="28"/>
+                <w:u w:val="none"/>
+              </w:rPr>
+              <w:t>Проверка статуса сервиса</w:t>
+            </w:r>
+            <w:r>
+              <w:rPr>
+                <w:rFonts w:ascii="Times New Roman" w:hAnsi="Times New Roman" w:cs="Times New Roman"/>
+                <w:noProof/>
+                <w:webHidden/>
+                <w:sz w:val="28"/>
+                <w:szCs w:val="28"/>
+              </w:rPr>
+              <w:tab/>
+            </w:r>
+            <w:r>
+              <w:rPr>
+                <w:rFonts w:ascii="Times New Roman" w:hAnsi="Times New Roman" w:cs="Times New Roman"/>
+                <w:noProof/>
+                <w:webHidden/>
+                <w:sz w:val="28"/>
+                <w:szCs w:val="28"/>
+              </w:rPr>
+              <w:fldChar w:fldCharType="begin"/>
+            </w:r>
+            <w:r>
+              <w:rPr>
+                <w:rFonts w:ascii="Times New Roman" w:hAnsi="Times New Roman" w:cs="Times New Roman"/>
+                <w:noProof/>
+                <w:webHidden/>
+                <w:sz w:val="28"/>
+                <w:szCs w:val="28"/>
+              </w:rPr>
+              <w:instrText xml:space="preserve"> PAGEREF _Toc216210907 \h </w:instrText>
+            </w:r>
+            <w:r>
+              <w:rPr>
+                <w:rFonts w:ascii="Times New Roman" w:hAnsi="Times New Roman" w:cs="Times New Roman"/>
+                <w:noProof/>
+                <w:webHidden/>
+                <w:sz w:val="28"/>
+                <w:szCs w:val="28"/>
+              </w:rPr>
+            </w:r>
+            <w:r>
+              <w:rPr>
+                <w:rFonts w:ascii="Times New Roman" w:hAnsi="Times New Roman" w:cs="Times New Roman"/>
+                <w:noProof/>
+                <w:webHidden/>
+                <w:sz w:val="28"/>
+                <w:szCs w:val="28"/>
+              </w:rPr>
+              <w:fldChar w:fldCharType="separate"/>
+            </w:r>
+            <w:r>
+              <w:rPr>
+                <w:rFonts w:ascii="Times New Roman" w:hAnsi="Times New Roman" w:cs="Times New Roman"/>
+                <w:noProof/>
+                <w:webHidden/>
+                <w:sz w:val="28"/>
+                <w:szCs w:val="28"/>
+              </w:rPr>
+              <w:t>50</w:t>
+            </w:r>
+            <w:r>
+              <w:rPr>
+                <w:rFonts w:ascii="Times New Roman" w:hAnsi="Times New Roman" w:cs="Times New Roman"/>
+                <w:noProof/>
+                <w:webHidden/>
+                <w:sz w:val="28"/>
+                <w:szCs w:val="28"/>
+              </w:rPr>
+              <w:fldChar w:fldCharType="end"/>
+            </w:r>
+          </w:hyperlink>
+        </w:p>
+        <w:p>
+          <w:pPr>
+            <w:pStyle w:val="3c"/>
+            <w:ind w:firstLine="0"/>
+            <w:rPr>
+              <w:rFonts w:ascii="Times New Roman" w:eastAsiaTheme="minorEastAsia" w:hAnsi="Times New Roman" w:cs="Times New Roman"/>
+              <w:noProof/>
+              <w:sz w:val="28"/>
+              <w:szCs w:val="28"/>
+              <w:lang w:eastAsia="ru-RU"/>
+            </w:rPr>
+          </w:pPr>
+          <w:hyperlink w:anchor="_Toc216210908" w:history="1">
+            <w:r>
+              <w:rPr>
+                <w:rStyle w:val="ae"/>
+                <w:rFonts w:ascii="Times New Roman" w:hAnsi="Times New Roman" w:cs="Times New Roman"/>
+                <w:noProof/>
+                <w:sz w:val="28"/>
+                <w:szCs w:val="28"/>
+                <w:u w:val="none"/>
+              </w:rPr>
+              <w:t>3.6.3</w:t>
+            </w:r>
+            <w:r>
+              <w:rPr>
+                <w:rFonts w:ascii="Times New Roman" w:eastAsiaTheme="minorEastAsia" w:hAnsi="Times New Roman" w:cs="Times New Roman"/>
+                <w:noProof/>
+                <w:sz w:val="28"/>
+                <w:szCs w:val="28"/>
+                <w:lang w:eastAsia="ru-RU"/>
+              </w:rPr>
+              <w:tab/>
+            </w:r>
+            <w:r>
+              <w:rPr>
+                <w:rStyle w:val="ae"/>
+                <w:rFonts w:ascii="Times New Roman" w:hAnsi="Times New Roman" w:cs="Times New Roman"/>
+                <w:noProof/>
+                <w:sz w:val="28"/>
+                <w:szCs w:val="28"/>
+                <w:u w:val="none"/>
+              </w:rPr>
+              <w:t>Порядок работы</w:t>
+            </w:r>
+            <w:r>
+              <w:rPr>
+                <w:rFonts w:ascii="Times New Roman" w:hAnsi="Times New Roman" w:cs="Times New Roman"/>
+                <w:noProof/>
+                <w:webHidden/>
+                <w:sz w:val="28"/>
+                <w:szCs w:val="28"/>
+              </w:rPr>
+              <w:tab/>
+            </w:r>
+            <w:r>
+              <w:rPr>
+                <w:rFonts w:ascii="Times New Roman" w:hAnsi="Times New Roman" w:cs="Times New Roman"/>
+                <w:noProof/>
+                <w:webHidden/>
+                <w:sz w:val="28"/>
+                <w:szCs w:val="28"/>
+              </w:rPr>
+              <w:fldChar w:fldCharType="begin"/>
+            </w:r>
+            <w:r>
+              <w:rPr>
+                <w:rFonts w:ascii="Times New Roman" w:hAnsi="Times New Roman" w:cs="Times New Roman"/>
+                <w:noProof/>
+                <w:webHidden/>
+                <w:sz w:val="28"/>
+                <w:szCs w:val="28"/>
+              </w:rPr>
+              <w:instrText xml:space="preserve"> PAGEREF _Toc216210908 \h </w:instrText>
+            </w:r>
+            <w:r>
+              <w:rPr>
+                <w:rFonts w:ascii="Times New Roman" w:hAnsi="Times New Roman" w:cs="Times New Roman"/>
+                <w:noProof/>
+                <w:webHidden/>
+                <w:sz w:val="28"/>
+                <w:szCs w:val="28"/>
+              </w:rPr>
+            </w:r>
+            <w:r>
+              <w:rPr>
+                <w:rFonts w:ascii="Times New Roman" w:hAnsi="Times New Roman" w:cs="Times New Roman"/>
+                <w:noProof/>
+                <w:webHidden/>
+                <w:sz w:val="28"/>
+                <w:szCs w:val="28"/>
+              </w:rPr>
+              <w:fldChar w:fldCharType="separate"/>
+            </w:r>
+            <w:r>
+              <w:rPr>
+                <w:rFonts w:ascii="Times New Roman" w:hAnsi="Times New Roman" w:cs="Times New Roman"/>
+                <w:noProof/>
+                <w:webHidden/>
+                <w:sz w:val="28"/>
+                <w:szCs w:val="28"/>
+              </w:rPr>
+              <w:t>51</w:t>
+            </w:r>
+            <w:r>
+              <w:rPr>
+                <w:rFonts w:ascii="Times New Roman" w:hAnsi="Times New Roman" w:cs="Times New Roman"/>
+                <w:noProof/>
+                <w:webHidden/>
+                <w:sz w:val="28"/>
+                <w:szCs w:val="28"/>
+              </w:rPr>
+              <w:fldChar w:fldCharType="end"/>
+            </w:r>
+          </w:hyperlink>
+        </w:p>
+        <w:p>
+          <w:pPr>
+            <w:pStyle w:val="3c"/>
+            <w:ind w:firstLine="0"/>
+            <w:rPr>
+              <w:rFonts w:ascii="Times New Roman" w:eastAsiaTheme="minorEastAsia" w:hAnsi="Times New Roman" w:cs="Times New Roman"/>
+              <w:noProof/>
+              <w:sz w:val="28"/>
+              <w:szCs w:val="28"/>
+              <w:lang w:eastAsia="ru-RU"/>
+            </w:rPr>
+          </w:pPr>
+          <w:hyperlink w:anchor="_Toc216210909" w:history="1">
+            <w:r>
+              <w:rPr>
+                <w:rStyle w:val="ae"/>
+                <w:rFonts w:ascii="Times New Roman" w:hAnsi="Times New Roman" w:cs="Times New Roman"/>
+                <w:noProof/>
+                <w:sz w:val="28"/>
+                <w:szCs w:val="28"/>
+                <w:u w:val="none"/>
+              </w:rPr>
+              <w:t>3.6.4</w:t>
+            </w:r>
+            <w:r>
+              <w:rPr>
+                <w:rFonts w:ascii="Times New Roman" w:eastAsiaTheme="minorEastAsia" w:hAnsi="Times New Roman" w:cs="Times New Roman"/>
+                <w:noProof/>
+                <w:sz w:val="28"/>
+                <w:szCs w:val="28"/>
+                <w:lang w:eastAsia="ru-RU"/>
+              </w:rPr>
+              <w:tab/>
+            </w:r>
+            <w:r>
+              <w:rPr>
+                <w:rStyle w:val="ae"/>
+                <w:rFonts w:ascii="Times New Roman" w:hAnsi="Times New Roman" w:cs="Times New Roman"/>
+                <w:noProof/>
+                <w:sz w:val="28"/>
+                <w:szCs w:val="28"/>
+                <w:u w:val="none"/>
+              </w:rPr>
+              <w:t>Рекомендации по корректному вводу данных</w:t>
+            </w:r>
+            <w:r>
+              <w:rPr>
+                <w:rFonts w:ascii="Times New Roman" w:hAnsi="Times New Roman" w:cs="Times New Roman"/>
+                <w:noProof/>
+                <w:webHidden/>
+                <w:sz w:val="28"/>
+                <w:szCs w:val="28"/>
+              </w:rPr>
+              <w:tab/>
+            </w:r>
+            <w:r>
+              <w:rPr>
+                <w:rFonts w:ascii="Times New Roman" w:hAnsi="Times New Roman" w:cs="Times New Roman"/>
+                <w:noProof/>
+                <w:webHidden/>
+                <w:sz w:val="28"/>
+                <w:szCs w:val="28"/>
+              </w:rPr>
+              <w:fldChar w:fldCharType="begin"/>
+            </w:r>
+            <w:r>
+              <w:rPr>
+                <w:rFonts w:ascii="Times New Roman" w:hAnsi="Times New Roman" w:cs="Times New Roman"/>
+                <w:noProof/>
+                <w:webHidden/>
+                <w:sz w:val="28"/>
+                <w:szCs w:val="28"/>
+              </w:rPr>
+              <w:instrText xml:space="preserve"> PAGEREF _Toc216210909 \h </w:instrText>
+            </w:r>
+            <w:r>
+              <w:rPr>
+                <w:rFonts w:ascii="Times New Roman" w:hAnsi="Times New Roman" w:cs="Times New Roman"/>
+                <w:noProof/>
+                <w:webHidden/>
+                <w:sz w:val="28"/>
+                <w:szCs w:val="28"/>
+              </w:rPr>
+            </w:r>
+            <w:r>
+              <w:rPr>
+                <w:rFonts w:ascii="Times New Roman" w:hAnsi="Times New Roman" w:cs="Times New Roman"/>
+                <w:noProof/>
+                <w:webHidden/>
+                <w:sz w:val="28"/>
+                <w:szCs w:val="28"/>
+              </w:rPr>
+              <w:fldChar w:fldCharType="separate"/>
+            </w:r>
+            <w:r>
+              <w:rPr>
+                <w:rFonts w:ascii="Times New Roman" w:hAnsi="Times New Roman" w:cs="Times New Roman"/>
+                <w:noProof/>
+                <w:webHidden/>
+                <w:sz w:val="28"/>
+                <w:szCs w:val="28"/>
+              </w:rPr>
+              <w:t>51</w:t>
+            </w:r>
+            <w:r>
+              <w:rPr>
+                <w:rFonts w:ascii="Times New Roman" w:hAnsi="Times New Roman" w:cs="Times New Roman"/>
+                <w:noProof/>
+                <w:webHidden/>
+                <w:sz w:val="28"/>
+                <w:szCs w:val="28"/>
+              </w:rPr>
+              <w:fldChar w:fldCharType="end"/>
+            </w:r>
+          </w:hyperlink>
+        </w:p>
+        <w:p>
+          <w:pPr>
+            <w:pStyle w:val="3c"/>
+            <w:ind w:firstLine="0"/>
+            <w:rPr>
+              <w:rFonts w:ascii="Times New Roman" w:eastAsiaTheme="minorEastAsia" w:hAnsi="Times New Roman" w:cs="Times New Roman"/>
+              <w:noProof/>
+              <w:sz w:val="28"/>
+              <w:szCs w:val="28"/>
+              <w:lang w:eastAsia="ru-RU"/>
+            </w:rPr>
+          </w:pPr>
+          <w:hyperlink w:anchor="_Toc216210910" w:history="1">
+            <w:r>
+              <w:rPr>
+                <w:rStyle w:val="ae"/>
+                <w:rFonts w:ascii="Times New Roman" w:hAnsi="Times New Roman" w:cs="Times New Roman"/>
+                <w:noProof/>
+                <w:sz w:val="28"/>
+                <w:szCs w:val="28"/>
+                <w:u w:val="none"/>
+              </w:rPr>
+              <w:t>3.6.5</w:t>
+            </w:r>
+            <w:r>
+              <w:rPr>
+                <w:rFonts w:ascii="Times New Roman" w:eastAsiaTheme="minorEastAsia" w:hAnsi="Times New Roman" w:cs="Times New Roman"/>
+                <w:noProof/>
+                <w:sz w:val="28"/>
+                <w:szCs w:val="28"/>
+                <w:lang w:eastAsia="ru-RU"/>
+              </w:rPr>
+              <w:tab/>
+            </w:r>
+            <w:r>
+              <w:rPr>
+                <w:rStyle w:val="ae"/>
+                <w:rFonts w:ascii="Times New Roman" w:hAnsi="Times New Roman" w:cs="Times New Roman"/>
+                <w:noProof/>
+                <w:sz w:val="28"/>
+                <w:szCs w:val="28"/>
+                <w:u w:val="none"/>
+              </w:rPr>
+              <w:t>Получение отчёта</w:t>
+            </w:r>
+            <w:r>
+              <w:rPr>
+                <w:rFonts w:ascii="Times New Roman" w:hAnsi="Times New Roman" w:cs="Times New Roman"/>
+                <w:noProof/>
+                <w:webHidden/>
+                <w:sz w:val="28"/>
+                <w:szCs w:val="28"/>
+              </w:rPr>
+              <w:tab/>
+            </w:r>
+            <w:r>
+              <w:rPr>
+                <w:rFonts w:ascii="Times New Roman" w:hAnsi="Times New Roman" w:cs="Times New Roman"/>
+                <w:noProof/>
+                <w:webHidden/>
+                <w:sz w:val="28"/>
+                <w:szCs w:val="28"/>
+              </w:rPr>
+              <w:fldChar w:fldCharType="begin"/>
+            </w:r>
+            <w:r>
+              <w:rPr>
+                <w:rFonts w:ascii="Times New Roman" w:hAnsi="Times New Roman" w:cs="Times New Roman"/>
+                <w:noProof/>
+                <w:webHidden/>
+                <w:sz w:val="28"/>
+                <w:szCs w:val="28"/>
+              </w:rPr>
+              <w:instrText xml:space="preserve"> PAGEREF _Toc216210910 \h </w:instrText>
+            </w:r>
+            <w:r>
+              <w:rPr>
+                <w:rFonts w:ascii="Times New Roman" w:hAnsi="Times New Roman" w:cs="Times New Roman"/>
+                <w:noProof/>
+                <w:webHidden/>
+                <w:sz w:val="28"/>
+                <w:szCs w:val="28"/>
+              </w:rPr>
+            </w:r>
+            <w:r>
+              <w:rPr>
+                <w:rFonts w:ascii="Times New Roman" w:hAnsi="Times New Roman" w:cs="Times New Roman"/>
+                <w:noProof/>
+                <w:webHidden/>
+                <w:sz w:val="28"/>
+                <w:szCs w:val="28"/>
+              </w:rPr>
+              <w:fldChar w:fldCharType="separate"/>
+            </w:r>
+            <w:r>
+              <w:rPr>
+                <w:rFonts w:ascii="Times New Roman" w:hAnsi="Times New Roman" w:cs="Times New Roman"/>
+                <w:noProof/>
+                <w:webHidden/>
+                <w:sz w:val="28"/>
+                <w:szCs w:val="28"/>
+              </w:rPr>
+              <w:t>51</w:t>
+            </w:r>
+            <w:r>
+              <w:rPr>
+                <w:rFonts w:ascii="Times New Roman" w:hAnsi="Times New Roman" w:cs="Times New Roman"/>
+                <w:noProof/>
+                <w:webHidden/>
+                <w:sz w:val="28"/>
+                <w:szCs w:val="28"/>
+              </w:rPr>
+              <w:fldChar w:fldCharType="end"/>
+            </w:r>
+          </w:hyperlink>
+        </w:p>
+        <w:p>
+          <w:pPr>
+            <w:pStyle w:val="3c"/>
+            <w:ind w:firstLine="0"/>
+            <w:rPr>
+              <w:rFonts w:ascii="Times New Roman" w:eastAsiaTheme="minorEastAsia" w:hAnsi="Times New Roman" w:cs="Times New Roman"/>
+              <w:noProof/>
+              <w:sz w:val="28"/>
+              <w:szCs w:val="28"/>
+              <w:lang w:eastAsia="ru-RU"/>
+            </w:rPr>
+          </w:pPr>
+          <w:hyperlink w:anchor="_Toc216210911" w:history="1">
+            <w:r>
+              <w:rPr>
+                <w:rStyle w:val="ae"/>
+                <w:rFonts w:ascii="Times New Roman" w:hAnsi="Times New Roman" w:cs="Times New Roman"/>
+                <w:noProof/>
+                <w:sz w:val="28"/>
+                <w:szCs w:val="28"/>
+                <w:u w:val="none"/>
+              </w:rPr>
+              <w:t>3.6.6</w:t>
+            </w:r>
+            <w:r>
+              <w:rPr>
+                <w:rFonts w:ascii="Times New Roman" w:eastAsiaTheme="minorEastAsia" w:hAnsi="Times New Roman" w:cs="Times New Roman"/>
+                <w:noProof/>
+                <w:sz w:val="28"/>
+                <w:szCs w:val="28"/>
+                <w:lang w:eastAsia="ru-RU"/>
+              </w:rPr>
+              <w:tab/>
+            </w:r>
+            <w:r>
+              <w:rPr>
+                <w:rStyle w:val="ae"/>
+                <w:rFonts w:ascii="Times New Roman" w:hAnsi="Times New Roman" w:cs="Times New Roman"/>
+                <w:noProof/>
+                <w:sz w:val="28"/>
+                <w:szCs w:val="28"/>
+                <w:u w:val="none"/>
+              </w:rPr>
+              <w:t>Политика данных</w:t>
+            </w:r>
+            <w:r>
+              <w:rPr>
+                <w:rFonts w:ascii="Times New Roman" w:hAnsi="Times New Roman" w:cs="Times New Roman"/>
+                <w:noProof/>
+                <w:webHidden/>
+                <w:sz w:val="28"/>
+                <w:szCs w:val="28"/>
+              </w:rPr>
+              <w:tab/>
+            </w:r>
+            <w:r>
+              <w:rPr>
+                <w:rFonts w:ascii="Times New Roman" w:hAnsi="Times New Roman" w:cs="Times New Roman"/>
+                <w:noProof/>
+                <w:webHidden/>
+                <w:sz w:val="28"/>
+                <w:szCs w:val="28"/>
+              </w:rPr>
+              <w:fldChar w:fldCharType="begin"/>
+            </w:r>
+            <w:r>
+              <w:rPr>
+                <w:rFonts w:ascii="Times New Roman" w:hAnsi="Times New Roman" w:cs="Times New Roman"/>
+                <w:noProof/>
+                <w:webHidden/>
+                <w:sz w:val="28"/>
+                <w:szCs w:val="28"/>
+              </w:rPr>
+              <w:instrText xml:space="preserve"> PAGEREF _Toc216210911 \h </w:instrText>
+            </w:r>
+            <w:r>
+              <w:rPr>
+                <w:rFonts w:ascii="Times New Roman" w:hAnsi="Times New Roman" w:cs="Times New Roman"/>
+                <w:noProof/>
+                <w:webHidden/>
+                <w:sz w:val="28"/>
+                <w:szCs w:val="28"/>
+              </w:rPr>
+            </w:r>
+            <w:r>
+              <w:rPr>
+                <w:rFonts w:ascii="Times New Roman" w:hAnsi="Times New Roman" w:cs="Times New Roman"/>
+                <w:noProof/>
+                <w:webHidden/>
+                <w:sz w:val="28"/>
+                <w:szCs w:val="28"/>
+              </w:rPr>
+              <w:fldChar w:fldCharType="separate"/>
+            </w:r>
+            <w:r>
+              <w:rPr>
+                <w:rFonts w:ascii="Times New Roman" w:hAnsi="Times New Roman" w:cs="Times New Roman"/>
+                <w:noProof/>
+                <w:webHidden/>
+                <w:sz w:val="28"/>
+                <w:szCs w:val="28"/>
+              </w:rPr>
+              <w:t>52</w:t>
+            </w:r>
+            <w:r>
+              <w:rPr>
+                <w:rFonts w:ascii="Times New Roman" w:hAnsi="Times New Roman" w:cs="Times New Roman"/>
+                <w:noProof/>
+                <w:webHidden/>
+                <w:sz w:val="28"/>
+                <w:szCs w:val="28"/>
+              </w:rPr>
+              <w:fldChar w:fldCharType="end"/>
+            </w:r>
+          </w:hyperlink>
+        </w:p>
+        <w:p>
+          <w:pPr>
+            <w:pStyle w:val="2c"/>
+            <w:ind w:firstLine="0"/>
+            <w:rPr>
+              <w:rFonts w:ascii="Times New Roman" w:eastAsiaTheme="minorEastAsia" w:hAnsi="Times New Roman" w:cs="Times New Roman"/>
+              <w:b w:val="0"/>
+              <w:bCs w:val="0"/>
+              <w:noProof/>
+              <w:sz w:val="28"/>
+              <w:szCs w:val="28"/>
+              <w:lang w:eastAsia="ru-RU"/>
+            </w:rPr>
+          </w:pPr>
+          <w:hyperlink w:anchor="_Toc216210912" w:history="1">
+            <w:r>
+              <w:rPr>
+                <w:rStyle w:val="ae"/>
+                <w:rFonts w:ascii="Times New Roman" w:hAnsi="Times New Roman" w:cs="Times New Roman"/>
+                <w:b w:val="0"/>
+                <w:bCs w:val="0"/>
+                <w:noProof/>
+                <w:sz w:val="28"/>
+                <w:szCs w:val="28"/>
+                <w:u w:val="none"/>
+              </w:rPr>
+              <w:t>3.7</w:t>
+            </w:r>
+            <w:r>
+              <w:rPr>
+                <w:rFonts w:ascii="Times New Roman" w:eastAsiaTheme="minorEastAsia" w:hAnsi="Times New Roman" w:cs="Times New Roman"/>
+                <w:b w:val="0"/>
+                <w:bCs w:val="0"/>
+                <w:noProof/>
+                <w:sz w:val="28"/>
+                <w:szCs w:val="28"/>
+                <w:lang w:eastAsia="ru-RU"/>
+              </w:rPr>
+              <w:tab/>
+            </w:r>
+            <w:r>
+              <w:rPr>
+                <w:rStyle w:val="ae"/>
+                <w:rFonts w:ascii="Times New Roman" w:hAnsi="Times New Roman" w:cs="Times New Roman"/>
+                <w:b w:val="0"/>
+                <w:bCs w:val="0"/>
+                <w:noProof/>
+                <w:sz w:val="28"/>
+                <w:szCs w:val="28"/>
+                <w:u w:val="none"/>
+              </w:rPr>
+              <w:t>Вывод по технологическому разделу</w:t>
+            </w:r>
+            <w:r>
+              <w:rPr>
+                <w:rFonts w:ascii="Times New Roman" w:hAnsi="Times New Roman" w:cs="Times New Roman"/>
+                <w:b w:val="0"/>
+                <w:bCs w:val="0"/>
+                <w:noProof/>
+                <w:webHidden/>
+                <w:sz w:val="28"/>
+                <w:szCs w:val="28"/>
+              </w:rPr>
+              <w:tab/>
+            </w:r>
+            <w:r>
+              <w:rPr>
+                <w:rFonts w:ascii="Times New Roman" w:hAnsi="Times New Roman" w:cs="Times New Roman"/>
+                <w:b w:val="0"/>
+                <w:bCs w:val="0"/>
+                <w:noProof/>
+                <w:webHidden/>
+                <w:sz w:val="28"/>
+                <w:szCs w:val="28"/>
+              </w:rPr>
+              <w:fldChar w:fldCharType="begin"/>
+            </w:r>
+            <w:r>
+              <w:rPr>
+                <w:rFonts w:ascii="Times New Roman" w:hAnsi="Times New Roman" w:cs="Times New Roman"/>
+                <w:b w:val="0"/>
+                <w:bCs w:val="0"/>
+                <w:noProof/>
+                <w:webHidden/>
+                <w:sz w:val="28"/>
+                <w:szCs w:val="28"/>
+              </w:rPr>
+              <w:instrText xml:space="preserve"> PAGEREF _Toc216210912 \h </w:instrText>
+            </w:r>
+            <w:r>
+              <w:rPr>
+                <w:rFonts w:ascii="Times New Roman" w:hAnsi="Times New Roman" w:cs="Times New Roman"/>
+                <w:b w:val="0"/>
+                <w:bCs w:val="0"/>
+                <w:noProof/>
+                <w:webHidden/>
+                <w:sz w:val="28"/>
+                <w:szCs w:val="28"/>
+              </w:rPr>
+            </w:r>
+            <w:r>
+              <w:rPr>
+                <w:rFonts w:ascii="Times New Roman" w:hAnsi="Times New Roman" w:cs="Times New Roman"/>
+                <w:b w:val="0"/>
+                <w:bCs w:val="0"/>
+                <w:noProof/>
+                <w:webHidden/>
+                <w:sz w:val="28"/>
+                <w:szCs w:val="28"/>
+              </w:rPr>
+              <w:fldChar w:fldCharType="separate"/>
+            </w:r>
+            <w:r>
+              <w:rPr>
+                <w:rFonts w:ascii="Times New Roman" w:hAnsi="Times New Roman" w:cs="Times New Roman"/>
+                <w:b w:val="0"/>
+                <w:bCs w:val="0"/>
+                <w:noProof/>
+                <w:webHidden/>
+                <w:sz w:val="28"/>
+                <w:szCs w:val="28"/>
+              </w:rPr>
+              <w:t>52</w:t>
+            </w:r>
+            <w:r>
+              <w:rPr>
+                <w:rFonts w:ascii="Times New Roman" w:hAnsi="Times New Roman" w:cs="Times New Roman"/>
+                <w:b w:val="0"/>
+                <w:bCs w:val="0"/>
+                <w:noProof/>
+                <w:webHidden/>
+                <w:sz w:val="28"/>
+                <w:szCs w:val="28"/>
+              </w:rPr>
+              <w:fldChar w:fldCharType="end"/>
+            </w:r>
+          </w:hyperlink>
+        </w:p>
+        <w:p>
+          <w:pPr>
+            <w:pStyle w:val="1d"/>
+            <w:rPr>
+              <w:rFonts w:eastAsiaTheme="minorEastAsia"/>
+              <w:lang w:eastAsia="ru-RU"/>
+            </w:rPr>
+          </w:pPr>
+          <w:hyperlink w:anchor="_Toc216210913" w:history="1">
+            <w:r>
+              <w:rPr>
+                <w:rStyle w:val="ae"/>
+                <w:u w:val="none"/>
+                <w:lang w:bidi="ru-RU"/>
+              </w:rPr>
+              <w:t>ЗАКЛЮЧЕНИЕ</w:t>
+            </w:r>
+            <w:r>
+              <w:rPr>
+                <w:webHidden/>
+              </w:rPr>
+              <w:tab/>
+            </w:r>
+            <w:r>
+              <w:rPr>
+                <w:webHidden/>
+              </w:rPr>
+              <w:fldChar w:fldCharType="begin"/>
+            </w:r>
+            <w:r>
+              <w:rPr>
+                <w:webHidden/>
+              </w:rPr>
+              <w:instrText xml:space="preserve"> PAGEREF _Toc216210913 \h </w:instrText>
+            </w:r>
+            <w:r>
+              <w:rPr>
+                <w:webHidden/>
+              </w:rPr>
+            </w:r>
+            <w:r>
+              <w:rPr>
+                <w:webHidden/>
+              </w:rPr>
+              <w:fldChar w:fldCharType="separate"/>
+            </w:r>
+            <w:r>
+              <w:rPr>
+                <w:webHidden/>
+              </w:rPr>
+              <w:t>54</w:t>
+            </w:r>
+            <w:r>
+              <w:rPr>
+                <w:webHidden/>
+              </w:rPr>
+              <w:fldChar w:fldCharType="end"/>
+            </w:r>
+          </w:hyperlink>
+        </w:p>
+        <w:p>
+          <w:pPr>
+            <w:pStyle w:val="1d"/>
+            <w:rPr>
+              <w:rFonts w:eastAsiaTheme="minorEastAsia"/>
+              <w:lang w:eastAsia="ru-RU"/>
+            </w:rPr>
+          </w:pPr>
+          <w:hyperlink w:anchor="_Toc216210914" w:history="1">
+            <w:r>
+              <w:rPr>
+                <w:rStyle w:val="ae"/>
+                <w:u w:val="none"/>
+              </w:rPr>
+              <w:t>СПИСОК ИСПОЛЬЗОВАННЫХ ИСТОЧНИКОВ</w:t>
+            </w:r>
+            <w:r>
+              <w:rPr>
+                <w:webHidden/>
+              </w:rPr>
+              <w:tab/>
+            </w:r>
+            <w:r>
+              <w:rPr>
+                <w:webHidden/>
+              </w:rPr>
+              <w:fldChar w:fldCharType="begin"/>
+            </w:r>
+            <w:r>
+              <w:rPr>
+                <w:webHidden/>
+              </w:rPr>
+              <w:instrText xml:space="preserve"> PAGEREF _Toc216210914 \h </w:instrText>
+            </w:r>
+            <w:r>
+              <w:rPr>
+                <w:webHidden/>
+              </w:rPr>
+            </w:r>
+            <w:r>
+              <w:rPr>
+                <w:webHidden/>
+              </w:rPr>
+              <w:fldChar w:fldCharType="separate"/>
+            </w:r>
+            <w:r>
+              <w:rPr>
+                <w:webHidden/>
+              </w:rPr>
+              <w:t>56</w:t>
+            </w:r>
+            <w:r>
+              <w:rPr>
+                <w:webHidden/>
+              </w:rPr>
+              <w:fldChar w:fldCharType="end"/>
+            </w:r>
+          </w:hyperlink>
+        </w:p>
+        <w:p>
+          <w:pPr>
+            <w:ind w:firstLine="0"/>
+            <w:rPr>
+              <w:rFonts w:cs="Times New Roman"/>
+              <w:szCs w:val="28"/>
+            </w:rPr>
+          </w:pPr>
+          <w:r>
+            <w:rPr>
+              <w:rFonts w:cs="Times New Roman"/>
+              <w:szCs w:val="28"/>
+            </w:rPr>
+            <w:fldChar w:fldCharType="end"/>
+          </w:r>
+        </w:p>
+      </w:sdtContent>
+    </w:sdt>
+    <w:p>
+      <w:r>
         <w:rPr>
           <w:lang w:eastAsia="ru-RU" w:bidi="ru-RU"/>
         </w:rPr>
-      </w:pPr>
-    </w:p>
-    <w:p/>
-    <w:p>
-      <w:pPr>
-        <w:rPr>
-          <w:lang w:eastAsia="ru-RU" w:bidi="ru-RU"/>
-        </w:rPr>
-      </w:pPr>
-    </w:p>
-    <w:p>
-      <w:pPr>
-        <w:rPr>
-          <w:lang w:eastAsia="ru-RU" w:bidi="ru-RU"/>
-        </w:rPr>
-      </w:pPr>
-      <w:r>
-        <w:rPr>
-          <w:lang w:eastAsia="ru-RU" w:bidi="ru-RU"/>
-        </w:rPr>
         <w:br w:type="page"/>
       </w:r>
     </w:p>
@@ -134,12 +5494,13 @@
         <w:pStyle w:val="1a"/>
       </w:pPr>
       <w:bookmarkStart w:id="5" w:name="_Toc212455477"/>
-      <w:commentRangeStart w:id="6"/>
+      <w:bookmarkStart w:id="6" w:name="_Toc216210870"/>
+      <w:commentRangeStart w:id="7"/>
       <w:r>
         <w:lastRenderedPageBreak/>
         <w:t>СПИСОК ИСПОЛЬЗУЕМЫХ СОКРАЩЕНИЙ</w:t>
       </w:r>
-      <w:commentRangeEnd w:id="6"/>
+      <w:commentRangeEnd w:id="7"/>
       <w:r>
         <w:rPr>
           <w:rStyle w:val="aff"/>
@@ -150,36 +5511,353 @@
           <w:kern w:val="0"/>
           <w:lang w:eastAsia="en-US"/>
         </w:rPr>
-        <w:commentReference w:id="6"/>
+        <w:commentReference w:id="7"/>
       </w:r>
       <w:bookmarkEnd w:id="5"/>
-    </w:p>
-    <w:p>
-      <w:pPr>
-        <w:rPr>
-          <w:rFonts w:eastAsiaTheme="majorEastAsia" w:cstheme="majorBidi"/>
-          <w:spacing w:val="-10"/>
-          <w:kern w:val="28"/>
-          <w:sz w:val="36"/>
-          <w:szCs w:val="56"/>
-          <w:lang w:eastAsia="ru-RU" w:bidi="ru-RU"/>
-        </w:rPr>
-      </w:pPr>
-      <w:r>
+      <w:r>
+        <w:t xml:space="preserve"> </w:t>
+      </w:r>
+      <w:r>
+        <w:t>И ТЕРМИНОВ</w:t>
+      </w:r>
+      <w:bookmarkEnd w:id="6"/>
+    </w:p>
+    <w:p>
+      <w:pPr>
+        <w:rPr>
+          <w:lang w:eastAsia="ru-RU"/>
+        </w:rPr>
+      </w:pPr>
+      <w:r>
+        <w:rPr>
+          <w:lang w:eastAsia="ru-RU"/>
+        </w:rPr>
+        <w:t>AI (Artificial Intelligence) – искусственный интеллект; в работе используется для обозначения модуля генерации текстовых комментариев к оценке.</w:t>
+      </w:r>
+    </w:p>
+    <w:p>
+      <w:pPr>
+        <w:rPr>
+          <w:lang w:eastAsia="ru-RU"/>
+        </w:rPr>
+      </w:pPr>
+      <w:r>
+        <w:rPr>
+          <w:lang w:eastAsia="ru-RU"/>
+        </w:rPr>
+        <w:t>API (Application Programming Interface) – программный интерфейс приложения; набор HTTP-эндпоинтов, через которые фронтенд и внешние системы обращаются к сервису оценки.</w:t>
+      </w:r>
+    </w:p>
+    <w:p>
+      <w:pPr>
+        <w:rPr>
+          <w:lang w:eastAsia="ru-RU"/>
+        </w:rPr>
+      </w:pPr>
+      <w:r>
+        <w:rPr>
+          <w:lang w:eastAsia="ru-RU"/>
+        </w:rPr>
+        <w:t>AVM (Automated Valuation Model) – автоматизированная модель оценки недвижимости, рассчитывающая стоимость объекта на основе статистических и/или ML-моделей без участия оценщика.</w:t>
+      </w:r>
+    </w:p>
+    <w:p>
+      <w:pPr>
+        <w:rPr>
+          <w:lang w:eastAsia="ru-RU"/>
+        </w:rPr>
+      </w:pPr>
+      <w:r>
+        <w:rPr>
+          <w:lang w:eastAsia="ru-RU"/>
+        </w:rPr>
+        <w:t>БД – база данных; централизованное хранилище объявлений, геопризнаков и результатов оценок.</w:t>
+      </w:r>
+    </w:p>
+    <w:p>
+      <w:pPr>
+        <w:rPr>
+          <w:lang w:eastAsia="ru-RU"/>
+        </w:rPr>
+      </w:pPr>
+      <w:r>
+        <w:rPr>
+          <w:lang w:eastAsia="ru-RU"/>
+        </w:rPr>
+        <w:t>ГИС – геоинформационные системы; программные средства для работы с пространственными данными и картографией.</w:t>
+      </w:r>
+    </w:p>
+    <w:p>
+      <w:pPr>
+        <w:rPr>
+          <w:lang w:eastAsia="ru-RU"/>
+        </w:rPr>
+      </w:pPr>
+      <w:r>
+        <w:rPr>
+          <w:lang w:eastAsia="ru-RU"/>
+        </w:rPr>
+        <w:t>Геопризнаки – геопространственные признаки объекта (индекс H3, расстояние до метро, характеристики района и др.), используемые моделью.</w:t>
+      </w:r>
+    </w:p>
+    <w:p>
+      <w:pPr>
+        <w:rPr>
+          <w:lang w:eastAsia="ru-RU"/>
+        </w:rPr>
+      </w:pPr>
+      <w:r>
+        <w:rPr>
+          <w:lang w:eastAsia="ru-RU"/>
+        </w:rPr>
+        <w:t>H3 – иерархический шестигранный геопространственный индекс, применяемый для разбиения территории на ячейки фиксированного масштаба.</w:t>
+      </w:r>
+    </w:p>
+    <w:p>
+      <w:pPr>
+        <w:rPr>
+          <w:lang w:eastAsia="ru-RU"/>
+        </w:rPr>
+      </w:pPr>
+      <w:r>
+        <w:rPr>
+          <w:lang w:eastAsia="ru-RU"/>
+        </w:rPr>
+        <w:t>JSON (JavaScript Object Notation) – текстовый формат обмена структурированными данными, используемый в запросах и ответах API.</w:t>
+      </w:r>
+    </w:p>
+    <w:p>
+      <w:pPr>
+        <w:rPr>
+          <w:lang w:eastAsia="ru-RU"/>
+        </w:rPr>
+      </w:pPr>
+      <w:r>
+        <w:rPr>
+          <w:lang w:eastAsia="ru-RU"/>
+        </w:rPr>
+        <w:t>MAE (Mean Absolute Error) – средняя абсолютная ошибка; метрика качества модели регрессии, измеряющая среднее по модулю отклонение прогноза от фактического значения.</w:t>
+      </w:r>
+    </w:p>
+    <w:p>
+      <w:pPr>
+        <w:rPr>
+          <w:lang w:eastAsia="ru-RU"/>
+        </w:rPr>
+      </w:pPr>
+      <w:r>
+        <w:rPr>
+          <w:lang w:eastAsia="ru-RU"/>
+        </w:rPr>
+        <w:t>MAPE (Mean Absolute Percentage Error) – средняя абсолютная процентная ошибка; метрика качества регрессии, показывающая среднее относительное отклонение прогноза в процентах.</w:t>
+      </w:r>
+    </w:p>
+    <w:p>
+      <w:pPr>
+        <w:rPr>
+          <w:lang w:eastAsia="ru-RU"/>
+        </w:rPr>
+      </w:pPr>
+      <w:r>
+        <w:rPr>
+          <w:lang w:eastAsia="ru-RU"/>
+        </w:rPr>
+        <w:lastRenderedPageBreak/>
+        <w:t>ML (Machine Learning) – машинное обучение; набор методов построения моделей на основе данных без явного программирования правил.</w:t>
+      </w:r>
+    </w:p>
+    <w:p>
+      <w:pPr>
+        <w:rPr>
+          <w:lang w:eastAsia="ru-RU"/>
+        </w:rPr>
+      </w:pPr>
+      <w:r>
+        <w:rPr>
+          <w:lang w:eastAsia="ru-RU"/>
+        </w:rPr>
+        <w:t>PDF (Portable Document Format) – формат электронных документов; в работе используется для генерации отчётов об оценке.</w:t>
+      </w:r>
+    </w:p>
+    <w:p>
+      <w:pPr>
+        <w:rPr>
+          <w:lang w:eastAsia="ru-RU"/>
+        </w:rPr>
+      </w:pPr>
+      <w:r>
+        <w:rPr>
+          <w:lang w:eastAsia="ru-RU"/>
+        </w:rPr>
+        <w:t>REST (Representational State Transfer) – архитектурный стиль веб-сервисов; в работе обозначает HTTP-API backend-шлюза.</w:t>
+      </w:r>
+    </w:p>
+    <w:p>
+      <w:pPr>
+        <w:rPr>
+          <w:lang w:eastAsia="ru-RU"/>
+        </w:rPr>
+      </w:pPr>
+      <w:r>
+        <w:rPr>
+          <w:lang w:eastAsia="ru-RU"/>
+        </w:rPr>
+        <w:t>RMSE (Root Mean Squared Error) – корень из средней квадратичной ошибки; метрика качества регрессии, более чувствительная к крупным ошибкам.</w:t>
+      </w:r>
+    </w:p>
+    <w:p>
+      <w:pPr>
+        <w:rPr>
+          <w:lang w:eastAsia="ru-RU"/>
+        </w:rPr>
+      </w:pPr>
+      <w:r>
+        <w:rPr>
+          <w:lang w:eastAsia="ru-RU"/>
+        </w:rPr>
+        <w:t>SHAP (SHapley Additive exPlanations) – метод интерпретации моделей машинного обучения на основе значений Шепли; в работе используется для построения локальных объяснений вклада признаков.</w:t>
+      </w:r>
+    </w:p>
+    <w:p>
+      <w:pPr>
+        <w:rPr>
+          <w:lang w:eastAsia="ru-RU"/>
+        </w:rPr>
+      </w:pPr>
+      <w:r>
+        <w:rPr>
+          <w:lang w:eastAsia="ru-RU"/>
+        </w:rPr>
+        <w:t>UI (User Interface) – пользовательский интерфейс; веб-страница RentAdvisor для ввода параметров квартиры и просмотра результатов.</w:t>
+      </w:r>
+    </w:p>
+    <w:p>
+      <w:pPr>
+        <w:rPr>
+          <w:lang w:eastAsia="ru-RU"/>
+        </w:rPr>
+      </w:pPr>
+      <w:r>
+        <w:rPr>
+          <w:lang w:eastAsia="ru-RU"/>
+        </w:rPr>
+        <w:t>Витрина признаков – согласованное хранилище подготовленных признаков и целевых переменных, используемое для обучения и инференса моделей.</w:t>
+      </w:r>
+    </w:p>
+    <w:p>
+      <w:pPr>
+        <w:rPr>
+          <w:lang w:eastAsia="ru-RU"/>
+        </w:rPr>
+      </w:pPr>
+      <w:r>
+        <w:rPr>
+          <w:lang w:eastAsia="ru-RU"/>
+        </w:rPr>
+        <w:t>Доверительный интервал – диапазон значений, в котором с заданной доверительной вероятностью ожидается «справедливая» арендная ставка.</w:t>
+      </w:r>
+    </w:p>
+    <w:p>
+      <w:pPr>
+        <w:rPr>
+          <w:lang w:eastAsia="ru-RU"/>
+        </w:rPr>
+      </w:pPr>
+      <w:r>
+        <w:rPr>
+          <w:lang w:eastAsia="ru-RU"/>
+        </w:rPr>
+        <w:t>Инференс – этап применения обученной модели для расчёта прогноза по новым объектам.</w:t>
+      </w:r>
+    </w:p>
+    <w:p>
+      <w:pPr>
+        <w:rPr>
+          <w:lang w:eastAsia="ru-RU"/>
+        </w:rPr>
+      </w:pPr>
+      <w:r>
+        <w:rPr>
+          <w:lang w:eastAsia="ru-RU"/>
+        </w:rPr>
+        <w:t>Компараблы (сопоставимые объекты) – выбранные по схожести объявлений квартиры, используемые для проверки и обоснования рассчитанной цены.</w:t>
+      </w:r>
+    </w:p>
+    <w:p>
+      <w:pPr>
+        <w:rPr>
+          <w:lang w:eastAsia="ru-RU"/>
+        </w:rPr>
+      </w:pPr>
+      <w:r>
+        <w:rPr>
+          <w:lang w:eastAsia="ru-RU"/>
+        </w:rPr>
+        <w:t>Квантильная регрессия – вариант регрессионной модели, напрямую оценивающей заданные квантили распределения целевой переменной (нижнюю и верхнюю границы интервала).</w:t>
+      </w:r>
+    </w:p>
+    <w:p>
+      <w:pPr>
+        <w:rPr>
+          <w:lang w:eastAsia="ru-RU"/>
+        </w:rPr>
+      </w:pPr>
+      <w:r>
+        <w:rPr>
+          <w:lang w:eastAsia="ru-RU"/>
+        </w:rPr>
+        <w:lastRenderedPageBreak/>
+        <w:t>Конформное предсказание – метод построения предсказательных интервалов с гарантированным уровнем покрытия без жёстких предположений о распределении ошибок.</w:t>
+      </w:r>
+    </w:p>
+    <w:p>
+      <w:pPr>
+        <w:rPr>
+          <w:lang w:eastAsia="ru-RU"/>
+        </w:rPr>
+      </w:pPr>
+      <w:r>
+        <w:rPr>
+          <w:lang w:eastAsia="ru-RU"/>
+        </w:rPr>
+        <w:t>Медианный прогноз – точечная оценка стоимости, соответствующая медиане условного распределения арендной ставки для объекта.</w:t>
+      </w:r>
+    </w:p>
+    <w:p>
+      <w:pPr>
+        <w:rPr>
+          <w:lang w:eastAsia="ru-RU"/>
+        </w:rPr>
+      </w:pPr>
+      <w:r>
+        <w:rPr>
+          <w:lang w:eastAsia="ru-RU"/>
+        </w:rPr>
+        <w:t>Пространственно-временная валидация – стратегия оценки модели, при которой данные разделяются одновременно по времени и по пространственным блокам для честной проверки переносимости.</w:t>
+      </w:r>
+    </w:p>
+    <w:p>
+      <w:pPr>
+        <w:rPr>
+          <w:lang w:eastAsia="ru-RU"/>
+        </w:rPr>
+      </w:pPr>
+      <w:r>
+        <w:rPr>
+          <w:lang w:eastAsia="ru-RU"/>
+        </w:rPr>
+        <w:t>Блок-кросс-валидация – вариант кросс-валидации, при котором наблюдения группируются в пространственные блоки (ячейки H3/районы), исключая «подсматривание» в соседние локации.</w:t>
+      </w:r>
+    </w:p>
+    <w:p>
+      <w:pPr>
+        <w:pStyle w:val="1a"/>
         <w:rPr>
           <w:lang w:bidi="ru-RU"/>
         </w:rPr>
-        <w:br w:type="page"/>
-      </w:r>
-    </w:p>
-    <w:p>
-      <w:pPr>
-        <w:pStyle w:val="1a"/>
-        <w:rPr>
-          <w:lang w:bidi="ru-RU"/>
-        </w:rPr>
-      </w:pPr>
-      <w:bookmarkStart w:id="7" w:name="_Toc212455478"/>
+      </w:pPr>
+      <w:bookmarkStart w:id="8" w:name="_Toc212455478"/>
+      <w:bookmarkStart w:id="9" w:name="_Toc216210871"/>
       <w:r>
         <w:rPr>
           <w:lang w:bidi="ru-RU"/>
@@ -187,7 +5865,8 @@
         <w:lastRenderedPageBreak/>
         <w:t>ВВЕДЕНИЕ</w:t>
       </w:r>
-      <w:bookmarkEnd w:id="7"/>
+      <w:bookmarkEnd w:id="8"/>
+      <w:bookmarkEnd w:id="9"/>
     </w:p>
     <w:p>
       <w:pPr>
@@ -598,13 +6277,14 @@
       <w:pPr>
         <w:pStyle w:val="1a"/>
       </w:pPr>
-      <w:bookmarkStart w:id="8" w:name="_Toc212455479"/>
-      <w:commentRangeStart w:id="9"/>
+      <w:bookmarkStart w:id="10" w:name="_Toc212455479"/>
+      <w:bookmarkStart w:id="11" w:name="_Toc216210872"/>
+      <w:commentRangeStart w:id="12"/>
       <w:r>
         <w:lastRenderedPageBreak/>
         <w:t>ЛИТЕРАТУРНЫЙ ОБЗОР</w:t>
       </w:r>
-      <w:commentRangeEnd w:id="9"/>
+      <w:commentRangeEnd w:id="12"/>
       <w:r>
         <w:rPr>
           <w:rStyle w:val="aff"/>
@@ -615,28 +6295,127 @@
           <w:kern w:val="0"/>
           <w:lang w:eastAsia="en-US"/>
         </w:rPr>
-        <w:commentReference w:id="9"/>
-      </w:r>
-      <w:bookmarkEnd w:id="8"/>
-    </w:p>
-    <w:p>
-      <w:pPr>
-        <w:pStyle w:val="a"/>
-      </w:pPr>
-      <w:commentRangeStart w:id="10"/>
-      <w:r>
-        <w:t>Ра</w:t>
-      </w:r>
-      <w:r>
-        <w:t xml:space="preserve">зрабатываемая </w:t>
-      </w:r>
-      <w:commentRangeEnd w:id="10"/>
-      <w:r>
-        <w:rPr>
-          <w:rStyle w:val="aff"/>
-          <w:rFonts w:cstheme="minorBidi"/>
-        </w:rPr>
-        <w:commentReference w:id="10"/>
+        <w:commentReference w:id="12"/>
+      </w:r>
+      <w:bookmarkEnd w:id="10"/>
+      <w:bookmarkEnd w:id="11"/>
+    </w:p>
+    <w:p>
+      <w:r>
+        <w:t>В настоящей работе использованы и проанализированы публикации, отражающие как состояние рынка жилья, так и современные подходы к его аналитике. Официальные отчёты Банка России и ДОМ.РФ фиксируют рост нагрузки на домохозяйства, неравномерную динамику цен и дефицит качественного арендного жилья, что задаёт контекст задачи «справедливой» оценки арендной ставки [</w:t>
+      </w:r>
+      <w:r>
+        <w:fldChar w:fldCharType="begin"/>
+      </w:r>
+      <w:r>
+        <w:instrText xml:space="preserve"> REF _Ref216186098 \r \h </w:instrText>
+      </w:r>
+      <w:r>
+        <w:fldChar w:fldCharType="separate"/>
+      </w:r>
+      <w:r>
+        <w:t>3</w:t>
+      </w:r>
+      <w:r>
+        <w:fldChar w:fldCharType="end"/>
+      </w:r>
+      <w:r>
+        <w:t xml:space="preserve">, </w:t>
+      </w:r>
+      <w:r>
+        <w:fldChar w:fldCharType="begin"/>
+      </w:r>
+      <w:r>
+        <w:instrText xml:space="preserve"> REF _Ref216187058 \r \h </w:instrText>
+      </w:r>
+      <w:r>
+        <w:fldChar w:fldCharType="separate"/>
+      </w:r>
+      <w:r>
+        <w:t>4</w:t>
+      </w:r>
+      <w:r>
+        <w:fldChar w:fldCharType="end"/>
+      </w:r>
+      <w:r>
+        <w:t>]. Работы по массовой оценке недвижимости и анализу ценового поведения квартир выделяют ключевые факторы стоимости (локация, характеристики дома и квартиры, окружение) и ограничения традиционных гедонических моделей [</w:t>
+      </w:r>
+      <w:r>
+        <w:fldChar w:fldCharType="begin"/>
+      </w:r>
+      <w:r>
+        <w:instrText xml:space="preserve"> REF _Ref216187217 \r \h </w:instrText>
+      </w:r>
+      <w:r>
+        <w:fldChar w:fldCharType="separate"/>
+      </w:r>
+      <w:r>
+        <w:t>8</w:t>
+      </w:r>
+      <w:r>
+        <w:fldChar w:fldCharType="end"/>
+      </w:r>
+      <w:r>
+        <w:t xml:space="preserve">, </w:t>
+      </w:r>
+      <w:r>
+        <w:fldChar w:fldCharType="begin"/>
+      </w:r>
+      <w:r>
+        <w:instrText xml:space="preserve"> REF _Ref216187242 \r \h </w:instrText>
+      </w:r>
+      <w:r>
+        <w:fldChar w:fldCharType="separate"/>
+      </w:r>
+      <w:r>
+        <w:t>11</w:t>
+      </w:r>
+      <w:r>
+        <w:fldChar w:fldCharType="end"/>
+      </w:r>
+      <w:r>
+        <w:t>].</w:t>
+      </w:r>
+    </w:p>
+    <w:p>
+      <w:r>
+        <w:t>Отдельный блок источников посвящён применению методов машинного обучения в оценке и анализе рынка недвижимости. Публикации по использованию ML-моделей для оценки коммерческой и жилой недвижимости демонстрируют преимущества деревьев решений и градиентного бустинга по сравнению с классическими регрессиями, а также поднимают вопросы интерпретируемости и устойчивости моделей [</w:t>
+      </w:r>
+      <w:r>
+        <w:fldChar w:fldCharType="begin"/>
+      </w:r>
+      <w:r>
+        <w:instrText xml:space="preserve"> REF _Ref216187231 \r \h </w:instrText>
+      </w:r>
+      <w:r>
+        <w:fldChar w:fldCharType="separate"/>
+      </w:r>
+      <w:r>
+        <w:t>9</w:t>
+      </w:r>
+      <w:r>
+        <w:fldChar w:fldCharType="end"/>
+      </w:r>
+      <w:r>
+        <w:t xml:space="preserve">, </w:t>
+      </w:r>
+      <w:r>
+        <w:fldChar w:fldCharType="begin"/>
+      </w:r>
+      <w:r>
+        <w:instrText xml:space="preserve"> REF _Ref216187235 \r \h </w:instrText>
+      </w:r>
+      <w:r>
+        <w:fldChar w:fldCharType="separate"/>
+      </w:r>
+      <w:r>
+        <w:t>10</w:t>
+      </w:r>
+      <w:r>
+        <w:fldChar w:fldCharType="end"/>
+      </w:r>
+      <w:r>
+        <w:t>].</w:t>
       </w:r>
     </w:p>
     <w:p>
@@ -646,6 +6425,153 @@
         </w:rPr>
       </w:pPr>
       <w:r>
+        <w:t>Методическую основу подхода к моделированию составили исследования по пространственно-временной валидации и блок-кросс-валидации для структурированных данных [</w:t>
+      </w:r>
+      <w:r>
+        <w:fldChar w:fldCharType="begin"/>
+      </w:r>
+      <w:r>
+        <w:instrText xml:space="preserve"> REF _Ref216187293 \r \h </w:instrText>
+      </w:r>
+      <w:r>
+        <w:fldChar w:fldCharType="separate"/>
+      </w:r>
+      <w:r>
+        <w:t>12</w:t>
+      </w:r>
+      <w:r>
+        <w:fldChar w:fldCharType="end"/>
+      </w:r>
+      <w:r>
+        <w:t xml:space="preserve">, </w:t>
+      </w:r>
+      <w:r>
+        <w:fldChar w:fldCharType="begin"/>
+      </w:r>
+      <w:r>
+        <w:instrText xml:space="preserve"> REF _Ref216187298 \r \h </w:instrText>
+      </w:r>
+      <w:r>
+        <w:fldChar w:fldCharType="separate"/>
+      </w:r>
+      <w:r>
+        <w:t>13</w:t>
+      </w:r>
+      <w:r>
+        <w:fldChar w:fldCharType="end"/>
+      </w:r>
+      <w:r>
+        <w:t>], работы по конформным предсказаниям и квантильной регрессии для построения доверительных интервалов [</w:t>
+      </w:r>
+      <w:r>
+        <w:fldChar w:fldCharType="begin"/>
+      </w:r>
+      <w:r>
+        <w:instrText xml:space="preserve"> REF _Ref216187503 \r \h </w:instrText>
+      </w:r>
+      <w:r>
+        <w:fldChar w:fldCharType="separate"/>
+      </w:r>
+      <w:r>
+        <w:t>14</w:t>
+      </w:r>
+      <w:r>
+        <w:fldChar w:fldCharType="end"/>
+      </w:r>
+      <w:r>
+        <w:t xml:space="preserve">, </w:t>
+      </w:r>
+      <w:r>
+        <w:fldChar w:fldCharType="begin"/>
+      </w:r>
+      <w:r>
+        <w:instrText xml:space="preserve"> REF _Ref216187507 \r \h </w:instrText>
+      </w:r>
+      <w:r>
+        <w:fldChar w:fldCharType="separate"/>
+      </w:r>
+      <w:r>
+        <w:t>15</w:t>
+      </w:r>
+      <w:r>
+        <w:fldChar w:fldCharType="end"/>
+      </w:r>
+      <w:r>
+        <w:t xml:space="preserve">, </w:t>
+      </w:r>
+      <w:r>
+        <w:fldChar w:fldCharType="begin"/>
+      </w:r>
+      <w:r>
+        <w:instrText xml:space="preserve"> REF _Ref216187509 \r \h </w:instrText>
+      </w:r>
+      <w:r>
+        <w:fldChar w:fldCharType="separate"/>
+      </w:r>
+      <w:r>
+        <w:t>16</w:t>
+      </w:r>
+      <w:r>
+        <w:fldChar w:fldCharType="end"/>
+      </w:r>
+      <w:r>
+        <w:t>], а также публикации по интерпретируемости моделей на основе SHAP-значений и XAI в табличных задачах [</w:t>
+      </w:r>
+      <w:r>
+        <w:fldChar w:fldCharType="begin"/>
+      </w:r>
+      <w:r>
+        <w:instrText xml:space="preserve"> REF _Ref216187694 \r \h </w:instrText>
+      </w:r>
+      <w:r>
+        <w:fldChar w:fldCharType="separate"/>
+      </w:r>
+      <w:r>
+        <w:t>21</w:t>
+      </w:r>
+      <w:r>
+        <w:fldChar w:fldCharType="end"/>
+      </w:r>
+      <w:r>
+        <w:t xml:space="preserve">, </w:t>
+      </w:r>
+      <w:r>
+        <w:fldChar w:fldCharType="begin"/>
+      </w:r>
+      <w:r>
+        <w:instrText xml:space="preserve"> REF _Ref216187697 \r \h </w:instrText>
+      </w:r>
+      <w:r>
+        <w:fldChar w:fldCharType="separate"/>
+      </w:r>
+      <w:r>
+        <w:t>22</w:t>
+      </w:r>
+      <w:r>
+        <w:fldChar w:fldCharType="end"/>
+      </w:r>
+      <w:r>
+        <w:t xml:space="preserve">, </w:t>
+      </w:r>
+      <w:r>
+        <w:fldChar w:fldCharType="begin"/>
+      </w:r>
+      <w:r>
+        <w:instrText xml:space="preserve"> REF _Ref216187700 \r \h </w:instrText>
+      </w:r>
+      <w:r>
+        <w:fldChar w:fldCharType="separate"/>
+      </w:r>
+      <w:r>
+        <w:t>23</w:t>
+      </w:r>
+      <w:r>
+        <w:fldChar w:fldCharType="end"/>
+      </w:r>
+      <w:r>
+        <w:t>]. Совокупно эти источники определили выбор архитектуры решения, набора метрик и требований к объяснимости прогноза.</w:t>
+      </w:r>
+      <w:r>
         <w:rPr>
           <w:highlight w:val="yellow"/>
         </w:rPr>
@@ -656,12 +6582,14 @@
       <w:pPr>
         <w:pStyle w:val="a0"/>
       </w:pPr>
-      <w:bookmarkStart w:id="11" w:name="_Toc212455480"/>
+      <w:bookmarkStart w:id="13" w:name="_Toc212455480"/>
+      <w:bookmarkStart w:id="14" w:name="_Toc216210873"/>
       <w:r>
         <w:lastRenderedPageBreak/>
         <w:t>ИССЛЕДОВАТЕЛЬСКИЙ РАЗДЕЛ</w:t>
       </w:r>
-      <w:bookmarkEnd w:id="11"/>
+      <w:bookmarkEnd w:id="13"/>
+      <w:bookmarkEnd w:id="14"/>
     </w:p>
     <w:p>
       <w:pPr>
@@ -680,11 +6608,13 @@
       <w:pPr>
         <w:pStyle w:val="23"/>
       </w:pPr>
-      <w:bookmarkStart w:id="12" w:name="_Toc212455481"/>
+      <w:bookmarkStart w:id="15" w:name="_Toc212455481"/>
+      <w:bookmarkStart w:id="16" w:name="_Toc216210874"/>
       <w:r>
         <w:t>Анализ предметной области</w:t>
       </w:r>
-      <w:bookmarkEnd w:id="12"/>
+      <w:bookmarkEnd w:id="15"/>
+      <w:bookmarkEnd w:id="16"/>
     </w:p>
     <w:p>
       <w:r>
@@ -827,7 +6757,7 @@
       <w:r>
         <w:t xml:space="preserve">Предлагаемое решение опирается на современные табличные модели с расширенным </w:t>
       </w:r>
-      <w:commentRangeStart w:id="13"/>
+      <w:commentRangeStart w:id="17"/>
       <w:r>
         <w:t xml:space="preserve">геопризнаковым описанием (агрегаты по ячейкам местности, время/стоимость до транспорта, плотность и структура предложений), </w:t>
       </w:r>
@@ -835,12 +6765,12 @@
         <w:lastRenderedPageBreak/>
         <w:t xml:space="preserve">честную оценку неопределённости (квантильные/конформные предсказания), интерпретируемость (локальные и глобальные объяснения вкладов признаков) и поиск компараблов по близости атрибутов и локации. </w:t>
       </w:r>
-      <w:commentRangeEnd w:id="13"/>
+      <w:commentRangeEnd w:id="17"/>
       <w:r>
         <w:rPr>
           <w:rStyle w:val="aff"/>
         </w:rPr>
-        <w:commentReference w:id="13"/>
+        <w:commentReference w:id="17"/>
       </w:r>
       <w:r>
         <w:t>Такой подход призван объединить масштабируемость автоматизированных моделей с прозрачностью и практической полезностью экспертных методик, что создаёт основу для последующей постановки целей, задач и формализации технического задания.</w:t>
@@ -850,11 +6780,13 @@
       <w:pPr>
         <w:pStyle w:val="23"/>
       </w:pPr>
-      <w:bookmarkStart w:id="14" w:name="_Toc212455482"/>
+      <w:bookmarkStart w:id="18" w:name="_Toc212455482"/>
+      <w:bookmarkStart w:id="19" w:name="_Toc216210875"/>
       <w:r>
         <w:t>Обзор существующих аналогов</w:t>
       </w:r>
-      <w:bookmarkEnd w:id="14"/>
+      <w:bookmarkEnd w:id="18"/>
+      <w:bookmarkEnd w:id="19"/>
     </w:p>
     <w:p>
       <w:r>
@@ -933,7 +6865,7 @@
       <w:pPr>
         <w:pStyle w:val="20"/>
       </w:pPr>
-      <w:commentRangeStart w:id="15"/>
+      <w:commentRangeStart w:id="20"/>
       <w:r>
         <w:t>корректно калиброванные доверительные интервалы</w:t>
       </w:r>
@@ -959,14 +6891,14 @@
       <w:r>
         <w:t xml:space="preserve">системный подбор сопоставимых объектов с учётом геопространственной близости, </w:t>
       </w:r>
-      <w:commentRangeEnd w:id="15"/>
+      <w:commentRangeEnd w:id="20"/>
       <w:r>
         <w:rPr>
           <w:rStyle w:val="aff"/>
           <w:sz w:val="28"/>
           <w:szCs w:val="28"/>
         </w:rPr>
-        <w:commentReference w:id="15"/>
+        <w:commentReference w:id="20"/>
       </w:r>
       <w:r>
         <w:t>не выявлено.</w:t>
@@ -1014,11 +6946,13 @@
       <w:pPr>
         <w:pStyle w:val="23"/>
       </w:pPr>
-      <w:bookmarkStart w:id="16" w:name="_Toc212455483"/>
+      <w:bookmarkStart w:id="21" w:name="_Toc212455483"/>
+      <w:bookmarkStart w:id="22" w:name="_Toc216210876"/>
       <w:r>
         <w:t>Цель и задачи</w:t>
       </w:r>
-      <w:bookmarkEnd w:id="16"/>
+      <w:bookmarkEnd w:id="21"/>
+      <w:bookmarkEnd w:id="22"/>
     </w:p>
     <w:p>
       <w:pPr>
@@ -1048,7 +6982,7 @@
           <w:lang w:eastAsia="ru-RU" w:bidi="ru-RU"/>
         </w:rPr>
       </w:pPr>
-      <w:commentRangeStart w:id="17"/>
+      <w:commentRangeStart w:id="23"/>
       <w:r>
         <w:rPr>
           <w:lang w:eastAsia="ru-RU" w:bidi="ru-RU"/>
@@ -1068,19 +7002,19 @@
         </w:rPr>
         <w:t xml:space="preserve">Особое внимание уделяется реализации оценки неопределённости (квантильной или конформной) и созданию модуля интерпретации вкладов признаков. Дополнительно предусматривается механизм поиска </w:t>
       </w:r>
-      <w:commentRangeStart w:id="18"/>
+      <w:commentRangeStart w:id="24"/>
       <w:r>
         <w:rPr>
           <w:lang w:eastAsia="ru-RU" w:bidi="ru-RU"/>
         </w:rPr>
         <w:t xml:space="preserve">сопоставимых объектов («компараблов») </w:t>
       </w:r>
-      <w:commentRangeEnd w:id="18"/>
+      <w:commentRangeEnd w:id="24"/>
       <w:r>
         <w:rPr>
           <w:rStyle w:val="aff"/>
         </w:rPr>
-        <w:commentReference w:id="18"/>
+        <w:commentReference w:id="24"/>
       </w:r>
       <w:r>
         <w:rPr>
@@ -1088,23 +7022,25 @@
         </w:rPr>
         <w:t>по атрибутам и локализации. Завершающим этапом является создание прототипа веб-сервиса с картографической визуализацией и возможностью формирования краткого отчёта, а также проведение экспериментальной оценки качества и подготовка пользовательской и эксплуатационной документации.</w:t>
       </w:r>
-      <w:commentRangeEnd w:id="17"/>
+      <w:commentRangeEnd w:id="23"/>
       <w:r>
         <w:rPr>
           <w:rStyle w:val="aff"/>
         </w:rPr>
-        <w:commentReference w:id="17"/>
+        <w:commentReference w:id="23"/>
       </w:r>
     </w:p>
     <w:p>
       <w:pPr>
         <w:pStyle w:val="23"/>
       </w:pPr>
-      <w:bookmarkStart w:id="19" w:name="_Toc212455484"/>
+      <w:bookmarkStart w:id="25" w:name="_Toc212455484"/>
+      <w:bookmarkStart w:id="26" w:name="_Toc216210877"/>
       <w:r>
         <w:t>Техническое задание</w:t>
       </w:r>
-      <w:bookmarkEnd w:id="19"/>
+      <w:bookmarkEnd w:id="25"/>
+      <w:bookmarkEnd w:id="26"/>
     </w:p>
     <w:p>
       <w:r>
@@ -1115,12 +7051,14 @@
       <w:pPr>
         <w:pStyle w:val="31"/>
       </w:pPr>
-      <w:bookmarkStart w:id="20" w:name="_Toc212455485"/>
+      <w:bookmarkStart w:id="27" w:name="_Toc212455485"/>
+      <w:bookmarkStart w:id="28" w:name="_Toc216210878"/>
       <w:r>
         <w:lastRenderedPageBreak/>
         <w:t>Назначение и цели разработки системы</w:t>
       </w:r>
-      <w:bookmarkEnd w:id="20"/>
+      <w:bookmarkEnd w:id="27"/>
+      <w:bookmarkEnd w:id="28"/>
     </w:p>
     <w:p>
       <w:r>
@@ -1232,12 +7170,14 @@
       <w:pPr>
         <w:pStyle w:val="31"/>
       </w:pPr>
-      <w:bookmarkStart w:id="21" w:name="_Toc212455486"/>
+      <w:bookmarkStart w:id="29" w:name="_Toc212455486"/>
+      <w:bookmarkStart w:id="30" w:name="_Toc216210879"/>
       <w:r>
         <w:lastRenderedPageBreak/>
         <w:t>Функциональные требования</w:t>
       </w:r>
-      <w:bookmarkEnd w:id="21"/>
+      <w:bookmarkEnd w:id="29"/>
+      <w:bookmarkEnd w:id="30"/>
     </w:p>
     <w:p>
       <w:pPr>
@@ -1304,11 +7244,13 @@
       <w:pPr>
         <w:pStyle w:val="31"/>
       </w:pPr>
-      <w:bookmarkStart w:id="22" w:name="_Toc212455487"/>
+      <w:bookmarkStart w:id="31" w:name="_Toc212455487"/>
+      <w:bookmarkStart w:id="32" w:name="_Toc216210880"/>
       <w:r>
         <w:t>Нефункциональные требования</w:t>
       </w:r>
-      <w:bookmarkEnd w:id="22"/>
+      <w:bookmarkEnd w:id="31"/>
+      <w:bookmarkEnd w:id="32"/>
     </w:p>
     <w:p>
       <w:pPr>
@@ -1317,7 +7259,7 @@
       <w:r>
         <w:t>в</w:t>
       </w:r>
-      <w:commentRangeStart w:id="23"/>
+      <w:commentRangeStart w:id="33"/>
       <w:r>
         <w:t xml:space="preserve">ремя формирования прогноза </w:t>
       </w:r>
@@ -1333,7 +7275,7 @@
       <w:r>
         <w:t xml:space="preserve"> до 5 секунд</w:t>
       </w:r>
-      <w:commentRangeEnd w:id="23"/>
+      <w:commentRangeEnd w:id="33"/>
       <w:r>
         <w:rPr>
           <w:rStyle w:val="aff"/>
@@ -1342,7 +7284,7 @@
           <w:shd w:val="clear" w:color="auto" w:fill="auto"/>
           <w:lang w:eastAsia="en-US"/>
         </w:rPr>
-        <w:commentReference w:id="23"/>
+        <w:commentReference w:id="33"/>
       </w:r>
       <w:r>
         <w:t>;</w:t>
@@ -1366,11 +7308,13 @@
       <w:pPr>
         <w:pStyle w:val="31"/>
       </w:pPr>
-      <w:bookmarkStart w:id="24" w:name="_Toc212455488"/>
+      <w:bookmarkStart w:id="34" w:name="_Toc212455488"/>
+      <w:bookmarkStart w:id="35" w:name="_Toc216210881"/>
       <w:r>
         <w:t>Требования к аппаратно-программной платформе</w:t>
       </w:r>
-      <w:bookmarkEnd w:id="24"/>
+      <w:bookmarkEnd w:id="34"/>
+      <w:bookmarkEnd w:id="35"/>
     </w:p>
     <w:p>
       <w:r>
@@ -1387,14 +7331,15 @@
         <w:spacing w:line="240" w:lineRule="auto"/>
         <w:ind w:firstLine="0"/>
       </w:pPr>
-      <w:bookmarkStart w:id="25" w:name="_Toc212455489"/>
-      <w:commentRangeStart w:id="26"/>
+      <w:bookmarkStart w:id="36" w:name="_Toc212455489"/>
+      <w:bookmarkStart w:id="37" w:name="_Toc216210882"/>
+      <w:commentRangeStart w:id="38"/>
       <w:r>
         <w:lastRenderedPageBreak/>
         <w:t>Аппаратная часть</w:t>
       </w:r>
-      <w:bookmarkEnd w:id="25"/>
-      <w:commentRangeEnd w:id="26"/>
+      <w:bookmarkEnd w:id="36"/>
+      <w:commentRangeEnd w:id="38"/>
       <w:r>
         <w:rPr>
           <w:rStyle w:val="aff"/>
@@ -1402,8 +7347,9 @@
           <w:b w:val="0"/>
           <w:bCs w:val="0"/>
         </w:rPr>
-        <w:commentReference w:id="26"/>
-      </w:r>
+        <w:commentReference w:id="38"/>
+      </w:r>
+      <w:bookmarkEnd w:id="37"/>
     </w:p>
     <w:p>
       <w:r>
@@ -1450,11 +7396,13 @@
         </w:numPr>
         <w:ind w:firstLine="0"/>
       </w:pPr>
-      <w:bookmarkStart w:id="27" w:name="_Toc212455490"/>
+      <w:bookmarkStart w:id="39" w:name="_Toc212455490"/>
+      <w:bookmarkStart w:id="40" w:name="_Toc216210883"/>
       <w:r>
         <w:t>Программная часть</w:t>
       </w:r>
-      <w:bookmarkEnd w:id="27"/>
+      <w:bookmarkEnd w:id="39"/>
+      <w:bookmarkEnd w:id="40"/>
     </w:p>
     <w:p>
       <w:pPr>
@@ -1561,12 +7509,14 @@
       <w:pPr>
         <w:pStyle w:val="31"/>
       </w:pPr>
-      <w:bookmarkStart w:id="28" w:name="_Toc212455491"/>
-      <w:commentRangeStart w:id="29"/>
+      <w:bookmarkStart w:id="41" w:name="_Toc212455491"/>
+      <w:bookmarkStart w:id="42" w:name="_Toc216210884"/>
+      <w:commentRangeStart w:id="43"/>
       <w:r>
         <w:t>Порядок контроля</w:t>
       </w:r>
-      <w:bookmarkEnd w:id="28"/>
+      <w:bookmarkEnd w:id="41"/>
+      <w:bookmarkEnd w:id="42"/>
     </w:p>
     <w:p>
       <w:r>
@@ -1575,25 +7525,27 @@
       <w:r>
         <w:t>.</w:t>
       </w:r>
-      <w:commentRangeEnd w:id="29"/>
+      <w:commentRangeEnd w:id="43"/>
       <w:r>
         <w:rPr>
           <w:rStyle w:val="aff"/>
         </w:rPr>
-        <w:commentReference w:id="29"/>
+        <w:commentReference w:id="43"/>
       </w:r>
     </w:p>
     <w:p>
       <w:pPr>
         <w:pStyle w:val="31"/>
       </w:pPr>
-      <w:bookmarkStart w:id="30" w:name="_Toc212455492"/>
-      <w:commentRangeStart w:id="31"/>
-      <w:commentRangeStart w:id="32"/>
+      <w:bookmarkStart w:id="44" w:name="_Toc212455492"/>
+      <w:bookmarkStart w:id="45" w:name="_Toc216210885"/>
+      <w:commentRangeStart w:id="46"/>
+      <w:commentRangeStart w:id="47"/>
       <w:r>
         <w:t>Требования к программной документации</w:t>
       </w:r>
-      <w:bookmarkEnd w:id="30"/>
+      <w:bookmarkEnd w:id="44"/>
+      <w:bookmarkEnd w:id="45"/>
     </w:p>
     <w:p>
       <w:r>
@@ -1636,7 +7588,7 @@
       <w:r>
         <w:t>.</w:t>
       </w:r>
-      <w:commentRangeEnd w:id="31"/>
+      <w:commentRangeEnd w:id="46"/>
       <w:r>
         <w:rPr>
           <w:rStyle w:val="aff"/>
@@ -1645,9 +7597,9 @@
           <w:shd w:val="clear" w:color="auto" w:fill="auto"/>
           <w:lang w:eastAsia="en-US"/>
         </w:rPr>
-        <w:commentReference w:id="31"/>
-      </w:r>
-      <w:commentRangeEnd w:id="32"/>
+        <w:commentReference w:id="46"/>
+      </w:r>
+      <w:commentRangeEnd w:id="47"/>
       <w:r>
         <w:rPr>
           <w:rStyle w:val="aff"/>
@@ -1656,14 +7608,15 @@
           <w:shd w:val="clear" w:color="auto" w:fill="auto"/>
           <w:lang w:eastAsia="en-US"/>
         </w:rPr>
-        <w:commentReference w:id="32"/>
+        <w:commentReference w:id="47"/>
       </w:r>
     </w:p>
     <w:p>
       <w:pPr>
         <w:pStyle w:val="31"/>
       </w:pPr>
-      <w:bookmarkStart w:id="33" w:name="_Toc212455493"/>
+      <w:bookmarkStart w:id="48" w:name="_Toc212455493"/>
+      <w:bookmarkStart w:id="49" w:name="_Toc216210886"/>
       <w:r>
         <w:t>Стадии</w:t>
       </w:r>
@@ -1673,10 +7626,11 @@
       <w:r>
         <w:t>разработки</w:t>
       </w:r>
-      <w:bookmarkEnd w:id="33"/>
-    </w:p>
-    <w:p>
-      <w:commentRangeStart w:id="34"/>
+      <w:bookmarkEnd w:id="48"/>
+      <w:bookmarkEnd w:id="49"/>
+    </w:p>
+    <w:p>
+      <w:commentRangeStart w:id="50"/>
       <w:r>
         <w:t>Согласно ГОСТ Р ИСО/МЭК 12207–2010</w:t>
       </w:r>
@@ -1829,23 +7783,25 @@
       <w:r>
         <w:t>испытаний и приёмки предусматривает проведение функциональных, нефункциональных и пользовательских тестов, подготовку отчёта о соответствии системы техническому заданию и оформление итоговой документации.</w:t>
       </w:r>
-      <w:commentRangeEnd w:id="34"/>
+      <w:commentRangeEnd w:id="50"/>
       <w:r>
         <w:rPr>
           <w:rStyle w:val="aff"/>
         </w:rPr>
-        <w:commentReference w:id="34"/>
+        <w:commentReference w:id="50"/>
       </w:r>
     </w:p>
     <w:p>
       <w:pPr>
         <w:pStyle w:val="23"/>
       </w:pPr>
-      <w:bookmarkStart w:id="35" w:name="_Toc212455495"/>
+      <w:bookmarkStart w:id="51" w:name="_Toc212455495"/>
+      <w:bookmarkStart w:id="52" w:name="_Toc216210887"/>
       <w:r>
         <w:t>Вывод по исследовательскому разделу</w:t>
       </w:r>
-      <w:bookmarkEnd w:id="35"/>
+      <w:bookmarkEnd w:id="51"/>
+      <w:bookmarkEnd w:id="52"/>
     </w:p>
     <w:p>
       <w:r>
@@ -1857,13 +7813,13 @@
       <w:r>
         <w:t xml:space="preserve"> недостаток прозрачности, отсутствие доверительных интервалов и системного подбора сопоставимых объектов; их компенсация положена в основу требований к разрабатываемой системе (интервальная оценка, интерпретируемость, компараблы). На этой базе сформулированы цель и задачи, а также подготовлено компактное техническое задание, определяющее функционал, нефункциональные характеристики и контуры дальнейшего проектирования и реализации.</w:t>
       </w:r>
-      <w:commentRangeStart w:id="36"/>
-      <w:commentRangeEnd w:id="36"/>
+      <w:commentRangeStart w:id="53"/>
+      <w:commentRangeEnd w:id="53"/>
       <w:r>
         <w:rPr>
           <w:rStyle w:val="aff"/>
         </w:rPr>
-        <w:commentReference w:id="36"/>
+        <w:commentReference w:id="53"/>
       </w:r>
       <w:r>
         <w:br w:type="page"/>
@@ -1873,8 +7829,9 @@
       <w:pPr>
         <w:pStyle w:val="a0"/>
       </w:pPr>
-      <w:bookmarkStart w:id="37" w:name="_Toc212455496"/>
-      <w:commentRangeStart w:id="38"/>
+      <w:bookmarkStart w:id="54" w:name="_Toc212455496"/>
+      <w:bookmarkStart w:id="55" w:name="_Toc216210888"/>
+      <w:commentRangeStart w:id="56"/>
       <w:r>
         <w:lastRenderedPageBreak/>
         <w:t>АНАЛИТИЧЕСКИ</w:t>
@@ -1885,8 +7842,8 @@
       <w:r>
         <w:t xml:space="preserve"> РАЗДЕЛ</w:t>
       </w:r>
-      <w:bookmarkEnd w:id="37"/>
-      <w:commentRangeEnd w:id="38"/>
+      <w:bookmarkEnd w:id="54"/>
+      <w:commentRangeEnd w:id="56"/>
       <w:r>
         <w:rPr>
           <w:rStyle w:val="aff"/>
@@ -1897,8 +7854,9 @@
           <w:kern w:val="0"/>
           <w:lang w:eastAsia="en-US"/>
         </w:rPr>
-        <w:commentReference w:id="38"/>
-      </w:r>
+        <w:commentReference w:id="56"/>
+      </w:r>
+      <w:bookmarkEnd w:id="55"/>
     </w:p>
     <w:p>
       <w:r>
@@ -1918,18 +7876,20 @@
       <w:pPr>
         <w:pStyle w:val="23"/>
       </w:pPr>
+      <w:bookmarkStart w:id="57" w:name="_Toc216210889"/>
       <w:r>
         <w:t>Выбор языка и инструментов программирования</w:t>
       </w:r>
-    </w:p>
-    <w:p>
-      <w:commentRangeStart w:id="39"/>
-      <w:commentRangeEnd w:id="39"/>
+      <w:bookmarkEnd w:id="57"/>
+    </w:p>
+    <w:p>
+      <w:commentRangeStart w:id="58"/>
+      <w:commentRangeEnd w:id="58"/>
       <w:r>
         <w:rPr>
           <w:rStyle w:val="aff"/>
         </w:rPr>
-        <w:commentReference w:id="39"/>
+        <w:commentReference w:id="58"/>
       </w:r>
       <w:r>
         <w:t xml:space="preserve">Основным </w:t>
@@ -1998,7 +7958,7 @@
       <w:pPr>
         <w:pStyle w:val="20"/>
       </w:pPr>
-      <w:commentRangeStart w:id="40"/>
+      <w:commentRangeStart w:id="59"/>
       <w:r>
         <w:t xml:space="preserve">pandas / NumPy </w:t>
       </w:r>
@@ -2048,13 +8008,13 @@
       <w:r>
         <w:t>.</w:t>
       </w:r>
-      <w:commentRangeEnd w:id="40"/>
+      <w:commentRangeEnd w:id="59"/>
       <w:r>
         <w:rPr>
           <w:rStyle w:val="aff"/>
           <w:rFonts w:cstheme="minorBidi"/>
         </w:rPr>
-        <w:commentReference w:id="40"/>
+        <w:commentReference w:id="59"/>
       </w:r>
     </w:p>
     <w:p>
@@ -2074,7 +8034,7 @@
       <w:pPr>
         <w:pStyle w:val="20"/>
       </w:pPr>
-      <w:commentRangeStart w:id="41"/>
+      <w:commentRangeStart w:id="60"/>
       <w:r>
         <w:t xml:space="preserve">scikit-learn </w:t>
       </w:r>
@@ -2138,17 +8098,17 @@
       <w:r>
         <w:t>ад деревьями решений</w:t>
       </w:r>
-      <w:commentRangeStart w:id="42"/>
+      <w:commentRangeStart w:id="61"/>
       <w:r>
         <w:t xml:space="preserve"> </w:t>
       </w:r>
-      <w:commentRangeEnd w:id="42"/>
+      <w:commentRangeEnd w:id="61"/>
       <w:r>
         <w:rPr>
           <w:rStyle w:val="aff"/>
           <w:rFonts w:cstheme="minorBidi"/>
         </w:rPr>
-        <w:commentReference w:id="42"/>
+        <w:commentReference w:id="61"/>
       </w:r>
       <w:r>
         <w:t>для табличных данных</w:t>
@@ -2245,13 +8205,13 @@
       <w:r>
         <w:t>– построение доверительных интервалов поверх произвольной модели.</w:t>
       </w:r>
-      <w:commentRangeEnd w:id="41"/>
+      <w:commentRangeEnd w:id="60"/>
       <w:r>
         <w:rPr>
           <w:rStyle w:val="aff"/>
           <w:rFonts w:cstheme="minorBidi"/>
         </w:rPr>
-        <w:commentReference w:id="41"/>
+        <w:commentReference w:id="60"/>
       </w:r>
     </w:p>
     <w:p>
@@ -2336,13 +8296,13 @@
       <w:r>
         <w:t>контейнеризация среды инференса и вспомогательных сервисов.</w:t>
       </w:r>
-      <w:commentRangeStart w:id="43"/>
-      <w:commentRangeEnd w:id="43"/>
+      <w:commentRangeStart w:id="62"/>
+      <w:commentRangeEnd w:id="62"/>
       <w:r>
         <w:rPr>
           <w:rStyle w:val="aff"/>
         </w:rPr>
-        <w:commentReference w:id="43"/>
+        <w:commentReference w:id="62"/>
       </w:r>
     </w:p>
     <w:p>
@@ -2579,11 +8539,11 @@
       <w:r>
         <w:t xml:space="preserve">компактное </w:t>
       </w:r>
-      <w:commentRangeStart w:id="44"/>
+      <w:commentRangeStart w:id="63"/>
       <w:r>
         <w:t xml:space="preserve">колоночное </w:t>
       </w:r>
-      <w:commentRangeEnd w:id="44"/>
+      <w:commentRangeEnd w:id="63"/>
       <w:r>
         <w:rPr>
           <w:rStyle w:val="aff"/>
@@ -2592,7 +8552,7 @@
           <w:shd w:val="clear" w:color="auto" w:fill="auto"/>
           <w:lang w:eastAsia="en-US"/>
         </w:rPr>
-        <w:commentReference w:id="44"/>
+        <w:commentReference w:id="63"/>
       </w:r>
       <w:r>
         <w:t>хранилище витрин/фичей</w:t>
@@ -2662,16 +8622,17 @@
       <w:pPr>
         <w:pStyle w:val="23"/>
       </w:pPr>
-      <w:bookmarkStart w:id="45" w:name="_Toc212455498"/>
-      <w:commentRangeStart w:id="46"/>
+      <w:bookmarkStart w:id="64" w:name="_Toc212455498"/>
+      <w:bookmarkStart w:id="65" w:name="_Toc216210890"/>
+      <w:commentRangeStart w:id="66"/>
       <w:r>
         <w:t xml:space="preserve">Обоснование </w:t>
       </w:r>
-      <w:bookmarkEnd w:id="45"/>
+      <w:bookmarkEnd w:id="64"/>
       <w:r>
         <w:t>выбора методов прогнозирования и компонентов решения</w:t>
       </w:r>
-      <w:commentRangeEnd w:id="46"/>
+      <w:commentRangeEnd w:id="66"/>
       <w:r>
         <w:rPr>
           <w:rStyle w:val="aff"/>
@@ -2679,8 +8640,9 @@
           <w:b w:val="0"/>
           <w:shd w:val="clear" w:color="auto" w:fill="auto"/>
         </w:rPr>
-        <w:commentReference w:id="46"/>
-      </w:r>
+        <w:commentReference w:id="66"/>
+      </w:r>
+      <w:bookmarkEnd w:id="65"/>
     </w:p>
     <w:p>
       <w:r>
@@ -2725,30 +8687,30 @@
       <w:r>
         <w:t>над</w:t>
       </w:r>
-      <w:commentRangeStart w:id="47"/>
+      <w:commentRangeStart w:id="67"/>
       <w:r>
         <w:t xml:space="preserve"> деревьям решений </w:t>
       </w:r>
-      <w:commentRangeEnd w:id="47"/>
+      <w:commentRangeEnd w:id="67"/>
       <w:r>
         <w:rPr>
           <w:rStyle w:val="aff"/>
         </w:rPr>
-        <w:commentReference w:id="47"/>
+        <w:commentReference w:id="67"/>
       </w:r>
       <w:r>
         <w:t xml:space="preserve">и дополняется </w:t>
       </w:r>
-      <w:commentRangeStart w:id="48"/>
+      <w:commentRangeStart w:id="68"/>
       <w:r>
         <w:t xml:space="preserve">модулями неопределённости, </w:t>
       </w:r>
-      <w:commentRangeEnd w:id="48"/>
+      <w:commentRangeEnd w:id="68"/>
       <w:r>
         <w:rPr>
           <w:rStyle w:val="aff"/>
         </w:rPr>
-        <w:commentReference w:id="48"/>
+        <w:commentReference w:id="68"/>
       </w:r>
       <w:r>
         <w:t>интерпретации и отбора сопоставимых объектов.</w:t>
@@ -3301,7 +9263,7 @@
         </w:rPr>
         <w:t xml:space="preserve">детектор </w:t>
       </w:r>
-      <w:commentRangeStart w:id="49"/>
+      <w:commentRangeStart w:id="69"/>
       <w:r>
         <w:rPr>
           <w:rStyle w:val="affd"/>
@@ -3311,7 +9273,7 @@
       <w:r>
         <w:t xml:space="preserve"> </w:t>
       </w:r>
-      <w:commentRangeEnd w:id="49"/>
+      <w:commentRangeEnd w:id="69"/>
       <w:r>
         <w:rPr>
           <w:rStyle w:val="aff"/>
@@ -3320,7 +9282,7 @@
           <w:shd w:val="clear" w:color="auto" w:fill="auto"/>
           <w:lang w:eastAsia="en-US"/>
         </w:rPr>
-        <w:commentReference w:id="49"/>
+        <w:commentReference w:id="69"/>
       </w:r>
       <w:r>
         <w:t>(например, Isolation Forest или расстояние до обучающего многообразия в пространстве признаков);</w:t>
@@ -3352,7 +9314,7 @@
       <w:r>
         <w:t xml:space="preserve">Все шаги описываются </w:t>
       </w:r>
-      <w:commentRangeStart w:id="50"/>
+      <w:commentRangeStart w:id="70"/>
       <w:r>
         <w:t xml:space="preserve">YAML-конфигами, команды </w:t>
       </w:r>
@@ -3362,12 +9324,12 @@
       <w:r>
         <w:t xml:space="preserve"> единым CLI </w:t>
       </w:r>
-      <w:commentRangeEnd w:id="50"/>
+      <w:commentRangeEnd w:id="70"/>
       <w:r>
         <w:rPr>
           <w:rStyle w:val="aff"/>
         </w:rPr>
-        <w:commentReference w:id="50"/>
+        <w:commentReference w:id="70"/>
       </w:r>
       <w:r>
         <w:t>на Typer. Это обеспечивает воспроизводимость экспериментов и переносимость сценариев.</w:t>
@@ -3507,7 +9469,7 @@
           <w:rFonts w:eastAsia="Times New Roman"/>
         </w:rPr>
       </w:pPr>
-      <w:commentRangeStart w:id="51"/>
+      <w:commentRangeStart w:id="71"/>
       <w:r>
         <w:rPr>
           <w:rFonts w:eastAsia="Times New Roman"/>
@@ -3515,7 +9477,7 @@
         <w:lastRenderedPageBreak/>
         <w:t xml:space="preserve">поддерживается </w:t>
       </w:r>
-      <w:commentRangeEnd w:id="51"/>
+      <w:commentRangeEnd w:id="71"/>
       <w:r>
         <w:rPr>
           <w:rStyle w:val="aff"/>
@@ -3524,7 +9486,7 @@
           <w:shd w:val="clear" w:color="auto" w:fill="auto"/>
           <w:lang w:eastAsia="en-US"/>
         </w:rPr>
-        <w:commentReference w:id="51"/>
+        <w:commentReference w:id="71"/>
       </w:r>
       <w:r>
         <w:rPr>
@@ -3668,9 +9630,11 @@
       <w:pPr>
         <w:pStyle w:val="23"/>
       </w:pPr>
+      <w:bookmarkStart w:id="72" w:name="_Toc216210891"/>
       <w:r>
         <w:t>Модель бизнес-процесса в нотации IDEF0</w:t>
       </w:r>
+      <w:bookmarkEnd w:id="72"/>
     </w:p>
     <w:p>
       <w:r>
@@ -3683,7 +9647,7 @@
       </w:r>
     </w:p>
     <w:p>
-      <w:commentRangeStart w:id="52"/>
+      <w:commentRangeStart w:id="73"/>
       <w:r>
         <w:lastRenderedPageBreak/>
         <w:t xml:space="preserve">На вход подаются </w:t>
@@ -3718,12 +9682,12 @@
       <w:r>
         <w:t xml:space="preserve"> На выход получаются цена (точка) и доверительный интервал, краткие объяснения, компараблы и отчёт (PDF/HTML). </w:t>
       </w:r>
-      <w:commentRangeEnd w:id="52"/>
+      <w:commentRangeEnd w:id="73"/>
       <w:r>
         <w:rPr>
           <w:rStyle w:val="aff"/>
         </w:rPr>
-        <w:commentReference w:id="52"/>
+        <w:commentReference w:id="73"/>
       </w:r>
       <w:r>
         <w:t>Контекстный уровень представлен на Рисунке 2.</w:t>
@@ -3742,7 +9706,7 @@
           <w:lang w:val="en-US"/>
         </w:rPr>
       </w:pPr>
-      <w:commentRangeStart w:id="53"/>
+      <w:commentRangeStart w:id="74"/>
       <w:r>
         <w:rPr>
           <w:noProof/>
@@ -3795,7 +9759,7 @@
       <w:r>
         <w:t xml:space="preserve">Контекстный уровень «Интеллектуальная система анализа </w:t>
       </w:r>
-      <w:commentRangeEnd w:id="53"/>
+      <w:commentRangeEnd w:id="74"/>
       <w:r>
         <w:rPr>
           <w:rStyle w:val="aff"/>
@@ -3804,7 +9768,7 @@
           <w:color w:val="auto"/>
           <w:lang w:eastAsia="en-US"/>
         </w:rPr>
-        <w:commentReference w:id="53"/>
+        <w:commentReference w:id="74"/>
       </w:r>
       <w:r>
         <w:t>недвижимости»</w:t>
@@ -3814,7 +9778,7 @@
       <w:r>
         <w:t xml:space="preserve">Далее выполняется декомпозиция контекстного уровня на три ключевых процесса: подготовка и обогащение входа, прогноз и объяснение, формирование результата. Декомпозиция контекстного уровня представлена </w:t>
       </w:r>
-      <w:commentRangeStart w:id="54"/>
+      <w:commentRangeStart w:id="75"/>
       <w:r>
         <w:t>на Рисунке 2.</w:t>
       </w:r>
@@ -3824,12 +9788,12 @@
       <w:r>
         <w:t>.</w:t>
       </w:r>
-      <w:commentRangeEnd w:id="54"/>
+      <w:commentRangeEnd w:id="75"/>
       <w:r>
         <w:rPr>
           <w:rStyle w:val="aff"/>
         </w:rPr>
-        <w:commentReference w:id="54"/>
+        <w:commentReference w:id="75"/>
       </w:r>
     </w:p>
     <w:p>
@@ -3837,7 +9801,7 @@
         <w:ind w:firstLine="0"/>
         <w:jc w:val="center"/>
       </w:pPr>
-      <w:commentRangeStart w:id="55"/>
+      <w:commentRangeStart w:id="76"/>
       <w:r>
         <w:rPr>
           <w:noProof/>
@@ -3899,7 +9863,7 @@
       <w:r>
         <w:t xml:space="preserve"> Декомпозиция контекстного уровня</w:t>
       </w:r>
-      <w:commentRangeEnd w:id="55"/>
+      <w:commentRangeEnd w:id="76"/>
       <w:r>
         <w:rPr>
           <w:rStyle w:val="aff"/>
@@ -3908,7 +9872,7 @@
           <w:color w:val="auto"/>
           <w:lang w:eastAsia="en-US"/>
         </w:rPr>
-        <w:commentReference w:id="55"/>
+        <w:commentReference w:id="76"/>
       </w:r>
     </w:p>
     <w:p>
@@ -3957,7 +9921,7 @@
         <w:ind w:firstLine="0"/>
         <w:jc w:val="center"/>
       </w:pPr>
-      <w:commentRangeStart w:id="56"/>
+      <w:commentRangeStart w:id="77"/>
       <w:r>
         <w:rPr>
           <w:noProof/>
@@ -4009,7 +9973,7 @@
       <w:r>
         <w:t>Декомпозиция блока «Подготовка и обогащение входа»</w:t>
       </w:r>
-      <w:commentRangeEnd w:id="56"/>
+      <w:commentRangeEnd w:id="77"/>
       <w:r>
         <w:rPr>
           <w:rStyle w:val="aff"/>
@@ -4018,7 +9982,7 @@
           <w:color w:val="auto"/>
           <w:lang w:eastAsia="en-US"/>
         </w:rPr>
-        <w:commentReference w:id="56"/>
+        <w:commentReference w:id="77"/>
       </w:r>
     </w:p>
     <w:p>
@@ -4038,7 +10002,7 @@
       <w:pPr>
         <w:pStyle w:val="20"/>
       </w:pPr>
-      <w:commentRangeStart w:id="57"/>
+      <w:commentRangeStart w:id="78"/>
       <w:r>
         <w:rPr>
           <w:b/>
@@ -4195,7 +10159,7 @@
       <w:r>
         <w:t>бъединение объектных и геопризнаков в минимальный вектор для модели; фиксация служебных меток. Выход: «Вектор признаков для инференса».</w:t>
       </w:r>
-      <w:commentRangeEnd w:id="57"/>
+      <w:commentRangeEnd w:id="78"/>
       <w:r>
         <w:rPr>
           <w:rStyle w:val="aff"/>
@@ -4204,7 +10168,7 @@
           <w:shd w:val="clear" w:color="auto" w:fill="auto"/>
           <w:lang w:eastAsia="en-US"/>
         </w:rPr>
-        <w:commentReference w:id="57"/>
+        <w:commentReference w:id="78"/>
       </w:r>
     </w:p>
     <w:p>
@@ -4239,12 +10203,13 @@
       <w:pPr>
         <w:pStyle w:val="23"/>
       </w:pPr>
-      <w:bookmarkStart w:id="58" w:name="_Toc212455500"/>
-      <w:commentRangeStart w:id="59"/>
+      <w:bookmarkStart w:id="79" w:name="_Toc212455500"/>
+      <w:bookmarkStart w:id="80" w:name="_Toc216210892"/>
+      <w:commentRangeStart w:id="81"/>
       <w:r>
         <w:t>Анализ архитектуры системы</w:t>
       </w:r>
-      <w:commentRangeEnd w:id="59"/>
+      <w:commentRangeEnd w:id="81"/>
       <w:r>
         <w:rPr>
           <w:rStyle w:val="aff"/>
@@ -4252,9 +10217,10 @@
           <w:b w:val="0"/>
           <w:shd w:val="clear" w:color="auto" w:fill="auto"/>
         </w:rPr>
-        <w:commentReference w:id="59"/>
-      </w:r>
-      <w:bookmarkEnd w:id="58"/>
+        <w:commentReference w:id="81"/>
+      </w:r>
+      <w:bookmarkEnd w:id="79"/>
+      <w:bookmarkEnd w:id="80"/>
     </w:p>
     <w:p>
       <w:r>
@@ -4264,7 +10230,7 @@
         <w:lastRenderedPageBreak/>
         <w:t xml:space="preserve">неопределённости (квантильный/конформный), по уровню геообогащения (минимальный/расширенный) и по каналу выдачи результата (API/отчёт). После подготовки признаков выполняется расчёт прогноза и объяснений, затем – подбор компараблов; результаты сливаются в единый ответ с картой и кратким отчётом. </w:t>
       </w:r>
-      <w:commentRangeStart w:id="60"/>
+      <w:commentRangeStart w:id="82"/>
       <w:r>
         <w:t>Архитектура интеллектуальной системы анализа недвижимости представлена на Рисунке 2.4.</w:t>
       </w:r>
@@ -4334,7 +10300,7 @@
       <w:r>
         <w:t>Рисунок 2.4 – Архитектура интеллектуальной системы анализа недвижимости</w:t>
       </w:r>
-      <w:commentRangeEnd w:id="60"/>
+      <w:commentRangeEnd w:id="82"/>
       <w:r>
         <w:rPr>
           <w:rStyle w:val="aff"/>
@@ -4343,7 +10309,7 @@
           <w:color w:val="auto"/>
           <w:lang w:eastAsia="en-US"/>
         </w:rPr>
-        <w:commentReference w:id="60"/>
+        <w:commentReference w:id="82"/>
       </w:r>
     </w:p>
     <w:p>
@@ -4565,12 +10531,13 @@
       <w:pPr>
         <w:pStyle w:val="23"/>
       </w:pPr>
-      <w:bookmarkStart w:id="61" w:name="_Toc212455501"/>
-      <w:commentRangeStart w:id="62"/>
+      <w:bookmarkStart w:id="83" w:name="_Toc212455501"/>
+      <w:bookmarkStart w:id="84" w:name="_Toc216210893"/>
+      <w:commentRangeStart w:id="85"/>
       <w:r>
         <w:t>Вывод по аналитическому разделу</w:t>
       </w:r>
-      <w:commentRangeEnd w:id="62"/>
+      <w:commentRangeEnd w:id="85"/>
       <w:r>
         <w:rPr>
           <w:rStyle w:val="aff"/>
@@ -4578,12 +10545,13 @@
           <w:b w:val="0"/>
           <w:shd w:val="clear" w:color="auto" w:fill="auto"/>
         </w:rPr>
-        <w:commentReference w:id="62"/>
-      </w:r>
-      <w:bookmarkEnd w:id="61"/>
-    </w:p>
-    <w:p>
-      <w:commentRangeStart w:id="63"/>
+        <w:commentReference w:id="85"/>
+      </w:r>
+      <w:bookmarkEnd w:id="83"/>
+      <w:bookmarkEnd w:id="84"/>
+    </w:p>
+    <w:p>
+      <w:commentRangeStart w:id="86"/>
       <w:r>
         <w:t>В аналитическом разделе последовательно уточнены ключевые аспекты построения интеллектуальной системы анализа недвижимости. Сформулированы цели и ограничения решения с позиции технического задания и практических рисков данных: неоднородность входной информации, пространственно-временная зависимость цен, необходимость прозрачных объяснений и корректной оценки неопределённости. Зафиксированы базовые критерии качества: воспроизводимость результатов (версионирование данных и моделей), честность оценки (валидные сплиты по времени и пространству), прикладные метрики прогноза (MA</w:t>
       </w:r>
@@ -4642,12 +10610,12 @@
       <w:r>
         <w:t>готовая к реализации и экспериментальной проверке в технологическом разделе по метрикам качества прогноза и интервалов, производительности и устойчивости к изменению данных.</w:t>
       </w:r>
-      <w:commentRangeEnd w:id="63"/>
+      <w:commentRangeEnd w:id="86"/>
       <w:r>
         <w:rPr>
           <w:rStyle w:val="aff"/>
         </w:rPr>
-        <w:commentReference w:id="63"/>
+        <w:commentReference w:id="86"/>
       </w:r>
     </w:p>
     <w:p>
@@ -4668,13 +10636,14 @@
       <w:pPr>
         <w:pStyle w:val="a0"/>
       </w:pPr>
-      <w:bookmarkStart w:id="64" w:name="_Toc212455502"/>
-      <w:commentRangeStart w:id="65"/>
+      <w:bookmarkStart w:id="87" w:name="_Toc212455502"/>
+      <w:bookmarkStart w:id="88" w:name="_Toc216210894"/>
+      <w:commentRangeStart w:id="89"/>
       <w:r>
         <w:lastRenderedPageBreak/>
         <w:t>ТЕХНОЛОГИЧЕСКИЙ РАЗДЕЛ</w:t>
       </w:r>
-      <w:commentRangeEnd w:id="65"/>
+      <w:commentRangeEnd w:id="89"/>
       <w:r>
         <w:rPr>
           <w:rStyle w:val="aff"/>
@@ -4685,9 +10654,10 @@
           <w:kern w:val="0"/>
           <w:lang w:eastAsia="en-US"/>
         </w:rPr>
-        <w:commentReference w:id="65"/>
-      </w:r>
-      <w:bookmarkEnd w:id="64"/>
+        <w:commentReference w:id="89"/>
+      </w:r>
+      <w:bookmarkEnd w:id="87"/>
+      <w:bookmarkEnd w:id="88"/>
     </w:p>
     <w:p>
       <w:pPr>
@@ -4695,7 +10665,7 @@
           <w:lang w:eastAsia="ru-RU"/>
         </w:rPr>
       </w:pPr>
-      <w:commentRangeStart w:id="66"/>
+      <w:commentRangeStart w:id="90"/>
       <w:r>
         <w:rPr>
           <w:lang w:eastAsia="ru-RU"/>
@@ -4715,27 +10685,28 @@
         </w:rPr>
         <w:t>Отдельное внимание уделено качеству и надёжности: приводятся сценарии и результаты тестирования (модульного, интеграционного, системного и нагрузочного, а также ручной приёмки), описывается методика расчёта надёжности программного продукта после финальной сборки. Представлено руководство пользователя с типовыми вариантами использования (use-cases), формами ввода и сообщениями об ошибках/предупреждениях. В завершение раздела приведены фактические показатели работы системы: точность и покрытие интервальных предсказаний, время отклика, требования к ресурсам и объёмам хранилищ, что позволяет оценить соответствие решения требованиям ТЗ и его прикладную ценность.</w:t>
       </w:r>
-      <w:commentRangeEnd w:id="66"/>
+      <w:commentRangeEnd w:id="90"/>
       <w:r>
         <w:rPr>
           <w:rStyle w:val="aff"/>
         </w:rPr>
-        <w:commentReference w:id="66"/>
+        <w:commentReference w:id="90"/>
       </w:r>
     </w:p>
     <w:p>
       <w:pPr>
         <w:pStyle w:val="23"/>
       </w:pPr>
-      <w:bookmarkStart w:id="67" w:name="_Toc212455503"/>
+      <w:bookmarkStart w:id="91" w:name="_Toc212455503"/>
+      <w:bookmarkStart w:id="92" w:name="_Toc216210895"/>
       <w:r>
         <w:t>Подготовка данных для обучения модел</w:t>
       </w:r>
       <w:r>
         <w:t>и</w:t>
       </w:r>
-      <w:commentRangeStart w:id="68"/>
-      <w:commentRangeEnd w:id="68"/>
+      <w:commentRangeStart w:id="93"/>
+      <w:commentRangeEnd w:id="93"/>
       <w:r>
         <w:rPr>
           <w:rStyle w:val="aff"/>
@@ -4743,9 +10714,10 @@
           <w:b w:val="0"/>
           <w:shd w:val="clear" w:color="auto" w:fill="auto"/>
         </w:rPr>
-        <w:commentReference w:id="68"/>
-      </w:r>
-      <w:bookmarkEnd w:id="67"/>
+        <w:commentReference w:id="93"/>
+      </w:r>
+      <w:bookmarkEnd w:id="91"/>
+      <w:bookmarkEnd w:id="92"/>
     </w:p>
     <w:p>
       <w:r>
@@ -4907,11 +10879,11 @@
         <w:lastRenderedPageBreak/>
         <w:t>текстовые маркеры из описаний (простые фичи: «ремонт», «мебель», «</w:t>
       </w:r>
-      <w:commentRangeStart w:id="69"/>
+      <w:commentRangeStart w:id="94"/>
       <w:r>
         <w:t>вид</w:t>
       </w:r>
-      <w:commentRangeEnd w:id="69"/>
+      <w:commentRangeEnd w:id="94"/>
       <w:r>
         <w:rPr>
           <w:rStyle w:val="aff"/>
@@ -4920,7 +10892,7 @@
           <w:shd w:val="clear" w:color="auto" w:fill="auto"/>
           <w:lang w:eastAsia="en-US"/>
         </w:rPr>
-        <w:commentReference w:id="69"/>
+        <w:commentReference w:id="94"/>
       </w:r>
       <w:r>
         <w:t>», «балкон» и пр.).</w:t>
@@ -4930,16 +10902,16 @@
       <w:r>
         <w:t xml:space="preserve">Чтобы избежать </w:t>
       </w:r>
-      <w:commentRangeStart w:id="70"/>
+      <w:commentRangeStart w:id="95"/>
       <w:r>
         <w:t xml:space="preserve">утечки </w:t>
       </w:r>
-      <w:commentRangeEnd w:id="70"/>
+      <w:commentRangeEnd w:id="95"/>
       <w:r>
         <w:rPr>
           <w:rStyle w:val="aff"/>
         </w:rPr>
-        <w:commentReference w:id="70"/>
+        <w:commentReference w:id="95"/>
       </w:r>
       <w:r>
         <w:t>и завышения метрик, применялось:</w:t>
@@ -5135,9 +11107,11 @@
       <w:r>
         <w:t xml:space="preserve"> </w:t>
       </w:r>
+      <w:bookmarkStart w:id="96" w:name="_Toc216210896"/>
       <w:r>
         <w:t>Обучение нейронной сети</w:t>
       </w:r>
+      <w:bookmarkEnd w:id="96"/>
     </w:p>
     <w:p>
       <w:r>
@@ -5268,16 +11242,16 @@
       <w:r>
         <w:t xml:space="preserve">Нейронная сеть (MLP) – лёгкая полносвязная архитектура для табличных данных: вход – конкатенация нормализованных числовых признаков и закодированных категориальных; </w:t>
       </w:r>
-      <w:commentRangeStart w:id="71"/>
+      <w:commentRangeStart w:id="97"/>
       <w:r>
         <w:t xml:space="preserve">«спинка» </w:t>
       </w:r>
-      <w:commentRangeEnd w:id="71"/>
+      <w:commentRangeEnd w:id="97"/>
       <w:r>
         <w:rPr>
           <w:rStyle w:val="aff"/>
         </w:rPr>
-        <w:commentReference w:id="71"/>
+        <w:commentReference w:id="97"/>
       </w:r>
       <w:r>
         <w:t>сети – 2–4 полносвязных слоя с BatchNorm и Dropout; активации – ReLU/SiLU. Выходной блок реализован в двух вариантах:</w:t>
@@ -5704,9 +11678,11 @@
       <w:pPr>
         <w:pStyle w:val="23"/>
       </w:pPr>
+      <w:bookmarkStart w:id="98" w:name="_Toc216210897"/>
       <w:r>
         <w:t>Описание программной реализации</w:t>
       </w:r>
+      <w:bookmarkEnd w:id="98"/>
     </w:p>
     <w:p>
       <w:r>
@@ -5733,12 +11709,14 @@
           <w:lang w:val="en-US"/>
         </w:rPr>
       </w:pPr>
+      <w:bookmarkStart w:id="99" w:name="_Toc216210898"/>
       <w:r>
         <w:rPr>
           <w:lang w:val="en-US"/>
         </w:rPr>
         <w:t>ML-сервис</w:t>
       </w:r>
+      <w:bookmarkEnd w:id="99"/>
     </w:p>
     <w:p>
       <w:r>
@@ -5746,14 +11724,14 @@
       </w:r>
     </w:p>
     <w:p>
-      <w:bookmarkStart w:id="72" w:name="_Hlk214796388"/>
+      <w:bookmarkStart w:id="100" w:name="_Hlk214796388"/>
       <w:r>
         <w:t xml:space="preserve">Общая структура </w:t>
       </w:r>
       <w:r>
         <w:t>указана на Рисунке 3.1:</w:t>
       </w:r>
-      <w:bookmarkEnd w:id="72"/>
+      <w:bookmarkEnd w:id="100"/>
     </w:p>
     <w:p>
       <w:pPr>
@@ -5763,7 +11741,7 @@
           <w:lang w:val="en-US"/>
         </w:rPr>
       </w:pPr>
-      <w:commentRangeStart w:id="73"/>
+      <w:commentRangeStart w:id="101"/>
       <w:r>
         <w:rPr>
           <w:noProof/>
@@ -5837,7 +11815,7 @@
       <w:r>
         <w:t>-сервиса</w:t>
       </w:r>
-      <w:commentRangeEnd w:id="73"/>
+      <w:commentRangeEnd w:id="101"/>
       <w:r>
         <w:rPr>
           <w:rStyle w:val="aff"/>
@@ -5846,7 +11824,7 @@
           <w:color w:val="auto"/>
           <w:lang w:eastAsia="en-US"/>
         </w:rPr>
-        <w:commentReference w:id="73"/>
+        <w:commentReference w:id="101"/>
       </w:r>
     </w:p>
     <w:p>
@@ -6088,6 +12066,7 @@
           <w:lang w:val="en-US"/>
         </w:rPr>
       </w:pPr>
+      <w:bookmarkStart w:id="102" w:name="_Toc216210899"/>
       <w:r>
         <w:rPr>
           <w:lang w:val="en-US"/>
@@ -6095,6 +12074,7 @@
         <w:lastRenderedPageBreak/>
         <w:t>Backend-шлюз</w:t>
       </w:r>
+      <w:bookmarkEnd w:id="102"/>
     </w:p>
     <w:p>
       <w:r>
@@ -6107,7 +12087,7 @@
           <w:noProof/>
         </w:rPr>
       </w:pPr>
-      <w:bookmarkStart w:id="74" w:name="_Hlk214806030"/>
+      <w:bookmarkStart w:id="103" w:name="_Hlk214806030"/>
       <w:r>
         <w:t>Общая структура указана на Рисунке 3.</w:t>
       </w:r>
@@ -6117,7 +12097,7 @@
       <w:r>
         <w:t>:</w:t>
       </w:r>
-      <w:bookmarkEnd w:id="74"/>
+      <w:bookmarkEnd w:id="103"/>
       <w:r>
         <w:rPr>
           <w:noProof/>
@@ -6133,7 +12113,7 @@
           <w:lang w:val="en-US"/>
         </w:rPr>
       </w:pPr>
-      <w:commentRangeStart w:id="75"/>
+      <w:commentRangeStart w:id="104"/>
       <w:r>
         <w:rPr>
           <w:noProof/>
@@ -6217,7 +12197,7 @@
       <w:r>
         <w:t>шлюза</w:t>
       </w:r>
-      <w:commentRangeEnd w:id="75"/>
+      <w:commentRangeEnd w:id="104"/>
       <w:r>
         <w:rPr>
           <w:rStyle w:val="aff"/>
@@ -6226,16 +12206,16 @@
           <w:color w:val="auto"/>
           <w:lang w:eastAsia="en-US"/>
         </w:rPr>
-        <w:commentReference w:id="75"/>
-      </w:r>
-    </w:p>
-    <w:p>
-      <w:bookmarkStart w:id="76" w:name="_Hlk214806649"/>
+        <w:commentReference w:id="104"/>
+      </w:r>
+    </w:p>
+    <w:p>
+      <w:bookmarkStart w:id="105" w:name="_Hlk214806649"/>
       <w:r>
         <w:t>Основные сущности:</w:t>
       </w:r>
     </w:p>
-    <w:bookmarkEnd w:id="76"/>
+    <w:bookmarkEnd w:id="105"/>
     <w:p>
       <w:pPr>
         <w:pStyle w:val="22"/>
@@ -6785,9 +12765,11 @@
           <w:lang w:val="en-US"/>
         </w:rPr>
       </w:pPr>
+      <w:bookmarkStart w:id="106" w:name="_Toc216210900"/>
       <w:r>
         <w:t>Веб-интерфейс</w:t>
       </w:r>
+      <w:bookmarkEnd w:id="106"/>
     </w:p>
     <w:p>
       <w:r>
@@ -6870,7 +12852,7 @@
           <w:lang w:val="en-US"/>
         </w:rPr>
       </w:pPr>
-      <w:commentRangeStart w:id="77"/>
+      <w:commentRangeStart w:id="107"/>
       <w:r>
         <w:rPr>
           <w:noProof/>
@@ -6945,7 +12927,7 @@
       <w:r>
         <w:t>интерфейса</w:t>
       </w:r>
-      <w:commentRangeEnd w:id="77"/>
+      <w:commentRangeEnd w:id="107"/>
       <w:r>
         <w:rPr>
           <w:rStyle w:val="aff"/>
@@ -6954,7 +12936,7 @@
           <w:color w:val="auto"/>
           <w:lang w:eastAsia="en-US"/>
         </w:rPr>
-        <w:commentReference w:id="77"/>
+        <w:commentReference w:id="107"/>
       </w:r>
     </w:p>
     <w:p>
@@ -7361,16 +13343,16 @@
       <w:r>
         <w:t xml:space="preserve">После успешного запуска пользователю доступен главный экран веб-интерфейса, представленный на </w:t>
       </w:r>
-      <w:commentRangeStart w:id="78"/>
+      <w:commentRangeStart w:id="108"/>
       <w:r>
         <w:t xml:space="preserve">Рисунке 3.4. </w:t>
       </w:r>
-      <w:commentRangeEnd w:id="78"/>
+      <w:commentRangeEnd w:id="108"/>
       <w:r>
         <w:rPr>
           <w:rStyle w:val="aff"/>
         </w:rPr>
-        <w:commentReference w:id="78"/>
+        <w:commentReference w:id="108"/>
       </w:r>
       <w:r>
         <w:t>В верхней части расположены логотип и индикатор состояния ML-сервиса («ML сервис: В сети»), что позволяет оперативно оценить готовность подсистемы инференса. Центральный блок содержит заголовок и краткое описание назначения системы. Ниже размещены карточки с ключевыми преимуществами: точный прогноз, диапазон уверенности (доверительный интервал) и сопоставимые объекты. Под карточками — панель действий с кнопками «Новая оценка» и «Общий список» (история обращений, при включении соответствующей опции)</w:t>
@@ -7384,7 +13366,7 @@
         <w:ind w:firstLine="0"/>
         <w:jc w:val="center"/>
       </w:pPr>
-      <w:commentRangeStart w:id="79"/>
+      <w:commentRangeStart w:id="109"/>
       <w:r>
         <w:rPr>
           <w:noProof/>
@@ -7433,7 +13415,7 @@
       <w:r>
         <w:t>Рисунок 3.4 – Главный экран веб-интерфейса системы оценки аренды</w:t>
       </w:r>
-      <w:commentRangeEnd w:id="79"/>
+      <w:commentRangeEnd w:id="109"/>
       <w:r>
         <w:rPr>
           <w:rStyle w:val="aff"/>
@@ -7442,23 +13424,23 @@
           <w:color w:val="auto"/>
           <w:lang w:eastAsia="en-US"/>
         </w:rPr>
-        <w:commentReference w:id="79"/>
+        <w:commentReference w:id="109"/>
       </w:r>
     </w:p>
     <w:p>
       <w:r>
         <w:t>Ниже расположен основной раздел «Оценка стоимости аренды» с формой ввода параметров объекта (</w:t>
       </w:r>
-      <w:commentRangeStart w:id="80"/>
+      <w:commentRangeStart w:id="110"/>
       <w:r>
         <w:t>Рисунок 3.5</w:t>
       </w:r>
-      <w:commentRangeEnd w:id="80"/>
+      <w:commentRangeEnd w:id="110"/>
       <w:r>
         <w:rPr>
           <w:rStyle w:val="aff"/>
         </w:rPr>
-        <w:commentReference w:id="80"/>
+        <w:commentReference w:id="110"/>
       </w:r>
       <w:r>
         <w:t xml:space="preserve">). Форма поддерживает </w:t>
@@ -7473,7 +13455,7 @@
         <w:ind w:firstLine="0"/>
         <w:jc w:val="center"/>
       </w:pPr>
-      <w:commentRangeStart w:id="81"/>
+      <w:commentRangeStart w:id="111"/>
       <w:r>
         <w:rPr>
           <w:noProof/>
@@ -7522,7 +13504,7 @@
       <w:r>
         <w:t>Рисунок 3.5 – Форма ввода параметров объекта для расчёта аренды</w:t>
       </w:r>
-      <w:commentRangeEnd w:id="81"/>
+      <w:commentRangeEnd w:id="111"/>
       <w:r>
         <w:rPr>
           <w:rStyle w:val="aff"/>
@@ -7531,7 +13513,7 @@
           <w:color w:val="auto"/>
           <w:lang w:eastAsia="en-US"/>
         </w:rPr>
-        <w:commentReference w:id="81"/>
+        <w:commentReference w:id="111"/>
       </w:r>
     </w:p>
     <w:p>
@@ -7540,8 +13522,8 @@
       </w:r>
     </w:p>
     <w:p>
-      <w:commentRangeStart w:id="82"/>
-      <w:commentRangeStart w:id="83"/>
+      <w:commentRangeStart w:id="112"/>
+      <w:commentRangeStart w:id="113"/>
       <w:r>
         <w:t xml:space="preserve">Программная реализация разделяет ответственность по слоям: веб-интерфейс для взаимодействия с пользователем, backend-шлюз для валидации/геокодирования/отчётов и ML-сервис для инференса, интервалов, объяснимости и компараблов. Такая модульность соответствует требованиям </w:t>
       </w:r>
@@ -7549,31 +13531,32 @@
         <w:lastRenderedPageBreak/>
         <w:t>к производительности и масштабированию, упрощает сопровождение и обеспечивает воспроизводимую работу на подготовленной витрине данных.</w:t>
       </w:r>
-      <w:commentRangeEnd w:id="82"/>
+      <w:commentRangeEnd w:id="112"/>
       <w:r>
         <w:rPr>
           <w:rStyle w:val="aff"/>
         </w:rPr>
-        <w:commentReference w:id="82"/>
-      </w:r>
-      <w:commentRangeEnd w:id="83"/>
+        <w:commentReference w:id="112"/>
+      </w:r>
+      <w:commentRangeEnd w:id="113"/>
       <w:r>
         <w:rPr>
           <w:rStyle w:val="aff"/>
         </w:rPr>
-        <w:commentReference w:id="83"/>
+        <w:commentReference w:id="113"/>
       </w:r>
     </w:p>
     <w:p>
       <w:pPr>
         <w:pStyle w:val="23"/>
       </w:pPr>
-      <w:bookmarkStart w:id="84" w:name="_Toc212455504"/>
-      <w:commentRangeStart w:id="85"/>
+      <w:bookmarkStart w:id="114" w:name="_Toc212455504"/>
+      <w:bookmarkStart w:id="115" w:name="_Toc216210901"/>
+      <w:commentRangeStart w:id="116"/>
       <w:r>
         <w:t>Тестирование приложения</w:t>
       </w:r>
-      <w:commentRangeEnd w:id="85"/>
+      <w:commentRangeEnd w:id="116"/>
       <w:r>
         <w:rPr>
           <w:rStyle w:val="aff"/>
@@ -7581,9 +13564,10 @@
           <w:b w:val="0"/>
           <w:shd w:val="clear" w:color="auto" w:fill="auto"/>
         </w:rPr>
-        <w:commentReference w:id="85"/>
-      </w:r>
-      <w:bookmarkEnd w:id="84"/>
+        <w:commentReference w:id="116"/>
+      </w:r>
+      <w:bookmarkEnd w:id="114"/>
+      <w:bookmarkEnd w:id="115"/>
     </w:p>
     <w:p>
       <w:r>
@@ -13328,12 +19312,13 @@
       <w:pPr>
         <w:pStyle w:val="23"/>
       </w:pPr>
-      <w:bookmarkStart w:id="86" w:name="_Toc212455505"/>
-      <w:commentRangeStart w:id="87"/>
+      <w:bookmarkStart w:id="117" w:name="_Toc212455505"/>
+      <w:bookmarkStart w:id="118" w:name="_Toc216210902"/>
+      <w:commentRangeStart w:id="119"/>
       <w:r>
         <w:t>Расчёт надёжности</w:t>
       </w:r>
-      <w:commentRangeEnd w:id="87"/>
+      <w:commentRangeEnd w:id="119"/>
       <w:r>
         <w:rPr>
           <w:rStyle w:val="aff"/>
@@ -13341,9 +19326,10 @@
           <w:b w:val="0"/>
           <w:shd w:val="clear" w:color="auto" w:fill="auto"/>
         </w:rPr>
-        <w:commentReference w:id="87"/>
-      </w:r>
-      <w:bookmarkEnd w:id="86"/>
+        <w:commentReference w:id="119"/>
+      </w:r>
+      <w:bookmarkEnd w:id="117"/>
+      <w:bookmarkEnd w:id="118"/>
     </w:p>
     <w:p>
       <w:r>
@@ -14341,13 +20327,14 @@
       <w:pPr>
         <w:pStyle w:val="23"/>
       </w:pPr>
-      <w:bookmarkStart w:id="88" w:name="_Toc212455506"/>
-      <w:commentRangeStart w:id="89"/>
-      <w:commentRangeStart w:id="90"/>
+      <w:bookmarkStart w:id="120" w:name="_Toc212455506"/>
+      <w:bookmarkStart w:id="121" w:name="_Toc216210903"/>
+      <w:commentRangeStart w:id="122"/>
+      <w:commentRangeStart w:id="123"/>
       <w:r>
         <w:t>Руководство пользователя</w:t>
       </w:r>
-      <w:commentRangeEnd w:id="89"/>
+      <w:commentRangeEnd w:id="122"/>
       <w:r>
         <w:rPr>
           <w:rStyle w:val="aff"/>
@@ -14355,10 +20342,10 @@
           <w:b w:val="0"/>
           <w:shd w:val="clear" w:color="auto" w:fill="auto"/>
         </w:rPr>
-        <w:commentReference w:id="89"/>
-      </w:r>
-      <w:bookmarkEnd w:id="88"/>
-      <w:commentRangeEnd w:id="90"/>
+        <w:commentReference w:id="122"/>
+      </w:r>
+      <w:bookmarkEnd w:id="120"/>
+      <w:commentRangeEnd w:id="123"/>
       <w:r>
         <w:rPr>
           <w:rStyle w:val="aff"/>
@@ -14366,8 +20353,9 @@
           <w:b w:val="0"/>
           <w:shd w:val="clear" w:color="auto" w:fill="auto"/>
         </w:rPr>
-        <w:commentReference w:id="90"/>
-      </w:r>
+        <w:commentReference w:id="123"/>
+      </w:r>
+      <w:bookmarkEnd w:id="121"/>
     </w:p>
     <w:p>
       <w:r>
@@ -14378,7 +20366,8 @@
       <w:pPr>
         <w:pStyle w:val="31"/>
       </w:pPr>
-      <w:commentRangeStart w:id="91"/>
+      <w:bookmarkStart w:id="124" w:name="_Toc216210904"/>
+      <w:commentRangeStart w:id="125"/>
       <w:r>
         <w:lastRenderedPageBreak/>
         <w:t>Доступ и требования</w:t>
@@ -14386,6 +20375,7 @@
       <w:r>
         <w:t>:</w:t>
       </w:r>
+      <w:bookmarkEnd w:id="124"/>
     </w:p>
     <w:p>
       <w:pPr>
@@ -14422,7 +20412,7 @@
       <w:r>
         <w:t>дрес интерфейса – главная страница сервиса (см. Рисунок 3.4) и форма ввода параметров (см. Рисунок 3.5).</w:t>
       </w:r>
-      <w:commentRangeEnd w:id="91"/>
+      <w:commentRangeEnd w:id="125"/>
       <w:r>
         <w:rPr>
           <w:rStyle w:val="aff"/>
@@ -14431,14 +20421,15 @@
           <w:shd w:val="clear" w:color="auto" w:fill="auto"/>
           <w:lang w:eastAsia="en-US"/>
         </w:rPr>
-        <w:commentReference w:id="91"/>
+        <w:commentReference w:id="125"/>
       </w:r>
     </w:p>
     <w:p>
       <w:pPr>
         <w:pStyle w:val="31"/>
       </w:pPr>
-      <w:commentRangeStart w:id="92"/>
+      <w:bookmarkStart w:id="126" w:name="_Toc216210905"/>
+      <w:commentRangeStart w:id="127"/>
       <w:r>
         <w:t>Основные варианты использования (</w:t>
       </w:r>
@@ -14460,7 +20451,7 @@
       <w:r>
         <w:t>)</w:t>
       </w:r>
-      <w:commentRangeEnd w:id="92"/>
+      <w:commentRangeEnd w:id="127"/>
       <w:r>
         <w:rPr>
           <w:rStyle w:val="aff"/>
@@ -14468,8 +20459,9 @@
           <w:b w:val="0"/>
           <w:bCs w:val="0"/>
         </w:rPr>
-        <w:commentReference w:id="92"/>
-      </w:r>
+        <w:commentReference w:id="127"/>
+      </w:r>
+      <w:bookmarkEnd w:id="126"/>
     </w:p>
     <w:p>
       <w:pPr>
@@ -14479,10 +20471,12 @@
           <w:numId w:val="48"/>
         </w:numPr>
       </w:pPr>
-      <w:commentRangeStart w:id="93"/>
+      <w:bookmarkStart w:id="128" w:name="_Toc216210906"/>
+      <w:commentRangeStart w:id="129"/>
       <w:r>
         <w:t>Расчёт стоимости по адресу</w:t>
       </w:r>
+      <w:bookmarkEnd w:id="128"/>
     </w:p>
     <w:p>
       <w:r>
@@ -14546,9 +20540,11 @@
           <w:numId w:val="48"/>
         </w:numPr>
       </w:pPr>
+      <w:bookmarkStart w:id="130" w:name="_Toc216210907"/>
       <w:r>
         <w:t>Проверка статуса сервиса</w:t>
       </w:r>
+      <w:bookmarkEnd w:id="130"/>
     </w:p>
     <w:p>
       <w:r>
@@ -14591,9 +20587,11 @@
       <w:pPr>
         <w:pStyle w:val="31"/>
       </w:pPr>
+      <w:bookmarkStart w:id="131" w:name="_Toc216210908"/>
       <w:r>
         <w:t>Порядок работы</w:t>
       </w:r>
+      <w:bookmarkEnd w:id="131"/>
     </w:p>
     <w:p>
       <w:pPr>
@@ -14677,9 +20675,11 @@
       <w:pPr>
         <w:pStyle w:val="31"/>
       </w:pPr>
+      <w:bookmarkStart w:id="132" w:name="_Toc216210909"/>
       <w:r>
         <w:t>Рекомендации по корректному вводу данных</w:t>
       </w:r>
+      <w:bookmarkEnd w:id="132"/>
     </w:p>
     <w:p>
       <w:pPr>
@@ -14714,9 +20714,11 @@
       <w:pPr>
         <w:pStyle w:val="31"/>
       </w:pPr>
+      <w:bookmarkStart w:id="133" w:name="_Toc216210910"/>
       <w:r>
         <w:t>Получение отчёта</w:t>
       </w:r>
+      <w:bookmarkEnd w:id="133"/>
     </w:p>
     <w:p>
       <w:r>
@@ -14771,32 +20773,35 @@
       <w:pPr>
         <w:pStyle w:val="31"/>
       </w:pPr>
+      <w:bookmarkStart w:id="134" w:name="_Toc216210911"/>
       <w:r>
         <w:t>Политика данных</w:t>
       </w:r>
+      <w:bookmarkEnd w:id="134"/>
     </w:p>
     <w:p>
       <w:r>
         <w:t>Сервис не запрашивает персональные данные пользователей. Адрес и параметры объекта используются только для расчёта оценки; при включённой истории запросов сохраняются обезличенные записи (без ПДн) для улучшения качества и аудита.</w:t>
       </w:r>
-      <w:commentRangeEnd w:id="93"/>
+      <w:commentRangeEnd w:id="129"/>
       <w:r>
         <w:rPr>
           <w:rStyle w:val="aff"/>
         </w:rPr>
-        <w:commentReference w:id="93"/>
+        <w:commentReference w:id="129"/>
       </w:r>
     </w:p>
     <w:p>
       <w:pPr>
         <w:pStyle w:val="23"/>
       </w:pPr>
-      <w:bookmarkStart w:id="94" w:name="_Toc212455507"/>
-      <w:commentRangeStart w:id="95"/>
+      <w:bookmarkStart w:id="135" w:name="_Toc212455507"/>
+      <w:bookmarkStart w:id="136" w:name="_Toc216210912"/>
+      <w:commentRangeStart w:id="137"/>
       <w:r>
         <w:t>Вывод по технологическому разделу</w:t>
       </w:r>
-      <w:commentRangeEnd w:id="95"/>
+      <w:commentRangeEnd w:id="137"/>
       <w:r>
         <w:rPr>
           <w:rStyle w:val="aff"/>
@@ -14804,9 +20809,10 @@
           <w:b w:val="0"/>
           <w:shd w:val="clear" w:color="auto" w:fill="auto"/>
         </w:rPr>
-        <w:commentReference w:id="95"/>
-      </w:r>
-      <w:bookmarkEnd w:id="94"/>
+        <w:commentReference w:id="137"/>
+      </w:r>
+      <w:bookmarkEnd w:id="135"/>
+      <w:bookmarkEnd w:id="136"/>
     </w:p>
     <w:p>
       <w:r>
@@ -14817,7 +20823,7 @@
       <w:r>
         <w:t xml:space="preserve">Тестирование (функциональное, интеграционное, системное, нагрузочное) подтвердило корректность ключевых сценариев: геокодирование, расчёт оценки, объяснения, компараблы и отчёты. Зафиксированы метрики качества (MAE, </w:t>
       </w:r>
-      <w:commentRangeStart w:id="96"/>
+      <w:commentRangeStart w:id="138"/>
       <w:r>
         <w:t>RMSE</w:t>
       </w:r>
@@ -14833,12 +20839,12 @@
       <w:r>
         <w:t xml:space="preserve"> </w:t>
       </w:r>
-      <w:commentRangeEnd w:id="96"/>
+      <w:commentRangeEnd w:id="138"/>
       <w:r>
         <w:rPr>
           <w:rStyle w:val="aff"/>
         </w:rPr>
-        <w:commentReference w:id="96"/>
+        <w:commentReference w:id="138"/>
       </w:r>
       <w:r>
         <w:t>по лог-таргету, покрытие и ширина интервалов) и эксплуатационные показатели (латентность p50/p95).</w:t>
@@ -14871,8 +20877,9 @@
           <w:lang w:bidi="ru-RU"/>
         </w:rPr>
       </w:pPr>
-      <w:bookmarkStart w:id="97" w:name="_Toc212455508"/>
-      <w:commentRangeStart w:id="98"/>
+      <w:bookmarkStart w:id="139" w:name="_Toc212455508"/>
+      <w:bookmarkStart w:id="140" w:name="_Toc216210913"/>
+      <w:commentRangeStart w:id="141"/>
       <w:r>
         <w:rPr>
           <w:lang w:bidi="ru-RU"/>
@@ -14880,7 +20887,7 @@
         <w:lastRenderedPageBreak/>
         <w:t>ЗАКЛЮЧЕНИЕ</w:t>
       </w:r>
-      <w:commentRangeEnd w:id="98"/>
+      <w:commentRangeEnd w:id="141"/>
       <w:r>
         <w:rPr>
           <w:rStyle w:val="aff"/>
@@ -14891,9 +20898,10 @@
           <w:kern w:val="0"/>
           <w:lang w:eastAsia="en-US"/>
         </w:rPr>
-        <w:commentReference w:id="98"/>
-      </w:r>
-      <w:bookmarkEnd w:id="97"/>
+        <w:commentReference w:id="141"/>
+      </w:r>
+      <w:bookmarkEnd w:id="139"/>
+      <w:bookmarkEnd w:id="140"/>
     </w:p>
     <w:p>
       <w:pPr>
@@ -14972,15 +20980,17 @@
       <w:pPr>
         <w:pStyle w:val="1a"/>
       </w:pPr>
+      <w:bookmarkStart w:id="142" w:name="_Toc216210914"/>
       <w:r>
         <w:lastRenderedPageBreak/>
         <w:t>С</w:t>
       </w:r>
-      <w:bookmarkStart w:id="99" w:name="_Toc212455509"/>
+      <w:bookmarkStart w:id="143" w:name="_Toc212455509"/>
       <w:r>
         <w:t>ПИСОК ИСПОЛЬЗОВАННЫХ ИСТОЧНИКОВ</w:t>
       </w:r>
-      <w:bookmarkEnd w:id="99"/>
+      <w:bookmarkEnd w:id="142"/>
+      <w:bookmarkEnd w:id="143"/>
     </w:p>
     <w:p>
       <w:pPr>
@@ -14993,7 +21003,7 @@
           <w:lang w:bidi="ru-RU"/>
         </w:rPr>
       </w:pPr>
-      <w:bookmarkStart w:id="100" w:name="_Ref216185936"/>
+      <w:bookmarkStart w:id="144" w:name="_Ref216185936"/>
       <w:r>
         <w:rPr>
           <w:b/>
@@ -15041,7 +21051,7 @@
         </w:rPr>
         <w:t>(дата обращения: 09.12.2025).</w:t>
       </w:r>
-      <w:bookmarkEnd w:id="100"/>
+      <w:bookmarkEnd w:id="144"/>
     </w:p>
     <w:p>
       <w:pPr>
@@ -15054,7 +21064,7 @@
           <w:lang w:bidi="ru-RU"/>
         </w:rPr>
       </w:pPr>
-      <w:bookmarkStart w:id="101" w:name="_Ref216185869"/>
+      <w:bookmarkStart w:id="145" w:name="_Ref216185869"/>
       <w:r>
         <w:rPr>
           <w:b/>
@@ -15096,7 +21106,7 @@
         </w:rPr>
         <w:t xml:space="preserve"> (дата обращения: 09.12.2025).</w:t>
       </w:r>
-      <w:bookmarkEnd w:id="101"/>
+      <w:bookmarkEnd w:id="145"/>
     </w:p>
     <w:p>
       <w:pPr>
@@ -15109,7 +21119,7 @@
           <w:lang w:bidi="ru-RU"/>
         </w:rPr>
       </w:pPr>
-      <w:bookmarkStart w:id="102" w:name="_Ref216186098"/>
+      <w:bookmarkStart w:id="146" w:name="_Ref216186098"/>
       <w:r>
         <w:rPr>
           <w:b/>
@@ -15151,7 +21161,7 @@
         </w:rPr>
         <w:t xml:space="preserve"> (дата обращения: 09.12.2025).</w:t>
       </w:r>
-      <w:bookmarkEnd w:id="102"/>
+      <w:bookmarkEnd w:id="146"/>
     </w:p>
     <w:p>
       <w:pPr>
@@ -15164,7 +21174,7 @@
           <w:lang w:bidi="ru-RU"/>
         </w:rPr>
       </w:pPr>
-      <w:bookmarkStart w:id="103" w:name="_Ref216187058"/>
+      <w:bookmarkStart w:id="147" w:name="_Ref216187058"/>
       <w:r>
         <w:rPr>
           <w:b/>
@@ -15206,7 +21216,7 @@
         </w:rPr>
         <w:t xml:space="preserve"> (дата обращения: 09.12.2025).</w:t>
       </w:r>
-      <w:bookmarkEnd w:id="103"/>
+      <w:bookmarkEnd w:id="147"/>
     </w:p>
     <w:p>
       <w:pPr>
@@ -15219,7 +21229,7 @@
           <w:lang w:bidi="ru-RU"/>
         </w:rPr>
       </w:pPr>
-      <w:bookmarkStart w:id="104" w:name="_Ref216187131"/>
+      <w:bookmarkStart w:id="148" w:name="_Ref216187131"/>
       <w:r>
         <w:rPr>
           <w:b/>
@@ -15261,7 +21271,7 @@
         </w:rPr>
         <w:t xml:space="preserve"> (дата обращения: 09.12.2025).</w:t>
       </w:r>
-      <w:bookmarkEnd w:id="104"/>
+      <w:bookmarkEnd w:id="148"/>
     </w:p>
     <w:p>
       <w:pPr>
@@ -15274,7 +21284,7 @@
           <w:lang w:bidi="ru-RU"/>
         </w:rPr>
       </w:pPr>
-      <w:bookmarkStart w:id="105" w:name="_Ref216187133"/>
+      <w:bookmarkStart w:id="149" w:name="_Ref216187133"/>
       <w:r>
         <w:rPr>
           <w:b/>
@@ -15323,7 +21333,7 @@
         </w:rPr>
         <w:t>(дата обращения: 09.12.2025).</w:t>
       </w:r>
-      <w:bookmarkEnd w:id="105"/>
+      <w:bookmarkEnd w:id="149"/>
     </w:p>
     <w:p>
       <w:pPr>
@@ -15336,7 +21346,7 @@
           <w:lang w:bidi="ru-RU"/>
         </w:rPr>
       </w:pPr>
-      <w:bookmarkStart w:id="106" w:name="_Ref216187136"/>
+      <w:bookmarkStart w:id="150" w:name="_Ref216187136"/>
       <w:r>
         <w:rPr>
           <w:b/>
@@ -15384,7 +21394,7 @@
         </w:rPr>
         <w:t>(дата обращения: 09.12.2025).</w:t>
       </w:r>
-      <w:bookmarkEnd w:id="106"/>
+      <w:bookmarkEnd w:id="150"/>
     </w:p>
     <w:p>
       <w:pPr>
@@ -15397,7 +21407,7 @@
           <w:lang w:bidi="ru-RU"/>
         </w:rPr>
       </w:pPr>
-      <w:bookmarkStart w:id="107" w:name="_Ref216187217"/>
+      <w:bookmarkStart w:id="151" w:name="_Ref216187217"/>
       <w:r>
         <w:rPr>
           <w:b/>
@@ -15445,7 +21455,7 @@
         </w:rPr>
         <w:t>(дата обращения: 09.12.2025).</w:t>
       </w:r>
-      <w:bookmarkEnd w:id="107"/>
+      <w:bookmarkEnd w:id="151"/>
     </w:p>
     <w:p>
       <w:pPr>
@@ -15458,7 +21468,7 @@
           <w:lang w:bidi="ru-RU"/>
         </w:rPr>
       </w:pPr>
-      <w:bookmarkStart w:id="108" w:name="_Ref216187231"/>
+      <w:bookmarkStart w:id="152" w:name="_Ref216187231"/>
       <w:r>
         <w:rPr>
           <w:b/>
@@ -15506,7 +21516,7 @@
         </w:rPr>
         <w:t>(дата обращения: 09.12.2025).</w:t>
       </w:r>
-      <w:bookmarkEnd w:id="108"/>
+      <w:bookmarkEnd w:id="152"/>
     </w:p>
     <w:p>
       <w:pPr>
@@ -15519,7 +21529,7 @@
           <w:lang w:bidi="ru-RU"/>
         </w:rPr>
       </w:pPr>
-      <w:bookmarkStart w:id="109" w:name="_Ref216187235"/>
+      <w:bookmarkStart w:id="153" w:name="_Ref216187235"/>
       <w:r>
         <w:rPr>
           <w:b/>
@@ -15561,7 +21571,7 @@
         </w:rPr>
         <w:t xml:space="preserve"> (дата обращения: 09.12.2025).</w:t>
       </w:r>
-      <w:bookmarkEnd w:id="109"/>
+      <w:bookmarkEnd w:id="153"/>
     </w:p>
     <w:p>
       <w:pPr>
@@ -15574,7 +21584,7 @@
           <w:lang w:bidi="ru-RU"/>
         </w:rPr>
       </w:pPr>
-      <w:bookmarkStart w:id="110" w:name="_Ref216187242"/>
+      <w:bookmarkStart w:id="154" w:name="_Ref216187242"/>
       <w:r>
         <w:rPr>
           <w:b/>
@@ -15622,7 +21632,7 @@
         </w:rPr>
         <w:t>(дата обращения: 09.12.2025).</w:t>
       </w:r>
-      <w:bookmarkEnd w:id="110"/>
+      <w:bookmarkEnd w:id="154"/>
     </w:p>
     <w:p>
       <w:pPr>
@@ -15635,7 +21645,7 @@
           <w:lang w:val="en-US" w:bidi="ru-RU"/>
         </w:rPr>
       </w:pPr>
-      <w:bookmarkStart w:id="111" w:name="_Ref216187293"/>
+      <w:bookmarkStart w:id="155" w:name="_Ref216187293"/>
       <w:r>
         <w:rPr>
           <w:b/>
@@ -15660,25 +21670,7 @@
         <w:rPr>
           <w:lang w:val="en-US" w:bidi="ru-RU"/>
         </w:rPr>
-        <w:t xml:space="preserve">]. </w:t>
-      </w:r>
-      <w:r>
-        <w:rPr>
-          <w:lang w:val="en-US" w:bidi="ru-RU"/>
-        </w:rPr>
-        <w:t>–</w:t>
-      </w:r>
-      <w:r>
-        <w:rPr>
-          <w:lang w:val="en-US" w:bidi="ru-RU"/>
-        </w:rPr>
-        <w:t xml:space="preserve"> Ecography, 2017.</w:t>
-      </w:r>
-      <w:r>
-        <w:rPr>
-          <w:lang w:val="en-US" w:bidi="ru-RU"/>
-        </w:rPr>
-        <w:t xml:space="preserve"> </w:t>
+        <w:t xml:space="preserve">]. – Ecography, 2017. </w:t>
       </w:r>
       <w:r>
         <w:rPr>
@@ -15719,7 +21711,7 @@
         </w:rPr>
         <w:t>: 09.12.2025).</w:t>
       </w:r>
-      <w:bookmarkEnd w:id="111"/>
+      <w:bookmarkEnd w:id="155"/>
     </w:p>
     <w:p>
       <w:pPr>
@@ -15732,7 +21724,7 @@
           <w:lang w:val="en-US" w:bidi="ru-RU"/>
         </w:rPr>
       </w:pPr>
-      <w:bookmarkStart w:id="112" w:name="_Ref216187298"/>
+      <w:bookmarkStart w:id="156" w:name="_Ref216187298"/>
       <w:r>
         <w:rPr>
           <w:b/>
@@ -15757,19 +21749,7 @@
         <w:rPr>
           <w:lang w:val="en-US" w:bidi="ru-RU"/>
         </w:rPr>
-        <w:t xml:space="preserve">]. </w:t>
-      </w:r>
-      <w:r>
-        <w:rPr>
-          <w:lang w:val="en-US" w:bidi="ru-RU"/>
-        </w:rPr>
-        <w:t>–</w:t>
-      </w:r>
-      <w:r>
-        <w:rPr>
-          <w:lang w:val="en-US" w:bidi="ru-RU"/>
-        </w:rPr>
-        <w:t xml:space="preserve"> Methods in Ecology and Evolution, 2019. </w:t>
+        <w:t xml:space="preserve">]. – Methods in Ecology and Evolution, 2019. </w:t>
       </w:r>
       <w:r>
         <w:rPr>
@@ -15810,7 +21790,7 @@
         </w:rPr>
         <w:t>: 09.12.2025).</w:t>
       </w:r>
-      <w:bookmarkEnd w:id="112"/>
+      <w:bookmarkEnd w:id="156"/>
     </w:p>
     <w:p>
       <w:pPr>
@@ -15823,7 +21803,7 @@
           <w:lang w:val="en-US" w:bidi="ru-RU"/>
         </w:rPr>
       </w:pPr>
-      <w:bookmarkStart w:id="113" w:name="_Ref216187503"/>
+      <w:bookmarkStart w:id="157" w:name="_Ref216187503"/>
       <w:r>
         <w:rPr>
           <w:b/>
@@ -15848,31 +21828,7 @@
         <w:rPr>
           <w:lang w:val="en-US" w:bidi="ru-RU"/>
         </w:rPr>
-        <w:t xml:space="preserve">]. </w:t>
-      </w:r>
-      <w:r>
-        <w:rPr>
-          <w:lang w:val="en-US" w:bidi="ru-RU"/>
-        </w:rPr>
-        <w:t xml:space="preserve">– </w:t>
-      </w:r>
-      <w:r>
-        <w:rPr>
-          <w:lang w:val="en-US" w:bidi="ru-RU"/>
-        </w:rPr>
-        <w:t>2021.</w:t>
-      </w:r>
-      <w:r>
-        <w:rPr>
-          <w:lang w:val="en-US" w:bidi="ru-RU"/>
-        </w:rPr>
-        <w:t xml:space="preserve"> – </w:t>
-      </w:r>
-      <w:r>
-        <w:rPr>
-          <w:lang w:val="en-US" w:bidi="ru-RU"/>
-        </w:rPr>
-        <w:t xml:space="preserve">URL: </w:t>
+        <w:t xml:space="preserve">]. – 2021. – URL: </w:t>
       </w:r>
       <w:hyperlink r:id="rId33" w:history="1">
         <w:r>
@@ -15887,27 +21843,21 @@
         <w:rPr>
           <w:lang w:val="en-US" w:bidi="ru-RU"/>
         </w:rPr>
-        <w:t xml:space="preserve"> </w:t>
+        <w:t xml:space="preserve"> (</w:t>
       </w:r>
       <w:r>
         <w:rPr>
           <w:lang w:val="en-US" w:bidi="ru-RU"/>
         </w:rPr>
-        <w:t>(</w:t>
+        <w:t>дата обращения</w:t>
       </w:r>
       <w:r>
         <w:rPr>
           <w:lang w:val="en-US" w:bidi="ru-RU"/>
         </w:rPr>
-        <w:t>дата обращения</w:t>
-      </w:r>
-      <w:r>
-        <w:rPr>
-          <w:lang w:val="en-US" w:bidi="ru-RU"/>
-        </w:rPr>
         <w:t>: 09.12.2025).</w:t>
       </w:r>
-      <w:bookmarkEnd w:id="113"/>
+      <w:bookmarkEnd w:id="157"/>
     </w:p>
     <w:p>
       <w:pPr>
@@ -15920,7 +21870,7 @@
           <w:lang w:val="en-US" w:bidi="ru-RU"/>
         </w:rPr>
       </w:pPr>
-      <w:bookmarkStart w:id="114" w:name="_Ref216187507"/>
+      <w:bookmarkStart w:id="158" w:name="_Ref216187507"/>
       <w:r>
         <w:rPr>
           <w:b/>
@@ -15992,7 +21942,7 @@
         </w:rPr>
         <w:t>: 09.12.2025).</w:t>
       </w:r>
-      <w:bookmarkEnd w:id="114"/>
+      <w:bookmarkEnd w:id="158"/>
     </w:p>
     <w:p>
       <w:pPr>
@@ -16005,7 +21955,7 @@
           <w:lang w:val="en-US" w:bidi="ru-RU"/>
         </w:rPr>
       </w:pPr>
-      <w:bookmarkStart w:id="115" w:name="_Ref216187509"/>
+      <w:bookmarkStart w:id="159" w:name="_Ref216187509"/>
       <w:r>
         <w:rPr>
           <w:b/>
@@ -16091,7 +22041,7 @@
         </w:rPr>
         <w:t>: 09.12.2025).</w:t>
       </w:r>
-      <w:bookmarkEnd w:id="115"/>
+      <w:bookmarkEnd w:id="159"/>
     </w:p>
     <w:p>
       <w:pPr>
@@ -16104,7 +22054,7 @@
           <w:lang w:val="en-US" w:bidi="ru-RU"/>
         </w:rPr>
       </w:pPr>
-      <w:bookmarkStart w:id="116" w:name="_Ref216187511"/>
+      <w:bookmarkStart w:id="160" w:name="_Ref216187511"/>
       <w:r>
         <w:rPr>
           <w:b/>
@@ -16170,7 +22120,7 @@
         </w:rPr>
         <w:t>: 09.12.2025).</w:t>
       </w:r>
-      <w:bookmarkEnd w:id="116"/>
+      <w:bookmarkEnd w:id="160"/>
     </w:p>
     <w:p>
       <w:pPr>
@@ -16183,7 +22133,7 @@
           <w:lang w:val="en-US" w:bidi="ru-RU"/>
         </w:rPr>
       </w:pPr>
-      <w:bookmarkStart w:id="117" w:name="_Ref216187589"/>
+      <w:bookmarkStart w:id="161" w:name="_Ref216187589"/>
       <w:r>
         <w:rPr>
           <w:b/>
@@ -16249,7 +22199,7 @@
         </w:rPr>
         <w:t>: 09.12.2025).</w:t>
       </w:r>
-      <w:bookmarkEnd w:id="117"/>
+      <w:bookmarkEnd w:id="161"/>
     </w:p>
     <w:p>
       <w:pPr>
@@ -16262,7 +22212,7 @@
           <w:lang w:val="en-US" w:bidi="ru-RU"/>
         </w:rPr>
       </w:pPr>
-      <w:bookmarkStart w:id="118" w:name="_Ref216187592"/>
+      <w:bookmarkStart w:id="162" w:name="_Ref216187592"/>
       <w:r>
         <w:rPr>
           <w:b/>
@@ -16328,7 +22278,7 @@
         </w:rPr>
         <w:t>: 09.12.2025).</w:t>
       </w:r>
-      <w:bookmarkEnd w:id="118"/>
+      <w:bookmarkEnd w:id="162"/>
     </w:p>
     <w:p>
       <w:pPr>
@@ -16341,7 +22291,7 @@
           <w:lang w:val="en-US" w:bidi="ru-RU"/>
         </w:rPr>
       </w:pPr>
-      <w:bookmarkStart w:id="119" w:name="_Ref216187594"/>
+      <w:bookmarkStart w:id="163" w:name="_Ref216187594"/>
       <w:r>
         <w:rPr>
           <w:b/>
@@ -16407,7 +22357,7 @@
         </w:rPr>
         <w:t>: 09.12.2025).</w:t>
       </w:r>
-      <w:bookmarkEnd w:id="119"/>
+      <w:bookmarkEnd w:id="163"/>
     </w:p>
     <w:p>
       <w:pPr>
@@ -16420,7 +22370,7 @@
           <w:lang w:val="en-US" w:bidi="ru-RU"/>
         </w:rPr>
       </w:pPr>
-      <w:bookmarkStart w:id="120" w:name="_Ref216187694"/>
+      <w:bookmarkStart w:id="164" w:name="_Ref216187694"/>
       <w:r>
         <w:rPr>
           <w:b/>
@@ -16498,7 +22448,7 @@
         </w:rPr>
         <w:t>: 09.12.2025).</w:t>
       </w:r>
-      <w:bookmarkEnd w:id="120"/>
+      <w:bookmarkEnd w:id="164"/>
     </w:p>
     <w:p>
       <w:pPr>
@@ -16511,7 +22461,7 @@
           <w:lang w:val="en-US" w:bidi="ru-RU"/>
         </w:rPr>
       </w:pPr>
-      <w:bookmarkStart w:id="121" w:name="_Ref216187697"/>
+      <w:bookmarkStart w:id="165" w:name="_Ref216187697"/>
       <w:r>
         <w:rPr>
           <w:b/>
@@ -16601,7 +22551,7 @@
         </w:rPr>
         <w:t>: 09.12.2025).</w:t>
       </w:r>
-      <w:bookmarkEnd w:id="121"/>
+      <w:bookmarkEnd w:id="165"/>
     </w:p>
     <w:p>
       <w:pPr>
@@ -16614,7 +22564,7 @@
           <w:lang w:bidi="ru-RU"/>
         </w:rPr>
       </w:pPr>
-      <w:bookmarkStart w:id="122" w:name="_Ref216187700"/>
+      <w:bookmarkStart w:id="166" w:name="_Ref216187700"/>
       <w:r>
         <w:rPr>
           <w:b/>
@@ -16662,7 +22612,7 @@
         </w:rPr>
         <w:t>(дата обращения: 09.12.2025).</w:t>
       </w:r>
-      <w:bookmarkEnd w:id="122"/>
+      <w:bookmarkEnd w:id="166"/>
     </w:p>
     <w:p>
       <w:pPr>
@@ -16672,10 +22622,10 @@
           <w:numId w:val="74"/>
         </w:numPr>
         <w:rPr>
-          <w:lang w:bidi="ru-RU"/>
-        </w:rPr>
-      </w:pPr>
-      <w:bookmarkStart w:id="123" w:name="_Ref216187778"/>
+          <w:lang w:val="en-US" w:bidi="ru-RU"/>
+        </w:rPr>
+      </w:pPr>
+      <w:bookmarkStart w:id="167" w:name="_Ref216187778"/>
       <w:r>
         <w:rPr>
           <w:b/>
@@ -16692,43 +22642,55 @@
       </w:r>
       <w:r>
         <w:rPr>
+          <w:lang w:val="en-US" w:bidi="ru-RU"/>
+        </w:rPr>
+        <w:t xml:space="preserve"> 3.12 </w:t>
+      </w:r>
+      <w:r>
+        <w:rPr>
+          <w:lang w:val="en-US" w:bidi="ru-RU"/>
+        </w:rPr>
+        <w:t>Documentation</w:t>
+      </w:r>
+      <w:r>
+        <w:rPr>
+          <w:lang w:val="en-US" w:bidi="ru-RU"/>
+        </w:rPr>
+        <w:t xml:space="preserve"> [</w:t>
+      </w:r>
+      <w:r>
+        <w:rPr>
           <w:lang w:bidi="ru-RU"/>
         </w:rPr>
-        <w:t xml:space="preserve"> 3.12 </w:t>
+        <w:t>Электронный</w:t>
       </w:r>
       <w:r>
         <w:rPr>
           <w:lang w:val="en-US" w:bidi="ru-RU"/>
         </w:rPr>
-        <w:t>Documentation</w:t>
+        <w:t xml:space="preserve"> </w:t>
       </w:r>
       <w:r>
         <w:rPr>
           <w:lang w:bidi="ru-RU"/>
         </w:rPr>
-        <w:t xml:space="preserve"> [</w:t>
-      </w:r>
-      <w:r>
-        <w:rPr>
-          <w:lang w:bidi="ru-RU"/>
-        </w:rPr>
-        <w:t>Электронный ресурс</w:t>
-      </w:r>
-      <w:r>
-        <w:rPr>
-          <w:lang w:bidi="ru-RU"/>
+        <w:t>ресурс</w:t>
+      </w:r>
+      <w:r>
+        <w:rPr>
+          <w:lang w:val="en-US" w:bidi="ru-RU"/>
         </w:rPr>
         <w:t xml:space="preserve">]. </w:t>
       </w:r>
       <w:r>
         <w:rPr>
-          <w:lang w:bidi="ru-RU"/>
+          <w:lang w:val="en-US" w:bidi="ru-RU"/>
         </w:rPr>
         <w:t>–</w:t>
       </w:r>
       <w:r>
         <w:rPr>
-          <w:lang w:bidi="ru-RU"/>
+          <w:lang w:val="en-US" w:bidi="ru-RU"/>
         </w:rPr>
         <w:t xml:space="preserve"> </w:t>
       </w:r>
@@ -16740,7 +22702,7 @@
       </w:r>
       <w:r>
         <w:rPr>
-          <w:lang w:bidi="ru-RU"/>
+          <w:lang w:val="en-US" w:bidi="ru-RU"/>
         </w:rPr>
         <w:t xml:space="preserve">: </w:t>
       </w:r>
@@ -16755,7 +22717,7 @@
         <w:r>
           <w:rPr>
             <w:rStyle w:val="ae"/>
-            <w:lang w:bidi="ru-RU"/>
+            <w:lang w:val="en-US" w:bidi="ru-RU"/>
           </w:rPr>
           <w:t>://</w:t>
         </w:r>
@@ -16769,7 +22731,7 @@
         <w:r>
           <w:rPr>
             <w:rStyle w:val="ae"/>
-            <w:lang w:bidi="ru-RU"/>
+            <w:lang w:val="en-US" w:bidi="ru-RU"/>
           </w:rPr>
           <w:t>.</w:t>
         </w:r>
@@ -16783,7 +22745,7 @@
         <w:r>
           <w:rPr>
             <w:rStyle w:val="ae"/>
-            <w:lang w:bidi="ru-RU"/>
+            <w:lang w:val="en-US" w:bidi="ru-RU"/>
           </w:rPr>
           <w:t>.</w:t>
         </w:r>
@@ -16797,30 +22759,42 @@
         <w:r>
           <w:rPr>
             <w:rStyle w:val="ae"/>
-            <w:lang w:bidi="ru-RU"/>
+            <w:lang w:val="en-US" w:bidi="ru-RU"/>
           </w:rPr>
           <w:t>/3/</w:t>
         </w:r>
       </w:hyperlink>
       <w:r>
         <w:rPr>
+          <w:lang w:val="en-US" w:bidi="ru-RU"/>
+        </w:rPr>
+        <w:t xml:space="preserve"> (</w:t>
+      </w:r>
+      <w:r>
+        <w:rPr>
           <w:lang w:bidi="ru-RU"/>
         </w:rPr>
-        <w:t xml:space="preserve"> (</w:t>
+        <w:t>дата</w:t>
+      </w:r>
+      <w:r>
+        <w:rPr>
+          <w:lang w:val="en-US" w:bidi="ru-RU"/>
+        </w:rPr>
+        <w:t xml:space="preserve"> </w:t>
       </w:r>
       <w:r>
         <w:rPr>
           <w:lang w:bidi="ru-RU"/>
         </w:rPr>
-        <w:t>дата обращения</w:t>
-      </w:r>
-      <w:r>
-        <w:rPr>
-          <w:lang w:bidi="ru-RU"/>
+        <w:t>обращения</w:t>
+      </w:r>
+      <w:r>
+        <w:rPr>
+          <w:lang w:val="en-US" w:bidi="ru-RU"/>
         </w:rPr>
         <w:t>: 09.12.2025).</w:t>
       </w:r>
-      <w:bookmarkEnd w:id="123"/>
+      <w:bookmarkEnd w:id="167"/>
     </w:p>
     <w:p>
       <w:pPr>
@@ -16830,10 +22804,10 @@
           <w:numId w:val="74"/>
         </w:numPr>
         <w:rPr>
-          <w:lang w:bidi="ru-RU"/>
-        </w:rPr>
-      </w:pPr>
-      <w:bookmarkStart w:id="124" w:name="_Ref216187849"/>
+          <w:lang w:val="en-US" w:bidi="ru-RU"/>
+        </w:rPr>
+      </w:pPr>
+      <w:bookmarkStart w:id="168" w:name="_Ref216187849"/>
       <w:r>
         <w:rPr>
           <w:b/>
@@ -16850,67 +22824,79 @@
       </w:r>
       <w:r>
         <w:rPr>
+          <w:lang w:val="en-US" w:bidi="ru-RU"/>
+        </w:rPr>
+        <w:t xml:space="preserve"> 1.</w:t>
+      </w:r>
+      <w:r>
+        <w:rPr>
+          <w:lang w:val="en-US" w:bidi="ru-RU"/>
+        </w:rPr>
+        <w:t>x</w:t>
+      </w:r>
+      <w:r>
+        <w:rPr>
+          <w:lang w:val="en-US" w:bidi="ru-RU"/>
+        </w:rPr>
+        <w:t xml:space="preserve"> </w:t>
+      </w:r>
+      <w:r>
+        <w:rPr>
+          <w:lang w:val="en-US" w:bidi="ru-RU"/>
+        </w:rPr>
+        <w:t>Documentation</w:t>
+      </w:r>
+      <w:r>
+        <w:rPr>
+          <w:lang w:val="en-US" w:bidi="ru-RU"/>
+        </w:rPr>
+        <w:t xml:space="preserve"> [</w:t>
+      </w:r>
+      <w:r>
+        <w:rPr>
           <w:lang w:bidi="ru-RU"/>
         </w:rPr>
-        <w:t xml:space="preserve"> 1.</w:t>
+        <w:t>Электронный</w:t>
       </w:r>
       <w:r>
         <w:rPr>
           <w:lang w:val="en-US" w:bidi="ru-RU"/>
         </w:rPr>
-        <w:t>x</w:t>
+        <w:t xml:space="preserve"> </w:t>
       </w:r>
       <w:r>
         <w:rPr>
           <w:lang w:bidi="ru-RU"/>
         </w:rPr>
+        <w:t>ресурс</w:t>
+      </w:r>
+      <w:r>
+        <w:rPr>
+          <w:lang w:val="en-US" w:bidi="ru-RU"/>
+        </w:rPr>
+        <w:t xml:space="preserve">]. </w:t>
+      </w:r>
+      <w:r>
+        <w:rPr>
+          <w:lang w:val="en-US" w:bidi="ru-RU"/>
+        </w:rPr>
+        <w:t>–</w:t>
+      </w:r>
+      <w:r>
+        <w:rPr>
+          <w:lang w:val="en-US" w:bidi="ru-RU"/>
+        </w:rPr>
         <w:t xml:space="preserve"> </w:t>
       </w:r>
       <w:r>
         <w:rPr>
           <w:lang w:val="en-US" w:bidi="ru-RU"/>
         </w:rPr>
-        <w:t>Documentation</w:t>
-      </w:r>
-      <w:r>
-        <w:rPr>
-          <w:lang w:bidi="ru-RU"/>
-        </w:rPr>
-        <w:t xml:space="preserve"> [</w:t>
-      </w:r>
-      <w:r>
-        <w:rPr>
-          <w:lang w:bidi="ru-RU"/>
-        </w:rPr>
-        <w:t>Электронный ресурс</w:t>
-      </w:r>
-      <w:r>
-        <w:rPr>
-          <w:lang w:bidi="ru-RU"/>
-        </w:rPr>
-        <w:t xml:space="preserve">]. </w:t>
-      </w:r>
-      <w:r>
-        <w:rPr>
-          <w:lang w:bidi="ru-RU"/>
-        </w:rPr>
-        <w:t>–</w:t>
-      </w:r>
-      <w:r>
-        <w:rPr>
-          <w:lang w:bidi="ru-RU"/>
-        </w:rPr>
-        <w:t xml:space="preserve"> </w:t>
+        <w:t>URL</w:t>
       </w:r>
       <w:r>
         <w:rPr>
           <w:lang w:val="en-US" w:bidi="ru-RU"/>
-        </w:rPr>
-        <w:t>URL</w:t>
-      </w:r>
-      <w:r>
-        <w:rPr>
-          <w:lang w:bidi="ru-RU"/>
         </w:rPr>
         <w:t xml:space="preserve">: </w:t>
       </w:r>
@@ -16925,7 +22911,7 @@
         <w:r>
           <w:rPr>
             <w:rStyle w:val="ae"/>
-            <w:lang w:bidi="ru-RU"/>
+            <w:lang w:val="en-US" w:bidi="ru-RU"/>
           </w:rPr>
           <w:t>://</w:t>
         </w:r>
@@ -16939,7 +22925,7 @@
         <w:r>
           <w:rPr>
             <w:rStyle w:val="ae"/>
-            <w:lang w:bidi="ru-RU"/>
+            <w:lang w:val="en-US" w:bidi="ru-RU"/>
           </w:rPr>
           <w:t>.</w:t>
         </w:r>
@@ -16953,7 +22939,7 @@
         <w:r>
           <w:rPr>
             <w:rStyle w:val="ae"/>
-            <w:lang w:bidi="ru-RU"/>
+            <w:lang w:val="en-US" w:bidi="ru-RU"/>
           </w:rPr>
           <w:t>/</w:t>
         </w:r>
@@ -16967,30 +22953,42 @@
         <w:r>
           <w:rPr>
             <w:rStyle w:val="ae"/>
-            <w:lang w:bidi="ru-RU"/>
+            <w:lang w:val="en-US" w:bidi="ru-RU"/>
           </w:rPr>
           <w:t>/</w:t>
         </w:r>
       </w:hyperlink>
       <w:r>
         <w:rPr>
+          <w:lang w:val="en-US" w:bidi="ru-RU"/>
+        </w:rPr>
+        <w:t xml:space="preserve"> (</w:t>
+      </w:r>
+      <w:r>
+        <w:rPr>
           <w:lang w:bidi="ru-RU"/>
         </w:rPr>
-        <w:t xml:space="preserve"> (</w:t>
+        <w:t>дата</w:t>
+      </w:r>
+      <w:r>
+        <w:rPr>
+          <w:lang w:val="en-US" w:bidi="ru-RU"/>
+        </w:rPr>
+        <w:t xml:space="preserve"> </w:t>
       </w:r>
       <w:r>
         <w:rPr>
           <w:lang w:bidi="ru-RU"/>
         </w:rPr>
-        <w:t>дата обращения</w:t>
-      </w:r>
-      <w:r>
-        <w:rPr>
-          <w:lang w:bidi="ru-RU"/>
+        <w:t>обращения</w:t>
+      </w:r>
+      <w:r>
+        <w:rPr>
+          <w:lang w:val="en-US" w:bidi="ru-RU"/>
         </w:rPr>
         <w:t>: 09.12.2025).</w:t>
       </w:r>
-      <w:bookmarkEnd w:id="124"/>
+      <w:bookmarkEnd w:id="168"/>
     </w:p>
     <w:p>
       <w:pPr>
@@ -17003,7 +23001,7 @@
           <w:lang w:val="en-US" w:bidi="ru-RU"/>
         </w:rPr>
       </w:pPr>
-      <w:bookmarkStart w:id="125" w:name="_Ref216187888"/>
+      <w:bookmarkStart w:id="169" w:name="_Ref216187888"/>
       <w:r>
         <w:rPr>
           <w:b/>
@@ -17075,7 +23073,7 @@
         </w:rPr>
         <w:t>: 09.12.2025).</w:t>
       </w:r>
-      <w:bookmarkEnd w:id="125"/>
+      <w:bookmarkEnd w:id="169"/>
     </w:p>
     <w:p>
       <w:pPr>
@@ -17088,7 +23086,7 @@
           <w:lang w:val="en-US" w:bidi="ru-RU"/>
         </w:rPr>
       </w:pPr>
-      <w:bookmarkStart w:id="126" w:name="_Ref216187906"/>
+      <w:bookmarkStart w:id="170" w:name="_Ref216187906"/>
       <w:r>
         <w:rPr>
           <w:b/>
@@ -17154,7 +23152,7 @@
         </w:rPr>
         <w:t>: 09.12.2025).</w:t>
       </w:r>
-      <w:bookmarkEnd w:id="126"/>
+      <w:bookmarkEnd w:id="170"/>
     </w:p>
     <w:p>
       <w:pPr>
@@ -17167,7 +23165,7 @@
           <w:lang w:val="en-US" w:bidi="ru-RU"/>
         </w:rPr>
       </w:pPr>
-      <w:bookmarkStart w:id="127" w:name="_Ref216187937"/>
+      <w:bookmarkStart w:id="171" w:name="_Ref216187937"/>
       <w:r>
         <w:rPr>
           <w:b/>
@@ -17233,7 +23231,7 @@
         </w:rPr>
         <w:t>: 09.12.2025).</w:t>
       </w:r>
-      <w:bookmarkEnd w:id="127"/>
+      <w:bookmarkEnd w:id="171"/>
     </w:p>
     <w:p>
       <w:pPr>
@@ -17246,7 +23244,7 @@
           <w:lang w:val="en-US" w:bidi="ru-RU"/>
         </w:rPr>
       </w:pPr>
-      <w:bookmarkStart w:id="128" w:name="_Ref216188006"/>
+      <w:bookmarkStart w:id="172" w:name="_Ref216188006"/>
       <w:r>
         <w:rPr>
           <w:b/>
@@ -17313,7 +23311,7 @@
         </w:rPr>
         <w:t>: 09.12.2025).</w:t>
       </w:r>
-      <w:bookmarkEnd w:id="128"/>
+      <w:bookmarkEnd w:id="172"/>
     </w:p>
     <w:p>
       <w:pPr>
@@ -17326,7 +23324,7 @@
           <w:lang w:val="en-US" w:bidi="ru-RU"/>
         </w:rPr>
       </w:pPr>
-      <w:bookmarkStart w:id="129" w:name="_Ref216188011"/>
+      <w:bookmarkStart w:id="173" w:name="_Ref216188011"/>
       <w:r>
         <w:rPr>
           <w:b/>
@@ -17355,7 +23353,7 @@
       </w:r>
       <w:r>
         <w:rPr>
-          <w:lang w:bidi="ru-RU"/>
+          <w:lang w:val="en-US" w:bidi="ru-RU"/>
         </w:rPr>
         <w:t>–</w:t>
       </w:r>
@@ -17392,7 +23390,7 @@
         </w:rPr>
         <w:t>: 09.12.2025).</w:t>
       </w:r>
-      <w:bookmarkEnd w:id="129"/>
+      <w:bookmarkEnd w:id="173"/>
     </w:p>
     <w:p>
       <w:pPr>
@@ -17405,7 +23403,7 @@
           <w:lang w:val="en-US" w:bidi="ru-RU"/>
         </w:rPr>
       </w:pPr>
-      <w:bookmarkStart w:id="130" w:name="_Ref216188013"/>
+      <w:bookmarkStart w:id="174" w:name="_Ref216188013"/>
       <w:r>
         <w:rPr>
           <w:b/>
@@ -17495,7 +23493,7 @@
         </w:rPr>
         <w:t>: 09.12.2025).</w:t>
       </w:r>
-      <w:bookmarkEnd w:id="130"/>
+      <w:bookmarkEnd w:id="174"/>
     </w:p>
     <w:p>
       <w:pPr>
@@ -17508,7 +23506,7 @@
           <w:lang w:bidi="ru-RU"/>
         </w:rPr>
       </w:pPr>
-      <w:bookmarkStart w:id="131" w:name="_Ref216188062"/>
+      <w:bookmarkStart w:id="175" w:name="_Ref216188062"/>
       <w:r>
         <w:rPr>
           <w:b/>
@@ -17562,7 +23560,7 @@
         </w:rPr>
         <w:t xml:space="preserve"> (дата обращения: 09.12.2025).</w:t>
       </w:r>
-      <w:bookmarkEnd w:id="131"/>
+      <w:bookmarkEnd w:id="175"/>
     </w:p>
     <w:sectPr>
       <w:footerReference w:type="default" r:id="rId52"/>
@@ -17577,7 +23575,7 @@
 
 <file path=word/comments.xml><?xml version="1.0" encoding="utf-8"?>
 <w:comments xmlns:wpc="http://schemas.microsoft.com/office/word/2010/wordprocessingCanvas" xmlns:cx="http://schemas.microsoft.com/office/drawing/2014/chartex" xmlns:cx1="http://schemas.microsoft.com/office/drawing/2015/9/8/chartex" xmlns:cx2="http://schemas.microsoft.com/office/drawing/2015/10/21/chartex" xmlns:cx3="http://schemas.microsoft.com/office/drawing/2016/5/9/chartex" xmlns:cx4="http://schemas.microsoft.com/office/drawing/2016/5/10/chartex" xmlns:cx5="http://schemas.microsoft.com/office/drawing/2016/5/11/chartex" xmlns:cx6="http://schemas.microsoft.com/office/drawing/2016/5/12/chartex" xmlns:cx7="http://schemas.microsoft.com/office/drawing/2016/5/13/chartex" xmlns:cx8="http://schemas.microsoft.com/office/drawing/2016/5/14/chartex" xmlns:mc="http://schemas.openxmlformats.org/markup-compatibility/2006" xmlns:aink="http://schemas.microsoft.com/office/drawing/2016/ink" xmlns:am3d="http://schemas.microsoft.com/office/drawing/2017/model3d" xmlns:o="urn:schemas-microsoft-com:office:office" xmlns:r="http://schemas.openxmlformats.org/officeDocument/2006/relationships" xmlns:m="http://schemas.openxmlformats.org/officeDocument/2006/math" xmlns:v="urn:schemas-microsoft-com:vml" xmlns:wp14="http://schemas.microsoft.com/office/word/2010/wordprocessingDrawing" xmlns:wp="http://schemas.openxmlformats.org/drawingml/2006/wordprocessingDrawing" xmlns:w10="urn:schemas-microsoft-com:office:word" xmlns:w="http://schemas.openxmlformats.org/wordprocessingml/2006/main" xmlns:w14="http://schemas.microsoft.com/office/word/2010/wordml" xmlns:w15="http://schemas.microsoft.com/office/word/2012/wordml" xmlns:w16cex="http://schemas.microsoft.com/office/word/2018/wordml/cex" xmlns:w16cid="http://schemas.microsoft.com/office/word/2016/wordml/cid" xmlns:w16="http://schemas.microsoft.com/office/word/2018/wordml" xmlns:w16sdtdh="http://schemas.microsoft.com/office/word/2020/wordml/sdtdatahash" xmlns:w16se="http://schemas.microsoft.com/office/word/2015/wordml/symex" xmlns:wpg="http://schemas.microsoft.com/office/word/2010/wordprocessingGroup" xmlns:wpi="http://schemas.microsoft.com/office/word/2010/wordprocessingInk" xmlns:wne="http://schemas.microsoft.com/office/word/2006/wordml" xmlns:wps="http://schemas.microsoft.com/office/word/2010/wordprocessingShape" mc:Ignorable="w14 w15 w16se w16cid w16 w16cex w16sdtdh wp14">
-  <w:comment w:id="1" w:author="Александра Преснякова" w:date="2025-11-25T09:47:00Z" w:initials="АП">
+  <w:comment w:id="2" w:author="Александра Преснякова" w:date="2025-11-25T09:47:00Z" w:initials="АП">
     <w:p>
       <w:pPr>
         <w:pStyle w:val="aff0"/>
@@ -17615,7 +23613,7 @@
       </w:r>
     </w:p>
   </w:comment>
-  <w:comment w:id="2" w:author="Александра Преснякова" w:date="2025-11-25T09:47:00Z" w:initials="АП">
+  <w:comment w:id="3" w:author="Александра Преснякова" w:date="2025-11-25T09:47:00Z" w:initials="АП">
     <w:p>
       <w:pPr>
         <w:pStyle w:val="aff0"/>
@@ -17631,7 +23629,7 @@
       </w:r>
     </w:p>
   </w:comment>
-  <w:comment w:id="3" w:author="Александра Преснякова" w:date="2025-11-25T00:56:00Z" w:initials="АП">
+  <w:comment w:id="4" w:author="Александра Преснякова" w:date="2025-11-25T00:56:00Z" w:initials="АП">
     <w:p>
       <w:pPr>
         <w:pStyle w:val="aff0"/>
@@ -17657,29 +23655,7 @@
       </w:r>
     </w:p>
   </w:comment>
-  <w:comment w:id="4" w:author="Владислав Холмогоров" w:date="2025-03-10T15:30:00Z" w:initials="ВХ">
-    <w:p>
-      <w:pPr>
-        <w:pStyle w:val="aff0"/>
-      </w:pPr>
-      <w:r>
-        <w:rPr>
-          <w:rStyle w:val="aff"/>
-        </w:rPr>
-        <w:annotationRef/>
-      </w:r>
-      <w:r>
-        <w:t>Делаем в самом конце</w:t>
-      </w:r>
-      <w:r>
-        <w:t xml:space="preserve"> после того, как написали всю работу целиком, </w:t>
-      </w:r>
-      <w:r>
-        <w:t>ибо оно у нас самособираемое, но нужно не забывать подгонять его вручную под требования оформления.</w:t>
-      </w:r>
-    </w:p>
-  </w:comment>
-  <w:comment w:id="6" w:author="Владислав Холмогоров" w:date="2024-12-07T14:41:00Z" w:initials="ВХ">
+  <w:comment w:id="7" w:author="Владислав Холмогоров" w:date="2024-12-07T14:41:00Z" w:initials="ВХ">
     <w:p>
       <w:pPr>
         <w:pStyle w:val="aff0"/>
@@ -17699,7 +23675,7 @@
       </w:r>
     </w:p>
   </w:comment>
-  <w:comment w:id="9" w:author="Владислав Холмогоров" w:date="2024-12-07T13:32:00Z" w:initials="ВХ">
+  <w:comment w:id="12" w:author="Владислав Холмогоров" w:date="2024-12-07T13:32:00Z" w:initials="ВХ">
     <w:p>
       <w:pPr>
         <w:pStyle w:val="aff0"/>
@@ -17784,7 +23760,7 @@
       </w:r>
     </w:p>
   </w:comment>
-  <w:comment w:id="10" w:author="Александра Преснякова" w:date="2025-11-25T01:08:00Z" w:initials="АП">
+  <w:comment w:id="17" w:author="Александра Преснякова" w:date="2025-11-25T09:52:00Z" w:initials="АП">
     <w:p>
       <w:pPr>
         <w:pStyle w:val="aff0"/>
@@ -17796,11 +23772,11 @@
         <w:annotationRef/>
       </w:r>
       <w:r>
-        <w:t>пиши</w:t>
+        <w:t>повтор в 100500 раз</w:t>
       </w:r>
     </w:p>
   </w:comment>
-  <w:comment w:id="13" w:author="Александра Преснякова" w:date="2025-11-25T09:52:00Z" w:initials="АП">
+  <w:comment w:id="20" w:author="Александра Преснякова" w:date="2025-11-25T09:53:00Z" w:initials="АП">
     <w:p>
       <w:pPr>
         <w:pStyle w:val="aff0"/>
@@ -17812,27 +23788,11 @@
         <w:annotationRef/>
       </w:r>
       <w:r>
-        <w:t>повтор в 100500 раз</w:t>
+        <w:t>сделай список в списке (вложенный сделай маркированным)</w:t>
       </w:r>
     </w:p>
   </w:comment>
-  <w:comment w:id="15" w:author="Александра Преснякова" w:date="2025-11-25T09:53:00Z" w:initials="АП">
-    <w:p>
-      <w:pPr>
-        <w:pStyle w:val="aff0"/>
-      </w:pPr>
-      <w:r>
-        <w:rPr>
-          <w:rStyle w:val="aff"/>
-        </w:rPr>
-        <w:annotationRef/>
-      </w:r>
-      <w:r>
-        <w:t>сделай список в списке (вложенный сделай маркированным)</w:t>
-      </w:r>
-    </w:p>
-  </w:comment>
-  <w:comment w:id="18" w:author="Александра Преснякова" w:date="2025-11-25T09:53:00Z" w:initials="АП">
+  <w:comment w:id="24" w:author="Александра Преснякова" w:date="2025-11-25T09:53:00Z" w:initials="АП">
     <w:p>
       <w:pPr>
         <w:pStyle w:val="aff0"/>
@@ -17851,7 +23811,7 @@
           <wp:inline distT="0" distB="0" distL="0" distR="0" wp14:anchorId="2C7A5F23" wp14:editId="6DA09795">
             <wp:extent cx="2497570" cy="1665136"/>
             <wp:effectExtent l="0" t="0" r="0" b="0"/>
-            <wp:docPr id="917568341" name="Рисунок 1" descr="Picture background"/>
+            <wp:docPr id="13" name="Рисунок 1" descr="Picture background"/>
             <wp:cNvGraphicFramePr>
               <a:graphicFrameLocks xmlns:a="http://schemas.openxmlformats.org/drawingml/2006/main" noChangeAspect="1"/>
             </wp:cNvGraphicFramePr>
@@ -17898,7 +23858,7 @@
       </w:r>
     </w:p>
   </w:comment>
-  <w:comment w:id="17" w:author="Александра Преснякова" w:date="2025-11-24T19:44:00Z" w:initials="АП">
+  <w:comment w:id="23" w:author="Александра Преснякова" w:date="2025-11-24T19:44:00Z" w:initials="АП">
     <w:p>
       <w:pPr>
         <w:pStyle w:val="aff0"/>
@@ -17914,7 +23874,7 @@
       </w:r>
     </w:p>
   </w:comment>
-  <w:comment w:id="23" w:author="Grigor Ogannisyan" w:date="2025-10-26T12:45:00Z" w:initials="GO">
+  <w:comment w:id="33" w:author="Grigor Ogannisyan" w:date="2025-10-26T12:45:00Z" w:initials="GO">
     <w:p>
       <w:pPr>
         <w:pStyle w:val="aff0"/>
@@ -17935,7 +23895,7 @@
       </w:pPr>
     </w:p>
   </w:comment>
-  <w:comment w:id="26" w:author="Александра Преснякова" w:date="2025-11-24T19:45:00Z" w:initials="АП">
+  <w:comment w:id="38" w:author="Александра Преснякова" w:date="2025-11-24T19:45:00Z" w:initials="АП">
     <w:p>
       <w:pPr>
         <w:pStyle w:val="aff0"/>
@@ -17951,7 +23911,7 @@
       </w:r>
     </w:p>
   </w:comment>
-  <w:comment w:id="29" w:author="Александра Преснякова" w:date="2025-11-25T09:54:00Z" w:initials="АП">
+  <w:comment w:id="43" w:author="Александра Преснякова" w:date="2025-11-25T09:54:00Z" w:initials="АП">
     <w:p>
       <w:pPr>
         <w:pStyle w:val="aff0"/>
@@ -17967,7 +23927,7 @@
       </w:r>
     </w:p>
   </w:comment>
-  <w:comment w:id="31" w:author="Александра Преснякова" w:date="2025-11-25T09:54:00Z" w:initials="АП">
+  <w:comment w:id="46" w:author="Александра Преснякова" w:date="2025-11-25T09:54:00Z" w:initials="АП">
     <w:p>
       <w:pPr>
         <w:pStyle w:val="aff0"/>
@@ -17986,7 +23946,7 @@
       </w:r>
     </w:p>
   </w:comment>
-  <w:comment w:id="32" w:author="Grigor Ogannisyan" w:date="2025-11-25T13:48:00Z" w:initials="GO">
+  <w:comment w:id="47" w:author="Grigor Ogannisyan" w:date="2025-11-25T13:48:00Z" w:initials="GO">
     <w:p>
       <w:pPr>
         <w:pStyle w:val="aff0"/>
@@ -18007,7 +23967,7 @@
       </w:pPr>
     </w:p>
   </w:comment>
-  <w:comment w:id="34" w:author="Александра Преснякова" w:date="2025-11-25T09:55:00Z" w:initials="АП">
+  <w:comment w:id="50" w:author="Александра Преснякова" w:date="2025-11-25T09:55:00Z" w:initials="АП">
     <w:p>
       <w:pPr>
         <w:pStyle w:val="aff0"/>
@@ -18037,7 +23997,7 @@
       </w:r>
     </w:p>
   </w:comment>
-  <w:comment w:id="36" w:author="Александра Преснякова" w:date="2025-11-25T09:56:00Z" w:initials="АП">
+  <w:comment w:id="53" w:author="Александра Преснякова" w:date="2025-11-25T09:56:00Z" w:initials="АП">
     <w:p>
       <w:pPr>
         <w:pStyle w:val="aff0"/>
@@ -18056,7 +24016,7 @@
           <wp:inline distT="0" distB="0" distL="0" distR="0" wp14:anchorId="5340B9CD" wp14:editId="7524DCBD">
             <wp:extent cx="2497570" cy="1665136"/>
             <wp:effectExtent l="0" t="0" r="0" b="0"/>
-            <wp:docPr id="14" name="Рисунок 1" descr="Picture background"/>
+            <wp:docPr id="16" name="Рисунок 1" descr="Picture background"/>
             <wp:cNvGraphicFramePr>
               <a:graphicFrameLocks xmlns:a="http://schemas.openxmlformats.org/drawingml/2006/main" noChangeAspect="1"/>
             </wp:cNvGraphicFramePr>
@@ -18103,7 +24063,7 @@
       </w:r>
     </w:p>
   </w:comment>
-  <w:comment w:id="38" w:author="Александра Преснякова" w:date="2025-11-24T19:47:00Z" w:initials="АП">
+  <w:comment w:id="56" w:author="Александра Преснякова" w:date="2025-11-24T19:47:00Z" w:initials="АП">
     <w:p>
       <w:pPr>
         <w:pStyle w:val="aff0"/>
@@ -18120,7 +24080,7 @@
       </w:r>
     </w:p>
   </w:comment>
-  <w:comment w:id="39" w:author="Александра Преснякова" w:date="2025-11-25T09:57:00Z" w:initials="АП">
+  <w:comment w:id="58" w:author="Александра Преснякова" w:date="2025-11-25T09:57:00Z" w:initials="АП">
     <w:p>
       <w:pPr>
         <w:pStyle w:val="aff0"/>
@@ -18147,7 +24107,7 @@
       </w:pPr>
     </w:p>
   </w:comment>
-  <w:comment w:id="40" w:author="Александра Преснякова" w:date="2025-11-24T19:51:00Z" w:initials="АП">
+  <w:comment w:id="59" w:author="Александра Преснякова" w:date="2025-11-24T19:51:00Z" w:initials="АП">
     <w:p>
       <w:pPr>
         <w:pStyle w:val="aff0"/>
@@ -18167,7 +24127,7 @@
       </w:r>
     </w:p>
   </w:comment>
-  <w:comment w:id="42" w:author="Александра Преснякова" w:date="2025-11-25T09:58:00Z" w:initials="АП">
+  <w:comment w:id="61" w:author="Александра Преснякова" w:date="2025-11-25T09:58:00Z" w:initials="АП">
     <w:p>
       <w:pPr>
         <w:pStyle w:val="aff0"/>
@@ -18183,7 +24143,7 @@
       </w:r>
     </w:p>
   </w:comment>
-  <w:comment w:id="41" w:author="Александра Преснякова" w:date="2025-11-24T19:51:00Z" w:initials="АП">
+  <w:comment w:id="60" w:author="Александра Преснякова" w:date="2025-11-24T19:51:00Z" w:initials="АП">
     <w:p>
       <w:pPr>
         <w:pStyle w:val="aff0"/>
@@ -18203,7 +24163,7 @@
       </w:r>
     </w:p>
   </w:comment>
-  <w:comment w:id="43" w:author="Александра Преснякова" w:date="2025-11-24T19:52:00Z" w:initials="АП">
+  <w:comment w:id="62" w:author="Александра Преснякова" w:date="2025-11-24T19:52:00Z" w:initials="АП">
     <w:p>
       <w:pPr>
         <w:pStyle w:val="aff0"/>
@@ -18219,7 +24179,7 @@
       </w:r>
     </w:p>
   </w:comment>
-  <w:comment w:id="44" w:author="Александра Преснякова" w:date="2025-11-25T09:58:00Z" w:initials="АП">
+  <w:comment w:id="63" w:author="Александра Преснякова" w:date="2025-11-25T09:58:00Z" w:initials="АП">
     <w:p>
       <w:pPr>
         <w:pStyle w:val="aff0"/>
@@ -18235,7 +24195,7 @@
       </w:r>
     </w:p>
   </w:comment>
-  <w:comment w:id="46" w:author="Александра Преснякова" w:date="2025-11-25T09:58:00Z" w:initials="АП">
+  <w:comment w:id="66" w:author="Александра Преснякова" w:date="2025-11-25T09:58:00Z" w:initials="АП">
     <w:p>
       <w:pPr>
         <w:pStyle w:val="aff0"/>
@@ -18260,7 +24220,7 @@
       </w:r>
     </w:p>
   </w:comment>
-  <w:comment w:id="47" w:author="Александра Преснякова" w:date="2025-11-25T09:59:00Z" w:initials="АП">
+  <w:comment w:id="67" w:author="Александра Преснякова" w:date="2025-11-25T09:59:00Z" w:initials="АП">
     <w:p>
       <w:pPr>
         <w:pStyle w:val="aff0"/>
@@ -18276,7 +24236,7 @@
       </w:r>
     </w:p>
   </w:comment>
-  <w:comment w:id="48" w:author="Александра Преснякова" w:date="2025-11-25T09:59:00Z" w:initials="АП">
+  <w:comment w:id="68" w:author="Александра Преснякова" w:date="2025-11-25T09:59:00Z" w:initials="АП">
     <w:p>
       <w:pPr>
         <w:pStyle w:val="aff0"/>
@@ -18295,7 +24255,7 @@
           <wp:inline distT="0" distB="0" distL="0" distR="0" wp14:anchorId="257350C2" wp14:editId="53EDDD85">
             <wp:extent cx="2497570" cy="1665136"/>
             <wp:effectExtent l="0" t="0" r="0" b="0"/>
-            <wp:docPr id="15" name="Рисунок 1" descr="Picture background"/>
+            <wp:docPr id="17" name="Рисунок 1" descr="Picture background"/>
             <wp:cNvGraphicFramePr>
               <a:graphicFrameLocks xmlns:a="http://schemas.openxmlformats.org/drawingml/2006/main" noChangeAspect="1"/>
             </wp:cNvGraphicFramePr>
@@ -18342,7 +24302,7 @@
       </w:r>
     </w:p>
   </w:comment>
-  <w:comment w:id="49" w:author="Александра Преснякова" w:date="2025-11-25T10:02:00Z" w:initials="АП">
+  <w:comment w:id="69" w:author="Александра Преснякова" w:date="2025-11-25T10:02:00Z" w:initials="АП">
     <w:p>
       <w:pPr>
         <w:pStyle w:val="aff0"/>
@@ -18358,7 +24318,7 @@
       </w:r>
     </w:p>
   </w:comment>
-  <w:comment w:id="50" w:author="Александра Преснякова" w:date="2025-11-25T10:02:00Z" w:initials="АП">
+  <w:comment w:id="70" w:author="Александра Преснякова" w:date="2025-11-25T10:02:00Z" w:initials="АП">
     <w:p>
       <w:pPr>
         <w:pStyle w:val="aff0"/>
@@ -18374,7 +24334,7 @@
       </w:r>
     </w:p>
   </w:comment>
-  <w:comment w:id="51" w:author="Александра Преснякова" w:date="2025-11-24T19:54:00Z" w:initials="АП">
+  <w:comment w:id="71" w:author="Александра Преснякова" w:date="2025-11-24T19:54:00Z" w:initials="АП">
     <w:p>
       <w:pPr>
         <w:pStyle w:val="aff0"/>
@@ -18390,7 +24350,7 @@
       </w:r>
     </w:p>
   </w:comment>
-  <w:comment w:id="52" w:author="Александра Преснякова" w:date="2025-11-25T10:02:00Z" w:initials="АП">
+  <w:comment w:id="73" w:author="Александра Преснякова" w:date="2025-11-25T10:02:00Z" w:initials="АП">
     <w:p>
       <w:pPr>
         <w:pStyle w:val="aff0"/>
@@ -18406,7 +24366,7 @@
       </w:r>
     </w:p>
   </w:comment>
-  <w:comment w:id="53" w:author="Александра Преснякова" w:date="2025-11-24T19:55:00Z" w:initials="АП">
+  <w:comment w:id="74" w:author="Александра Преснякова" w:date="2025-11-24T19:55:00Z" w:initials="АП">
     <w:p>
       <w:pPr>
         <w:pStyle w:val="aff0"/>
@@ -18430,7 +24390,7 @@
       </w:r>
     </w:p>
   </w:comment>
-  <w:comment w:id="54" w:author="Александра Преснякова" w:date="2025-11-24T19:58:00Z" w:initials="АП">
+  <w:comment w:id="75" w:author="Александра Преснякова" w:date="2025-11-24T19:58:00Z" w:initials="АП">
     <w:p>
       <w:pPr>
         <w:pStyle w:val="aff0"/>
@@ -18446,7 +24406,7 @@
       </w:r>
     </w:p>
   </w:comment>
-  <w:comment w:id="55" w:author="Александра Преснякова" w:date="2025-11-24T19:58:00Z" w:initials="АП">
+  <w:comment w:id="76" w:author="Александра Преснякова" w:date="2025-11-24T19:58:00Z" w:initials="АП">
     <w:p>
       <w:pPr>
         <w:pStyle w:val="aff0"/>
@@ -18470,7 +24430,7 @@
       </w:r>
     </w:p>
   </w:comment>
-  <w:comment w:id="56" w:author="Александра Преснякова" w:date="2025-11-24T19:59:00Z" w:initials="АП">
+  <w:comment w:id="77" w:author="Александра Преснякова" w:date="2025-11-24T19:59:00Z" w:initials="АП">
     <w:p>
       <w:pPr>
         <w:pStyle w:val="aff0"/>
@@ -18494,7 +24454,7 @@
       </w:r>
     </w:p>
   </w:comment>
-  <w:comment w:id="57" w:author="Александра Преснякова" w:date="2025-11-24T19:59:00Z" w:initials="АП">
+  <w:comment w:id="78" w:author="Александра Преснякова" w:date="2025-11-24T19:59:00Z" w:initials="АП">
     <w:p>
       <w:pPr>
         <w:pStyle w:val="aff0"/>
@@ -18510,7 +24470,7 @@
       </w:r>
     </w:p>
   </w:comment>
-  <w:comment w:id="59" w:author="Владислав Холмогоров" w:date="2024-12-07T14:08:00Z" w:initials="ВХ">
+  <w:comment w:id="81" w:author="Владислав Холмогоров" w:date="2024-12-07T14:08:00Z" w:initials="ВХ">
     <w:p>
       <w:pPr>
         <w:pStyle w:val="aff0"/>
@@ -18544,7 +24504,7 @@
       </w:r>
     </w:p>
   </w:comment>
-  <w:comment w:id="60" w:author="Александра Преснякова" w:date="2025-11-25T10:03:00Z" w:initials="АП">
+  <w:comment w:id="82" w:author="Александра Преснякова" w:date="2025-11-25T10:03:00Z" w:initials="АП">
     <w:p>
       <w:pPr>
         <w:pStyle w:val="aff0"/>
@@ -18586,7 +24546,7 @@
       </w:r>
     </w:p>
   </w:comment>
-  <w:comment w:id="62" w:author="Владислав Холмогоров" w:date="2024-12-07T14:14:00Z" w:initials="ВХ">
+  <w:comment w:id="85" w:author="Владислав Холмогоров" w:date="2024-12-07T14:14:00Z" w:initials="ВХ">
     <w:p>
       <w:pPr>
         <w:pStyle w:val="aff0"/>
@@ -18606,7 +24566,7 @@
       </w:r>
     </w:p>
   </w:comment>
-  <w:comment w:id="63" w:author="Александра Преснякова" w:date="2025-11-25T10:04:00Z" w:initials="АП">
+  <w:comment w:id="86" w:author="Александра Преснякова" w:date="2025-11-25T10:04:00Z" w:initials="АП">
     <w:p>
       <w:pPr>
         <w:pStyle w:val="aff0"/>
@@ -18622,7 +24582,7 @@
       </w:r>
     </w:p>
   </w:comment>
-  <w:comment w:id="65" w:author="Владислав Холмогоров" w:date="2024-12-07T14:14:00Z" w:initials="ВХ">
+  <w:comment w:id="89" w:author="Владислав Холмогоров" w:date="2024-12-07T14:14:00Z" w:initials="ВХ">
     <w:p>
       <w:pPr>
         <w:pStyle w:val="aff0"/>
@@ -18691,7 +24651,7 @@
       </w:r>
     </w:p>
   </w:comment>
-  <w:comment w:id="66" w:author="Александра Преснякова" w:date="2025-11-25T10:04:00Z" w:initials="АП">
+  <w:comment w:id="90" w:author="Александра Преснякова" w:date="2025-11-25T10:04:00Z" w:initials="АП">
     <w:p>
       <w:pPr>
         <w:pStyle w:val="aff0"/>
@@ -18707,7 +24667,7 @@
       </w:r>
     </w:p>
   </w:comment>
-  <w:comment w:id="68" w:author="Владислав Холмогоров" w:date="2024-12-07T14:14:00Z" w:initials="ВХ">
+  <w:comment w:id="93" w:author="Владислав Холмогоров" w:date="2024-12-07T14:14:00Z" w:initials="ВХ">
     <w:p>
       <w:pPr>
         <w:pStyle w:val="aff0"/>
@@ -18772,7 +24732,7 @@
       </w:r>
     </w:p>
   </w:comment>
-  <w:comment w:id="69" w:author="Александра Преснякова" w:date="2025-11-25T10:05:00Z" w:initials="АП">
+  <w:comment w:id="94" w:author="Александра Преснякова" w:date="2025-11-25T10:05:00Z" w:initials="АП">
     <w:p>
       <w:pPr>
         <w:pStyle w:val="aff0"/>
@@ -18788,7 +24748,7 @@
       </w:r>
     </w:p>
   </w:comment>
-  <w:comment w:id="70" w:author="Александра Преснякова" w:date="2025-11-25T10:05:00Z" w:initials="АП">
+  <w:comment w:id="95" w:author="Александра Преснякова" w:date="2025-11-25T10:05:00Z" w:initials="АП">
     <w:p>
       <w:pPr>
         <w:pStyle w:val="aff0"/>
@@ -18804,7 +24764,7 @@
       </w:r>
     </w:p>
   </w:comment>
-  <w:comment w:id="71" w:author="Александра Преснякова" w:date="2025-11-25T00:16:00Z" w:initials="АП">
+  <w:comment w:id="97" w:author="Александра Преснякова" w:date="2025-11-25T00:16:00Z" w:initials="АП">
     <w:p>
       <w:pPr>
         <w:pStyle w:val="aff0"/>
@@ -18826,7 +24786,7 @@
       </w:r>
     </w:p>
   </w:comment>
-  <w:comment w:id="73" w:author="Александра Преснякова" w:date="2025-11-25T00:22:00Z" w:initials="АП">
+  <w:comment w:id="101" w:author="Александра Преснякова" w:date="2025-11-25T00:22:00Z" w:initials="АП">
     <w:p>
       <w:pPr>
         <w:pStyle w:val="aff0"/>
@@ -18846,7 +24806,7 @@
       </w:r>
     </w:p>
   </w:comment>
-  <w:comment w:id="75" w:author="Александра Преснякова" w:date="2025-11-25T00:23:00Z" w:initials="АП">
+  <w:comment w:id="104" w:author="Александра Преснякова" w:date="2025-11-25T00:23:00Z" w:initials="АП">
     <w:p>
       <w:pPr>
         <w:pStyle w:val="aff0"/>
@@ -18866,7 +24826,7 @@
       </w:r>
     </w:p>
   </w:comment>
-  <w:comment w:id="77" w:author="Александра Преснякова" w:date="2025-11-25T00:24:00Z" w:initials="АП">
+  <w:comment w:id="107" w:author="Александра Преснякова" w:date="2025-11-25T00:24:00Z" w:initials="АП">
     <w:p>
       <w:pPr>
         <w:pStyle w:val="aff0"/>
@@ -18886,7 +24846,7 @@
       </w:r>
     </w:p>
   </w:comment>
-  <w:comment w:id="78" w:author="Александра Преснякова" w:date="2025-11-25T00:25:00Z" w:initials="АП">
+  <w:comment w:id="108" w:author="Александра Преснякова" w:date="2025-11-25T00:25:00Z" w:initials="АП">
     <w:p>
       <w:pPr>
         <w:pStyle w:val="aff0"/>
@@ -18902,7 +24862,7 @@
       </w:r>
     </w:p>
   </w:comment>
-  <w:comment w:id="79" w:author="Александра Преснякова" w:date="2025-11-25T00:28:00Z" w:initials="АП">
+  <w:comment w:id="109" w:author="Александра Преснякова" w:date="2025-11-25T00:28:00Z" w:initials="АП">
     <w:p>
       <w:pPr>
         <w:pStyle w:val="aff0"/>
@@ -18929,7 +24889,7 @@
       </w:r>
     </w:p>
   </w:comment>
-  <w:comment w:id="80" w:author="Александра Преснякова" w:date="2025-11-25T00:28:00Z" w:initials="АП">
+  <w:comment w:id="110" w:author="Александра Преснякова" w:date="2025-11-25T00:28:00Z" w:initials="АП">
     <w:p>
       <w:pPr>
         <w:pStyle w:val="aff0"/>
@@ -18945,7 +24905,7 @@
       </w:r>
     </w:p>
   </w:comment>
-  <w:comment w:id="81" w:author="Александра Преснякова" w:date="2025-11-25T00:28:00Z" w:initials="АП">
+  <w:comment w:id="111" w:author="Александра Преснякова" w:date="2025-11-25T00:28:00Z" w:initials="АП">
     <w:p>
       <w:pPr>
         <w:pStyle w:val="aff0"/>
@@ -18972,7 +24932,7 @@
       </w:r>
     </w:p>
   </w:comment>
-  <w:comment w:id="82" w:author="Grigor Ogannisyan" w:date="2025-11-23T18:06:00Z" w:initials="GO">
+  <w:comment w:id="112" w:author="Grigor Ogannisyan" w:date="2025-11-23T18:06:00Z" w:initials="GO">
     <w:p>
       <w:pPr>
         <w:pStyle w:val="aff0"/>
@@ -18993,7 +24953,7 @@
       </w:pPr>
     </w:p>
   </w:comment>
-  <w:comment w:id="83" w:author="Александра Преснякова" w:date="2025-11-25T10:07:00Z" w:initials="АП">
+  <w:comment w:id="113" w:author="Александра Преснякова" w:date="2025-11-25T10:07:00Z" w:initials="АП">
     <w:p>
       <w:pPr>
         <w:pStyle w:val="aff0"/>
@@ -19020,7 +24980,7 @@
       </w:pPr>
     </w:p>
   </w:comment>
-  <w:comment w:id="85" w:author="Владислав Холмогоров" w:date="2024-12-07T14:19:00Z" w:initials="ВХ">
+  <w:comment w:id="116" w:author="Владислав Холмогоров" w:date="2024-12-07T14:19:00Z" w:initials="ВХ">
     <w:p>
       <w:pPr>
         <w:pStyle w:val="aff0"/>
@@ -19042,7 +25002,7 @@
       </w:r>
     </w:p>
   </w:comment>
-  <w:comment w:id="87" w:author="Владислав Холмогоров" w:date="2024-12-07T14:20:00Z" w:initials="ВХ">
+  <w:comment w:id="119" w:author="Владислав Холмогоров" w:date="2024-12-07T14:20:00Z" w:initials="ВХ">
     <w:p>
       <w:pPr>
         <w:pStyle w:val="aff0"/>
@@ -19061,7 +25021,7 @@
       </w:r>
     </w:p>
   </w:comment>
-  <w:comment w:id="89" w:author="Владислав Холмогоров" w:date="2024-12-07T14:24:00Z" w:initials="ВХ">
+  <w:comment w:id="122" w:author="Владислав Холмогоров" w:date="2024-12-07T14:24:00Z" w:initials="ВХ">
     <w:p>
       <w:pPr>
         <w:pStyle w:val="aff0"/>
@@ -19108,7 +25068,7 @@
       </w:r>
     </w:p>
   </w:comment>
-  <w:comment w:id="90" w:author="Александра Преснякова" w:date="2025-11-25T00:33:00Z" w:initials="АП">
+  <w:comment w:id="123" w:author="Александра Преснякова" w:date="2025-11-25T00:33:00Z" w:initials="АП">
     <w:p>
       <w:pPr>
         <w:pStyle w:val="aff0"/>
@@ -19128,7 +25088,7 @@
       </w:r>
     </w:p>
   </w:comment>
-  <w:comment w:id="91" w:author="Александра Преснякова" w:date="2025-11-25T00:34:00Z" w:initials="АП">
+  <w:comment w:id="125" w:author="Александра Преснякова" w:date="2025-11-25T00:34:00Z" w:initials="АП">
     <w:p>
       <w:pPr>
         <w:pStyle w:val="aff0"/>
@@ -19144,7 +25104,7 @@
       </w:r>
     </w:p>
   </w:comment>
-  <w:comment w:id="92" w:author="Александра Преснякова" w:date="2025-11-25T00:34:00Z" w:initials="АП">
+  <w:comment w:id="127" w:author="Александра Преснякова" w:date="2025-11-25T00:34:00Z" w:initials="АП">
     <w:p>
       <w:pPr>
         <w:pStyle w:val="aff0"/>
@@ -19160,7 +25120,7 @@
       </w:r>
     </w:p>
   </w:comment>
-  <w:comment w:id="93" w:author="Александра Преснякова" w:date="2025-11-25T00:39:00Z" w:initials="АП">
+  <w:comment w:id="129" w:author="Александра Преснякова" w:date="2025-11-25T00:39:00Z" w:initials="АП">
     <w:p>
       <w:pPr>
         <w:pStyle w:val="aff0"/>
@@ -19180,7 +25140,7 @@
       </w:r>
     </w:p>
   </w:comment>
-  <w:comment w:id="95" w:author="Владислав Холмогоров" w:date="2024-12-07T14:28:00Z" w:initials="ВХ">
+  <w:comment w:id="137" w:author="Владислав Холмогоров" w:date="2024-12-07T14:28:00Z" w:initials="ВХ">
     <w:p>
       <w:pPr>
         <w:pStyle w:val="aff0"/>
@@ -19196,7 +25156,7 @@
       </w:r>
     </w:p>
   </w:comment>
-  <w:comment w:id="96" w:author="Александра Преснякова" w:date="2025-11-25T10:08:00Z" w:initials="АП">
+  <w:comment w:id="138" w:author="Александра Преснякова" w:date="2025-11-25T10:08:00Z" w:initials="АП">
     <w:p>
       <w:pPr>
         <w:pStyle w:val="aff0"/>
@@ -19232,7 +25192,7 @@
       </w:pPr>
     </w:p>
   </w:comment>
-  <w:comment w:id="98" w:author="Владислав Холмогоров" w:date="2024-12-07T14:28:00Z" w:initials="ВХ">
+  <w:comment w:id="141" w:author="Владислав Холмогоров" w:date="2024-12-07T14:28:00Z" w:initials="ВХ">
     <w:p>
       <w:pPr>
         <w:pStyle w:val="aff0"/>
@@ -19272,10 +25232,8 @@
   <w15:commentEx w15:paraId="57D2E691" w15:done="0"/>
   <w15:commentEx w15:paraId="78475D12" w15:done="0"/>
   <w15:commentEx w15:paraId="3F21CEDF" w15:done="0"/>
-  <w15:commentEx w15:paraId="595488F9" w15:done="0"/>
   <w15:commentEx w15:paraId="516874F2" w15:done="0"/>
   <w15:commentEx w15:paraId="65A86BAF" w15:done="0"/>
-  <w15:commentEx w15:paraId="1E0CBF46" w15:done="0"/>
   <w15:commentEx w15:paraId="6A9C2054" w15:done="0"/>
   <w15:commentEx w15:paraId="6E41E4D8" w15:done="1"/>
   <w15:commentEx w15:paraId="1E87A606" w15:done="0"/>
@@ -19343,10 +25301,8 @@
   <w16cex:commentExtensible w16cex:durableId="718EB791" w16cex:dateUtc="2025-11-25T06:47:00Z"/>
   <w16cex:commentExtensible w16cex:durableId="69F28F13" w16cex:dateUtc="2025-11-25T06:47:00Z"/>
   <w16cex:commentExtensible w16cex:durableId="2B159026" w16cex:dateUtc="2025-11-24T21:56:00Z"/>
-  <w16cex:commentExtensible w16cex:durableId="05FBA038" w16cex:dateUtc="2025-03-10T12:30:00Z"/>
   <w16cex:commentExtensible w16cex:durableId="69AA86C1" w16cex:dateUtc="2024-12-07T11:41:00Z"/>
   <w16cex:commentExtensible w16cex:durableId="0482F3F0" w16cex:dateUtc="2024-12-07T10:32:00Z"/>
-  <w16cex:commentExtensible w16cex:durableId="21180792" w16cex:dateUtc="2025-11-24T22:08:00Z"/>
   <w16cex:commentExtensible w16cex:durableId="71A70825" w16cex:dateUtc="2025-11-25T06:52:00Z"/>
   <w16cex:commentExtensible w16cex:durableId="3A87BB5D" w16cex:dateUtc="2025-11-25T06:53:00Z"/>
   <w16cex:commentExtensible w16cex:durableId="0621BB18" w16cex:dateUtc="2025-11-25T06:53:00Z"/>
@@ -19414,10 +25370,8 @@
   <w16cid:commentId w16cid:paraId="57D2E691" w16cid:durableId="718EB791"/>
   <w16cid:commentId w16cid:paraId="78475D12" w16cid:durableId="69F28F13"/>
   <w16cid:commentId w16cid:paraId="3F21CEDF" w16cid:durableId="2B159026"/>
-  <w16cid:commentId w16cid:paraId="595488F9" w16cid:durableId="05FBA038"/>
   <w16cid:commentId w16cid:paraId="516874F2" w16cid:durableId="69AA86C1"/>
   <w16cid:commentId w16cid:paraId="65A86BAF" w16cid:durableId="0482F3F0"/>
-  <w16cid:commentId w16cid:paraId="1E0CBF46" w16cid:durableId="21180792"/>
   <w16cid:commentId w16cid:paraId="6A9C2054" w16cid:durableId="71A70825"/>
   <w16cid:commentId w16cid:paraId="6E41E4D8" w16cid:durableId="3A87BB5D"/>
   <w16cid:commentId w16cid:paraId="1E87A606" w16cid:durableId="0621BB18"/>
@@ -26657,6 +32611,7 @@
   <w:style w:type="character" w:default="1" w:styleId="a4">
     <w:name w:val="Default Paragraph Font"/>
     <w:uiPriority w:val="1"/>
+    <w:semiHidden/>
     <w:unhideWhenUsed/>
   </w:style>
   <w:style w:type="table" w:default="1" w:styleId="a5">
@@ -26970,22 +32925,19 @@
     <w:uiPriority w:val="39"/>
     <w:unhideWhenUsed/>
     <w:qFormat/>
-    <w:rsid w:val="006C4E19"/>
+    <w:rsid w:val="00E448A0"/>
     <w:pPr>
       <w:tabs>
         <w:tab w:val="left" w:pos="426"/>
         <w:tab w:val="right" w:leader="dot" w:pos="9911"/>
       </w:tabs>
+      <w:ind w:firstLine="0"/>
       <w:jc w:val="center"/>
     </w:pPr>
     <w:rPr>
-      <w:rFonts w:asciiTheme="minorHAnsi" w:hAnsiTheme="minorHAnsi" w:cstheme="minorHAnsi"/>
-      <w:b/>
-      <w:bCs/>
-      <w:i/>
-      <w:iCs/>
-      <w:sz w:val="24"/>
-      <w:szCs w:val="24"/>
+      <w:rFonts w:cs="Times New Roman"/>
+      <w:noProof/>
+      <w:szCs w:val="28"/>
     </w:rPr>
   </w:style>
   <w:style w:type="paragraph" w:styleId="af">

--- a/недодип.docx
+++ b/недодип.docx
@@ -35,7 +35,15 @@
     </w:p>
     <w:p>
       <w:r>
-        <w:t xml:space="preserve">Работа направлена на повышение обоснованности ценовых решений и снижение асимметрии информации между участниками рынка. Подход основывается на моделях машинного обучения для табличных данных с учётом геопространственных признаков, пространственно-временной валидации, построения доверительных интервалов и интерпретации факторов влияния. </w:t>
+        <w:t xml:space="preserve">Работа направлена на повышение обоснованности ценовых решений и снижение асимметрии информации между участниками рынка. Подход основывается на моделях машинного обучения для табличных данных с учётом </w:t>
+      </w:r>
+      <w:proofErr w:type="spellStart"/>
+      <w:r>
+        <w:t>геопространственных</w:t>
+      </w:r>
+      <w:proofErr w:type="spellEnd"/>
+      <w:r>
+        <w:t xml:space="preserve"> признаков, пространственно-временной валидации, построения доверительных интервалов и интерпретации факторов влияния. </w:t>
       </w:r>
     </w:p>
     <w:p>
@@ -126,6 +134,16 @@
     </w:p>
     <w:sdt>
       <w:sdtPr>
+        <w:rPr>
+          <w:rFonts w:ascii="Times New Roman" w:eastAsiaTheme="minorHAnsi" w:hAnsi="Times New Roman" w:cstheme="minorBidi"/>
+          <w:caps w:val="0"/>
+          <w:color w:val="auto"/>
+          <w:spacing w:val="0"/>
+          <w:kern w:val="0"/>
+          <w:sz w:val="28"/>
+          <w:szCs w:val="22"/>
+          <w:lang w:eastAsia="en-US"/>
+        </w:rPr>
         <w:id w:val="-1067176661"/>
         <w:docPartObj>
           <w:docPartGallery w:val="Table of Contents"/>
@@ -134,14 +152,8 @@
       </w:sdtPr>
       <w:sdtEndPr>
         <w:rPr>
-          <w:rFonts w:ascii="Times New Roman" w:eastAsiaTheme="minorHAnsi" w:hAnsi="Times New Roman" w:cs="Times New Roman"/>
-          <w:caps w:val="0"/>
-          <w:color w:val="auto"/>
-          <w:spacing w:val="0"/>
-          <w:kern w:val="0"/>
-          <w:sz w:val="28"/>
+          <w:rFonts w:cs="Times New Roman"/>
           <w:szCs w:val="28"/>
-          <w:lang w:eastAsia="en-US"/>
         </w:rPr>
       </w:sdtEndPr>
       <w:sdtContent>
@@ -5532,20 +5544,21 @@
         <w:rPr>
           <w:lang w:eastAsia="ru-RU"/>
         </w:rPr>
-        <w:t>AI (Artificial Intelligence) – искусственный интеллект; в работе используется для обозначения модуля генерации текстовых комментариев к оценке.</w:t>
-      </w:r>
-    </w:p>
-    <w:p>
-      <w:pPr>
+        <w:t>AI (</w:t>
+      </w:r>
+      <w:proofErr w:type="spellStart"/>
+      <w:r>
         <w:rPr>
           <w:lang w:eastAsia="ru-RU"/>
         </w:rPr>
-      </w:pPr>
+        <w:t>Artificial</w:t>
+      </w:r>
+      <w:proofErr w:type="spellEnd"/>
       <w:r>
         <w:rPr>
           <w:lang w:eastAsia="ru-RU"/>
         </w:rPr>
-        <w:t>API (Application Programming Interface) – программный интерфейс приложения; набор HTTP-эндпоинтов, через которые фронтенд и внешние системы обращаются к сервису оценки.</w:t>
+        <w:t xml:space="preserve"> Intelligence) – искусственный интеллект; в работе используется для обозначения модуля генерации текстовых комментариев к оценке.</w:t>
       </w:r>
     </w:p>
     <w:p>
@@ -5558,32 +5571,129 @@
         <w:rPr>
           <w:lang w:eastAsia="ru-RU"/>
         </w:rPr>
-        <w:t>AVM (Automated Valuation Model) – автоматизированная модель оценки недвижимости, рассчитывающая стоимость объекта на основе статистических и/или ML-моделей без участия оценщика.</w:t>
-      </w:r>
-    </w:p>
-    <w:p>
-      <w:pPr>
+        <w:t xml:space="preserve">API (Application </w:t>
+      </w:r>
+      <w:proofErr w:type="spellStart"/>
+      <w:r>
         <w:rPr>
           <w:lang w:eastAsia="ru-RU"/>
         </w:rPr>
-      </w:pPr>
+        <w:t>Programming</w:t>
+      </w:r>
+      <w:proofErr w:type="spellEnd"/>
       <w:r>
         <w:rPr>
           <w:lang w:eastAsia="ru-RU"/>
         </w:rPr>
-        <w:t>БД – база данных; централизованное хранилище объявлений, геопризнаков и результатов оценок.</w:t>
-      </w:r>
-    </w:p>
-    <w:p>
-      <w:pPr>
+        <w:t xml:space="preserve"> Interface) – программный интерфейс приложения; набор HTTP-</w:t>
+      </w:r>
+      <w:proofErr w:type="spellStart"/>
+      <w:r>
         <w:rPr>
           <w:lang w:eastAsia="ru-RU"/>
         </w:rPr>
-      </w:pPr>
+        <w:t>эндпоинтов</w:t>
+      </w:r>
+      <w:proofErr w:type="spellEnd"/>
       <w:r>
         <w:rPr>
           <w:lang w:eastAsia="ru-RU"/>
         </w:rPr>
+        <w:t xml:space="preserve">, через которые </w:t>
+      </w:r>
+      <w:proofErr w:type="spellStart"/>
+      <w:r>
+        <w:rPr>
+          <w:lang w:eastAsia="ru-RU"/>
+        </w:rPr>
+        <w:t>фронтенд</w:t>
+      </w:r>
+      <w:proofErr w:type="spellEnd"/>
+      <w:r>
+        <w:rPr>
+          <w:lang w:eastAsia="ru-RU"/>
+        </w:rPr>
+        <w:t xml:space="preserve"> и внешние системы обращаются к сервису оценки.</w:t>
+      </w:r>
+    </w:p>
+    <w:p>
+      <w:pPr>
+        <w:rPr>
+          <w:lang w:eastAsia="ru-RU"/>
+        </w:rPr>
+      </w:pPr>
+      <w:r>
+        <w:rPr>
+          <w:lang w:eastAsia="ru-RU"/>
+        </w:rPr>
+        <w:t>AVM (</w:t>
+      </w:r>
+      <w:proofErr w:type="spellStart"/>
+      <w:r>
+        <w:rPr>
+          <w:lang w:eastAsia="ru-RU"/>
+        </w:rPr>
+        <w:t>Automated</w:t>
+      </w:r>
+      <w:proofErr w:type="spellEnd"/>
+      <w:r>
+        <w:rPr>
+          <w:lang w:eastAsia="ru-RU"/>
+        </w:rPr>
+        <w:t xml:space="preserve"> </w:t>
+      </w:r>
+      <w:proofErr w:type="spellStart"/>
+      <w:r>
+        <w:rPr>
+          <w:lang w:eastAsia="ru-RU"/>
+        </w:rPr>
+        <w:t>Valuation</w:t>
+      </w:r>
+      <w:proofErr w:type="spellEnd"/>
+      <w:r>
+        <w:rPr>
+          <w:lang w:eastAsia="ru-RU"/>
+        </w:rPr>
+        <w:t xml:space="preserve"> Model) – автоматизированная модель оценки недвижимости, рассчитывающая стоимость объекта на основе статистических и/или ML-моделей без участия оценщика.</w:t>
+      </w:r>
+    </w:p>
+    <w:p>
+      <w:pPr>
+        <w:rPr>
+          <w:lang w:eastAsia="ru-RU"/>
+        </w:rPr>
+      </w:pPr>
+      <w:r>
+        <w:rPr>
+          <w:lang w:eastAsia="ru-RU"/>
+        </w:rPr>
+        <w:t xml:space="preserve">БД – база данных; централизованное хранилище объявлений, </w:t>
+      </w:r>
+      <w:proofErr w:type="spellStart"/>
+      <w:r>
+        <w:rPr>
+          <w:lang w:eastAsia="ru-RU"/>
+        </w:rPr>
+        <w:t>геопризнаков</w:t>
+      </w:r>
+      <w:proofErr w:type="spellEnd"/>
+      <w:r>
+        <w:rPr>
+          <w:lang w:eastAsia="ru-RU"/>
+        </w:rPr>
+        <w:t xml:space="preserve"> и результатов оценок.</w:t>
+      </w:r>
+    </w:p>
+    <w:p>
+      <w:pPr>
+        <w:rPr>
+          <w:lang w:eastAsia="ru-RU"/>
+        </w:rPr>
+      </w:pPr>
+      <w:r>
+        <w:rPr>
+          <w:lang w:eastAsia="ru-RU"/>
+        </w:rPr>
         <w:t>ГИС – геоинформационные системы; программные средства для работы с пространственными данными и картографией.</w:t>
       </w:r>
     </w:p>
@@ -5593,63 +5703,211 @@
           <w:lang w:eastAsia="ru-RU"/>
         </w:rPr>
       </w:pPr>
+      <w:proofErr w:type="spellStart"/>
       <w:r>
         <w:rPr>
           <w:lang w:eastAsia="ru-RU"/>
         </w:rPr>
-        <w:t>Геопризнаки – геопространственные признаки объекта (индекс H3, расстояние до метро, характеристики района и др.), используемые моделью.</w:t>
-      </w:r>
-    </w:p>
-    <w:p>
-      <w:pPr>
+        <w:t>Геопризнаки</w:t>
+      </w:r>
+      <w:proofErr w:type="spellEnd"/>
+      <w:r>
         <w:rPr>
           <w:lang w:eastAsia="ru-RU"/>
         </w:rPr>
-      </w:pPr>
+        <w:t xml:space="preserve"> – </w:t>
+      </w:r>
+      <w:proofErr w:type="spellStart"/>
       <w:r>
         <w:rPr>
           <w:lang w:eastAsia="ru-RU"/>
         </w:rPr>
-        <w:t>H3 – иерархический шестигранный геопространственный индекс, применяемый для разбиения территории на ячейки фиксированного масштаба.</w:t>
-      </w:r>
-    </w:p>
-    <w:p>
-      <w:pPr>
+        <w:t>геопространственные</w:t>
+      </w:r>
+      <w:proofErr w:type="spellEnd"/>
+      <w:r>
         <w:rPr>
           <w:lang w:eastAsia="ru-RU"/>
         </w:rPr>
-      </w:pPr>
-      <w:r>
+        <w:t xml:space="preserve"> признаки объекта (индекс H3, расстояние до метро, характеристики района и др.), используемые моделью.</w:t>
+      </w:r>
+    </w:p>
+    <w:p>
+      <w:pPr>
         <w:rPr>
           <w:lang w:eastAsia="ru-RU"/>
         </w:rPr>
-        <w:t>JSON (JavaScript Object Notation) – текстовый формат обмена структурированными данными, используемый в запросах и ответах API.</w:t>
-      </w:r>
-    </w:p>
-    <w:p>
-      <w:pPr>
+      </w:pPr>
+      <w:r>
         <w:rPr>
           <w:lang w:eastAsia="ru-RU"/>
         </w:rPr>
-      </w:pPr>
+        <w:t xml:space="preserve">H3 – иерархический шестигранный </w:t>
+      </w:r>
+      <w:proofErr w:type="spellStart"/>
       <w:r>
         <w:rPr>
           <w:lang w:eastAsia="ru-RU"/>
         </w:rPr>
-        <w:t>MAE (Mean Absolute Error) – средняя абсолютная ошибка; метрика качества модели регрессии, измеряющая среднее по модулю отклонение прогноза от фактического значения.</w:t>
-      </w:r>
-    </w:p>
-    <w:p>
-      <w:pPr>
+        <w:t>геопространственный</w:t>
+      </w:r>
+      <w:proofErr w:type="spellEnd"/>
+      <w:r>
         <w:rPr>
           <w:lang w:eastAsia="ru-RU"/>
         </w:rPr>
-      </w:pPr>
-      <w:r>
+        <w:t xml:space="preserve"> индекс, применяемый для разбиения территории на ячейки фиксированного масштаба.</w:t>
+      </w:r>
+    </w:p>
+    <w:p>
+      <w:pPr>
         <w:rPr>
           <w:lang w:eastAsia="ru-RU"/>
         </w:rPr>
-        <w:t>MAPE (Mean Absolute Percentage Error) – средняя абсолютная процентная ошибка; метрика качества регрессии, показывающая среднее относительное отклонение прогноза в процентах.</w:t>
+      </w:pPr>
+      <w:r>
+        <w:rPr>
+          <w:lang w:eastAsia="ru-RU"/>
+        </w:rPr>
+        <w:t xml:space="preserve">JSON (JavaScript Object </w:t>
+      </w:r>
+      <w:proofErr w:type="spellStart"/>
+      <w:r>
+        <w:rPr>
+          <w:lang w:eastAsia="ru-RU"/>
+        </w:rPr>
+        <w:t>Notation</w:t>
+      </w:r>
+      <w:proofErr w:type="spellEnd"/>
+      <w:r>
+        <w:rPr>
+          <w:lang w:eastAsia="ru-RU"/>
+        </w:rPr>
+        <w:t>) – текстовый формат обмена структурированными данными, используемый в запросах и ответах API.</w:t>
+      </w:r>
+    </w:p>
+    <w:p>
+      <w:pPr>
+        <w:rPr>
+          <w:lang w:eastAsia="ru-RU"/>
+        </w:rPr>
+      </w:pPr>
+      <w:r>
+        <w:rPr>
+          <w:lang w:eastAsia="ru-RU"/>
+        </w:rPr>
+        <w:t>MAE (</w:t>
+      </w:r>
+      <w:proofErr w:type="spellStart"/>
+      <w:r>
+        <w:rPr>
+          <w:lang w:eastAsia="ru-RU"/>
+        </w:rPr>
+        <w:t>Mean</w:t>
+      </w:r>
+      <w:proofErr w:type="spellEnd"/>
+      <w:r>
+        <w:rPr>
+          <w:lang w:eastAsia="ru-RU"/>
+        </w:rPr>
+        <w:t xml:space="preserve"> </w:t>
+      </w:r>
+      <w:proofErr w:type="spellStart"/>
+      <w:r>
+        <w:rPr>
+          <w:lang w:eastAsia="ru-RU"/>
+        </w:rPr>
+        <w:t>Absolute</w:t>
+      </w:r>
+      <w:proofErr w:type="spellEnd"/>
+      <w:r>
+        <w:rPr>
+          <w:lang w:eastAsia="ru-RU"/>
+        </w:rPr>
+        <w:t xml:space="preserve"> </w:t>
+      </w:r>
+      <w:proofErr w:type="spellStart"/>
+      <w:r>
+        <w:rPr>
+          <w:lang w:eastAsia="ru-RU"/>
+        </w:rPr>
+        <w:t>Error</w:t>
+      </w:r>
+      <w:proofErr w:type="spellEnd"/>
+      <w:r>
+        <w:rPr>
+          <w:lang w:eastAsia="ru-RU"/>
+        </w:rPr>
+        <w:t>) – средняя абсолютная ошибка; метрика качества модели регрессии, измеряющая среднее по модулю отклонение прогноза от фактического значения.</w:t>
+      </w:r>
+    </w:p>
+    <w:p>
+      <w:pPr>
+        <w:rPr>
+          <w:lang w:eastAsia="ru-RU"/>
+        </w:rPr>
+      </w:pPr>
+      <w:r>
+        <w:rPr>
+          <w:lang w:eastAsia="ru-RU"/>
+        </w:rPr>
+        <w:t>MAPE (</w:t>
+      </w:r>
+      <w:proofErr w:type="spellStart"/>
+      <w:r>
+        <w:rPr>
+          <w:lang w:eastAsia="ru-RU"/>
+        </w:rPr>
+        <w:t>Mean</w:t>
+      </w:r>
+      <w:proofErr w:type="spellEnd"/>
+      <w:r>
+        <w:rPr>
+          <w:lang w:eastAsia="ru-RU"/>
+        </w:rPr>
+        <w:t xml:space="preserve"> </w:t>
+      </w:r>
+      <w:proofErr w:type="spellStart"/>
+      <w:r>
+        <w:rPr>
+          <w:lang w:eastAsia="ru-RU"/>
+        </w:rPr>
+        <w:t>Absolute</w:t>
+      </w:r>
+      <w:proofErr w:type="spellEnd"/>
+      <w:r>
+        <w:rPr>
+          <w:lang w:eastAsia="ru-RU"/>
+        </w:rPr>
+        <w:t xml:space="preserve"> </w:t>
+      </w:r>
+      <w:proofErr w:type="spellStart"/>
+      <w:r>
+        <w:rPr>
+          <w:lang w:eastAsia="ru-RU"/>
+        </w:rPr>
+        <w:t>Percentage</w:t>
+      </w:r>
+      <w:proofErr w:type="spellEnd"/>
+      <w:r>
+        <w:rPr>
+          <w:lang w:eastAsia="ru-RU"/>
+        </w:rPr>
+        <w:t xml:space="preserve"> </w:t>
+      </w:r>
+      <w:proofErr w:type="spellStart"/>
+      <w:r>
+        <w:rPr>
+          <w:lang w:eastAsia="ru-RU"/>
+        </w:rPr>
+        <w:t>Error</w:t>
+      </w:r>
+      <w:proofErr w:type="spellEnd"/>
+      <w:r>
+        <w:rPr>
+          <w:lang w:eastAsia="ru-RU"/>
+        </w:rPr>
+        <w:t>) – средняя абсолютная процентная ошибка; метрика качества регрессии, показывающая среднее относительное отклонение прогноза в процентах.</w:t>
       </w:r>
     </w:p>
     <w:p>
@@ -5689,33 +5947,35 @@
         <w:rPr>
           <w:lang w:eastAsia="ru-RU"/>
         </w:rPr>
-        <w:t>REST (Representational State Transfer) – архитектурный стиль веб-сервисов; в работе обозначает HTTP-API backend-шлюза.</w:t>
-      </w:r>
-    </w:p>
-    <w:p>
-      <w:pPr>
+        <w:t>REST (</w:t>
+      </w:r>
+      <w:proofErr w:type="spellStart"/>
+      <w:r>
         <w:rPr>
           <w:lang w:eastAsia="ru-RU"/>
         </w:rPr>
-      </w:pPr>
+        <w:t>Representational</w:t>
+      </w:r>
+      <w:proofErr w:type="spellEnd"/>
       <w:r>
         <w:rPr>
           <w:lang w:eastAsia="ru-RU"/>
         </w:rPr>
-        <w:t>RMSE (Root Mean Squared Error) – корень из средней квадратичной ошибки; метрика качества регрессии, более чувствительная к крупным ошибкам.</w:t>
-      </w:r>
-    </w:p>
-    <w:p>
-      <w:pPr>
+        <w:t xml:space="preserve"> State Transfer) – архитектурный стиль веб-сервисов; в работе обозначает HTTP-API </w:t>
+      </w:r>
+      <w:proofErr w:type="spellStart"/>
+      <w:r>
         <w:rPr>
           <w:lang w:eastAsia="ru-RU"/>
         </w:rPr>
-      </w:pPr>
+        <w:t>backend</w:t>
+      </w:r>
+      <w:proofErr w:type="spellEnd"/>
       <w:r>
         <w:rPr>
           <w:lang w:eastAsia="ru-RU"/>
         </w:rPr>
-        <w:t>SHAP (SHapley Additive exPlanations) – метод интерпретации моделей машинного обучения на основе значений Шепли; в работе используется для построения локальных объяснений вклада признаков.</w:t>
+        <w:t>-шлюза.</w:t>
       </w:r>
     </w:p>
     <w:p>
@@ -5728,32 +5988,184 @@
         <w:rPr>
           <w:lang w:eastAsia="ru-RU"/>
         </w:rPr>
-        <w:t>UI (User Interface) – пользовательский интерфейс; веб-страница RentAdvisor для ввода параметров квартиры и просмотра результатов.</w:t>
-      </w:r>
-    </w:p>
-    <w:p>
-      <w:pPr>
+        <w:t>RMSE (</w:t>
+      </w:r>
+      <w:proofErr w:type="spellStart"/>
+      <w:r>
         <w:rPr>
           <w:lang w:eastAsia="ru-RU"/>
         </w:rPr>
-      </w:pPr>
+        <w:t>Root</w:t>
+      </w:r>
+      <w:proofErr w:type="spellEnd"/>
       <w:r>
         <w:rPr>
           <w:lang w:eastAsia="ru-RU"/>
         </w:rPr>
-        <w:t>Витрина признаков – согласованное хранилище подготовленных признаков и целевых переменных, используемое для обучения и инференса моделей.</w:t>
-      </w:r>
-    </w:p>
-    <w:p>
-      <w:pPr>
+        <w:t xml:space="preserve"> </w:t>
+      </w:r>
+      <w:proofErr w:type="spellStart"/>
+      <w:r>
         <w:rPr>
           <w:lang w:eastAsia="ru-RU"/>
         </w:rPr>
-      </w:pPr>
+        <w:t>Mean</w:t>
+      </w:r>
+      <w:proofErr w:type="spellEnd"/>
       <w:r>
         <w:rPr>
           <w:lang w:eastAsia="ru-RU"/>
         </w:rPr>
+        <w:t xml:space="preserve"> </w:t>
+      </w:r>
+      <w:proofErr w:type="spellStart"/>
+      <w:r>
+        <w:rPr>
+          <w:lang w:eastAsia="ru-RU"/>
+        </w:rPr>
+        <w:t>Squared</w:t>
+      </w:r>
+      <w:proofErr w:type="spellEnd"/>
+      <w:r>
+        <w:rPr>
+          <w:lang w:eastAsia="ru-RU"/>
+        </w:rPr>
+        <w:t xml:space="preserve"> </w:t>
+      </w:r>
+      <w:proofErr w:type="spellStart"/>
+      <w:r>
+        <w:rPr>
+          <w:lang w:eastAsia="ru-RU"/>
+        </w:rPr>
+        <w:t>Error</w:t>
+      </w:r>
+      <w:proofErr w:type="spellEnd"/>
+      <w:r>
+        <w:rPr>
+          <w:lang w:eastAsia="ru-RU"/>
+        </w:rPr>
+        <w:t>) – корень из средней квадратичной ошибки; метрика качества регрессии, более чувствительная к крупным ошибкам.</w:t>
+      </w:r>
+    </w:p>
+    <w:p>
+      <w:pPr>
+        <w:rPr>
+          <w:lang w:eastAsia="ru-RU"/>
+        </w:rPr>
+      </w:pPr>
+      <w:r>
+        <w:rPr>
+          <w:lang w:eastAsia="ru-RU"/>
+        </w:rPr>
+        <w:t>SHAP (</w:t>
+      </w:r>
+      <w:proofErr w:type="spellStart"/>
+      <w:r>
+        <w:rPr>
+          <w:lang w:eastAsia="ru-RU"/>
+        </w:rPr>
+        <w:t>SHapley</w:t>
+      </w:r>
+      <w:proofErr w:type="spellEnd"/>
+      <w:r>
+        <w:rPr>
+          <w:lang w:eastAsia="ru-RU"/>
+        </w:rPr>
+        <w:t xml:space="preserve"> </w:t>
+      </w:r>
+      <w:proofErr w:type="spellStart"/>
+      <w:r>
+        <w:rPr>
+          <w:lang w:eastAsia="ru-RU"/>
+        </w:rPr>
+        <w:t>Additive</w:t>
+      </w:r>
+      <w:proofErr w:type="spellEnd"/>
+      <w:r>
+        <w:rPr>
+          <w:lang w:eastAsia="ru-RU"/>
+        </w:rPr>
+        <w:t xml:space="preserve"> </w:t>
+      </w:r>
+      <w:proofErr w:type="spellStart"/>
+      <w:r>
+        <w:rPr>
+          <w:lang w:eastAsia="ru-RU"/>
+        </w:rPr>
+        <w:t>exPlanations</w:t>
+      </w:r>
+      <w:proofErr w:type="spellEnd"/>
+      <w:r>
+        <w:rPr>
+          <w:lang w:eastAsia="ru-RU"/>
+        </w:rPr>
+        <w:t>) – метод интерпретации моделей машинного обучения на основе значений Шепли; в работе используется для построения локальных объяснений вклада признаков.</w:t>
+      </w:r>
+    </w:p>
+    <w:p>
+      <w:pPr>
+        <w:rPr>
+          <w:lang w:eastAsia="ru-RU"/>
+        </w:rPr>
+      </w:pPr>
+      <w:r>
+        <w:rPr>
+          <w:lang w:eastAsia="ru-RU"/>
+        </w:rPr>
+        <w:t xml:space="preserve">UI (User Interface) – пользовательский интерфейс; веб-страница </w:t>
+      </w:r>
+      <w:proofErr w:type="spellStart"/>
+      <w:r>
+        <w:rPr>
+          <w:lang w:eastAsia="ru-RU"/>
+        </w:rPr>
+        <w:t>RentAdvisor</w:t>
+      </w:r>
+      <w:proofErr w:type="spellEnd"/>
+      <w:r>
+        <w:rPr>
+          <w:lang w:eastAsia="ru-RU"/>
+        </w:rPr>
+        <w:t xml:space="preserve"> для ввода параметров квартиры и просмотра результатов.</w:t>
+      </w:r>
+    </w:p>
+    <w:p>
+      <w:pPr>
+        <w:rPr>
+          <w:lang w:eastAsia="ru-RU"/>
+        </w:rPr>
+      </w:pPr>
+      <w:r>
+        <w:rPr>
+          <w:lang w:eastAsia="ru-RU"/>
+        </w:rPr>
+        <w:t xml:space="preserve">Витрина признаков – согласованное хранилище подготовленных признаков и целевых переменных, используемое для обучения и </w:t>
+      </w:r>
+      <w:proofErr w:type="spellStart"/>
+      <w:r>
+        <w:rPr>
+          <w:lang w:eastAsia="ru-RU"/>
+        </w:rPr>
+        <w:t>инференса</w:t>
+      </w:r>
+      <w:proofErr w:type="spellEnd"/>
+      <w:r>
+        <w:rPr>
+          <w:lang w:eastAsia="ru-RU"/>
+        </w:rPr>
+        <w:t xml:space="preserve"> моделей.</w:t>
+      </w:r>
+    </w:p>
+    <w:p>
+      <w:pPr>
+        <w:rPr>
+          <w:lang w:eastAsia="ru-RU"/>
+        </w:rPr>
+      </w:pPr>
+      <w:r>
+        <w:rPr>
+          <w:lang w:eastAsia="ru-RU"/>
+        </w:rPr>
         <w:t>Доверительный интервал – диапазон значений, в котором с заданной доверительной вероятностью ожидается «справедливая» арендная ставка.</w:t>
       </w:r>
     </w:p>
@@ -5763,37 +6175,61 @@
           <w:lang w:eastAsia="ru-RU"/>
         </w:rPr>
       </w:pPr>
+      <w:proofErr w:type="spellStart"/>
       <w:r>
         <w:rPr>
           <w:lang w:eastAsia="ru-RU"/>
         </w:rPr>
-        <w:t>Инференс – этап применения обученной модели для расчёта прогноза по новым объектам.</w:t>
-      </w:r>
-    </w:p>
-    <w:p>
-      <w:pPr>
+        <w:t>Инференс</w:t>
+      </w:r>
+      <w:proofErr w:type="spellEnd"/>
+      <w:r>
         <w:rPr>
           <w:lang w:eastAsia="ru-RU"/>
         </w:rPr>
-      </w:pPr>
-      <w:r>
+        <w:t xml:space="preserve"> – этап применения обученной модели для расчёта прогноза по новым объектам.</w:t>
+      </w:r>
+    </w:p>
+    <w:p>
+      <w:pPr>
         <w:rPr>
           <w:lang w:eastAsia="ru-RU"/>
         </w:rPr>
-        <w:t>Компараблы (сопоставимые объекты) – выбранные по схожести объявлений квартиры, используемые для проверки и обоснования рассчитанной цены.</w:t>
-      </w:r>
-    </w:p>
-    <w:p>
-      <w:pPr>
+      </w:pPr>
+      <w:proofErr w:type="spellStart"/>
+      <w:r>
         <w:rPr>
           <w:lang w:eastAsia="ru-RU"/>
         </w:rPr>
-      </w:pPr>
+        <w:t>Компараблы</w:t>
+      </w:r>
+      <w:proofErr w:type="spellEnd"/>
       <w:r>
         <w:rPr>
           <w:lang w:eastAsia="ru-RU"/>
         </w:rPr>
-        <w:t>Квантильная регрессия – вариант регрессионной модели, напрямую оценивающей заданные квантили распределения целевой переменной (нижнюю и верхнюю границы интервала).</w:t>
+        <w:t xml:space="preserve"> (сопоставимые объекты) – выбранные по схожести объявлений квартиры, используемые для проверки и обоснования рассчитанной цены.</w:t>
+      </w:r>
+    </w:p>
+    <w:p>
+      <w:pPr>
+        <w:rPr>
+          <w:lang w:eastAsia="ru-RU"/>
+        </w:rPr>
+      </w:pPr>
+      <w:proofErr w:type="spellStart"/>
+      <w:r>
+        <w:rPr>
+          <w:lang w:eastAsia="ru-RU"/>
+        </w:rPr>
+        <w:t>Квантильная</w:t>
+      </w:r>
+      <w:proofErr w:type="spellEnd"/>
+      <w:r>
+        <w:rPr>
+          <w:lang w:eastAsia="ru-RU"/>
+        </w:rPr>
+        <w:t xml:space="preserve"> регрессия – вариант регрессионной модели, напрямую оценивающей заданные квантили распределения целевой переменной (нижнюю и верхнюю границы интервала).</w:t>
       </w:r>
     </w:p>
     <w:p>
@@ -5902,19 +6338,33 @@
         <w:rPr>
           <w:lang w:eastAsia="ru-RU" w:bidi="ru-RU"/>
         </w:rPr>
-        <w:t xml:space="preserve"> прогнозирование стоимости с использованием геопространственных и объектных характеристик. </w:t>
-      </w:r>
-    </w:p>
-    <w:p>
-      <w:pPr>
+        <w:t xml:space="preserve"> прогнозирование стоимости с использованием </w:t>
+      </w:r>
+      <w:proofErr w:type="spellStart"/>
+      <w:r>
         <w:rPr>
           <w:lang w:eastAsia="ru-RU" w:bidi="ru-RU"/>
         </w:rPr>
-      </w:pPr>
+        <w:t>геопространственных</w:t>
+      </w:r>
+      <w:proofErr w:type="spellEnd"/>
       <w:r>
         <w:rPr>
           <w:lang w:eastAsia="ru-RU" w:bidi="ru-RU"/>
         </w:rPr>
+        <w:t xml:space="preserve"> и объектных характеристик. </w:t>
+      </w:r>
+    </w:p>
+    <w:p>
+      <w:pPr>
+        <w:rPr>
+          <w:lang w:eastAsia="ru-RU" w:bidi="ru-RU"/>
+        </w:rPr>
+      </w:pPr>
+      <w:r>
+        <w:rPr>
+          <w:lang w:eastAsia="ru-RU" w:bidi="ru-RU"/>
+        </w:rPr>
         <w:t xml:space="preserve">Цель работы </w:t>
       </w:r>
       <w:r>
@@ -6052,12 +6502,26 @@
         <w:rPr>
           <w:lang w:eastAsia="ru-RU" w:bidi="ru-RU"/>
         </w:rPr>
-        <w:t>, что повышает неопределённость для домохозяйств и профессиональных участников. В этих условиях система, объединяющая геопространственные признаки, интерпретируемые модели и честную оценку неопределённости, имеет практическую ценность для обоснования сделок и снижения риска ошибок</w:t>
-      </w:r>
+        <w:t xml:space="preserve">, что повышает неопределённость для домохозяйств и профессиональных участников. В этих условиях система, объединяющая </w:t>
+      </w:r>
+      <w:proofErr w:type="spellStart"/>
       <w:r>
         <w:rPr>
           <w:lang w:eastAsia="ru-RU" w:bidi="ru-RU"/>
         </w:rPr>
+        <w:t>геопространственные</w:t>
+      </w:r>
+      <w:proofErr w:type="spellEnd"/>
+      <w:r>
+        <w:rPr>
+          <w:lang w:eastAsia="ru-RU" w:bidi="ru-RU"/>
+        </w:rPr>
+        <w:t xml:space="preserve"> признаки, интерпретируемые модели и честную оценку неопределённости, имеет практическую ценность для обоснования сделок и снижения риска ошибок</w:t>
+      </w:r>
+      <w:r>
+        <w:rPr>
+          <w:lang w:eastAsia="ru-RU" w:bidi="ru-RU"/>
+        </w:rPr>
         <w:t>.</w:t>
       </w:r>
     </w:p>
@@ -6071,12 +6535,26 @@
         <w:rPr>
           <w:lang w:eastAsia="ru-RU" w:bidi="ru-RU"/>
         </w:rPr>
-        <w:t>В качестве данных используются объявления о недвижимости (тип сделки, цена, параметры объекта, адрес), геопризнаки местоположения (транспортная доступность, близость инфраструктуры), а также временной контекст публикации</w:t>
-      </w:r>
+        <w:t xml:space="preserve">В качестве данных используются объявления о недвижимости (тип сделки, цена, параметры объекта, адрес), </w:t>
+      </w:r>
+      <w:proofErr w:type="spellStart"/>
       <w:r>
         <w:rPr>
           <w:lang w:eastAsia="ru-RU" w:bidi="ru-RU"/>
         </w:rPr>
+        <w:t>геопризнаки</w:t>
+      </w:r>
+      <w:proofErr w:type="spellEnd"/>
+      <w:r>
+        <w:rPr>
+          <w:lang w:eastAsia="ru-RU" w:bidi="ru-RU"/>
+        </w:rPr>
+        <w:t xml:space="preserve"> местоположения (транспортная доступность, близость инфраструктуры), а также временной контекст публикации</w:t>
+      </w:r>
+      <w:r>
+        <w:rPr>
+          <w:lang w:eastAsia="ru-RU" w:bidi="ru-RU"/>
+        </w:rPr>
         <w:t xml:space="preserve"> [</w:t>
       </w:r>
       <w:r>
@@ -6206,25 +6684,53 @@
         <w:rPr>
           <w:lang w:eastAsia="ru-RU" w:bidi="ru-RU"/>
         </w:rPr>
-        <w:t>. Выполнены очистка, геокодирование и агрегация признаков по пространственным ячейкам района.</w:t>
-      </w:r>
-    </w:p>
-    <w:p>
-      <w:pPr>
+        <w:t xml:space="preserve">. Выполнены очистка, </w:t>
+      </w:r>
+      <w:proofErr w:type="spellStart"/>
+      <w:r>
         <w:rPr>
           <w:lang w:eastAsia="ru-RU" w:bidi="ru-RU"/>
         </w:rPr>
-      </w:pPr>
+        <w:t>геокодирование</w:t>
+      </w:r>
+      <w:proofErr w:type="spellEnd"/>
       <w:r>
         <w:rPr>
           <w:lang w:eastAsia="ru-RU" w:bidi="ru-RU"/>
         </w:rPr>
-        <w:t xml:space="preserve">Методически работа опирается на современные модели для табличных данных (включая градиентный бустинг </w:t>
-      </w:r>
-      <w:r>
+        <w:t xml:space="preserve"> и агрегация признаков по пространственным ячейкам района.</w:t>
+      </w:r>
+    </w:p>
+    <w:p>
+      <w:pPr>
         <w:rPr>
           <w:lang w:eastAsia="ru-RU" w:bidi="ru-RU"/>
         </w:rPr>
+      </w:pPr>
+      <w:r>
+        <w:rPr>
+          <w:lang w:eastAsia="ru-RU" w:bidi="ru-RU"/>
+        </w:rPr>
+        <w:t xml:space="preserve">Методически работа опирается на современные модели для табличных данных (включая градиентный </w:t>
+      </w:r>
+      <w:proofErr w:type="spellStart"/>
+      <w:r>
+        <w:rPr>
+          <w:lang w:eastAsia="ru-RU" w:bidi="ru-RU"/>
+        </w:rPr>
+        <w:t>бустинг</w:t>
+      </w:r>
+      <w:proofErr w:type="spellEnd"/>
+      <w:r>
+        <w:rPr>
+          <w:lang w:eastAsia="ru-RU" w:bidi="ru-RU"/>
+        </w:rPr>
+        <w:t xml:space="preserve"> </w:t>
+      </w:r>
+      <w:r>
+        <w:rPr>
+          <w:lang w:eastAsia="ru-RU" w:bidi="ru-RU"/>
+        </w:rPr>
         <w:t>над</w:t>
       </w:r>
       <w:r>
@@ -6238,7 +6744,35 @@
           <w:lang w:eastAsia="ru-RU" w:bidi="ru-RU"/>
         </w:rPr>
         <w:lastRenderedPageBreak/>
-        <w:t>(квантильная регрессия/конформные предсказания) и методы интерпретации вкладов признаков (SHAP). Для демонстрации практической полезности реализован подбор «компараблов» на основе близости по ключевым признакам и локализации.</w:t>
+        <w:t>(</w:t>
+      </w:r>
+      <w:proofErr w:type="spellStart"/>
+      <w:r>
+        <w:rPr>
+          <w:lang w:eastAsia="ru-RU" w:bidi="ru-RU"/>
+        </w:rPr>
+        <w:t>квантильная</w:t>
+      </w:r>
+      <w:proofErr w:type="spellEnd"/>
+      <w:r>
+        <w:rPr>
+          <w:lang w:eastAsia="ru-RU" w:bidi="ru-RU"/>
+        </w:rPr>
+        <w:t xml:space="preserve"> регрессия/конформные предсказания) и методы интерпретации вкладов признаков (SHAP). Для демонстрации практической полезности реализован подбор «</w:t>
+      </w:r>
+      <w:proofErr w:type="spellStart"/>
+      <w:r>
+        <w:rPr>
+          <w:lang w:eastAsia="ru-RU" w:bidi="ru-RU"/>
+        </w:rPr>
+        <w:t>компараблов</w:t>
+      </w:r>
+      <w:proofErr w:type="spellEnd"/>
+      <w:r>
+        <w:rPr>
+          <w:lang w:eastAsia="ru-RU" w:bidi="ru-RU"/>
+        </w:rPr>
+        <w:t>» на основе близости по ключевым признакам и локализации.</w:t>
       </w:r>
     </w:p>
     <w:p>
@@ -6379,7 +6913,15 @@
     </w:p>
     <w:p>
       <w:r>
-        <w:t>Отдельный блок источников посвящён применению методов машинного обучения в оценке и анализе рынка недвижимости. Публикации по использованию ML-моделей для оценки коммерческой и жилой недвижимости демонстрируют преимущества деревьев решений и градиентного бустинга по сравнению с классическими регрессиями, а также поднимают вопросы интерпретируемости и устойчивости моделей [</w:t>
+        <w:t xml:space="preserve">Отдельный блок источников посвящён применению методов машинного обучения в оценке и анализе рынка недвижимости. Публикации по использованию ML-моделей для оценки коммерческой и жилой недвижимости демонстрируют преимущества деревьев решений и градиентного </w:t>
+      </w:r>
+      <w:proofErr w:type="spellStart"/>
+      <w:r>
+        <w:t>бустинга</w:t>
+      </w:r>
+      <w:proofErr w:type="spellEnd"/>
+      <w:r>
+        <w:t xml:space="preserve"> по сравнению с классическими регрессиями, а также поднимают вопросы интерпретируемости и устойчивости моделей [</w:t>
       </w:r>
       <w:r>
         <w:fldChar w:fldCharType="begin"/>
@@ -6461,7 +7003,15 @@
         <w:fldChar w:fldCharType="end"/>
       </w:r>
       <w:r>
-        <w:t>], работы по конформным предсказаниям и квантильной регрессии для построения доверительных интервалов [</w:t>
+        <w:t xml:space="preserve">], работы по конформным предсказаниям и </w:t>
+      </w:r>
+      <w:proofErr w:type="spellStart"/>
+      <w:r>
+        <w:t>квантильной</w:t>
+      </w:r>
+      <w:proofErr w:type="spellEnd"/>
+      <w:r>
+        <w:t xml:space="preserve"> регрессии для построения доверительных интервалов [</w:t>
       </w:r>
       <w:r>
         <w:fldChar w:fldCharType="begin"/>
@@ -6618,7 +7168,15 @@
     </w:p>
     <w:p>
       <w:r>
-        <w:t>В рамках работы рассматривается предметная область оценки рыночной стоимости квартир для аренды с использованием методов предиктивной аналитики и геоинформационных систем. Она лежит на пересечении рынков жилья, прикладной аналитики табличных и геопространственных данных и методов машинного обучения. Объектом оценки выступают квартиры в аренду; ключевые характеристики: локация (адрес, координаты), параметры планировки (площадь, комнаты, этаж/этажность), тип и состояние дома, окружение (доступность транспорта, объекты инфраструктуры), а также временной контекст публикации.</w:t>
+        <w:t xml:space="preserve">В рамках работы рассматривается предметная область оценки рыночной стоимости квартир для аренды с использованием методов предиктивной аналитики и геоинформационных систем. Она лежит на пересечении рынков жилья, прикладной аналитики табличных и </w:t>
+      </w:r>
+      <w:proofErr w:type="spellStart"/>
+      <w:r>
+        <w:t>геопространственных</w:t>
+      </w:r>
+      <w:proofErr w:type="spellEnd"/>
+      <w:r>
+        <w:t xml:space="preserve"> данных и методов машинного обучения. Объектом оценки выступают квартиры в аренду; ключевые характеристики: локация (адрес, координаты), параметры планировки (площадь, комнаты, этаж/этажность), тип и состояние дома, окружение (доступность транспорта, объекты инфраструктуры), а также временной контекст публикации.</w:t>
       </w:r>
       <w:r>
         <w:t xml:space="preserve"> </w:t>
@@ -6758,12 +7316,33 @@
         <w:t xml:space="preserve">Предлагаемое решение опирается на современные табличные модели с расширенным </w:t>
       </w:r>
       <w:commentRangeStart w:id="17"/>
-      <w:r>
-        <w:t xml:space="preserve">геопризнаковым описанием (агрегаты по ячейкам местности, время/стоимость до транспорта, плотность и структура предложений), </w:t>
+      <w:proofErr w:type="spellStart"/>
+      <w:r>
+        <w:t>геопризнаковым</w:t>
+      </w:r>
+      <w:proofErr w:type="spellEnd"/>
+      <w:r>
+        <w:t xml:space="preserve"> описанием (агрегаты по ячейкам местности, время/стоимость до транспорта, плотность и структура предложений), </w:t>
       </w:r>
       <w:r>
         <w:lastRenderedPageBreak/>
-        <w:t xml:space="preserve">честную оценку неопределённости (квантильные/конформные предсказания), интерпретируемость (локальные и глобальные объяснения вкладов признаков) и поиск компараблов по близости атрибутов и локации. </w:t>
+        <w:t>честную оценку неопределённости (</w:t>
+      </w:r>
+      <w:proofErr w:type="spellStart"/>
+      <w:r>
+        <w:t>квантильные</w:t>
+      </w:r>
+      <w:proofErr w:type="spellEnd"/>
+      <w:r>
+        <w:t xml:space="preserve">/конформные предсказания), интерпретируемость (локальные и глобальные объяснения вкладов признаков) и поиск </w:t>
+      </w:r>
+      <w:proofErr w:type="spellStart"/>
+      <w:r>
+        <w:t>компараблов</w:t>
+      </w:r>
+      <w:proofErr w:type="spellEnd"/>
+      <w:r>
+        <w:t xml:space="preserve"> по близости атрибутов и локации. </w:t>
       </w:r>
       <w:commentRangeEnd w:id="17"/>
       <w:r>
@@ -6842,7 +7421,23 @@
         <w:t>–</w:t>
       </w:r>
       <w:r>
-        <w:t xml:space="preserve"> быстро дать ориентир цены и сгенерировать лиды для агентств. Эти решения просты и доступны, но используют упрощённые эвристики, не учитывают пространственно-временные эффекты рынка, не предоставляют интерпретируемых объяснений и не поддерживают подбор качественных «компараблов». Экспорт и программный доступ также редкость.</w:t>
+        <w:t xml:space="preserve"> быстро дать ориентир цены и сгенерировать </w:t>
+      </w:r>
+      <w:proofErr w:type="spellStart"/>
+      <w:r>
+        <w:t>лиды</w:t>
+      </w:r>
+      <w:proofErr w:type="spellEnd"/>
+      <w:r>
+        <w:t xml:space="preserve"> для агентств. Эти решения просты и доступны, но используют упрощённые эвристики, не учитывают пространственно-временные эффекты рынка, не предоставляют интерпретируемых объяснений и не поддерживают подбор качественных «</w:t>
+      </w:r>
+      <w:proofErr w:type="spellStart"/>
+      <w:r>
+        <w:t>компараблов</w:t>
+      </w:r>
+      <w:proofErr w:type="spellEnd"/>
+      <w:r>
+        <w:t>». Экспорт и программный доступ также редкость.</w:t>
       </w:r>
     </w:p>
     <w:p>
@@ -6889,7 +7484,15 @@
         <w:pStyle w:val="20"/>
       </w:pPr>
       <w:r>
-        <w:t xml:space="preserve">системный подбор сопоставимых объектов с учётом геопространственной близости, </w:t>
+        <w:t xml:space="preserve">системный подбор сопоставимых объектов с учётом </w:t>
+      </w:r>
+      <w:proofErr w:type="spellStart"/>
+      <w:r>
+        <w:t>геопространственной</w:t>
+      </w:r>
+      <w:proofErr w:type="spellEnd"/>
+      <w:r>
+        <w:t xml:space="preserve"> близости, </w:t>
       </w:r>
       <w:commentRangeEnd w:id="20"/>
       <w:r>
@@ -6929,7 +7532,15 @@
         <w:pStyle w:val="22"/>
       </w:pPr>
       <w:r>
-        <w:t>Ключевые методические дефициты аналогов (непрозрачность моделей, отсутствие оценок неопределённости и полноценного модуля компараблов) определяют направления развития предлагаемого решения: включение честной интервальной оц</w:t>
+        <w:t xml:space="preserve">Ключевые методические дефициты аналогов (непрозрачность моделей, отсутствие оценок неопределённости и полноценного модуля </w:t>
+      </w:r>
+      <w:proofErr w:type="spellStart"/>
+      <w:r>
+        <w:t>компараблов</w:t>
+      </w:r>
+      <w:proofErr w:type="spellEnd"/>
+      <w:r>
+        <w:t>) определяют направления развития предлагаемого решения: включение честной интервальной оц</w:t>
       </w:r>
       <w:r>
         <w:t xml:space="preserve">енки, </w:t>
@@ -6987,27 +7598,97 @@
         <w:rPr>
           <w:lang w:eastAsia="ru-RU" w:bidi="ru-RU"/>
         </w:rPr>
-        <w:t>Для достижения поставленной цели необходимо провести анализ предметной области и обзор существующих аналогов, сформировать и утвердить техническое задание. На следующем этапе требуется собрать датасет из объявлений и внешних геопризнаков, выполнить его очистку, геокодирование и генерацию признаков. Затем разрабатываются и обучаются модели прогнозирования с настройкой пространственно-временной валидации.</w:t>
-      </w:r>
-    </w:p>
-    <w:p>
-      <w:pPr>
+        <w:t xml:space="preserve">Для достижения поставленной цели необходимо провести анализ предметной области и обзор существующих аналогов, сформировать и утвердить техническое задание. На следующем этапе требуется собрать </w:t>
+      </w:r>
+      <w:proofErr w:type="spellStart"/>
+      <w:r>
         <w:rPr>
           <w:lang w:eastAsia="ru-RU" w:bidi="ru-RU"/>
         </w:rPr>
-      </w:pPr>
+        <w:t>датасет</w:t>
+      </w:r>
+      <w:proofErr w:type="spellEnd"/>
       <w:r>
         <w:rPr>
           <w:lang w:eastAsia="ru-RU" w:bidi="ru-RU"/>
         </w:rPr>
-        <w:t xml:space="preserve">Особое внимание уделяется реализации оценки неопределённости (квантильной или конформной) и созданию модуля интерпретации вкладов признаков. Дополнительно предусматривается механизм поиска </w:t>
+        <w:t xml:space="preserve"> из объявлений и внешних </w:t>
+      </w:r>
+      <w:proofErr w:type="spellStart"/>
+      <w:r>
+        <w:rPr>
+          <w:lang w:eastAsia="ru-RU" w:bidi="ru-RU"/>
+        </w:rPr>
+        <w:t>геопризнаков</w:t>
+      </w:r>
+      <w:proofErr w:type="spellEnd"/>
+      <w:r>
+        <w:rPr>
+          <w:lang w:eastAsia="ru-RU" w:bidi="ru-RU"/>
+        </w:rPr>
+        <w:t xml:space="preserve">, выполнить его очистку, </w:t>
+      </w:r>
+      <w:proofErr w:type="spellStart"/>
+      <w:r>
+        <w:rPr>
+          <w:lang w:eastAsia="ru-RU" w:bidi="ru-RU"/>
+        </w:rPr>
+        <w:t>геокодирование</w:t>
+      </w:r>
+      <w:proofErr w:type="spellEnd"/>
+      <w:r>
+        <w:rPr>
+          <w:lang w:eastAsia="ru-RU" w:bidi="ru-RU"/>
+        </w:rPr>
+        <w:t xml:space="preserve"> и генерацию признаков. Затем разрабатываются и обучаются модели прогнозирования с настройкой пространственно-временной валидации.</w:t>
+      </w:r>
+    </w:p>
+    <w:p>
+      <w:pPr>
+        <w:rPr>
+          <w:lang w:eastAsia="ru-RU" w:bidi="ru-RU"/>
+        </w:rPr>
+      </w:pPr>
+      <w:r>
+        <w:rPr>
+          <w:lang w:eastAsia="ru-RU" w:bidi="ru-RU"/>
+        </w:rPr>
+        <w:t>Особое внимание уделяется реализации оценки неопределённости (</w:t>
+      </w:r>
+      <w:proofErr w:type="spellStart"/>
+      <w:r>
+        <w:rPr>
+          <w:lang w:eastAsia="ru-RU" w:bidi="ru-RU"/>
+        </w:rPr>
+        <w:t>квантильной</w:t>
+      </w:r>
+      <w:proofErr w:type="spellEnd"/>
+      <w:r>
+        <w:rPr>
+          <w:lang w:eastAsia="ru-RU" w:bidi="ru-RU"/>
+        </w:rPr>
+        <w:t xml:space="preserve"> или конформной) и созданию модуля интерпретации вкладов признаков. Дополнительно предусматривается механизм поиска </w:t>
       </w:r>
       <w:commentRangeStart w:id="24"/>
       <w:r>
         <w:rPr>
           <w:lang w:eastAsia="ru-RU" w:bidi="ru-RU"/>
         </w:rPr>
-        <w:t xml:space="preserve">сопоставимых объектов («компараблов») </w:t>
+        <w:t>сопоставимых объектов («</w:t>
+      </w:r>
+      <w:proofErr w:type="spellStart"/>
+      <w:r>
+        <w:rPr>
+          <w:lang w:eastAsia="ru-RU" w:bidi="ru-RU"/>
+        </w:rPr>
+        <w:t>компараблов</w:t>
+      </w:r>
+      <w:proofErr w:type="spellEnd"/>
+      <w:r>
+        <w:rPr>
+          <w:lang w:eastAsia="ru-RU" w:bidi="ru-RU"/>
+        </w:rPr>
+        <w:t xml:space="preserve">») </w:t>
       </w:r>
       <w:commentRangeEnd w:id="24"/>
       <w:r>
@@ -7074,7 +7755,15 @@
         <w:t>Назначение</w:t>
       </w:r>
       <w:r>
-        <w:t>: автоматизированная оценка «справедливой» стоимости аренды квартир по объектным и геопространственным признакам с предоставлением объяснений и сопоставимых объектов для поддержки принятия решений.</w:t>
+        <w:t xml:space="preserve">: автоматизированная оценка «справедливой» стоимости аренды квартир по объектным и </w:t>
+      </w:r>
+      <w:proofErr w:type="spellStart"/>
+      <w:r>
+        <w:t>геопространственным</w:t>
+      </w:r>
+      <w:proofErr w:type="spellEnd"/>
+      <w:r>
+        <w:t xml:space="preserve"> признакам с предоставлением объяснений и сопоставимых объектов для поддержки принятия решений.</w:t>
       </w:r>
     </w:p>
     <w:p>
@@ -7086,7 +7775,15 @@
         <w:t>Цель работы:</w:t>
       </w:r>
       <w:r>
-        <w:t xml:space="preserve"> разработать прототип системы, формирующий прогноз цены с доверительным интервалом, интерпретируемым объяснением вкладов факторов и подбором компараблов, а также предоставляющий краткий отчёт пользователю</w:t>
+        <w:t xml:space="preserve"> разработать прототип системы, формирующий прогноз цены с доверительным интервалом, интерпретируемым объяснением вкладов факторов и подбором </w:t>
+      </w:r>
+      <w:proofErr w:type="spellStart"/>
+      <w:r>
+        <w:t>компараблов</w:t>
+      </w:r>
+      <w:proofErr w:type="spellEnd"/>
+      <w:r>
+        <w:t>, а также предоставляющий краткий отчёт пользователю</w:t>
       </w:r>
       <w:r>
         <w:t>.</w:t>
@@ -7123,7 +7820,31 @@
         <w:pStyle w:val="22"/>
       </w:pPr>
       <w:r>
-        <w:t>Сформировать датасет объявлений и внешних геопризнаков; выполнить очистку и геокодирование.</w:t>
+        <w:t xml:space="preserve">Сформировать </w:t>
+      </w:r>
+      <w:proofErr w:type="spellStart"/>
+      <w:r>
+        <w:t>датасет</w:t>
+      </w:r>
+      <w:proofErr w:type="spellEnd"/>
+      <w:r>
+        <w:t xml:space="preserve"> объявлений и внешних </w:t>
+      </w:r>
+      <w:proofErr w:type="spellStart"/>
+      <w:r>
+        <w:t>геопризнаков</w:t>
+      </w:r>
+      <w:proofErr w:type="spellEnd"/>
+      <w:r>
+        <w:t xml:space="preserve">; выполнить очистку и </w:t>
+      </w:r>
+      <w:proofErr w:type="spellStart"/>
+      <w:r>
+        <w:t>геокодирование</w:t>
+      </w:r>
+      <w:proofErr w:type="spellEnd"/>
+      <w:r>
+        <w:t>.</w:t>
       </w:r>
     </w:p>
     <w:p>
@@ -7139,7 +7860,15 @@
         <w:pStyle w:val="22"/>
       </w:pPr>
       <w:r>
-        <w:t>Реализовать оценку неопределённости (квантильная/конформная) и интерпретацию вкладов признаков.</w:t>
+        <w:t>Реализовать оценку неопределённости (</w:t>
+      </w:r>
+      <w:proofErr w:type="spellStart"/>
+      <w:r>
+        <w:t>квантильная</w:t>
+      </w:r>
+      <w:proofErr w:type="spellEnd"/>
+      <w:r>
+        <w:t>/конформная) и интерпретацию вкладов признаков.</w:t>
       </w:r>
     </w:p>
     <w:p>
@@ -7196,8 +7925,13 @@
       <w:pPr>
         <w:pStyle w:val="22"/>
       </w:pPr>
-      <w:r>
-        <w:t>Геокодирование и валидация ввода: определение координат по адресу; проверка корректности и полноты полей.</w:t>
+      <w:proofErr w:type="spellStart"/>
+      <w:r>
+        <w:t>Геокодирование</w:t>
+      </w:r>
+      <w:proofErr w:type="spellEnd"/>
+      <w:r>
+        <w:t xml:space="preserve"> и валидация ввода: определение координат по адресу; проверка корректности и полноты полей.</w:t>
       </w:r>
     </w:p>
     <w:p>
@@ -7221,7 +7955,15 @@
         <w:pStyle w:val="22"/>
       </w:pPr>
       <w:r>
-        <w:t>Подбор компараблов: выдача 5–10 сопоставимых объектов с указанием расстояния/времени до транспорта и ключевых атрибутов.</w:t>
+        <w:t xml:space="preserve">Подбор </w:t>
+      </w:r>
+      <w:proofErr w:type="spellStart"/>
+      <w:r>
+        <w:t>компараблов</w:t>
+      </w:r>
+      <w:proofErr w:type="spellEnd"/>
+      <w:r>
+        <w:t>: выдача 5–10 сопоставимых объектов с указанием расстояния/времени до транспорта и ключевых атрибутов.</w:t>
       </w:r>
     </w:p>
     <w:p>
@@ -7229,7 +7971,15 @@
         <w:pStyle w:val="22"/>
       </w:pPr>
       <w:r>
-        <w:t>Отчёт пользователю: формирование краткого отчёта (PDF/HTML) с ценой, интервалом, объяснениями и списком компараблов.</w:t>
+        <w:t xml:space="preserve">Отчёт пользователю: формирование краткого отчёта (PDF/HTML) с ценой, интервалом, объяснениями и списком </w:t>
+      </w:r>
+      <w:proofErr w:type="spellStart"/>
+      <w:r>
+        <w:t>компараблов</w:t>
+      </w:r>
+      <w:proofErr w:type="spellEnd"/>
+      <w:r>
+        <w:t>.</w:t>
       </w:r>
     </w:p>
     <w:p>
@@ -7370,7 +8120,15 @@
         <w:t>с</w:t>
       </w:r>
       <w:r>
-        <w:t>ервер: 4 vCPU, 8 ГБ ОЗУ, SSD 100 ГБ; сетевое подключение 100 Мбит/с и выше</w:t>
+        <w:t xml:space="preserve">ервер: 4 </w:t>
+      </w:r>
+      <w:proofErr w:type="spellStart"/>
+      <w:r>
+        <w:t>vCPU</w:t>
+      </w:r>
+      <w:proofErr w:type="spellEnd"/>
+      <w:r>
+        <w:t>, 8 ГБ ОЗУ, SSD 100 ГБ; сетевое подключение 100 Мбит/с и выше</w:t>
       </w:r>
       <w:r>
         <w:t>;</w:t>
@@ -7502,7 +8260,15 @@
         <w:ind w:left="1276" w:hanging="567"/>
       </w:pPr>
       <w:r>
-        <w:t>Подсистемы: сервис карт и геокодирования; средство генерации отчётов; система журналирования и мониторинга.</w:t>
+        <w:t xml:space="preserve">Подсистемы: сервис карт и </w:t>
+      </w:r>
+      <w:proofErr w:type="spellStart"/>
+      <w:r>
+        <w:t>геокодирования</w:t>
+      </w:r>
+      <w:proofErr w:type="spellEnd"/>
+      <w:r>
+        <w:t>; средство генерации отчётов; система журналирования и мониторинга.</w:t>
       </w:r>
     </w:p>
     <w:p>
@@ -7583,7 +8349,31 @@
         <w:pStyle w:val="20"/>
       </w:pPr>
       <w:r>
-        <w:t>спецификацию API (машиночитаемую Swagger/OpenAPI-спецификацию) – перечень REST-эндпоинтов, структур запросов и ответов, кодов ошибок и используемых форматов</w:t>
+        <w:t xml:space="preserve">спецификацию API (машиночитаемую </w:t>
+      </w:r>
+      <w:proofErr w:type="spellStart"/>
+      <w:r>
+        <w:t>Swagger</w:t>
+      </w:r>
+      <w:proofErr w:type="spellEnd"/>
+      <w:r>
+        <w:t>/</w:t>
+      </w:r>
+      <w:proofErr w:type="spellStart"/>
+      <w:r>
+        <w:t>OpenAPI</w:t>
+      </w:r>
+      <w:proofErr w:type="spellEnd"/>
+      <w:r>
+        <w:t>-спецификацию) – перечень REST-</w:t>
+      </w:r>
+      <w:proofErr w:type="spellStart"/>
+      <w:r>
+        <w:t>эндпоинтов</w:t>
+      </w:r>
+      <w:proofErr w:type="spellEnd"/>
+      <w:r>
+        <w:t>, структур запросов и ответов, кодов ошибок и используемых форматов</w:t>
       </w:r>
       <w:r>
         <w:t>.</w:t>
@@ -7739,7 +8529,23 @@
         <w:t>Этап</w:t>
       </w:r>
       <w:r>
-        <w:t xml:space="preserve"> работы с данными предусматривает сбор, очистку и геокодирование информации, построение геопризнаков и проведение контроля качества полученных данных.</w:t>
+        <w:t xml:space="preserve"> работы с данными предусматривает сбор, очистку и </w:t>
+      </w:r>
+      <w:proofErr w:type="spellStart"/>
+      <w:r>
+        <w:t>геокодирование</w:t>
+      </w:r>
+      <w:proofErr w:type="spellEnd"/>
+      <w:r>
+        <w:t xml:space="preserve"> информации, построение </w:t>
+      </w:r>
+      <w:proofErr w:type="spellStart"/>
+      <w:r>
+        <w:t>геопризнаков</w:t>
+      </w:r>
+      <w:proofErr w:type="spellEnd"/>
+      <w:r>
+        <w:t xml:space="preserve"> и проведение контроля качества полученных данных.</w:t>
       </w:r>
     </w:p>
     <w:p>
@@ -7811,7 +8617,15 @@
         <w:t>–</w:t>
       </w:r>
       <w:r>
-        <w:t xml:space="preserve"> недостаток прозрачности, отсутствие доверительных интервалов и системного подбора сопоставимых объектов; их компенсация положена в основу требований к разрабатываемой системе (интервальная оценка, интерпретируемость, компараблы). На этой базе сформулированы цель и задачи, а также подготовлено компактное техническое задание, определяющее функционал, нефункциональные характеристики и контуры дальнейшего проектирования и реализации.</w:t>
+        <w:t xml:space="preserve"> недостаток прозрачности, отсутствие доверительных интервалов и системного подбора сопоставимых объектов; их компенсация положена в основу требований к разрабатываемой системе (интервальная оценка, интерпретируемость, </w:t>
+      </w:r>
+      <w:proofErr w:type="spellStart"/>
+      <w:r>
+        <w:t>компараблы</w:t>
+      </w:r>
+      <w:proofErr w:type="spellEnd"/>
+      <w:r>
+        <w:t>). На этой базе сформулированы цель и задачи, а также подготовлено компактное техническое задание, определяющее функционал, нефункциональные характеристики и контуры дальнейшего проектирования и реализации.</w:t>
       </w:r>
       <w:commentRangeStart w:id="53"/>
       <w:commentRangeEnd w:id="53"/>
@@ -7860,7 +8674,15 @@
     </w:p>
     <w:p>
       <w:r>
-        <w:t xml:space="preserve">В данном разделе подробно описываются используемые методы прогнозирования стоимости аренды и принципы их работы: модели машинного обучения для табличных данных с учётом геопространственных признаков, подходы к получению интервальных предсказаний и интерпретации влияния признаков. Обосновывается выбор инструментов реализации, а также приводится архитектура программного решения и схема взаимодействия его основных компонентов. Здесь же вводятся метрики качества (в том числе MAE, </w:t>
+        <w:t xml:space="preserve">В данном разделе подробно описываются используемые методы прогнозирования стоимости аренды и принципы их работы: модели машинного обучения для табличных данных с учётом </w:t>
+      </w:r>
+      <w:proofErr w:type="spellStart"/>
+      <w:r>
+        <w:t>геопространственных</w:t>
+      </w:r>
+      <w:proofErr w:type="spellEnd"/>
+      <w:r>
+        <w:t xml:space="preserve"> признаков, подходы к получению интервальных предсказаний и интерпретации влияния признаков. Обосновывается выбор инструментов реализации, а также приводится архитектура программного решения и схема взаимодействия его основных компонентов. Здесь же вводятся метрики качества (в том числе MAE, </w:t>
       </w:r>
       <w:r>
         <w:rPr>
@@ -7951,7 +8773,15 @@
     </w:p>
     <w:p>
       <w:r>
-        <w:t>Инструменты обработки данных и геоаналитики:</w:t>
+        <w:t xml:space="preserve">Инструменты обработки данных и </w:t>
+      </w:r>
+      <w:proofErr w:type="spellStart"/>
+      <w:r>
+        <w:t>геоаналитики</w:t>
+      </w:r>
+      <w:proofErr w:type="spellEnd"/>
+      <w:r>
+        <w:t>:</w:t>
       </w:r>
     </w:p>
     <w:p>
@@ -7959,8 +8789,21 @@
         <w:pStyle w:val="20"/>
       </w:pPr>
       <w:commentRangeStart w:id="59"/>
-      <w:r>
-        <w:t xml:space="preserve">pandas / NumPy </w:t>
+      <w:proofErr w:type="spellStart"/>
+      <w:r>
+        <w:t>pandas</w:t>
+      </w:r>
+      <w:proofErr w:type="spellEnd"/>
+      <w:r>
+        <w:t xml:space="preserve"> / </w:t>
+      </w:r>
+      <w:proofErr w:type="spellStart"/>
+      <w:r>
+        <w:t>NumPy</w:t>
+      </w:r>
+      <w:proofErr w:type="spellEnd"/>
+      <w:r>
+        <w:t xml:space="preserve"> </w:t>
       </w:r>
       <w:r>
         <w:t>–</w:t>
@@ -7979,9 +8822,11 @@
         </w:rPr>
         <w:t>s</w:t>
       </w:r>
+      <w:proofErr w:type="spellStart"/>
       <w:r>
         <w:t>hapely</w:t>
       </w:r>
+      <w:proofErr w:type="spellEnd"/>
       <w:r>
         <w:t xml:space="preserve"> –</w:t>
       </w:r>
@@ -8035,29 +8880,45 @@
         <w:pStyle w:val="20"/>
       </w:pPr>
       <w:commentRangeStart w:id="60"/>
-      <w:r>
-        <w:t xml:space="preserve">scikit-learn </w:t>
+      <w:proofErr w:type="spellStart"/>
+      <w:r>
+        <w:t>scikit-learn</w:t>
+      </w:r>
+      <w:proofErr w:type="spellEnd"/>
+      <w:r>
+        <w:t xml:space="preserve"> </w:t>
       </w:r>
       <w:r>
         <w:t xml:space="preserve">– </w:t>
       </w:r>
       <w:r>
-        <w:t>базовые модели/валидация/пайплайны;</w:t>
+        <w:t>базовые модели/валидация/</w:t>
+      </w:r>
+      <w:proofErr w:type="spellStart"/>
+      <w:r>
+        <w:t>пайплайны</w:t>
+      </w:r>
+      <w:proofErr w:type="spellEnd"/>
+      <w:r>
+        <w:t>;</w:t>
       </w:r>
     </w:p>
     <w:p>
       <w:pPr>
         <w:pStyle w:val="20"/>
       </w:pPr>
+      <w:proofErr w:type="spellStart"/>
       <w:r>
         <w:t>LightGBM</w:t>
       </w:r>
+      <w:proofErr w:type="spellEnd"/>
       <w:r>
         <w:rPr>
           <w:rStyle w:val="affd"/>
         </w:rPr>
         <w:t>/</w:t>
       </w:r>
+      <w:proofErr w:type="spellStart"/>
       <w:r>
         <w:rPr>
           <w:rStyle w:val="affd"/>
@@ -8066,12 +8927,14 @@
         </w:rPr>
         <w:t>CatBoost</w:t>
       </w:r>
+      <w:proofErr w:type="spellEnd"/>
       <w:r>
         <w:rPr>
           <w:rStyle w:val="affd"/>
         </w:rPr>
         <w:t>/</w:t>
       </w:r>
+      <w:proofErr w:type="spellStart"/>
       <w:r>
         <w:rPr>
           <w:rStyle w:val="affd"/>
@@ -8080,6 +8943,7 @@
         </w:rPr>
         <w:t>XGBoost</w:t>
       </w:r>
+      <w:proofErr w:type="spellEnd"/>
       <w:r>
         <w:t xml:space="preserve"> </w:t>
       </w:r>
@@ -8090,7 +8954,15 @@
         <w:t xml:space="preserve">– </w:t>
       </w:r>
       <w:r>
-        <w:t xml:space="preserve">градиентный бустинг </w:t>
+        <w:t xml:space="preserve">градиентный </w:t>
+      </w:r>
+      <w:proofErr w:type="spellStart"/>
+      <w:r>
+        <w:t>бустинг</w:t>
+      </w:r>
+      <w:proofErr w:type="spellEnd"/>
+      <w:r>
+        <w:t xml:space="preserve"> </w:t>
       </w:r>
       <w:r>
         <w:t>н</w:t>
@@ -8171,7 +9043,15 @@
         <w:t>]</w:t>
       </w:r>
       <w:r>
-        <w:t>; поддержка квантильной регрессии;</w:t>
+        <w:t xml:space="preserve">; поддержка </w:t>
+      </w:r>
+      <w:proofErr w:type="spellStart"/>
+      <w:r>
+        <w:t>квантильной</w:t>
+      </w:r>
+      <w:proofErr w:type="spellEnd"/>
+      <w:r>
+        <w:t xml:space="preserve"> регрессии;</w:t>
       </w:r>
     </w:p>
     <w:p>
@@ -8228,6 +9108,7 @@
         </w:numPr>
         <w:ind w:left="1276" w:hanging="567"/>
       </w:pPr>
+      <w:proofErr w:type="spellStart"/>
       <w:r>
         <w:rPr>
           <w:rStyle w:val="affd"/>
@@ -8235,6 +9116,7 @@
         </w:rPr>
         <w:t>MLflow</w:t>
       </w:r>
+      <w:proofErr w:type="spellEnd"/>
       <w:r>
         <w:t xml:space="preserve"> </w:t>
       </w:r>
@@ -8254,13 +9136,47 @@
         </w:numPr>
         <w:ind w:left="1276" w:hanging="567"/>
